--- a/docs/08-test-plan/ZP-DOC-08_Test-Plan.docx
+++ b/docs/08-test-plan/ZP-DOC-08_Test-Plan.docx
@@ -90,7 +90,7 @@
           <w:left w:w="10" w:type="dxa"/>
           <w:right w:w="10" w:type="dxa"/>
         </w:tblCellMar>
-        <w:tblLook w:val="0000" w:firstRow="0" w:lastRow="0" w:firstColumn="0" w:lastColumn="0" w:noHBand="0" w:noVBand="0"/>
+        <w:tblLook w:val="04A0" w:firstRow="1" w:lastRow="0" w:firstColumn="1" w:lastColumn="0" w:noHBand="0" w:noVBand="1"/>
       </w:tblPr>
       <w:tblGrid>
         <w:gridCol w:w="2600"/>
@@ -494,7 +494,7 @@
           <w:left w:w="10" w:type="dxa"/>
           <w:right w:w="10" w:type="dxa"/>
         </w:tblCellMar>
-        <w:tblLook w:val="0000" w:firstRow="0" w:lastRow="0" w:firstColumn="0" w:lastColumn="0" w:noHBand="0" w:noVBand="0"/>
+        <w:tblLook w:val="04A0" w:firstRow="1" w:lastRow="0" w:firstColumn="1" w:lastColumn="0" w:noHBand="0" w:noVBand="1"/>
       </w:tblPr>
       <w:tblGrid>
         <w:gridCol w:w="2600"/>
@@ -1189,7 +1189,7 @@
           <w:left w:w="10" w:type="dxa"/>
           <w:right w:w="10" w:type="dxa"/>
         </w:tblCellMar>
-        <w:tblLook w:val="0000" w:firstRow="0" w:lastRow="0" w:firstColumn="0" w:lastColumn="0" w:noHBand="0" w:noVBand="0"/>
+        <w:tblLook w:val="04A0" w:firstRow="1" w:lastRow="0" w:firstColumn="1" w:lastColumn="0" w:noHBand="0" w:noVBand="1"/>
       </w:tblPr>
       <w:tblGrid>
         <w:gridCol w:w="964"/>
@@ -1486,7 +1486,7 @@
           <w:left w:w="10" w:type="dxa"/>
           <w:right w:w="10" w:type="dxa"/>
         </w:tblCellMar>
-        <w:tblLook w:val="0000" w:firstRow="0" w:lastRow="0" w:firstColumn="0" w:lastColumn="0" w:noHBand="0" w:noVBand="0"/>
+        <w:tblLook w:val="04A0" w:firstRow="1" w:lastRow="0" w:firstColumn="1" w:lastColumn="0" w:noHBand="0" w:noVBand="1"/>
       </w:tblPr>
       <w:tblGrid>
         <w:gridCol w:w="2120"/>
@@ -1843,7 +1843,7 @@
     <w:sdt>
       <w:sdtPr>
         <w:alias w:val="Contents"/>
-        <w:id w:val="-2136635713"/>
+        <w:id w:val="2126584650"/>
       </w:sdtPr>
       <w:sdtEndPr/>
       <w:sdtContent>
@@ -1872,7 +1872,7 @@
           <w:r>
             <w:fldChar w:fldCharType="separate"/>
           </w:r>
-          <w:hyperlink w:anchor="_Toc242656299" w:history="1">
+          <w:hyperlink w:anchor="_Toc242659187" w:history="1">
             <w:r>
               <w:rPr>
                 <w:rStyle w:val="Hyperlink"/>
@@ -1896,7 +1896,7 @@
               <w:rPr>
                 <w:noProof/>
               </w:rPr>
-              <w:instrText xml:space="preserve"> PAGEREF _Toc242656299 \h </w:instrText>
+              <w:instrText xml:space="preserve"> PAGEREF _Toc242659187 \h </w:instrText>
             </w:r>
             <w:r>
               <w:rPr>
@@ -1939,7 +1939,7 @@
               <w14:ligatures w14:val="standardContextual"/>
             </w:rPr>
           </w:pPr>
-          <w:hyperlink w:anchor="_Toc242656300" w:history="1">
+          <w:hyperlink w:anchor="_Toc242659188" w:history="1">
             <w:r>
               <w:rPr>
                 <w:rStyle w:val="Hyperlink"/>
@@ -1963,7 +1963,7 @@
               <w:rPr>
                 <w:noProof/>
               </w:rPr>
-              <w:instrText xml:space="preserve"> PAGEREF _Toc242656300 \h </w:instrText>
+              <w:instrText xml:space="preserve"> PAGEREF _Toc242659188 \h </w:instrText>
             </w:r>
             <w:r>
               <w:rPr>
@@ -2006,7 +2006,7 @@
               <w14:ligatures w14:val="standardContextual"/>
             </w:rPr>
           </w:pPr>
-          <w:hyperlink w:anchor="_Toc242656301" w:history="1">
+          <w:hyperlink w:anchor="_Toc242659189" w:history="1">
             <w:r>
               <w:rPr>
                 <w:rStyle w:val="Hyperlink"/>
@@ -2030,7 +2030,7 @@
               <w:rPr>
                 <w:noProof/>
               </w:rPr>
-              <w:instrText xml:space="preserve"> PAGEREF _Toc242656301 \h </w:instrText>
+              <w:instrText xml:space="preserve"> PAGEREF _Toc242659189 \h </w:instrText>
             </w:r>
             <w:r>
               <w:rPr>
@@ -2073,7 +2073,7 @@
               <w14:ligatures w14:val="standardContextual"/>
             </w:rPr>
           </w:pPr>
-          <w:hyperlink w:anchor="_Toc242656302" w:history="1">
+          <w:hyperlink w:anchor="_Toc242659190" w:history="1">
             <w:r>
               <w:rPr>
                 <w:rStyle w:val="Hyperlink"/>
@@ -2097,7 +2097,7 @@
               <w:rPr>
                 <w:noProof/>
               </w:rPr>
-              <w:instrText xml:space="preserve"> PAGEREF _Toc242656302 \h </w:instrText>
+              <w:instrText xml:space="preserve"> PAGEREF _Toc242659190 \h </w:instrText>
             </w:r>
             <w:r>
               <w:rPr>
@@ -2140,7 +2140,7 @@
               <w14:ligatures w14:val="standardContextual"/>
             </w:rPr>
           </w:pPr>
-          <w:hyperlink w:anchor="_Toc242656303" w:history="1">
+          <w:hyperlink w:anchor="_Toc242659191" w:history="1">
             <w:r>
               <w:rPr>
                 <w:rStyle w:val="Hyperlink"/>
@@ -2164,7 +2164,7 @@
               <w:rPr>
                 <w:noProof/>
               </w:rPr>
-              <w:instrText xml:space="preserve"> PAGEREF _Toc242656303 \h </w:instrText>
+              <w:instrText xml:space="preserve"> PAGEREF _Toc242659191 \h </w:instrText>
             </w:r>
             <w:r>
               <w:rPr>
@@ -2207,7 +2207,7 @@
               <w14:ligatures w14:val="standardContextual"/>
             </w:rPr>
           </w:pPr>
-          <w:hyperlink w:anchor="_Toc242656304" w:history="1">
+          <w:hyperlink w:anchor="_Toc242659192" w:history="1">
             <w:r>
               <w:rPr>
                 <w:rStyle w:val="Hyperlink"/>
@@ -2231,7 +2231,7 @@
               <w:rPr>
                 <w:noProof/>
               </w:rPr>
-              <w:instrText xml:space="preserve"> PAGEREF _Toc242656304 \h </w:instrText>
+              <w:instrText xml:space="preserve"> PAGEREF _Toc242659192 \h </w:instrText>
             </w:r>
             <w:r>
               <w:rPr>
@@ -2274,7 +2274,7 @@
               <w14:ligatures w14:val="standardContextual"/>
             </w:rPr>
           </w:pPr>
-          <w:hyperlink w:anchor="_Toc242656305" w:history="1">
+          <w:hyperlink w:anchor="_Toc242659193" w:history="1">
             <w:r>
               <w:rPr>
                 <w:rStyle w:val="Hyperlink"/>
@@ -2298,7 +2298,7 @@
               <w:rPr>
                 <w:noProof/>
               </w:rPr>
-              <w:instrText xml:space="preserve"> PAGEREF _Toc242656305 \h </w:instrText>
+              <w:instrText xml:space="preserve"> PAGEREF _Toc242659193 \h </w:instrText>
             </w:r>
             <w:r>
               <w:rPr>
@@ -2341,7 +2341,7 @@
               <w14:ligatures w14:val="standardContextual"/>
             </w:rPr>
           </w:pPr>
-          <w:hyperlink w:anchor="_Toc242656306" w:history="1">
+          <w:hyperlink w:anchor="_Toc242659194" w:history="1">
             <w:r>
               <w:rPr>
                 <w:rStyle w:val="Hyperlink"/>
@@ -2365,7 +2365,7 @@
               <w:rPr>
                 <w:noProof/>
               </w:rPr>
-              <w:instrText xml:space="preserve"> PAGEREF _Toc242656306 \h </w:instrText>
+              <w:instrText xml:space="preserve"> PAGEREF _Toc242659194 \h </w:instrText>
             </w:r>
             <w:r>
               <w:rPr>
@@ -2408,7 +2408,7 @@
               <w14:ligatures w14:val="standardContextual"/>
             </w:rPr>
           </w:pPr>
-          <w:hyperlink w:anchor="_Toc242656307" w:history="1">
+          <w:hyperlink w:anchor="_Toc242659195" w:history="1">
             <w:r>
               <w:rPr>
                 <w:rStyle w:val="Hyperlink"/>
@@ -2432,7 +2432,7 @@
               <w:rPr>
                 <w:noProof/>
               </w:rPr>
-              <w:instrText xml:space="preserve"> PAGEREF _Toc242656307 \h </w:instrText>
+              <w:instrText xml:space="preserve"> PAGEREF _Toc242659195 \h </w:instrText>
             </w:r>
             <w:r>
               <w:rPr>
@@ -2475,7 +2475,7 @@
               <w14:ligatures w14:val="standardContextual"/>
             </w:rPr>
           </w:pPr>
-          <w:hyperlink w:anchor="_Toc242656308" w:history="1">
+          <w:hyperlink w:anchor="_Toc242659196" w:history="1">
             <w:r>
               <w:rPr>
                 <w:rStyle w:val="Hyperlink"/>
@@ -2499,7 +2499,7 @@
               <w:rPr>
                 <w:noProof/>
               </w:rPr>
-              <w:instrText xml:space="preserve"> PAGEREF _Toc242656308 \h </w:instrText>
+              <w:instrText xml:space="preserve"> PAGEREF _Toc242659196 \h </w:instrText>
             </w:r>
             <w:r>
               <w:rPr>
@@ -2542,7 +2542,7 @@
               <w14:ligatures w14:val="standardContextual"/>
             </w:rPr>
           </w:pPr>
-          <w:hyperlink w:anchor="_Toc242656309" w:history="1">
+          <w:hyperlink w:anchor="_Toc242659197" w:history="1">
             <w:r>
               <w:rPr>
                 <w:rStyle w:val="Hyperlink"/>
@@ -2566,7 +2566,7 @@
               <w:rPr>
                 <w:noProof/>
               </w:rPr>
-              <w:instrText xml:space="preserve"> PAGEREF _Toc242656309 \h </w:instrText>
+              <w:instrText xml:space="preserve"> PAGEREF _Toc242659197 \h </w:instrText>
             </w:r>
             <w:r>
               <w:rPr>
@@ -2609,7 +2609,7 @@
               <w14:ligatures w14:val="standardContextual"/>
             </w:rPr>
           </w:pPr>
-          <w:hyperlink w:anchor="_Toc242656310" w:history="1">
+          <w:hyperlink w:anchor="_Toc242659198" w:history="1">
             <w:r>
               <w:rPr>
                 <w:rStyle w:val="Hyperlink"/>
@@ -2633,7 +2633,7 @@
               <w:rPr>
                 <w:noProof/>
               </w:rPr>
-              <w:instrText xml:space="preserve"> PAGEREF _Toc242656310 \h </w:instrText>
+              <w:instrText xml:space="preserve"> PAGEREF _Toc242659198 \h </w:instrText>
             </w:r>
             <w:r>
               <w:rPr>
@@ -2676,7 +2676,7 @@
               <w14:ligatures w14:val="standardContextual"/>
             </w:rPr>
           </w:pPr>
-          <w:hyperlink w:anchor="_Toc242656311" w:history="1">
+          <w:hyperlink w:anchor="_Toc242659199" w:history="1">
             <w:r>
               <w:rPr>
                 <w:rStyle w:val="Hyperlink"/>
@@ -2700,7 +2700,7 @@
               <w:rPr>
                 <w:noProof/>
               </w:rPr>
-              <w:instrText xml:space="preserve"> PAGEREF _Toc242656311 \h </w:instrText>
+              <w:instrText xml:space="preserve"> PAGEREF _Toc242659199 \h </w:instrText>
             </w:r>
             <w:r>
               <w:rPr>
@@ -2743,7 +2743,7 @@
               <w14:ligatures w14:val="standardContextual"/>
             </w:rPr>
           </w:pPr>
-          <w:hyperlink w:anchor="_Toc242656312" w:history="1">
+          <w:hyperlink w:anchor="_Toc242659200" w:history="1">
             <w:r>
               <w:rPr>
                 <w:rStyle w:val="Hyperlink"/>
@@ -2767,7 +2767,7 @@
               <w:rPr>
                 <w:noProof/>
               </w:rPr>
-              <w:instrText xml:space="preserve"> PAGEREF _Toc242656312 \h </w:instrText>
+              <w:instrText xml:space="preserve"> PAGEREF _Toc242659200 \h </w:instrText>
             </w:r>
             <w:r>
               <w:rPr>
@@ -2810,7 +2810,7 @@
               <w14:ligatures w14:val="standardContextual"/>
             </w:rPr>
           </w:pPr>
-          <w:hyperlink w:anchor="_Toc242656313" w:history="1">
+          <w:hyperlink w:anchor="_Toc242659201" w:history="1">
             <w:r>
               <w:rPr>
                 <w:rStyle w:val="Hyperlink"/>
@@ -2834,7 +2834,7 @@
               <w:rPr>
                 <w:noProof/>
               </w:rPr>
-              <w:instrText xml:space="preserve"> PAGEREF _Toc242656313 \h </w:instrText>
+              <w:instrText xml:space="preserve"> PAGEREF _Toc242659201 \h </w:instrText>
             </w:r>
             <w:r>
               <w:rPr>
@@ -2877,7 +2877,7 @@
               <w14:ligatures w14:val="standardContextual"/>
             </w:rPr>
           </w:pPr>
-          <w:hyperlink w:anchor="_Toc242656314" w:history="1">
+          <w:hyperlink w:anchor="_Toc242659202" w:history="1">
             <w:r>
               <w:rPr>
                 <w:rStyle w:val="Hyperlink"/>
@@ -2901,7 +2901,7 @@
               <w:rPr>
                 <w:noProof/>
               </w:rPr>
-              <w:instrText xml:space="preserve"> PAGEREF _Toc242656314 \h </w:instrText>
+              <w:instrText xml:space="preserve"> PAGEREF _Toc242659202 \h </w:instrText>
             </w:r>
             <w:r>
               <w:rPr>
@@ -2944,7 +2944,7 @@
               <w14:ligatures w14:val="standardContextual"/>
             </w:rPr>
           </w:pPr>
-          <w:hyperlink w:anchor="_Toc242656315" w:history="1">
+          <w:hyperlink w:anchor="_Toc242659203" w:history="1">
             <w:r>
               <w:rPr>
                 <w:rStyle w:val="Hyperlink"/>
@@ -2968,7 +2968,7 @@
               <w:rPr>
                 <w:noProof/>
               </w:rPr>
-              <w:instrText xml:space="preserve"> PAGEREF _Toc242656315 \h </w:instrText>
+              <w:instrText xml:space="preserve"> PAGEREF _Toc242659203 \h </w:instrText>
             </w:r>
             <w:r>
               <w:rPr>
@@ -3011,7 +3011,7 @@
               <w14:ligatures w14:val="standardContextual"/>
             </w:rPr>
           </w:pPr>
-          <w:hyperlink w:anchor="_Toc242656316" w:history="1">
+          <w:hyperlink w:anchor="_Toc242659204" w:history="1">
             <w:r>
               <w:rPr>
                 <w:rStyle w:val="Hyperlink"/>
@@ -3035,7 +3035,7 @@
               <w:rPr>
                 <w:noProof/>
               </w:rPr>
-              <w:instrText xml:space="preserve"> PAGEREF _Toc242656316 \h </w:instrText>
+              <w:instrText xml:space="preserve"> PAGEREF _Toc242659204 \h </w:instrText>
             </w:r>
             <w:r>
               <w:rPr>
@@ -3078,7 +3078,7 @@
               <w14:ligatures w14:val="standardContextual"/>
             </w:rPr>
           </w:pPr>
-          <w:hyperlink w:anchor="_Toc242656317" w:history="1">
+          <w:hyperlink w:anchor="_Toc242659205" w:history="1">
             <w:r>
               <w:rPr>
                 <w:rStyle w:val="Hyperlink"/>
@@ -3102,7 +3102,7 @@
               <w:rPr>
                 <w:noProof/>
               </w:rPr>
-              <w:instrText xml:space="preserve"> PAGEREF _Toc242656317 \h </w:instrText>
+              <w:instrText xml:space="preserve"> PAGEREF _Toc242659205 \h </w:instrText>
             </w:r>
             <w:r>
               <w:rPr>
@@ -3145,7 +3145,7 @@
               <w14:ligatures w14:val="standardContextual"/>
             </w:rPr>
           </w:pPr>
-          <w:hyperlink w:anchor="_Toc242656318" w:history="1">
+          <w:hyperlink w:anchor="_Toc242659206" w:history="1">
             <w:r>
               <w:rPr>
                 <w:rStyle w:val="Hyperlink"/>
@@ -3169,7 +3169,7 @@
               <w:rPr>
                 <w:noProof/>
               </w:rPr>
-              <w:instrText xml:space="preserve"> PAGEREF _Toc242656318 \h </w:instrText>
+              <w:instrText xml:space="preserve"> PAGEREF _Toc242659206 \h </w:instrText>
             </w:r>
             <w:r>
               <w:rPr>
@@ -3212,7 +3212,7 @@
               <w14:ligatures w14:val="standardContextual"/>
             </w:rPr>
           </w:pPr>
-          <w:hyperlink w:anchor="_Toc242656319" w:history="1">
+          <w:hyperlink w:anchor="_Toc242659207" w:history="1">
             <w:r>
               <w:rPr>
                 <w:rStyle w:val="Hyperlink"/>
@@ -3236,7 +3236,7 @@
               <w:rPr>
                 <w:noProof/>
               </w:rPr>
-              <w:instrText xml:space="preserve"> PAGEREF _Toc242656319 \h </w:instrText>
+              <w:instrText xml:space="preserve"> PAGEREF _Toc242659207 \h </w:instrText>
             </w:r>
             <w:r>
               <w:rPr>
@@ -3279,7 +3279,7 @@
               <w14:ligatures w14:val="standardContextual"/>
             </w:rPr>
           </w:pPr>
-          <w:hyperlink w:anchor="_Toc242656320" w:history="1">
+          <w:hyperlink w:anchor="_Toc242659208" w:history="1">
             <w:r>
               <w:rPr>
                 <w:rStyle w:val="Hyperlink"/>
@@ -3303,7 +3303,7 @@
               <w:rPr>
                 <w:noProof/>
               </w:rPr>
-              <w:instrText xml:space="preserve"> PAGEREF _Toc242656320 \h </w:instrText>
+              <w:instrText xml:space="preserve"> PAGEREF _Toc242659208 \h </w:instrText>
             </w:r>
             <w:r>
               <w:rPr>
@@ -3346,7 +3346,7 @@
               <w14:ligatures w14:val="standardContextual"/>
             </w:rPr>
           </w:pPr>
-          <w:hyperlink w:anchor="_Toc242656321" w:history="1">
+          <w:hyperlink w:anchor="_Toc242659209" w:history="1">
             <w:r>
               <w:rPr>
                 <w:rStyle w:val="Hyperlink"/>
@@ -3370,7 +3370,7 @@
               <w:rPr>
                 <w:noProof/>
               </w:rPr>
-              <w:instrText xml:space="preserve"> PAGEREF _Toc242656321 \h </w:instrText>
+              <w:instrText xml:space="preserve"> PAGEREF _Toc242659209 \h </w:instrText>
             </w:r>
             <w:r>
               <w:rPr>
@@ -3416,7 +3416,7 @@
     <w:sdt>
       <w:sdtPr>
         <w:alias w:val="Tables"/>
-        <w:id w:val="-1428499946"/>
+        <w:id w:val="1000313425"/>
       </w:sdtPr>
       <w:sdtEndPr/>
       <w:sdtContent>
@@ -3445,7 +3445,7 @@
           <w:r>
             <w:fldChar w:fldCharType="separate"/>
           </w:r>
-          <w:hyperlink w:anchor="_Toc242656322" w:history="1">
+          <w:hyperlink w:anchor="_Toc242659210" w:history="1">
             <w:r>
               <w:rPr>
                 <w:rStyle w:val="Hyperlink"/>
@@ -3469,7 +3469,7 @@
               <w:rPr>
                 <w:noProof/>
               </w:rPr>
-              <w:instrText xml:space="preserve"> PAGEREF _Toc242656322 \h </w:instrText>
+              <w:instrText xml:space="preserve"> PAGEREF _Toc242659210 \h </w:instrText>
             </w:r>
             <w:r>
               <w:rPr>
@@ -3512,7 +3512,7 @@
               <w14:ligatures w14:val="standardContextual"/>
             </w:rPr>
           </w:pPr>
-          <w:hyperlink w:anchor="_Toc242656323" w:history="1">
+          <w:hyperlink w:anchor="_Toc242659211" w:history="1">
             <w:r>
               <w:rPr>
                 <w:rStyle w:val="Hyperlink"/>
@@ -3536,7 +3536,7 @@
               <w:rPr>
                 <w:noProof/>
               </w:rPr>
-              <w:instrText xml:space="preserve"> PAGEREF _Toc242656323 \h </w:instrText>
+              <w:instrText xml:space="preserve"> PAGEREF _Toc242659211 \h </w:instrText>
             </w:r>
             <w:r>
               <w:rPr>
@@ -3579,7 +3579,7 @@
               <w14:ligatures w14:val="standardContextual"/>
             </w:rPr>
           </w:pPr>
-          <w:hyperlink w:anchor="_Toc242656324" w:history="1">
+          <w:hyperlink w:anchor="_Toc242659212" w:history="1">
             <w:r>
               <w:rPr>
                 <w:rStyle w:val="Hyperlink"/>
@@ -3603,7 +3603,7 @@
               <w:rPr>
                 <w:noProof/>
               </w:rPr>
-              <w:instrText xml:space="preserve"> PAGEREF _Toc242656324 \h </w:instrText>
+              <w:instrText xml:space="preserve"> PAGEREF _Toc242659212 \h </w:instrText>
             </w:r>
             <w:r>
               <w:rPr>
@@ -3646,7 +3646,7 @@
               <w14:ligatures w14:val="standardContextual"/>
             </w:rPr>
           </w:pPr>
-          <w:hyperlink w:anchor="_Toc242656325" w:history="1">
+          <w:hyperlink w:anchor="_Toc242659213" w:history="1">
             <w:r>
               <w:rPr>
                 <w:rStyle w:val="Hyperlink"/>
@@ -3670,7 +3670,7 @@
               <w:rPr>
                 <w:noProof/>
               </w:rPr>
-              <w:instrText xml:space="preserve"> PAGEREF _Toc242656325 \h </w:instrText>
+              <w:instrText xml:space="preserve"> PAGEREF _Toc242659213 \h </w:instrText>
             </w:r>
             <w:r>
               <w:rPr>
@@ -3713,7 +3713,7 @@
               <w14:ligatures w14:val="standardContextual"/>
             </w:rPr>
           </w:pPr>
-          <w:hyperlink w:anchor="_Toc242656326" w:history="1">
+          <w:hyperlink w:anchor="_Toc242659214" w:history="1">
             <w:r>
               <w:rPr>
                 <w:rStyle w:val="Hyperlink"/>
@@ -3737,7 +3737,7 @@
               <w:rPr>
                 <w:noProof/>
               </w:rPr>
-              <w:instrText xml:space="preserve"> PAGEREF _Toc242656326 \h </w:instrText>
+              <w:instrText xml:space="preserve"> PAGEREF _Toc242659214 \h </w:instrText>
             </w:r>
             <w:r>
               <w:rPr>
@@ -3780,7 +3780,7 @@
               <w14:ligatures w14:val="standardContextual"/>
             </w:rPr>
           </w:pPr>
-          <w:hyperlink w:anchor="_Toc242656327" w:history="1">
+          <w:hyperlink w:anchor="_Toc242659215" w:history="1">
             <w:r>
               <w:rPr>
                 <w:rStyle w:val="Hyperlink"/>
@@ -3804,7 +3804,7 @@
               <w:rPr>
                 <w:noProof/>
               </w:rPr>
-              <w:instrText xml:space="preserve"> PAGEREF _Toc242656327 \h </w:instrText>
+              <w:instrText xml:space="preserve"> PAGEREF _Toc242659215 \h </w:instrText>
             </w:r>
             <w:r>
               <w:rPr>
@@ -3847,7 +3847,7 @@
               <w14:ligatures w14:val="standardContextual"/>
             </w:rPr>
           </w:pPr>
-          <w:hyperlink w:anchor="_Toc242656328" w:history="1">
+          <w:hyperlink w:anchor="_Toc242659216" w:history="1">
             <w:r>
               <w:rPr>
                 <w:rStyle w:val="Hyperlink"/>
@@ -3871,7 +3871,7 @@
               <w:rPr>
                 <w:noProof/>
               </w:rPr>
-              <w:instrText xml:space="preserve"> PAGEREF _Toc242656328 \h </w:instrText>
+              <w:instrText xml:space="preserve"> PAGEREF _Toc242659216 \h </w:instrText>
             </w:r>
             <w:r>
               <w:rPr>
@@ -3914,7 +3914,7 @@
               <w14:ligatures w14:val="standardContextual"/>
             </w:rPr>
           </w:pPr>
-          <w:hyperlink w:anchor="_Toc242656329" w:history="1">
+          <w:hyperlink w:anchor="_Toc242659217" w:history="1">
             <w:r>
               <w:rPr>
                 <w:rStyle w:val="Hyperlink"/>
@@ -3938,7 +3938,7 @@
               <w:rPr>
                 <w:noProof/>
               </w:rPr>
-              <w:instrText xml:space="preserve"> PAGEREF _Toc242656329 \h </w:instrText>
+              <w:instrText xml:space="preserve"> PAGEREF _Toc242659217 \h </w:instrText>
             </w:r>
             <w:r>
               <w:rPr>
@@ -3981,7 +3981,7 @@
               <w14:ligatures w14:val="standardContextual"/>
             </w:rPr>
           </w:pPr>
-          <w:hyperlink w:anchor="_Toc242656330" w:history="1">
+          <w:hyperlink w:anchor="_Toc242659218" w:history="1">
             <w:r>
               <w:rPr>
                 <w:rStyle w:val="Hyperlink"/>
@@ -4005,7 +4005,7 @@
               <w:rPr>
                 <w:noProof/>
               </w:rPr>
-              <w:instrText xml:space="preserve"> PAGEREF _Toc242656330 \h </w:instrText>
+              <w:instrText xml:space="preserve"> PAGEREF _Toc242659218 \h </w:instrText>
             </w:r>
             <w:r>
               <w:rPr>
@@ -4048,7 +4048,7 @@
               <w14:ligatures w14:val="standardContextual"/>
             </w:rPr>
           </w:pPr>
-          <w:hyperlink w:anchor="_Toc242656331" w:history="1">
+          <w:hyperlink w:anchor="_Toc242659219" w:history="1">
             <w:r>
               <w:rPr>
                 <w:rStyle w:val="Hyperlink"/>
@@ -4072,7 +4072,7 @@
               <w:rPr>
                 <w:noProof/>
               </w:rPr>
-              <w:instrText xml:space="preserve"> PAGEREF _Toc242656331 \h </w:instrText>
+              <w:instrText xml:space="preserve"> PAGEREF _Toc242659219 \h </w:instrText>
             </w:r>
             <w:r>
               <w:rPr>
@@ -4115,7 +4115,7 @@
               <w14:ligatures w14:val="standardContextual"/>
             </w:rPr>
           </w:pPr>
-          <w:hyperlink w:anchor="_Toc242656332" w:history="1">
+          <w:hyperlink w:anchor="_Toc242659220" w:history="1">
             <w:r>
               <w:rPr>
                 <w:rStyle w:val="Hyperlink"/>
@@ -4139,7 +4139,7 @@
               <w:rPr>
                 <w:noProof/>
               </w:rPr>
-              <w:instrText xml:space="preserve"> PAGEREF _Toc242656332 \h </w:instrText>
+              <w:instrText xml:space="preserve"> PAGEREF _Toc242659220 \h </w:instrText>
             </w:r>
             <w:r>
               <w:rPr>
@@ -4182,7 +4182,7 @@
               <w14:ligatures w14:val="standardContextual"/>
             </w:rPr>
           </w:pPr>
-          <w:hyperlink w:anchor="_Toc242656333" w:history="1">
+          <w:hyperlink w:anchor="_Toc242659221" w:history="1">
             <w:r>
               <w:rPr>
                 <w:rStyle w:val="Hyperlink"/>
@@ -4206,7 +4206,7 @@
               <w:rPr>
                 <w:noProof/>
               </w:rPr>
-              <w:instrText xml:space="preserve"> PAGEREF _Toc242656333 \h </w:instrText>
+              <w:instrText xml:space="preserve"> PAGEREF _Toc242659221 \h </w:instrText>
             </w:r>
             <w:r>
               <w:rPr>
@@ -4249,7 +4249,7 @@
               <w14:ligatures w14:val="standardContextual"/>
             </w:rPr>
           </w:pPr>
-          <w:hyperlink w:anchor="_Toc242656334" w:history="1">
+          <w:hyperlink w:anchor="_Toc242659222" w:history="1">
             <w:r>
               <w:rPr>
                 <w:rStyle w:val="Hyperlink"/>
@@ -4273,7 +4273,7 @@
               <w:rPr>
                 <w:noProof/>
               </w:rPr>
-              <w:instrText xml:space="preserve"> PAGEREF _Toc242656334 \h </w:instrText>
+              <w:instrText xml:space="preserve"> PAGEREF _Toc242659222 \h </w:instrText>
             </w:r>
             <w:r>
               <w:rPr>
@@ -4315,7 +4315,7 @@
         <w:keepLines/>
         <w:pageBreakBefore/>
       </w:pPr>
-      <w:bookmarkStart w:id="0" w:name="_Toc242656299"/>
+      <w:bookmarkStart w:id="0" w:name="_Toc242659187"/>
       <w:r>
         <w:lastRenderedPageBreak/>
         <w:t>1 Introduction</w:t>
@@ -4328,7 +4328,7 @@
         <w:keepNext/>
         <w:keepLines/>
       </w:pPr>
-      <w:bookmarkStart w:id="1" w:name="_Toc242656300"/>
+      <w:bookmarkStart w:id="1" w:name="_Toc242659188"/>
       <w:r>
         <w:t>1.1 Purpose</w:t>
       </w:r>
@@ -4351,7 +4351,7 @@
         <w:keepNext/>
         <w:keepLines/>
       </w:pPr>
-      <w:bookmarkStart w:id="2" w:name="_Toc242656301"/>
+      <w:bookmarkStart w:id="2" w:name="_Toc242659189"/>
       <w:r>
         <w:t>1.2 Scope</w:t>
       </w:r>
@@ -4374,7 +4374,7 @@
         <w:keepNext/>
         <w:keepLines/>
       </w:pPr>
-      <w:bookmarkStart w:id="3" w:name="_Toc242656302"/>
+      <w:bookmarkStart w:id="3" w:name="_Toc242659190"/>
       <w:r>
         <w:t>1.3 Intended audience</w:t>
       </w:r>
@@ -4394,7 +4394,7 @@
         <w:keepNext/>
         <w:keepLines/>
       </w:pPr>
-      <w:bookmarkStart w:id="4" w:name="_Toc242656303"/>
+      <w:bookmarkStart w:id="4" w:name="_Toc242659191"/>
       <w:r>
         <w:t>1.4 Relationship to other documents</w:t>
       </w:r>
@@ -4405,7 +4405,7 @@
         <w:pStyle w:val="Caption"/>
         <w:keepNext/>
       </w:pPr>
-      <w:bookmarkStart w:id="5" w:name="_Toc242656322"/>
+      <w:bookmarkStart w:id="5" w:name="_Toc242659210"/>
       <w:r>
         <w:t xml:space="preserve">Table </w:t>
       </w:r>
@@ -4447,7 +4447,7 @@
           <w:left w:w="10" w:type="dxa"/>
           <w:right w:w="10" w:type="dxa"/>
         </w:tblCellMar>
-        <w:tblLook w:val="0000" w:firstRow="0" w:lastRow="0" w:firstColumn="0" w:lastColumn="0" w:noHBand="0" w:noVBand="0"/>
+        <w:tblLook w:val="04A0" w:firstRow="1" w:lastRow="0" w:firstColumn="1" w:lastColumn="0" w:noHBand="0" w:noVBand="1"/>
       </w:tblPr>
       <w:tblGrid>
         <w:gridCol w:w="3327"/>
@@ -4923,7 +4923,7 @@
         <w:keepLines/>
         <w:pageBreakBefore/>
       </w:pPr>
-      <w:bookmarkStart w:id="6" w:name="_Toc242656304"/>
+      <w:bookmarkStart w:id="6" w:name="_Toc242659192"/>
       <w:r>
         <w:lastRenderedPageBreak/>
         <w:t>2 Test strategy</w:t>
@@ -4936,7 +4936,7 @@
         <w:keepNext/>
         <w:keepLines/>
       </w:pPr>
-      <w:bookmarkStart w:id="7" w:name="_Toc242656305"/>
+      <w:bookmarkStart w:id="7" w:name="_Toc242659193"/>
       <w:r>
         <w:t>2.1 Test levels</w:t>
       </w:r>
@@ -4947,7 +4947,7 @@
         <w:pStyle w:val="Caption"/>
         <w:keepNext/>
       </w:pPr>
-      <w:bookmarkStart w:id="8" w:name="_Toc242656323"/>
+      <w:bookmarkStart w:id="8" w:name="_Toc242659211"/>
       <w:r>
         <w:t xml:space="preserve">Table </w:t>
       </w:r>
@@ -4989,7 +4989,7 @@
           <w:left w:w="10" w:type="dxa"/>
           <w:right w:w="10" w:type="dxa"/>
         </w:tblCellMar>
-        <w:tblLook w:val="0000" w:firstRow="0" w:lastRow="0" w:firstColumn="0" w:lastColumn="0" w:noHBand="0" w:noVBand="0"/>
+        <w:tblLook w:val="04A0" w:firstRow="1" w:lastRow="0" w:firstColumn="1" w:lastColumn="0" w:noHBand="0" w:noVBand="1"/>
       </w:tblPr>
       <w:tblGrid>
         <w:gridCol w:w="1967"/>
@@ -6189,7 +6189,7 @@
         <w:keepNext/>
         <w:keepLines/>
       </w:pPr>
-      <w:bookmarkStart w:id="9" w:name="_Toc242656306"/>
+      <w:bookmarkStart w:id="9" w:name="_Toc242659194"/>
       <w:r>
         <w:t>2.2 Test types</w:t>
       </w:r>
@@ -6200,7 +6200,7 @@
         <w:pStyle w:val="Caption"/>
         <w:keepNext/>
       </w:pPr>
-      <w:bookmarkStart w:id="10" w:name="_Toc242656324"/>
+      <w:bookmarkStart w:id="10" w:name="_Toc242659212"/>
       <w:r>
         <w:t xml:space="preserve">Table </w:t>
       </w:r>
@@ -6242,7 +6242,7 @@
           <w:left w:w="10" w:type="dxa"/>
           <w:right w:w="10" w:type="dxa"/>
         </w:tblCellMar>
-        <w:tblLook w:val="0000" w:firstRow="0" w:lastRow="0" w:firstColumn="0" w:lastColumn="0" w:noHBand="0" w:noVBand="0"/>
+        <w:tblLook w:val="04A0" w:firstRow="1" w:lastRow="0" w:firstColumn="1" w:lastColumn="0" w:noHBand="0" w:noVBand="1"/>
       </w:tblPr>
       <w:tblGrid>
         <w:gridCol w:w="3173"/>
@@ -6988,7 +6988,7 @@
         <w:keepNext/>
         <w:keepLines/>
       </w:pPr>
-      <w:bookmarkStart w:id="11" w:name="_Toc242656307"/>
+      <w:bookmarkStart w:id="11" w:name="_Toc242659195"/>
       <w:r>
         <w:t>2.3 Approach</w:t>
       </w:r>
@@ -7024,7 +7024,7 @@
         <w:keepLines/>
         <w:pageBreakBefore/>
       </w:pPr>
-      <w:bookmarkStart w:id="12" w:name="_Toc242656308"/>
+      <w:bookmarkStart w:id="12" w:name="_Toc242659196"/>
       <w:r>
         <w:lastRenderedPageBreak/>
         <w:t>3 Test environment</w:t>
@@ -7036,7 +7036,7 @@
         <w:pStyle w:val="Caption"/>
         <w:keepNext/>
       </w:pPr>
-      <w:bookmarkStart w:id="13" w:name="_Toc242656325"/>
+      <w:bookmarkStart w:id="13" w:name="_Toc242659213"/>
       <w:r>
         <w:t xml:space="preserve">Table </w:t>
       </w:r>
@@ -7078,7 +7078,7 @@
           <w:left w:w="10" w:type="dxa"/>
           <w:right w:w="10" w:type="dxa"/>
         </w:tblCellMar>
-        <w:tblLook w:val="0000" w:firstRow="0" w:lastRow="0" w:firstColumn="0" w:lastColumn="0" w:noHBand="0" w:noVBand="0"/>
+        <w:tblLook w:val="04A0" w:firstRow="1" w:lastRow="0" w:firstColumn="1" w:lastColumn="0" w:noHBand="0" w:noVBand="1"/>
       </w:tblPr>
       <w:tblGrid>
         <w:gridCol w:w="2276"/>
@@ -7699,7 +7699,7 @@
         <w:keepLines/>
         <w:pageBreakBefore/>
       </w:pPr>
-      <w:bookmarkStart w:id="14" w:name="_Toc242656309"/>
+      <w:bookmarkStart w:id="14" w:name="_Toc242659197"/>
       <w:r>
         <w:lastRenderedPageBreak/>
         <w:t>4 </w:t>
@@ -7715,7 +7715,7 @@
         <w:keepNext/>
         <w:keepLines/>
       </w:pPr>
-      <w:bookmarkStart w:id="15" w:name="_Toc242656310"/>
+      <w:bookmarkStart w:id="15" w:name="_Toc242659198"/>
       <w:r>
         <w:t>4.1 Entry criteria</w:t>
       </w:r>
@@ -7735,7 +7735,7 @@
         <w:keepNext/>
         <w:keepLines/>
       </w:pPr>
-      <w:bookmarkStart w:id="16" w:name="_Toc242656311"/>
+      <w:bookmarkStart w:id="16" w:name="_Toc242659199"/>
       <w:r>
         <w:t>4.2 Exit criteria (Definition of Done)</w:t>
       </w:r>
@@ -7943,7 +7943,7 @@
         <w:keepNext/>
         <w:keepLines/>
       </w:pPr>
-      <w:bookmarkStart w:id="17" w:name="_Toc242656312"/>
+      <w:bookmarkStart w:id="17" w:name="_Toc242659200"/>
       <w:r>
         <w:t>4.3 Suspension and resumption</w:t>
       </w:r>
@@ -7967,7 +7967,7 @@
         <w:keepLines/>
         <w:pageBreakBefore/>
       </w:pPr>
-      <w:bookmarkStart w:id="18" w:name="_Toc242656313"/>
+      <w:bookmarkStart w:id="18" w:name="_Toc242659201"/>
       <w:r>
         <w:lastRenderedPageBreak/>
         <w:t>5 Test items and features</w:t>
@@ -7979,7 +7979,7 @@
         <w:pStyle w:val="Caption"/>
         <w:keepNext/>
       </w:pPr>
-      <w:bookmarkStart w:id="19" w:name="_Toc242656326"/>
+      <w:bookmarkStart w:id="19" w:name="_Toc242659214"/>
       <w:r>
         <w:t xml:space="preserve">Table </w:t>
       </w:r>
@@ -8021,7 +8021,7 @@
           <w:left w:w="10" w:type="dxa"/>
           <w:right w:w="10" w:type="dxa"/>
         </w:tblCellMar>
-        <w:tblLook w:val="0000" w:firstRow="0" w:lastRow="0" w:firstColumn="0" w:lastColumn="0" w:noHBand="0" w:noVBand="0"/>
+        <w:tblLook w:val="04A0" w:firstRow="1" w:lastRow="0" w:firstColumn="1" w:lastColumn="0" w:noHBand="0" w:noVBand="1"/>
       </w:tblPr>
       <w:tblGrid>
         <w:gridCol w:w="2038"/>
@@ -9705,7 +9705,7 @@
         <w:keepLines/>
         <w:pageBreakBefore/>
       </w:pPr>
-      <w:bookmarkStart w:id="20" w:name="_Toc242656314"/>
+      <w:bookmarkStart w:id="20" w:name="_Toc242659202"/>
       <w:r>
         <w:lastRenderedPageBreak/>
         <w:t>6 Test case catalogue</w:t>
@@ -9737,7 +9737,7 @@
         <w:pStyle w:val="Caption"/>
         <w:keepNext/>
       </w:pPr>
-      <w:bookmarkStart w:id="21" w:name="_Toc242656327"/>
+      <w:bookmarkStart w:id="21" w:name="_Toc242659215"/>
       <w:r>
         <w:t xml:space="preserve">Table </w:t>
       </w:r>
@@ -9779,7 +9779,7 @@
           <w:left w:w="10" w:type="dxa"/>
           <w:right w:w="10" w:type="dxa"/>
         </w:tblCellMar>
-        <w:tblLook w:val="0000" w:firstRow="0" w:lastRow="0" w:firstColumn="0" w:lastColumn="0" w:noHBand="0" w:noVBand="0"/>
+        <w:tblLook w:val="04A0" w:firstRow="1" w:lastRow="0" w:firstColumn="1" w:lastColumn="0" w:noHBand="0" w:noVBand="1"/>
       </w:tblPr>
       <w:tblGrid>
         <w:gridCol w:w="728"/>
@@ -13941,7 +13941,7 @@
         <w:keepLines/>
         <w:pageBreakBefore/>
       </w:pPr>
-      <w:bookmarkStart w:id="22" w:name="_Toc242656315"/>
+      <w:bookmarkStart w:id="22" w:name="_Toc242659203"/>
       <w:r>
         <w:lastRenderedPageBreak/>
         <w:t>7 Security tests</w:t>
@@ -13953,7 +13953,7 @@
         <w:pStyle w:val="Caption"/>
         <w:keepNext/>
       </w:pPr>
-      <w:bookmarkStart w:id="23" w:name="_Toc242656328"/>
+      <w:bookmarkStart w:id="23" w:name="_Toc242659216"/>
       <w:r>
         <w:t xml:space="preserve">Table </w:t>
       </w:r>
@@ -13995,7 +13995,7 @@
           <w:left w:w="10" w:type="dxa"/>
           <w:right w:w="10" w:type="dxa"/>
         </w:tblCellMar>
-        <w:tblLook w:val="0000" w:firstRow="0" w:lastRow="0" w:firstColumn="0" w:lastColumn="0" w:noHBand="0" w:noVBand="0"/>
+        <w:tblLook w:val="04A0" w:firstRow="1" w:lastRow="0" w:firstColumn="1" w:lastColumn="0" w:noHBand="0" w:noVBand="1"/>
       </w:tblPr>
       <w:tblGrid>
         <w:gridCol w:w="3082"/>
@@ -15491,7 +15491,7 @@
         <w:keepLines/>
         <w:pageBreakBefore/>
       </w:pPr>
-      <w:bookmarkStart w:id="24" w:name="_Toc242656316"/>
+      <w:bookmarkStart w:id="24" w:name="_Toc242659204"/>
       <w:r>
         <w:lastRenderedPageBreak/>
         <w:t>8 Results summary</w:t>
@@ -15523,7 +15523,7 @@
         <w:pStyle w:val="Caption"/>
         <w:keepNext/>
       </w:pPr>
-      <w:bookmarkStart w:id="25" w:name="_Toc242656329"/>
+      <w:bookmarkStart w:id="25" w:name="_Toc242659217"/>
       <w:r>
         <w:t xml:space="preserve">Table </w:t>
       </w:r>
@@ -15565,7 +15565,7 @@
           <w:left w:w="10" w:type="dxa"/>
           <w:right w:w="10" w:type="dxa"/>
         </w:tblCellMar>
-        <w:tblLook w:val="0000" w:firstRow="0" w:lastRow="0" w:firstColumn="0" w:lastColumn="0" w:noHBand="0" w:noVBand="0"/>
+        <w:tblLook w:val="04A0" w:firstRow="1" w:lastRow="0" w:firstColumn="1" w:lastColumn="0" w:noHBand="0" w:noVBand="1"/>
       </w:tblPr>
       <w:tblGrid>
         <w:gridCol w:w="4337"/>
@@ -16320,7 +16320,7 @@
         <w:keepLines/>
         <w:pageBreakBefore/>
       </w:pPr>
-      <w:bookmarkStart w:id="26" w:name="_Toc242656317"/>
+      <w:bookmarkStart w:id="26" w:name="_Toc242659205"/>
       <w:r>
         <w:lastRenderedPageBreak/>
         <w:t>9 Defects found and fixed</w:t>
@@ -16332,7 +16332,7 @@
         <w:pStyle w:val="Caption"/>
         <w:keepNext/>
       </w:pPr>
-      <w:bookmarkStart w:id="27" w:name="_Toc242656330"/>
+      <w:bookmarkStart w:id="27" w:name="_Toc242659218"/>
       <w:r>
         <w:t xml:space="preserve">Table </w:t>
       </w:r>
@@ -16374,7 +16374,7 @@
           <w:left w:w="10" w:type="dxa"/>
           <w:right w:w="10" w:type="dxa"/>
         </w:tblCellMar>
-        <w:tblLook w:val="0000" w:firstRow="0" w:lastRow="0" w:firstColumn="0" w:lastColumn="0" w:noHBand="0" w:noVBand="0"/>
+        <w:tblLook w:val="04A0" w:firstRow="1" w:lastRow="0" w:firstColumn="1" w:lastColumn="0" w:noHBand="0" w:noVBand="1"/>
       </w:tblPr>
       <w:tblGrid>
         <w:gridCol w:w="3558"/>
@@ -17487,7 +17487,7 @@
         <w:keepLines/>
         <w:pageBreakBefore/>
       </w:pPr>
-      <w:bookmarkStart w:id="28" w:name="_Toc242656318"/>
+      <w:bookmarkStart w:id="28" w:name="_Toc242659206"/>
       <w:r>
         <w:lastRenderedPageBreak/>
         <w:t>10 Known gaps and risks</w:t>
@@ -17499,7 +17499,7 @@
         <w:pStyle w:val="Caption"/>
         <w:keepNext/>
       </w:pPr>
-      <w:bookmarkStart w:id="29" w:name="_Toc242656331"/>
+      <w:bookmarkStart w:id="29" w:name="_Toc242659219"/>
       <w:r>
         <w:t xml:space="preserve">Table </w:t>
       </w:r>
@@ -17541,7 +17541,7 @@
           <w:left w:w="10" w:type="dxa"/>
           <w:right w:w="10" w:type="dxa"/>
         </w:tblCellMar>
-        <w:tblLook w:val="0000" w:firstRow="0" w:lastRow="0" w:firstColumn="0" w:lastColumn="0" w:noHBand="0" w:noVBand="0"/>
+        <w:tblLook w:val="04A0" w:firstRow="1" w:lastRow="0" w:firstColumn="1" w:lastColumn="0" w:noHBand="0" w:noVBand="1"/>
       </w:tblPr>
       <w:tblGrid>
         <w:gridCol w:w="3213"/>
@@ -18527,7 +18527,7 @@
         <w:keepLines/>
         <w:pageBreakBefore/>
       </w:pPr>
-      <w:bookmarkStart w:id="30" w:name="_Toc242656319"/>
+      <w:bookmarkStart w:id="30" w:name="_Toc242659207"/>
       <w:r>
         <w:lastRenderedPageBreak/>
         <w:t>11 Traceability</w:t>
@@ -18547,7 +18547,7 @@
         <w:pStyle w:val="Caption"/>
         <w:keepNext/>
       </w:pPr>
-      <w:bookmarkStart w:id="31" w:name="_Toc242656332"/>
+      <w:bookmarkStart w:id="31" w:name="_Toc242659220"/>
       <w:r>
         <w:t xml:space="preserve">Table </w:t>
       </w:r>
@@ -18589,7 +18589,7 @@
           <w:left w:w="10" w:type="dxa"/>
           <w:right w:w="10" w:type="dxa"/>
         </w:tblCellMar>
-        <w:tblLook w:val="0000" w:firstRow="0" w:lastRow="0" w:firstColumn="0" w:lastColumn="0" w:noHBand="0" w:noVBand="0"/>
+        <w:tblLook w:val="04A0" w:firstRow="1" w:lastRow="0" w:firstColumn="1" w:lastColumn="0" w:noHBand="0" w:noVBand="1"/>
       </w:tblPr>
       <w:tblGrid>
         <w:gridCol w:w="4775"/>
@@ -19840,7 +19840,7 @@
         <w:keepLines/>
         <w:pageBreakBefore/>
       </w:pPr>
-      <w:bookmarkStart w:id="32" w:name="_Toc242656320"/>
+      <w:bookmarkStart w:id="32" w:name="_Toc242659208"/>
       <w:r>
         <w:lastRenderedPageBreak/>
         <w:t>Appendix A: Glossary</w:t>
@@ -19852,7 +19852,7 @@
         <w:pStyle w:val="Caption"/>
         <w:keepNext/>
       </w:pPr>
-      <w:bookmarkStart w:id="33" w:name="_Toc242656333"/>
+      <w:bookmarkStart w:id="33" w:name="_Toc242659221"/>
       <w:r>
         <w:t xml:space="preserve">Table </w:t>
       </w:r>
@@ -19894,7 +19894,7 @@
           <w:left w:w="10" w:type="dxa"/>
           <w:right w:w="10" w:type="dxa"/>
         </w:tblCellMar>
-        <w:tblLook w:val="0000" w:firstRow="0" w:lastRow="0" w:firstColumn="0" w:lastColumn="0" w:noHBand="0" w:noVBand="0"/>
+        <w:tblLook w:val="04A0" w:firstRow="1" w:lastRow="0" w:firstColumn="1" w:lastColumn="0" w:noHBand="0" w:noVBand="1"/>
       </w:tblPr>
       <w:tblGrid>
         <w:gridCol w:w="2570"/>
@@ -20713,7 +20713,7 @@
         <w:keepLines/>
         <w:pageBreakBefore/>
       </w:pPr>
-      <w:bookmarkStart w:id="34" w:name="_Toc242656321"/>
+      <w:bookmarkStart w:id="34" w:name="_Toc242659209"/>
       <w:r>
         <w:lastRenderedPageBreak/>
         <w:t>Appendix B: References</w:t>
@@ -20725,7 +20725,7 @@
         <w:pStyle w:val="Caption"/>
         <w:keepNext/>
       </w:pPr>
-      <w:bookmarkStart w:id="35" w:name="_Toc242656334"/>
+      <w:bookmarkStart w:id="35" w:name="_Toc242659222"/>
       <w:r>
         <w:t xml:space="preserve">Table </w:t>
       </w:r>
@@ -20767,7 +20767,7 @@
           <w:left w:w="10" w:type="dxa"/>
           <w:right w:w="10" w:type="dxa"/>
         </w:tblCellMar>
-        <w:tblLook w:val="0000" w:firstRow="0" w:lastRow="0" w:firstColumn="0" w:lastColumn="0" w:noHBand="0" w:noVBand="0"/>
+        <w:tblLook w:val="04A0" w:firstRow="1" w:lastRow="0" w:firstColumn="1" w:lastColumn="0" w:noHBand="0" w:noVBand="1"/>
       </w:tblPr>
       <w:tblGrid>
         <w:gridCol w:w="803"/>
@@ -21642,10 +21642,10 @@
 <file path=word/numbering.xml><?xml version="1.0" encoding="utf-8"?>
 <w:numbering xmlns:wpc="http://schemas.microsoft.com/office/word/2010/wordprocessingCanvas" xmlns:cx="http://schemas.microsoft.com/office/drawing/2014/chartex" xmlns:cx1="http://schemas.microsoft.com/office/drawing/2015/9/8/chartex" xmlns:cx2="http://schemas.microsoft.com/office/drawing/2015/10/21/chartex" xmlns:cx3="http://schemas.microsoft.com/office/drawing/2016/5/9/chartex" xmlns:cx4="http://schemas.microsoft.com/office/drawing/2016/5/10/chartex" xmlns:cx5="http://schemas.microsoft.com/office/drawing/2016/5/11/chartex" xmlns:cx6="http://schemas.microsoft.com/office/drawing/2016/5/12/chartex" xmlns:cx7="http://schemas.microsoft.com/office/drawing/2016/5/13/chartex" xmlns:cx8="http://schemas.microsoft.com/office/drawing/2016/5/14/chartex" xmlns:mc="http://schemas.openxmlformats.org/markup-compatibility/2006" xmlns:aink="http://schemas.microsoft.com/office/drawing/2016/ink" xmlns:am3d="http://schemas.microsoft.com/office/drawing/2017/model3d" xmlns:o="urn:schemas-microsoft-com:office:office" xmlns:oel="http://schemas.microsoft.com/office/2019/extlst" xmlns:r="http://schemas.openxmlformats.org/officeDocument/2006/relationships" xmlns:m="http://schemas.openxmlformats.org/officeDocument/2006/math" xmlns:v="urn:schemas-microsoft-com:vml" xmlns:wp14="http://schemas.microsoft.com/office/word/2010/wordprocessingDrawing" xmlns:wp="http://schemas.openxmlformats.org/drawingml/2006/wordprocessingDrawing" xmlns:w10="urn:schemas-microsoft-com:office:word" xmlns:w="http://schemas.openxmlformats.org/wordprocessingml/2006/main" xmlns:w14="http://schemas.microsoft.com/office/word/2010/wordml" xmlns:w15="http://schemas.microsoft.com/office/word/2012/wordml" xmlns:w16cex="http://schemas.microsoft.com/office/word/2018/wordml/cex" xmlns:w16cid="http://schemas.microsoft.com/office/word/2016/wordml/cid" xmlns:w16="http://schemas.microsoft.com/office/word/2018/wordml" xmlns:w16du="http://schemas.microsoft.com/office/word/2023/wordml/word16du" xmlns:w16sdtdh="http://schemas.microsoft.com/office/word/2020/wordml/sdtdatahash" xmlns:w16sdtfl="http://schemas.microsoft.com/office/word/2024/wordml/sdtformatlock" xmlns:w16se="http://schemas.microsoft.com/office/word/2015/wordml/symex" xmlns:wpg="http://schemas.microsoft.com/office/word/2010/wordprocessingGroup" xmlns:wpi="http://schemas.microsoft.com/office/word/2010/wordprocessingInk" xmlns:wne="http://schemas.microsoft.com/office/word/2006/wordml" xmlns:wps="http://schemas.microsoft.com/office/word/2010/wordprocessingShape" mc:Ignorable="w14 w15 w16se w16cid w16 w16cex w16sdtdh w16sdtfl w16du wp14">
   <w:abstractNum w:abstractNumId="0" w15:restartNumberingAfterBreak="0">
-    <w:nsid w:val="1BE605C9"/>
+    <w:nsid w:val="00E5740F"/>
     <w:multiLevelType w:val="hybridMultilevel"/>
-    <w:tmpl w:val="C7DE1CF4"/>
-    <w:lvl w:ilvl="0" w:tplc="2B24632C" w:tentative="1">
+    <w:tmpl w:val="65D86D82"/>
+    <w:lvl w:ilvl="0" w:tplc="9BBE4A54" w:tentative="1">
       <w:start w:val="1"/>
       <w:numFmt w:val="bullet"/>
       <w:lvlText w:val="●"/>
@@ -21654,7 +21654,7 @@
         <w:ind w:left="720" w:hanging="360"/>
       </w:pPr>
     </w:lvl>
-    <w:lvl w:ilvl="1" w:tplc="19E4BB8E" w:tentative="1">
+    <w:lvl w:ilvl="1" w:tplc="CF523A96" w:tentative="1">
       <w:start w:val="1"/>
       <w:numFmt w:val="bullet"/>
       <w:lvlText w:val="○"/>
@@ -21663,7 +21663,7 @@
         <w:ind w:left="1440" w:hanging="360"/>
       </w:pPr>
     </w:lvl>
-    <w:lvl w:ilvl="2" w:tplc="DF2C2E76" w:tentative="1">
+    <w:lvl w:ilvl="2" w:tplc="E2BA8250" w:tentative="1">
       <w:start w:val="1"/>
       <w:numFmt w:val="bullet"/>
       <w:lvlText w:val="■"/>
@@ -21672,7 +21672,7 @@
         <w:ind w:left="2160" w:hanging="360"/>
       </w:pPr>
     </w:lvl>
-    <w:lvl w:ilvl="3" w:tplc="CCFA33B8" w:tentative="1">
+    <w:lvl w:ilvl="3" w:tplc="D57EE72A" w:tentative="1">
       <w:start w:val="1"/>
       <w:numFmt w:val="bullet"/>
       <w:lvlText w:val="●"/>
@@ -21681,7 +21681,7 @@
         <w:ind w:left="2880" w:hanging="360"/>
       </w:pPr>
     </w:lvl>
-    <w:lvl w:ilvl="4" w:tplc="7F127108" w:tentative="1">
+    <w:lvl w:ilvl="4" w:tplc="DADA69B4" w:tentative="1">
       <w:start w:val="1"/>
       <w:numFmt w:val="bullet"/>
       <w:lvlText w:val="○"/>
@@ -21690,7 +21690,7 @@
         <w:ind w:left="3600" w:hanging="360"/>
       </w:pPr>
     </w:lvl>
-    <w:lvl w:ilvl="5" w:tplc="DFBCBD06" w:tentative="1">
+    <w:lvl w:ilvl="5" w:tplc="9AE25490" w:tentative="1">
       <w:start w:val="1"/>
       <w:numFmt w:val="bullet"/>
       <w:lvlText w:val="■"/>
@@ -21699,7 +21699,7 @@
         <w:ind w:left="4320" w:hanging="360"/>
       </w:pPr>
     </w:lvl>
-    <w:lvl w:ilvl="6" w:tplc="FE965190" w:tentative="1">
+    <w:lvl w:ilvl="6" w:tplc="7EEA7990" w:tentative="1">
       <w:start w:val="1"/>
       <w:numFmt w:val="bullet"/>
       <w:lvlText w:val="●"/>
@@ -21708,7 +21708,7 @@
         <w:ind w:left="5040" w:hanging="360"/>
       </w:pPr>
     </w:lvl>
-    <w:lvl w:ilvl="7" w:tplc="7BC0E172" w:tentative="1">
+    <w:lvl w:ilvl="7" w:tplc="07DA734E" w:tentative="1">
       <w:start w:val="1"/>
       <w:numFmt w:val="bullet"/>
       <w:lvlText w:val="●"/>
@@ -21717,7 +21717,7 @@
         <w:ind w:left="5760" w:hanging="360"/>
       </w:pPr>
     </w:lvl>
-    <w:lvl w:ilvl="8" w:tplc="5D2E3682" w:tentative="1">
+    <w:lvl w:ilvl="8" w:tplc="D5D4D7BA" w:tentative="1">
       <w:start w:val="1"/>
       <w:numFmt w:val="bullet"/>
       <w:lvlText w:val="●"/>
@@ -21728,10 +21728,10 @@
     </w:lvl>
   </w:abstractNum>
   <w:abstractNum w:abstractNumId="1" w15:restartNumberingAfterBreak="0">
-    <w:nsid w:val="51E04516"/>
+    <w:nsid w:val="1C116C5C"/>
     <w:multiLevelType w:val="hybridMultilevel"/>
-    <w:tmpl w:val="27902872"/>
-    <w:lvl w:ilvl="0" w:tplc="FD7AFE5A" w:tentative="1">
+    <w:tmpl w:val="9738B80C"/>
+    <w:lvl w:ilvl="0" w:tplc="199E4B82" w:tentative="1">
       <w:start w:val="1"/>
       <w:numFmt w:val="bullet"/>
       <w:lvlText w:val="•"/>
@@ -21740,7 +21740,7 @@
         <w:ind w:left="720" w:hanging="280"/>
       </w:pPr>
     </w:lvl>
-    <w:lvl w:ilvl="1" w:tplc="472E1390" w:tentative="1">
+    <w:lvl w:ilvl="1" w:tplc="10E22B90" w:tentative="1">
       <w:start w:val="1"/>
       <w:numFmt w:val="bullet"/>
       <w:lvlText w:val="–"/>
@@ -21749,7 +21749,7 @@
         <w:ind w:left="1080" w:hanging="280"/>
       </w:pPr>
     </w:lvl>
-    <w:lvl w:ilvl="2" w:tplc="D1DA510E" w:tentative="1">
+    <w:lvl w:ilvl="2" w:tplc="C2688898" w:tentative="1">
       <w:start w:val="1"/>
       <w:numFmt w:val="bullet"/>
       <w:lvlText w:val="▪"/>
@@ -21758,42 +21758,42 @@
         <w:ind w:left="1440" w:hanging="280"/>
       </w:pPr>
     </w:lvl>
-    <w:lvl w:ilvl="3" w:tplc="194E2472">
+    <w:lvl w:ilvl="3" w:tplc="D2989E0E">
       <w:numFmt w:val="decimal"/>
       <w:lvlText w:val=""/>
       <w:lvlJc w:val="left"/>
     </w:lvl>
-    <w:lvl w:ilvl="4" w:tplc="6D1A18E0">
+    <w:lvl w:ilvl="4" w:tplc="04FCAC60">
       <w:numFmt w:val="decimal"/>
       <w:lvlText w:val=""/>
       <w:lvlJc w:val="left"/>
     </w:lvl>
-    <w:lvl w:ilvl="5" w:tplc="90BC24EA">
+    <w:lvl w:ilvl="5" w:tplc="88DCCEC2">
       <w:numFmt w:val="decimal"/>
       <w:lvlText w:val=""/>
       <w:lvlJc w:val="left"/>
     </w:lvl>
-    <w:lvl w:ilvl="6" w:tplc="7CB6F8CC">
+    <w:lvl w:ilvl="6" w:tplc="73F4BEC8">
       <w:numFmt w:val="decimal"/>
       <w:lvlText w:val=""/>
       <w:lvlJc w:val="left"/>
     </w:lvl>
-    <w:lvl w:ilvl="7" w:tplc="4F68A6B0">
+    <w:lvl w:ilvl="7" w:tplc="87D4300A">
       <w:numFmt w:val="decimal"/>
       <w:lvlText w:val=""/>
       <w:lvlJc w:val="left"/>
     </w:lvl>
-    <w:lvl w:ilvl="8" w:tplc="440E506C">
+    <w:lvl w:ilvl="8" w:tplc="7ED8842E">
       <w:numFmt w:val="decimal"/>
       <w:lvlText w:val=""/>
       <w:lvlJc w:val="left"/>
     </w:lvl>
   </w:abstractNum>
   <w:abstractNum w:abstractNumId="2" w15:restartNumberingAfterBreak="0">
-    <w:nsid w:val="7B33164C"/>
+    <w:nsid w:val="5B952F66"/>
     <w:multiLevelType w:val="hybridMultilevel"/>
-    <w:tmpl w:val="2FAC2078"/>
-    <w:lvl w:ilvl="0" w:tplc="09FA0C74">
+    <w:tmpl w:val="0DD02CC4"/>
+    <w:lvl w:ilvl="0" w:tplc="BBD8DBC4">
       <w:start w:val="1"/>
       <w:numFmt w:val="decimal"/>
       <w:lvlText w:val="%1."/>
@@ -21802,7 +21802,7 @@
         <w:ind w:left="720" w:hanging="360"/>
       </w:pPr>
     </w:lvl>
-    <w:lvl w:ilvl="1" w:tplc="3CCA9DD8" w:tentative="1">
+    <w:lvl w:ilvl="1" w:tplc="8AAA18C0" w:tentative="1">
       <w:start w:val="1"/>
       <w:numFmt w:val="lowerLetter"/>
       <w:lvlText w:val="%2."/>
@@ -21811,7 +21811,7 @@
         <w:ind w:left="1080" w:hanging="360"/>
       </w:pPr>
     </w:lvl>
-    <w:lvl w:ilvl="2" w:tplc="DD0E042A" w:tentative="1">
+    <w:lvl w:ilvl="2" w:tplc="DC5653A4" w:tentative="1">
       <w:start w:val="1"/>
       <w:numFmt w:val="lowerRoman"/>
       <w:lvlText w:val="%3."/>
@@ -21820,44 +21820,44 @@
         <w:ind w:left="1440" w:hanging="360"/>
       </w:pPr>
     </w:lvl>
-    <w:lvl w:ilvl="3" w:tplc="083AE8B0">
+    <w:lvl w:ilvl="3" w:tplc="0CF8F9B0">
       <w:numFmt w:val="decimal"/>
       <w:lvlText w:val=""/>
       <w:lvlJc w:val="left"/>
     </w:lvl>
-    <w:lvl w:ilvl="4" w:tplc="6510A82A">
+    <w:lvl w:ilvl="4" w:tplc="89A6417A">
       <w:numFmt w:val="decimal"/>
       <w:lvlText w:val=""/>
       <w:lvlJc w:val="left"/>
     </w:lvl>
-    <w:lvl w:ilvl="5" w:tplc="E558170E">
+    <w:lvl w:ilvl="5" w:tplc="5BA068A2">
       <w:numFmt w:val="decimal"/>
       <w:lvlText w:val=""/>
       <w:lvlJc w:val="left"/>
     </w:lvl>
-    <w:lvl w:ilvl="6" w:tplc="BC966B5C">
+    <w:lvl w:ilvl="6" w:tplc="713461C8">
       <w:numFmt w:val="decimal"/>
       <w:lvlText w:val=""/>
       <w:lvlJc w:val="left"/>
     </w:lvl>
-    <w:lvl w:ilvl="7" w:tplc="4A169676">
+    <w:lvl w:ilvl="7" w:tplc="9722900A">
       <w:numFmt w:val="decimal"/>
       <w:lvlText w:val=""/>
       <w:lvlJc w:val="left"/>
     </w:lvl>
-    <w:lvl w:ilvl="8" w:tplc="9AAE9AA6">
+    <w:lvl w:ilvl="8" w:tplc="621A14B6">
       <w:numFmt w:val="decimal"/>
       <w:lvlText w:val=""/>
       <w:lvlJc w:val="left"/>
     </w:lvl>
   </w:abstractNum>
-  <w:num w:numId="1" w16cid:durableId="1871261492">
+  <w:num w:numId="1" w16cid:durableId="357698894">
     <w:abstractNumId w:val="0"/>
     <w:lvlOverride w:ilvl="0">
       <w:startOverride w:val="1"/>
     </w:lvlOverride>
   </w:num>
-  <w:num w:numId="2" w16cid:durableId="367948952">
+  <w:num w:numId="2" w16cid:durableId="187760990">
     <w:abstractNumId w:val="2"/>
     <w:lvlOverride w:ilvl="0">
       <w:startOverride w:val="1"/>
@@ -22562,7 +22562,7 @@
     <w:autoRedefine/>
     <w:uiPriority w:val="39"/>
     <w:unhideWhenUsed/>
-    <w:rsid w:val="00BA007D"/>
+    <w:rsid w:val="00A02649"/>
     <w:pPr>
       <w:spacing w:after="100"/>
     </w:pPr>
@@ -22574,7 +22574,7 @@
     <w:autoRedefine/>
     <w:uiPriority w:val="39"/>
     <w:unhideWhenUsed/>
-    <w:rsid w:val="00BA007D"/>
+    <w:rsid w:val="00A02649"/>
     <w:pPr>
       <w:spacing w:after="100"/>
       <w:ind w:left="210"/>
@@ -22586,7 +22586,7 @@
     <w:next w:val="Normal"/>
     <w:uiPriority w:val="99"/>
     <w:unhideWhenUsed/>
-    <w:rsid w:val="00BA007D"/>
+    <w:rsid w:val="00A02649"/>
   </w:style>
 </w:styles>
 </file>

--- a/docs/08-test-plan/ZP-DOC-08_Test-Plan.docx
+++ b/docs/08-test-plan/ZP-DOC-08_Test-Plan.docx
@@ -1966,7 +1966,7 @@
     <w:sdt>
       <w:sdtPr>
         <w:alias w:val="Contents"/>
-        <w:id w:val="1811293334"/>
+        <w:id w:val="-285894641"/>
       </w:sdtPr>
       <w:sdtEndPr/>
       <w:sdtContent>
@@ -1995,7 +1995,7 @@
           <w:r>
             <w:fldChar w:fldCharType="separate"/>
           </w:r>
-          <w:hyperlink w:anchor="_Toc242920509" w:history="1">
+          <w:hyperlink w:anchor="_Toc242944020" w:history="1">
             <w:r>
               <w:rPr>
                 <w:rStyle w:val="Hyperlink"/>
@@ -2019,7 +2019,7 @@
               <w:rPr>
                 <w:noProof/>
               </w:rPr>
-              <w:instrText xml:space="preserve"> PAGEREF _Toc242920509 \h </w:instrText>
+              <w:instrText xml:space="preserve"> PAGEREF _Toc242944020 \h </w:instrText>
             </w:r>
             <w:r>
               <w:rPr>
@@ -2062,7 +2062,7 @@
               <w14:ligatures w14:val="standardContextual"/>
             </w:rPr>
           </w:pPr>
-          <w:hyperlink w:anchor="_Toc242920510" w:history="1">
+          <w:hyperlink w:anchor="_Toc242944021" w:history="1">
             <w:r>
               <w:rPr>
                 <w:rStyle w:val="Hyperlink"/>
@@ -2086,7 +2086,7 @@
               <w:rPr>
                 <w:noProof/>
               </w:rPr>
-              <w:instrText xml:space="preserve"> PAGEREF _Toc242920510 \h </w:instrText>
+              <w:instrText xml:space="preserve"> PAGEREF _Toc242944021 \h </w:instrText>
             </w:r>
             <w:r>
               <w:rPr>
@@ -2129,7 +2129,7 @@
               <w14:ligatures w14:val="standardContextual"/>
             </w:rPr>
           </w:pPr>
-          <w:hyperlink w:anchor="_Toc242920511" w:history="1">
+          <w:hyperlink w:anchor="_Toc242944022" w:history="1">
             <w:r>
               <w:rPr>
                 <w:rStyle w:val="Hyperlink"/>
@@ -2153,7 +2153,7 @@
               <w:rPr>
                 <w:noProof/>
               </w:rPr>
-              <w:instrText xml:space="preserve"> PAGEREF _Toc242920511 \h </w:instrText>
+              <w:instrText xml:space="preserve"> PAGEREF _Toc242944022 \h </w:instrText>
             </w:r>
             <w:r>
               <w:rPr>
@@ -2196,7 +2196,7 @@
               <w14:ligatures w14:val="standardContextual"/>
             </w:rPr>
           </w:pPr>
-          <w:hyperlink w:anchor="_Toc242920512" w:history="1">
+          <w:hyperlink w:anchor="_Toc242944023" w:history="1">
             <w:r>
               <w:rPr>
                 <w:rStyle w:val="Hyperlink"/>
@@ -2220,7 +2220,7 @@
               <w:rPr>
                 <w:noProof/>
               </w:rPr>
-              <w:instrText xml:space="preserve"> PAGEREF _Toc242920512 \h </w:instrText>
+              <w:instrText xml:space="preserve"> PAGEREF _Toc242944023 \h </w:instrText>
             </w:r>
             <w:r>
               <w:rPr>
@@ -2263,7 +2263,7 @@
               <w14:ligatures w14:val="standardContextual"/>
             </w:rPr>
           </w:pPr>
-          <w:hyperlink w:anchor="_Toc242920513" w:history="1">
+          <w:hyperlink w:anchor="_Toc242944024" w:history="1">
             <w:r>
               <w:rPr>
                 <w:rStyle w:val="Hyperlink"/>
@@ -2287,7 +2287,7 @@
               <w:rPr>
                 <w:noProof/>
               </w:rPr>
-              <w:instrText xml:space="preserve"> PAGEREF _Toc242920513 \h </w:instrText>
+              <w:instrText xml:space="preserve"> PAGEREF _Toc242944024 \h </w:instrText>
             </w:r>
             <w:r>
               <w:rPr>
@@ -2330,7 +2330,7 @@
               <w14:ligatures w14:val="standardContextual"/>
             </w:rPr>
           </w:pPr>
-          <w:hyperlink w:anchor="_Toc242920514" w:history="1">
+          <w:hyperlink w:anchor="_Toc242944025" w:history="1">
             <w:r>
               <w:rPr>
                 <w:rStyle w:val="Hyperlink"/>
@@ -2354,7 +2354,7 @@
               <w:rPr>
                 <w:noProof/>
               </w:rPr>
-              <w:instrText xml:space="preserve"> PAGEREF _Toc242920514 \h </w:instrText>
+              <w:instrText xml:space="preserve"> PAGEREF _Toc242944025 \h </w:instrText>
             </w:r>
             <w:r>
               <w:rPr>
@@ -2397,7 +2397,7 @@
               <w14:ligatures w14:val="standardContextual"/>
             </w:rPr>
           </w:pPr>
-          <w:hyperlink w:anchor="_Toc242920515" w:history="1">
+          <w:hyperlink w:anchor="_Toc242944026" w:history="1">
             <w:r>
               <w:rPr>
                 <w:rStyle w:val="Hyperlink"/>
@@ -2421,7 +2421,7 @@
               <w:rPr>
                 <w:noProof/>
               </w:rPr>
-              <w:instrText xml:space="preserve"> PAGEREF _Toc242920515 \h </w:instrText>
+              <w:instrText xml:space="preserve"> PAGEREF _Toc242944026 \h </w:instrText>
             </w:r>
             <w:r>
               <w:rPr>
@@ -2464,7 +2464,7 @@
               <w14:ligatures w14:val="standardContextual"/>
             </w:rPr>
           </w:pPr>
-          <w:hyperlink w:anchor="_Toc242920516" w:history="1">
+          <w:hyperlink w:anchor="_Toc242944027" w:history="1">
             <w:r>
               <w:rPr>
                 <w:rStyle w:val="Hyperlink"/>
@@ -2488,7 +2488,7 @@
               <w:rPr>
                 <w:noProof/>
               </w:rPr>
-              <w:instrText xml:space="preserve"> PAGEREF _Toc242920516 \h </w:instrText>
+              <w:instrText xml:space="preserve"> PAGEREF _Toc242944027 \h </w:instrText>
             </w:r>
             <w:r>
               <w:rPr>
@@ -2531,7 +2531,7 @@
               <w14:ligatures w14:val="standardContextual"/>
             </w:rPr>
           </w:pPr>
-          <w:hyperlink w:anchor="_Toc242920517" w:history="1">
+          <w:hyperlink w:anchor="_Toc242944028" w:history="1">
             <w:r>
               <w:rPr>
                 <w:rStyle w:val="Hyperlink"/>
@@ -2555,7 +2555,7 @@
               <w:rPr>
                 <w:noProof/>
               </w:rPr>
-              <w:instrText xml:space="preserve"> PAGEREF _Toc242920517 \h </w:instrText>
+              <w:instrText xml:space="preserve"> PAGEREF _Toc242944028 \h </w:instrText>
             </w:r>
             <w:r>
               <w:rPr>
@@ -2598,7 +2598,7 @@
               <w14:ligatures w14:val="standardContextual"/>
             </w:rPr>
           </w:pPr>
-          <w:hyperlink w:anchor="_Toc242920518" w:history="1">
+          <w:hyperlink w:anchor="_Toc242944029" w:history="1">
             <w:r>
               <w:rPr>
                 <w:rStyle w:val="Hyperlink"/>
@@ -2622,7 +2622,7 @@
               <w:rPr>
                 <w:noProof/>
               </w:rPr>
-              <w:instrText xml:space="preserve"> PAGEREF _Toc242920518 \h </w:instrText>
+              <w:instrText xml:space="preserve"> PAGEREF _Toc242944029 \h </w:instrText>
             </w:r>
             <w:r>
               <w:rPr>
@@ -2665,7 +2665,7 @@
               <w14:ligatures w14:val="standardContextual"/>
             </w:rPr>
           </w:pPr>
-          <w:hyperlink w:anchor="_Toc242920519" w:history="1">
+          <w:hyperlink w:anchor="_Toc242944030" w:history="1">
             <w:r>
               <w:rPr>
                 <w:rStyle w:val="Hyperlink"/>
@@ -2689,7 +2689,7 @@
               <w:rPr>
                 <w:noProof/>
               </w:rPr>
-              <w:instrText xml:space="preserve"> PAGEREF _Toc242920519 \h </w:instrText>
+              <w:instrText xml:space="preserve"> PAGEREF _Toc242944030 \h </w:instrText>
             </w:r>
             <w:r>
               <w:rPr>
@@ -2732,7 +2732,7 @@
               <w14:ligatures w14:val="standardContextual"/>
             </w:rPr>
           </w:pPr>
-          <w:hyperlink w:anchor="_Toc242920520" w:history="1">
+          <w:hyperlink w:anchor="_Toc242944031" w:history="1">
             <w:r>
               <w:rPr>
                 <w:rStyle w:val="Hyperlink"/>
@@ -2756,7 +2756,7 @@
               <w:rPr>
                 <w:noProof/>
               </w:rPr>
-              <w:instrText xml:space="preserve"> PAGEREF _Toc242920520 \h </w:instrText>
+              <w:instrText xml:space="preserve"> PAGEREF _Toc242944031 \h </w:instrText>
             </w:r>
             <w:r>
               <w:rPr>
@@ -2799,7 +2799,7 @@
               <w14:ligatures w14:val="standardContextual"/>
             </w:rPr>
           </w:pPr>
-          <w:hyperlink w:anchor="_Toc242920521" w:history="1">
+          <w:hyperlink w:anchor="_Toc242944032" w:history="1">
             <w:r>
               <w:rPr>
                 <w:rStyle w:val="Hyperlink"/>
@@ -2823,7 +2823,7 @@
               <w:rPr>
                 <w:noProof/>
               </w:rPr>
-              <w:instrText xml:space="preserve"> PAGEREF _Toc242920521 \h </w:instrText>
+              <w:instrText xml:space="preserve"> PAGEREF _Toc242944032 \h </w:instrText>
             </w:r>
             <w:r>
               <w:rPr>
@@ -2866,7 +2866,7 @@
               <w14:ligatures w14:val="standardContextual"/>
             </w:rPr>
           </w:pPr>
-          <w:hyperlink w:anchor="_Toc242920522" w:history="1">
+          <w:hyperlink w:anchor="_Toc242944033" w:history="1">
             <w:r>
               <w:rPr>
                 <w:rStyle w:val="Hyperlink"/>
@@ -2890,7 +2890,7 @@
               <w:rPr>
                 <w:noProof/>
               </w:rPr>
-              <w:instrText xml:space="preserve"> PAGEREF _Toc242920522 \h </w:instrText>
+              <w:instrText xml:space="preserve"> PAGEREF _Toc242944033 \h </w:instrText>
             </w:r>
             <w:r>
               <w:rPr>
@@ -2933,7 +2933,7 @@
               <w14:ligatures w14:val="standardContextual"/>
             </w:rPr>
           </w:pPr>
-          <w:hyperlink w:anchor="_Toc242920523" w:history="1">
+          <w:hyperlink w:anchor="_Toc242944034" w:history="1">
             <w:r>
               <w:rPr>
                 <w:rStyle w:val="Hyperlink"/>
@@ -2957,7 +2957,7 @@
               <w:rPr>
                 <w:noProof/>
               </w:rPr>
-              <w:instrText xml:space="preserve"> PAGEREF _Toc242920523 \h </w:instrText>
+              <w:instrText xml:space="preserve"> PAGEREF _Toc242944034 \h </w:instrText>
             </w:r>
             <w:r>
               <w:rPr>
@@ -3000,7 +3000,7 @@
               <w14:ligatures w14:val="standardContextual"/>
             </w:rPr>
           </w:pPr>
-          <w:hyperlink w:anchor="_Toc242920524" w:history="1">
+          <w:hyperlink w:anchor="_Toc242944035" w:history="1">
             <w:r>
               <w:rPr>
                 <w:rStyle w:val="Hyperlink"/>
@@ -3024,7 +3024,7 @@
               <w:rPr>
                 <w:noProof/>
               </w:rPr>
-              <w:instrText xml:space="preserve"> PAGEREF _Toc242920524 \h </w:instrText>
+              <w:instrText xml:space="preserve"> PAGEREF _Toc242944035 \h </w:instrText>
             </w:r>
             <w:r>
               <w:rPr>
@@ -3067,7 +3067,7 @@
               <w14:ligatures w14:val="standardContextual"/>
             </w:rPr>
           </w:pPr>
-          <w:hyperlink w:anchor="_Toc242920525" w:history="1">
+          <w:hyperlink w:anchor="_Toc242944036" w:history="1">
             <w:r>
               <w:rPr>
                 <w:rStyle w:val="Hyperlink"/>
@@ -3091,7 +3091,7 @@
               <w:rPr>
                 <w:noProof/>
               </w:rPr>
-              <w:instrText xml:space="preserve"> PAGEREF _Toc242920525 \h </w:instrText>
+              <w:instrText xml:space="preserve"> PAGEREF _Toc242944036 \h </w:instrText>
             </w:r>
             <w:r>
               <w:rPr>
@@ -3134,7 +3134,7 @@
               <w14:ligatures w14:val="standardContextual"/>
             </w:rPr>
           </w:pPr>
-          <w:hyperlink w:anchor="_Toc242920526" w:history="1">
+          <w:hyperlink w:anchor="_Toc242944037" w:history="1">
             <w:r>
               <w:rPr>
                 <w:rStyle w:val="Hyperlink"/>
@@ -3158,7 +3158,7 @@
               <w:rPr>
                 <w:noProof/>
               </w:rPr>
-              <w:instrText xml:space="preserve"> PAGEREF _Toc242920526 \h </w:instrText>
+              <w:instrText xml:space="preserve"> PAGEREF _Toc242944037 \h </w:instrText>
             </w:r>
             <w:r>
               <w:rPr>
@@ -3201,7 +3201,7 @@
               <w14:ligatures w14:val="standardContextual"/>
             </w:rPr>
           </w:pPr>
-          <w:hyperlink w:anchor="_Toc242920527" w:history="1">
+          <w:hyperlink w:anchor="_Toc242944038" w:history="1">
             <w:r>
               <w:rPr>
                 <w:rStyle w:val="Hyperlink"/>
@@ -3225,7 +3225,7 @@
               <w:rPr>
                 <w:noProof/>
               </w:rPr>
-              <w:instrText xml:space="preserve"> PAGEREF _Toc242920527 \h </w:instrText>
+              <w:instrText xml:space="preserve"> PAGEREF _Toc242944038 \h </w:instrText>
             </w:r>
             <w:r>
               <w:rPr>
@@ -3268,7 +3268,7 @@
               <w14:ligatures w14:val="standardContextual"/>
             </w:rPr>
           </w:pPr>
-          <w:hyperlink w:anchor="_Toc242920528" w:history="1">
+          <w:hyperlink w:anchor="_Toc242944039" w:history="1">
             <w:r>
               <w:rPr>
                 <w:rStyle w:val="Hyperlink"/>
@@ -3292,7 +3292,7 @@
               <w:rPr>
                 <w:noProof/>
               </w:rPr>
-              <w:instrText xml:space="preserve"> PAGEREF _Toc242920528 \h </w:instrText>
+              <w:instrText xml:space="preserve"> PAGEREF _Toc242944039 \h </w:instrText>
             </w:r>
             <w:r>
               <w:rPr>
@@ -3335,7 +3335,7 @@
               <w14:ligatures w14:val="standardContextual"/>
             </w:rPr>
           </w:pPr>
-          <w:hyperlink w:anchor="_Toc242920529" w:history="1">
+          <w:hyperlink w:anchor="_Toc242944040" w:history="1">
             <w:r>
               <w:rPr>
                 <w:rStyle w:val="Hyperlink"/>
@@ -3359,7 +3359,7 @@
               <w:rPr>
                 <w:noProof/>
               </w:rPr>
-              <w:instrText xml:space="preserve"> PAGEREF _Toc242920529 \h </w:instrText>
+              <w:instrText xml:space="preserve"> PAGEREF _Toc242944040 \h </w:instrText>
             </w:r>
             <w:r>
               <w:rPr>
@@ -3402,7 +3402,7 @@
               <w14:ligatures w14:val="standardContextual"/>
             </w:rPr>
           </w:pPr>
-          <w:hyperlink w:anchor="_Toc242920530" w:history="1">
+          <w:hyperlink w:anchor="_Toc242944041" w:history="1">
             <w:r>
               <w:rPr>
                 <w:rStyle w:val="Hyperlink"/>
@@ -3426,7 +3426,7 @@
               <w:rPr>
                 <w:noProof/>
               </w:rPr>
-              <w:instrText xml:space="preserve"> PAGEREF _Toc242920530 \h </w:instrText>
+              <w:instrText xml:space="preserve"> PAGEREF _Toc242944041 \h </w:instrText>
             </w:r>
             <w:r>
               <w:rPr>
@@ -3469,7 +3469,7 @@
               <w14:ligatures w14:val="standardContextual"/>
             </w:rPr>
           </w:pPr>
-          <w:hyperlink w:anchor="_Toc242920531" w:history="1">
+          <w:hyperlink w:anchor="_Toc242944042" w:history="1">
             <w:r>
               <w:rPr>
                 <w:rStyle w:val="Hyperlink"/>
@@ -3493,7 +3493,7 @@
               <w:rPr>
                 <w:noProof/>
               </w:rPr>
-              <w:instrText xml:space="preserve"> PAGEREF _Toc242920531 \h </w:instrText>
+              <w:instrText xml:space="preserve"> PAGEREF _Toc242944042 \h </w:instrText>
             </w:r>
             <w:r>
               <w:rPr>
@@ -3539,7 +3539,7 @@
     <w:sdt>
       <w:sdtPr>
         <w:alias w:val="Tables"/>
-        <w:id w:val="-765228728"/>
+        <w:id w:val="-537665179"/>
       </w:sdtPr>
       <w:sdtEndPr/>
       <w:sdtContent>
@@ -3568,7 +3568,7 @@
           <w:r>
             <w:fldChar w:fldCharType="separate"/>
           </w:r>
-          <w:hyperlink w:anchor="_Toc242920532" w:history="1">
+          <w:hyperlink w:anchor="_Toc242944043" w:history="1">
             <w:r>
               <w:rPr>
                 <w:rStyle w:val="Hyperlink"/>
@@ -3592,7 +3592,7 @@
               <w:rPr>
                 <w:noProof/>
               </w:rPr>
-              <w:instrText xml:space="preserve"> PAGEREF _Toc242920532 \h </w:instrText>
+              <w:instrText xml:space="preserve"> PAGEREF _Toc242944043 \h </w:instrText>
             </w:r>
             <w:r>
               <w:rPr>
@@ -3635,7 +3635,7 @@
               <w14:ligatures w14:val="standardContextual"/>
             </w:rPr>
           </w:pPr>
-          <w:hyperlink w:anchor="_Toc242920533" w:history="1">
+          <w:hyperlink w:anchor="_Toc242944044" w:history="1">
             <w:r>
               <w:rPr>
                 <w:rStyle w:val="Hyperlink"/>
@@ -3659,7 +3659,7 @@
               <w:rPr>
                 <w:noProof/>
               </w:rPr>
-              <w:instrText xml:space="preserve"> PAGEREF _Toc242920533 \h </w:instrText>
+              <w:instrText xml:space="preserve"> PAGEREF _Toc242944044 \h </w:instrText>
             </w:r>
             <w:r>
               <w:rPr>
@@ -3702,7 +3702,7 @@
               <w14:ligatures w14:val="standardContextual"/>
             </w:rPr>
           </w:pPr>
-          <w:hyperlink w:anchor="_Toc242920534" w:history="1">
+          <w:hyperlink w:anchor="_Toc242944045" w:history="1">
             <w:r>
               <w:rPr>
                 <w:rStyle w:val="Hyperlink"/>
@@ -3726,7 +3726,7 @@
               <w:rPr>
                 <w:noProof/>
               </w:rPr>
-              <w:instrText xml:space="preserve"> PAGEREF _Toc242920534 \h </w:instrText>
+              <w:instrText xml:space="preserve"> PAGEREF _Toc242944045 \h </w:instrText>
             </w:r>
             <w:r>
               <w:rPr>
@@ -3769,7 +3769,7 @@
               <w14:ligatures w14:val="standardContextual"/>
             </w:rPr>
           </w:pPr>
-          <w:hyperlink w:anchor="_Toc242920535" w:history="1">
+          <w:hyperlink w:anchor="_Toc242944046" w:history="1">
             <w:r>
               <w:rPr>
                 <w:rStyle w:val="Hyperlink"/>
@@ -3793,7 +3793,7 @@
               <w:rPr>
                 <w:noProof/>
               </w:rPr>
-              <w:instrText xml:space="preserve"> PAGEREF _Toc242920535 \h </w:instrText>
+              <w:instrText xml:space="preserve"> PAGEREF _Toc242944046 \h </w:instrText>
             </w:r>
             <w:r>
               <w:rPr>
@@ -3836,7 +3836,7 @@
               <w14:ligatures w14:val="standardContextual"/>
             </w:rPr>
           </w:pPr>
-          <w:hyperlink w:anchor="_Toc242920536" w:history="1">
+          <w:hyperlink w:anchor="_Toc242944047" w:history="1">
             <w:r>
               <w:rPr>
                 <w:rStyle w:val="Hyperlink"/>
@@ -3860,7 +3860,7 @@
               <w:rPr>
                 <w:noProof/>
               </w:rPr>
-              <w:instrText xml:space="preserve"> PAGEREF _Toc242920536 \h </w:instrText>
+              <w:instrText xml:space="preserve"> PAGEREF _Toc242944047 \h </w:instrText>
             </w:r>
             <w:r>
               <w:rPr>
@@ -3903,7 +3903,7 @@
               <w14:ligatures w14:val="standardContextual"/>
             </w:rPr>
           </w:pPr>
-          <w:hyperlink w:anchor="_Toc242920537" w:history="1">
+          <w:hyperlink w:anchor="_Toc242944048" w:history="1">
             <w:r>
               <w:rPr>
                 <w:rStyle w:val="Hyperlink"/>
@@ -3927,7 +3927,7 @@
               <w:rPr>
                 <w:noProof/>
               </w:rPr>
-              <w:instrText xml:space="preserve"> PAGEREF _Toc242920537 \h </w:instrText>
+              <w:instrText xml:space="preserve"> PAGEREF _Toc242944048 \h </w:instrText>
             </w:r>
             <w:r>
               <w:rPr>
@@ -3970,7 +3970,7 @@
               <w14:ligatures w14:val="standardContextual"/>
             </w:rPr>
           </w:pPr>
-          <w:hyperlink w:anchor="_Toc242920538" w:history="1">
+          <w:hyperlink w:anchor="_Toc242944049" w:history="1">
             <w:r>
               <w:rPr>
                 <w:rStyle w:val="Hyperlink"/>
@@ -3994,7 +3994,7 @@
               <w:rPr>
                 <w:noProof/>
               </w:rPr>
-              <w:instrText xml:space="preserve"> PAGEREF _Toc242920538 \h </w:instrText>
+              <w:instrText xml:space="preserve"> PAGEREF _Toc242944049 \h </w:instrText>
             </w:r>
             <w:r>
               <w:rPr>
@@ -4037,7 +4037,7 @@
               <w14:ligatures w14:val="standardContextual"/>
             </w:rPr>
           </w:pPr>
-          <w:hyperlink w:anchor="_Toc242920539" w:history="1">
+          <w:hyperlink w:anchor="_Toc242944050" w:history="1">
             <w:r>
               <w:rPr>
                 <w:rStyle w:val="Hyperlink"/>
@@ -4061,7 +4061,7 @@
               <w:rPr>
                 <w:noProof/>
               </w:rPr>
-              <w:instrText xml:space="preserve"> PAGEREF _Toc242920539 \h </w:instrText>
+              <w:instrText xml:space="preserve"> PAGEREF _Toc242944050 \h </w:instrText>
             </w:r>
             <w:r>
               <w:rPr>
@@ -4104,7 +4104,7 @@
               <w14:ligatures w14:val="standardContextual"/>
             </w:rPr>
           </w:pPr>
-          <w:hyperlink w:anchor="_Toc242920540" w:history="1">
+          <w:hyperlink w:anchor="_Toc242944051" w:history="1">
             <w:r>
               <w:rPr>
                 <w:rStyle w:val="Hyperlink"/>
@@ -4128,7 +4128,7 @@
               <w:rPr>
                 <w:noProof/>
               </w:rPr>
-              <w:instrText xml:space="preserve"> PAGEREF _Toc242920540 \h </w:instrText>
+              <w:instrText xml:space="preserve"> PAGEREF _Toc242944051 \h </w:instrText>
             </w:r>
             <w:r>
               <w:rPr>
@@ -4171,7 +4171,7 @@
               <w14:ligatures w14:val="standardContextual"/>
             </w:rPr>
           </w:pPr>
-          <w:hyperlink w:anchor="_Toc242920541" w:history="1">
+          <w:hyperlink w:anchor="_Toc242944052" w:history="1">
             <w:r>
               <w:rPr>
                 <w:rStyle w:val="Hyperlink"/>
@@ -4195,7 +4195,7 @@
               <w:rPr>
                 <w:noProof/>
               </w:rPr>
-              <w:instrText xml:space="preserve"> PAGEREF _Toc242920541 \h </w:instrText>
+              <w:instrText xml:space="preserve"> PAGEREF _Toc242944052 \h </w:instrText>
             </w:r>
             <w:r>
               <w:rPr>
@@ -4238,7 +4238,7 @@
               <w14:ligatures w14:val="standardContextual"/>
             </w:rPr>
           </w:pPr>
-          <w:hyperlink w:anchor="_Toc242920542" w:history="1">
+          <w:hyperlink w:anchor="_Toc242944053" w:history="1">
             <w:r>
               <w:rPr>
                 <w:rStyle w:val="Hyperlink"/>
@@ -4262,7 +4262,7 @@
               <w:rPr>
                 <w:noProof/>
               </w:rPr>
-              <w:instrText xml:space="preserve"> PAGEREF _Toc242920542 \h </w:instrText>
+              <w:instrText xml:space="preserve"> PAGEREF _Toc242944053 \h </w:instrText>
             </w:r>
             <w:r>
               <w:rPr>
@@ -4305,7 +4305,7 @@
               <w14:ligatures w14:val="standardContextual"/>
             </w:rPr>
           </w:pPr>
-          <w:hyperlink w:anchor="_Toc242920543" w:history="1">
+          <w:hyperlink w:anchor="_Toc242944054" w:history="1">
             <w:r>
               <w:rPr>
                 <w:rStyle w:val="Hyperlink"/>
@@ -4329,7 +4329,7 @@
               <w:rPr>
                 <w:noProof/>
               </w:rPr>
-              <w:instrText xml:space="preserve"> PAGEREF _Toc242920543 \h </w:instrText>
+              <w:instrText xml:space="preserve"> PAGEREF _Toc242944054 \h </w:instrText>
             </w:r>
             <w:r>
               <w:rPr>
@@ -4372,7 +4372,7 @@
               <w14:ligatures w14:val="standardContextual"/>
             </w:rPr>
           </w:pPr>
-          <w:hyperlink w:anchor="_Toc242920544" w:history="1">
+          <w:hyperlink w:anchor="_Toc242944055" w:history="1">
             <w:r>
               <w:rPr>
                 <w:rStyle w:val="Hyperlink"/>
@@ -4396,7 +4396,7 @@
               <w:rPr>
                 <w:noProof/>
               </w:rPr>
-              <w:instrText xml:space="preserve"> PAGEREF _Toc242920544 \h </w:instrText>
+              <w:instrText xml:space="preserve"> PAGEREF _Toc242944055 \h </w:instrText>
             </w:r>
             <w:r>
               <w:rPr>
@@ -4439,7 +4439,7 @@
               <w14:ligatures w14:val="standardContextual"/>
             </w:rPr>
           </w:pPr>
-          <w:hyperlink w:anchor="_Toc242920545" w:history="1">
+          <w:hyperlink w:anchor="_Toc242944056" w:history="1">
             <w:r>
               <w:rPr>
                 <w:rStyle w:val="Hyperlink"/>
@@ -4463,7 +4463,7 @@
               <w:rPr>
                 <w:noProof/>
               </w:rPr>
-              <w:instrText xml:space="preserve"> PAGEREF _Toc242920545 \h </w:instrText>
+              <w:instrText xml:space="preserve"> PAGEREF _Toc242944056 \h </w:instrText>
             </w:r>
             <w:r>
               <w:rPr>
@@ -4504,7 +4504,7 @@
         <w:keepLines/>
         <w:pageBreakBefore/>
       </w:pPr>
-      <w:bookmarkStart w:id="0" w:name="_Toc242920509"/>
+      <w:bookmarkStart w:id="0" w:name="_Toc242944020"/>
       <w:r>
         <w:lastRenderedPageBreak/>
         <w:t>1 Introduction</w:t>
@@ -4517,7 +4517,7 @@
         <w:keepNext/>
         <w:keepLines/>
       </w:pPr>
-      <w:bookmarkStart w:id="1" w:name="_Toc242920510"/>
+      <w:bookmarkStart w:id="1" w:name="_Toc242944021"/>
       <w:r>
         <w:t>1.1 Purpose</w:t>
       </w:r>
@@ -4540,7 +4540,7 @@
         <w:keepNext/>
         <w:keepLines/>
       </w:pPr>
-      <w:bookmarkStart w:id="2" w:name="_Toc242920511"/>
+      <w:bookmarkStart w:id="2" w:name="_Toc242944022"/>
       <w:r>
         <w:t>1.2 Scope</w:t>
       </w:r>
@@ -4563,7 +4563,7 @@
         <w:keepNext/>
         <w:keepLines/>
       </w:pPr>
-      <w:bookmarkStart w:id="3" w:name="_Toc242920512"/>
+      <w:bookmarkStart w:id="3" w:name="_Toc242944023"/>
       <w:r>
         <w:t>1.3 Intended audience</w:t>
       </w:r>
@@ -4583,7 +4583,7 @@
         <w:keepNext/>
         <w:keepLines/>
       </w:pPr>
-      <w:bookmarkStart w:id="4" w:name="_Toc242920513"/>
+      <w:bookmarkStart w:id="4" w:name="_Toc242944024"/>
       <w:r>
         <w:t>1.4 Relationship to other documents</w:t>
       </w:r>
@@ -4594,7 +4594,7 @@
         <w:pStyle w:val="Caption"/>
         <w:keepNext/>
       </w:pPr>
-      <w:bookmarkStart w:id="5" w:name="_Toc242920532"/>
+      <w:bookmarkStart w:id="5" w:name="_Toc242944043"/>
       <w:r>
         <w:t xml:space="preserve">Table </w:t>
       </w:r>
@@ -5112,7 +5112,7 @@
         <w:keepLines/>
         <w:pageBreakBefore/>
       </w:pPr>
-      <w:bookmarkStart w:id="6" w:name="_Toc242920514"/>
+      <w:bookmarkStart w:id="6" w:name="_Toc242944025"/>
       <w:r>
         <w:lastRenderedPageBreak/>
         <w:t>2 Test strategy</w:t>
@@ -5125,7 +5125,7 @@
         <w:keepNext/>
         <w:keepLines/>
       </w:pPr>
-      <w:bookmarkStart w:id="7" w:name="_Toc242920515"/>
+      <w:bookmarkStart w:id="7" w:name="_Toc242944026"/>
       <w:r>
         <w:t>2.1 Test levels</w:t>
       </w:r>
@@ -5136,7 +5136,7 @@
         <w:pStyle w:val="Caption"/>
         <w:keepNext/>
       </w:pPr>
-      <w:bookmarkStart w:id="8" w:name="_Toc242920533"/>
+      <w:bookmarkStart w:id="8" w:name="_Toc242944044"/>
       <w:r>
         <w:t xml:space="preserve">Table </w:t>
       </w:r>
@@ -6378,7 +6378,7 @@
         <w:keepNext/>
         <w:keepLines/>
       </w:pPr>
-      <w:bookmarkStart w:id="9" w:name="_Toc242920516"/>
+      <w:bookmarkStart w:id="9" w:name="_Toc242944027"/>
       <w:r>
         <w:t>2.2 Test types</w:t>
       </w:r>
@@ -6389,7 +6389,7 @@
         <w:pStyle w:val="Caption"/>
         <w:keepNext/>
       </w:pPr>
-      <w:bookmarkStart w:id="10" w:name="_Toc242920534"/>
+      <w:bookmarkStart w:id="10" w:name="_Toc242944045"/>
       <w:r>
         <w:t xml:space="preserve">Table </w:t>
       </w:r>
@@ -7177,7 +7177,7 @@
         <w:keepNext/>
         <w:keepLines/>
       </w:pPr>
-      <w:bookmarkStart w:id="11" w:name="_Toc242920517"/>
+      <w:bookmarkStart w:id="11" w:name="_Toc242944028"/>
       <w:r>
         <w:t>2.3 Approach</w:t>
       </w:r>
@@ -7210,7 +7210,7 @@
         <w:keepLines/>
         <w:pageBreakBefore/>
       </w:pPr>
-      <w:bookmarkStart w:id="12" w:name="_Toc242920518"/>
+      <w:bookmarkStart w:id="12" w:name="_Toc242944029"/>
       <w:r>
         <w:lastRenderedPageBreak/>
         <w:t>3 Test environment</w:t>
@@ -7222,7 +7222,7 @@
         <w:pStyle w:val="Caption"/>
         <w:keepNext/>
       </w:pPr>
-      <w:bookmarkStart w:id="13" w:name="_Toc242920535"/>
+      <w:bookmarkStart w:id="13" w:name="_Toc242944046"/>
       <w:r>
         <w:t xml:space="preserve">Table </w:t>
       </w:r>
@@ -7885,7 +7885,7 @@
         <w:keepLines/>
         <w:pageBreakBefore/>
       </w:pPr>
-      <w:bookmarkStart w:id="14" w:name="_Toc242920519"/>
+      <w:bookmarkStart w:id="14" w:name="_Toc242944030"/>
       <w:r>
         <w:lastRenderedPageBreak/>
         <w:t>4 Entry and exit criteria</w:t>
@@ -7898,7 +7898,7 @@
         <w:keepNext/>
         <w:keepLines/>
       </w:pPr>
-      <w:bookmarkStart w:id="15" w:name="_Toc242920520"/>
+      <w:bookmarkStart w:id="15" w:name="_Toc242944031"/>
       <w:r>
         <w:t>4.1 Entry criteria</w:t>
       </w:r>
@@ -7918,7 +7918,7 @@
         <w:keepNext/>
         <w:keepLines/>
       </w:pPr>
-      <w:bookmarkStart w:id="16" w:name="_Toc242920521"/>
+      <w:bookmarkStart w:id="16" w:name="_Toc242944032"/>
       <w:r>
         <w:t>4.2 Exit criteria (Definition of Done)</w:t>
       </w:r>
@@ -8126,7 +8126,7 @@
         <w:keepNext/>
         <w:keepLines/>
       </w:pPr>
-      <w:bookmarkStart w:id="17" w:name="_Toc242920522"/>
+      <w:bookmarkStart w:id="17" w:name="_Toc242944033"/>
       <w:r>
         <w:t>4.3 </w:t>
       </w:r>
@@ -8150,7 +8150,7 @@
         <w:keepLines/>
         <w:pageBreakBefore/>
       </w:pPr>
-      <w:bookmarkStart w:id="18" w:name="_Toc242920523"/>
+      <w:bookmarkStart w:id="18" w:name="_Toc242944034"/>
       <w:r>
         <w:lastRenderedPageBreak/>
         <w:t>5 Test items and features</w:t>
@@ -8162,7 +8162,7 @@
         <w:pStyle w:val="Caption"/>
         <w:keepNext/>
       </w:pPr>
-      <w:bookmarkStart w:id="19" w:name="_Toc242920536"/>
+      <w:bookmarkStart w:id="19" w:name="_Toc242944047"/>
       <w:r>
         <w:t xml:space="preserve">Table </w:t>
       </w:r>
@@ -11019,7 +11019,7 @@
         <w:keepLines/>
         <w:pageBreakBefore/>
       </w:pPr>
-      <w:bookmarkStart w:id="20" w:name="_Toc242920524"/>
+      <w:bookmarkStart w:id="20" w:name="_Toc242944035"/>
       <w:r>
         <w:lastRenderedPageBreak/>
         <w:t>6 Test case catalogue</w:t>
@@ -11051,7 +11051,7 @@
         <w:pStyle w:val="Caption"/>
         <w:keepNext/>
       </w:pPr>
-      <w:bookmarkStart w:id="21" w:name="_Toc242920537"/>
+      <w:bookmarkStart w:id="21" w:name="_Toc242944048"/>
       <w:r>
         <w:t xml:space="preserve">Table </w:t>
       </w:r>
@@ -17220,7 +17220,7 @@
                 <w:sz w:val="19"/>
                 <w:szCs w:val="19"/>
               </w:rPr>
-              <w:t>Values equal the hand-checked printed tables; caveats kept (provisional, incomplete, campuses; no number where none was submitted); every fact cites an official https UGC page; facts served on the course page; weak ETag answered with 304 (D-05)</w:t>
+              <w:t>Values equal the hand-checked printed tables; caveats kept (provisional, incomplete; no Mahapola/Bursary line); every fact cites an official https UGC page; facts served on the course page; weak ETag answered with 304 (D-05)</w:t>
             </w:r>
           </w:p>
         </w:tc>
@@ -17960,10 +17960,13 @@
         <w:keepLines/>
         <w:pageBreakBefore/>
       </w:pPr>
-      <w:bookmarkStart w:id="22" w:name="_Toc242920525"/>
+      <w:bookmarkStart w:id="22" w:name="_Toc242944036"/>
       <w:r>
         <w:lastRenderedPageBreak/>
-        <w:t>7 Security tests</w:t>
+        <w:t>7 </w:t>
+      </w:r>
+      <w:r>
+        <w:t>Security tests</w:t>
       </w:r>
       <w:bookmarkEnd w:id="22"/>
     </w:p>
@@ -17972,7 +17975,7 @@
         <w:pStyle w:val="Caption"/>
         <w:keepNext/>
       </w:pPr>
-      <w:bookmarkStart w:id="23" w:name="_Toc242920538"/>
+      <w:bookmarkStart w:id="23" w:name="_Toc242944049"/>
       <w:r>
         <w:t xml:space="preserve">Table </w:t>
       </w:r>
@@ -20515,7 +20518,7 @@
         <w:keepLines/>
         <w:pageBreakBefore/>
       </w:pPr>
-      <w:bookmarkStart w:id="24" w:name="_Toc242920526"/>
+      <w:bookmarkStart w:id="24" w:name="_Toc242944037"/>
       <w:r>
         <w:lastRenderedPageBreak/>
         <w:t>8 Results summary</w:t>
@@ -20547,7 +20550,7 @@
         <w:pStyle w:val="Caption"/>
         <w:keepNext/>
       </w:pPr>
-      <w:bookmarkStart w:id="25" w:name="_Toc242920539"/>
+      <w:bookmarkStart w:id="25" w:name="_Toc242944050"/>
       <w:r>
         <w:t xml:space="preserve">Table </w:t>
       </w:r>
@@ -21345,7 +21348,7 @@
         <w:pStyle w:val="Caption"/>
         <w:keepNext/>
       </w:pPr>
-      <w:bookmarkStart w:id="26" w:name="_Toc242920540"/>
+      <w:bookmarkStart w:id="26" w:name="_Toc242944051"/>
       <w:r>
         <w:t xml:space="preserve">Table </w:t>
       </w:r>
@@ -21919,7 +21922,7 @@
         <w:keepLines/>
         <w:pageBreakBefore/>
       </w:pPr>
-      <w:bookmarkStart w:id="27" w:name="_Toc242920527"/>
+      <w:bookmarkStart w:id="27" w:name="_Toc242944038"/>
       <w:r>
         <w:lastRenderedPageBreak/>
         <w:t>9 Defects found and fixed</w:t>
@@ -21931,7 +21934,7 @@
         <w:pStyle w:val="Caption"/>
         <w:keepNext/>
       </w:pPr>
-      <w:bookmarkStart w:id="28" w:name="_Toc242920541"/>
+      <w:bookmarkStart w:id="28" w:name="_Toc242944052"/>
       <w:r>
         <w:t xml:space="preserve">Table </w:t>
       </w:r>
@@ -23086,7 +23089,7 @@
         <w:keepLines/>
         <w:pageBreakBefore/>
       </w:pPr>
-      <w:bookmarkStart w:id="29" w:name="_Toc242920528"/>
+      <w:bookmarkStart w:id="29" w:name="_Toc242944039"/>
       <w:r>
         <w:lastRenderedPageBreak/>
         <w:t>10 Known gaps and risks</w:t>
@@ -23098,7 +23101,7 @@
         <w:pStyle w:val="Caption"/>
         <w:keepNext/>
       </w:pPr>
-      <w:bookmarkStart w:id="30" w:name="_Toc242920542"/>
+      <w:bookmarkStart w:id="30" w:name="_Toc242944053"/>
       <w:r>
         <w:t xml:space="preserve">Table </w:t>
       </w:r>
@@ -24363,7 +24366,7 @@
         <w:keepLines/>
         <w:pageBreakBefore/>
       </w:pPr>
-      <w:bookmarkStart w:id="31" w:name="_Toc242920529"/>
+      <w:bookmarkStart w:id="31" w:name="_Toc242944040"/>
       <w:r>
         <w:lastRenderedPageBreak/>
         <w:t>11 Traceability</w:t>
@@ -24383,7 +24386,7 @@
         <w:pStyle w:val="Caption"/>
         <w:keepNext/>
       </w:pPr>
-      <w:bookmarkStart w:id="32" w:name="_Toc242920543"/>
+      <w:bookmarkStart w:id="32" w:name="_Toc242944054"/>
       <w:r>
         <w:t xml:space="preserve">Table </w:t>
       </w:r>
@@ -26252,7 +26255,7 @@
         <w:keepLines/>
         <w:pageBreakBefore/>
       </w:pPr>
-      <w:bookmarkStart w:id="33" w:name="_Toc242920530"/>
+      <w:bookmarkStart w:id="33" w:name="_Toc242944041"/>
       <w:r>
         <w:lastRenderedPageBreak/>
         <w:t>Appendix A: Glossary</w:t>
@@ -26264,7 +26267,7 @@
         <w:pStyle w:val="Caption"/>
         <w:keepNext/>
       </w:pPr>
-      <w:bookmarkStart w:id="34" w:name="_Toc242920544"/>
+      <w:bookmarkStart w:id="34" w:name="_Toc242944055"/>
       <w:r>
         <w:t xml:space="preserve">Table </w:t>
       </w:r>
@@ -27285,7 +27288,7 @@
         <w:keepLines/>
         <w:pageBreakBefore/>
       </w:pPr>
-      <w:bookmarkStart w:id="35" w:name="_Toc242920531"/>
+      <w:bookmarkStart w:id="35" w:name="_Toc242944042"/>
       <w:r>
         <w:lastRenderedPageBreak/>
         <w:t>Appendix B: References</w:t>
@@ -27297,7 +27300,7 @@
         <w:pStyle w:val="Caption"/>
         <w:keepNext/>
       </w:pPr>
-      <w:bookmarkStart w:id="36" w:name="_Toc242920545"/>
+      <w:bookmarkStart w:id="36" w:name="_Toc242944056"/>
       <w:r>
         <w:t xml:space="preserve">Table </w:t>
       </w:r>
@@ -28214,10 +28217,10 @@
 <file path=word/numbering.xml><?xml version="1.0" encoding="utf-8"?>
 <w:numbering xmlns:wpc="http://schemas.microsoft.com/office/word/2010/wordprocessingCanvas" xmlns:cx="http://schemas.microsoft.com/office/drawing/2014/chartex" xmlns:cx1="http://schemas.microsoft.com/office/drawing/2015/9/8/chartex" xmlns:cx2="http://schemas.microsoft.com/office/drawing/2015/10/21/chartex" xmlns:cx3="http://schemas.microsoft.com/office/drawing/2016/5/9/chartex" xmlns:cx4="http://schemas.microsoft.com/office/drawing/2016/5/10/chartex" xmlns:cx5="http://schemas.microsoft.com/office/drawing/2016/5/11/chartex" xmlns:cx6="http://schemas.microsoft.com/office/drawing/2016/5/12/chartex" xmlns:cx7="http://schemas.microsoft.com/office/drawing/2016/5/13/chartex" xmlns:cx8="http://schemas.microsoft.com/office/drawing/2016/5/14/chartex" xmlns:mc="http://schemas.openxmlformats.org/markup-compatibility/2006" xmlns:aink="http://schemas.microsoft.com/office/drawing/2016/ink" xmlns:am3d="http://schemas.microsoft.com/office/drawing/2017/model3d" xmlns:o="urn:schemas-microsoft-com:office:office" xmlns:oel="http://schemas.microsoft.com/office/2019/extlst" xmlns:r="http://schemas.openxmlformats.org/officeDocument/2006/relationships" xmlns:m="http://schemas.openxmlformats.org/officeDocument/2006/math" xmlns:v="urn:schemas-microsoft-com:vml" xmlns:wp14="http://schemas.microsoft.com/office/word/2010/wordprocessingDrawing" xmlns:wp="http://schemas.openxmlformats.org/drawingml/2006/wordprocessingDrawing" xmlns:w10="urn:schemas-microsoft-com:office:word" xmlns:w="http://schemas.openxmlformats.org/wordprocessingml/2006/main" xmlns:w14="http://schemas.microsoft.com/office/word/2010/wordml" xmlns:w15="http://schemas.microsoft.com/office/word/2012/wordml" xmlns:w16cex="http://schemas.microsoft.com/office/word/2018/wordml/cex" xmlns:w16cid="http://schemas.microsoft.com/office/word/2016/wordml/cid" xmlns:w16="http://schemas.microsoft.com/office/word/2018/wordml" xmlns:w16du="http://schemas.microsoft.com/office/word/2023/wordml/word16du" xmlns:w16sdtdh="http://schemas.microsoft.com/office/word/2020/wordml/sdtdatahash" xmlns:w16sdtfl="http://schemas.microsoft.com/office/word/2024/wordml/sdtformatlock" xmlns:w16se="http://schemas.microsoft.com/office/word/2015/wordml/symex" xmlns:wpg="http://schemas.microsoft.com/office/word/2010/wordprocessingGroup" xmlns:wpi="http://schemas.microsoft.com/office/word/2010/wordprocessingInk" xmlns:wne="http://schemas.microsoft.com/office/word/2006/wordml" xmlns:wps="http://schemas.microsoft.com/office/word/2010/wordprocessingShape" mc:Ignorable="w14 w15 w16se w16cid w16 w16cex w16sdtdh w16sdtfl w16du wp14">
   <w:abstractNum w:abstractNumId="0" w15:restartNumberingAfterBreak="0">
-    <w:nsid w:val="0C5A0AB0"/>
+    <w:nsid w:val="04F43BF4"/>
     <w:multiLevelType w:val="hybridMultilevel"/>
-    <w:tmpl w:val="1E68F176"/>
-    <w:lvl w:ilvl="0" w:tplc="CBBED344" w:tentative="1">
+    <w:tmpl w:val="339A27A8"/>
+    <w:lvl w:ilvl="0" w:tplc="B66AA5A8" w:tentative="1">
       <w:start w:val="1"/>
       <w:numFmt w:val="bullet"/>
       <w:lvlText w:val="●"/>
@@ -28226,7 +28229,7 @@
         <w:ind w:left="720" w:hanging="360"/>
       </w:pPr>
     </w:lvl>
-    <w:lvl w:ilvl="1" w:tplc="54D26E38" w:tentative="1">
+    <w:lvl w:ilvl="1" w:tplc="AB0A3382" w:tentative="1">
       <w:start w:val="1"/>
       <w:numFmt w:val="bullet"/>
       <w:lvlText w:val="○"/>
@@ -28235,7 +28238,7 @@
         <w:ind w:left="1440" w:hanging="360"/>
       </w:pPr>
     </w:lvl>
-    <w:lvl w:ilvl="2" w:tplc="E46803C2" w:tentative="1">
+    <w:lvl w:ilvl="2" w:tplc="5F5E33C8" w:tentative="1">
       <w:start w:val="1"/>
       <w:numFmt w:val="bullet"/>
       <w:lvlText w:val="■"/>
@@ -28244,7 +28247,7 @@
         <w:ind w:left="2160" w:hanging="360"/>
       </w:pPr>
     </w:lvl>
-    <w:lvl w:ilvl="3" w:tplc="A9F21D9E" w:tentative="1">
+    <w:lvl w:ilvl="3" w:tplc="CCFA3114" w:tentative="1">
       <w:start w:val="1"/>
       <w:numFmt w:val="bullet"/>
       <w:lvlText w:val="●"/>
@@ -28253,7 +28256,7 @@
         <w:ind w:left="2880" w:hanging="360"/>
       </w:pPr>
     </w:lvl>
-    <w:lvl w:ilvl="4" w:tplc="B5C6DEC8" w:tentative="1">
+    <w:lvl w:ilvl="4" w:tplc="57A6F298" w:tentative="1">
       <w:start w:val="1"/>
       <w:numFmt w:val="bullet"/>
       <w:lvlText w:val="○"/>
@@ -28262,7 +28265,7 @@
         <w:ind w:left="3600" w:hanging="360"/>
       </w:pPr>
     </w:lvl>
-    <w:lvl w:ilvl="5" w:tplc="240E832A" w:tentative="1">
+    <w:lvl w:ilvl="5" w:tplc="55229426" w:tentative="1">
       <w:start w:val="1"/>
       <w:numFmt w:val="bullet"/>
       <w:lvlText w:val="■"/>
@@ -28271,7 +28274,7 @@
         <w:ind w:left="4320" w:hanging="360"/>
       </w:pPr>
     </w:lvl>
-    <w:lvl w:ilvl="6" w:tplc="4B80C728" w:tentative="1">
+    <w:lvl w:ilvl="6" w:tplc="E608665E" w:tentative="1">
       <w:start w:val="1"/>
       <w:numFmt w:val="bullet"/>
       <w:lvlText w:val="●"/>
@@ -28280,7 +28283,7 @@
         <w:ind w:left="5040" w:hanging="360"/>
       </w:pPr>
     </w:lvl>
-    <w:lvl w:ilvl="7" w:tplc="F8462350" w:tentative="1">
+    <w:lvl w:ilvl="7" w:tplc="99BC4B9C" w:tentative="1">
       <w:start w:val="1"/>
       <w:numFmt w:val="bullet"/>
       <w:lvlText w:val="●"/>
@@ -28289,7 +28292,7 @@
         <w:ind w:left="5760" w:hanging="360"/>
       </w:pPr>
     </w:lvl>
-    <w:lvl w:ilvl="8" w:tplc="1F5E9972" w:tentative="1">
+    <w:lvl w:ilvl="8" w:tplc="24D44546" w:tentative="1">
       <w:start w:val="1"/>
       <w:numFmt w:val="bullet"/>
       <w:lvlText w:val="●"/>
@@ -28300,10 +28303,10 @@
     </w:lvl>
   </w:abstractNum>
   <w:abstractNum w:abstractNumId="1" w15:restartNumberingAfterBreak="0">
-    <w:nsid w:val="2B035955"/>
+    <w:nsid w:val="43AF5F6D"/>
     <w:multiLevelType w:val="hybridMultilevel"/>
-    <w:tmpl w:val="D5D6ED08"/>
-    <w:lvl w:ilvl="0" w:tplc="D904FE34">
+    <w:tmpl w:val="3E2A4952"/>
+    <w:lvl w:ilvl="0" w:tplc="2E18A9D4">
       <w:start w:val="1"/>
       <w:numFmt w:val="decimal"/>
       <w:lvlText w:val="%1."/>
@@ -28312,7 +28315,7 @@
         <w:ind w:left="720" w:hanging="360"/>
       </w:pPr>
     </w:lvl>
-    <w:lvl w:ilvl="1" w:tplc="C8608680" w:tentative="1">
+    <w:lvl w:ilvl="1" w:tplc="CA0E1610" w:tentative="1">
       <w:start w:val="1"/>
       <w:numFmt w:val="lowerLetter"/>
       <w:lvlText w:val="%2."/>
@@ -28321,7 +28324,7 @@
         <w:ind w:left="1080" w:hanging="360"/>
       </w:pPr>
     </w:lvl>
-    <w:lvl w:ilvl="2" w:tplc="7974C064" w:tentative="1">
+    <w:lvl w:ilvl="2" w:tplc="A15CDDDA" w:tentative="1">
       <w:start w:val="1"/>
       <w:numFmt w:val="lowerRoman"/>
       <w:lvlText w:val="%3."/>
@@ -28330,42 +28333,42 @@
         <w:ind w:left="1440" w:hanging="360"/>
       </w:pPr>
     </w:lvl>
-    <w:lvl w:ilvl="3" w:tplc="5AACF5A8">
+    <w:lvl w:ilvl="3" w:tplc="A13039FA">
       <w:numFmt w:val="decimal"/>
       <w:lvlText w:val=""/>
       <w:lvlJc w:val="left"/>
     </w:lvl>
-    <w:lvl w:ilvl="4" w:tplc="D21AC62C">
+    <w:lvl w:ilvl="4" w:tplc="74AC69F2">
       <w:numFmt w:val="decimal"/>
       <w:lvlText w:val=""/>
       <w:lvlJc w:val="left"/>
     </w:lvl>
-    <w:lvl w:ilvl="5" w:tplc="2BAE3472">
+    <w:lvl w:ilvl="5" w:tplc="C170A174">
       <w:numFmt w:val="decimal"/>
       <w:lvlText w:val=""/>
       <w:lvlJc w:val="left"/>
     </w:lvl>
-    <w:lvl w:ilvl="6" w:tplc="4ED24464">
+    <w:lvl w:ilvl="6" w:tplc="87FAEFC2">
       <w:numFmt w:val="decimal"/>
       <w:lvlText w:val=""/>
       <w:lvlJc w:val="left"/>
     </w:lvl>
-    <w:lvl w:ilvl="7" w:tplc="0BA075FE">
+    <w:lvl w:ilvl="7" w:tplc="A2F0711A">
       <w:numFmt w:val="decimal"/>
       <w:lvlText w:val=""/>
       <w:lvlJc w:val="left"/>
     </w:lvl>
-    <w:lvl w:ilvl="8" w:tplc="FBB4DAC6">
+    <w:lvl w:ilvl="8" w:tplc="631A3262">
       <w:numFmt w:val="decimal"/>
       <w:lvlText w:val=""/>
       <w:lvlJc w:val="left"/>
     </w:lvl>
   </w:abstractNum>
   <w:abstractNum w:abstractNumId="2" w15:restartNumberingAfterBreak="0">
-    <w:nsid w:val="4CD723E0"/>
+    <w:nsid w:val="6F7B02C7"/>
     <w:multiLevelType w:val="hybridMultilevel"/>
-    <w:tmpl w:val="09B00744"/>
-    <w:lvl w:ilvl="0" w:tplc="333E3062" w:tentative="1">
+    <w:tmpl w:val="9B02229E"/>
+    <w:lvl w:ilvl="0" w:tplc="8DD4A76C" w:tentative="1">
       <w:start w:val="1"/>
       <w:numFmt w:val="bullet"/>
       <w:lvlText w:val="•"/>
@@ -28374,7 +28377,7 @@
         <w:ind w:left="720" w:hanging="280"/>
       </w:pPr>
     </w:lvl>
-    <w:lvl w:ilvl="1" w:tplc="865AAD94" w:tentative="1">
+    <w:lvl w:ilvl="1" w:tplc="6D2C9202" w:tentative="1">
       <w:start w:val="1"/>
       <w:numFmt w:val="bullet"/>
       <w:lvlText w:val="–"/>
@@ -28383,7 +28386,7 @@
         <w:ind w:left="1080" w:hanging="280"/>
       </w:pPr>
     </w:lvl>
-    <w:lvl w:ilvl="2" w:tplc="7576B346" w:tentative="1">
+    <w:lvl w:ilvl="2" w:tplc="EE3E6DC6" w:tentative="1">
       <w:start w:val="1"/>
       <w:numFmt w:val="bullet"/>
       <w:lvlText w:val="▪"/>
@@ -28392,44 +28395,44 @@
         <w:ind w:left="1440" w:hanging="280"/>
       </w:pPr>
     </w:lvl>
-    <w:lvl w:ilvl="3" w:tplc="11E4AE74">
+    <w:lvl w:ilvl="3" w:tplc="BDEA5FA6">
       <w:numFmt w:val="decimal"/>
       <w:lvlText w:val=""/>
       <w:lvlJc w:val="left"/>
     </w:lvl>
-    <w:lvl w:ilvl="4" w:tplc="1552696A">
+    <w:lvl w:ilvl="4" w:tplc="DB341422">
       <w:numFmt w:val="decimal"/>
       <w:lvlText w:val=""/>
       <w:lvlJc w:val="left"/>
     </w:lvl>
-    <w:lvl w:ilvl="5" w:tplc="77381AAC">
+    <w:lvl w:ilvl="5" w:tplc="E396A850">
       <w:numFmt w:val="decimal"/>
       <w:lvlText w:val=""/>
       <w:lvlJc w:val="left"/>
     </w:lvl>
-    <w:lvl w:ilvl="6" w:tplc="7D3E3578">
+    <w:lvl w:ilvl="6" w:tplc="7526B0A4">
       <w:numFmt w:val="decimal"/>
       <w:lvlText w:val=""/>
       <w:lvlJc w:val="left"/>
     </w:lvl>
-    <w:lvl w:ilvl="7" w:tplc="8AD2FEFE">
+    <w:lvl w:ilvl="7" w:tplc="392C98A0">
       <w:numFmt w:val="decimal"/>
       <w:lvlText w:val=""/>
       <w:lvlJc w:val="left"/>
     </w:lvl>
-    <w:lvl w:ilvl="8" w:tplc="17B0FDD6">
+    <w:lvl w:ilvl="8" w:tplc="D09C78E6">
       <w:numFmt w:val="decimal"/>
       <w:lvlText w:val=""/>
       <w:lvlJc w:val="left"/>
     </w:lvl>
   </w:abstractNum>
-  <w:num w:numId="1" w16cid:durableId="922225622">
+  <w:num w:numId="1" w16cid:durableId="964385330">
     <w:abstractNumId w:val="0"/>
     <w:lvlOverride w:ilvl="0">
       <w:startOverride w:val="1"/>
     </w:lvlOverride>
   </w:num>
-  <w:num w:numId="2" w16cid:durableId="1893689161">
+  <w:num w:numId="2" w16cid:durableId="254168445">
     <w:abstractNumId w:val="1"/>
     <w:lvlOverride w:ilvl="0">
       <w:startOverride w:val="1"/>
@@ -29134,7 +29137,7 @@
     <w:autoRedefine/>
     <w:uiPriority w:val="39"/>
     <w:unhideWhenUsed/>
-    <w:rsid w:val="006204C5"/>
+    <w:rsid w:val="00ED44E1"/>
     <w:pPr>
       <w:spacing w:after="100"/>
     </w:pPr>
@@ -29146,7 +29149,7 @@
     <w:autoRedefine/>
     <w:uiPriority w:val="39"/>
     <w:unhideWhenUsed/>
-    <w:rsid w:val="006204C5"/>
+    <w:rsid w:val="00ED44E1"/>
     <w:pPr>
       <w:spacing w:after="100"/>
       <w:ind w:left="210"/>
@@ -29158,7 +29161,7 @@
     <w:next w:val="Normal"/>
     <w:uiPriority w:val="99"/>
     <w:unhideWhenUsed/>
-    <w:rsid w:val="006204C5"/>
+    <w:rsid w:val="00ED44E1"/>
   </w:style>
 </w:styles>
 </file>

--- a/docs/08-test-plan/ZP-DOC-08_Test-Plan.docx
+++ b/docs/08-test-plan/ZP-DOC-08_Test-Plan.docx
@@ -289,7 +289,7 @@
                 <w:sz w:val="19"/>
                 <w:szCs w:val="19"/>
               </w:rPr>
-              <w:t>15 October 2026</w:t>
+              <w:t>21 October 2026</w:t>
             </w:r>
           </w:p>
         </w:tc>
@@ -1567,6 +1567,122 @@
           </w:p>
         </w:tc>
       </w:tr>
+      <w:tr>
+        <w:tblPrEx>
+          <w:tblCellMar>
+            <w:top w:w="0" w:type="dxa"/>
+            <w:bottom w:w="0" w:type="dxa"/>
+          </w:tblCellMar>
+        </w:tblPrEx>
+        <w:trPr>
+          <w:cantSplit/>
+          <w:trHeight w:val="420"/>
+        </w:trPr>
+        <w:tc>
+          <w:tcPr>
+            <w:tcW w:w="964" w:type="dxa"/>
+            <w:tcBorders>
+              <w:top w:val="single" w:sz="4" w:space="0" w:color="C9D3D0"/>
+              <w:left w:val="single" w:sz="4" w:space="0" w:color="C9D3D0"/>
+              <w:bottom w:val="single" w:sz="4" w:space="0" w:color="C9D3D0"/>
+              <w:right w:val="single" w:sz="4" w:space="0" w:color="C9D3D0"/>
+            </w:tcBorders>
+            <w:tcMar>
+              <w:top w:w="50" w:type="dxa"/>
+              <w:left w:w="100" w:type="dxa"/>
+              <w:bottom w:w="50" w:type="dxa"/>
+              <w:right w:w="100" w:type="dxa"/>
+            </w:tcMar>
+          </w:tcPr>
+          <w:p>
+            <w:r>
+              <w:rPr>
+                <w:sz w:val="19"/>
+                <w:szCs w:val="19"/>
+              </w:rPr>
+              <w:t>0.9</w:t>
+            </w:r>
+          </w:p>
+        </w:tc>
+        <w:tc>
+          <w:tcPr>
+            <w:tcW w:w="1542" w:type="dxa"/>
+            <w:tcBorders>
+              <w:top w:val="single" w:sz="4" w:space="0" w:color="C9D3D0"/>
+              <w:left w:val="single" w:sz="4" w:space="0" w:color="C9D3D0"/>
+              <w:bottom w:val="single" w:sz="4" w:space="0" w:color="C9D3D0"/>
+              <w:right w:val="single" w:sz="4" w:space="0" w:color="C9D3D0"/>
+            </w:tcBorders>
+            <w:tcMar>
+              <w:top w:w="50" w:type="dxa"/>
+              <w:left w:w="100" w:type="dxa"/>
+              <w:bottom w:w="50" w:type="dxa"/>
+              <w:right w:w="100" w:type="dxa"/>
+            </w:tcMar>
+          </w:tcPr>
+          <w:p>
+            <w:r>
+              <w:rPr>
+                <w:sz w:val="19"/>
+                <w:szCs w:val="19"/>
+              </w:rPr>
+              <w:t>21 Oct 2026</w:t>
+            </w:r>
+          </w:p>
+        </w:tc>
+        <w:tc>
+          <w:tcPr>
+            <w:tcW w:w="1928" w:type="dxa"/>
+            <w:tcBorders>
+              <w:top w:val="single" w:sz="4" w:space="0" w:color="C9D3D0"/>
+              <w:left w:val="single" w:sz="4" w:space="0" w:color="C9D3D0"/>
+              <w:bottom w:val="single" w:sz="4" w:space="0" w:color="C9D3D0"/>
+              <w:right w:val="single" w:sz="4" w:space="0" w:color="C9D3D0"/>
+            </w:tcBorders>
+            <w:tcMar>
+              <w:top w:w="50" w:type="dxa"/>
+              <w:left w:w="100" w:type="dxa"/>
+              <w:bottom w:w="50" w:type="dxa"/>
+              <w:right w:w="100" w:type="dxa"/>
+            </w:tcMar>
+          </w:tcPr>
+          <w:p>
+            <w:r>
+              <w:rPr>
+                <w:sz w:val="19"/>
+                <w:szCs w:val="19"/>
+              </w:rPr>
+              <w:t>Team Kestrel</w:t>
+            </w:r>
+          </w:p>
+        </w:tc>
+        <w:tc>
+          <w:tcPr>
+            <w:tcW w:w="5204" w:type="dxa"/>
+            <w:tcBorders>
+              <w:top w:val="single" w:sz="4" w:space="0" w:color="C9D3D0"/>
+              <w:left w:val="single" w:sz="4" w:space="0" w:color="C9D3D0"/>
+              <w:bottom w:val="single" w:sz="4" w:space="0" w:color="C9D3D0"/>
+              <w:right w:val="single" w:sz="4" w:space="0" w:color="C9D3D0"/>
+            </w:tcBorders>
+            <w:tcMar>
+              <w:top w:w="50" w:type="dxa"/>
+              <w:left w:w="100" w:type="dxa"/>
+              <w:bottom w:w="50" w:type="dxa"/>
+              <w:right w:w="100" w:type="dxa"/>
+            </w:tcMar>
+          </w:tcPr>
+          <w:p>
+            <w:r>
+              <w:rPr>
+                <w:sz w:val="19"/>
+                <w:szCs w:val="19"/>
+              </w:rPr>
+              <w:t>VR3: TC-139 added (desktop side menu preference, `src/nav-pref.test.ts`); results of 21 October 2026 (536 passed) and live checks of the Compare fixes and the desktop layout</w:t>
+            </w:r>
+          </w:p>
+        </w:tc>
+      </w:tr>
     </w:tbl>
     <w:p>
       <w:pPr>
@@ -1966,7 +2082,7 @@
     <w:sdt>
       <w:sdtPr>
         <w:alias w:val="Contents"/>
-        <w:id w:val="-285894641"/>
+        <w:id w:val="1160109676"/>
       </w:sdtPr>
       <w:sdtEndPr/>
       <w:sdtContent>
@@ -1995,7 +2111,7 @@
           <w:r>
             <w:fldChar w:fldCharType="separate"/>
           </w:r>
-          <w:hyperlink w:anchor="_Toc242944020" w:history="1">
+          <w:hyperlink w:anchor="_Toc243516476" w:history="1">
             <w:r>
               <w:rPr>
                 <w:rStyle w:val="Hyperlink"/>
@@ -2019,7 +2135,7 @@
               <w:rPr>
                 <w:noProof/>
               </w:rPr>
-              <w:instrText xml:space="preserve"> PAGEREF _Toc242944020 \h </w:instrText>
+              <w:instrText xml:space="preserve"> PAGEREF _Toc243516476 \h </w:instrText>
             </w:r>
             <w:r>
               <w:rPr>
@@ -2062,7 +2178,7 @@
               <w14:ligatures w14:val="standardContextual"/>
             </w:rPr>
           </w:pPr>
-          <w:hyperlink w:anchor="_Toc242944021" w:history="1">
+          <w:hyperlink w:anchor="_Toc243516477" w:history="1">
             <w:r>
               <w:rPr>
                 <w:rStyle w:val="Hyperlink"/>
@@ -2086,7 +2202,7 @@
               <w:rPr>
                 <w:noProof/>
               </w:rPr>
-              <w:instrText xml:space="preserve"> PAGEREF _Toc242944021 \h </w:instrText>
+              <w:instrText xml:space="preserve"> PAGEREF _Toc243516477 \h </w:instrText>
             </w:r>
             <w:r>
               <w:rPr>
@@ -2129,7 +2245,7 @@
               <w14:ligatures w14:val="standardContextual"/>
             </w:rPr>
           </w:pPr>
-          <w:hyperlink w:anchor="_Toc242944022" w:history="1">
+          <w:hyperlink w:anchor="_Toc243516478" w:history="1">
             <w:r>
               <w:rPr>
                 <w:rStyle w:val="Hyperlink"/>
@@ -2153,7 +2269,7 @@
               <w:rPr>
                 <w:noProof/>
               </w:rPr>
-              <w:instrText xml:space="preserve"> PAGEREF _Toc242944022 \h </w:instrText>
+              <w:instrText xml:space="preserve"> PAGEREF _Toc243516478 \h </w:instrText>
             </w:r>
             <w:r>
               <w:rPr>
@@ -2196,7 +2312,7 @@
               <w14:ligatures w14:val="standardContextual"/>
             </w:rPr>
           </w:pPr>
-          <w:hyperlink w:anchor="_Toc242944023" w:history="1">
+          <w:hyperlink w:anchor="_Toc243516479" w:history="1">
             <w:r>
               <w:rPr>
                 <w:rStyle w:val="Hyperlink"/>
@@ -2220,7 +2336,7 @@
               <w:rPr>
                 <w:noProof/>
               </w:rPr>
-              <w:instrText xml:space="preserve"> PAGEREF _Toc242944023 \h </w:instrText>
+              <w:instrText xml:space="preserve"> PAGEREF _Toc243516479 \h </w:instrText>
             </w:r>
             <w:r>
               <w:rPr>
@@ -2263,7 +2379,7 @@
               <w14:ligatures w14:val="standardContextual"/>
             </w:rPr>
           </w:pPr>
-          <w:hyperlink w:anchor="_Toc242944024" w:history="1">
+          <w:hyperlink w:anchor="_Toc243516480" w:history="1">
             <w:r>
               <w:rPr>
                 <w:rStyle w:val="Hyperlink"/>
@@ -2287,7 +2403,7 @@
               <w:rPr>
                 <w:noProof/>
               </w:rPr>
-              <w:instrText xml:space="preserve"> PAGEREF _Toc242944024 \h </w:instrText>
+              <w:instrText xml:space="preserve"> PAGEREF _Toc243516480 \h </w:instrText>
             </w:r>
             <w:r>
               <w:rPr>
@@ -2330,7 +2446,7 @@
               <w14:ligatures w14:val="standardContextual"/>
             </w:rPr>
           </w:pPr>
-          <w:hyperlink w:anchor="_Toc242944025" w:history="1">
+          <w:hyperlink w:anchor="_Toc243516481" w:history="1">
             <w:r>
               <w:rPr>
                 <w:rStyle w:val="Hyperlink"/>
@@ -2354,7 +2470,7 @@
               <w:rPr>
                 <w:noProof/>
               </w:rPr>
-              <w:instrText xml:space="preserve"> PAGEREF _Toc242944025 \h </w:instrText>
+              <w:instrText xml:space="preserve"> PAGEREF _Toc243516481 \h </w:instrText>
             </w:r>
             <w:r>
               <w:rPr>
@@ -2397,7 +2513,7 @@
               <w14:ligatures w14:val="standardContextual"/>
             </w:rPr>
           </w:pPr>
-          <w:hyperlink w:anchor="_Toc242944026" w:history="1">
+          <w:hyperlink w:anchor="_Toc243516482" w:history="1">
             <w:r>
               <w:rPr>
                 <w:rStyle w:val="Hyperlink"/>
@@ -2421,7 +2537,7 @@
               <w:rPr>
                 <w:noProof/>
               </w:rPr>
-              <w:instrText xml:space="preserve"> PAGEREF _Toc242944026 \h </w:instrText>
+              <w:instrText xml:space="preserve"> PAGEREF _Toc243516482 \h </w:instrText>
             </w:r>
             <w:r>
               <w:rPr>
@@ -2464,7 +2580,7 @@
               <w14:ligatures w14:val="standardContextual"/>
             </w:rPr>
           </w:pPr>
-          <w:hyperlink w:anchor="_Toc242944027" w:history="1">
+          <w:hyperlink w:anchor="_Toc243516483" w:history="1">
             <w:r>
               <w:rPr>
                 <w:rStyle w:val="Hyperlink"/>
@@ -2488,7 +2604,7 @@
               <w:rPr>
                 <w:noProof/>
               </w:rPr>
-              <w:instrText xml:space="preserve"> PAGEREF _Toc242944027 \h </w:instrText>
+              <w:instrText xml:space="preserve"> PAGEREF _Toc243516483 \h </w:instrText>
             </w:r>
             <w:r>
               <w:rPr>
@@ -2531,7 +2647,7 @@
               <w14:ligatures w14:val="standardContextual"/>
             </w:rPr>
           </w:pPr>
-          <w:hyperlink w:anchor="_Toc242944028" w:history="1">
+          <w:hyperlink w:anchor="_Toc243516484" w:history="1">
             <w:r>
               <w:rPr>
                 <w:rStyle w:val="Hyperlink"/>
@@ -2555,7 +2671,7 @@
               <w:rPr>
                 <w:noProof/>
               </w:rPr>
-              <w:instrText xml:space="preserve"> PAGEREF _Toc242944028 \h </w:instrText>
+              <w:instrText xml:space="preserve"> PAGEREF _Toc243516484 \h </w:instrText>
             </w:r>
             <w:r>
               <w:rPr>
@@ -2598,7 +2714,7 @@
               <w14:ligatures w14:val="standardContextual"/>
             </w:rPr>
           </w:pPr>
-          <w:hyperlink w:anchor="_Toc242944029" w:history="1">
+          <w:hyperlink w:anchor="_Toc243516485" w:history="1">
             <w:r>
               <w:rPr>
                 <w:rStyle w:val="Hyperlink"/>
@@ -2622,7 +2738,7 @@
               <w:rPr>
                 <w:noProof/>
               </w:rPr>
-              <w:instrText xml:space="preserve"> PAGEREF _Toc242944029 \h </w:instrText>
+              <w:instrText xml:space="preserve"> PAGEREF _Toc243516485 \h </w:instrText>
             </w:r>
             <w:r>
               <w:rPr>
@@ -2665,7 +2781,7 @@
               <w14:ligatures w14:val="standardContextual"/>
             </w:rPr>
           </w:pPr>
-          <w:hyperlink w:anchor="_Toc242944030" w:history="1">
+          <w:hyperlink w:anchor="_Toc243516486" w:history="1">
             <w:r>
               <w:rPr>
                 <w:rStyle w:val="Hyperlink"/>
@@ -2689,7 +2805,7 @@
               <w:rPr>
                 <w:noProof/>
               </w:rPr>
-              <w:instrText xml:space="preserve"> PAGEREF _Toc242944030 \h </w:instrText>
+              <w:instrText xml:space="preserve"> PAGEREF _Toc243516486 \h </w:instrText>
             </w:r>
             <w:r>
               <w:rPr>
@@ -2732,7 +2848,7 @@
               <w14:ligatures w14:val="standardContextual"/>
             </w:rPr>
           </w:pPr>
-          <w:hyperlink w:anchor="_Toc242944031" w:history="1">
+          <w:hyperlink w:anchor="_Toc243516487" w:history="1">
             <w:r>
               <w:rPr>
                 <w:rStyle w:val="Hyperlink"/>
@@ -2756,7 +2872,7 @@
               <w:rPr>
                 <w:noProof/>
               </w:rPr>
-              <w:instrText xml:space="preserve"> PAGEREF _Toc242944031 \h </w:instrText>
+              <w:instrText xml:space="preserve"> PAGEREF _Toc243516487 \h </w:instrText>
             </w:r>
             <w:r>
               <w:rPr>
@@ -2799,7 +2915,7 @@
               <w14:ligatures w14:val="standardContextual"/>
             </w:rPr>
           </w:pPr>
-          <w:hyperlink w:anchor="_Toc242944032" w:history="1">
+          <w:hyperlink w:anchor="_Toc243516488" w:history="1">
             <w:r>
               <w:rPr>
                 <w:rStyle w:val="Hyperlink"/>
@@ -2823,7 +2939,7 @@
               <w:rPr>
                 <w:noProof/>
               </w:rPr>
-              <w:instrText xml:space="preserve"> PAGEREF _Toc242944032 \h </w:instrText>
+              <w:instrText xml:space="preserve"> PAGEREF _Toc243516488 \h </w:instrText>
             </w:r>
             <w:r>
               <w:rPr>
@@ -2866,7 +2982,7 @@
               <w14:ligatures w14:val="standardContextual"/>
             </w:rPr>
           </w:pPr>
-          <w:hyperlink w:anchor="_Toc242944033" w:history="1">
+          <w:hyperlink w:anchor="_Toc243516489" w:history="1">
             <w:r>
               <w:rPr>
                 <w:rStyle w:val="Hyperlink"/>
@@ -2890,7 +3006,7 @@
               <w:rPr>
                 <w:noProof/>
               </w:rPr>
-              <w:instrText xml:space="preserve"> PAGEREF _Toc242944033 \h </w:instrText>
+              <w:instrText xml:space="preserve"> PAGEREF _Toc243516489 \h </w:instrText>
             </w:r>
             <w:r>
               <w:rPr>
@@ -2933,7 +3049,7 @@
               <w14:ligatures w14:val="standardContextual"/>
             </w:rPr>
           </w:pPr>
-          <w:hyperlink w:anchor="_Toc242944034" w:history="1">
+          <w:hyperlink w:anchor="_Toc243516490" w:history="1">
             <w:r>
               <w:rPr>
                 <w:rStyle w:val="Hyperlink"/>
@@ -2957,7 +3073,7 @@
               <w:rPr>
                 <w:noProof/>
               </w:rPr>
-              <w:instrText xml:space="preserve"> PAGEREF _Toc242944034 \h </w:instrText>
+              <w:instrText xml:space="preserve"> PAGEREF _Toc243516490 \h </w:instrText>
             </w:r>
             <w:r>
               <w:rPr>
@@ -3000,7 +3116,7 @@
               <w14:ligatures w14:val="standardContextual"/>
             </w:rPr>
           </w:pPr>
-          <w:hyperlink w:anchor="_Toc242944035" w:history="1">
+          <w:hyperlink w:anchor="_Toc243516491" w:history="1">
             <w:r>
               <w:rPr>
                 <w:rStyle w:val="Hyperlink"/>
@@ -3024,7 +3140,7 @@
               <w:rPr>
                 <w:noProof/>
               </w:rPr>
-              <w:instrText xml:space="preserve"> PAGEREF _Toc242944035 \h </w:instrText>
+              <w:instrText xml:space="preserve"> PAGEREF _Toc243516491 \h </w:instrText>
             </w:r>
             <w:r>
               <w:rPr>
@@ -3067,7 +3183,7 @@
               <w14:ligatures w14:val="standardContextual"/>
             </w:rPr>
           </w:pPr>
-          <w:hyperlink w:anchor="_Toc242944036" w:history="1">
+          <w:hyperlink w:anchor="_Toc243516492" w:history="1">
             <w:r>
               <w:rPr>
                 <w:rStyle w:val="Hyperlink"/>
@@ -3091,7 +3207,7 @@
               <w:rPr>
                 <w:noProof/>
               </w:rPr>
-              <w:instrText xml:space="preserve"> PAGEREF _Toc242944036 \h </w:instrText>
+              <w:instrText xml:space="preserve"> PAGEREF _Toc243516492 \h </w:instrText>
             </w:r>
             <w:r>
               <w:rPr>
@@ -3134,7 +3250,7 @@
               <w14:ligatures w14:val="standardContextual"/>
             </w:rPr>
           </w:pPr>
-          <w:hyperlink w:anchor="_Toc242944037" w:history="1">
+          <w:hyperlink w:anchor="_Toc243516493" w:history="1">
             <w:r>
               <w:rPr>
                 <w:rStyle w:val="Hyperlink"/>
@@ -3158,7 +3274,7 @@
               <w:rPr>
                 <w:noProof/>
               </w:rPr>
-              <w:instrText xml:space="preserve"> PAGEREF _Toc242944037 \h </w:instrText>
+              <w:instrText xml:space="preserve"> PAGEREF _Toc243516493 \h </w:instrText>
             </w:r>
             <w:r>
               <w:rPr>
@@ -3201,7 +3317,7 @@
               <w14:ligatures w14:val="standardContextual"/>
             </w:rPr>
           </w:pPr>
-          <w:hyperlink w:anchor="_Toc242944038" w:history="1">
+          <w:hyperlink w:anchor="_Toc243516494" w:history="1">
             <w:r>
               <w:rPr>
                 <w:rStyle w:val="Hyperlink"/>
@@ -3225,7 +3341,7 @@
               <w:rPr>
                 <w:noProof/>
               </w:rPr>
-              <w:instrText xml:space="preserve"> PAGEREF _Toc242944038 \h </w:instrText>
+              <w:instrText xml:space="preserve"> PAGEREF _Toc243516494 \h </w:instrText>
             </w:r>
             <w:r>
               <w:rPr>
@@ -3242,7 +3358,7 @@
               <w:rPr>
                 <w:noProof/>
               </w:rPr>
-              <w:t>21</w:t>
+              <w:t>22</w:t>
             </w:r>
             <w:r>
               <w:rPr>
@@ -3268,7 +3384,7 @@
               <w14:ligatures w14:val="standardContextual"/>
             </w:rPr>
           </w:pPr>
-          <w:hyperlink w:anchor="_Toc242944039" w:history="1">
+          <w:hyperlink w:anchor="_Toc243516495" w:history="1">
             <w:r>
               <w:rPr>
                 <w:rStyle w:val="Hyperlink"/>
@@ -3292,7 +3408,7 @@
               <w:rPr>
                 <w:noProof/>
               </w:rPr>
-              <w:instrText xml:space="preserve"> PAGEREF _Toc242944039 \h </w:instrText>
+              <w:instrText xml:space="preserve"> PAGEREF _Toc243516495 \h </w:instrText>
             </w:r>
             <w:r>
               <w:rPr>
@@ -3309,7 +3425,7 @@
               <w:rPr>
                 <w:noProof/>
               </w:rPr>
-              <w:t>22</w:t>
+              <w:t>23</w:t>
             </w:r>
             <w:r>
               <w:rPr>
@@ -3335,7 +3451,7 @@
               <w14:ligatures w14:val="standardContextual"/>
             </w:rPr>
           </w:pPr>
-          <w:hyperlink w:anchor="_Toc242944040" w:history="1">
+          <w:hyperlink w:anchor="_Toc243516496" w:history="1">
             <w:r>
               <w:rPr>
                 <w:rStyle w:val="Hyperlink"/>
@@ -3359,7 +3475,7 @@
               <w:rPr>
                 <w:noProof/>
               </w:rPr>
-              <w:instrText xml:space="preserve"> PAGEREF _Toc242944040 \h </w:instrText>
+              <w:instrText xml:space="preserve"> PAGEREF _Toc243516496 \h </w:instrText>
             </w:r>
             <w:r>
               <w:rPr>
@@ -3376,7 +3492,7 @@
               <w:rPr>
                 <w:noProof/>
               </w:rPr>
-              <w:t>23</w:t>
+              <w:t>24</w:t>
             </w:r>
             <w:r>
               <w:rPr>
@@ -3402,7 +3518,7 @@
               <w14:ligatures w14:val="standardContextual"/>
             </w:rPr>
           </w:pPr>
-          <w:hyperlink w:anchor="_Toc242944041" w:history="1">
+          <w:hyperlink w:anchor="_Toc243516497" w:history="1">
             <w:r>
               <w:rPr>
                 <w:rStyle w:val="Hyperlink"/>
@@ -3426,7 +3542,7 @@
               <w:rPr>
                 <w:noProof/>
               </w:rPr>
-              <w:instrText xml:space="preserve"> PAGEREF _Toc242944041 \h </w:instrText>
+              <w:instrText xml:space="preserve"> PAGEREF _Toc243516497 \h </w:instrText>
             </w:r>
             <w:r>
               <w:rPr>
@@ -3443,7 +3559,7 @@
               <w:rPr>
                 <w:noProof/>
               </w:rPr>
-              <w:t>24</w:t>
+              <w:t>25</w:t>
             </w:r>
             <w:r>
               <w:rPr>
@@ -3469,7 +3585,7 @@
               <w14:ligatures w14:val="standardContextual"/>
             </w:rPr>
           </w:pPr>
-          <w:hyperlink w:anchor="_Toc242944042" w:history="1">
+          <w:hyperlink w:anchor="_Toc243516498" w:history="1">
             <w:r>
               <w:rPr>
                 <w:rStyle w:val="Hyperlink"/>
@@ -3493,7 +3609,7 @@
               <w:rPr>
                 <w:noProof/>
               </w:rPr>
-              <w:instrText xml:space="preserve"> PAGEREF _Toc242944042 \h </w:instrText>
+              <w:instrText xml:space="preserve"> PAGEREF _Toc243516498 \h </w:instrText>
             </w:r>
             <w:r>
               <w:rPr>
@@ -3510,7 +3626,7 @@
               <w:rPr>
                 <w:noProof/>
               </w:rPr>
-              <w:t>25</w:t>
+              <w:t>26</w:t>
             </w:r>
             <w:r>
               <w:rPr>
@@ -3539,7 +3655,7 @@
     <w:sdt>
       <w:sdtPr>
         <w:alias w:val="Tables"/>
-        <w:id w:val="-537665179"/>
+        <w:id w:val="852075398"/>
       </w:sdtPr>
       <w:sdtEndPr/>
       <w:sdtContent>
@@ -3568,7 +3684,7 @@
           <w:r>
             <w:fldChar w:fldCharType="separate"/>
           </w:r>
-          <w:hyperlink w:anchor="_Toc242944043" w:history="1">
+          <w:hyperlink w:anchor="_Toc243516499" w:history="1">
             <w:r>
               <w:rPr>
                 <w:rStyle w:val="Hyperlink"/>
@@ -3592,7 +3708,7 @@
               <w:rPr>
                 <w:noProof/>
               </w:rPr>
-              <w:instrText xml:space="preserve"> PAGEREF _Toc242944043 \h </w:instrText>
+              <w:instrText xml:space="preserve"> PAGEREF _Toc243516499 \h </w:instrText>
             </w:r>
             <w:r>
               <w:rPr>
@@ -3635,7 +3751,7 @@
               <w14:ligatures w14:val="standardContextual"/>
             </w:rPr>
           </w:pPr>
-          <w:hyperlink w:anchor="_Toc242944044" w:history="1">
+          <w:hyperlink w:anchor="_Toc243516500" w:history="1">
             <w:r>
               <w:rPr>
                 <w:rStyle w:val="Hyperlink"/>
@@ -3659,7 +3775,7 @@
               <w:rPr>
                 <w:noProof/>
               </w:rPr>
-              <w:instrText xml:space="preserve"> PAGEREF _Toc242944044 \h </w:instrText>
+              <w:instrText xml:space="preserve"> PAGEREF _Toc243516500 \h </w:instrText>
             </w:r>
             <w:r>
               <w:rPr>
@@ -3702,7 +3818,7 @@
               <w14:ligatures w14:val="standardContextual"/>
             </w:rPr>
           </w:pPr>
-          <w:hyperlink w:anchor="_Toc242944045" w:history="1">
+          <w:hyperlink w:anchor="_Toc243516501" w:history="1">
             <w:r>
               <w:rPr>
                 <w:rStyle w:val="Hyperlink"/>
@@ -3726,7 +3842,7 @@
               <w:rPr>
                 <w:noProof/>
               </w:rPr>
-              <w:instrText xml:space="preserve"> PAGEREF _Toc242944045 \h </w:instrText>
+              <w:instrText xml:space="preserve"> PAGEREF _Toc243516501 \h </w:instrText>
             </w:r>
             <w:r>
               <w:rPr>
@@ -3769,7 +3885,7 @@
               <w14:ligatures w14:val="standardContextual"/>
             </w:rPr>
           </w:pPr>
-          <w:hyperlink w:anchor="_Toc242944046" w:history="1">
+          <w:hyperlink w:anchor="_Toc243516502" w:history="1">
             <w:r>
               <w:rPr>
                 <w:rStyle w:val="Hyperlink"/>
@@ -3793,7 +3909,7 @@
               <w:rPr>
                 <w:noProof/>
               </w:rPr>
-              <w:instrText xml:space="preserve"> PAGEREF _Toc242944046 \h </w:instrText>
+              <w:instrText xml:space="preserve"> PAGEREF _Toc243516502 \h </w:instrText>
             </w:r>
             <w:r>
               <w:rPr>
@@ -3836,7 +3952,7 @@
               <w14:ligatures w14:val="standardContextual"/>
             </w:rPr>
           </w:pPr>
-          <w:hyperlink w:anchor="_Toc242944047" w:history="1">
+          <w:hyperlink w:anchor="_Toc243516503" w:history="1">
             <w:r>
               <w:rPr>
                 <w:rStyle w:val="Hyperlink"/>
@@ -3860,7 +3976,7 @@
               <w:rPr>
                 <w:noProof/>
               </w:rPr>
-              <w:instrText xml:space="preserve"> PAGEREF _Toc242944047 \h </w:instrText>
+              <w:instrText xml:space="preserve"> PAGEREF _Toc243516503 \h </w:instrText>
             </w:r>
             <w:r>
               <w:rPr>
@@ -3903,7 +4019,7 @@
               <w14:ligatures w14:val="standardContextual"/>
             </w:rPr>
           </w:pPr>
-          <w:hyperlink w:anchor="_Toc242944048" w:history="1">
+          <w:hyperlink w:anchor="_Toc243516504" w:history="1">
             <w:r>
               <w:rPr>
                 <w:rStyle w:val="Hyperlink"/>
@@ -3927,7 +4043,7 @@
               <w:rPr>
                 <w:noProof/>
               </w:rPr>
-              <w:instrText xml:space="preserve"> PAGEREF _Toc242944048 \h </w:instrText>
+              <w:instrText xml:space="preserve"> PAGEREF _Toc243516504 \h </w:instrText>
             </w:r>
             <w:r>
               <w:rPr>
@@ -3970,7 +4086,7 @@
               <w14:ligatures w14:val="standardContextual"/>
             </w:rPr>
           </w:pPr>
-          <w:hyperlink w:anchor="_Toc242944049" w:history="1">
+          <w:hyperlink w:anchor="_Toc243516505" w:history="1">
             <w:r>
               <w:rPr>
                 <w:rStyle w:val="Hyperlink"/>
@@ -3994,7 +4110,7 @@
               <w:rPr>
                 <w:noProof/>
               </w:rPr>
-              <w:instrText xml:space="preserve"> PAGEREF _Toc242944049 \h </w:instrText>
+              <w:instrText xml:space="preserve"> PAGEREF _Toc243516505 \h </w:instrText>
             </w:r>
             <w:r>
               <w:rPr>
@@ -4037,7 +4153,7 @@
               <w14:ligatures w14:val="standardContextual"/>
             </w:rPr>
           </w:pPr>
-          <w:hyperlink w:anchor="_Toc242944050" w:history="1">
+          <w:hyperlink w:anchor="_Toc243516506" w:history="1">
             <w:r>
               <w:rPr>
                 <w:rStyle w:val="Hyperlink"/>
@@ -4061,7 +4177,7 @@
               <w:rPr>
                 <w:noProof/>
               </w:rPr>
-              <w:instrText xml:space="preserve"> PAGEREF _Toc242944050 \h </w:instrText>
+              <w:instrText xml:space="preserve"> PAGEREF _Toc243516506 \h </w:instrText>
             </w:r>
             <w:r>
               <w:rPr>
@@ -4104,13 +4220,13 @@
               <w14:ligatures w14:val="standardContextual"/>
             </w:rPr>
           </w:pPr>
-          <w:hyperlink w:anchor="_Toc242944051" w:history="1">
+          <w:hyperlink w:anchor="_Toc243516507" w:history="1">
             <w:r>
               <w:rPr>
                 <w:rStyle w:val="Hyperlink"/>
                 <w:noProof/>
               </w:rPr>
-              <w:t>Table 9: Results of 15 October 2026 (developer machine, commit f704d0b)</w:t>
+              <w:t>Table 9: Results of 21 October 2026 (developer machine)</w:t>
             </w:r>
             <w:r>
               <w:rPr>
@@ -4128,7 +4244,7 @@
               <w:rPr>
                 <w:noProof/>
               </w:rPr>
-              <w:instrText xml:space="preserve"> PAGEREF _Toc242944051 \h </w:instrText>
+              <w:instrText xml:space="preserve"> PAGEREF _Toc243516507 \h </w:instrText>
             </w:r>
             <w:r>
               <w:rPr>
@@ -4171,13 +4287,13 @@
               <w14:ligatures w14:val="standardContextual"/>
             </w:rPr>
           </w:pPr>
-          <w:hyperlink w:anchor="_Toc242944052" w:history="1">
+          <w:hyperlink w:anchor="_Toc243516508" w:history="1">
             <w:r>
               <w:rPr>
                 <w:rStyle w:val="Hyperlink"/>
                 <w:noProof/>
               </w:rPr>
-              <w:t>Table 10: Defects found by testing and fixed</w:t>
+              <w:t>Table 10: Results of 15 October 2026 (developer machine, commit f704d0b)</w:t>
             </w:r>
             <w:r>
               <w:rPr>
@@ -4195,7 +4311,7 @@
               <w:rPr>
                 <w:noProof/>
               </w:rPr>
-              <w:instrText xml:space="preserve"> PAGEREF _Toc242944052 \h </w:instrText>
+              <w:instrText xml:space="preserve"> PAGEREF _Toc243516508 \h </w:instrText>
             </w:r>
             <w:r>
               <w:rPr>
@@ -4238,13 +4354,13 @@
               <w14:ligatures w14:val="standardContextual"/>
             </w:rPr>
           </w:pPr>
-          <w:hyperlink w:anchor="_Toc242944053" w:history="1">
+          <w:hyperlink w:anchor="_Toc243516509" w:history="1">
             <w:r>
               <w:rPr>
                 <w:rStyle w:val="Hyperlink"/>
                 <w:noProof/>
               </w:rPr>
-              <w:t>Table 11: Known gaps</w:t>
+              <w:t>Table 11: Defects found by testing and fixed</w:t>
             </w:r>
             <w:r>
               <w:rPr>
@@ -4262,7 +4378,7 @@
               <w:rPr>
                 <w:noProof/>
               </w:rPr>
-              <w:instrText xml:space="preserve"> PAGEREF _Toc242944053 \h </w:instrText>
+              <w:instrText xml:space="preserve"> PAGEREF _Toc243516509 \h </w:instrText>
             </w:r>
             <w:r>
               <w:rPr>
@@ -4305,13 +4421,13 @@
               <w14:ligatures w14:val="standardContextual"/>
             </w:rPr>
           </w:pPr>
-          <w:hyperlink w:anchor="_Toc242944054" w:history="1">
+          <w:hyperlink w:anchor="_Toc243516510" w:history="1">
             <w:r>
               <w:rPr>
                 <w:rStyle w:val="Hyperlink"/>
                 <w:noProof/>
               </w:rPr>
-              <w:t>Table 12: Requirements to test cases</w:t>
+              <w:t>Table 12: Known gaps</w:t>
             </w:r>
             <w:r>
               <w:rPr>
@@ -4329,7 +4445,7 @@
               <w:rPr>
                 <w:noProof/>
               </w:rPr>
-              <w:instrText xml:space="preserve"> PAGEREF _Toc242944054 \h </w:instrText>
+              <w:instrText xml:space="preserve"> PAGEREF _Toc243516510 \h </w:instrText>
             </w:r>
             <w:r>
               <w:rPr>
@@ -4372,13 +4488,13 @@
               <w14:ligatures w14:val="standardContextual"/>
             </w:rPr>
           </w:pPr>
-          <w:hyperlink w:anchor="_Toc242944055" w:history="1">
+          <w:hyperlink w:anchor="_Toc243516511" w:history="1">
             <w:r>
               <w:rPr>
                 <w:rStyle w:val="Hyperlink"/>
                 <w:noProof/>
               </w:rPr>
-              <w:t>Table 13: Terms used in this document</w:t>
+              <w:t>Table 13: Requirements to test cases</w:t>
             </w:r>
             <w:r>
               <w:rPr>
@@ -4396,7 +4512,7 @@
               <w:rPr>
                 <w:noProof/>
               </w:rPr>
-              <w:instrText xml:space="preserve"> PAGEREF _Toc242944055 \h </w:instrText>
+              <w:instrText xml:space="preserve"> PAGEREF _Toc243516511 \h </w:instrText>
             </w:r>
             <w:r>
               <w:rPr>
@@ -4439,13 +4555,13 @@
               <w14:ligatures w14:val="standardContextual"/>
             </w:rPr>
           </w:pPr>
-          <w:hyperlink w:anchor="_Toc242944056" w:history="1">
+          <w:hyperlink w:anchor="_Toc243516512" w:history="1">
             <w:r>
               <w:rPr>
                 <w:rStyle w:val="Hyperlink"/>
                 <w:noProof/>
               </w:rPr>
-              <w:t>Table 14: Sources referred to in this document</w:t>
+              <w:t>Table 14: Terms used in this document</w:t>
             </w:r>
             <w:r>
               <w:rPr>
@@ -4463,7 +4579,7 @@
               <w:rPr>
                 <w:noProof/>
               </w:rPr>
-              <w:instrText xml:space="preserve"> PAGEREF _Toc242944056 \h </w:instrText>
+              <w:instrText xml:space="preserve"> PAGEREF _Toc243516512 \h </w:instrText>
             </w:r>
             <w:r>
               <w:rPr>
@@ -4481,6 +4597,73 @@
                 <w:noProof/>
               </w:rPr>
               <w:t>25</w:t>
+            </w:r>
+            <w:r>
+              <w:rPr>
+                <w:noProof/>
+              </w:rPr>
+              <w:fldChar w:fldCharType="end"/>
+            </w:r>
+          </w:hyperlink>
+        </w:p>
+        <w:p>
+          <w:pPr>
+            <w:pStyle w:val="TableofFigures"/>
+            <w:tabs>
+              <w:tab w:val="right" w:leader="dot" w:pos="9628"/>
+            </w:tabs>
+            <w:rPr>
+              <w:rFonts w:asciiTheme="minorHAnsi" w:eastAsiaTheme="minorEastAsia" w:hAnsiTheme="minorHAnsi" w:cstheme="minorBidi"/>
+              <w:noProof/>
+              <w:color w:val="auto"/>
+              <w:kern w:val="2"/>
+              <w:sz w:val="24"/>
+              <w:szCs w:val="24"/>
+              <w14:ligatures w14:val="standardContextual"/>
+            </w:rPr>
+          </w:pPr>
+          <w:hyperlink w:anchor="_Toc243516513" w:history="1">
+            <w:r>
+              <w:rPr>
+                <w:rStyle w:val="Hyperlink"/>
+                <w:noProof/>
+              </w:rPr>
+              <w:t>Table 15: Sources referred to in this document</w:t>
+            </w:r>
+            <w:r>
+              <w:rPr>
+                <w:noProof/>
+              </w:rPr>
+              <w:tab/>
+            </w:r>
+            <w:r>
+              <w:rPr>
+                <w:noProof/>
+              </w:rPr>
+              <w:fldChar w:fldCharType="begin"/>
+            </w:r>
+            <w:r>
+              <w:rPr>
+                <w:noProof/>
+              </w:rPr>
+              <w:instrText xml:space="preserve"> PAGEREF _Toc243516513 \h </w:instrText>
+            </w:r>
+            <w:r>
+              <w:rPr>
+                <w:noProof/>
+              </w:rPr>
+            </w:r>
+            <w:r>
+              <w:rPr>
+                <w:noProof/>
+              </w:rPr>
+              <w:fldChar w:fldCharType="separate"/>
+            </w:r>
+            <w:r>
+              <w:rPr>
+                <w:noProof/>
+              </w:rPr>
+              <w:t>26</w:t>
             </w:r>
             <w:r>
               <w:rPr>
@@ -4504,7 +4687,7 @@
         <w:keepLines/>
         <w:pageBreakBefore/>
       </w:pPr>
-      <w:bookmarkStart w:id="0" w:name="_Toc242944020"/>
+      <w:bookmarkStart w:id="0" w:name="_Toc243516476"/>
       <w:r>
         <w:lastRenderedPageBreak/>
         <w:t>1 Introduction</w:t>
@@ -4517,7 +4700,7 @@
         <w:keepNext/>
         <w:keepLines/>
       </w:pPr>
-      <w:bookmarkStart w:id="1" w:name="_Toc242944021"/>
+      <w:bookmarkStart w:id="1" w:name="_Toc243516477"/>
       <w:r>
         <w:t>1.1 Purpose</w:t>
       </w:r>
@@ -4528,10 +4711,7 @@
         <w:spacing w:after="120"/>
       </w:pPr>
       <w:r>
-        <w:t xml:space="preserve">This document states how ZedPath is tested, what is tested, on what, and with what result. It follows the </w:t>
-      </w:r>
-      <w:r>
-        <w:t>structure of IEEE 829 and ISO/IEC/IEEE 29119-3 (test plan and test summary content), scaled to a three-week buildathon product. It also gives the matrix from requirement to test case that ZP-DOC-00 requires of this document.</w:t>
+        <w:t>This document states how ZedPath is tested, what is tested, on what, and with what result. It follows the structure of IEEE 829 and ISO/IEC/IEEE 29119-3 (test plan and test summary content), scaled to a three-week buildathon product. It also gives the matrix from requirement to test case that ZP-DOC-00 requires of this document.</w:t>
       </w:r>
     </w:p>
     <w:p>
@@ -4540,7 +4720,7 @@
         <w:keepNext/>
         <w:keepLines/>
       </w:pPr>
-      <w:bookmarkStart w:id="2" w:name="_Toc242944022"/>
+      <w:bookmarkStart w:id="2" w:name="_Toc243516478"/>
       <w:r>
         <w:t>1.2 Scope</w:t>
       </w:r>
@@ -4551,10 +4731,10 @@
         <w:spacing w:after="120"/>
       </w:pPr>
       <w:r>
-        <w:t xml:space="preserve">All software of Releases R1 and R2 as live on 11 October 2026, and as built on 15 October 2026 (VR2 and CR-007 to </w:t>
+        <w:t xml:space="preserve">All software of Releases R1 and R2 as live on 11 October 2026, and as built on 15 October 2026 (VR2 and CR-007 to CR-010): the React single-page app, the Hono API in one Cloudflare Worker, the D1 database and its migrations 0001 to 0012, the group-room Durable Object, Ask ZedPath, and the project's safety tooling (deploy guard and leak scanner). Out of scope: features not yet built (results-photo reading, curator review queue, Gazette job, share card, teacher view) and third-party services </w:t>
       </w:r>
       <w:r>
-        <w:t>CR-010): the React single-page app, the Hono API in one Cloudflare Worker, the D1 database and its migrations 0001 to 0012, the group-room Durable Object, Ask ZedPath, and the project's safety tooling (deploy guard and leak scanner). Out of scope: features not yet built (results-photo reading, curator review queue, Gazette job, share card, teacher view) and third-party services themselves (Gemini, Cloudflare platform), which are tested only through ZedPath's handling of their answers.</w:t>
+        <w:t>themselves (Gemini, Cloudflare platform), which are tested only through ZedPath's handling of their answers.</w:t>
       </w:r>
     </w:p>
     <w:p>
@@ -4563,7 +4743,7 @@
         <w:keepNext/>
         <w:keepLines/>
       </w:pPr>
-      <w:bookmarkStart w:id="3" w:name="_Toc242944023"/>
+      <w:bookmarkStart w:id="3" w:name="_Toc243516479"/>
       <w:r>
         <w:t>1.3 Intended audience</w:t>
       </w:r>
@@ -4583,7 +4763,7 @@
         <w:keepNext/>
         <w:keepLines/>
       </w:pPr>
-      <w:bookmarkStart w:id="4" w:name="_Toc242944024"/>
+      <w:bookmarkStart w:id="4" w:name="_Toc243516480"/>
       <w:r>
         <w:t>1.4 Relationship to other documents</w:t>
       </w:r>
@@ -4594,7 +4774,7 @@
         <w:pStyle w:val="Caption"/>
         <w:keepNext/>
       </w:pPr>
-      <w:bookmarkStart w:id="5" w:name="_Toc242944043"/>
+      <w:bookmarkStart w:id="5" w:name="_Toc243516499"/>
       <w:r>
         <w:t xml:space="preserve">Table </w:t>
       </w:r>
@@ -5112,7 +5292,7 @@
         <w:keepLines/>
         <w:pageBreakBefore/>
       </w:pPr>
-      <w:bookmarkStart w:id="6" w:name="_Toc242944025"/>
+      <w:bookmarkStart w:id="6" w:name="_Toc243516481"/>
       <w:r>
         <w:lastRenderedPageBreak/>
         <w:t>2 Test strategy</w:t>
@@ -5125,7 +5305,7 @@
         <w:keepNext/>
         <w:keepLines/>
       </w:pPr>
-      <w:bookmarkStart w:id="7" w:name="_Toc242944026"/>
+      <w:bookmarkStart w:id="7" w:name="_Toc243516482"/>
       <w:r>
         <w:t>2.1 Test levels</w:t>
       </w:r>
@@ -5136,7 +5316,7 @@
         <w:pStyle w:val="Caption"/>
         <w:keepNext/>
       </w:pPr>
-      <w:bookmarkStart w:id="8" w:name="_Toc242944044"/>
+      <w:bookmarkStart w:id="8" w:name="_Toc243516500"/>
       <w:r>
         <w:t xml:space="preserve">Table </w:t>
       </w:r>
@@ -6378,7 +6558,7 @@
         <w:keepNext/>
         <w:keepLines/>
       </w:pPr>
-      <w:bookmarkStart w:id="9" w:name="_Toc242944027"/>
+      <w:bookmarkStart w:id="9" w:name="_Toc243516483"/>
       <w:r>
         <w:t>2.2 Test types</w:t>
       </w:r>
@@ -6389,7 +6569,7 @@
         <w:pStyle w:val="Caption"/>
         <w:keepNext/>
       </w:pPr>
-      <w:bookmarkStart w:id="10" w:name="_Toc242944045"/>
+      <w:bookmarkStart w:id="10" w:name="_Toc243516501"/>
       <w:r>
         <w:t xml:space="preserve">Table </w:t>
       </w:r>
@@ -7177,7 +7357,7 @@
         <w:keepNext/>
         <w:keepLines/>
       </w:pPr>
-      <w:bookmarkStart w:id="11" w:name="_Toc242944028"/>
+      <w:bookmarkStart w:id="11" w:name="_Toc243516484"/>
       <w:r>
         <w:t>2.3 Approach</w:t>
       </w:r>
@@ -7210,7 +7390,7 @@
         <w:keepLines/>
         <w:pageBreakBefore/>
       </w:pPr>
-      <w:bookmarkStart w:id="12" w:name="_Toc242944029"/>
+      <w:bookmarkStart w:id="12" w:name="_Toc243516485"/>
       <w:r>
         <w:lastRenderedPageBreak/>
         <w:t>3 Test environment</w:t>
@@ -7222,7 +7402,7 @@
         <w:pStyle w:val="Caption"/>
         <w:keepNext/>
       </w:pPr>
-      <w:bookmarkStart w:id="13" w:name="_Toc242944046"/>
+      <w:bookmarkStart w:id="13" w:name="_Toc243516502"/>
       <w:r>
         <w:t xml:space="preserve">Table </w:t>
       </w:r>
@@ -7885,7 +8065,7 @@
         <w:keepLines/>
         <w:pageBreakBefore/>
       </w:pPr>
-      <w:bookmarkStart w:id="14" w:name="_Toc242944030"/>
+      <w:bookmarkStart w:id="14" w:name="_Toc243516486"/>
       <w:r>
         <w:lastRenderedPageBreak/>
         <w:t>4 Entry and exit criteria</w:t>
@@ -7898,7 +8078,7 @@
         <w:keepNext/>
         <w:keepLines/>
       </w:pPr>
-      <w:bookmarkStart w:id="15" w:name="_Toc242944031"/>
+      <w:bookmarkStart w:id="15" w:name="_Toc243516487"/>
       <w:r>
         <w:t>4.1 Entry criteria</w:t>
       </w:r>
@@ -7918,7 +8098,7 @@
         <w:keepNext/>
         <w:keepLines/>
       </w:pPr>
-      <w:bookmarkStart w:id="16" w:name="_Toc242944032"/>
+      <w:bookmarkStart w:id="16" w:name="_Toc243516488"/>
       <w:r>
         <w:t>4.2 Exit criteria (Definition of Done)</w:t>
       </w:r>
@@ -8126,7 +8306,7 @@
         <w:keepNext/>
         <w:keepLines/>
       </w:pPr>
-      <w:bookmarkStart w:id="17" w:name="_Toc242944033"/>
+      <w:bookmarkStart w:id="17" w:name="_Toc243516489"/>
       <w:r>
         <w:t>4.3 </w:t>
       </w:r>
@@ -8150,7 +8330,7 @@
         <w:keepLines/>
         <w:pageBreakBefore/>
       </w:pPr>
-      <w:bookmarkStart w:id="18" w:name="_Toc242944034"/>
+      <w:bookmarkStart w:id="18" w:name="_Toc243516490"/>
       <w:r>
         <w:lastRenderedPageBreak/>
         <w:t>5 Test items and features</w:t>
@@ -8162,7 +8342,7 @@
         <w:pStyle w:val="Caption"/>
         <w:keepNext/>
       </w:pPr>
-      <w:bookmarkStart w:id="19" w:name="_Toc242944047"/>
+      <w:bookmarkStart w:id="19" w:name="_Toc243516503"/>
       <w:r>
         <w:t xml:space="preserve">Table </w:t>
       </w:r>
@@ -11019,7 +11199,7 @@
         <w:keepLines/>
         <w:pageBreakBefore/>
       </w:pPr>
-      <w:bookmarkStart w:id="20" w:name="_Toc242944035"/>
+      <w:bookmarkStart w:id="20" w:name="_Toc243516491"/>
       <w:r>
         <w:lastRenderedPageBreak/>
         <w:t>6 Test case catalogue</w:t>
@@ -11051,7 +11231,7 @@
         <w:pStyle w:val="Caption"/>
         <w:keepNext/>
       </w:pPr>
-      <w:bookmarkStart w:id="21" w:name="_Toc242944048"/>
+      <w:bookmarkStart w:id="21" w:name="_Toc243516504"/>
       <w:r>
         <w:t xml:space="preserve">Table </w:t>
       </w:r>
@@ -17947,6 +18127,176 @@
           </w:p>
         </w:tc>
       </w:tr>
+      <w:tr>
+        <w:tblPrEx>
+          <w:tblCellMar>
+            <w:top w:w="0" w:type="dxa"/>
+            <w:bottom w:w="0" w:type="dxa"/>
+          </w:tblCellMar>
+        </w:tblPrEx>
+        <w:trPr>
+          <w:cantSplit/>
+        </w:trPr>
+        <w:tc>
+          <w:tcPr>
+            <w:tcW w:w="741" w:type="dxa"/>
+            <w:tcBorders>
+              <w:top w:val="single" w:sz="4" w:space="0" w:color="C9D3D0"/>
+              <w:left w:val="single" w:sz="4" w:space="0" w:color="C9D3D0"/>
+              <w:bottom w:val="single" w:sz="4" w:space="0" w:color="C9D3D0"/>
+              <w:right w:val="single" w:sz="4" w:space="0" w:color="C9D3D0"/>
+            </w:tcBorders>
+            <w:tcMar>
+              <w:top w:w="50" w:type="dxa"/>
+              <w:left w:w="100" w:type="dxa"/>
+              <w:bottom w:w="50" w:type="dxa"/>
+              <w:right w:w="100" w:type="dxa"/>
+            </w:tcMar>
+            <w:vAlign w:val="center"/>
+          </w:tcPr>
+          <w:p>
+            <w:pPr>
+              <w:spacing w:line="252" w:lineRule="auto"/>
+            </w:pPr>
+            <w:r>
+              <w:rPr>
+                <w:sz w:val="19"/>
+                <w:szCs w:val="19"/>
+              </w:rPr>
+              <w:t>TC-139</w:t>
+            </w:r>
+          </w:p>
+        </w:tc>
+        <w:tc>
+          <w:tcPr>
+            <w:tcW w:w="1266" w:type="dxa"/>
+            <w:tcBorders>
+              <w:top w:val="single" w:sz="4" w:space="0" w:color="C9D3D0"/>
+              <w:left w:val="single" w:sz="4" w:space="0" w:color="C9D3D0"/>
+              <w:bottom w:val="single" w:sz="4" w:space="0" w:color="C9D3D0"/>
+              <w:right w:val="single" w:sz="4" w:space="0" w:color="C9D3D0"/>
+            </w:tcBorders>
+            <w:tcMar>
+              <w:top w:w="50" w:type="dxa"/>
+              <w:left w:w="100" w:type="dxa"/>
+              <w:bottom w:w="50" w:type="dxa"/>
+              <w:right w:w="100" w:type="dxa"/>
+            </w:tcMar>
+            <w:vAlign w:val="center"/>
+          </w:tcPr>
+          <w:p>
+            <w:pPr>
+              <w:spacing w:line="252" w:lineRule="auto"/>
+            </w:pPr>
+            <w:r>
+              <w:rPr>
+                <w:sz w:val="19"/>
+                <w:szCs w:val="19"/>
+              </w:rPr>
+              <w:t>Desktop side menu</w:t>
+            </w:r>
+          </w:p>
+        </w:tc>
+        <w:tc>
+          <w:tcPr>
+            <w:tcW w:w="3103" w:type="dxa"/>
+            <w:tcBorders>
+              <w:top w:val="single" w:sz="4" w:space="0" w:color="C9D3D0"/>
+              <w:left w:val="single" w:sz="4" w:space="0" w:color="C9D3D0"/>
+              <w:bottom w:val="single" w:sz="4" w:space="0" w:color="C9D3D0"/>
+              <w:right w:val="single" w:sz="4" w:space="0" w:color="C9D3D0"/>
+            </w:tcBorders>
+            <w:tcMar>
+              <w:top w:w="50" w:type="dxa"/>
+              <w:left w:w="100" w:type="dxa"/>
+              <w:bottom w:w="50" w:type="dxa"/>
+              <w:right w:w="100" w:type="dxa"/>
+            </w:tcMar>
+            <w:vAlign w:val="center"/>
+          </w:tcPr>
+          <w:p>
+            <w:pPr>
+              <w:spacing w:line="252" w:lineRule="auto"/>
+            </w:pPr>
+            <w:r>
+              <w:rPr>
+                <w:rFonts w:ascii="Consolas" w:eastAsia="Consolas" w:hAnsi="Consolas" w:cs="Consolas"/>
+                <w:sz w:val="17"/>
+                <w:szCs w:val="17"/>
+                <w:shd w:val="clear" w:color="auto" w:fill="F2F4F3"/>
+              </w:rPr>
+              <w:t>src/nav-pref.test.ts</w:t>
+            </w:r>
+            <w:r>
+              <w:rPr>
+                <w:sz w:val="19"/>
+                <w:szCs w:val="19"/>
+              </w:rPr>
+              <w:t xml:space="preserve"> (4)</w:t>
+            </w:r>
+          </w:p>
+        </w:tc>
+        <w:tc>
+          <w:tcPr>
+            <w:tcW w:w="2264" w:type="dxa"/>
+            <w:tcBorders>
+              <w:top w:val="single" w:sz="4" w:space="0" w:color="C9D3D0"/>
+              <w:left w:val="single" w:sz="4" w:space="0" w:color="C9D3D0"/>
+              <w:bottom w:val="single" w:sz="4" w:space="0" w:color="C9D3D0"/>
+              <w:right w:val="single" w:sz="4" w:space="0" w:color="C9D3D0"/>
+            </w:tcBorders>
+            <w:tcMar>
+              <w:top w:w="50" w:type="dxa"/>
+              <w:left w:w="100" w:type="dxa"/>
+              <w:bottom w:w="50" w:type="dxa"/>
+              <w:right w:w="100" w:type="dxa"/>
+            </w:tcMar>
+            <w:vAlign w:val="center"/>
+          </w:tcPr>
+          <w:p>
+            <w:pPr>
+              <w:spacing w:line="252" w:lineRule="auto"/>
+            </w:pPr>
+            <w:r>
+              <w:rPr>
+                <w:sz w:val="19"/>
+                <w:szCs w:val="19"/>
+              </w:rPr>
+              <w:t>Open by default (pinned); collapsed and open remembered; open and no error when storage is blocked; "Clear this phone" forgets it, clearing student data keeps it</w:t>
+            </w:r>
+          </w:p>
+        </w:tc>
+        <w:tc>
+          <w:tcPr>
+            <w:tcW w:w="2264" w:type="dxa"/>
+            <w:tcBorders>
+              <w:top w:val="single" w:sz="4" w:space="0" w:color="C9D3D0"/>
+              <w:left w:val="single" w:sz="4" w:space="0" w:color="C9D3D0"/>
+              <w:bottom w:val="single" w:sz="4" w:space="0" w:color="C9D3D0"/>
+              <w:right w:val="single" w:sz="4" w:space="0" w:color="C9D3D0"/>
+            </w:tcBorders>
+            <w:tcMar>
+              <w:top w:w="50" w:type="dxa"/>
+              <w:left w:w="100" w:type="dxa"/>
+              <w:bottom w:w="50" w:type="dxa"/>
+              <w:right w:w="100" w:type="dxa"/>
+            </w:tcMar>
+            <w:vAlign w:val="center"/>
+          </w:tcPr>
+          <w:p>
+            <w:pPr>
+              <w:spacing w:line="252" w:lineRule="auto"/>
+            </w:pPr>
+            <w:r>
+              <w:rPr>
+                <w:sz w:val="19"/>
+                <w:szCs w:val="19"/>
+              </w:rPr>
+              <w:t>ZP-DOC-07 Desktop layout</w:t>
+            </w:r>
+          </w:p>
+        </w:tc>
+      </w:tr>
     </w:tbl>
     <w:p>
       <w:pPr>
@@ -17960,13 +18310,10 @@
         <w:keepLines/>
         <w:pageBreakBefore/>
       </w:pPr>
-      <w:bookmarkStart w:id="22" w:name="_Toc242944036"/>
+      <w:bookmarkStart w:id="22" w:name="_Toc243516492"/>
       <w:r>
         <w:lastRenderedPageBreak/>
-        <w:t>7 </w:t>
-      </w:r>
-      <w:r>
-        <w:t>Security tests</w:t>
+        <w:t>7 Security tests</w:t>
       </w:r>
       <w:bookmarkEnd w:id="22"/>
     </w:p>
@@ -17975,7 +18322,7 @@
         <w:pStyle w:val="Caption"/>
         <w:keepNext/>
       </w:pPr>
-      <w:bookmarkStart w:id="23" w:name="_Toc242944049"/>
+      <w:bookmarkStart w:id="23" w:name="_Toc243516505"/>
       <w:r>
         <w:t xml:space="preserve">Table </w:t>
       </w:r>
@@ -20508,7 +20855,10 @@
         <w:t>Security audit run-1 (15 October 2026).</w:t>
       </w:r>
       <w:r>
-        <w:t xml:space="preserve"> The Cloudflare security-audit skill (37 agents, report kept outside the public repository) produced 0 confirmed findings, 17 leads needing validation and 1 rejected lead. Every lead except lead 9 (accepted risk: the log-in limit stays per username because school laboratories share an address; a Turnstile human check is planned) was fixed on 15 October 2026. The method, each lead, its fix and its test are listed in the ZP-DOC-08 Test Summary Report.</w:t>
+        <w:t xml:space="preserve"> The Cloudflare security-audit skill (37 agents, report kept outside the public repository) produced 0 confirmed findings, 17 leads needing validation and 1 rejected lead. Every lead except lead 9 (accepted risk: the log-in limit stays per username because school laboratories share an address; a Turnstile </w:t>
+      </w:r>
+      <w:r>
+        <w:t>human check is planned) was fixed on 15 October 2026. The method, each lead, its fix and its test are listed in the ZP-DOC-08 Test Summary Report.</w:t>
       </w:r>
     </w:p>
     <w:p>
@@ -20518,7 +20868,7 @@
         <w:keepLines/>
         <w:pageBreakBefore/>
       </w:pPr>
-      <w:bookmarkStart w:id="24" w:name="_Toc242944037"/>
+      <w:bookmarkStart w:id="24" w:name="_Toc243516493"/>
       <w:r>
         <w:lastRenderedPageBreak/>
         <w:t>8 Results summary</w:t>
@@ -20550,7 +20900,7 @@
         <w:pStyle w:val="Caption"/>
         <w:keepNext/>
       </w:pPr>
-      <w:bookmarkStart w:id="25" w:name="_Toc242944050"/>
+      <w:bookmarkStart w:id="25" w:name="_Toc243516506"/>
       <w:r>
         <w:t xml:space="preserve">Table </w:t>
       </w:r>
@@ -21337,10 +21687,10 @@
         <w:spacing w:after="120"/>
       </w:pPr>
       <w:r>
-        <w:t xml:space="preserve">Automated test count over the build: 79 (5 October), 126, 152, 164, 179, 185 (11 October), 515 with 6 expected-fail </w:t>
+        <w:t xml:space="preserve">Automated test count over the build: 79 (5 October), 126, 152, 164, 179, 185 (11 October), 515 with 6 expected-fail and 21 opt-in (12 to 15 October, after the test campaign and CR-007 to CR-009), 532 with 0 expected-fail and 21 opt-in </w:t>
       </w:r>
       <w:r>
-        <w:t>and 21 opt-in (12 to 15 October, after the test campaign and CR-007 to CR-009), 532 with 0 expected-fail and 21 opt-in (15 October, after the hardening of CR-010).</w:t>
+        <w:t>(15 October, after the hardening of CR-010), 536 (21 October, after VR3 and the desktop side menu, TC-139).</w:t>
       </w:r>
     </w:p>
     <w:p>
@@ -21348,7 +21698,7 @@
         <w:pStyle w:val="Caption"/>
         <w:keepNext/>
       </w:pPr>
-      <w:bookmarkStart w:id="26" w:name="_Toc242944051"/>
+      <w:bookmarkStart w:id="26" w:name="_Toc243516507"/>
       <w:r>
         <w:t xml:space="preserve">Table </w:t>
       </w:r>
@@ -21371,9 +21721,525 @@
         <w:fldChar w:fldCharType="end"/>
       </w:r>
       <w:r>
+        <w:t>: Results of 21 October 2026 (developer machine)</w:t>
+      </w:r>
+      <w:bookmarkEnd w:id="26"/>
+    </w:p>
+    <w:tbl>
+      <w:tblPr>
+        <w:tblW w:w="9638" w:type="dxa"/>
+        <w:tblBorders>
+          <w:top w:val="single" w:sz="4" w:space="0" w:color="auto"/>
+          <w:left w:val="single" w:sz="4" w:space="0" w:color="auto"/>
+          <w:bottom w:val="single" w:sz="4" w:space="0" w:color="auto"/>
+          <w:right w:val="single" w:sz="4" w:space="0" w:color="auto"/>
+          <w:insideH w:val="single" w:sz="4" w:space="0" w:color="auto"/>
+          <w:insideV w:val="single" w:sz="4" w:space="0" w:color="auto"/>
+        </w:tblBorders>
+        <w:tblCellMar>
+          <w:left w:w="10" w:type="dxa"/>
+          <w:right w:w="10" w:type="dxa"/>
+        </w:tblCellMar>
+        <w:tblLook w:val="0000" w:firstRow="0" w:lastRow="0" w:firstColumn="0" w:lastColumn="0" w:noHBand="0" w:noVBand="0"/>
+      </w:tblPr>
+      <w:tblGrid>
+        <w:gridCol w:w="4819"/>
+        <w:gridCol w:w="4819"/>
+      </w:tblGrid>
+      <w:tr>
+        <w:tblPrEx>
+          <w:tblCellMar>
+            <w:top w:w="0" w:type="dxa"/>
+            <w:bottom w:w="0" w:type="dxa"/>
+          </w:tblCellMar>
+        </w:tblPrEx>
+        <w:trPr>
+          <w:cantSplit/>
+          <w:tblHeader/>
+        </w:trPr>
+        <w:tc>
+          <w:tcPr>
+            <w:tcW w:w="4819" w:type="dxa"/>
+            <w:tcBorders>
+              <w:top w:val="single" w:sz="4" w:space="0" w:color="C9D3D0"/>
+              <w:left w:val="single" w:sz="4" w:space="0" w:color="C9D3D0"/>
+              <w:bottom w:val="single" w:sz="4" w:space="0" w:color="C9D3D0"/>
+              <w:right w:val="single" w:sz="4" w:space="0" w:color="C9D3D0"/>
+            </w:tcBorders>
+            <w:shd w:val="clear" w:color="auto" w:fill="006B5F"/>
+            <w:tcMar>
+              <w:top w:w="50" w:type="dxa"/>
+              <w:left w:w="100" w:type="dxa"/>
+              <w:bottom w:w="50" w:type="dxa"/>
+              <w:right w:w="100" w:type="dxa"/>
+            </w:tcMar>
+            <w:vAlign w:val="center"/>
+          </w:tcPr>
+          <w:p>
+            <w:pPr>
+              <w:spacing w:line="252" w:lineRule="auto"/>
+            </w:pPr>
+            <w:r>
+              <w:rPr>
+                <w:b/>
+                <w:bCs/>
+                <w:color w:val="FFFFFF"/>
+                <w:sz w:val="19"/>
+                <w:szCs w:val="19"/>
+              </w:rPr>
+              <w:t>Check</w:t>
+            </w:r>
+          </w:p>
+        </w:tc>
+        <w:tc>
+          <w:tcPr>
+            <w:tcW w:w="4819" w:type="dxa"/>
+            <w:tcBorders>
+              <w:top w:val="single" w:sz="4" w:space="0" w:color="C9D3D0"/>
+              <w:left w:val="single" w:sz="4" w:space="0" w:color="C9D3D0"/>
+              <w:bottom w:val="single" w:sz="4" w:space="0" w:color="C9D3D0"/>
+              <w:right w:val="single" w:sz="4" w:space="0" w:color="C9D3D0"/>
+            </w:tcBorders>
+            <w:shd w:val="clear" w:color="auto" w:fill="006B5F"/>
+            <w:tcMar>
+              <w:top w:w="50" w:type="dxa"/>
+              <w:left w:w="100" w:type="dxa"/>
+              <w:bottom w:w="50" w:type="dxa"/>
+              <w:right w:w="100" w:type="dxa"/>
+            </w:tcMar>
+            <w:vAlign w:val="center"/>
+          </w:tcPr>
+          <w:p>
+            <w:pPr>
+              <w:spacing w:line="252" w:lineRule="auto"/>
+            </w:pPr>
+            <w:r>
+              <w:rPr>
+                <w:b/>
+                <w:bCs/>
+                <w:color w:val="FFFFFF"/>
+                <w:sz w:val="19"/>
+                <w:szCs w:val="19"/>
+              </w:rPr>
+              <w:t>Result</w:t>
+            </w:r>
+          </w:p>
+        </w:tc>
+      </w:tr>
+      <w:tr>
+        <w:tblPrEx>
+          <w:tblCellMar>
+            <w:top w:w="0" w:type="dxa"/>
+            <w:bottom w:w="0" w:type="dxa"/>
+          </w:tblCellMar>
+        </w:tblPrEx>
+        <w:trPr>
+          <w:cantSplit/>
+        </w:trPr>
+        <w:tc>
+          <w:tcPr>
+            <w:tcW w:w="4819" w:type="dxa"/>
+            <w:tcBorders>
+              <w:top w:val="single" w:sz="4" w:space="0" w:color="C9D3D0"/>
+              <w:left w:val="single" w:sz="4" w:space="0" w:color="C9D3D0"/>
+              <w:bottom w:val="single" w:sz="4" w:space="0" w:color="C9D3D0"/>
+              <w:right w:val="single" w:sz="4" w:space="0" w:color="C9D3D0"/>
+            </w:tcBorders>
+            <w:tcMar>
+              <w:top w:w="50" w:type="dxa"/>
+              <w:left w:w="100" w:type="dxa"/>
+              <w:bottom w:w="50" w:type="dxa"/>
+              <w:right w:w="100" w:type="dxa"/>
+            </w:tcMar>
+            <w:vAlign w:val="center"/>
+          </w:tcPr>
+          <w:p>
+            <w:pPr>
+              <w:spacing w:line="252" w:lineRule="auto"/>
+            </w:pPr>
+            <w:r>
+              <w:rPr>
+                <w:rFonts w:ascii="Consolas" w:eastAsia="Consolas" w:hAnsi="Consolas" w:cs="Consolas"/>
+                <w:sz w:val="17"/>
+                <w:szCs w:val="17"/>
+                <w:shd w:val="clear" w:color="auto" w:fill="F2F4F3"/>
+              </w:rPr>
+              <w:t>npx vitest run</w:t>
+            </w:r>
+          </w:p>
+        </w:tc>
+        <w:tc>
+          <w:tcPr>
+            <w:tcW w:w="4819" w:type="dxa"/>
+            <w:tcBorders>
+              <w:top w:val="single" w:sz="4" w:space="0" w:color="C9D3D0"/>
+              <w:left w:val="single" w:sz="4" w:space="0" w:color="C9D3D0"/>
+              <w:bottom w:val="single" w:sz="4" w:space="0" w:color="C9D3D0"/>
+              <w:right w:val="single" w:sz="4" w:space="0" w:color="C9D3D0"/>
+            </w:tcBorders>
+            <w:tcMar>
+              <w:top w:w="50" w:type="dxa"/>
+              <w:left w:w="100" w:type="dxa"/>
+              <w:bottom w:w="50" w:type="dxa"/>
+              <w:right w:w="100" w:type="dxa"/>
+            </w:tcMar>
+            <w:vAlign w:val="center"/>
+          </w:tcPr>
+          <w:p>
+            <w:pPr>
+              <w:spacing w:line="252" w:lineRule="auto"/>
+            </w:pPr>
+            <w:r>
+              <w:rPr>
+                <w:b/>
+                <w:bCs/>
+                <w:sz w:val="19"/>
+                <w:szCs w:val="19"/>
+              </w:rPr>
+              <w:t>35 test files (34 passed, 1 opt-in skipped); 557 tests: 536 passed, 0 failed, 0 expected-fail, 21 skipped (the opt-in CPU budget, TC-131)</w:t>
+            </w:r>
+          </w:p>
+        </w:tc>
+      </w:tr>
+      <w:tr>
+        <w:tblPrEx>
+          <w:tblCellMar>
+            <w:top w:w="0" w:type="dxa"/>
+            <w:bottom w:w="0" w:type="dxa"/>
+          </w:tblCellMar>
+        </w:tblPrEx>
+        <w:trPr>
+          <w:cantSplit/>
+        </w:trPr>
+        <w:tc>
+          <w:tcPr>
+            <w:tcW w:w="4819" w:type="dxa"/>
+            <w:tcBorders>
+              <w:top w:val="single" w:sz="4" w:space="0" w:color="C9D3D0"/>
+              <w:left w:val="single" w:sz="4" w:space="0" w:color="C9D3D0"/>
+              <w:bottom w:val="single" w:sz="4" w:space="0" w:color="C9D3D0"/>
+              <w:right w:val="single" w:sz="4" w:space="0" w:color="C9D3D0"/>
+            </w:tcBorders>
+            <w:shd w:val="clear" w:color="auto" w:fill="F3F8F6"/>
+            <w:tcMar>
+              <w:top w:w="50" w:type="dxa"/>
+              <w:left w:w="100" w:type="dxa"/>
+              <w:bottom w:w="50" w:type="dxa"/>
+              <w:right w:w="100" w:type="dxa"/>
+            </w:tcMar>
+            <w:vAlign w:val="center"/>
+          </w:tcPr>
+          <w:p>
+            <w:pPr>
+              <w:spacing w:line="252" w:lineRule="auto"/>
+            </w:pPr>
+            <w:r>
+              <w:rPr>
+                <w:rFonts w:ascii="Consolas" w:eastAsia="Consolas" w:hAnsi="Consolas" w:cs="Consolas"/>
+                <w:sz w:val="17"/>
+                <w:szCs w:val="17"/>
+                <w:shd w:val="clear" w:color="auto" w:fill="F2F4F3"/>
+              </w:rPr>
+              <w:t>npx tsc -b</w:t>
+            </w:r>
+          </w:p>
+        </w:tc>
+        <w:tc>
+          <w:tcPr>
+            <w:tcW w:w="4819" w:type="dxa"/>
+            <w:tcBorders>
+              <w:top w:val="single" w:sz="4" w:space="0" w:color="C9D3D0"/>
+              <w:left w:val="single" w:sz="4" w:space="0" w:color="C9D3D0"/>
+              <w:bottom w:val="single" w:sz="4" w:space="0" w:color="C9D3D0"/>
+              <w:right w:val="single" w:sz="4" w:space="0" w:color="C9D3D0"/>
+            </w:tcBorders>
+            <w:shd w:val="clear" w:color="auto" w:fill="F3F8F6"/>
+            <w:tcMar>
+              <w:top w:w="50" w:type="dxa"/>
+              <w:left w:w="100" w:type="dxa"/>
+              <w:bottom w:w="50" w:type="dxa"/>
+              <w:right w:w="100" w:type="dxa"/>
+            </w:tcMar>
+            <w:vAlign w:val="center"/>
+          </w:tcPr>
+          <w:p>
+            <w:pPr>
+              <w:spacing w:line="252" w:lineRule="auto"/>
+            </w:pPr>
+            <w:r>
+              <w:rPr>
+                <w:sz w:val="19"/>
+                <w:szCs w:val="19"/>
+              </w:rPr>
+              <w:t>Exit code 0, no errors</w:t>
+            </w:r>
+          </w:p>
+        </w:tc>
+      </w:tr>
+      <w:tr>
+        <w:tblPrEx>
+          <w:tblCellMar>
+            <w:top w:w="0" w:type="dxa"/>
+            <w:bottom w:w="0" w:type="dxa"/>
+          </w:tblCellMar>
+        </w:tblPrEx>
+        <w:trPr>
+          <w:cantSplit/>
+        </w:trPr>
+        <w:tc>
+          <w:tcPr>
+            <w:tcW w:w="4819" w:type="dxa"/>
+            <w:tcBorders>
+              <w:top w:val="single" w:sz="4" w:space="0" w:color="C9D3D0"/>
+              <w:left w:val="single" w:sz="4" w:space="0" w:color="C9D3D0"/>
+              <w:bottom w:val="single" w:sz="4" w:space="0" w:color="C9D3D0"/>
+              <w:right w:val="single" w:sz="4" w:space="0" w:color="C9D3D0"/>
+            </w:tcBorders>
+            <w:tcMar>
+              <w:top w:w="50" w:type="dxa"/>
+              <w:left w:w="100" w:type="dxa"/>
+              <w:bottom w:w="50" w:type="dxa"/>
+              <w:right w:w="100" w:type="dxa"/>
+            </w:tcMar>
+            <w:vAlign w:val="center"/>
+          </w:tcPr>
+          <w:p>
+            <w:pPr>
+              <w:spacing w:line="252" w:lineRule="auto"/>
+            </w:pPr>
+            <w:r>
+              <w:rPr>
+                <w:rFonts w:ascii="Consolas" w:eastAsia="Consolas" w:hAnsi="Consolas" w:cs="Consolas"/>
+                <w:sz w:val="17"/>
+                <w:szCs w:val="17"/>
+                <w:shd w:val="clear" w:color="auto" w:fill="F2F4F3"/>
+              </w:rPr>
+              <w:t>bash .claude/hooks/test-guard.sh</w:t>
+            </w:r>
+          </w:p>
+        </w:tc>
+        <w:tc>
+          <w:tcPr>
+            <w:tcW w:w="4819" w:type="dxa"/>
+            <w:tcBorders>
+              <w:top w:val="single" w:sz="4" w:space="0" w:color="C9D3D0"/>
+              <w:left w:val="single" w:sz="4" w:space="0" w:color="C9D3D0"/>
+              <w:bottom w:val="single" w:sz="4" w:space="0" w:color="C9D3D0"/>
+              <w:right w:val="single" w:sz="4" w:space="0" w:color="C9D3D0"/>
+            </w:tcBorders>
+            <w:tcMar>
+              <w:top w:w="50" w:type="dxa"/>
+              <w:left w:w="100" w:type="dxa"/>
+              <w:bottom w:w="50" w:type="dxa"/>
+              <w:right w:w="100" w:type="dxa"/>
+            </w:tcMar>
+            <w:vAlign w:val="center"/>
+          </w:tcPr>
+          <w:p>
+            <w:pPr>
+              <w:spacing w:line="252" w:lineRule="auto"/>
+            </w:pPr>
+            <w:r>
+              <w:rPr>
+                <w:b/>
+                <w:bCs/>
+                <w:sz w:val="19"/>
+                <w:szCs w:val="19"/>
+              </w:rPr>
+              <w:t>40 passed, 0 failed</w:t>
+            </w:r>
+            <w:r>
+              <w:rPr>
+                <w:sz w:val="19"/>
+                <w:szCs w:val="19"/>
+              </w:rPr>
+              <w:t xml:space="preserve"> of 40</w:t>
+            </w:r>
+          </w:p>
+        </w:tc>
+      </w:tr>
+      <w:tr>
+        <w:tblPrEx>
+          <w:tblCellMar>
+            <w:top w:w="0" w:type="dxa"/>
+            <w:bottom w:w="0" w:type="dxa"/>
+          </w:tblCellMar>
+        </w:tblPrEx>
+        <w:trPr>
+          <w:cantSplit/>
+        </w:trPr>
+        <w:tc>
+          <w:tcPr>
+            <w:tcW w:w="4819" w:type="dxa"/>
+            <w:tcBorders>
+              <w:top w:val="single" w:sz="4" w:space="0" w:color="C9D3D0"/>
+              <w:left w:val="single" w:sz="4" w:space="0" w:color="C9D3D0"/>
+              <w:bottom w:val="single" w:sz="4" w:space="0" w:color="C9D3D0"/>
+              <w:right w:val="single" w:sz="4" w:space="0" w:color="C9D3D0"/>
+            </w:tcBorders>
+            <w:shd w:val="clear" w:color="auto" w:fill="F3F8F6"/>
+            <w:tcMar>
+              <w:top w:w="50" w:type="dxa"/>
+              <w:left w:w="100" w:type="dxa"/>
+              <w:bottom w:w="50" w:type="dxa"/>
+              <w:right w:w="100" w:type="dxa"/>
+            </w:tcMar>
+            <w:vAlign w:val="center"/>
+          </w:tcPr>
+          <w:p>
+            <w:pPr>
+              <w:spacing w:line="252" w:lineRule="auto"/>
+            </w:pPr>
+            <w:r>
+              <w:rPr>
+                <w:sz w:val="19"/>
+                <w:szCs w:val="19"/>
+              </w:rPr>
+              <w:t>Live check, version 2b11af0d (VR3 Compare fixes)</w:t>
+            </w:r>
+          </w:p>
+        </w:tc>
+        <w:tc>
+          <w:tcPr>
+            <w:tcW w:w="4819" w:type="dxa"/>
+            <w:tcBorders>
+              <w:top w:val="single" w:sz="4" w:space="0" w:color="C9D3D0"/>
+              <w:left w:val="single" w:sz="4" w:space="0" w:color="C9D3D0"/>
+              <w:bottom w:val="single" w:sz="4" w:space="0" w:color="C9D3D0"/>
+              <w:right w:val="single" w:sz="4" w:space="0" w:color="C9D3D0"/>
+            </w:tcBorders>
+            <w:shd w:val="clear" w:color="auto" w:fill="F3F8F6"/>
+            <w:tcMar>
+              <w:top w:w="50" w:type="dxa"/>
+              <w:left w:w="100" w:type="dxa"/>
+              <w:bottom w:w="50" w:type="dxa"/>
+              <w:right w:w="100" w:type="dxa"/>
+            </w:tcMar>
+            <w:vAlign w:val="center"/>
+          </w:tcPr>
+          <w:p>
+            <w:pPr>
+              <w:spacing w:line="252" w:lineRule="auto"/>
+            </w:pPr>
+            <w:r>
+              <w:rPr>
+                <w:sz w:val="19"/>
+                <w:szCs w:val="19"/>
+              </w:rPr>
+              <w:t>Courses at 390 × 844 in the demo: tip box shown; 4 ticked: Compare off and the limit message above the bar, buttons on one row; 2 ticked: Compare, then "+" opens the picker; the added course's column fully visible beside the labels</w:t>
+            </w:r>
+          </w:p>
+        </w:tc>
+      </w:tr>
+      <w:tr>
+        <w:tblPrEx>
+          <w:tblCellMar>
+            <w:top w:w="0" w:type="dxa"/>
+            <w:bottom w:w="0" w:type="dxa"/>
+          </w:tblCellMar>
+        </w:tblPrEx>
+        <w:trPr>
+          <w:cantSplit/>
+        </w:trPr>
+        <w:tc>
+          <w:tcPr>
+            <w:tcW w:w="4819" w:type="dxa"/>
+            <w:tcBorders>
+              <w:top w:val="single" w:sz="4" w:space="0" w:color="C9D3D0"/>
+              <w:left w:val="single" w:sz="4" w:space="0" w:color="C9D3D0"/>
+              <w:bottom w:val="single" w:sz="4" w:space="0" w:color="C9D3D0"/>
+              <w:right w:val="single" w:sz="4" w:space="0" w:color="C9D3D0"/>
+            </w:tcBorders>
+            <w:tcMar>
+              <w:top w:w="50" w:type="dxa"/>
+              <w:left w:w="100" w:type="dxa"/>
+              <w:bottom w:w="50" w:type="dxa"/>
+              <w:right w:w="100" w:type="dxa"/>
+            </w:tcMar>
+            <w:vAlign w:val="center"/>
+          </w:tcPr>
+          <w:p>
+            <w:pPr>
+              <w:spacing w:line="252" w:lineRule="auto"/>
+            </w:pPr>
+            <w:r>
+              <w:rPr>
+                <w:sz w:val="19"/>
+                <w:szCs w:val="19"/>
+              </w:rPr>
+              <w:t>Live check, versions dd209eea, 709586ee and 209a0c04 (desktop layout)</w:t>
+            </w:r>
+          </w:p>
+        </w:tc>
+        <w:tc>
+          <w:tcPr>
+            <w:tcW w:w="4819" w:type="dxa"/>
+            <w:tcBorders>
+              <w:top w:val="single" w:sz="4" w:space="0" w:color="C9D3D0"/>
+              <w:left w:val="single" w:sz="4" w:space="0" w:color="C9D3D0"/>
+              <w:bottom w:val="single" w:sz="4" w:space="0" w:color="C9D3D0"/>
+              <w:right w:val="single" w:sz="4" w:space="0" w:color="C9D3D0"/>
+            </w:tcBorders>
+            <w:tcMar>
+              <w:top w:w="50" w:type="dxa"/>
+              <w:left w:w="100" w:type="dxa"/>
+              <w:bottom w:w="50" w:type="dxa"/>
+              <w:right w:w="100" w:type="dxa"/>
+            </w:tcMar>
+            <w:vAlign w:val="center"/>
+          </w:tcPr>
+          <w:p>
+            <w:pPr>
+              <w:spacing w:line="252" w:lineRule="auto"/>
+            </w:pPr>
+            <w:r>
+              <w:rPr>
+                <w:sz w:val="19"/>
+                <w:szCs w:val="19"/>
+              </w:rPr>
+              <w:t>Paths and course 081E at 1440 × 900, 1871 × 900 and 1280 × 800; Paths at 390 × 844 unchanged (screenshots compared pixel by pixel apart from the ring animation)</w:t>
+            </w:r>
+          </w:p>
+        </w:tc>
+      </w:tr>
+    </w:tbl>
+    <w:p>
+      <w:pPr>
+        <w:spacing w:after="100"/>
+      </w:pPr>
+    </w:p>
+    <w:p>
+      <w:pPr>
+        <w:pStyle w:val="Caption"/>
+        <w:keepNext/>
+      </w:pPr>
+      <w:bookmarkStart w:id="27" w:name="_Toc243516508"/>
+      <w:r>
+        <w:lastRenderedPageBreak/>
+        <w:t xml:space="preserve">Table </w:t>
+      </w:r>
+      <w:r>
+        <w:fldChar w:fldCharType="begin"/>
+      </w:r>
+      <w:r>
+        <w:instrText>SEQ Table</w:instrText>
+      </w:r>
+      <w:r>
+        <w:fldChar w:fldCharType="separate"/>
+      </w:r>
+      <w:r>
+        <w:rPr>
+          <w:noProof/>
+        </w:rPr>
+        <w:t>10</w:t>
+      </w:r>
+      <w:r>
+        <w:fldChar w:fldCharType="end"/>
+      </w:r>
+      <w:r>
         <w:t>: Results of 15 October 2026 (developer machine, commit f704d0b)</w:t>
       </w:r>
-      <w:bookmarkEnd w:id="26"/>
+      <w:bookmarkEnd w:id="27"/>
     </w:p>
     <w:tbl>
       <w:tblPr>
@@ -21922,19 +22788,19 @@
         <w:keepLines/>
         <w:pageBreakBefore/>
       </w:pPr>
-      <w:bookmarkStart w:id="27" w:name="_Toc242944038"/>
+      <w:bookmarkStart w:id="28" w:name="_Toc243516494"/>
       <w:r>
         <w:lastRenderedPageBreak/>
         <w:t>9 Defects found and fixed</w:t>
       </w:r>
-      <w:bookmarkEnd w:id="27"/>
+      <w:bookmarkEnd w:id="28"/>
     </w:p>
     <w:p>
       <w:pPr>
         <w:pStyle w:val="Caption"/>
         <w:keepNext/>
       </w:pPr>
-      <w:bookmarkStart w:id="28" w:name="_Toc242944052"/>
+      <w:bookmarkStart w:id="29" w:name="_Toc243516509"/>
       <w:r>
         <w:t xml:space="preserve">Table </w:t>
       </w:r>
@@ -21951,7 +22817,7 @@
         <w:rPr>
           <w:noProof/>
         </w:rPr>
-        <w:t>10</w:t>
+        <w:t>11</w:t>
       </w:r>
       <w:r>
         <w:fldChar w:fldCharType="end"/>
@@ -21959,7 +22825,7 @@
       <w:r>
         <w:t>: Defects found by testing and fixed</w:t>
       </w:r>
-      <w:bookmarkEnd w:id="28"/>
+      <w:bookmarkEnd w:id="29"/>
     </w:p>
     <w:tbl>
       <w:tblPr>
@@ -23079,7 +23945,10 @@
         <w:spacing w:after="120"/>
       </w:pPr>
       <w:r>
-        <w:t>The product owner's screen-recorded reviews produced change requests CR-001 to CR-006; each was designed in ZP-DOC-05 first and arrived with its own tests.</w:t>
+        <w:t xml:space="preserve">The product owner's screen-recorded reviews produced change requests CR-001 to CR-006; each was designed in </w:t>
+      </w:r>
+      <w:r>
+        <w:t>ZP-DOC-05 first and arrived with its own tests.</w:t>
       </w:r>
     </w:p>
     <w:p>
@@ -23089,19 +23958,19 @@
         <w:keepLines/>
         <w:pageBreakBefore/>
       </w:pPr>
-      <w:bookmarkStart w:id="29" w:name="_Toc242944039"/>
+      <w:bookmarkStart w:id="30" w:name="_Toc243516495"/>
       <w:r>
         <w:lastRenderedPageBreak/>
         <w:t>10 Known gaps and risks</w:t>
       </w:r>
-      <w:bookmarkEnd w:id="29"/>
+      <w:bookmarkEnd w:id="30"/>
     </w:p>
     <w:p>
       <w:pPr>
         <w:pStyle w:val="Caption"/>
         <w:keepNext/>
       </w:pPr>
-      <w:bookmarkStart w:id="30" w:name="_Toc242944053"/>
+      <w:bookmarkStart w:id="31" w:name="_Toc243516510"/>
       <w:r>
         <w:t xml:space="preserve">Table </w:t>
       </w:r>
@@ -23118,7 +23987,7 @@
         <w:rPr>
           <w:noProof/>
         </w:rPr>
-        <w:t>11</w:t>
+        <w:t>12</w:t>
       </w:r>
       <w:r>
         <w:fldChar w:fldCharType="end"/>
@@ -23126,7 +23995,7 @@
       <w:r>
         <w:t>: Known gaps</w:t>
       </w:r>
-      <w:bookmarkEnd w:id="30"/>
+      <w:bookmarkEnd w:id="31"/>
     </w:p>
     <w:tbl>
       <w:tblPr>
@@ -24366,12 +25235,12 @@
         <w:keepLines/>
         <w:pageBreakBefore/>
       </w:pPr>
-      <w:bookmarkStart w:id="31" w:name="_Toc242944040"/>
+      <w:bookmarkStart w:id="32" w:name="_Toc243516496"/>
       <w:r>
         <w:lastRenderedPageBreak/>
         <w:t>11 Traceability</w:t>
       </w:r>
-      <w:bookmarkEnd w:id="31"/>
+      <w:bookmarkEnd w:id="32"/>
     </w:p>
     <w:p>
       <w:pPr>
@@ -24386,7 +25255,7 @@
         <w:pStyle w:val="Caption"/>
         <w:keepNext/>
       </w:pPr>
-      <w:bookmarkStart w:id="32" w:name="_Toc242944054"/>
+      <w:bookmarkStart w:id="33" w:name="_Toc243516511"/>
       <w:r>
         <w:t xml:space="preserve">Table </w:t>
       </w:r>
@@ -24403,7 +25272,7 @@
         <w:rPr>
           <w:noProof/>
         </w:rPr>
-        <w:t>12</w:t>
+        <w:t>13</w:t>
       </w:r>
       <w:r>
         <w:fldChar w:fldCharType="end"/>
@@ -24411,7 +25280,7 @@
       <w:r>
         <w:t>: Requirements to test cases</w:t>
       </w:r>
-      <w:bookmarkEnd w:id="32"/>
+      <w:bookmarkEnd w:id="33"/>
     </w:p>
     <w:tbl>
       <w:tblPr>
@@ -26255,19 +27124,19 @@
         <w:keepLines/>
         <w:pageBreakBefore/>
       </w:pPr>
-      <w:bookmarkStart w:id="33" w:name="_Toc242944041"/>
+      <w:bookmarkStart w:id="34" w:name="_Toc243516497"/>
       <w:r>
         <w:lastRenderedPageBreak/>
         <w:t>Appendix A: Glossary</w:t>
       </w:r>
-      <w:bookmarkEnd w:id="33"/>
+      <w:bookmarkEnd w:id="34"/>
     </w:p>
     <w:p>
       <w:pPr>
         <w:pStyle w:val="Caption"/>
         <w:keepNext/>
       </w:pPr>
-      <w:bookmarkStart w:id="34" w:name="_Toc242944055"/>
+      <w:bookmarkStart w:id="35" w:name="_Toc243516512"/>
       <w:r>
         <w:t xml:space="preserve">Table </w:t>
       </w:r>
@@ -26284,7 +27153,7 @@
         <w:rPr>
           <w:noProof/>
         </w:rPr>
-        <w:t>13</w:t>
+        <w:t>14</w:t>
       </w:r>
       <w:r>
         <w:fldChar w:fldCharType="end"/>
@@ -26292,7 +27161,7 @@
       <w:r>
         <w:t>: Terms used in this document</w:t>
       </w:r>
-      <w:bookmarkEnd w:id="34"/>
+      <w:bookmarkEnd w:id="35"/>
     </w:p>
     <w:tbl>
       <w:tblPr>
@@ -27288,19 +28157,19 @@
         <w:keepLines/>
         <w:pageBreakBefore/>
       </w:pPr>
-      <w:bookmarkStart w:id="35" w:name="_Toc242944042"/>
+      <w:bookmarkStart w:id="36" w:name="_Toc243516498"/>
       <w:r>
         <w:lastRenderedPageBreak/>
         <w:t>Appendix B: References</w:t>
       </w:r>
-      <w:bookmarkEnd w:id="35"/>
+      <w:bookmarkEnd w:id="36"/>
     </w:p>
     <w:p>
       <w:pPr>
         <w:pStyle w:val="Caption"/>
         <w:keepNext/>
       </w:pPr>
-      <w:bookmarkStart w:id="36" w:name="_Toc242944056"/>
+      <w:bookmarkStart w:id="37" w:name="_Toc243516513"/>
       <w:r>
         <w:t xml:space="preserve">Table </w:t>
       </w:r>
@@ -27317,7 +28186,7 @@
         <w:rPr>
           <w:noProof/>
         </w:rPr>
-        <w:t>14</w:t>
+        <w:t>15</w:t>
       </w:r>
       <w:r>
         <w:fldChar w:fldCharType="end"/>
@@ -27325,7 +28194,7 @@
       <w:r>
         <w:t>: Sources referred to in this document</w:t>
       </w:r>
-      <w:bookmarkEnd w:id="36"/>
+      <w:bookmarkEnd w:id="37"/>
     </w:p>
     <w:tbl>
       <w:tblPr>
@@ -28217,10 +29086,134 @@
 <file path=word/numbering.xml><?xml version="1.0" encoding="utf-8"?>
 <w:numbering xmlns:wpc="http://schemas.microsoft.com/office/word/2010/wordprocessingCanvas" xmlns:cx="http://schemas.microsoft.com/office/drawing/2014/chartex" xmlns:cx1="http://schemas.microsoft.com/office/drawing/2015/9/8/chartex" xmlns:cx2="http://schemas.microsoft.com/office/drawing/2015/10/21/chartex" xmlns:cx3="http://schemas.microsoft.com/office/drawing/2016/5/9/chartex" xmlns:cx4="http://schemas.microsoft.com/office/drawing/2016/5/10/chartex" xmlns:cx5="http://schemas.microsoft.com/office/drawing/2016/5/11/chartex" xmlns:cx6="http://schemas.microsoft.com/office/drawing/2016/5/12/chartex" xmlns:cx7="http://schemas.microsoft.com/office/drawing/2016/5/13/chartex" xmlns:cx8="http://schemas.microsoft.com/office/drawing/2016/5/14/chartex" xmlns:mc="http://schemas.openxmlformats.org/markup-compatibility/2006" xmlns:aink="http://schemas.microsoft.com/office/drawing/2016/ink" xmlns:am3d="http://schemas.microsoft.com/office/drawing/2017/model3d" xmlns:o="urn:schemas-microsoft-com:office:office" xmlns:oel="http://schemas.microsoft.com/office/2019/extlst" xmlns:r="http://schemas.openxmlformats.org/officeDocument/2006/relationships" xmlns:m="http://schemas.openxmlformats.org/officeDocument/2006/math" xmlns:v="urn:schemas-microsoft-com:vml" xmlns:wp14="http://schemas.microsoft.com/office/word/2010/wordprocessingDrawing" xmlns:wp="http://schemas.openxmlformats.org/drawingml/2006/wordprocessingDrawing" xmlns:w10="urn:schemas-microsoft-com:office:word" xmlns:w="http://schemas.openxmlformats.org/wordprocessingml/2006/main" xmlns:w14="http://schemas.microsoft.com/office/word/2010/wordml" xmlns:w15="http://schemas.microsoft.com/office/word/2012/wordml" xmlns:w16cex="http://schemas.microsoft.com/office/word/2018/wordml/cex" xmlns:w16cid="http://schemas.microsoft.com/office/word/2016/wordml/cid" xmlns:w16="http://schemas.microsoft.com/office/word/2018/wordml" xmlns:w16du="http://schemas.microsoft.com/office/word/2023/wordml/word16du" xmlns:w16sdtdh="http://schemas.microsoft.com/office/word/2020/wordml/sdtdatahash" xmlns:w16sdtfl="http://schemas.microsoft.com/office/word/2024/wordml/sdtformatlock" xmlns:w16se="http://schemas.microsoft.com/office/word/2015/wordml/symex" xmlns:wpg="http://schemas.microsoft.com/office/word/2010/wordprocessingGroup" xmlns:wpi="http://schemas.microsoft.com/office/word/2010/wordprocessingInk" xmlns:wne="http://schemas.microsoft.com/office/word/2006/wordml" xmlns:wps="http://schemas.microsoft.com/office/word/2010/wordprocessingShape" mc:Ignorable="w14 w15 w16se w16cid w16 w16cex w16sdtdh w16sdtfl w16du wp14">
   <w:abstractNum w:abstractNumId="0" w15:restartNumberingAfterBreak="0">
-    <w:nsid w:val="04F43BF4"/>
+    <w:nsid w:val="1A3A5544"/>
     <w:multiLevelType w:val="hybridMultilevel"/>
-    <w:tmpl w:val="339A27A8"/>
-    <w:lvl w:ilvl="0" w:tplc="B66AA5A8" w:tentative="1">
+    <w:tmpl w:val="96326052"/>
+    <w:lvl w:ilvl="0" w:tplc="B0120DB6">
+      <w:start w:val="1"/>
+      <w:numFmt w:val="decimal"/>
+      <w:lvlText w:val="%1."/>
+      <w:lvlJc w:val="left"/>
+      <w:pPr>
+        <w:ind w:left="720" w:hanging="360"/>
+      </w:pPr>
+    </w:lvl>
+    <w:lvl w:ilvl="1" w:tplc="4AA05124" w:tentative="1">
+      <w:start w:val="1"/>
+      <w:numFmt w:val="lowerLetter"/>
+      <w:lvlText w:val="%2."/>
+      <w:lvlJc w:val="left"/>
+      <w:pPr>
+        <w:ind w:left="1080" w:hanging="360"/>
+      </w:pPr>
+    </w:lvl>
+    <w:lvl w:ilvl="2" w:tplc="2C448812" w:tentative="1">
+      <w:start w:val="1"/>
+      <w:numFmt w:val="lowerRoman"/>
+      <w:lvlText w:val="%3."/>
+      <w:lvlJc w:val="left"/>
+      <w:pPr>
+        <w:ind w:left="1440" w:hanging="360"/>
+      </w:pPr>
+    </w:lvl>
+    <w:lvl w:ilvl="3" w:tplc="82AA5290">
+      <w:numFmt w:val="decimal"/>
+      <w:lvlText w:val=""/>
+      <w:lvlJc w:val="left"/>
+    </w:lvl>
+    <w:lvl w:ilvl="4" w:tplc="CAD607C4">
+      <w:numFmt w:val="decimal"/>
+      <w:lvlText w:val=""/>
+      <w:lvlJc w:val="left"/>
+    </w:lvl>
+    <w:lvl w:ilvl="5" w:tplc="6A7485F4">
+      <w:numFmt w:val="decimal"/>
+      <w:lvlText w:val=""/>
+      <w:lvlJc w:val="left"/>
+    </w:lvl>
+    <w:lvl w:ilvl="6" w:tplc="7908BE0A">
+      <w:numFmt w:val="decimal"/>
+      <w:lvlText w:val=""/>
+      <w:lvlJc w:val="left"/>
+    </w:lvl>
+    <w:lvl w:ilvl="7" w:tplc="FF76D6F8">
+      <w:numFmt w:val="decimal"/>
+      <w:lvlText w:val=""/>
+      <w:lvlJc w:val="left"/>
+    </w:lvl>
+    <w:lvl w:ilvl="8" w:tplc="78E4408C">
+      <w:numFmt w:val="decimal"/>
+      <w:lvlText w:val=""/>
+      <w:lvlJc w:val="left"/>
+    </w:lvl>
+  </w:abstractNum>
+  <w:abstractNum w:abstractNumId="1" w15:restartNumberingAfterBreak="0">
+    <w:nsid w:val="1FC61F63"/>
+    <w:multiLevelType w:val="hybridMultilevel"/>
+    <w:tmpl w:val="9C304BF0"/>
+    <w:lvl w:ilvl="0" w:tplc="B70854E0" w:tentative="1">
+      <w:start w:val="1"/>
+      <w:numFmt w:val="bullet"/>
+      <w:lvlText w:val="•"/>
+      <w:lvlJc w:val="left"/>
+      <w:pPr>
+        <w:ind w:left="720" w:hanging="280"/>
+      </w:pPr>
+    </w:lvl>
+    <w:lvl w:ilvl="1" w:tplc="79A08E5A" w:tentative="1">
+      <w:start w:val="1"/>
+      <w:numFmt w:val="bullet"/>
+      <w:lvlText w:val="–"/>
+      <w:lvlJc w:val="left"/>
+      <w:pPr>
+        <w:ind w:left="1080" w:hanging="280"/>
+      </w:pPr>
+    </w:lvl>
+    <w:lvl w:ilvl="2" w:tplc="7C16FE8E" w:tentative="1">
+      <w:start w:val="1"/>
+      <w:numFmt w:val="bullet"/>
+      <w:lvlText w:val="▪"/>
+      <w:lvlJc w:val="left"/>
+      <w:pPr>
+        <w:ind w:left="1440" w:hanging="280"/>
+      </w:pPr>
+    </w:lvl>
+    <w:lvl w:ilvl="3" w:tplc="3A7E75A4">
+      <w:numFmt w:val="decimal"/>
+      <w:lvlText w:val=""/>
+      <w:lvlJc w:val="left"/>
+    </w:lvl>
+    <w:lvl w:ilvl="4" w:tplc="9CF63716">
+      <w:numFmt w:val="decimal"/>
+      <w:lvlText w:val=""/>
+      <w:lvlJc w:val="left"/>
+    </w:lvl>
+    <w:lvl w:ilvl="5" w:tplc="BF64148E">
+      <w:numFmt w:val="decimal"/>
+      <w:lvlText w:val=""/>
+      <w:lvlJc w:val="left"/>
+    </w:lvl>
+    <w:lvl w:ilvl="6" w:tplc="0180FD8C">
+      <w:numFmt w:val="decimal"/>
+      <w:lvlText w:val=""/>
+      <w:lvlJc w:val="left"/>
+    </w:lvl>
+    <w:lvl w:ilvl="7" w:tplc="B0485D22">
+      <w:numFmt w:val="decimal"/>
+      <w:lvlText w:val=""/>
+      <w:lvlJc w:val="left"/>
+    </w:lvl>
+    <w:lvl w:ilvl="8" w:tplc="4DC04EA8">
+      <w:numFmt w:val="decimal"/>
+      <w:lvlText w:val=""/>
+      <w:lvlJc w:val="left"/>
+    </w:lvl>
+  </w:abstractNum>
+  <w:abstractNum w:abstractNumId="2" w15:restartNumberingAfterBreak="0">
+    <w:nsid w:val="6AF90F63"/>
+    <w:multiLevelType w:val="hybridMultilevel"/>
+    <w:tmpl w:val="57863988"/>
+    <w:lvl w:ilvl="0" w:tplc="8ED63062" w:tentative="1">
       <w:start w:val="1"/>
       <w:numFmt w:val="bullet"/>
       <w:lvlText w:val="●"/>
@@ -28229,7 +29222,7 @@
         <w:ind w:left="720" w:hanging="360"/>
       </w:pPr>
     </w:lvl>
-    <w:lvl w:ilvl="1" w:tplc="AB0A3382" w:tentative="1">
+    <w:lvl w:ilvl="1" w:tplc="9384D4CE" w:tentative="1">
       <w:start w:val="1"/>
       <w:numFmt w:val="bullet"/>
       <w:lvlText w:val="○"/>
@@ -28238,7 +29231,7 @@
         <w:ind w:left="1440" w:hanging="360"/>
       </w:pPr>
     </w:lvl>
-    <w:lvl w:ilvl="2" w:tplc="5F5E33C8" w:tentative="1">
+    <w:lvl w:ilvl="2" w:tplc="8DD83E6A" w:tentative="1">
       <w:start w:val="1"/>
       <w:numFmt w:val="bullet"/>
       <w:lvlText w:val="■"/>
@@ -28247,7 +29240,7 @@
         <w:ind w:left="2160" w:hanging="360"/>
       </w:pPr>
     </w:lvl>
-    <w:lvl w:ilvl="3" w:tplc="CCFA3114" w:tentative="1">
+    <w:lvl w:ilvl="3" w:tplc="C74C4826" w:tentative="1">
       <w:start w:val="1"/>
       <w:numFmt w:val="bullet"/>
       <w:lvlText w:val="●"/>
@@ -28256,7 +29249,7 @@
         <w:ind w:left="2880" w:hanging="360"/>
       </w:pPr>
     </w:lvl>
-    <w:lvl w:ilvl="4" w:tplc="57A6F298" w:tentative="1">
+    <w:lvl w:ilvl="4" w:tplc="2E003FE8" w:tentative="1">
       <w:start w:val="1"/>
       <w:numFmt w:val="bullet"/>
       <w:lvlText w:val="○"/>
@@ -28265,7 +29258,7 @@
         <w:ind w:left="3600" w:hanging="360"/>
       </w:pPr>
     </w:lvl>
-    <w:lvl w:ilvl="5" w:tplc="55229426" w:tentative="1">
+    <w:lvl w:ilvl="5" w:tplc="25C681A4" w:tentative="1">
       <w:start w:val="1"/>
       <w:numFmt w:val="bullet"/>
       <w:lvlText w:val="■"/>
@@ -28274,7 +29267,7 @@
         <w:ind w:left="4320" w:hanging="360"/>
       </w:pPr>
     </w:lvl>
-    <w:lvl w:ilvl="6" w:tplc="E608665E" w:tentative="1">
+    <w:lvl w:ilvl="6" w:tplc="F2C06B38" w:tentative="1">
       <w:start w:val="1"/>
       <w:numFmt w:val="bullet"/>
       <w:lvlText w:val="●"/>
@@ -28283,7 +29276,7 @@
         <w:ind w:left="5040" w:hanging="360"/>
       </w:pPr>
     </w:lvl>
-    <w:lvl w:ilvl="7" w:tplc="99BC4B9C" w:tentative="1">
+    <w:lvl w:ilvl="7" w:tplc="BA5C0950" w:tentative="1">
       <w:start w:val="1"/>
       <w:numFmt w:val="bullet"/>
       <w:lvlText w:val="●"/>
@@ -28292,7 +29285,7 @@
         <w:ind w:left="5760" w:hanging="360"/>
       </w:pPr>
     </w:lvl>
-    <w:lvl w:ilvl="8" w:tplc="24D44546" w:tentative="1">
+    <w:lvl w:ilvl="8" w:tplc="A7F4E304" w:tentative="1">
       <w:start w:val="1"/>
       <w:numFmt w:val="bullet"/>
       <w:lvlText w:val="●"/>
@@ -28302,138 +29295,14 @@
       </w:pPr>
     </w:lvl>
   </w:abstractNum>
-  <w:abstractNum w:abstractNumId="1" w15:restartNumberingAfterBreak="0">
-    <w:nsid w:val="43AF5F6D"/>
-    <w:multiLevelType w:val="hybridMultilevel"/>
-    <w:tmpl w:val="3E2A4952"/>
-    <w:lvl w:ilvl="0" w:tplc="2E18A9D4">
-      <w:start w:val="1"/>
-      <w:numFmt w:val="decimal"/>
-      <w:lvlText w:val="%1."/>
-      <w:lvlJc w:val="left"/>
-      <w:pPr>
-        <w:ind w:left="720" w:hanging="360"/>
-      </w:pPr>
-    </w:lvl>
-    <w:lvl w:ilvl="1" w:tplc="CA0E1610" w:tentative="1">
-      <w:start w:val="1"/>
-      <w:numFmt w:val="lowerLetter"/>
-      <w:lvlText w:val="%2."/>
-      <w:lvlJc w:val="left"/>
-      <w:pPr>
-        <w:ind w:left="1080" w:hanging="360"/>
-      </w:pPr>
-    </w:lvl>
-    <w:lvl w:ilvl="2" w:tplc="A15CDDDA" w:tentative="1">
-      <w:start w:val="1"/>
-      <w:numFmt w:val="lowerRoman"/>
-      <w:lvlText w:val="%3."/>
-      <w:lvlJc w:val="left"/>
-      <w:pPr>
-        <w:ind w:left="1440" w:hanging="360"/>
-      </w:pPr>
-    </w:lvl>
-    <w:lvl w:ilvl="3" w:tplc="A13039FA">
-      <w:numFmt w:val="decimal"/>
-      <w:lvlText w:val=""/>
-      <w:lvlJc w:val="left"/>
-    </w:lvl>
-    <w:lvl w:ilvl="4" w:tplc="74AC69F2">
-      <w:numFmt w:val="decimal"/>
-      <w:lvlText w:val=""/>
-      <w:lvlJc w:val="left"/>
-    </w:lvl>
-    <w:lvl w:ilvl="5" w:tplc="C170A174">
-      <w:numFmt w:val="decimal"/>
-      <w:lvlText w:val=""/>
-      <w:lvlJc w:val="left"/>
-    </w:lvl>
-    <w:lvl w:ilvl="6" w:tplc="87FAEFC2">
-      <w:numFmt w:val="decimal"/>
-      <w:lvlText w:val=""/>
-      <w:lvlJc w:val="left"/>
-    </w:lvl>
-    <w:lvl w:ilvl="7" w:tplc="A2F0711A">
-      <w:numFmt w:val="decimal"/>
-      <w:lvlText w:val=""/>
-      <w:lvlJc w:val="left"/>
-    </w:lvl>
-    <w:lvl w:ilvl="8" w:tplc="631A3262">
-      <w:numFmt w:val="decimal"/>
-      <w:lvlText w:val=""/>
-      <w:lvlJc w:val="left"/>
-    </w:lvl>
-  </w:abstractNum>
-  <w:abstractNum w:abstractNumId="2" w15:restartNumberingAfterBreak="0">
-    <w:nsid w:val="6F7B02C7"/>
-    <w:multiLevelType w:val="hybridMultilevel"/>
-    <w:tmpl w:val="9B02229E"/>
-    <w:lvl w:ilvl="0" w:tplc="8DD4A76C" w:tentative="1">
-      <w:start w:val="1"/>
-      <w:numFmt w:val="bullet"/>
-      <w:lvlText w:val="•"/>
-      <w:lvlJc w:val="left"/>
-      <w:pPr>
-        <w:ind w:left="720" w:hanging="280"/>
-      </w:pPr>
-    </w:lvl>
-    <w:lvl w:ilvl="1" w:tplc="6D2C9202" w:tentative="1">
-      <w:start w:val="1"/>
-      <w:numFmt w:val="bullet"/>
-      <w:lvlText w:val="–"/>
-      <w:lvlJc w:val="left"/>
-      <w:pPr>
-        <w:ind w:left="1080" w:hanging="280"/>
-      </w:pPr>
-    </w:lvl>
-    <w:lvl w:ilvl="2" w:tplc="EE3E6DC6" w:tentative="1">
-      <w:start w:val="1"/>
-      <w:numFmt w:val="bullet"/>
-      <w:lvlText w:val="▪"/>
-      <w:lvlJc w:val="left"/>
-      <w:pPr>
-        <w:ind w:left="1440" w:hanging="280"/>
-      </w:pPr>
-    </w:lvl>
-    <w:lvl w:ilvl="3" w:tplc="BDEA5FA6">
-      <w:numFmt w:val="decimal"/>
-      <w:lvlText w:val=""/>
-      <w:lvlJc w:val="left"/>
-    </w:lvl>
-    <w:lvl w:ilvl="4" w:tplc="DB341422">
-      <w:numFmt w:val="decimal"/>
-      <w:lvlText w:val=""/>
-      <w:lvlJc w:val="left"/>
-    </w:lvl>
-    <w:lvl w:ilvl="5" w:tplc="E396A850">
-      <w:numFmt w:val="decimal"/>
-      <w:lvlText w:val=""/>
-      <w:lvlJc w:val="left"/>
-    </w:lvl>
-    <w:lvl w:ilvl="6" w:tplc="7526B0A4">
-      <w:numFmt w:val="decimal"/>
-      <w:lvlText w:val=""/>
-      <w:lvlJc w:val="left"/>
-    </w:lvl>
-    <w:lvl w:ilvl="7" w:tplc="392C98A0">
-      <w:numFmt w:val="decimal"/>
-      <w:lvlText w:val=""/>
-      <w:lvlJc w:val="left"/>
-    </w:lvl>
-    <w:lvl w:ilvl="8" w:tplc="D09C78E6">
-      <w:numFmt w:val="decimal"/>
-      <w:lvlText w:val=""/>
-      <w:lvlJc w:val="left"/>
-    </w:lvl>
-  </w:abstractNum>
-  <w:num w:numId="1" w16cid:durableId="964385330">
-    <w:abstractNumId w:val="0"/>
+  <w:num w:numId="1" w16cid:durableId="1542598321">
+    <w:abstractNumId w:val="2"/>
     <w:lvlOverride w:ilvl="0">
       <w:startOverride w:val="1"/>
     </w:lvlOverride>
   </w:num>
-  <w:num w:numId="2" w16cid:durableId="254168445">
-    <w:abstractNumId w:val="1"/>
+  <w:num w:numId="2" w16cid:durableId="177472400">
+    <w:abstractNumId w:val="0"/>
     <w:lvlOverride w:ilvl="0">
       <w:startOverride w:val="1"/>
     </w:lvlOverride>
@@ -29137,7 +30006,7 @@
     <w:autoRedefine/>
     <w:uiPriority w:val="39"/>
     <w:unhideWhenUsed/>
-    <w:rsid w:val="00ED44E1"/>
+    <w:rsid w:val="006C2889"/>
     <w:pPr>
       <w:spacing w:after="100"/>
     </w:pPr>
@@ -29149,7 +30018,7 @@
     <w:autoRedefine/>
     <w:uiPriority w:val="39"/>
     <w:unhideWhenUsed/>
-    <w:rsid w:val="00ED44E1"/>
+    <w:rsid w:val="006C2889"/>
     <w:pPr>
       <w:spacing w:after="100"/>
       <w:ind w:left="210"/>
@@ -29161,7 +30030,7 @@
     <w:next w:val="Normal"/>
     <w:uiPriority w:val="99"/>
     <w:unhideWhenUsed/>
-    <w:rsid w:val="00ED44E1"/>
+    <w:rsid w:val="006C2889"/>
   </w:style>
 </w:styles>
 </file>

--- a/docs/08-test-plan/ZP-DOC-08_Test-Plan.docx
+++ b/docs/08-test-plan/ZP-DOC-08_Test-Plan.docx
@@ -289,7 +289,7 @@
                 <w:sz w:val="19"/>
                 <w:szCs w:val="19"/>
               </w:rPr>
-              <w:t>21 October 2026</w:t>
+              <w:t>23 October 2026</w:t>
             </w:r>
           </w:p>
         </w:tc>
@@ -1683,6 +1683,122 @@
           </w:p>
         </w:tc>
       </w:tr>
+      <w:tr>
+        <w:tblPrEx>
+          <w:tblCellMar>
+            <w:top w:w="0" w:type="dxa"/>
+            <w:bottom w:w="0" w:type="dxa"/>
+          </w:tblCellMar>
+        </w:tblPrEx>
+        <w:trPr>
+          <w:cantSplit/>
+          <w:trHeight w:val="420"/>
+        </w:trPr>
+        <w:tc>
+          <w:tcPr>
+            <w:tcW w:w="964" w:type="dxa"/>
+            <w:tcBorders>
+              <w:top w:val="single" w:sz="4" w:space="0" w:color="C9D3D0"/>
+              <w:left w:val="single" w:sz="4" w:space="0" w:color="C9D3D0"/>
+              <w:bottom w:val="single" w:sz="4" w:space="0" w:color="C9D3D0"/>
+              <w:right w:val="single" w:sz="4" w:space="0" w:color="C9D3D0"/>
+            </w:tcBorders>
+            <w:tcMar>
+              <w:top w:w="50" w:type="dxa"/>
+              <w:left w:w="100" w:type="dxa"/>
+              <w:bottom w:w="50" w:type="dxa"/>
+              <w:right w:w="100" w:type="dxa"/>
+            </w:tcMar>
+          </w:tcPr>
+          <w:p>
+            <w:r>
+              <w:rPr>
+                <w:sz w:val="19"/>
+                <w:szCs w:val="19"/>
+              </w:rPr>
+              <w:t>0.9</w:t>
+            </w:r>
+          </w:p>
+        </w:tc>
+        <w:tc>
+          <w:tcPr>
+            <w:tcW w:w="1542" w:type="dxa"/>
+            <w:tcBorders>
+              <w:top w:val="single" w:sz="4" w:space="0" w:color="C9D3D0"/>
+              <w:left w:val="single" w:sz="4" w:space="0" w:color="C9D3D0"/>
+              <w:bottom w:val="single" w:sz="4" w:space="0" w:color="C9D3D0"/>
+              <w:right w:val="single" w:sz="4" w:space="0" w:color="C9D3D0"/>
+            </w:tcBorders>
+            <w:tcMar>
+              <w:top w:w="50" w:type="dxa"/>
+              <w:left w:w="100" w:type="dxa"/>
+              <w:bottom w:w="50" w:type="dxa"/>
+              <w:right w:w="100" w:type="dxa"/>
+            </w:tcMar>
+          </w:tcPr>
+          <w:p>
+            <w:r>
+              <w:rPr>
+                <w:sz w:val="19"/>
+                <w:szCs w:val="19"/>
+              </w:rPr>
+              <w:t>23 Oct 2026</w:t>
+            </w:r>
+          </w:p>
+        </w:tc>
+        <w:tc>
+          <w:tcPr>
+            <w:tcW w:w="1928" w:type="dxa"/>
+            <w:tcBorders>
+              <w:top w:val="single" w:sz="4" w:space="0" w:color="C9D3D0"/>
+              <w:left w:val="single" w:sz="4" w:space="0" w:color="C9D3D0"/>
+              <w:bottom w:val="single" w:sz="4" w:space="0" w:color="C9D3D0"/>
+              <w:right w:val="single" w:sz="4" w:space="0" w:color="C9D3D0"/>
+            </w:tcBorders>
+            <w:tcMar>
+              <w:top w:w="50" w:type="dxa"/>
+              <w:left w:w="100" w:type="dxa"/>
+              <w:bottom w:w="50" w:type="dxa"/>
+              <w:right w:w="100" w:type="dxa"/>
+            </w:tcMar>
+          </w:tcPr>
+          <w:p>
+            <w:r>
+              <w:rPr>
+                <w:sz w:val="19"/>
+                <w:szCs w:val="19"/>
+              </w:rPr>
+              <w:t>Team Kestrel</w:t>
+            </w:r>
+          </w:p>
+        </w:tc>
+        <w:tc>
+          <w:tcPr>
+            <w:tcW w:w="5204" w:type="dxa"/>
+            <w:tcBorders>
+              <w:top w:val="single" w:sz="4" w:space="0" w:color="C9D3D0"/>
+              <w:left w:val="single" w:sz="4" w:space="0" w:color="C9D3D0"/>
+              <w:bottom w:val="single" w:sz="4" w:space="0" w:color="C9D3D0"/>
+              <w:right w:val="single" w:sz="4" w:space="0" w:color="C9D3D0"/>
+            </w:tcBorders>
+            <w:tcMar>
+              <w:top w:w="50" w:type="dxa"/>
+              <w:left w:w="100" w:type="dxa"/>
+              <w:bottom w:w="50" w:type="dxa"/>
+              <w:right w:w="100" w:type="dxa"/>
+            </w:tcMar>
+          </w:tcPr>
+          <w:p>
+            <w:r>
+              <w:rPr>
+                <w:sz w:val="19"/>
+                <w:szCs w:val="19"/>
+              </w:rPr>
+              <w:t>VR4: TC-140 added (added-to-list message, `src/list-feedback.test.ts`); 539 passed</w:t>
+            </w:r>
+          </w:p>
+        </w:tc>
+      </w:tr>
     </w:tbl>
     <w:p>
       <w:pPr>
@@ -2067,6 +2183,7 @@
     </w:tbl>
     <w:p>
       <w:r>
+        <w:lastRenderedPageBreak/>
         <w:br w:type="page"/>
       </w:r>
     </w:p>
@@ -2082,7 +2199,7 @@
     <w:sdt>
       <w:sdtPr>
         <w:alias w:val="Contents"/>
-        <w:id w:val="1160109676"/>
+        <w:id w:val="-1534648329"/>
       </w:sdtPr>
       <w:sdtEndPr/>
       <w:sdtContent>
@@ -2111,7 +2228,7 @@
           <w:r>
             <w:fldChar w:fldCharType="separate"/>
           </w:r>
-          <w:hyperlink w:anchor="_Toc243516476" w:history="1">
+          <w:hyperlink w:anchor="_Toc243644699" w:history="1">
             <w:r>
               <w:rPr>
                 <w:rStyle w:val="Hyperlink"/>
@@ -2135,7 +2252,7 @@
               <w:rPr>
                 <w:noProof/>
               </w:rPr>
-              <w:instrText xml:space="preserve"> PAGEREF _Toc243516476 \h </w:instrText>
+              <w:instrText xml:space="preserve"> PAGEREF _Toc243644699 \h </w:instrText>
             </w:r>
             <w:r>
               <w:rPr>
@@ -2152,7 +2269,7 @@
               <w:rPr>
                 <w:noProof/>
               </w:rPr>
-              <w:t>5</w:t>
+              <w:t>6</w:t>
             </w:r>
             <w:r>
               <w:rPr>
@@ -2178,7 +2295,7 @@
               <w14:ligatures w14:val="standardContextual"/>
             </w:rPr>
           </w:pPr>
-          <w:hyperlink w:anchor="_Toc243516477" w:history="1">
+          <w:hyperlink w:anchor="_Toc243644700" w:history="1">
             <w:r>
               <w:rPr>
                 <w:rStyle w:val="Hyperlink"/>
@@ -2202,7 +2319,7 @@
               <w:rPr>
                 <w:noProof/>
               </w:rPr>
-              <w:instrText xml:space="preserve"> PAGEREF _Toc243516477 \h </w:instrText>
+              <w:instrText xml:space="preserve"> PAGEREF _Toc243644700 \h </w:instrText>
             </w:r>
             <w:r>
               <w:rPr>
@@ -2219,7 +2336,7 @@
               <w:rPr>
                 <w:noProof/>
               </w:rPr>
-              <w:t>5</w:t>
+              <w:t>6</w:t>
             </w:r>
             <w:r>
               <w:rPr>
@@ -2245,7 +2362,7 @@
               <w14:ligatures w14:val="standardContextual"/>
             </w:rPr>
           </w:pPr>
-          <w:hyperlink w:anchor="_Toc243516478" w:history="1">
+          <w:hyperlink w:anchor="_Toc243644701" w:history="1">
             <w:r>
               <w:rPr>
                 <w:rStyle w:val="Hyperlink"/>
@@ -2269,7 +2386,7 @@
               <w:rPr>
                 <w:noProof/>
               </w:rPr>
-              <w:instrText xml:space="preserve"> PAGEREF _Toc243516478 \h </w:instrText>
+              <w:instrText xml:space="preserve"> PAGEREF _Toc243644701 \h </w:instrText>
             </w:r>
             <w:r>
               <w:rPr>
@@ -2286,7 +2403,7 @@
               <w:rPr>
                 <w:noProof/>
               </w:rPr>
-              <w:t>5</w:t>
+              <w:t>6</w:t>
             </w:r>
             <w:r>
               <w:rPr>
@@ -2312,7 +2429,7 @@
               <w14:ligatures w14:val="standardContextual"/>
             </w:rPr>
           </w:pPr>
-          <w:hyperlink w:anchor="_Toc243516479" w:history="1">
+          <w:hyperlink w:anchor="_Toc243644702" w:history="1">
             <w:r>
               <w:rPr>
                 <w:rStyle w:val="Hyperlink"/>
@@ -2336,7 +2453,7 @@
               <w:rPr>
                 <w:noProof/>
               </w:rPr>
-              <w:instrText xml:space="preserve"> PAGEREF _Toc243516479 \h </w:instrText>
+              <w:instrText xml:space="preserve"> PAGEREF _Toc243644702 \h </w:instrText>
             </w:r>
             <w:r>
               <w:rPr>
@@ -2353,7 +2470,7 @@
               <w:rPr>
                 <w:noProof/>
               </w:rPr>
-              <w:t>5</w:t>
+              <w:t>6</w:t>
             </w:r>
             <w:r>
               <w:rPr>
@@ -2379,7 +2496,7 @@
               <w14:ligatures w14:val="standardContextual"/>
             </w:rPr>
           </w:pPr>
-          <w:hyperlink w:anchor="_Toc243516480" w:history="1">
+          <w:hyperlink w:anchor="_Toc243644703" w:history="1">
             <w:r>
               <w:rPr>
                 <w:rStyle w:val="Hyperlink"/>
@@ -2403,7 +2520,7 @@
               <w:rPr>
                 <w:noProof/>
               </w:rPr>
-              <w:instrText xml:space="preserve"> PAGEREF _Toc243516480 \h </w:instrText>
+              <w:instrText xml:space="preserve"> PAGEREF _Toc243644703 \h </w:instrText>
             </w:r>
             <w:r>
               <w:rPr>
@@ -2420,7 +2537,7 @@
               <w:rPr>
                 <w:noProof/>
               </w:rPr>
-              <w:t>5</w:t>
+              <w:t>6</w:t>
             </w:r>
             <w:r>
               <w:rPr>
@@ -2446,7 +2563,7 @@
               <w14:ligatures w14:val="standardContextual"/>
             </w:rPr>
           </w:pPr>
-          <w:hyperlink w:anchor="_Toc243516481" w:history="1">
+          <w:hyperlink w:anchor="_Toc243644704" w:history="1">
             <w:r>
               <w:rPr>
                 <w:rStyle w:val="Hyperlink"/>
@@ -2470,7 +2587,7 @@
               <w:rPr>
                 <w:noProof/>
               </w:rPr>
-              <w:instrText xml:space="preserve"> PAGEREF _Toc243516481 \h </w:instrText>
+              <w:instrText xml:space="preserve"> PAGEREF _Toc243644704 \h </w:instrText>
             </w:r>
             <w:r>
               <w:rPr>
@@ -2487,7 +2604,7 @@
               <w:rPr>
                 <w:noProof/>
               </w:rPr>
-              <w:t>6</w:t>
+              <w:t>7</w:t>
             </w:r>
             <w:r>
               <w:rPr>
@@ -2513,7 +2630,7 @@
               <w14:ligatures w14:val="standardContextual"/>
             </w:rPr>
           </w:pPr>
-          <w:hyperlink w:anchor="_Toc243516482" w:history="1">
+          <w:hyperlink w:anchor="_Toc243644705" w:history="1">
             <w:r>
               <w:rPr>
                 <w:rStyle w:val="Hyperlink"/>
@@ -2537,7 +2654,7 @@
               <w:rPr>
                 <w:noProof/>
               </w:rPr>
-              <w:instrText xml:space="preserve"> PAGEREF _Toc243516482 \h </w:instrText>
+              <w:instrText xml:space="preserve"> PAGEREF _Toc243644705 \h </w:instrText>
             </w:r>
             <w:r>
               <w:rPr>
@@ -2554,7 +2671,7 @@
               <w:rPr>
                 <w:noProof/>
               </w:rPr>
-              <w:t>6</w:t>
+              <w:t>7</w:t>
             </w:r>
             <w:r>
               <w:rPr>
@@ -2580,7 +2697,7 @@
               <w14:ligatures w14:val="standardContextual"/>
             </w:rPr>
           </w:pPr>
-          <w:hyperlink w:anchor="_Toc243516483" w:history="1">
+          <w:hyperlink w:anchor="_Toc243644706" w:history="1">
             <w:r>
               <w:rPr>
                 <w:rStyle w:val="Hyperlink"/>
@@ -2604,7 +2721,7 @@
               <w:rPr>
                 <w:noProof/>
               </w:rPr>
-              <w:instrText xml:space="preserve"> PAGEREF _Toc243516483 \h </w:instrText>
+              <w:instrText xml:space="preserve"> PAGEREF _Toc243644706 \h </w:instrText>
             </w:r>
             <w:r>
               <w:rPr>
@@ -2621,7 +2738,7 @@
               <w:rPr>
                 <w:noProof/>
               </w:rPr>
-              <w:t>6</w:t>
+              <w:t>7</w:t>
             </w:r>
             <w:r>
               <w:rPr>
@@ -2647,7 +2764,7 @@
               <w14:ligatures w14:val="standardContextual"/>
             </w:rPr>
           </w:pPr>
-          <w:hyperlink w:anchor="_Toc243516484" w:history="1">
+          <w:hyperlink w:anchor="_Toc243644707" w:history="1">
             <w:r>
               <w:rPr>
                 <w:rStyle w:val="Hyperlink"/>
@@ -2671,7 +2788,7 @@
               <w:rPr>
                 <w:noProof/>
               </w:rPr>
-              <w:instrText xml:space="preserve"> PAGEREF _Toc243516484 \h </w:instrText>
+              <w:instrText xml:space="preserve"> PAGEREF _Toc243644707 \h </w:instrText>
             </w:r>
             <w:r>
               <w:rPr>
@@ -2688,7 +2805,7 @@
               <w:rPr>
                 <w:noProof/>
               </w:rPr>
-              <w:t>7</w:t>
+              <w:t>8</w:t>
             </w:r>
             <w:r>
               <w:rPr>
@@ -2714,7 +2831,7 @@
               <w14:ligatures w14:val="standardContextual"/>
             </w:rPr>
           </w:pPr>
-          <w:hyperlink w:anchor="_Toc243516485" w:history="1">
+          <w:hyperlink w:anchor="_Toc243644708" w:history="1">
             <w:r>
               <w:rPr>
                 <w:rStyle w:val="Hyperlink"/>
@@ -2738,7 +2855,7 @@
               <w:rPr>
                 <w:noProof/>
               </w:rPr>
-              <w:instrText xml:space="preserve"> PAGEREF _Toc243516485 \h </w:instrText>
+              <w:instrText xml:space="preserve"> PAGEREF _Toc243644708 \h </w:instrText>
             </w:r>
             <w:r>
               <w:rPr>
@@ -2755,7 +2872,7 @@
               <w:rPr>
                 <w:noProof/>
               </w:rPr>
-              <w:t>8</w:t>
+              <w:t>9</w:t>
             </w:r>
             <w:r>
               <w:rPr>
@@ -2781,7 +2898,7 @@
               <w14:ligatures w14:val="standardContextual"/>
             </w:rPr>
           </w:pPr>
-          <w:hyperlink w:anchor="_Toc243516486" w:history="1">
+          <w:hyperlink w:anchor="_Toc243644709" w:history="1">
             <w:r>
               <w:rPr>
                 <w:rStyle w:val="Hyperlink"/>
@@ -2805,7 +2922,7 @@
               <w:rPr>
                 <w:noProof/>
               </w:rPr>
-              <w:instrText xml:space="preserve"> PAGEREF _Toc243516486 \h </w:instrText>
+              <w:instrText xml:space="preserve"> PAGEREF _Toc243644709 \h </w:instrText>
             </w:r>
             <w:r>
               <w:rPr>
@@ -2822,7 +2939,7 @@
               <w:rPr>
                 <w:noProof/>
               </w:rPr>
-              <w:t>9</w:t>
+              <w:t>10</w:t>
             </w:r>
             <w:r>
               <w:rPr>
@@ -2848,7 +2965,7 @@
               <w14:ligatures w14:val="standardContextual"/>
             </w:rPr>
           </w:pPr>
-          <w:hyperlink w:anchor="_Toc243516487" w:history="1">
+          <w:hyperlink w:anchor="_Toc243644710" w:history="1">
             <w:r>
               <w:rPr>
                 <w:rStyle w:val="Hyperlink"/>
@@ -2872,7 +2989,7 @@
               <w:rPr>
                 <w:noProof/>
               </w:rPr>
-              <w:instrText xml:space="preserve"> PAGEREF _Toc243516487 \h </w:instrText>
+              <w:instrText xml:space="preserve"> PAGEREF _Toc243644710 \h </w:instrText>
             </w:r>
             <w:r>
               <w:rPr>
@@ -2889,7 +3006,7 @@
               <w:rPr>
                 <w:noProof/>
               </w:rPr>
-              <w:t>9</w:t>
+              <w:t>10</w:t>
             </w:r>
             <w:r>
               <w:rPr>
@@ -2915,7 +3032,7 @@
               <w14:ligatures w14:val="standardContextual"/>
             </w:rPr>
           </w:pPr>
-          <w:hyperlink w:anchor="_Toc243516488" w:history="1">
+          <w:hyperlink w:anchor="_Toc243644711" w:history="1">
             <w:r>
               <w:rPr>
                 <w:rStyle w:val="Hyperlink"/>
@@ -2939,7 +3056,7 @@
               <w:rPr>
                 <w:noProof/>
               </w:rPr>
-              <w:instrText xml:space="preserve"> PAGEREF _Toc243516488 \h </w:instrText>
+              <w:instrText xml:space="preserve"> PAGEREF _Toc243644711 \h </w:instrText>
             </w:r>
             <w:r>
               <w:rPr>
@@ -2956,7 +3073,7 @@
               <w:rPr>
                 <w:noProof/>
               </w:rPr>
-              <w:t>9</w:t>
+              <w:t>10</w:t>
             </w:r>
             <w:r>
               <w:rPr>
@@ -2982,7 +3099,7 @@
               <w14:ligatures w14:val="standardContextual"/>
             </w:rPr>
           </w:pPr>
-          <w:hyperlink w:anchor="_Toc243516489" w:history="1">
+          <w:hyperlink w:anchor="_Toc243644712" w:history="1">
             <w:r>
               <w:rPr>
                 <w:rStyle w:val="Hyperlink"/>
@@ -3006,7 +3123,7 @@
               <w:rPr>
                 <w:noProof/>
               </w:rPr>
-              <w:instrText xml:space="preserve"> PAGEREF _Toc243516489 \h </w:instrText>
+              <w:instrText xml:space="preserve"> PAGEREF _Toc243644712 \h </w:instrText>
             </w:r>
             <w:r>
               <w:rPr>
@@ -3023,7 +3140,7 @@
               <w:rPr>
                 <w:noProof/>
               </w:rPr>
-              <w:t>9</w:t>
+              <w:t>10</w:t>
             </w:r>
             <w:r>
               <w:rPr>
@@ -3049,7 +3166,7 @@
               <w14:ligatures w14:val="standardContextual"/>
             </w:rPr>
           </w:pPr>
-          <w:hyperlink w:anchor="_Toc243516490" w:history="1">
+          <w:hyperlink w:anchor="_Toc243644713" w:history="1">
             <w:r>
               <w:rPr>
                 <w:rStyle w:val="Hyperlink"/>
@@ -3073,7 +3190,7 @@
               <w:rPr>
                 <w:noProof/>
               </w:rPr>
-              <w:instrText xml:space="preserve"> PAGEREF _Toc243516490 \h </w:instrText>
+              <w:instrText xml:space="preserve"> PAGEREF _Toc243644713 \h </w:instrText>
             </w:r>
             <w:r>
               <w:rPr>
@@ -3090,7 +3207,7 @@
               <w:rPr>
                 <w:noProof/>
               </w:rPr>
-              <w:t>10</w:t>
+              <w:t>11</w:t>
             </w:r>
             <w:r>
               <w:rPr>
@@ -3116,7 +3233,7 @@
               <w14:ligatures w14:val="standardContextual"/>
             </w:rPr>
           </w:pPr>
-          <w:hyperlink w:anchor="_Toc243516491" w:history="1">
+          <w:hyperlink w:anchor="_Toc243644714" w:history="1">
             <w:r>
               <w:rPr>
                 <w:rStyle w:val="Hyperlink"/>
@@ -3140,7 +3257,7 @@
               <w:rPr>
                 <w:noProof/>
               </w:rPr>
-              <w:instrText xml:space="preserve"> PAGEREF _Toc243516491 \h </w:instrText>
+              <w:instrText xml:space="preserve"> PAGEREF _Toc243644714 \h </w:instrText>
             </w:r>
             <w:r>
               <w:rPr>
@@ -3157,7 +3274,7 @@
               <w:rPr>
                 <w:noProof/>
               </w:rPr>
-              <w:t>12</w:t>
+              <w:t>13</w:t>
             </w:r>
             <w:r>
               <w:rPr>
@@ -3183,7 +3300,7 @@
               <w14:ligatures w14:val="standardContextual"/>
             </w:rPr>
           </w:pPr>
-          <w:hyperlink w:anchor="_Toc243516492" w:history="1">
+          <w:hyperlink w:anchor="_Toc243644715" w:history="1">
             <w:r>
               <w:rPr>
                 <w:rStyle w:val="Hyperlink"/>
@@ -3207,7 +3324,7 @@
               <w:rPr>
                 <w:noProof/>
               </w:rPr>
-              <w:instrText xml:space="preserve"> PAGEREF _Toc243516492 \h </w:instrText>
+              <w:instrText xml:space="preserve"> PAGEREF _Toc243644715 \h </w:instrText>
             </w:r>
             <w:r>
               <w:rPr>
@@ -3224,7 +3341,7 @@
               <w:rPr>
                 <w:noProof/>
               </w:rPr>
-              <w:t>18</w:t>
+              <w:t>19</w:t>
             </w:r>
             <w:r>
               <w:rPr>
@@ -3250,7 +3367,7 @@
               <w14:ligatures w14:val="standardContextual"/>
             </w:rPr>
           </w:pPr>
-          <w:hyperlink w:anchor="_Toc243516493" w:history="1">
+          <w:hyperlink w:anchor="_Toc243644716" w:history="1">
             <w:r>
               <w:rPr>
                 <w:rStyle w:val="Hyperlink"/>
@@ -3274,7 +3391,7 @@
               <w:rPr>
                 <w:noProof/>
               </w:rPr>
-              <w:instrText xml:space="preserve"> PAGEREF _Toc243516493 \h </w:instrText>
+              <w:instrText xml:space="preserve"> PAGEREF _Toc243644716 \h </w:instrText>
             </w:r>
             <w:r>
               <w:rPr>
@@ -3291,7 +3408,7 @@
               <w:rPr>
                 <w:noProof/>
               </w:rPr>
-              <w:t>20</w:t>
+              <w:t>21</w:t>
             </w:r>
             <w:r>
               <w:rPr>
@@ -3317,7 +3434,7 @@
               <w14:ligatures w14:val="standardContextual"/>
             </w:rPr>
           </w:pPr>
-          <w:hyperlink w:anchor="_Toc243516494" w:history="1">
+          <w:hyperlink w:anchor="_Toc243644717" w:history="1">
             <w:r>
               <w:rPr>
                 <w:rStyle w:val="Hyperlink"/>
@@ -3341,7 +3458,7 @@
               <w:rPr>
                 <w:noProof/>
               </w:rPr>
-              <w:instrText xml:space="preserve"> PAGEREF _Toc243516494 \h </w:instrText>
+              <w:instrText xml:space="preserve"> PAGEREF _Toc243644717 \h </w:instrText>
             </w:r>
             <w:r>
               <w:rPr>
@@ -3358,7 +3475,7 @@
               <w:rPr>
                 <w:noProof/>
               </w:rPr>
-              <w:t>22</w:t>
+              <w:t>23</w:t>
             </w:r>
             <w:r>
               <w:rPr>
@@ -3384,7 +3501,7 @@
               <w14:ligatures w14:val="standardContextual"/>
             </w:rPr>
           </w:pPr>
-          <w:hyperlink w:anchor="_Toc243516495" w:history="1">
+          <w:hyperlink w:anchor="_Toc243644718" w:history="1">
             <w:r>
               <w:rPr>
                 <w:rStyle w:val="Hyperlink"/>
@@ -3408,7 +3525,7 @@
               <w:rPr>
                 <w:noProof/>
               </w:rPr>
-              <w:instrText xml:space="preserve"> PAGEREF _Toc243516495 \h </w:instrText>
+              <w:instrText xml:space="preserve"> PAGEREF _Toc243644718 \h </w:instrText>
             </w:r>
             <w:r>
               <w:rPr>
@@ -3425,7 +3542,7 @@
               <w:rPr>
                 <w:noProof/>
               </w:rPr>
-              <w:t>23</w:t>
+              <w:t>24</w:t>
             </w:r>
             <w:r>
               <w:rPr>
@@ -3451,7 +3568,7 @@
               <w14:ligatures w14:val="standardContextual"/>
             </w:rPr>
           </w:pPr>
-          <w:hyperlink w:anchor="_Toc243516496" w:history="1">
+          <w:hyperlink w:anchor="_Toc243644719" w:history="1">
             <w:r>
               <w:rPr>
                 <w:rStyle w:val="Hyperlink"/>
@@ -3475,7 +3592,7 @@
               <w:rPr>
                 <w:noProof/>
               </w:rPr>
-              <w:instrText xml:space="preserve"> PAGEREF _Toc243516496 \h </w:instrText>
+              <w:instrText xml:space="preserve"> PAGEREF _Toc243644719 \h </w:instrText>
             </w:r>
             <w:r>
               <w:rPr>
@@ -3492,7 +3609,7 @@
               <w:rPr>
                 <w:noProof/>
               </w:rPr>
-              <w:t>24</w:t>
+              <w:t>25</w:t>
             </w:r>
             <w:r>
               <w:rPr>
@@ -3518,7 +3635,7 @@
               <w14:ligatures w14:val="standardContextual"/>
             </w:rPr>
           </w:pPr>
-          <w:hyperlink w:anchor="_Toc243516497" w:history="1">
+          <w:hyperlink w:anchor="_Toc243644720" w:history="1">
             <w:r>
               <w:rPr>
                 <w:rStyle w:val="Hyperlink"/>
@@ -3542,7 +3659,7 @@
               <w:rPr>
                 <w:noProof/>
               </w:rPr>
-              <w:instrText xml:space="preserve"> PAGEREF _Toc243516497 \h </w:instrText>
+              <w:instrText xml:space="preserve"> PAGEREF _Toc243644720 \h </w:instrText>
             </w:r>
             <w:r>
               <w:rPr>
@@ -3559,7 +3676,7 @@
               <w:rPr>
                 <w:noProof/>
               </w:rPr>
-              <w:t>25</w:t>
+              <w:t>26</w:t>
             </w:r>
             <w:r>
               <w:rPr>
@@ -3585,7 +3702,7 @@
               <w14:ligatures w14:val="standardContextual"/>
             </w:rPr>
           </w:pPr>
-          <w:hyperlink w:anchor="_Toc243516498" w:history="1">
+          <w:hyperlink w:anchor="_Toc243644721" w:history="1">
             <w:r>
               <w:rPr>
                 <w:rStyle w:val="Hyperlink"/>
@@ -3609,7 +3726,7 @@
               <w:rPr>
                 <w:noProof/>
               </w:rPr>
-              <w:instrText xml:space="preserve"> PAGEREF _Toc243516498 \h </w:instrText>
+              <w:instrText xml:space="preserve"> PAGEREF _Toc243644721 \h </w:instrText>
             </w:r>
             <w:r>
               <w:rPr>
@@ -3626,7 +3743,7 @@
               <w:rPr>
                 <w:noProof/>
               </w:rPr>
-              <w:t>26</w:t>
+              <w:t>27</w:t>
             </w:r>
             <w:r>
               <w:rPr>
@@ -3655,7 +3772,7 @@
     <w:sdt>
       <w:sdtPr>
         <w:alias w:val="Tables"/>
-        <w:id w:val="852075398"/>
+        <w:id w:val="-1481537401"/>
       </w:sdtPr>
       <w:sdtEndPr/>
       <w:sdtContent>
@@ -3684,7 +3801,7 @@
           <w:r>
             <w:fldChar w:fldCharType="separate"/>
           </w:r>
-          <w:hyperlink w:anchor="_Toc243516499" w:history="1">
+          <w:hyperlink w:anchor="_Toc243644722" w:history="1">
             <w:r>
               <w:rPr>
                 <w:rStyle w:val="Hyperlink"/>
@@ -3708,7 +3825,7 @@
               <w:rPr>
                 <w:noProof/>
               </w:rPr>
-              <w:instrText xml:space="preserve"> PAGEREF _Toc243516499 \h </w:instrText>
+              <w:instrText xml:space="preserve"> PAGEREF _Toc243644722 \h </w:instrText>
             </w:r>
             <w:r>
               <w:rPr>
@@ -3725,7 +3842,7 @@
               <w:rPr>
                 <w:noProof/>
               </w:rPr>
-              <w:t>5</w:t>
+              <w:t>6</w:t>
             </w:r>
             <w:r>
               <w:rPr>
@@ -3751,7 +3868,7 @@
               <w14:ligatures w14:val="standardContextual"/>
             </w:rPr>
           </w:pPr>
-          <w:hyperlink w:anchor="_Toc243516500" w:history="1">
+          <w:hyperlink w:anchor="_Toc243644723" w:history="1">
             <w:r>
               <w:rPr>
                 <w:rStyle w:val="Hyperlink"/>
@@ -3775,7 +3892,7 @@
               <w:rPr>
                 <w:noProof/>
               </w:rPr>
-              <w:instrText xml:space="preserve"> PAGEREF _Toc243516500 \h </w:instrText>
+              <w:instrText xml:space="preserve"> PAGEREF _Toc243644723 \h </w:instrText>
             </w:r>
             <w:r>
               <w:rPr>
@@ -3792,7 +3909,7 @@
               <w:rPr>
                 <w:noProof/>
               </w:rPr>
-              <w:t>6</w:t>
+              <w:t>7</w:t>
             </w:r>
             <w:r>
               <w:rPr>
@@ -3818,7 +3935,7 @@
               <w14:ligatures w14:val="standardContextual"/>
             </w:rPr>
           </w:pPr>
-          <w:hyperlink w:anchor="_Toc243516501" w:history="1">
+          <w:hyperlink w:anchor="_Toc243644724" w:history="1">
             <w:r>
               <w:rPr>
                 <w:rStyle w:val="Hyperlink"/>
@@ -3842,7 +3959,7 @@
               <w:rPr>
                 <w:noProof/>
               </w:rPr>
-              <w:instrText xml:space="preserve"> PAGEREF _Toc243516501 \h </w:instrText>
+              <w:instrText xml:space="preserve"> PAGEREF _Toc243644724 \h </w:instrText>
             </w:r>
             <w:r>
               <w:rPr>
@@ -3859,7 +3976,7 @@
               <w:rPr>
                 <w:noProof/>
               </w:rPr>
-              <w:t>6</w:t>
+              <w:t>7</w:t>
             </w:r>
             <w:r>
               <w:rPr>
@@ -3885,7 +4002,7 @@
               <w14:ligatures w14:val="standardContextual"/>
             </w:rPr>
           </w:pPr>
-          <w:hyperlink w:anchor="_Toc243516502" w:history="1">
+          <w:hyperlink w:anchor="_Toc243644725" w:history="1">
             <w:r>
               <w:rPr>
                 <w:rStyle w:val="Hyperlink"/>
@@ -3909,7 +4026,7 @@
               <w:rPr>
                 <w:noProof/>
               </w:rPr>
-              <w:instrText xml:space="preserve"> PAGEREF _Toc243516502 \h </w:instrText>
+              <w:instrText xml:space="preserve"> PAGEREF _Toc243644725 \h </w:instrText>
             </w:r>
             <w:r>
               <w:rPr>
@@ -3926,7 +4043,7 @@
               <w:rPr>
                 <w:noProof/>
               </w:rPr>
-              <w:t>8</w:t>
+              <w:t>9</w:t>
             </w:r>
             <w:r>
               <w:rPr>
@@ -3952,7 +4069,7 @@
               <w14:ligatures w14:val="standardContextual"/>
             </w:rPr>
           </w:pPr>
-          <w:hyperlink w:anchor="_Toc243516503" w:history="1">
+          <w:hyperlink w:anchor="_Toc243644726" w:history="1">
             <w:r>
               <w:rPr>
                 <w:rStyle w:val="Hyperlink"/>
@@ -3976,7 +4093,7 @@
               <w:rPr>
                 <w:noProof/>
               </w:rPr>
-              <w:instrText xml:space="preserve"> PAGEREF _Toc243516503 \h </w:instrText>
+              <w:instrText xml:space="preserve"> PAGEREF _Toc243644726 \h </w:instrText>
             </w:r>
             <w:r>
               <w:rPr>
@@ -3993,7 +4110,7 @@
               <w:rPr>
                 <w:noProof/>
               </w:rPr>
-              <w:t>10</w:t>
+              <w:t>11</w:t>
             </w:r>
             <w:r>
               <w:rPr>
@@ -4019,7 +4136,7 @@
               <w14:ligatures w14:val="standardContextual"/>
             </w:rPr>
           </w:pPr>
-          <w:hyperlink w:anchor="_Toc243516504" w:history="1">
+          <w:hyperlink w:anchor="_Toc243644727" w:history="1">
             <w:r>
               <w:rPr>
                 <w:rStyle w:val="Hyperlink"/>
@@ -4043,7 +4160,7 @@
               <w:rPr>
                 <w:noProof/>
               </w:rPr>
-              <w:instrText xml:space="preserve"> PAGEREF _Toc243516504 \h </w:instrText>
+              <w:instrText xml:space="preserve"> PAGEREF _Toc243644727 \h </w:instrText>
             </w:r>
             <w:r>
               <w:rPr>
@@ -4060,7 +4177,7 @@
               <w:rPr>
                 <w:noProof/>
               </w:rPr>
-              <w:t>12</w:t>
+              <w:t>13</w:t>
             </w:r>
             <w:r>
               <w:rPr>
@@ -4086,7 +4203,7 @@
               <w14:ligatures w14:val="standardContextual"/>
             </w:rPr>
           </w:pPr>
-          <w:hyperlink w:anchor="_Toc243516505" w:history="1">
+          <w:hyperlink w:anchor="_Toc243644728" w:history="1">
             <w:r>
               <w:rPr>
                 <w:rStyle w:val="Hyperlink"/>
@@ -4110,7 +4227,7 @@
               <w:rPr>
                 <w:noProof/>
               </w:rPr>
-              <w:instrText xml:space="preserve"> PAGEREF _Toc243516505 \h </w:instrText>
+              <w:instrText xml:space="preserve"> PAGEREF _Toc243644728 \h </w:instrText>
             </w:r>
             <w:r>
               <w:rPr>
@@ -4127,7 +4244,7 @@
               <w:rPr>
                 <w:noProof/>
               </w:rPr>
-              <w:t>18</w:t>
+              <w:t>19</w:t>
             </w:r>
             <w:r>
               <w:rPr>
@@ -4153,7 +4270,7 @@
               <w14:ligatures w14:val="standardContextual"/>
             </w:rPr>
           </w:pPr>
-          <w:hyperlink w:anchor="_Toc243516506" w:history="1">
+          <w:hyperlink w:anchor="_Toc243644729" w:history="1">
             <w:r>
               <w:rPr>
                 <w:rStyle w:val="Hyperlink"/>
@@ -4177,7 +4294,7 @@
               <w:rPr>
                 <w:noProof/>
               </w:rPr>
-              <w:instrText xml:space="preserve"> PAGEREF _Toc243516506 \h </w:instrText>
+              <w:instrText xml:space="preserve"> PAGEREF _Toc243644729 \h </w:instrText>
             </w:r>
             <w:r>
               <w:rPr>
@@ -4194,7 +4311,7 @@
               <w:rPr>
                 <w:noProof/>
               </w:rPr>
-              <w:t>20</w:t>
+              <w:t>21</w:t>
             </w:r>
             <w:r>
               <w:rPr>
@@ -4220,7 +4337,7 @@
               <w14:ligatures w14:val="standardContextual"/>
             </w:rPr>
           </w:pPr>
-          <w:hyperlink w:anchor="_Toc243516507" w:history="1">
+          <w:hyperlink w:anchor="_Toc243644730" w:history="1">
             <w:r>
               <w:rPr>
                 <w:rStyle w:val="Hyperlink"/>
@@ -4244,7 +4361,7 @@
               <w:rPr>
                 <w:noProof/>
               </w:rPr>
-              <w:instrText xml:space="preserve"> PAGEREF _Toc243516507 \h </w:instrText>
+              <w:instrText xml:space="preserve"> PAGEREF _Toc243644730 \h </w:instrText>
             </w:r>
             <w:r>
               <w:rPr>
@@ -4261,7 +4378,7 @@
               <w:rPr>
                 <w:noProof/>
               </w:rPr>
-              <w:t>20</w:t>
+              <w:t>21</w:t>
             </w:r>
             <w:r>
               <w:rPr>
@@ -4287,7 +4404,7 @@
               <w14:ligatures w14:val="standardContextual"/>
             </w:rPr>
           </w:pPr>
-          <w:hyperlink w:anchor="_Toc243516508" w:history="1">
+          <w:hyperlink w:anchor="_Toc243644731" w:history="1">
             <w:r>
               <w:rPr>
                 <w:rStyle w:val="Hyperlink"/>
@@ -4311,7 +4428,7 @@
               <w:rPr>
                 <w:noProof/>
               </w:rPr>
-              <w:instrText xml:space="preserve"> PAGEREF _Toc243516508 \h </w:instrText>
+              <w:instrText xml:space="preserve"> PAGEREF _Toc243644731 \h </w:instrText>
             </w:r>
             <w:r>
               <w:rPr>
@@ -4328,7 +4445,7 @@
               <w:rPr>
                 <w:noProof/>
               </w:rPr>
-              <w:t>21</w:t>
+              <w:t>22</w:t>
             </w:r>
             <w:r>
               <w:rPr>
@@ -4354,7 +4471,7 @@
               <w14:ligatures w14:val="standardContextual"/>
             </w:rPr>
           </w:pPr>
-          <w:hyperlink w:anchor="_Toc243516509" w:history="1">
+          <w:hyperlink w:anchor="_Toc243644732" w:history="1">
             <w:r>
               <w:rPr>
                 <w:rStyle w:val="Hyperlink"/>
@@ -4378,7 +4495,7 @@
               <w:rPr>
                 <w:noProof/>
               </w:rPr>
-              <w:instrText xml:space="preserve"> PAGEREF _Toc243516509 \h </w:instrText>
+              <w:instrText xml:space="preserve"> PAGEREF _Toc243644732 \h </w:instrText>
             </w:r>
             <w:r>
               <w:rPr>
@@ -4395,7 +4512,7 @@
               <w:rPr>
                 <w:noProof/>
               </w:rPr>
-              <w:t>22</w:t>
+              <w:t>23</w:t>
             </w:r>
             <w:r>
               <w:rPr>
@@ -4421,7 +4538,7 @@
               <w14:ligatures w14:val="standardContextual"/>
             </w:rPr>
           </w:pPr>
-          <w:hyperlink w:anchor="_Toc243516510" w:history="1">
+          <w:hyperlink w:anchor="_Toc243644733" w:history="1">
             <w:r>
               <w:rPr>
                 <w:rStyle w:val="Hyperlink"/>
@@ -4445,7 +4562,7 @@
               <w:rPr>
                 <w:noProof/>
               </w:rPr>
-              <w:instrText xml:space="preserve"> PAGEREF _Toc243516510 \h </w:instrText>
+              <w:instrText xml:space="preserve"> PAGEREF _Toc243644733 \h </w:instrText>
             </w:r>
             <w:r>
               <w:rPr>
@@ -4462,7 +4579,7 @@
               <w:rPr>
                 <w:noProof/>
               </w:rPr>
-              <w:t>23</w:t>
+              <w:t>24</w:t>
             </w:r>
             <w:r>
               <w:rPr>
@@ -4488,7 +4605,7 @@
               <w14:ligatures w14:val="standardContextual"/>
             </w:rPr>
           </w:pPr>
-          <w:hyperlink w:anchor="_Toc243516511" w:history="1">
+          <w:hyperlink w:anchor="_Toc243644734" w:history="1">
             <w:r>
               <w:rPr>
                 <w:rStyle w:val="Hyperlink"/>
@@ -4512,7 +4629,7 @@
               <w:rPr>
                 <w:noProof/>
               </w:rPr>
-              <w:instrText xml:space="preserve"> PAGEREF _Toc243516511 \h </w:instrText>
+              <w:instrText xml:space="preserve"> PAGEREF _Toc243644734 \h </w:instrText>
             </w:r>
             <w:r>
               <w:rPr>
@@ -4529,7 +4646,7 @@
               <w:rPr>
                 <w:noProof/>
               </w:rPr>
-              <w:t>24</w:t>
+              <w:t>25</w:t>
             </w:r>
             <w:r>
               <w:rPr>
@@ -4555,7 +4672,7 @@
               <w14:ligatures w14:val="standardContextual"/>
             </w:rPr>
           </w:pPr>
-          <w:hyperlink w:anchor="_Toc243516512" w:history="1">
+          <w:hyperlink w:anchor="_Toc243644735" w:history="1">
             <w:r>
               <w:rPr>
                 <w:rStyle w:val="Hyperlink"/>
@@ -4579,7 +4696,7 @@
               <w:rPr>
                 <w:noProof/>
               </w:rPr>
-              <w:instrText xml:space="preserve"> PAGEREF _Toc243516512 \h </w:instrText>
+              <w:instrText xml:space="preserve"> PAGEREF _Toc243644735 \h </w:instrText>
             </w:r>
             <w:r>
               <w:rPr>
@@ -4596,7 +4713,7 @@
               <w:rPr>
                 <w:noProof/>
               </w:rPr>
-              <w:t>25</w:t>
+              <w:t>26</w:t>
             </w:r>
             <w:r>
               <w:rPr>
@@ -4622,7 +4739,7 @@
               <w14:ligatures w14:val="standardContextual"/>
             </w:rPr>
           </w:pPr>
-          <w:hyperlink w:anchor="_Toc243516513" w:history="1">
+          <w:hyperlink w:anchor="_Toc243644736" w:history="1">
             <w:r>
               <w:rPr>
                 <w:rStyle w:val="Hyperlink"/>
@@ -4646,7 +4763,7 @@
               <w:rPr>
                 <w:noProof/>
               </w:rPr>
-              <w:instrText xml:space="preserve"> PAGEREF _Toc243516513 \h </w:instrText>
+              <w:instrText xml:space="preserve"> PAGEREF _Toc243644736 \h </w:instrText>
             </w:r>
             <w:r>
               <w:rPr>
@@ -4663,7 +4780,7 @@
               <w:rPr>
                 <w:noProof/>
               </w:rPr>
-              <w:t>26</w:t>
+              <w:t>27</w:t>
             </w:r>
             <w:r>
               <w:rPr>
@@ -4687,7 +4804,7 @@
         <w:keepLines/>
         <w:pageBreakBefore/>
       </w:pPr>
-      <w:bookmarkStart w:id="0" w:name="_Toc243516476"/>
+      <w:bookmarkStart w:id="0" w:name="_Toc243644699"/>
       <w:r>
         <w:lastRenderedPageBreak/>
         <w:t>1 Introduction</w:t>
@@ -4700,7 +4817,7 @@
         <w:keepNext/>
         <w:keepLines/>
       </w:pPr>
-      <w:bookmarkStart w:id="1" w:name="_Toc243516477"/>
+      <w:bookmarkStart w:id="1" w:name="_Toc243644700"/>
       <w:r>
         <w:t>1.1 Purpose</w:t>
       </w:r>
@@ -4711,7 +4828,10 @@
         <w:spacing w:after="120"/>
       </w:pPr>
       <w:r>
-        <w:t>This document states how ZedPath is tested, what is tested, on what, and with what result. It follows the structure of IEEE 829 and ISO/IEC/IEEE 29119-3 (test plan and test summary content), scaled to a three-week buildathon product. It also gives the matrix from requirement to test case that ZP-DOC-00 requires of this document.</w:t>
+        <w:t xml:space="preserve">This document states how ZedPath is tested, what is tested, on what, and with what result. It follows the structure of IEEE 829 and ISO/IEC/IEEE 29119-3 (test plan and test summary content), scaled to a </w:t>
+      </w:r>
+      <w:r>
+        <w:t>three-week buildathon product. It also gives the matrix from requirement to test case that ZP-DOC-00 requires of this document.</w:t>
       </w:r>
     </w:p>
     <w:p>
@@ -4720,7 +4840,7 @@
         <w:keepNext/>
         <w:keepLines/>
       </w:pPr>
-      <w:bookmarkStart w:id="2" w:name="_Toc243516478"/>
+      <w:bookmarkStart w:id="2" w:name="_Toc243644701"/>
       <w:r>
         <w:t>1.2 Scope</w:t>
       </w:r>
@@ -4731,10 +4851,10 @@
         <w:spacing w:after="120"/>
       </w:pPr>
       <w:r>
-        <w:t xml:space="preserve">All software of Releases R1 and R2 as live on 11 October 2026, and as built on 15 October 2026 (VR2 and CR-007 to CR-010): the React single-page app, the Hono API in one Cloudflare Worker, the D1 database and its migrations 0001 to 0012, the group-room Durable Object, Ask ZedPath, and the project's safety tooling (deploy guard and leak scanner). Out of scope: features not yet built (results-photo reading, curator review queue, Gazette job, share card, teacher view) and third-party services </w:t>
+        <w:t xml:space="preserve">All software of Releases R1 and R2 as live on 11 October 2026, and as built on 15 October 2026 (VR2 and CR-007 to CR-010): the React single-page app, the Hono API in one Cloudflare Worker, the D1 database and its migrations 0001 to 0012, the group-room Durable Object, Ask ZedPath, </w:t>
       </w:r>
       <w:r>
-        <w:t>themselves (Gemini, Cloudflare platform), which are tested only through ZedPath's handling of their answers.</w:t>
+        <w:t>and the project's safety tooling (deploy guard and leak scanner). Out of scope: features not yet built (results-photo reading, curator review queue, Gazette job, share card, teacher view) and third-party services themselves (Gemini, Cloudflare platform), which are tested only through ZedPath's handling of their answers.</w:t>
       </w:r>
     </w:p>
     <w:p>
@@ -4743,7 +4863,7 @@
         <w:keepNext/>
         <w:keepLines/>
       </w:pPr>
-      <w:bookmarkStart w:id="3" w:name="_Toc243516479"/>
+      <w:bookmarkStart w:id="3" w:name="_Toc243644702"/>
       <w:r>
         <w:t>1.3 Intended audience</w:t>
       </w:r>
@@ -4763,7 +4883,7 @@
         <w:keepNext/>
         <w:keepLines/>
       </w:pPr>
-      <w:bookmarkStart w:id="4" w:name="_Toc243516480"/>
+      <w:bookmarkStart w:id="4" w:name="_Toc243644703"/>
       <w:r>
         <w:t>1.4 Relationship to other documents</w:t>
       </w:r>
@@ -4774,7 +4894,7 @@
         <w:pStyle w:val="Caption"/>
         <w:keepNext/>
       </w:pPr>
-      <w:bookmarkStart w:id="5" w:name="_Toc243516499"/>
+      <w:bookmarkStart w:id="5" w:name="_Toc243644722"/>
       <w:r>
         <w:t xml:space="preserve">Table </w:t>
       </w:r>
@@ -5292,7 +5412,7 @@
         <w:keepLines/>
         <w:pageBreakBefore/>
       </w:pPr>
-      <w:bookmarkStart w:id="6" w:name="_Toc243516481"/>
+      <w:bookmarkStart w:id="6" w:name="_Toc243644704"/>
       <w:r>
         <w:lastRenderedPageBreak/>
         <w:t>2 Test strategy</w:t>
@@ -5305,7 +5425,7 @@
         <w:keepNext/>
         <w:keepLines/>
       </w:pPr>
-      <w:bookmarkStart w:id="7" w:name="_Toc243516482"/>
+      <w:bookmarkStart w:id="7" w:name="_Toc243644705"/>
       <w:r>
         <w:t>2.1 Test levels</w:t>
       </w:r>
@@ -5316,7 +5436,7 @@
         <w:pStyle w:val="Caption"/>
         <w:keepNext/>
       </w:pPr>
-      <w:bookmarkStart w:id="8" w:name="_Toc243516500"/>
+      <w:bookmarkStart w:id="8" w:name="_Toc243644723"/>
       <w:r>
         <w:t xml:space="preserve">Table </w:t>
       </w:r>
@@ -6558,7 +6678,7 @@
         <w:keepNext/>
         <w:keepLines/>
       </w:pPr>
-      <w:bookmarkStart w:id="9" w:name="_Toc243516483"/>
+      <w:bookmarkStart w:id="9" w:name="_Toc243644706"/>
       <w:r>
         <w:t>2.2 Test types</w:t>
       </w:r>
@@ -6569,7 +6689,7 @@
         <w:pStyle w:val="Caption"/>
         <w:keepNext/>
       </w:pPr>
-      <w:bookmarkStart w:id="10" w:name="_Toc243516501"/>
+      <w:bookmarkStart w:id="10" w:name="_Toc243644724"/>
       <w:r>
         <w:t xml:space="preserve">Table </w:t>
       </w:r>
@@ -7357,7 +7477,7 @@
         <w:keepNext/>
         <w:keepLines/>
       </w:pPr>
-      <w:bookmarkStart w:id="11" w:name="_Toc243516484"/>
+      <w:bookmarkStart w:id="11" w:name="_Toc243644707"/>
       <w:r>
         <w:t>2.3 Approach</w:t>
       </w:r>
@@ -7380,7 +7500,10 @@
         <w:t>shared/</w:t>
       </w:r>
       <w:r>
-        <w:t xml:space="preserve"> (NFR-060), so they are tested without a server. Server rules are tested through the real HTTP routes on the real schema, never by calling internals. Each bug found by hand gets a test before or with its fix. Any change to a default value comes with a test that pins the default.</w:t>
+        <w:t xml:space="preserve"> (NFR-060), so they are tested without a server. Server rules are tested through the real HTTP routes on the real schema, never by calling internals. Each bug </w:t>
+      </w:r>
+      <w:r>
+        <w:t>found by hand gets a test before or with its fix. Any change to a default value comes with a test that pins the default.</w:t>
       </w:r>
     </w:p>
     <w:p>
@@ -7390,7 +7513,7 @@
         <w:keepLines/>
         <w:pageBreakBefore/>
       </w:pPr>
-      <w:bookmarkStart w:id="12" w:name="_Toc243516485"/>
+      <w:bookmarkStart w:id="12" w:name="_Toc243644708"/>
       <w:r>
         <w:lastRenderedPageBreak/>
         <w:t>3 Test environment</w:t>
@@ -7402,7 +7525,7 @@
         <w:pStyle w:val="Caption"/>
         <w:keepNext/>
       </w:pPr>
-      <w:bookmarkStart w:id="13" w:name="_Toc243516502"/>
+      <w:bookmarkStart w:id="13" w:name="_Toc243644725"/>
       <w:r>
         <w:t xml:space="preserve">Table </w:t>
       </w:r>
@@ -8065,10 +8188,13 @@
         <w:keepLines/>
         <w:pageBreakBefore/>
       </w:pPr>
-      <w:bookmarkStart w:id="14" w:name="_Toc243516486"/>
+      <w:bookmarkStart w:id="14" w:name="_Toc243644709"/>
       <w:r>
         <w:lastRenderedPageBreak/>
-        <w:t>4 Entry and exit criteria</w:t>
+        <w:t>4 </w:t>
+      </w:r>
+      <w:r>
+        <w:t>Entry and exit criteria</w:t>
       </w:r>
       <w:bookmarkEnd w:id="14"/>
     </w:p>
@@ -8078,7 +8204,7 @@
         <w:keepNext/>
         <w:keepLines/>
       </w:pPr>
-      <w:bookmarkStart w:id="15" w:name="_Toc243516487"/>
+      <w:bookmarkStart w:id="15" w:name="_Toc243644710"/>
       <w:r>
         <w:t>4.1 Entry criteria</w:t>
       </w:r>
@@ -8098,7 +8224,7 @@
         <w:keepNext/>
         <w:keepLines/>
       </w:pPr>
-      <w:bookmarkStart w:id="16" w:name="_Toc243516488"/>
+      <w:bookmarkStart w:id="16" w:name="_Toc243644711"/>
       <w:r>
         <w:t>4.2 Exit criteria (Definition of Done)</w:t>
       </w:r>
@@ -8306,12 +8432,9 @@
         <w:keepNext/>
         <w:keepLines/>
       </w:pPr>
-      <w:bookmarkStart w:id="17" w:name="_Toc243516489"/>
+      <w:bookmarkStart w:id="17" w:name="_Toc243644712"/>
       <w:r>
-        <w:t>4.3 </w:t>
-      </w:r>
-      <w:r>
-        <w:t>Suspension and resumption</w:t>
+        <w:t>4.3 Suspension and resumption</w:t>
       </w:r>
       <w:bookmarkEnd w:id="17"/>
     </w:p>
@@ -8320,7 +8443,10 @@
         <w:spacing w:after="120"/>
       </w:pPr>
       <w:r>
-        <w:t>Testing stops when the test channel itself fails (for example, a local server serving an old build); the channel is fixed first, then testing resumes. After one failed fix, the next step is instrumentation, not a second patch.</w:t>
+        <w:t xml:space="preserve">Testing stops when the test channel itself fails (for example, a local server serving an old build); the </w:t>
+      </w:r>
+      <w:r>
+        <w:t>channel is fixed first, then testing resumes. After one failed fix, the next step is instrumentation, not a second patch.</w:t>
       </w:r>
     </w:p>
     <w:p>
@@ -8330,7 +8456,7 @@
         <w:keepLines/>
         <w:pageBreakBefore/>
       </w:pPr>
-      <w:bookmarkStart w:id="18" w:name="_Toc243516490"/>
+      <w:bookmarkStart w:id="18" w:name="_Toc243644713"/>
       <w:r>
         <w:lastRenderedPageBreak/>
         <w:t>5 Test items and features</w:t>
@@ -8342,7 +8468,7 @@
         <w:pStyle w:val="Caption"/>
         <w:keepNext/>
       </w:pPr>
-      <w:bookmarkStart w:id="19" w:name="_Toc243516503"/>
+      <w:bookmarkStart w:id="19" w:name="_Toc243644726"/>
       <w:r>
         <w:t xml:space="preserve">Table </w:t>
       </w:r>
@@ -11199,7 +11325,7 @@
         <w:keepLines/>
         <w:pageBreakBefore/>
       </w:pPr>
-      <w:bookmarkStart w:id="20" w:name="_Toc243516491"/>
+      <w:bookmarkStart w:id="20" w:name="_Toc243644714"/>
       <w:r>
         <w:lastRenderedPageBreak/>
         <w:t>6 Test case catalogue</w:t>
@@ -11231,7 +11357,7 @@
         <w:pStyle w:val="Caption"/>
         <w:keepNext/>
       </w:pPr>
-      <w:bookmarkStart w:id="21" w:name="_Toc243516504"/>
+      <w:bookmarkStart w:id="21" w:name="_Toc243644727"/>
       <w:r>
         <w:t xml:space="preserve">Table </w:t>
       </w:r>
@@ -18297,6 +18423,181 @@
           </w:p>
         </w:tc>
       </w:tr>
+      <w:tr>
+        <w:tblPrEx>
+          <w:tblCellMar>
+            <w:top w:w="0" w:type="dxa"/>
+            <w:bottom w:w="0" w:type="dxa"/>
+          </w:tblCellMar>
+        </w:tblPrEx>
+        <w:trPr>
+          <w:cantSplit/>
+        </w:trPr>
+        <w:tc>
+          <w:tcPr>
+            <w:tcW w:w="741" w:type="dxa"/>
+            <w:tcBorders>
+              <w:top w:val="single" w:sz="4" w:space="0" w:color="C9D3D0"/>
+              <w:left w:val="single" w:sz="4" w:space="0" w:color="C9D3D0"/>
+              <w:bottom w:val="single" w:sz="4" w:space="0" w:color="C9D3D0"/>
+              <w:right w:val="single" w:sz="4" w:space="0" w:color="C9D3D0"/>
+            </w:tcBorders>
+            <w:shd w:val="clear" w:color="auto" w:fill="F3F8F6"/>
+            <w:tcMar>
+              <w:top w:w="50" w:type="dxa"/>
+              <w:left w:w="100" w:type="dxa"/>
+              <w:bottom w:w="50" w:type="dxa"/>
+              <w:right w:w="100" w:type="dxa"/>
+            </w:tcMar>
+            <w:vAlign w:val="center"/>
+          </w:tcPr>
+          <w:p>
+            <w:pPr>
+              <w:spacing w:line="252" w:lineRule="auto"/>
+            </w:pPr>
+            <w:r>
+              <w:rPr>
+                <w:sz w:val="19"/>
+                <w:szCs w:val="19"/>
+              </w:rPr>
+              <w:t>TC-140</w:t>
+            </w:r>
+          </w:p>
+        </w:tc>
+        <w:tc>
+          <w:tcPr>
+            <w:tcW w:w="1266" w:type="dxa"/>
+            <w:tcBorders>
+              <w:top w:val="single" w:sz="4" w:space="0" w:color="C9D3D0"/>
+              <w:left w:val="single" w:sz="4" w:space="0" w:color="C9D3D0"/>
+              <w:bottom w:val="single" w:sz="4" w:space="0" w:color="C9D3D0"/>
+              <w:right w:val="single" w:sz="4" w:space="0" w:color="C9D3D0"/>
+            </w:tcBorders>
+            <w:shd w:val="clear" w:color="auto" w:fill="F3F8F6"/>
+            <w:tcMar>
+              <w:top w:w="50" w:type="dxa"/>
+              <w:left w:w="100" w:type="dxa"/>
+              <w:bottom w:w="50" w:type="dxa"/>
+              <w:right w:w="100" w:type="dxa"/>
+            </w:tcMar>
+            <w:vAlign w:val="center"/>
+          </w:tcPr>
+          <w:p>
+            <w:pPr>
+              <w:spacing w:line="252" w:lineRule="auto"/>
+            </w:pPr>
+            <w:r>
+              <w:rPr>
+                <w:sz w:val="19"/>
+                <w:szCs w:val="19"/>
+              </w:rPr>
+              <w:t>Added confirmation</w:t>
+            </w:r>
+          </w:p>
+        </w:tc>
+        <w:tc>
+          <w:tcPr>
+            <w:tcW w:w="3103" w:type="dxa"/>
+            <w:tcBorders>
+              <w:top w:val="single" w:sz="4" w:space="0" w:color="C9D3D0"/>
+              <w:left w:val="single" w:sz="4" w:space="0" w:color="C9D3D0"/>
+              <w:bottom w:val="single" w:sz="4" w:space="0" w:color="C9D3D0"/>
+              <w:right w:val="single" w:sz="4" w:space="0" w:color="C9D3D0"/>
+            </w:tcBorders>
+            <w:shd w:val="clear" w:color="auto" w:fill="F3F8F6"/>
+            <w:tcMar>
+              <w:top w:w="50" w:type="dxa"/>
+              <w:left w:w="100" w:type="dxa"/>
+              <w:bottom w:w="50" w:type="dxa"/>
+              <w:right w:w="100" w:type="dxa"/>
+            </w:tcMar>
+            <w:vAlign w:val="center"/>
+          </w:tcPr>
+          <w:p>
+            <w:pPr>
+              <w:spacing w:line="252" w:lineRule="auto"/>
+            </w:pPr>
+            <w:r>
+              <w:rPr>
+                <w:rFonts w:ascii="Consolas" w:eastAsia="Consolas" w:hAnsi="Consolas" w:cs="Consolas"/>
+                <w:sz w:val="17"/>
+                <w:szCs w:val="17"/>
+                <w:shd w:val="clear" w:color="auto" w:fill="F2F4F3"/>
+              </w:rPr>
+              <w:t>src/list-feedback.test.ts</w:t>
+            </w:r>
+            <w:r>
+              <w:rPr>
+                <w:sz w:val="19"/>
+                <w:szCs w:val="19"/>
+              </w:rPr>
+              <w:t xml:space="preserve"> (3)</w:t>
+            </w:r>
+          </w:p>
+        </w:tc>
+        <w:tc>
+          <w:tcPr>
+            <w:tcW w:w="2264" w:type="dxa"/>
+            <w:tcBorders>
+              <w:top w:val="single" w:sz="4" w:space="0" w:color="C9D3D0"/>
+              <w:left w:val="single" w:sz="4" w:space="0" w:color="C9D3D0"/>
+              <w:bottom w:val="single" w:sz="4" w:space="0" w:color="C9D3D0"/>
+              <w:right w:val="single" w:sz="4" w:space="0" w:color="C9D3D0"/>
+            </w:tcBorders>
+            <w:shd w:val="clear" w:color="auto" w:fill="F3F8F6"/>
+            <w:tcMar>
+              <w:top w:w="50" w:type="dxa"/>
+              <w:left w:w="100" w:type="dxa"/>
+              <w:bottom w:w="50" w:type="dxa"/>
+              <w:right w:w="100" w:type="dxa"/>
+            </w:tcMar>
+            <w:vAlign w:val="center"/>
+          </w:tcPr>
+          <w:p>
+            <w:pPr>
+              <w:spacing w:line="252" w:lineRule="auto"/>
+            </w:pPr>
+            <w:r>
+              <w:rPr>
+                <w:sz w:val="19"/>
+                <w:szCs w:val="19"/>
+              </w:rPr>
+              <w:t>Counts one and several; mentions courses already on the list and a full list; never says "Added 0"</w:t>
+            </w:r>
+          </w:p>
+        </w:tc>
+        <w:tc>
+          <w:tcPr>
+            <w:tcW w:w="2264" w:type="dxa"/>
+            <w:tcBorders>
+              <w:top w:val="single" w:sz="4" w:space="0" w:color="C9D3D0"/>
+              <w:left w:val="single" w:sz="4" w:space="0" w:color="C9D3D0"/>
+              <w:bottom w:val="single" w:sz="4" w:space="0" w:color="C9D3D0"/>
+              <w:right w:val="single" w:sz="4" w:space="0" w:color="C9D3D0"/>
+            </w:tcBorders>
+            <w:shd w:val="clear" w:color="auto" w:fill="F3F8F6"/>
+            <w:tcMar>
+              <w:top w:w="50" w:type="dxa"/>
+              <w:left w:w="100" w:type="dxa"/>
+              <w:bottom w:w="50" w:type="dxa"/>
+              <w:right w:w="100" w:type="dxa"/>
+            </w:tcMar>
+            <w:vAlign w:val="center"/>
+          </w:tcPr>
+          <w:p>
+            <w:pPr>
+              <w:spacing w:line="252" w:lineRule="auto"/>
+            </w:pPr>
+            <w:r>
+              <w:rPr>
+                <w:sz w:val="19"/>
+                <w:szCs w:val="19"/>
+              </w:rPr>
+              <w:t>ZP-DOC-07 Added confirmation</w:t>
+            </w:r>
+          </w:p>
+        </w:tc>
+      </w:tr>
     </w:tbl>
     <w:p>
       <w:pPr>
@@ -18310,7 +18611,7 @@
         <w:keepLines/>
         <w:pageBreakBefore/>
       </w:pPr>
-      <w:bookmarkStart w:id="22" w:name="_Toc243516492"/>
+      <w:bookmarkStart w:id="22" w:name="_Toc243644715"/>
       <w:r>
         <w:lastRenderedPageBreak/>
         <w:t>7 Security tests</w:t>
@@ -18322,7 +18623,7 @@
         <w:pStyle w:val="Caption"/>
         <w:keepNext/>
       </w:pPr>
-      <w:bookmarkStart w:id="23" w:name="_Toc243516505"/>
+      <w:bookmarkStart w:id="23" w:name="_Toc243644728"/>
       <w:r>
         <w:t xml:space="preserve">Table </w:t>
       </w:r>
@@ -20855,10 +21156,10 @@
         <w:t>Security audit run-1 (15 October 2026).</w:t>
       </w:r>
       <w:r>
-        <w:t xml:space="preserve"> The Cloudflare security-audit skill (37 agents, report kept outside the public repository) produced 0 confirmed findings, 17 leads needing validation and 1 rejected lead. Every lead except lead 9 (accepted risk: the log-in limit stays per username because school laboratories share an address; a Turnstile </w:t>
+        <w:t xml:space="preserve"> The Cloudflare security-audit skill (37 agents, report kept outside the public repository) produced 0 confirmed findings, 17 leads needing validation and 1 rejected lead. Every lead except </w:t>
       </w:r>
       <w:r>
-        <w:t>human check is planned) was fixed on 15 October 2026. The method, each lead, its fix and its test are listed in the ZP-DOC-08 Test Summary Report.</w:t>
+        <w:t>lead 9 (accepted risk: the log-in limit stays per username because school laboratories share an address; a Turnstile human check is planned) was fixed on 15 October 2026. The method, each lead, its fix and its test are listed in the ZP-DOC-08 Test Summary Report.</w:t>
       </w:r>
     </w:p>
     <w:p>
@@ -20868,7 +21169,7 @@
         <w:keepLines/>
         <w:pageBreakBefore/>
       </w:pPr>
-      <w:bookmarkStart w:id="24" w:name="_Toc243516493"/>
+      <w:bookmarkStart w:id="24" w:name="_Toc243644716"/>
       <w:r>
         <w:lastRenderedPageBreak/>
         <w:t>8 Results summary</w:t>
@@ -20900,7 +21201,7 @@
         <w:pStyle w:val="Caption"/>
         <w:keepNext/>
       </w:pPr>
-      <w:bookmarkStart w:id="25" w:name="_Toc243516506"/>
+      <w:bookmarkStart w:id="25" w:name="_Toc243644729"/>
       <w:r>
         <w:t xml:space="preserve">Table </w:t>
       </w:r>
@@ -21690,7 +21991,7 @@
         <w:t xml:space="preserve">Automated test count over the build: 79 (5 October), 126, 152, 164, 179, 185 (11 October), 515 with 6 expected-fail and 21 opt-in (12 to 15 October, after the test campaign and CR-007 to CR-009), 532 with 0 expected-fail and 21 opt-in </w:t>
       </w:r>
       <w:r>
-        <w:t>(15 October, after the hardening of CR-010), 536 (21 October, after VR3 and the desktop side menu, TC-139).</w:t>
+        <w:t>(15 October, after the hardening of CR-010), 536 (21 October, after VR3 and the desktop side menu, TC-139), 539 (23 October, after VR4, TC-140).</w:t>
       </w:r>
     </w:p>
     <w:p>
@@ -21698,7 +21999,7 @@
         <w:pStyle w:val="Caption"/>
         <w:keepNext/>
       </w:pPr>
-      <w:bookmarkStart w:id="26" w:name="_Toc243516507"/>
+      <w:bookmarkStart w:id="26" w:name="_Toc243644730"/>
       <w:r>
         <w:t xml:space="preserve">Table </w:t>
       </w:r>
@@ -22213,7 +22514,7 @@
         <w:pStyle w:val="Caption"/>
         <w:keepNext/>
       </w:pPr>
-      <w:bookmarkStart w:id="27" w:name="_Toc243516508"/>
+      <w:bookmarkStart w:id="27" w:name="_Toc243644731"/>
       <w:r>
         <w:lastRenderedPageBreak/>
         <w:t xml:space="preserve">Table </w:t>
@@ -22788,7 +23089,7 @@
         <w:keepLines/>
         <w:pageBreakBefore/>
       </w:pPr>
-      <w:bookmarkStart w:id="28" w:name="_Toc243516494"/>
+      <w:bookmarkStart w:id="28" w:name="_Toc243644717"/>
       <w:r>
         <w:lastRenderedPageBreak/>
         <w:t>9 Defects found and fixed</w:t>
@@ -22800,7 +23101,7 @@
         <w:pStyle w:val="Caption"/>
         <w:keepNext/>
       </w:pPr>
-      <w:bookmarkStart w:id="29" w:name="_Toc243516509"/>
+      <w:bookmarkStart w:id="29" w:name="_Toc243644732"/>
       <w:r>
         <w:t xml:space="preserve">Table </w:t>
       </w:r>
@@ -23945,10 +24246,7 @@
         <w:spacing w:after="120"/>
       </w:pPr>
       <w:r>
-        <w:t xml:space="preserve">The product owner's screen-recorded reviews produced change requests CR-001 to CR-006; each was designed in </w:t>
-      </w:r>
-      <w:r>
-        <w:t>ZP-DOC-05 first and arrived with its own tests.</w:t>
+        <w:t>The product owner's screen-recorded reviews produced change requests CR-001 to CR-006; each was designed in ZP-DOC-05 first and arrived with its own tests.</w:t>
       </w:r>
     </w:p>
     <w:p>
@@ -23958,7 +24256,7 @@
         <w:keepLines/>
         <w:pageBreakBefore/>
       </w:pPr>
-      <w:bookmarkStart w:id="30" w:name="_Toc243516495"/>
+      <w:bookmarkStart w:id="30" w:name="_Toc243644718"/>
       <w:r>
         <w:lastRenderedPageBreak/>
         <w:t>10 Known gaps and risks</w:t>
@@ -23970,7 +24268,7 @@
         <w:pStyle w:val="Caption"/>
         <w:keepNext/>
       </w:pPr>
-      <w:bookmarkStart w:id="31" w:name="_Toc243516510"/>
+      <w:bookmarkStart w:id="31" w:name="_Toc243644733"/>
       <w:r>
         <w:t xml:space="preserve">Table </w:t>
       </w:r>
@@ -25235,7 +25533,7 @@
         <w:keepLines/>
         <w:pageBreakBefore/>
       </w:pPr>
-      <w:bookmarkStart w:id="32" w:name="_Toc243516496"/>
+      <w:bookmarkStart w:id="32" w:name="_Toc243644719"/>
       <w:r>
         <w:lastRenderedPageBreak/>
         <w:t>11 Traceability</w:t>
@@ -25255,7 +25553,7 @@
         <w:pStyle w:val="Caption"/>
         <w:keepNext/>
       </w:pPr>
-      <w:bookmarkStart w:id="33" w:name="_Toc243516511"/>
+      <w:bookmarkStart w:id="33" w:name="_Toc243644734"/>
       <w:r>
         <w:t xml:space="preserve">Table </w:t>
       </w:r>
@@ -27124,7 +27422,7 @@
         <w:keepLines/>
         <w:pageBreakBefore/>
       </w:pPr>
-      <w:bookmarkStart w:id="34" w:name="_Toc243516497"/>
+      <w:bookmarkStart w:id="34" w:name="_Toc243644720"/>
       <w:r>
         <w:lastRenderedPageBreak/>
         <w:t>Appendix A: Glossary</w:t>
@@ -27136,7 +27434,7 @@
         <w:pStyle w:val="Caption"/>
         <w:keepNext/>
       </w:pPr>
-      <w:bookmarkStart w:id="35" w:name="_Toc243516512"/>
+      <w:bookmarkStart w:id="35" w:name="_Toc243644735"/>
       <w:r>
         <w:t xml:space="preserve">Table </w:t>
       </w:r>
@@ -28157,7 +28455,7 @@
         <w:keepLines/>
         <w:pageBreakBefore/>
       </w:pPr>
-      <w:bookmarkStart w:id="36" w:name="_Toc243516498"/>
+      <w:bookmarkStart w:id="36" w:name="_Toc243644721"/>
       <w:r>
         <w:lastRenderedPageBreak/>
         <w:t>Appendix B: References</w:t>
@@ -28169,7 +28467,7 @@
         <w:pStyle w:val="Caption"/>
         <w:keepNext/>
       </w:pPr>
-      <w:bookmarkStart w:id="37" w:name="_Toc243516513"/>
+      <w:bookmarkStart w:id="37" w:name="_Toc243644736"/>
       <w:r>
         <w:t xml:space="preserve">Table </w:t>
       </w:r>
@@ -29086,72 +29384,10 @@
 <file path=word/numbering.xml><?xml version="1.0" encoding="utf-8"?>
 <w:numbering xmlns:wpc="http://schemas.microsoft.com/office/word/2010/wordprocessingCanvas" xmlns:cx="http://schemas.microsoft.com/office/drawing/2014/chartex" xmlns:cx1="http://schemas.microsoft.com/office/drawing/2015/9/8/chartex" xmlns:cx2="http://schemas.microsoft.com/office/drawing/2015/10/21/chartex" xmlns:cx3="http://schemas.microsoft.com/office/drawing/2016/5/9/chartex" xmlns:cx4="http://schemas.microsoft.com/office/drawing/2016/5/10/chartex" xmlns:cx5="http://schemas.microsoft.com/office/drawing/2016/5/11/chartex" xmlns:cx6="http://schemas.microsoft.com/office/drawing/2016/5/12/chartex" xmlns:cx7="http://schemas.microsoft.com/office/drawing/2016/5/13/chartex" xmlns:cx8="http://schemas.microsoft.com/office/drawing/2016/5/14/chartex" xmlns:mc="http://schemas.openxmlformats.org/markup-compatibility/2006" xmlns:aink="http://schemas.microsoft.com/office/drawing/2016/ink" xmlns:am3d="http://schemas.microsoft.com/office/drawing/2017/model3d" xmlns:o="urn:schemas-microsoft-com:office:office" xmlns:oel="http://schemas.microsoft.com/office/2019/extlst" xmlns:r="http://schemas.openxmlformats.org/officeDocument/2006/relationships" xmlns:m="http://schemas.openxmlformats.org/officeDocument/2006/math" xmlns:v="urn:schemas-microsoft-com:vml" xmlns:wp14="http://schemas.microsoft.com/office/word/2010/wordprocessingDrawing" xmlns:wp="http://schemas.openxmlformats.org/drawingml/2006/wordprocessingDrawing" xmlns:w10="urn:schemas-microsoft-com:office:word" xmlns:w="http://schemas.openxmlformats.org/wordprocessingml/2006/main" xmlns:w14="http://schemas.microsoft.com/office/word/2010/wordml" xmlns:w15="http://schemas.microsoft.com/office/word/2012/wordml" xmlns:w16cex="http://schemas.microsoft.com/office/word/2018/wordml/cex" xmlns:w16cid="http://schemas.microsoft.com/office/word/2016/wordml/cid" xmlns:w16="http://schemas.microsoft.com/office/word/2018/wordml" xmlns:w16du="http://schemas.microsoft.com/office/word/2023/wordml/word16du" xmlns:w16sdtdh="http://schemas.microsoft.com/office/word/2020/wordml/sdtdatahash" xmlns:w16sdtfl="http://schemas.microsoft.com/office/word/2024/wordml/sdtformatlock" xmlns:w16se="http://schemas.microsoft.com/office/word/2015/wordml/symex" xmlns:wpg="http://schemas.microsoft.com/office/word/2010/wordprocessingGroup" xmlns:wpi="http://schemas.microsoft.com/office/word/2010/wordprocessingInk" xmlns:wne="http://schemas.microsoft.com/office/word/2006/wordml" xmlns:wps="http://schemas.microsoft.com/office/word/2010/wordprocessingShape" mc:Ignorable="w14 w15 w16se w16cid w16 w16cex w16sdtdh w16sdtfl w16du wp14">
   <w:abstractNum w:abstractNumId="0" w15:restartNumberingAfterBreak="0">
-    <w:nsid w:val="1A3A5544"/>
+    <w:nsid w:val="3F705DBA"/>
     <w:multiLevelType w:val="hybridMultilevel"/>
-    <w:tmpl w:val="96326052"/>
-    <w:lvl w:ilvl="0" w:tplc="B0120DB6">
-      <w:start w:val="1"/>
-      <w:numFmt w:val="decimal"/>
-      <w:lvlText w:val="%1."/>
-      <w:lvlJc w:val="left"/>
-      <w:pPr>
-        <w:ind w:left="720" w:hanging="360"/>
-      </w:pPr>
-    </w:lvl>
-    <w:lvl w:ilvl="1" w:tplc="4AA05124" w:tentative="1">
-      <w:start w:val="1"/>
-      <w:numFmt w:val="lowerLetter"/>
-      <w:lvlText w:val="%2."/>
-      <w:lvlJc w:val="left"/>
-      <w:pPr>
-        <w:ind w:left="1080" w:hanging="360"/>
-      </w:pPr>
-    </w:lvl>
-    <w:lvl w:ilvl="2" w:tplc="2C448812" w:tentative="1">
-      <w:start w:val="1"/>
-      <w:numFmt w:val="lowerRoman"/>
-      <w:lvlText w:val="%3."/>
-      <w:lvlJc w:val="left"/>
-      <w:pPr>
-        <w:ind w:left="1440" w:hanging="360"/>
-      </w:pPr>
-    </w:lvl>
-    <w:lvl w:ilvl="3" w:tplc="82AA5290">
-      <w:numFmt w:val="decimal"/>
-      <w:lvlText w:val=""/>
-      <w:lvlJc w:val="left"/>
-    </w:lvl>
-    <w:lvl w:ilvl="4" w:tplc="CAD607C4">
-      <w:numFmt w:val="decimal"/>
-      <w:lvlText w:val=""/>
-      <w:lvlJc w:val="left"/>
-    </w:lvl>
-    <w:lvl w:ilvl="5" w:tplc="6A7485F4">
-      <w:numFmt w:val="decimal"/>
-      <w:lvlText w:val=""/>
-      <w:lvlJc w:val="left"/>
-    </w:lvl>
-    <w:lvl w:ilvl="6" w:tplc="7908BE0A">
-      <w:numFmt w:val="decimal"/>
-      <w:lvlText w:val=""/>
-      <w:lvlJc w:val="left"/>
-    </w:lvl>
-    <w:lvl w:ilvl="7" w:tplc="FF76D6F8">
-      <w:numFmt w:val="decimal"/>
-      <w:lvlText w:val=""/>
-      <w:lvlJc w:val="left"/>
-    </w:lvl>
-    <w:lvl w:ilvl="8" w:tplc="78E4408C">
-      <w:numFmt w:val="decimal"/>
-      <w:lvlText w:val=""/>
-      <w:lvlJc w:val="left"/>
-    </w:lvl>
-  </w:abstractNum>
-  <w:abstractNum w:abstractNumId="1" w15:restartNumberingAfterBreak="0">
-    <w:nsid w:val="1FC61F63"/>
-    <w:multiLevelType w:val="hybridMultilevel"/>
-    <w:tmpl w:val="9C304BF0"/>
-    <w:lvl w:ilvl="0" w:tplc="B70854E0" w:tentative="1">
+    <w:tmpl w:val="FA0C2E6E"/>
+    <w:lvl w:ilvl="0" w:tplc="A8541FCE" w:tentative="1">
       <w:start w:val="1"/>
       <w:numFmt w:val="bullet"/>
       <w:lvlText w:val="•"/>
@@ -29160,7 +29396,7 @@
         <w:ind w:left="720" w:hanging="280"/>
       </w:pPr>
     </w:lvl>
-    <w:lvl w:ilvl="1" w:tplc="79A08E5A" w:tentative="1">
+    <w:lvl w:ilvl="1" w:tplc="75640788" w:tentative="1">
       <w:start w:val="1"/>
       <w:numFmt w:val="bullet"/>
       <w:lvlText w:val="–"/>
@@ -29169,7 +29405,7 @@
         <w:ind w:left="1080" w:hanging="280"/>
       </w:pPr>
     </w:lvl>
-    <w:lvl w:ilvl="2" w:tplc="7C16FE8E" w:tentative="1">
+    <w:lvl w:ilvl="2" w:tplc="6CD0C23C" w:tentative="1">
       <w:start w:val="1"/>
       <w:numFmt w:val="bullet"/>
       <w:lvlText w:val="▪"/>
@@ -29178,42 +29414,42 @@
         <w:ind w:left="1440" w:hanging="280"/>
       </w:pPr>
     </w:lvl>
-    <w:lvl w:ilvl="3" w:tplc="3A7E75A4">
+    <w:lvl w:ilvl="3" w:tplc="EF0073AC">
       <w:numFmt w:val="decimal"/>
       <w:lvlText w:val=""/>
       <w:lvlJc w:val="left"/>
     </w:lvl>
-    <w:lvl w:ilvl="4" w:tplc="9CF63716">
+    <w:lvl w:ilvl="4" w:tplc="23362DBA">
       <w:numFmt w:val="decimal"/>
       <w:lvlText w:val=""/>
       <w:lvlJc w:val="left"/>
     </w:lvl>
-    <w:lvl w:ilvl="5" w:tplc="BF64148E">
+    <w:lvl w:ilvl="5" w:tplc="BBF8AF0E">
       <w:numFmt w:val="decimal"/>
       <w:lvlText w:val=""/>
       <w:lvlJc w:val="left"/>
     </w:lvl>
-    <w:lvl w:ilvl="6" w:tplc="0180FD8C">
+    <w:lvl w:ilvl="6" w:tplc="18909996">
       <w:numFmt w:val="decimal"/>
       <w:lvlText w:val=""/>
       <w:lvlJc w:val="left"/>
     </w:lvl>
-    <w:lvl w:ilvl="7" w:tplc="B0485D22">
+    <w:lvl w:ilvl="7" w:tplc="9EE65AC0">
       <w:numFmt w:val="decimal"/>
       <w:lvlText w:val=""/>
       <w:lvlJc w:val="left"/>
     </w:lvl>
-    <w:lvl w:ilvl="8" w:tplc="4DC04EA8">
+    <w:lvl w:ilvl="8" w:tplc="F3BC37F6">
       <w:numFmt w:val="decimal"/>
       <w:lvlText w:val=""/>
       <w:lvlJc w:val="left"/>
     </w:lvl>
   </w:abstractNum>
-  <w:abstractNum w:abstractNumId="2" w15:restartNumberingAfterBreak="0">
-    <w:nsid w:val="6AF90F63"/>
+  <w:abstractNum w:abstractNumId="1" w15:restartNumberingAfterBreak="0">
+    <w:nsid w:val="425C7FB6"/>
     <w:multiLevelType w:val="hybridMultilevel"/>
-    <w:tmpl w:val="57863988"/>
-    <w:lvl w:ilvl="0" w:tplc="8ED63062" w:tentative="1">
+    <w:tmpl w:val="E3EE9C30"/>
+    <w:lvl w:ilvl="0" w:tplc="84900596" w:tentative="1">
       <w:start w:val="1"/>
       <w:numFmt w:val="bullet"/>
       <w:lvlText w:val="●"/>
@@ -29222,7 +29458,7 @@
         <w:ind w:left="720" w:hanging="360"/>
       </w:pPr>
     </w:lvl>
-    <w:lvl w:ilvl="1" w:tplc="9384D4CE" w:tentative="1">
+    <w:lvl w:ilvl="1" w:tplc="AAD4094A" w:tentative="1">
       <w:start w:val="1"/>
       <w:numFmt w:val="bullet"/>
       <w:lvlText w:val="○"/>
@@ -29231,7 +29467,7 @@
         <w:ind w:left="1440" w:hanging="360"/>
       </w:pPr>
     </w:lvl>
-    <w:lvl w:ilvl="2" w:tplc="8DD83E6A" w:tentative="1">
+    <w:lvl w:ilvl="2" w:tplc="AC863BE0" w:tentative="1">
       <w:start w:val="1"/>
       <w:numFmt w:val="bullet"/>
       <w:lvlText w:val="■"/>
@@ -29240,7 +29476,7 @@
         <w:ind w:left="2160" w:hanging="360"/>
       </w:pPr>
     </w:lvl>
-    <w:lvl w:ilvl="3" w:tplc="C74C4826" w:tentative="1">
+    <w:lvl w:ilvl="3" w:tplc="54FCA0D6" w:tentative="1">
       <w:start w:val="1"/>
       <w:numFmt w:val="bullet"/>
       <w:lvlText w:val="●"/>
@@ -29249,7 +29485,7 @@
         <w:ind w:left="2880" w:hanging="360"/>
       </w:pPr>
     </w:lvl>
-    <w:lvl w:ilvl="4" w:tplc="2E003FE8" w:tentative="1">
+    <w:lvl w:ilvl="4" w:tplc="C2B65130" w:tentative="1">
       <w:start w:val="1"/>
       <w:numFmt w:val="bullet"/>
       <w:lvlText w:val="○"/>
@@ -29258,7 +29494,7 @@
         <w:ind w:left="3600" w:hanging="360"/>
       </w:pPr>
     </w:lvl>
-    <w:lvl w:ilvl="5" w:tplc="25C681A4" w:tentative="1">
+    <w:lvl w:ilvl="5" w:tplc="05A26296" w:tentative="1">
       <w:start w:val="1"/>
       <w:numFmt w:val="bullet"/>
       <w:lvlText w:val="■"/>
@@ -29267,7 +29503,7 @@
         <w:ind w:left="4320" w:hanging="360"/>
       </w:pPr>
     </w:lvl>
-    <w:lvl w:ilvl="6" w:tplc="F2C06B38" w:tentative="1">
+    <w:lvl w:ilvl="6" w:tplc="8D44DA0E" w:tentative="1">
       <w:start w:val="1"/>
       <w:numFmt w:val="bullet"/>
       <w:lvlText w:val="●"/>
@@ -29276,7 +29512,7 @@
         <w:ind w:left="5040" w:hanging="360"/>
       </w:pPr>
     </w:lvl>
-    <w:lvl w:ilvl="7" w:tplc="BA5C0950" w:tentative="1">
+    <w:lvl w:ilvl="7" w:tplc="EA881404" w:tentative="1">
       <w:start w:val="1"/>
       <w:numFmt w:val="bullet"/>
       <w:lvlText w:val="●"/>
@@ -29285,7 +29521,7 @@
         <w:ind w:left="5760" w:hanging="360"/>
       </w:pPr>
     </w:lvl>
-    <w:lvl w:ilvl="8" w:tplc="A7F4E304" w:tentative="1">
+    <w:lvl w:ilvl="8" w:tplc="6310B8A8" w:tentative="1">
       <w:start w:val="1"/>
       <w:numFmt w:val="bullet"/>
       <w:lvlText w:val="●"/>
@@ -29295,14 +29531,76 @@
       </w:pPr>
     </w:lvl>
   </w:abstractNum>
-  <w:num w:numId="1" w16cid:durableId="1542598321">
-    <w:abstractNumId w:val="2"/>
+  <w:abstractNum w:abstractNumId="2" w15:restartNumberingAfterBreak="0">
+    <w:nsid w:val="5F9C340F"/>
+    <w:multiLevelType w:val="hybridMultilevel"/>
+    <w:tmpl w:val="DFAE9B2A"/>
+    <w:lvl w:ilvl="0" w:tplc="337CA1C2">
+      <w:start w:val="1"/>
+      <w:numFmt w:val="decimal"/>
+      <w:lvlText w:val="%1."/>
+      <w:lvlJc w:val="left"/>
+      <w:pPr>
+        <w:ind w:left="720" w:hanging="360"/>
+      </w:pPr>
+    </w:lvl>
+    <w:lvl w:ilvl="1" w:tplc="3078E9E0" w:tentative="1">
+      <w:start w:val="1"/>
+      <w:numFmt w:val="lowerLetter"/>
+      <w:lvlText w:val="%2."/>
+      <w:lvlJc w:val="left"/>
+      <w:pPr>
+        <w:ind w:left="1080" w:hanging="360"/>
+      </w:pPr>
+    </w:lvl>
+    <w:lvl w:ilvl="2" w:tplc="ECAC35E2" w:tentative="1">
+      <w:start w:val="1"/>
+      <w:numFmt w:val="lowerRoman"/>
+      <w:lvlText w:val="%3."/>
+      <w:lvlJc w:val="left"/>
+      <w:pPr>
+        <w:ind w:left="1440" w:hanging="360"/>
+      </w:pPr>
+    </w:lvl>
+    <w:lvl w:ilvl="3" w:tplc="76C04114">
+      <w:numFmt w:val="decimal"/>
+      <w:lvlText w:val=""/>
+      <w:lvlJc w:val="left"/>
+    </w:lvl>
+    <w:lvl w:ilvl="4" w:tplc="EE804FE2">
+      <w:numFmt w:val="decimal"/>
+      <w:lvlText w:val=""/>
+      <w:lvlJc w:val="left"/>
+    </w:lvl>
+    <w:lvl w:ilvl="5" w:tplc="0D6E7F7E">
+      <w:numFmt w:val="decimal"/>
+      <w:lvlText w:val=""/>
+      <w:lvlJc w:val="left"/>
+    </w:lvl>
+    <w:lvl w:ilvl="6" w:tplc="9580BCF0">
+      <w:numFmt w:val="decimal"/>
+      <w:lvlText w:val=""/>
+      <w:lvlJc w:val="left"/>
+    </w:lvl>
+    <w:lvl w:ilvl="7" w:tplc="F1E8D7E6">
+      <w:numFmt w:val="decimal"/>
+      <w:lvlText w:val=""/>
+      <w:lvlJc w:val="left"/>
+    </w:lvl>
+    <w:lvl w:ilvl="8" w:tplc="47FE4C26">
+      <w:numFmt w:val="decimal"/>
+      <w:lvlText w:val=""/>
+      <w:lvlJc w:val="left"/>
+    </w:lvl>
+  </w:abstractNum>
+  <w:num w:numId="1" w16cid:durableId="1869874661">
+    <w:abstractNumId w:val="1"/>
     <w:lvlOverride w:ilvl="0">
       <w:startOverride w:val="1"/>
     </w:lvlOverride>
   </w:num>
-  <w:num w:numId="2" w16cid:durableId="177472400">
-    <w:abstractNumId w:val="0"/>
+  <w:num w:numId="2" w16cid:durableId="1563638741">
+    <w:abstractNumId w:val="2"/>
     <w:lvlOverride w:ilvl="0">
       <w:startOverride w:val="1"/>
     </w:lvlOverride>
@@ -30006,7 +30304,7 @@
     <w:autoRedefine/>
     <w:uiPriority w:val="39"/>
     <w:unhideWhenUsed/>
-    <w:rsid w:val="006C2889"/>
+    <w:rsid w:val="00C76A51"/>
     <w:pPr>
       <w:spacing w:after="100"/>
     </w:pPr>
@@ -30018,7 +30316,7 @@
     <w:autoRedefine/>
     <w:uiPriority w:val="39"/>
     <w:unhideWhenUsed/>
-    <w:rsid w:val="006C2889"/>
+    <w:rsid w:val="00C76A51"/>
     <w:pPr>
       <w:spacing w:after="100"/>
       <w:ind w:left="210"/>
@@ -30030,7 +30328,7 @@
     <w:next w:val="Normal"/>
     <w:uiPriority w:val="99"/>
     <w:unhideWhenUsed/>
-    <w:rsid w:val="006C2889"/>
+    <w:rsid w:val="00C76A51"/>
   </w:style>
 </w:styles>
 </file>

--- a/docs/08-test-plan/ZP-DOC-08_Test-Plan.docx
+++ b/docs/08-test-plan/ZP-DOC-08_Test-Plan.docx
@@ -1799,6 +1799,122 @@
           </w:p>
         </w:tc>
       </w:tr>
+      <w:tr>
+        <w:tblPrEx>
+          <w:tblCellMar>
+            <w:top w:w="0" w:type="dxa"/>
+            <w:bottom w:w="0" w:type="dxa"/>
+          </w:tblCellMar>
+        </w:tblPrEx>
+        <w:trPr>
+          <w:cantSplit/>
+          <w:trHeight w:val="420"/>
+        </w:trPr>
+        <w:tc>
+          <w:tcPr>
+            <w:tcW w:w="964" w:type="dxa"/>
+            <w:tcBorders>
+              <w:top w:val="single" w:sz="4" w:space="0" w:color="C9D3D0"/>
+              <w:left w:val="single" w:sz="4" w:space="0" w:color="C9D3D0"/>
+              <w:bottom w:val="single" w:sz="4" w:space="0" w:color="C9D3D0"/>
+              <w:right w:val="single" w:sz="4" w:space="0" w:color="C9D3D0"/>
+            </w:tcBorders>
+            <w:tcMar>
+              <w:top w:w="50" w:type="dxa"/>
+              <w:left w:w="100" w:type="dxa"/>
+              <w:bottom w:w="50" w:type="dxa"/>
+              <w:right w:w="100" w:type="dxa"/>
+            </w:tcMar>
+          </w:tcPr>
+          <w:p>
+            <w:r>
+              <w:rPr>
+                <w:sz w:val="19"/>
+                <w:szCs w:val="19"/>
+              </w:rPr>
+              <w:t>0.9</w:t>
+            </w:r>
+          </w:p>
+        </w:tc>
+        <w:tc>
+          <w:tcPr>
+            <w:tcW w:w="1542" w:type="dxa"/>
+            <w:tcBorders>
+              <w:top w:val="single" w:sz="4" w:space="0" w:color="C9D3D0"/>
+              <w:left w:val="single" w:sz="4" w:space="0" w:color="C9D3D0"/>
+              <w:bottom w:val="single" w:sz="4" w:space="0" w:color="C9D3D0"/>
+              <w:right w:val="single" w:sz="4" w:space="0" w:color="C9D3D0"/>
+            </w:tcBorders>
+            <w:tcMar>
+              <w:top w:w="50" w:type="dxa"/>
+              <w:left w:w="100" w:type="dxa"/>
+              <w:bottom w:w="50" w:type="dxa"/>
+              <w:right w:w="100" w:type="dxa"/>
+            </w:tcMar>
+          </w:tcPr>
+          <w:p>
+            <w:r>
+              <w:rPr>
+                <w:sz w:val="19"/>
+                <w:szCs w:val="19"/>
+              </w:rPr>
+              <w:t>23 Oct 2026</w:t>
+            </w:r>
+          </w:p>
+        </w:tc>
+        <w:tc>
+          <w:tcPr>
+            <w:tcW w:w="1928" w:type="dxa"/>
+            <w:tcBorders>
+              <w:top w:val="single" w:sz="4" w:space="0" w:color="C9D3D0"/>
+              <w:left w:val="single" w:sz="4" w:space="0" w:color="C9D3D0"/>
+              <w:bottom w:val="single" w:sz="4" w:space="0" w:color="C9D3D0"/>
+              <w:right w:val="single" w:sz="4" w:space="0" w:color="C9D3D0"/>
+            </w:tcBorders>
+            <w:tcMar>
+              <w:top w:w="50" w:type="dxa"/>
+              <w:left w:w="100" w:type="dxa"/>
+              <w:bottom w:w="50" w:type="dxa"/>
+              <w:right w:w="100" w:type="dxa"/>
+            </w:tcMar>
+          </w:tcPr>
+          <w:p>
+            <w:r>
+              <w:rPr>
+                <w:sz w:val="19"/>
+                <w:szCs w:val="19"/>
+              </w:rPr>
+              <w:t>Team Kestrel</w:t>
+            </w:r>
+          </w:p>
+        </w:tc>
+        <w:tc>
+          <w:tcPr>
+            <w:tcW w:w="5204" w:type="dxa"/>
+            <w:tcBorders>
+              <w:top w:val="single" w:sz="4" w:space="0" w:color="C9D3D0"/>
+              <w:left w:val="single" w:sz="4" w:space="0" w:color="C9D3D0"/>
+              <w:bottom w:val="single" w:sz="4" w:space="0" w:color="C9D3D0"/>
+              <w:right w:val="single" w:sz="4" w:space="0" w:color="C9D3D0"/>
+            </w:tcBorders>
+            <w:tcMar>
+              <w:top w:w="50" w:type="dxa"/>
+              <w:left w:w="100" w:type="dxa"/>
+              <w:bottom w:w="50" w:type="dxa"/>
+              <w:right w:w="100" w:type="dxa"/>
+            </w:tcMar>
+          </w:tcPr>
+          <w:p>
+            <w:r>
+              <w:rPr>
+                <w:sz w:val="19"/>
+                <w:szCs w:val="19"/>
+              </w:rPr>
+              <w:t>CR-011: TC-141 (list guide), TC-105 and TC-125 updated (no proposed order); 543 passed</w:t>
+            </w:r>
+          </w:p>
+        </w:tc>
+      </w:tr>
     </w:tbl>
     <w:p>
       <w:pPr>
@@ -1885,6 +2001,7 @@
                 <w:sz w:val="19"/>
                 <w:szCs w:val="19"/>
               </w:rPr>
+              <w:lastRenderedPageBreak/>
               <w:t>Role</w:t>
             </w:r>
           </w:p>
@@ -2183,7 +2300,6 @@
     </w:tbl>
     <w:p>
       <w:r>
-        <w:lastRenderedPageBreak/>
         <w:br w:type="page"/>
       </w:r>
     </w:p>
@@ -2199,7 +2315,7 @@
     <w:sdt>
       <w:sdtPr>
         <w:alias w:val="Contents"/>
-        <w:id w:val="-1534648329"/>
+        <w:id w:val="-1436821534"/>
       </w:sdtPr>
       <w:sdtEndPr/>
       <w:sdtContent>
@@ -2228,7 +2344,7 @@
           <w:r>
             <w:fldChar w:fldCharType="separate"/>
           </w:r>
-          <w:hyperlink w:anchor="_Toc243644699" w:history="1">
+          <w:hyperlink w:anchor="_Toc243648003" w:history="1">
             <w:r>
               <w:rPr>
                 <w:rStyle w:val="Hyperlink"/>
@@ -2252,7 +2368,7 @@
               <w:rPr>
                 <w:noProof/>
               </w:rPr>
-              <w:instrText xml:space="preserve"> PAGEREF _Toc243644699 \h </w:instrText>
+              <w:instrText xml:space="preserve"> PAGEREF _Toc243648003 \h </w:instrText>
             </w:r>
             <w:r>
               <w:rPr>
@@ -2295,7 +2411,7 @@
               <w14:ligatures w14:val="standardContextual"/>
             </w:rPr>
           </w:pPr>
-          <w:hyperlink w:anchor="_Toc243644700" w:history="1">
+          <w:hyperlink w:anchor="_Toc243648004" w:history="1">
             <w:r>
               <w:rPr>
                 <w:rStyle w:val="Hyperlink"/>
@@ -2319,7 +2435,7 @@
               <w:rPr>
                 <w:noProof/>
               </w:rPr>
-              <w:instrText xml:space="preserve"> PAGEREF _Toc243644700 \h </w:instrText>
+              <w:instrText xml:space="preserve"> PAGEREF _Toc243648004 \h </w:instrText>
             </w:r>
             <w:r>
               <w:rPr>
@@ -2362,7 +2478,7 @@
               <w14:ligatures w14:val="standardContextual"/>
             </w:rPr>
           </w:pPr>
-          <w:hyperlink w:anchor="_Toc243644701" w:history="1">
+          <w:hyperlink w:anchor="_Toc243648005" w:history="1">
             <w:r>
               <w:rPr>
                 <w:rStyle w:val="Hyperlink"/>
@@ -2386,7 +2502,7 @@
               <w:rPr>
                 <w:noProof/>
               </w:rPr>
-              <w:instrText xml:space="preserve"> PAGEREF _Toc243644701 \h </w:instrText>
+              <w:instrText xml:space="preserve"> PAGEREF _Toc243648005 \h </w:instrText>
             </w:r>
             <w:r>
               <w:rPr>
@@ -2429,7 +2545,7 @@
               <w14:ligatures w14:val="standardContextual"/>
             </w:rPr>
           </w:pPr>
-          <w:hyperlink w:anchor="_Toc243644702" w:history="1">
+          <w:hyperlink w:anchor="_Toc243648006" w:history="1">
             <w:r>
               <w:rPr>
                 <w:rStyle w:val="Hyperlink"/>
@@ -2453,7 +2569,7 @@
               <w:rPr>
                 <w:noProof/>
               </w:rPr>
-              <w:instrText xml:space="preserve"> PAGEREF _Toc243644702 \h </w:instrText>
+              <w:instrText xml:space="preserve"> PAGEREF _Toc243648006 \h </w:instrText>
             </w:r>
             <w:r>
               <w:rPr>
@@ -2496,7 +2612,7 @@
               <w14:ligatures w14:val="standardContextual"/>
             </w:rPr>
           </w:pPr>
-          <w:hyperlink w:anchor="_Toc243644703" w:history="1">
+          <w:hyperlink w:anchor="_Toc243648007" w:history="1">
             <w:r>
               <w:rPr>
                 <w:rStyle w:val="Hyperlink"/>
@@ -2520,7 +2636,7 @@
               <w:rPr>
                 <w:noProof/>
               </w:rPr>
-              <w:instrText xml:space="preserve"> PAGEREF _Toc243644703 \h </w:instrText>
+              <w:instrText xml:space="preserve"> PAGEREF _Toc243648007 \h </w:instrText>
             </w:r>
             <w:r>
               <w:rPr>
@@ -2563,7 +2679,7 @@
               <w14:ligatures w14:val="standardContextual"/>
             </w:rPr>
           </w:pPr>
-          <w:hyperlink w:anchor="_Toc243644704" w:history="1">
+          <w:hyperlink w:anchor="_Toc243648008" w:history="1">
             <w:r>
               <w:rPr>
                 <w:rStyle w:val="Hyperlink"/>
@@ -2587,7 +2703,7 @@
               <w:rPr>
                 <w:noProof/>
               </w:rPr>
-              <w:instrText xml:space="preserve"> PAGEREF _Toc243644704 \h </w:instrText>
+              <w:instrText xml:space="preserve"> PAGEREF _Toc243648008 \h </w:instrText>
             </w:r>
             <w:r>
               <w:rPr>
@@ -2630,7 +2746,7 @@
               <w14:ligatures w14:val="standardContextual"/>
             </w:rPr>
           </w:pPr>
-          <w:hyperlink w:anchor="_Toc243644705" w:history="1">
+          <w:hyperlink w:anchor="_Toc243648009" w:history="1">
             <w:r>
               <w:rPr>
                 <w:rStyle w:val="Hyperlink"/>
@@ -2654,7 +2770,7 @@
               <w:rPr>
                 <w:noProof/>
               </w:rPr>
-              <w:instrText xml:space="preserve"> PAGEREF _Toc243644705 \h </w:instrText>
+              <w:instrText xml:space="preserve"> PAGEREF _Toc243648009 \h </w:instrText>
             </w:r>
             <w:r>
               <w:rPr>
@@ -2697,7 +2813,7 @@
               <w14:ligatures w14:val="standardContextual"/>
             </w:rPr>
           </w:pPr>
-          <w:hyperlink w:anchor="_Toc243644706" w:history="1">
+          <w:hyperlink w:anchor="_Toc243648010" w:history="1">
             <w:r>
               <w:rPr>
                 <w:rStyle w:val="Hyperlink"/>
@@ -2721,7 +2837,7 @@
               <w:rPr>
                 <w:noProof/>
               </w:rPr>
-              <w:instrText xml:space="preserve"> PAGEREF _Toc243644706 \h </w:instrText>
+              <w:instrText xml:space="preserve"> PAGEREF _Toc243648010 \h </w:instrText>
             </w:r>
             <w:r>
               <w:rPr>
@@ -2764,7 +2880,7 @@
               <w14:ligatures w14:val="standardContextual"/>
             </w:rPr>
           </w:pPr>
-          <w:hyperlink w:anchor="_Toc243644707" w:history="1">
+          <w:hyperlink w:anchor="_Toc243648011" w:history="1">
             <w:r>
               <w:rPr>
                 <w:rStyle w:val="Hyperlink"/>
@@ -2788,7 +2904,7 @@
               <w:rPr>
                 <w:noProof/>
               </w:rPr>
-              <w:instrText xml:space="preserve"> PAGEREF _Toc243644707 \h </w:instrText>
+              <w:instrText xml:space="preserve"> PAGEREF _Toc243648011 \h </w:instrText>
             </w:r>
             <w:r>
               <w:rPr>
@@ -2831,7 +2947,7 @@
               <w14:ligatures w14:val="standardContextual"/>
             </w:rPr>
           </w:pPr>
-          <w:hyperlink w:anchor="_Toc243644708" w:history="1">
+          <w:hyperlink w:anchor="_Toc243648012" w:history="1">
             <w:r>
               <w:rPr>
                 <w:rStyle w:val="Hyperlink"/>
@@ -2855,7 +2971,7 @@
               <w:rPr>
                 <w:noProof/>
               </w:rPr>
-              <w:instrText xml:space="preserve"> PAGEREF _Toc243644708 \h </w:instrText>
+              <w:instrText xml:space="preserve"> PAGEREF _Toc243648012 \h </w:instrText>
             </w:r>
             <w:r>
               <w:rPr>
@@ -2898,7 +3014,7 @@
               <w14:ligatures w14:val="standardContextual"/>
             </w:rPr>
           </w:pPr>
-          <w:hyperlink w:anchor="_Toc243644709" w:history="1">
+          <w:hyperlink w:anchor="_Toc243648013" w:history="1">
             <w:r>
               <w:rPr>
                 <w:rStyle w:val="Hyperlink"/>
@@ -2922,7 +3038,7 @@
               <w:rPr>
                 <w:noProof/>
               </w:rPr>
-              <w:instrText xml:space="preserve"> PAGEREF _Toc243644709 \h </w:instrText>
+              <w:instrText xml:space="preserve"> PAGEREF _Toc243648013 \h </w:instrText>
             </w:r>
             <w:r>
               <w:rPr>
@@ -2965,7 +3081,7 @@
               <w14:ligatures w14:val="standardContextual"/>
             </w:rPr>
           </w:pPr>
-          <w:hyperlink w:anchor="_Toc243644710" w:history="1">
+          <w:hyperlink w:anchor="_Toc243648014" w:history="1">
             <w:r>
               <w:rPr>
                 <w:rStyle w:val="Hyperlink"/>
@@ -2989,7 +3105,7 @@
               <w:rPr>
                 <w:noProof/>
               </w:rPr>
-              <w:instrText xml:space="preserve"> PAGEREF _Toc243644710 \h </w:instrText>
+              <w:instrText xml:space="preserve"> PAGEREF _Toc243648014 \h </w:instrText>
             </w:r>
             <w:r>
               <w:rPr>
@@ -3032,7 +3148,7 @@
               <w14:ligatures w14:val="standardContextual"/>
             </w:rPr>
           </w:pPr>
-          <w:hyperlink w:anchor="_Toc243644711" w:history="1">
+          <w:hyperlink w:anchor="_Toc243648015" w:history="1">
             <w:r>
               <w:rPr>
                 <w:rStyle w:val="Hyperlink"/>
@@ -3056,7 +3172,7 @@
               <w:rPr>
                 <w:noProof/>
               </w:rPr>
-              <w:instrText xml:space="preserve"> PAGEREF _Toc243644711 \h </w:instrText>
+              <w:instrText xml:space="preserve"> PAGEREF _Toc243648015 \h </w:instrText>
             </w:r>
             <w:r>
               <w:rPr>
@@ -3099,7 +3215,7 @@
               <w14:ligatures w14:val="standardContextual"/>
             </w:rPr>
           </w:pPr>
-          <w:hyperlink w:anchor="_Toc243644712" w:history="1">
+          <w:hyperlink w:anchor="_Toc243648016" w:history="1">
             <w:r>
               <w:rPr>
                 <w:rStyle w:val="Hyperlink"/>
@@ -3123,7 +3239,7 @@
               <w:rPr>
                 <w:noProof/>
               </w:rPr>
-              <w:instrText xml:space="preserve"> PAGEREF _Toc243644712 \h </w:instrText>
+              <w:instrText xml:space="preserve"> PAGEREF _Toc243648016 \h </w:instrText>
             </w:r>
             <w:r>
               <w:rPr>
@@ -3166,7 +3282,7 @@
               <w14:ligatures w14:val="standardContextual"/>
             </w:rPr>
           </w:pPr>
-          <w:hyperlink w:anchor="_Toc243644713" w:history="1">
+          <w:hyperlink w:anchor="_Toc243648017" w:history="1">
             <w:r>
               <w:rPr>
                 <w:rStyle w:val="Hyperlink"/>
@@ -3190,7 +3306,7 @@
               <w:rPr>
                 <w:noProof/>
               </w:rPr>
-              <w:instrText xml:space="preserve"> PAGEREF _Toc243644713 \h </w:instrText>
+              <w:instrText xml:space="preserve"> PAGEREF _Toc243648017 \h </w:instrText>
             </w:r>
             <w:r>
               <w:rPr>
@@ -3233,7 +3349,7 @@
               <w14:ligatures w14:val="standardContextual"/>
             </w:rPr>
           </w:pPr>
-          <w:hyperlink w:anchor="_Toc243644714" w:history="1">
+          <w:hyperlink w:anchor="_Toc243648018" w:history="1">
             <w:r>
               <w:rPr>
                 <w:rStyle w:val="Hyperlink"/>
@@ -3257,7 +3373,7 @@
               <w:rPr>
                 <w:noProof/>
               </w:rPr>
-              <w:instrText xml:space="preserve"> PAGEREF _Toc243644714 \h </w:instrText>
+              <w:instrText xml:space="preserve"> PAGEREF _Toc243648018 \h </w:instrText>
             </w:r>
             <w:r>
               <w:rPr>
@@ -3300,7 +3416,7 @@
               <w14:ligatures w14:val="standardContextual"/>
             </w:rPr>
           </w:pPr>
-          <w:hyperlink w:anchor="_Toc243644715" w:history="1">
+          <w:hyperlink w:anchor="_Toc243648019" w:history="1">
             <w:r>
               <w:rPr>
                 <w:rStyle w:val="Hyperlink"/>
@@ -3324,7 +3440,7 @@
               <w:rPr>
                 <w:noProof/>
               </w:rPr>
-              <w:instrText xml:space="preserve"> PAGEREF _Toc243644715 \h </w:instrText>
+              <w:instrText xml:space="preserve"> PAGEREF _Toc243648019 \h </w:instrText>
             </w:r>
             <w:r>
               <w:rPr>
@@ -3367,7 +3483,7 @@
               <w14:ligatures w14:val="standardContextual"/>
             </w:rPr>
           </w:pPr>
-          <w:hyperlink w:anchor="_Toc243644716" w:history="1">
+          <w:hyperlink w:anchor="_Toc243648020" w:history="1">
             <w:r>
               <w:rPr>
                 <w:rStyle w:val="Hyperlink"/>
@@ -3391,7 +3507,7 @@
               <w:rPr>
                 <w:noProof/>
               </w:rPr>
-              <w:instrText xml:space="preserve"> PAGEREF _Toc243644716 \h </w:instrText>
+              <w:instrText xml:space="preserve"> PAGEREF _Toc243648020 \h </w:instrText>
             </w:r>
             <w:r>
               <w:rPr>
@@ -3434,7 +3550,7 @@
               <w14:ligatures w14:val="standardContextual"/>
             </w:rPr>
           </w:pPr>
-          <w:hyperlink w:anchor="_Toc243644717" w:history="1">
+          <w:hyperlink w:anchor="_Toc243648021" w:history="1">
             <w:r>
               <w:rPr>
                 <w:rStyle w:val="Hyperlink"/>
@@ -3458,7 +3574,7 @@
               <w:rPr>
                 <w:noProof/>
               </w:rPr>
-              <w:instrText xml:space="preserve"> PAGEREF _Toc243644717 \h </w:instrText>
+              <w:instrText xml:space="preserve"> PAGEREF _Toc243648021 \h </w:instrText>
             </w:r>
             <w:r>
               <w:rPr>
@@ -3501,7 +3617,7 @@
               <w14:ligatures w14:val="standardContextual"/>
             </w:rPr>
           </w:pPr>
-          <w:hyperlink w:anchor="_Toc243644718" w:history="1">
+          <w:hyperlink w:anchor="_Toc243648022" w:history="1">
             <w:r>
               <w:rPr>
                 <w:rStyle w:val="Hyperlink"/>
@@ -3525,7 +3641,7 @@
               <w:rPr>
                 <w:noProof/>
               </w:rPr>
-              <w:instrText xml:space="preserve"> PAGEREF _Toc243644718 \h </w:instrText>
+              <w:instrText xml:space="preserve"> PAGEREF _Toc243648022 \h </w:instrText>
             </w:r>
             <w:r>
               <w:rPr>
@@ -3568,7 +3684,7 @@
               <w14:ligatures w14:val="standardContextual"/>
             </w:rPr>
           </w:pPr>
-          <w:hyperlink w:anchor="_Toc243644719" w:history="1">
+          <w:hyperlink w:anchor="_Toc243648023" w:history="1">
             <w:r>
               <w:rPr>
                 <w:rStyle w:val="Hyperlink"/>
@@ -3592,7 +3708,7 @@
               <w:rPr>
                 <w:noProof/>
               </w:rPr>
-              <w:instrText xml:space="preserve"> PAGEREF _Toc243644719 \h </w:instrText>
+              <w:instrText xml:space="preserve"> PAGEREF _Toc243648023 \h </w:instrText>
             </w:r>
             <w:r>
               <w:rPr>
@@ -3635,7 +3751,7 @@
               <w14:ligatures w14:val="standardContextual"/>
             </w:rPr>
           </w:pPr>
-          <w:hyperlink w:anchor="_Toc243644720" w:history="1">
+          <w:hyperlink w:anchor="_Toc243648024" w:history="1">
             <w:r>
               <w:rPr>
                 <w:rStyle w:val="Hyperlink"/>
@@ -3659,7 +3775,7 @@
               <w:rPr>
                 <w:noProof/>
               </w:rPr>
-              <w:instrText xml:space="preserve"> PAGEREF _Toc243644720 \h </w:instrText>
+              <w:instrText xml:space="preserve"> PAGEREF _Toc243648024 \h </w:instrText>
             </w:r>
             <w:r>
               <w:rPr>
@@ -3702,7 +3818,7 @@
               <w14:ligatures w14:val="standardContextual"/>
             </w:rPr>
           </w:pPr>
-          <w:hyperlink w:anchor="_Toc243644721" w:history="1">
+          <w:hyperlink w:anchor="_Toc243648025" w:history="1">
             <w:r>
               <w:rPr>
                 <w:rStyle w:val="Hyperlink"/>
@@ -3726,7 +3842,7 @@
               <w:rPr>
                 <w:noProof/>
               </w:rPr>
-              <w:instrText xml:space="preserve"> PAGEREF _Toc243644721 \h </w:instrText>
+              <w:instrText xml:space="preserve"> PAGEREF _Toc243648025 \h </w:instrText>
             </w:r>
             <w:r>
               <w:rPr>
@@ -3772,7 +3888,7 @@
     <w:sdt>
       <w:sdtPr>
         <w:alias w:val="Tables"/>
-        <w:id w:val="-1481537401"/>
+        <w:id w:val="1763794543"/>
       </w:sdtPr>
       <w:sdtEndPr/>
       <w:sdtContent>
@@ -3801,7 +3917,7 @@
           <w:r>
             <w:fldChar w:fldCharType="separate"/>
           </w:r>
-          <w:hyperlink w:anchor="_Toc243644722" w:history="1">
+          <w:hyperlink w:anchor="_Toc243648026" w:history="1">
             <w:r>
               <w:rPr>
                 <w:rStyle w:val="Hyperlink"/>
@@ -3825,7 +3941,7 @@
               <w:rPr>
                 <w:noProof/>
               </w:rPr>
-              <w:instrText xml:space="preserve"> PAGEREF _Toc243644722 \h </w:instrText>
+              <w:instrText xml:space="preserve"> PAGEREF _Toc243648026 \h </w:instrText>
             </w:r>
             <w:r>
               <w:rPr>
@@ -3868,7 +3984,7 @@
               <w14:ligatures w14:val="standardContextual"/>
             </w:rPr>
           </w:pPr>
-          <w:hyperlink w:anchor="_Toc243644723" w:history="1">
+          <w:hyperlink w:anchor="_Toc243648027" w:history="1">
             <w:r>
               <w:rPr>
                 <w:rStyle w:val="Hyperlink"/>
@@ -3892,7 +4008,7 @@
               <w:rPr>
                 <w:noProof/>
               </w:rPr>
-              <w:instrText xml:space="preserve"> PAGEREF _Toc243644723 \h </w:instrText>
+              <w:instrText xml:space="preserve"> PAGEREF _Toc243648027 \h </w:instrText>
             </w:r>
             <w:r>
               <w:rPr>
@@ -3935,7 +4051,7 @@
               <w14:ligatures w14:val="standardContextual"/>
             </w:rPr>
           </w:pPr>
-          <w:hyperlink w:anchor="_Toc243644724" w:history="1">
+          <w:hyperlink w:anchor="_Toc243648028" w:history="1">
             <w:r>
               <w:rPr>
                 <w:rStyle w:val="Hyperlink"/>
@@ -3959,7 +4075,7 @@
               <w:rPr>
                 <w:noProof/>
               </w:rPr>
-              <w:instrText xml:space="preserve"> PAGEREF _Toc243644724 \h </w:instrText>
+              <w:instrText xml:space="preserve"> PAGEREF _Toc243648028 \h </w:instrText>
             </w:r>
             <w:r>
               <w:rPr>
@@ -4002,7 +4118,7 @@
               <w14:ligatures w14:val="standardContextual"/>
             </w:rPr>
           </w:pPr>
-          <w:hyperlink w:anchor="_Toc243644725" w:history="1">
+          <w:hyperlink w:anchor="_Toc243648029" w:history="1">
             <w:r>
               <w:rPr>
                 <w:rStyle w:val="Hyperlink"/>
@@ -4026,7 +4142,7 @@
               <w:rPr>
                 <w:noProof/>
               </w:rPr>
-              <w:instrText xml:space="preserve"> PAGEREF _Toc243644725 \h </w:instrText>
+              <w:instrText xml:space="preserve"> PAGEREF _Toc243648029 \h </w:instrText>
             </w:r>
             <w:r>
               <w:rPr>
@@ -4069,7 +4185,7 @@
               <w14:ligatures w14:val="standardContextual"/>
             </w:rPr>
           </w:pPr>
-          <w:hyperlink w:anchor="_Toc243644726" w:history="1">
+          <w:hyperlink w:anchor="_Toc243648030" w:history="1">
             <w:r>
               <w:rPr>
                 <w:rStyle w:val="Hyperlink"/>
@@ -4093,7 +4209,7 @@
               <w:rPr>
                 <w:noProof/>
               </w:rPr>
-              <w:instrText xml:space="preserve"> PAGEREF _Toc243644726 \h </w:instrText>
+              <w:instrText xml:space="preserve"> PAGEREF _Toc243648030 \h </w:instrText>
             </w:r>
             <w:r>
               <w:rPr>
@@ -4136,7 +4252,7 @@
               <w14:ligatures w14:val="standardContextual"/>
             </w:rPr>
           </w:pPr>
-          <w:hyperlink w:anchor="_Toc243644727" w:history="1">
+          <w:hyperlink w:anchor="_Toc243648031" w:history="1">
             <w:r>
               <w:rPr>
                 <w:rStyle w:val="Hyperlink"/>
@@ -4160,7 +4276,7 @@
               <w:rPr>
                 <w:noProof/>
               </w:rPr>
-              <w:instrText xml:space="preserve"> PAGEREF _Toc243644727 \h </w:instrText>
+              <w:instrText xml:space="preserve"> PAGEREF _Toc243648031 \h </w:instrText>
             </w:r>
             <w:r>
               <w:rPr>
@@ -4203,7 +4319,7 @@
               <w14:ligatures w14:val="standardContextual"/>
             </w:rPr>
           </w:pPr>
-          <w:hyperlink w:anchor="_Toc243644728" w:history="1">
+          <w:hyperlink w:anchor="_Toc243648032" w:history="1">
             <w:r>
               <w:rPr>
                 <w:rStyle w:val="Hyperlink"/>
@@ -4227,7 +4343,7 @@
               <w:rPr>
                 <w:noProof/>
               </w:rPr>
-              <w:instrText xml:space="preserve"> PAGEREF _Toc243644728 \h </w:instrText>
+              <w:instrText xml:space="preserve"> PAGEREF _Toc243648032 \h </w:instrText>
             </w:r>
             <w:r>
               <w:rPr>
@@ -4270,7 +4386,7 @@
               <w14:ligatures w14:val="standardContextual"/>
             </w:rPr>
           </w:pPr>
-          <w:hyperlink w:anchor="_Toc243644729" w:history="1">
+          <w:hyperlink w:anchor="_Toc243648033" w:history="1">
             <w:r>
               <w:rPr>
                 <w:rStyle w:val="Hyperlink"/>
@@ -4294,7 +4410,7 @@
               <w:rPr>
                 <w:noProof/>
               </w:rPr>
-              <w:instrText xml:space="preserve"> PAGEREF _Toc243644729 \h </w:instrText>
+              <w:instrText xml:space="preserve"> PAGEREF _Toc243648033 \h </w:instrText>
             </w:r>
             <w:r>
               <w:rPr>
@@ -4337,7 +4453,7 @@
               <w14:ligatures w14:val="standardContextual"/>
             </w:rPr>
           </w:pPr>
-          <w:hyperlink w:anchor="_Toc243644730" w:history="1">
+          <w:hyperlink w:anchor="_Toc243648034" w:history="1">
             <w:r>
               <w:rPr>
                 <w:rStyle w:val="Hyperlink"/>
@@ -4361,7 +4477,7 @@
               <w:rPr>
                 <w:noProof/>
               </w:rPr>
-              <w:instrText xml:space="preserve"> PAGEREF _Toc243644730 \h </w:instrText>
+              <w:instrText xml:space="preserve"> PAGEREF _Toc243648034 \h </w:instrText>
             </w:r>
             <w:r>
               <w:rPr>
@@ -4404,7 +4520,7 @@
               <w14:ligatures w14:val="standardContextual"/>
             </w:rPr>
           </w:pPr>
-          <w:hyperlink w:anchor="_Toc243644731" w:history="1">
+          <w:hyperlink w:anchor="_Toc243648035" w:history="1">
             <w:r>
               <w:rPr>
                 <w:rStyle w:val="Hyperlink"/>
@@ -4428,7 +4544,7 @@
               <w:rPr>
                 <w:noProof/>
               </w:rPr>
-              <w:instrText xml:space="preserve"> PAGEREF _Toc243644731 \h </w:instrText>
+              <w:instrText xml:space="preserve"> PAGEREF _Toc243648035 \h </w:instrText>
             </w:r>
             <w:r>
               <w:rPr>
@@ -4471,7 +4587,7 @@
               <w14:ligatures w14:val="standardContextual"/>
             </w:rPr>
           </w:pPr>
-          <w:hyperlink w:anchor="_Toc243644732" w:history="1">
+          <w:hyperlink w:anchor="_Toc243648036" w:history="1">
             <w:r>
               <w:rPr>
                 <w:rStyle w:val="Hyperlink"/>
@@ -4495,7 +4611,7 @@
               <w:rPr>
                 <w:noProof/>
               </w:rPr>
-              <w:instrText xml:space="preserve"> PAGEREF _Toc243644732 \h </w:instrText>
+              <w:instrText xml:space="preserve"> PAGEREF _Toc243648036 \h </w:instrText>
             </w:r>
             <w:r>
               <w:rPr>
@@ -4538,7 +4654,7 @@
               <w14:ligatures w14:val="standardContextual"/>
             </w:rPr>
           </w:pPr>
-          <w:hyperlink w:anchor="_Toc243644733" w:history="1">
+          <w:hyperlink w:anchor="_Toc243648037" w:history="1">
             <w:r>
               <w:rPr>
                 <w:rStyle w:val="Hyperlink"/>
@@ -4562,7 +4678,7 @@
               <w:rPr>
                 <w:noProof/>
               </w:rPr>
-              <w:instrText xml:space="preserve"> PAGEREF _Toc243644733 \h </w:instrText>
+              <w:instrText xml:space="preserve"> PAGEREF _Toc243648037 \h </w:instrText>
             </w:r>
             <w:r>
               <w:rPr>
@@ -4605,7 +4721,7 @@
               <w14:ligatures w14:val="standardContextual"/>
             </w:rPr>
           </w:pPr>
-          <w:hyperlink w:anchor="_Toc243644734" w:history="1">
+          <w:hyperlink w:anchor="_Toc243648038" w:history="1">
             <w:r>
               <w:rPr>
                 <w:rStyle w:val="Hyperlink"/>
@@ -4629,7 +4745,7 @@
               <w:rPr>
                 <w:noProof/>
               </w:rPr>
-              <w:instrText xml:space="preserve"> PAGEREF _Toc243644734 \h </w:instrText>
+              <w:instrText xml:space="preserve"> PAGEREF _Toc243648038 \h </w:instrText>
             </w:r>
             <w:r>
               <w:rPr>
@@ -4672,7 +4788,7 @@
               <w14:ligatures w14:val="standardContextual"/>
             </w:rPr>
           </w:pPr>
-          <w:hyperlink w:anchor="_Toc243644735" w:history="1">
+          <w:hyperlink w:anchor="_Toc243648039" w:history="1">
             <w:r>
               <w:rPr>
                 <w:rStyle w:val="Hyperlink"/>
@@ -4696,7 +4812,7 @@
               <w:rPr>
                 <w:noProof/>
               </w:rPr>
-              <w:instrText xml:space="preserve"> PAGEREF _Toc243644735 \h </w:instrText>
+              <w:instrText xml:space="preserve"> PAGEREF _Toc243648039 \h </w:instrText>
             </w:r>
             <w:r>
               <w:rPr>
@@ -4739,7 +4855,7 @@
               <w14:ligatures w14:val="standardContextual"/>
             </w:rPr>
           </w:pPr>
-          <w:hyperlink w:anchor="_Toc243644736" w:history="1">
+          <w:hyperlink w:anchor="_Toc243648040" w:history="1">
             <w:r>
               <w:rPr>
                 <w:rStyle w:val="Hyperlink"/>
@@ -4763,7 +4879,7 @@
               <w:rPr>
                 <w:noProof/>
               </w:rPr>
-              <w:instrText xml:space="preserve"> PAGEREF _Toc243644736 \h </w:instrText>
+              <w:instrText xml:space="preserve"> PAGEREF _Toc243648040 \h </w:instrText>
             </w:r>
             <w:r>
               <w:rPr>
@@ -4804,7 +4920,7 @@
         <w:keepLines/>
         <w:pageBreakBefore/>
       </w:pPr>
-      <w:bookmarkStart w:id="0" w:name="_Toc243644699"/>
+      <w:bookmarkStart w:id="0" w:name="_Toc243648003"/>
       <w:r>
         <w:lastRenderedPageBreak/>
         <w:t>1 Introduction</w:t>
@@ -4817,7 +4933,7 @@
         <w:keepNext/>
         <w:keepLines/>
       </w:pPr>
-      <w:bookmarkStart w:id="1" w:name="_Toc243644700"/>
+      <w:bookmarkStart w:id="1" w:name="_Toc243648004"/>
       <w:r>
         <w:t>1.1 Purpose</w:t>
       </w:r>
@@ -4828,10 +4944,10 @@
         <w:spacing w:after="120"/>
       </w:pPr>
       <w:r>
-        <w:t xml:space="preserve">This document states how ZedPath is tested, what is tested, on what, and with what result. It follows the structure of IEEE 829 and ISO/IEC/IEEE 29119-3 (test plan and test summary content), scaled to a </w:t>
+        <w:t xml:space="preserve">This document states how ZedPath is tested, what is tested, on what, and with what result. It follows the </w:t>
       </w:r>
       <w:r>
-        <w:t>three-week buildathon product. It also gives the matrix from requirement to test case that ZP-DOC-00 requires of this document.</w:t>
+        <w:t>structure of IEEE 829 and ISO/IEC/IEEE 29119-3 (test plan and test summary content), scaled to a three-week buildathon product. It also gives the matrix from requirement to test case that ZP-DOC-00 requires of this document.</w:t>
       </w:r>
     </w:p>
     <w:p>
@@ -4840,7 +4956,7 @@
         <w:keepNext/>
         <w:keepLines/>
       </w:pPr>
-      <w:bookmarkStart w:id="2" w:name="_Toc243644701"/>
+      <w:bookmarkStart w:id="2" w:name="_Toc243648005"/>
       <w:r>
         <w:t>1.2 Scope</w:t>
       </w:r>
@@ -4851,10 +4967,10 @@
         <w:spacing w:after="120"/>
       </w:pPr>
       <w:r>
-        <w:t xml:space="preserve">All software of Releases R1 and R2 as live on 11 October 2026, and as built on 15 October 2026 (VR2 and CR-007 to CR-010): the React single-page app, the Hono API in one Cloudflare Worker, the D1 database and its migrations 0001 to 0012, the group-room Durable Object, Ask ZedPath, </w:t>
+        <w:t xml:space="preserve">All software of Releases R1 and R2 as live on 11 October 2026, and as built on 15 October 2026 (VR2 and CR-007 to </w:t>
       </w:r>
       <w:r>
-        <w:t>and the project's safety tooling (deploy guard and leak scanner). Out of scope: features not yet built (results-photo reading, curator review queue, Gazette job, share card, teacher view) and third-party services themselves (Gemini, Cloudflare platform), which are tested only through ZedPath's handling of their answers.</w:t>
+        <w:t>CR-010): the React single-page app, the Hono API in one Cloudflare Worker, the D1 database and its migrations 0001 to 0012, the group-room Durable Object, Ask ZedPath, and the project's safety tooling (deploy guard and leak scanner). Out of scope: features not yet built (results-photo reading, curator review queue, Gazette job, share card, teacher view) and third-party services themselves (Gemini, Cloudflare platform), which are tested only through ZedPath's handling of their answers.</w:t>
       </w:r>
     </w:p>
     <w:p>
@@ -4863,7 +4979,7 @@
         <w:keepNext/>
         <w:keepLines/>
       </w:pPr>
-      <w:bookmarkStart w:id="3" w:name="_Toc243644702"/>
+      <w:bookmarkStart w:id="3" w:name="_Toc243648006"/>
       <w:r>
         <w:t>1.3 Intended audience</w:t>
       </w:r>
@@ -4883,7 +4999,7 @@
         <w:keepNext/>
         <w:keepLines/>
       </w:pPr>
-      <w:bookmarkStart w:id="4" w:name="_Toc243644703"/>
+      <w:bookmarkStart w:id="4" w:name="_Toc243648007"/>
       <w:r>
         <w:t>1.4 Relationship to other documents</w:t>
       </w:r>
@@ -4894,7 +5010,7 @@
         <w:pStyle w:val="Caption"/>
         <w:keepNext/>
       </w:pPr>
-      <w:bookmarkStart w:id="5" w:name="_Toc243644722"/>
+      <w:bookmarkStart w:id="5" w:name="_Toc243648026"/>
       <w:r>
         <w:t xml:space="preserve">Table </w:t>
       </w:r>
@@ -5412,7 +5528,7 @@
         <w:keepLines/>
         <w:pageBreakBefore/>
       </w:pPr>
-      <w:bookmarkStart w:id="6" w:name="_Toc243644704"/>
+      <w:bookmarkStart w:id="6" w:name="_Toc243648008"/>
       <w:r>
         <w:lastRenderedPageBreak/>
         <w:t>2 Test strategy</w:t>
@@ -5425,7 +5541,7 @@
         <w:keepNext/>
         <w:keepLines/>
       </w:pPr>
-      <w:bookmarkStart w:id="7" w:name="_Toc243644705"/>
+      <w:bookmarkStart w:id="7" w:name="_Toc243648009"/>
       <w:r>
         <w:t>2.1 Test levels</w:t>
       </w:r>
@@ -5436,7 +5552,7 @@
         <w:pStyle w:val="Caption"/>
         <w:keepNext/>
       </w:pPr>
-      <w:bookmarkStart w:id="8" w:name="_Toc243644723"/>
+      <w:bookmarkStart w:id="8" w:name="_Toc243648027"/>
       <w:r>
         <w:t xml:space="preserve">Table </w:t>
       </w:r>
@@ -6678,7 +6794,7 @@
         <w:keepNext/>
         <w:keepLines/>
       </w:pPr>
-      <w:bookmarkStart w:id="9" w:name="_Toc243644706"/>
+      <w:bookmarkStart w:id="9" w:name="_Toc243648010"/>
       <w:r>
         <w:t>2.2 Test types</w:t>
       </w:r>
@@ -6689,7 +6805,7 @@
         <w:pStyle w:val="Caption"/>
         <w:keepNext/>
       </w:pPr>
-      <w:bookmarkStart w:id="10" w:name="_Toc243644724"/>
+      <w:bookmarkStart w:id="10" w:name="_Toc243648028"/>
       <w:r>
         <w:t xml:space="preserve">Table </w:t>
       </w:r>
@@ -7477,7 +7593,7 @@
         <w:keepNext/>
         <w:keepLines/>
       </w:pPr>
-      <w:bookmarkStart w:id="11" w:name="_Toc243644707"/>
+      <w:bookmarkStart w:id="11" w:name="_Toc243648011"/>
       <w:r>
         <w:t>2.3 Approach</w:t>
       </w:r>
@@ -7500,10 +7616,7 @@
         <w:t>shared/</w:t>
       </w:r>
       <w:r>
-        <w:t xml:space="preserve"> (NFR-060), so they are tested without a server. Server rules are tested through the real HTTP routes on the real schema, never by calling internals. Each bug </w:t>
-      </w:r>
-      <w:r>
-        <w:t>found by hand gets a test before or with its fix. Any change to a default value comes with a test that pins the default.</w:t>
+        <w:t xml:space="preserve"> (NFR-060), so they are tested without a server. Server rules are tested through the real HTTP routes on the real schema, never by calling internals. Each bug found by hand gets a test before or with its fix. Any change to a default value comes with a test that pins the default.</w:t>
       </w:r>
     </w:p>
     <w:p>
@@ -7513,7 +7626,7 @@
         <w:keepLines/>
         <w:pageBreakBefore/>
       </w:pPr>
-      <w:bookmarkStart w:id="12" w:name="_Toc243644708"/>
+      <w:bookmarkStart w:id="12" w:name="_Toc243648012"/>
       <w:r>
         <w:lastRenderedPageBreak/>
         <w:t>3 Test environment</w:t>
@@ -7525,7 +7638,7 @@
         <w:pStyle w:val="Caption"/>
         <w:keepNext/>
       </w:pPr>
-      <w:bookmarkStart w:id="13" w:name="_Toc243644725"/>
+      <w:bookmarkStart w:id="13" w:name="_Toc243648029"/>
       <w:r>
         <w:t xml:space="preserve">Table </w:t>
       </w:r>
@@ -8188,13 +8301,10 @@
         <w:keepLines/>
         <w:pageBreakBefore/>
       </w:pPr>
-      <w:bookmarkStart w:id="14" w:name="_Toc243644709"/>
+      <w:bookmarkStart w:id="14" w:name="_Toc243648013"/>
       <w:r>
         <w:lastRenderedPageBreak/>
-        <w:t>4 </w:t>
-      </w:r>
-      <w:r>
-        <w:t>Entry and exit criteria</w:t>
+        <w:t>4 Entry and exit criteria</w:t>
       </w:r>
       <w:bookmarkEnd w:id="14"/>
     </w:p>
@@ -8204,7 +8314,7 @@
         <w:keepNext/>
         <w:keepLines/>
       </w:pPr>
-      <w:bookmarkStart w:id="15" w:name="_Toc243644710"/>
+      <w:bookmarkStart w:id="15" w:name="_Toc243648014"/>
       <w:r>
         <w:t>4.1 Entry criteria</w:t>
       </w:r>
@@ -8224,7 +8334,7 @@
         <w:keepNext/>
         <w:keepLines/>
       </w:pPr>
-      <w:bookmarkStart w:id="16" w:name="_Toc243644711"/>
+      <w:bookmarkStart w:id="16" w:name="_Toc243648015"/>
       <w:r>
         <w:t>4.2 Exit criteria (Definition of Done)</w:t>
       </w:r>
@@ -8432,9 +8542,12 @@
         <w:keepNext/>
         <w:keepLines/>
       </w:pPr>
-      <w:bookmarkStart w:id="17" w:name="_Toc243644712"/>
+      <w:bookmarkStart w:id="17" w:name="_Toc243648016"/>
       <w:r>
-        <w:t>4.3 Suspension and resumption</w:t>
+        <w:t>4.3 </w:t>
+      </w:r>
+      <w:r>
+        <w:t>Suspension and resumption</w:t>
       </w:r>
       <w:bookmarkEnd w:id="17"/>
     </w:p>
@@ -8443,10 +8556,7 @@
         <w:spacing w:after="120"/>
       </w:pPr>
       <w:r>
-        <w:t xml:space="preserve">Testing stops when the test channel itself fails (for example, a local server serving an old build); the </w:t>
-      </w:r>
-      <w:r>
-        <w:t>channel is fixed first, then testing resumes. After one failed fix, the next step is instrumentation, not a second patch.</w:t>
+        <w:t>Testing stops when the test channel itself fails (for example, a local server serving an old build); the channel is fixed first, then testing resumes. After one failed fix, the next step is instrumentation, not a second patch.</w:t>
       </w:r>
     </w:p>
     <w:p>
@@ -8456,7 +8566,7 @@
         <w:keepLines/>
         <w:pageBreakBefore/>
       </w:pPr>
-      <w:bookmarkStart w:id="18" w:name="_Toc243644713"/>
+      <w:bookmarkStart w:id="18" w:name="_Toc243648017"/>
       <w:r>
         <w:lastRenderedPageBreak/>
         <w:t>5 Test items and features</w:t>
@@ -8468,7 +8578,7 @@
         <w:pStyle w:val="Caption"/>
         <w:keepNext/>
       </w:pPr>
-      <w:bookmarkStart w:id="19" w:name="_Toc243644726"/>
+      <w:bookmarkStart w:id="19" w:name="_Toc243648030"/>
       <w:r>
         <w:t xml:space="preserve">Table </w:t>
       </w:r>
@@ -11325,7 +11435,7 @@
         <w:keepLines/>
         <w:pageBreakBefore/>
       </w:pPr>
-      <w:bookmarkStart w:id="20" w:name="_Toc243644714"/>
+      <w:bookmarkStart w:id="20" w:name="_Toc243648018"/>
       <w:r>
         <w:lastRenderedPageBreak/>
         <w:t>6 Test case catalogue</w:t>
@@ -11357,7 +11467,7 @@
         <w:pStyle w:val="Caption"/>
         <w:keepNext/>
       </w:pPr>
-      <w:bookmarkStart w:id="21" w:name="_Toc243644727"/>
+      <w:bookmarkStart w:id="21" w:name="_Toc243648031"/>
       <w:r>
         <w:t xml:space="preserve">Table </w:t>
       </w:r>
@@ -12424,7 +12534,7 @@
                 <w:sz w:val="19"/>
                 <w:szCs w:val="19"/>
               </w:rPr>
-              <w:t>Only eligible, no duplicates, 125 cap; order warnings; proposed order; copy Uni-Codes; multi-add</w:t>
+              <w:t>Only eligible, no duplicates, 125 cap; order notes (never a re-order, CR-011); copy Uni-Codes; multi-add</w:t>
             </w:r>
           </w:p>
         </w:tc>
@@ -18594,6 +18704,176 @@
                 <w:szCs w:val="19"/>
               </w:rPr>
               <w:t>ZP-DOC-07 Added confirmation</w:t>
+            </w:r>
+          </w:p>
+        </w:tc>
+      </w:tr>
+      <w:tr>
+        <w:tblPrEx>
+          <w:tblCellMar>
+            <w:top w:w="0" w:type="dxa"/>
+            <w:bottom w:w="0" w:type="dxa"/>
+          </w:tblCellMar>
+        </w:tblPrEx>
+        <w:trPr>
+          <w:cantSplit/>
+        </w:trPr>
+        <w:tc>
+          <w:tcPr>
+            <w:tcW w:w="741" w:type="dxa"/>
+            <w:tcBorders>
+              <w:top w:val="single" w:sz="4" w:space="0" w:color="C9D3D0"/>
+              <w:left w:val="single" w:sz="4" w:space="0" w:color="C9D3D0"/>
+              <w:bottom w:val="single" w:sz="4" w:space="0" w:color="C9D3D0"/>
+              <w:right w:val="single" w:sz="4" w:space="0" w:color="C9D3D0"/>
+            </w:tcBorders>
+            <w:tcMar>
+              <w:top w:w="50" w:type="dxa"/>
+              <w:left w:w="100" w:type="dxa"/>
+              <w:bottom w:w="50" w:type="dxa"/>
+              <w:right w:w="100" w:type="dxa"/>
+            </w:tcMar>
+            <w:vAlign w:val="center"/>
+          </w:tcPr>
+          <w:p>
+            <w:pPr>
+              <w:spacing w:line="252" w:lineRule="auto"/>
+            </w:pPr>
+            <w:r>
+              <w:rPr>
+                <w:sz w:val="19"/>
+                <w:szCs w:val="19"/>
+              </w:rPr>
+              <w:t>TC-141</w:t>
+            </w:r>
+          </w:p>
+        </w:tc>
+        <w:tc>
+          <w:tcPr>
+            <w:tcW w:w="1266" w:type="dxa"/>
+            <w:tcBorders>
+              <w:top w:val="single" w:sz="4" w:space="0" w:color="C9D3D0"/>
+              <w:left w:val="single" w:sz="4" w:space="0" w:color="C9D3D0"/>
+              <w:bottom w:val="single" w:sz="4" w:space="0" w:color="C9D3D0"/>
+              <w:right w:val="single" w:sz="4" w:space="0" w:color="C9D3D0"/>
+            </w:tcBorders>
+            <w:tcMar>
+              <w:top w:w="50" w:type="dxa"/>
+              <w:left w:w="100" w:type="dxa"/>
+              <w:bottom w:w="50" w:type="dxa"/>
+              <w:right w:w="100" w:type="dxa"/>
+            </w:tcMar>
+            <w:vAlign w:val="center"/>
+          </w:tcPr>
+          <w:p>
+            <w:pPr>
+              <w:spacing w:line="252" w:lineRule="auto"/>
+            </w:pPr>
+            <w:r>
+              <w:rPr>
+                <w:sz w:val="19"/>
+                <w:szCs w:val="19"/>
+              </w:rPr>
+              <w:t>List guide (CR-011)</w:t>
+            </w:r>
+          </w:p>
+        </w:tc>
+        <w:tc>
+          <w:tcPr>
+            <w:tcW w:w="3103" w:type="dxa"/>
+            <w:tcBorders>
+              <w:top w:val="single" w:sz="4" w:space="0" w:color="C9D3D0"/>
+              <w:left w:val="single" w:sz="4" w:space="0" w:color="C9D3D0"/>
+              <w:bottom w:val="single" w:sz="4" w:space="0" w:color="C9D3D0"/>
+              <w:right w:val="single" w:sz="4" w:space="0" w:color="C9D3D0"/>
+            </w:tcBorders>
+            <w:tcMar>
+              <w:top w:w="50" w:type="dxa"/>
+              <w:left w:w="100" w:type="dxa"/>
+              <w:bottom w:w="50" w:type="dxa"/>
+              <w:right w:w="100" w:type="dxa"/>
+            </w:tcMar>
+            <w:vAlign w:val="center"/>
+          </w:tcPr>
+          <w:p>
+            <w:pPr>
+              <w:spacing w:line="252" w:lineRule="auto"/>
+            </w:pPr>
+            <w:r>
+              <w:rPr>
+                <w:rFonts w:ascii="Consolas" w:eastAsia="Consolas" w:hAnsi="Consolas" w:cs="Consolas"/>
+                <w:sz w:val="17"/>
+                <w:szCs w:val="17"/>
+                <w:shd w:val="clear" w:color="auto" w:fill="F2F4F3"/>
+              </w:rPr>
+              <w:t>src/list-guide.test.ts</w:t>
+            </w:r>
+            <w:r>
+              <w:rPr>
+                <w:sz w:val="19"/>
+                <w:szCs w:val="19"/>
+              </w:rPr>
+              <w:t xml:space="preserve"> (4)</w:t>
+            </w:r>
+          </w:p>
+        </w:tc>
+        <w:tc>
+          <w:tcPr>
+            <w:tcW w:w="2264" w:type="dxa"/>
+            <w:tcBorders>
+              <w:top w:val="single" w:sz="4" w:space="0" w:color="C9D3D0"/>
+              <w:left w:val="single" w:sz="4" w:space="0" w:color="C9D3D0"/>
+              <w:bottom w:val="single" w:sz="4" w:space="0" w:color="C9D3D0"/>
+              <w:right w:val="single" w:sz="4" w:space="0" w:color="C9D3D0"/>
+            </w:tcBorders>
+            <w:tcMar>
+              <w:top w:w="50" w:type="dxa"/>
+              <w:left w:w="100" w:type="dxa"/>
+              <w:bottom w:w="50" w:type="dxa"/>
+              <w:right w:w="100" w:type="dxa"/>
+            </w:tcMar>
+            <w:vAlign w:val="center"/>
+          </w:tcPr>
+          <w:p>
+            <w:pPr>
+              <w:spacing w:line="252" w:lineRule="auto"/>
+            </w:pPr>
+            <w:r>
+              <w:rPr>
+                <w:sz w:val="19"/>
+                <w:szCs w:val="19"/>
+              </w:rPr>
+              <w:t>Six UGC rules, each with a handbook page or section, in all three languages; order by preference; the old proposed order is gone</w:t>
+            </w:r>
+          </w:p>
+        </w:tc>
+        <w:tc>
+          <w:tcPr>
+            <w:tcW w:w="2264" w:type="dxa"/>
+            <w:tcBorders>
+              <w:top w:val="single" w:sz="4" w:space="0" w:color="C9D3D0"/>
+              <w:left w:val="single" w:sz="4" w:space="0" w:color="C9D3D0"/>
+              <w:bottom w:val="single" w:sz="4" w:space="0" w:color="C9D3D0"/>
+              <w:right w:val="single" w:sz="4" w:space="0" w:color="C9D3D0"/>
+            </w:tcBorders>
+            <w:tcMar>
+              <w:top w:w="50" w:type="dxa"/>
+              <w:left w:w="100" w:type="dxa"/>
+              <w:bottom w:w="50" w:type="dxa"/>
+              <w:right w:w="100" w:type="dxa"/>
+            </w:tcMar>
+            <w:vAlign w:val="center"/>
+          </w:tcPr>
+          <w:p>
+            <w:pPr>
+              <w:spacing w:line="252" w:lineRule="auto"/>
+            </w:pPr>
+            <w:r>
+              <w:rPr>
+                <w:sz w:val="19"/>
+                <w:szCs w:val="19"/>
+              </w:rPr>
+              <w:t>FR-312; AC-302.4</w:t>
             </w:r>
           </w:p>
         </w:tc>
@@ -18611,7 +18891,7 @@
         <w:keepLines/>
         <w:pageBreakBefore/>
       </w:pPr>
-      <w:bookmarkStart w:id="22" w:name="_Toc243644715"/>
+      <w:bookmarkStart w:id="22" w:name="_Toc243648019"/>
       <w:r>
         <w:lastRenderedPageBreak/>
         <w:t>7 Security tests</w:t>
@@ -18623,7 +18903,7 @@
         <w:pStyle w:val="Caption"/>
         <w:keepNext/>
       </w:pPr>
-      <w:bookmarkStart w:id="23" w:name="_Toc243644728"/>
+      <w:bookmarkStart w:id="23" w:name="_Toc243648032"/>
       <w:r>
         <w:t xml:space="preserve">Table </w:t>
       </w:r>
@@ -21156,10 +21436,7 @@
         <w:t>Security audit run-1 (15 October 2026).</w:t>
       </w:r>
       <w:r>
-        <w:t xml:space="preserve"> The Cloudflare security-audit skill (37 agents, report kept outside the public repository) produced 0 confirmed findings, 17 leads needing validation and 1 rejected lead. Every lead except </w:t>
-      </w:r>
-      <w:r>
-        <w:t>lead 9 (accepted risk: the log-in limit stays per username because school laboratories share an address; a Turnstile human check is planned) was fixed on 15 October 2026. The method, each lead, its fix and its test are listed in the ZP-DOC-08 Test Summary Report.</w:t>
+        <w:t xml:space="preserve"> The Cloudflare security-audit skill (37 agents, report kept outside the public repository) produced 0 confirmed findings, 17 leads needing validation and 1 rejected lead. Every lead except lead 9 (accepted risk: the log-in limit stays per username because school laboratories share an address; a Turnstile human check is planned) was fixed on 15 October 2026. The method, each lead, its fix and its test are listed in the ZP-DOC-08 Test Summary Report.</w:t>
       </w:r>
     </w:p>
     <w:p>
@@ -21169,7 +21446,7 @@
         <w:keepLines/>
         <w:pageBreakBefore/>
       </w:pPr>
-      <w:bookmarkStart w:id="24" w:name="_Toc243644716"/>
+      <w:bookmarkStart w:id="24" w:name="_Toc243648020"/>
       <w:r>
         <w:lastRenderedPageBreak/>
         <w:t>8 Results summary</w:t>
@@ -21201,7 +21478,7 @@
         <w:pStyle w:val="Caption"/>
         <w:keepNext/>
       </w:pPr>
-      <w:bookmarkStart w:id="25" w:name="_Toc243644729"/>
+      <w:bookmarkStart w:id="25" w:name="_Toc243648033"/>
       <w:r>
         <w:t xml:space="preserve">Table </w:t>
       </w:r>
@@ -21988,10 +22265,10 @@
         <w:spacing w:after="120"/>
       </w:pPr>
       <w:r>
-        <w:t xml:space="preserve">Automated test count over the build: 79 (5 October), 126, 152, 164, 179, 185 (11 October), 515 with 6 expected-fail and 21 opt-in (12 to 15 October, after the test campaign and CR-007 to CR-009), 532 with 0 expected-fail and 21 opt-in </w:t>
+        <w:t xml:space="preserve">Automated test count over the build: 79 (5 October), 126, 152, 164, 179, 185 (11 October), 515 with 6 expected-fail </w:t>
       </w:r>
       <w:r>
-        <w:t>(15 October, after the hardening of CR-010), 536 (21 October, after VR3 and the desktop side menu, TC-139), 539 (23 October, after VR4, TC-140).</w:t>
+        <w:t>and 21 opt-in (12 to 15 October, after the test campaign and CR-007 to CR-009), 532 with 0 expected-fail and 21 opt-in (15 October, after the hardening of CR-010), 536 (21 October, after VR3 and the desktop side menu, TC-139), 539 (23 October, after VR4, TC-140), 543 (23 October, after CR-011, TC-141).</w:t>
       </w:r>
     </w:p>
     <w:p>
@@ -21999,7 +22276,7 @@
         <w:pStyle w:val="Caption"/>
         <w:keepNext/>
       </w:pPr>
-      <w:bookmarkStart w:id="26" w:name="_Toc243644730"/>
+      <w:bookmarkStart w:id="26" w:name="_Toc243648034"/>
       <w:r>
         <w:t xml:space="preserve">Table </w:t>
       </w:r>
@@ -22514,7 +22791,7 @@
         <w:pStyle w:val="Caption"/>
         <w:keepNext/>
       </w:pPr>
-      <w:bookmarkStart w:id="27" w:name="_Toc243644731"/>
+      <w:bookmarkStart w:id="27" w:name="_Toc243648035"/>
       <w:r>
         <w:lastRenderedPageBreak/>
         <w:t xml:space="preserve">Table </w:t>
@@ -23089,7 +23366,7 @@
         <w:keepLines/>
         <w:pageBreakBefore/>
       </w:pPr>
-      <w:bookmarkStart w:id="28" w:name="_Toc243644717"/>
+      <w:bookmarkStart w:id="28" w:name="_Toc243648021"/>
       <w:r>
         <w:lastRenderedPageBreak/>
         <w:t>9 Defects found and fixed</w:t>
@@ -23101,7 +23378,7 @@
         <w:pStyle w:val="Caption"/>
         <w:keepNext/>
       </w:pPr>
-      <w:bookmarkStart w:id="29" w:name="_Toc243644732"/>
+      <w:bookmarkStart w:id="29" w:name="_Toc243648036"/>
       <w:r>
         <w:t xml:space="preserve">Table </w:t>
       </w:r>
@@ -24246,7 +24523,10 @@
         <w:spacing w:after="120"/>
       </w:pPr>
       <w:r>
-        <w:t>The product owner's screen-recorded reviews produced change requests CR-001 to CR-006; each was designed in ZP-DOC-05 first and arrived with its own tests.</w:t>
+        <w:t xml:space="preserve">The product owner's screen-recorded reviews produced change requests CR-001 to CR-006; each was designed in </w:t>
+      </w:r>
+      <w:r>
+        <w:t>ZP-DOC-05 first and arrived with its own tests.</w:t>
       </w:r>
     </w:p>
     <w:p>
@@ -24256,7 +24536,7 @@
         <w:keepLines/>
         <w:pageBreakBefore/>
       </w:pPr>
-      <w:bookmarkStart w:id="30" w:name="_Toc243644718"/>
+      <w:bookmarkStart w:id="30" w:name="_Toc243648022"/>
       <w:r>
         <w:lastRenderedPageBreak/>
         <w:t>10 Known gaps and risks</w:t>
@@ -24268,7 +24548,7 @@
         <w:pStyle w:val="Caption"/>
         <w:keepNext/>
       </w:pPr>
-      <w:bookmarkStart w:id="31" w:name="_Toc243644733"/>
+      <w:bookmarkStart w:id="31" w:name="_Toc243648037"/>
       <w:r>
         <w:t xml:space="preserve">Table </w:t>
       </w:r>
@@ -25533,7 +25813,7 @@
         <w:keepLines/>
         <w:pageBreakBefore/>
       </w:pPr>
-      <w:bookmarkStart w:id="32" w:name="_Toc243644719"/>
+      <w:bookmarkStart w:id="32" w:name="_Toc243648023"/>
       <w:r>
         <w:lastRenderedPageBreak/>
         <w:t>11 Traceability</w:t>
@@ -25553,7 +25833,7 @@
         <w:pStyle w:val="Caption"/>
         <w:keepNext/>
       </w:pPr>
-      <w:bookmarkStart w:id="33" w:name="_Toc243644734"/>
+      <w:bookmarkStart w:id="33" w:name="_Toc243648038"/>
       <w:r>
         <w:t xml:space="preserve">Table </w:t>
       </w:r>
@@ -27422,7 +27702,7 @@
         <w:keepLines/>
         <w:pageBreakBefore/>
       </w:pPr>
-      <w:bookmarkStart w:id="34" w:name="_Toc243644720"/>
+      <w:bookmarkStart w:id="34" w:name="_Toc243648024"/>
       <w:r>
         <w:lastRenderedPageBreak/>
         <w:t>Appendix A: Glossary</w:t>
@@ -27434,7 +27714,7 @@
         <w:pStyle w:val="Caption"/>
         <w:keepNext/>
       </w:pPr>
-      <w:bookmarkStart w:id="35" w:name="_Toc243644735"/>
+      <w:bookmarkStart w:id="35" w:name="_Toc243648039"/>
       <w:r>
         <w:t xml:space="preserve">Table </w:t>
       </w:r>
@@ -28455,7 +28735,7 @@
         <w:keepLines/>
         <w:pageBreakBefore/>
       </w:pPr>
-      <w:bookmarkStart w:id="36" w:name="_Toc243644721"/>
+      <w:bookmarkStart w:id="36" w:name="_Toc243648025"/>
       <w:r>
         <w:lastRenderedPageBreak/>
         <w:t>Appendix B: References</w:t>
@@ -28467,7 +28747,7 @@
         <w:pStyle w:val="Caption"/>
         <w:keepNext/>
       </w:pPr>
-      <w:bookmarkStart w:id="37" w:name="_Toc243644736"/>
+      <w:bookmarkStart w:id="37" w:name="_Toc243648040"/>
       <w:r>
         <w:t xml:space="preserve">Table </w:t>
       </w:r>
@@ -29384,10 +29664,10 @@
 <file path=word/numbering.xml><?xml version="1.0" encoding="utf-8"?>
 <w:numbering xmlns:wpc="http://schemas.microsoft.com/office/word/2010/wordprocessingCanvas" xmlns:cx="http://schemas.microsoft.com/office/drawing/2014/chartex" xmlns:cx1="http://schemas.microsoft.com/office/drawing/2015/9/8/chartex" xmlns:cx2="http://schemas.microsoft.com/office/drawing/2015/10/21/chartex" xmlns:cx3="http://schemas.microsoft.com/office/drawing/2016/5/9/chartex" xmlns:cx4="http://schemas.microsoft.com/office/drawing/2016/5/10/chartex" xmlns:cx5="http://schemas.microsoft.com/office/drawing/2016/5/11/chartex" xmlns:cx6="http://schemas.microsoft.com/office/drawing/2016/5/12/chartex" xmlns:cx7="http://schemas.microsoft.com/office/drawing/2016/5/13/chartex" xmlns:cx8="http://schemas.microsoft.com/office/drawing/2016/5/14/chartex" xmlns:mc="http://schemas.openxmlformats.org/markup-compatibility/2006" xmlns:aink="http://schemas.microsoft.com/office/drawing/2016/ink" xmlns:am3d="http://schemas.microsoft.com/office/drawing/2017/model3d" xmlns:o="urn:schemas-microsoft-com:office:office" xmlns:oel="http://schemas.microsoft.com/office/2019/extlst" xmlns:r="http://schemas.openxmlformats.org/officeDocument/2006/relationships" xmlns:m="http://schemas.openxmlformats.org/officeDocument/2006/math" xmlns:v="urn:schemas-microsoft-com:vml" xmlns:wp14="http://schemas.microsoft.com/office/word/2010/wordprocessingDrawing" xmlns:wp="http://schemas.openxmlformats.org/drawingml/2006/wordprocessingDrawing" xmlns:w10="urn:schemas-microsoft-com:office:word" xmlns:w="http://schemas.openxmlformats.org/wordprocessingml/2006/main" xmlns:w14="http://schemas.microsoft.com/office/word/2010/wordml" xmlns:w15="http://schemas.microsoft.com/office/word/2012/wordml" xmlns:w16cex="http://schemas.microsoft.com/office/word/2018/wordml/cex" xmlns:w16cid="http://schemas.microsoft.com/office/word/2016/wordml/cid" xmlns:w16="http://schemas.microsoft.com/office/word/2018/wordml" xmlns:w16du="http://schemas.microsoft.com/office/word/2023/wordml/word16du" xmlns:w16sdtdh="http://schemas.microsoft.com/office/word/2020/wordml/sdtdatahash" xmlns:w16sdtfl="http://schemas.microsoft.com/office/word/2024/wordml/sdtformatlock" xmlns:w16se="http://schemas.microsoft.com/office/word/2015/wordml/symex" xmlns:wpg="http://schemas.microsoft.com/office/word/2010/wordprocessingGroup" xmlns:wpi="http://schemas.microsoft.com/office/word/2010/wordprocessingInk" xmlns:wne="http://schemas.microsoft.com/office/word/2006/wordml" xmlns:wps="http://schemas.microsoft.com/office/word/2010/wordprocessingShape" mc:Ignorable="w14 w15 w16se w16cid w16 w16cex w16sdtdh w16sdtfl w16du wp14">
   <w:abstractNum w:abstractNumId="0" w15:restartNumberingAfterBreak="0">
-    <w:nsid w:val="3F705DBA"/>
+    <w:nsid w:val="281152F1"/>
     <w:multiLevelType w:val="hybridMultilevel"/>
-    <w:tmpl w:val="FA0C2E6E"/>
-    <w:lvl w:ilvl="0" w:tplc="A8541FCE" w:tentative="1">
+    <w:tmpl w:val="6D70BD98"/>
+    <w:lvl w:ilvl="0" w:tplc="FF249FDE" w:tentative="1">
       <w:start w:val="1"/>
       <w:numFmt w:val="bullet"/>
       <w:lvlText w:val="•"/>
@@ -29396,7 +29676,7 @@
         <w:ind w:left="720" w:hanging="280"/>
       </w:pPr>
     </w:lvl>
-    <w:lvl w:ilvl="1" w:tplc="75640788" w:tentative="1">
+    <w:lvl w:ilvl="1" w:tplc="8698DB92" w:tentative="1">
       <w:start w:val="1"/>
       <w:numFmt w:val="bullet"/>
       <w:lvlText w:val="–"/>
@@ -29405,7 +29685,7 @@
         <w:ind w:left="1080" w:hanging="280"/>
       </w:pPr>
     </w:lvl>
-    <w:lvl w:ilvl="2" w:tplc="6CD0C23C" w:tentative="1">
+    <w:lvl w:ilvl="2" w:tplc="0D7C90E2" w:tentative="1">
       <w:start w:val="1"/>
       <w:numFmt w:val="bullet"/>
       <w:lvlText w:val="▪"/>
@@ -29414,42 +29694,42 @@
         <w:ind w:left="1440" w:hanging="280"/>
       </w:pPr>
     </w:lvl>
-    <w:lvl w:ilvl="3" w:tplc="EF0073AC">
+    <w:lvl w:ilvl="3" w:tplc="930A8AF6">
       <w:numFmt w:val="decimal"/>
       <w:lvlText w:val=""/>
       <w:lvlJc w:val="left"/>
     </w:lvl>
-    <w:lvl w:ilvl="4" w:tplc="23362DBA">
+    <w:lvl w:ilvl="4" w:tplc="689496E4">
       <w:numFmt w:val="decimal"/>
       <w:lvlText w:val=""/>
       <w:lvlJc w:val="left"/>
     </w:lvl>
-    <w:lvl w:ilvl="5" w:tplc="BBF8AF0E">
+    <w:lvl w:ilvl="5" w:tplc="47F27252">
       <w:numFmt w:val="decimal"/>
       <w:lvlText w:val=""/>
       <w:lvlJc w:val="left"/>
     </w:lvl>
-    <w:lvl w:ilvl="6" w:tplc="18909996">
+    <w:lvl w:ilvl="6" w:tplc="41502480">
       <w:numFmt w:val="decimal"/>
       <w:lvlText w:val=""/>
       <w:lvlJc w:val="left"/>
     </w:lvl>
-    <w:lvl w:ilvl="7" w:tplc="9EE65AC0">
+    <w:lvl w:ilvl="7" w:tplc="C1B6ED80">
       <w:numFmt w:val="decimal"/>
       <w:lvlText w:val=""/>
       <w:lvlJc w:val="left"/>
     </w:lvl>
-    <w:lvl w:ilvl="8" w:tplc="F3BC37F6">
+    <w:lvl w:ilvl="8" w:tplc="022482BC">
       <w:numFmt w:val="decimal"/>
       <w:lvlText w:val=""/>
       <w:lvlJc w:val="left"/>
     </w:lvl>
   </w:abstractNum>
   <w:abstractNum w:abstractNumId="1" w15:restartNumberingAfterBreak="0">
-    <w:nsid w:val="425C7FB6"/>
+    <w:nsid w:val="28B26B9C"/>
     <w:multiLevelType w:val="hybridMultilevel"/>
-    <w:tmpl w:val="E3EE9C30"/>
-    <w:lvl w:ilvl="0" w:tplc="84900596" w:tentative="1">
+    <w:tmpl w:val="B4F6E224"/>
+    <w:lvl w:ilvl="0" w:tplc="3FE8F0B6" w:tentative="1">
       <w:start w:val="1"/>
       <w:numFmt w:val="bullet"/>
       <w:lvlText w:val="●"/>
@@ -29458,7 +29738,7 @@
         <w:ind w:left="720" w:hanging="360"/>
       </w:pPr>
     </w:lvl>
-    <w:lvl w:ilvl="1" w:tplc="AAD4094A" w:tentative="1">
+    <w:lvl w:ilvl="1" w:tplc="36ACB82E" w:tentative="1">
       <w:start w:val="1"/>
       <w:numFmt w:val="bullet"/>
       <w:lvlText w:val="○"/>
@@ -29467,7 +29747,7 @@
         <w:ind w:left="1440" w:hanging="360"/>
       </w:pPr>
     </w:lvl>
-    <w:lvl w:ilvl="2" w:tplc="AC863BE0" w:tentative="1">
+    <w:lvl w:ilvl="2" w:tplc="64A2F5EE" w:tentative="1">
       <w:start w:val="1"/>
       <w:numFmt w:val="bullet"/>
       <w:lvlText w:val="■"/>
@@ -29476,7 +29756,7 @@
         <w:ind w:left="2160" w:hanging="360"/>
       </w:pPr>
     </w:lvl>
-    <w:lvl w:ilvl="3" w:tplc="54FCA0D6" w:tentative="1">
+    <w:lvl w:ilvl="3" w:tplc="71CE46EE" w:tentative="1">
       <w:start w:val="1"/>
       <w:numFmt w:val="bullet"/>
       <w:lvlText w:val="●"/>
@@ -29485,7 +29765,7 @@
         <w:ind w:left="2880" w:hanging="360"/>
       </w:pPr>
     </w:lvl>
-    <w:lvl w:ilvl="4" w:tplc="C2B65130" w:tentative="1">
+    <w:lvl w:ilvl="4" w:tplc="7CE851C0" w:tentative="1">
       <w:start w:val="1"/>
       <w:numFmt w:val="bullet"/>
       <w:lvlText w:val="○"/>
@@ -29494,7 +29774,7 @@
         <w:ind w:left="3600" w:hanging="360"/>
       </w:pPr>
     </w:lvl>
-    <w:lvl w:ilvl="5" w:tplc="05A26296" w:tentative="1">
+    <w:lvl w:ilvl="5" w:tplc="B0D2F03E" w:tentative="1">
       <w:start w:val="1"/>
       <w:numFmt w:val="bullet"/>
       <w:lvlText w:val="■"/>
@@ -29503,7 +29783,7 @@
         <w:ind w:left="4320" w:hanging="360"/>
       </w:pPr>
     </w:lvl>
-    <w:lvl w:ilvl="6" w:tplc="8D44DA0E" w:tentative="1">
+    <w:lvl w:ilvl="6" w:tplc="12A485EC" w:tentative="1">
       <w:start w:val="1"/>
       <w:numFmt w:val="bullet"/>
       <w:lvlText w:val="●"/>
@@ -29512,7 +29792,7 @@
         <w:ind w:left="5040" w:hanging="360"/>
       </w:pPr>
     </w:lvl>
-    <w:lvl w:ilvl="7" w:tplc="EA881404" w:tentative="1">
+    <w:lvl w:ilvl="7" w:tplc="4656B10C" w:tentative="1">
       <w:start w:val="1"/>
       <w:numFmt w:val="bullet"/>
       <w:lvlText w:val="●"/>
@@ -29521,7 +29801,7 @@
         <w:ind w:left="5760" w:hanging="360"/>
       </w:pPr>
     </w:lvl>
-    <w:lvl w:ilvl="8" w:tplc="6310B8A8" w:tentative="1">
+    <w:lvl w:ilvl="8" w:tplc="92D22A46" w:tentative="1">
       <w:start w:val="1"/>
       <w:numFmt w:val="bullet"/>
       <w:lvlText w:val="●"/>
@@ -29532,10 +29812,10 @@
     </w:lvl>
   </w:abstractNum>
   <w:abstractNum w:abstractNumId="2" w15:restartNumberingAfterBreak="0">
-    <w:nsid w:val="5F9C340F"/>
+    <w:nsid w:val="45F51560"/>
     <w:multiLevelType w:val="hybridMultilevel"/>
-    <w:tmpl w:val="DFAE9B2A"/>
-    <w:lvl w:ilvl="0" w:tplc="337CA1C2">
+    <w:tmpl w:val="4D6EED78"/>
+    <w:lvl w:ilvl="0" w:tplc="BC8E4D5A">
       <w:start w:val="1"/>
       <w:numFmt w:val="decimal"/>
       <w:lvlText w:val="%1."/>
@@ -29544,7 +29824,7 @@
         <w:ind w:left="720" w:hanging="360"/>
       </w:pPr>
     </w:lvl>
-    <w:lvl w:ilvl="1" w:tplc="3078E9E0" w:tentative="1">
+    <w:lvl w:ilvl="1" w:tplc="E4FC374E" w:tentative="1">
       <w:start w:val="1"/>
       <w:numFmt w:val="lowerLetter"/>
       <w:lvlText w:val="%2."/>
@@ -29553,7 +29833,7 @@
         <w:ind w:left="1080" w:hanging="360"/>
       </w:pPr>
     </w:lvl>
-    <w:lvl w:ilvl="2" w:tplc="ECAC35E2" w:tentative="1">
+    <w:lvl w:ilvl="2" w:tplc="20C0DB62" w:tentative="1">
       <w:start w:val="1"/>
       <w:numFmt w:val="lowerRoman"/>
       <w:lvlText w:val="%3."/>
@@ -29562,44 +29842,44 @@
         <w:ind w:left="1440" w:hanging="360"/>
       </w:pPr>
     </w:lvl>
-    <w:lvl w:ilvl="3" w:tplc="76C04114">
+    <w:lvl w:ilvl="3" w:tplc="D21CF2EA">
       <w:numFmt w:val="decimal"/>
       <w:lvlText w:val=""/>
       <w:lvlJc w:val="left"/>
     </w:lvl>
-    <w:lvl w:ilvl="4" w:tplc="EE804FE2">
+    <w:lvl w:ilvl="4" w:tplc="9D320D84">
       <w:numFmt w:val="decimal"/>
       <w:lvlText w:val=""/>
       <w:lvlJc w:val="left"/>
     </w:lvl>
-    <w:lvl w:ilvl="5" w:tplc="0D6E7F7E">
+    <w:lvl w:ilvl="5" w:tplc="06A2EFE6">
       <w:numFmt w:val="decimal"/>
       <w:lvlText w:val=""/>
       <w:lvlJc w:val="left"/>
     </w:lvl>
-    <w:lvl w:ilvl="6" w:tplc="9580BCF0">
+    <w:lvl w:ilvl="6" w:tplc="DC9A7A00">
       <w:numFmt w:val="decimal"/>
       <w:lvlText w:val=""/>
       <w:lvlJc w:val="left"/>
     </w:lvl>
-    <w:lvl w:ilvl="7" w:tplc="F1E8D7E6">
+    <w:lvl w:ilvl="7" w:tplc="C646EECC">
       <w:numFmt w:val="decimal"/>
       <w:lvlText w:val=""/>
       <w:lvlJc w:val="left"/>
     </w:lvl>
-    <w:lvl w:ilvl="8" w:tplc="47FE4C26">
+    <w:lvl w:ilvl="8" w:tplc="A9EAE370">
       <w:numFmt w:val="decimal"/>
       <w:lvlText w:val=""/>
       <w:lvlJc w:val="left"/>
     </w:lvl>
   </w:abstractNum>
-  <w:num w:numId="1" w16cid:durableId="1869874661">
+  <w:num w:numId="1" w16cid:durableId="721834558">
     <w:abstractNumId w:val="1"/>
     <w:lvlOverride w:ilvl="0">
       <w:startOverride w:val="1"/>
     </w:lvlOverride>
   </w:num>
-  <w:num w:numId="2" w16cid:durableId="1563638741">
+  <w:num w:numId="2" w16cid:durableId="1834830735">
     <w:abstractNumId w:val="2"/>
     <w:lvlOverride w:ilvl="0">
       <w:startOverride w:val="1"/>
@@ -30304,7 +30584,7 @@
     <w:autoRedefine/>
     <w:uiPriority w:val="39"/>
     <w:unhideWhenUsed/>
-    <w:rsid w:val="00C76A51"/>
+    <w:rsid w:val="000571AF"/>
     <w:pPr>
       <w:spacing w:after="100"/>
     </w:pPr>
@@ -30316,7 +30596,7 @@
     <w:autoRedefine/>
     <w:uiPriority w:val="39"/>
     <w:unhideWhenUsed/>
-    <w:rsid w:val="00C76A51"/>
+    <w:rsid w:val="000571AF"/>
     <w:pPr>
       <w:spacing w:after="100"/>
       <w:ind w:left="210"/>
@@ -30328,7 +30608,7 @@
     <w:next w:val="Normal"/>
     <w:uiPriority w:val="99"/>
     <w:unhideWhenUsed/>
-    <w:rsid w:val="00C76A51"/>
+    <w:rsid w:val="000571AF"/>
   </w:style>
 </w:styles>
 </file>

--- a/docs/08-test-plan/ZP-DOC-08_Test-Plan.docx
+++ b/docs/08-test-plan/ZP-DOC-08_Test-Plan.docx
@@ -90,7 +90,7 @@
           <w:left w:w="10" w:type="dxa"/>
           <w:right w:w="10" w:type="dxa"/>
         </w:tblCellMar>
-        <w:tblLook w:val="0000" w:firstRow="0" w:lastRow="0" w:firstColumn="0" w:lastColumn="0" w:noHBand="0" w:noVBand="0"/>
+        <w:tblLook w:val="04A0" w:firstRow="1" w:lastRow="0" w:firstColumn="1" w:lastColumn="0" w:noHBand="0" w:noVBand="1"/>
       </w:tblPr>
       <w:tblGrid>
         <w:gridCol w:w="2600"/>
@@ -494,7 +494,7 @@
           <w:left w:w="10" w:type="dxa"/>
           <w:right w:w="10" w:type="dxa"/>
         </w:tblCellMar>
-        <w:tblLook w:val="0000" w:firstRow="0" w:lastRow="0" w:firstColumn="0" w:lastColumn="0" w:noHBand="0" w:noVBand="0"/>
+        <w:tblLook w:val="04A0" w:firstRow="1" w:lastRow="0" w:firstColumn="1" w:lastColumn="0" w:noHBand="0" w:noVBand="1"/>
       </w:tblPr>
       <w:tblGrid>
         <w:gridCol w:w="2600"/>
@@ -1189,7 +1189,7 @@
           <w:left w:w="10" w:type="dxa"/>
           <w:right w:w="10" w:type="dxa"/>
         </w:tblCellMar>
-        <w:tblLook w:val="0000" w:firstRow="0" w:lastRow="0" w:firstColumn="0" w:lastColumn="0" w:noHBand="0" w:noVBand="0"/>
+        <w:tblLook w:val="04A0" w:firstRow="1" w:lastRow="0" w:firstColumn="1" w:lastColumn="0" w:noHBand="0" w:noVBand="1"/>
       </w:tblPr>
       <w:tblGrid>
         <w:gridCol w:w="964"/>
@@ -1911,6 +1911,122 @@
                 <w:szCs w:val="19"/>
               </w:rPr>
               <w:t>CR-011: TC-141 (list guide), TC-105 and TC-125 updated (no proposed order); 543 passed</w:t>
+            </w:r>
+          </w:p>
+        </w:tc>
+      </w:tr>
+      <w:tr>
+        <w:tblPrEx>
+          <w:tblCellMar>
+            <w:top w:w="0" w:type="dxa"/>
+            <w:bottom w:w="0" w:type="dxa"/>
+          </w:tblCellMar>
+        </w:tblPrEx>
+        <w:trPr>
+          <w:cantSplit/>
+          <w:trHeight w:val="420"/>
+        </w:trPr>
+        <w:tc>
+          <w:tcPr>
+            <w:tcW w:w="964" w:type="dxa"/>
+            <w:tcBorders>
+              <w:top w:val="single" w:sz="4" w:space="0" w:color="C9D3D0"/>
+              <w:left w:val="single" w:sz="4" w:space="0" w:color="C9D3D0"/>
+              <w:bottom w:val="single" w:sz="4" w:space="0" w:color="C9D3D0"/>
+              <w:right w:val="single" w:sz="4" w:space="0" w:color="C9D3D0"/>
+            </w:tcBorders>
+            <w:tcMar>
+              <w:top w:w="50" w:type="dxa"/>
+              <w:left w:w="100" w:type="dxa"/>
+              <w:bottom w:w="50" w:type="dxa"/>
+              <w:right w:w="100" w:type="dxa"/>
+            </w:tcMar>
+          </w:tcPr>
+          <w:p>
+            <w:r>
+              <w:rPr>
+                <w:sz w:val="19"/>
+                <w:szCs w:val="19"/>
+              </w:rPr>
+              <w:t>0.9</w:t>
+            </w:r>
+          </w:p>
+        </w:tc>
+        <w:tc>
+          <w:tcPr>
+            <w:tcW w:w="1542" w:type="dxa"/>
+            <w:tcBorders>
+              <w:top w:val="single" w:sz="4" w:space="0" w:color="C9D3D0"/>
+              <w:left w:val="single" w:sz="4" w:space="0" w:color="C9D3D0"/>
+              <w:bottom w:val="single" w:sz="4" w:space="0" w:color="C9D3D0"/>
+              <w:right w:val="single" w:sz="4" w:space="0" w:color="C9D3D0"/>
+            </w:tcBorders>
+            <w:tcMar>
+              <w:top w:w="50" w:type="dxa"/>
+              <w:left w:w="100" w:type="dxa"/>
+              <w:bottom w:w="50" w:type="dxa"/>
+              <w:right w:w="100" w:type="dxa"/>
+            </w:tcMar>
+          </w:tcPr>
+          <w:p>
+            <w:r>
+              <w:rPr>
+                <w:sz w:val="19"/>
+                <w:szCs w:val="19"/>
+              </w:rPr>
+              <w:t>23 Oct 2026</w:t>
+            </w:r>
+          </w:p>
+        </w:tc>
+        <w:tc>
+          <w:tcPr>
+            <w:tcW w:w="1928" w:type="dxa"/>
+            <w:tcBorders>
+              <w:top w:val="single" w:sz="4" w:space="0" w:color="C9D3D0"/>
+              <w:left w:val="single" w:sz="4" w:space="0" w:color="C9D3D0"/>
+              <w:bottom w:val="single" w:sz="4" w:space="0" w:color="C9D3D0"/>
+              <w:right w:val="single" w:sz="4" w:space="0" w:color="C9D3D0"/>
+            </w:tcBorders>
+            <w:tcMar>
+              <w:top w:w="50" w:type="dxa"/>
+              <w:left w:w="100" w:type="dxa"/>
+              <w:bottom w:w="50" w:type="dxa"/>
+              <w:right w:w="100" w:type="dxa"/>
+            </w:tcMar>
+          </w:tcPr>
+          <w:p>
+            <w:r>
+              <w:rPr>
+                <w:sz w:val="19"/>
+                <w:szCs w:val="19"/>
+              </w:rPr>
+              <w:t>Team Kestrel</w:t>
+            </w:r>
+          </w:p>
+        </w:tc>
+        <w:tc>
+          <w:tcPr>
+            <w:tcW w:w="5204" w:type="dxa"/>
+            <w:tcBorders>
+              <w:top w:val="single" w:sz="4" w:space="0" w:color="C9D3D0"/>
+              <w:left w:val="single" w:sz="4" w:space="0" w:color="C9D3D0"/>
+              <w:bottom w:val="single" w:sz="4" w:space="0" w:color="C9D3D0"/>
+              <w:right w:val="single" w:sz="4" w:space="0" w:color="C9D3D0"/>
+            </w:tcBorders>
+            <w:tcMar>
+              <w:top w:w="50" w:type="dxa"/>
+              <w:left w:w="100" w:type="dxa"/>
+              <w:bottom w:w="50" w:type="dxa"/>
+              <w:right w:w="100" w:type="dxa"/>
+            </w:tcMar>
+          </w:tcPr>
+          <w:p>
+            <w:r>
+              <w:rPr>
+                <w:sz w:val="19"/>
+                <w:szCs w:val="19"/>
+              </w:rPr>
+              <w:t>CR-012: TC-142 (application co-pilot); 547 passed</w:t>
             </w:r>
           </w:p>
         </w:tc>
@@ -1957,7 +2073,7 @@
           <w:left w:w="10" w:type="dxa"/>
           <w:right w:w="10" w:type="dxa"/>
         </w:tblCellMar>
-        <w:tblLook w:val="0000" w:firstRow="0" w:lastRow="0" w:firstColumn="0" w:lastColumn="0" w:noHBand="0" w:noVBand="0"/>
+        <w:tblLook w:val="04A0" w:firstRow="1" w:lastRow="0" w:firstColumn="1" w:lastColumn="0" w:noHBand="0" w:noVBand="1"/>
       </w:tblPr>
       <w:tblGrid>
         <w:gridCol w:w="2120"/>
@@ -2315,7 +2431,7 @@
     <w:sdt>
       <w:sdtPr>
         <w:alias w:val="Contents"/>
-        <w:id w:val="-1436821534"/>
+        <w:id w:val="1305729574"/>
       </w:sdtPr>
       <w:sdtEndPr/>
       <w:sdtContent>
@@ -2344,7 +2460,7 @@
           <w:r>
             <w:fldChar w:fldCharType="separate"/>
           </w:r>
-          <w:hyperlink w:anchor="_Toc243648003" w:history="1">
+          <w:hyperlink w:anchor="_Toc243650952" w:history="1">
             <w:r>
               <w:rPr>
                 <w:rStyle w:val="Hyperlink"/>
@@ -2368,7 +2484,7 @@
               <w:rPr>
                 <w:noProof/>
               </w:rPr>
-              <w:instrText xml:space="preserve"> PAGEREF _Toc243648003 \h </w:instrText>
+              <w:instrText xml:space="preserve"> PAGEREF _Toc243650952 \h </w:instrText>
             </w:r>
             <w:r>
               <w:rPr>
@@ -2411,7 +2527,7 @@
               <w14:ligatures w14:val="standardContextual"/>
             </w:rPr>
           </w:pPr>
-          <w:hyperlink w:anchor="_Toc243648004" w:history="1">
+          <w:hyperlink w:anchor="_Toc243650953" w:history="1">
             <w:r>
               <w:rPr>
                 <w:rStyle w:val="Hyperlink"/>
@@ -2435,7 +2551,7 @@
               <w:rPr>
                 <w:noProof/>
               </w:rPr>
-              <w:instrText xml:space="preserve"> PAGEREF _Toc243648004 \h </w:instrText>
+              <w:instrText xml:space="preserve"> PAGEREF _Toc243650953 \h </w:instrText>
             </w:r>
             <w:r>
               <w:rPr>
@@ -2478,7 +2594,7 @@
               <w14:ligatures w14:val="standardContextual"/>
             </w:rPr>
           </w:pPr>
-          <w:hyperlink w:anchor="_Toc243648005" w:history="1">
+          <w:hyperlink w:anchor="_Toc243650954" w:history="1">
             <w:r>
               <w:rPr>
                 <w:rStyle w:val="Hyperlink"/>
@@ -2502,7 +2618,7 @@
               <w:rPr>
                 <w:noProof/>
               </w:rPr>
-              <w:instrText xml:space="preserve"> PAGEREF _Toc243648005 \h </w:instrText>
+              <w:instrText xml:space="preserve"> PAGEREF _Toc243650954 \h </w:instrText>
             </w:r>
             <w:r>
               <w:rPr>
@@ -2545,7 +2661,7 @@
               <w14:ligatures w14:val="standardContextual"/>
             </w:rPr>
           </w:pPr>
-          <w:hyperlink w:anchor="_Toc243648006" w:history="1">
+          <w:hyperlink w:anchor="_Toc243650955" w:history="1">
             <w:r>
               <w:rPr>
                 <w:rStyle w:val="Hyperlink"/>
@@ -2569,7 +2685,7 @@
               <w:rPr>
                 <w:noProof/>
               </w:rPr>
-              <w:instrText xml:space="preserve"> PAGEREF _Toc243648006 \h </w:instrText>
+              <w:instrText xml:space="preserve"> PAGEREF _Toc243650955 \h </w:instrText>
             </w:r>
             <w:r>
               <w:rPr>
@@ -2612,7 +2728,7 @@
               <w14:ligatures w14:val="standardContextual"/>
             </w:rPr>
           </w:pPr>
-          <w:hyperlink w:anchor="_Toc243648007" w:history="1">
+          <w:hyperlink w:anchor="_Toc243650956" w:history="1">
             <w:r>
               <w:rPr>
                 <w:rStyle w:val="Hyperlink"/>
@@ -2636,7 +2752,7 @@
               <w:rPr>
                 <w:noProof/>
               </w:rPr>
-              <w:instrText xml:space="preserve"> PAGEREF _Toc243648007 \h </w:instrText>
+              <w:instrText xml:space="preserve"> PAGEREF _Toc243650956 \h </w:instrText>
             </w:r>
             <w:r>
               <w:rPr>
@@ -2679,7 +2795,7 @@
               <w14:ligatures w14:val="standardContextual"/>
             </w:rPr>
           </w:pPr>
-          <w:hyperlink w:anchor="_Toc243648008" w:history="1">
+          <w:hyperlink w:anchor="_Toc243650957" w:history="1">
             <w:r>
               <w:rPr>
                 <w:rStyle w:val="Hyperlink"/>
@@ -2703,7 +2819,7 @@
               <w:rPr>
                 <w:noProof/>
               </w:rPr>
-              <w:instrText xml:space="preserve"> PAGEREF _Toc243648008 \h </w:instrText>
+              <w:instrText xml:space="preserve"> PAGEREF _Toc243650957 \h </w:instrText>
             </w:r>
             <w:r>
               <w:rPr>
@@ -2746,7 +2862,7 @@
               <w14:ligatures w14:val="standardContextual"/>
             </w:rPr>
           </w:pPr>
-          <w:hyperlink w:anchor="_Toc243648009" w:history="1">
+          <w:hyperlink w:anchor="_Toc243650958" w:history="1">
             <w:r>
               <w:rPr>
                 <w:rStyle w:val="Hyperlink"/>
@@ -2770,7 +2886,7 @@
               <w:rPr>
                 <w:noProof/>
               </w:rPr>
-              <w:instrText xml:space="preserve"> PAGEREF _Toc243648009 \h </w:instrText>
+              <w:instrText xml:space="preserve"> PAGEREF _Toc243650958 \h </w:instrText>
             </w:r>
             <w:r>
               <w:rPr>
@@ -2813,7 +2929,7 @@
               <w14:ligatures w14:val="standardContextual"/>
             </w:rPr>
           </w:pPr>
-          <w:hyperlink w:anchor="_Toc243648010" w:history="1">
+          <w:hyperlink w:anchor="_Toc243650959" w:history="1">
             <w:r>
               <w:rPr>
                 <w:rStyle w:val="Hyperlink"/>
@@ -2837,7 +2953,7 @@
               <w:rPr>
                 <w:noProof/>
               </w:rPr>
-              <w:instrText xml:space="preserve"> PAGEREF _Toc243648010 \h </w:instrText>
+              <w:instrText xml:space="preserve"> PAGEREF _Toc243650959 \h </w:instrText>
             </w:r>
             <w:r>
               <w:rPr>
@@ -2880,7 +2996,7 @@
               <w14:ligatures w14:val="standardContextual"/>
             </w:rPr>
           </w:pPr>
-          <w:hyperlink w:anchor="_Toc243648011" w:history="1">
+          <w:hyperlink w:anchor="_Toc243650960" w:history="1">
             <w:r>
               <w:rPr>
                 <w:rStyle w:val="Hyperlink"/>
@@ -2904,7 +3020,7 @@
               <w:rPr>
                 <w:noProof/>
               </w:rPr>
-              <w:instrText xml:space="preserve"> PAGEREF _Toc243648011 \h </w:instrText>
+              <w:instrText xml:space="preserve"> PAGEREF _Toc243650960 \h </w:instrText>
             </w:r>
             <w:r>
               <w:rPr>
@@ -2947,7 +3063,7 @@
               <w14:ligatures w14:val="standardContextual"/>
             </w:rPr>
           </w:pPr>
-          <w:hyperlink w:anchor="_Toc243648012" w:history="1">
+          <w:hyperlink w:anchor="_Toc243650961" w:history="1">
             <w:r>
               <w:rPr>
                 <w:rStyle w:val="Hyperlink"/>
@@ -2971,7 +3087,7 @@
               <w:rPr>
                 <w:noProof/>
               </w:rPr>
-              <w:instrText xml:space="preserve"> PAGEREF _Toc243648012 \h </w:instrText>
+              <w:instrText xml:space="preserve"> PAGEREF _Toc243650961 \h </w:instrText>
             </w:r>
             <w:r>
               <w:rPr>
@@ -3014,7 +3130,7 @@
               <w14:ligatures w14:val="standardContextual"/>
             </w:rPr>
           </w:pPr>
-          <w:hyperlink w:anchor="_Toc243648013" w:history="1">
+          <w:hyperlink w:anchor="_Toc243650962" w:history="1">
             <w:r>
               <w:rPr>
                 <w:rStyle w:val="Hyperlink"/>
@@ -3038,7 +3154,7 @@
               <w:rPr>
                 <w:noProof/>
               </w:rPr>
-              <w:instrText xml:space="preserve"> PAGEREF _Toc243648013 \h </w:instrText>
+              <w:instrText xml:space="preserve"> PAGEREF _Toc243650962 \h </w:instrText>
             </w:r>
             <w:r>
               <w:rPr>
@@ -3081,7 +3197,7 @@
               <w14:ligatures w14:val="standardContextual"/>
             </w:rPr>
           </w:pPr>
-          <w:hyperlink w:anchor="_Toc243648014" w:history="1">
+          <w:hyperlink w:anchor="_Toc243650963" w:history="1">
             <w:r>
               <w:rPr>
                 <w:rStyle w:val="Hyperlink"/>
@@ -3105,7 +3221,7 @@
               <w:rPr>
                 <w:noProof/>
               </w:rPr>
-              <w:instrText xml:space="preserve"> PAGEREF _Toc243648014 \h </w:instrText>
+              <w:instrText xml:space="preserve"> PAGEREF _Toc243650963 \h </w:instrText>
             </w:r>
             <w:r>
               <w:rPr>
@@ -3148,7 +3264,7 @@
               <w14:ligatures w14:val="standardContextual"/>
             </w:rPr>
           </w:pPr>
-          <w:hyperlink w:anchor="_Toc243648015" w:history="1">
+          <w:hyperlink w:anchor="_Toc243650964" w:history="1">
             <w:r>
               <w:rPr>
                 <w:rStyle w:val="Hyperlink"/>
@@ -3172,7 +3288,7 @@
               <w:rPr>
                 <w:noProof/>
               </w:rPr>
-              <w:instrText xml:space="preserve"> PAGEREF _Toc243648015 \h </w:instrText>
+              <w:instrText xml:space="preserve"> PAGEREF _Toc243650964 \h </w:instrText>
             </w:r>
             <w:r>
               <w:rPr>
@@ -3215,7 +3331,7 @@
               <w14:ligatures w14:val="standardContextual"/>
             </w:rPr>
           </w:pPr>
-          <w:hyperlink w:anchor="_Toc243648016" w:history="1">
+          <w:hyperlink w:anchor="_Toc243650965" w:history="1">
             <w:r>
               <w:rPr>
                 <w:rStyle w:val="Hyperlink"/>
@@ -3239,7 +3355,7 @@
               <w:rPr>
                 <w:noProof/>
               </w:rPr>
-              <w:instrText xml:space="preserve"> PAGEREF _Toc243648016 \h </w:instrText>
+              <w:instrText xml:space="preserve"> PAGEREF _Toc243650965 \h </w:instrText>
             </w:r>
             <w:r>
               <w:rPr>
@@ -3282,7 +3398,7 @@
               <w14:ligatures w14:val="standardContextual"/>
             </w:rPr>
           </w:pPr>
-          <w:hyperlink w:anchor="_Toc243648017" w:history="1">
+          <w:hyperlink w:anchor="_Toc243650966" w:history="1">
             <w:r>
               <w:rPr>
                 <w:rStyle w:val="Hyperlink"/>
@@ -3306,7 +3422,7 @@
               <w:rPr>
                 <w:noProof/>
               </w:rPr>
-              <w:instrText xml:space="preserve"> PAGEREF _Toc243648017 \h </w:instrText>
+              <w:instrText xml:space="preserve"> PAGEREF _Toc243650966 \h </w:instrText>
             </w:r>
             <w:r>
               <w:rPr>
@@ -3349,7 +3465,7 @@
               <w14:ligatures w14:val="standardContextual"/>
             </w:rPr>
           </w:pPr>
-          <w:hyperlink w:anchor="_Toc243648018" w:history="1">
+          <w:hyperlink w:anchor="_Toc243650967" w:history="1">
             <w:r>
               <w:rPr>
                 <w:rStyle w:val="Hyperlink"/>
@@ -3373,7 +3489,7 @@
               <w:rPr>
                 <w:noProof/>
               </w:rPr>
-              <w:instrText xml:space="preserve"> PAGEREF _Toc243648018 \h </w:instrText>
+              <w:instrText xml:space="preserve"> PAGEREF _Toc243650967 \h </w:instrText>
             </w:r>
             <w:r>
               <w:rPr>
@@ -3416,7 +3532,7 @@
               <w14:ligatures w14:val="standardContextual"/>
             </w:rPr>
           </w:pPr>
-          <w:hyperlink w:anchor="_Toc243648019" w:history="1">
+          <w:hyperlink w:anchor="_Toc243650968" w:history="1">
             <w:r>
               <w:rPr>
                 <w:rStyle w:val="Hyperlink"/>
@@ -3440,7 +3556,7 @@
               <w:rPr>
                 <w:noProof/>
               </w:rPr>
-              <w:instrText xml:space="preserve"> PAGEREF _Toc243648019 \h </w:instrText>
+              <w:instrText xml:space="preserve"> PAGEREF _Toc243650968 \h </w:instrText>
             </w:r>
             <w:r>
               <w:rPr>
@@ -3483,7 +3599,7 @@
               <w14:ligatures w14:val="standardContextual"/>
             </w:rPr>
           </w:pPr>
-          <w:hyperlink w:anchor="_Toc243648020" w:history="1">
+          <w:hyperlink w:anchor="_Toc243650969" w:history="1">
             <w:r>
               <w:rPr>
                 <w:rStyle w:val="Hyperlink"/>
@@ -3507,7 +3623,7 @@
               <w:rPr>
                 <w:noProof/>
               </w:rPr>
-              <w:instrText xml:space="preserve"> PAGEREF _Toc243648020 \h </w:instrText>
+              <w:instrText xml:space="preserve"> PAGEREF _Toc243650969 \h </w:instrText>
             </w:r>
             <w:r>
               <w:rPr>
@@ -3550,7 +3666,7 @@
               <w14:ligatures w14:val="standardContextual"/>
             </w:rPr>
           </w:pPr>
-          <w:hyperlink w:anchor="_Toc243648021" w:history="1">
+          <w:hyperlink w:anchor="_Toc243650970" w:history="1">
             <w:r>
               <w:rPr>
                 <w:rStyle w:val="Hyperlink"/>
@@ -3574,7 +3690,7 @@
               <w:rPr>
                 <w:noProof/>
               </w:rPr>
-              <w:instrText xml:space="preserve"> PAGEREF _Toc243648021 \h </w:instrText>
+              <w:instrText xml:space="preserve"> PAGEREF _Toc243650970 \h </w:instrText>
             </w:r>
             <w:r>
               <w:rPr>
@@ -3617,7 +3733,7 @@
               <w14:ligatures w14:val="standardContextual"/>
             </w:rPr>
           </w:pPr>
-          <w:hyperlink w:anchor="_Toc243648022" w:history="1">
+          <w:hyperlink w:anchor="_Toc243650971" w:history="1">
             <w:r>
               <w:rPr>
                 <w:rStyle w:val="Hyperlink"/>
@@ -3641,7 +3757,7 @@
               <w:rPr>
                 <w:noProof/>
               </w:rPr>
-              <w:instrText xml:space="preserve"> PAGEREF _Toc243648022 \h </w:instrText>
+              <w:instrText xml:space="preserve"> PAGEREF _Toc243650971 \h </w:instrText>
             </w:r>
             <w:r>
               <w:rPr>
@@ -3684,7 +3800,7 @@
               <w14:ligatures w14:val="standardContextual"/>
             </w:rPr>
           </w:pPr>
-          <w:hyperlink w:anchor="_Toc243648023" w:history="1">
+          <w:hyperlink w:anchor="_Toc243650972" w:history="1">
             <w:r>
               <w:rPr>
                 <w:rStyle w:val="Hyperlink"/>
@@ -3708,7 +3824,7 @@
               <w:rPr>
                 <w:noProof/>
               </w:rPr>
-              <w:instrText xml:space="preserve"> PAGEREF _Toc243648023 \h </w:instrText>
+              <w:instrText xml:space="preserve"> PAGEREF _Toc243650972 \h </w:instrText>
             </w:r>
             <w:r>
               <w:rPr>
@@ -3751,7 +3867,7 @@
               <w14:ligatures w14:val="standardContextual"/>
             </w:rPr>
           </w:pPr>
-          <w:hyperlink w:anchor="_Toc243648024" w:history="1">
+          <w:hyperlink w:anchor="_Toc243650973" w:history="1">
             <w:r>
               <w:rPr>
                 <w:rStyle w:val="Hyperlink"/>
@@ -3775,7 +3891,7 @@
               <w:rPr>
                 <w:noProof/>
               </w:rPr>
-              <w:instrText xml:space="preserve"> PAGEREF _Toc243648024 \h </w:instrText>
+              <w:instrText xml:space="preserve"> PAGEREF _Toc243650973 \h </w:instrText>
             </w:r>
             <w:r>
               <w:rPr>
@@ -3818,7 +3934,7 @@
               <w14:ligatures w14:val="standardContextual"/>
             </w:rPr>
           </w:pPr>
-          <w:hyperlink w:anchor="_Toc243648025" w:history="1">
+          <w:hyperlink w:anchor="_Toc243650974" w:history="1">
             <w:r>
               <w:rPr>
                 <w:rStyle w:val="Hyperlink"/>
@@ -3842,7 +3958,7 @@
               <w:rPr>
                 <w:noProof/>
               </w:rPr>
-              <w:instrText xml:space="preserve"> PAGEREF _Toc243648025 \h </w:instrText>
+              <w:instrText xml:space="preserve"> PAGEREF _Toc243650974 \h </w:instrText>
             </w:r>
             <w:r>
               <w:rPr>
@@ -3888,7 +4004,7 @@
     <w:sdt>
       <w:sdtPr>
         <w:alias w:val="Tables"/>
-        <w:id w:val="1763794543"/>
+        <w:id w:val="1401031227"/>
       </w:sdtPr>
       <w:sdtEndPr/>
       <w:sdtContent>
@@ -3917,7 +4033,7 @@
           <w:r>
             <w:fldChar w:fldCharType="separate"/>
           </w:r>
-          <w:hyperlink w:anchor="_Toc243648026" w:history="1">
+          <w:hyperlink w:anchor="_Toc243650975" w:history="1">
             <w:r>
               <w:rPr>
                 <w:rStyle w:val="Hyperlink"/>
@@ -3941,7 +4057,7 @@
               <w:rPr>
                 <w:noProof/>
               </w:rPr>
-              <w:instrText xml:space="preserve"> PAGEREF _Toc243648026 \h </w:instrText>
+              <w:instrText xml:space="preserve"> PAGEREF _Toc243650975 \h </w:instrText>
             </w:r>
             <w:r>
               <w:rPr>
@@ -3984,7 +4100,7 @@
               <w14:ligatures w14:val="standardContextual"/>
             </w:rPr>
           </w:pPr>
-          <w:hyperlink w:anchor="_Toc243648027" w:history="1">
+          <w:hyperlink w:anchor="_Toc243650976" w:history="1">
             <w:r>
               <w:rPr>
                 <w:rStyle w:val="Hyperlink"/>
@@ -4008,7 +4124,7 @@
               <w:rPr>
                 <w:noProof/>
               </w:rPr>
-              <w:instrText xml:space="preserve"> PAGEREF _Toc243648027 \h </w:instrText>
+              <w:instrText xml:space="preserve"> PAGEREF _Toc243650976 \h </w:instrText>
             </w:r>
             <w:r>
               <w:rPr>
@@ -4051,7 +4167,7 @@
               <w14:ligatures w14:val="standardContextual"/>
             </w:rPr>
           </w:pPr>
-          <w:hyperlink w:anchor="_Toc243648028" w:history="1">
+          <w:hyperlink w:anchor="_Toc243650977" w:history="1">
             <w:r>
               <w:rPr>
                 <w:rStyle w:val="Hyperlink"/>
@@ -4075,7 +4191,7 @@
               <w:rPr>
                 <w:noProof/>
               </w:rPr>
-              <w:instrText xml:space="preserve"> PAGEREF _Toc243648028 \h </w:instrText>
+              <w:instrText xml:space="preserve"> PAGEREF _Toc243650977 \h </w:instrText>
             </w:r>
             <w:r>
               <w:rPr>
@@ -4118,7 +4234,7 @@
               <w14:ligatures w14:val="standardContextual"/>
             </w:rPr>
           </w:pPr>
-          <w:hyperlink w:anchor="_Toc243648029" w:history="1">
+          <w:hyperlink w:anchor="_Toc243650978" w:history="1">
             <w:r>
               <w:rPr>
                 <w:rStyle w:val="Hyperlink"/>
@@ -4142,7 +4258,7 @@
               <w:rPr>
                 <w:noProof/>
               </w:rPr>
-              <w:instrText xml:space="preserve"> PAGEREF _Toc243648029 \h </w:instrText>
+              <w:instrText xml:space="preserve"> PAGEREF _Toc243650978 \h </w:instrText>
             </w:r>
             <w:r>
               <w:rPr>
@@ -4185,7 +4301,7 @@
               <w14:ligatures w14:val="standardContextual"/>
             </w:rPr>
           </w:pPr>
-          <w:hyperlink w:anchor="_Toc243648030" w:history="1">
+          <w:hyperlink w:anchor="_Toc243650979" w:history="1">
             <w:r>
               <w:rPr>
                 <w:rStyle w:val="Hyperlink"/>
@@ -4209,7 +4325,7 @@
               <w:rPr>
                 <w:noProof/>
               </w:rPr>
-              <w:instrText xml:space="preserve"> PAGEREF _Toc243648030 \h </w:instrText>
+              <w:instrText xml:space="preserve"> PAGEREF _Toc243650979 \h </w:instrText>
             </w:r>
             <w:r>
               <w:rPr>
@@ -4252,7 +4368,7 @@
               <w14:ligatures w14:val="standardContextual"/>
             </w:rPr>
           </w:pPr>
-          <w:hyperlink w:anchor="_Toc243648031" w:history="1">
+          <w:hyperlink w:anchor="_Toc243650980" w:history="1">
             <w:r>
               <w:rPr>
                 <w:rStyle w:val="Hyperlink"/>
@@ -4276,7 +4392,7 @@
               <w:rPr>
                 <w:noProof/>
               </w:rPr>
-              <w:instrText xml:space="preserve"> PAGEREF _Toc243648031 \h </w:instrText>
+              <w:instrText xml:space="preserve"> PAGEREF _Toc243650980 \h </w:instrText>
             </w:r>
             <w:r>
               <w:rPr>
@@ -4319,7 +4435,7 @@
               <w14:ligatures w14:val="standardContextual"/>
             </w:rPr>
           </w:pPr>
-          <w:hyperlink w:anchor="_Toc243648032" w:history="1">
+          <w:hyperlink w:anchor="_Toc243650981" w:history="1">
             <w:r>
               <w:rPr>
                 <w:rStyle w:val="Hyperlink"/>
@@ -4343,7 +4459,7 @@
               <w:rPr>
                 <w:noProof/>
               </w:rPr>
-              <w:instrText xml:space="preserve"> PAGEREF _Toc243648032 \h </w:instrText>
+              <w:instrText xml:space="preserve"> PAGEREF _Toc243650981 \h </w:instrText>
             </w:r>
             <w:r>
               <w:rPr>
@@ -4386,7 +4502,7 @@
               <w14:ligatures w14:val="standardContextual"/>
             </w:rPr>
           </w:pPr>
-          <w:hyperlink w:anchor="_Toc243648033" w:history="1">
+          <w:hyperlink w:anchor="_Toc243650982" w:history="1">
             <w:r>
               <w:rPr>
                 <w:rStyle w:val="Hyperlink"/>
@@ -4410,7 +4526,7 @@
               <w:rPr>
                 <w:noProof/>
               </w:rPr>
-              <w:instrText xml:space="preserve"> PAGEREF _Toc243648033 \h </w:instrText>
+              <w:instrText xml:space="preserve"> PAGEREF _Toc243650982 \h </w:instrText>
             </w:r>
             <w:r>
               <w:rPr>
@@ -4453,7 +4569,7 @@
               <w14:ligatures w14:val="standardContextual"/>
             </w:rPr>
           </w:pPr>
-          <w:hyperlink w:anchor="_Toc243648034" w:history="1">
+          <w:hyperlink w:anchor="_Toc243650983" w:history="1">
             <w:r>
               <w:rPr>
                 <w:rStyle w:val="Hyperlink"/>
@@ -4477,7 +4593,7 @@
               <w:rPr>
                 <w:noProof/>
               </w:rPr>
-              <w:instrText xml:space="preserve"> PAGEREF _Toc243648034 \h </w:instrText>
+              <w:instrText xml:space="preserve"> PAGEREF _Toc243650983 \h </w:instrText>
             </w:r>
             <w:r>
               <w:rPr>
@@ -4520,7 +4636,7 @@
               <w14:ligatures w14:val="standardContextual"/>
             </w:rPr>
           </w:pPr>
-          <w:hyperlink w:anchor="_Toc243648035" w:history="1">
+          <w:hyperlink w:anchor="_Toc243650984" w:history="1">
             <w:r>
               <w:rPr>
                 <w:rStyle w:val="Hyperlink"/>
@@ -4544,7 +4660,7 @@
               <w:rPr>
                 <w:noProof/>
               </w:rPr>
-              <w:instrText xml:space="preserve"> PAGEREF _Toc243648035 \h </w:instrText>
+              <w:instrText xml:space="preserve"> PAGEREF _Toc243650984 \h </w:instrText>
             </w:r>
             <w:r>
               <w:rPr>
@@ -4587,7 +4703,7 @@
               <w14:ligatures w14:val="standardContextual"/>
             </w:rPr>
           </w:pPr>
-          <w:hyperlink w:anchor="_Toc243648036" w:history="1">
+          <w:hyperlink w:anchor="_Toc243650985" w:history="1">
             <w:r>
               <w:rPr>
                 <w:rStyle w:val="Hyperlink"/>
@@ -4611,7 +4727,7 @@
               <w:rPr>
                 <w:noProof/>
               </w:rPr>
-              <w:instrText xml:space="preserve"> PAGEREF _Toc243648036 \h </w:instrText>
+              <w:instrText xml:space="preserve"> PAGEREF _Toc243650985 \h </w:instrText>
             </w:r>
             <w:r>
               <w:rPr>
@@ -4654,7 +4770,7 @@
               <w14:ligatures w14:val="standardContextual"/>
             </w:rPr>
           </w:pPr>
-          <w:hyperlink w:anchor="_Toc243648037" w:history="1">
+          <w:hyperlink w:anchor="_Toc243650986" w:history="1">
             <w:r>
               <w:rPr>
                 <w:rStyle w:val="Hyperlink"/>
@@ -4678,7 +4794,7 @@
               <w:rPr>
                 <w:noProof/>
               </w:rPr>
-              <w:instrText xml:space="preserve"> PAGEREF _Toc243648037 \h </w:instrText>
+              <w:instrText xml:space="preserve"> PAGEREF _Toc243650986 \h </w:instrText>
             </w:r>
             <w:r>
               <w:rPr>
@@ -4721,7 +4837,7 @@
               <w14:ligatures w14:val="standardContextual"/>
             </w:rPr>
           </w:pPr>
-          <w:hyperlink w:anchor="_Toc243648038" w:history="1">
+          <w:hyperlink w:anchor="_Toc243650987" w:history="1">
             <w:r>
               <w:rPr>
                 <w:rStyle w:val="Hyperlink"/>
@@ -4745,7 +4861,7 @@
               <w:rPr>
                 <w:noProof/>
               </w:rPr>
-              <w:instrText xml:space="preserve"> PAGEREF _Toc243648038 \h </w:instrText>
+              <w:instrText xml:space="preserve"> PAGEREF _Toc243650987 \h </w:instrText>
             </w:r>
             <w:r>
               <w:rPr>
@@ -4788,7 +4904,7 @@
               <w14:ligatures w14:val="standardContextual"/>
             </w:rPr>
           </w:pPr>
-          <w:hyperlink w:anchor="_Toc243648039" w:history="1">
+          <w:hyperlink w:anchor="_Toc243650988" w:history="1">
             <w:r>
               <w:rPr>
                 <w:rStyle w:val="Hyperlink"/>
@@ -4812,7 +4928,7 @@
               <w:rPr>
                 <w:noProof/>
               </w:rPr>
-              <w:instrText xml:space="preserve"> PAGEREF _Toc243648039 \h </w:instrText>
+              <w:instrText xml:space="preserve"> PAGEREF _Toc243650988 \h </w:instrText>
             </w:r>
             <w:r>
               <w:rPr>
@@ -4855,7 +4971,7 @@
               <w14:ligatures w14:val="standardContextual"/>
             </w:rPr>
           </w:pPr>
-          <w:hyperlink w:anchor="_Toc243648040" w:history="1">
+          <w:hyperlink w:anchor="_Toc243650989" w:history="1">
             <w:r>
               <w:rPr>
                 <w:rStyle w:val="Hyperlink"/>
@@ -4879,7 +4995,7 @@
               <w:rPr>
                 <w:noProof/>
               </w:rPr>
-              <w:instrText xml:space="preserve"> PAGEREF _Toc243648040 \h </w:instrText>
+              <w:instrText xml:space="preserve"> PAGEREF _Toc243650989 \h </w:instrText>
             </w:r>
             <w:r>
               <w:rPr>
@@ -4920,7 +5036,7 @@
         <w:keepLines/>
         <w:pageBreakBefore/>
       </w:pPr>
-      <w:bookmarkStart w:id="0" w:name="_Toc243648003"/>
+      <w:bookmarkStart w:id="0" w:name="_Toc243650952"/>
       <w:r>
         <w:lastRenderedPageBreak/>
         <w:t>1 Introduction</w:t>
@@ -4933,7 +5049,7 @@
         <w:keepNext/>
         <w:keepLines/>
       </w:pPr>
-      <w:bookmarkStart w:id="1" w:name="_Toc243648004"/>
+      <w:bookmarkStart w:id="1" w:name="_Toc243650953"/>
       <w:r>
         <w:t>1.1 Purpose</w:t>
       </w:r>
@@ -4944,10 +5060,7 @@
         <w:spacing w:after="120"/>
       </w:pPr>
       <w:r>
-        <w:t xml:space="preserve">This document states how ZedPath is tested, what is tested, on what, and with what result. It follows the </w:t>
-      </w:r>
-      <w:r>
-        <w:t>structure of IEEE 829 and ISO/IEC/IEEE 29119-3 (test plan and test summary content), scaled to a three-week buildathon product. It also gives the matrix from requirement to test case that ZP-DOC-00 requires of this document.</w:t>
+        <w:t>This document states how ZedPath is tested, what is tested, on what, and with what result. It follows the structure of IEEE 829 and ISO/IEC/IEEE 29119-3 (test plan and test summary content), scaled to a three-week buildathon product. It also gives the matrix from requirement to test case that ZP-DOC-00 requires of this document.</w:t>
       </w:r>
     </w:p>
     <w:p>
@@ -4956,7 +5069,7 @@
         <w:keepNext/>
         <w:keepLines/>
       </w:pPr>
-      <w:bookmarkStart w:id="2" w:name="_Toc243648005"/>
+      <w:bookmarkStart w:id="2" w:name="_Toc243650954"/>
       <w:r>
         <w:t>1.2 Scope</w:t>
       </w:r>
@@ -4979,7 +5092,7 @@
         <w:keepNext/>
         <w:keepLines/>
       </w:pPr>
-      <w:bookmarkStart w:id="3" w:name="_Toc243648006"/>
+      <w:bookmarkStart w:id="3" w:name="_Toc243650955"/>
       <w:r>
         <w:t>1.3 Intended audience</w:t>
       </w:r>
@@ -4999,7 +5112,7 @@
         <w:keepNext/>
         <w:keepLines/>
       </w:pPr>
-      <w:bookmarkStart w:id="4" w:name="_Toc243648007"/>
+      <w:bookmarkStart w:id="4" w:name="_Toc243650956"/>
       <w:r>
         <w:t>1.4 Relationship to other documents</w:t>
       </w:r>
@@ -5010,7 +5123,7 @@
         <w:pStyle w:val="Caption"/>
         <w:keepNext/>
       </w:pPr>
-      <w:bookmarkStart w:id="5" w:name="_Toc243648026"/>
+      <w:bookmarkStart w:id="5" w:name="_Toc243650975"/>
       <w:r>
         <w:t xml:space="preserve">Table </w:t>
       </w:r>
@@ -5052,7 +5165,7 @@
           <w:left w:w="10" w:type="dxa"/>
           <w:right w:w="10" w:type="dxa"/>
         </w:tblCellMar>
-        <w:tblLook w:val="0000" w:firstRow="0" w:lastRow="0" w:firstColumn="0" w:lastColumn="0" w:noHBand="0" w:noVBand="0"/>
+        <w:tblLook w:val="04A0" w:firstRow="1" w:lastRow="0" w:firstColumn="1" w:lastColumn="0" w:noHBand="0" w:noVBand="1"/>
       </w:tblPr>
       <w:tblGrid>
         <w:gridCol w:w="3327"/>
@@ -5528,7 +5641,7 @@
         <w:keepLines/>
         <w:pageBreakBefore/>
       </w:pPr>
-      <w:bookmarkStart w:id="6" w:name="_Toc243648008"/>
+      <w:bookmarkStart w:id="6" w:name="_Toc243650957"/>
       <w:r>
         <w:lastRenderedPageBreak/>
         <w:t>2 Test strategy</w:t>
@@ -5541,7 +5654,7 @@
         <w:keepNext/>
         <w:keepLines/>
       </w:pPr>
-      <w:bookmarkStart w:id="7" w:name="_Toc243648009"/>
+      <w:bookmarkStart w:id="7" w:name="_Toc243650958"/>
       <w:r>
         <w:t>2.1 Test levels</w:t>
       </w:r>
@@ -5552,7 +5665,7 @@
         <w:pStyle w:val="Caption"/>
         <w:keepNext/>
       </w:pPr>
-      <w:bookmarkStart w:id="8" w:name="_Toc243648027"/>
+      <w:bookmarkStart w:id="8" w:name="_Toc243650976"/>
       <w:r>
         <w:t xml:space="preserve">Table </w:t>
       </w:r>
@@ -5594,7 +5707,7 @@
           <w:left w:w="10" w:type="dxa"/>
           <w:right w:w="10" w:type="dxa"/>
         </w:tblCellMar>
-        <w:tblLook w:val="0000" w:firstRow="0" w:lastRow="0" w:firstColumn="0" w:lastColumn="0" w:noHBand="0" w:noVBand="0"/>
+        <w:tblLook w:val="04A0" w:firstRow="1" w:lastRow="0" w:firstColumn="1" w:lastColumn="0" w:noHBand="0" w:noVBand="1"/>
       </w:tblPr>
       <w:tblGrid>
         <w:gridCol w:w="1967"/>
@@ -6794,7 +6907,7 @@
         <w:keepNext/>
         <w:keepLines/>
       </w:pPr>
-      <w:bookmarkStart w:id="9" w:name="_Toc243648010"/>
+      <w:bookmarkStart w:id="9" w:name="_Toc243650959"/>
       <w:r>
         <w:t>2.2 Test types</w:t>
       </w:r>
@@ -6805,7 +6918,7 @@
         <w:pStyle w:val="Caption"/>
         <w:keepNext/>
       </w:pPr>
-      <w:bookmarkStart w:id="10" w:name="_Toc243648028"/>
+      <w:bookmarkStart w:id="10" w:name="_Toc243650977"/>
       <w:r>
         <w:t xml:space="preserve">Table </w:t>
       </w:r>
@@ -6847,7 +6960,7 @@
           <w:left w:w="10" w:type="dxa"/>
           <w:right w:w="10" w:type="dxa"/>
         </w:tblCellMar>
-        <w:tblLook w:val="0000" w:firstRow="0" w:lastRow="0" w:firstColumn="0" w:lastColumn="0" w:noHBand="0" w:noVBand="0"/>
+        <w:tblLook w:val="04A0" w:firstRow="1" w:lastRow="0" w:firstColumn="1" w:lastColumn="0" w:noHBand="0" w:noVBand="1"/>
       </w:tblPr>
       <w:tblGrid>
         <w:gridCol w:w="3173"/>
@@ -7593,7 +7706,7 @@
         <w:keepNext/>
         <w:keepLines/>
       </w:pPr>
-      <w:bookmarkStart w:id="11" w:name="_Toc243648011"/>
+      <w:bookmarkStart w:id="11" w:name="_Toc243650960"/>
       <w:r>
         <w:t>2.3 Approach</w:t>
       </w:r>
@@ -7626,7 +7739,7 @@
         <w:keepLines/>
         <w:pageBreakBefore/>
       </w:pPr>
-      <w:bookmarkStart w:id="12" w:name="_Toc243648012"/>
+      <w:bookmarkStart w:id="12" w:name="_Toc243650961"/>
       <w:r>
         <w:lastRenderedPageBreak/>
         <w:t>3 Test environment</w:t>
@@ -7638,7 +7751,7 @@
         <w:pStyle w:val="Caption"/>
         <w:keepNext/>
       </w:pPr>
-      <w:bookmarkStart w:id="13" w:name="_Toc243648029"/>
+      <w:bookmarkStart w:id="13" w:name="_Toc243650978"/>
       <w:r>
         <w:t xml:space="preserve">Table </w:t>
       </w:r>
@@ -7680,7 +7793,7 @@
           <w:left w:w="10" w:type="dxa"/>
           <w:right w:w="10" w:type="dxa"/>
         </w:tblCellMar>
-        <w:tblLook w:val="0000" w:firstRow="0" w:lastRow="0" w:firstColumn="0" w:lastColumn="0" w:noHBand="0" w:noVBand="0"/>
+        <w:tblLook w:val="04A0" w:firstRow="1" w:lastRow="0" w:firstColumn="1" w:lastColumn="0" w:noHBand="0" w:noVBand="1"/>
       </w:tblPr>
       <w:tblGrid>
         <w:gridCol w:w="2276"/>
@@ -8301,7 +8414,7 @@
         <w:keepLines/>
         <w:pageBreakBefore/>
       </w:pPr>
-      <w:bookmarkStart w:id="14" w:name="_Toc243648013"/>
+      <w:bookmarkStart w:id="14" w:name="_Toc243650962"/>
       <w:r>
         <w:lastRenderedPageBreak/>
         <w:t>4 Entry and exit criteria</w:t>
@@ -8314,7 +8427,7 @@
         <w:keepNext/>
         <w:keepLines/>
       </w:pPr>
-      <w:bookmarkStart w:id="15" w:name="_Toc243648014"/>
+      <w:bookmarkStart w:id="15" w:name="_Toc243650963"/>
       <w:r>
         <w:t>4.1 Entry criteria</w:t>
       </w:r>
@@ -8334,7 +8447,7 @@
         <w:keepNext/>
         <w:keepLines/>
       </w:pPr>
-      <w:bookmarkStart w:id="16" w:name="_Toc243648015"/>
+      <w:bookmarkStart w:id="16" w:name="_Toc243650964"/>
       <w:r>
         <w:t>4.2 Exit criteria (Definition of Done)</w:t>
       </w:r>
@@ -8542,7 +8655,7 @@
         <w:keepNext/>
         <w:keepLines/>
       </w:pPr>
-      <w:bookmarkStart w:id="17" w:name="_Toc243648016"/>
+      <w:bookmarkStart w:id="17" w:name="_Toc243650965"/>
       <w:r>
         <w:t>4.3 </w:t>
       </w:r>
@@ -8566,7 +8679,7 @@
         <w:keepLines/>
         <w:pageBreakBefore/>
       </w:pPr>
-      <w:bookmarkStart w:id="18" w:name="_Toc243648017"/>
+      <w:bookmarkStart w:id="18" w:name="_Toc243650966"/>
       <w:r>
         <w:lastRenderedPageBreak/>
         <w:t>5 Test items and features</w:t>
@@ -8578,7 +8691,7 @@
         <w:pStyle w:val="Caption"/>
         <w:keepNext/>
       </w:pPr>
-      <w:bookmarkStart w:id="19" w:name="_Toc243648030"/>
+      <w:bookmarkStart w:id="19" w:name="_Toc243650979"/>
       <w:r>
         <w:t xml:space="preserve">Table </w:t>
       </w:r>
@@ -8620,7 +8733,7 @@
           <w:left w:w="10" w:type="dxa"/>
           <w:right w:w="10" w:type="dxa"/>
         </w:tblCellMar>
-        <w:tblLook w:val="0000" w:firstRow="0" w:lastRow="0" w:firstColumn="0" w:lastColumn="0" w:noHBand="0" w:noVBand="0"/>
+        <w:tblLook w:val="04A0" w:firstRow="1" w:lastRow="0" w:firstColumn="1" w:lastColumn="0" w:noHBand="0" w:noVBand="1"/>
       </w:tblPr>
       <w:tblGrid>
         <w:gridCol w:w="2742"/>
@@ -11435,7 +11548,7 @@
         <w:keepLines/>
         <w:pageBreakBefore/>
       </w:pPr>
-      <w:bookmarkStart w:id="20" w:name="_Toc243648018"/>
+      <w:bookmarkStart w:id="20" w:name="_Toc243650967"/>
       <w:r>
         <w:lastRenderedPageBreak/>
         <w:t>6 Test case catalogue</w:t>
@@ -11467,7 +11580,7 @@
         <w:pStyle w:val="Caption"/>
         <w:keepNext/>
       </w:pPr>
-      <w:bookmarkStart w:id="21" w:name="_Toc243648031"/>
+      <w:bookmarkStart w:id="21" w:name="_Toc243650980"/>
       <w:r>
         <w:t xml:space="preserve">Table </w:t>
       </w:r>
@@ -11509,7 +11622,7 @@
           <w:left w:w="10" w:type="dxa"/>
           <w:right w:w="10" w:type="dxa"/>
         </w:tblCellMar>
-        <w:tblLook w:val="0000" w:firstRow="0" w:lastRow="0" w:firstColumn="0" w:lastColumn="0" w:noHBand="0" w:noVBand="0"/>
+        <w:tblLook w:val="04A0" w:firstRow="1" w:lastRow="0" w:firstColumn="1" w:lastColumn="0" w:noHBand="0" w:noVBand="1"/>
       </w:tblPr>
       <w:tblGrid>
         <w:gridCol w:w="741"/>
@@ -18878,6 +18991,181 @@
           </w:p>
         </w:tc>
       </w:tr>
+      <w:tr>
+        <w:tblPrEx>
+          <w:tblCellMar>
+            <w:top w:w="0" w:type="dxa"/>
+            <w:bottom w:w="0" w:type="dxa"/>
+          </w:tblCellMar>
+        </w:tblPrEx>
+        <w:trPr>
+          <w:cantSplit/>
+        </w:trPr>
+        <w:tc>
+          <w:tcPr>
+            <w:tcW w:w="741" w:type="dxa"/>
+            <w:tcBorders>
+              <w:top w:val="single" w:sz="4" w:space="0" w:color="C9D3D0"/>
+              <w:left w:val="single" w:sz="4" w:space="0" w:color="C9D3D0"/>
+              <w:bottom w:val="single" w:sz="4" w:space="0" w:color="C9D3D0"/>
+              <w:right w:val="single" w:sz="4" w:space="0" w:color="C9D3D0"/>
+            </w:tcBorders>
+            <w:shd w:val="clear" w:color="auto" w:fill="F3F8F6"/>
+            <w:tcMar>
+              <w:top w:w="50" w:type="dxa"/>
+              <w:left w:w="100" w:type="dxa"/>
+              <w:bottom w:w="50" w:type="dxa"/>
+              <w:right w:w="100" w:type="dxa"/>
+            </w:tcMar>
+            <w:vAlign w:val="center"/>
+          </w:tcPr>
+          <w:p>
+            <w:pPr>
+              <w:spacing w:line="252" w:lineRule="auto"/>
+            </w:pPr>
+            <w:r>
+              <w:rPr>
+                <w:sz w:val="19"/>
+                <w:szCs w:val="19"/>
+              </w:rPr>
+              <w:t>TC-142</w:t>
+            </w:r>
+          </w:p>
+        </w:tc>
+        <w:tc>
+          <w:tcPr>
+            <w:tcW w:w="1266" w:type="dxa"/>
+            <w:tcBorders>
+              <w:top w:val="single" w:sz="4" w:space="0" w:color="C9D3D0"/>
+              <w:left w:val="single" w:sz="4" w:space="0" w:color="C9D3D0"/>
+              <w:bottom w:val="single" w:sz="4" w:space="0" w:color="C9D3D0"/>
+              <w:right w:val="single" w:sz="4" w:space="0" w:color="C9D3D0"/>
+            </w:tcBorders>
+            <w:shd w:val="clear" w:color="auto" w:fill="F3F8F6"/>
+            <w:tcMar>
+              <w:top w:w="50" w:type="dxa"/>
+              <w:left w:w="100" w:type="dxa"/>
+              <w:bottom w:w="50" w:type="dxa"/>
+              <w:right w:w="100" w:type="dxa"/>
+            </w:tcMar>
+            <w:vAlign w:val="center"/>
+          </w:tcPr>
+          <w:p>
+            <w:pPr>
+              <w:spacing w:line="252" w:lineRule="auto"/>
+            </w:pPr>
+            <w:r>
+              <w:rPr>
+                <w:sz w:val="19"/>
+                <w:szCs w:val="19"/>
+              </w:rPr>
+              <w:t>Application co-pilot (CR-012)</w:t>
+            </w:r>
+          </w:p>
+        </w:tc>
+        <w:tc>
+          <w:tcPr>
+            <w:tcW w:w="3103" w:type="dxa"/>
+            <w:tcBorders>
+              <w:top w:val="single" w:sz="4" w:space="0" w:color="C9D3D0"/>
+              <w:left w:val="single" w:sz="4" w:space="0" w:color="C9D3D0"/>
+              <w:bottom w:val="single" w:sz="4" w:space="0" w:color="C9D3D0"/>
+              <w:right w:val="single" w:sz="4" w:space="0" w:color="C9D3D0"/>
+            </w:tcBorders>
+            <w:shd w:val="clear" w:color="auto" w:fill="F3F8F6"/>
+            <w:tcMar>
+              <w:top w:w="50" w:type="dxa"/>
+              <w:left w:w="100" w:type="dxa"/>
+              <w:bottom w:w="50" w:type="dxa"/>
+              <w:right w:w="100" w:type="dxa"/>
+            </w:tcMar>
+            <w:vAlign w:val="center"/>
+          </w:tcPr>
+          <w:p>
+            <w:pPr>
+              <w:spacing w:line="252" w:lineRule="auto"/>
+            </w:pPr>
+            <w:r>
+              <w:rPr>
+                <w:rFonts w:ascii="Consolas" w:eastAsia="Consolas" w:hAnsi="Consolas" w:cs="Consolas"/>
+                <w:sz w:val="17"/>
+                <w:szCs w:val="17"/>
+                <w:shd w:val="clear" w:color="auto" w:fill="F2F4F3"/>
+              </w:rPr>
+              <w:t>src/apply.test.ts</w:t>
+            </w:r>
+            <w:r>
+              <w:rPr>
+                <w:sz w:val="19"/>
+                <w:szCs w:val="19"/>
+              </w:rPr>
+              <w:t xml:space="preserve"> (4)</w:t>
+            </w:r>
+          </w:p>
+        </w:tc>
+        <w:tc>
+          <w:tcPr>
+            <w:tcW w:w="2264" w:type="dxa"/>
+            <w:tcBorders>
+              <w:top w:val="single" w:sz="4" w:space="0" w:color="C9D3D0"/>
+              <w:left w:val="single" w:sz="4" w:space="0" w:color="C9D3D0"/>
+              <w:bottom w:val="single" w:sz="4" w:space="0" w:color="C9D3D0"/>
+              <w:right w:val="single" w:sz="4" w:space="0" w:color="C9D3D0"/>
+            </w:tcBorders>
+            <w:shd w:val="clear" w:color="auto" w:fill="F3F8F6"/>
+            <w:tcMar>
+              <w:top w:w="50" w:type="dxa"/>
+              <w:left w:w="100" w:type="dxa"/>
+              <w:bottom w:w="50" w:type="dxa"/>
+              <w:right w:w="100" w:type="dxa"/>
+            </w:tcMar>
+            <w:vAlign w:val="center"/>
+          </w:tcPr>
+          <w:p>
+            <w:pPr>
+              <w:spacing w:line="252" w:lineRule="auto"/>
+            </w:pPr>
+            <w:r>
+              <w:rPr>
+                <w:sz w:val="19"/>
+                <w:szCs w:val="19"/>
+              </w:rPr>
+              <w:t>UGC formats (BANDARA DPS, address with commas, 07… mobile); checklist fits school or private, O/L, affidavit, aptitude; every step cites the handbook in three languages; answers stay on the phone and are cleared with the student's data</w:t>
+            </w:r>
+          </w:p>
+        </w:tc>
+        <w:tc>
+          <w:tcPr>
+            <w:tcW w:w="2264" w:type="dxa"/>
+            <w:tcBorders>
+              <w:top w:val="single" w:sz="4" w:space="0" w:color="C9D3D0"/>
+              <w:left w:val="single" w:sz="4" w:space="0" w:color="C9D3D0"/>
+              <w:bottom w:val="single" w:sz="4" w:space="0" w:color="C9D3D0"/>
+              <w:right w:val="single" w:sz="4" w:space="0" w:color="C9D3D0"/>
+            </w:tcBorders>
+            <w:shd w:val="clear" w:color="auto" w:fill="F3F8F6"/>
+            <w:tcMar>
+              <w:top w:w="50" w:type="dxa"/>
+              <w:left w:w="100" w:type="dxa"/>
+              <w:bottom w:w="50" w:type="dxa"/>
+              <w:right w:w="100" w:type="dxa"/>
+            </w:tcMar>
+            <w:vAlign w:val="center"/>
+          </w:tcPr>
+          <w:p>
+            <w:pPr>
+              <w:spacing w:line="252" w:lineRule="auto"/>
+            </w:pPr>
+            <w:r>
+              <w:rPr>
+                <w:sz w:val="19"/>
+                <w:szCs w:val="19"/>
+              </w:rPr>
+              <w:t>FR-313 to FR-316</w:t>
+            </w:r>
+          </w:p>
+        </w:tc>
+      </w:tr>
     </w:tbl>
     <w:p>
       <w:pPr>
@@ -18891,7 +19179,7 @@
         <w:keepLines/>
         <w:pageBreakBefore/>
       </w:pPr>
-      <w:bookmarkStart w:id="22" w:name="_Toc243648019"/>
+      <w:bookmarkStart w:id="22" w:name="_Toc243650968"/>
       <w:r>
         <w:lastRenderedPageBreak/>
         <w:t>7 Security tests</w:t>
@@ -18903,7 +19191,7 @@
         <w:pStyle w:val="Caption"/>
         <w:keepNext/>
       </w:pPr>
-      <w:bookmarkStart w:id="23" w:name="_Toc243648032"/>
+      <w:bookmarkStart w:id="23" w:name="_Toc243650981"/>
       <w:r>
         <w:t xml:space="preserve">Table </w:t>
       </w:r>
@@ -18945,7 +19233,7 @@
           <w:left w:w="10" w:type="dxa"/>
           <w:right w:w="10" w:type="dxa"/>
         </w:tblCellMar>
-        <w:tblLook w:val="0000" w:firstRow="0" w:lastRow="0" w:firstColumn="0" w:lastColumn="0" w:noHBand="0" w:noVBand="0"/>
+        <w:tblLook w:val="04A0" w:firstRow="1" w:lastRow="0" w:firstColumn="1" w:lastColumn="0" w:noHBand="0" w:noVBand="1"/>
       </w:tblPr>
       <w:tblGrid>
         <w:gridCol w:w="3213"/>
@@ -21436,7 +21724,10 @@
         <w:t>Security audit run-1 (15 October 2026).</w:t>
       </w:r>
       <w:r>
-        <w:t xml:space="preserve"> The Cloudflare security-audit skill (37 agents, report kept outside the public repository) produced 0 confirmed findings, 17 leads needing validation and 1 rejected lead. Every lead except lead 9 (accepted risk: the log-in limit stays per username because school laboratories share an address; a Turnstile human check is planned) was fixed on 15 October 2026. The method, each lead, its fix and its test are listed in the ZP-DOC-08 Test Summary Report.</w:t>
+        <w:t xml:space="preserve"> The Cloudflare security-audit skill (37 agents, report kept outside the public repository) produced 0 confirmed findings, 17 leads needing validation and 1 rejected lead. Every lead except </w:t>
+      </w:r>
+      <w:r>
+        <w:t>lead 9 (accepted risk: the log-in limit stays per username because school laboratories share an address; a Turnstile human check is planned) was fixed on 15 October 2026. The method, each lead, its fix and its test are listed in the ZP-DOC-08 Test Summary Report.</w:t>
       </w:r>
     </w:p>
     <w:p>
@@ -21446,7 +21737,7 @@
         <w:keepLines/>
         <w:pageBreakBefore/>
       </w:pPr>
-      <w:bookmarkStart w:id="24" w:name="_Toc243648020"/>
+      <w:bookmarkStart w:id="24" w:name="_Toc243650969"/>
       <w:r>
         <w:lastRenderedPageBreak/>
         <w:t>8 Results summary</w:t>
@@ -21478,7 +21769,7 @@
         <w:pStyle w:val="Caption"/>
         <w:keepNext/>
       </w:pPr>
-      <w:bookmarkStart w:id="25" w:name="_Toc243648033"/>
+      <w:bookmarkStart w:id="25" w:name="_Toc243650982"/>
       <w:r>
         <w:t xml:space="preserve">Table </w:t>
       </w:r>
@@ -21520,7 +21811,7 @@
           <w:left w:w="10" w:type="dxa"/>
           <w:right w:w="10" w:type="dxa"/>
         </w:tblCellMar>
-        <w:tblLook w:val="0000" w:firstRow="0" w:lastRow="0" w:firstColumn="0" w:lastColumn="0" w:noHBand="0" w:noVBand="0"/>
+        <w:tblLook w:val="04A0" w:firstRow="1" w:lastRow="0" w:firstColumn="1" w:lastColumn="0" w:noHBand="0" w:noVBand="1"/>
       </w:tblPr>
       <w:tblGrid>
         <w:gridCol w:w="4337"/>
@@ -22265,10 +22556,10 @@
         <w:spacing w:after="120"/>
       </w:pPr>
       <w:r>
-        <w:t xml:space="preserve">Automated test count over the build: 79 (5 October), 126, 152, 164, 179, 185 (11 October), 515 with 6 expected-fail </w:t>
+        <w:t xml:space="preserve">Automated test count over the build: 79 (5 October), 126, 152, 164, 179, 185 (11 October), 515 with 6 expected-fail and 21 opt-in (12 to 15 October, after the test campaign and CR-007 to CR-009), 532 with 0 expected-fail and 21 opt-in </w:t>
       </w:r>
       <w:r>
-        <w:t>and 21 opt-in (12 to 15 October, after the test campaign and CR-007 to CR-009), 532 with 0 expected-fail and 21 opt-in (15 October, after the hardening of CR-010), 536 (21 October, after VR3 and the desktop side menu, TC-139), 539 (23 October, after VR4, TC-140), 543 (23 October, after CR-011, TC-141).</w:t>
+        <w:t>(15 October, after the hardening of CR-010), 536 (21 October, after VR3 and the desktop side menu, TC-139), 539 (23 October, after VR4, TC-140), 543 (23 October, after CR-011, TC-141), 547 (23 October, after CR-012, TC-142).</w:t>
       </w:r>
     </w:p>
     <w:p>
@@ -22276,7 +22567,7 @@
         <w:pStyle w:val="Caption"/>
         <w:keepNext/>
       </w:pPr>
-      <w:bookmarkStart w:id="26" w:name="_Toc243648034"/>
+      <w:bookmarkStart w:id="26" w:name="_Toc243650983"/>
       <w:r>
         <w:t xml:space="preserve">Table </w:t>
       </w:r>
@@ -22318,7 +22609,7 @@
           <w:left w:w="10" w:type="dxa"/>
           <w:right w:w="10" w:type="dxa"/>
         </w:tblCellMar>
-        <w:tblLook w:val="0000" w:firstRow="0" w:lastRow="0" w:firstColumn="0" w:lastColumn="0" w:noHBand="0" w:noVBand="0"/>
+        <w:tblLook w:val="04A0" w:firstRow="1" w:lastRow="0" w:firstColumn="1" w:lastColumn="0" w:noHBand="0" w:noVBand="1"/>
       </w:tblPr>
       <w:tblGrid>
         <w:gridCol w:w="4819"/>
@@ -22791,7 +23082,7 @@
         <w:pStyle w:val="Caption"/>
         <w:keepNext/>
       </w:pPr>
-      <w:bookmarkStart w:id="27" w:name="_Toc243648035"/>
+      <w:bookmarkStart w:id="27" w:name="_Toc243650984"/>
       <w:r>
         <w:lastRenderedPageBreak/>
         <w:t xml:space="preserve">Table </w:t>
@@ -22834,7 +23125,7 @@
           <w:left w:w="10" w:type="dxa"/>
           <w:right w:w="10" w:type="dxa"/>
         </w:tblCellMar>
-        <w:tblLook w:val="0000" w:firstRow="0" w:lastRow="0" w:firstColumn="0" w:lastColumn="0" w:noHBand="0" w:noVBand="0"/>
+        <w:tblLook w:val="04A0" w:firstRow="1" w:lastRow="0" w:firstColumn="1" w:lastColumn="0" w:noHBand="0" w:noVBand="1"/>
       </w:tblPr>
       <w:tblGrid>
         <w:gridCol w:w="4730"/>
@@ -23366,7 +23657,7 @@
         <w:keepLines/>
         <w:pageBreakBefore/>
       </w:pPr>
-      <w:bookmarkStart w:id="28" w:name="_Toc243648021"/>
+      <w:bookmarkStart w:id="28" w:name="_Toc243650970"/>
       <w:r>
         <w:lastRenderedPageBreak/>
         <w:t>9 Defects found and fixed</w:t>
@@ -23378,7 +23669,7 @@
         <w:pStyle w:val="Caption"/>
         <w:keepNext/>
       </w:pPr>
-      <w:bookmarkStart w:id="29" w:name="_Toc243648036"/>
+      <w:bookmarkStart w:id="29" w:name="_Toc243650985"/>
       <w:r>
         <w:t xml:space="preserve">Table </w:t>
       </w:r>
@@ -23420,7 +23711,7 @@
           <w:left w:w="10" w:type="dxa"/>
           <w:right w:w="10" w:type="dxa"/>
         </w:tblCellMar>
-        <w:tblLook w:val="0000" w:firstRow="0" w:lastRow="0" w:firstColumn="0" w:lastColumn="0" w:noHBand="0" w:noVBand="0"/>
+        <w:tblLook w:val="04A0" w:firstRow="1" w:lastRow="0" w:firstColumn="1" w:lastColumn="0" w:noHBand="0" w:noVBand="1"/>
       </w:tblPr>
       <w:tblGrid>
         <w:gridCol w:w="3558"/>
@@ -24523,10 +24814,7 @@
         <w:spacing w:after="120"/>
       </w:pPr>
       <w:r>
-        <w:t xml:space="preserve">The product owner's screen-recorded reviews produced change requests CR-001 to CR-006; each was designed in </w:t>
-      </w:r>
-      <w:r>
-        <w:t>ZP-DOC-05 first and arrived with its own tests.</w:t>
+        <w:t>The product owner's screen-recorded reviews produced change requests CR-001 to CR-006; each was designed in ZP-DOC-05 first and arrived with its own tests.</w:t>
       </w:r>
     </w:p>
     <w:p>
@@ -24536,7 +24824,7 @@
         <w:keepLines/>
         <w:pageBreakBefore/>
       </w:pPr>
-      <w:bookmarkStart w:id="30" w:name="_Toc243648022"/>
+      <w:bookmarkStart w:id="30" w:name="_Toc243650971"/>
       <w:r>
         <w:lastRenderedPageBreak/>
         <w:t>10 Known gaps and risks</w:t>
@@ -24548,7 +24836,7 @@
         <w:pStyle w:val="Caption"/>
         <w:keepNext/>
       </w:pPr>
-      <w:bookmarkStart w:id="31" w:name="_Toc243648037"/>
+      <w:bookmarkStart w:id="31" w:name="_Toc243650986"/>
       <w:r>
         <w:t xml:space="preserve">Table </w:t>
       </w:r>
@@ -24590,7 +24878,7 @@
           <w:left w:w="10" w:type="dxa"/>
           <w:right w:w="10" w:type="dxa"/>
         </w:tblCellMar>
-        <w:tblLook w:val="0000" w:firstRow="0" w:lastRow="0" w:firstColumn="0" w:lastColumn="0" w:noHBand="0" w:noVBand="0"/>
+        <w:tblLook w:val="04A0" w:firstRow="1" w:lastRow="0" w:firstColumn="1" w:lastColumn="0" w:noHBand="0" w:noVBand="1"/>
       </w:tblPr>
       <w:tblGrid>
         <w:gridCol w:w="3252"/>
@@ -25813,7 +26101,7 @@
         <w:keepLines/>
         <w:pageBreakBefore/>
       </w:pPr>
-      <w:bookmarkStart w:id="32" w:name="_Toc243648023"/>
+      <w:bookmarkStart w:id="32" w:name="_Toc243650972"/>
       <w:r>
         <w:lastRenderedPageBreak/>
         <w:t>11 Traceability</w:t>
@@ -25833,7 +26121,7 @@
         <w:pStyle w:val="Caption"/>
         <w:keepNext/>
       </w:pPr>
-      <w:bookmarkStart w:id="33" w:name="_Toc243648038"/>
+      <w:bookmarkStart w:id="33" w:name="_Toc243650987"/>
       <w:r>
         <w:t xml:space="preserve">Table </w:t>
       </w:r>
@@ -25875,7 +26163,7 @@
           <w:left w:w="10" w:type="dxa"/>
           <w:right w:w="10" w:type="dxa"/>
         </w:tblCellMar>
-        <w:tblLook w:val="0000" w:firstRow="0" w:lastRow="0" w:firstColumn="0" w:lastColumn="0" w:noHBand="0" w:noVBand="0"/>
+        <w:tblLook w:val="04A0" w:firstRow="1" w:lastRow="0" w:firstColumn="1" w:lastColumn="0" w:noHBand="0" w:noVBand="1"/>
       </w:tblPr>
       <w:tblGrid>
         <w:gridCol w:w="4819"/>
@@ -27702,7 +27990,7 @@
         <w:keepLines/>
         <w:pageBreakBefore/>
       </w:pPr>
-      <w:bookmarkStart w:id="34" w:name="_Toc243648024"/>
+      <w:bookmarkStart w:id="34" w:name="_Toc243650973"/>
       <w:r>
         <w:lastRenderedPageBreak/>
         <w:t>Appendix A: Glossary</w:t>
@@ -27714,7 +28002,7 @@
         <w:pStyle w:val="Caption"/>
         <w:keepNext/>
       </w:pPr>
-      <w:bookmarkStart w:id="35" w:name="_Toc243648039"/>
+      <w:bookmarkStart w:id="35" w:name="_Toc243650988"/>
       <w:r>
         <w:t xml:space="preserve">Table </w:t>
       </w:r>
@@ -27756,7 +28044,7 @@
           <w:left w:w="10" w:type="dxa"/>
           <w:right w:w="10" w:type="dxa"/>
         </w:tblCellMar>
-        <w:tblLook w:val="0000" w:firstRow="0" w:lastRow="0" w:firstColumn="0" w:lastColumn="0" w:noHBand="0" w:noVBand="0"/>
+        <w:tblLook w:val="04A0" w:firstRow="1" w:lastRow="0" w:firstColumn="1" w:lastColumn="0" w:noHBand="0" w:noVBand="1"/>
       </w:tblPr>
       <w:tblGrid>
         <w:gridCol w:w="2570"/>
@@ -28735,7 +29023,7 @@
         <w:keepLines/>
         <w:pageBreakBefore/>
       </w:pPr>
-      <w:bookmarkStart w:id="36" w:name="_Toc243648025"/>
+      <w:bookmarkStart w:id="36" w:name="_Toc243650974"/>
       <w:r>
         <w:lastRenderedPageBreak/>
         <w:t>Appendix B: References</w:t>
@@ -28747,7 +29035,7 @@
         <w:pStyle w:val="Caption"/>
         <w:keepNext/>
       </w:pPr>
-      <w:bookmarkStart w:id="37" w:name="_Toc243648040"/>
+      <w:bookmarkStart w:id="37" w:name="_Toc243650989"/>
       <w:r>
         <w:t xml:space="preserve">Table </w:t>
       </w:r>
@@ -28789,7 +29077,7 @@
           <w:left w:w="10" w:type="dxa"/>
           <w:right w:w="10" w:type="dxa"/>
         </w:tblCellMar>
-        <w:tblLook w:val="0000" w:firstRow="0" w:lastRow="0" w:firstColumn="0" w:lastColumn="0" w:noHBand="0" w:noVBand="0"/>
+        <w:tblLook w:val="04A0" w:firstRow="1" w:lastRow="0" w:firstColumn="1" w:lastColumn="0" w:noHBand="0" w:noVBand="1"/>
       </w:tblPr>
       <w:tblGrid>
         <w:gridCol w:w="803"/>
@@ -29664,10 +29952,72 @@
 <file path=word/numbering.xml><?xml version="1.0" encoding="utf-8"?>
 <w:numbering xmlns:wpc="http://schemas.microsoft.com/office/word/2010/wordprocessingCanvas" xmlns:cx="http://schemas.microsoft.com/office/drawing/2014/chartex" xmlns:cx1="http://schemas.microsoft.com/office/drawing/2015/9/8/chartex" xmlns:cx2="http://schemas.microsoft.com/office/drawing/2015/10/21/chartex" xmlns:cx3="http://schemas.microsoft.com/office/drawing/2016/5/9/chartex" xmlns:cx4="http://schemas.microsoft.com/office/drawing/2016/5/10/chartex" xmlns:cx5="http://schemas.microsoft.com/office/drawing/2016/5/11/chartex" xmlns:cx6="http://schemas.microsoft.com/office/drawing/2016/5/12/chartex" xmlns:cx7="http://schemas.microsoft.com/office/drawing/2016/5/13/chartex" xmlns:cx8="http://schemas.microsoft.com/office/drawing/2016/5/14/chartex" xmlns:mc="http://schemas.openxmlformats.org/markup-compatibility/2006" xmlns:aink="http://schemas.microsoft.com/office/drawing/2016/ink" xmlns:am3d="http://schemas.microsoft.com/office/drawing/2017/model3d" xmlns:o="urn:schemas-microsoft-com:office:office" xmlns:oel="http://schemas.microsoft.com/office/2019/extlst" xmlns:r="http://schemas.openxmlformats.org/officeDocument/2006/relationships" xmlns:m="http://schemas.openxmlformats.org/officeDocument/2006/math" xmlns:v="urn:schemas-microsoft-com:vml" xmlns:wp14="http://schemas.microsoft.com/office/word/2010/wordprocessingDrawing" xmlns:wp="http://schemas.openxmlformats.org/drawingml/2006/wordprocessingDrawing" xmlns:w10="urn:schemas-microsoft-com:office:word" xmlns:w="http://schemas.openxmlformats.org/wordprocessingml/2006/main" xmlns:w14="http://schemas.microsoft.com/office/word/2010/wordml" xmlns:w15="http://schemas.microsoft.com/office/word/2012/wordml" xmlns:w16cex="http://schemas.microsoft.com/office/word/2018/wordml/cex" xmlns:w16cid="http://schemas.microsoft.com/office/word/2016/wordml/cid" xmlns:w16="http://schemas.microsoft.com/office/word/2018/wordml" xmlns:w16du="http://schemas.microsoft.com/office/word/2023/wordml/word16du" xmlns:w16sdtdh="http://schemas.microsoft.com/office/word/2020/wordml/sdtdatahash" xmlns:w16sdtfl="http://schemas.microsoft.com/office/word/2024/wordml/sdtformatlock" xmlns:w16se="http://schemas.microsoft.com/office/word/2015/wordml/symex" xmlns:wpg="http://schemas.microsoft.com/office/word/2010/wordprocessingGroup" xmlns:wpi="http://schemas.microsoft.com/office/word/2010/wordprocessingInk" xmlns:wne="http://schemas.microsoft.com/office/word/2006/wordml" xmlns:wps="http://schemas.microsoft.com/office/word/2010/wordprocessingShape" mc:Ignorable="w14 w15 w16se w16cid w16 w16cex w16sdtdh w16sdtfl w16du wp14">
   <w:abstractNum w:abstractNumId="0" w15:restartNumberingAfterBreak="0">
-    <w:nsid w:val="281152F1"/>
+    <w:nsid w:val="1F9E3261"/>
     <w:multiLevelType w:val="hybridMultilevel"/>
-    <w:tmpl w:val="6D70BD98"/>
-    <w:lvl w:ilvl="0" w:tplc="FF249FDE" w:tentative="1">
+    <w:tmpl w:val="F7F61E16"/>
+    <w:lvl w:ilvl="0" w:tplc="79B478C6">
+      <w:start w:val="1"/>
+      <w:numFmt w:val="decimal"/>
+      <w:lvlText w:val="%1."/>
+      <w:lvlJc w:val="left"/>
+      <w:pPr>
+        <w:ind w:left="720" w:hanging="360"/>
+      </w:pPr>
+    </w:lvl>
+    <w:lvl w:ilvl="1" w:tplc="DF8EC6FE" w:tentative="1">
+      <w:start w:val="1"/>
+      <w:numFmt w:val="lowerLetter"/>
+      <w:lvlText w:val="%2."/>
+      <w:lvlJc w:val="left"/>
+      <w:pPr>
+        <w:ind w:left="1080" w:hanging="360"/>
+      </w:pPr>
+    </w:lvl>
+    <w:lvl w:ilvl="2" w:tplc="A54E34B0" w:tentative="1">
+      <w:start w:val="1"/>
+      <w:numFmt w:val="lowerRoman"/>
+      <w:lvlText w:val="%3."/>
+      <w:lvlJc w:val="left"/>
+      <w:pPr>
+        <w:ind w:left="1440" w:hanging="360"/>
+      </w:pPr>
+    </w:lvl>
+    <w:lvl w:ilvl="3" w:tplc="B3CACC04">
+      <w:numFmt w:val="decimal"/>
+      <w:lvlText w:val=""/>
+      <w:lvlJc w:val="left"/>
+    </w:lvl>
+    <w:lvl w:ilvl="4" w:tplc="6A3CE1A2">
+      <w:numFmt w:val="decimal"/>
+      <w:lvlText w:val=""/>
+      <w:lvlJc w:val="left"/>
+    </w:lvl>
+    <w:lvl w:ilvl="5" w:tplc="B5D66ED0">
+      <w:numFmt w:val="decimal"/>
+      <w:lvlText w:val=""/>
+      <w:lvlJc w:val="left"/>
+    </w:lvl>
+    <w:lvl w:ilvl="6" w:tplc="A16C5662">
+      <w:numFmt w:val="decimal"/>
+      <w:lvlText w:val=""/>
+      <w:lvlJc w:val="left"/>
+    </w:lvl>
+    <w:lvl w:ilvl="7" w:tplc="5DAA9596">
+      <w:numFmt w:val="decimal"/>
+      <w:lvlText w:val=""/>
+      <w:lvlJc w:val="left"/>
+    </w:lvl>
+    <w:lvl w:ilvl="8" w:tplc="3F7A8094">
+      <w:numFmt w:val="decimal"/>
+      <w:lvlText w:val=""/>
+      <w:lvlJc w:val="left"/>
+    </w:lvl>
+  </w:abstractNum>
+  <w:abstractNum w:abstractNumId="1" w15:restartNumberingAfterBreak="0">
+    <w:nsid w:val="21421268"/>
+    <w:multiLevelType w:val="hybridMultilevel"/>
+    <w:tmpl w:val="B4D6E2A8"/>
+    <w:lvl w:ilvl="0" w:tplc="E5348D2C" w:tentative="1">
       <w:start w:val="1"/>
       <w:numFmt w:val="bullet"/>
       <w:lvlText w:val="•"/>
@@ -29676,7 +30026,7 @@
         <w:ind w:left="720" w:hanging="280"/>
       </w:pPr>
     </w:lvl>
-    <w:lvl w:ilvl="1" w:tplc="8698DB92" w:tentative="1">
+    <w:lvl w:ilvl="1" w:tplc="3D122938" w:tentative="1">
       <w:start w:val="1"/>
       <w:numFmt w:val="bullet"/>
       <w:lvlText w:val="–"/>
@@ -29685,7 +30035,7 @@
         <w:ind w:left="1080" w:hanging="280"/>
       </w:pPr>
     </w:lvl>
-    <w:lvl w:ilvl="2" w:tplc="0D7C90E2" w:tentative="1">
+    <w:lvl w:ilvl="2" w:tplc="C8B08D8A" w:tentative="1">
       <w:start w:val="1"/>
       <w:numFmt w:val="bullet"/>
       <w:lvlText w:val="▪"/>
@@ -29694,42 +30044,42 @@
         <w:ind w:left="1440" w:hanging="280"/>
       </w:pPr>
     </w:lvl>
-    <w:lvl w:ilvl="3" w:tplc="930A8AF6">
+    <w:lvl w:ilvl="3" w:tplc="5FD87850">
       <w:numFmt w:val="decimal"/>
       <w:lvlText w:val=""/>
       <w:lvlJc w:val="left"/>
     </w:lvl>
-    <w:lvl w:ilvl="4" w:tplc="689496E4">
+    <w:lvl w:ilvl="4" w:tplc="F93AB85A">
       <w:numFmt w:val="decimal"/>
       <w:lvlText w:val=""/>
       <w:lvlJc w:val="left"/>
     </w:lvl>
-    <w:lvl w:ilvl="5" w:tplc="47F27252">
+    <w:lvl w:ilvl="5" w:tplc="C9C2C4B0">
       <w:numFmt w:val="decimal"/>
       <w:lvlText w:val=""/>
       <w:lvlJc w:val="left"/>
     </w:lvl>
-    <w:lvl w:ilvl="6" w:tplc="41502480">
+    <w:lvl w:ilvl="6" w:tplc="47A265B6">
       <w:numFmt w:val="decimal"/>
       <w:lvlText w:val=""/>
       <w:lvlJc w:val="left"/>
     </w:lvl>
-    <w:lvl w:ilvl="7" w:tplc="C1B6ED80">
+    <w:lvl w:ilvl="7" w:tplc="810AF564">
       <w:numFmt w:val="decimal"/>
       <w:lvlText w:val=""/>
       <w:lvlJc w:val="left"/>
     </w:lvl>
-    <w:lvl w:ilvl="8" w:tplc="022482BC">
+    <w:lvl w:ilvl="8" w:tplc="8EB2DDB6">
       <w:numFmt w:val="decimal"/>
       <w:lvlText w:val=""/>
       <w:lvlJc w:val="left"/>
     </w:lvl>
   </w:abstractNum>
-  <w:abstractNum w:abstractNumId="1" w15:restartNumberingAfterBreak="0">
-    <w:nsid w:val="28B26B9C"/>
+  <w:abstractNum w:abstractNumId="2" w15:restartNumberingAfterBreak="0">
+    <w:nsid w:val="29154BE8"/>
     <w:multiLevelType w:val="hybridMultilevel"/>
-    <w:tmpl w:val="B4F6E224"/>
-    <w:lvl w:ilvl="0" w:tplc="3FE8F0B6" w:tentative="1">
+    <w:tmpl w:val="3498139C"/>
+    <w:lvl w:ilvl="0" w:tplc="96B2C60C" w:tentative="1">
       <w:start w:val="1"/>
       <w:numFmt w:val="bullet"/>
       <w:lvlText w:val="●"/>
@@ -29738,7 +30088,7 @@
         <w:ind w:left="720" w:hanging="360"/>
       </w:pPr>
     </w:lvl>
-    <w:lvl w:ilvl="1" w:tplc="36ACB82E" w:tentative="1">
+    <w:lvl w:ilvl="1" w:tplc="662CFBA8" w:tentative="1">
       <w:start w:val="1"/>
       <w:numFmt w:val="bullet"/>
       <w:lvlText w:val="○"/>
@@ -29747,7 +30097,7 @@
         <w:ind w:left="1440" w:hanging="360"/>
       </w:pPr>
     </w:lvl>
-    <w:lvl w:ilvl="2" w:tplc="64A2F5EE" w:tentative="1">
+    <w:lvl w:ilvl="2" w:tplc="EEA86204" w:tentative="1">
       <w:start w:val="1"/>
       <w:numFmt w:val="bullet"/>
       <w:lvlText w:val="■"/>
@@ -29756,7 +30106,7 @@
         <w:ind w:left="2160" w:hanging="360"/>
       </w:pPr>
     </w:lvl>
-    <w:lvl w:ilvl="3" w:tplc="71CE46EE" w:tentative="1">
+    <w:lvl w:ilvl="3" w:tplc="C55A87A0" w:tentative="1">
       <w:start w:val="1"/>
       <w:numFmt w:val="bullet"/>
       <w:lvlText w:val="●"/>
@@ -29765,7 +30115,7 @@
         <w:ind w:left="2880" w:hanging="360"/>
       </w:pPr>
     </w:lvl>
-    <w:lvl w:ilvl="4" w:tplc="7CE851C0" w:tentative="1">
+    <w:lvl w:ilvl="4" w:tplc="6C7A0A18" w:tentative="1">
       <w:start w:val="1"/>
       <w:numFmt w:val="bullet"/>
       <w:lvlText w:val="○"/>
@@ -29774,7 +30124,7 @@
         <w:ind w:left="3600" w:hanging="360"/>
       </w:pPr>
     </w:lvl>
-    <w:lvl w:ilvl="5" w:tplc="B0D2F03E" w:tentative="1">
+    <w:lvl w:ilvl="5" w:tplc="B590C446" w:tentative="1">
       <w:start w:val="1"/>
       <w:numFmt w:val="bullet"/>
       <w:lvlText w:val="■"/>
@@ -29783,7 +30133,7 @@
         <w:ind w:left="4320" w:hanging="360"/>
       </w:pPr>
     </w:lvl>
-    <w:lvl w:ilvl="6" w:tplc="12A485EC" w:tentative="1">
+    <w:lvl w:ilvl="6" w:tplc="24FAEC02" w:tentative="1">
       <w:start w:val="1"/>
       <w:numFmt w:val="bullet"/>
       <w:lvlText w:val="●"/>
@@ -29792,7 +30142,7 @@
         <w:ind w:left="5040" w:hanging="360"/>
       </w:pPr>
     </w:lvl>
-    <w:lvl w:ilvl="7" w:tplc="4656B10C" w:tentative="1">
+    <w:lvl w:ilvl="7" w:tplc="86F85AF8" w:tentative="1">
       <w:start w:val="1"/>
       <w:numFmt w:val="bullet"/>
       <w:lvlText w:val="●"/>
@@ -29801,7 +30151,7 @@
         <w:ind w:left="5760" w:hanging="360"/>
       </w:pPr>
     </w:lvl>
-    <w:lvl w:ilvl="8" w:tplc="92D22A46" w:tentative="1">
+    <w:lvl w:ilvl="8" w:tplc="6262C8CE" w:tentative="1">
       <w:start w:val="1"/>
       <w:numFmt w:val="bullet"/>
       <w:lvlText w:val="●"/>
@@ -29811,76 +30161,14 @@
       </w:pPr>
     </w:lvl>
   </w:abstractNum>
-  <w:abstractNum w:abstractNumId="2" w15:restartNumberingAfterBreak="0">
-    <w:nsid w:val="45F51560"/>
-    <w:multiLevelType w:val="hybridMultilevel"/>
-    <w:tmpl w:val="4D6EED78"/>
-    <w:lvl w:ilvl="0" w:tplc="BC8E4D5A">
-      <w:start w:val="1"/>
-      <w:numFmt w:val="decimal"/>
-      <w:lvlText w:val="%1."/>
-      <w:lvlJc w:val="left"/>
-      <w:pPr>
-        <w:ind w:left="720" w:hanging="360"/>
-      </w:pPr>
-    </w:lvl>
-    <w:lvl w:ilvl="1" w:tplc="E4FC374E" w:tentative="1">
-      <w:start w:val="1"/>
-      <w:numFmt w:val="lowerLetter"/>
-      <w:lvlText w:val="%2."/>
-      <w:lvlJc w:val="left"/>
-      <w:pPr>
-        <w:ind w:left="1080" w:hanging="360"/>
-      </w:pPr>
-    </w:lvl>
-    <w:lvl w:ilvl="2" w:tplc="20C0DB62" w:tentative="1">
-      <w:start w:val="1"/>
-      <w:numFmt w:val="lowerRoman"/>
-      <w:lvlText w:val="%3."/>
-      <w:lvlJc w:val="left"/>
-      <w:pPr>
-        <w:ind w:left="1440" w:hanging="360"/>
-      </w:pPr>
-    </w:lvl>
-    <w:lvl w:ilvl="3" w:tplc="D21CF2EA">
-      <w:numFmt w:val="decimal"/>
-      <w:lvlText w:val=""/>
-      <w:lvlJc w:val="left"/>
-    </w:lvl>
-    <w:lvl w:ilvl="4" w:tplc="9D320D84">
-      <w:numFmt w:val="decimal"/>
-      <w:lvlText w:val=""/>
-      <w:lvlJc w:val="left"/>
-    </w:lvl>
-    <w:lvl w:ilvl="5" w:tplc="06A2EFE6">
-      <w:numFmt w:val="decimal"/>
-      <w:lvlText w:val=""/>
-      <w:lvlJc w:val="left"/>
-    </w:lvl>
-    <w:lvl w:ilvl="6" w:tplc="DC9A7A00">
-      <w:numFmt w:val="decimal"/>
-      <w:lvlText w:val=""/>
-      <w:lvlJc w:val="left"/>
-    </w:lvl>
-    <w:lvl w:ilvl="7" w:tplc="C646EECC">
-      <w:numFmt w:val="decimal"/>
-      <w:lvlText w:val=""/>
-      <w:lvlJc w:val="left"/>
-    </w:lvl>
-    <w:lvl w:ilvl="8" w:tplc="A9EAE370">
-      <w:numFmt w:val="decimal"/>
-      <w:lvlText w:val=""/>
-      <w:lvlJc w:val="left"/>
-    </w:lvl>
-  </w:abstractNum>
-  <w:num w:numId="1" w16cid:durableId="721834558">
-    <w:abstractNumId w:val="1"/>
+  <w:num w:numId="1" w16cid:durableId="2082755274">
+    <w:abstractNumId w:val="2"/>
     <w:lvlOverride w:ilvl="0">
       <w:startOverride w:val="1"/>
     </w:lvlOverride>
   </w:num>
-  <w:num w:numId="2" w16cid:durableId="1834830735">
-    <w:abstractNumId w:val="2"/>
+  <w:num w:numId="2" w16cid:durableId="1906530339">
+    <w:abstractNumId w:val="0"/>
     <w:lvlOverride w:ilvl="0">
       <w:startOverride w:val="1"/>
     </w:lvlOverride>
@@ -30584,7 +30872,7 @@
     <w:autoRedefine/>
     <w:uiPriority w:val="39"/>
     <w:unhideWhenUsed/>
-    <w:rsid w:val="000571AF"/>
+    <w:rsid w:val="00487D3F"/>
     <w:pPr>
       <w:spacing w:after="100"/>
     </w:pPr>
@@ -30596,7 +30884,7 @@
     <w:autoRedefine/>
     <w:uiPriority w:val="39"/>
     <w:unhideWhenUsed/>
-    <w:rsid w:val="000571AF"/>
+    <w:rsid w:val="00487D3F"/>
     <w:pPr>
       <w:spacing w:after="100"/>
       <w:ind w:left="210"/>
@@ -30608,7 +30896,7 @@
     <w:next w:val="Normal"/>
     <w:uiPriority w:val="99"/>
     <w:unhideWhenUsed/>
-    <w:rsid w:val="000571AF"/>
+    <w:rsid w:val="00487D3F"/>
   </w:style>
 </w:styles>
 </file>

--- a/docs/08-test-plan/ZP-DOC-08_Test-Plan.docx
+++ b/docs/08-test-plan/ZP-DOC-08_Test-Plan.docx
@@ -2031,6 +2031,122 @@
           </w:p>
         </w:tc>
       </w:tr>
+      <w:tr>
+        <w:tblPrEx>
+          <w:tblCellMar>
+            <w:top w:w="0" w:type="dxa"/>
+            <w:bottom w:w="0" w:type="dxa"/>
+          </w:tblCellMar>
+        </w:tblPrEx>
+        <w:trPr>
+          <w:cantSplit/>
+          <w:trHeight w:val="420"/>
+        </w:trPr>
+        <w:tc>
+          <w:tcPr>
+            <w:tcW w:w="964" w:type="dxa"/>
+            <w:tcBorders>
+              <w:top w:val="single" w:sz="4" w:space="0" w:color="C9D3D0"/>
+              <w:left w:val="single" w:sz="4" w:space="0" w:color="C9D3D0"/>
+              <w:bottom w:val="single" w:sz="4" w:space="0" w:color="C9D3D0"/>
+              <w:right w:val="single" w:sz="4" w:space="0" w:color="C9D3D0"/>
+            </w:tcBorders>
+            <w:tcMar>
+              <w:top w:w="50" w:type="dxa"/>
+              <w:left w:w="100" w:type="dxa"/>
+              <w:bottom w:w="50" w:type="dxa"/>
+              <w:right w:w="100" w:type="dxa"/>
+            </w:tcMar>
+          </w:tcPr>
+          <w:p>
+            <w:r>
+              <w:rPr>
+                <w:sz w:val="19"/>
+                <w:szCs w:val="19"/>
+              </w:rPr>
+              <w:t>0.9</w:t>
+            </w:r>
+          </w:p>
+        </w:tc>
+        <w:tc>
+          <w:tcPr>
+            <w:tcW w:w="1542" w:type="dxa"/>
+            <w:tcBorders>
+              <w:top w:val="single" w:sz="4" w:space="0" w:color="C9D3D0"/>
+              <w:left w:val="single" w:sz="4" w:space="0" w:color="C9D3D0"/>
+              <w:bottom w:val="single" w:sz="4" w:space="0" w:color="C9D3D0"/>
+              <w:right w:val="single" w:sz="4" w:space="0" w:color="C9D3D0"/>
+            </w:tcBorders>
+            <w:tcMar>
+              <w:top w:w="50" w:type="dxa"/>
+              <w:left w:w="100" w:type="dxa"/>
+              <w:bottom w:w="50" w:type="dxa"/>
+              <w:right w:w="100" w:type="dxa"/>
+            </w:tcMar>
+          </w:tcPr>
+          <w:p>
+            <w:r>
+              <w:rPr>
+                <w:sz w:val="19"/>
+                <w:szCs w:val="19"/>
+              </w:rPr>
+              <w:t>23 Oct 2026</w:t>
+            </w:r>
+          </w:p>
+        </w:tc>
+        <w:tc>
+          <w:tcPr>
+            <w:tcW w:w="1928" w:type="dxa"/>
+            <w:tcBorders>
+              <w:top w:val="single" w:sz="4" w:space="0" w:color="C9D3D0"/>
+              <w:left w:val="single" w:sz="4" w:space="0" w:color="C9D3D0"/>
+              <w:bottom w:val="single" w:sz="4" w:space="0" w:color="C9D3D0"/>
+              <w:right w:val="single" w:sz="4" w:space="0" w:color="C9D3D0"/>
+            </w:tcBorders>
+            <w:tcMar>
+              <w:top w:w="50" w:type="dxa"/>
+              <w:left w:w="100" w:type="dxa"/>
+              <w:bottom w:w="50" w:type="dxa"/>
+              <w:right w:w="100" w:type="dxa"/>
+            </w:tcMar>
+          </w:tcPr>
+          <w:p>
+            <w:r>
+              <w:rPr>
+                <w:sz w:val="19"/>
+                <w:szCs w:val="19"/>
+              </w:rPr>
+              <w:t>Team Kestrel</w:t>
+            </w:r>
+          </w:p>
+        </w:tc>
+        <w:tc>
+          <w:tcPr>
+            <w:tcW w:w="5204" w:type="dxa"/>
+            <w:tcBorders>
+              <w:top w:val="single" w:sz="4" w:space="0" w:color="C9D3D0"/>
+              <w:left w:val="single" w:sz="4" w:space="0" w:color="C9D3D0"/>
+              <w:bottom w:val="single" w:sz="4" w:space="0" w:color="C9D3D0"/>
+              <w:right w:val="single" w:sz="4" w:space="0" w:color="C9D3D0"/>
+            </w:tcBorders>
+            <w:tcMar>
+              <w:top w:w="50" w:type="dxa"/>
+              <w:left w:w="100" w:type="dxa"/>
+              <w:bottom w:w="50" w:type="dxa"/>
+              <w:right w:w="100" w:type="dxa"/>
+            </w:tcMar>
+          </w:tcPr>
+          <w:p>
+            <w:r>
+              <w:rPr>
+                <w:sz w:val="19"/>
+                <w:szCs w:val="19"/>
+              </w:rPr>
+              <w:t>CR-012 revised (guides instead of inputs): TC-142 extended; 549 passed</w:t>
+            </w:r>
+          </w:p>
+        </w:tc>
+      </w:tr>
     </w:tbl>
     <w:p>
       <w:pPr>
@@ -2042,6 +2158,7 @@
         <w:pStyle w:val="FrontSubheading"/>
       </w:pPr>
       <w:r>
+        <w:lastRenderedPageBreak/>
         <w:t>Review and approval</w:t>
       </w:r>
     </w:p>
@@ -2117,7 +2234,6 @@
                 <w:sz w:val="19"/>
                 <w:szCs w:val="19"/>
               </w:rPr>
-              <w:lastRenderedPageBreak/>
               <w:t>Role</w:t>
             </w:r>
           </w:p>
@@ -2431,7 +2547,7 @@
     <w:sdt>
       <w:sdtPr>
         <w:alias w:val="Contents"/>
-        <w:id w:val="1305729574"/>
+        <w:id w:val="918982480"/>
       </w:sdtPr>
       <w:sdtEndPr/>
       <w:sdtContent>
@@ -2460,7 +2576,7 @@
           <w:r>
             <w:fldChar w:fldCharType="separate"/>
           </w:r>
-          <w:hyperlink w:anchor="_Toc243650952" w:history="1">
+          <w:hyperlink w:anchor="_Toc243654254" w:history="1">
             <w:r>
               <w:rPr>
                 <w:rStyle w:val="Hyperlink"/>
@@ -2484,7 +2600,7 @@
               <w:rPr>
                 <w:noProof/>
               </w:rPr>
-              <w:instrText xml:space="preserve"> PAGEREF _Toc243650952 \h </w:instrText>
+              <w:instrText xml:space="preserve"> PAGEREF _Toc243654254 \h </w:instrText>
             </w:r>
             <w:r>
               <w:rPr>
@@ -2527,7 +2643,7 @@
               <w14:ligatures w14:val="standardContextual"/>
             </w:rPr>
           </w:pPr>
-          <w:hyperlink w:anchor="_Toc243650953" w:history="1">
+          <w:hyperlink w:anchor="_Toc243654255" w:history="1">
             <w:r>
               <w:rPr>
                 <w:rStyle w:val="Hyperlink"/>
@@ -2551,7 +2667,7 @@
               <w:rPr>
                 <w:noProof/>
               </w:rPr>
-              <w:instrText xml:space="preserve"> PAGEREF _Toc243650953 \h </w:instrText>
+              <w:instrText xml:space="preserve"> PAGEREF _Toc243654255 \h </w:instrText>
             </w:r>
             <w:r>
               <w:rPr>
@@ -2594,7 +2710,7 @@
               <w14:ligatures w14:val="standardContextual"/>
             </w:rPr>
           </w:pPr>
-          <w:hyperlink w:anchor="_Toc243650954" w:history="1">
+          <w:hyperlink w:anchor="_Toc243654256" w:history="1">
             <w:r>
               <w:rPr>
                 <w:rStyle w:val="Hyperlink"/>
@@ -2618,7 +2734,7 @@
               <w:rPr>
                 <w:noProof/>
               </w:rPr>
-              <w:instrText xml:space="preserve"> PAGEREF _Toc243650954 \h </w:instrText>
+              <w:instrText xml:space="preserve"> PAGEREF _Toc243654256 \h </w:instrText>
             </w:r>
             <w:r>
               <w:rPr>
@@ -2661,7 +2777,7 @@
               <w14:ligatures w14:val="standardContextual"/>
             </w:rPr>
           </w:pPr>
-          <w:hyperlink w:anchor="_Toc243650955" w:history="1">
+          <w:hyperlink w:anchor="_Toc243654257" w:history="1">
             <w:r>
               <w:rPr>
                 <w:rStyle w:val="Hyperlink"/>
@@ -2685,7 +2801,7 @@
               <w:rPr>
                 <w:noProof/>
               </w:rPr>
-              <w:instrText xml:space="preserve"> PAGEREF _Toc243650955 \h </w:instrText>
+              <w:instrText xml:space="preserve"> PAGEREF _Toc243654257 \h </w:instrText>
             </w:r>
             <w:r>
               <w:rPr>
@@ -2728,7 +2844,7 @@
               <w14:ligatures w14:val="standardContextual"/>
             </w:rPr>
           </w:pPr>
-          <w:hyperlink w:anchor="_Toc243650956" w:history="1">
+          <w:hyperlink w:anchor="_Toc243654258" w:history="1">
             <w:r>
               <w:rPr>
                 <w:rStyle w:val="Hyperlink"/>
@@ -2752,7 +2868,7 @@
               <w:rPr>
                 <w:noProof/>
               </w:rPr>
-              <w:instrText xml:space="preserve"> PAGEREF _Toc243650956 \h </w:instrText>
+              <w:instrText xml:space="preserve"> PAGEREF _Toc243654258 \h </w:instrText>
             </w:r>
             <w:r>
               <w:rPr>
@@ -2795,7 +2911,7 @@
               <w14:ligatures w14:val="standardContextual"/>
             </w:rPr>
           </w:pPr>
-          <w:hyperlink w:anchor="_Toc243650957" w:history="1">
+          <w:hyperlink w:anchor="_Toc243654259" w:history="1">
             <w:r>
               <w:rPr>
                 <w:rStyle w:val="Hyperlink"/>
@@ -2819,7 +2935,7 @@
               <w:rPr>
                 <w:noProof/>
               </w:rPr>
-              <w:instrText xml:space="preserve"> PAGEREF _Toc243650957 \h </w:instrText>
+              <w:instrText xml:space="preserve"> PAGEREF _Toc243654259 \h </w:instrText>
             </w:r>
             <w:r>
               <w:rPr>
@@ -2862,7 +2978,7 @@
               <w14:ligatures w14:val="standardContextual"/>
             </w:rPr>
           </w:pPr>
-          <w:hyperlink w:anchor="_Toc243650958" w:history="1">
+          <w:hyperlink w:anchor="_Toc243654260" w:history="1">
             <w:r>
               <w:rPr>
                 <w:rStyle w:val="Hyperlink"/>
@@ -2886,7 +3002,7 @@
               <w:rPr>
                 <w:noProof/>
               </w:rPr>
-              <w:instrText xml:space="preserve"> PAGEREF _Toc243650958 \h </w:instrText>
+              <w:instrText xml:space="preserve"> PAGEREF _Toc243654260 \h </w:instrText>
             </w:r>
             <w:r>
               <w:rPr>
@@ -2929,7 +3045,7 @@
               <w14:ligatures w14:val="standardContextual"/>
             </w:rPr>
           </w:pPr>
-          <w:hyperlink w:anchor="_Toc243650959" w:history="1">
+          <w:hyperlink w:anchor="_Toc243654261" w:history="1">
             <w:r>
               <w:rPr>
                 <w:rStyle w:val="Hyperlink"/>
@@ -2953,7 +3069,7 @@
               <w:rPr>
                 <w:noProof/>
               </w:rPr>
-              <w:instrText xml:space="preserve"> PAGEREF _Toc243650959 \h </w:instrText>
+              <w:instrText xml:space="preserve"> PAGEREF _Toc243654261 \h </w:instrText>
             </w:r>
             <w:r>
               <w:rPr>
@@ -2996,7 +3112,7 @@
               <w14:ligatures w14:val="standardContextual"/>
             </w:rPr>
           </w:pPr>
-          <w:hyperlink w:anchor="_Toc243650960" w:history="1">
+          <w:hyperlink w:anchor="_Toc243654262" w:history="1">
             <w:r>
               <w:rPr>
                 <w:rStyle w:val="Hyperlink"/>
@@ -3020,7 +3136,7 @@
               <w:rPr>
                 <w:noProof/>
               </w:rPr>
-              <w:instrText xml:space="preserve"> PAGEREF _Toc243650960 \h </w:instrText>
+              <w:instrText xml:space="preserve"> PAGEREF _Toc243654262 \h </w:instrText>
             </w:r>
             <w:r>
               <w:rPr>
@@ -3063,7 +3179,7 @@
               <w14:ligatures w14:val="standardContextual"/>
             </w:rPr>
           </w:pPr>
-          <w:hyperlink w:anchor="_Toc243650961" w:history="1">
+          <w:hyperlink w:anchor="_Toc243654263" w:history="1">
             <w:r>
               <w:rPr>
                 <w:rStyle w:val="Hyperlink"/>
@@ -3087,7 +3203,7 @@
               <w:rPr>
                 <w:noProof/>
               </w:rPr>
-              <w:instrText xml:space="preserve"> PAGEREF _Toc243650961 \h </w:instrText>
+              <w:instrText xml:space="preserve"> PAGEREF _Toc243654263 \h </w:instrText>
             </w:r>
             <w:r>
               <w:rPr>
@@ -3130,7 +3246,7 @@
               <w14:ligatures w14:val="standardContextual"/>
             </w:rPr>
           </w:pPr>
-          <w:hyperlink w:anchor="_Toc243650962" w:history="1">
+          <w:hyperlink w:anchor="_Toc243654264" w:history="1">
             <w:r>
               <w:rPr>
                 <w:rStyle w:val="Hyperlink"/>
@@ -3154,7 +3270,7 @@
               <w:rPr>
                 <w:noProof/>
               </w:rPr>
-              <w:instrText xml:space="preserve"> PAGEREF _Toc243650962 \h </w:instrText>
+              <w:instrText xml:space="preserve"> PAGEREF _Toc243654264 \h </w:instrText>
             </w:r>
             <w:r>
               <w:rPr>
@@ -3197,7 +3313,7 @@
               <w14:ligatures w14:val="standardContextual"/>
             </w:rPr>
           </w:pPr>
-          <w:hyperlink w:anchor="_Toc243650963" w:history="1">
+          <w:hyperlink w:anchor="_Toc243654265" w:history="1">
             <w:r>
               <w:rPr>
                 <w:rStyle w:val="Hyperlink"/>
@@ -3221,7 +3337,7 @@
               <w:rPr>
                 <w:noProof/>
               </w:rPr>
-              <w:instrText xml:space="preserve"> PAGEREF _Toc243650963 \h </w:instrText>
+              <w:instrText xml:space="preserve"> PAGEREF _Toc243654265 \h </w:instrText>
             </w:r>
             <w:r>
               <w:rPr>
@@ -3264,7 +3380,7 @@
               <w14:ligatures w14:val="standardContextual"/>
             </w:rPr>
           </w:pPr>
-          <w:hyperlink w:anchor="_Toc243650964" w:history="1">
+          <w:hyperlink w:anchor="_Toc243654266" w:history="1">
             <w:r>
               <w:rPr>
                 <w:rStyle w:val="Hyperlink"/>
@@ -3288,7 +3404,7 @@
               <w:rPr>
                 <w:noProof/>
               </w:rPr>
-              <w:instrText xml:space="preserve"> PAGEREF _Toc243650964 \h </w:instrText>
+              <w:instrText xml:space="preserve"> PAGEREF _Toc243654266 \h </w:instrText>
             </w:r>
             <w:r>
               <w:rPr>
@@ -3331,7 +3447,7 @@
               <w14:ligatures w14:val="standardContextual"/>
             </w:rPr>
           </w:pPr>
-          <w:hyperlink w:anchor="_Toc243650965" w:history="1">
+          <w:hyperlink w:anchor="_Toc243654267" w:history="1">
             <w:r>
               <w:rPr>
                 <w:rStyle w:val="Hyperlink"/>
@@ -3355,7 +3471,7 @@
               <w:rPr>
                 <w:noProof/>
               </w:rPr>
-              <w:instrText xml:space="preserve"> PAGEREF _Toc243650965 \h </w:instrText>
+              <w:instrText xml:space="preserve"> PAGEREF _Toc243654267 \h </w:instrText>
             </w:r>
             <w:r>
               <w:rPr>
@@ -3398,7 +3514,7 @@
               <w14:ligatures w14:val="standardContextual"/>
             </w:rPr>
           </w:pPr>
-          <w:hyperlink w:anchor="_Toc243650966" w:history="1">
+          <w:hyperlink w:anchor="_Toc243654268" w:history="1">
             <w:r>
               <w:rPr>
                 <w:rStyle w:val="Hyperlink"/>
@@ -3422,7 +3538,7 @@
               <w:rPr>
                 <w:noProof/>
               </w:rPr>
-              <w:instrText xml:space="preserve"> PAGEREF _Toc243650966 \h </w:instrText>
+              <w:instrText xml:space="preserve"> PAGEREF _Toc243654268 \h </w:instrText>
             </w:r>
             <w:r>
               <w:rPr>
@@ -3465,7 +3581,7 @@
               <w14:ligatures w14:val="standardContextual"/>
             </w:rPr>
           </w:pPr>
-          <w:hyperlink w:anchor="_Toc243650967" w:history="1">
+          <w:hyperlink w:anchor="_Toc243654269" w:history="1">
             <w:r>
               <w:rPr>
                 <w:rStyle w:val="Hyperlink"/>
@@ -3489,7 +3605,7 @@
               <w:rPr>
                 <w:noProof/>
               </w:rPr>
-              <w:instrText xml:space="preserve"> PAGEREF _Toc243650967 \h </w:instrText>
+              <w:instrText xml:space="preserve"> PAGEREF _Toc243654269 \h </w:instrText>
             </w:r>
             <w:r>
               <w:rPr>
@@ -3532,7 +3648,7 @@
               <w14:ligatures w14:val="standardContextual"/>
             </w:rPr>
           </w:pPr>
-          <w:hyperlink w:anchor="_Toc243650968" w:history="1">
+          <w:hyperlink w:anchor="_Toc243654270" w:history="1">
             <w:r>
               <w:rPr>
                 <w:rStyle w:val="Hyperlink"/>
@@ -3556,7 +3672,7 @@
               <w:rPr>
                 <w:noProof/>
               </w:rPr>
-              <w:instrText xml:space="preserve"> PAGEREF _Toc243650968 \h </w:instrText>
+              <w:instrText xml:space="preserve"> PAGEREF _Toc243654270 \h </w:instrText>
             </w:r>
             <w:r>
               <w:rPr>
@@ -3599,7 +3715,7 @@
               <w14:ligatures w14:val="standardContextual"/>
             </w:rPr>
           </w:pPr>
-          <w:hyperlink w:anchor="_Toc243650969" w:history="1">
+          <w:hyperlink w:anchor="_Toc243654271" w:history="1">
             <w:r>
               <w:rPr>
                 <w:rStyle w:val="Hyperlink"/>
@@ -3623,7 +3739,7 @@
               <w:rPr>
                 <w:noProof/>
               </w:rPr>
-              <w:instrText xml:space="preserve"> PAGEREF _Toc243650969 \h </w:instrText>
+              <w:instrText xml:space="preserve"> PAGEREF _Toc243654271 \h </w:instrText>
             </w:r>
             <w:r>
               <w:rPr>
@@ -3666,7 +3782,7 @@
               <w14:ligatures w14:val="standardContextual"/>
             </w:rPr>
           </w:pPr>
-          <w:hyperlink w:anchor="_Toc243650970" w:history="1">
+          <w:hyperlink w:anchor="_Toc243654272" w:history="1">
             <w:r>
               <w:rPr>
                 <w:rStyle w:val="Hyperlink"/>
@@ -3690,7 +3806,7 @@
               <w:rPr>
                 <w:noProof/>
               </w:rPr>
-              <w:instrText xml:space="preserve"> PAGEREF _Toc243650970 \h </w:instrText>
+              <w:instrText xml:space="preserve"> PAGEREF _Toc243654272 \h </w:instrText>
             </w:r>
             <w:r>
               <w:rPr>
@@ -3733,7 +3849,7 @@
               <w14:ligatures w14:val="standardContextual"/>
             </w:rPr>
           </w:pPr>
-          <w:hyperlink w:anchor="_Toc243650971" w:history="1">
+          <w:hyperlink w:anchor="_Toc243654273" w:history="1">
             <w:r>
               <w:rPr>
                 <w:rStyle w:val="Hyperlink"/>
@@ -3757,7 +3873,7 @@
               <w:rPr>
                 <w:noProof/>
               </w:rPr>
-              <w:instrText xml:space="preserve"> PAGEREF _Toc243650971 \h </w:instrText>
+              <w:instrText xml:space="preserve"> PAGEREF _Toc243654273 \h </w:instrText>
             </w:r>
             <w:r>
               <w:rPr>
@@ -3800,7 +3916,7 @@
               <w14:ligatures w14:val="standardContextual"/>
             </w:rPr>
           </w:pPr>
-          <w:hyperlink w:anchor="_Toc243650972" w:history="1">
+          <w:hyperlink w:anchor="_Toc243654274" w:history="1">
             <w:r>
               <w:rPr>
                 <w:rStyle w:val="Hyperlink"/>
@@ -3824,7 +3940,7 @@
               <w:rPr>
                 <w:noProof/>
               </w:rPr>
-              <w:instrText xml:space="preserve"> PAGEREF _Toc243650972 \h </w:instrText>
+              <w:instrText xml:space="preserve"> PAGEREF _Toc243654274 \h </w:instrText>
             </w:r>
             <w:r>
               <w:rPr>
@@ -3867,7 +3983,7 @@
               <w14:ligatures w14:val="standardContextual"/>
             </w:rPr>
           </w:pPr>
-          <w:hyperlink w:anchor="_Toc243650973" w:history="1">
+          <w:hyperlink w:anchor="_Toc243654275" w:history="1">
             <w:r>
               <w:rPr>
                 <w:rStyle w:val="Hyperlink"/>
@@ -3891,7 +4007,7 @@
               <w:rPr>
                 <w:noProof/>
               </w:rPr>
-              <w:instrText xml:space="preserve"> PAGEREF _Toc243650973 \h </w:instrText>
+              <w:instrText xml:space="preserve"> PAGEREF _Toc243654275 \h </w:instrText>
             </w:r>
             <w:r>
               <w:rPr>
@@ -3934,7 +4050,7 @@
               <w14:ligatures w14:val="standardContextual"/>
             </w:rPr>
           </w:pPr>
-          <w:hyperlink w:anchor="_Toc243650974" w:history="1">
+          <w:hyperlink w:anchor="_Toc243654276" w:history="1">
             <w:r>
               <w:rPr>
                 <w:rStyle w:val="Hyperlink"/>
@@ -3958,7 +4074,7 @@
               <w:rPr>
                 <w:noProof/>
               </w:rPr>
-              <w:instrText xml:space="preserve"> PAGEREF _Toc243650974 \h </w:instrText>
+              <w:instrText xml:space="preserve"> PAGEREF _Toc243654276 \h </w:instrText>
             </w:r>
             <w:r>
               <w:rPr>
@@ -4004,7 +4120,7 @@
     <w:sdt>
       <w:sdtPr>
         <w:alias w:val="Tables"/>
-        <w:id w:val="1401031227"/>
+        <w:id w:val="1280531396"/>
       </w:sdtPr>
       <w:sdtEndPr/>
       <w:sdtContent>
@@ -4033,7 +4149,7 @@
           <w:r>
             <w:fldChar w:fldCharType="separate"/>
           </w:r>
-          <w:hyperlink w:anchor="_Toc243650975" w:history="1">
+          <w:hyperlink w:anchor="_Toc243654277" w:history="1">
             <w:r>
               <w:rPr>
                 <w:rStyle w:val="Hyperlink"/>
@@ -4057,7 +4173,7 @@
               <w:rPr>
                 <w:noProof/>
               </w:rPr>
-              <w:instrText xml:space="preserve"> PAGEREF _Toc243650975 \h </w:instrText>
+              <w:instrText xml:space="preserve"> PAGEREF _Toc243654277 \h </w:instrText>
             </w:r>
             <w:r>
               <w:rPr>
@@ -4100,7 +4216,7 @@
               <w14:ligatures w14:val="standardContextual"/>
             </w:rPr>
           </w:pPr>
-          <w:hyperlink w:anchor="_Toc243650976" w:history="1">
+          <w:hyperlink w:anchor="_Toc243654278" w:history="1">
             <w:r>
               <w:rPr>
                 <w:rStyle w:val="Hyperlink"/>
@@ -4124,7 +4240,7 @@
               <w:rPr>
                 <w:noProof/>
               </w:rPr>
-              <w:instrText xml:space="preserve"> PAGEREF _Toc243650976 \h </w:instrText>
+              <w:instrText xml:space="preserve"> PAGEREF _Toc243654278 \h </w:instrText>
             </w:r>
             <w:r>
               <w:rPr>
@@ -4167,7 +4283,7 @@
               <w14:ligatures w14:val="standardContextual"/>
             </w:rPr>
           </w:pPr>
-          <w:hyperlink w:anchor="_Toc243650977" w:history="1">
+          <w:hyperlink w:anchor="_Toc243654279" w:history="1">
             <w:r>
               <w:rPr>
                 <w:rStyle w:val="Hyperlink"/>
@@ -4191,7 +4307,7 @@
               <w:rPr>
                 <w:noProof/>
               </w:rPr>
-              <w:instrText xml:space="preserve"> PAGEREF _Toc243650977 \h </w:instrText>
+              <w:instrText xml:space="preserve"> PAGEREF _Toc243654279 \h </w:instrText>
             </w:r>
             <w:r>
               <w:rPr>
@@ -4234,7 +4350,7 @@
               <w14:ligatures w14:val="standardContextual"/>
             </w:rPr>
           </w:pPr>
-          <w:hyperlink w:anchor="_Toc243650978" w:history="1">
+          <w:hyperlink w:anchor="_Toc243654280" w:history="1">
             <w:r>
               <w:rPr>
                 <w:rStyle w:val="Hyperlink"/>
@@ -4258,7 +4374,7 @@
               <w:rPr>
                 <w:noProof/>
               </w:rPr>
-              <w:instrText xml:space="preserve"> PAGEREF _Toc243650978 \h </w:instrText>
+              <w:instrText xml:space="preserve"> PAGEREF _Toc243654280 \h </w:instrText>
             </w:r>
             <w:r>
               <w:rPr>
@@ -4301,7 +4417,7 @@
               <w14:ligatures w14:val="standardContextual"/>
             </w:rPr>
           </w:pPr>
-          <w:hyperlink w:anchor="_Toc243650979" w:history="1">
+          <w:hyperlink w:anchor="_Toc243654281" w:history="1">
             <w:r>
               <w:rPr>
                 <w:rStyle w:val="Hyperlink"/>
@@ -4325,7 +4441,7 @@
               <w:rPr>
                 <w:noProof/>
               </w:rPr>
-              <w:instrText xml:space="preserve"> PAGEREF _Toc243650979 \h </w:instrText>
+              <w:instrText xml:space="preserve"> PAGEREF _Toc243654281 \h </w:instrText>
             </w:r>
             <w:r>
               <w:rPr>
@@ -4368,7 +4484,7 @@
               <w14:ligatures w14:val="standardContextual"/>
             </w:rPr>
           </w:pPr>
-          <w:hyperlink w:anchor="_Toc243650980" w:history="1">
+          <w:hyperlink w:anchor="_Toc243654282" w:history="1">
             <w:r>
               <w:rPr>
                 <w:rStyle w:val="Hyperlink"/>
@@ -4392,7 +4508,7 @@
               <w:rPr>
                 <w:noProof/>
               </w:rPr>
-              <w:instrText xml:space="preserve"> PAGEREF _Toc243650980 \h </w:instrText>
+              <w:instrText xml:space="preserve"> PAGEREF _Toc243654282 \h </w:instrText>
             </w:r>
             <w:r>
               <w:rPr>
@@ -4435,7 +4551,7 @@
               <w14:ligatures w14:val="standardContextual"/>
             </w:rPr>
           </w:pPr>
-          <w:hyperlink w:anchor="_Toc243650981" w:history="1">
+          <w:hyperlink w:anchor="_Toc243654283" w:history="1">
             <w:r>
               <w:rPr>
                 <w:rStyle w:val="Hyperlink"/>
@@ -4459,7 +4575,7 @@
               <w:rPr>
                 <w:noProof/>
               </w:rPr>
-              <w:instrText xml:space="preserve"> PAGEREF _Toc243650981 \h </w:instrText>
+              <w:instrText xml:space="preserve"> PAGEREF _Toc243654283 \h </w:instrText>
             </w:r>
             <w:r>
               <w:rPr>
@@ -4502,7 +4618,7 @@
               <w14:ligatures w14:val="standardContextual"/>
             </w:rPr>
           </w:pPr>
-          <w:hyperlink w:anchor="_Toc243650982" w:history="1">
+          <w:hyperlink w:anchor="_Toc243654284" w:history="1">
             <w:r>
               <w:rPr>
                 <w:rStyle w:val="Hyperlink"/>
@@ -4526,7 +4642,7 @@
               <w:rPr>
                 <w:noProof/>
               </w:rPr>
-              <w:instrText xml:space="preserve"> PAGEREF _Toc243650982 \h </w:instrText>
+              <w:instrText xml:space="preserve"> PAGEREF _Toc243654284 \h </w:instrText>
             </w:r>
             <w:r>
               <w:rPr>
@@ -4569,7 +4685,7 @@
               <w14:ligatures w14:val="standardContextual"/>
             </w:rPr>
           </w:pPr>
-          <w:hyperlink w:anchor="_Toc243650983" w:history="1">
+          <w:hyperlink w:anchor="_Toc243654285" w:history="1">
             <w:r>
               <w:rPr>
                 <w:rStyle w:val="Hyperlink"/>
@@ -4593,7 +4709,7 @@
               <w:rPr>
                 <w:noProof/>
               </w:rPr>
-              <w:instrText xml:space="preserve"> PAGEREF _Toc243650983 \h </w:instrText>
+              <w:instrText xml:space="preserve"> PAGEREF _Toc243654285 \h </w:instrText>
             </w:r>
             <w:r>
               <w:rPr>
@@ -4636,7 +4752,7 @@
               <w14:ligatures w14:val="standardContextual"/>
             </w:rPr>
           </w:pPr>
-          <w:hyperlink w:anchor="_Toc243650984" w:history="1">
+          <w:hyperlink w:anchor="_Toc243654286" w:history="1">
             <w:r>
               <w:rPr>
                 <w:rStyle w:val="Hyperlink"/>
@@ -4660,7 +4776,7 @@
               <w:rPr>
                 <w:noProof/>
               </w:rPr>
-              <w:instrText xml:space="preserve"> PAGEREF _Toc243650984 \h </w:instrText>
+              <w:instrText xml:space="preserve"> PAGEREF _Toc243654286 \h </w:instrText>
             </w:r>
             <w:r>
               <w:rPr>
@@ -4703,7 +4819,7 @@
               <w14:ligatures w14:val="standardContextual"/>
             </w:rPr>
           </w:pPr>
-          <w:hyperlink w:anchor="_Toc243650985" w:history="1">
+          <w:hyperlink w:anchor="_Toc243654287" w:history="1">
             <w:r>
               <w:rPr>
                 <w:rStyle w:val="Hyperlink"/>
@@ -4727,7 +4843,7 @@
               <w:rPr>
                 <w:noProof/>
               </w:rPr>
-              <w:instrText xml:space="preserve"> PAGEREF _Toc243650985 \h </w:instrText>
+              <w:instrText xml:space="preserve"> PAGEREF _Toc243654287 \h </w:instrText>
             </w:r>
             <w:r>
               <w:rPr>
@@ -4770,7 +4886,7 @@
               <w14:ligatures w14:val="standardContextual"/>
             </w:rPr>
           </w:pPr>
-          <w:hyperlink w:anchor="_Toc243650986" w:history="1">
+          <w:hyperlink w:anchor="_Toc243654288" w:history="1">
             <w:r>
               <w:rPr>
                 <w:rStyle w:val="Hyperlink"/>
@@ -4794,7 +4910,7 @@
               <w:rPr>
                 <w:noProof/>
               </w:rPr>
-              <w:instrText xml:space="preserve"> PAGEREF _Toc243650986 \h </w:instrText>
+              <w:instrText xml:space="preserve"> PAGEREF _Toc243654288 \h </w:instrText>
             </w:r>
             <w:r>
               <w:rPr>
@@ -4837,7 +4953,7 @@
               <w14:ligatures w14:val="standardContextual"/>
             </w:rPr>
           </w:pPr>
-          <w:hyperlink w:anchor="_Toc243650987" w:history="1">
+          <w:hyperlink w:anchor="_Toc243654289" w:history="1">
             <w:r>
               <w:rPr>
                 <w:rStyle w:val="Hyperlink"/>
@@ -4861,7 +4977,7 @@
               <w:rPr>
                 <w:noProof/>
               </w:rPr>
-              <w:instrText xml:space="preserve"> PAGEREF _Toc243650987 \h </w:instrText>
+              <w:instrText xml:space="preserve"> PAGEREF _Toc243654289 \h </w:instrText>
             </w:r>
             <w:r>
               <w:rPr>
@@ -4904,7 +5020,7 @@
               <w14:ligatures w14:val="standardContextual"/>
             </w:rPr>
           </w:pPr>
-          <w:hyperlink w:anchor="_Toc243650988" w:history="1">
+          <w:hyperlink w:anchor="_Toc243654290" w:history="1">
             <w:r>
               <w:rPr>
                 <w:rStyle w:val="Hyperlink"/>
@@ -4928,7 +5044,7 @@
               <w:rPr>
                 <w:noProof/>
               </w:rPr>
-              <w:instrText xml:space="preserve"> PAGEREF _Toc243650988 \h </w:instrText>
+              <w:instrText xml:space="preserve"> PAGEREF _Toc243654290 \h </w:instrText>
             </w:r>
             <w:r>
               <w:rPr>
@@ -4971,7 +5087,7 @@
               <w14:ligatures w14:val="standardContextual"/>
             </w:rPr>
           </w:pPr>
-          <w:hyperlink w:anchor="_Toc243650989" w:history="1">
+          <w:hyperlink w:anchor="_Toc243654291" w:history="1">
             <w:r>
               <w:rPr>
                 <w:rStyle w:val="Hyperlink"/>
@@ -4995,7 +5111,7 @@
               <w:rPr>
                 <w:noProof/>
               </w:rPr>
-              <w:instrText xml:space="preserve"> PAGEREF _Toc243650989 \h </w:instrText>
+              <w:instrText xml:space="preserve"> PAGEREF _Toc243654291 \h </w:instrText>
             </w:r>
             <w:r>
               <w:rPr>
@@ -5036,7 +5152,7 @@
         <w:keepLines/>
         <w:pageBreakBefore/>
       </w:pPr>
-      <w:bookmarkStart w:id="0" w:name="_Toc243650952"/>
+      <w:bookmarkStart w:id="0" w:name="_Toc243654254"/>
       <w:r>
         <w:lastRenderedPageBreak/>
         <w:t>1 Introduction</w:t>
@@ -5049,7 +5165,7 @@
         <w:keepNext/>
         <w:keepLines/>
       </w:pPr>
-      <w:bookmarkStart w:id="1" w:name="_Toc243650953"/>
+      <w:bookmarkStart w:id="1" w:name="_Toc243654255"/>
       <w:r>
         <w:t>1.1 Purpose</w:t>
       </w:r>
@@ -5069,7 +5185,7 @@
         <w:keepNext/>
         <w:keepLines/>
       </w:pPr>
-      <w:bookmarkStart w:id="2" w:name="_Toc243650954"/>
+      <w:bookmarkStart w:id="2" w:name="_Toc243654256"/>
       <w:r>
         <w:t>1.2 Scope</w:t>
       </w:r>
@@ -5092,7 +5208,7 @@
         <w:keepNext/>
         <w:keepLines/>
       </w:pPr>
-      <w:bookmarkStart w:id="3" w:name="_Toc243650955"/>
+      <w:bookmarkStart w:id="3" w:name="_Toc243654257"/>
       <w:r>
         <w:t>1.3 Intended audience</w:t>
       </w:r>
@@ -5112,7 +5228,7 @@
         <w:keepNext/>
         <w:keepLines/>
       </w:pPr>
-      <w:bookmarkStart w:id="4" w:name="_Toc243650956"/>
+      <w:bookmarkStart w:id="4" w:name="_Toc243654258"/>
       <w:r>
         <w:t>1.4 Relationship to other documents</w:t>
       </w:r>
@@ -5123,7 +5239,7 @@
         <w:pStyle w:val="Caption"/>
         <w:keepNext/>
       </w:pPr>
-      <w:bookmarkStart w:id="5" w:name="_Toc243650975"/>
+      <w:bookmarkStart w:id="5" w:name="_Toc243654277"/>
       <w:r>
         <w:t xml:space="preserve">Table </w:t>
       </w:r>
@@ -5641,7 +5757,7 @@
         <w:keepLines/>
         <w:pageBreakBefore/>
       </w:pPr>
-      <w:bookmarkStart w:id="6" w:name="_Toc243650957"/>
+      <w:bookmarkStart w:id="6" w:name="_Toc243654259"/>
       <w:r>
         <w:lastRenderedPageBreak/>
         <w:t>2 Test strategy</w:t>
@@ -5654,7 +5770,7 @@
         <w:keepNext/>
         <w:keepLines/>
       </w:pPr>
-      <w:bookmarkStart w:id="7" w:name="_Toc243650958"/>
+      <w:bookmarkStart w:id="7" w:name="_Toc243654260"/>
       <w:r>
         <w:t>2.1 Test levels</w:t>
       </w:r>
@@ -5665,7 +5781,7 @@
         <w:pStyle w:val="Caption"/>
         <w:keepNext/>
       </w:pPr>
-      <w:bookmarkStart w:id="8" w:name="_Toc243650976"/>
+      <w:bookmarkStart w:id="8" w:name="_Toc243654278"/>
       <w:r>
         <w:t xml:space="preserve">Table </w:t>
       </w:r>
@@ -6907,7 +7023,7 @@
         <w:keepNext/>
         <w:keepLines/>
       </w:pPr>
-      <w:bookmarkStart w:id="9" w:name="_Toc243650959"/>
+      <w:bookmarkStart w:id="9" w:name="_Toc243654261"/>
       <w:r>
         <w:t>2.2 Test types</w:t>
       </w:r>
@@ -6918,7 +7034,7 @@
         <w:pStyle w:val="Caption"/>
         <w:keepNext/>
       </w:pPr>
-      <w:bookmarkStart w:id="10" w:name="_Toc243650977"/>
+      <w:bookmarkStart w:id="10" w:name="_Toc243654279"/>
       <w:r>
         <w:t xml:space="preserve">Table </w:t>
       </w:r>
@@ -7706,7 +7822,7 @@
         <w:keepNext/>
         <w:keepLines/>
       </w:pPr>
-      <w:bookmarkStart w:id="11" w:name="_Toc243650960"/>
+      <w:bookmarkStart w:id="11" w:name="_Toc243654262"/>
       <w:r>
         <w:t>2.3 Approach</w:t>
       </w:r>
@@ -7739,7 +7855,7 @@
         <w:keepLines/>
         <w:pageBreakBefore/>
       </w:pPr>
-      <w:bookmarkStart w:id="12" w:name="_Toc243650961"/>
+      <w:bookmarkStart w:id="12" w:name="_Toc243654263"/>
       <w:r>
         <w:lastRenderedPageBreak/>
         <w:t>3 Test environment</w:t>
@@ -7751,7 +7867,7 @@
         <w:pStyle w:val="Caption"/>
         <w:keepNext/>
       </w:pPr>
-      <w:bookmarkStart w:id="13" w:name="_Toc243650978"/>
+      <w:bookmarkStart w:id="13" w:name="_Toc243654280"/>
       <w:r>
         <w:t xml:space="preserve">Table </w:t>
       </w:r>
@@ -8414,7 +8530,7 @@
         <w:keepLines/>
         <w:pageBreakBefore/>
       </w:pPr>
-      <w:bookmarkStart w:id="14" w:name="_Toc243650962"/>
+      <w:bookmarkStart w:id="14" w:name="_Toc243654264"/>
       <w:r>
         <w:lastRenderedPageBreak/>
         <w:t>4 Entry and exit criteria</w:t>
@@ -8427,7 +8543,7 @@
         <w:keepNext/>
         <w:keepLines/>
       </w:pPr>
-      <w:bookmarkStart w:id="15" w:name="_Toc243650963"/>
+      <w:bookmarkStart w:id="15" w:name="_Toc243654265"/>
       <w:r>
         <w:t>4.1 Entry criteria</w:t>
       </w:r>
@@ -8447,7 +8563,7 @@
         <w:keepNext/>
         <w:keepLines/>
       </w:pPr>
-      <w:bookmarkStart w:id="16" w:name="_Toc243650964"/>
+      <w:bookmarkStart w:id="16" w:name="_Toc243654266"/>
       <w:r>
         <w:t>4.2 Exit criteria (Definition of Done)</w:t>
       </w:r>
@@ -8655,7 +8771,7 @@
         <w:keepNext/>
         <w:keepLines/>
       </w:pPr>
-      <w:bookmarkStart w:id="17" w:name="_Toc243650965"/>
+      <w:bookmarkStart w:id="17" w:name="_Toc243654267"/>
       <w:r>
         <w:t>4.3 </w:t>
       </w:r>
@@ -8679,7 +8795,7 @@
         <w:keepLines/>
         <w:pageBreakBefore/>
       </w:pPr>
-      <w:bookmarkStart w:id="18" w:name="_Toc243650966"/>
+      <w:bookmarkStart w:id="18" w:name="_Toc243654268"/>
       <w:r>
         <w:lastRenderedPageBreak/>
         <w:t>5 Test items and features</w:t>
@@ -8691,7 +8807,7 @@
         <w:pStyle w:val="Caption"/>
         <w:keepNext/>
       </w:pPr>
-      <w:bookmarkStart w:id="19" w:name="_Toc243650979"/>
+      <w:bookmarkStart w:id="19" w:name="_Toc243654281"/>
       <w:r>
         <w:t xml:space="preserve">Table </w:t>
       </w:r>
@@ -11548,7 +11664,7 @@
         <w:keepLines/>
         <w:pageBreakBefore/>
       </w:pPr>
-      <w:bookmarkStart w:id="20" w:name="_Toc243650967"/>
+      <w:bookmarkStart w:id="20" w:name="_Toc243654269"/>
       <w:r>
         <w:lastRenderedPageBreak/>
         <w:t>6 Test case catalogue</w:t>
@@ -11580,7 +11696,7 @@
         <w:pStyle w:val="Caption"/>
         <w:keepNext/>
       </w:pPr>
-      <w:bookmarkStart w:id="21" w:name="_Toc243650980"/>
+      <w:bookmarkStart w:id="21" w:name="_Toc243654282"/>
       <w:r>
         <w:t xml:space="preserve">Table </w:t>
       </w:r>
@@ -19099,7 +19215,7 @@
                 <w:sz w:val="19"/>
                 <w:szCs w:val="19"/>
               </w:rPr>
-              <w:t xml:space="preserve"> (4)</w:t>
+              <w:t xml:space="preserve"> (6)</w:t>
             </w:r>
           </w:p>
         </w:tc>
@@ -19130,7 +19246,7 @@
                 <w:sz w:val="19"/>
                 <w:szCs w:val="19"/>
               </w:rPr>
-              <w:t>UGC formats (BANDARA DPS, address with commas, 07… mobile); checklist fits school or private, O/L, affidavit, aptitude; every step cites the handbook in three languages; answers stay on the phone and are cleared with the student's data</w:t>
+              <w:t>UGC formats (BANDARA DPS, 07… mobile); checklist fits school or private, O/L, affidavit, aptitude (singular for one course); every step cites the handbook in three languages; six guides instead of inputs; first-version typed details deleted on load; only two answers and ticks kept, cleared with the student's data</w:t>
             </w:r>
           </w:p>
         </w:tc>
@@ -19179,7 +19295,7 @@
         <w:keepLines/>
         <w:pageBreakBefore/>
       </w:pPr>
-      <w:bookmarkStart w:id="22" w:name="_Toc243650968"/>
+      <w:bookmarkStart w:id="22" w:name="_Toc243654270"/>
       <w:r>
         <w:lastRenderedPageBreak/>
         <w:t>7 Security tests</w:t>
@@ -19191,7 +19307,7 @@
         <w:pStyle w:val="Caption"/>
         <w:keepNext/>
       </w:pPr>
-      <w:bookmarkStart w:id="23" w:name="_Toc243650981"/>
+      <w:bookmarkStart w:id="23" w:name="_Toc243654283"/>
       <w:r>
         <w:t xml:space="preserve">Table </w:t>
       </w:r>
@@ -21724,10 +21840,10 @@
         <w:t>Security audit run-1 (15 October 2026).</w:t>
       </w:r>
       <w:r>
-        <w:t xml:space="preserve"> The Cloudflare security-audit skill (37 agents, report kept outside the public repository) produced 0 confirmed findings, 17 leads needing validation and 1 rejected lead. Every lead except </w:t>
+        <w:t xml:space="preserve"> The Cloudflare security-audit skill (37 agents, report kept outside the public repository) produced 0 confirmed findings, 17 leads needing validation and 1 rejected lead. Every lead except lead 9 (accepted risk: the log-in limit stays per username because school laboratories share an address; a Turnstile </w:t>
       </w:r>
       <w:r>
-        <w:t>lead 9 (accepted risk: the log-in limit stays per username because school laboratories share an address; a Turnstile human check is planned) was fixed on 15 October 2026. The method, each lead, its fix and its test are listed in the ZP-DOC-08 Test Summary Report.</w:t>
+        <w:t>human check is planned) was fixed on 15 October 2026. The method, each lead, its fix and its test are listed in the ZP-DOC-08 Test Summary Report.</w:t>
       </w:r>
     </w:p>
     <w:p>
@@ -21737,7 +21853,7 @@
         <w:keepLines/>
         <w:pageBreakBefore/>
       </w:pPr>
-      <w:bookmarkStart w:id="24" w:name="_Toc243650969"/>
+      <w:bookmarkStart w:id="24" w:name="_Toc243654271"/>
       <w:r>
         <w:lastRenderedPageBreak/>
         <w:t>8 Results summary</w:t>
@@ -21769,7 +21885,7 @@
         <w:pStyle w:val="Caption"/>
         <w:keepNext/>
       </w:pPr>
-      <w:bookmarkStart w:id="25" w:name="_Toc243650982"/>
+      <w:bookmarkStart w:id="25" w:name="_Toc243654284"/>
       <w:r>
         <w:t xml:space="preserve">Table </w:t>
       </w:r>
@@ -22559,7 +22675,7 @@
         <w:t xml:space="preserve">Automated test count over the build: 79 (5 October), 126, 152, 164, 179, 185 (11 October), 515 with 6 expected-fail and 21 opt-in (12 to 15 October, after the test campaign and CR-007 to CR-009), 532 with 0 expected-fail and 21 opt-in </w:t>
       </w:r>
       <w:r>
-        <w:t>(15 October, after the hardening of CR-010), 536 (21 October, after VR3 and the desktop side menu, TC-139), 539 (23 October, after VR4, TC-140), 543 (23 October, after CR-011, TC-141), 547 (23 October, after CR-012, TC-142).</w:t>
+        <w:t>(15 October, after the hardening of CR-010), 536 (21 October, after VR3 and the desktop side menu, TC-139), 539 (23 October, after VR4, TC-140), 543 (23 October, after CR-011, TC-141), 547 (23 October, after CR-012, TC-142), 549 (23 October, CR-012 revised to guides).</w:t>
       </w:r>
     </w:p>
     <w:p>
@@ -22567,7 +22683,7 @@
         <w:pStyle w:val="Caption"/>
         <w:keepNext/>
       </w:pPr>
-      <w:bookmarkStart w:id="26" w:name="_Toc243650983"/>
+      <w:bookmarkStart w:id="26" w:name="_Toc243654285"/>
       <w:r>
         <w:t xml:space="preserve">Table </w:t>
       </w:r>
@@ -23082,7 +23198,7 @@
         <w:pStyle w:val="Caption"/>
         <w:keepNext/>
       </w:pPr>
-      <w:bookmarkStart w:id="27" w:name="_Toc243650984"/>
+      <w:bookmarkStart w:id="27" w:name="_Toc243654286"/>
       <w:r>
         <w:lastRenderedPageBreak/>
         <w:t xml:space="preserve">Table </w:t>
@@ -23657,7 +23773,7 @@
         <w:keepLines/>
         <w:pageBreakBefore/>
       </w:pPr>
-      <w:bookmarkStart w:id="28" w:name="_Toc243650970"/>
+      <w:bookmarkStart w:id="28" w:name="_Toc243654272"/>
       <w:r>
         <w:lastRenderedPageBreak/>
         <w:t>9 Defects found and fixed</w:t>
@@ -23669,7 +23785,7 @@
         <w:pStyle w:val="Caption"/>
         <w:keepNext/>
       </w:pPr>
-      <w:bookmarkStart w:id="29" w:name="_Toc243650985"/>
+      <w:bookmarkStart w:id="29" w:name="_Toc243654287"/>
       <w:r>
         <w:t xml:space="preserve">Table </w:t>
       </w:r>
@@ -24824,7 +24940,7 @@
         <w:keepLines/>
         <w:pageBreakBefore/>
       </w:pPr>
-      <w:bookmarkStart w:id="30" w:name="_Toc243650971"/>
+      <w:bookmarkStart w:id="30" w:name="_Toc243654273"/>
       <w:r>
         <w:lastRenderedPageBreak/>
         <w:t>10 Known gaps and risks</w:t>
@@ -24836,7 +24952,7 @@
         <w:pStyle w:val="Caption"/>
         <w:keepNext/>
       </w:pPr>
-      <w:bookmarkStart w:id="31" w:name="_Toc243650986"/>
+      <w:bookmarkStart w:id="31" w:name="_Toc243654288"/>
       <w:r>
         <w:t xml:space="preserve">Table </w:t>
       </w:r>
@@ -26101,7 +26217,7 @@
         <w:keepLines/>
         <w:pageBreakBefore/>
       </w:pPr>
-      <w:bookmarkStart w:id="32" w:name="_Toc243650972"/>
+      <w:bookmarkStart w:id="32" w:name="_Toc243654274"/>
       <w:r>
         <w:lastRenderedPageBreak/>
         <w:t>11 Traceability</w:t>
@@ -26121,7 +26237,7 @@
         <w:pStyle w:val="Caption"/>
         <w:keepNext/>
       </w:pPr>
-      <w:bookmarkStart w:id="33" w:name="_Toc243650987"/>
+      <w:bookmarkStart w:id="33" w:name="_Toc243654289"/>
       <w:r>
         <w:t xml:space="preserve">Table </w:t>
       </w:r>
@@ -27990,7 +28106,7 @@
         <w:keepLines/>
         <w:pageBreakBefore/>
       </w:pPr>
-      <w:bookmarkStart w:id="34" w:name="_Toc243650973"/>
+      <w:bookmarkStart w:id="34" w:name="_Toc243654275"/>
       <w:r>
         <w:lastRenderedPageBreak/>
         <w:t>Appendix A: Glossary</w:t>
@@ -28002,7 +28118,7 @@
         <w:pStyle w:val="Caption"/>
         <w:keepNext/>
       </w:pPr>
-      <w:bookmarkStart w:id="35" w:name="_Toc243650988"/>
+      <w:bookmarkStart w:id="35" w:name="_Toc243654290"/>
       <w:r>
         <w:t xml:space="preserve">Table </w:t>
       </w:r>
@@ -29023,7 +29139,7 @@
         <w:keepLines/>
         <w:pageBreakBefore/>
       </w:pPr>
-      <w:bookmarkStart w:id="36" w:name="_Toc243650974"/>
+      <w:bookmarkStart w:id="36" w:name="_Toc243654276"/>
       <w:r>
         <w:lastRenderedPageBreak/>
         <w:t>Appendix B: References</w:t>
@@ -29035,7 +29151,7 @@
         <w:pStyle w:val="Caption"/>
         <w:keepNext/>
       </w:pPr>
-      <w:bookmarkStart w:id="37" w:name="_Toc243650989"/>
+      <w:bookmarkStart w:id="37" w:name="_Toc243654291"/>
       <w:r>
         <w:t xml:space="preserve">Table </w:t>
       </w:r>
@@ -29952,134 +30068,10 @@
 <file path=word/numbering.xml><?xml version="1.0" encoding="utf-8"?>
 <w:numbering xmlns:wpc="http://schemas.microsoft.com/office/word/2010/wordprocessingCanvas" xmlns:cx="http://schemas.microsoft.com/office/drawing/2014/chartex" xmlns:cx1="http://schemas.microsoft.com/office/drawing/2015/9/8/chartex" xmlns:cx2="http://schemas.microsoft.com/office/drawing/2015/10/21/chartex" xmlns:cx3="http://schemas.microsoft.com/office/drawing/2016/5/9/chartex" xmlns:cx4="http://schemas.microsoft.com/office/drawing/2016/5/10/chartex" xmlns:cx5="http://schemas.microsoft.com/office/drawing/2016/5/11/chartex" xmlns:cx6="http://schemas.microsoft.com/office/drawing/2016/5/12/chartex" xmlns:cx7="http://schemas.microsoft.com/office/drawing/2016/5/13/chartex" xmlns:cx8="http://schemas.microsoft.com/office/drawing/2016/5/14/chartex" xmlns:mc="http://schemas.openxmlformats.org/markup-compatibility/2006" xmlns:aink="http://schemas.microsoft.com/office/drawing/2016/ink" xmlns:am3d="http://schemas.microsoft.com/office/drawing/2017/model3d" xmlns:o="urn:schemas-microsoft-com:office:office" xmlns:oel="http://schemas.microsoft.com/office/2019/extlst" xmlns:r="http://schemas.openxmlformats.org/officeDocument/2006/relationships" xmlns:m="http://schemas.openxmlformats.org/officeDocument/2006/math" xmlns:v="urn:schemas-microsoft-com:vml" xmlns:wp14="http://schemas.microsoft.com/office/word/2010/wordprocessingDrawing" xmlns:wp="http://schemas.openxmlformats.org/drawingml/2006/wordprocessingDrawing" xmlns:w10="urn:schemas-microsoft-com:office:word" xmlns:w="http://schemas.openxmlformats.org/wordprocessingml/2006/main" xmlns:w14="http://schemas.microsoft.com/office/word/2010/wordml" xmlns:w15="http://schemas.microsoft.com/office/word/2012/wordml" xmlns:w16cex="http://schemas.microsoft.com/office/word/2018/wordml/cex" xmlns:w16cid="http://schemas.microsoft.com/office/word/2016/wordml/cid" xmlns:w16="http://schemas.microsoft.com/office/word/2018/wordml" xmlns:w16du="http://schemas.microsoft.com/office/word/2023/wordml/word16du" xmlns:w16sdtdh="http://schemas.microsoft.com/office/word/2020/wordml/sdtdatahash" xmlns:w16sdtfl="http://schemas.microsoft.com/office/word/2024/wordml/sdtformatlock" xmlns:w16se="http://schemas.microsoft.com/office/word/2015/wordml/symex" xmlns:wpg="http://schemas.microsoft.com/office/word/2010/wordprocessingGroup" xmlns:wpi="http://schemas.microsoft.com/office/word/2010/wordprocessingInk" xmlns:wne="http://schemas.microsoft.com/office/word/2006/wordml" xmlns:wps="http://schemas.microsoft.com/office/word/2010/wordprocessingShape" mc:Ignorable="w14 w15 w16se w16cid w16 w16cex w16sdtdh w16sdtfl w16du wp14">
   <w:abstractNum w:abstractNumId="0" w15:restartNumberingAfterBreak="0">
-    <w:nsid w:val="1F9E3261"/>
+    <w:nsid w:val="26147B31"/>
     <w:multiLevelType w:val="hybridMultilevel"/>
-    <w:tmpl w:val="F7F61E16"/>
-    <w:lvl w:ilvl="0" w:tplc="79B478C6">
-      <w:start w:val="1"/>
-      <w:numFmt w:val="decimal"/>
-      <w:lvlText w:val="%1."/>
-      <w:lvlJc w:val="left"/>
-      <w:pPr>
-        <w:ind w:left="720" w:hanging="360"/>
-      </w:pPr>
-    </w:lvl>
-    <w:lvl w:ilvl="1" w:tplc="DF8EC6FE" w:tentative="1">
-      <w:start w:val="1"/>
-      <w:numFmt w:val="lowerLetter"/>
-      <w:lvlText w:val="%2."/>
-      <w:lvlJc w:val="left"/>
-      <w:pPr>
-        <w:ind w:left="1080" w:hanging="360"/>
-      </w:pPr>
-    </w:lvl>
-    <w:lvl w:ilvl="2" w:tplc="A54E34B0" w:tentative="1">
-      <w:start w:val="1"/>
-      <w:numFmt w:val="lowerRoman"/>
-      <w:lvlText w:val="%3."/>
-      <w:lvlJc w:val="left"/>
-      <w:pPr>
-        <w:ind w:left="1440" w:hanging="360"/>
-      </w:pPr>
-    </w:lvl>
-    <w:lvl w:ilvl="3" w:tplc="B3CACC04">
-      <w:numFmt w:val="decimal"/>
-      <w:lvlText w:val=""/>
-      <w:lvlJc w:val="left"/>
-    </w:lvl>
-    <w:lvl w:ilvl="4" w:tplc="6A3CE1A2">
-      <w:numFmt w:val="decimal"/>
-      <w:lvlText w:val=""/>
-      <w:lvlJc w:val="left"/>
-    </w:lvl>
-    <w:lvl w:ilvl="5" w:tplc="B5D66ED0">
-      <w:numFmt w:val="decimal"/>
-      <w:lvlText w:val=""/>
-      <w:lvlJc w:val="left"/>
-    </w:lvl>
-    <w:lvl w:ilvl="6" w:tplc="A16C5662">
-      <w:numFmt w:val="decimal"/>
-      <w:lvlText w:val=""/>
-      <w:lvlJc w:val="left"/>
-    </w:lvl>
-    <w:lvl w:ilvl="7" w:tplc="5DAA9596">
-      <w:numFmt w:val="decimal"/>
-      <w:lvlText w:val=""/>
-      <w:lvlJc w:val="left"/>
-    </w:lvl>
-    <w:lvl w:ilvl="8" w:tplc="3F7A8094">
-      <w:numFmt w:val="decimal"/>
-      <w:lvlText w:val=""/>
-      <w:lvlJc w:val="left"/>
-    </w:lvl>
-  </w:abstractNum>
-  <w:abstractNum w:abstractNumId="1" w15:restartNumberingAfterBreak="0">
-    <w:nsid w:val="21421268"/>
-    <w:multiLevelType w:val="hybridMultilevel"/>
-    <w:tmpl w:val="B4D6E2A8"/>
-    <w:lvl w:ilvl="0" w:tplc="E5348D2C" w:tentative="1">
-      <w:start w:val="1"/>
-      <w:numFmt w:val="bullet"/>
-      <w:lvlText w:val="•"/>
-      <w:lvlJc w:val="left"/>
-      <w:pPr>
-        <w:ind w:left="720" w:hanging="280"/>
-      </w:pPr>
-    </w:lvl>
-    <w:lvl w:ilvl="1" w:tplc="3D122938" w:tentative="1">
-      <w:start w:val="1"/>
-      <w:numFmt w:val="bullet"/>
-      <w:lvlText w:val="–"/>
-      <w:lvlJc w:val="left"/>
-      <w:pPr>
-        <w:ind w:left="1080" w:hanging="280"/>
-      </w:pPr>
-    </w:lvl>
-    <w:lvl w:ilvl="2" w:tplc="C8B08D8A" w:tentative="1">
-      <w:start w:val="1"/>
-      <w:numFmt w:val="bullet"/>
-      <w:lvlText w:val="▪"/>
-      <w:lvlJc w:val="left"/>
-      <w:pPr>
-        <w:ind w:left="1440" w:hanging="280"/>
-      </w:pPr>
-    </w:lvl>
-    <w:lvl w:ilvl="3" w:tplc="5FD87850">
-      <w:numFmt w:val="decimal"/>
-      <w:lvlText w:val=""/>
-      <w:lvlJc w:val="left"/>
-    </w:lvl>
-    <w:lvl w:ilvl="4" w:tplc="F93AB85A">
-      <w:numFmt w:val="decimal"/>
-      <w:lvlText w:val=""/>
-      <w:lvlJc w:val="left"/>
-    </w:lvl>
-    <w:lvl w:ilvl="5" w:tplc="C9C2C4B0">
-      <w:numFmt w:val="decimal"/>
-      <w:lvlText w:val=""/>
-      <w:lvlJc w:val="left"/>
-    </w:lvl>
-    <w:lvl w:ilvl="6" w:tplc="47A265B6">
-      <w:numFmt w:val="decimal"/>
-      <w:lvlText w:val=""/>
-      <w:lvlJc w:val="left"/>
-    </w:lvl>
-    <w:lvl w:ilvl="7" w:tplc="810AF564">
-      <w:numFmt w:val="decimal"/>
-      <w:lvlText w:val=""/>
-      <w:lvlJc w:val="left"/>
-    </w:lvl>
-    <w:lvl w:ilvl="8" w:tplc="8EB2DDB6">
-      <w:numFmt w:val="decimal"/>
-      <w:lvlText w:val=""/>
-      <w:lvlJc w:val="left"/>
-    </w:lvl>
-  </w:abstractNum>
-  <w:abstractNum w:abstractNumId="2" w15:restartNumberingAfterBreak="0">
-    <w:nsid w:val="29154BE8"/>
-    <w:multiLevelType w:val="hybridMultilevel"/>
-    <w:tmpl w:val="3498139C"/>
-    <w:lvl w:ilvl="0" w:tplc="96B2C60C" w:tentative="1">
+    <w:tmpl w:val="8DA0C326"/>
+    <w:lvl w:ilvl="0" w:tplc="27EC0EF4" w:tentative="1">
       <w:start w:val="1"/>
       <w:numFmt w:val="bullet"/>
       <w:lvlText w:val="●"/>
@@ -30088,7 +30080,7 @@
         <w:ind w:left="720" w:hanging="360"/>
       </w:pPr>
     </w:lvl>
-    <w:lvl w:ilvl="1" w:tplc="662CFBA8" w:tentative="1">
+    <w:lvl w:ilvl="1" w:tplc="0B46C47C" w:tentative="1">
       <w:start w:val="1"/>
       <w:numFmt w:val="bullet"/>
       <w:lvlText w:val="○"/>
@@ -30097,7 +30089,7 @@
         <w:ind w:left="1440" w:hanging="360"/>
       </w:pPr>
     </w:lvl>
-    <w:lvl w:ilvl="2" w:tplc="EEA86204" w:tentative="1">
+    <w:lvl w:ilvl="2" w:tplc="76809646" w:tentative="1">
       <w:start w:val="1"/>
       <w:numFmt w:val="bullet"/>
       <w:lvlText w:val="■"/>
@@ -30106,7 +30098,7 @@
         <w:ind w:left="2160" w:hanging="360"/>
       </w:pPr>
     </w:lvl>
-    <w:lvl w:ilvl="3" w:tplc="C55A87A0" w:tentative="1">
+    <w:lvl w:ilvl="3" w:tplc="70D4FA0E" w:tentative="1">
       <w:start w:val="1"/>
       <w:numFmt w:val="bullet"/>
       <w:lvlText w:val="●"/>
@@ -30115,7 +30107,7 @@
         <w:ind w:left="2880" w:hanging="360"/>
       </w:pPr>
     </w:lvl>
-    <w:lvl w:ilvl="4" w:tplc="6C7A0A18" w:tentative="1">
+    <w:lvl w:ilvl="4" w:tplc="A372E08E" w:tentative="1">
       <w:start w:val="1"/>
       <w:numFmt w:val="bullet"/>
       <w:lvlText w:val="○"/>
@@ -30124,7 +30116,7 @@
         <w:ind w:left="3600" w:hanging="360"/>
       </w:pPr>
     </w:lvl>
-    <w:lvl w:ilvl="5" w:tplc="B590C446" w:tentative="1">
+    <w:lvl w:ilvl="5" w:tplc="58AAD158" w:tentative="1">
       <w:start w:val="1"/>
       <w:numFmt w:val="bullet"/>
       <w:lvlText w:val="■"/>
@@ -30133,7 +30125,7 @@
         <w:ind w:left="4320" w:hanging="360"/>
       </w:pPr>
     </w:lvl>
-    <w:lvl w:ilvl="6" w:tplc="24FAEC02" w:tentative="1">
+    <w:lvl w:ilvl="6" w:tplc="991AFD6E" w:tentative="1">
       <w:start w:val="1"/>
       <w:numFmt w:val="bullet"/>
       <w:lvlText w:val="●"/>
@@ -30142,7 +30134,7 @@
         <w:ind w:left="5040" w:hanging="360"/>
       </w:pPr>
     </w:lvl>
-    <w:lvl w:ilvl="7" w:tplc="86F85AF8" w:tentative="1">
+    <w:lvl w:ilvl="7" w:tplc="1C6CD8E6" w:tentative="1">
       <w:start w:val="1"/>
       <w:numFmt w:val="bullet"/>
       <w:lvlText w:val="●"/>
@@ -30151,7 +30143,7 @@
         <w:ind w:left="5760" w:hanging="360"/>
       </w:pPr>
     </w:lvl>
-    <w:lvl w:ilvl="8" w:tplc="6262C8CE" w:tentative="1">
+    <w:lvl w:ilvl="8" w:tplc="8D08D56C" w:tentative="1">
       <w:start w:val="1"/>
       <w:numFmt w:val="bullet"/>
       <w:lvlText w:val="●"/>
@@ -30161,14 +30153,138 @@
       </w:pPr>
     </w:lvl>
   </w:abstractNum>
-  <w:num w:numId="1" w16cid:durableId="2082755274">
-    <w:abstractNumId w:val="2"/>
+  <w:abstractNum w:abstractNumId="1" w15:restartNumberingAfterBreak="0">
+    <w:nsid w:val="45AB7BF1"/>
+    <w:multiLevelType w:val="hybridMultilevel"/>
+    <w:tmpl w:val="2968F4EA"/>
+    <w:lvl w:ilvl="0" w:tplc="7A42D96C" w:tentative="1">
+      <w:start w:val="1"/>
+      <w:numFmt w:val="bullet"/>
+      <w:lvlText w:val="•"/>
+      <w:lvlJc w:val="left"/>
+      <w:pPr>
+        <w:ind w:left="720" w:hanging="280"/>
+      </w:pPr>
+    </w:lvl>
+    <w:lvl w:ilvl="1" w:tplc="A32AEFEA" w:tentative="1">
+      <w:start w:val="1"/>
+      <w:numFmt w:val="bullet"/>
+      <w:lvlText w:val="–"/>
+      <w:lvlJc w:val="left"/>
+      <w:pPr>
+        <w:ind w:left="1080" w:hanging="280"/>
+      </w:pPr>
+    </w:lvl>
+    <w:lvl w:ilvl="2" w:tplc="6D3ADB7C" w:tentative="1">
+      <w:start w:val="1"/>
+      <w:numFmt w:val="bullet"/>
+      <w:lvlText w:val="▪"/>
+      <w:lvlJc w:val="left"/>
+      <w:pPr>
+        <w:ind w:left="1440" w:hanging="280"/>
+      </w:pPr>
+    </w:lvl>
+    <w:lvl w:ilvl="3" w:tplc="BF6AE720">
+      <w:numFmt w:val="decimal"/>
+      <w:lvlText w:val=""/>
+      <w:lvlJc w:val="left"/>
+    </w:lvl>
+    <w:lvl w:ilvl="4" w:tplc="37065430">
+      <w:numFmt w:val="decimal"/>
+      <w:lvlText w:val=""/>
+      <w:lvlJc w:val="left"/>
+    </w:lvl>
+    <w:lvl w:ilvl="5" w:tplc="1DA0C2F0">
+      <w:numFmt w:val="decimal"/>
+      <w:lvlText w:val=""/>
+      <w:lvlJc w:val="left"/>
+    </w:lvl>
+    <w:lvl w:ilvl="6" w:tplc="008A0636">
+      <w:numFmt w:val="decimal"/>
+      <w:lvlText w:val=""/>
+      <w:lvlJc w:val="left"/>
+    </w:lvl>
+    <w:lvl w:ilvl="7" w:tplc="C4D25E44">
+      <w:numFmt w:val="decimal"/>
+      <w:lvlText w:val=""/>
+      <w:lvlJc w:val="left"/>
+    </w:lvl>
+    <w:lvl w:ilvl="8" w:tplc="A920AB5A">
+      <w:numFmt w:val="decimal"/>
+      <w:lvlText w:val=""/>
+      <w:lvlJc w:val="left"/>
+    </w:lvl>
+  </w:abstractNum>
+  <w:abstractNum w:abstractNumId="2" w15:restartNumberingAfterBreak="0">
+    <w:nsid w:val="6AD11CE1"/>
+    <w:multiLevelType w:val="hybridMultilevel"/>
+    <w:tmpl w:val="44BC73B2"/>
+    <w:lvl w:ilvl="0" w:tplc="DB866284">
+      <w:start w:val="1"/>
+      <w:numFmt w:val="decimal"/>
+      <w:lvlText w:val="%1."/>
+      <w:lvlJc w:val="left"/>
+      <w:pPr>
+        <w:ind w:left="720" w:hanging="360"/>
+      </w:pPr>
+    </w:lvl>
+    <w:lvl w:ilvl="1" w:tplc="DED662E0" w:tentative="1">
+      <w:start w:val="1"/>
+      <w:numFmt w:val="lowerLetter"/>
+      <w:lvlText w:val="%2."/>
+      <w:lvlJc w:val="left"/>
+      <w:pPr>
+        <w:ind w:left="1080" w:hanging="360"/>
+      </w:pPr>
+    </w:lvl>
+    <w:lvl w:ilvl="2" w:tplc="84F65682" w:tentative="1">
+      <w:start w:val="1"/>
+      <w:numFmt w:val="lowerRoman"/>
+      <w:lvlText w:val="%3."/>
+      <w:lvlJc w:val="left"/>
+      <w:pPr>
+        <w:ind w:left="1440" w:hanging="360"/>
+      </w:pPr>
+    </w:lvl>
+    <w:lvl w:ilvl="3" w:tplc="319ECB80">
+      <w:numFmt w:val="decimal"/>
+      <w:lvlText w:val=""/>
+      <w:lvlJc w:val="left"/>
+    </w:lvl>
+    <w:lvl w:ilvl="4" w:tplc="7E842FAC">
+      <w:numFmt w:val="decimal"/>
+      <w:lvlText w:val=""/>
+      <w:lvlJc w:val="left"/>
+    </w:lvl>
+    <w:lvl w:ilvl="5" w:tplc="4BC4EB34">
+      <w:numFmt w:val="decimal"/>
+      <w:lvlText w:val=""/>
+      <w:lvlJc w:val="left"/>
+    </w:lvl>
+    <w:lvl w:ilvl="6" w:tplc="D3807E74">
+      <w:numFmt w:val="decimal"/>
+      <w:lvlText w:val=""/>
+      <w:lvlJc w:val="left"/>
+    </w:lvl>
+    <w:lvl w:ilvl="7" w:tplc="9312C7DE">
+      <w:numFmt w:val="decimal"/>
+      <w:lvlText w:val=""/>
+      <w:lvlJc w:val="left"/>
+    </w:lvl>
+    <w:lvl w:ilvl="8" w:tplc="2D8A71DE">
+      <w:numFmt w:val="decimal"/>
+      <w:lvlText w:val=""/>
+      <w:lvlJc w:val="left"/>
+    </w:lvl>
+  </w:abstractNum>
+  <w:num w:numId="1" w16cid:durableId="1289776459">
+    <w:abstractNumId w:val="0"/>
     <w:lvlOverride w:ilvl="0">
       <w:startOverride w:val="1"/>
     </w:lvlOverride>
   </w:num>
-  <w:num w:numId="2" w16cid:durableId="1906530339">
-    <w:abstractNumId w:val="0"/>
+  <w:num w:numId="2" w16cid:durableId="817453944">
+    <w:abstractNumId w:val="2"/>
     <w:lvlOverride w:ilvl="0">
       <w:startOverride w:val="1"/>
     </w:lvlOverride>
@@ -30872,7 +30988,7 @@
     <w:autoRedefine/>
     <w:uiPriority w:val="39"/>
     <w:unhideWhenUsed/>
-    <w:rsid w:val="00487D3F"/>
+    <w:rsid w:val="00A637C0"/>
     <w:pPr>
       <w:spacing w:after="100"/>
     </w:pPr>
@@ -30884,7 +31000,7 @@
     <w:autoRedefine/>
     <w:uiPriority w:val="39"/>
     <w:unhideWhenUsed/>
-    <w:rsid w:val="00487D3F"/>
+    <w:rsid w:val="00A637C0"/>
     <w:pPr>
       <w:spacing w:after="100"/>
       <w:ind w:left="210"/>
@@ -30896,7 +31012,7 @@
     <w:next w:val="Normal"/>
     <w:uiPriority w:val="99"/>
     <w:unhideWhenUsed/>
-    <w:rsid w:val="00487D3F"/>
+    <w:rsid w:val="00A637C0"/>
   </w:style>
 </w:styles>
 </file>

--- a/docs/08-test-plan/ZP-DOC-08_Test-Plan.docx
+++ b/docs/08-test-plan/ZP-DOC-08_Test-Plan.docx
@@ -2147,6 +2147,122 @@
           </w:p>
         </w:tc>
       </w:tr>
+      <w:tr>
+        <w:tblPrEx>
+          <w:tblCellMar>
+            <w:top w:w="0" w:type="dxa"/>
+            <w:bottom w:w="0" w:type="dxa"/>
+          </w:tblCellMar>
+        </w:tblPrEx>
+        <w:trPr>
+          <w:cantSplit/>
+          <w:trHeight w:val="420"/>
+        </w:trPr>
+        <w:tc>
+          <w:tcPr>
+            <w:tcW w:w="964" w:type="dxa"/>
+            <w:tcBorders>
+              <w:top w:val="single" w:sz="4" w:space="0" w:color="C9D3D0"/>
+              <w:left w:val="single" w:sz="4" w:space="0" w:color="C9D3D0"/>
+              <w:bottom w:val="single" w:sz="4" w:space="0" w:color="C9D3D0"/>
+              <w:right w:val="single" w:sz="4" w:space="0" w:color="C9D3D0"/>
+            </w:tcBorders>
+            <w:tcMar>
+              <w:top w:w="50" w:type="dxa"/>
+              <w:left w:w="100" w:type="dxa"/>
+              <w:bottom w:w="50" w:type="dxa"/>
+              <w:right w:w="100" w:type="dxa"/>
+            </w:tcMar>
+          </w:tcPr>
+          <w:p>
+            <w:r>
+              <w:rPr>
+                <w:sz w:val="19"/>
+                <w:szCs w:val="19"/>
+              </w:rPr>
+              <w:t>0.9</w:t>
+            </w:r>
+          </w:p>
+        </w:tc>
+        <w:tc>
+          <w:tcPr>
+            <w:tcW w:w="1542" w:type="dxa"/>
+            <w:tcBorders>
+              <w:top w:val="single" w:sz="4" w:space="0" w:color="C9D3D0"/>
+              <w:left w:val="single" w:sz="4" w:space="0" w:color="C9D3D0"/>
+              <w:bottom w:val="single" w:sz="4" w:space="0" w:color="C9D3D0"/>
+              <w:right w:val="single" w:sz="4" w:space="0" w:color="C9D3D0"/>
+            </w:tcBorders>
+            <w:tcMar>
+              <w:top w:w="50" w:type="dxa"/>
+              <w:left w:w="100" w:type="dxa"/>
+              <w:bottom w:w="50" w:type="dxa"/>
+              <w:right w:w="100" w:type="dxa"/>
+            </w:tcMar>
+          </w:tcPr>
+          <w:p>
+            <w:r>
+              <w:rPr>
+                <w:sz w:val="19"/>
+                <w:szCs w:val="19"/>
+              </w:rPr>
+              <w:t>23 Oct 2026</w:t>
+            </w:r>
+          </w:p>
+        </w:tc>
+        <w:tc>
+          <w:tcPr>
+            <w:tcW w:w="1928" w:type="dxa"/>
+            <w:tcBorders>
+              <w:top w:val="single" w:sz="4" w:space="0" w:color="C9D3D0"/>
+              <w:left w:val="single" w:sz="4" w:space="0" w:color="C9D3D0"/>
+              <w:bottom w:val="single" w:sz="4" w:space="0" w:color="C9D3D0"/>
+              <w:right w:val="single" w:sz="4" w:space="0" w:color="C9D3D0"/>
+            </w:tcBorders>
+            <w:tcMar>
+              <w:top w:w="50" w:type="dxa"/>
+              <w:left w:w="100" w:type="dxa"/>
+              <w:bottom w:w="50" w:type="dxa"/>
+              <w:right w:w="100" w:type="dxa"/>
+            </w:tcMar>
+          </w:tcPr>
+          <w:p>
+            <w:r>
+              <w:rPr>
+                <w:sz w:val="19"/>
+                <w:szCs w:val="19"/>
+              </w:rPr>
+              <w:t>Team Kestrel</w:t>
+            </w:r>
+          </w:p>
+        </w:tc>
+        <w:tc>
+          <w:tcPr>
+            <w:tcW w:w="5204" w:type="dxa"/>
+            <w:tcBorders>
+              <w:top w:val="single" w:sz="4" w:space="0" w:color="C9D3D0"/>
+              <w:left w:val="single" w:sz="4" w:space="0" w:color="C9D3D0"/>
+              <w:bottom w:val="single" w:sz="4" w:space="0" w:color="C9D3D0"/>
+              <w:right w:val="single" w:sz="4" w:space="0" w:color="C9D3D0"/>
+            </w:tcBorders>
+            <w:tcMar>
+              <w:top w:w="50" w:type="dxa"/>
+              <w:left w:w="100" w:type="dxa"/>
+              <w:bottom w:w="50" w:type="dxa"/>
+              <w:right w:w="100" w:type="dxa"/>
+            </w:tcMar>
+          </w:tcPr>
+          <w:p>
+            <w:r>
+              <w:rPr>
+                <w:sz w:val="19"/>
+                <w:szCs w:val="19"/>
+              </w:rPr>
+              <w:t>Other paths refreshed (routes 23 Oct, OUSL alert, three hosts blocked): TC-143 added, TC-106 and TC-127 extended; 553 passed</w:t>
+            </w:r>
+          </w:p>
+        </w:tc>
+      </w:tr>
     </w:tbl>
     <w:p>
       <w:pPr>
@@ -2158,7 +2274,6 @@
         <w:pStyle w:val="FrontSubheading"/>
       </w:pPr>
       <w:r>
-        <w:lastRenderedPageBreak/>
         <w:t>Review and approval</w:t>
       </w:r>
     </w:p>
@@ -2547,7 +2662,7 @@
     <w:sdt>
       <w:sdtPr>
         <w:alias w:val="Contents"/>
-        <w:id w:val="918982480"/>
+        <w:id w:val="-930804378"/>
       </w:sdtPr>
       <w:sdtEndPr/>
       <w:sdtContent>
@@ -2576,7 +2691,7 @@
           <w:r>
             <w:fldChar w:fldCharType="separate"/>
           </w:r>
-          <w:hyperlink w:anchor="_Toc243654254" w:history="1">
+          <w:hyperlink w:anchor="_Toc243656585" w:history="1">
             <w:r>
               <w:rPr>
                 <w:rStyle w:val="Hyperlink"/>
@@ -2600,7 +2715,7 @@
               <w:rPr>
                 <w:noProof/>
               </w:rPr>
-              <w:instrText xml:space="preserve"> PAGEREF _Toc243654254 \h </w:instrText>
+              <w:instrText xml:space="preserve"> PAGEREF _Toc243656585 \h </w:instrText>
             </w:r>
             <w:r>
               <w:rPr>
@@ -2643,7 +2758,7 @@
               <w14:ligatures w14:val="standardContextual"/>
             </w:rPr>
           </w:pPr>
-          <w:hyperlink w:anchor="_Toc243654255" w:history="1">
+          <w:hyperlink w:anchor="_Toc243656586" w:history="1">
             <w:r>
               <w:rPr>
                 <w:rStyle w:val="Hyperlink"/>
@@ -2667,7 +2782,7 @@
               <w:rPr>
                 <w:noProof/>
               </w:rPr>
-              <w:instrText xml:space="preserve"> PAGEREF _Toc243654255 \h </w:instrText>
+              <w:instrText xml:space="preserve"> PAGEREF _Toc243656586 \h </w:instrText>
             </w:r>
             <w:r>
               <w:rPr>
@@ -2710,7 +2825,7 @@
               <w14:ligatures w14:val="standardContextual"/>
             </w:rPr>
           </w:pPr>
-          <w:hyperlink w:anchor="_Toc243654256" w:history="1">
+          <w:hyperlink w:anchor="_Toc243656587" w:history="1">
             <w:r>
               <w:rPr>
                 <w:rStyle w:val="Hyperlink"/>
@@ -2734,7 +2849,7 @@
               <w:rPr>
                 <w:noProof/>
               </w:rPr>
-              <w:instrText xml:space="preserve"> PAGEREF _Toc243654256 \h </w:instrText>
+              <w:instrText xml:space="preserve"> PAGEREF _Toc243656587 \h </w:instrText>
             </w:r>
             <w:r>
               <w:rPr>
@@ -2777,7 +2892,7 @@
               <w14:ligatures w14:val="standardContextual"/>
             </w:rPr>
           </w:pPr>
-          <w:hyperlink w:anchor="_Toc243654257" w:history="1">
+          <w:hyperlink w:anchor="_Toc243656588" w:history="1">
             <w:r>
               <w:rPr>
                 <w:rStyle w:val="Hyperlink"/>
@@ -2801,7 +2916,7 @@
               <w:rPr>
                 <w:noProof/>
               </w:rPr>
-              <w:instrText xml:space="preserve"> PAGEREF _Toc243654257 \h </w:instrText>
+              <w:instrText xml:space="preserve"> PAGEREF _Toc243656588 \h </w:instrText>
             </w:r>
             <w:r>
               <w:rPr>
@@ -2844,7 +2959,7 @@
               <w14:ligatures w14:val="standardContextual"/>
             </w:rPr>
           </w:pPr>
-          <w:hyperlink w:anchor="_Toc243654258" w:history="1">
+          <w:hyperlink w:anchor="_Toc243656589" w:history="1">
             <w:r>
               <w:rPr>
                 <w:rStyle w:val="Hyperlink"/>
@@ -2868,7 +2983,7 @@
               <w:rPr>
                 <w:noProof/>
               </w:rPr>
-              <w:instrText xml:space="preserve"> PAGEREF _Toc243654258 \h </w:instrText>
+              <w:instrText xml:space="preserve"> PAGEREF _Toc243656589 \h </w:instrText>
             </w:r>
             <w:r>
               <w:rPr>
@@ -2911,7 +3026,7 @@
               <w14:ligatures w14:val="standardContextual"/>
             </w:rPr>
           </w:pPr>
-          <w:hyperlink w:anchor="_Toc243654259" w:history="1">
+          <w:hyperlink w:anchor="_Toc243656590" w:history="1">
             <w:r>
               <w:rPr>
                 <w:rStyle w:val="Hyperlink"/>
@@ -2935,7 +3050,7 @@
               <w:rPr>
                 <w:noProof/>
               </w:rPr>
-              <w:instrText xml:space="preserve"> PAGEREF _Toc243654259 \h </w:instrText>
+              <w:instrText xml:space="preserve"> PAGEREF _Toc243656590 \h </w:instrText>
             </w:r>
             <w:r>
               <w:rPr>
@@ -2978,7 +3093,7 @@
               <w14:ligatures w14:val="standardContextual"/>
             </w:rPr>
           </w:pPr>
-          <w:hyperlink w:anchor="_Toc243654260" w:history="1">
+          <w:hyperlink w:anchor="_Toc243656591" w:history="1">
             <w:r>
               <w:rPr>
                 <w:rStyle w:val="Hyperlink"/>
@@ -3002,7 +3117,7 @@
               <w:rPr>
                 <w:noProof/>
               </w:rPr>
-              <w:instrText xml:space="preserve"> PAGEREF _Toc243654260 \h </w:instrText>
+              <w:instrText xml:space="preserve"> PAGEREF _Toc243656591 \h </w:instrText>
             </w:r>
             <w:r>
               <w:rPr>
@@ -3045,7 +3160,7 @@
               <w14:ligatures w14:val="standardContextual"/>
             </w:rPr>
           </w:pPr>
-          <w:hyperlink w:anchor="_Toc243654261" w:history="1">
+          <w:hyperlink w:anchor="_Toc243656592" w:history="1">
             <w:r>
               <w:rPr>
                 <w:rStyle w:val="Hyperlink"/>
@@ -3069,7 +3184,7 @@
               <w:rPr>
                 <w:noProof/>
               </w:rPr>
-              <w:instrText xml:space="preserve"> PAGEREF _Toc243654261 \h </w:instrText>
+              <w:instrText xml:space="preserve"> PAGEREF _Toc243656592 \h </w:instrText>
             </w:r>
             <w:r>
               <w:rPr>
@@ -3112,7 +3227,7 @@
               <w14:ligatures w14:val="standardContextual"/>
             </w:rPr>
           </w:pPr>
-          <w:hyperlink w:anchor="_Toc243654262" w:history="1">
+          <w:hyperlink w:anchor="_Toc243656593" w:history="1">
             <w:r>
               <w:rPr>
                 <w:rStyle w:val="Hyperlink"/>
@@ -3136,7 +3251,7 @@
               <w:rPr>
                 <w:noProof/>
               </w:rPr>
-              <w:instrText xml:space="preserve"> PAGEREF _Toc243654262 \h </w:instrText>
+              <w:instrText xml:space="preserve"> PAGEREF _Toc243656593 \h </w:instrText>
             </w:r>
             <w:r>
               <w:rPr>
@@ -3179,7 +3294,7 @@
               <w14:ligatures w14:val="standardContextual"/>
             </w:rPr>
           </w:pPr>
-          <w:hyperlink w:anchor="_Toc243654263" w:history="1">
+          <w:hyperlink w:anchor="_Toc243656594" w:history="1">
             <w:r>
               <w:rPr>
                 <w:rStyle w:val="Hyperlink"/>
@@ -3203,7 +3318,7 @@
               <w:rPr>
                 <w:noProof/>
               </w:rPr>
-              <w:instrText xml:space="preserve"> PAGEREF _Toc243654263 \h </w:instrText>
+              <w:instrText xml:space="preserve"> PAGEREF _Toc243656594 \h </w:instrText>
             </w:r>
             <w:r>
               <w:rPr>
@@ -3246,7 +3361,7 @@
               <w14:ligatures w14:val="standardContextual"/>
             </w:rPr>
           </w:pPr>
-          <w:hyperlink w:anchor="_Toc243654264" w:history="1">
+          <w:hyperlink w:anchor="_Toc243656595" w:history="1">
             <w:r>
               <w:rPr>
                 <w:rStyle w:val="Hyperlink"/>
@@ -3270,7 +3385,7 @@
               <w:rPr>
                 <w:noProof/>
               </w:rPr>
-              <w:instrText xml:space="preserve"> PAGEREF _Toc243654264 \h </w:instrText>
+              <w:instrText xml:space="preserve"> PAGEREF _Toc243656595 \h </w:instrText>
             </w:r>
             <w:r>
               <w:rPr>
@@ -3313,7 +3428,7 @@
               <w14:ligatures w14:val="standardContextual"/>
             </w:rPr>
           </w:pPr>
-          <w:hyperlink w:anchor="_Toc243654265" w:history="1">
+          <w:hyperlink w:anchor="_Toc243656596" w:history="1">
             <w:r>
               <w:rPr>
                 <w:rStyle w:val="Hyperlink"/>
@@ -3337,7 +3452,7 @@
               <w:rPr>
                 <w:noProof/>
               </w:rPr>
-              <w:instrText xml:space="preserve"> PAGEREF _Toc243654265 \h </w:instrText>
+              <w:instrText xml:space="preserve"> PAGEREF _Toc243656596 \h </w:instrText>
             </w:r>
             <w:r>
               <w:rPr>
@@ -3380,7 +3495,7 @@
               <w14:ligatures w14:val="standardContextual"/>
             </w:rPr>
           </w:pPr>
-          <w:hyperlink w:anchor="_Toc243654266" w:history="1">
+          <w:hyperlink w:anchor="_Toc243656597" w:history="1">
             <w:r>
               <w:rPr>
                 <w:rStyle w:val="Hyperlink"/>
@@ -3404,7 +3519,7 @@
               <w:rPr>
                 <w:noProof/>
               </w:rPr>
-              <w:instrText xml:space="preserve"> PAGEREF _Toc243654266 \h </w:instrText>
+              <w:instrText xml:space="preserve"> PAGEREF _Toc243656597 \h </w:instrText>
             </w:r>
             <w:r>
               <w:rPr>
@@ -3447,7 +3562,7 @@
               <w14:ligatures w14:val="standardContextual"/>
             </w:rPr>
           </w:pPr>
-          <w:hyperlink w:anchor="_Toc243654267" w:history="1">
+          <w:hyperlink w:anchor="_Toc243656598" w:history="1">
             <w:r>
               <w:rPr>
                 <w:rStyle w:val="Hyperlink"/>
@@ -3471,7 +3586,7 @@
               <w:rPr>
                 <w:noProof/>
               </w:rPr>
-              <w:instrText xml:space="preserve"> PAGEREF _Toc243654267 \h </w:instrText>
+              <w:instrText xml:space="preserve"> PAGEREF _Toc243656598 \h </w:instrText>
             </w:r>
             <w:r>
               <w:rPr>
@@ -3514,7 +3629,7 @@
               <w14:ligatures w14:val="standardContextual"/>
             </w:rPr>
           </w:pPr>
-          <w:hyperlink w:anchor="_Toc243654268" w:history="1">
+          <w:hyperlink w:anchor="_Toc243656599" w:history="1">
             <w:r>
               <w:rPr>
                 <w:rStyle w:val="Hyperlink"/>
@@ -3538,7 +3653,7 @@
               <w:rPr>
                 <w:noProof/>
               </w:rPr>
-              <w:instrText xml:space="preserve"> PAGEREF _Toc243654268 \h </w:instrText>
+              <w:instrText xml:space="preserve"> PAGEREF _Toc243656599 \h </w:instrText>
             </w:r>
             <w:r>
               <w:rPr>
@@ -3581,7 +3696,7 @@
               <w14:ligatures w14:val="standardContextual"/>
             </w:rPr>
           </w:pPr>
-          <w:hyperlink w:anchor="_Toc243654269" w:history="1">
+          <w:hyperlink w:anchor="_Toc243656600" w:history="1">
             <w:r>
               <w:rPr>
                 <w:rStyle w:val="Hyperlink"/>
@@ -3605,7 +3720,7 @@
               <w:rPr>
                 <w:noProof/>
               </w:rPr>
-              <w:instrText xml:space="preserve"> PAGEREF _Toc243654269 \h </w:instrText>
+              <w:instrText xml:space="preserve"> PAGEREF _Toc243656600 \h </w:instrText>
             </w:r>
             <w:r>
               <w:rPr>
@@ -3648,7 +3763,7 @@
               <w14:ligatures w14:val="standardContextual"/>
             </w:rPr>
           </w:pPr>
-          <w:hyperlink w:anchor="_Toc243654270" w:history="1">
+          <w:hyperlink w:anchor="_Toc243656601" w:history="1">
             <w:r>
               <w:rPr>
                 <w:rStyle w:val="Hyperlink"/>
@@ -3672,7 +3787,7 @@
               <w:rPr>
                 <w:noProof/>
               </w:rPr>
-              <w:instrText xml:space="preserve"> PAGEREF _Toc243654270 \h </w:instrText>
+              <w:instrText xml:space="preserve"> PAGEREF _Toc243656601 \h </w:instrText>
             </w:r>
             <w:r>
               <w:rPr>
@@ -3689,7 +3804,7 @@
               <w:rPr>
                 <w:noProof/>
               </w:rPr>
-              <w:t>19</w:t>
+              <w:t>20</w:t>
             </w:r>
             <w:r>
               <w:rPr>
@@ -3715,7 +3830,7 @@
               <w14:ligatures w14:val="standardContextual"/>
             </w:rPr>
           </w:pPr>
-          <w:hyperlink w:anchor="_Toc243654271" w:history="1">
+          <w:hyperlink w:anchor="_Toc243656602" w:history="1">
             <w:r>
               <w:rPr>
                 <w:rStyle w:val="Hyperlink"/>
@@ -3739,7 +3854,7 @@
               <w:rPr>
                 <w:noProof/>
               </w:rPr>
-              <w:instrText xml:space="preserve"> PAGEREF _Toc243654271 \h </w:instrText>
+              <w:instrText xml:space="preserve"> PAGEREF _Toc243656602 \h </w:instrText>
             </w:r>
             <w:r>
               <w:rPr>
@@ -3756,7 +3871,7 @@
               <w:rPr>
                 <w:noProof/>
               </w:rPr>
-              <w:t>21</w:t>
+              <w:t>22</w:t>
             </w:r>
             <w:r>
               <w:rPr>
@@ -3782,7 +3897,7 @@
               <w14:ligatures w14:val="standardContextual"/>
             </w:rPr>
           </w:pPr>
-          <w:hyperlink w:anchor="_Toc243654272" w:history="1">
+          <w:hyperlink w:anchor="_Toc243656603" w:history="1">
             <w:r>
               <w:rPr>
                 <w:rStyle w:val="Hyperlink"/>
@@ -3806,7 +3921,7 @@
               <w:rPr>
                 <w:noProof/>
               </w:rPr>
-              <w:instrText xml:space="preserve"> PAGEREF _Toc243654272 \h </w:instrText>
+              <w:instrText xml:space="preserve"> PAGEREF _Toc243656603 \h </w:instrText>
             </w:r>
             <w:r>
               <w:rPr>
@@ -3823,7 +3938,7 @@
               <w:rPr>
                 <w:noProof/>
               </w:rPr>
-              <w:t>23</w:t>
+              <w:t>24</w:t>
             </w:r>
             <w:r>
               <w:rPr>
@@ -3849,7 +3964,7 @@
               <w14:ligatures w14:val="standardContextual"/>
             </w:rPr>
           </w:pPr>
-          <w:hyperlink w:anchor="_Toc243654273" w:history="1">
+          <w:hyperlink w:anchor="_Toc243656604" w:history="1">
             <w:r>
               <w:rPr>
                 <w:rStyle w:val="Hyperlink"/>
@@ -3873,7 +3988,7 @@
               <w:rPr>
                 <w:noProof/>
               </w:rPr>
-              <w:instrText xml:space="preserve"> PAGEREF _Toc243654273 \h </w:instrText>
+              <w:instrText xml:space="preserve"> PAGEREF _Toc243656604 \h </w:instrText>
             </w:r>
             <w:r>
               <w:rPr>
@@ -3890,7 +4005,7 @@
               <w:rPr>
                 <w:noProof/>
               </w:rPr>
-              <w:t>24</w:t>
+              <w:t>25</w:t>
             </w:r>
             <w:r>
               <w:rPr>
@@ -3916,7 +4031,7 @@
               <w14:ligatures w14:val="standardContextual"/>
             </w:rPr>
           </w:pPr>
-          <w:hyperlink w:anchor="_Toc243654274" w:history="1">
+          <w:hyperlink w:anchor="_Toc243656605" w:history="1">
             <w:r>
               <w:rPr>
                 <w:rStyle w:val="Hyperlink"/>
@@ -3940,7 +4055,7 @@
               <w:rPr>
                 <w:noProof/>
               </w:rPr>
-              <w:instrText xml:space="preserve"> PAGEREF _Toc243654274 \h </w:instrText>
+              <w:instrText xml:space="preserve"> PAGEREF _Toc243656605 \h </w:instrText>
             </w:r>
             <w:r>
               <w:rPr>
@@ -3957,7 +4072,7 @@
               <w:rPr>
                 <w:noProof/>
               </w:rPr>
-              <w:t>25</w:t>
+              <w:t>26</w:t>
             </w:r>
             <w:r>
               <w:rPr>
@@ -3983,7 +4098,7 @@
               <w14:ligatures w14:val="standardContextual"/>
             </w:rPr>
           </w:pPr>
-          <w:hyperlink w:anchor="_Toc243654275" w:history="1">
+          <w:hyperlink w:anchor="_Toc243656606" w:history="1">
             <w:r>
               <w:rPr>
                 <w:rStyle w:val="Hyperlink"/>
@@ -4007,7 +4122,7 @@
               <w:rPr>
                 <w:noProof/>
               </w:rPr>
-              <w:instrText xml:space="preserve"> PAGEREF _Toc243654275 \h </w:instrText>
+              <w:instrText xml:space="preserve"> PAGEREF _Toc243656606 \h </w:instrText>
             </w:r>
             <w:r>
               <w:rPr>
@@ -4024,7 +4139,7 @@
               <w:rPr>
                 <w:noProof/>
               </w:rPr>
-              <w:t>26</w:t>
+              <w:t>27</w:t>
             </w:r>
             <w:r>
               <w:rPr>
@@ -4050,7 +4165,7 @@
               <w14:ligatures w14:val="standardContextual"/>
             </w:rPr>
           </w:pPr>
-          <w:hyperlink w:anchor="_Toc243654276" w:history="1">
+          <w:hyperlink w:anchor="_Toc243656607" w:history="1">
             <w:r>
               <w:rPr>
                 <w:rStyle w:val="Hyperlink"/>
@@ -4074,7 +4189,7 @@
               <w:rPr>
                 <w:noProof/>
               </w:rPr>
-              <w:instrText xml:space="preserve"> PAGEREF _Toc243654276 \h </w:instrText>
+              <w:instrText xml:space="preserve"> PAGEREF _Toc243656607 \h </w:instrText>
             </w:r>
             <w:r>
               <w:rPr>
@@ -4091,7 +4206,7 @@
               <w:rPr>
                 <w:noProof/>
               </w:rPr>
-              <w:t>27</w:t>
+              <w:t>28</w:t>
             </w:r>
             <w:r>
               <w:rPr>
@@ -4120,7 +4235,7 @@
     <w:sdt>
       <w:sdtPr>
         <w:alias w:val="Tables"/>
-        <w:id w:val="1280531396"/>
+        <w:id w:val="1564607646"/>
       </w:sdtPr>
       <w:sdtEndPr/>
       <w:sdtContent>
@@ -4149,7 +4264,7 @@
           <w:r>
             <w:fldChar w:fldCharType="separate"/>
           </w:r>
-          <w:hyperlink w:anchor="_Toc243654277" w:history="1">
+          <w:hyperlink w:anchor="_Toc243656608" w:history="1">
             <w:r>
               <w:rPr>
                 <w:rStyle w:val="Hyperlink"/>
@@ -4173,7 +4288,7 @@
               <w:rPr>
                 <w:noProof/>
               </w:rPr>
-              <w:instrText xml:space="preserve"> PAGEREF _Toc243654277 \h </w:instrText>
+              <w:instrText xml:space="preserve"> PAGEREF _Toc243656608 \h </w:instrText>
             </w:r>
             <w:r>
               <w:rPr>
@@ -4216,7 +4331,7 @@
               <w14:ligatures w14:val="standardContextual"/>
             </w:rPr>
           </w:pPr>
-          <w:hyperlink w:anchor="_Toc243654278" w:history="1">
+          <w:hyperlink w:anchor="_Toc243656609" w:history="1">
             <w:r>
               <w:rPr>
                 <w:rStyle w:val="Hyperlink"/>
@@ -4240,7 +4355,7 @@
               <w:rPr>
                 <w:noProof/>
               </w:rPr>
-              <w:instrText xml:space="preserve"> PAGEREF _Toc243654278 \h </w:instrText>
+              <w:instrText xml:space="preserve"> PAGEREF _Toc243656609 \h </w:instrText>
             </w:r>
             <w:r>
               <w:rPr>
@@ -4283,7 +4398,7 @@
               <w14:ligatures w14:val="standardContextual"/>
             </w:rPr>
           </w:pPr>
-          <w:hyperlink w:anchor="_Toc243654279" w:history="1">
+          <w:hyperlink w:anchor="_Toc243656610" w:history="1">
             <w:r>
               <w:rPr>
                 <w:rStyle w:val="Hyperlink"/>
@@ -4307,7 +4422,7 @@
               <w:rPr>
                 <w:noProof/>
               </w:rPr>
-              <w:instrText xml:space="preserve"> PAGEREF _Toc243654279 \h </w:instrText>
+              <w:instrText xml:space="preserve"> PAGEREF _Toc243656610 \h </w:instrText>
             </w:r>
             <w:r>
               <w:rPr>
@@ -4350,7 +4465,7 @@
               <w14:ligatures w14:val="standardContextual"/>
             </w:rPr>
           </w:pPr>
-          <w:hyperlink w:anchor="_Toc243654280" w:history="1">
+          <w:hyperlink w:anchor="_Toc243656611" w:history="1">
             <w:r>
               <w:rPr>
                 <w:rStyle w:val="Hyperlink"/>
@@ -4374,7 +4489,7 @@
               <w:rPr>
                 <w:noProof/>
               </w:rPr>
-              <w:instrText xml:space="preserve"> PAGEREF _Toc243654280 \h </w:instrText>
+              <w:instrText xml:space="preserve"> PAGEREF _Toc243656611 \h </w:instrText>
             </w:r>
             <w:r>
               <w:rPr>
@@ -4417,7 +4532,7 @@
               <w14:ligatures w14:val="standardContextual"/>
             </w:rPr>
           </w:pPr>
-          <w:hyperlink w:anchor="_Toc243654281" w:history="1">
+          <w:hyperlink w:anchor="_Toc243656612" w:history="1">
             <w:r>
               <w:rPr>
                 <w:rStyle w:val="Hyperlink"/>
@@ -4441,7 +4556,7 @@
               <w:rPr>
                 <w:noProof/>
               </w:rPr>
-              <w:instrText xml:space="preserve"> PAGEREF _Toc243654281 \h </w:instrText>
+              <w:instrText xml:space="preserve"> PAGEREF _Toc243656612 \h </w:instrText>
             </w:r>
             <w:r>
               <w:rPr>
@@ -4484,7 +4599,7 @@
               <w14:ligatures w14:val="standardContextual"/>
             </w:rPr>
           </w:pPr>
-          <w:hyperlink w:anchor="_Toc243654282" w:history="1">
+          <w:hyperlink w:anchor="_Toc243656613" w:history="1">
             <w:r>
               <w:rPr>
                 <w:rStyle w:val="Hyperlink"/>
@@ -4508,7 +4623,7 @@
               <w:rPr>
                 <w:noProof/>
               </w:rPr>
-              <w:instrText xml:space="preserve"> PAGEREF _Toc243654282 \h </w:instrText>
+              <w:instrText xml:space="preserve"> PAGEREF _Toc243656613 \h </w:instrText>
             </w:r>
             <w:r>
               <w:rPr>
@@ -4551,7 +4666,7 @@
               <w14:ligatures w14:val="standardContextual"/>
             </w:rPr>
           </w:pPr>
-          <w:hyperlink w:anchor="_Toc243654283" w:history="1">
+          <w:hyperlink w:anchor="_Toc243656614" w:history="1">
             <w:r>
               <w:rPr>
                 <w:rStyle w:val="Hyperlink"/>
@@ -4575,7 +4690,7 @@
               <w:rPr>
                 <w:noProof/>
               </w:rPr>
-              <w:instrText xml:space="preserve"> PAGEREF _Toc243654283 \h </w:instrText>
+              <w:instrText xml:space="preserve"> PAGEREF _Toc243656614 \h </w:instrText>
             </w:r>
             <w:r>
               <w:rPr>
@@ -4592,7 +4707,7 @@
               <w:rPr>
                 <w:noProof/>
               </w:rPr>
-              <w:t>19</w:t>
+              <w:t>20</w:t>
             </w:r>
             <w:r>
               <w:rPr>
@@ -4618,7 +4733,7 @@
               <w14:ligatures w14:val="standardContextual"/>
             </w:rPr>
           </w:pPr>
-          <w:hyperlink w:anchor="_Toc243654284" w:history="1">
+          <w:hyperlink w:anchor="_Toc243656615" w:history="1">
             <w:r>
               <w:rPr>
                 <w:rStyle w:val="Hyperlink"/>
@@ -4642,7 +4757,7 @@
               <w:rPr>
                 <w:noProof/>
               </w:rPr>
-              <w:instrText xml:space="preserve"> PAGEREF _Toc243654284 \h </w:instrText>
+              <w:instrText xml:space="preserve"> PAGEREF _Toc243656615 \h </w:instrText>
             </w:r>
             <w:r>
               <w:rPr>
@@ -4659,7 +4774,7 @@
               <w:rPr>
                 <w:noProof/>
               </w:rPr>
-              <w:t>21</w:t>
+              <w:t>22</w:t>
             </w:r>
             <w:r>
               <w:rPr>
@@ -4685,7 +4800,7 @@
               <w14:ligatures w14:val="standardContextual"/>
             </w:rPr>
           </w:pPr>
-          <w:hyperlink w:anchor="_Toc243654285" w:history="1">
+          <w:hyperlink w:anchor="_Toc243656616" w:history="1">
             <w:r>
               <w:rPr>
                 <w:rStyle w:val="Hyperlink"/>
@@ -4709,7 +4824,7 @@
               <w:rPr>
                 <w:noProof/>
               </w:rPr>
-              <w:instrText xml:space="preserve"> PAGEREF _Toc243654285 \h </w:instrText>
+              <w:instrText xml:space="preserve"> PAGEREF _Toc243656616 \h </w:instrText>
             </w:r>
             <w:r>
               <w:rPr>
@@ -4726,7 +4841,7 @@
               <w:rPr>
                 <w:noProof/>
               </w:rPr>
-              <w:t>21</w:t>
+              <w:t>22</w:t>
             </w:r>
             <w:r>
               <w:rPr>
@@ -4752,7 +4867,7 @@
               <w14:ligatures w14:val="standardContextual"/>
             </w:rPr>
           </w:pPr>
-          <w:hyperlink w:anchor="_Toc243654286" w:history="1">
+          <w:hyperlink w:anchor="_Toc243656617" w:history="1">
             <w:r>
               <w:rPr>
                 <w:rStyle w:val="Hyperlink"/>
@@ -4776,7 +4891,7 @@
               <w:rPr>
                 <w:noProof/>
               </w:rPr>
-              <w:instrText xml:space="preserve"> PAGEREF _Toc243654286 \h </w:instrText>
+              <w:instrText xml:space="preserve"> PAGEREF _Toc243656617 \h </w:instrText>
             </w:r>
             <w:r>
               <w:rPr>
@@ -4793,7 +4908,7 @@
               <w:rPr>
                 <w:noProof/>
               </w:rPr>
-              <w:t>22</w:t>
+              <w:t>23</w:t>
             </w:r>
             <w:r>
               <w:rPr>
@@ -4819,7 +4934,7 @@
               <w14:ligatures w14:val="standardContextual"/>
             </w:rPr>
           </w:pPr>
-          <w:hyperlink w:anchor="_Toc243654287" w:history="1">
+          <w:hyperlink w:anchor="_Toc243656618" w:history="1">
             <w:r>
               <w:rPr>
                 <w:rStyle w:val="Hyperlink"/>
@@ -4843,7 +4958,7 @@
               <w:rPr>
                 <w:noProof/>
               </w:rPr>
-              <w:instrText xml:space="preserve"> PAGEREF _Toc243654287 \h </w:instrText>
+              <w:instrText xml:space="preserve"> PAGEREF _Toc243656618 \h </w:instrText>
             </w:r>
             <w:r>
               <w:rPr>
@@ -4860,7 +4975,7 @@
               <w:rPr>
                 <w:noProof/>
               </w:rPr>
-              <w:t>23</w:t>
+              <w:t>24</w:t>
             </w:r>
             <w:r>
               <w:rPr>
@@ -4886,7 +5001,7 @@
               <w14:ligatures w14:val="standardContextual"/>
             </w:rPr>
           </w:pPr>
-          <w:hyperlink w:anchor="_Toc243654288" w:history="1">
+          <w:hyperlink w:anchor="_Toc243656619" w:history="1">
             <w:r>
               <w:rPr>
                 <w:rStyle w:val="Hyperlink"/>
@@ -4910,7 +5025,7 @@
               <w:rPr>
                 <w:noProof/>
               </w:rPr>
-              <w:instrText xml:space="preserve"> PAGEREF _Toc243654288 \h </w:instrText>
+              <w:instrText xml:space="preserve"> PAGEREF _Toc243656619 \h </w:instrText>
             </w:r>
             <w:r>
               <w:rPr>
@@ -4927,7 +5042,7 @@
               <w:rPr>
                 <w:noProof/>
               </w:rPr>
-              <w:t>24</w:t>
+              <w:t>25</w:t>
             </w:r>
             <w:r>
               <w:rPr>
@@ -4953,7 +5068,7 @@
               <w14:ligatures w14:val="standardContextual"/>
             </w:rPr>
           </w:pPr>
-          <w:hyperlink w:anchor="_Toc243654289" w:history="1">
+          <w:hyperlink w:anchor="_Toc243656620" w:history="1">
             <w:r>
               <w:rPr>
                 <w:rStyle w:val="Hyperlink"/>
@@ -4977,7 +5092,7 @@
               <w:rPr>
                 <w:noProof/>
               </w:rPr>
-              <w:instrText xml:space="preserve"> PAGEREF _Toc243654289 \h </w:instrText>
+              <w:instrText xml:space="preserve"> PAGEREF _Toc243656620 \h </w:instrText>
             </w:r>
             <w:r>
               <w:rPr>
@@ -4994,7 +5109,7 @@
               <w:rPr>
                 <w:noProof/>
               </w:rPr>
-              <w:t>25</w:t>
+              <w:t>26</w:t>
             </w:r>
             <w:r>
               <w:rPr>
@@ -5020,7 +5135,7 @@
               <w14:ligatures w14:val="standardContextual"/>
             </w:rPr>
           </w:pPr>
-          <w:hyperlink w:anchor="_Toc243654290" w:history="1">
+          <w:hyperlink w:anchor="_Toc243656621" w:history="1">
             <w:r>
               <w:rPr>
                 <w:rStyle w:val="Hyperlink"/>
@@ -5044,7 +5159,7 @@
               <w:rPr>
                 <w:noProof/>
               </w:rPr>
-              <w:instrText xml:space="preserve"> PAGEREF _Toc243654290 \h </w:instrText>
+              <w:instrText xml:space="preserve"> PAGEREF _Toc243656621 \h </w:instrText>
             </w:r>
             <w:r>
               <w:rPr>
@@ -5061,7 +5176,7 @@
               <w:rPr>
                 <w:noProof/>
               </w:rPr>
-              <w:t>26</w:t>
+              <w:t>27</w:t>
             </w:r>
             <w:r>
               <w:rPr>
@@ -5087,7 +5202,7 @@
               <w14:ligatures w14:val="standardContextual"/>
             </w:rPr>
           </w:pPr>
-          <w:hyperlink w:anchor="_Toc243654291" w:history="1">
+          <w:hyperlink w:anchor="_Toc243656622" w:history="1">
             <w:r>
               <w:rPr>
                 <w:rStyle w:val="Hyperlink"/>
@@ -5111,7 +5226,7 @@
               <w:rPr>
                 <w:noProof/>
               </w:rPr>
-              <w:instrText xml:space="preserve"> PAGEREF _Toc243654291 \h </w:instrText>
+              <w:instrText xml:space="preserve"> PAGEREF _Toc243656622 \h </w:instrText>
             </w:r>
             <w:r>
               <w:rPr>
@@ -5128,7 +5243,7 @@
               <w:rPr>
                 <w:noProof/>
               </w:rPr>
-              <w:t>27</w:t>
+              <w:t>28</w:t>
             </w:r>
             <w:r>
               <w:rPr>
@@ -5152,7 +5267,7 @@
         <w:keepLines/>
         <w:pageBreakBefore/>
       </w:pPr>
-      <w:bookmarkStart w:id="0" w:name="_Toc243654254"/>
+      <w:bookmarkStart w:id="0" w:name="_Toc243656585"/>
       <w:r>
         <w:lastRenderedPageBreak/>
         <w:t>1 Introduction</w:t>
@@ -5165,7 +5280,7 @@
         <w:keepNext/>
         <w:keepLines/>
       </w:pPr>
-      <w:bookmarkStart w:id="1" w:name="_Toc243654255"/>
+      <w:bookmarkStart w:id="1" w:name="_Toc243656586"/>
       <w:r>
         <w:t>1.1 Purpose</w:t>
       </w:r>
@@ -5176,7 +5291,10 @@
         <w:spacing w:after="120"/>
       </w:pPr>
       <w:r>
-        <w:t>This document states how ZedPath is tested, what is tested, on what, and with what result. It follows the structure of IEEE 829 and ISO/IEC/IEEE 29119-3 (test plan and test summary content), scaled to a three-week buildathon product. It also gives the matrix from requirement to test case that ZP-DOC-00 requires of this document.</w:t>
+        <w:t xml:space="preserve">This document states how ZedPath is tested, what is tested, on what, and with what result. It follows the structure of IEEE 829 and ISO/IEC/IEEE 29119-3 (test plan and test summary content), scaled to a </w:t>
+      </w:r>
+      <w:r>
+        <w:t>three-week buildathon product. It also gives the matrix from requirement to test case that ZP-DOC-00 requires of this document.</w:t>
       </w:r>
     </w:p>
     <w:p>
@@ -5185,7 +5303,7 @@
         <w:keepNext/>
         <w:keepLines/>
       </w:pPr>
-      <w:bookmarkStart w:id="2" w:name="_Toc243654256"/>
+      <w:bookmarkStart w:id="2" w:name="_Toc243656587"/>
       <w:r>
         <w:t>1.2 Scope</w:t>
       </w:r>
@@ -5196,10 +5314,10 @@
         <w:spacing w:after="120"/>
       </w:pPr>
       <w:r>
-        <w:t xml:space="preserve">All software of Releases R1 and R2 as live on 11 October 2026, and as built on 15 October 2026 (VR2 and CR-007 to </w:t>
+        <w:t xml:space="preserve">All software of Releases R1 and R2 as live on 11 October 2026, and as built on 15 October 2026 (VR2 and CR-007 to CR-010): the React single-page app, the Hono API in one Cloudflare Worker, the D1 database and its migrations 0001 to 0012, the group-room Durable Object, Ask ZedPath, </w:t>
       </w:r>
       <w:r>
-        <w:t>CR-010): the React single-page app, the Hono API in one Cloudflare Worker, the D1 database and its migrations 0001 to 0012, the group-room Durable Object, Ask ZedPath, and the project's safety tooling (deploy guard and leak scanner). Out of scope: features not yet built (results-photo reading, curator review queue, Gazette job, share card, teacher view) and third-party services themselves (Gemini, Cloudflare platform), which are tested only through ZedPath's handling of their answers.</w:t>
+        <w:t>and the project's safety tooling (deploy guard and leak scanner). Out of scope: features not yet built (results-photo reading, curator review queue, Gazette job, share card, teacher view) and third-party services themselves (Gemini, Cloudflare platform), which are tested only through ZedPath's handling of their answers.</w:t>
       </w:r>
     </w:p>
     <w:p>
@@ -5208,7 +5326,7 @@
         <w:keepNext/>
         <w:keepLines/>
       </w:pPr>
-      <w:bookmarkStart w:id="3" w:name="_Toc243654257"/>
+      <w:bookmarkStart w:id="3" w:name="_Toc243656588"/>
       <w:r>
         <w:t>1.3 Intended audience</w:t>
       </w:r>
@@ -5228,7 +5346,7 @@
         <w:keepNext/>
         <w:keepLines/>
       </w:pPr>
-      <w:bookmarkStart w:id="4" w:name="_Toc243654258"/>
+      <w:bookmarkStart w:id="4" w:name="_Toc243656589"/>
       <w:r>
         <w:t>1.4 Relationship to other documents</w:t>
       </w:r>
@@ -5239,7 +5357,7 @@
         <w:pStyle w:val="Caption"/>
         <w:keepNext/>
       </w:pPr>
-      <w:bookmarkStart w:id="5" w:name="_Toc243654277"/>
+      <w:bookmarkStart w:id="5" w:name="_Toc243656608"/>
       <w:r>
         <w:t xml:space="preserve">Table </w:t>
       </w:r>
@@ -5757,7 +5875,7 @@
         <w:keepLines/>
         <w:pageBreakBefore/>
       </w:pPr>
-      <w:bookmarkStart w:id="6" w:name="_Toc243654259"/>
+      <w:bookmarkStart w:id="6" w:name="_Toc243656590"/>
       <w:r>
         <w:lastRenderedPageBreak/>
         <w:t>2 Test strategy</w:t>
@@ -5770,7 +5888,7 @@
         <w:keepNext/>
         <w:keepLines/>
       </w:pPr>
-      <w:bookmarkStart w:id="7" w:name="_Toc243654260"/>
+      <w:bookmarkStart w:id="7" w:name="_Toc243656591"/>
       <w:r>
         <w:t>2.1 Test levels</w:t>
       </w:r>
@@ -5781,7 +5899,7 @@
         <w:pStyle w:val="Caption"/>
         <w:keepNext/>
       </w:pPr>
-      <w:bookmarkStart w:id="8" w:name="_Toc243654278"/>
+      <w:bookmarkStart w:id="8" w:name="_Toc243656609"/>
       <w:r>
         <w:t xml:space="preserve">Table </w:t>
       </w:r>
@@ -7023,7 +7141,7 @@
         <w:keepNext/>
         <w:keepLines/>
       </w:pPr>
-      <w:bookmarkStart w:id="9" w:name="_Toc243654261"/>
+      <w:bookmarkStart w:id="9" w:name="_Toc243656592"/>
       <w:r>
         <w:t>2.2 Test types</w:t>
       </w:r>
@@ -7034,7 +7152,7 @@
         <w:pStyle w:val="Caption"/>
         <w:keepNext/>
       </w:pPr>
-      <w:bookmarkStart w:id="10" w:name="_Toc243654279"/>
+      <w:bookmarkStart w:id="10" w:name="_Toc243656610"/>
       <w:r>
         <w:t xml:space="preserve">Table </w:t>
       </w:r>
@@ -7822,7 +7940,7 @@
         <w:keepNext/>
         <w:keepLines/>
       </w:pPr>
-      <w:bookmarkStart w:id="11" w:name="_Toc243654262"/>
+      <w:bookmarkStart w:id="11" w:name="_Toc243656593"/>
       <w:r>
         <w:t>2.3 Approach</w:t>
       </w:r>
@@ -7845,7 +7963,10 @@
         <w:t>shared/</w:t>
       </w:r>
       <w:r>
-        <w:t xml:space="preserve"> (NFR-060), so they are tested without a server. Server rules are tested through the real HTTP routes on the real schema, never by calling internals. Each bug found by hand gets a test before or with its fix. Any change to a default value comes with a test that pins the default.</w:t>
+        <w:t xml:space="preserve"> (NFR-060), so they are tested without a server. Server rules are tested through the real HTTP routes on the real schema, never by calling internals. Each bug </w:t>
+      </w:r>
+      <w:r>
+        <w:t>found by hand gets a test before or with its fix. Any change to a default value comes with a test that pins the default.</w:t>
       </w:r>
     </w:p>
     <w:p>
@@ -7855,7 +7976,7 @@
         <w:keepLines/>
         <w:pageBreakBefore/>
       </w:pPr>
-      <w:bookmarkStart w:id="12" w:name="_Toc243654263"/>
+      <w:bookmarkStart w:id="12" w:name="_Toc243656594"/>
       <w:r>
         <w:lastRenderedPageBreak/>
         <w:t>3 Test environment</w:t>
@@ -7867,7 +7988,7 @@
         <w:pStyle w:val="Caption"/>
         <w:keepNext/>
       </w:pPr>
-      <w:bookmarkStart w:id="13" w:name="_Toc243654280"/>
+      <w:bookmarkStart w:id="13" w:name="_Toc243656611"/>
       <w:r>
         <w:t xml:space="preserve">Table </w:t>
       </w:r>
@@ -8530,10 +8651,13 @@
         <w:keepLines/>
         <w:pageBreakBefore/>
       </w:pPr>
-      <w:bookmarkStart w:id="14" w:name="_Toc243654264"/>
+      <w:bookmarkStart w:id="14" w:name="_Toc243656595"/>
       <w:r>
         <w:lastRenderedPageBreak/>
-        <w:t>4 Entry and exit criteria</w:t>
+        <w:t>4 </w:t>
+      </w:r>
+      <w:r>
+        <w:t>Entry and exit criteria</w:t>
       </w:r>
       <w:bookmarkEnd w:id="14"/>
     </w:p>
@@ -8543,7 +8667,7 @@
         <w:keepNext/>
         <w:keepLines/>
       </w:pPr>
-      <w:bookmarkStart w:id="15" w:name="_Toc243654265"/>
+      <w:bookmarkStart w:id="15" w:name="_Toc243656596"/>
       <w:r>
         <w:t>4.1 Entry criteria</w:t>
       </w:r>
@@ -8563,7 +8687,7 @@
         <w:keepNext/>
         <w:keepLines/>
       </w:pPr>
-      <w:bookmarkStart w:id="16" w:name="_Toc243654266"/>
+      <w:bookmarkStart w:id="16" w:name="_Toc243656597"/>
       <w:r>
         <w:t>4.2 Exit criteria (Definition of Done)</w:t>
       </w:r>
@@ -8771,12 +8895,9 @@
         <w:keepNext/>
         <w:keepLines/>
       </w:pPr>
-      <w:bookmarkStart w:id="17" w:name="_Toc243654267"/>
+      <w:bookmarkStart w:id="17" w:name="_Toc243656598"/>
       <w:r>
-        <w:t>4.3 </w:t>
-      </w:r>
-      <w:r>
-        <w:t>Suspension and resumption</w:t>
+        <w:t>4.3 Suspension and resumption</w:t>
       </w:r>
       <w:bookmarkEnd w:id="17"/>
     </w:p>
@@ -8785,7 +8906,10 @@
         <w:spacing w:after="120"/>
       </w:pPr>
       <w:r>
-        <w:t>Testing stops when the test channel itself fails (for example, a local server serving an old build); the channel is fixed first, then testing resumes. After one failed fix, the next step is instrumentation, not a second patch.</w:t>
+        <w:t xml:space="preserve">Testing stops when the test channel itself fails (for example, a local server serving an old build); the </w:t>
+      </w:r>
+      <w:r>
+        <w:t>channel is fixed first, then testing resumes. After one failed fix, the next step is instrumentation, not a second patch.</w:t>
       </w:r>
     </w:p>
     <w:p>
@@ -8795,7 +8919,7 @@
         <w:keepLines/>
         <w:pageBreakBefore/>
       </w:pPr>
-      <w:bookmarkStart w:id="18" w:name="_Toc243654268"/>
+      <w:bookmarkStart w:id="18" w:name="_Toc243656599"/>
       <w:r>
         <w:lastRenderedPageBreak/>
         <w:t>5 Test items and features</w:t>
@@ -8807,7 +8931,7 @@
         <w:pStyle w:val="Caption"/>
         <w:keepNext/>
       </w:pPr>
-      <w:bookmarkStart w:id="19" w:name="_Toc243654281"/>
+      <w:bookmarkStart w:id="19" w:name="_Toc243656612"/>
       <w:r>
         <w:t xml:space="preserve">Table </w:t>
       </w:r>
@@ -11664,7 +11788,7 @@
         <w:keepLines/>
         <w:pageBreakBefore/>
       </w:pPr>
-      <w:bookmarkStart w:id="20" w:name="_Toc243654269"/>
+      <w:bookmarkStart w:id="20" w:name="_Toc243656600"/>
       <w:r>
         <w:lastRenderedPageBreak/>
         <w:t>6 Test case catalogue</w:t>
@@ -11696,7 +11820,7 @@
         <w:pStyle w:val="Caption"/>
         <w:keepNext/>
       </w:pPr>
-      <w:bookmarkStart w:id="21" w:name="_Toc243654282"/>
+      <w:bookmarkStart w:id="21" w:name="_Toc243656613"/>
       <w:r>
         <w:t xml:space="preserve">Table </w:t>
       </w:r>
@@ -11741,11 +11865,11 @@
         <w:tblLook w:val="04A0" w:firstRow="1" w:lastRow="0" w:firstColumn="1" w:lastColumn="0" w:noHBand="0" w:noVBand="1"/>
       </w:tblPr>
       <w:tblGrid>
-        <w:gridCol w:w="741"/>
-        <w:gridCol w:w="1266"/>
-        <w:gridCol w:w="3103"/>
-        <w:gridCol w:w="2264"/>
-        <w:gridCol w:w="2264"/>
+        <w:gridCol w:w="740"/>
+        <w:gridCol w:w="1370"/>
+        <w:gridCol w:w="3098"/>
+        <w:gridCol w:w="2215"/>
+        <w:gridCol w:w="2215"/>
       </w:tblGrid>
       <w:tr>
         <w:tblPrEx>
@@ -11760,7 +11884,7 @@
         </w:trPr>
         <w:tc>
           <w:tcPr>
-            <w:tcW w:w="741" w:type="dxa"/>
+            <w:tcW w:w="740" w:type="dxa"/>
             <w:tcBorders>
               <w:top w:val="single" w:sz="4" w:space="0" w:color="C9D3D0"/>
               <w:left w:val="single" w:sz="4" w:space="0" w:color="C9D3D0"/>
@@ -11794,7 +11918,7 @@
         </w:tc>
         <w:tc>
           <w:tcPr>
-            <w:tcW w:w="1266" w:type="dxa"/>
+            <w:tcW w:w="1370" w:type="dxa"/>
             <w:tcBorders>
               <w:top w:val="single" w:sz="4" w:space="0" w:color="C9D3D0"/>
               <w:left w:val="single" w:sz="4" w:space="0" w:color="C9D3D0"/>
@@ -11828,7 +11952,7 @@
         </w:tc>
         <w:tc>
           <w:tcPr>
-            <w:tcW w:w="3103" w:type="dxa"/>
+            <w:tcW w:w="3098" w:type="dxa"/>
             <w:tcBorders>
               <w:top w:val="single" w:sz="4" w:space="0" w:color="C9D3D0"/>
               <w:left w:val="single" w:sz="4" w:space="0" w:color="C9D3D0"/>
@@ -11862,7 +11986,7 @@
         </w:tc>
         <w:tc>
           <w:tcPr>
-            <w:tcW w:w="2264" w:type="dxa"/>
+            <w:tcW w:w="2215" w:type="dxa"/>
             <w:tcBorders>
               <w:top w:val="single" w:sz="4" w:space="0" w:color="C9D3D0"/>
               <w:left w:val="single" w:sz="4" w:space="0" w:color="C9D3D0"/>
@@ -11896,7 +12020,7 @@
         </w:tc>
         <w:tc>
           <w:tcPr>
-            <w:tcW w:w="2264" w:type="dxa"/>
+            <w:tcW w:w="2215" w:type="dxa"/>
             <w:tcBorders>
               <w:top w:val="single" w:sz="4" w:space="0" w:color="C9D3D0"/>
               <w:left w:val="single" w:sz="4" w:space="0" w:color="C9D3D0"/>
@@ -11941,7 +12065,7 @@
         </w:trPr>
         <w:tc>
           <w:tcPr>
-            <w:tcW w:w="741" w:type="dxa"/>
+            <w:tcW w:w="740" w:type="dxa"/>
             <w:tcBorders>
               <w:top w:val="single" w:sz="4" w:space="0" w:color="C9D3D0"/>
               <w:left w:val="single" w:sz="4" w:space="0" w:color="C9D3D0"/>
@@ -11971,7 +12095,7 @@
         </w:tc>
         <w:tc>
           <w:tcPr>
-            <w:tcW w:w="1266" w:type="dxa"/>
+            <w:tcW w:w="1370" w:type="dxa"/>
             <w:tcBorders>
               <w:top w:val="single" w:sz="4" w:space="0" w:color="C9D3D0"/>
               <w:left w:val="single" w:sz="4" w:space="0" w:color="C9D3D0"/>
@@ -12001,7 +12125,7 @@
         </w:tc>
         <w:tc>
           <w:tcPr>
-            <w:tcW w:w="3103" w:type="dxa"/>
+            <w:tcW w:w="3098" w:type="dxa"/>
             <w:tcBorders>
               <w:top w:val="single" w:sz="4" w:space="0" w:color="C9D3D0"/>
               <w:left w:val="single" w:sz="4" w:space="0" w:color="C9D3D0"/>
@@ -12040,7 +12164,7 @@
         </w:tc>
         <w:tc>
           <w:tcPr>
-            <w:tcW w:w="2264" w:type="dxa"/>
+            <w:tcW w:w="2215" w:type="dxa"/>
             <w:tcBorders>
               <w:top w:val="single" w:sz="4" w:space="0" w:color="C9D3D0"/>
               <w:left w:val="single" w:sz="4" w:space="0" w:color="C9D3D0"/>
@@ -12070,7 +12194,7 @@
         </w:tc>
         <w:tc>
           <w:tcPr>
-            <w:tcW w:w="2264" w:type="dxa"/>
+            <w:tcW w:w="2215" w:type="dxa"/>
             <w:tcBorders>
               <w:top w:val="single" w:sz="4" w:space="0" w:color="C9D3D0"/>
               <w:left w:val="single" w:sz="4" w:space="0" w:color="C9D3D0"/>
@@ -12111,7 +12235,7 @@
         </w:trPr>
         <w:tc>
           <w:tcPr>
-            <w:tcW w:w="741" w:type="dxa"/>
+            <w:tcW w:w="740" w:type="dxa"/>
             <w:tcBorders>
               <w:top w:val="single" w:sz="4" w:space="0" w:color="C9D3D0"/>
               <w:left w:val="single" w:sz="4" w:space="0" w:color="C9D3D0"/>
@@ -12142,7 +12266,7 @@
         </w:tc>
         <w:tc>
           <w:tcPr>
-            <w:tcW w:w="1266" w:type="dxa"/>
+            <w:tcW w:w="1370" w:type="dxa"/>
             <w:tcBorders>
               <w:top w:val="single" w:sz="4" w:space="0" w:color="C9D3D0"/>
               <w:left w:val="single" w:sz="4" w:space="0" w:color="C9D3D0"/>
@@ -12173,7 +12297,7 @@
         </w:tc>
         <w:tc>
           <w:tcPr>
-            <w:tcW w:w="3103" w:type="dxa"/>
+            <w:tcW w:w="3098" w:type="dxa"/>
             <w:tcBorders>
               <w:top w:val="single" w:sz="4" w:space="0" w:color="C9D3D0"/>
               <w:left w:val="single" w:sz="4" w:space="0" w:color="C9D3D0"/>
@@ -12213,7 +12337,7 @@
         </w:tc>
         <w:tc>
           <w:tcPr>
-            <w:tcW w:w="2264" w:type="dxa"/>
+            <w:tcW w:w="2215" w:type="dxa"/>
             <w:tcBorders>
               <w:top w:val="single" w:sz="4" w:space="0" w:color="C9D3D0"/>
               <w:left w:val="single" w:sz="4" w:space="0" w:color="C9D3D0"/>
@@ -12244,7 +12368,7 @@
         </w:tc>
         <w:tc>
           <w:tcPr>
-            <w:tcW w:w="2264" w:type="dxa"/>
+            <w:tcW w:w="2215" w:type="dxa"/>
             <w:tcBorders>
               <w:top w:val="single" w:sz="4" w:space="0" w:color="C9D3D0"/>
               <w:left w:val="single" w:sz="4" w:space="0" w:color="C9D3D0"/>
@@ -12286,7 +12410,7 @@
         </w:trPr>
         <w:tc>
           <w:tcPr>
-            <w:tcW w:w="741" w:type="dxa"/>
+            <w:tcW w:w="740" w:type="dxa"/>
             <w:tcBorders>
               <w:top w:val="single" w:sz="4" w:space="0" w:color="C9D3D0"/>
               <w:left w:val="single" w:sz="4" w:space="0" w:color="C9D3D0"/>
@@ -12316,7 +12440,7 @@
         </w:tc>
         <w:tc>
           <w:tcPr>
-            <w:tcW w:w="1266" w:type="dxa"/>
+            <w:tcW w:w="1370" w:type="dxa"/>
             <w:tcBorders>
               <w:top w:val="single" w:sz="4" w:space="0" w:color="C9D3D0"/>
               <w:left w:val="single" w:sz="4" w:space="0" w:color="C9D3D0"/>
@@ -12346,7 +12470,7 @@
         </w:tc>
         <w:tc>
           <w:tcPr>
-            <w:tcW w:w="3103" w:type="dxa"/>
+            <w:tcW w:w="3098" w:type="dxa"/>
             <w:tcBorders>
               <w:top w:val="single" w:sz="4" w:space="0" w:color="C9D3D0"/>
               <w:left w:val="single" w:sz="4" w:space="0" w:color="C9D3D0"/>
@@ -12385,7 +12509,7 @@
         </w:tc>
         <w:tc>
           <w:tcPr>
-            <w:tcW w:w="2264" w:type="dxa"/>
+            <w:tcW w:w="2215" w:type="dxa"/>
             <w:tcBorders>
               <w:top w:val="single" w:sz="4" w:space="0" w:color="C9D3D0"/>
               <w:left w:val="single" w:sz="4" w:space="0" w:color="C9D3D0"/>
@@ -12424,7 +12548,7 @@
         </w:tc>
         <w:tc>
           <w:tcPr>
-            <w:tcW w:w="2264" w:type="dxa"/>
+            <w:tcW w:w="2215" w:type="dxa"/>
             <w:tcBorders>
               <w:top w:val="single" w:sz="4" w:space="0" w:color="C9D3D0"/>
               <w:left w:val="single" w:sz="4" w:space="0" w:color="C9D3D0"/>
@@ -12465,7 +12589,7 @@
         </w:trPr>
         <w:tc>
           <w:tcPr>
-            <w:tcW w:w="741" w:type="dxa"/>
+            <w:tcW w:w="740" w:type="dxa"/>
             <w:tcBorders>
               <w:top w:val="single" w:sz="4" w:space="0" w:color="C9D3D0"/>
               <w:left w:val="single" w:sz="4" w:space="0" w:color="C9D3D0"/>
@@ -12496,7 +12620,7 @@
         </w:tc>
         <w:tc>
           <w:tcPr>
-            <w:tcW w:w="1266" w:type="dxa"/>
+            <w:tcW w:w="1370" w:type="dxa"/>
             <w:tcBorders>
               <w:top w:val="single" w:sz="4" w:space="0" w:color="C9D3D0"/>
               <w:left w:val="single" w:sz="4" w:space="0" w:color="C9D3D0"/>
@@ -12527,7 +12651,7 @@
         </w:tc>
         <w:tc>
           <w:tcPr>
-            <w:tcW w:w="3103" w:type="dxa"/>
+            <w:tcW w:w="3098" w:type="dxa"/>
             <w:tcBorders>
               <w:top w:val="single" w:sz="4" w:space="0" w:color="C9D3D0"/>
               <w:left w:val="single" w:sz="4" w:space="0" w:color="C9D3D0"/>
@@ -12567,7 +12691,7 @@
         </w:tc>
         <w:tc>
           <w:tcPr>
-            <w:tcW w:w="2264" w:type="dxa"/>
+            <w:tcW w:w="2215" w:type="dxa"/>
             <w:tcBorders>
               <w:top w:val="single" w:sz="4" w:space="0" w:color="C9D3D0"/>
               <w:left w:val="single" w:sz="4" w:space="0" w:color="C9D3D0"/>
@@ -12598,7 +12722,7 @@
         </w:tc>
         <w:tc>
           <w:tcPr>
-            <w:tcW w:w="2264" w:type="dxa"/>
+            <w:tcW w:w="2215" w:type="dxa"/>
             <w:tcBorders>
               <w:top w:val="single" w:sz="4" w:space="0" w:color="C9D3D0"/>
               <w:left w:val="single" w:sz="4" w:space="0" w:color="C9D3D0"/>
@@ -12640,7 +12764,7 @@
         </w:trPr>
         <w:tc>
           <w:tcPr>
-            <w:tcW w:w="741" w:type="dxa"/>
+            <w:tcW w:w="740" w:type="dxa"/>
             <w:tcBorders>
               <w:top w:val="single" w:sz="4" w:space="0" w:color="C9D3D0"/>
               <w:left w:val="single" w:sz="4" w:space="0" w:color="C9D3D0"/>
@@ -12670,7 +12794,7 @@
         </w:tc>
         <w:tc>
           <w:tcPr>
-            <w:tcW w:w="1266" w:type="dxa"/>
+            <w:tcW w:w="1370" w:type="dxa"/>
             <w:tcBorders>
               <w:top w:val="single" w:sz="4" w:space="0" w:color="C9D3D0"/>
               <w:left w:val="single" w:sz="4" w:space="0" w:color="C9D3D0"/>
@@ -12700,7 +12824,7 @@
         </w:tc>
         <w:tc>
           <w:tcPr>
-            <w:tcW w:w="3103" w:type="dxa"/>
+            <w:tcW w:w="3098" w:type="dxa"/>
             <w:tcBorders>
               <w:top w:val="single" w:sz="4" w:space="0" w:color="C9D3D0"/>
               <w:left w:val="single" w:sz="4" w:space="0" w:color="C9D3D0"/>
@@ -12739,7 +12863,7 @@
         </w:tc>
         <w:tc>
           <w:tcPr>
-            <w:tcW w:w="2264" w:type="dxa"/>
+            <w:tcW w:w="2215" w:type="dxa"/>
             <w:tcBorders>
               <w:top w:val="single" w:sz="4" w:space="0" w:color="C9D3D0"/>
               <w:left w:val="single" w:sz="4" w:space="0" w:color="C9D3D0"/>
@@ -12769,7 +12893,7 @@
         </w:tc>
         <w:tc>
           <w:tcPr>
-            <w:tcW w:w="2264" w:type="dxa"/>
+            <w:tcW w:w="2215" w:type="dxa"/>
             <w:tcBorders>
               <w:top w:val="single" w:sz="4" w:space="0" w:color="C9D3D0"/>
               <w:left w:val="single" w:sz="4" w:space="0" w:color="C9D3D0"/>
@@ -12810,7 +12934,7 @@
         </w:trPr>
         <w:tc>
           <w:tcPr>
-            <w:tcW w:w="741" w:type="dxa"/>
+            <w:tcW w:w="740" w:type="dxa"/>
             <w:tcBorders>
               <w:top w:val="single" w:sz="4" w:space="0" w:color="C9D3D0"/>
               <w:left w:val="single" w:sz="4" w:space="0" w:color="C9D3D0"/>
@@ -12841,7 +12965,7 @@
         </w:tc>
         <w:tc>
           <w:tcPr>
-            <w:tcW w:w="1266" w:type="dxa"/>
+            <w:tcW w:w="1370" w:type="dxa"/>
             <w:tcBorders>
               <w:top w:val="single" w:sz="4" w:space="0" w:color="C9D3D0"/>
               <w:left w:val="single" w:sz="4" w:space="0" w:color="C9D3D0"/>
@@ -12872,7 +12996,7 @@
         </w:tc>
         <w:tc>
           <w:tcPr>
-            <w:tcW w:w="3103" w:type="dxa"/>
+            <w:tcW w:w="3098" w:type="dxa"/>
             <w:tcBorders>
               <w:top w:val="single" w:sz="4" w:space="0" w:color="C9D3D0"/>
               <w:left w:val="single" w:sz="4" w:space="0" w:color="C9D3D0"/>
@@ -12906,13 +13030,13 @@
                 <w:sz w:val="19"/>
                 <w:szCs w:val="19"/>
               </w:rPr>
-              <w:t xml:space="preserve"> (16)</w:t>
-            </w:r>
-          </w:p>
-        </w:tc>
-        <w:tc>
-          <w:tcPr>
-            <w:tcW w:w="2264" w:type="dxa"/>
+              <w:t xml:space="preserve"> (17)</w:t>
+            </w:r>
+          </w:p>
+        </w:tc>
+        <w:tc>
+          <w:tcPr>
+            <w:tcW w:w="2215" w:type="dxa"/>
             <w:tcBorders>
               <w:top w:val="single" w:sz="4" w:space="0" w:color="C9D3D0"/>
               <w:left w:val="single" w:sz="4" w:space="0" w:color="C9D3D0"/>
@@ -12943,7 +13067,7 @@
         </w:tc>
         <w:tc>
           <w:tcPr>
-            <w:tcW w:w="2264" w:type="dxa"/>
+            <w:tcW w:w="2215" w:type="dxa"/>
             <w:tcBorders>
               <w:top w:val="single" w:sz="4" w:space="0" w:color="C9D3D0"/>
               <w:left w:val="single" w:sz="4" w:space="0" w:color="C9D3D0"/>
@@ -12985,7 +13109,7 @@
         </w:trPr>
         <w:tc>
           <w:tcPr>
-            <w:tcW w:w="741" w:type="dxa"/>
+            <w:tcW w:w="740" w:type="dxa"/>
             <w:tcBorders>
               <w:top w:val="single" w:sz="4" w:space="0" w:color="C9D3D0"/>
               <w:left w:val="single" w:sz="4" w:space="0" w:color="C9D3D0"/>
@@ -13015,7 +13139,7 @@
         </w:tc>
         <w:tc>
           <w:tcPr>
-            <w:tcW w:w="1266" w:type="dxa"/>
+            <w:tcW w:w="1370" w:type="dxa"/>
             <w:tcBorders>
               <w:top w:val="single" w:sz="4" w:space="0" w:color="C9D3D0"/>
               <w:left w:val="single" w:sz="4" w:space="0" w:color="C9D3D0"/>
@@ -13045,7 +13169,7 @@
         </w:tc>
         <w:tc>
           <w:tcPr>
-            <w:tcW w:w="3103" w:type="dxa"/>
+            <w:tcW w:w="3098" w:type="dxa"/>
             <w:tcBorders>
               <w:top w:val="single" w:sz="4" w:space="0" w:color="C9D3D0"/>
               <w:left w:val="single" w:sz="4" w:space="0" w:color="C9D3D0"/>
@@ -13084,7 +13208,7 @@
         </w:tc>
         <w:tc>
           <w:tcPr>
-            <w:tcW w:w="2264" w:type="dxa"/>
+            <w:tcW w:w="2215" w:type="dxa"/>
             <w:tcBorders>
               <w:top w:val="single" w:sz="4" w:space="0" w:color="C9D3D0"/>
               <w:left w:val="single" w:sz="4" w:space="0" w:color="C9D3D0"/>
@@ -13114,7 +13238,7 @@
         </w:tc>
         <w:tc>
           <w:tcPr>
-            <w:tcW w:w="2264" w:type="dxa"/>
+            <w:tcW w:w="2215" w:type="dxa"/>
             <w:tcBorders>
               <w:top w:val="single" w:sz="4" w:space="0" w:color="C9D3D0"/>
               <w:left w:val="single" w:sz="4" w:space="0" w:color="C9D3D0"/>
@@ -13155,7 +13279,7 @@
         </w:trPr>
         <w:tc>
           <w:tcPr>
-            <w:tcW w:w="741" w:type="dxa"/>
+            <w:tcW w:w="740" w:type="dxa"/>
             <w:tcBorders>
               <w:top w:val="single" w:sz="4" w:space="0" w:color="C9D3D0"/>
               <w:left w:val="single" w:sz="4" w:space="0" w:color="C9D3D0"/>
@@ -13187,7 +13311,7 @@
         </w:tc>
         <w:tc>
           <w:tcPr>
-            <w:tcW w:w="1266" w:type="dxa"/>
+            <w:tcW w:w="1370" w:type="dxa"/>
             <w:tcBorders>
               <w:top w:val="single" w:sz="4" w:space="0" w:color="C9D3D0"/>
               <w:left w:val="single" w:sz="4" w:space="0" w:color="C9D3D0"/>
@@ -13218,7 +13342,7 @@
         </w:tc>
         <w:tc>
           <w:tcPr>
-            <w:tcW w:w="3103" w:type="dxa"/>
+            <w:tcW w:w="3098" w:type="dxa"/>
             <w:tcBorders>
               <w:top w:val="single" w:sz="4" w:space="0" w:color="C9D3D0"/>
               <w:left w:val="single" w:sz="4" w:space="0" w:color="C9D3D0"/>
@@ -13258,7 +13382,7 @@
         </w:tc>
         <w:tc>
           <w:tcPr>
-            <w:tcW w:w="2264" w:type="dxa"/>
+            <w:tcW w:w="2215" w:type="dxa"/>
             <w:tcBorders>
               <w:top w:val="single" w:sz="4" w:space="0" w:color="C9D3D0"/>
               <w:left w:val="single" w:sz="4" w:space="0" w:color="C9D3D0"/>
@@ -13289,7 +13413,7 @@
         </w:tc>
         <w:tc>
           <w:tcPr>
-            <w:tcW w:w="2264" w:type="dxa"/>
+            <w:tcW w:w="2215" w:type="dxa"/>
             <w:tcBorders>
               <w:top w:val="single" w:sz="4" w:space="0" w:color="C9D3D0"/>
               <w:left w:val="single" w:sz="4" w:space="0" w:color="C9D3D0"/>
@@ -13331,7 +13455,7 @@
         </w:trPr>
         <w:tc>
           <w:tcPr>
-            <w:tcW w:w="741" w:type="dxa"/>
+            <w:tcW w:w="740" w:type="dxa"/>
             <w:tcBorders>
               <w:top w:val="single" w:sz="4" w:space="0" w:color="C9D3D0"/>
               <w:left w:val="single" w:sz="4" w:space="0" w:color="C9D3D0"/>
@@ -13361,7 +13485,7 @@
         </w:tc>
         <w:tc>
           <w:tcPr>
-            <w:tcW w:w="1266" w:type="dxa"/>
+            <w:tcW w:w="1370" w:type="dxa"/>
             <w:tcBorders>
               <w:top w:val="single" w:sz="4" w:space="0" w:color="C9D3D0"/>
               <w:left w:val="single" w:sz="4" w:space="0" w:color="C9D3D0"/>
@@ -13391,7 +13515,7 @@
         </w:tc>
         <w:tc>
           <w:tcPr>
-            <w:tcW w:w="3103" w:type="dxa"/>
+            <w:tcW w:w="3098" w:type="dxa"/>
             <w:tcBorders>
               <w:top w:val="single" w:sz="4" w:space="0" w:color="C9D3D0"/>
               <w:left w:val="single" w:sz="4" w:space="0" w:color="C9D3D0"/>
@@ -13430,7 +13554,7 @@
         </w:tc>
         <w:tc>
           <w:tcPr>
-            <w:tcW w:w="2264" w:type="dxa"/>
+            <w:tcW w:w="2215" w:type="dxa"/>
             <w:tcBorders>
               <w:top w:val="single" w:sz="4" w:space="0" w:color="C9D3D0"/>
               <w:left w:val="single" w:sz="4" w:space="0" w:color="C9D3D0"/>
@@ -13460,7 +13584,7 @@
         </w:tc>
         <w:tc>
           <w:tcPr>
-            <w:tcW w:w="2264" w:type="dxa"/>
+            <w:tcW w:w="2215" w:type="dxa"/>
             <w:tcBorders>
               <w:top w:val="single" w:sz="4" w:space="0" w:color="C9D3D0"/>
               <w:left w:val="single" w:sz="4" w:space="0" w:color="C9D3D0"/>
@@ -13501,7 +13625,7 @@
         </w:trPr>
         <w:tc>
           <w:tcPr>
-            <w:tcW w:w="741" w:type="dxa"/>
+            <w:tcW w:w="740" w:type="dxa"/>
             <w:tcBorders>
               <w:top w:val="single" w:sz="4" w:space="0" w:color="C9D3D0"/>
               <w:left w:val="single" w:sz="4" w:space="0" w:color="C9D3D0"/>
@@ -13532,7 +13656,7 @@
         </w:tc>
         <w:tc>
           <w:tcPr>
-            <w:tcW w:w="1266" w:type="dxa"/>
+            <w:tcW w:w="1370" w:type="dxa"/>
             <w:tcBorders>
               <w:top w:val="single" w:sz="4" w:space="0" w:color="C9D3D0"/>
               <w:left w:val="single" w:sz="4" w:space="0" w:color="C9D3D0"/>
@@ -13563,7 +13687,7 @@
         </w:tc>
         <w:tc>
           <w:tcPr>
-            <w:tcW w:w="3103" w:type="dxa"/>
+            <w:tcW w:w="3098" w:type="dxa"/>
             <w:tcBorders>
               <w:top w:val="single" w:sz="4" w:space="0" w:color="C9D3D0"/>
               <w:left w:val="single" w:sz="4" w:space="0" w:color="C9D3D0"/>
@@ -13603,7 +13727,7 @@
         </w:tc>
         <w:tc>
           <w:tcPr>
-            <w:tcW w:w="2264" w:type="dxa"/>
+            <w:tcW w:w="2215" w:type="dxa"/>
             <w:tcBorders>
               <w:top w:val="single" w:sz="4" w:space="0" w:color="C9D3D0"/>
               <w:left w:val="single" w:sz="4" w:space="0" w:color="C9D3D0"/>
@@ -13634,7 +13758,7 @@
         </w:tc>
         <w:tc>
           <w:tcPr>
-            <w:tcW w:w="2264" w:type="dxa"/>
+            <w:tcW w:w="2215" w:type="dxa"/>
             <w:tcBorders>
               <w:top w:val="single" w:sz="4" w:space="0" w:color="C9D3D0"/>
               <w:left w:val="single" w:sz="4" w:space="0" w:color="C9D3D0"/>
@@ -13676,7 +13800,7 @@
         </w:trPr>
         <w:tc>
           <w:tcPr>
-            <w:tcW w:w="741" w:type="dxa"/>
+            <w:tcW w:w="740" w:type="dxa"/>
             <w:tcBorders>
               <w:top w:val="single" w:sz="4" w:space="0" w:color="C9D3D0"/>
               <w:left w:val="single" w:sz="4" w:space="0" w:color="C9D3D0"/>
@@ -13706,7 +13830,7 @@
         </w:tc>
         <w:tc>
           <w:tcPr>
-            <w:tcW w:w="1266" w:type="dxa"/>
+            <w:tcW w:w="1370" w:type="dxa"/>
             <w:tcBorders>
               <w:top w:val="single" w:sz="4" w:space="0" w:color="C9D3D0"/>
               <w:left w:val="single" w:sz="4" w:space="0" w:color="C9D3D0"/>
@@ -13736,7 +13860,7 @@
         </w:tc>
         <w:tc>
           <w:tcPr>
-            <w:tcW w:w="3103" w:type="dxa"/>
+            <w:tcW w:w="3098" w:type="dxa"/>
             <w:tcBorders>
               <w:top w:val="single" w:sz="4" w:space="0" w:color="C9D3D0"/>
               <w:left w:val="single" w:sz="4" w:space="0" w:color="C9D3D0"/>
@@ -13775,7 +13899,7 @@
         </w:tc>
         <w:tc>
           <w:tcPr>
-            <w:tcW w:w="2264" w:type="dxa"/>
+            <w:tcW w:w="2215" w:type="dxa"/>
             <w:tcBorders>
               <w:top w:val="single" w:sz="4" w:space="0" w:color="C9D3D0"/>
               <w:left w:val="single" w:sz="4" w:space="0" w:color="C9D3D0"/>
@@ -13805,7 +13929,7 @@
         </w:tc>
         <w:tc>
           <w:tcPr>
-            <w:tcW w:w="2264" w:type="dxa"/>
+            <w:tcW w:w="2215" w:type="dxa"/>
             <w:tcBorders>
               <w:top w:val="single" w:sz="4" w:space="0" w:color="C9D3D0"/>
               <w:left w:val="single" w:sz="4" w:space="0" w:color="C9D3D0"/>
@@ -13846,7 +13970,7 @@
         </w:trPr>
         <w:tc>
           <w:tcPr>
-            <w:tcW w:w="741" w:type="dxa"/>
+            <w:tcW w:w="740" w:type="dxa"/>
             <w:tcBorders>
               <w:top w:val="single" w:sz="4" w:space="0" w:color="C9D3D0"/>
               <w:left w:val="single" w:sz="4" w:space="0" w:color="C9D3D0"/>
@@ -13877,7 +14001,7 @@
         </w:tc>
         <w:tc>
           <w:tcPr>
-            <w:tcW w:w="1266" w:type="dxa"/>
+            <w:tcW w:w="1370" w:type="dxa"/>
             <w:tcBorders>
               <w:top w:val="single" w:sz="4" w:space="0" w:color="C9D3D0"/>
               <w:left w:val="single" w:sz="4" w:space="0" w:color="C9D3D0"/>
@@ -13908,7 +14032,7 @@
         </w:tc>
         <w:tc>
           <w:tcPr>
-            <w:tcW w:w="3103" w:type="dxa"/>
+            <w:tcW w:w="3098" w:type="dxa"/>
             <w:tcBorders>
               <w:top w:val="single" w:sz="4" w:space="0" w:color="C9D3D0"/>
               <w:left w:val="single" w:sz="4" w:space="0" w:color="C9D3D0"/>
@@ -13948,7 +14072,7 @@
         </w:tc>
         <w:tc>
           <w:tcPr>
-            <w:tcW w:w="2264" w:type="dxa"/>
+            <w:tcW w:w="2215" w:type="dxa"/>
             <w:tcBorders>
               <w:top w:val="single" w:sz="4" w:space="0" w:color="C9D3D0"/>
               <w:left w:val="single" w:sz="4" w:space="0" w:color="C9D3D0"/>
@@ -13995,7 +14119,7 @@
         </w:tc>
         <w:tc>
           <w:tcPr>
-            <w:tcW w:w="2264" w:type="dxa"/>
+            <w:tcW w:w="2215" w:type="dxa"/>
             <w:tcBorders>
               <w:top w:val="single" w:sz="4" w:space="0" w:color="C9D3D0"/>
               <w:left w:val="single" w:sz="4" w:space="0" w:color="C9D3D0"/>
@@ -14037,7 +14161,7 @@
         </w:trPr>
         <w:tc>
           <w:tcPr>
-            <w:tcW w:w="741" w:type="dxa"/>
+            <w:tcW w:w="740" w:type="dxa"/>
             <w:tcBorders>
               <w:top w:val="single" w:sz="4" w:space="0" w:color="C9D3D0"/>
               <w:left w:val="single" w:sz="4" w:space="0" w:color="C9D3D0"/>
@@ -14067,7 +14191,7 @@
         </w:tc>
         <w:tc>
           <w:tcPr>
-            <w:tcW w:w="1266" w:type="dxa"/>
+            <w:tcW w:w="1370" w:type="dxa"/>
             <w:tcBorders>
               <w:top w:val="single" w:sz="4" w:space="0" w:color="C9D3D0"/>
               <w:left w:val="single" w:sz="4" w:space="0" w:color="C9D3D0"/>
@@ -14097,7 +14221,7 @@
         </w:tc>
         <w:tc>
           <w:tcPr>
-            <w:tcW w:w="3103" w:type="dxa"/>
+            <w:tcW w:w="3098" w:type="dxa"/>
             <w:tcBorders>
               <w:top w:val="single" w:sz="4" w:space="0" w:color="C9D3D0"/>
               <w:left w:val="single" w:sz="4" w:space="0" w:color="C9D3D0"/>
@@ -14136,7 +14260,7 @@
         </w:tc>
         <w:tc>
           <w:tcPr>
-            <w:tcW w:w="2264" w:type="dxa"/>
+            <w:tcW w:w="2215" w:type="dxa"/>
             <w:tcBorders>
               <w:top w:val="single" w:sz="4" w:space="0" w:color="C9D3D0"/>
               <w:left w:val="single" w:sz="4" w:space="0" w:color="C9D3D0"/>
@@ -14166,7 +14290,7 @@
         </w:tc>
         <w:tc>
           <w:tcPr>
-            <w:tcW w:w="2264" w:type="dxa"/>
+            <w:tcW w:w="2215" w:type="dxa"/>
             <w:tcBorders>
               <w:top w:val="single" w:sz="4" w:space="0" w:color="C9D3D0"/>
               <w:left w:val="single" w:sz="4" w:space="0" w:color="C9D3D0"/>
@@ -14207,7 +14331,7 @@
         </w:trPr>
         <w:tc>
           <w:tcPr>
-            <w:tcW w:w="741" w:type="dxa"/>
+            <w:tcW w:w="740" w:type="dxa"/>
             <w:tcBorders>
               <w:top w:val="single" w:sz="4" w:space="0" w:color="C9D3D0"/>
               <w:left w:val="single" w:sz="4" w:space="0" w:color="C9D3D0"/>
@@ -14238,7 +14362,7 @@
         </w:tc>
         <w:tc>
           <w:tcPr>
-            <w:tcW w:w="1266" w:type="dxa"/>
+            <w:tcW w:w="1370" w:type="dxa"/>
             <w:tcBorders>
               <w:top w:val="single" w:sz="4" w:space="0" w:color="C9D3D0"/>
               <w:left w:val="single" w:sz="4" w:space="0" w:color="C9D3D0"/>
@@ -14269,7 +14393,7 @@
         </w:tc>
         <w:tc>
           <w:tcPr>
-            <w:tcW w:w="3103" w:type="dxa"/>
+            <w:tcW w:w="3098" w:type="dxa"/>
             <w:tcBorders>
               <w:top w:val="single" w:sz="4" w:space="0" w:color="C9D3D0"/>
               <w:left w:val="single" w:sz="4" w:space="0" w:color="C9D3D0"/>
@@ -14309,7 +14433,7 @@
         </w:tc>
         <w:tc>
           <w:tcPr>
-            <w:tcW w:w="2264" w:type="dxa"/>
+            <w:tcW w:w="2215" w:type="dxa"/>
             <w:tcBorders>
               <w:top w:val="single" w:sz="4" w:space="0" w:color="C9D3D0"/>
               <w:left w:val="single" w:sz="4" w:space="0" w:color="C9D3D0"/>
@@ -14340,7 +14464,7 @@
         </w:tc>
         <w:tc>
           <w:tcPr>
-            <w:tcW w:w="2264" w:type="dxa"/>
+            <w:tcW w:w="2215" w:type="dxa"/>
             <w:tcBorders>
               <w:top w:val="single" w:sz="4" w:space="0" w:color="C9D3D0"/>
               <w:left w:val="single" w:sz="4" w:space="0" w:color="C9D3D0"/>
@@ -14382,7 +14506,7 @@
         </w:trPr>
         <w:tc>
           <w:tcPr>
-            <w:tcW w:w="741" w:type="dxa"/>
+            <w:tcW w:w="740" w:type="dxa"/>
             <w:tcBorders>
               <w:top w:val="single" w:sz="4" w:space="0" w:color="C9D3D0"/>
               <w:left w:val="single" w:sz="4" w:space="0" w:color="C9D3D0"/>
@@ -14413,7 +14537,7 @@
         </w:tc>
         <w:tc>
           <w:tcPr>
-            <w:tcW w:w="1266" w:type="dxa"/>
+            <w:tcW w:w="1370" w:type="dxa"/>
             <w:tcBorders>
               <w:top w:val="single" w:sz="4" w:space="0" w:color="C9D3D0"/>
               <w:left w:val="single" w:sz="4" w:space="0" w:color="C9D3D0"/>
@@ -14443,7 +14567,7 @@
         </w:tc>
         <w:tc>
           <w:tcPr>
-            <w:tcW w:w="3103" w:type="dxa"/>
+            <w:tcW w:w="3098" w:type="dxa"/>
             <w:tcBorders>
               <w:top w:val="single" w:sz="4" w:space="0" w:color="C9D3D0"/>
               <w:left w:val="single" w:sz="4" w:space="0" w:color="C9D3D0"/>
@@ -14482,7 +14606,7 @@
         </w:tc>
         <w:tc>
           <w:tcPr>
-            <w:tcW w:w="2264" w:type="dxa"/>
+            <w:tcW w:w="2215" w:type="dxa"/>
             <w:tcBorders>
               <w:top w:val="single" w:sz="4" w:space="0" w:color="C9D3D0"/>
               <w:left w:val="single" w:sz="4" w:space="0" w:color="C9D3D0"/>
@@ -14512,7 +14636,7 @@
         </w:tc>
         <w:tc>
           <w:tcPr>
-            <w:tcW w:w="2264" w:type="dxa"/>
+            <w:tcW w:w="2215" w:type="dxa"/>
             <w:tcBorders>
               <w:top w:val="single" w:sz="4" w:space="0" w:color="C9D3D0"/>
               <w:left w:val="single" w:sz="4" w:space="0" w:color="C9D3D0"/>
@@ -14553,7 +14677,7 @@
         </w:trPr>
         <w:tc>
           <w:tcPr>
-            <w:tcW w:w="741" w:type="dxa"/>
+            <w:tcW w:w="740" w:type="dxa"/>
             <w:tcBorders>
               <w:top w:val="single" w:sz="4" w:space="0" w:color="C9D3D0"/>
               <w:left w:val="single" w:sz="4" w:space="0" w:color="C9D3D0"/>
@@ -14584,7 +14708,7 @@
         </w:tc>
         <w:tc>
           <w:tcPr>
-            <w:tcW w:w="1266" w:type="dxa"/>
+            <w:tcW w:w="1370" w:type="dxa"/>
             <w:tcBorders>
               <w:top w:val="single" w:sz="4" w:space="0" w:color="C9D3D0"/>
               <w:left w:val="single" w:sz="4" w:space="0" w:color="C9D3D0"/>
@@ -14615,7 +14739,7 @@
         </w:tc>
         <w:tc>
           <w:tcPr>
-            <w:tcW w:w="3103" w:type="dxa"/>
+            <w:tcW w:w="3098" w:type="dxa"/>
             <w:tcBorders>
               <w:top w:val="single" w:sz="4" w:space="0" w:color="C9D3D0"/>
               <w:left w:val="single" w:sz="4" w:space="0" w:color="C9D3D0"/>
@@ -14655,7 +14779,7 @@
         </w:tc>
         <w:tc>
           <w:tcPr>
-            <w:tcW w:w="2264" w:type="dxa"/>
+            <w:tcW w:w="2215" w:type="dxa"/>
             <w:tcBorders>
               <w:top w:val="single" w:sz="4" w:space="0" w:color="C9D3D0"/>
               <w:left w:val="single" w:sz="4" w:space="0" w:color="C9D3D0"/>
@@ -14686,7 +14810,7 @@
         </w:tc>
         <w:tc>
           <w:tcPr>
-            <w:tcW w:w="2264" w:type="dxa"/>
+            <w:tcW w:w="2215" w:type="dxa"/>
             <w:tcBorders>
               <w:top w:val="single" w:sz="4" w:space="0" w:color="C9D3D0"/>
               <w:left w:val="single" w:sz="4" w:space="0" w:color="C9D3D0"/>
@@ -14728,7 +14852,7 @@
         </w:trPr>
         <w:tc>
           <w:tcPr>
-            <w:tcW w:w="741" w:type="dxa"/>
+            <w:tcW w:w="740" w:type="dxa"/>
             <w:tcBorders>
               <w:top w:val="single" w:sz="4" w:space="0" w:color="C9D3D0"/>
               <w:left w:val="single" w:sz="4" w:space="0" w:color="C9D3D0"/>
@@ -14758,7 +14882,7 @@
         </w:tc>
         <w:tc>
           <w:tcPr>
-            <w:tcW w:w="1266" w:type="dxa"/>
+            <w:tcW w:w="1370" w:type="dxa"/>
             <w:tcBorders>
               <w:top w:val="single" w:sz="4" w:space="0" w:color="C9D3D0"/>
               <w:left w:val="single" w:sz="4" w:space="0" w:color="C9D3D0"/>
@@ -14788,7 +14912,7 @@
         </w:tc>
         <w:tc>
           <w:tcPr>
-            <w:tcW w:w="3103" w:type="dxa"/>
+            <w:tcW w:w="3098" w:type="dxa"/>
             <w:tcBorders>
               <w:top w:val="single" w:sz="4" w:space="0" w:color="C9D3D0"/>
               <w:left w:val="single" w:sz="4" w:space="0" w:color="C9D3D0"/>
@@ -14827,7 +14951,7 @@
         </w:tc>
         <w:tc>
           <w:tcPr>
-            <w:tcW w:w="2264" w:type="dxa"/>
+            <w:tcW w:w="2215" w:type="dxa"/>
             <w:tcBorders>
               <w:top w:val="single" w:sz="4" w:space="0" w:color="C9D3D0"/>
               <w:left w:val="single" w:sz="4" w:space="0" w:color="C9D3D0"/>
@@ -14857,7 +14981,7 @@
         </w:tc>
         <w:tc>
           <w:tcPr>
-            <w:tcW w:w="2264" w:type="dxa"/>
+            <w:tcW w:w="2215" w:type="dxa"/>
             <w:tcBorders>
               <w:top w:val="single" w:sz="4" w:space="0" w:color="C9D3D0"/>
               <w:left w:val="single" w:sz="4" w:space="0" w:color="C9D3D0"/>
@@ -14898,7 +15022,7 @@
         </w:trPr>
         <w:tc>
           <w:tcPr>
-            <w:tcW w:w="741" w:type="dxa"/>
+            <w:tcW w:w="740" w:type="dxa"/>
             <w:tcBorders>
               <w:top w:val="single" w:sz="4" w:space="0" w:color="C9D3D0"/>
               <w:left w:val="single" w:sz="4" w:space="0" w:color="C9D3D0"/>
@@ -14929,7 +15053,7 @@
         </w:tc>
         <w:tc>
           <w:tcPr>
-            <w:tcW w:w="1266" w:type="dxa"/>
+            <w:tcW w:w="1370" w:type="dxa"/>
             <w:tcBorders>
               <w:top w:val="single" w:sz="4" w:space="0" w:color="C9D3D0"/>
               <w:left w:val="single" w:sz="4" w:space="0" w:color="C9D3D0"/>
@@ -14960,7 +15084,7 @@
         </w:tc>
         <w:tc>
           <w:tcPr>
-            <w:tcW w:w="3103" w:type="dxa"/>
+            <w:tcW w:w="3098" w:type="dxa"/>
             <w:tcBorders>
               <w:top w:val="single" w:sz="4" w:space="0" w:color="C9D3D0"/>
               <w:left w:val="single" w:sz="4" w:space="0" w:color="C9D3D0"/>
@@ -15000,7 +15124,7 @@
         </w:tc>
         <w:tc>
           <w:tcPr>
-            <w:tcW w:w="2264" w:type="dxa"/>
+            <w:tcW w:w="2215" w:type="dxa"/>
             <w:tcBorders>
               <w:top w:val="single" w:sz="4" w:space="0" w:color="C9D3D0"/>
               <w:left w:val="single" w:sz="4" w:space="0" w:color="C9D3D0"/>
@@ -15063,7 +15187,7 @@
         </w:tc>
         <w:tc>
           <w:tcPr>
-            <w:tcW w:w="2264" w:type="dxa"/>
+            <w:tcW w:w="2215" w:type="dxa"/>
             <w:tcBorders>
               <w:top w:val="single" w:sz="4" w:space="0" w:color="C9D3D0"/>
               <w:left w:val="single" w:sz="4" w:space="0" w:color="C9D3D0"/>
@@ -15105,7 +15229,7 @@
         </w:trPr>
         <w:tc>
           <w:tcPr>
-            <w:tcW w:w="741" w:type="dxa"/>
+            <w:tcW w:w="740" w:type="dxa"/>
             <w:tcBorders>
               <w:top w:val="single" w:sz="4" w:space="0" w:color="C9D3D0"/>
               <w:left w:val="single" w:sz="4" w:space="0" w:color="C9D3D0"/>
@@ -15135,7 +15259,7 @@
         </w:tc>
         <w:tc>
           <w:tcPr>
-            <w:tcW w:w="1266" w:type="dxa"/>
+            <w:tcW w:w="1370" w:type="dxa"/>
             <w:tcBorders>
               <w:top w:val="single" w:sz="4" w:space="0" w:color="C9D3D0"/>
               <w:left w:val="single" w:sz="4" w:space="0" w:color="C9D3D0"/>
@@ -15165,7 +15289,7 @@
         </w:tc>
         <w:tc>
           <w:tcPr>
-            <w:tcW w:w="3103" w:type="dxa"/>
+            <w:tcW w:w="3098" w:type="dxa"/>
             <w:tcBorders>
               <w:top w:val="single" w:sz="4" w:space="0" w:color="C9D3D0"/>
               <w:left w:val="single" w:sz="4" w:space="0" w:color="C9D3D0"/>
@@ -15204,7 +15328,7 @@
         </w:tc>
         <w:tc>
           <w:tcPr>
-            <w:tcW w:w="2264" w:type="dxa"/>
+            <w:tcW w:w="2215" w:type="dxa"/>
             <w:tcBorders>
               <w:top w:val="single" w:sz="4" w:space="0" w:color="C9D3D0"/>
               <w:left w:val="single" w:sz="4" w:space="0" w:color="C9D3D0"/>
@@ -15234,7 +15358,7 @@
         </w:tc>
         <w:tc>
           <w:tcPr>
-            <w:tcW w:w="2264" w:type="dxa"/>
+            <w:tcW w:w="2215" w:type="dxa"/>
             <w:tcBorders>
               <w:top w:val="single" w:sz="4" w:space="0" w:color="C9D3D0"/>
               <w:left w:val="single" w:sz="4" w:space="0" w:color="C9D3D0"/>
@@ -15275,7 +15399,7 @@
         </w:trPr>
         <w:tc>
           <w:tcPr>
-            <w:tcW w:w="741" w:type="dxa"/>
+            <w:tcW w:w="740" w:type="dxa"/>
             <w:tcBorders>
               <w:top w:val="single" w:sz="4" w:space="0" w:color="C9D3D0"/>
               <w:left w:val="single" w:sz="4" w:space="0" w:color="C9D3D0"/>
@@ -15306,7 +15430,7 @@
         </w:tc>
         <w:tc>
           <w:tcPr>
-            <w:tcW w:w="1266" w:type="dxa"/>
+            <w:tcW w:w="1370" w:type="dxa"/>
             <w:tcBorders>
               <w:top w:val="single" w:sz="4" w:space="0" w:color="C9D3D0"/>
               <w:left w:val="single" w:sz="4" w:space="0" w:color="C9D3D0"/>
@@ -15337,7 +15461,7 @@
         </w:tc>
         <w:tc>
           <w:tcPr>
-            <w:tcW w:w="3103" w:type="dxa"/>
+            <w:tcW w:w="3098" w:type="dxa"/>
             <w:tcBorders>
               <w:top w:val="single" w:sz="4" w:space="0" w:color="C9D3D0"/>
               <w:left w:val="single" w:sz="4" w:space="0" w:color="C9D3D0"/>
@@ -15377,7 +15501,7 @@
         </w:tc>
         <w:tc>
           <w:tcPr>
-            <w:tcW w:w="2264" w:type="dxa"/>
+            <w:tcW w:w="2215" w:type="dxa"/>
             <w:tcBorders>
               <w:top w:val="single" w:sz="4" w:space="0" w:color="C9D3D0"/>
               <w:left w:val="single" w:sz="4" w:space="0" w:color="C9D3D0"/>
@@ -15408,7 +15532,7 @@
         </w:tc>
         <w:tc>
           <w:tcPr>
-            <w:tcW w:w="2264" w:type="dxa"/>
+            <w:tcW w:w="2215" w:type="dxa"/>
             <w:tcBorders>
               <w:top w:val="single" w:sz="4" w:space="0" w:color="C9D3D0"/>
               <w:left w:val="single" w:sz="4" w:space="0" w:color="C9D3D0"/>
@@ -15450,7 +15574,7 @@
         </w:trPr>
         <w:tc>
           <w:tcPr>
-            <w:tcW w:w="741" w:type="dxa"/>
+            <w:tcW w:w="740" w:type="dxa"/>
             <w:tcBorders>
               <w:top w:val="single" w:sz="4" w:space="0" w:color="C9D3D0"/>
               <w:left w:val="single" w:sz="4" w:space="0" w:color="C9D3D0"/>
@@ -15480,7 +15604,7 @@
         </w:tc>
         <w:tc>
           <w:tcPr>
-            <w:tcW w:w="1266" w:type="dxa"/>
+            <w:tcW w:w="1370" w:type="dxa"/>
             <w:tcBorders>
               <w:top w:val="single" w:sz="4" w:space="0" w:color="C9D3D0"/>
               <w:left w:val="single" w:sz="4" w:space="0" w:color="C9D3D0"/>
@@ -15510,7 +15634,7 @@
         </w:tc>
         <w:tc>
           <w:tcPr>
-            <w:tcW w:w="3103" w:type="dxa"/>
+            <w:tcW w:w="3098" w:type="dxa"/>
             <w:tcBorders>
               <w:top w:val="single" w:sz="4" w:space="0" w:color="C9D3D0"/>
               <w:left w:val="single" w:sz="4" w:space="0" w:color="C9D3D0"/>
@@ -15549,7 +15673,7 @@
         </w:tc>
         <w:tc>
           <w:tcPr>
-            <w:tcW w:w="2264" w:type="dxa"/>
+            <w:tcW w:w="2215" w:type="dxa"/>
             <w:tcBorders>
               <w:top w:val="single" w:sz="4" w:space="0" w:color="C9D3D0"/>
               <w:left w:val="single" w:sz="4" w:space="0" w:color="C9D3D0"/>
@@ -15579,7 +15703,7 @@
         </w:tc>
         <w:tc>
           <w:tcPr>
-            <w:tcW w:w="2264" w:type="dxa"/>
+            <w:tcW w:w="2215" w:type="dxa"/>
             <w:tcBorders>
               <w:top w:val="single" w:sz="4" w:space="0" w:color="C9D3D0"/>
               <w:left w:val="single" w:sz="4" w:space="0" w:color="C9D3D0"/>
@@ -15620,7 +15744,7 @@
         </w:trPr>
         <w:tc>
           <w:tcPr>
-            <w:tcW w:w="741" w:type="dxa"/>
+            <w:tcW w:w="740" w:type="dxa"/>
             <w:tcBorders>
               <w:top w:val="single" w:sz="4" w:space="0" w:color="C9D3D0"/>
               <w:left w:val="single" w:sz="4" w:space="0" w:color="C9D3D0"/>
@@ -15651,7 +15775,7 @@
         </w:tc>
         <w:tc>
           <w:tcPr>
-            <w:tcW w:w="1266" w:type="dxa"/>
+            <w:tcW w:w="1370" w:type="dxa"/>
             <w:tcBorders>
               <w:top w:val="single" w:sz="4" w:space="0" w:color="C9D3D0"/>
               <w:left w:val="single" w:sz="4" w:space="0" w:color="C9D3D0"/>
@@ -15682,7 +15806,7 @@
         </w:tc>
         <w:tc>
           <w:tcPr>
-            <w:tcW w:w="3103" w:type="dxa"/>
+            <w:tcW w:w="3098" w:type="dxa"/>
             <w:tcBorders>
               <w:top w:val="single" w:sz="4" w:space="0" w:color="C9D3D0"/>
               <w:left w:val="single" w:sz="4" w:space="0" w:color="C9D3D0"/>
@@ -15713,7 +15837,7 @@
         </w:tc>
         <w:tc>
           <w:tcPr>
-            <w:tcW w:w="2264" w:type="dxa"/>
+            <w:tcW w:w="2215" w:type="dxa"/>
             <w:tcBorders>
               <w:top w:val="single" w:sz="4" w:space="0" w:color="C9D3D0"/>
               <w:left w:val="single" w:sz="4" w:space="0" w:color="C9D3D0"/>
@@ -15744,7 +15868,7 @@
         </w:tc>
         <w:tc>
           <w:tcPr>
-            <w:tcW w:w="2264" w:type="dxa"/>
+            <w:tcW w:w="2215" w:type="dxa"/>
             <w:tcBorders>
               <w:top w:val="single" w:sz="4" w:space="0" w:color="C9D3D0"/>
               <w:left w:val="single" w:sz="4" w:space="0" w:color="C9D3D0"/>
@@ -15786,7 +15910,7 @@
         </w:trPr>
         <w:tc>
           <w:tcPr>
-            <w:tcW w:w="741" w:type="dxa"/>
+            <w:tcW w:w="740" w:type="dxa"/>
             <w:tcBorders>
               <w:top w:val="single" w:sz="4" w:space="0" w:color="C9D3D0"/>
               <w:left w:val="single" w:sz="4" w:space="0" w:color="C9D3D0"/>
@@ -15816,7 +15940,7 @@
         </w:tc>
         <w:tc>
           <w:tcPr>
-            <w:tcW w:w="1266" w:type="dxa"/>
+            <w:tcW w:w="1370" w:type="dxa"/>
             <w:tcBorders>
               <w:top w:val="single" w:sz="4" w:space="0" w:color="C9D3D0"/>
               <w:left w:val="single" w:sz="4" w:space="0" w:color="C9D3D0"/>
@@ -15846,7 +15970,7 @@
         </w:tc>
         <w:tc>
           <w:tcPr>
-            <w:tcW w:w="3103" w:type="dxa"/>
+            <w:tcW w:w="3098" w:type="dxa"/>
             <w:tcBorders>
               <w:top w:val="single" w:sz="4" w:space="0" w:color="C9D3D0"/>
               <w:left w:val="single" w:sz="4" w:space="0" w:color="C9D3D0"/>
@@ -15876,7 +16000,7 @@
         </w:tc>
         <w:tc>
           <w:tcPr>
-            <w:tcW w:w="2264" w:type="dxa"/>
+            <w:tcW w:w="2215" w:type="dxa"/>
             <w:tcBorders>
               <w:top w:val="single" w:sz="4" w:space="0" w:color="C9D3D0"/>
               <w:left w:val="single" w:sz="4" w:space="0" w:color="C9D3D0"/>
@@ -15906,7 +16030,7 @@
         </w:tc>
         <w:tc>
           <w:tcPr>
-            <w:tcW w:w="2264" w:type="dxa"/>
+            <w:tcW w:w="2215" w:type="dxa"/>
             <w:tcBorders>
               <w:top w:val="single" w:sz="4" w:space="0" w:color="C9D3D0"/>
               <w:left w:val="single" w:sz="4" w:space="0" w:color="C9D3D0"/>
@@ -15947,7 +16071,7 @@
         </w:trPr>
         <w:tc>
           <w:tcPr>
-            <w:tcW w:w="741" w:type="dxa"/>
+            <w:tcW w:w="740" w:type="dxa"/>
             <w:tcBorders>
               <w:top w:val="single" w:sz="4" w:space="0" w:color="C9D3D0"/>
               <w:left w:val="single" w:sz="4" w:space="0" w:color="C9D3D0"/>
@@ -15978,7 +16102,7 @@
         </w:tc>
         <w:tc>
           <w:tcPr>
-            <w:tcW w:w="1266" w:type="dxa"/>
+            <w:tcW w:w="1370" w:type="dxa"/>
             <w:tcBorders>
               <w:top w:val="single" w:sz="4" w:space="0" w:color="C9D3D0"/>
               <w:left w:val="single" w:sz="4" w:space="0" w:color="C9D3D0"/>
@@ -16009,7 +16133,7 @@
         </w:tc>
         <w:tc>
           <w:tcPr>
-            <w:tcW w:w="3103" w:type="dxa"/>
+            <w:tcW w:w="3098" w:type="dxa"/>
             <w:tcBorders>
               <w:top w:val="single" w:sz="4" w:space="0" w:color="C9D3D0"/>
               <w:left w:val="single" w:sz="4" w:space="0" w:color="C9D3D0"/>
@@ -16049,7 +16173,7 @@
         </w:tc>
         <w:tc>
           <w:tcPr>
-            <w:tcW w:w="2264" w:type="dxa"/>
+            <w:tcW w:w="2215" w:type="dxa"/>
             <w:tcBorders>
               <w:top w:val="single" w:sz="4" w:space="0" w:color="C9D3D0"/>
               <w:left w:val="single" w:sz="4" w:space="0" w:color="C9D3D0"/>
@@ -16080,7 +16204,7 @@
         </w:tc>
         <w:tc>
           <w:tcPr>
-            <w:tcW w:w="2264" w:type="dxa"/>
+            <w:tcW w:w="2215" w:type="dxa"/>
             <w:tcBorders>
               <w:top w:val="single" w:sz="4" w:space="0" w:color="C9D3D0"/>
               <w:left w:val="single" w:sz="4" w:space="0" w:color="C9D3D0"/>
@@ -16122,7 +16246,7 @@
         </w:trPr>
         <w:tc>
           <w:tcPr>
-            <w:tcW w:w="741" w:type="dxa"/>
+            <w:tcW w:w="740" w:type="dxa"/>
             <w:tcBorders>
               <w:top w:val="single" w:sz="4" w:space="0" w:color="C9D3D0"/>
               <w:left w:val="single" w:sz="4" w:space="0" w:color="C9D3D0"/>
@@ -16152,7 +16276,7 @@
         </w:tc>
         <w:tc>
           <w:tcPr>
-            <w:tcW w:w="1266" w:type="dxa"/>
+            <w:tcW w:w="1370" w:type="dxa"/>
             <w:tcBorders>
               <w:top w:val="single" w:sz="4" w:space="0" w:color="C9D3D0"/>
               <w:left w:val="single" w:sz="4" w:space="0" w:color="C9D3D0"/>
@@ -16182,7 +16306,7 @@
         </w:tc>
         <w:tc>
           <w:tcPr>
-            <w:tcW w:w="3103" w:type="dxa"/>
+            <w:tcW w:w="3098" w:type="dxa"/>
             <w:tcBorders>
               <w:top w:val="single" w:sz="4" w:space="0" w:color="C9D3D0"/>
               <w:left w:val="single" w:sz="4" w:space="0" w:color="C9D3D0"/>
@@ -16221,7 +16345,7 @@
         </w:tc>
         <w:tc>
           <w:tcPr>
-            <w:tcW w:w="2264" w:type="dxa"/>
+            <w:tcW w:w="2215" w:type="dxa"/>
             <w:tcBorders>
               <w:top w:val="single" w:sz="4" w:space="0" w:color="C9D3D0"/>
               <w:left w:val="single" w:sz="4" w:space="0" w:color="C9D3D0"/>
@@ -16267,7 +16391,7 @@
         </w:tc>
         <w:tc>
           <w:tcPr>
-            <w:tcW w:w="2264" w:type="dxa"/>
+            <w:tcW w:w="2215" w:type="dxa"/>
             <w:tcBorders>
               <w:top w:val="single" w:sz="4" w:space="0" w:color="C9D3D0"/>
               <w:left w:val="single" w:sz="4" w:space="0" w:color="C9D3D0"/>
@@ -16308,7 +16432,7 @@
         </w:trPr>
         <w:tc>
           <w:tcPr>
-            <w:tcW w:w="741" w:type="dxa"/>
+            <w:tcW w:w="740" w:type="dxa"/>
             <w:tcBorders>
               <w:top w:val="single" w:sz="4" w:space="0" w:color="C9D3D0"/>
               <w:left w:val="single" w:sz="4" w:space="0" w:color="C9D3D0"/>
@@ -16340,7 +16464,7 @@
         </w:tc>
         <w:tc>
           <w:tcPr>
-            <w:tcW w:w="1266" w:type="dxa"/>
+            <w:tcW w:w="1370" w:type="dxa"/>
             <w:tcBorders>
               <w:top w:val="single" w:sz="4" w:space="0" w:color="C9D3D0"/>
               <w:left w:val="single" w:sz="4" w:space="0" w:color="C9D3D0"/>
@@ -16371,7 +16495,7 @@
         </w:tc>
         <w:tc>
           <w:tcPr>
-            <w:tcW w:w="3103" w:type="dxa"/>
+            <w:tcW w:w="3098" w:type="dxa"/>
             <w:tcBorders>
               <w:top w:val="single" w:sz="4" w:space="0" w:color="C9D3D0"/>
               <w:left w:val="single" w:sz="4" w:space="0" w:color="C9D3D0"/>
@@ -16411,7 +16535,7 @@
         </w:tc>
         <w:tc>
           <w:tcPr>
-            <w:tcW w:w="2264" w:type="dxa"/>
+            <w:tcW w:w="2215" w:type="dxa"/>
             <w:tcBorders>
               <w:top w:val="single" w:sz="4" w:space="0" w:color="C9D3D0"/>
               <w:left w:val="single" w:sz="4" w:space="0" w:color="C9D3D0"/>
@@ -16442,7 +16566,7 @@
         </w:tc>
         <w:tc>
           <w:tcPr>
-            <w:tcW w:w="2264" w:type="dxa"/>
+            <w:tcW w:w="2215" w:type="dxa"/>
             <w:tcBorders>
               <w:top w:val="single" w:sz="4" w:space="0" w:color="C9D3D0"/>
               <w:left w:val="single" w:sz="4" w:space="0" w:color="C9D3D0"/>
@@ -16484,7 +16608,7 @@
         </w:trPr>
         <w:tc>
           <w:tcPr>
-            <w:tcW w:w="741" w:type="dxa"/>
+            <w:tcW w:w="740" w:type="dxa"/>
             <w:tcBorders>
               <w:top w:val="single" w:sz="4" w:space="0" w:color="C9D3D0"/>
               <w:left w:val="single" w:sz="4" w:space="0" w:color="C9D3D0"/>
@@ -16514,7 +16638,7 @@
         </w:tc>
         <w:tc>
           <w:tcPr>
-            <w:tcW w:w="1266" w:type="dxa"/>
+            <w:tcW w:w="1370" w:type="dxa"/>
             <w:tcBorders>
               <w:top w:val="single" w:sz="4" w:space="0" w:color="C9D3D0"/>
               <w:left w:val="single" w:sz="4" w:space="0" w:color="C9D3D0"/>
@@ -16544,7 +16668,7 @@
         </w:tc>
         <w:tc>
           <w:tcPr>
-            <w:tcW w:w="3103" w:type="dxa"/>
+            <w:tcW w:w="3098" w:type="dxa"/>
             <w:tcBorders>
               <w:top w:val="single" w:sz="4" w:space="0" w:color="C9D3D0"/>
               <w:left w:val="single" w:sz="4" w:space="0" w:color="C9D3D0"/>
@@ -16577,13 +16701,13 @@
                 <w:sz w:val="19"/>
                 <w:szCs w:val="19"/>
               </w:rPr>
-              <w:t xml:space="preserve"> (46)</w:t>
-            </w:r>
-          </w:p>
-        </w:tc>
-        <w:tc>
-          <w:tcPr>
-            <w:tcW w:w="2264" w:type="dxa"/>
+              <w:t xml:space="preserve"> (47)</w:t>
+            </w:r>
+          </w:p>
+        </w:tc>
+        <w:tc>
+          <w:tcPr>
+            <w:tcW w:w="2215" w:type="dxa"/>
             <w:tcBorders>
               <w:top w:val="single" w:sz="4" w:space="0" w:color="C9D3D0"/>
               <w:left w:val="single" w:sz="4" w:space="0" w:color="C9D3D0"/>
@@ -16613,7 +16737,7 @@
         </w:tc>
         <w:tc>
           <w:tcPr>
-            <w:tcW w:w="2264" w:type="dxa"/>
+            <w:tcW w:w="2215" w:type="dxa"/>
             <w:tcBorders>
               <w:top w:val="single" w:sz="4" w:space="0" w:color="C9D3D0"/>
               <w:left w:val="single" w:sz="4" w:space="0" w:color="C9D3D0"/>
@@ -16654,7 +16778,7 @@
         </w:trPr>
         <w:tc>
           <w:tcPr>
-            <w:tcW w:w="741" w:type="dxa"/>
+            <w:tcW w:w="740" w:type="dxa"/>
             <w:tcBorders>
               <w:top w:val="single" w:sz="4" w:space="0" w:color="C9D3D0"/>
               <w:left w:val="single" w:sz="4" w:space="0" w:color="C9D3D0"/>
@@ -16685,7 +16809,7 @@
         </w:tc>
         <w:tc>
           <w:tcPr>
-            <w:tcW w:w="1266" w:type="dxa"/>
+            <w:tcW w:w="1370" w:type="dxa"/>
             <w:tcBorders>
               <w:top w:val="single" w:sz="4" w:space="0" w:color="C9D3D0"/>
               <w:left w:val="single" w:sz="4" w:space="0" w:color="C9D3D0"/>
@@ -16716,7 +16840,7 @@
         </w:tc>
         <w:tc>
           <w:tcPr>
-            <w:tcW w:w="3103" w:type="dxa"/>
+            <w:tcW w:w="3098" w:type="dxa"/>
             <w:tcBorders>
               <w:top w:val="single" w:sz="4" w:space="0" w:color="C9D3D0"/>
               <w:left w:val="single" w:sz="4" w:space="0" w:color="C9D3D0"/>
@@ -16756,7 +16880,7 @@
         </w:tc>
         <w:tc>
           <w:tcPr>
-            <w:tcW w:w="2264" w:type="dxa"/>
+            <w:tcW w:w="2215" w:type="dxa"/>
             <w:tcBorders>
               <w:top w:val="single" w:sz="4" w:space="0" w:color="C9D3D0"/>
               <w:left w:val="single" w:sz="4" w:space="0" w:color="C9D3D0"/>
@@ -16803,7 +16927,7 @@
         </w:tc>
         <w:tc>
           <w:tcPr>
-            <w:tcW w:w="2264" w:type="dxa"/>
+            <w:tcW w:w="2215" w:type="dxa"/>
             <w:tcBorders>
               <w:top w:val="single" w:sz="4" w:space="0" w:color="C9D3D0"/>
               <w:left w:val="single" w:sz="4" w:space="0" w:color="C9D3D0"/>
@@ -16845,7 +16969,7 @@
         </w:trPr>
         <w:tc>
           <w:tcPr>
-            <w:tcW w:w="741" w:type="dxa"/>
+            <w:tcW w:w="740" w:type="dxa"/>
             <w:tcBorders>
               <w:top w:val="single" w:sz="4" w:space="0" w:color="C9D3D0"/>
               <w:left w:val="single" w:sz="4" w:space="0" w:color="C9D3D0"/>
@@ -16875,7 +16999,7 @@
         </w:tc>
         <w:tc>
           <w:tcPr>
-            <w:tcW w:w="1266" w:type="dxa"/>
+            <w:tcW w:w="1370" w:type="dxa"/>
             <w:tcBorders>
               <w:top w:val="single" w:sz="4" w:space="0" w:color="C9D3D0"/>
               <w:left w:val="single" w:sz="4" w:space="0" w:color="C9D3D0"/>
@@ -16905,7 +17029,7 @@
         </w:tc>
         <w:tc>
           <w:tcPr>
-            <w:tcW w:w="3103" w:type="dxa"/>
+            <w:tcW w:w="3098" w:type="dxa"/>
             <w:tcBorders>
               <w:top w:val="single" w:sz="4" w:space="0" w:color="C9D3D0"/>
               <w:left w:val="single" w:sz="4" w:space="0" w:color="C9D3D0"/>
@@ -16944,7 +17068,7 @@
         </w:tc>
         <w:tc>
           <w:tcPr>
-            <w:tcW w:w="2264" w:type="dxa"/>
+            <w:tcW w:w="2215" w:type="dxa"/>
             <w:tcBorders>
               <w:top w:val="single" w:sz="4" w:space="0" w:color="C9D3D0"/>
               <w:left w:val="single" w:sz="4" w:space="0" w:color="C9D3D0"/>
@@ -16990,7 +17114,7 @@
         </w:tc>
         <w:tc>
           <w:tcPr>
-            <w:tcW w:w="2264" w:type="dxa"/>
+            <w:tcW w:w="2215" w:type="dxa"/>
             <w:tcBorders>
               <w:top w:val="single" w:sz="4" w:space="0" w:color="C9D3D0"/>
               <w:left w:val="single" w:sz="4" w:space="0" w:color="C9D3D0"/>
@@ -17031,7 +17155,7 @@
         </w:trPr>
         <w:tc>
           <w:tcPr>
-            <w:tcW w:w="741" w:type="dxa"/>
+            <w:tcW w:w="740" w:type="dxa"/>
             <w:tcBorders>
               <w:top w:val="single" w:sz="4" w:space="0" w:color="C9D3D0"/>
               <w:left w:val="single" w:sz="4" w:space="0" w:color="C9D3D0"/>
@@ -17062,7 +17186,7 @@
         </w:tc>
         <w:tc>
           <w:tcPr>
-            <w:tcW w:w="1266" w:type="dxa"/>
+            <w:tcW w:w="1370" w:type="dxa"/>
             <w:tcBorders>
               <w:top w:val="single" w:sz="4" w:space="0" w:color="C9D3D0"/>
               <w:left w:val="single" w:sz="4" w:space="0" w:color="C9D3D0"/>
@@ -17093,7 +17217,7 @@
         </w:tc>
         <w:tc>
           <w:tcPr>
-            <w:tcW w:w="3103" w:type="dxa"/>
+            <w:tcW w:w="3098" w:type="dxa"/>
             <w:tcBorders>
               <w:top w:val="single" w:sz="4" w:space="0" w:color="C9D3D0"/>
               <w:left w:val="single" w:sz="4" w:space="0" w:color="C9D3D0"/>
@@ -17133,7 +17257,7 @@
         </w:tc>
         <w:tc>
           <w:tcPr>
-            <w:tcW w:w="2264" w:type="dxa"/>
+            <w:tcW w:w="2215" w:type="dxa"/>
             <w:tcBorders>
               <w:top w:val="single" w:sz="4" w:space="0" w:color="C9D3D0"/>
               <w:left w:val="single" w:sz="4" w:space="0" w:color="C9D3D0"/>
@@ -17164,7 +17288,7 @@
         </w:tc>
         <w:tc>
           <w:tcPr>
-            <w:tcW w:w="2264" w:type="dxa"/>
+            <w:tcW w:w="2215" w:type="dxa"/>
             <w:tcBorders>
               <w:top w:val="single" w:sz="4" w:space="0" w:color="C9D3D0"/>
               <w:left w:val="single" w:sz="4" w:space="0" w:color="C9D3D0"/>
@@ -17206,7 +17330,7 @@
         </w:trPr>
         <w:tc>
           <w:tcPr>
-            <w:tcW w:w="741" w:type="dxa"/>
+            <w:tcW w:w="740" w:type="dxa"/>
             <w:tcBorders>
               <w:top w:val="single" w:sz="4" w:space="0" w:color="C9D3D0"/>
               <w:left w:val="single" w:sz="4" w:space="0" w:color="C9D3D0"/>
@@ -17236,7 +17360,7 @@
         </w:tc>
         <w:tc>
           <w:tcPr>
-            <w:tcW w:w="1266" w:type="dxa"/>
+            <w:tcW w:w="1370" w:type="dxa"/>
             <w:tcBorders>
               <w:top w:val="single" w:sz="4" w:space="0" w:color="C9D3D0"/>
               <w:left w:val="single" w:sz="4" w:space="0" w:color="C9D3D0"/>
@@ -17266,7 +17390,7 @@
         </w:tc>
         <w:tc>
           <w:tcPr>
-            <w:tcW w:w="3103" w:type="dxa"/>
+            <w:tcW w:w="3098" w:type="dxa"/>
             <w:tcBorders>
               <w:top w:val="single" w:sz="4" w:space="0" w:color="C9D3D0"/>
               <w:left w:val="single" w:sz="4" w:space="0" w:color="C9D3D0"/>
@@ -17321,7 +17445,7 @@
         </w:tc>
         <w:tc>
           <w:tcPr>
-            <w:tcW w:w="2264" w:type="dxa"/>
+            <w:tcW w:w="2215" w:type="dxa"/>
             <w:tcBorders>
               <w:top w:val="single" w:sz="4" w:space="0" w:color="C9D3D0"/>
               <w:left w:val="single" w:sz="4" w:space="0" w:color="C9D3D0"/>
@@ -17351,7 +17475,7 @@
         </w:tc>
         <w:tc>
           <w:tcPr>
-            <w:tcW w:w="2264" w:type="dxa"/>
+            <w:tcW w:w="2215" w:type="dxa"/>
             <w:tcBorders>
               <w:top w:val="single" w:sz="4" w:space="0" w:color="C9D3D0"/>
               <w:left w:val="single" w:sz="4" w:space="0" w:color="C9D3D0"/>
@@ -17392,7 +17516,7 @@
         </w:trPr>
         <w:tc>
           <w:tcPr>
-            <w:tcW w:w="741" w:type="dxa"/>
+            <w:tcW w:w="740" w:type="dxa"/>
             <w:tcBorders>
               <w:top w:val="single" w:sz="4" w:space="0" w:color="C9D3D0"/>
               <w:left w:val="single" w:sz="4" w:space="0" w:color="C9D3D0"/>
@@ -17423,7 +17547,7 @@
         </w:tc>
         <w:tc>
           <w:tcPr>
-            <w:tcW w:w="1266" w:type="dxa"/>
+            <w:tcW w:w="1370" w:type="dxa"/>
             <w:tcBorders>
               <w:top w:val="single" w:sz="4" w:space="0" w:color="C9D3D0"/>
               <w:left w:val="single" w:sz="4" w:space="0" w:color="C9D3D0"/>
@@ -17454,7 +17578,7 @@
         </w:tc>
         <w:tc>
           <w:tcPr>
-            <w:tcW w:w="3103" w:type="dxa"/>
+            <w:tcW w:w="3098" w:type="dxa"/>
             <w:tcBorders>
               <w:top w:val="single" w:sz="4" w:space="0" w:color="C9D3D0"/>
               <w:left w:val="single" w:sz="4" w:space="0" w:color="C9D3D0"/>
@@ -17494,7 +17618,7 @@
         </w:tc>
         <w:tc>
           <w:tcPr>
-            <w:tcW w:w="2264" w:type="dxa"/>
+            <w:tcW w:w="2215" w:type="dxa"/>
             <w:tcBorders>
               <w:top w:val="single" w:sz="4" w:space="0" w:color="C9D3D0"/>
               <w:left w:val="single" w:sz="4" w:space="0" w:color="C9D3D0"/>
@@ -17525,7 +17649,7 @@
         </w:tc>
         <w:tc>
           <w:tcPr>
-            <w:tcW w:w="2264" w:type="dxa"/>
+            <w:tcW w:w="2215" w:type="dxa"/>
             <w:tcBorders>
               <w:top w:val="single" w:sz="4" w:space="0" w:color="C9D3D0"/>
               <w:left w:val="single" w:sz="4" w:space="0" w:color="C9D3D0"/>
@@ -17567,7 +17691,7 @@
         </w:trPr>
         <w:tc>
           <w:tcPr>
-            <w:tcW w:w="741" w:type="dxa"/>
+            <w:tcW w:w="740" w:type="dxa"/>
             <w:tcBorders>
               <w:top w:val="single" w:sz="4" w:space="0" w:color="C9D3D0"/>
               <w:left w:val="single" w:sz="4" w:space="0" w:color="C9D3D0"/>
@@ -17598,7 +17722,7 @@
         </w:tc>
         <w:tc>
           <w:tcPr>
-            <w:tcW w:w="1266" w:type="dxa"/>
+            <w:tcW w:w="1370" w:type="dxa"/>
             <w:tcBorders>
               <w:top w:val="single" w:sz="4" w:space="0" w:color="C9D3D0"/>
               <w:left w:val="single" w:sz="4" w:space="0" w:color="C9D3D0"/>
@@ -17628,7 +17752,7 @@
         </w:tc>
         <w:tc>
           <w:tcPr>
-            <w:tcW w:w="3103" w:type="dxa"/>
+            <w:tcW w:w="3098" w:type="dxa"/>
             <w:tcBorders>
               <w:top w:val="single" w:sz="4" w:space="0" w:color="C9D3D0"/>
               <w:left w:val="single" w:sz="4" w:space="0" w:color="C9D3D0"/>
@@ -17667,7 +17791,7 @@
         </w:tc>
         <w:tc>
           <w:tcPr>
-            <w:tcW w:w="2264" w:type="dxa"/>
+            <w:tcW w:w="2215" w:type="dxa"/>
             <w:tcBorders>
               <w:top w:val="single" w:sz="4" w:space="0" w:color="C9D3D0"/>
               <w:left w:val="single" w:sz="4" w:space="0" w:color="C9D3D0"/>
@@ -17697,7 +17821,7 @@
         </w:tc>
         <w:tc>
           <w:tcPr>
-            <w:tcW w:w="2264" w:type="dxa"/>
+            <w:tcW w:w="2215" w:type="dxa"/>
             <w:tcBorders>
               <w:top w:val="single" w:sz="4" w:space="0" w:color="C9D3D0"/>
               <w:left w:val="single" w:sz="4" w:space="0" w:color="C9D3D0"/>
@@ -17738,7 +17862,7 @@
         </w:trPr>
         <w:tc>
           <w:tcPr>
-            <w:tcW w:w="741" w:type="dxa"/>
+            <w:tcW w:w="740" w:type="dxa"/>
             <w:tcBorders>
               <w:top w:val="single" w:sz="4" w:space="0" w:color="C9D3D0"/>
               <w:left w:val="single" w:sz="4" w:space="0" w:color="C9D3D0"/>
@@ -17769,7 +17893,7 @@
         </w:tc>
         <w:tc>
           <w:tcPr>
-            <w:tcW w:w="1266" w:type="dxa"/>
+            <w:tcW w:w="1370" w:type="dxa"/>
             <w:tcBorders>
               <w:top w:val="single" w:sz="4" w:space="0" w:color="C9D3D0"/>
               <w:left w:val="single" w:sz="4" w:space="0" w:color="C9D3D0"/>
@@ -17800,7 +17924,7 @@
         </w:tc>
         <w:tc>
           <w:tcPr>
-            <w:tcW w:w="3103" w:type="dxa"/>
+            <w:tcW w:w="3098" w:type="dxa"/>
             <w:tcBorders>
               <w:top w:val="single" w:sz="4" w:space="0" w:color="C9D3D0"/>
               <w:left w:val="single" w:sz="4" w:space="0" w:color="C9D3D0"/>
@@ -17840,7 +17964,7 @@
         </w:tc>
         <w:tc>
           <w:tcPr>
-            <w:tcW w:w="2264" w:type="dxa"/>
+            <w:tcW w:w="2215" w:type="dxa"/>
             <w:tcBorders>
               <w:top w:val="single" w:sz="4" w:space="0" w:color="C9D3D0"/>
               <w:left w:val="single" w:sz="4" w:space="0" w:color="C9D3D0"/>
@@ -17871,7 +17995,7 @@
         </w:tc>
         <w:tc>
           <w:tcPr>
-            <w:tcW w:w="2264" w:type="dxa"/>
+            <w:tcW w:w="2215" w:type="dxa"/>
             <w:tcBorders>
               <w:top w:val="single" w:sz="4" w:space="0" w:color="C9D3D0"/>
               <w:left w:val="single" w:sz="4" w:space="0" w:color="C9D3D0"/>
@@ -17913,7 +18037,7 @@
         </w:trPr>
         <w:tc>
           <w:tcPr>
-            <w:tcW w:w="741" w:type="dxa"/>
+            <w:tcW w:w="740" w:type="dxa"/>
             <w:tcBorders>
               <w:top w:val="single" w:sz="4" w:space="0" w:color="C9D3D0"/>
               <w:left w:val="single" w:sz="4" w:space="0" w:color="C9D3D0"/>
@@ -17943,7 +18067,7 @@
         </w:tc>
         <w:tc>
           <w:tcPr>
-            <w:tcW w:w="1266" w:type="dxa"/>
+            <w:tcW w:w="1370" w:type="dxa"/>
             <w:tcBorders>
               <w:top w:val="single" w:sz="4" w:space="0" w:color="C9D3D0"/>
               <w:left w:val="single" w:sz="4" w:space="0" w:color="C9D3D0"/>
@@ -17973,7 +18097,7 @@
         </w:tc>
         <w:tc>
           <w:tcPr>
-            <w:tcW w:w="3103" w:type="dxa"/>
+            <w:tcW w:w="3098" w:type="dxa"/>
             <w:tcBorders>
               <w:top w:val="single" w:sz="4" w:space="0" w:color="C9D3D0"/>
               <w:left w:val="single" w:sz="4" w:space="0" w:color="C9D3D0"/>
@@ -18012,7 +18136,7 @@
         </w:tc>
         <w:tc>
           <w:tcPr>
-            <w:tcW w:w="2264" w:type="dxa"/>
+            <w:tcW w:w="2215" w:type="dxa"/>
             <w:tcBorders>
               <w:top w:val="single" w:sz="4" w:space="0" w:color="C9D3D0"/>
               <w:left w:val="single" w:sz="4" w:space="0" w:color="C9D3D0"/>
@@ -18042,7 +18166,7 @@
         </w:tc>
         <w:tc>
           <w:tcPr>
-            <w:tcW w:w="2264" w:type="dxa"/>
+            <w:tcW w:w="2215" w:type="dxa"/>
             <w:tcBorders>
               <w:top w:val="single" w:sz="4" w:space="0" w:color="C9D3D0"/>
               <w:left w:val="single" w:sz="4" w:space="0" w:color="C9D3D0"/>
@@ -18083,7 +18207,7 @@
         </w:trPr>
         <w:tc>
           <w:tcPr>
-            <w:tcW w:w="741" w:type="dxa"/>
+            <w:tcW w:w="740" w:type="dxa"/>
             <w:tcBorders>
               <w:top w:val="single" w:sz="4" w:space="0" w:color="C9D3D0"/>
               <w:left w:val="single" w:sz="4" w:space="0" w:color="C9D3D0"/>
@@ -18114,7 +18238,7 @@
         </w:tc>
         <w:tc>
           <w:tcPr>
-            <w:tcW w:w="1266" w:type="dxa"/>
+            <w:tcW w:w="1370" w:type="dxa"/>
             <w:tcBorders>
               <w:top w:val="single" w:sz="4" w:space="0" w:color="C9D3D0"/>
               <w:left w:val="single" w:sz="4" w:space="0" w:color="C9D3D0"/>
@@ -18145,7 +18269,7 @@
         </w:tc>
         <w:tc>
           <w:tcPr>
-            <w:tcW w:w="3103" w:type="dxa"/>
+            <w:tcW w:w="3098" w:type="dxa"/>
             <w:tcBorders>
               <w:top w:val="single" w:sz="4" w:space="0" w:color="C9D3D0"/>
               <w:left w:val="single" w:sz="4" w:space="0" w:color="C9D3D0"/>
@@ -18185,7 +18309,7 @@
         </w:tc>
         <w:tc>
           <w:tcPr>
-            <w:tcW w:w="2264" w:type="dxa"/>
+            <w:tcW w:w="2215" w:type="dxa"/>
             <w:tcBorders>
               <w:top w:val="single" w:sz="4" w:space="0" w:color="C9D3D0"/>
               <w:left w:val="single" w:sz="4" w:space="0" w:color="C9D3D0"/>
@@ -18216,7 +18340,7 @@
         </w:tc>
         <w:tc>
           <w:tcPr>
-            <w:tcW w:w="2264" w:type="dxa"/>
+            <w:tcW w:w="2215" w:type="dxa"/>
             <w:tcBorders>
               <w:top w:val="single" w:sz="4" w:space="0" w:color="C9D3D0"/>
               <w:left w:val="single" w:sz="4" w:space="0" w:color="C9D3D0"/>
@@ -18258,7 +18382,7 @@
         </w:trPr>
         <w:tc>
           <w:tcPr>
-            <w:tcW w:w="741" w:type="dxa"/>
+            <w:tcW w:w="740" w:type="dxa"/>
             <w:tcBorders>
               <w:top w:val="single" w:sz="4" w:space="0" w:color="C9D3D0"/>
               <w:left w:val="single" w:sz="4" w:space="0" w:color="C9D3D0"/>
@@ -18289,7 +18413,7 @@
         </w:tc>
         <w:tc>
           <w:tcPr>
-            <w:tcW w:w="1266" w:type="dxa"/>
+            <w:tcW w:w="1370" w:type="dxa"/>
             <w:tcBorders>
               <w:top w:val="single" w:sz="4" w:space="0" w:color="C9D3D0"/>
               <w:left w:val="single" w:sz="4" w:space="0" w:color="C9D3D0"/>
@@ -18319,7 +18443,7 @@
         </w:tc>
         <w:tc>
           <w:tcPr>
-            <w:tcW w:w="3103" w:type="dxa"/>
+            <w:tcW w:w="3098" w:type="dxa"/>
             <w:tcBorders>
               <w:top w:val="single" w:sz="4" w:space="0" w:color="C9D3D0"/>
               <w:left w:val="single" w:sz="4" w:space="0" w:color="C9D3D0"/>
@@ -18358,7 +18482,7 @@
         </w:tc>
         <w:tc>
           <w:tcPr>
-            <w:tcW w:w="2264" w:type="dxa"/>
+            <w:tcW w:w="2215" w:type="dxa"/>
             <w:tcBorders>
               <w:top w:val="single" w:sz="4" w:space="0" w:color="C9D3D0"/>
               <w:left w:val="single" w:sz="4" w:space="0" w:color="C9D3D0"/>
@@ -18388,7 +18512,7 @@
         </w:tc>
         <w:tc>
           <w:tcPr>
-            <w:tcW w:w="2264" w:type="dxa"/>
+            <w:tcW w:w="2215" w:type="dxa"/>
             <w:tcBorders>
               <w:top w:val="single" w:sz="4" w:space="0" w:color="C9D3D0"/>
               <w:left w:val="single" w:sz="4" w:space="0" w:color="C9D3D0"/>
@@ -18429,7 +18553,7 @@
         </w:trPr>
         <w:tc>
           <w:tcPr>
-            <w:tcW w:w="741" w:type="dxa"/>
+            <w:tcW w:w="740" w:type="dxa"/>
             <w:tcBorders>
               <w:top w:val="single" w:sz="4" w:space="0" w:color="C9D3D0"/>
               <w:left w:val="single" w:sz="4" w:space="0" w:color="C9D3D0"/>
@@ -18460,7 +18584,7 @@
         </w:tc>
         <w:tc>
           <w:tcPr>
-            <w:tcW w:w="1266" w:type="dxa"/>
+            <w:tcW w:w="1370" w:type="dxa"/>
             <w:tcBorders>
               <w:top w:val="single" w:sz="4" w:space="0" w:color="C9D3D0"/>
               <w:left w:val="single" w:sz="4" w:space="0" w:color="C9D3D0"/>
@@ -18491,7 +18615,7 @@
         </w:tc>
         <w:tc>
           <w:tcPr>
-            <w:tcW w:w="3103" w:type="dxa"/>
+            <w:tcW w:w="3098" w:type="dxa"/>
             <w:tcBorders>
               <w:top w:val="single" w:sz="4" w:space="0" w:color="C9D3D0"/>
               <w:left w:val="single" w:sz="4" w:space="0" w:color="C9D3D0"/>
@@ -18531,7 +18655,7 @@
         </w:tc>
         <w:tc>
           <w:tcPr>
-            <w:tcW w:w="2264" w:type="dxa"/>
+            <w:tcW w:w="2215" w:type="dxa"/>
             <w:tcBorders>
               <w:top w:val="single" w:sz="4" w:space="0" w:color="C9D3D0"/>
               <w:left w:val="single" w:sz="4" w:space="0" w:color="C9D3D0"/>
@@ -18562,7 +18686,7 @@
         </w:tc>
         <w:tc>
           <w:tcPr>
-            <w:tcW w:w="2264" w:type="dxa"/>
+            <w:tcW w:w="2215" w:type="dxa"/>
             <w:tcBorders>
               <w:top w:val="single" w:sz="4" w:space="0" w:color="C9D3D0"/>
               <w:left w:val="single" w:sz="4" w:space="0" w:color="C9D3D0"/>
@@ -18604,7 +18728,7 @@
         </w:trPr>
         <w:tc>
           <w:tcPr>
-            <w:tcW w:w="741" w:type="dxa"/>
+            <w:tcW w:w="740" w:type="dxa"/>
             <w:tcBorders>
               <w:top w:val="single" w:sz="4" w:space="0" w:color="C9D3D0"/>
               <w:left w:val="single" w:sz="4" w:space="0" w:color="C9D3D0"/>
@@ -18634,7 +18758,7 @@
         </w:tc>
         <w:tc>
           <w:tcPr>
-            <w:tcW w:w="1266" w:type="dxa"/>
+            <w:tcW w:w="1370" w:type="dxa"/>
             <w:tcBorders>
               <w:top w:val="single" w:sz="4" w:space="0" w:color="C9D3D0"/>
               <w:left w:val="single" w:sz="4" w:space="0" w:color="C9D3D0"/>
@@ -18664,7 +18788,7 @@
         </w:tc>
         <w:tc>
           <w:tcPr>
-            <w:tcW w:w="3103" w:type="dxa"/>
+            <w:tcW w:w="3098" w:type="dxa"/>
             <w:tcBorders>
               <w:top w:val="single" w:sz="4" w:space="0" w:color="C9D3D0"/>
               <w:left w:val="single" w:sz="4" w:space="0" w:color="C9D3D0"/>
@@ -18703,7 +18827,7 @@
         </w:tc>
         <w:tc>
           <w:tcPr>
-            <w:tcW w:w="2264" w:type="dxa"/>
+            <w:tcW w:w="2215" w:type="dxa"/>
             <w:tcBorders>
               <w:top w:val="single" w:sz="4" w:space="0" w:color="C9D3D0"/>
               <w:left w:val="single" w:sz="4" w:space="0" w:color="C9D3D0"/>
@@ -18733,7 +18857,7 @@
         </w:tc>
         <w:tc>
           <w:tcPr>
-            <w:tcW w:w="2264" w:type="dxa"/>
+            <w:tcW w:w="2215" w:type="dxa"/>
             <w:tcBorders>
               <w:top w:val="single" w:sz="4" w:space="0" w:color="C9D3D0"/>
               <w:left w:val="single" w:sz="4" w:space="0" w:color="C9D3D0"/>
@@ -18774,7 +18898,7 @@
         </w:trPr>
         <w:tc>
           <w:tcPr>
-            <w:tcW w:w="741" w:type="dxa"/>
+            <w:tcW w:w="740" w:type="dxa"/>
             <w:tcBorders>
               <w:top w:val="single" w:sz="4" w:space="0" w:color="C9D3D0"/>
               <w:left w:val="single" w:sz="4" w:space="0" w:color="C9D3D0"/>
@@ -18805,7 +18929,7 @@
         </w:tc>
         <w:tc>
           <w:tcPr>
-            <w:tcW w:w="1266" w:type="dxa"/>
+            <w:tcW w:w="1370" w:type="dxa"/>
             <w:tcBorders>
               <w:top w:val="single" w:sz="4" w:space="0" w:color="C9D3D0"/>
               <w:left w:val="single" w:sz="4" w:space="0" w:color="C9D3D0"/>
@@ -18836,7 +18960,7 @@
         </w:tc>
         <w:tc>
           <w:tcPr>
-            <w:tcW w:w="3103" w:type="dxa"/>
+            <w:tcW w:w="3098" w:type="dxa"/>
             <w:tcBorders>
               <w:top w:val="single" w:sz="4" w:space="0" w:color="C9D3D0"/>
               <w:left w:val="single" w:sz="4" w:space="0" w:color="C9D3D0"/>
@@ -18876,7 +19000,7 @@
         </w:tc>
         <w:tc>
           <w:tcPr>
-            <w:tcW w:w="2264" w:type="dxa"/>
+            <w:tcW w:w="2215" w:type="dxa"/>
             <w:tcBorders>
               <w:top w:val="single" w:sz="4" w:space="0" w:color="C9D3D0"/>
               <w:left w:val="single" w:sz="4" w:space="0" w:color="C9D3D0"/>
@@ -18907,7 +19031,7 @@
         </w:tc>
         <w:tc>
           <w:tcPr>
-            <w:tcW w:w="2264" w:type="dxa"/>
+            <w:tcW w:w="2215" w:type="dxa"/>
             <w:tcBorders>
               <w:top w:val="single" w:sz="4" w:space="0" w:color="C9D3D0"/>
               <w:left w:val="single" w:sz="4" w:space="0" w:color="C9D3D0"/>
@@ -18949,7 +19073,7 @@
         </w:trPr>
         <w:tc>
           <w:tcPr>
-            <w:tcW w:w="741" w:type="dxa"/>
+            <w:tcW w:w="740" w:type="dxa"/>
             <w:tcBorders>
               <w:top w:val="single" w:sz="4" w:space="0" w:color="C9D3D0"/>
               <w:left w:val="single" w:sz="4" w:space="0" w:color="C9D3D0"/>
@@ -18979,7 +19103,7 @@
         </w:tc>
         <w:tc>
           <w:tcPr>
-            <w:tcW w:w="1266" w:type="dxa"/>
+            <w:tcW w:w="1370" w:type="dxa"/>
             <w:tcBorders>
               <w:top w:val="single" w:sz="4" w:space="0" w:color="C9D3D0"/>
               <w:left w:val="single" w:sz="4" w:space="0" w:color="C9D3D0"/>
@@ -19009,7 +19133,7 @@
         </w:tc>
         <w:tc>
           <w:tcPr>
-            <w:tcW w:w="3103" w:type="dxa"/>
+            <w:tcW w:w="3098" w:type="dxa"/>
             <w:tcBorders>
               <w:top w:val="single" w:sz="4" w:space="0" w:color="C9D3D0"/>
               <w:left w:val="single" w:sz="4" w:space="0" w:color="C9D3D0"/>
@@ -19048,7 +19172,7 @@
         </w:tc>
         <w:tc>
           <w:tcPr>
-            <w:tcW w:w="2264" w:type="dxa"/>
+            <w:tcW w:w="2215" w:type="dxa"/>
             <w:tcBorders>
               <w:top w:val="single" w:sz="4" w:space="0" w:color="C9D3D0"/>
               <w:left w:val="single" w:sz="4" w:space="0" w:color="C9D3D0"/>
@@ -19078,7 +19202,7 @@
         </w:tc>
         <w:tc>
           <w:tcPr>
-            <w:tcW w:w="2264" w:type="dxa"/>
+            <w:tcW w:w="2215" w:type="dxa"/>
             <w:tcBorders>
               <w:top w:val="single" w:sz="4" w:space="0" w:color="C9D3D0"/>
               <w:left w:val="single" w:sz="4" w:space="0" w:color="C9D3D0"/>
@@ -19119,7 +19243,7 @@
         </w:trPr>
         <w:tc>
           <w:tcPr>
-            <w:tcW w:w="741" w:type="dxa"/>
+            <w:tcW w:w="740" w:type="dxa"/>
             <w:tcBorders>
               <w:top w:val="single" w:sz="4" w:space="0" w:color="C9D3D0"/>
               <w:left w:val="single" w:sz="4" w:space="0" w:color="C9D3D0"/>
@@ -19150,7 +19274,7 @@
         </w:tc>
         <w:tc>
           <w:tcPr>
-            <w:tcW w:w="1266" w:type="dxa"/>
+            <w:tcW w:w="1370" w:type="dxa"/>
             <w:tcBorders>
               <w:top w:val="single" w:sz="4" w:space="0" w:color="C9D3D0"/>
               <w:left w:val="single" w:sz="4" w:space="0" w:color="C9D3D0"/>
@@ -19181,7 +19305,7 @@
         </w:tc>
         <w:tc>
           <w:tcPr>
-            <w:tcW w:w="3103" w:type="dxa"/>
+            <w:tcW w:w="3098" w:type="dxa"/>
             <w:tcBorders>
               <w:top w:val="single" w:sz="4" w:space="0" w:color="C9D3D0"/>
               <w:left w:val="single" w:sz="4" w:space="0" w:color="C9D3D0"/>
@@ -19221,7 +19345,7 @@
         </w:tc>
         <w:tc>
           <w:tcPr>
-            <w:tcW w:w="2264" w:type="dxa"/>
+            <w:tcW w:w="2215" w:type="dxa"/>
             <w:tcBorders>
               <w:top w:val="single" w:sz="4" w:space="0" w:color="C9D3D0"/>
               <w:left w:val="single" w:sz="4" w:space="0" w:color="C9D3D0"/>
@@ -19252,7 +19376,7 @@
         </w:tc>
         <w:tc>
           <w:tcPr>
-            <w:tcW w:w="2264" w:type="dxa"/>
+            <w:tcW w:w="2215" w:type="dxa"/>
             <w:tcBorders>
               <w:top w:val="single" w:sz="4" w:space="0" w:color="C9D3D0"/>
               <w:left w:val="single" w:sz="4" w:space="0" w:color="C9D3D0"/>
@@ -19279,6 +19403,170 @@
               </w:rPr>
               <w:t>FR-313 to FR-316</w:t>
             </w:r>
+          </w:p>
+        </w:tc>
+      </w:tr>
+      <w:tr>
+        <w:tblPrEx>
+          <w:tblCellMar>
+            <w:top w:w="0" w:type="dxa"/>
+            <w:bottom w:w="0" w:type="dxa"/>
+          </w:tblCellMar>
+        </w:tblPrEx>
+        <w:trPr>
+          <w:cantSplit/>
+        </w:trPr>
+        <w:tc>
+          <w:tcPr>
+            <w:tcW w:w="740" w:type="dxa"/>
+            <w:tcBorders>
+              <w:top w:val="single" w:sz="4" w:space="0" w:color="C9D3D0"/>
+              <w:left w:val="single" w:sz="4" w:space="0" w:color="C9D3D0"/>
+              <w:bottom w:val="single" w:sz="4" w:space="0" w:color="C9D3D0"/>
+              <w:right w:val="single" w:sz="4" w:space="0" w:color="C9D3D0"/>
+            </w:tcBorders>
+            <w:tcMar>
+              <w:top w:w="50" w:type="dxa"/>
+              <w:left w:w="100" w:type="dxa"/>
+              <w:bottom w:w="50" w:type="dxa"/>
+              <w:right w:w="100" w:type="dxa"/>
+            </w:tcMar>
+            <w:vAlign w:val="center"/>
+          </w:tcPr>
+          <w:p>
+            <w:pPr>
+              <w:spacing w:line="252" w:lineRule="auto"/>
+            </w:pPr>
+            <w:r>
+              <w:rPr>
+                <w:sz w:val="19"/>
+                <w:szCs w:val="19"/>
+              </w:rPr>
+              <w:lastRenderedPageBreak/>
+              <w:t>TC-143</w:t>
+            </w:r>
+          </w:p>
+        </w:tc>
+        <w:tc>
+          <w:tcPr>
+            <w:tcW w:w="1370" w:type="dxa"/>
+            <w:tcBorders>
+              <w:top w:val="single" w:sz="4" w:space="0" w:color="C9D3D0"/>
+              <w:left w:val="single" w:sz="4" w:space="0" w:color="C9D3D0"/>
+              <w:bottom w:val="single" w:sz="4" w:space="0" w:color="C9D3D0"/>
+              <w:right w:val="single" w:sz="4" w:space="0" w:color="C9D3D0"/>
+            </w:tcBorders>
+            <w:tcMar>
+              <w:top w:w="50" w:type="dxa"/>
+              <w:left w:w="100" w:type="dxa"/>
+              <w:bottom w:w="50" w:type="dxa"/>
+              <w:right w:w="100" w:type="dxa"/>
+            </w:tcMar>
+            <w:vAlign w:val="center"/>
+          </w:tcPr>
+          <w:p>
+            <w:pPr>
+              <w:spacing w:line="252" w:lineRule="auto"/>
+            </w:pPr>
+            <w:r>
+              <w:rPr>
+                <w:sz w:val="19"/>
+                <w:szCs w:val="19"/>
+              </w:rPr>
+              <w:t>Other paths: cost and checked date</w:t>
+            </w:r>
+          </w:p>
+        </w:tc>
+        <w:tc>
+          <w:tcPr>
+            <w:tcW w:w="3098" w:type="dxa"/>
+            <w:tcBorders>
+              <w:top w:val="single" w:sz="4" w:space="0" w:color="C9D3D0"/>
+              <w:left w:val="single" w:sz="4" w:space="0" w:color="C9D3D0"/>
+              <w:bottom w:val="single" w:sz="4" w:space="0" w:color="C9D3D0"/>
+              <w:right w:val="single" w:sz="4" w:space="0" w:color="C9D3D0"/>
+            </w:tcBorders>
+            <w:tcMar>
+              <w:top w:w="50" w:type="dxa"/>
+              <w:left w:w="100" w:type="dxa"/>
+              <w:bottom w:w="50" w:type="dxa"/>
+              <w:right w:w="100" w:type="dxa"/>
+            </w:tcMar>
+            <w:vAlign w:val="center"/>
+          </w:tcPr>
+          <w:p>
+            <w:pPr>
+              <w:spacing w:line="252" w:lineRule="auto"/>
+            </w:pPr>
+            <w:r>
+              <w:rPr>
+                <w:rFonts w:ascii="Consolas" w:eastAsia="Consolas" w:hAnsi="Consolas" w:cs="Consolas"/>
+                <w:sz w:val="17"/>
+                <w:szCs w:val="17"/>
+                <w:shd w:val="clear" w:color="auto" w:fill="F2F4F3"/>
+              </w:rPr>
+              <w:t>worker/routes-free.test.ts</w:t>
+            </w:r>
+            <w:r>
+              <w:rPr>
+                <w:sz w:val="19"/>
+                <w:szCs w:val="19"/>
+              </w:rPr>
+              <w:t xml:space="preserve"> (2)</w:t>
+            </w:r>
+          </w:p>
+        </w:tc>
+        <w:tc>
+          <w:tcPr>
+            <w:tcW w:w="2215" w:type="dxa"/>
+            <w:tcBorders>
+              <w:top w:val="single" w:sz="4" w:space="0" w:color="C9D3D0"/>
+              <w:left w:val="single" w:sz="4" w:space="0" w:color="C9D3D0"/>
+              <w:bottom w:val="single" w:sz="4" w:space="0" w:color="C9D3D0"/>
+              <w:right w:val="single" w:sz="4" w:space="0" w:color="C9D3D0"/>
+            </w:tcBorders>
+            <w:tcMar>
+              <w:top w:w="50" w:type="dxa"/>
+              <w:left w:w="100" w:type="dxa"/>
+              <w:bottom w:w="50" w:type="dxa"/>
+              <w:right w:w="100" w:type="dxa"/>
+            </w:tcMar>
+            <w:vAlign w:val="center"/>
+          </w:tcPr>
+          <w:p>
+            <w:pPr>
+              <w:spacing w:line="252" w:lineRule="auto"/>
+            </w:pPr>
+            <w:r>
+              <w:rPr>
+                <w:sz w:val="19"/>
+                <w:szCs w:val="19"/>
+              </w:rPr>
+              <w:t>A zero cost is "Free", never "Rs 0"; every route keeps its ISO checked-on date, shown in place of a fixed date</w:t>
+            </w:r>
+          </w:p>
+        </w:tc>
+        <w:tc>
+          <w:tcPr>
+            <w:tcW w:w="2215" w:type="dxa"/>
+            <w:tcBorders>
+              <w:top w:val="single" w:sz="4" w:space="0" w:color="C9D3D0"/>
+              <w:left w:val="single" w:sz="4" w:space="0" w:color="C9D3D0"/>
+              <w:bottom w:val="single" w:sz="4" w:space="0" w:color="C9D3D0"/>
+              <w:right w:val="single" w:sz="4" w:space="0" w:color="C9D3D0"/>
+            </w:tcBorders>
+            <w:tcMar>
+              <w:top w:w="50" w:type="dxa"/>
+              <w:left w:w="100" w:type="dxa"/>
+              <w:bottom w:w="50" w:type="dxa"/>
+              <w:right w:w="100" w:type="dxa"/>
+            </w:tcMar>
+            <w:vAlign w:val="center"/>
+          </w:tcPr>
+          <w:p>
+            <w:pPr>
+              <w:spacing w:line="252" w:lineRule="auto"/>
+            </w:pPr>
           </w:p>
         </w:tc>
       </w:tr>
@@ -19295,7 +19583,7 @@
         <w:keepLines/>
         <w:pageBreakBefore/>
       </w:pPr>
-      <w:bookmarkStart w:id="22" w:name="_Toc243654270"/>
+      <w:bookmarkStart w:id="22" w:name="_Toc243656601"/>
       <w:r>
         <w:lastRenderedPageBreak/>
         <w:t>7 Security tests</w:t>
@@ -19307,7 +19595,7 @@
         <w:pStyle w:val="Caption"/>
         <w:keepNext/>
       </w:pPr>
-      <w:bookmarkStart w:id="23" w:name="_Toc243654283"/>
+      <w:bookmarkStart w:id="23" w:name="_Toc243656614"/>
       <w:r>
         <w:t xml:space="preserve">Table </w:t>
       </w:r>
@@ -21840,10 +22128,7 @@
         <w:t>Security audit run-1 (15 October 2026).</w:t>
       </w:r>
       <w:r>
-        <w:t xml:space="preserve"> The Cloudflare security-audit skill (37 agents, report kept outside the public repository) produced 0 confirmed findings, 17 leads needing validation and 1 rejected lead. Every lead except lead 9 (accepted risk: the log-in limit stays per username because school laboratories share an address; a Turnstile </w:t>
-      </w:r>
-      <w:r>
-        <w:t>human check is planned) was fixed on 15 October 2026. The method, each lead, its fix and its test are listed in the ZP-DOC-08 Test Summary Report.</w:t>
+        <w:t xml:space="preserve"> The Cloudflare security-audit skill (37 agents, report kept outside the public repository) produced 0 confirmed findings, 17 leads needing validation and 1 rejected lead. Every lead except lead 9 (accepted risk: the log-in limit stays per username because school laboratories share an address; a Turnstile human check is planned) was fixed on 15 October 2026. The method, each lead, its fix and its test are listed in the ZP-DOC-08 Test Summary Report.</w:t>
       </w:r>
     </w:p>
     <w:p>
@@ -21853,7 +22138,7 @@
         <w:keepLines/>
         <w:pageBreakBefore/>
       </w:pPr>
-      <w:bookmarkStart w:id="24" w:name="_Toc243654271"/>
+      <w:bookmarkStart w:id="24" w:name="_Toc243656602"/>
       <w:r>
         <w:lastRenderedPageBreak/>
         <w:t>8 Results summary</w:t>
@@ -21885,7 +22170,7 @@
         <w:pStyle w:val="Caption"/>
         <w:keepNext/>
       </w:pPr>
-      <w:bookmarkStart w:id="25" w:name="_Toc243654284"/>
+      <w:bookmarkStart w:id="25" w:name="_Toc243656615"/>
       <w:r>
         <w:t xml:space="preserve">Table </w:t>
       </w:r>
@@ -22672,10 +22957,10 @@
         <w:spacing w:after="120"/>
       </w:pPr>
       <w:r>
-        <w:t xml:space="preserve">Automated test count over the build: 79 (5 October), 126, 152, 164, 179, 185 (11 October), 515 with 6 expected-fail and 21 opt-in (12 to 15 October, after the test campaign and CR-007 to CR-009), 532 with 0 expected-fail and 21 opt-in </w:t>
+        <w:t xml:space="preserve">Automated test count over the build: 79 (5 October), 126, 152, 164, 179, 185 (11 October), 515 with 6 expected-fail </w:t>
       </w:r>
       <w:r>
-        <w:t>(15 October, after the hardening of CR-010), 536 (21 October, after VR3 and the desktop side menu, TC-139), 539 (23 October, after VR4, TC-140), 543 (23 October, after CR-011, TC-141), 547 (23 October, after CR-012, TC-142), 549 (23 October, CR-012 revised to guides).</w:t>
+        <w:t>and 21 opt-in (12 to 15 October, after the test campaign and CR-007 to CR-009), 532 with 0 expected-fail and 21 opt-in (15 October, after the hardening of CR-010), 536 (21 October, after VR3 and the desktop side menu, TC-139), 539 (23 October, after VR4, TC-140), 543 (23 October, after CR-011, TC-141), 547 (23 October, after CR-012, TC-142), 549 (23 October, CR-012 revised to guides), 553 (23 October, other paths refreshed, TC-143).</w:t>
       </w:r>
     </w:p>
     <w:p>
@@ -22683,7 +22968,7 @@
         <w:pStyle w:val="Caption"/>
         <w:keepNext/>
       </w:pPr>
-      <w:bookmarkStart w:id="26" w:name="_Toc243654285"/>
+      <w:bookmarkStart w:id="26" w:name="_Toc243656616"/>
       <w:r>
         <w:t xml:space="preserve">Table </w:t>
       </w:r>
@@ -23198,7 +23483,7 @@
         <w:pStyle w:val="Caption"/>
         <w:keepNext/>
       </w:pPr>
-      <w:bookmarkStart w:id="27" w:name="_Toc243654286"/>
+      <w:bookmarkStart w:id="27" w:name="_Toc243656617"/>
       <w:r>
         <w:lastRenderedPageBreak/>
         <w:t xml:space="preserve">Table </w:t>
@@ -23773,7 +24058,7 @@
         <w:keepLines/>
         <w:pageBreakBefore/>
       </w:pPr>
-      <w:bookmarkStart w:id="28" w:name="_Toc243654272"/>
+      <w:bookmarkStart w:id="28" w:name="_Toc243656603"/>
       <w:r>
         <w:lastRenderedPageBreak/>
         <w:t>9 Defects found and fixed</w:t>
@@ -23785,7 +24070,7 @@
         <w:pStyle w:val="Caption"/>
         <w:keepNext/>
       </w:pPr>
-      <w:bookmarkStart w:id="29" w:name="_Toc243654287"/>
+      <w:bookmarkStart w:id="29" w:name="_Toc243656618"/>
       <w:r>
         <w:t xml:space="preserve">Table </w:t>
       </w:r>
@@ -24930,7 +25215,10 @@
         <w:spacing w:after="120"/>
       </w:pPr>
       <w:r>
-        <w:t>The product owner's screen-recorded reviews produced change requests CR-001 to CR-006; each was designed in ZP-DOC-05 first and arrived with its own tests.</w:t>
+        <w:t xml:space="preserve">The product owner's screen-recorded reviews produced change requests CR-001 to CR-006; each was designed in </w:t>
+      </w:r>
+      <w:r>
+        <w:t>ZP-DOC-05 first and arrived with its own tests.</w:t>
       </w:r>
     </w:p>
     <w:p>
@@ -24940,7 +25228,7 @@
         <w:keepLines/>
         <w:pageBreakBefore/>
       </w:pPr>
-      <w:bookmarkStart w:id="30" w:name="_Toc243654273"/>
+      <w:bookmarkStart w:id="30" w:name="_Toc243656604"/>
       <w:r>
         <w:lastRenderedPageBreak/>
         <w:t>10 Known gaps and risks</w:t>
@@ -24952,7 +25240,7 @@
         <w:pStyle w:val="Caption"/>
         <w:keepNext/>
       </w:pPr>
-      <w:bookmarkStart w:id="31" w:name="_Toc243654288"/>
+      <w:bookmarkStart w:id="31" w:name="_Toc243656619"/>
       <w:r>
         <w:t xml:space="preserve">Table </w:t>
       </w:r>
@@ -26217,7 +26505,7 @@
         <w:keepLines/>
         <w:pageBreakBefore/>
       </w:pPr>
-      <w:bookmarkStart w:id="32" w:name="_Toc243654274"/>
+      <w:bookmarkStart w:id="32" w:name="_Toc243656605"/>
       <w:r>
         <w:lastRenderedPageBreak/>
         <w:t>11 Traceability</w:t>
@@ -26237,7 +26525,7 @@
         <w:pStyle w:val="Caption"/>
         <w:keepNext/>
       </w:pPr>
-      <w:bookmarkStart w:id="33" w:name="_Toc243654289"/>
+      <w:bookmarkStart w:id="33" w:name="_Toc243656620"/>
       <w:r>
         <w:t xml:space="preserve">Table </w:t>
       </w:r>
@@ -28106,7 +28394,7 @@
         <w:keepLines/>
         <w:pageBreakBefore/>
       </w:pPr>
-      <w:bookmarkStart w:id="34" w:name="_Toc243654275"/>
+      <w:bookmarkStart w:id="34" w:name="_Toc243656606"/>
       <w:r>
         <w:lastRenderedPageBreak/>
         <w:t>Appendix A: Glossary</w:t>
@@ -28118,7 +28406,7 @@
         <w:pStyle w:val="Caption"/>
         <w:keepNext/>
       </w:pPr>
-      <w:bookmarkStart w:id="35" w:name="_Toc243654290"/>
+      <w:bookmarkStart w:id="35" w:name="_Toc243656621"/>
       <w:r>
         <w:t xml:space="preserve">Table </w:t>
       </w:r>
@@ -29139,7 +29427,7 @@
         <w:keepLines/>
         <w:pageBreakBefore/>
       </w:pPr>
-      <w:bookmarkStart w:id="36" w:name="_Toc243654276"/>
+      <w:bookmarkStart w:id="36" w:name="_Toc243656607"/>
       <w:r>
         <w:lastRenderedPageBreak/>
         <w:t>Appendix B: References</w:t>
@@ -29151,7 +29439,7 @@
         <w:pStyle w:val="Caption"/>
         <w:keepNext/>
       </w:pPr>
-      <w:bookmarkStart w:id="37" w:name="_Toc243654291"/>
+      <w:bookmarkStart w:id="37" w:name="_Toc243656622"/>
       <w:r>
         <w:t xml:space="preserve">Table </w:t>
       </w:r>
@@ -30068,10 +30356,10 @@
 <file path=word/numbering.xml><?xml version="1.0" encoding="utf-8"?>
 <w:numbering xmlns:wpc="http://schemas.microsoft.com/office/word/2010/wordprocessingCanvas" xmlns:cx="http://schemas.microsoft.com/office/drawing/2014/chartex" xmlns:cx1="http://schemas.microsoft.com/office/drawing/2015/9/8/chartex" xmlns:cx2="http://schemas.microsoft.com/office/drawing/2015/10/21/chartex" xmlns:cx3="http://schemas.microsoft.com/office/drawing/2016/5/9/chartex" xmlns:cx4="http://schemas.microsoft.com/office/drawing/2016/5/10/chartex" xmlns:cx5="http://schemas.microsoft.com/office/drawing/2016/5/11/chartex" xmlns:cx6="http://schemas.microsoft.com/office/drawing/2016/5/12/chartex" xmlns:cx7="http://schemas.microsoft.com/office/drawing/2016/5/13/chartex" xmlns:cx8="http://schemas.microsoft.com/office/drawing/2016/5/14/chartex" xmlns:mc="http://schemas.openxmlformats.org/markup-compatibility/2006" xmlns:aink="http://schemas.microsoft.com/office/drawing/2016/ink" xmlns:am3d="http://schemas.microsoft.com/office/drawing/2017/model3d" xmlns:o="urn:schemas-microsoft-com:office:office" xmlns:oel="http://schemas.microsoft.com/office/2019/extlst" xmlns:r="http://schemas.openxmlformats.org/officeDocument/2006/relationships" xmlns:m="http://schemas.openxmlformats.org/officeDocument/2006/math" xmlns:v="urn:schemas-microsoft-com:vml" xmlns:wp14="http://schemas.microsoft.com/office/word/2010/wordprocessingDrawing" xmlns:wp="http://schemas.openxmlformats.org/drawingml/2006/wordprocessingDrawing" xmlns:w10="urn:schemas-microsoft-com:office:word" xmlns:w="http://schemas.openxmlformats.org/wordprocessingml/2006/main" xmlns:w14="http://schemas.microsoft.com/office/word/2010/wordml" xmlns:w15="http://schemas.microsoft.com/office/word/2012/wordml" xmlns:w16cex="http://schemas.microsoft.com/office/word/2018/wordml/cex" xmlns:w16cid="http://schemas.microsoft.com/office/word/2016/wordml/cid" xmlns:w16="http://schemas.microsoft.com/office/word/2018/wordml" xmlns:w16du="http://schemas.microsoft.com/office/word/2023/wordml/word16du" xmlns:w16sdtdh="http://schemas.microsoft.com/office/word/2020/wordml/sdtdatahash" xmlns:w16sdtfl="http://schemas.microsoft.com/office/word/2024/wordml/sdtformatlock" xmlns:w16se="http://schemas.microsoft.com/office/word/2015/wordml/symex" xmlns:wpg="http://schemas.microsoft.com/office/word/2010/wordprocessingGroup" xmlns:wpi="http://schemas.microsoft.com/office/word/2010/wordprocessingInk" xmlns:wne="http://schemas.microsoft.com/office/word/2006/wordml" xmlns:wps="http://schemas.microsoft.com/office/word/2010/wordprocessingShape" mc:Ignorable="w14 w15 w16se w16cid w16 w16cex w16sdtdh w16sdtfl w16du wp14">
   <w:abstractNum w:abstractNumId="0" w15:restartNumberingAfterBreak="0">
-    <w:nsid w:val="26147B31"/>
+    <w:nsid w:val="0D9C50F4"/>
     <w:multiLevelType w:val="hybridMultilevel"/>
-    <w:tmpl w:val="8DA0C326"/>
-    <w:lvl w:ilvl="0" w:tplc="27EC0EF4" w:tentative="1">
+    <w:tmpl w:val="1898CEA0"/>
+    <w:lvl w:ilvl="0" w:tplc="6C6CFCA0" w:tentative="1">
       <w:start w:val="1"/>
       <w:numFmt w:val="bullet"/>
       <w:lvlText w:val="●"/>
@@ -30080,7 +30368,7 @@
         <w:ind w:left="720" w:hanging="360"/>
       </w:pPr>
     </w:lvl>
-    <w:lvl w:ilvl="1" w:tplc="0B46C47C" w:tentative="1">
+    <w:lvl w:ilvl="1" w:tplc="2112F60E" w:tentative="1">
       <w:start w:val="1"/>
       <w:numFmt w:val="bullet"/>
       <w:lvlText w:val="○"/>
@@ -30089,7 +30377,7 @@
         <w:ind w:left="1440" w:hanging="360"/>
       </w:pPr>
     </w:lvl>
-    <w:lvl w:ilvl="2" w:tplc="76809646" w:tentative="1">
+    <w:lvl w:ilvl="2" w:tplc="1478AD2E" w:tentative="1">
       <w:start w:val="1"/>
       <w:numFmt w:val="bullet"/>
       <w:lvlText w:val="■"/>
@@ -30098,7 +30386,7 @@
         <w:ind w:left="2160" w:hanging="360"/>
       </w:pPr>
     </w:lvl>
-    <w:lvl w:ilvl="3" w:tplc="70D4FA0E" w:tentative="1">
+    <w:lvl w:ilvl="3" w:tplc="46C8FAEE" w:tentative="1">
       <w:start w:val="1"/>
       <w:numFmt w:val="bullet"/>
       <w:lvlText w:val="●"/>
@@ -30107,7 +30395,7 @@
         <w:ind w:left="2880" w:hanging="360"/>
       </w:pPr>
     </w:lvl>
-    <w:lvl w:ilvl="4" w:tplc="A372E08E" w:tentative="1">
+    <w:lvl w:ilvl="4" w:tplc="2966B416" w:tentative="1">
       <w:start w:val="1"/>
       <w:numFmt w:val="bullet"/>
       <w:lvlText w:val="○"/>
@@ -30116,7 +30404,7 @@
         <w:ind w:left="3600" w:hanging="360"/>
       </w:pPr>
     </w:lvl>
-    <w:lvl w:ilvl="5" w:tplc="58AAD158" w:tentative="1">
+    <w:lvl w:ilvl="5" w:tplc="5EEACBFC" w:tentative="1">
       <w:start w:val="1"/>
       <w:numFmt w:val="bullet"/>
       <w:lvlText w:val="■"/>
@@ -30125,7 +30413,7 @@
         <w:ind w:left="4320" w:hanging="360"/>
       </w:pPr>
     </w:lvl>
-    <w:lvl w:ilvl="6" w:tplc="991AFD6E" w:tentative="1">
+    <w:lvl w:ilvl="6" w:tplc="3250B486" w:tentative="1">
       <w:start w:val="1"/>
       <w:numFmt w:val="bullet"/>
       <w:lvlText w:val="●"/>
@@ -30134,7 +30422,7 @@
         <w:ind w:left="5040" w:hanging="360"/>
       </w:pPr>
     </w:lvl>
-    <w:lvl w:ilvl="7" w:tplc="1C6CD8E6" w:tentative="1">
+    <w:lvl w:ilvl="7" w:tplc="02FCBE4E" w:tentative="1">
       <w:start w:val="1"/>
       <w:numFmt w:val="bullet"/>
       <w:lvlText w:val="●"/>
@@ -30143,7 +30431,7 @@
         <w:ind w:left="5760" w:hanging="360"/>
       </w:pPr>
     </w:lvl>
-    <w:lvl w:ilvl="8" w:tplc="8D08D56C" w:tentative="1">
+    <w:lvl w:ilvl="8" w:tplc="706E92DA" w:tentative="1">
       <w:start w:val="1"/>
       <w:numFmt w:val="bullet"/>
       <w:lvlText w:val="●"/>
@@ -30154,10 +30442,72 @@
     </w:lvl>
   </w:abstractNum>
   <w:abstractNum w:abstractNumId="1" w15:restartNumberingAfterBreak="0">
-    <w:nsid w:val="45AB7BF1"/>
+    <w:nsid w:val="1ED625AD"/>
     <w:multiLevelType w:val="hybridMultilevel"/>
-    <w:tmpl w:val="2968F4EA"/>
-    <w:lvl w:ilvl="0" w:tplc="7A42D96C" w:tentative="1">
+    <w:tmpl w:val="1D4E9974"/>
+    <w:lvl w:ilvl="0" w:tplc="819A954E">
+      <w:start w:val="1"/>
+      <w:numFmt w:val="decimal"/>
+      <w:lvlText w:val="%1."/>
+      <w:lvlJc w:val="left"/>
+      <w:pPr>
+        <w:ind w:left="720" w:hanging="360"/>
+      </w:pPr>
+    </w:lvl>
+    <w:lvl w:ilvl="1" w:tplc="5AAE2CAA" w:tentative="1">
+      <w:start w:val="1"/>
+      <w:numFmt w:val="lowerLetter"/>
+      <w:lvlText w:val="%2."/>
+      <w:lvlJc w:val="left"/>
+      <w:pPr>
+        <w:ind w:left="1080" w:hanging="360"/>
+      </w:pPr>
+    </w:lvl>
+    <w:lvl w:ilvl="2" w:tplc="FA4CD41C" w:tentative="1">
+      <w:start w:val="1"/>
+      <w:numFmt w:val="lowerRoman"/>
+      <w:lvlText w:val="%3."/>
+      <w:lvlJc w:val="left"/>
+      <w:pPr>
+        <w:ind w:left="1440" w:hanging="360"/>
+      </w:pPr>
+    </w:lvl>
+    <w:lvl w:ilvl="3" w:tplc="BAA0FBBE">
+      <w:numFmt w:val="decimal"/>
+      <w:lvlText w:val=""/>
+      <w:lvlJc w:val="left"/>
+    </w:lvl>
+    <w:lvl w:ilvl="4" w:tplc="692066AA">
+      <w:numFmt w:val="decimal"/>
+      <w:lvlText w:val=""/>
+      <w:lvlJc w:val="left"/>
+    </w:lvl>
+    <w:lvl w:ilvl="5" w:tplc="E5741050">
+      <w:numFmt w:val="decimal"/>
+      <w:lvlText w:val=""/>
+      <w:lvlJc w:val="left"/>
+    </w:lvl>
+    <w:lvl w:ilvl="6" w:tplc="5350A190">
+      <w:numFmt w:val="decimal"/>
+      <w:lvlText w:val=""/>
+      <w:lvlJc w:val="left"/>
+    </w:lvl>
+    <w:lvl w:ilvl="7" w:tplc="95B8185E">
+      <w:numFmt w:val="decimal"/>
+      <w:lvlText w:val=""/>
+      <w:lvlJc w:val="left"/>
+    </w:lvl>
+    <w:lvl w:ilvl="8" w:tplc="3774DDCA">
+      <w:numFmt w:val="decimal"/>
+      <w:lvlText w:val=""/>
+      <w:lvlJc w:val="left"/>
+    </w:lvl>
+  </w:abstractNum>
+  <w:abstractNum w:abstractNumId="2" w15:restartNumberingAfterBreak="0">
+    <w:nsid w:val="69E13278"/>
+    <w:multiLevelType w:val="hybridMultilevel"/>
+    <w:tmpl w:val="BF8E61FC"/>
+    <w:lvl w:ilvl="0" w:tplc="85045A46" w:tentative="1">
       <w:start w:val="1"/>
       <w:numFmt w:val="bullet"/>
       <w:lvlText w:val="•"/>
@@ -30166,7 +30516,7 @@
         <w:ind w:left="720" w:hanging="280"/>
       </w:pPr>
     </w:lvl>
-    <w:lvl w:ilvl="1" w:tplc="A32AEFEA" w:tentative="1">
+    <w:lvl w:ilvl="1" w:tplc="BA54A5B8" w:tentative="1">
       <w:start w:val="1"/>
       <w:numFmt w:val="bullet"/>
       <w:lvlText w:val="–"/>
@@ -30175,7 +30525,7 @@
         <w:ind w:left="1080" w:hanging="280"/>
       </w:pPr>
     </w:lvl>
-    <w:lvl w:ilvl="2" w:tplc="6D3ADB7C" w:tentative="1">
+    <w:lvl w:ilvl="2" w:tplc="0B4808D4" w:tentative="1">
       <w:start w:val="1"/>
       <w:numFmt w:val="bullet"/>
       <w:lvlText w:val="▪"/>
@@ -30184,107 +30534,45 @@
         <w:ind w:left="1440" w:hanging="280"/>
       </w:pPr>
     </w:lvl>
-    <w:lvl w:ilvl="3" w:tplc="BF6AE720">
+    <w:lvl w:ilvl="3" w:tplc="21481010">
       <w:numFmt w:val="decimal"/>
       <w:lvlText w:val=""/>
       <w:lvlJc w:val="left"/>
     </w:lvl>
-    <w:lvl w:ilvl="4" w:tplc="37065430">
+    <w:lvl w:ilvl="4" w:tplc="B468AD68">
       <w:numFmt w:val="decimal"/>
       <w:lvlText w:val=""/>
       <w:lvlJc w:val="left"/>
     </w:lvl>
-    <w:lvl w:ilvl="5" w:tplc="1DA0C2F0">
+    <w:lvl w:ilvl="5" w:tplc="1A266FA0">
       <w:numFmt w:val="decimal"/>
       <w:lvlText w:val=""/>
       <w:lvlJc w:val="left"/>
     </w:lvl>
-    <w:lvl w:ilvl="6" w:tplc="008A0636">
+    <w:lvl w:ilvl="6" w:tplc="CAEA114E">
       <w:numFmt w:val="decimal"/>
       <w:lvlText w:val=""/>
       <w:lvlJc w:val="left"/>
     </w:lvl>
-    <w:lvl w:ilvl="7" w:tplc="C4D25E44">
+    <w:lvl w:ilvl="7" w:tplc="295E75E8">
       <w:numFmt w:val="decimal"/>
       <w:lvlText w:val=""/>
       <w:lvlJc w:val="left"/>
     </w:lvl>
-    <w:lvl w:ilvl="8" w:tplc="A920AB5A">
+    <w:lvl w:ilvl="8" w:tplc="B10A7492">
       <w:numFmt w:val="decimal"/>
       <w:lvlText w:val=""/>
       <w:lvlJc w:val="left"/>
     </w:lvl>
   </w:abstractNum>
-  <w:abstractNum w:abstractNumId="2" w15:restartNumberingAfterBreak="0">
-    <w:nsid w:val="6AD11CE1"/>
-    <w:multiLevelType w:val="hybridMultilevel"/>
-    <w:tmpl w:val="44BC73B2"/>
-    <w:lvl w:ilvl="0" w:tplc="DB866284">
-      <w:start w:val="1"/>
-      <w:numFmt w:val="decimal"/>
-      <w:lvlText w:val="%1."/>
-      <w:lvlJc w:val="left"/>
-      <w:pPr>
-        <w:ind w:left="720" w:hanging="360"/>
-      </w:pPr>
-    </w:lvl>
-    <w:lvl w:ilvl="1" w:tplc="DED662E0" w:tentative="1">
-      <w:start w:val="1"/>
-      <w:numFmt w:val="lowerLetter"/>
-      <w:lvlText w:val="%2."/>
-      <w:lvlJc w:val="left"/>
-      <w:pPr>
-        <w:ind w:left="1080" w:hanging="360"/>
-      </w:pPr>
-    </w:lvl>
-    <w:lvl w:ilvl="2" w:tplc="84F65682" w:tentative="1">
-      <w:start w:val="1"/>
-      <w:numFmt w:val="lowerRoman"/>
-      <w:lvlText w:val="%3."/>
-      <w:lvlJc w:val="left"/>
-      <w:pPr>
-        <w:ind w:left="1440" w:hanging="360"/>
-      </w:pPr>
-    </w:lvl>
-    <w:lvl w:ilvl="3" w:tplc="319ECB80">
-      <w:numFmt w:val="decimal"/>
-      <w:lvlText w:val=""/>
-      <w:lvlJc w:val="left"/>
-    </w:lvl>
-    <w:lvl w:ilvl="4" w:tplc="7E842FAC">
-      <w:numFmt w:val="decimal"/>
-      <w:lvlText w:val=""/>
-      <w:lvlJc w:val="left"/>
-    </w:lvl>
-    <w:lvl w:ilvl="5" w:tplc="4BC4EB34">
-      <w:numFmt w:val="decimal"/>
-      <w:lvlText w:val=""/>
-      <w:lvlJc w:val="left"/>
-    </w:lvl>
-    <w:lvl w:ilvl="6" w:tplc="D3807E74">
-      <w:numFmt w:val="decimal"/>
-      <w:lvlText w:val=""/>
-      <w:lvlJc w:val="left"/>
-    </w:lvl>
-    <w:lvl w:ilvl="7" w:tplc="9312C7DE">
-      <w:numFmt w:val="decimal"/>
-      <w:lvlText w:val=""/>
-      <w:lvlJc w:val="left"/>
-    </w:lvl>
-    <w:lvl w:ilvl="8" w:tplc="2D8A71DE">
-      <w:numFmt w:val="decimal"/>
-      <w:lvlText w:val=""/>
-      <w:lvlJc w:val="left"/>
-    </w:lvl>
-  </w:abstractNum>
-  <w:num w:numId="1" w16cid:durableId="1289776459">
+  <w:num w:numId="1" w16cid:durableId="1575626722">
     <w:abstractNumId w:val="0"/>
     <w:lvlOverride w:ilvl="0">
       <w:startOverride w:val="1"/>
     </w:lvlOverride>
   </w:num>
-  <w:num w:numId="2" w16cid:durableId="817453944">
-    <w:abstractNumId w:val="2"/>
+  <w:num w:numId="2" w16cid:durableId="1483236105">
+    <w:abstractNumId w:val="1"/>
     <w:lvlOverride w:ilvl="0">
       <w:startOverride w:val="1"/>
     </w:lvlOverride>
@@ -30988,7 +31276,7 @@
     <w:autoRedefine/>
     <w:uiPriority w:val="39"/>
     <w:unhideWhenUsed/>
-    <w:rsid w:val="00A637C0"/>
+    <w:rsid w:val="0013547D"/>
     <w:pPr>
       <w:spacing w:after="100"/>
     </w:pPr>
@@ -31000,7 +31288,7 @@
     <w:autoRedefine/>
     <w:uiPriority w:val="39"/>
     <w:unhideWhenUsed/>
-    <w:rsid w:val="00A637C0"/>
+    <w:rsid w:val="0013547D"/>
     <w:pPr>
       <w:spacing w:after="100"/>
       <w:ind w:left="210"/>
@@ -31012,7 +31300,7 @@
     <w:next w:val="Normal"/>
     <w:uiPriority w:val="99"/>
     <w:unhideWhenUsed/>
-    <w:rsid w:val="00A637C0"/>
+    <w:rsid w:val="0013547D"/>
   </w:style>
 </w:styles>
 </file>

--- a/docs/08-test-plan/ZP-DOC-08_Test-Plan.docx
+++ b/docs/08-test-plan/ZP-DOC-08_Test-Plan.docx
@@ -2263,6 +2263,123 @@
           </w:p>
         </w:tc>
       </w:tr>
+      <w:tr>
+        <w:tblPrEx>
+          <w:tblCellMar>
+            <w:top w:w="0" w:type="dxa"/>
+            <w:bottom w:w="0" w:type="dxa"/>
+          </w:tblCellMar>
+        </w:tblPrEx>
+        <w:trPr>
+          <w:cantSplit/>
+          <w:trHeight w:val="420"/>
+        </w:trPr>
+        <w:tc>
+          <w:tcPr>
+            <w:tcW w:w="964" w:type="dxa"/>
+            <w:tcBorders>
+              <w:top w:val="single" w:sz="4" w:space="0" w:color="C9D3D0"/>
+              <w:left w:val="single" w:sz="4" w:space="0" w:color="C9D3D0"/>
+              <w:bottom w:val="single" w:sz="4" w:space="0" w:color="C9D3D0"/>
+              <w:right w:val="single" w:sz="4" w:space="0" w:color="C9D3D0"/>
+            </w:tcBorders>
+            <w:tcMar>
+              <w:top w:w="50" w:type="dxa"/>
+              <w:left w:w="100" w:type="dxa"/>
+              <w:bottom w:w="50" w:type="dxa"/>
+              <w:right w:w="100" w:type="dxa"/>
+            </w:tcMar>
+          </w:tcPr>
+          <w:p>
+            <w:r>
+              <w:rPr>
+                <w:sz w:val="19"/>
+                <w:szCs w:val="19"/>
+              </w:rPr>
+              <w:lastRenderedPageBreak/>
+              <w:t>0.9</w:t>
+            </w:r>
+          </w:p>
+        </w:tc>
+        <w:tc>
+          <w:tcPr>
+            <w:tcW w:w="1542" w:type="dxa"/>
+            <w:tcBorders>
+              <w:top w:val="single" w:sz="4" w:space="0" w:color="C9D3D0"/>
+              <w:left w:val="single" w:sz="4" w:space="0" w:color="C9D3D0"/>
+              <w:bottom w:val="single" w:sz="4" w:space="0" w:color="C9D3D0"/>
+              <w:right w:val="single" w:sz="4" w:space="0" w:color="C9D3D0"/>
+            </w:tcBorders>
+            <w:tcMar>
+              <w:top w:w="50" w:type="dxa"/>
+              <w:left w:w="100" w:type="dxa"/>
+              <w:bottom w:w="50" w:type="dxa"/>
+              <w:right w:w="100" w:type="dxa"/>
+            </w:tcMar>
+          </w:tcPr>
+          <w:p>
+            <w:r>
+              <w:rPr>
+                <w:sz w:val="19"/>
+                <w:szCs w:val="19"/>
+              </w:rPr>
+              <w:t>23 Oct 2026</w:t>
+            </w:r>
+          </w:p>
+        </w:tc>
+        <w:tc>
+          <w:tcPr>
+            <w:tcW w:w="1928" w:type="dxa"/>
+            <w:tcBorders>
+              <w:top w:val="single" w:sz="4" w:space="0" w:color="C9D3D0"/>
+              <w:left w:val="single" w:sz="4" w:space="0" w:color="C9D3D0"/>
+              <w:bottom w:val="single" w:sz="4" w:space="0" w:color="C9D3D0"/>
+              <w:right w:val="single" w:sz="4" w:space="0" w:color="C9D3D0"/>
+            </w:tcBorders>
+            <w:tcMar>
+              <w:top w:w="50" w:type="dxa"/>
+              <w:left w:w="100" w:type="dxa"/>
+              <w:bottom w:w="50" w:type="dxa"/>
+              <w:right w:w="100" w:type="dxa"/>
+            </w:tcMar>
+          </w:tcPr>
+          <w:p>
+            <w:r>
+              <w:rPr>
+                <w:sz w:val="19"/>
+                <w:szCs w:val="19"/>
+              </w:rPr>
+              <w:t>Team Kestrel</w:t>
+            </w:r>
+          </w:p>
+        </w:tc>
+        <w:tc>
+          <w:tcPr>
+            <w:tcW w:w="5204" w:type="dxa"/>
+            <w:tcBorders>
+              <w:top w:val="single" w:sz="4" w:space="0" w:color="C9D3D0"/>
+              <w:left w:val="single" w:sz="4" w:space="0" w:color="C9D3D0"/>
+              <w:bottom w:val="single" w:sz="4" w:space="0" w:color="C9D3D0"/>
+              <w:right w:val="single" w:sz="4" w:space="0" w:color="C9D3D0"/>
+            </w:tcBorders>
+            <w:tcMar>
+              <w:top w:w="50" w:type="dxa"/>
+              <w:left w:w="100" w:type="dxa"/>
+              <w:bottom w:w="50" w:type="dxa"/>
+              <w:right w:w="100" w:type="dxa"/>
+            </w:tcMar>
+          </w:tcPr>
+          <w:p>
+            <w:r>
+              <w:rPr>
+                <w:sz w:val="19"/>
+                <w:szCs w:val="19"/>
+              </w:rPr>
+              <w:t>Unknown cost never shown as "Free"; "Up to Rs ..."; CMA and BIT kept without links: TC-143 extended; 554 passed</w:t>
+            </w:r>
+          </w:p>
+        </w:tc>
+      </w:tr>
     </w:tbl>
     <w:p>
       <w:pPr>
@@ -2662,7 +2779,7 @@
     <w:sdt>
       <w:sdtPr>
         <w:alias w:val="Contents"/>
-        <w:id w:val="-930804378"/>
+        <w:id w:val="1357389623"/>
       </w:sdtPr>
       <w:sdtEndPr/>
       <w:sdtContent>
@@ -2691,7 +2808,7 @@
           <w:r>
             <w:fldChar w:fldCharType="separate"/>
           </w:r>
-          <w:hyperlink w:anchor="_Toc243656585" w:history="1">
+          <w:hyperlink w:anchor="_Toc243658713" w:history="1">
             <w:r>
               <w:rPr>
                 <w:rStyle w:val="Hyperlink"/>
@@ -2715,7 +2832,7 @@
               <w:rPr>
                 <w:noProof/>
               </w:rPr>
-              <w:instrText xml:space="preserve"> PAGEREF _Toc243656585 \h </w:instrText>
+              <w:instrText xml:space="preserve"> PAGEREF _Toc243658713 \h </w:instrText>
             </w:r>
             <w:r>
               <w:rPr>
@@ -2758,7 +2875,7 @@
               <w14:ligatures w14:val="standardContextual"/>
             </w:rPr>
           </w:pPr>
-          <w:hyperlink w:anchor="_Toc243656586" w:history="1">
+          <w:hyperlink w:anchor="_Toc243658714" w:history="1">
             <w:r>
               <w:rPr>
                 <w:rStyle w:val="Hyperlink"/>
@@ -2782,7 +2899,7 @@
               <w:rPr>
                 <w:noProof/>
               </w:rPr>
-              <w:instrText xml:space="preserve"> PAGEREF _Toc243656586 \h </w:instrText>
+              <w:instrText xml:space="preserve"> PAGEREF _Toc243658714 \h </w:instrText>
             </w:r>
             <w:r>
               <w:rPr>
@@ -2825,7 +2942,7 @@
               <w14:ligatures w14:val="standardContextual"/>
             </w:rPr>
           </w:pPr>
-          <w:hyperlink w:anchor="_Toc243656587" w:history="1">
+          <w:hyperlink w:anchor="_Toc243658715" w:history="1">
             <w:r>
               <w:rPr>
                 <w:rStyle w:val="Hyperlink"/>
@@ -2849,7 +2966,7 @@
               <w:rPr>
                 <w:noProof/>
               </w:rPr>
-              <w:instrText xml:space="preserve"> PAGEREF _Toc243656587 \h </w:instrText>
+              <w:instrText xml:space="preserve"> PAGEREF _Toc243658715 \h </w:instrText>
             </w:r>
             <w:r>
               <w:rPr>
@@ -2892,7 +3009,7 @@
               <w14:ligatures w14:val="standardContextual"/>
             </w:rPr>
           </w:pPr>
-          <w:hyperlink w:anchor="_Toc243656588" w:history="1">
+          <w:hyperlink w:anchor="_Toc243658716" w:history="1">
             <w:r>
               <w:rPr>
                 <w:rStyle w:val="Hyperlink"/>
@@ -2916,7 +3033,7 @@
               <w:rPr>
                 <w:noProof/>
               </w:rPr>
-              <w:instrText xml:space="preserve"> PAGEREF _Toc243656588 \h </w:instrText>
+              <w:instrText xml:space="preserve"> PAGEREF _Toc243658716 \h </w:instrText>
             </w:r>
             <w:r>
               <w:rPr>
@@ -2959,7 +3076,7 @@
               <w14:ligatures w14:val="standardContextual"/>
             </w:rPr>
           </w:pPr>
-          <w:hyperlink w:anchor="_Toc243656589" w:history="1">
+          <w:hyperlink w:anchor="_Toc243658717" w:history="1">
             <w:r>
               <w:rPr>
                 <w:rStyle w:val="Hyperlink"/>
@@ -2983,7 +3100,7 @@
               <w:rPr>
                 <w:noProof/>
               </w:rPr>
-              <w:instrText xml:space="preserve"> PAGEREF _Toc243656589 \h </w:instrText>
+              <w:instrText xml:space="preserve"> PAGEREF _Toc243658717 \h </w:instrText>
             </w:r>
             <w:r>
               <w:rPr>
@@ -3026,7 +3143,7 @@
               <w14:ligatures w14:val="standardContextual"/>
             </w:rPr>
           </w:pPr>
-          <w:hyperlink w:anchor="_Toc243656590" w:history="1">
+          <w:hyperlink w:anchor="_Toc243658718" w:history="1">
             <w:r>
               <w:rPr>
                 <w:rStyle w:val="Hyperlink"/>
@@ -3050,7 +3167,7 @@
               <w:rPr>
                 <w:noProof/>
               </w:rPr>
-              <w:instrText xml:space="preserve"> PAGEREF _Toc243656590 \h </w:instrText>
+              <w:instrText xml:space="preserve"> PAGEREF _Toc243658718 \h </w:instrText>
             </w:r>
             <w:r>
               <w:rPr>
@@ -3093,7 +3210,7 @@
               <w14:ligatures w14:val="standardContextual"/>
             </w:rPr>
           </w:pPr>
-          <w:hyperlink w:anchor="_Toc243656591" w:history="1">
+          <w:hyperlink w:anchor="_Toc243658719" w:history="1">
             <w:r>
               <w:rPr>
                 <w:rStyle w:val="Hyperlink"/>
@@ -3117,7 +3234,7 @@
               <w:rPr>
                 <w:noProof/>
               </w:rPr>
-              <w:instrText xml:space="preserve"> PAGEREF _Toc243656591 \h </w:instrText>
+              <w:instrText xml:space="preserve"> PAGEREF _Toc243658719 \h </w:instrText>
             </w:r>
             <w:r>
               <w:rPr>
@@ -3160,7 +3277,7 @@
               <w14:ligatures w14:val="standardContextual"/>
             </w:rPr>
           </w:pPr>
-          <w:hyperlink w:anchor="_Toc243656592" w:history="1">
+          <w:hyperlink w:anchor="_Toc243658720" w:history="1">
             <w:r>
               <w:rPr>
                 <w:rStyle w:val="Hyperlink"/>
@@ -3184,7 +3301,7 @@
               <w:rPr>
                 <w:noProof/>
               </w:rPr>
-              <w:instrText xml:space="preserve"> PAGEREF _Toc243656592 \h </w:instrText>
+              <w:instrText xml:space="preserve"> PAGEREF _Toc243658720 \h </w:instrText>
             </w:r>
             <w:r>
               <w:rPr>
@@ -3227,7 +3344,7 @@
               <w14:ligatures w14:val="standardContextual"/>
             </w:rPr>
           </w:pPr>
-          <w:hyperlink w:anchor="_Toc243656593" w:history="1">
+          <w:hyperlink w:anchor="_Toc243658721" w:history="1">
             <w:r>
               <w:rPr>
                 <w:rStyle w:val="Hyperlink"/>
@@ -3251,7 +3368,7 @@
               <w:rPr>
                 <w:noProof/>
               </w:rPr>
-              <w:instrText xml:space="preserve"> PAGEREF _Toc243656593 \h </w:instrText>
+              <w:instrText xml:space="preserve"> PAGEREF _Toc243658721 \h </w:instrText>
             </w:r>
             <w:r>
               <w:rPr>
@@ -3294,7 +3411,7 @@
               <w14:ligatures w14:val="standardContextual"/>
             </w:rPr>
           </w:pPr>
-          <w:hyperlink w:anchor="_Toc243656594" w:history="1">
+          <w:hyperlink w:anchor="_Toc243658722" w:history="1">
             <w:r>
               <w:rPr>
                 <w:rStyle w:val="Hyperlink"/>
@@ -3318,7 +3435,7 @@
               <w:rPr>
                 <w:noProof/>
               </w:rPr>
-              <w:instrText xml:space="preserve"> PAGEREF _Toc243656594 \h </w:instrText>
+              <w:instrText xml:space="preserve"> PAGEREF _Toc243658722 \h </w:instrText>
             </w:r>
             <w:r>
               <w:rPr>
@@ -3361,7 +3478,7 @@
               <w14:ligatures w14:val="standardContextual"/>
             </w:rPr>
           </w:pPr>
-          <w:hyperlink w:anchor="_Toc243656595" w:history="1">
+          <w:hyperlink w:anchor="_Toc243658723" w:history="1">
             <w:r>
               <w:rPr>
                 <w:rStyle w:val="Hyperlink"/>
@@ -3385,7 +3502,7 @@
               <w:rPr>
                 <w:noProof/>
               </w:rPr>
-              <w:instrText xml:space="preserve"> PAGEREF _Toc243656595 \h </w:instrText>
+              <w:instrText xml:space="preserve"> PAGEREF _Toc243658723 \h </w:instrText>
             </w:r>
             <w:r>
               <w:rPr>
@@ -3428,7 +3545,7 @@
               <w14:ligatures w14:val="standardContextual"/>
             </w:rPr>
           </w:pPr>
-          <w:hyperlink w:anchor="_Toc243656596" w:history="1">
+          <w:hyperlink w:anchor="_Toc243658724" w:history="1">
             <w:r>
               <w:rPr>
                 <w:rStyle w:val="Hyperlink"/>
@@ -3452,7 +3569,7 @@
               <w:rPr>
                 <w:noProof/>
               </w:rPr>
-              <w:instrText xml:space="preserve"> PAGEREF _Toc243656596 \h </w:instrText>
+              <w:instrText xml:space="preserve"> PAGEREF _Toc243658724 \h </w:instrText>
             </w:r>
             <w:r>
               <w:rPr>
@@ -3495,7 +3612,7 @@
               <w14:ligatures w14:val="standardContextual"/>
             </w:rPr>
           </w:pPr>
-          <w:hyperlink w:anchor="_Toc243656597" w:history="1">
+          <w:hyperlink w:anchor="_Toc243658725" w:history="1">
             <w:r>
               <w:rPr>
                 <w:rStyle w:val="Hyperlink"/>
@@ -3519,7 +3636,7 @@
               <w:rPr>
                 <w:noProof/>
               </w:rPr>
-              <w:instrText xml:space="preserve"> PAGEREF _Toc243656597 \h </w:instrText>
+              <w:instrText xml:space="preserve"> PAGEREF _Toc243658725 \h </w:instrText>
             </w:r>
             <w:r>
               <w:rPr>
@@ -3562,7 +3679,7 @@
               <w14:ligatures w14:val="standardContextual"/>
             </w:rPr>
           </w:pPr>
-          <w:hyperlink w:anchor="_Toc243656598" w:history="1">
+          <w:hyperlink w:anchor="_Toc243658726" w:history="1">
             <w:r>
               <w:rPr>
                 <w:rStyle w:val="Hyperlink"/>
@@ -3586,7 +3703,7 @@
               <w:rPr>
                 <w:noProof/>
               </w:rPr>
-              <w:instrText xml:space="preserve"> PAGEREF _Toc243656598 \h </w:instrText>
+              <w:instrText xml:space="preserve"> PAGEREF _Toc243658726 \h </w:instrText>
             </w:r>
             <w:r>
               <w:rPr>
@@ -3629,7 +3746,7 @@
               <w14:ligatures w14:val="standardContextual"/>
             </w:rPr>
           </w:pPr>
-          <w:hyperlink w:anchor="_Toc243656599" w:history="1">
+          <w:hyperlink w:anchor="_Toc243658727" w:history="1">
             <w:r>
               <w:rPr>
                 <w:rStyle w:val="Hyperlink"/>
@@ -3653,7 +3770,7 @@
               <w:rPr>
                 <w:noProof/>
               </w:rPr>
-              <w:instrText xml:space="preserve"> PAGEREF _Toc243656599 \h </w:instrText>
+              <w:instrText xml:space="preserve"> PAGEREF _Toc243658727 \h </w:instrText>
             </w:r>
             <w:r>
               <w:rPr>
@@ -3696,7 +3813,7 @@
               <w14:ligatures w14:val="standardContextual"/>
             </w:rPr>
           </w:pPr>
-          <w:hyperlink w:anchor="_Toc243656600" w:history="1">
+          <w:hyperlink w:anchor="_Toc243658728" w:history="1">
             <w:r>
               <w:rPr>
                 <w:rStyle w:val="Hyperlink"/>
@@ -3720,7 +3837,7 @@
               <w:rPr>
                 <w:noProof/>
               </w:rPr>
-              <w:instrText xml:space="preserve"> PAGEREF _Toc243656600 \h </w:instrText>
+              <w:instrText xml:space="preserve"> PAGEREF _Toc243658728 \h </w:instrText>
             </w:r>
             <w:r>
               <w:rPr>
@@ -3763,7 +3880,7 @@
               <w14:ligatures w14:val="standardContextual"/>
             </w:rPr>
           </w:pPr>
-          <w:hyperlink w:anchor="_Toc243656601" w:history="1">
+          <w:hyperlink w:anchor="_Toc243658729" w:history="1">
             <w:r>
               <w:rPr>
                 <w:rStyle w:val="Hyperlink"/>
@@ -3787,7 +3904,7 @@
               <w:rPr>
                 <w:noProof/>
               </w:rPr>
-              <w:instrText xml:space="preserve"> PAGEREF _Toc243656601 \h </w:instrText>
+              <w:instrText xml:space="preserve"> PAGEREF _Toc243658729 \h </w:instrText>
             </w:r>
             <w:r>
               <w:rPr>
@@ -3830,7 +3947,7 @@
               <w14:ligatures w14:val="standardContextual"/>
             </w:rPr>
           </w:pPr>
-          <w:hyperlink w:anchor="_Toc243656602" w:history="1">
+          <w:hyperlink w:anchor="_Toc243658730" w:history="1">
             <w:r>
               <w:rPr>
                 <w:rStyle w:val="Hyperlink"/>
@@ -3854,7 +3971,7 @@
               <w:rPr>
                 <w:noProof/>
               </w:rPr>
-              <w:instrText xml:space="preserve"> PAGEREF _Toc243656602 \h </w:instrText>
+              <w:instrText xml:space="preserve"> PAGEREF _Toc243658730 \h </w:instrText>
             </w:r>
             <w:r>
               <w:rPr>
@@ -3897,7 +4014,7 @@
               <w14:ligatures w14:val="standardContextual"/>
             </w:rPr>
           </w:pPr>
-          <w:hyperlink w:anchor="_Toc243656603" w:history="1">
+          <w:hyperlink w:anchor="_Toc243658731" w:history="1">
             <w:r>
               <w:rPr>
                 <w:rStyle w:val="Hyperlink"/>
@@ -3921,7 +4038,7 @@
               <w:rPr>
                 <w:noProof/>
               </w:rPr>
-              <w:instrText xml:space="preserve"> PAGEREF _Toc243656603 \h </w:instrText>
+              <w:instrText xml:space="preserve"> PAGEREF _Toc243658731 \h </w:instrText>
             </w:r>
             <w:r>
               <w:rPr>
@@ -3964,7 +4081,7 @@
               <w14:ligatures w14:val="standardContextual"/>
             </w:rPr>
           </w:pPr>
-          <w:hyperlink w:anchor="_Toc243656604" w:history="1">
+          <w:hyperlink w:anchor="_Toc243658732" w:history="1">
             <w:r>
               <w:rPr>
                 <w:rStyle w:val="Hyperlink"/>
@@ -3988,7 +4105,7 @@
               <w:rPr>
                 <w:noProof/>
               </w:rPr>
-              <w:instrText xml:space="preserve"> PAGEREF _Toc243656604 \h </w:instrText>
+              <w:instrText xml:space="preserve"> PAGEREF _Toc243658732 \h </w:instrText>
             </w:r>
             <w:r>
               <w:rPr>
@@ -4031,7 +4148,7 @@
               <w14:ligatures w14:val="standardContextual"/>
             </w:rPr>
           </w:pPr>
-          <w:hyperlink w:anchor="_Toc243656605" w:history="1">
+          <w:hyperlink w:anchor="_Toc243658733" w:history="1">
             <w:r>
               <w:rPr>
                 <w:rStyle w:val="Hyperlink"/>
@@ -4055,7 +4172,7 @@
               <w:rPr>
                 <w:noProof/>
               </w:rPr>
-              <w:instrText xml:space="preserve"> PAGEREF _Toc243656605 \h </w:instrText>
+              <w:instrText xml:space="preserve"> PAGEREF _Toc243658733 \h </w:instrText>
             </w:r>
             <w:r>
               <w:rPr>
@@ -4098,7 +4215,7 @@
               <w14:ligatures w14:val="standardContextual"/>
             </w:rPr>
           </w:pPr>
-          <w:hyperlink w:anchor="_Toc243656606" w:history="1">
+          <w:hyperlink w:anchor="_Toc243658734" w:history="1">
             <w:r>
               <w:rPr>
                 <w:rStyle w:val="Hyperlink"/>
@@ -4122,7 +4239,7 @@
               <w:rPr>
                 <w:noProof/>
               </w:rPr>
-              <w:instrText xml:space="preserve"> PAGEREF _Toc243656606 \h </w:instrText>
+              <w:instrText xml:space="preserve"> PAGEREF _Toc243658734 \h </w:instrText>
             </w:r>
             <w:r>
               <w:rPr>
@@ -4165,7 +4282,7 @@
               <w14:ligatures w14:val="standardContextual"/>
             </w:rPr>
           </w:pPr>
-          <w:hyperlink w:anchor="_Toc243656607" w:history="1">
+          <w:hyperlink w:anchor="_Toc243658735" w:history="1">
             <w:r>
               <w:rPr>
                 <w:rStyle w:val="Hyperlink"/>
@@ -4189,7 +4306,7 @@
               <w:rPr>
                 <w:noProof/>
               </w:rPr>
-              <w:instrText xml:space="preserve"> PAGEREF _Toc243656607 \h </w:instrText>
+              <w:instrText xml:space="preserve"> PAGEREF _Toc243658735 \h </w:instrText>
             </w:r>
             <w:r>
               <w:rPr>
@@ -4235,7 +4352,7 @@
     <w:sdt>
       <w:sdtPr>
         <w:alias w:val="Tables"/>
-        <w:id w:val="1564607646"/>
+        <w:id w:val="-1007593650"/>
       </w:sdtPr>
       <w:sdtEndPr/>
       <w:sdtContent>
@@ -4264,7 +4381,7 @@
           <w:r>
             <w:fldChar w:fldCharType="separate"/>
           </w:r>
-          <w:hyperlink w:anchor="_Toc243656608" w:history="1">
+          <w:hyperlink w:anchor="_Toc243658736" w:history="1">
             <w:r>
               <w:rPr>
                 <w:rStyle w:val="Hyperlink"/>
@@ -4288,7 +4405,7 @@
               <w:rPr>
                 <w:noProof/>
               </w:rPr>
-              <w:instrText xml:space="preserve"> PAGEREF _Toc243656608 \h </w:instrText>
+              <w:instrText xml:space="preserve"> PAGEREF _Toc243658736 \h </w:instrText>
             </w:r>
             <w:r>
               <w:rPr>
@@ -4331,7 +4448,7 @@
               <w14:ligatures w14:val="standardContextual"/>
             </w:rPr>
           </w:pPr>
-          <w:hyperlink w:anchor="_Toc243656609" w:history="1">
+          <w:hyperlink w:anchor="_Toc243658737" w:history="1">
             <w:r>
               <w:rPr>
                 <w:rStyle w:val="Hyperlink"/>
@@ -4355,7 +4472,7 @@
               <w:rPr>
                 <w:noProof/>
               </w:rPr>
-              <w:instrText xml:space="preserve"> PAGEREF _Toc243656609 \h </w:instrText>
+              <w:instrText xml:space="preserve"> PAGEREF _Toc243658737 \h </w:instrText>
             </w:r>
             <w:r>
               <w:rPr>
@@ -4398,7 +4515,7 @@
               <w14:ligatures w14:val="standardContextual"/>
             </w:rPr>
           </w:pPr>
-          <w:hyperlink w:anchor="_Toc243656610" w:history="1">
+          <w:hyperlink w:anchor="_Toc243658738" w:history="1">
             <w:r>
               <w:rPr>
                 <w:rStyle w:val="Hyperlink"/>
@@ -4422,7 +4539,7 @@
               <w:rPr>
                 <w:noProof/>
               </w:rPr>
-              <w:instrText xml:space="preserve"> PAGEREF _Toc243656610 \h </w:instrText>
+              <w:instrText xml:space="preserve"> PAGEREF _Toc243658738 \h </w:instrText>
             </w:r>
             <w:r>
               <w:rPr>
@@ -4465,7 +4582,7 @@
               <w14:ligatures w14:val="standardContextual"/>
             </w:rPr>
           </w:pPr>
-          <w:hyperlink w:anchor="_Toc243656611" w:history="1">
+          <w:hyperlink w:anchor="_Toc243658739" w:history="1">
             <w:r>
               <w:rPr>
                 <w:rStyle w:val="Hyperlink"/>
@@ -4489,7 +4606,7 @@
               <w:rPr>
                 <w:noProof/>
               </w:rPr>
-              <w:instrText xml:space="preserve"> PAGEREF _Toc243656611 \h </w:instrText>
+              <w:instrText xml:space="preserve"> PAGEREF _Toc243658739 \h </w:instrText>
             </w:r>
             <w:r>
               <w:rPr>
@@ -4532,7 +4649,7 @@
               <w14:ligatures w14:val="standardContextual"/>
             </w:rPr>
           </w:pPr>
-          <w:hyperlink w:anchor="_Toc243656612" w:history="1">
+          <w:hyperlink w:anchor="_Toc243658740" w:history="1">
             <w:r>
               <w:rPr>
                 <w:rStyle w:val="Hyperlink"/>
@@ -4556,7 +4673,7 @@
               <w:rPr>
                 <w:noProof/>
               </w:rPr>
-              <w:instrText xml:space="preserve"> PAGEREF _Toc243656612 \h </w:instrText>
+              <w:instrText xml:space="preserve"> PAGEREF _Toc243658740 \h </w:instrText>
             </w:r>
             <w:r>
               <w:rPr>
@@ -4599,7 +4716,7 @@
               <w14:ligatures w14:val="standardContextual"/>
             </w:rPr>
           </w:pPr>
-          <w:hyperlink w:anchor="_Toc243656613" w:history="1">
+          <w:hyperlink w:anchor="_Toc243658741" w:history="1">
             <w:r>
               <w:rPr>
                 <w:rStyle w:val="Hyperlink"/>
@@ -4623,7 +4740,7 @@
               <w:rPr>
                 <w:noProof/>
               </w:rPr>
-              <w:instrText xml:space="preserve"> PAGEREF _Toc243656613 \h </w:instrText>
+              <w:instrText xml:space="preserve"> PAGEREF _Toc243658741 \h </w:instrText>
             </w:r>
             <w:r>
               <w:rPr>
@@ -4666,7 +4783,7 @@
               <w14:ligatures w14:val="standardContextual"/>
             </w:rPr>
           </w:pPr>
-          <w:hyperlink w:anchor="_Toc243656614" w:history="1">
+          <w:hyperlink w:anchor="_Toc243658742" w:history="1">
             <w:r>
               <w:rPr>
                 <w:rStyle w:val="Hyperlink"/>
@@ -4690,7 +4807,7 @@
               <w:rPr>
                 <w:noProof/>
               </w:rPr>
-              <w:instrText xml:space="preserve"> PAGEREF _Toc243656614 \h </w:instrText>
+              <w:instrText xml:space="preserve"> PAGEREF _Toc243658742 \h </w:instrText>
             </w:r>
             <w:r>
               <w:rPr>
@@ -4733,7 +4850,7 @@
               <w14:ligatures w14:val="standardContextual"/>
             </w:rPr>
           </w:pPr>
-          <w:hyperlink w:anchor="_Toc243656615" w:history="1">
+          <w:hyperlink w:anchor="_Toc243658743" w:history="1">
             <w:r>
               <w:rPr>
                 <w:rStyle w:val="Hyperlink"/>
@@ -4757,7 +4874,7 @@
               <w:rPr>
                 <w:noProof/>
               </w:rPr>
-              <w:instrText xml:space="preserve"> PAGEREF _Toc243656615 \h </w:instrText>
+              <w:instrText xml:space="preserve"> PAGEREF _Toc243658743 \h </w:instrText>
             </w:r>
             <w:r>
               <w:rPr>
@@ -4800,7 +4917,7 @@
               <w14:ligatures w14:val="standardContextual"/>
             </w:rPr>
           </w:pPr>
-          <w:hyperlink w:anchor="_Toc243656616" w:history="1">
+          <w:hyperlink w:anchor="_Toc243658744" w:history="1">
             <w:r>
               <w:rPr>
                 <w:rStyle w:val="Hyperlink"/>
@@ -4824,7 +4941,7 @@
               <w:rPr>
                 <w:noProof/>
               </w:rPr>
-              <w:instrText xml:space="preserve"> PAGEREF _Toc243656616 \h </w:instrText>
+              <w:instrText xml:space="preserve"> PAGEREF _Toc243658744 \h </w:instrText>
             </w:r>
             <w:r>
               <w:rPr>
@@ -4867,7 +4984,7 @@
               <w14:ligatures w14:val="standardContextual"/>
             </w:rPr>
           </w:pPr>
-          <w:hyperlink w:anchor="_Toc243656617" w:history="1">
+          <w:hyperlink w:anchor="_Toc243658745" w:history="1">
             <w:r>
               <w:rPr>
                 <w:rStyle w:val="Hyperlink"/>
@@ -4891,7 +5008,7 @@
               <w:rPr>
                 <w:noProof/>
               </w:rPr>
-              <w:instrText xml:space="preserve"> PAGEREF _Toc243656617 \h </w:instrText>
+              <w:instrText xml:space="preserve"> PAGEREF _Toc243658745 \h </w:instrText>
             </w:r>
             <w:r>
               <w:rPr>
@@ -4934,7 +5051,7 @@
               <w14:ligatures w14:val="standardContextual"/>
             </w:rPr>
           </w:pPr>
-          <w:hyperlink w:anchor="_Toc243656618" w:history="1">
+          <w:hyperlink w:anchor="_Toc243658746" w:history="1">
             <w:r>
               <w:rPr>
                 <w:rStyle w:val="Hyperlink"/>
@@ -4958,7 +5075,7 @@
               <w:rPr>
                 <w:noProof/>
               </w:rPr>
-              <w:instrText xml:space="preserve"> PAGEREF _Toc243656618 \h </w:instrText>
+              <w:instrText xml:space="preserve"> PAGEREF _Toc243658746 \h </w:instrText>
             </w:r>
             <w:r>
               <w:rPr>
@@ -5001,7 +5118,7 @@
               <w14:ligatures w14:val="standardContextual"/>
             </w:rPr>
           </w:pPr>
-          <w:hyperlink w:anchor="_Toc243656619" w:history="1">
+          <w:hyperlink w:anchor="_Toc243658747" w:history="1">
             <w:r>
               <w:rPr>
                 <w:rStyle w:val="Hyperlink"/>
@@ -5025,7 +5142,7 @@
               <w:rPr>
                 <w:noProof/>
               </w:rPr>
-              <w:instrText xml:space="preserve"> PAGEREF _Toc243656619 \h </w:instrText>
+              <w:instrText xml:space="preserve"> PAGEREF _Toc243658747 \h </w:instrText>
             </w:r>
             <w:r>
               <w:rPr>
@@ -5068,7 +5185,7 @@
               <w14:ligatures w14:val="standardContextual"/>
             </w:rPr>
           </w:pPr>
-          <w:hyperlink w:anchor="_Toc243656620" w:history="1">
+          <w:hyperlink w:anchor="_Toc243658748" w:history="1">
             <w:r>
               <w:rPr>
                 <w:rStyle w:val="Hyperlink"/>
@@ -5092,7 +5209,7 @@
               <w:rPr>
                 <w:noProof/>
               </w:rPr>
-              <w:instrText xml:space="preserve"> PAGEREF _Toc243656620 \h </w:instrText>
+              <w:instrText xml:space="preserve"> PAGEREF _Toc243658748 \h </w:instrText>
             </w:r>
             <w:r>
               <w:rPr>
@@ -5135,7 +5252,7 @@
               <w14:ligatures w14:val="standardContextual"/>
             </w:rPr>
           </w:pPr>
-          <w:hyperlink w:anchor="_Toc243656621" w:history="1">
+          <w:hyperlink w:anchor="_Toc243658749" w:history="1">
             <w:r>
               <w:rPr>
                 <w:rStyle w:val="Hyperlink"/>
@@ -5159,7 +5276,7 @@
               <w:rPr>
                 <w:noProof/>
               </w:rPr>
-              <w:instrText xml:space="preserve"> PAGEREF _Toc243656621 \h </w:instrText>
+              <w:instrText xml:space="preserve"> PAGEREF _Toc243658749 \h </w:instrText>
             </w:r>
             <w:r>
               <w:rPr>
@@ -5202,7 +5319,7 @@
               <w14:ligatures w14:val="standardContextual"/>
             </w:rPr>
           </w:pPr>
-          <w:hyperlink w:anchor="_Toc243656622" w:history="1">
+          <w:hyperlink w:anchor="_Toc243658750" w:history="1">
             <w:r>
               <w:rPr>
                 <w:rStyle w:val="Hyperlink"/>
@@ -5226,7 +5343,7 @@
               <w:rPr>
                 <w:noProof/>
               </w:rPr>
-              <w:instrText xml:space="preserve"> PAGEREF _Toc243656622 \h </w:instrText>
+              <w:instrText xml:space="preserve"> PAGEREF _Toc243658750 \h </w:instrText>
             </w:r>
             <w:r>
               <w:rPr>
@@ -5267,7 +5384,7 @@
         <w:keepLines/>
         <w:pageBreakBefore/>
       </w:pPr>
-      <w:bookmarkStart w:id="0" w:name="_Toc243656585"/>
+      <w:bookmarkStart w:id="0" w:name="_Toc243658713"/>
       <w:r>
         <w:lastRenderedPageBreak/>
         <w:t>1 Introduction</w:t>
@@ -5280,7 +5397,7 @@
         <w:keepNext/>
         <w:keepLines/>
       </w:pPr>
-      <w:bookmarkStart w:id="1" w:name="_Toc243656586"/>
+      <w:bookmarkStart w:id="1" w:name="_Toc243658714"/>
       <w:r>
         <w:t>1.1 Purpose</w:t>
       </w:r>
@@ -5291,10 +5408,10 @@
         <w:spacing w:after="120"/>
       </w:pPr>
       <w:r>
-        <w:t xml:space="preserve">This document states how ZedPath is tested, what is tested, on what, and with what result. It follows the structure of IEEE 829 and ISO/IEC/IEEE 29119-3 (test plan and test summary content), scaled to a </w:t>
+        <w:t xml:space="preserve">This document states how ZedPath is tested, what is tested, on what, and with what result. It follows the </w:t>
       </w:r>
       <w:r>
-        <w:t>three-week buildathon product. It also gives the matrix from requirement to test case that ZP-DOC-00 requires of this document.</w:t>
+        <w:t>structure of IEEE 829 and ISO/IEC/IEEE 29119-3 (test plan and test summary content), scaled to a three-week buildathon product. It also gives the matrix from requirement to test case that ZP-DOC-00 requires of this document.</w:t>
       </w:r>
     </w:p>
     <w:p>
@@ -5303,7 +5420,7 @@
         <w:keepNext/>
         <w:keepLines/>
       </w:pPr>
-      <w:bookmarkStart w:id="2" w:name="_Toc243656587"/>
+      <w:bookmarkStart w:id="2" w:name="_Toc243658715"/>
       <w:r>
         <w:t>1.2 Scope</w:t>
       </w:r>
@@ -5314,10 +5431,10 @@
         <w:spacing w:after="120"/>
       </w:pPr>
       <w:r>
-        <w:t xml:space="preserve">All software of Releases R1 and R2 as live on 11 October 2026, and as built on 15 October 2026 (VR2 and CR-007 to CR-010): the React single-page app, the Hono API in one Cloudflare Worker, the D1 database and its migrations 0001 to 0012, the group-room Durable Object, Ask ZedPath, </w:t>
+        <w:t xml:space="preserve">All software of Releases R1 and R2 as live on 11 October 2026, and as built on 15 October 2026 (VR2 and CR-007 to </w:t>
       </w:r>
       <w:r>
-        <w:t>and the project's safety tooling (deploy guard and leak scanner). Out of scope: features not yet built (results-photo reading, curator review queue, Gazette job, share card, teacher view) and third-party services themselves (Gemini, Cloudflare platform), which are tested only through ZedPath's handling of their answers.</w:t>
+        <w:t>CR-010): the React single-page app, the Hono API in one Cloudflare Worker, the D1 database and its migrations 0001 to 0012, the group-room Durable Object, Ask ZedPath, and the project's safety tooling (deploy guard and leak scanner). Out of scope: features not yet built (results-photo reading, curator review queue, Gazette job, share card, teacher view) and third-party services themselves (Gemini, Cloudflare platform), which are tested only through ZedPath's handling of their answers.</w:t>
       </w:r>
     </w:p>
     <w:p>
@@ -5326,7 +5443,7 @@
         <w:keepNext/>
         <w:keepLines/>
       </w:pPr>
-      <w:bookmarkStart w:id="3" w:name="_Toc243656588"/>
+      <w:bookmarkStart w:id="3" w:name="_Toc243658716"/>
       <w:r>
         <w:t>1.3 Intended audience</w:t>
       </w:r>
@@ -5346,7 +5463,7 @@
         <w:keepNext/>
         <w:keepLines/>
       </w:pPr>
-      <w:bookmarkStart w:id="4" w:name="_Toc243656589"/>
+      <w:bookmarkStart w:id="4" w:name="_Toc243658717"/>
       <w:r>
         <w:t>1.4 Relationship to other documents</w:t>
       </w:r>
@@ -5357,7 +5474,7 @@
         <w:pStyle w:val="Caption"/>
         <w:keepNext/>
       </w:pPr>
-      <w:bookmarkStart w:id="5" w:name="_Toc243656608"/>
+      <w:bookmarkStart w:id="5" w:name="_Toc243658736"/>
       <w:r>
         <w:t xml:space="preserve">Table </w:t>
       </w:r>
@@ -5875,7 +5992,7 @@
         <w:keepLines/>
         <w:pageBreakBefore/>
       </w:pPr>
-      <w:bookmarkStart w:id="6" w:name="_Toc243656590"/>
+      <w:bookmarkStart w:id="6" w:name="_Toc243658718"/>
       <w:r>
         <w:lastRenderedPageBreak/>
         <w:t>2 Test strategy</w:t>
@@ -5888,7 +6005,7 @@
         <w:keepNext/>
         <w:keepLines/>
       </w:pPr>
-      <w:bookmarkStart w:id="7" w:name="_Toc243656591"/>
+      <w:bookmarkStart w:id="7" w:name="_Toc243658719"/>
       <w:r>
         <w:t>2.1 Test levels</w:t>
       </w:r>
@@ -5899,7 +6016,7 @@
         <w:pStyle w:val="Caption"/>
         <w:keepNext/>
       </w:pPr>
-      <w:bookmarkStart w:id="8" w:name="_Toc243656609"/>
+      <w:bookmarkStart w:id="8" w:name="_Toc243658737"/>
       <w:r>
         <w:t xml:space="preserve">Table </w:t>
       </w:r>
@@ -7141,7 +7258,7 @@
         <w:keepNext/>
         <w:keepLines/>
       </w:pPr>
-      <w:bookmarkStart w:id="9" w:name="_Toc243656592"/>
+      <w:bookmarkStart w:id="9" w:name="_Toc243658720"/>
       <w:r>
         <w:t>2.2 Test types</w:t>
       </w:r>
@@ -7152,7 +7269,7 @@
         <w:pStyle w:val="Caption"/>
         <w:keepNext/>
       </w:pPr>
-      <w:bookmarkStart w:id="10" w:name="_Toc243656610"/>
+      <w:bookmarkStart w:id="10" w:name="_Toc243658738"/>
       <w:r>
         <w:t xml:space="preserve">Table </w:t>
       </w:r>
@@ -7940,7 +8057,7 @@
         <w:keepNext/>
         <w:keepLines/>
       </w:pPr>
-      <w:bookmarkStart w:id="11" w:name="_Toc243656593"/>
+      <w:bookmarkStart w:id="11" w:name="_Toc243658721"/>
       <w:r>
         <w:t>2.3 Approach</w:t>
       </w:r>
@@ -7963,10 +8080,7 @@
         <w:t>shared/</w:t>
       </w:r>
       <w:r>
-        <w:t xml:space="preserve"> (NFR-060), so they are tested without a server. Server rules are tested through the real HTTP routes on the real schema, never by calling internals. Each bug </w:t>
-      </w:r>
-      <w:r>
-        <w:t>found by hand gets a test before or with its fix. Any change to a default value comes with a test that pins the default.</w:t>
+        <w:t xml:space="preserve"> (NFR-060), so they are tested without a server. Server rules are tested through the real HTTP routes on the real schema, never by calling internals. Each bug found by hand gets a test before or with its fix. Any change to a default value comes with a test that pins the default.</w:t>
       </w:r>
     </w:p>
     <w:p>
@@ -7976,7 +8090,7 @@
         <w:keepLines/>
         <w:pageBreakBefore/>
       </w:pPr>
-      <w:bookmarkStart w:id="12" w:name="_Toc243656594"/>
+      <w:bookmarkStart w:id="12" w:name="_Toc243658722"/>
       <w:r>
         <w:lastRenderedPageBreak/>
         <w:t>3 Test environment</w:t>
@@ -7988,7 +8102,7 @@
         <w:pStyle w:val="Caption"/>
         <w:keepNext/>
       </w:pPr>
-      <w:bookmarkStart w:id="13" w:name="_Toc243656611"/>
+      <w:bookmarkStart w:id="13" w:name="_Toc243658739"/>
       <w:r>
         <w:t xml:space="preserve">Table </w:t>
       </w:r>
@@ -8651,13 +8765,10 @@
         <w:keepLines/>
         <w:pageBreakBefore/>
       </w:pPr>
-      <w:bookmarkStart w:id="14" w:name="_Toc243656595"/>
+      <w:bookmarkStart w:id="14" w:name="_Toc243658723"/>
       <w:r>
         <w:lastRenderedPageBreak/>
-        <w:t>4 </w:t>
-      </w:r>
-      <w:r>
-        <w:t>Entry and exit criteria</w:t>
+        <w:t>4 Entry and exit criteria</w:t>
       </w:r>
       <w:bookmarkEnd w:id="14"/>
     </w:p>
@@ -8667,7 +8778,7 @@
         <w:keepNext/>
         <w:keepLines/>
       </w:pPr>
-      <w:bookmarkStart w:id="15" w:name="_Toc243656596"/>
+      <w:bookmarkStart w:id="15" w:name="_Toc243658724"/>
       <w:r>
         <w:t>4.1 Entry criteria</w:t>
       </w:r>
@@ -8687,7 +8798,7 @@
         <w:keepNext/>
         <w:keepLines/>
       </w:pPr>
-      <w:bookmarkStart w:id="16" w:name="_Toc243656597"/>
+      <w:bookmarkStart w:id="16" w:name="_Toc243658725"/>
       <w:r>
         <w:t>4.2 Exit criteria (Definition of Done)</w:t>
       </w:r>
@@ -8895,9 +9006,12 @@
         <w:keepNext/>
         <w:keepLines/>
       </w:pPr>
-      <w:bookmarkStart w:id="17" w:name="_Toc243656598"/>
+      <w:bookmarkStart w:id="17" w:name="_Toc243658726"/>
       <w:r>
-        <w:t>4.3 Suspension and resumption</w:t>
+        <w:t>4.3 </w:t>
+      </w:r>
+      <w:r>
+        <w:t>Suspension and resumption</w:t>
       </w:r>
       <w:bookmarkEnd w:id="17"/>
     </w:p>
@@ -8906,10 +9020,7 @@
         <w:spacing w:after="120"/>
       </w:pPr>
       <w:r>
-        <w:t xml:space="preserve">Testing stops when the test channel itself fails (for example, a local server serving an old build); the </w:t>
-      </w:r>
-      <w:r>
-        <w:t>channel is fixed first, then testing resumes. After one failed fix, the next step is instrumentation, not a second patch.</w:t>
+        <w:t>Testing stops when the test channel itself fails (for example, a local server serving an old build); the channel is fixed first, then testing resumes. After one failed fix, the next step is instrumentation, not a second patch.</w:t>
       </w:r>
     </w:p>
     <w:p>
@@ -8919,7 +9030,7 @@
         <w:keepLines/>
         <w:pageBreakBefore/>
       </w:pPr>
-      <w:bookmarkStart w:id="18" w:name="_Toc243656599"/>
+      <w:bookmarkStart w:id="18" w:name="_Toc243658727"/>
       <w:r>
         <w:lastRenderedPageBreak/>
         <w:t>5 Test items and features</w:t>
@@ -8931,7 +9042,7 @@
         <w:pStyle w:val="Caption"/>
         <w:keepNext/>
       </w:pPr>
-      <w:bookmarkStart w:id="19" w:name="_Toc243656612"/>
+      <w:bookmarkStart w:id="19" w:name="_Toc243658740"/>
       <w:r>
         <w:t xml:space="preserve">Table </w:t>
       </w:r>
@@ -11788,7 +11899,7 @@
         <w:keepLines/>
         <w:pageBreakBefore/>
       </w:pPr>
-      <w:bookmarkStart w:id="20" w:name="_Toc243656600"/>
+      <w:bookmarkStart w:id="20" w:name="_Toc243658728"/>
       <w:r>
         <w:lastRenderedPageBreak/>
         <w:t>6 Test case catalogue</w:t>
@@ -11820,7 +11931,7 @@
         <w:pStyle w:val="Caption"/>
         <w:keepNext/>
       </w:pPr>
-      <w:bookmarkStart w:id="21" w:name="_Toc243656613"/>
+      <w:bookmarkStart w:id="21" w:name="_Toc243658741"/>
       <w:r>
         <w:t xml:space="preserve">Table </w:t>
       </w:r>
@@ -19512,7 +19623,7 @@
                 <w:sz w:val="19"/>
                 <w:szCs w:val="19"/>
               </w:rPr>
-              <w:t xml:space="preserve"> (2)</w:t>
+              <w:t xml:space="preserve"> (3)</w:t>
             </w:r>
           </w:p>
         </w:tc>
@@ -19542,7 +19653,7 @@
                 <w:sz w:val="19"/>
                 <w:szCs w:val="19"/>
               </w:rPr>
-              <w:t>A zero cost is "Free", never "Rs 0"; every route keeps its ISO checked-on date, shown in place of a fixed date</w:t>
+              <w:t>A published zero cost is "Free", never "Rs 0"; an unknown cost is never "Free"; only a maximum or a free place shows "Up to Rs ..."; every route keeps its ISO checked-on date, shown in place of a fixed date</w:t>
             </w:r>
           </w:p>
         </w:tc>
@@ -19583,7 +19694,7 @@
         <w:keepLines/>
         <w:pageBreakBefore/>
       </w:pPr>
-      <w:bookmarkStart w:id="22" w:name="_Toc243656601"/>
+      <w:bookmarkStart w:id="22" w:name="_Toc243658729"/>
       <w:r>
         <w:lastRenderedPageBreak/>
         <w:t>7 Security tests</w:t>
@@ -19595,7 +19706,7 @@
         <w:pStyle w:val="Caption"/>
         <w:keepNext/>
       </w:pPr>
-      <w:bookmarkStart w:id="23" w:name="_Toc243656614"/>
+      <w:bookmarkStart w:id="23" w:name="_Toc243658742"/>
       <w:r>
         <w:t xml:space="preserve">Table </w:t>
       </w:r>
@@ -22138,7 +22249,7 @@
         <w:keepLines/>
         <w:pageBreakBefore/>
       </w:pPr>
-      <w:bookmarkStart w:id="24" w:name="_Toc243656602"/>
+      <w:bookmarkStart w:id="24" w:name="_Toc243658730"/>
       <w:r>
         <w:lastRenderedPageBreak/>
         <w:t>8 Results summary</w:t>
@@ -22170,7 +22281,7 @@
         <w:pStyle w:val="Caption"/>
         <w:keepNext/>
       </w:pPr>
-      <w:bookmarkStart w:id="25" w:name="_Toc243656615"/>
+      <w:bookmarkStart w:id="25" w:name="_Toc243658743"/>
       <w:r>
         <w:t xml:space="preserve">Table </w:t>
       </w:r>
@@ -22960,7 +23071,7 @@
         <w:t xml:space="preserve">Automated test count over the build: 79 (5 October), 126, 152, 164, 179, 185 (11 October), 515 with 6 expected-fail </w:t>
       </w:r>
       <w:r>
-        <w:t>and 21 opt-in (12 to 15 October, after the test campaign and CR-007 to CR-009), 532 with 0 expected-fail and 21 opt-in (15 October, after the hardening of CR-010), 536 (21 October, after VR3 and the desktop side menu, TC-139), 539 (23 October, after VR4, TC-140), 543 (23 October, after CR-011, TC-141), 547 (23 October, after CR-012, TC-142), 549 (23 October, CR-012 revised to guides), 553 (23 October, other paths refreshed, TC-143).</w:t>
+        <w:t>and 21 opt-in (12 to 15 October, after the test campaign and CR-007 to CR-009), 532 with 0 expected-fail and 21 opt-in (15 October, after the hardening of CR-010), 536 (21 October, after VR3 and the desktop side menu, TC-139), 539 (23 October, after VR4, TC-140), 543 (23 October, after CR-011, TC-141), 547 (23 October, after CR-012, TC-142), 549 (23 October, CR-012 revised to guides), 553 (23 October, other paths refreshed, TC-143), 554 (23 October, unknown cost never "Free").</w:t>
       </w:r>
     </w:p>
     <w:p>
@@ -22968,7 +23079,7 @@
         <w:pStyle w:val="Caption"/>
         <w:keepNext/>
       </w:pPr>
-      <w:bookmarkStart w:id="26" w:name="_Toc243656616"/>
+      <w:bookmarkStart w:id="26" w:name="_Toc243658744"/>
       <w:r>
         <w:t xml:space="preserve">Table </w:t>
       </w:r>
@@ -23483,7 +23594,7 @@
         <w:pStyle w:val="Caption"/>
         <w:keepNext/>
       </w:pPr>
-      <w:bookmarkStart w:id="27" w:name="_Toc243656617"/>
+      <w:bookmarkStart w:id="27" w:name="_Toc243658745"/>
       <w:r>
         <w:lastRenderedPageBreak/>
         <w:t xml:space="preserve">Table </w:t>
@@ -24058,7 +24169,7 @@
         <w:keepLines/>
         <w:pageBreakBefore/>
       </w:pPr>
-      <w:bookmarkStart w:id="28" w:name="_Toc243656603"/>
+      <w:bookmarkStart w:id="28" w:name="_Toc243658731"/>
       <w:r>
         <w:lastRenderedPageBreak/>
         <w:t>9 Defects found and fixed</w:t>
@@ -24070,7 +24181,7 @@
         <w:pStyle w:val="Caption"/>
         <w:keepNext/>
       </w:pPr>
-      <w:bookmarkStart w:id="29" w:name="_Toc243656618"/>
+      <w:bookmarkStart w:id="29" w:name="_Toc243658746"/>
       <w:r>
         <w:t xml:space="preserve">Table </w:t>
       </w:r>
@@ -25228,7 +25339,7 @@
         <w:keepLines/>
         <w:pageBreakBefore/>
       </w:pPr>
-      <w:bookmarkStart w:id="30" w:name="_Toc243656604"/>
+      <w:bookmarkStart w:id="30" w:name="_Toc243658732"/>
       <w:r>
         <w:lastRenderedPageBreak/>
         <w:t>10 Known gaps and risks</w:t>
@@ -25240,7 +25351,7 @@
         <w:pStyle w:val="Caption"/>
         <w:keepNext/>
       </w:pPr>
-      <w:bookmarkStart w:id="31" w:name="_Toc243656619"/>
+      <w:bookmarkStart w:id="31" w:name="_Toc243658747"/>
       <w:r>
         <w:t xml:space="preserve">Table </w:t>
       </w:r>
@@ -26505,7 +26616,7 @@
         <w:keepLines/>
         <w:pageBreakBefore/>
       </w:pPr>
-      <w:bookmarkStart w:id="32" w:name="_Toc243656605"/>
+      <w:bookmarkStart w:id="32" w:name="_Toc243658733"/>
       <w:r>
         <w:lastRenderedPageBreak/>
         <w:t>11 Traceability</w:t>
@@ -26525,7 +26636,7 @@
         <w:pStyle w:val="Caption"/>
         <w:keepNext/>
       </w:pPr>
-      <w:bookmarkStart w:id="33" w:name="_Toc243656620"/>
+      <w:bookmarkStart w:id="33" w:name="_Toc243658748"/>
       <w:r>
         <w:t xml:space="preserve">Table </w:t>
       </w:r>
@@ -28394,7 +28505,7 @@
         <w:keepLines/>
         <w:pageBreakBefore/>
       </w:pPr>
-      <w:bookmarkStart w:id="34" w:name="_Toc243656606"/>
+      <w:bookmarkStart w:id="34" w:name="_Toc243658734"/>
       <w:r>
         <w:lastRenderedPageBreak/>
         <w:t>Appendix A: Glossary</w:t>
@@ -28406,7 +28517,7 @@
         <w:pStyle w:val="Caption"/>
         <w:keepNext/>
       </w:pPr>
-      <w:bookmarkStart w:id="35" w:name="_Toc243656621"/>
+      <w:bookmarkStart w:id="35" w:name="_Toc243658749"/>
       <w:r>
         <w:t xml:space="preserve">Table </w:t>
       </w:r>
@@ -29427,7 +29538,7 @@
         <w:keepLines/>
         <w:pageBreakBefore/>
       </w:pPr>
-      <w:bookmarkStart w:id="36" w:name="_Toc243656607"/>
+      <w:bookmarkStart w:id="36" w:name="_Toc243658735"/>
       <w:r>
         <w:lastRenderedPageBreak/>
         <w:t>Appendix B: References</w:t>
@@ -29439,7 +29550,7 @@
         <w:pStyle w:val="Caption"/>
         <w:keepNext/>
       </w:pPr>
-      <w:bookmarkStart w:id="37" w:name="_Toc243656622"/>
+      <w:bookmarkStart w:id="37" w:name="_Toc243658750"/>
       <w:r>
         <w:t xml:space="preserve">Table </w:t>
       </w:r>
@@ -30356,10 +30467,10 @@
 <file path=word/numbering.xml><?xml version="1.0" encoding="utf-8"?>
 <w:numbering xmlns:wpc="http://schemas.microsoft.com/office/word/2010/wordprocessingCanvas" xmlns:cx="http://schemas.microsoft.com/office/drawing/2014/chartex" xmlns:cx1="http://schemas.microsoft.com/office/drawing/2015/9/8/chartex" xmlns:cx2="http://schemas.microsoft.com/office/drawing/2015/10/21/chartex" xmlns:cx3="http://schemas.microsoft.com/office/drawing/2016/5/9/chartex" xmlns:cx4="http://schemas.microsoft.com/office/drawing/2016/5/10/chartex" xmlns:cx5="http://schemas.microsoft.com/office/drawing/2016/5/11/chartex" xmlns:cx6="http://schemas.microsoft.com/office/drawing/2016/5/12/chartex" xmlns:cx7="http://schemas.microsoft.com/office/drawing/2016/5/13/chartex" xmlns:cx8="http://schemas.microsoft.com/office/drawing/2016/5/14/chartex" xmlns:mc="http://schemas.openxmlformats.org/markup-compatibility/2006" xmlns:aink="http://schemas.microsoft.com/office/drawing/2016/ink" xmlns:am3d="http://schemas.microsoft.com/office/drawing/2017/model3d" xmlns:o="urn:schemas-microsoft-com:office:office" xmlns:oel="http://schemas.microsoft.com/office/2019/extlst" xmlns:r="http://schemas.openxmlformats.org/officeDocument/2006/relationships" xmlns:m="http://schemas.openxmlformats.org/officeDocument/2006/math" xmlns:v="urn:schemas-microsoft-com:vml" xmlns:wp14="http://schemas.microsoft.com/office/word/2010/wordprocessingDrawing" xmlns:wp="http://schemas.openxmlformats.org/drawingml/2006/wordprocessingDrawing" xmlns:w10="urn:schemas-microsoft-com:office:word" xmlns:w="http://schemas.openxmlformats.org/wordprocessingml/2006/main" xmlns:w14="http://schemas.microsoft.com/office/word/2010/wordml" xmlns:w15="http://schemas.microsoft.com/office/word/2012/wordml" xmlns:w16cex="http://schemas.microsoft.com/office/word/2018/wordml/cex" xmlns:w16cid="http://schemas.microsoft.com/office/word/2016/wordml/cid" xmlns:w16="http://schemas.microsoft.com/office/word/2018/wordml" xmlns:w16du="http://schemas.microsoft.com/office/word/2023/wordml/word16du" xmlns:w16sdtdh="http://schemas.microsoft.com/office/word/2020/wordml/sdtdatahash" xmlns:w16sdtfl="http://schemas.microsoft.com/office/word/2024/wordml/sdtformatlock" xmlns:w16se="http://schemas.microsoft.com/office/word/2015/wordml/symex" xmlns:wpg="http://schemas.microsoft.com/office/word/2010/wordprocessingGroup" xmlns:wpi="http://schemas.microsoft.com/office/word/2010/wordprocessingInk" xmlns:wne="http://schemas.microsoft.com/office/word/2006/wordml" xmlns:wps="http://schemas.microsoft.com/office/word/2010/wordprocessingShape" mc:Ignorable="w14 w15 w16se w16cid w16 w16cex w16sdtdh w16sdtfl w16du wp14">
   <w:abstractNum w:abstractNumId="0" w15:restartNumberingAfterBreak="0">
-    <w:nsid w:val="0D9C50F4"/>
+    <w:nsid w:val="547B2C68"/>
     <w:multiLevelType w:val="hybridMultilevel"/>
-    <w:tmpl w:val="1898CEA0"/>
-    <w:lvl w:ilvl="0" w:tplc="6C6CFCA0" w:tentative="1">
+    <w:tmpl w:val="43C2CB0E"/>
+    <w:lvl w:ilvl="0" w:tplc="5BE01F74" w:tentative="1">
       <w:start w:val="1"/>
       <w:numFmt w:val="bullet"/>
       <w:lvlText w:val="●"/>
@@ -30368,7 +30479,7 @@
         <w:ind w:left="720" w:hanging="360"/>
       </w:pPr>
     </w:lvl>
-    <w:lvl w:ilvl="1" w:tplc="2112F60E" w:tentative="1">
+    <w:lvl w:ilvl="1" w:tplc="05584214" w:tentative="1">
       <w:start w:val="1"/>
       <w:numFmt w:val="bullet"/>
       <w:lvlText w:val="○"/>
@@ -30377,7 +30488,7 @@
         <w:ind w:left="1440" w:hanging="360"/>
       </w:pPr>
     </w:lvl>
-    <w:lvl w:ilvl="2" w:tplc="1478AD2E" w:tentative="1">
+    <w:lvl w:ilvl="2" w:tplc="5D8298D2" w:tentative="1">
       <w:start w:val="1"/>
       <w:numFmt w:val="bullet"/>
       <w:lvlText w:val="■"/>
@@ -30386,7 +30497,7 @@
         <w:ind w:left="2160" w:hanging="360"/>
       </w:pPr>
     </w:lvl>
-    <w:lvl w:ilvl="3" w:tplc="46C8FAEE" w:tentative="1">
+    <w:lvl w:ilvl="3" w:tplc="19486486" w:tentative="1">
       <w:start w:val="1"/>
       <w:numFmt w:val="bullet"/>
       <w:lvlText w:val="●"/>
@@ -30395,7 +30506,7 @@
         <w:ind w:left="2880" w:hanging="360"/>
       </w:pPr>
     </w:lvl>
-    <w:lvl w:ilvl="4" w:tplc="2966B416" w:tentative="1">
+    <w:lvl w:ilvl="4" w:tplc="E75E7CCA" w:tentative="1">
       <w:start w:val="1"/>
       <w:numFmt w:val="bullet"/>
       <w:lvlText w:val="○"/>
@@ -30404,7 +30515,7 @@
         <w:ind w:left="3600" w:hanging="360"/>
       </w:pPr>
     </w:lvl>
-    <w:lvl w:ilvl="5" w:tplc="5EEACBFC" w:tentative="1">
+    <w:lvl w:ilvl="5" w:tplc="C6D80732" w:tentative="1">
       <w:start w:val="1"/>
       <w:numFmt w:val="bullet"/>
       <w:lvlText w:val="■"/>
@@ -30413,7 +30524,7 @@
         <w:ind w:left="4320" w:hanging="360"/>
       </w:pPr>
     </w:lvl>
-    <w:lvl w:ilvl="6" w:tplc="3250B486" w:tentative="1">
+    <w:lvl w:ilvl="6" w:tplc="56D8091C" w:tentative="1">
       <w:start w:val="1"/>
       <w:numFmt w:val="bullet"/>
       <w:lvlText w:val="●"/>
@@ -30422,7 +30533,7 @@
         <w:ind w:left="5040" w:hanging="360"/>
       </w:pPr>
     </w:lvl>
-    <w:lvl w:ilvl="7" w:tplc="02FCBE4E" w:tentative="1">
+    <w:lvl w:ilvl="7" w:tplc="D9ECCD56" w:tentative="1">
       <w:start w:val="1"/>
       <w:numFmt w:val="bullet"/>
       <w:lvlText w:val="●"/>
@@ -30431,7 +30542,7 @@
         <w:ind w:left="5760" w:hanging="360"/>
       </w:pPr>
     </w:lvl>
-    <w:lvl w:ilvl="8" w:tplc="706E92DA" w:tentative="1">
+    <w:lvl w:ilvl="8" w:tplc="F5348CE6" w:tentative="1">
       <w:start w:val="1"/>
       <w:numFmt w:val="bullet"/>
       <w:lvlText w:val="●"/>
@@ -30442,10 +30553,72 @@
     </w:lvl>
   </w:abstractNum>
   <w:abstractNum w:abstractNumId="1" w15:restartNumberingAfterBreak="0">
-    <w:nsid w:val="1ED625AD"/>
+    <w:nsid w:val="5EAF3097"/>
     <w:multiLevelType w:val="hybridMultilevel"/>
-    <w:tmpl w:val="1D4E9974"/>
-    <w:lvl w:ilvl="0" w:tplc="819A954E">
+    <w:tmpl w:val="A01CFA46"/>
+    <w:lvl w:ilvl="0" w:tplc="1A2EAD0C" w:tentative="1">
+      <w:start w:val="1"/>
+      <w:numFmt w:val="bullet"/>
+      <w:lvlText w:val="•"/>
+      <w:lvlJc w:val="left"/>
+      <w:pPr>
+        <w:ind w:left="720" w:hanging="280"/>
+      </w:pPr>
+    </w:lvl>
+    <w:lvl w:ilvl="1" w:tplc="44F49074" w:tentative="1">
+      <w:start w:val="1"/>
+      <w:numFmt w:val="bullet"/>
+      <w:lvlText w:val="–"/>
+      <w:lvlJc w:val="left"/>
+      <w:pPr>
+        <w:ind w:left="1080" w:hanging="280"/>
+      </w:pPr>
+    </w:lvl>
+    <w:lvl w:ilvl="2" w:tplc="3F4A4BE2" w:tentative="1">
+      <w:start w:val="1"/>
+      <w:numFmt w:val="bullet"/>
+      <w:lvlText w:val="▪"/>
+      <w:lvlJc w:val="left"/>
+      <w:pPr>
+        <w:ind w:left="1440" w:hanging="280"/>
+      </w:pPr>
+    </w:lvl>
+    <w:lvl w:ilvl="3" w:tplc="9224D866">
+      <w:numFmt w:val="decimal"/>
+      <w:lvlText w:val=""/>
+      <w:lvlJc w:val="left"/>
+    </w:lvl>
+    <w:lvl w:ilvl="4" w:tplc="67B8906A">
+      <w:numFmt w:val="decimal"/>
+      <w:lvlText w:val=""/>
+      <w:lvlJc w:val="left"/>
+    </w:lvl>
+    <w:lvl w:ilvl="5" w:tplc="A37661A6">
+      <w:numFmt w:val="decimal"/>
+      <w:lvlText w:val=""/>
+      <w:lvlJc w:val="left"/>
+    </w:lvl>
+    <w:lvl w:ilvl="6" w:tplc="B31CE6C4">
+      <w:numFmt w:val="decimal"/>
+      <w:lvlText w:val=""/>
+      <w:lvlJc w:val="left"/>
+    </w:lvl>
+    <w:lvl w:ilvl="7" w:tplc="8B6AF18C">
+      <w:numFmt w:val="decimal"/>
+      <w:lvlText w:val=""/>
+      <w:lvlJc w:val="left"/>
+    </w:lvl>
+    <w:lvl w:ilvl="8" w:tplc="38D4881C">
+      <w:numFmt w:val="decimal"/>
+      <w:lvlText w:val=""/>
+      <w:lvlJc w:val="left"/>
+    </w:lvl>
+  </w:abstractNum>
+  <w:abstractNum w:abstractNumId="2" w15:restartNumberingAfterBreak="0">
+    <w:nsid w:val="7D475A7B"/>
+    <w:multiLevelType w:val="hybridMultilevel"/>
+    <w:tmpl w:val="CCA0A228"/>
+    <w:lvl w:ilvl="0" w:tplc="74BA70CE">
       <w:start w:val="1"/>
       <w:numFmt w:val="decimal"/>
       <w:lvlText w:val="%1."/>
@@ -30454,7 +30627,7 @@
         <w:ind w:left="720" w:hanging="360"/>
       </w:pPr>
     </w:lvl>
-    <w:lvl w:ilvl="1" w:tplc="5AAE2CAA" w:tentative="1">
+    <w:lvl w:ilvl="1" w:tplc="03867380" w:tentative="1">
       <w:start w:val="1"/>
       <w:numFmt w:val="lowerLetter"/>
       <w:lvlText w:val="%2."/>
@@ -30463,7 +30636,7 @@
         <w:ind w:left="1080" w:hanging="360"/>
       </w:pPr>
     </w:lvl>
-    <w:lvl w:ilvl="2" w:tplc="FA4CD41C" w:tentative="1">
+    <w:lvl w:ilvl="2" w:tplc="6658B5F8" w:tentative="1">
       <w:start w:val="1"/>
       <w:numFmt w:val="lowerRoman"/>
       <w:lvlText w:val="%3."/>
@@ -30472,107 +30645,45 @@
         <w:ind w:left="1440" w:hanging="360"/>
       </w:pPr>
     </w:lvl>
-    <w:lvl w:ilvl="3" w:tplc="BAA0FBBE">
+    <w:lvl w:ilvl="3" w:tplc="57C6D288">
       <w:numFmt w:val="decimal"/>
       <w:lvlText w:val=""/>
       <w:lvlJc w:val="left"/>
     </w:lvl>
-    <w:lvl w:ilvl="4" w:tplc="692066AA">
+    <w:lvl w:ilvl="4" w:tplc="2F1487AA">
       <w:numFmt w:val="decimal"/>
       <w:lvlText w:val=""/>
       <w:lvlJc w:val="left"/>
     </w:lvl>
-    <w:lvl w:ilvl="5" w:tplc="E5741050">
+    <w:lvl w:ilvl="5" w:tplc="ED36D72E">
       <w:numFmt w:val="decimal"/>
       <w:lvlText w:val=""/>
       <w:lvlJc w:val="left"/>
     </w:lvl>
-    <w:lvl w:ilvl="6" w:tplc="5350A190">
+    <w:lvl w:ilvl="6" w:tplc="B5C82BBC">
       <w:numFmt w:val="decimal"/>
       <w:lvlText w:val=""/>
       <w:lvlJc w:val="left"/>
     </w:lvl>
-    <w:lvl w:ilvl="7" w:tplc="95B8185E">
+    <w:lvl w:ilvl="7" w:tplc="37EA758A">
       <w:numFmt w:val="decimal"/>
       <w:lvlText w:val=""/>
       <w:lvlJc w:val="left"/>
     </w:lvl>
-    <w:lvl w:ilvl="8" w:tplc="3774DDCA">
+    <w:lvl w:ilvl="8" w:tplc="A5542C62">
       <w:numFmt w:val="decimal"/>
       <w:lvlText w:val=""/>
       <w:lvlJc w:val="left"/>
     </w:lvl>
   </w:abstractNum>
-  <w:abstractNum w:abstractNumId="2" w15:restartNumberingAfterBreak="0">
-    <w:nsid w:val="69E13278"/>
-    <w:multiLevelType w:val="hybridMultilevel"/>
-    <w:tmpl w:val="BF8E61FC"/>
-    <w:lvl w:ilvl="0" w:tplc="85045A46" w:tentative="1">
-      <w:start w:val="1"/>
-      <w:numFmt w:val="bullet"/>
-      <w:lvlText w:val="•"/>
-      <w:lvlJc w:val="left"/>
-      <w:pPr>
-        <w:ind w:left="720" w:hanging="280"/>
-      </w:pPr>
-    </w:lvl>
-    <w:lvl w:ilvl="1" w:tplc="BA54A5B8" w:tentative="1">
-      <w:start w:val="1"/>
-      <w:numFmt w:val="bullet"/>
-      <w:lvlText w:val="–"/>
-      <w:lvlJc w:val="left"/>
-      <w:pPr>
-        <w:ind w:left="1080" w:hanging="280"/>
-      </w:pPr>
-    </w:lvl>
-    <w:lvl w:ilvl="2" w:tplc="0B4808D4" w:tentative="1">
-      <w:start w:val="1"/>
-      <w:numFmt w:val="bullet"/>
-      <w:lvlText w:val="▪"/>
-      <w:lvlJc w:val="left"/>
-      <w:pPr>
-        <w:ind w:left="1440" w:hanging="280"/>
-      </w:pPr>
-    </w:lvl>
-    <w:lvl w:ilvl="3" w:tplc="21481010">
-      <w:numFmt w:val="decimal"/>
-      <w:lvlText w:val=""/>
-      <w:lvlJc w:val="left"/>
-    </w:lvl>
-    <w:lvl w:ilvl="4" w:tplc="B468AD68">
-      <w:numFmt w:val="decimal"/>
-      <w:lvlText w:val=""/>
-      <w:lvlJc w:val="left"/>
-    </w:lvl>
-    <w:lvl w:ilvl="5" w:tplc="1A266FA0">
-      <w:numFmt w:val="decimal"/>
-      <w:lvlText w:val=""/>
-      <w:lvlJc w:val="left"/>
-    </w:lvl>
-    <w:lvl w:ilvl="6" w:tplc="CAEA114E">
-      <w:numFmt w:val="decimal"/>
-      <w:lvlText w:val=""/>
-      <w:lvlJc w:val="left"/>
-    </w:lvl>
-    <w:lvl w:ilvl="7" w:tplc="295E75E8">
-      <w:numFmt w:val="decimal"/>
-      <w:lvlText w:val=""/>
-      <w:lvlJc w:val="left"/>
-    </w:lvl>
-    <w:lvl w:ilvl="8" w:tplc="B10A7492">
-      <w:numFmt w:val="decimal"/>
-      <w:lvlText w:val=""/>
-      <w:lvlJc w:val="left"/>
-    </w:lvl>
-  </w:abstractNum>
-  <w:num w:numId="1" w16cid:durableId="1575626722">
+  <w:num w:numId="1" w16cid:durableId="1156530546">
     <w:abstractNumId w:val="0"/>
     <w:lvlOverride w:ilvl="0">
       <w:startOverride w:val="1"/>
     </w:lvlOverride>
   </w:num>
-  <w:num w:numId="2" w16cid:durableId="1483236105">
-    <w:abstractNumId w:val="1"/>
+  <w:num w:numId="2" w16cid:durableId="1063522223">
+    <w:abstractNumId w:val="2"/>
     <w:lvlOverride w:ilvl="0">
       <w:startOverride w:val="1"/>
     </w:lvlOverride>
@@ -31276,7 +31387,7 @@
     <w:autoRedefine/>
     <w:uiPriority w:val="39"/>
     <w:unhideWhenUsed/>
-    <w:rsid w:val="0013547D"/>
+    <w:rsid w:val="00E230CC"/>
     <w:pPr>
       <w:spacing w:after="100"/>
     </w:pPr>
@@ -31288,7 +31399,7 @@
     <w:autoRedefine/>
     <w:uiPriority w:val="39"/>
     <w:unhideWhenUsed/>
-    <w:rsid w:val="0013547D"/>
+    <w:rsid w:val="00E230CC"/>
     <w:pPr>
       <w:spacing w:after="100"/>
       <w:ind w:left="210"/>
@@ -31300,7 +31411,7 @@
     <w:next w:val="Normal"/>
     <w:uiPriority w:val="99"/>
     <w:unhideWhenUsed/>
-    <w:rsid w:val="0013547D"/>
+    <w:rsid w:val="00E230CC"/>
   </w:style>
 </w:styles>
 </file>

--- a/docs/08-test-plan/ZP-DOC-08_Test-Plan.docx
+++ b/docs/08-test-plan/ZP-DOC-08_Test-Plan.docx
@@ -2380,6 +2380,122 @@
           </w:p>
         </w:tc>
       </w:tr>
+      <w:tr>
+        <w:tblPrEx>
+          <w:tblCellMar>
+            <w:top w:w="0" w:type="dxa"/>
+            <w:bottom w:w="0" w:type="dxa"/>
+          </w:tblCellMar>
+        </w:tblPrEx>
+        <w:trPr>
+          <w:cantSplit/>
+          <w:trHeight w:val="420"/>
+        </w:trPr>
+        <w:tc>
+          <w:tcPr>
+            <w:tcW w:w="964" w:type="dxa"/>
+            <w:tcBorders>
+              <w:top w:val="single" w:sz="4" w:space="0" w:color="C9D3D0"/>
+              <w:left w:val="single" w:sz="4" w:space="0" w:color="C9D3D0"/>
+              <w:bottom w:val="single" w:sz="4" w:space="0" w:color="C9D3D0"/>
+              <w:right w:val="single" w:sz="4" w:space="0" w:color="C9D3D0"/>
+            </w:tcBorders>
+            <w:tcMar>
+              <w:top w:w="50" w:type="dxa"/>
+              <w:left w:w="100" w:type="dxa"/>
+              <w:bottom w:w="50" w:type="dxa"/>
+              <w:right w:w="100" w:type="dxa"/>
+            </w:tcMar>
+          </w:tcPr>
+          <w:p>
+            <w:r>
+              <w:rPr>
+                <w:sz w:val="19"/>
+                <w:szCs w:val="19"/>
+              </w:rPr>
+              <w:t>0.9</w:t>
+            </w:r>
+          </w:p>
+        </w:tc>
+        <w:tc>
+          <w:tcPr>
+            <w:tcW w:w="1542" w:type="dxa"/>
+            <w:tcBorders>
+              <w:top w:val="single" w:sz="4" w:space="0" w:color="C9D3D0"/>
+              <w:left w:val="single" w:sz="4" w:space="0" w:color="C9D3D0"/>
+              <w:bottom w:val="single" w:sz="4" w:space="0" w:color="C9D3D0"/>
+              <w:right w:val="single" w:sz="4" w:space="0" w:color="C9D3D0"/>
+            </w:tcBorders>
+            <w:tcMar>
+              <w:top w:w="50" w:type="dxa"/>
+              <w:left w:w="100" w:type="dxa"/>
+              <w:bottom w:w="50" w:type="dxa"/>
+              <w:right w:w="100" w:type="dxa"/>
+            </w:tcMar>
+          </w:tcPr>
+          <w:p>
+            <w:r>
+              <w:rPr>
+                <w:sz w:val="19"/>
+                <w:szCs w:val="19"/>
+              </w:rPr>
+              <w:t>23 Oct 2026</w:t>
+            </w:r>
+          </w:p>
+        </w:tc>
+        <w:tc>
+          <w:tcPr>
+            <w:tcW w:w="1928" w:type="dxa"/>
+            <w:tcBorders>
+              <w:top w:val="single" w:sz="4" w:space="0" w:color="C9D3D0"/>
+              <w:left w:val="single" w:sz="4" w:space="0" w:color="C9D3D0"/>
+              <w:bottom w:val="single" w:sz="4" w:space="0" w:color="C9D3D0"/>
+              <w:right w:val="single" w:sz="4" w:space="0" w:color="C9D3D0"/>
+            </w:tcBorders>
+            <w:tcMar>
+              <w:top w:w="50" w:type="dxa"/>
+              <w:left w:w="100" w:type="dxa"/>
+              <w:bottom w:w="50" w:type="dxa"/>
+              <w:right w:w="100" w:type="dxa"/>
+            </w:tcMar>
+          </w:tcPr>
+          <w:p>
+            <w:r>
+              <w:rPr>
+                <w:sz w:val="19"/>
+                <w:szCs w:val="19"/>
+              </w:rPr>
+              <w:t>Team Kestrel</w:t>
+            </w:r>
+          </w:p>
+        </w:tc>
+        <w:tc>
+          <w:tcPr>
+            <w:tcW w:w="5204" w:type="dxa"/>
+            <w:tcBorders>
+              <w:top w:val="single" w:sz="4" w:space="0" w:color="C9D3D0"/>
+              <w:left w:val="single" w:sz="4" w:space="0" w:color="C9D3D0"/>
+              <w:bottom w:val="single" w:sz="4" w:space="0" w:color="C9D3D0"/>
+              <w:right w:val="single" w:sz="4" w:space="0" w:color="C9D3D0"/>
+            </w:tcBorders>
+            <w:tcMar>
+              <w:top w:w="50" w:type="dxa"/>
+              <w:left w:w="100" w:type="dxa"/>
+              <w:bottom w:w="50" w:type="dxa"/>
+              <w:right w:w="100" w:type="dxa"/>
+            </w:tcMar>
+          </w:tcPr>
+          <w:p>
+            <w:r>
+              <w:rPr>
+                <w:sz w:val="19"/>
+                <w:szCs w:val="19"/>
+              </w:rPr>
+              <w:t>Other paths expanded to 102 routes: TC-144 added; 560 passed</w:t>
+            </w:r>
+          </w:p>
+        </w:tc>
+      </w:tr>
     </w:tbl>
     <w:p>
       <w:pPr>
@@ -2779,7 +2895,7 @@
     <w:sdt>
       <w:sdtPr>
         <w:alias w:val="Contents"/>
-        <w:id w:val="1357389623"/>
+        <w:id w:val="2127581135"/>
       </w:sdtPr>
       <w:sdtEndPr/>
       <w:sdtContent>
@@ -2808,7 +2924,7 @@
           <w:r>
             <w:fldChar w:fldCharType="separate"/>
           </w:r>
-          <w:hyperlink w:anchor="_Toc243658713" w:history="1">
+          <w:hyperlink w:anchor="_Toc243660117" w:history="1">
             <w:r>
               <w:rPr>
                 <w:rStyle w:val="Hyperlink"/>
@@ -2832,7 +2948,7 @@
               <w:rPr>
                 <w:noProof/>
               </w:rPr>
-              <w:instrText xml:space="preserve"> PAGEREF _Toc243658713 \h </w:instrText>
+              <w:instrText xml:space="preserve"> PAGEREF _Toc243660117 \h </w:instrText>
             </w:r>
             <w:r>
               <w:rPr>
@@ -2875,7 +2991,7 @@
               <w14:ligatures w14:val="standardContextual"/>
             </w:rPr>
           </w:pPr>
-          <w:hyperlink w:anchor="_Toc243658714" w:history="1">
+          <w:hyperlink w:anchor="_Toc243660118" w:history="1">
             <w:r>
               <w:rPr>
                 <w:rStyle w:val="Hyperlink"/>
@@ -2899,7 +3015,7 @@
               <w:rPr>
                 <w:noProof/>
               </w:rPr>
-              <w:instrText xml:space="preserve"> PAGEREF _Toc243658714 \h </w:instrText>
+              <w:instrText xml:space="preserve"> PAGEREF _Toc243660118 \h </w:instrText>
             </w:r>
             <w:r>
               <w:rPr>
@@ -2942,7 +3058,7 @@
               <w14:ligatures w14:val="standardContextual"/>
             </w:rPr>
           </w:pPr>
-          <w:hyperlink w:anchor="_Toc243658715" w:history="1">
+          <w:hyperlink w:anchor="_Toc243660119" w:history="1">
             <w:r>
               <w:rPr>
                 <w:rStyle w:val="Hyperlink"/>
@@ -2966,7 +3082,7 @@
               <w:rPr>
                 <w:noProof/>
               </w:rPr>
-              <w:instrText xml:space="preserve"> PAGEREF _Toc243658715 \h </w:instrText>
+              <w:instrText xml:space="preserve"> PAGEREF _Toc243660119 \h </w:instrText>
             </w:r>
             <w:r>
               <w:rPr>
@@ -3009,7 +3125,7 @@
               <w14:ligatures w14:val="standardContextual"/>
             </w:rPr>
           </w:pPr>
-          <w:hyperlink w:anchor="_Toc243658716" w:history="1">
+          <w:hyperlink w:anchor="_Toc243660120" w:history="1">
             <w:r>
               <w:rPr>
                 <w:rStyle w:val="Hyperlink"/>
@@ -3033,7 +3149,7 @@
               <w:rPr>
                 <w:noProof/>
               </w:rPr>
-              <w:instrText xml:space="preserve"> PAGEREF _Toc243658716 \h </w:instrText>
+              <w:instrText xml:space="preserve"> PAGEREF _Toc243660120 \h </w:instrText>
             </w:r>
             <w:r>
               <w:rPr>
@@ -3076,7 +3192,7 @@
               <w14:ligatures w14:val="standardContextual"/>
             </w:rPr>
           </w:pPr>
-          <w:hyperlink w:anchor="_Toc243658717" w:history="1">
+          <w:hyperlink w:anchor="_Toc243660121" w:history="1">
             <w:r>
               <w:rPr>
                 <w:rStyle w:val="Hyperlink"/>
@@ -3100,7 +3216,7 @@
               <w:rPr>
                 <w:noProof/>
               </w:rPr>
-              <w:instrText xml:space="preserve"> PAGEREF _Toc243658717 \h </w:instrText>
+              <w:instrText xml:space="preserve"> PAGEREF _Toc243660121 \h </w:instrText>
             </w:r>
             <w:r>
               <w:rPr>
@@ -3143,7 +3259,7 @@
               <w14:ligatures w14:val="standardContextual"/>
             </w:rPr>
           </w:pPr>
-          <w:hyperlink w:anchor="_Toc243658718" w:history="1">
+          <w:hyperlink w:anchor="_Toc243660122" w:history="1">
             <w:r>
               <w:rPr>
                 <w:rStyle w:val="Hyperlink"/>
@@ -3167,7 +3283,7 @@
               <w:rPr>
                 <w:noProof/>
               </w:rPr>
-              <w:instrText xml:space="preserve"> PAGEREF _Toc243658718 \h </w:instrText>
+              <w:instrText xml:space="preserve"> PAGEREF _Toc243660122 \h </w:instrText>
             </w:r>
             <w:r>
               <w:rPr>
@@ -3210,7 +3326,7 @@
               <w14:ligatures w14:val="standardContextual"/>
             </w:rPr>
           </w:pPr>
-          <w:hyperlink w:anchor="_Toc243658719" w:history="1">
+          <w:hyperlink w:anchor="_Toc243660123" w:history="1">
             <w:r>
               <w:rPr>
                 <w:rStyle w:val="Hyperlink"/>
@@ -3234,7 +3350,7 @@
               <w:rPr>
                 <w:noProof/>
               </w:rPr>
-              <w:instrText xml:space="preserve"> PAGEREF _Toc243658719 \h </w:instrText>
+              <w:instrText xml:space="preserve"> PAGEREF _Toc243660123 \h </w:instrText>
             </w:r>
             <w:r>
               <w:rPr>
@@ -3277,7 +3393,7 @@
               <w14:ligatures w14:val="standardContextual"/>
             </w:rPr>
           </w:pPr>
-          <w:hyperlink w:anchor="_Toc243658720" w:history="1">
+          <w:hyperlink w:anchor="_Toc243660124" w:history="1">
             <w:r>
               <w:rPr>
                 <w:rStyle w:val="Hyperlink"/>
@@ -3301,7 +3417,7 @@
               <w:rPr>
                 <w:noProof/>
               </w:rPr>
-              <w:instrText xml:space="preserve"> PAGEREF _Toc243658720 \h </w:instrText>
+              <w:instrText xml:space="preserve"> PAGEREF _Toc243660124 \h </w:instrText>
             </w:r>
             <w:r>
               <w:rPr>
@@ -3344,7 +3460,7 @@
               <w14:ligatures w14:val="standardContextual"/>
             </w:rPr>
           </w:pPr>
-          <w:hyperlink w:anchor="_Toc243658721" w:history="1">
+          <w:hyperlink w:anchor="_Toc243660125" w:history="1">
             <w:r>
               <w:rPr>
                 <w:rStyle w:val="Hyperlink"/>
@@ -3368,7 +3484,7 @@
               <w:rPr>
                 <w:noProof/>
               </w:rPr>
-              <w:instrText xml:space="preserve"> PAGEREF _Toc243658721 \h </w:instrText>
+              <w:instrText xml:space="preserve"> PAGEREF _Toc243660125 \h </w:instrText>
             </w:r>
             <w:r>
               <w:rPr>
@@ -3411,7 +3527,7 @@
               <w14:ligatures w14:val="standardContextual"/>
             </w:rPr>
           </w:pPr>
-          <w:hyperlink w:anchor="_Toc243658722" w:history="1">
+          <w:hyperlink w:anchor="_Toc243660126" w:history="1">
             <w:r>
               <w:rPr>
                 <w:rStyle w:val="Hyperlink"/>
@@ -3435,7 +3551,7 @@
               <w:rPr>
                 <w:noProof/>
               </w:rPr>
-              <w:instrText xml:space="preserve"> PAGEREF _Toc243658722 \h </w:instrText>
+              <w:instrText xml:space="preserve"> PAGEREF _Toc243660126 \h </w:instrText>
             </w:r>
             <w:r>
               <w:rPr>
@@ -3478,7 +3594,7 @@
               <w14:ligatures w14:val="standardContextual"/>
             </w:rPr>
           </w:pPr>
-          <w:hyperlink w:anchor="_Toc243658723" w:history="1">
+          <w:hyperlink w:anchor="_Toc243660127" w:history="1">
             <w:r>
               <w:rPr>
                 <w:rStyle w:val="Hyperlink"/>
@@ -3502,7 +3618,7 @@
               <w:rPr>
                 <w:noProof/>
               </w:rPr>
-              <w:instrText xml:space="preserve"> PAGEREF _Toc243658723 \h </w:instrText>
+              <w:instrText xml:space="preserve"> PAGEREF _Toc243660127 \h </w:instrText>
             </w:r>
             <w:r>
               <w:rPr>
@@ -3545,7 +3661,7 @@
               <w14:ligatures w14:val="standardContextual"/>
             </w:rPr>
           </w:pPr>
-          <w:hyperlink w:anchor="_Toc243658724" w:history="1">
+          <w:hyperlink w:anchor="_Toc243660128" w:history="1">
             <w:r>
               <w:rPr>
                 <w:rStyle w:val="Hyperlink"/>
@@ -3569,7 +3685,7 @@
               <w:rPr>
                 <w:noProof/>
               </w:rPr>
-              <w:instrText xml:space="preserve"> PAGEREF _Toc243658724 \h </w:instrText>
+              <w:instrText xml:space="preserve"> PAGEREF _Toc243660128 \h </w:instrText>
             </w:r>
             <w:r>
               <w:rPr>
@@ -3612,7 +3728,7 @@
               <w14:ligatures w14:val="standardContextual"/>
             </w:rPr>
           </w:pPr>
-          <w:hyperlink w:anchor="_Toc243658725" w:history="1">
+          <w:hyperlink w:anchor="_Toc243660129" w:history="1">
             <w:r>
               <w:rPr>
                 <w:rStyle w:val="Hyperlink"/>
@@ -3636,7 +3752,7 @@
               <w:rPr>
                 <w:noProof/>
               </w:rPr>
-              <w:instrText xml:space="preserve"> PAGEREF _Toc243658725 \h </w:instrText>
+              <w:instrText xml:space="preserve"> PAGEREF _Toc243660129 \h </w:instrText>
             </w:r>
             <w:r>
               <w:rPr>
@@ -3679,7 +3795,7 @@
               <w14:ligatures w14:val="standardContextual"/>
             </w:rPr>
           </w:pPr>
-          <w:hyperlink w:anchor="_Toc243658726" w:history="1">
+          <w:hyperlink w:anchor="_Toc243660130" w:history="1">
             <w:r>
               <w:rPr>
                 <w:rStyle w:val="Hyperlink"/>
@@ -3703,7 +3819,7 @@
               <w:rPr>
                 <w:noProof/>
               </w:rPr>
-              <w:instrText xml:space="preserve"> PAGEREF _Toc243658726 \h </w:instrText>
+              <w:instrText xml:space="preserve"> PAGEREF _Toc243660130 \h </w:instrText>
             </w:r>
             <w:r>
               <w:rPr>
@@ -3746,7 +3862,7 @@
               <w14:ligatures w14:val="standardContextual"/>
             </w:rPr>
           </w:pPr>
-          <w:hyperlink w:anchor="_Toc243658727" w:history="1">
+          <w:hyperlink w:anchor="_Toc243660131" w:history="1">
             <w:r>
               <w:rPr>
                 <w:rStyle w:val="Hyperlink"/>
@@ -3770,7 +3886,7 @@
               <w:rPr>
                 <w:noProof/>
               </w:rPr>
-              <w:instrText xml:space="preserve"> PAGEREF _Toc243658727 \h </w:instrText>
+              <w:instrText xml:space="preserve"> PAGEREF _Toc243660131 \h </w:instrText>
             </w:r>
             <w:r>
               <w:rPr>
@@ -3813,7 +3929,7 @@
               <w14:ligatures w14:val="standardContextual"/>
             </w:rPr>
           </w:pPr>
-          <w:hyperlink w:anchor="_Toc243658728" w:history="1">
+          <w:hyperlink w:anchor="_Toc243660132" w:history="1">
             <w:r>
               <w:rPr>
                 <w:rStyle w:val="Hyperlink"/>
@@ -3837,7 +3953,7 @@
               <w:rPr>
                 <w:noProof/>
               </w:rPr>
-              <w:instrText xml:space="preserve"> PAGEREF _Toc243658728 \h </w:instrText>
+              <w:instrText xml:space="preserve"> PAGEREF _Toc243660132 \h </w:instrText>
             </w:r>
             <w:r>
               <w:rPr>
@@ -3880,7 +3996,7 @@
               <w14:ligatures w14:val="standardContextual"/>
             </w:rPr>
           </w:pPr>
-          <w:hyperlink w:anchor="_Toc243658729" w:history="1">
+          <w:hyperlink w:anchor="_Toc243660133" w:history="1">
             <w:r>
               <w:rPr>
                 <w:rStyle w:val="Hyperlink"/>
@@ -3904,7 +4020,7 @@
               <w:rPr>
                 <w:noProof/>
               </w:rPr>
-              <w:instrText xml:space="preserve"> PAGEREF _Toc243658729 \h </w:instrText>
+              <w:instrText xml:space="preserve"> PAGEREF _Toc243660133 \h </w:instrText>
             </w:r>
             <w:r>
               <w:rPr>
@@ -3947,7 +4063,7 @@
               <w14:ligatures w14:val="standardContextual"/>
             </w:rPr>
           </w:pPr>
-          <w:hyperlink w:anchor="_Toc243658730" w:history="1">
+          <w:hyperlink w:anchor="_Toc243660134" w:history="1">
             <w:r>
               <w:rPr>
                 <w:rStyle w:val="Hyperlink"/>
@@ -3971,7 +4087,7 @@
               <w:rPr>
                 <w:noProof/>
               </w:rPr>
-              <w:instrText xml:space="preserve"> PAGEREF _Toc243658730 \h </w:instrText>
+              <w:instrText xml:space="preserve"> PAGEREF _Toc243660134 \h </w:instrText>
             </w:r>
             <w:r>
               <w:rPr>
@@ -4014,7 +4130,7 @@
               <w14:ligatures w14:val="standardContextual"/>
             </w:rPr>
           </w:pPr>
-          <w:hyperlink w:anchor="_Toc243658731" w:history="1">
+          <w:hyperlink w:anchor="_Toc243660135" w:history="1">
             <w:r>
               <w:rPr>
                 <w:rStyle w:val="Hyperlink"/>
@@ -4038,7 +4154,7 @@
               <w:rPr>
                 <w:noProof/>
               </w:rPr>
-              <w:instrText xml:space="preserve"> PAGEREF _Toc243658731 \h </w:instrText>
+              <w:instrText xml:space="preserve"> PAGEREF _Toc243660135 \h </w:instrText>
             </w:r>
             <w:r>
               <w:rPr>
@@ -4081,7 +4197,7 @@
               <w14:ligatures w14:val="standardContextual"/>
             </w:rPr>
           </w:pPr>
-          <w:hyperlink w:anchor="_Toc243658732" w:history="1">
+          <w:hyperlink w:anchor="_Toc243660136" w:history="1">
             <w:r>
               <w:rPr>
                 <w:rStyle w:val="Hyperlink"/>
@@ -4105,7 +4221,7 @@
               <w:rPr>
                 <w:noProof/>
               </w:rPr>
-              <w:instrText xml:space="preserve"> PAGEREF _Toc243658732 \h </w:instrText>
+              <w:instrText xml:space="preserve"> PAGEREF _Toc243660136 \h </w:instrText>
             </w:r>
             <w:r>
               <w:rPr>
@@ -4148,7 +4264,7 @@
               <w14:ligatures w14:val="standardContextual"/>
             </w:rPr>
           </w:pPr>
-          <w:hyperlink w:anchor="_Toc243658733" w:history="1">
+          <w:hyperlink w:anchor="_Toc243660137" w:history="1">
             <w:r>
               <w:rPr>
                 <w:rStyle w:val="Hyperlink"/>
@@ -4172,7 +4288,7 @@
               <w:rPr>
                 <w:noProof/>
               </w:rPr>
-              <w:instrText xml:space="preserve"> PAGEREF _Toc243658733 \h </w:instrText>
+              <w:instrText xml:space="preserve"> PAGEREF _Toc243660137 \h </w:instrText>
             </w:r>
             <w:r>
               <w:rPr>
@@ -4215,7 +4331,7 @@
               <w14:ligatures w14:val="standardContextual"/>
             </w:rPr>
           </w:pPr>
-          <w:hyperlink w:anchor="_Toc243658734" w:history="1">
+          <w:hyperlink w:anchor="_Toc243660138" w:history="1">
             <w:r>
               <w:rPr>
                 <w:rStyle w:val="Hyperlink"/>
@@ -4239,7 +4355,7 @@
               <w:rPr>
                 <w:noProof/>
               </w:rPr>
-              <w:instrText xml:space="preserve"> PAGEREF _Toc243658734 \h </w:instrText>
+              <w:instrText xml:space="preserve"> PAGEREF _Toc243660138 \h </w:instrText>
             </w:r>
             <w:r>
               <w:rPr>
@@ -4282,7 +4398,7 @@
               <w14:ligatures w14:val="standardContextual"/>
             </w:rPr>
           </w:pPr>
-          <w:hyperlink w:anchor="_Toc243658735" w:history="1">
+          <w:hyperlink w:anchor="_Toc243660139" w:history="1">
             <w:r>
               <w:rPr>
                 <w:rStyle w:val="Hyperlink"/>
@@ -4306,7 +4422,7 @@
               <w:rPr>
                 <w:noProof/>
               </w:rPr>
-              <w:instrText xml:space="preserve"> PAGEREF _Toc243658735 \h </w:instrText>
+              <w:instrText xml:space="preserve"> PAGEREF _Toc243660139 \h </w:instrText>
             </w:r>
             <w:r>
               <w:rPr>
@@ -4352,7 +4468,7 @@
     <w:sdt>
       <w:sdtPr>
         <w:alias w:val="Tables"/>
-        <w:id w:val="-1007593650"/>
+        <w:id w:val="348376438"/>
       </w:sdtPr>
       <w:sdtEndPr/>
       <w:sdtContent>
@@ -4381,7 +4497,7 @@
           <w:r>
             <w:fldChar w:fldCharType="separate"/>
           </w:r>
-          <w:hyperlink w:anchor="_Toc243658736" w:history="1">
+          <w:hyperlink w:anchor="_Toc243660140" w:history="1">
             <w:r>
               <w:rPr>
                 <w:rStyle w:val="Hyperlink"/>
@@ -4405,7 +4521,7 @@
               <w:rPr>
                 <w:noProof/>
               </w:rPr>
-              <w:instrText xml:space="preserve"> PAGEREF _Toc243658736 \h </w:instrText>
+              <w:instrText xml:space="preserve"> PAGEREF _Toc243660140 \h </w:instrText>
             </w:r>
             <w:r>
               <w:rPr>
@@ -4448,7 +4564,7 @@
               <w14:ligatures w14:val="standardContextual"/>
             </w:rPr>
           </w:pPr>
-          <w:hyperlink w:anchor="_Toc243658737" w:history="1">
+          <w:hyperlink w:anchor="_Toc243660141" w:history="1">
             <w:r>
               <w:rPr>
                 <w:rStyle w:val="Hyperlink"/>
@@ -4472,7 +4588,7 @@
               <w:rPr>
                 <w:noProof/>
               </w:rPr>
-              <w:instrText xml:space="preserve"> PAGEREF _Toc243658737 \h </w:instrText>
+              <w:instrText xml:space="preserve"> PAGEREF _Toc243660141 \h </w:instrText>
             </w:r>
             <w:r>
               <w:rPr>
@@ -4515,7 +4631,7 @@
               <w14:ligatures w14:val="standardContextual"/>
             </w:rPr>
           </w:pPr>
-          <w:hyperlink w:anchor="_Toc243658738" w:history="1">
+          <w:hyperlink w:anchor="_Toc243660142" w:history="1">
             <w:r>
               <w:rPr>
                 <w:rStyle w:val="Hyperlink"/>
@@ -4539,7 +4655,7 @@
               <w:rPr>
                 <w:noProof/>
               </w:rPr>
-              <w:instrText xml:space="preserve"> PAGEREF _Toc243658738 \h </w:instrText>
+              <w:instrText xml:space="preserve"> PAGEREF _Toc243660142 \h </w:instrText>
             </w:r>
             <w:r>
               <w:rPr>
@@ -4582,7 +4698,7 @@
               <w14:ligatures w14:val="standardContextual"/>
             </w:rPr>
           </w:pPr>
-          <w:hyperlink w:anchor="_Toc243658739" w:history="1">
+          <w:hyperlink w:anchor="_Toc243660143" w:history="1">
             <w:r>
               <w:rPr>
                 <w:rStyle w:val="Hyperlink"/>
@@ -4606,7 +4722,7 @@
               <w:rPr>
                 <w:noProof/>
               </w:rPr>
-              <w:instrText xml:space="preserve"> PAGEREF _Toc243658739 \h </w:instrText>
+              <w:instrText xml:space="preserve"> PAGEREF _Toc243660143 \h </w:instrText>
             </w:r>
             <w:r>
               <w:rPr>
@@ -4649,7 +4765,7 @@
               <w14:ligatures w14:val="standardContextual"/>
             </w:rPr>
           </w:pPr>
-          <w:hyperlink w:anchor="_Toc243658740" w:history="1">
+          <w:hyperlink w:anchor="_Toc243660144" w:history="1">
             <w:r>
               <w:rPr>
                 <w:rStyle w:val="Hyperlink"/>
@@ -4673,7 +4789,7 @@
               <w:rPr>
                 <w:noProof/>
               </w:rPr>
-              <w:instrText xml:space="preserve"> PAGEREF _Toc243658740 \h </w:instrText>
+              <w:instrText xml:space="preserve"> PAGEREF _Toc243660144 \h </w:instrText>
             </w:r>
             <w:r>
               <w:rPr>
@@ -4716,7 +4832,7 @@
               <w14:ligatures w14:val="standardContextual"/>
             </w:rPr>
           </w:pPr>
-          <w:hyperlink w:anchor="_Toc243658741" w:history="1">
+          <w:hyperlink w:anchor="_Toc243660145" w:history="1">
             <w:r>
               <w:rPr>
                 <w:rStyle w:val="Hyperlink"/>
@@ -4740,7 +4856,7 @@
               <w:rPr>
                 <w:noProof/>
               </w:rPr>
-              <w:instrText xml:space="preserve"> PAGEREF _Toc243658741 \h </w:instrText>
+              <w:instrText xml:space="preserve"> PAGEREF _Toc243660145 \h </w:instrText>
             </w:r>
             <w:r>
               <w:rPr>
@@ -4783,7 +4899,7 @@
               <w14:ligatures w14:val="standardContextual"/>
             </w:rPr>
           </w:pPr>
-          <w:hyperlink w:anchor="_Toc243658742" w:history="1">
+          <w:hyperlink w:anchor="_Toc243660146" w:history="1">
             <w:r>
               <w:rPr>
                 <w:rStyle w:val="Hyperlink"/>
@@ -4807,7 +4923,7 @@
               <w:rPr>
                 <w:noProof/>
               </w:rPr>
-              <w:instrText xml:space="preserve"> PAGEREF _Toc243658742 \h </w:instrText>
+              <w:instrText xml:space="preserve"> PAGEREF _Toc243660146 \h </w:instrText>
             </w:r>
             <w:r>
               <w:rPr>
@@ -4850,7 +4966,7 @@
               <w14:ligatures w14:val="standardContextual"/>
             </w:rPr>
           </w:pPr>
-          <w:hyperlink w:anchor="_Toc243658743" w:history="1">
+          <w:hyperlink w:anchor="_Toc243660147" w:history="1">
             <w:r>
               <w:rPr>
                 <w:rStyle w:val="Hyperlink"/>
@@ -4874,7 +4990,7 @@
               <w:rPr>
                 <w:noProof/>
               </w:rPr>
-              <w:instrText xml:space="preserve"> PAGEREF _Toc243658743 \h </w:instrText>
+              <w:instrText xml:space="preserve"> PAGEREF _Toc243660147 \h </w:instrText>
             </w:r>
             <w:r>
               <w:rPr>
@@ -4917,7 +5033,7 @@
               <w14:ligatures w14:val="standardContextual"/>
             </w:rPr>
           </w:pPr>
-          <w:hyperlink w:anchor="_Toc243658744" w:history="1">
+          <w:hyperlink w:anchor="_Toc243660148" w:history="1">
             <w:r>
               <w:rPr>
                 <w:rStyle w:val="Hyperlink"/>
@@ -4941,7 +5057,7 @@
               <w:rPr>
                 <w:noProof/>
               </w:rPr>
-              <w:instrText xml:space="preserve"> PAGEREF _Toc243658744 \h </w:instrText>
+              <w:instrText xml:space="preserve"> PAGEREF _Toc243660148 \h </w:instrText>
             </w:r>
             <w:r>
               <w:rPr>
@@ -4984,7 +5100,7 @@
               <w14:ligatures w14:val="standardContextual"/>
             </w:rPr>
           </w:pPr>
-          <w:hyperlink w:anchor="_Toc243658745" w:history="1">
+          <w:hyperlink w:anchor="_Toc243660149" w:history="1">
             <w:r>
               <w:rPr>
                 <w:rStyle w:val="Hyperlink"/>
@@ -5008,7 +5124,7 @@
               <w:rPr>
                 <w:noProof/>
               </w:rPr>
-              <w:instrText xml:space="preserve"> PAGEREF _Toc243658745 \h </w:instrText>
+              <w:instrText xml:space="preserve"> PAGEREF _Toc243660149 \h </w:instrText>
             </w:r>
             <w:r>
               <w:rPr>
@@ -5051,7 +5167,7 @@
               <w14:ligatures w14:val="standardContextual"/>
             </w:rPr>
           </w:pPr>
-          <w:hyperlink w:anchor="_Toc243658746" w:history="1">
+          <w:hyperlink w:anchor="_Toc243660150" w:history="1">
             <w:r>
               <w:rPr>
                 <w:rStyle w:val="Hyperlink"/>
@@ -5075,7 +5191,7 @@
               <w:rPr>
                 <w:noProof/>
               </w:rPr>
-              <w:instrText xml:space="preserve"> PAGEREF _Toc243658746 \h </w:instrText>
+              <w:instrText xml:space="preserve"> PAGEREF _Toc243660150 \h </w:instrText>
             </w:r>
             <w:r>
               <w:rPr>
@@ -5118,7 +5234,7 @@
               <w14:ligatures w14:val="standardContextual"/>
             </w:rPr>
           </w:pPr>
-          <w:hyperlink w:anchor="_Toc243658747" w:history="1">
+          <w:hyperlink w:anchor="_Toc243660151" w:history="1">
             <w:r>
               <w:rPr>
                 <w:rStyle w:val="Hyperlink"/>
@@ -5142,7 +5258,7 @@
               <w:rPr>
                 <w:noProof/>
               </w:rPr>
-              <w:instrText xml:space="preserve"> PAGEREF _Toc243658747 \h </w:instrText>
+              <w:instrText xml:space="preserve"> PAGEREF _Toc243660151 \h </w:instrText>
             </w:r>
             <w:r>
               <w:rPr>
@@ -5185,7 +5301,7 @@
               <w14:ligatures w14:val="standardContextual"/>
             </w:rPr>
           </w:pPr>
-          <w:hyperlink w:anchor="_Toc243658748" w:history="1">
+          <w:hyperlink w:anchor="_Toc243660152" w:history="1">
             <w:r>
               <w:rPr>
                 <w:rStyle w:val="Hyperlink"/>
@@ -5209,7 +5325,7 @@
               <w:rPr>
                 <w:noProof/>
               </w:rPr>
-              <w:instrText xml:space="preserve"> PAGEREF _Toc243658748 \h </w:instrText>
+              <w:instrText xml:space="preserve"> PAGEREF _Toc243660152 \h </w:instrText>
             </w:r>
             <w:r>
               <w:rPr>
@@ -5252,7 +5368,7 @@
               <w14:ligatures w14:val="standardContextual"/>
             </w:rPr>
           </w:pPr>
-          <w:hyperlink w:anchor="_Toc243658749" w:history="1">
+          <w:hyperlink w:anchor="_Toc243660153" w:history="1">
             <w:r>
               <w:rPr>
                 <w:rStyle w:val="Hyperlink"/>
@@ -5276,7 +5392,7 @@
               <w:rPr>
                 <w:noProof/>
               </w:rPr>
-              <w:instrText xml:space="preserve"> PAGEREF _Toc243658749 \h </w:instrText>
+              <w:instrText xml:space="preserve"> PAGEREF _Toc243660153 \h </w:instrText>
             </w:r>
             <w:r>
               <w:rPr>
@@ -5319,7 +5435,7 @@
               <w14:ligatures w14:val="standardContextual"/>
             </w:rPr>
           </w:pPr>
-          <w:hyperlink w:anchor="_Toc243658750" w:history="1">
+          <w:hyperlink w:anchor="_Toc243660154" w:history="1">
             <w:r>
               <w:rPr>
                 <w:rStyle w:val="Hyperlink"/>
@@ -5343,7 +5459,7 @@
               <w:rPr>
                 <w:noProof/>
               </w:rPr>
-              <w:instrText xml:space="preserve"> PAGEREF _Toc243658750 \h </w:instrText>
+              <w:instrText xml:space="preserve"> PAGEREF _Toc243660154 \h </w:instrText>
             </w:r>
             <w:r>
               <w:rPr>
@@ -5384,7 +5500,7 @@
         <w:keepLines/>
         <w:pageBreakBefore/>
       </w:pPr>
-      <w:bookmarkStart w:id="0" w:name="_Toc243658713"/>
+      <w:bookmarkStart w:id="0" w:name="_Toc243660117"/>
       <w:r>
         <w:lastRenderedPageBreak/>
         <w:t>1 Introduction</w:t>
@@ -5397,7 +5513,7 @@
         <w:keepNext/>
         <w:keepLines/>
       </w:pPr>
-      <w:bookmarkStart w:id="1" w:name="_Toc243658714"/>
+      <w:bookmarkStart w:id="1" w:name="_Toc243660118"/>
       <w:r>
         <w:t>1.1 Purpose</w:t>
       </w:r>
@@ -5408,10 +5524,7 @@
         <w:spacing w:after="120"/>
       </w:pPr>
       <w:r>
-        <w:t xml:space="preserve">This document states how ZedPath is tested, what is tested, on what, and with what result. It follows the </w:t>
-      </w:r>
-      <w:r>
-        <w:t>structure of IEEE 829 and ISO/IEC/IEEE 29119-3 (test plan and test summary content), scaled to a three-week buildathon product. It also gives the matrix from requirement to test case that ZP-DOC-00 requires of this document.</w:t>
+        <w:t>This document states how ZedPath is tested, what is tested, on what, and with what result. It follows the structure of IEEE 829 and ISO/IEC/IEEE 29119-3 (test plan and test summary content), scaled to a three-week buildathon product. It also gives the matrix from requirement to test case that ZP-DOC-00 requires of this document.</w:t>
       </w:r>
     </w:p>
     <w:p>
@@ -5420,7 +5533,7 @@
         <w:keepNext/>
         <w:keepLines/>
       </w:pPr>
-      <w:bookmarkStart w:id="2" w:name="_Toc243658715"/>
+      <w:bookmarkStart w:id="2" w:name="_Toc243660119"/>
       <w:r>
         <w:t>1.2 Scope</w:t>
       </w:r>
@@ -5443,7 +5556,7 @@
         <w:keepNext/>
         <w:keepLines/>
       </w:pPr>
-      <w:bookmarkStart w:id="3" w:name="_Toc243658716"/>
+      <w:bookmarkStart w:id="3" w:name="_Toc243660120"/>
       <w:r>
         <w:t>1.3 Intended audience</w:t>
       </w:r>
@@ -5463,7 +5576,7 @@
         <w:keepNext/>
         <w:keepLines/>
       </w:pPr>
-      <w:bookmarkStart w:id="4" w:name="_Toc243658717"/>
+      <w:bookmarkStart w:id="4" w:name="_Toc243660121"/>
       <w:r>
         <w:t>1.4 Relationship to other documents</w:t>
       </w:r>
@@ -5474,7 +5587,7 @@
         <w:pStyle w:val="Caption"/>
         <w:keepNext/>
       </w:pPr>
-      <w:bookmarkStart w:id="5" w:name="_Toc243658736"/>
+      <w:bookmarkStart w:id="5" w:name="_Toc243660140"/>
       <w:r>
         <w:t xml:space="preserve">Table </w:t>
       </w:r>
@@ -5992,7 +6105,7 @@
         <w:keepLines/>
         <w:pageBreakBefore/>
       </w:pPr>
-      <w:bookmarkStart w:id="6" w:name="_Toc243658718"/>
+      <w:bookmarkStart w:id="6" w:name="_Toc243660122"/>
       <w:r>
         <w:lastRenderedPageBreak/>
         <w:t>2 Test strategy</w:t>
@@ -6005,7 +6118,7 @@
         <w:keepNext/>
         <w:keepLines/>
       </w:pPr>
-      <w:bookmarkStart w:id="7" w:name="_Toc243658719"/>
+      <w:bookmarkStart w:id="7" w:name="_Toc243660123"/>
       <w:r>
         <w:t>2.1 Test levels</w:t>
       </w:r>
@@ -6016,7 +6129,7 @@
         <w:pStyle w:val="Caption"/>
         <w:keepNext/>
       </w:pPr>
-      <w:bookmarkStart w:id="8" w:name="_Toc243658737"/>
+      <w:bookmarkStart w:id="8" w:name="_Toc243660141"/>
       <w:r>
         <w:t xml:space="preserve">Table </w:t>
       </w:r>
@@ -7258,7 +7371,7 @@
         <w:keepNext/>
         <w:keepLines/>
       </w:pPr>
-      <w:bookmarkStart w:id="9" w:name="_Toc243658720"/>
+      <w:bookmarkStart w:id="9" w:name="_Toc243660124"/>
       <w:r>
         <w:t>2.2 Test types</w:t>
       </w:r>
@@ -7269,7 +7382,7 @@
         <w:pStyle w:val="Caption"/>
         <w:keepNext/>
       </w:pPr>
-      <w:bookmarkStart w:id="10" w:name="_Toc243658738"/>
+      <w:bookmarkStart w:id="10" w:name="_Toc243660142"/>
       <w:r>
         <w:t xml:space="preserve">Table </w:t>
       </w:r>
@@ -8057,7 +8170,7 @@
         <w:keepNext/>
         <w:keepLines/>
       </w:pPr>
-      <w:bookmarkStart w:id="11" w:name="_Toc243658721"/>
+      <w:bookmarkStart w:id="11" w:name="_Toc243660125"/>
       <w:r>
         <w:t>2.3 Approach</w:t>
       </w:r>
@@ -8090,7 +8203,7 @@
         <w:keepLines/>
         <w:pageBreakBefore/>
       </w:pPr>
-      <w:bookmarkStart w:id="12" w:name="_Toc243658722"/>
+      <w:bookmarkStart w:id="12" w:name="_Toc243660126"/>
       <w:r>
         <w:lastRenderedPageBreak/>
         <w:t>3 Test environment</w:t>
@@ -8102,7 +8215,7 @@
         <w:pStyle w:val="Caption"/>
         <w:keepNext/>
       </w:pPr>
-      <w:bookmarkStart w:id="13" w:name="_Toc243658739"/>
+      <w:bookmarkStart w:id="13" w:name="_Toc243660143"/>
       <w:r>
         <w:t xml:space="preserve">Table </w:t>
       </w:r>
@@ -8765,7 +8878,7 @@
         <w:keepLines/>
         <w:pageBreakBefore/>
       </w:pPr>
-      <w:bookmarkStart w:id="14" w:name="_Toc243658723"/>
+      <w:bookmarkStart w:id="14" w:name="_Toc243660127"/>
       <w:r>
         <w:lastRenderedPageBreak/>
         <w:t>4 Entry and exit criteria</w:t>
@@ -8778,7 +8891,7 @@
         <w:keepNext/>
         <w:keepLines/>
       </w:pPr>
-      <w:bookmarkStart w:id="15" w:name="_Toc243658724"/>
+      <w:bookmarkStart w:id="15" w:name="_Toc243660128"/>
       <w:r>
         <w:t>4.1 Entry criteria</w:t>
       </w:r>
@@ -8798,7 +8911,7 @@
         <w:keepNext/>
         <w:keepLines/>
       </w:pPr>
-      <w:bookmarkStart w:id="16" w:name="_Toc243658725"/>
+      <w:bookmarkStart w:id="16" w:name="_Toc243660129"/>
       <w:r>
         <w:t>4.2 Exit criteria (Definition of Done)</w:t>
       </w:r>
@@ -9006,7 +9119,7 @@
         <w:keepNext/>
         <w:keepLines/>
       </w:pPr>
-      <w:bookmarkStart w:id="17" w:name="_Toc243658726"/>
+      <w:bookmarkStart w:id="17" w:name="_Toc243660130"/>
       <w:r>
         <w:t>4.3 </w:t>
       </w:r>
@@ -9030,7 +9143,7 @@
         <w:keepLines/>
         <w:pageBreakBefore/>
       </w:pPr>
-      <w:bookmarkStart w:id="18" w:name="_Toc243658727"/>
+      <w:bookmarkStart w:id="18" w:name="_Toc243660131"/>
       <w:r>
         <w:lastRenderedPageBreak/>
         <w:t>5 Test items and features</w:t>
@@ -9042,7 +9155,7 @@
         <w:pStyle w:val="Caption"/>
         <w:keepNext/>
       </w:pPr>
-      <w:bookmarkStart w:id="19" w:name="_Toc243658740"/>
+      <w:bookmarkStart w:id="19" w:name="_Toc243660144"/>
       <w:r>
         <w:t xml:space="preserve">Table </w:t>
       </w:r>
@@ -11899,7 +12012,7 @@
         <w:keepLines/>
         <w:pageBreakBefore/>
       </w:pPr>
-      <w:bookmarkStart w:id="20" w:name="_Toc243658728"/>
+      <w:bookmarkStart w:id="20" w:name="_Toc243660132"/>
       <w:r>
         <w:lastRenderedPageBreak/>
         <w:t>6 Test case catalogue</w:t>
@@ -11931,7 +12044,7 @@
         <w:pStyle w:val="Caption"/>
         <w:keepNext/>
       </w:pPr>
-      <w:bookmarkStart w:id="21" w:name="_Toc243658741"/>
+      <w:bookmarkStart w:id="21" w:name="_Toc243660145"/>
       <w:r>
         <w:t xml:space="preserve">Table </w:t>
       </w:r>
@@ -19681,6 +19794,174 @@
           </w:p>
         </w:tc>
       </w:tr>
+      <w:tr>
+        <w:tblPrEx>
+          <w:tblCellMar>
+            <w:top w:w="0" w:type="dxa"/>
+            <w:bottom w:w="0" w:type="dxa"/>
+          </w:tblCellMar>
+        </w:tblPrEx>
+        <w:trPr>
+          <w:cantSplit/>
+        </w:trPr>
+        <w:tc>
+          <w:tcPr>
+            <w:tcW w:w="740" w:type="dxa"/>
+            <w:tcBorders>
+              <w:top w:val="single" w:sz="4" w:space="0" w:color="C9D3D0"/>
+              <w:left w:val="single" w:sz="4" w:space="0" w:color="C9D3D0"/>
+              <w:bottom w:val="single" w:sz="4" w:space="0" w:color="C9D3D0"/>
+              <w:right w:val="single" w:sz="4" w:space="0" w:color="C9D3D0"/>
+            </w:tcBorders>
+            <w:shd w:val="clear" w:color="auto" w:fill="F3F8F6"/>
+            <w:tcMar>
+              <w:top w:w="50" w:type="dxa"/>
+              <w:left w:w="100" w:type="dxa"/>
+              <w:bottom w:w="50" w:type="dxa"/>
+              <w:right w:w="100" w:type="dxa"/>
+            </w:tcMar>
+            <w:vAlign w:val="center"/>
+          </w:tcPr>
+          <w:p>
+            <w:pPr>
+              <w:spacing w:line="252" w:lineRule="auto"/>
+            </w:pPr>
+            <w:r>
+              <w:rPr>
+                <w:sz w:val="19"/>
+                <w:szCs w:val="19"/>
+              </w:rPr>
+              <w:t>TC-144</w:t>
+            </w:r>
+          </w:p>
+        </w:tc>
+        <w:tc>
+          <w:tcPr>
+            <w:tcW w:w="1370" w:type="dxa"/>
+            <w:tcBorders>
+              <w:top w:val="single" w:sz="4" w:space="0" w:color="C9D3D0"/>
+              <w:left w:val="single" w:sz="4" w:space="0" w:color="C9D3D0"/>
+              <w:bottom w:val="single" w:sz="4" w:space="0" w:color="C9D3D0"/>
+              <w:right w:val="single" w:sz="4" w:space="0" w:color="C9D3D0"/>
+            </w:tcBorders>
+            <w:shd w:val="clear" w:color="auto" w:fill="F3F8F6"/>
+            <w:tcMar>
+              <w:top w:w="50" w:type="dxa"/>
+              <w:left w:w="100" w:type="dxa"/>
+              <w:bottom w:w="50" w:type="dxa"/>
+              <w:right w:w="100" w:type="dxa"/>
+            </w:tcMar>
+            <w:vAlign w:val="center"/>
+          </w:tcPr>
+          <w:p>
+            <w:pPr>
+              <w:spacing w:line="252" w:lineRule="auto"/>
+            </w:pPr>
+            <w:r>
+              <w:rPr>
+                <w:sz w:val="19"/>
+                <w:szCs w:val="19"/>
+              </w:rPr>
+              <w:t>Other paths expansion</w:t>
+            </w:r>
+          </w:p>
+        </w:tc>
+        <w:tc>
+          <w:tcPr>
+            <w:tcW w:w="3098" w:type="dxa"/>
+            <w:tcBorders>
+              <w:top w:val="single" w:sz="4" w:space="0" w:color="C9D3D0"/>
+              <w:left w:val="single" w:sz="4" w:space="0" w:color="C9D3D0"/>
+              <w:bottom w:val="single" w:sz="4" w:space="0" w:color="C9D3D0"/>
+              <w:right w:val="single" w:sz="4" w:space="0" w:color="C9D3D0"/>
+            </w:tcBorders>
+            <w:shd w:val="clear" w:color="auto" w:fill="F3F8F6"/>
+            <w:tcMar>
+              <w:top w:w="50" w:type="dxa"/>
+              <w:left w:w="100" w:type="dxa"/>
+              <w:bottom w:w="50" w:type="dxa"/>
+              <w:right w:w="100" w:type="dxa"/>
+            </w:tcMar>
+            <w:vAlign w:val="center"/>
+          </w:tcPr>
+          <w:p>
+            <w:pPr>
+              <w:spacing w:line="252" w:lineRule="auto"/>
+            </w:pPr>
+            <w:r>
+              <w:rPr>
+                <w:rFonts w:ascii="Consolas" w:eastAsia="Consolas" w:hAnsi="Consolas" w:cs="Consolas"/>
+                <w:sz w:val="17"/>
+                <w:szCs w:val="17"/>
+                <w:shd w:val="clear" w:color="auto" w:fill="F2F4F3"/>
+              </w:rPr>
+              <w:t>worker/routes-expansion.test.ts</w:t>
+            </w:r>
+            <w:r>
+              <w:rPr>
+                <w:sz w:val="19"/>
+                <w:szCs w:val="19"/>
+              </w:rPr>
+              <w:t xml:space="preserve"> (6)</w:t>
+            </w:r>
+          </w:p>
+        </w:tc>
+        <w:tc>
+          <w:tcPr>
+            <w:tcW w:w="2215" w:type="dxa"/>
+            <w:tcBorders>
+              <w:top w:val="single" w:sz="4" w:space="0" w:color="C9D3D0"/>
+              <w:left w:val="single" w:sz="4" w:space="0" w:color="C9D3D0"/>
+              <w:bottom w:val="single" w:sz="4" w:space="0" w:color="C9D3D0"/>
+              <w:right w:val="single" w:sz="4" w:space="0" w:color="C9D3D0"/>
+            </w:tcBorders>
+            <w:shd w:val="clear" w:color="auto" w:fill="F3F8F6"/>
+            <w:tcMar>
+              <w:top w:w="50" w:type="dxa"/>
+              <w:left w:w="100" w:type="dxa"/>
+              <w:bottom w:w="50" w:type="dxa"/>
+              <w:right w:w="100" w:type="dxa"/>
+            </w:tcMar>
+            <w:vAlign w:val="center"/>
+          </w:tcPr>
+          <w:p>
+            <w:pPr>
+              <w:spacing w:line="252" w:lineRule="auto"/>
+            </w:pPr>
+            <w:r>
+              <w:rPr>
+                <w:sz w:val="19"/>
+                <w:szCs w:val="19"/>
+              </w:rPr>
+              <w:t>102 routes; all 31 Section 25A institutes with bachelor's degrees cite the register and list programmes; foreign degrees never called Ministry-recognised and name the awarding university; unpublished entry rules are null and labelled in three languages; only published fees shown</w:t>
+            </w:r>
+          </w:p>
+        </w:tc>
+        <w:tc>
+          <w:tcPr>
+            <w:tcW w:w="2215" w:type="dxa"/>
+            <w:tcBorders>
+              <w:top w:val="single" w:sz="4" w:space="0" w:color="C9D3D0"/>
+              <w:left w:val="single" w:sz="4" w:space="0" w:color="C9D3D0"/>
+              <w:bottom w:val="single" w:sz="4" w:space="0" w:color="C9D3D0"/>
+              <w:right w:val="single" w:sz="4" w:space="0" w:color="C9D3D0"/>
+            </w:tcBorders>
+            <w:shd w:val="clear" w:color="auto" w:fill="F3F8F6"/>
+            <w:tcMar>
+              <w:top w:w="50" w:type="dxa"/>
+              <w:left w:w="100" w:type="dxa"/>
+              <w:bottom w:w="50" w:type="dxa"/>
+              <w:right w:w="100" w:type="dxa"/>
+            </w:tcMar>
+            <w:vAlign w:val="center"/>
+          </w:tcPr>
+          <w:p>
+            <w:pPr>
+              <w:spacing w:line="252" w:lineRule="auto"/>
+            </w:pPr>
+          </w:p>
+        </w:tc>
+      </w:tr>
     </w:tbl>
     <w:p>
       <w:pPr>
@@ -19694,7 +19975,7 @@
         <w:keepLines/>
         <w:pageBreakBefore/>
       </w:pPr>
-      <w:bookmarkStart w:id="22" w:name="_Toc243658729"/>
+      <w:bookmarkStart w:id="22" w:name="_Toc243660133"/>
       <w:r>
         <w:lastRenderedPageBreak/>
         <w:t>7 Security tests</w:t>
@@ -19706,7 +19987,7 @@
         <w:pStyle w:val="Caption"/>
         <w:keepNext/>
       </w:pPr>
-      <w:bookmarkStart w:id="23" w:name="_Toc243658742"/>
+      <w:bookmarkStart w:id="23" w:name="_Toc243660146"/>
       <w:r>
         <w:t xml:space="preserve">Table </w:t>
       </w:r>
@@ -22239,7 +22520,10 @@
         <w:t>Security audit run-1 (15 October 2026).</w:t>
       </w:r>
       <w:r>
-        <w:t xml:space="preserve"> The Cloudflare security-audit skill (37 agents, report kept outside the public repository) produced 0 confirmed findings, 17 leads needing validation and 1 rejected lead. Every lead except lead 9 (accepted risk: the log-in limit stays per username because school laboratories share an address; a Turnstile human check is planned) was fixed on 15 October 2026. The method, each lead, its fix and its test are listed in the ZP-DOC-08 Test Summary Report.</w:t>
+        <w:t xml:space="preserve"> The Cloudflare security-audit skill (37 agents, report kept outside the public repository) produced 0 confirmed findings, 17 leads needing validation and 1 rejected lead. Every lead except lead 9 (accepted risk: the log-in limit stays per username because school laboratories share an address; a Turnstile </w:t>
+      </w:r>
+      <w:r>
+        <w:t>human check is planned) was fixed on 15 October 2026. The method, each lead, its fix and its test are listed in the ZP-DOC-08 Test Summary Report.</w:t>
       </w:r>
     </w:p>
     <w:p>
@@ -22249,7 +22533,7 @@
         <w:keepLines/>
         <w:pageBreakBefore/>
       </w:pPr>
-      <w:bookmarkStart w:id="24" w:name="_Toc243658730"/>
+      <w:bookmarkStart w:id="24" w:name="_Toc243660134"/>
       <w:r>
         <w:lastRenderedPageBreak/>
         <w:t>8 Results summary</w:t>
@@ -22281,7 +22565,7 @@
         <w:pStyle w:val="Caption"/>
         <w:keepNext/>
       </w:pPr>
-      <w:bookmarkStart w:id="25" w:name="_Toc243658743"/>
+      <w:bookmarkStart w:id="25" w:name="_Toc243660147"/>
       <w:r>
         <w:t xml:space="preserve">Table </w:t>
       </w:r>
@@ -23068,10 +23352,10 @@
         <w:spacing w:after="120"/>
       </w:pPr>
       <w:r>
-        <w:t xml:space="preserve">Automated test count over the build: 79 (5 October), 126, 152, 164, 179, 185 (11 October), 515 with 6 expected-fail </w:t>
+        <w:t xml:space="preserve">Automated test count over the build: 79 (5 October), 126, 152, 164, 179, 185 (11 October), 515 with 6 expected-fail and 21 opt-in (12 to 15 October, after the test campaign and CR-007 to CR-009), 532 with 0 expected-fail and 21 opt-in </w:t>
       </w:r>
       <w:r>
-        <w:t>and 21 opt-in (12 to 15 October, after the test campaign and CR-007 to CR-009), 532 with 0 expected-fail and 21 opt-in (15 October, after the hardening of CR-010), 536 (21 October, after VR3 and the desktop side menu, TC-139), 539 (23 October, after VR4, TC-140), 543 (23 October, after CR-011, TC-141), 547 (23 October, after CR-012, TC-142), 549 (23 October, CR-012 revised to guides), 553 (23 October, other paths refreshed, TC-143), 554 (23 October, unknown cost never "Free").</w:t>
+        <w:t>(15 October, after the hardening of CR-010), 536 (21 October, after VR3 and the desktop side menu, TC-139), 539 (23 October, after VR4, TC-140), 543 (23 October, after CR-011, TC-141), 547 (23 October, after CR-012, TC-142), 549 (23 October, CR-012 revised to guides), 553 (23 October, other paths refreshed, TC-143), 554 (23 October, unknown cost never "Free"), 560 (23 October, other paths expanded, TC-144).</w:t>
       </w:r>
     </w:p>
     <w:p>
@@ -23079,7 +23363,7 @@
         <w:pStyle w:val="Caption"/>
         <w:keepNext/>
       </w:pPr>
-      <w:bookmarkStart w:id="26" w:name="_Toc243658744"/>
+      <w:bookmarkStart w:id="26" w:name="_Toc243660148"/>
       <w:r>
         <w:t xml:space="preserve">Table </w:t>
       </w:r>
@@ -23594,7 +23878,7 @@
         <w:pStyle w:val="Caption"/>
         <w:keepNext/>
       </w:pPr>
-      <w:bookmarkStart w:id="27" w:name="_Toc243658745"/>
+      <w:bookmarkStart w:id="27" w:name="_Toc243660149"/>
       <w:r>
         <w:lastRenderedPageBreak/>
         <w:t xml:space="preserve">Table </w:t>
@@ -24169,7 +24453,7 @@
         <w:keepLines/>
         <w:pageBreakBefore/>
       </w:pPr>
-      <w:bookmarkStart w:id="28" w:name="_Toc243658731"/>
+      <w:bookmarkStart w:id="28" w:name="_Toc243660135"/>
       <w:r>
         <w:lastRenderedPageBreak/>
         <w:t>9 Defects found and fixed</w:t>
@@ -24181,7 +24465,7 @@
         <w:pStyle w:val="Caption"/>
         <w:keepNext/>
       </w:pPr>
-      <w:bookmarkStart w:id="29" w:name="_Toc243658746"/>
+      <w:bookmarkStart w:id="29" w:name="_Toc243660150"/>
       <w:r>
         <w:t xml:space="preserve">Table </w:t>
       </w:r>
@@ -25339,7 +25623,7 @@
         <w:keepLines/>
         <w:pageBreakBefore/>
       </w:pPr>
-      <w:bookmarkStart w:id="30" w:name="_Toc243658732"/>
+      <w:bookmarkStart w:id="30" w:name="_Toc243660136"/>
       <w:r>
         <w:lastRenderedPageBreak/>
         <w:t>10 Known gaps and risks</w:t>
@@ -25351,7 +25635,7 @@
         <w:pStyle w:val="Caption"/>
         <w:keepNext/>
       </w:pPr>
-      <w:bookmarkStart w:id="31" w:name="_Toc243658747"/>
+      <w:bookmarkStart w:id="31" w:name="_Toc243660151"/>
       <w:r>
         <w:t xml:space="preserve">Table </w:t>
       </w:r>
@@ -26616,7 +26900,7 @@
         <w:keepLines/>
         <w:pageBreakBefore/>
       </w:pPr>
-      <w:bookmarkStart w:id="32" w:name="_Toc243658733"/>
+      <w:bookmarkStart w:id="32" w:name="_Toc243660137"/>
       <w:r>
         <w:lastRenderedPageBreak/>
         <w:t>11 Traceability</w:t>
@@ -26636,7 +26920,7 @@
         <w:pStyle w:val="Caption"/>
         <w:keepNext/>
       </w:pPr>
-      <w:bookmarkStart w:id="33" w:name="_Toc243658748"/>
+      <w:bookmarkStart w:id="33" w:name="_Toc243660152"/>
       <w:r>
         <w:t xml:space="preserve">Table </w:t>
       </w:r>
@@ -28505,7 +28789,7 @@
         <w:keepLines/>
         <w:pageBreakBefore/>
       </w:pPr>
-      <w:bookmarkStart w:id="34" w:name="_Toc243658734"/>
+      <w:bookmarkStart w:id="34" w:name="_Toc243660138"/>
       <w:r>
         <w:lastRenderedPageBreak/>
         <w:t>Appendix A: Glossary</w:t>
@@ -28517,7 +28801,7 @@
         <w:pStyle w:val="Caption"/>
         <w:keepNext/>
       </w:pPr>
-      <w:bookmarkStart w:id="35" w:name="_Toc243658749"/>
+      <w:bookmarkStart w:id="35" w:name="_Toc243660153"/>
       <w:r>
         <w:t xml:space="preserve">Table </w:t>
       </w:r>
@@ -29538,7 +29822,7 @@
         <w:keepLines/>
         <w:pageBreakBefore/>
       </w:pPr>
-      <w:bookmarkStart w:id="36" w:name="_Toc243658735"/>
+      <w:bookmarkStart w:id="36" w:name="_Toc243660139"/>
       <w:r>
         <w:lastRenderedPageBreak/>
         <w:t>Appendix B: References</w:t>
@@ -29550,7 +29834,7 @@
         <w:pStyle w:val="Caption"/>
         <w:keepNext/>
       </w:pPr>
-      <w:bookmarkStart w:id="37" w:name="_Toc243658750"/>
+      <w:bookmarkStart w:id="37" w:name="_Toc243660154"/>
       <w:r>
         <w:t xml:space="preserve">Table </w:t>
       </w:r>
@@ -30467,10 +30751,72 @@
 <file path=word/numbering.xml><?xml version="1.0" encoding="utf-8"?>
 <w:numbering xmlns:wpc="http://schemas.microsoft.com/office/word/2010/wordprocessingCanvas" xmlns:cx="http://schemas.microsoft.com/office/drawing/2014/chartex" xmlns:cx1="http://schemas.microsoft.com/office/drawing/2015/9/8/chartex" xmlns:cx2="http://schemas.microsoft.com/office/drawing/2015/10/21/chartex" xmlns:cx3="http://schemas.microsoft.com/office/drawing/2016/5/9/chartex" xmlns:cx4="http://schemas.microsoft.com/office/drawing/2016/5/10/chartex" xmlns:cx5="http://schemas.microsoft.com/office/drawing/2016/5/11/chartex" xmlns:cx6="http://schemas.microsoft.com/office/drawing/2016/5/12/chartex" xmlns:cx7="http://schemas.microsoft.com/office/drawing/2016/5/13/chartex" xmlns:cx8="http://schemas.microsoft.com/office/drawing/2016/5/14/chartex" xmlns:mc="http://schemas.openxmlformats.org/markup-compatibility/2006" xmlns:aink="http://schemas.microsoft.com/office/drawing/2016/ink" xmlns:am3d="http://schemas.microsoft.com/office/drawing/2017/model3d" xmlns:o="urn:schemas-microsoft-com:office:office" xmlns:oel="http://schemas.microsoft.com/office/2019/extlst" xmlns:r="http://schemas.openxmlformats.org/officeDocument/2006/relationships" xmlns:m="http://schemas.openxmlformats.org/officeDocument/2006/math" xmlns:v="urn:schemas-microsoft-com:vml" xmlns:wp14="http://schemas.microsoft.com/office/word/2010/wordprocessingDrawing" xmlns:wp="http://schemas.openxmlformats.org/drawingml/2006/wordprocessingDrawing" xmlns:w10="urn:schemas-microsoft-com:office:word" xmlns:w="http://schemas.openxmlformats.org/wordprocessingml/2006/main" xmlns:w14="http://schemas.microsoft.com/office/word/2010/wordml" xmlns:w15="http://schemas.microsoft.com/office/word/2012/wordml" xmlns:w16cex="http://schemas.microsoft.com/office/word/2018/wordml/cex" xmlns:w16cid="http://schemas.microsoft.com/office/word/2016/wordml/cid" xmlns:w16="http://schemas.microsoft.com/office/word/2018/wordml" xmlns:w16du="http://schemas.microsoft.com/office/word/2023/wordml/word16du" xmlns:w16sdtdh="http://schemas.microsoft.com/office/word/2020/wordml/sdtdatahash" xmlns:w16sdtfl="http://schemas.microsoft.com/office/word/2024/wordml/sdtformatlock" xmlns:w16se="http://schemas.microsoft.com/office/word/2015/wordml/symex" xmlns:wpg="http://schemas.microsoft.com/office/word/2010/wordprocessingGroup" xmlns:wpi="http://schemas.microsoft.com/office/word/2010/wordprocessingInk" xmlns:wne="http://schemas.microsoft.com/office/word/2006/wordml" xmlns:wps="http://schemas.microsoft.com/office/word/2010/wordprocessingShape" mc:Ignorable="w14 w15 w16se w16cid w16 w16cex w16sdtdh w16sdtfl w16du wp14">
   <w:abstractNum w:abstractNumId="0" w15:restartNumberingAfterBreak="0">
-    <w:nsid w:val="547B2C68"/>
+    <w:nsid w:val="1B2A3ECA"/>
     <w:multiLevelType w:val="hybridMultilevel"/>
-    <w:tmpl w:val="43C2CB0E"/>
-    <w:lvl w:ilvl="0" w:tplc="5BE01F74" w:tentative="1">
+    <w:tmpl w:val="2B20ED92"/>
+    <w:lvl w:ilvl="0" w:tplc="C0066178">
+      <w:start w:val="1"/>
+      <w:numFmt w:val="decimal"/>
+      <w:lvlText w:val="%1."/>
+      <w:lvlJc w:val="left"/>
+      <w:pPr>
+        <w:ind w:left="720" w:hanging="360"/>
+      </w:pPr>
+    </w:lvl>
+    <w:lvl w:ilvl="1" w:tplc="AED24FF4" w:tentative="1">
+      <w:start w:val="1"/>
+      <w:numFmt w:val="lowerLetter"/>
+      <w:lvlText w:val="%2."/>
+      <w:lvlJc w:val="left"/>
+      <w:pPr>
+        <w:ind w:left="1080" w:hanging="360"/>
+      </w:pPr>
+    </w:lvl>
+    <w:lvl w:ilvl="2" w:tplc="BAD644DC" w:tentative="1">
+      <w:start w:val="1"/>
+      <w:numFmt w:val="lowerRoman"/>
+      <w:lvlText w:val="%3."/>
+      <w:lvlJc w:val="left"/>
+      <w:pPr>
+        <w:ind w:left="1440" w:hanging="360"/>
+      </w:pPr>
+    </w:lvl>
+    <w:lvl w:ilvl="3" w:tplc="0F1861AA">
+      <w:numFmt w:val="decimal"/>
+      <w:lvlText w:val=""/>
+      <w:lvlJc w:val="left"/>
+    </w:lvl>
+    <w:lvl w:ilvl="4" w:tplc="26BE9C1A">
+      <w:numFmt w:val="decimal"/>
+      <w:lvlText w:val=""/>
+      <w:lvlJc w:val="left"/>
+    </w:lvl>
+    <w:lvl w:ilvl="5" w:tplc="0BF4EC4A">
+      <w:numFmt w:val="decimal"/>
+      <w:lvlText w:val=""/>
+      <w:lvlJc w:val="left"/>
+    </w:lvl>
+    <w:lvl w:ilvl="6" w:tplc="80547BF8">
+      <w:numFmt w:val="decimal"/>
+      <w:lvlText w:val=""/>
+      <w:lvlJc w:val="left"/>
+    </w:lvl>
+    <w:lvl w:ilvl="7" w:tplc="3E9EA5FA">
+      <w:numFmt w:val="decimal"/>
+      <w:lvlText w:val=""/>
+      <w:lvlJc w:val="left"/>
+    </w:lvl>
+    <w:lvl w:ilvl="8" w:tplc="1794CDEE">
+      <w:numFmt w:val="decimal"/>
+      <w:lvlText w:val=""/>
+      <w:lvlJc w:val="left"/>
+    </w:lvl>
+  </w:abstractNum>
+  <w:abstractNum w:abstractNumId="1" w15:restartNumberingAfterBreak="0">
+    <w:nsid w:val="272F68BA"/>
+    <w:multiLevelType w:val="hybridMultilevel"/>
+    <w:tmpl w:val="31BED6A0"/>
+    <w:lvl w:ilvl="0" w:tplc="4FAAB87C" w:tentative="1">
       <w:start w:val="1"/>
       <w:numFmt w:val="bullet"/>
       <w:lvlText w:val="●"/>
@@ -30479,7 +30825,7 @@
         <w:ind w:left="720" w:hanging="360"/>
       </w:pPr>
     </w:lvl>
-    <w:lvl w:ilvl="1" w:tplc="05584214" w:tentative="1">
+    <w:lvl w:ilvl="1" w:tplc="E24E7612" w:tentative="1">
       <w:start w:val="1"/>
       <w:numFmt w:val="bullet"/>
       <w:lvlText w:val="○"/>
@@ -30488,7 +30834,7 @@
         <w:ind w:left="1440" w:hanging="360"/>
       </w:pPr>
     </w:lvl>
-    <w:lvl w:ilvl="2" w:tplc="5D8298D2" w:tentative="1">
+    <w:lvl w:ilvl="2" w:tplc="0B56525C" w:tentative="1">
       <w:start w:val="1"/>
       <w:numFmt w:val="bullet"/>
       <w:lvlText w:val="■"/>
@@ -30497,7 +30843,7 @@
         <w:ind w:left="2160" w:hanging="360"/>
       </w:pPr>
     </w:lvl>
-    <w:lvl w:ilvl="3" w:tplc="19486486" w:tentative="1">
+    <w:lvl w:ilvl="3" w:tplc="2048CA0E" w:tentative="1">
       <w:start w:val="1"/>
       <w:numFmt w:val="bullet"/>
       <w:lvlText w:val="●"/>
@@ -30506,7 +30852,7 @@
         <w:ind w:left="2880" w:hanging="360"/>
       </w:pPr>
     </w:lvl>
-    <w:lvl w:ilvl="4" w:tplc="E75E7CCA" w:tentative="1">
+    <w:lvl w:ilvl="4" w:tplc="37063622" w:tentative="1">
       <w:start w:val="1"/>
       <w:numFmt w:val="bullet"/>
       <w:lvlText w:val="○"/>
@@ -30515,7 +30861,7 @@
         <w:ind w:left="3600" w:hanging="360"/>
       </w:pPr>
     </w:lvl>
-    <w:lvl w:ilvl="5" w:tplc="C6D80732" w:tentative="1">
+    <w:lvl w:ilvl="5" w:tplc="30F6BC54" w:tentative="1">
       <w:start w:val="1"/>
       <w:numFmt w:val="bullet"/>
       <w:lvlText w:val="■"/>
@@ -30524,7 +30870,7 @@
         <w:ind w:left="4320" w:hanging="360"/>
       </w:pPr>
     </w:lvl>
-    <w:lvl w:ilvl="6" w:tplc="56D8091C" w:tentative="1">
+    <w:lvl w:ilvl="6" w:tplc="585AE51C" w:tentative="1">
       <w:start w:val="1"/>
       <w:numFmt w:val="bullet"/>
       <w:lvlText w:val="●"/>
@@ -30533,7 +30879,7 @@
         <w:ind w:left="5040" w:hanging="360"/>
       </w:pPr>
     </w:lvl>
-    <w:lvl w:ilvl="7" w:tplc="D9ECCD56" w:tentative="1">
+    <w:lvl w:ilvl="7" w:tplc="F00EC892" w:tentative="1">
       <w:start w:val="1"/>
       <w:numFmt w:val="bullet"/>
       <w:lvlText w:val="●"/>
@@ -30542,7 +30888,7 @@
         <w:ind w:left="5760" w:hanging="360"/>
       </w:pPr>
     </w:lvl>
-    <w:lvl w:ilvl="8" w:tplc="F5348CE6" w:tentative="1">
+    <w:lvl w:ilvl="8" w:tplc="00D676BC" w:tentative="1">
       <w:start w:val="1"/>
       <w:numFmt w:val="bullet"/>
       <w:lvlText w:val="●"/>
@@ -30552,11 +30898,11 @@
       </w:pPr>
     </w:lvl>
   </w:abstractNum>
-  <w:abstractNum w:abstractNumId="1" w15:restartNumberingAfterBreak="0">
-    <w:nsid w:val="5EAF3097"/>
+  <w:abstractNum w:abstractNumId="2" w15:restartNumberingAfterBreak="0">
+    <w:nsid w:val="2A996538"/>
     <w:multiLevelType w:val="hybridMultilevel"/>
-    <w:tmpl w:val="A01CFA46"/>
-    <w:lvl w:ilvl="0" w:tplc="1A2EAD0C" w:tentative="1">
+    <w:tmpl w:val="A0CC52BE"/>
+    <w:lvl w:ilvl="0" w:tplc="A9F80F60" w:tentative="1">
       <w:start w:val="1"/>
       <w:numFmt w:val="bullet"/>
       <w:lvlText w:val="•"/>
@@ -30565,7 +30911,7 @@
         <w:ind w:left="720" w:hanging="280"/>
       </w:pPr>
     </w:lvl>
-    <w:lvl w:ilvl="1" w:tplc="44F49074" w:tentative="1">
+    <w:lvl w:ilvl="1" w:tplc="20CC9D72" w:tentative="1">
       <w:start w:val="1"/>
       <w:numFmt w:val="bullet"/>
       <w:lvlText w:val="–"/>
@@ -30574,7 +30920,7 @@
         <w:ind w:left="1080" w:hanging="280"/>
       </w:pPr>
     </w:lvl>
-    <w:lvl w:ilvl="2" w:tplc="3F4A4BE2" w:tentative="1">
+    <w:lvl w:ilvl="2" w:tplc="8570AC3E" w:tentative="1">
       <w:start w:val="1"/>
       <w:numFmt w:val="bullet"/>
       <w:lvlText w:val="▪"/>
@@ -30583,107 +30929,45 @@
         <w:ind w:left="1440" w:hanging="280"/>
       </w:pPr>
     </w:lvl>
-    <w:lvl w:ilvl="3" w:tplc="9224D866">
+    <w:lvl w:ilvl="3" w:tplc="510A5564">
       <w:numFmt w:val="decimal"/>
       <w:lvlText w:val=""/>
       <w:lvlJc w:val="left"/>
     </w:lvl>
-    <w:lvl w:ilvl="4" w:tplc="67B8906A">
+    <w:lvl w:ilvl="4" w:tplc="40FEA1EE">
       <w:numFmt w:val="decimal"/>
       <w:lvlText w:val=""/>
       <w:lvlJc w:val="left"/>
     </w:lvl>
-    <w:lvl w:ilvl="5" w:tplc="A37661A6">
+    <w:lvl w:ilvl="5" w:tplc="BC8E0468">
       <w:numFmt w:val="decimal"/>
       <w:lvlText w:val=""/>
       <w:lvlJc w:val="left"/>
     </w:lvl>
-    <w:lvl w:ilvl="6" w:tplc="B31CE6C4">
+    <w:lvl w:ilvl="6" w:tplc="86109CA2">
       <w:numFmt w:val="decimal"/>
       <w:lvlText w:val=""/>
       <w:lvlJc w:val="left"/>
     </w:lvl>
-    <w:lvl w:ilvl="7" w:tplc="8B6AF18C">
+    <w:lvl w:ilvl="7" w:tplc="6CEE530A">
       <w:numFmt w:val="decimal"/>
       <w:lvlText w:val=""/>
       <w:lvlJc w:val="left"/>
     </w:lvl>
-    <w:lvl w:ilvl="8" w:tplc="38D4881C">
+    <w:lvl w:ilvl="8" w:tplc="0CD8106E">
       <w:numFmt w:val="decimal"/>
       <w:lvlText w:val=""/>
       <w:lvlJc w:val="left"/>
     </w:lvl>
   </w:abstractNum>
-  <w:abstractNum w:abstractNumId="2" w15:restartNumberingAfterBreak="0">
-    <w:nsid w:val="7D475A7B"/>
-    <w:multiLevelType w:val="hybridMultilevel"/>
-    <w:tmpl w:val="CCA0A228"/>
-    <w:lvl w:ilvl="0" w:tplc="74BA70CE">
-      <w:start w:val="1"/>
-      <w:numFmt w:val="decimal"/>
-      <w:lvlText w:val="%1."/>
-      <w:lvlJc w:val="left"/>
-      <w:pPr>
-        <w:ind w:left="720" w:hanging="360"/>
-      </w:pPr>
-    </w:lvl>
-    <w:lvl w:ilvl="1" w:tplc="03867380" w:tentative="1">
-      <w:start w:val="1"/>
-      <w:numFmt w:val="lowerLetter"/>
-      <w:lvlText w:val="%2."/>
-      <w:lvlJc w:val="left"/>
-      <w:pPr>
-        <w:ind w:left="1080" w:hanging="360"/>
-      </w:pPr>
-    </w:lvl>
-    <w:lvl w:ilvl="2" w:tplc="6658B5F8" w:tentative="1">
-      <w:start w:val="1"/>
-      <w:numFmt w:val="lowerRoman"/>
-      <w:lvlText w:val="%3."/>
-      <w:lvlJc w:val="left"/>
-      <w:pPr>
-        <w:ind w:left="1440" w:hanging="360"/>
-      </w:pPr>
-    </w:lvl>
-    <w:lvl w:ilvl="3" w:tplc="57C6D288">
-      <w:numFmt w:val="decimal"/>
-      <w:lvlText w:val=""/>
-      <w:lvlJc w:val="left"/>
-    </w:lvl>
-    <w:lvl w:ilvl="4" w:tplc="2F1487AA">
-      <w:numFmt w:val="decimal"/>
-      <w:lvlText w:val=""/>
-      <w:lvlJc w:val="left"/>
-    </w:lvl>
-    <w:lvl w:ilvl="5" w:tplc="ED36D72E">
-      <w:numFmt w:val="decimal"/>
-      <w:lvlText w:val=""/>
-      <w:lvlJc w:val="left"/>
-    </w:lvl>
-    <w:lvl w:ilvl="6" w:tplc="B5C82BBC">
-      <w:numFmt w:val="decimal"/>
-      <w:lvlText w:val=""/>
-      <w:lvlJc w:val="left"/>
-    </w:lvl>
-    <w:lvl w:ilvl="7" w:tplc="37EA758A">
-      <w:numFmt w:val="decimal"/>
-      <w:lvlText w:val=""/>
-      <w:lvlJc w:val="left"/>
-    </w:lvl>
-    <w:lvl w:ilvl="8" w:tplc="A5542C62">
-      <w:numFmt w:val="decimal"/>
-      <w:lvlText w:val=""/>
-      <w:lvlJc w:val="left"/>
-    </w:lvl>
-  </w:abstractNum>
-  <w:num w:numId="1" w16cid:durableId="1156530546">
-    <w:abstractNumId w:val="0"/>
+  <w:num w:numId="1" w16cid:durableId="318464901">
+    <w:abstractNumId w:val="1"/>
     <w:lvlOverride w:ilvl="0">
       <w:startOverride w:val="1"/>
     </w:lvlOverride>
   </w:num>
-  <w:num w:numId="2" w16cid:durableId="1063522223">
-    <w:abstractNumId w:val="2"/>
+  <w:num w:numId="2" w16cid:durableId="162822229">
+    <w:abstractNumId w:val="0"/>
     <w:lvlOverride w:ilvl="0">
       <w:startOverride w:val="1"/>
     </w:lvlOverride>
@@ -31387,7 +31671,7 @@
     <w:autoRedefine/>
     <w:uiPriority w:val="39"/>
     <w:unhideWhenUsed/>
-    <w:rsid w:val="00E230CC"/>
+    <w:rsid w:val="00191D6F"/>
     <w:pPr>
       <w:spacing w:after="100"/>
     </w:pPr>
@@ -31399,7 +31683,7 @@
     <w:autoRedefine/>
     <w:uiPriority w:val="39"/>
     <w:unhideWhenUsed/>
-    <w:rsid w:val="00E230CC"/>
+    <w:rsid w:val="00191D6F"/>
     <w:pPr>
       <w:spacing w:after="100"/>
       <w:ind w:left="210"/>
@@ -31411,7 +31695,7 @@
     <w:next w:val="Normal"/>
     <w:uiPriority w:val="99"/>
     <w:unhideWhenUsed/>
-    <w:rsid w:val="00E230CC"/>
+    <w:rsid w:val="00191D6F"/>
   </w:style>
 </w:styles>
 </file>

--- a/docs/08-test-plan/ZP-DOC-08_Test-Plan.docx
+++ b/docs/08-test-plan/ZP-DOC-08_Test-Plan.docx
@@ -2496,6 +2496,122 @@
           </w:p>
         </w:tc>
       </w:tr>
+      <w:tr>
+        <w:tblPrEx>
+          <w:tblCellMar>
+            <w:top w:w="0" w:type="dxa"/>
+            <w:bottom w:w="0" w:type="dxa"/>
+          </w:tblCellMar>
+        </w:tblPrEx>
+        <w:trPr>
+          <w:cantSplit/>
+          <w:trHeight w:val="420"/>
+        </w:trPr>
+        <w:tc>
+          <w:tcPr>
+            <w:tcW w:w="964" w:type="dxa"/>
+            <w:tcBorders>
+              <w:top w:val="single" w:sz="4" w:space="0" w:color="C9D3D0"/>
+              <w:left w:val="single" w:sz="4" w:space="0" w:color="C9D3D0"/>
+              <w:bottom w:val="single" w:sz="4" w:space="0" w:color="C9D3D0"/>
+              <w:right w:val="single" w:sz="4" w:space="0" w:color="C9D3D0"/>
+            </w:tcBorders>
+            <w:tcMar>
+              <w:top w:w="50" w:type="dxa"/>
+              <w:left w:w="100" w:type="dxa"/>
+              <w:bottom w:w="50" w:type="dxa"/>
+              <w:right w:w="100" w:type="dxa"/>
+            </w:tcMar>
+          </w:tcPr>
+          <w:p>
+            <w:r>
+              <w:rPr>
+                <w:sz w:val="19"/>
+                <w:szCs w:val="19"/>
+              </w:rPr>
+              <w:t>0.9</w:t>
+            </w:r>
+          </w:p>
+        </w:tc>
+        <w:tc>
+          <w:tcPr>
+            <w:tcW w:w="1542" w:type="dxa"/>
+            <w:tcBorders>
+              <w:top w:val="single" w:sz="4" w:space="0" w:color="C9D3D0"/>
+              <w:left w:val="single" w:sz="4" w:space="0" w:color="C9D3D0"/>
+              <w:bottom w:val="single" w:sz="4" w:space="0" w:color="C9D3D0"/>
+              <w:right w:val="single" w:sz="4" w:space="0" w:color="C9D3D0"/>
+            </w:tcBorders>
+            <w:tcMar>
+              <w:top w:w="50" w:type="dxa"/>
+              <w:left w:w="100" w:type="dxa"/>
+              <w:bottom w:w="50" w:type="dxa"/>
+              <w:right w:w="100" w:type="dxa"/>
+            </w:tcMar>
+          </w:tcPr>
+          <w:p>
+            <w:r>
+              <w:rPr>
+                <w:sz w:val="19"/>
+                <w:szCs w:val="19"/>
+              </w:rPr>
+              <w:t>23 Oct 2026</w:t>
+            </w:r>
+          </w:p>
+        </w:tc>
+        <w:tc>
+          <w:tcPr>
+            <w:tcW w:w="1928" w:type="dxa"/>
+            <w:tcBorders>
+              <w:top w:val="single" w:sz="4" w:space="0" w:color="C9D3D0"/>
+              <w:left w:val="single" w:sz="4" w:space="0" w:color="C9D3D0"/>
+              <w:bottom w:val="single" w:sz="4" w:space="0" w:color="C9D3D0"/>
+              <w:right w:val="single" w:sz="4" w:space="0" w:color="C9D3D0"/>
+            </w:tcBorders>
+            <w:tcMar>
+              <w:top w:w="50" w:type="dxa"/>
+              <w:left w:w="100" w:type="dxa"/>
+              <w:bottom w:w="50" w:type="dxa"/>
+              <w:right w:w="100" w:type="dxa"/>
+            </w:tcMar>
+          </w:tcPr>
+          <w:p>
+            <w:r>
+              <w:rPr>
+                <w:sz w:val="19"/>
+                <w:szCs w:val="19"/>
+              </w:rPr>
+              <w:t>Team Kestrel</w:t>
+            </w:r>
+          </w:p>
+        </w:tc>
+        <w:tc>
+          <w:tcPr>
+            <w:tcW w:w="5204" w:type="dxa"/>
+            <w:tcBorders>
+              <w:top w:val="single" w:sz="4" w:space="0" w:color="C9D3D0"/>
+              <w:left w:val="single" w:sz="4" w:space="0" w:color="C9D3D0"/>
+              <w:bottom w:val="single" w:sz="4" w:space="0" w:color="C9D3D0"/>
+              <w:right w:val="single" w:sz="4" w:space="0" w:color="C9D3D0"/>
+            </w:tcBorders>
+            <w:tcMar>
+              <w:top w:w="50" w:type="dxa"/>
+              <w:left w:w="100" w:type="dxa"/>
+              <w:bottom w:w="50" w:type="dxa"/>
+              <w:right w:w="100" w:type="dxa"/>
+            </w:tcMar>
+          </w:tcPr>
+          <w:p>
+            <w:r>
+              <w:rPr>
+                <w:sz w:val="19"/>
+                <w:szCs w:val="19"/>
+              </w:rPr>
+              <w:t>Real costs with their basis: TC-145 added; 564 passed</w:t>
+            </w:r>
+          </w:p>
+        </w:tc>
+      </w:tr>
     </w:tbl>
     <w:p>
       <w:pPr>
@@ -2895,7 +3011,7 @@
     <w:sdt>
       <w:sdtPr>
         <w:alias w:val="Contents"/>
-        <w:id w:val="2127581135"/>
+        <w:id w:val="1973546333"/>
       </w:sdtPr>
       <w:sdtEndPr/>
       <w:sdtContent>
@@ -2924,7 +3040,7 @@
           <w:r>
             <w:fldChar w:fldCharType="separate"/>
           </w:r>
-          <w:hyperlink w:anchor="_Toc243660117" w:history="1">
+          <w:hyperlink w:anchor="_Toc243662386" w:history="1">
             <w:r>
               <w:rPr>
                 <w:rStyle w:val="Hyperlink"/>
@@ -2948,7 +3064,7 @@
               <w:rPr>
                 <w:noProof/>
               </w:rPr>
-              <w:instrText xml:space="preserve"> PAGEREF _Toc243660117 \h </w:instrText>
+              <w:instrText xml:space="preserve"> PAGEREF _Toc243662386 \h </w:instrText>
             </w:r>
             <w:r>
               <w:rPr>
@@ -2991,7 +3107,7 @@
               <w14:ligatures w14:val="standardContextual"/>
             </w:rPr>
           </w:pPr>
-          <w:hyperlink w:anchor="_Toc243660118" w:history="1">
+          <w:hyperlink w:anchor="_Toc243662387" w:history="1">
             <w:r>
               <w:rPr>
                 <w:rStyle w:val="Hyperlink"/>
@@ -3015,7 +3131,7 @@
               <w:rPr>
                 <w:noProof/>
               </w:rPr>
-              <w:instrText xml:space="preserve"> PAGEREF _Toc243660118 \h </w:instrText>
+              <w:instrText xml:space="preserve"> PAGEREF _Toc243662387 \h </w:instrText>
             </w:r>
             <w:r>
               <w:rPr>
@@ -3058,7 +3174,7 @@
               <w14:ligatures w14:val="standardContextual"/>
             </w:rPr>
           </w:pPr>
-          <w:hyperlink w:anchor="_Toc243660119" w:history="1">
+          <w:hyperlink w:anchor="_Toc243662388" w:history="1">
             <w:r>
               <w:rPr>
                 <w:rStyle w:val="Hyperlink"/>
@@ -3082,7 +3198,7 @@
               <w:rPr>
                 <w:noProof/>
               </w:rPr>
-              <w:instrText xml:space="preserve"> PAGEREF _Toc243660119 \h </w:instrText>
+              <w:instrText xml:space="preserve"> PAGEREF _Toc243662388 \h </w:instrText>
             </w:r>
             <w:r>
               <w:rPr>
@@ -3125,7 +3241,7 @@
               <w14:ligatures w14:val="standardContextual"/>
             </w:rPr>
           </w:pPr>
-          <w:hyperlink w:anchor="_Toc243660120" w:history="1">
+          <w:hyperlink w:anchor="_Toc243662389" w:history="1">
             <w:r>
               <w:rPr>
                 <w:rStyle w:val="Hyperlink"/>
@@ -3149,7 +3265,7 @@
               <w:rPr>
                 <w:noProof/>
               </w:rPr>
-              <w:instrText xml:space="preserve"> PAGEREF _Toc243660120 \h </w:instrText>
+              <w:instrText xml:space="preserve"> PAGEREF _Toc243662389 \h </w:instrText>
             </w:r>
             <w:r>
               <w:rPr>
@@ -3192,7 +3308,7 @@
               <w14:ligatures w14:val="standardContextual"/>
             </w:rPr>
           </w:pPr>
-          <w:hyperlink w:anchor="_Toc243660121" w:history="1">
+          <w:hyperlink w:anchor="_Toc243662390" w:history="1">
             <w:r>
               <w:rPr>
                 <w:rStyle w:val="Hyperlink"/>
@@ -3216,7 +3332,7 @@
               <w:rPr>
                 <w:noProof/>
               </w:rPr>
-              <w:instrText xml:space="preserve"> PAGEREF _Toc243660121 \h </w:instrText>
+              <w:instrText xml:space="preserve"> PAGEREF _Toc243662390 \h </w:instrText>
             </w:r>
             <w:r>
               <w:rPr>
@@ -3259,7 +3375,7 @@
               <w14:ligatures w14:val="standardContextual"/>
             </w:rPr>
           </w:pPr>
-          <w:hyperlink w:anchor="_Toc243660122" w:history="1">
+          <w:hyperlink w:anchor="_Toc243662391" w:history="1">
             <w:r>
               <w:rPr>
                 <w:rStyle w:val="Hyperlink"/>
@@ -3283,7 +3399,7 @@
               <w:rPr>
                 <w:noProof/>
               </w:rPr>
-              <w:instrText xml:space="preserve"> PAGEREF _Toc243660122 \h </w:instrText>
+              <w:instrText xml:space="preserve"> PAGEREF _Toc243662391 \h </w:instrText>
             </w:r>
             <w:r>
               <w:rPr>
@@ -3326,7 +3442,7 @@
               <w14:ligatures w14:val="standardContextual"/>
             </w:rPr>
           </w:pPr>
-          <w:hyperlink w:anchor="_Toc243660123" w:history="1">
+          <w:hyperlink w:anchor="_Toc243662392" w:history="1">
             <w:r>
               <w:rPr>
                 <w:rStyle w:val="Hyperlink"/>
@@ -3350,7 +3466,7 @@
               <w:rPr>
                 <w:noProof/>
               </w:rPr>
-              <w:instrText xml:space="preserve"> PAGEREF _Toc243660123 \h </w:instrText>
+              <w:instrText xml:space="preserve"> PAGEREF _Toc243662392 \h </w:instrText>
             </w:r>
             <w:r>
               <w:rPr>
@@ -3393,7 +3509,7 @@
               <w14:ligatures w14:val="standardContextual"/>
             </w:rPr>
           </w:pPr>
-          <w:hyperlink w:anchor="_Toc243660124" w:history="1">
+          <w:hyperlink w:anchor="_Toc243662393" w:history="1">
             <w:r>
               <w:rPr>
                 <w:rStyle w:val="Hyperlink"/>
@@ -3417,7 +3533,7 @@
               <w:rPr>
                 <w:noProof/>
               </w:rPr>
-              <w:instrText xml:space="preserve"> PAGEREF _Toc243660124 \h </w:instrText>
+              <w:instrText xml:space="preserve"> PAGEREF _Toc243662393 \h </w:instrText>
             </w:r>
             <w:r>
               <w:rPr>
@@ -3460,7 +3576,7 @@
               <w14:ligatures w14:val="standardContextual"/>
             </w:rPr>
           </w:pPr>
-          <w:hyperlink w:anchor="_Toc243660125" w:history="1">
+          <w:hyperlink w:anchor="_Toc243662394" w:history="1">
             <w:r>
               <w:rPr>
                 <w:rStyle w:val="Hyperlink"/>
@@ -3484,7 +3600,7 @@
               <w:rPr>
                 <w:noProof/>
               </w:rPr>
-              <w:instrText xml:space="preserve"> PAGEREF _Toc243660125 \h </w:instrText>
+              <w:instrText xml:space="preserve"> PAGEREF _Toc243662394 \h </w:instrText>
             </w:r>
             <w:r>
               <w:rPr>
@@ -3527,7 +3643,7 @@
               <w14:ligatures w14:val="standardContextual"/>
             </w:rPr>
           </w:pPr>
-          <w:hyperlink w:anchor="_Toc243660126" w:history="1">
+          <w:hyperlink w:anchor="_Toc243662395" w:history="1">
             <w:r>
               <w:rPr>
                 <w:rStyle w:val="Hyperlink"/>
@@ -3551,7 +3667,7 @@
               <w:rPr>
                 <w:noProof/>
               </w:rPr>
-              <w:instrText xml:space="preserve"> PAGEREF _Toc243660126 \h </w:instrText>
+              <w:instrText xml:space="preserve"> PAGEREF _Toc243662395 \h </w:instrText>
             </w:r>
             <w:r>
               <w:rPr>
@@ -3594,7 +3710,7 @@
               <w14:ligatures w14:val="standardContextual"/>
             </w:rPr>
           </w:pPr>
-          <w:hyperlink w:anchor="_Toc243660127" w:history="1">
+          <w:hyperlink w:anchor="_Toc243662396" w:history="1">
             <w:r>
               <w:rPr>
                 <w:rStyle w:val="Hyperlink"/>
@@ -3618,7 +3734,7 @@
               <w:rPr>
                 <w:noProof/>
               </w:rPr>
-              <w:instrText xml:space="preserve"> PAGEREF _Toc243660127 \h </w:instrText>
+              <w:instrText xml:space="preserve"> PAGEREF _Toc243662396 \h </w:instrText>
             </w:r>
             <w:r>
               <w:rPr>
@@ -3661,7 +3777,7 @@
               <w14:ligatures w14:val="standardContextual"/>
             </w:rPr>
           </w:pPr>
-          <w:hyperlink w:anchor="_Toc243660128" w:history="1">
+          <w:hyperlink w:anchor="_Toc243662397" w:history="1">
             <w:r>
               <w:rPr>
                 <w:rStyle w:val="Hyperlink"/>
@@ -3685,7 +3801,7 @@
               <w:rPr>
                 <w:noProof/>
               </w:rPr>
-              <w:instrText xml:space="preserve"> PAGEREF _Toc243660128 \h </w:instrText>
+              <w:instrText xml:space="preserve"> PAGEREF _Toc243662397 \h </w:instrText>
             </w:r>
             <w:r>
               <w:rPr>
@@ -3728,7 +3844,7 @@
               <w14:ligatures w14:val="standardContextual"/>
             </w:rPr>
           </w:pPr>
-          <w:hyperlink w:anchor="_Toc243660129" w:history="1">
+          <w:hyperlink w:anchor="_Toc243662398" w:history="1">
             <w:r>
               <w:rPr>
                 <w:rStyle w:val="Hyperlink"/>
@@ -3752,7 +3868,7 @@
               <w:rPr>
                 <w:noProof/>
               </w:rPr>
-              <w:instrText xml:space="preserve"> PAGEREF _Toc243660129 \h </w:instrText>
+              <w:instrText xml:space="preserve"> PAGEREF _Toc243662398 \h </w:instrText>
             </w:r>
             <w:r>
               <w:rPr>
@@ -3795,7 +3911,7 @@
               <w14:ligatures w14:val="standardContextual"/>
             </w:rPr>
           </w:pPr>
-          <w:hyperlink w:anchor="_Toc243660130" w:history="1">
+          <w:hyperlink w:anchor="_Toc243662399" w:history="1">
             <w:r>
               <w:rPr>
                 <w:rStyle w:val="Hyperlink"/>
@@ -3819,7 +3935,7 @@
               <w:rPr>
                 <w:noProof/>
               </w:rPr>
-              <w:instrText xml:space="preserve"> PAGEREF _Toc243660130 \h </w:instrText>
+              <w:instrText xml:space="preserve"> PAGEREF _Toc243662399 \h </w:instrText>
             </w:r>
             <w:r>
               <w:rPr>
@@ -3862,7 +3978,7 @@
               <w14:ligatures w14:val="standardContextual"/>
             </w:rPr>
           </w:pPr>
-          <w:hyperlink w:anchor="_Toc243660131" w:history="1">
+          <w:hyperlink w:anchor="_Toc243662400" w:history="1">
             <w:r>
               <w:rPr>
                 <w:rStyle w:val="Hyperlink"/>
@@ -3886,7 +4002,7 @@
               <w:rPr>
                 <w:noProof/>
               </w:rPr>
-              <w:instrText xml:space="preserve"> PAGEREF _Toc243660131 \h </w:instrText>
+              <w:instrText xml:space="preserve"> PAGEREF _Toc243662400 \h </w:instrText>
             </w:r>
             <w:r>
               <w:rPr>
@@ -3929,7 +4045,7 @@
               <w14:ligatures w14:val="standardContextual"/>
             </w:rPr>
           </w:pPr>
-          <w:hyperlink w:anchor="_Toc243660132" w:history="1">
+          <w:hyperlink w:anchor="_Toc243662401" w:history="1">
             <w:r>
               <w:rPr>
                 <w:rStyle w:val="Hyperlink"/>
@@ -3953,7 +4069,7 @@
               <w:rPr>
                 <w:noProof/>
               </w:rPr>
-              <w:instrText xml:space="preserve"> PAGEREF _Toc243660132 \h </w:instrText>
+              <w:instrText xml:space="preserve"> PAGEREF _Toc243662401 \h </w:instrText>
             </w:r>
             <w:r>
               <w:rPr>
@@ -3996,7 +4112,7 @@
               <w14:ligatures w14:val="standardContextual"/>
             </w:rPr>
           </w:pPr>
-          <w:hyperlink w:anchor="_Toc243660133" w:history="1">
+          <w:hyperlink w:anchor="_Toc243662402" w:history="1">
             <w:r>
               <w:rPr>
                 <w:rStyle w:val="Hyperlink"/>
@@ -4020,7 +4136,7 @@
               <w:rPr>
                 <w:noProof/>
               </w:rPr>
-              <w:instrText xml:space="preserve"> PAGEREF _Toc243660133 \h </w:instrText>
+              <w:instrText xml:space="preserve"> PAGEREF _Toc243662402 \h </w:instrText>
             </w:r>
             <w:r>
               <w:rPr>
@@ -4063,7 +4179,7 @@
               <w14:ligatures w14:val="standardContextual"/>
             </w:rPr>
           </w:pPr>
-          <w:hyperlink w:anchor="_Toc243660134" w:history="1">
+          <w:hyperlink w:anchor="_Toc243662403" w:history="1">
             <w:r>
               <w:rPr>
                 <w:rStyle w:val="Hyperlink"/>
@@ -4087,7 +4203,7 @@
               <w:rPr>
                 <w:noProof/>
               </w:rPr>
-              <w:instrText xml:space="preserve"> PAGEREF _Toc243660134 \h </w:instrText>
+              <w:instrText xml:space="preserve"> PAGEREF _Toc243662403 \h </w:instrText>
             </w:r>
             <w:r>
               <w:rPr>
@@ -4130,7 +4246,7 @@
               <w14:ligatures w14:val="standardContextual"/>
             </w:rPr>
           </w:pPr>
-          <w:hyperlink w:anchor="_Toc243660135" w:history="1">
+          <w:hyperlink w:anchor="_Toc243662404" w:history="1">
             <w:r>
               <w:rPr>
                 <w:rStyle w:val="Hyperlink"/>
@@ -4154,7 +4270,7 @@
               <w:rPr>
                 <w:noProof/>
               </w:rPr>
-              <w:instrText xml:space="preserve"> PAGEREF _Toc243660135 \h </w:instrText>
+              <w:instrText xml:space="preserve"> PAGEREF _Toc243662404 \h </w:instrText>
             </w:r>
             <w:r>
               <w:rPr>
@@ -4197,7 +4313,7 @@
               <w14:ligatures w14:val="standardContextual"/>
             </w:rPr>
           </w:pPr>
-          <w:hyperlink w:anchor="_Toc243660136" w:history="1">
+          <w:hyperlink w:anchor="_Toc243662405" w:history="1">
             <w:r>
               <w:rPr>
                 <w:rStyle w:val="Hyperlink"/>
@@ -4221,7 +4337,7 @@
               <w:rPr>
                 <w:noProof/>
               </w:rPr>
-              <w:instrText xml:space="preserve"> PAGEREF _Toc243660136 \h </w:instrText>
+              <w:instrText xml:space="preserve"> PAGEREF _Toc243662405 \h </w:instrText>
             </w:r>
             <w:r>
               <w:rPr>
@@ -4264,7 +4380,7 @@
               <w14:ligatures w14:val="standardContextual"/>
             </w:rPr>
           </w:pPr>
-          <w:hyperlink w:anchor="_Toc243660137" w:history="1">
+          <w:hyperlink w:anchor="_Toc243662406" w:history="1">
             <w:r>
               <w:rPr>
                 <w:rStyle w:val="Hyperlink"/>
@@ -4288,7 +4404,7 @@
               <w:rPr>
                 <w:noProof/>
               </w:rPr>
-              <w:instrText xml:space="preserve"> PAGEREF _Toc243660137 \h </w:instrText>
+              <w:instrText xml:space="preserve"> PAGEREF _Toc243662406 \h </w:instrText>
             </w:r>
             <w:r>
               <w:rPr>
@@ -4331,7 +4447,7 @@
               <w14:ligatures w14:val="standardContextual"/>
             </w:rPr>
           </w:pPr>
-          <w:hyperlink w:anchor="_Toc243660138" w:history="1">
+          <w:hyperlink w:anchor="_Toc243662407" w:history="1">
             <w:r>
               <w:rPr>
                 <w:rStyle w:val="Hyperlink"/>
@@ -4355,7 +4471,7 @@
               <w:rPr>
                 <w:noProof/>
               </w:rPr>
-              <w:instrText xml:space="preserve"> PAGEREF _Toc243660138 \h </w:instrText>
+              <w:instrText xml:space="preserve"> PAGEREF _Toc243662407 \h </w:instrText>
             </w:r>
             <w:r>
               <w:rPr>
@@ -4398,7 +4514,7 @@
               <w14:ligatures w14:val="standardContextual"/>
             </w:rPr>
           </w:pPr>
-          <w:hyperlink w:anchor="_Toc243660139" w:history="1">
+          <w:hyperlink w:anchor="_Toc243662408" w:history="1">
             <w:r>
               <w:rPr>
                 <w:rStyle w:val="Hyperlink"/>
@@ -4422,7 +4538,7 @@
               <w:rPr>
                 <w:noProof/>
               </w:rPr>
-              <w:instrText xml:space="preserve"> PAGEREF _Toc243660139 \h </w:instrText>
+              <w:instrText xml:space="preserve"> PAGEREF _Toc243662408 \h </w:instrText>
             </w:r>
             <w:r>
               <w:rPr>
@@ -4468,7 +4584,7 @@
     <w:sdt>
       <w:sdtPr>
         <w:alias w:val="Tables"/>
-        <w:id w:val="348376438"/>
+        <w:id w:val="1829860898"/>
       </w:sdtPr>
       <w:sdtEndPr/>
       <w:sdtContent>
@@ -4497,7 +4613,7 @@
           <w:r>
             <w:fldChar w:fldCharType="separate"/>
           </w:r>
-          <w:hyperlink w:anchor="_Toc243660140" w:history="1">
+          <w:hyperlink w:anchor="_Toc243662409" w:history="1">
             <w:r>
               <w:rPr>
                 <w:rStyle w:val="Hyperlink"/>
@@ -4521,7 +4637,7 @@
               <w:rPr>
                 <w:noProof/>
               </w:rPr>
-              <w:instrText xml:space="preserve"> PAGEREF _Toc243660140 \h </w:instrText>
+              <w:instrText xml:space="preserve"> PAGEREF _Toc243662409 \h </w:instrText>
             </w:r>
             <w:r>
               <w:rPr>
@@ -4564,7 +4680,7 @@
               <w14:ligatures w14:val="standardContextual"/>
             </w:rPr>
           </w:pPr>
-          <w:hyperlink w:anchor="_Toc243660141" w:history="1">
+          <w:hyperlink w:anchor="_Toc243662410" w:history="1">
             <w:r>
               <w:rPr>
                 <w:rStyle w:val="Hyperlink"/>
@@ -4588,7 +4704,7 @@
               <w:rPr>
                 <w:noProof/>
               </w:rPr>
-              <w:instrText xml:space="preserve"> PAGEREF _Toc243660141 \h </w:instrText>
+              <w:instrText xml:space="preserve"> PAGEREF _Toc243662410 \h </w:instrText>
             </w:r>
             <w:r>
               <w:rPr>
@@ -4631,7 +4747,7 @@
               <w14:ligatures w14:val="standardContextual"/>
             </w:rPr>
           </w:pPr>
-          <w:hyperlink w:anchor="_Toc243660142" w:history="1">
+          <w:hyperlink w:anchor="_Toc243662411" w:history="1">
             <w:r>
               <w:rPr>
                 <w:rStyle w:val="Hyperlink"/>
@@ -4655,7 +4771,7 @@
               <w:rPr>
                 <w:noProof/>
               </w:rPr>
-              <w:instrText xml:space="preserve"> PAGEREF _Toc243660142 \h </w:instrText>
+              <w:instrText xml:space="preserve"> PAGEREF _Toc243662411 \h </w:instrText>
             </w:r>
             <w:r>
               <w:rPr>
@@ -4698,7 +4814,7 @@
               <w14:ligatures w14:val="standardContextual"/>
             </w:rPr>
           </w:pPr>
-          <w:hyperlink w:anchor="_Toc243660143" w:history="1">
+          <w:hyperlink w:anchor="_Toc243662412" w:history="1">
             <w:r>
               <w:rPr>
                 <w:rStyle w:val="Hyperlink"/>
@@ -4722,7 +4838,7 @@
               <w:rPr>
                 <w:noProof/>
               </w:rPr>
-              <w:instrText xml:space="preserve"> PAGEREF _Toc243660143 \h </w:instrText>
+              <w:instrText xml:space="preserve"> PAGEREF _Toc243662412 \h </w:instrText>
             </w:r>
             <w:r>
               <w:rPr>
@@ -4765,7 +4881,7 @@
               <w14:ligatures w14:val="standardContextual"/>
             </w:rPr>
           </w:pPr>
-          <w:hyperlink w:anchor="_Toc243660144" w:history="1">
+          <w:hyperlink w:anchor="_Toc243662413" w:history="1">
             <w:r>
               <w:rPr>
                 <w:rStyle w:val="Hyperlink"/>
@@ -4789,7 +4905,7 @@
               <w:rPr>
                 <w:noProof/>
               </w:rPr>
-              <w:instrText xml:space="preserve"> PAGEREF _Toc243660144 \h </w:instrText>
+              <w:instrText xml:space="preserve"> PAGEREF _Toc243662413 \h </w:instrText>
             </w:r>
             <w:r>
               <w:rPr>
@@ -4832,7 +4948,7 @@
               <w14:ligatures w14:val="standardContextual"/>
             </w:rPr>
           </w:pPr>
-          <w:hyperlink w:anchor="_Toc243660145" w:history="1">
+          <w:hyperlink w:anchor="_Toc243662414" w:history="1">
             <w:r>
               <w:rPr>
                 <w:rStyle w:val="Hyperlink"/>
@@ -4856,7 +4972,7 @@
               <w:rPr>
                 <w:noProof/>
               </w:rPr>
-              <w:instrText xml:space="preserve"> PAGEREF _Toc243660145 \h </w:instrText>
+              <w:instrText xml:space="preserve"> PAGEREF _Toc243662414 \h </w:instrText>
             </w:r>
             <w:r>
               <w:rPr>
@@ -4899,7 +5015,7 @@
               <w14:ligatures w14:val="standardContextual"/>
             </w:rPr>
           </w:pPr>
-          <w:hyperlink w:anchor="_Toc243660146" w:history="1">
+          <w:hyperlink w:anchor="_Toc243662415" w:history="1">
             <w:r>
               <w:rPr>
                 <w:rStyle w:val="Hyperlink"/>
@@ -4923,7 +5039,7 @@
               <w:rPr>
                 <w:noProof/>
               </w:rPr>
-              <w:instrText xml:space="preserve"> PAGEREF _Toc243660146 \h </w:instrText>
+              <w:instrText xml:space="preserve"> PAGEREF _Toc243662415 \h </w:instrText>
             </w:r>
             <w:r>
               <w:rPr>
@@ -4966,7 +5082,7 @@
               <w14:ligatures w14:val="standardContextual"/>
             </w:rPr>
           </w:pPr>
-          <w:hyperlink w:anchor="_Toc243660147" w:history="1">
+          <w:hyperlink w:anchor="_Toc243662416" w:history="1">
             <w:r>
               <w:rPr>
                 <w:rStyle w:val="Hyperlink"/>
@@ -4990,7 +5106,7 @@
               <w:rPr>
                 <w:noProof/>
               </w:rPr>
-              <w:instrText xml:space="preserve"> PAGEREF _Toc243660147 \h </w:instrText>
+              <w:instrText xml:space="preserve"> PAGEREF _Toc243662416 \h </w:instrText>
             </w:r>
             <w:r>
               <w:rPr>
@@ -5033,7 +5149,7 @@
               <w14:ligatures w14:val="standardContextual"/>
             </w:rPr>
           </w:pPr>
-          <w:hyperlink w:anchor="_Toc243660148" w:history="1">
+          <w:hyperlink w:anchor="_Toc243662417" w:history="1">
             <w:r>
               <w:rPr>
                 <w:rStyle w:val="Hyperlink"/>
@@ -5057,7 +5173,7 @@
               <w:rPr>
                 <w:noProof/>
               </w:rPr>
-              <w:instrText xml:space="preserve"> PAGEREF _Toc243660148 \h </w:instrText>
+              <w:instrText xml:space="preserve"> PAGEREF _Toc243662417 \h </w:instrText>
             </w:r>
             <w:r>
               <w:rPr>
@@ -5100,7 +5216,7 @@
               <w14:ligatures w14:val="standardContextual"/>
             </w:rPr>
           </w:pPr>
-          <w:hyperlink w:anchor="_Toc243660149" w:history="1">
+          <w:hyperlink w:anchor="_Toc243662418" w:history="1">
             <w:r>
               <w:rPr>
                 <w:rStyle w:val="Hyperlink"/>
@@ -5124,7 +5240,7 @@
               <w:rPr>
                 <w:noProof/>
               </w:rPr>
-              <w:instrText xml:space="preserve"> PAGEREF _Toc243660149 \h </w:instrText>
+              <w:instrText xml:space="preserve"> PAGEREF _Toc243662418 \h </w:instrText>
             </w:r>
             <w:r>
               <w:rPr>
@@ -5167,7 +5283,7 @@
               <w14:ligatures w14:val="standardContextual"/>
             </w:rPr>
           </w:pPr>
-          <w:hyperlink w:anchor="_Toc243660150" w:history="1">
+          <w:hyperlink w:anchor="_Toc243662419" w:history="1">
             <w:r>
               <w:rPr>
                 <w:rStyle w:val="Hyperlink"/>
@@ -5191,7 +5307,7 @@
               <w:rPr>
                 <w:noProof/>
               </w:rPr>
-              <w:instrText xml:space="preserve"> PAGEREF _Toc243660150 \h </w:instrText>
+              <w:instrText xml:space="preserve"> PAGEREF _Toc243662419 \h </w:instrText>
             </w:r>
             <w:r>
               <w:rPr>
@@ -5234,7 +5350,7 @@
               <w14:ligatures w14:val="standardContextual"/>
             </w:rPr>
           </w:pPr>
-          <w:hyperlink w:anchor="_Toc243660151" w:history="1">
+          <w:hyperlink w:anchor="_Toc243662420" w:history="1">
             <w:r>
               <w:rPr>
                 <w:rStyle w:val="Hyperlink"/>
@@ -5258,7 +5374,7 @@
               <w:rPr>
                 <w:noProof/>
               </w:rPr>
-              <w:instrText xml:space="preserve"> PAGEREF _Toc243660151 \h </w:instrText>
+              <w:instrText xml:space="preserve"> PAGEREF _Toc243662420 \h </w:instrText>
             </w:r>
             <w:r>
               <w:rPr>
@@ -5301,7 +5417,7 @@
               <w14:ligatures w14:val="standardContextual"/>
             </w:rPr>
           </w:pPr>
-          <w:hyperlink w:anchor="_Toc243660152" w:history="1">
+          <w:hyperlink w:anchor="_Toc243662421" w:history="1">
             <w:r>
               <w:rPr>
                 <w:rStyle w:val="Hyperlink"/>
@@ -5325,7 +5441,7 @@
               <w:rPr>
                 <w:noProof/>
               </w:rPr>
-              <w:instrText xml:space="preserve"> PAGEREF _Toc243660152 \h </w:instrText>
+              <w:instrText xml:space="preserve"> PAGEREF _Toc243662421 \h </w:instrText>
             </w:r>
             <w:r>
               <w:rPr>
@@ -5368,7 +5484,7 @@
               <w14:ligatures w14:val="standardContextual"/>
             </w:rPr>
           </w:pPr>
-          <w:hyperlink w:anchor="_Toc243660153" w:history="1">
+          <w:hyperlink w:anchor="_Toc243662422" w:history="1">
             <w:r>
               <w:rPr>
                 <w:rStyle w:val="Hyperlink"/>
@@ -5392,7 +5508,7 @@
               <w:rPr>
                 <w:noProof/>
               </w:rPr>
-              <w:instrText xml:space="preserve"> PAGEREF _Toc243660153 \h </w:instrText>
+              <w:instrText xml:space="preserve"> PAGEREF _Toc243662422 \h </w:instrText>
             </w:r>
             <w:r>
               <w:rPr>
@@ -5435,7 +5551,7 @@
               <w14:ligatures w14:val="standardContextual"/>
             </w:rPr>
           </w:pPr>
-          <w:hyperlink w:anchor="_Toc243660154" w:history="1">
+          <w:hyperlink w:anchor="_Toc243662423" w:history="1">
             <w:r>
               <w:rPr>
                 <w:rStyle w:val="Hyperlink"/>
@@ -5459,7 +5575,7 @@
               <w:rPr>
                 <w:noProof/>
               </w:rPr>
-              <w:instrText xml:space="preserve"> PAGEREF _Toc243660154 \h </w:instrText>
+              <w:instrText xml:space="preserve"> PAGEREF _Toc243662423 \h </w:instrText>
             </w:r>
             <w:r>
               <w:rPr>
@@ -5500,10 +5616,13 @@
         <w:keepLines/>
         <w:pageBreakBefore/>
       </w:pPr>
-      <w:bookmarkStart w:id="0" w:name="_Toc243660117"/>
+      <w:bookmarkStart w:id="0" w:name="_Toc243662386"/>
       <w:r>
         <w:lastRenderedPageBreak/>
-        <w:t>1 Introduction</w:t>
+        <w:t>1 </w:t>
+      </w:r>
+      <w:r>
+        <w:t>Introduction</w:t>
       </w:r>
       <w:bookmarkEnd w:id="0"/>
     </w:p>
@@ -5513,7 +5632,7 @@
         <w:keepNext/>
         <w:keepLines/>
       </w:pPr>
-      <w:bookmarkStart w:id="1" w:name="_Toc243660118"/>
+      <w:bookmarkStart w:id="1" w:name="_Toc243662387"/>
       <w:r>
         <w:t>1.1 Purpose</w:t>
       </w:r>
@@ -5533,7 +5652,7 @@
         <w:keepNext/>
         <w:keepLines/>
       </w:pPr>
-      <w:bookmarkStart w:id="2" w:name="_Toc243660119"/>
+      <w:bookmarkStart w:id="2" w:name="_Toc243662388"/>
       <w:r>
         <w:t>1.2 Scope</w:t>
       </w:r>
@@ -5556,7 +5675,7 @@
         <w:keepNext/>
         <w:keepLines/>
       </w:pPr>
-      <w:bookmarkStart w:id="3" w:name="_Toc243660120"/>
+      <w:bookmarkStart w:id="3" w:name="_Toc243662389"/>
       <w:r>
         <w:t>1.3 Intended audience</w:t>
       </w:r>
@@ -5576,7 +5695,7 @@
         <w:keepNext/>
         <w:keepLines/>
       </w:pPr>
-      <w:bookmarkStart w:id="4" w:name="_Toc243660121"/>
+      <w:bookmarkStart w:id="4" w:name="_Toc243662390"/>
       <w:r>
         <w:t>1.4 Relationship to other documents</w:t>
       </w:r>
@@ -5587,7 +5706,7 @@
         <w:pStyle w:val="Caption"/>
         <w:keepNext/>
       </w:pPr>
-      <w:bookmarkStart w:id="5" w:name="_Toc243660140"/>
+      <w:bookmarkStart w:id="5" w:name="_Toc243662409"/>
       <w:r>
         <w:t xml:space="preserve">Table </w:t>
       </w:r>
@@ -6105,7 +6224,7 @@
         <w:keepLines/>
         <w:pageBreakBefore/>
       </w:pPr>
-      <w:bookmarkStart w:id="6" w:name="_Toc243660122"/>
+      <w:bookmarkStart w:id="6" w:name="_Toc243662391"/>
       <w:r>
         <w:lastRenderedPageBreak/>
         <w:t>2 Test strategy</w:t>
@@ -6118,7 +6237,7 @@
         <w:keepNext/>
         <w:keepLines/>
       </w:pPr>
-      <w:bookmarkStart w:id="7" w:name="_Toc243660123"/>
+      <w:bookmarkStart w:id="7" w:name="_Toc243662392"/>
       <w:r>
         <w:t>2.1 Test levels</w:t>
       </w:r>
@@ -6129,7 +6248,7 @@
         <w:pStyle w:val="Caption"/>
         <w:keepNext/>
       </w:pPr>
-      <w:bookmarkStart w:id="8" w:name="_Toc243660141"/>
+      <w:bookmarkStart w:id="8" w:name="_Toc243662410"/>
       <w:r>
         <w:t xml:space="preserve">Table </w:t>
       </w:r>
@@ -7371,7 +7490,7 @@
         <w:keepNext/>
         <w:keepLines/>
       </w:pPr>
-      <w:bookmarkStart w:id="9" w:name="_Toc243660124"/>
+      <w:bookmarkStart w:id="9" w:name="_Toc243662393"/>
       <w:r>
         <w:t>2.2 Test types</w:t>
       </w:r>
@@ -7382,7 +7501,7 @@
         <w:pStyle w:val="Caption"/>
         <w:keepNext/>
       </w:pPr>
-      <w:bookmarkStart w:id="10" w:name="_Toc243660142"/>
+      <w:bookmarkStart w:id="10" w:name="_Toc243662411"/>
       <w:r>
         <w:t xml:space="preserve">Table </w:t>
       </w:r>
@@ -8170,7 +8289,7 @@
         <w:keepNext/>
         <w:keepLines/>
       </w:pPr>
-      <w:bookmarkStart w:id="11" w:name="_Toc243660125"/>
+      <w:bookmarkStart w:id="11" w:name="_Toc243662394"/>
       <w:r>
         <w:t>2.3 Approach</w:t>
       </w:r>
@@ -8203,7 +8322,7 @@
         <w:keepLines/>
         <w:pageBreakBefore/>
       </w:pPr>
-      <w:bookmarkStart w:id="12" w:name="_Toc243660126"/>
+      <w:bookmarkStart w:id="12" w:name="_Toc243662395"/>
       <w:r>
         <w:lastRenderedPageBreak/>
         <w:t>3 Test environment</w:t>
@@ -8215,7 +8334,7 @@
         <w:pStyle w:val="Caption"/>
         <w:keepNext/>
       </w:pPr>
-      <w:bookmarkStart w:id="13" w:name="_Toc243660143"/>
+      <w:bookmarkStart w:id="13" w:name="_Toc243662412"/>
       <w:r>
         <w:t xml:space="preserve">Table </w:t>
       </w:r>
@@ -8878,7 +8997,7 @@
         <w:keepLines/>
         <w:pageBreakBefore/>
       </w:pPr>
-      <w:bookmarkStart w:id="14" w:name="_Toc243660127"/>
+      <w:bookmarkStart w:id="14" w:name="_Toc243662396"/>
       <w:r>
         <w:lastRenderedPageBreak/>
         <w:t>4 Entry and exit criteria</w:t>
@@ -8891,7 +9010,7 @@
         <w:keepNext/>
         <w:keepLines/>
       </w:pPr>
-      <w:bookmarkStart w:id="15" w:name="_Toc243660128"/>
+      <w:bookmarkStart w:id="15" w:name="_Toc243662397"/>
       <w:r>
         <w:t>4.1 Entry criteria</w:t>
       </w:r>
@@ -8911,7 +9030,7 @@
         <w:keepNext/>
         <w:keepLines/>
       </w:pPr>
-      <w:bookmarkStart w:id="16" w:name="_Toc243660129"/>
+      <w:bookmarkStart w:id="16" w:name="_Toc243662398"/>
       <w:r>
         <w:t>4.2 Exit criteria (Definition of Done)</w:t>
       </w:r>
@@ -9119,7 +9238,7 @@
         <w:keepNext/>
         <w:keepLines/>
       </w:pPr>
-      <w:bookmarkStart w:id="17" w:name="_Toc243660130"/>
+      <w:bookmarkStart w:id="17" w:name="_Toc243662399"/>
       <w:r>
         <w:t>4.3 </w:t>
       </w:r>
@@ -9143,7 +9262,7 @@
         <w:keepLines/>
         <w:pageBreakBefore/>
       </w:pPr>
-      <w:bookmarkStart w:id="18" w:name="_Toc243660131"/>
+      <w:bookmarkStart w:id="18" w:name="_Toc243662400"/>
       <w:r>
         <w:lastRenderedPageBreak/>
         <w:t>5 Test items and features</w:t>
@@ -9155,7 +9274,7 @@
         <w:pStyle w:val="Caption"/>
         <w:keepNext/>
       </w:pPr>
-      <w:bookmarkStart w:id="19" w:name="_Toc243660144"/>
+      <w:bookmarkStart w:id="19" w:name="_Toc243662413"/>
       <w:r>
         <w:t xml:space="preserve">Table </w:t>
       </w:r>
@@ -12012,7 +12131,7 @@
         <w:keepLines/>
         <w:pageBreakBefore/>
       </w:pPr>
-      <w:bookmarkStart w:id="20" w:name="_Toc243660132"/>
+      <w:bookmarkStart w:id="20" w:name="_Toc243662401"/>
       <w:r>
         <w:lastRenderedPageBreak/>
         <w:t>6 Test case catalogue</w:t>
@@ -12044,7 +12163,7 @@
         <w:pStyle w:val="Caption"/>
         <w:keepNext/>
       </w:pPr>
-      <w:bookmarkStart w:id="21" w:name="_Toc243660145"/>
+      <w:bookmarkStart w:id="21" w:name="_Toc243662414"/>
       <w:r>
         <w:t xml:space="preserve">Table </w:t>
       </w:r>
@@ -19962,6 +20081,169 @@
           </w:p>
         </w:tc>
       </w:tr>
+      <w:tr>
+        <w:tblPrEx>
+          <w:tblCellMar>
+            <w:top w:w="0" w:type="dxa"/>
+            <w:bottom w:w="0" w:type="dxa"/>
+          </w:tblCellMar>
+        </w:tblPrEx>
+        <w:trPr>
+          <w:cantSplit/>
+        </w:trPr>
+        <w:tc>
+          <w:tcPr>
+            <w:tcW w:w="740" w:type="dxa"/>
+            <w:tcBorders>
+              <w:top w:val="single" w:sz="4" w:space="0" w:color="C9D3D0"/>
+              <w:left w:val="single" w:sz="4" w:space="0" w:color="C9D3D0"/>
+              <w:bottom w:val="single" w:sz="4" w:space="0" w:color="C9D3D0"/>
+              <w:right w:val="single" w:sz="4" w:space="0" w:color="C9D3D0"/>
+            </w:tcBorders>
+            <w:tcMar>
+              <w:top w:w="50" w:type="dxa"/>
+              <w:left w:w="100" w:type="dxa"/>
+              <w:bottom w:w="50" w:type="dxa"/>
+              <w:right w:w="100" w:type="dxa"/>
+            </w:tcMar>
+            <w:vAlign w:val="center"/>
+          </w:tcPr>
+          <w:p>
+            <w:pPr>
+              <w:spacing w:line="252" w:lineRule="auto"/>
+            </w:pPr>
+            <w:r>
+              <w:rPr>
+                <w:sz w:val="19"/>
+                <w:szCs w:val="19"/>
+              </w:rPr>
+              <w:t>TC-145</w:t>
+            </w:r>
+          </w:p>
+        </w:tc>
+        <w:tc>
+          <w:tcPr>
+            <w:tcW w:w="1370" w:type="dxa"/>
+            <w:tcBorders>
+              <w:top w:val="single" w:sz="4" w:space="0" w:color="C9D3D0"/>
+              <w:left w:val="single" w:sz="4" w:space="0" w:color="C9D3D0"/>
+              <w:bottom w:val="single" w:sz="4" w:space="0" w:color="C9D3D0"/>
+              <w:right w:val="single" w:sz="4" w:space="0" w:color="C9D3D0"/>
+            </w:tcBorders>
+            <w:tcMar>
+              <w:top w:w="50" w:type="dxa"/>
+              <w:left w:w="100" w:type="dxa"/>
+              <w:bottom w:w="50" w:type="dxa"/>
+              <w:right w:w="100" w:type="dxa"/>
+            </w:tcMar>
+            <w:vAlign w:val="center"/>
+          </w:tcPr>
+          <w:p>
+            <w:pPr>
+              <w:spacing w:line="252" w:lineRule="auto"/>
+            </w:pPr>
+            <w:r>
+              <w:rPr>
+                <w:sz w:val="19"/>
+                <w:szCs w:val="19"/>
+              </w:rPr>
+              <w:t>Other paths: what each cost covers</w:t>
+            </w:r>
+          </w:p>
+        </w:tc>
+        <w:tc>
+          <w:tcPr>
+            <w:tcW w:w="3098" w:type="dxa"/>
+            <w:tcBorders>
+              <w:top w:val="single" w:sz="4" w:space="0" w:color="C9D3D0"/>
+              <w:left w:val="single" w:sz="4" w:space="0" w:color="C9D3D0"/>
+              <w:bottom w:val="single" w:sz="4" w:space="0" w:color="C9D3D0"/>
+              <w:right w:val="single" w:sz="4" w:space="0" w:color="C9D3D0"/>
+            </w:tcBorders>
+            <w:tcMar>
+              <w:top w:w="50" w:type="dxa"/>
+              <w:left w:w="100" w:type="dxa"/>
+              <w:bottom w:w="50" w:type="dxa"/>
+              <w:right w:w="100" w:type="dxa"/>
+            </w:tcMar>
+            <w:vAlign w:val="center"/>
+          </w:tcPr>
+          <w:p>
+            <w:pPr>
+              <w:spacing w:line="252" w:lineRule="auto"/>
+            </w:pPr>
+            <w:r>
+              <w:rPr>
+                <w:rFonts w:ascii="Consolas" w:eastAsia="Consolas" w:hAnsi="Consolas" w:cs="Consolas"/>
+                <w:sz w:val="17"/>
+                <w:szCs w:val="17"/>
+                <w:shd w:val="clear" w:color="auto" w:fill="F2F4F3"/>
+              </w:rPr>
+              <w:t>worker/routes-expansion.test.ts</w:t>
+            </w:r>
+            <w:r>
+              <w:rPr>
+                <w:sz w:val="19"/>
+                <w:szCs w:val="19"/>
+              </w:rPr>
+              <w:t xml:space="preserve"> (4)</w:t>
+            </w:r>
+          </w:p>
+        </w:tc>
+        <w:tc>
+          <w:tcPr>
+            <w:tcW w:w="2215" w:type="dxa"/>
+            <w:tcBorders>
+              <w:top w:val="single" w:sz="4" w:space="0" w:color="C9D3D0"/>
+              <w:left w:val="single" w:sz="4" w:space="0" w:color="C9D3D0"/>
+              <w:bottom w:val="single" w:sz="4" w:space="0" w:color="C9D3D0"/>
+              <w:right w:val="single" w:sz="4" w:space="0" w:color="C9D3D0"/>
+            </w:tcBorders>
+            <w:tcMar>
+              <w:top w:w="50" w:type="dxa"/>
+              <w:left w:w="100" w:type="dxa"/>
+              <w:bottom w:w="50" w:type="dxa"/>
+              <w:right w:w="100" w:type="dxa"/>
+            </w:tcMar>
+            <w:vAlign w:val="center"/>
+          </w:tcPr>
+          <w:p>
+            <w:pPr>
+              <w:spacing w:line="252" w:lineRule="auto"/>
+            </w:pPr>
+            <w:r>
+              <w:rPr>
+                <w:sz w:val="19"/>
+                <w:szCs w:val="19"/>
+              </w:rPr>
+              <w:t>Every route has a known cost basis; a basis other than TOTAL only with a published amount; every basis labelled in en/si/ta on the page and in the list; SLIIT per semester, NIBM per year, CA and AAT to register, NSBM totals; no ICBT placeholder price</w:t>
+            </w:r>
+          </w:p>
+        </w:tc>
+        <w:tc>
+          <w:tcPr>
+            <w:tcW w:w="2215" w:type="dxa"/>
+            <w:tcBorders>
+              <w:top w:val="single" w:sz="4" w:space="0" w:color="C9D3D0"/>
+              <w:left w:val="single" w:sz="4" w:space="0" w:color="C9D3D0"/>
+              <w:bottom w:val="single" w:sz="4" w:space="0" w:color="C9D3D0"/>
+              <w:right w:val="single" w:sz="4" w:space="0" w:color="C9D3D0"/>
+            </w:tcBorders>
+            <w:tcMar>
+              <w:top w:w="50" w:type="dxa"/>
+              <w:left w:w="100" w:type="dxa"/>
+              <w:bottom w:w="50" w:type="dxa"/>
+              <w:right w:w="100" w:type="dxa"/>
+            </w:tcMar>
+            <w:vAlign w:val="center"/>
+          </w:tcPr>
+          <w:p>
+            <w:pPr>
+              <w:spacing w:line="252" w:lineRule="auto"/>
+            </w:pPr>
+          </w:p>
+        </w:tc>
+      </w:tr>
     </w:tbl>
     <w:p>
       <w:pPr>
@@ -19975,7 +20257,7 @@
         <w:keepLines/>
         <w:pageBreakBefore/>
       </w:pPr>
-      <w:bookmarkStart w:id="22" w:name="_Toc243660133"/>
+      <w:bookmarkStart w:id="22" w:name="_Toc243662402"/>
       <w:r>
         <w:lastRenderedPageBreak/>
         <w:t>7 Security tests</w:t>
@@ -19987,7 +20269,7 @@
         <w:pStyle w:val="Caption"/>
         <w:keepNext/>
       </w:pPr>
-      <w:bookmarkStart w:id="23" w:name="_Toc243660146"/>
+      <w:bookmarkStart w:id="23" w:name="_Toc243662415"/>
       <w:r>
         <w:t xml:space="preserve">Table </w:t>
       </w:r>
@@ -22533,7 +22815,7 @@
         <w:keepLines/>
         <w:pageBreakBefore/>
       </w:pPr>
-      <w:bookmarkStart w:id="24" w:name="_Toc243660134"/>
+      <w:bookmarkStart w:id="24" w:name="_Toc243662403"/>
       <w:r>
         <w:lastRenderedPageBreak/>
         <w:t>8 Results summary</w:t>
@@ -22565,7 +22847,7 @@
         <w:pStyle w:val="Caption"/>
         <w:keepNext/>
       </w:pPr>
-      <w:bookmarkStart w:id="25" w:name="_Toc243660147"/>
+      <w:bookmarkStart w:id="25" w:name="_Toc243662416"/>
       <w:r>
         <w:t xml:space="preserve">Table </w:t>
       </w:r>
@@ -23355,7 +23637,7 @@
         <w:t xml:space="preserve">Automated test count over the build: 79 (5 October), 126, 152, 164, 179, 185 (11 October), 515 with 6 expected-fail and 21 opt-in (12 to 15 October, after the test campaign and CR-007 to CR-009), 532 with 0 expected-fail and 21 opt-in </w:t>
       </w:r>
       <w:r>
-        <w:t>(15 October, after the hardening of CR-010), 536 (21 October, after VR3 and the desktop side menu, TC-139), 539 (23 October, after VR4, TC-140), 543 (23 October, after CR-011, TC-141), 547 (23 October, after CR-012, TC-142), 549 (23 October, CR-012 revised to guides), 553 (23 October, other paths refreshed, TC-143), 554 (23 October, unknown cost never "Free"), 560 (23 October, other paths expanded, TC-144).</w:t>
+        <w:t>(15 October, after the hardening of CR-010), 536 (21 October, after VR3 and the desktop side menu, TC-139), 539 (23 October, after VR4, TC-140), 543 (23 October, after CR-011, TC-141), 547 (23 October, after CR-012, TC-142), 549 (23 October, CR-012 revised to guides), 553 (23 October, other paths refreshed, TC-143), 554 (23 October, unknown cost never "Free"), 560 (23 October, other paths expanded, TC-144), 564 (23 October, real costs with their basis, TC-145).</w:t>
       </w:r>
     </w:p>
     <w:p>
@@ -23363,7 +23645,7 @@
         <w:pStyle w:val="Caption"/>
         <w:keepNext/>
       </w:pPr>
-      <w:bookmarkStart w:id="26" w:name="_Toc243660148"/>
+      <w:bookmarkStart w:id="26" w:name="_Toc243662417"/>
       <w:r>
         <w:t xml:space="preserve">Table </w:t>
       </w:r>
@@ -23878,7 +24160,7 @@
         <w:pStyle w:val="Caption"/>
         <w:keepNext/>
       </w:pPr>
-      <w:bookmarkStart w:id="27" w:name="_Toc243660149"/>
+      <w:bookmarkStart w:id="27" w:name="_Toc243662418"/>
       <w:r>
         <w:lastRenderedPageBreak/>
         <w:t xml:space="preserve">Table </w:t>
@@ -24453,7 +24735,7 @@
         <w:keepLines/>
         <w:pageBreakBefore/>
       </w:pPr>
-      <w:bookmarkStart w:id="28" w:name="_Toc243660135"/>
+      <w:bookmarkStart w:id="28" w:name="_Toc243662404"/>
       <w:r>
         <w:lastRenderedPageBreak/>
         <w:t>9 Defects found and fixed</w:t>
@@ -24465,7 +24747,7 @@
         <w:pStyle w:val="Caption"/>
         <w:keepNext/>
       </w:pPr>
-      <w:bookmarkStart w:id="29" w:name="_Toc243660150"/>
+      <w:bookmarkStart w:id="29" w:name="_Toc243662419"/>
       <w:r>
         <w:t xml:space="preserve">Table </w:t>
       </w:r>
@@ -25623,7 +25905,7 @@
         <w:keepLines/>
         <w:pageBreakBefore/>
       </w:pPr>
-      <w:bookmarkStart w:id="30" w:name="_Toc243660136"/>
+      <w:bookmarkStart w:id="30" w:name="_Toc243662405"/>
       <w:r>
         <w:lastRenderedPageBreak/>
         <w:t>10 Known gaps and risks</w:t>
@@ -25635,7 +25917,7 @@
         <w:pStyle w:val="Caption"/>
         <w:keepNext/>
       </w:pPr>
-      <w:bookmarkStart w:id="31" w:name="_Toc243660151"/>
+      <w:bookmarkStart w:id="31" w:name="_Toc243662420"/>
       <w:r>
         <w:t xml:space="preserve">Table </w:t>
       </w:r>
@@ -26900,7 +27182,7 @@
         <w:keepLines/>
         <w:pageBreakBefore/>
       </w:pPr>
-      <w:bookmarkStart w:id="32" w:name="_Toc243660137"/>
+      <w:bookmarkStart w:id="32" w:name="_Toc243662406"/>
       <w:r>
         <w:lastRenderedPageBreak/>
         <w:t>11 Traceability</w:t>
@@ -26920,7 +27202,7 @@
         <w:pStyle w:val="Caption"/>
         <w:keepNext/>
       </w:pPr>
-      <w:bookmarkStart w:id="33" w:name="_Toc243660152"/>
+      <w:bookmarkStart w:id="33" w:name="_Toc243662421"/>
       <w:r>
         <w:t xml:space="preserve">Table </w:t>
       </w:r>
@@ -28789,7 +29071,7 @@
         <w:keepLines/>
         <w:pageBreakBefore/>
       </w:pPr>
-      <w:bookmarkStart w:id="34" w:name="_Toc243660138"/>
+      <w:bookmarkStart w:id="34" w:name="_Toc243662407"/>
       <w:r>
         <w:lastRenderedPageBreak/>
         <w:t>Appendix A: Glossary</w:t>
@@ -28801,7 +29083,7 @@
         <w:pStyle w:val="Caption"/>
         <w:keepNext/>
       </w:pPr>
-      <w:bookmarkStart w:id="35" w:name="_Toc243660153"/>
+      <w:bookmarkStart w:id="35" w:name="_Toc243662422"/>
       <w:r>
         <w:t xml:space="preserve">Table </w:t>
       </w:r>
@@ -29822,7 +30104,7 @@
         <w:keepLines/>
         <w:pageBreakBefore/>
       </w:pPr>
-      <w:bookmarkStart w:id="36" w:name="_Toc243660139"/>
+      <w:bookmarkStart w:id="36" w:name="_Toc243662408"/>
       <w:r>
         <w:lastRenderedPageBreak/>
         <w:t>Appendix B: References</w:t>
@@ -29834,7 +30116,7 @@
         <w:pStyle w:val="Caption"/>
         <w:keepNext/>
       </w:pPr>
-      <w:bookmarkStart w:id="37" w:name="_Toc243660154"/>
+      <w:bookmarkStart w:id="37" w:name="_Toc243662423"/>
       <w:r>
         <w:t xml:space="preserve">Table </w:t>
       </w:r>
@@ -30751,72 +31033,72 @@
 <file path=word/numbering.xml><?xml version="1.0" encoding="utf-8"?>
 <w:numbering xmlns:wpc="http://schemas.microsoft.com/office/word/2010/wordprocessingCanvas" xmlns:cx="http://schemas.microsoft.com/office/drawing/2014/chartex" xmlns:cx1="http://schemas.microsoft.com/office/drawing/2015/9/8/chartex" xmlns:cx2="http://schemas.microsoft.com/office/drawing/2015/10/21/chartex" xmlns:cx3="http://schemas.microsoft.com/office/drawing/2016/5/9/chartex" xmlns:cx4="http://schemas.microsoft.com/office/drawing/2016/5/10/chartex" xmlns:cx5="http://schemas.microsoft.com/office/drawing/2016/5/11/chartex" xmlns:cx6="http://schemas.microsoft.com/office/drawing/2016/5/12/chartex" xmlns:cx7="http://schemas.microsoft.com/office/drawing/2016/5/13/chartex" xmlns:cx8="http://schemas.microsoft.com/office/drawing/2016/5/14/chartex" xmlns:mc="http://schemas.openxmlformats.org/markup-compatibility/2006" xmlns:aink="http://schemas.microsoft.com/office/drawing/2016/ink" xmlns:am3d="http://schemas.microsoft.com/office/drawing/2017/model3d" xmlns:o="urn:schemas-microsoft-com:office:office" xmlns:oel="http://schemas.microsoft.com/office/2019/extlst" xmlns:r="http://schemas.openxmlformats.org/officeDocument/2006/relationships" xmlns:m="http://schemas.openxmlformats.org/officeDocument/2006/math" xmlns:v="urn:schemas-microsoft-com:vml" xmlns:wp14="http://schemas.microsoft.com/office/word/2010/wordprocessingDrawing" xmlns:wp="http://schemas.openxmlformats.org/drawingml/2006/wordprocessingDrawing" xmlns:w10="urn:schemas-microsoft-com:office:word" xmlns:w="http://schemas.openxmlformats.org/wordprocessingml/2006/main" xmlns:w14="http://schemas.microsoft.com/office/word/2010/wordml" xmlns:w15="http://schemas.microsoft.com/office/word/2012/wordml" xmlns:w16cex="http://schemas.microsoft.com/office/word/2018/wordml/cex" xmlns:w16cid="http://schemas.microsoft.com/office/word/2016/wordml/cid" xmlns:w16="http://schemas.microsoft.com/office/word/2018/wordml" xmlns:w16du="http://schemas.microsoft.com/office/word/2023/wordml/word16du" xmlns:w16sdtdh="http://schemas.microsoft.com/office/word/2020/wordml/sdtdatahash" xmlns:w16sdtfl="http://schemas.microsoft.com/office/word/2024/wordml/sdtformatlock" xmlns:w16se="http://schemas.microsoft.com/office/word/2015/wordml/symex" xmlns:wpg="http://schemas.microsoft.com/office/word/2010/wordprocessingGroup" xmlns:wpi="http://schemas.microsoft.com/office/word/2010/wordprocessingInk" xmlns:wne="http://schemas.microsoft.com/office/word/2006/wordml" xmlns:wps="http://schemas.microsoft.com/office/word/2010/wordprocessingShape" mc:Ignorable="w14 w15 w16se w16cid w16 w16cex w16sdtdh w16sdtfl w16du wp14">
   <w:abstractNum w:abstractNumId="0" w15:restartNumberingAfterBreak="0">
-    <w:nsid w:val="1B2A3ECA"/>
+    <w:nsid w:val="2A9969D7"/>
     <w:multiLevelType w:val="hybridMultilevel"/>
-    <w:tmpl w:val="2B20ED92"/>
-    <w:lvl w:ilvl="0" w:tplc="C0066178">
+    <w:tmpl w:val="5C4425DE"/>
+    <w:lvl w:ilvl="0" w:tplc="33F0F416" w:tentative="1">
       <w:start w:val="1"/>
-      <w:numFmt w:val="decimal"/>
-      <w:lvlText w:val="%1."/>
+      <w:numFmt w:val="bullet"/>
+      <w:lvlText w:val="•"/>
       <w:lvlJc w:val="left"/>
       <w:pPr>
-        <w:ind w:left="720" w:hanging="360"/>
+        <w:ind w:left="720" w:hanging="280"/>
       </w:pPr>
     </w:lvl>
-    <w:lvl w:ilvl="1" w:tplc="AED24FF4" w:tentative="1">
+    <w:lvl w:ilvl="1" w:tplc="AAE0FE50" w:tentative="1">
       <w:start w:val="1"/>
-      <w:numFmt w:val="lowerLetter"/>
-      <w:lvlText w:val="%2."/>
+      <w:numFmt w:val="bullet"/>
+      <w:lvlText w:val="–"/>
       <w:lvlJc w:val="left"/>
       <w:pPr>
-        <w:ind w:left="1080" w:hanging="360"/>
+        <w:ind w:left="1080" w:hanging="280"/>
       </w:pPr>
     </w:lvl>
-    <w:lvl w:ilvl="2" w:tplc="BAD644DC" w:tentative="1">
+    <w:lvl w:ilvl="2" w:tplc="E9CE457A" w:tentative="1">
       <w:start w:val="1"/>
-      <w:numFmt w:val="lowerRoman"/>
-      <w:lvlText w:val="%3."/>
+      <w:numFmt w:val="bullet"/>
+      <w:lvlText w:val="▪"/>
       <w:lvlJc w:val="left"/>
       <w:pPr>
-        <w:ind w:left="1440" w:hanging="360"/>
+        <w:ind w:left="1440" w:hanging="280"/>
       </w:pPr>
     </w:lvl>
-    <w:lvl w:ilvl="3" w:tplc="0F1861AA">
+    <w:lvl w:ilvl="3" w:tplc="C50A8C20">
       <w:numFmt w:val="decimal"/>
       <w:lvlText w:val=""/>
       <w:lvlJc w:val="left"/>
     </w:lvl>
-    <w:lvl w:ilvl="4" w:tplc="26BE9C1A">
+    <w:lvl w:ilvl="4" w:tplc="5452660E">
       <w:numFmt w:val="decimal"/>
       <w:lvlText w:val=""/>
       <w:lvlJc w:val="left"/>
     </w:lvl>
-    <w:lvl w:ilvl="5" w:tplc="0BF4EC4A">
+    <w:lvl w:ilvl="5" w:tplc="870C53A8">
       <w:numFmt w:val="decimal"/>
       <w:lvlText w:val=""/>
       <w:lvlJc w:val="left"/>
     </w:lvl>
-    <w:lvl w:ilvl="6" w:tplc="80547BF8">
+    <w:lvl w:ilvl="6" w:tplc="BC0E11DC">
       <w:numFmt w:val="decimal"/>
       <w:lvlText w:val=""/>
       <w:lvlJc w:val="left"/>
     </w:lvl>
-    <w:lvl w:ilvl="7" w:tplc="3E9EA5FA">
+    <w:lvl w:ilvl="7" w:tplc="61682D5A">
       <w:numFmt w:val="decimal"/>
       <w:lvlText w:val=""/>
       <w:lvlJc w:val="left"/>
     </w:lvl>
-    <w:lvl w:ilvl="8" w:tplc="1794CDEE">
+    <w:lvl w:ilvl="8" w:tplc="3DFC7BD8">
       <w:numFmt w:val="decimal"/>
       <w:lvlText w:val=""/>
       <w:lvlJc w:val="left"/>
     </w:lvl>
   </w:abstractNum>
   <w:abstractNum w:abstractNumId="1" w15:restartNumberingAfterBreak="0">
-    <w:nsid w:val="272F68BA"/>
+    <w:nsid w:val="478F0A6A"/>
     <w:multiLevelType w:val="hybridMultilevel"/>
-    <w:tmpl w:val="31BED6A0"/>
-    <w:lvl w:ilvl="0" w:tplc="4FAAB87C" w:tentative="1">
+    <w:tmpl w:val="360A99E6"/>
+    <w:lvl w:ilvl="0" w:tplc="8D56BD46" w:tentative="1">
       <w:start w:val="1"/>
       <w:numFmt w:val="bullet"/>
       <w:lvlText w:val="●"/>
@@ -30825,7 +31107,7 @@
         <w:ind w:left="720" w:hanging="360"/>
       </w:pPr>
     </w:lvl>
-    <w:lvl w:ilvl="1" w:tplc="E24E7612" w:tentative="1">
+    <w:lvl w:ilvl="1" w:tplc="B6241AEC" w:tentative="1">
       <w:start w:val="1"/>
       <w:numFmt w:val="bullet"/>
       <w:lvlText w:val="○"/>
@@ -30834,7 +31116,7 @@
         <w:ind w:left="1440" w:hanging="360"/>
       </w:pPr>
     </w:lvl>
-    <w:lvl w:ilvl="2" w:tplc="0B56525C" w:tentative="1">
+    <w:lvl w:ilvl="2" w:tplc="3F340BE0" w:tentative="1">
       <w:start w:val="1"/>
       <w:numFmt w:val="bullet"/>
       <w:lvlText w:val="■"/>
@@ -30843,7 +31125,7 @@
         <w:ind w:left="2160" w:hanging="360"/>
       </w:pPr>
     </w:lvl>
-    <w:lvl w:ilvl="3" w:tplc="2048CA0E" w:tentative="1">
+    <w:lvl w:ilvl="3" w:tplc="11D0BBB2" w:tentative="1">
       <w:start w:val="1"/>
       <w:numFmt w:val="bullet"/>
       <w:lvlText w:val="●"/>
@@ -30852,7 +31134,7 @@
         <w:ind w:left="2880" w:hanging="360"/>
       </w:pPr>
     </w:lvl>
-    <w:lvl w:ilvl="4" w:tplc="37063622" w:tentative="1">
+    <w:lvl w:ilvl="4" w:tplc="11368808" w:tentative="1">
       <w:start w:val="1"/>
       <w:numFmt w:val="bullet"/>
       <w:lvlText w:val="○"/>
@@ -30861,7 +31143,7 @@
         <w:ind w:left="3600" w:hanging="360"/>
       </w:pPr>
     </w:lvl>
-    <w:lvl w:ilvl="5" w:tplc="30F6BC54" w:tentative="1">
+    <w:lvl w:ilvl="5" w:tplc="315037D0" w:tentative="1">
       <w:start w:val="1"/>
       <w:numFmt w:val="bullet"/>
       <w:lvlText w:val="■"/>
@@ -30870,7 +31152,7 @@
         <w:ind w:left="4320" w:hanging="360"/>
       </w:pPr>
     </w:lvl>
-    <w:lvl w:ilvl="6" w:tplc="585AE51C" w:tentative="1">
+    <w:lvl w:ilvl="6" w:tplc="844E070C" w:tentative="1">
       <w:start w:val="1"/>
       <w:numFmt w:val="bullet"/>
       <w:lvlText w:val="●"/>
@@ -30879,7 +31161,7 @@
         <w:ind w:left="5040" w:hanging="360"/>
       </w:pPr>
     </w:lvl>
-    <w:lvl w:ilvl="7" w:tplc="F00EC892" w:tentative="1">
+    <w:lvl w:ilvl="7" w:tplc="99AA80B2" w:tentative="1">
       <w:start w:val="1"/>
       <w:numFmt w:val="bullet"/>
       <w:lvlText w:val="●"/>
@@ -30888,7 +31170,7 @@
         <w:ind w:left="5760" w:hanging="360"/>
       </w:pPr>
     </w:lvl>
-    <w:lvl w:ilvl="8" w:tplc="00D676BC" w:tentative="1">
+    <w:lvl w:ilvl="8" w:tplc="C394BA5A" w:tentative="1">
       <w:start w:val="1"/>
       <w:numFmt w:val="bullet"/>
       <w:lvlText w:val="●"/>
@@ -30899,75 +31181,75 @@
     </w:lvl>
   </w:abstractNum>
   <w:abstractNum w:abstractNumId="2" w15:restartNumberingAfterBreak="0">
-    <w:nsid w:val="2A996538"/>
+    <w:nsid w:val="77D205B6"/>
     <w:multiLevelType w:val="hybridMultilevel"/>
-    <w:tmpl w:val="A0CC52BE"/>
-    <w:lvl w:ilvl="0" w:tplc="A9F80F60" w:tentative="1">
+    <w:tmpl w:val="8B76D6FC"/>
+    <w:lvl w:ilvl="0" w:tplc="2A069C90">
       <w:start w:val="1"/>
-      <w:numFmt w:val="bullet"/>
-      <w:lvlText w:val="•"/>
+      <w:numFmt w:val="decimal"/>
+      <w:lvlText w:val="%1."/>
       <w:lvlJc w:val="left"/>
       <w:pPr>
-        <w:ind w:left="720" w:hanging="280"/>
+        <w:ind w:left="720" w:hanging="360"/>
       </w:pPr>
     </w:lvl>
-    <w:lvl w:ilvl="1" w:tplc="20CC9D72" w:tentative="1">
+    <w:lvl w:ilvl="1" w:tplc="A78E91FE" w:tentative="1">
       <w:start w:val="1"/>
-      <w:numFmt w:val="bullet"/>
-      <w:lvlText w:val="–"/>
+      <w:numFmt w:val="lowerLetter"/>
+      <w:lvlText w:val="%2."/>
       <w:lvlJc w:val="left"/>
       <w:pPr>
-        <w:ind w:left="1080" w:hanging="280"/>
+        <w:ind w:left="1080" w:hanging="360"/>
       </w:pPr>
     </w:lvl>
-    <w:lvl w:ilvl="2" w:tplc="8570AC3E" w:tentative="1">
+    <w:lvl w:ilvl="2" w:tplc="353A5D26" w:tentative="1">
       <w:start w:val="1"/>
-      <w:numFmt w:val="bullet"/>
-      <w:lvlText w:val="▪"/>
+      <w:numFmt w:val="lowerRoman"/>
+      <w:lvlText w:val="%3."/>
       <w:lvlJc w:val="left"/>
       <w:pPr>
-        <w:ind w:left="1440" w:hanging="280"/>
+        <w:ind w:left="1440" w:hanging="360"/>
       </w:pPr>
     </w:lvl>
-    <w:lvl w:ilvl="3" w:tplc="510A5564">
+    <w:lvl w:ilvl="3" w:tplc="F4889138">
       <w:numFmt w:val="decimal"/>
       <w:lvlText w:val=""/>
       <w:lvlJc w:val="left"/>
     </w:lvl>
-    <w:lvl w:ilvl="4" w:tplc="40FEA1EE">
+    <w:lvl w:ilvl="4" w:tplc="9B62ADEE">
       <w:numFmt w:val="decimal"/>
       <w:lvlText w:val=""/>
       <w:lvlJc w:val="left"/>
     </w:lvl>
-    <w:lvl w:ilvl="5" w:tplc="BC8E0468">
+    <w:lvl w:ilvl="5" w:tplc="0982168E">
       <w:numFmt w:val="decimal"/>
       <w:lvlText w:val=""/>
       <w:lvlJc w:val="left"/>
     </w:lvl>
-    <w:lvl w:ilvl="6" w:tplc="86109CA2">
+    <w:lvl w:ilvl="6" w:tplc="B75A872A">
       <w:numFmt w:val="decimal"/>
       <w:lvlText w:val=""/>
       <w:lvlJc w:val="left"/>
     </w:lvl>
-    <w:lvl w:ilvl="7" w:tplc="6CEE530A">
+    <w:lvl w:ilvl="7" w:tplc="D368F786">
       <w:numFmt w:val="decimal"/>
       <w:lvlText w:val=""/>
       <w:lvlJc w:val="left"/>
     </w:lvl>
-    <w:lvl w:ilvl="8" w:tplc="0CD8106E">
+    <w:lvl w:ilvl="8" w:tplc="99A61BA4">
       <w:numFmt w:val="decimal"/>
       <w:lvlText w:val=""/>
       <w:lvlJc w:val="left"/>
     </w:lvl>
   </w:abstractNum>
-  <w:num w:numId="1" w16cid:durableId="318464901">
+  <w:num w:numId="1" w16cid:durableId="1735353210">
     <w:abstractNumId w:val="1"/>
     <w:lvlOverride w:ilvl="0">
       <w:startOverride w:val="1"/>
     </w:lvlOverride>
   </w:num>
-  <w:num w:numId="2" w16cid:durableId="162822229">
-    <w:abstractNumId w:val="0"/>
+  <w:num w:numId="2" w16cid:durableId="377508528">
+    <w:abstractNumId w:val="2"/>
     <w:lvlOverride w:ilvl="0">
       <w:startOverride w:val="1"/>
     </w:lvlOverride>
@@ -31671,7 +31953,7 @@
     <w:autoRedefine/>
     <w:uiPriority w:val="39"/>
     <w:unhideWhenUsed/>
-    <w:rsid w:val="00191D6F"/>
+    <w:rsid w:val="004562EA"/>
     <w:pPr>
       <w:spacing w:after="100"/>
     </w:pPr>
@@ -31683,7 +31965,7 @@
     <w:autoRedefine/>
     <w:uiPriority w:val="39"/>
     <w:unhideWhenUsed/>
-    <w:rsid w:val="00191D6F"/>
+    <w:rsid w:val="004562EA"/>
     <w:pPr>
       <w:spacing w:after="100"/>
       <w:ind w:left="210"/>
@@ -31695,7 +31977,7 @@
     <w:next w:val="Normal"/>
     <w:uiPriority w:val="99"/>
     <w:unhideWhenUsed/>
-    <w:rsid w:val="00191D6F"/>
+    <w:rsid w:val="004562EA"/>
   </w:style>
 </w:styles>
 </file>

--- a/docs/08-test-plan/ZP-DOC-08_Test-Plan.docx
+++ b/docs/08-test-plan/ZP-DOC-08_Test-Plan.docx
@@ -3011,7 +3011,7 @@
     <w:sdt>
       <w:sdtPr>
         <w:alias w:val="Contents"/>
-        <w:id w:val="1973546333"/>
+        <w:id w:val="1457059659"/>
       </w:sdtPr>
       <w:sdtEndPr/>
       <w:sdtContent>
@@ -3040,7 +3040,7 @@
           <w:r>
             <w:fldChar w:fldCharType="separate"/>
           </w:r>
-          <w:hyperlink w:anchor="_Toc243662386" w:history="1">
+          <w:hyperlink w:anchor="_Toc243666850" w:history="1">
             <w:r>
               <w:rPr>
                 <w:rStyle w:val="Hyperlink"/>
@@ -3064,7 +3064,7 @@
               <w:rPr>
                 <w:noProof/>
               </w:rPr>
-              <w:instrText xml:space="preserve"> PAGEREF _Toc243662386 \h </w:instrText>
+              <w:instrText xml:space="preserve"> PAGEREF _Toc243666850 \h </w:instrText>
             </w:r>
             <w:r>
               <w:rPr>
@@ -3107,7 +3107,7 @@
               <w14:ligatures w14:val="standardContextual"/>
             </w:rPr>
           </w:pPr>
-          <w:hyperlink w:anchor="_Toc243662387" w:history="1">
+          <w:hyperlink w:anchor="_Toc243666851" w:history="1">
             <w:r>
               <w:rPr>
                 <w:rStyle w:val="Hyperlink"/>
@@ -3131,7 +3131,7 @@
               <w:rPr>
                 <w:noProof/>
               </w:rPr>
-              <w:instrText xml:space="preserve"> PAGEREF _Toc243662387 \h </w:instrText>
+              <w:instrText xml:space="preserve"> PAGEREF _Toc243666851 \h </w:instrText>
             </w:r>
             <w:r>
               <w:rPr>
@@ -3174,7 +3174,7 @@
               <w14:ligatures w14:val="standardContextual"/>
             </w:rPr>
           </w:pPr>
-          <w:hyperlink w:anchor="_Toc243662388" w:history="1">
+          <w:hyperlink w:anchor="_Toc243666852" w:history="1">
             <w:r>
               <w:rPr>
                 <w:rStyle w:val="Hyperlink"/>
@@ -3198,7 +3198,7 @@
               <w:rPr>
                 <w:noProof/>
               </w:rPr>
-              <w:instrText xml:space="preserve"> PAGEREF _Toc243662388 \h </w:instrText>
+              <w:instrText xml:space="preserve"> PAGEREF _Toc243666852 \h </w:instrText>
             </w:r>
             <w:r>
               <w:rPr>
@@ -3241,7 +3241,7 @@
               <w14:ligatures w14:val="standardContextual"/>
             </w:rPr>
           </w:pPr>
-          <w:hyperlink w:anchor="_Toc243662389" w:history="1">
+          <w:hyperlink w:anchor="_Toc243666853" w:history="1">
             <w:r>
               <w:rPr>
                 <w:rStyle w:val="Hyperlink"/>
@@ -3265,7 +3265,7 @@
               <w:rPr>
                 <w:noProof/>
               </w:rPr>
-              <w:instrText xml:space="preserve"> PAGEREF _Toc243662389 \h </w:instrText>
+              <w:instrText xml:space="preserve"> PAGEREF _Toc243666853 \h </w:instrText>
             </w:r>
             <w:r>
               <w:rPr>
@@ -3308,7 +3308,7 @@
               <w14:ligatures w14:val="standardContextual"/>
             </w:rPr>
           </w:pPr>
-          <w:hyperlink w:anchor="_Toc243662390" w:history="1">
+          <w:hyperlink w:anchor="_Toc243666854" w:history="1">
             <w:r>
               <w:rPr>
                 <w:rStyle w:val="Hyperlink"/>
@@ -3332,7 +3332,7 @@
               <w:rPr>
                 <w:noProof/>
               </w:rPr>
-              <w:instrText xml:space="preserve"> PAGEREF _Toc243662390 \h </w:instrText>
+              <w:instrText xml:space="preserve"> PAGEREF _Toc243666854 \h </w:instrText>
             </w:r>
             <w:r>
               <w:rPr>
@@ -3375,7 +3375,7 @@
               <w14:ligatures w14:val="standardContextual"/>
             </w:rPr>
           </w:pPr>
-          <w:hyperlink w:anchor="_Toc243662391" w:history="1">
+          <w:hyperlink w:anchor="_Toc243666855" w:history="1">
             <w:r>
               <w:rPr>
                 <w:rStyle w:val="Hyperlink"/>
@@ -3399,7 +3399,7 @@
               <w:rPr>
                 <w:noProof/>
               </w:rPr>
-              <w:instrText xml:space="preserve"> PAGEREF _Toc243662391 \h </w:instrText>
+              <w:instrText xml:space="preserve"> PAGEREF _Toc243666855 \h </w:instrText>
             </w:r>
             <w:r>
               <w:rPr>
@@ -3442,7 +3442,7 @@
               <w14:ligatures w14:val="standardContextual"/>
             </w:rPr>
           </w:pPr>
-          <w:hyperlink w:anchor="_Toc243662392" w:history="1">
+          <w:hyperlink w:anchor="_Toc243666856" w:history="1">
             <w:r>
               <w:rPr>
                 <w:rStyle w:val="Hyperlink"/>
@@ -3466,7 +3466,7 @@
               <w:rPr>
                 <w:noProof/>
               </w:rPr>
-              <w:instrText xml:space="preserve"> PAGEREF _Toc243662392 \h </w:instrText>
+              <w:instrText xml:space="preserve"> PAGEREF _Toc243666856 \h </w:instrText>
             </w:r>
             <w:r>
               <w:rPr>
@@ -3509,7 +3509,7 @@
               <w14:ligatures w14:val="standardContextual"/>
             </w:rPr>
           </w:pPr>
-          <w:hyperlink w:anchor="_Toc243662393" w:history="1">
+          <w:hyperlink w:anchor="_Toc243666857" w:history="1">
             <w:r>
               <w:rPr>
                 <w:rStyle w:val="Hyperlink"/>
@@ -3533,7 +3533,7 @@
               <w:rPr>
                 <w:noProof/>
               </w:rPr>
-              <w:instrText xml:space="preserve"> PAGEREF _Toc243662393 \h </w:instrText>
+              <w:instrText xml:space="preserve"> PAGEREF _Toc243666857 \h </w:instrText>
             </w:r>
             <w:r>
               <w:rPr>
@@ -3576,7 +3576,7 @@
               <w14:ligatures w14:val="standardContextual"/>
             </w:rPr>
           </w:pPr>
-          <w:hyperlink w:anchor="_Toc243662394" w:history="1">
+          <w:hyperlink w:anchor="_Toc243666858" w:history="1">
             <w:r>
               <w:rPr>
                 <w:rStyle w:val="Hyperlink"/>
@@ -3600,7 +3600,7 @@
               <w:rPr>
                 <w:noProof/>
               </w:rPr>
-              <w:instrText xml:space="preserve"> PAGEREF _Toc243662394 \h </w:instrText>
+              <w:instrText xml:space="preserve"> PAGEREF _Toc243666858 \h </w:instrText>
             </w:r>
             <w:r>
               <w:rPr>
@@ -3643,7 +3643,7 @@
               <w14:ligatures w14:val="standardContextual"/>
             </w:rPr>
           </w:pPr>
-          <w:hyperlink w:anchor="_Toc243662395" w:history="1">
+          <w:hyperlink w:anchor="_Toc243666859" w:history="1">
             <w:r>
               <w:rPr>
                 <w:rStyle w:val="Hyperlink"/>
@@ -3667,7 +3667,7 @@
               <w:rPr>
                 <w:noProof/>
               </w:rPr>
-              <w:instrText xml:space="preserve"> PAGEREF _Toc243662395 \h </w:instrText>
+              <w:instrText xml:space="preserve"> PAGEREF _Toc243666859 \h </w:instrText>
             </w:r>
             <w:r>
               <w:rPr>
@@ -3710,7 +3710,7 @@
               <w14:ligatures w14:val="standardContextual"/>
             </w:rPr>
           </w:pPr>
-          <w:hyperlink w:anchor="_Toc243662396" w:history="1">
+          <w:hyperlink w:anchor="_Toc243666860" w:history="1">
             <w:r>
               <w:rPr>
                 <w:rStyle w:val="Hyperlink"/>
@@ -3734,7 +3734,7 @@
               <w:rPr>
                 <w:noProof/>
               </w:rPr>
-              <w:instrText xml:space="preserve"> PAGEREF _Toc243662396 \h </w:instrText>
+              <w:instrText xml:space="preserve"> PAGEREF _Toc243666860 \h </w:instrText>
             </w:r>
             <w:r>
               <w:rPr>
@@ -3777,7 +3777,7 @@
               <w14:ligatures w14:val="standardContextual"/>
             </w:rPr>
           </w:pPr>
-          <w:hyperlink w:anchor="_Toc243662397" w:history="1">
+          <w:hyperlink w:anchor="_Toc243666861" w:history="1">
             <w:r>
               <w:rPr>
                 <w:rStyle w:val="Hyperlink"/>
@@ -3801,7 +3801,7 @@
               <w:rPr>
                 <w:noProof/>
               </w:rPr>
-              <w:instrText xml:space="preserve"> PAGEREF _Toc243662397 \h </w:instrText>
+              <w:instrText xml:space="preserve"> PAGEREF _Toc243666861 \h </w:instrText>
             </w:r>
             <w:r>
               <w:rPr>
@@ -3844,7 +3844,7 @@
               <w14:ligatures w14:val="standardContextual"/>
             </w:rPr>
           </w:pPr>
-          <w:hyperlink w:anchor="_Toc243662398" w:history="1">
+          <w:hyperlink w:anchor="_Toc243666862" w:history="1">
             <w:r>
               <w:rPr>
                 <w:rStyle w:val="Hyperlink"/>
@@ -3868,7 +3868,7 @@
               <w:rPr>
                 <w:noProof/>
               </w:rPr>
-              <w:instrText xml:space="preserve"> PAGEREF _Toc243662398 \h </w:instrText>
+              <w:instrText xml:space="preserve"> PAGEREF _Toc243666862 \h </w:instrText>
             </w:r>
             <w:r>
               <w:rPr>
@@ -3911,7 +3911,7 @@
               <w14:ligatures w14:val="standardContextual"/>
             </w:rPr>
           </w:pPr>
-          <w:hyperlink w:anchor="_Toc243662399" w:history="1">
+          <w:hyperlink w:anchor="_Toc243666863" w:history="1">
             <w:r>
               <w:rPr>
                 <w:rStyle w:val="Hyperlink"/>
@@ -3935,7 +3935,7 @@
               <w:rPr>
                 <w:noProof/>
               </w:rPr>
-              <w:instrText xml:space="preserve"> PAGEREF _Toc243662399 \h </w:instrText>
+              <w:instrText xml:space="preserve"> PAGEREF _Toc243666863 \h </w:instrText>
             </w:r>
             <w:r>
               <w:rPr>
@@ -3978,7 +3978,7 @@
               <w14:ligatures w14:val="standardContextual"/>
             </w:rPr>
           </w:pPr>
-          <w:hyperlink w:anchor="_Toc243662400" w:history="1">
+          <w:hyperlink w:anchor="_Toc243666864" w:history="1">
             <w:r>
               <w:rPr>
                 <w:rStyle w:val="Hyperlink"/>
@@ -4002,7 +4002,7 @@
               <w:rPr>
                 <w:noProof/>
               </w:rPr>
-              <w:instrText xml:space="preserve"> PAGEREF _Toc243662400 \h </w:instrText>
+              <w:instrText xml:space="preserve"> PAGEREF _Toc243666864 \h </w:instrText>
             </w:r>
             <w:r>
               <w:rPr>
@@ -4045,7 +4045,7 @@
               <w14:ligatures w14:val="standardContextual"/>
             </w:rPr>
           </w:pPr>
-          <w:hyperlink w:anchor="_Toc243662401" w:history="1">
+          <w:hyperlink w:anchor="_Toc243666865" w:history="1">
             <w:r>
               <w:rPr>
                 <w:rStyle w:val="Hyperlink"/>
@@ -4069,7 +4069,7 @@
               <w:rPr>
                 <w:noProof/>
               </w:rPr>
-              <w:instrText xml:space="preserve"> PAGEREF _Toc243662401 \h </w:instrText>
+              <w:instrText xml:space="preserve"> PAGEREF _Toc243666865 \h </w:instrText>
             </w:r>
             <w:r>
               <w:rPr>
@@ -4112,7 +4112,7 @@
               <w14:ligatures w14:val="standardContextual"/>
             </w:rPr>
           </w:pPr>
-          <w:hyperlink w:anchor="_Toc243662402" w:history="1">
+          <w:hyperlink w:anchor="_Toc243666866" w:history="1">
             <w:r>
               <w:rPr>
                 <w:rStyle w:val="Hyperlink"/>
@@ -4136,7 +4136,7 @@
               <w:rPr>
                 <w:noProof/>
               </w:rPr>
-              <w:instrText xml:space="preserve"> PAGEREF _Toc243662402 \h </w:instrText>
+              <w:instrText xml:space="preserve"> PAGEREF _Toc243666866 \h </w:instrText>
             </w:r>
             <w:r>
               <w:rPr>
@@ -4179,7 +4179,7 @@
               <w14:ligatures w14:val="standardContextual"/>
             </w:rPr>
           </w:pPr>
-          <w:hyperlink w:anchor="_Toc243662403" w:history="1">
+          <w:hyperlink w:anchor="_Toc243666867" w:history="1">
             <w:r>
               <w:rPr>
                 <w:rStyle w:val="Hyperlink"/>
@@ -4203,7 +4203,7 @@
               <w:rPr>
                 <w:noProof/>
               </w:rPr>
-              <w:instrText xml:space="preserve"> PAGEREF _Toc243662403 \h </w:instrText>
+              <w:instrText xml:space="preserve"> PAGEREF _Toc243666867 \h </w:instrText>
             </w:r>
             <w:r>
               <w:rPr>
@@ -4246,7 +4246,7 @@
               <w14:ligatures w14:val="standardContextual"/>
             </w:rPr>
           </w:pPr>
-          <w:hyperlink w:anchor="_Toc243662404" w:history="1">
+          <w:hyperlink w:anchor="_Toc243666868" w:history="1">
             <w:r>
               <w:rPr>
                 <w:rStyle w:val="Hyperlink"/>
@@ -4270,7 +4270,7 @@
               <w:rPr>
                 <w:noProof/>
               </w:rPr>
-              <w:instrText xml:space="preserve"> PAGEREF _Toc243662404 \h </w:instrText>
+              <w:instrText xml:space="preserve"> PAGEREF _Toc243666868 \h </w:instrText>
             </w:r>
             <w:r>
               <w:rPr>
@@ -4313,7 +4313,7 @@
               <w14:ligatures w14:val="standardContextual"/>
             </w:rPr>
           </w:pPr>
-          <w:hyperlink w:anchor="_Toc243662405" w:history="1">
+          <w:hyperlink w:anchor="_Toc243666869" w:history="1">
             <w:r>
               <w:rPr>
                 <w:rStyle w:val="Hyperlink"/>
@@ -4337,7 +4337,7 @@
               <w:rPr>
                 <w:noProof/>
               </w:rPr>
-              <w:instrText xml:space="preserve"> PAGEREF _Toc243662405 \h </w:instrText>
+              <w:instrText xml:space="preserve"> PAGEREF _Toc243666869 \h </w:instrText>
             </w:r>
             <w:r>
               <w:rPr>
@@ -4380,7 +4380,7 @@
               <w14:ligatures w14:val="standardContextual"/>
             </w:rPr>
           </w:pPr>
-          <w:hyperlink w:anchor="_Toc243662406" w:history="1">
+          <w:hyperlink w:anchor="_Toc243666870" w:history="1">
             <w:r>
               <w:rPr>
                 <w:rStyle w:val="Hyperlink"/>
@@ -4404,7 +4404,7 @@
               <w:rPr>
                 <w:noProof/>
               </w:rPr>
-              <w:instrText xml:space="preserve"> PAGEREF _Toc243662406 \h </w:instrText>
+              <w:instrText xml:space="preserve"> PAGEREF _Toc243666870 \h </w:instrText>
             </w:r>
             <w:r>
               <w:rPr>
@@ -4447,7 +4447,7 @@
               <w14:ligatures w14:val="standardContextual"/>
             </w:rPr>
           </w:pPr>
-          <w:hyperlink w:anchor="_Toc243662407" w:history="1">
+          <w:hyperlink w:anchor="_Toc243666871" w:history="1">
             <w:r>
               <w:rPr>
                 <w:rStyle w:val="Hyperlink"/>
@@ -4471,7 +4471,7 @@
               <w:rPr>
                 <w:noProof/>
               </w:rPr>
-              <w:instrText xml:space="preserve"> PAGEREF _Toc243662407 \h </w:instrText>
+              <w:instrText xml:space="preserve"> PAGEREF _Toc243666871 \h </w:instrText>
             </w:r>
             <w:r>
               <w:rPr>
@@ -4514,7 +4514,7 @@
               <w14:ligatures w14:val="standardContextual"/>
             </w:rPr>
           </w:pPr>
-          <w:hyperlink w:anchor="_Toc243662408" w:history="1">
+          <w:hyperlink w:anchor="_Toc243666872" w:history="1">
             <w:r>
               <w:rPr>
                 <w:rStyle w:val="Hyperlink"/>
@@ -4538,7 +4538,7 @@
               <w:rPr>
                 <w:noProof/>
               </w:rPr>
-              <w:instrText xml:space="preserve"> PAGEREF _Toc243662408 \h </w:instrText>
+              <w:instrText xml:space="preserve"> PAGEREF _Toc243666872 \h </w:instrText>
             </w:r>
             <w:r>
               <w:rPr>
@@ -4584,7 +4584,7 @@
     <w:sdt>
       <w:sdtPr>
         <w:alias w:val="Tables"/>
-        <w:id w:val="1829860898"/>
+        <w:id w:val="1865554312"/>
       </w:sdtPr>
       <w:sdtEndPr/>
       <w:sdtContent>
@@ -4613,7 +4613,7 @@
           <w:r>
             <w:fldChar w:fldCharType="separate"/>
           </w:r>
-          <w:hyperlink w:anchor="_Toc243662409" w:history="1">
+          <w:hyperlink w:anchor="_Toc243666873" w:history="1">
             <w:r>
               <w:rPr>
                 <w:rStyle w:val="Hyperlink"/>
@@ -4637,7 +4637,7 @@
               <w:rPr>
                 <w:noProof/>
               </w:rPr>
-              <w:instrText xml:space="preserve"> PAGEREF _Toc243662409 \h </w:instrText>
+              <w:instrText xml:space="preserve"> PAGEREF _Toc243666873 \h </w:instrText>
             </w:r>
             <w:r>
               <w:rPr>
@@ -4680,7 +4680,7 @@
               <w14:ligatures w14:val="standardContextual"/>
             </w:rPr>
           </w:pPr>
-          <w:hyperlink w:anchor="_Toc243662410" w:history="1">
+          <w:hyperlink w:anchor="_Toc243666874" w:history="1">
             <w:r>
               <w:rPr>
                 <w:rStyle w:val="Hyperlink"/>
@@ -4704,7 +4704,7 @@
               <w:rPr>
                 <w:noProof/>
               </w:rPr>
-              <w:instrText xml:space="preserve"> PAGEREF _Toc243662410 \h </w:instrText>
+              <w:instrText xml:space="preserve"> PAGEREF _Toc243666874 \h </w:instrText>
             </w:r>
             <w:r>
               <w:rPr>
@@ -4747,7 +4747,7 @@
               <w14:ligatures w14:val="standardContextual"/>
             </w:rPr>
           </w:pPr>
-          <w:hyperlink w:anchor="_Toc243662411" w:history="1">
+          <w:hyperlink w:anchor="_Toc243666875" w:history="1">
             <w:r>
               <w:rPr>
                 <w:rStyle w:val="Hyperlink"/>
@@ -4771,7 +4771,7 @@
               <w:rPr>
                 <w:noProof/>
               </w:rPr>
-              <w:instrText xml:space="preserve"> PAGEREF _Toc243662411 \h </w:instrText>
+              <w:instrText xml:space="preserve"> PAGEREF _Toc243666875 \h </w:instrText>
             </w:r>
             <w:r>
               <w:rPr>
@@ -4814,7 +4814,7 @@
               <w14:ligatures w14:val="standardContextual"/>
             </w:rPr>
           </w:pPr>
-          <w:hyperlink w:anchor="_Toc243662412" w:history="1">
+          <w:hyperlink w:anchor="_Toc243666876" w:history="1">
             <w:r>
               <w:rPr>
                 <w:rStyle w:val="Hyperlink"/>
@@ -4838,7 +4838,7 @@
               <w:rPr>
                 <w:noProof/>
               </w:rPr>
-              <w:instrText xml:space="preserve"> PAGEREF _Toc243662412 \h </w:instrText>
+              <w:instrText xml:space="preserve"> PAGEREF _Toc243666876 \h </w:instrText>
             </w:r>
             <w:r>
               <w:rPr>
@@ -4881,7 +4881,7 @@
               <w14:ligatures w14:val="standardContextual"/>
             </w:rPr>
           </w:pPr>
-          <w:hyperlink w:anchor="_Toc243662413" w:history="1">
+          <w:hyperlink w:anchor="_Toc243666877" w:history="1">
             <w:r>
               <w:rPr>
                 <w:rStyle w:val="Hyperlink"/>
@@ -4905,7 +4905,7 @@
               <w:rPr>
                 <w:noProof/>
               </w:rPr>
-              <w:instrText xml:space="preserve"> PAGEREF _Toc243662413 \h </w:instrText>
+              <w:instrText xml:space="preserve"> PAGEREF _Toc243666877 \h </w:instrText>
             </w:r>
             <w:r>
               <w:rPr>
@@ -4948,7 +4948,7 @@
               <w14:ligatures w14:val="standardContextual"/>
             </w:rPr>
           </w:pPr>
-          <w:hyperlink w:anchor="_Toc243662414" w:history="1">
+          <w:hyperlink w:anchor="_Toc243666878" w:history="1">
             <w:r>
               <w:rPr>
                 <w:rStyle w:val="Hyperlink"/>
@@ -4972,7 +4972,7 @@
               <w:rPr>
                 <w:noProof/>
               </w:rPr>
-              <w:instrText xml:space="preserve"> PAGEREF _Toc243662414 \h </w:instrText>
+              <w:instrText xml:space="preserve"> PAGEREF _Toc243666878 \h </w:instrText>
             </w:r>
             <w:r>
               <w:rPr>
@@ -5015,7 +5015,7 @@
               <w14:ligatures w14:val="standardContextual"/>
             </w:rPr>
           </w:pPr>
-          <w:hyperlink w:anchor="_Toc243662415" w:history="1">
+          <w:hyperlink w:anchor="_Toc243666879" w:history="1">
             <w:r>
               <w:rPr>
                 <w:rStyle w:val="Hyperlink"/>
@@ -5039,7 +5039,7 @@
               <w:rPr>
                 <w:noProof/>
               </w:rPr>
-              <w:instrText xml:space="preserve"> PAGEREF _Toc243662415 \h </w:instrText>
+              <w:instrText xml:space="preserve"> PAGEREF _Toc243666879 \h </w:instrText>
             </w:r>
             <w:r>
               <w:rPr>
@@ -5082,7 +5082,7 @@
               <w14:ligatures w14:val="standardContextual"/>
             </w:rPr>
           </w:pPr>
-          <w:hyperlink w:anchor="_Toc243662416" w:history="1">
+          <w:hyperlink w:anchor="_Toc243666880" w:history="1">
             <w:r>
               <w:rPr>
                 <w:rStyle w:val="Hyperlink"/>
@@ -5106,7 +5106,7 @@
               <w:rPr>
                 <w:noProof/>
               </w:rPr>
-              <w:instrText xml:space="preserve"> PAGEREF _Toc243662416 \h </w:instrText>
+              <w:instrText xml:space="preserve"> PAGEREF _Toc243666880 \h </w:instrText>
             </w:r>
             <w:r>
               <w:rPr>
@@ -5149,7 +5149,7 @@
               <w14:ligatures w14:val="standardContextual"/>
             </w:rPr>
           </w:pPr>
-          <w:hyperlink w:anchor="_Toc243662417" w:history="1">
+          <w:hyperlink w:anchor="_Toc243666881" w:history="1">
             <w:r>
               <w:rPr>
                 <w:rStyle w:val="Hyperlink"/>
@@ -5173,7 +5173,7 @@
               <w:rPr>
                 <w:noProof/>
               </w:rPr>
-              <w:instrText xml:space="preserve"> PAGEREF _Toc243662417 \h </w:instrText>
+              <w:instrText xml:space="preserve"> PAGEREF _Toc243666881 \h </w:instrText>
             </w:r>
             <w:r>
               <w:rPr>
@@ -5216,7 +5216,7 @@
               <w14:ligatures w14:val="standardContextual"/>
             </w:rPr>
           </w:pPr>
-          <w:hyperlink w:anchor="_Toc243662418" w:history="1">
+          <w:hyperlink w:anchor="_Toc243666882" w:history="1">
             <w:r>
               <w:rPr>
                 <w:rStyle w:val="Hyperlink"/>
@@ -5240,7 +5240,7 @@
               <w:rPr>
                 <w:noProof/>
               </w:rPr>
-              <w:instrText xml:space="preserve"> PAGEREF _Toc243662418 \h </w:instrText>
+              <w:instrText xml:space="preserve"> PAGEREF _Toc243666882 \h </w:instrText>
             </w:r>
             <w:r>
               <w:rPr>
@@ -5283,7 +5283,7 @@
               <w14:ligatures w14:val="standardContextual"/>
             </w:rPr>
           </w:pPr>
-          <w:hyperlink w:anchor="_Toc243662419" w:history="1">
+          <w:hyperlink w:anchor="_Toc243666883" w:history="1">
             <w:r>
               <w:rPr>
                 <w:rStyle w:val="Hyperlink"/>
@@ -5307,7 +5307,7 @@
               <w:rPr>
                 <w:noProof/>
               </w:rPr>
-              <w:instrText xml:space="preserve"> PAGEREF _Toc243662419 \h </w:instrText>
+              <w:instrText xml:space="preserve"> PAGEREF _Toc243666883 \h </w:instrText>
             </w:r>
             <w:r>
               <w:rPr>
@@ -5350,7 +5350,7 @@
               <w14:ligatures w14:val="standardContextual"/>
             </w:rPr>
           </w:pPr>
-          <w:hyperlink w:anchor="_Toc243662420" w:history="1">
+          <w:hyperlink w:anchor="_Toc243666884" w:history="1">
             <w:r>
               <w:rPr>
                 <w:rStyle w:val="Hyperlink"/>
@@ -5374,7 +5374,7 @@
               <w:rPr>
                 <w:noProof/>
               </w:rPr>
-              <w:instrText xml:space="preserve"> PAGEREF _Toc243662420 \h </w:instrText>
+              <w:instrText xml:space="preserve"> PAGEREF _Toc243666884 \h </w:instrText>
             </w:r>
             <w:r>
               <w:rPr>
@@ -5417,7 +5417,7 @@
               <w14:ligatures w14:val="standardContextual"/>
             </w:rPr>
           </w:pPr>
-          <w:hyperlink w:anchor="_Toc243662421" w:history="1">
+          <w:hyperlink w:anchor="_Toc243666885" w:history="1">
             <w:r>
               <w:rPr>
                 <w:rStyle w:val="Hyperlink"/>
@@ -5441,7 +5441,7 @@
               <w:rPr>
                 <w:noProof/>
               </w:rPr>
-              <w:instrText xml:space="preserve"> PAGEREF _Toc243662421 \h </w:instrText>
+              <w:instrText xml:space="preserve"> PAGEREF _Toc243666885 \h </w:instrText>
             </w:r>
             <w:r>
               <w:rPr>
@@ -5484,7 +5484,7 @@
               <w14:ligatures w14:val="standardContextual"/>
             </w:rPr>
           </w:pPr>
-          <w:hyperlink w:anchor="_Toc243662422" w:history="1">
+          <w:hyperlink w:anchor="_Toc243666886" w:history="1">
             <w:r>
               <w:rPr>
                 <w:rStyle w:val="Hyperlink"/>
@@ -5508,7 +5508,7 @@
               <w:rPr>
                 <w:noProof/>
               </w:rPr>
-              <w:instrText xml:space="preserve"> PAGEREF _Toc243662422 \h </w:instrText>
+              <w:instrText xml:space="preserve"> PAGEREF _Toc243666886 \h </w:instrText>
             </w:r>
             <w:r>
               <w:rPr>
@@ -5551,7 +5551,7 @@
               <w14:ligatures w14:val="standardContextual"/>
             </w:rPr>
           </w:pPr>
-          <w:hyperlink w:anchor="_Toc243662423" w:history="1">
+          <w:hyperlink w:anchor="_Toc243666887" w:history="1">
             <w:r>
               <w:rPr>
                 <w:rStyle w:val="Hyperlink"/>
@@ -5575,7 +5575,7 @@
               <w:rPr>
                 <w:noProof/>
               </w:rPr>
-              <w:instrText xml:space="preserve"> PAGEREF _Toc243662423 \h </w:instrText>
+              <w:instrText xml:space="preserve"> PAGEREF _Toc243666887 \h </w:instrText>
             </w:r>
             <w:r>
               <w:rPr>
@@ -5616,7 +5616,7 @@
         <w:keepLines/>
         <w:pageBreakBefore/>
       </w:pPr>
-      <w:bookmarkStart w:id="0" w:name="_Toc243662386"/>
+      <w:bookmarkStart w:id="0" w:name="_Toc243666850"/>
       <w:r>
         <w:lastRenderedPageBreak/>
         <w:t>1 </w:t>
@@ -5632,7 +5632,7 @@
         <w:keepNext/>
         <w:keepLines/>
       </w:pPr>
-      <w:bookmarkStart w:id="1" w:name="_Toc243662387"/>
+      <w:bookmarkStart w:id="1" w:name="_Toc243666851"/>
       <w:r>
         <w:t>1.1 Purpose</w:t>
       </w:r>
@@ -5652,7 +5652,7 @@
         <w:keepNext/>
         <w:keepLines/>
       </w:pPr>
-      <w:bookmarkStart w:id="2" w:name="_Toc243662388"/>
+      <w:bookmarkStart w:id="2" w:name="_Toc243666852"/>
       <w:r>
         <w:t>1.2 Scope</w:t>
       </w:r>
@@ -5675,7 +5675,7 @@
         <w:keepNext/>
         <w:keepLines/>
       </w:pPr>
-      <w:bookmarkStart w:id="3" w:name="_Toc243662389"/>
+      <w:bookmarkStart w:id="3" w:name="_Toc243666853"/>
       <w:r>
         <w:t>1.3 Intended audience</w:t>
       </w:r>
@@ -5695,7 +5695,7 @@
         <w:keepNext/>
         <w:keepLines/>
       </w:pPr>
-      <w:bookmarkStart w:id="4" w:name="_Toc243662390"/>
+      <w:bookmarkStart w:id="4" w:name="_Toc243666854"/>
       <w:r>
         <w:t>1.4 Relationship to other documents</w:t>
       </w:r>
@@ -5706,7 +5706,7 @@
         <w:pStyle w:val="Caption"/>
         <w:keepNext/>
       </w:pPr>
-      <w:bookmarkStart w:id="5" w:name="_Toc243662409"/>
+      <w:bookmarkStart w:id="5" w:name="_Toc243666873"/>
       <w:r>
         <w:t xml:space="preserve">Table </w:t>
       </w:r>
@@ -6224,7 +6224,7 @@
         <w:keepLines/>
         <w:pageBreakBefore/>
       </w:pPr>
-      <w:bookmarkStart w:id="6" w:name="_Toc243662391"/>
+      <w:bookmarkStart w:id="6" w:name="_Toc243666855"/>
       <w:r>
         <w:lastRenderedPageBreak/>
         <w:t>2 Test strategy</w:t>
@@ -6237,7 +6237,7 @@
         <w:keepNext/>
         <w:keepLines/>
       </w:pPr>
-      <w:bookmarkStart w:id="7" w:name="_Toc243662392"/>
+      <w:bookmarkStart w:id="7" w:name="_Toc243666856"/>
       <w:r>
         <w:t>2.1 Test levels</w:t>
       </w:r>
@@ -6248,7 +6248,7 @@
         <w:pStyle w:val="Caption"/>
         <w:keepNext/>
       </w:pPr>
-      <w:bookmarkStart w:id="8" w:name="_Toc243662410"/>
+      <w:bookmarkStart w:id="8" w:name="_Toc243666874"/>
       <w:r>
         <w:t xml:space="preserve">Table </w:t>
       </w:r>
@@ -7490,7 +7490,7 @@
         <w:keepNext/>
         <w:keepLines/>
       </w:pPr>
-      <w:bookmarkStart w:id="9" w:name="_Toc243662393"/>
+      <w:bookmarkStart w:id="9" w:name="_Toc243666857"/>
       <w:r>
         <w:t>2.2 Test types</w:t>
       </w:r>
@@ -7501,7 +7501,7 @@
         <w:pStyle w:val="Caption"/>
         <w:keepNext/>
       </w:pPr>
-      <w:bookmarkStart w:id="10" w:name="_Toc243662411"/>
+      <w:bookmarkStart w:id="10" w:name="_Toc243666875"/>
       <w:r>
         <w:t xml:space="preserve">Table </w:t>
       </w:r>
@@ -8289,7 +8289,7 @@
         <w:keepNext/>
         <w:keepLines/>
       </w:pPr>
-      <w:bookmarkStart w:id="11" w:name="_Toc243662394"/>
+      <w:bookmarkStart w:id="11" w:name="_Toc243666858"/>
       <w:r>
         <w:t>2.3 Approach</w:t>
       </w:r>
@@ -8322,7 +8322,7 @@
         <w:keepLines/>
         <w:pageBreakBefore/>
       </w:pPr>
-      <w:bookmarkStart w:id="12" w:name="_Toc243662395"/>
+      <w:bookmarkStart w:id="12" w:name="_Toc243666859"/>
       <w:r>
         <w:lastRenderedPageBreak/>
         <w:t>3 Test environment</w:t>
@@ -8334,7 +8334,7 @@
         <w:pStyle w:val="Caption"/>
         <w:keepNext/>
       </w:pPr>
-      <w:bookmarkStart w:id="13" w:name="_Toc243662412"/>
+      <w:bookmarkStart w:id="13" w:name="_Toc243666876"/>
       <w:r>
         <w:t xml:space="preserve">Table </w:t>
       </w:r>
@@ -8997,7 +8997,7 @@
         <w:keepLines/>
         <w:pageBreakBefore/>
       </w:pPr>
-      <w:bookmarkStart w:id="14" w:name="_Toc243662396"/>
+      <w:bookmarkStart w:id="14" w:name="_Toc243666860"/>
       <w:r>
         <w:lastRenderedPageBreak/>
         <w:t>4 Entry and exit criteria</w:t>
@@ -9010,7 +9010,7 @@
         <w:keepNext/>
         <w:keepLines/>
       </w:pPr>
-      <w:bookmarkStart w:id="15" w:name="_Toc243662397"/>
+      <w:bookmarkStart w:id="15" w:name="_Toc243666861"/>
       <w:r>
         <w:t>4.1 Entry criteria</w:t>
       </w:r>
@@ -9030,7 +9030,7 @@
         <w:keepNext/>
         <w:keepLines/>
       </w:pPr>
-      <w:bookmarkStart w:id="16" w:name="_Toc243662398"/>
+      <w:bookmarkStart w:id="16" w:name="_Toc243666862"/>
       <w:r>
         <w:t>4.2 Exit criteria (Definition of Done)</w:t>
       </w:r>
@@ -9238,7 +9238,7 @@
         <w:keepNext/>
         <w:keepLines/>
       </w:pPr>
-      <w:bookmarkStart w:id="17" w:name="_Toc243662399"/>
+      <w:bookmarkStart w:id="17" w:name="_Toc243666863"/>
       <w:r>
         <w:t>4.3 </w:t>
       </w:r>
@@ -9262,7 +9262,7 @@
         <w:keepLines/>
         <w:pageBreakBefore/>
       </w:pPr>
-      <w:bookmarkStart w:id="18" w:name="_Toc243662400"/>
+      <w:bookmarkStart w:id="18" w:name="_Toc243666864"/>
       <w:r>
         <w:lastRenderedPageBreak/>
         <w:t>5 Test items and features</w:t>
@@ -9274,7 +9274,7 @@
         <w:pStyle w:val="Caption"/>
         <w:keepNext/>
       </w:pPr>
-      <w:bookmarkStart w:id="19" w:name="_Toc243662413"/>
+      <w:bookmarkStart w:id="19" w:name="_Toc243666877"/>
       <w:r>
         <w:t xml:space="preserve">Table </w:t>
       </w:r>
@@ -12131,7 +12131,7 @@
         <w:keepLines/>
         <w:pageBreakBefore/>
       </w:pPr>
-      <w:bookmarkStart w:id="20" w:name="_Toc243662401"/>
+      <w:bookmarkStart w:id="20" w:name="_Toc243666865"/>
       <w:r>
         <w:lastRenderedPageBreak/>
         <w:t>6 Test case catalogue</w:t>
@@ -12163,7 +12163,7 @@
         <w:pStyle w:val="Caption"/>
         <w:keepNext/>
       </w:pPr>
-      <w:bookmarkStart w:id="21" w:name="_Toc243662414"/>
+      <w:bookmarkStart w:id="21" w:name="_Toc243666878"/>
       <w:r>
         <w:t xml:space="preserve">Table </w:t>
       </w:r>
@@ -20257,7 +20257,7 @@
         <w:keepLines/>
         <w:pageBreakBefore/>
       </w:pPr>
-      <w:bookmarkStart w:id="22" w:name="_Toc243662402"/>
+      <w:bookmarkStart w:id="22" w:name="_Toc243666866"/>
       <w:r>
         <w:lastRenderedPageBreak/>
         <w:t>7 Security tests</w:t>
@@ -20269,7 +20269,7 @@
         <w:pStyle w:val="Caption"/>
         <w:keepNext/>
       </w:pPr>
-      <w:bookmarkStart w:id="23" w:name="_Toc243662415"/>
+      <w:bookmarkStart w:id="23" w:name="_Toc243666879"/>
       <w:r>
         <w:t xml:space="preserve">Table </w:t>
       </w:r>
@@ -22815,7 +22815,7 @@
         <w:keepLines/>
         <w:pageBreakBefore/>
       </w:pPr>
-      <w:bookmarkStart w:id="24" w:name="_Toc243662403"/>
+      <w:bookmarkStart w:id="24" w:name="_Toc243666867"/>
       <w:r>
         <w:lastRenderedPageBreak/>
         <w:t>8 Results summary</w:t>
@@ -22847,7 +22847,7 @@
         <w:pStyle w:val="Caption"/>
         <w:keepNext/>
       </w:pPr>
-      <w:bookmarkStart w:id="25" w:name="_Toc243662416"/>
+      <w:bookmarkStart w:id="25" w:name="_Toc243666880"/>
       <w:r>
         <w:t xml:space="preserve">Table </w:t>
       </w:r>
@@ -23645,7 +23645,7 @@
         <w:pStyle w:val="Caption"/>
         <w:keepNext/>
       </w:pPr>
-      <w:bookmarkStart w:id="26" w:name="_Toc243662417"/>
+      <w:bookmarkStart w:id="26" w:name="_Toc243666881"/>
       <w:r>
         <w:t xml:space="preserve">Table </w:t>
       </w:r>
@@ -24160,7 +24160,7 @@
         <w:pStyle w:val="Caption"/>
         <w:keepNext/>
       </w:pPr>
-      <w:bookmarkStart w:id="27" w:name="_Toc243662418"/>
+      <w:bookmarkStart w:id="27" w:name="_Toc243666882"/>
       <w:r>
         <w:lastRenderedPageBreak/>
         <w:t xml:space="preserve">Table </w:t>
@@ -24735,7 +24735,7 @@
         <w:keepLines/>
         <w:pageBreakBefore/>
       </w:pPr>
-      <w:bookmarkStart w:id="28" w:name="_Toc243662404"/>
+      <w:bookmarkStart w:id="28" w:name="_Toc243666868"/>
       <w:r>
         <w:lastRenderedPageBreak/>
         <w:t>9 Defects found and fixed</w:t>
@@ -24747,7 +24747,7 @@
         <w:pStyle w:val="Caption"/>
         <w:keepNext/>
       </w:pPr>
-      <w:bookmarkStart w:id="29" w:name="_Toc243662419"/>
+      <w:bookmarkStart w:id="29" w:name="_Toc243666883"/>
       <w:r>
         <w:t xml:space="preserve">Table </w:t>
       </w:r>
@@ -25905,7 +25905,7 @@
         <w:keepLines/>
         <w:pageBreakBefore/>
       </w:pPr>
-      <w:bookmarkStart w:id="30" w:name="_Toc243662405"/>
+      <w:bookmarkStart w:id="30" w:name="_Toc243666869"/>
       <w:r>
         <w:lastRenderedPageBreak/>
         <w:t>10 Known gaps and risks</w:t>
@@ -25917,7 +25917,7 @@
         <w:pStyle w:val="Caption"/>
         <w:keepNext/>
       </w:pPr>
-      <w:bookmarkStart w:id="31" w:name="_Toc243662420"/>
+      <w:bookmarkStart w:id="31" w:name="_Toc243666884"/>
       <w:r>
         <w:t xml:space="preserve">Table </w:t>
       </w:r>
@@ -27182,7 +27182,7 @@
         <w:keepLines/>
         <w:pageBreakBefore/>
       </w:pPr>
-      <w:bookmarkStart w:id="32" w:name="_Toc243662406"/>
+      <w:bookmarkStart w:id="32" w:name="_Toc243666870"/>
       <w:r>
         <w:lastRenderedPageBreak/>
         <w:t>11 Traceability</w:t>
@@ -27202,7 +27202,7 @@
         <w:pStyle w:val="Caption"/>
         <w:keepNext/>
       </w:pPr>
-      <w:bookmarkStart w:id="33" w:name="_Toc243662421"/>
+      <w:bookmarkStart w:id="33" w:name="_Toc243666885"/>
       <w:r>
         <w:t xml:space="preserve">Table </w:t>
       </w:r>
@@ -29071,7 +29071,7 @@
         <w:keepLines/>
         <w:pageBreakBefore/>
       </w:pPr>
-      <w:bookmarkStart w:id="34" w:name="_Toc243662407"/>
+      <w:bookmarkStart w:id="34" w:name="_Toc243666871"/>
       <w:r>
         <w:lastRenderedPageBreak/>
         <w:t>Appendix A: Glossary</w:t>
@@ -29083,7 +29083,7 @@
         <w:pStyle w:val="Caption"/>
         <w:keepNext/>
       </w:pPr>
-      <w:bookmarkStart w:id="35" w:name="_Toc243662422"/>
+      <w:bookmarkStart w:id="35" w:name="_Toc243666886"/>
       <w:r>
         <w:t xml:space="preserve">Table </w:t>
       </w:r>
@@ -30104,7 +30104,7 @@
         <w:keepLines/>
         <w:pageBreakBefore/>
       </w:pPr>
-      <w:bookmarkStart w:id="36" w:name="_Toc243662408"/>
+      <w:bookmarkStart w:id="36" w:name="_Toc243666872"/>
       <w:r>
         <w:lastRenderedPageBreak/>
         <w:t>Appendix B: References</w:t>
@@ -30116,7 +30116,7 @@
         <w:pStyle w:val="Caption"/>
         <w:keepNext/>
       </w:pPr>
-      <w:bookmarkStart w:id="37" w:name="_Toc243662423"/>
+      <w:bookmarkStart w:id="37" w:name="_Toc243666887"/>
       <w:r>
         <w:t xml:space="preserve">Table </w:t>
       </w:r>
@@ -31033,72 +31033,10 @@
 <file path=word/numbering.xml><?xml version="1.0" encoding="utf-8"?>
 <w:numbering xmlns:wpc="http://schemas.microsoft.com/office/word/2010/wordprocessingCanvas" xmlns:cx="http://schemas.microsoft.com/office/drawing/2014/chartex" xmlns:cx1="http://schemas.microsoft.com/office/drawing/2015/9/8/chartex" xmlns:cx2="http://schemas.microsoft.com/office/drawing/2015/10/21/chartex" xmlns:cx3="http://schemas.microsoft.com/office/drawing/2016/5/9/chartex" xmlns:cx4="http://schemas.microsoft.com/office/drawing/2016/5/10/chartex" xmlns:cx5="http://schemas.microsoft.com/office/drawing/2016/5/11/chartex" xmlns:cx6="http://schemas.microsoft.com/office/drawing/2016/5/12/chartex" xmlns:cx7="http://schemas.microsoft.com/office/drawing/2016/5/13/chartex" xmlns:cx8="http://schemas.microsoft.com/office/drawing/2016/5/14/chartex" xmlns:mc="http://schemas.openxmlformats.org/markup-compatibility/2006" xmlns:aink="http://schemas.microsoft.com/office/drawing/2016/ink" xmlns:am3d="http://schemas.microsoft.com/office/drawing/2017/model3d" xmlns:o="urn:schemas-microsoft-com:office:office" xmlns:oel="http://schemas.microsoft.com/office/2019/extlst" xmlns:r="http://schemas.openxmlformats.org/officeDocument/2006/relationships" xmlns:m="http://schemas.openxmlformats.org/officeDocument/2006/math" xmlns:v="urn:schemas-microsoft-com:vml" xmlns:wp14="http://schemas.microsoft.com/office/word/2010/wordprocessingDrawing" xmlns:wp="http://schemas.openxmlformats.org/drawingml/2006/wordprocessingDrawing" xmlns:w10="urn:schemas-microsoft-com:office:word" xmlns:w="http://schemas.openxmlformats.org/wordprocessingml/2006/main" xmlns:w14="http://schemas.microsoft.com/office/word/2010/wordml" xmlns:w15="http://schemas.microsoft.com/office/word/2012/wordml" xmlns:w16cex="http://schemas.microsoft.com/office/word/2018/wordml/cex" xmlns:w16cid="http://schemas.microsoft.com/office/word/2016/wordml/cid" xmlns:w16="http://schemas.microsoft.com/office/word/2018/wordml" xmlns:w16du="http://schemas.microsoft.com/office/word/2023/wordml/word16du" xmlns:w16sdtdh="http://schemas.microsoft.com/office/word/2020/wordml/sdtdatahash" xmlns:w16sdtfl="http://schemas.microsoft.com/office/word/2024/wordml/sdtformatlock" xmlns:w16se="http://schemas.microsoft.com/office/word/2015/wordml/symex" xmlns:wpg="http://schemas.microsoft.com/office/word/2010/wordprocessingGroup" xmlns:wpi="http://schemas.microsoft.com/office/word/2010/wordprocessingInk" xmlns:wne="http://schemas.microsoft.com/office/word/2006/wordml" xmlns:wps="http://schemas.microsoft.com/office/word/2010/wordprocessingShape" mc:Ignorable="w14 w15 w16se w16cid w16 w16cex w16sdtdh w16sdtfl w16du wp14">
   <w:abstractNum w:abstractNumId="0" w15:restartNumberingAfterBreak="0">
-    <w:nsid w:val="2A9969D7"/>
+    <w:nsid w:val="099C4EDA"/>
     <w:multiLevelType w:val="hybridMultilevel"/>
-    <w:tmpl w:val="5C4425DE"/>
-    <w:lvl w:ilvl="0" w:tplc="33F0F416" w:tentative="1">
-      <w:start w:val="1"/>
-      <w:numFmt w:val="bullet"/>
-      <w:lvlText w:val="•"/>
-      <w:lvlJc w:val="left"/>
-      <w:pPr>
-        <w:ind w:left="720" w:hanging="280"/>
-      </w:pPr>
-    </w:lvl>
-    <w:lvl w:ilvl="1" w:tplc="AAE0FE50" w:tentative="1">
-      <w:start w:val="1"/>
-      <w:numFmt w:val="bullet"/>
-      <w:lvlText w:val="–"/>
-      <w:lvlJc w:val="left"/>
-      <w:pPr>
-        <w:ind w:left="1080" w:hanging="280"/>
-      </w:pPr>
-    </w:lvl>
-    <w:lvl w:ilvl="2" w:tplc="E9CE457A" w:tentative="1">
-      <w:start w:val="1"/>
-      <w:numFmt w:val="bullet"/>
-      <w:lvlText w:val="▪"/>
-      <w:lvlJc w:val="left"/>
-      <w:pPr>
-        <w:ind w:left="1440" w:hanging="280"/>
-      </w:pPr>
-    </w:lvl>
-    <w:lvl w:ilvl="3" w:tplc="C50A8C20">
-      <w:numFmt w:val="decimal"/>
-      <w:lvlText w:val=""/>
-      <w:lvlJc w:val="left"/>
-    </w:lvl>
-    <w:lvl w:ilvl="4" w:tplc="5452660E">
-      <w:numFmt w:val="decimal"/>
-      <w:lvlText w:val=""/>
-      <w:lvlJc w:val="left"/>
-    </w:lvl>
-    <w:lvl w:ilvl="5" w:tplc="870C53A8">
-      <w:numFmt w:val="decimal"/>
-      <w:lvlText w:val=""/>
-      <w:lvlJc w:val="left"/>
-    </w:lvl>
-    <w:lvl w:ilvl="6" w:tplc="BC0E11DC">
-      <w:numFmt w:val="decimal"/>
-      <w:lvlText w:val=""/>
-      <w:lvlJc w:val="left"/>
-    </w:lvl>
-    <w:lvl w:ilvl="7" w:tplc="61682D5A">
-      <w:numFmt w:val="decimal"/>
-      <w:lvlText w:val=""/>
-      <w:lvlJc w:val="left"/>
-    </w:lvl>
-    <w:lvl w:ilvl="8" w:tplc="3DFC7BD8">
-      <w:numFmt w:val="decimal"/>
-      <w:lvlText w:val=""/>
-      <w:lvlJc w:val="left"/>
-    </w:lvl>
-  </w:abstractNum>
-  <w:abstractNum w:abstractNumId="1" w15:restartNumberingAfterBreak="0">
-    <w:nsid w:val="478F0A6A"/>
-    <w:multiLevelType w:val="hybridMultilevel"/>
-    <w:tmpl w:val="360A99E6"/>
-    <w:lvl w:ilvl="0" w:tplc="8D56BD46" w:tentative="1">
+    <w:tmpl w:val="15E08344"/>
+    <w:lvl w:ilvl="0" w:tplc="69BA872A" w:tentative="1">
       <w:start w:val="1"/>
       <w:numFmt w:val="bullet"/>
       <w:lvlText w:val="●"/>
@@ -31107,7 +31045,7 @@
         <w:ind w:left="720" w:hanging="360"/>
       </w:pPr>
     </w:lvl>
-    <w:lvl w:ilvl="1" w:tplc="B6241AEC" w:tentative="1">
+    <w:lvl w:ilvl="1" w:tplc="CEEEFB3A" w:tentative="1">
       <w:start w:val="1"/>
       <w:numFmt w:val="bullet"/>
       <w:lvlText w:val="○"/>
@@ -31116,7 +31054,7 @@
         <w:ind w:left="1440" w:hanging="360"/>
       </w:pPr>
     </w:lvl>
-    <w:lvl w:ilvl="2" w:tplc="3F340BE0" w:tentative="1">
+    <w:lvl w:ilvl="2" w:tplc="884083E2" w:tentative="1">
       <w:start w:val="1"/>
       <w:numFmt w:val="bullet"/>
       <w:lvlText w:val="■"/>
@@ -31125,7 +31063,7 @@
         <w:ind w:left="2160" w:hanging="360"/>
       </w:pPr>
     </w:lvl>
-    <w:lvl w:ilvl="3" w:tplc="11D0BBB2" w:tentative="1">
+    <w:lvl w:ilvl="3" w:tplc="0A269EC6" w:tentative="1">
       <w:start w:val="1"/>
       <w:numFmt w:val="bullet"/>
       <w:lvlText w:val="●"/>
@@ -31134,7 +31072,7 @@
         <w:ind w:left="2880" w:hanging="360"/>
       </w:pPr>
     </w:lvl>
-    <w:lvl w:ilvl="4" w:tplc="11368808" w:tentative="1">
+    <w:lvl w:ilvl="4" w:tplc="A7B6A030" w:tentative="1">
       <w:start w:val="1"/>
       <w:numFmt w:val="bullet"/>
       <w:lvlText w:val="○"/>
@@ -31143,7 +31081,7 @@
         <w:ind w:left="3600" w:hanging="360"/>
       </w:pPr>
     </w:lvl>
-    <w:lvl w:ilvl="5" w:tplc="315037D0" w:tentative="1">
+    <w:lvl w:ilvl="5" w:tplc="FAC05100" w:tentative="1">
       <w:start w:val="1"/>
       <w:numFmt w:val="bullet"/>
       <w:lvlText w:val="■"/>
@@ -31152,7 +31090,7 @@
         <w:ind w:left="4320" w:hanging="360"/>
       </w:pPr>
     </w:lvl>
-    <w:lvl w:ilvl="6" w:tplc="844E070C" w:tentative="1">
+    <w:lvl w:ilvl="6" w:tplc="F2787EFC" w:tentative="1">
       <w:start w:val="1"/>
       <w:numFmt w:val="bullet"/>
       <w:lvlText w:val="●"/>
@@ -31161,7 +31099,7 @@
         <w:ind w:left="5040" w:hanging="360"/>
       </w:pPr>
     </w:lvl>
-    <w:lvl w:ilvl="7" w:tplc="99AA80B2" w:tentative="1">
+    <w:lvl w:ilvl="7" w:tplc="1EFE5FAA" w:tentative="1">
       <w:start w:val="1"/>
       <w:numFmt w:val="bullet"/>
       <w:lvlText w:val="●"/>
@@ -31170,7 +31108,7 @@
         <w:ind w:left="5760" w:hanging="360"/>
       </w:pPr>
     </w:lvl>
-    <w:lvl w:ilvl="8" w:tplc="C394BA5A" w:tentative="1">
+    <w:lvl w:ilvl="8" w:tplc="527CB150" w:tentative="1">
       <w:start w:val="1"/>
       <w:numFmt w:val="bullet"/>
       <w:lvlText w:val="●"/>
@@ -31180,11 +31118,73 @@
       </w:pPr>
     </w:lvl>
   </w:abstractNum>
+  <w:abstractNum w:abstractNumId="1" w15:restartNumberingAfterBreak="0">
+    <w:nsid w:val="2D80489E"/>
+    <w:multiLevelType w:val="hybridMultilevel"/>
+    <w:tmpl w:val="52D2CCD4"/>
+    <w:lvl w:ilvl="0" w:tplc="76FCFFD4" w:tentative="1">
+      <w:start w:val="1"/>
+      <w:numFmt w:val="bullet"/>
+      <w:lvlText w:val="•"/>
+      <w:lvlJc w:val="left"/>
+      <w:pPr>
+        <w:ind w:left="720" w:hanging="280"/>
+      </w:pPr>
+    </w:lvl>
+    <w:lvl w:ilvl="1" w:tplc="25EEA8EA" w:tentative="1">
+      <w:start w:val="1"/>
+      <w:numFmt w:val="bullet"/>
+      <w:lvlText w:val="–"/>
+      <w:lvlJc w:val="left"/>
+      <w:pPr>
+        <w:ind w:left="1080" w:hanging="280"/>
+      </w:pPr>
+    </w:lvl>
+    <w:lvl w:ilvl="2" w:tplc="BE0076C2" w:tentative="1">
+      <w:start w:val="1"/>
+      <w:numFmt w:val="bullet"/>
+      <w:lvlText w:val="▪"/>
+      <w:lvlJc w:val="left"/>
+      <w:pPr>
+        <w:ind w:left="1440" w:hanging="280"/>
+      </w:pPr>
+    </w:lvl>
+    <w:lvl w:ilvl="3" w:tplc="7E18C47A">
+      <w:numFmt w:val="decimal"/>
+      <w:lvlText w:val=""/>
+      <w:lvlJc w:val="left"/>
+    </w:lvl>
+    <w:lvl w:ilvl="4" w:tplc="1766EEDA">
+      <w:numFmt w:val="decimal"/>
+      <w:lvlText w:val=""/>
+      <w:lvlJc w:val="left"/>
+    </w:lvl>
+    <w:lvl w:ilvl="5" w:tplc="E00E2BD4">
+      <w:numFmt w:val="decimal"/>
+      <w:lvlText w:val=""/>
+      <w:lvlJc w:val="left"/>
+    </w:lvl>
+    <w:lvl w:ilvl="6" w:tplc="F142FD44">
+      <w:numFmt w:val="decimal"/>
+      <w:lvlText w:val=""/>
+      <w:lvlJc w:val="left"/>
+    </w:lvl>
+    <w:lvl w:ilvl="7" w:tplc="BCE89B0E">
+      <w:numFmt w:val="decimal"/>
+      <w:lvlText w:val=""/>
+      <w:lvlJc w:val="left"/>
+    </w:lvl>
+    <w:lvl w:ilvl="8" w:tplc="F8FEE34E">
+      <w:numFmt w:val="decimal"/>
+      <w:lvlText w:val=""/>
+      <w:lvlJc w:val="left"/>
+    </w:lvl>
+  </w:abstractNum>
   <w:abstractNum w:abstractNumId="2" w15:restartNumberingAfterBreak="0">
-    <w:nsid w:val="77D205B6"/>
+    <w:nsid w:val="49285A87"/>
     <w:multiLevelType w:val="hybridMultilevel"/>
-    <w:tmpl w:val="8B76D6FC"/>
-    <w:lvl w:ilvl="0" w:tplc="2A069C90">
+    <w:tmpl w:val="560453F8"/>
+    <w:lvl w:ilvl="0" w:tplc="BD7CAD5C">
       <w:start w:val="1"/>
       <w:numFmt w:val="decimal"/>
       <w:lvlText w:val="%1."/>
@@ -31193,7 +31193,7 @@
         <w:ind w:left="720" w:hanging="360"/>
       </w:pPr>
     </w:lvl>
-    <w:lvl w:ilvl="1" w:tplc="A78E91FE" w:tentative="1">
+    <w:lvl w:ilvl="1" w:tplc="12C8D2BA" w:tentative="1">
       <w:start w:val="1"/>
       <w:numFmt w:val="lowerLetter"/>
       <w:lvlText w:val="%2."/>
@@ -31202,7 +31202,7 @@
         <w:ind w:left="1080" w:hanging="360"/>
       </w:pPr>
     </w:lvl>
-    <w:lvl w:ilvl="2" w:tplc="353A5D26" w:tentative="1">
+    <w:lvl w:ilvl="2" w:tplc="CB923448" w:tentative="1">
       <w:start w:val="1"/>
       <w:numFmt w:val="lowerRoman"/>
       <w:lvlText w:val="%3."/>
@@ -31211,44 +31211,44 @@
         <w:ind w:left="1440" w:hanging="360"/>
       </w:pPr>
     </w:lvl>
-    <w:lvl w:ilvl="3" w:tplc="F4889138">
+    <w:lvl w:ilvl="3" w:tplc="16087A28">
       <w:numFmt w:val="decimal"/>
       <w:lvlText w:val=""/>
       <w:lvlJc w:val="left"/>
     </w:lvl>
-    <w:lvl w:ilvl="4" w:tplc="9B62ADEE">
+    <w:lvl w:ilvl="4" w:tplc="AC4A1D76">
       <w:numFmt w:val="decimal"/>
       <w:lvlText w:val=""/>
       <w:lvlJc w:val="left"/>
     </w:lvl>
-    <w:lvl w:ilvl="5" w:tplc="0982168E">
+    <w:lvl w:ilvl="5" w:tplc="AA9250FC">
       <w:numFmt w:val="decimal"/>
       <w:lvlText w:val=""/>
       <w:lvlJc w:val="left"/>
     </w:lvl>
-    <w:lvl w:ilvl="6" w:tplc="B75A872A">
+    <w:lvl w:ilvl="6" w:tplc="2FB8EE38">
       <w:numFmt w:val="decimal"/>
       <w:lvlText w:val=""/>
       <w:lvlJc w:val="left"/>
     </w:lvl>
-    <w:lvl w:ilvl="7" w:tplc="D368F786">
+    <w:lvl w:ilvl="7" w:tplc="744AD1EE">
       <w:numFmt w:val="decimal"/>
       <w:lvlText w:val=""/>
       <w:lvlJc w:val="left"/>
     </w:lvl>
-    <w:lvl w:ilvl="8" w:tplc="99A61BA4">
+    <w:lvl w:ilvl="8" w:tplc="0DCE0AAE">
       <w:numFmt w:val="decimal"/>
       <w:lvlText w:val=""/>
       <w:lvlJc w:val="left"/>
     </w:lvl>
   </w:abstractNum>
-  <w:num w:numId="1" w16cid:durableId="1735353210">
-    <w:abstractNumId w:val="1"/>
+  <w:num w:numId="1" w16cid:durableId="1530606993">
+    <w:abstractNumId w:val="0"/>
     <w:lvlOverride w:ilvl="0">
       <w:startOverride w:val="1"/>
     </w:lvlOverride>
   </w:num>
-  <w:num w:numId="2" w16cid:durableId="377508528">
+  <w:num w:numId="2" w16cid:durableId="1400639234">
     <w:abstractNumId w:val="2"/>
     <w:lvlOverride w:ilvl="0">
       <w:startOverride w:val="1"/>
@@ -31953,7 +31953,7 @@
     <w:autoRedefine/>
     <w:uiPriority w:val="39"/>
     <w:unhideWhenUsed/>
-    <w:rsid w:val="004562EA"/>
+    <w:rsid w:val="005B15C4"/>
     <w:pPr>
       <w:spacing w:after="100"/>
     </w:pPr>
@@ -31965,7 +31965,7 @@
     <w:autoRedefine/>
     <w:uiPriority w:val="39"/>
     <w:unhideWhenUsed/>
-    <w:rsid w:val="004562EA"/>
+    <w:rsid w:val="005B15C4"/>
     <w:pPr>
       <w:spacing w:after="100"/>
       <w:ind w:left="210"/>
@@ -31977,7 +31977,7 @@
     <w:next w:val="Normal"/>
     <w:uiPriority w:val="99"/>
     <w:unhideWhenUsed/>
-    <w:rsid w:val="004562EA"/>
+    <w:rsid w:val="005B15C4"/>
   </w:style>
 </w:styles>
 </file>

--- a/docs/08-test-plan/ZP-DOC-08_Test-Plan.docx
+++ b/docs/08-test-plan/ZP-DOC-08_Test-Plan.docx
@@ -90,7 +90,7 @@
           <w:left w:w="10" w:type="dxa"/>
           <w:right w:w="10" w:type="dxa"/>
         </w:tblCellMar>
-        <w:tblLook w:val="04A0" w:firstRow="1" w:lastRow="0" w:firstColumn="1" w:lastColumn="0" w:noHBand="0" w:noVBand="1"/>
+        <w:tblLook w:val="0000" w:firstRow="0" w:lastRow="0" w:firstColumn="0" w:lastColumn="0" w:noHBand="0" w:noVBand="0"/>
       </w:tblPr>
       <w:tblGrid>
         <w:gridCol w:w="2600"/>
@@ -494,7 +494,7 @@
           <w:left w:w="10" w:type="dxa"/>
           <w:right w:w="10" w:type="dxa"/>
         </w:tblCellMar>
-        <w:tblLook w:val="04A0" w:firstRow="1" w:lastRow="0" w:firstColumn="1" w:lastColumn="0" w:noHBand="0" w:noVBand="1"/>
+        <w:tblLook w:val="0000" w:firstRow="0" w:lastRow="0" w:firstColumn="0" w:lastColumn="0" w:noHBand="0" w:noVBand="0"/>
       </w:tblPr>
       <w:tblGrid>
         <w:gridCol w:w="2600"/>
@@ -1189,7 +1189,7 @@
           <w:left w:w="10" w:type="dxa"/>
           <w:right w:w="10" w:type="dxa"/>
         </w:tblCellMar>
-        <w:tblLook w:val="04A0" w:firstRow="1" w:lastRow="0" w:firstColumn="1" w:lastColumn="0" w:noHBand="0" w:noVBand="1"/>
+        <w:tblLook w:val="0000" w:firstRow="0" w:lastRow="0" w:firstColumn="0" w:lastColumn="0" w:noHBand="0" w:noVBand="0"/>
       </w:tblPr>
       <w:tblGrid>
         <w:gridCol w:w="964"/>
@@ -2608,6 +2608,122 @@
                 <w:szCs w:val="19"/>
               </w:rPr>
               <w:t>Real costs with their basis: TC-145 added; 564 passed</w:t>
+            </w:r>
+          </w:p>
+        </w:tc>
+      </w:tr>
+      <w:tr>
+        <w:tblPrEx>
+          <w:tblCellMar>
+            <w:top w:w="0" w:type="dxa"/>
+            <w:bottom w:w="0" w:type="dxa"/>
+          </w:tblCellMar>
+        </w:tblPrEx>
+        <w:trPr>
+          <w:cantSplit/>
+          <w:trHeight w:val="420"/>
+        </w:trPr>
+        <w:tc>
+          <w:tcPr>
+            <w:tcW w:w="964" w:type="dxa"/>
+            <w:tcBorders>
+              <w:top w:val="single" w:sz="4" w:space="0" w:color="C9D3D0"/>
+              <w:left w:val="single" w:sz="4" w:space="0" w:color="C9D3D0"/>
+              <w:bottom w:val="single" w:sz="4" w:space="0" w:color="C9D3D0"/>
+              <w:right w:val="single" w:sz="4" w:space="0" w:color="C9D3D0"/>
+            </w:tcBorders>
+            <w:tcMar>
+              <w:top w:w="50" w:type="dxa"/>
+              <w:left w:w="100" w:type="dxa"/>
+              <w:bottom w:w="50" w:type="dxa"/>
+              <w:right w:w="100" w:type="dxa"/>
+            </w:tcMar>
+          </w:tcPr>
+          <w:p>
+            <w:r>
+              <w:rPr>
+                <w:sz w:val="19"/>
+                <w:szCs w:val="19"/>
+              </w:rPr>
+              <w:t>0.9</w:t>
+            </w:r>
+          </w:p>
+        </w:tc>
+        <w:tc>
+          <w:tcPr>
+            <w:tcW w:w="1542" w:type="dxa"/>
+            <w:tcBorders>
+              <w:top w:val="single" w:sz="4" w:space="0" w:color="C9D3D0"/>
+              <w:left w:val="single" w:sz="4" w:space="0" w:color="C9D3D0"/>
+              <w:bottom w:val="single" w:sz="4" w:space="0" w:color="C9D3D0"/>
+              <w:right w:val="single" w:sz="4" w:space="0" w:color="C9D3D0"/>
+            </w:tcBorders>
+            <w:tcMar>
+              <w:top w:w="50" w:type="dxa"/>
+              <w:left w:w="100" w:type="dxa"/>
+              <w:bottom w:w="50" w:type="dxa"/>
+              <w:right w:w="100" w:type="dxa"/>
+            </w:tcMar>
+          </w:tcPr>
+          <w:p>
+            <w:r>
+              <w:rPr>
+                <w:sz w:val="19"/>
+                <w:szCs w:val="19"/>
+              </w:rPr>
+              <w:t>23 Oct 2026</w:t>
+            </w:r>
+          </w:p>
+        </w:tc>
+        <w:tc>
+          <w:tcPr>
+            <w:tcW w:w="1928" w:type="dxa"/>
+            <w:tcBorders>
+              <w:top w:val="single" w:sz="4" w:space="0" w:color="C9D3D0"/>
+              <w:left w:val="single" w:sz="4" w:space="0" w:color="C9D3D0"/>
+              <w:bottom w:val="single" w:sz="4" w:space="0" w:color="C9D3D0"/>
+              <w:right w:val="single" w:sz="4" w:space="0" w:color="C9D3D0"/>
+            </w:tcBorders>
+            <w:tcMar>
+              <w:top w:w="50" w:type="dxa"/>
+              <w:left w:w="100" w:type="dxa"/>
+              <w:bottom w:w="50" w:type="dxa"/>
+              <w:right w:w="100" w:type="dxa"/>
+            </w:tcMar>
+          </w:tcPr>
+          <w:p>
+            <w:r>
+              <w:rPr>
+                <w:sz w:val="19"/>
+                <w:szCs w:val="19"/>
+              </w:rPr>
+              <w:t>Team Kestrel</w:t>
+            </w:r>
+          </w:p>
+        </w:tc>
+        <w:tc>
+          <w:tcPr>
+            <w:tcW w:w="5204" w:type="dxa"/>
+            <w:tcBorders>
+              <w:top w:val="single" w:sz="4" w:space="0" w:color="C9D3D0"/>
+              <w:left w:val="single" w:sz="4" w:space="0" w:color="C9D3D0"/>
+              <w:bottom w:val="single" w:sz="4" w:space="0" w:color="C9D3D0"/>
+              <w:right w:val="single" w:sz="4" w:space="0" w:color="C9D3D0"/>
+            </w:tcBorders>
+            <w:tcMar>
+              <w:top w:w="50" w:type="dxa"/>
+              <w:left w:w="100" w:type="dxa"/>
+              <w:bottom w:w="50" w:type="dxa"/>
+              <w:right w:w="100" w:type="dxa"/>
+            </w:tcMar>
+          </w:tcPr>
+          <w:p>
+            <w:r>
+              <w:rPr>
+                <w:sz w:val="19"/>
+                <w:szCs w:val="19"/>
+              </w:rPr>
+              <w:t>Search inside each group of other paths: TC-146 added; 570 passed</w:t>
             </w:r>
           </w:p>
         </w:tc>
@@ -2654,7 +2770,7 @@
           <w:left w:w="10" w:type="dxa"/>
           <w:right w:w="10" w:type="dxa"/>
         </w:tblCellMar>
-        <w:tblLook w:val="04A0" w:firstRow="1" w:lastRow="0" w:firstColumn="1" w:lastColumn="0" w:noHBand="0" w:noVBand="1"/>
+        <w:tblLook w:val="0000" w:firstRow="0" w:lastRow="0" w:firstColumn="0" w:lastColumn="0" w:noHBand="0" w:noVBand="0"/>
       </w:tblPr>
       <w:tblGrid>
         <w:gridCol w:w="2120"/>
@@ -3011,7 +3127,7 @@
     <w:sdt>
       <w:sdtPr>
         <w:alias w:val="Contents"/>
-        <w:id w:val="1457059659"/>
+        <w:id w:val="-1916929811"/>
       </w:sdtPr>
       <w:sdtEndPr/>
       <w:sdtContent>
@@ -3040,7 +3156,7 @@
           <w:r>
             <w:fldChar w:fldCharType="separate"/>
           </w:r>
-          <w:hyperlink w:anchor="_Toc243666850" w:history="1">
+          <w:hyperlink w:anchor="_Toc243666966" w:history="1">
             <w:r>
               <w:rPr>
                 <w:rStyle w:val="Hyperlink"/>
@@ -3064,7 +3180,7 @@
               <w:rPr>
                 <w:noProof/>
               </w:rPr>
-              <w:instrText xml:space="preserve"> PAGEREF _Toc243666850 \h </w:instrText>
+              <w:instrText xml:space="preserve"> PAGEREF _Toc243666966 \h </w:instrText>
             </w:r>
             <w:r>
               <w:rPr>
@@ -3107,7 +3223,7 @@
               <w14:ligatures w14:val="standardContextual"/>
             </w:rPr>
           </w:pPr>
-          <w:hyperlink w:anchor="_Toc243666851" w:history="1">
+          <w:hyperlink w:anchor="_Toc243666967" w:history="1">
             <w:r>
               <w:rPr>
                 <w:rStyle w:val="Hyperlink"/>
@@ -3131,7 +3247,7 @@
               <w:rPr>
                 <w:noProof/>
               </w:rPr>
-              <w:instrText xml:space="preserve"> PAGEREF _Toc243666851 \h </w:instrText>
+              <w:instrText xml:space="preserve"> PAGEREF _Toc243666967 \h </w:instrText>
             </w:r>
             <w:r>
               <w:rPr>
@@ -3174,7 +3290,7 @@
               <w14:ligatures w14:val="standardContextual"/>
             </w:rPr>
           </w:pPr>
-          <w:hyperlink w:anchor="_Toc243666852" w:history="1">
+          <w:hyperlink w:anchor="_Toc243666968" w:history="1">
             <w:r>
               <w:rPr>
                 <w:rStyle w:val="Hyperlink"/>
@@ -3198,7 +3314,7 @@
               <w:rPr>
                 <w:noProof/>
               </w:rPr>
-              <w:instrText xml:space="preserve"> PAGEREF _Toc243666852 \h </w:instrText>
+              <w:instrText xml:space="preserve"> PAGEREF _Toc243666968 \h </w:instrText>
             </w:r>
             <w:r>
               <w:rPr>
@@ -3241,7 +3357,7 @@
               <w14:ligatures w14:val="standardContextual"/>
             </w:rPr>
           </w:pPr>
-          <w:hyperlink w:anchor="_Toc243666853" w:history="1">
+          <w:hyperlink w:anchor="_Toc243666969" w:history="1">
             <w:r>
               <w:rPr>
                 <w:rStyle w:val="Hyperlink"/>
@@ -3265,7 +3381,7 @@
               <w:rPr>
                 <w:noProof/>
               </w:rPr>
-              <w:instrText xml:space="preserve"> PAGEREF _Toc243666853 \h </w:instrText>
+              <w:instrText xml:space="preserve"> PAGEREF _Toc243666969 \h </w:instrText>
             </w:r>
             <w:r>
               <w:rPr>
@@ -3308,7 +3424,7 @@
               <w14:ligatures w14:val="standardContextual"/>
             </w:rPr>
           </w:pPr>
-          <w:hyperlink w:anchor="_Toc243666854" w:history="1">
+          <w:hyperlink w:anchor="_Toc243666970" w:history="1">
             <w:r>
               <w:rPr>
                 <w:rStyle w:val="Hyperlink"/>
@@ -3332,7 +3448,7 @@
               <w:rPr>
                 <w:noProof/>
               </w:rPr>
-              <w:instrText xml:space="preserve"> PAGEREF _Toc243666854 \h </w:instrText>
+              <w:instrText xml:space="preserve"> PAGEREF _Toc243666970 \h </w:instrText>
             </w:r>
             <w:r>
               <w:rPr>
@@ -3375,7 +3491,7 @@
               <w14:ligatures w14:val="standardContextual"/>
             </w:rPr>
           </w:pPr>
-          <w:hyperlink w:anchor="_Toc243666855" w:history="1">
+          <w:hyperlink w:anchor="_Toc243666971" w:history="1">
             <w:r>
               <w:rPr>
                 <w:rStyle w:val="Hyperlink"/>
@@ -3399,7 +3515,7 @@
               <w:rPr>
                 <w:noProof/>
               </w:rPr>
-              <w:instrText xml:space="preserve"> PAGEREF _Toc243666855 \h </w:instrText>
+              <w:instrText xml:space="preserve"> PAGEREF _Toc243666971 \h </w:instrText>
             </w:r>
             <w:r>
               <w:rPr>
@@ -3442,7 +3558,7 @@
               <w14:ligatures w14:val="standardContextual"/>
             </w:rPr>
           </w:pPr>
-          <w:hyperlink w:anchor="_Toc243666856" w:history="1">
+          <w:hyperlink w:anchor="_Toc243666972" w:history="1">
             <w:r>
               <w:rPr>
                 <w:rStyle w:val="Hyperlink"/>
@@ -3466,7 +3582,7 @@
               <w:rPr>
                 <w:noProof/>
               </w:rPr>
-              <w:instrText xml:space="preserve"> PAGEREF _Toc243666856 \h </w:instrText>
+              <w:instrText xml:space="preserve"> PAGEREF _Toc243666972 \h </w:instrText>
             </w:r>
             <w:r>
               <w:rPr>
@@ -3509,7 +3625,7 @@
               <w14:ligatures w14:val="standardContextual"/>
             </w:rPr>
           </w:pPr>
-          <w:hyperlink w:anchor="_Toc243666857" w:history="1">
+          <w:hyperlink w:anchor="_Toc243666973" w:history="1">
             <w:r>
               <w:rPr>
                 <w:rStyle w:val="Hyperlink"/>
@@ -3533,7 +3649,7 @@
               <w:rPr>
                 <w:noProof/>
               </w:rPr>
-              <w:instrText xml:space="preserve"> PAGEREF _Toc243666857 \h </w:instrText>
+              <w:instrText xml:space="preserve"> PAGEREF _Toc243666973 \h </w:instrText>
             </w:r>
             <w:r>
               <w:rPr>
@@ -3576,7 +3692,7 @@
               <w14:ligatures w14:val="standardContextual"/>
             </w:rPr>
           </w:pPr>
-          <w:hyperlink w:anchor="_Toc243666858" w:history="1">
+          <w:hyperlink w:anchor="_Toc243666974" w:history="1">
             <w:r>
               <w:rPr>
                 <w:rStyle w:val="Hyperlink"/>
@@ -3600,7 +3716,7 @@
               <w:rPr>
                 <w:noProof/>
               </w:rPr>
-              <w:instrText xml:space="preserve"> PAGEREF _Toc243666858 \h </w:instrText>
+              <w:instrText xml:space="preserve"> PAGEREF _Toc243666974 \h </w:instrText>
             </w:r>
             <w:r>
               <w:rPr>
@@ -3643,7 +3759,7 @@
               <w14:ligatures w14:val="standardContextual"/>
             </w:rPr>
           </w:pPr>
-          <w:hyperlink w:anchor="_Toc243666859" w:history="1">
+          <w:hyperlink w:anchor="_Toc243666975" w:history="1">
             <w:r>
               <w:rPr>
                 <w:rStyle w:val="Hyperlink"/>
@@ -3667,7 +3783,7 @@
               <w:rPr>
                 <w:noProof/>
               </w:rPr>
-              <w:instrText xml:space="preserve"> PAGEREF _Toc243666859 \h </w:instrText>
+              <w:instrText xml:space="preserve"> PAGEREF _Toc243666975 \h </w:instrText>
             </w:r>
             <w:r>
               <w:rPr>
@@ -3710,7 +3826,7 @@
               <w14:ligatures w14:val="standardContextual"/>
             </w:rPr>
           </w:pPr>
-          <w:hyperlink w:anchor="_Toc243666860" w:history="1">
+          <w:hyperlink w:anchor="_Toc243666976" w:history="1">
             <w:r>
               <w:rPr>
                 <w:rStyle w:val="Hyperlink"/>
@@ -3734,7 +3850,7 @@
               <w:rPr>
                 <w:noProof/>
               </w:rPr>
-              <w:instrText xml:space="preserve"> PAGEREF _Toc243666860 \h </w:instrText>
+              <w:instrText xml:space="preserve"> PAGEREF _Toc243666976 \h </w:instrText>
             </w:r>
             <w:r>
               <w:rPr>
@@ -3777,7 +3893,7 @@
               <w14:ligatures w14:val="standardContextual"/>
             </w:rPr>
           </w:pPr>
-          <w:hyperlink w:anchor="_Toc243666861" w:history="1">
+          <w:hyperlink w:anchor="_Toc243666977" w:history="1">
             <w:r>
               <w:rPr>
                 <w:rStyle w:val="Hyperlink"/>
@@ -3801,7 +3917,7 @@
               <w:rPr>
                 <w:noProof/>
               </w:rPr>
-              <w:instrText xml:space="preserve"> PAGEREF _Toc243666861 \h </w:instrText>
+              <w:instrText xml:space="preserve"> PAGEREF _Toc243666977 \h </w:instrText>
             </w:r>
             <w:r>
               <w:rPr>
@@ -3844,7 +3960,7 @@
               <w14:ligatures w14:val="standardContextual"/>
             </w:rPr>
           </w:pPr>
-          <w:hyperlink w:anchor="_Toc243666862" w:history="1">
+          <w:hyperlink w:anchor="_Toc243666978" w:history="1">
             <w:r>
               <w:rPr>
                 <w:rStyle w:val="Hyperlink"/>
@@ -3868,7 +3984,7 @@
               <w:rPr>
                 <w:noProof/>
               </w:rPr>
-              <w:instrText xml:space="preserve"> PAGEREF _Toc243666862 \h </w:instrText>
+              <w:instrText xml:space="preserve"> PAGEREF _Toc243666978 \h </w:instrText>
             </w:r>
             <w:r>
               <w:rPr>
@@ -3911,7 +4027,7 @@
               <w14:ligatures w14:val="standardContextual"/>
             </w:rPr>
           </w:pPr>
-          <w:hyperlink w:anchor="_Toc243666863" w:history="1">
+          <w:hyperlink w:anchor="_Toc243666979" w:history="1">
             <w:r>
               <w:rPr>
                 <w:rStyle w:val="Hyperlink"/>
@@ -3935,7 +4051,7 @@
               <w:rPr>
                 <w:noProof/>
               </w:rPr>
-              <w:instrText xml:space="preserve"> PAGEREF _Toc243666863 \h </w:instrText>
+              <w:instrText xml:space="preserve"> PAGEREF _Toc243666979 \h </w:instrText>
             </w:r>
             <w:r>
               <w:rPr>
@@ -3978,7 +4094,7 @@
               <w14:ligatures w14:val="standardContextual"/>
             </w:rPr>
           </w:pPr>
-          <w:hyperlink w:anchor="_Toc243666864" w:history="1">
+          <w:hyperlink w:anchor="_Toc243666980" w:history="1">
             <w:r>
               <w:rPr>
                 <w:rStyle w:val="Hyperlink"/>
@@ -4002,7 +4118,7 @@
               <w:rPr>
                 <w:noProof/>
               </w:rPr>
-              <w:instrText xml:space="preserve"> PAGEREF _Toc243666864 \h </w:instrText>
+              <w:instrText xml:space="preserve"> PAGEREF _Toc243666980 \h </w:instrText>
             </w:r>
             <w:r>
               <w:rPr>
@@ -4045,7 +4161,7 @@
               <w14:ligatures w14:val="standardContextual"/>
             </w:rPr>
           </w:pPr>
-          <w:hyperlink w:anchor="_Toc243666865" w:history="1">
+          <w:hyperlink w:anchor="_Toc243666981" w:history="1">
             <w:r>
               <w:rPr>
                 <w:rStyle w:val="Hyperlink"/>
@@ -4069,7 +4185,7 @@
               <w:rPr>
                 <w:noProof/>
               </w:rPr>
-              <w:instrText xml:space="preserve"> PAGEREF _Toc243666865 \h </w:instrText>
+              <w:instrText xml:space="preserve"> PAGEREF _Toc243666981 \h </w:instrText>
             </w:r>
             <w:r>
               <w:rPr>
@@ -4112,7 +4228,7 @@
               <w14:ligatures w14:val="standardContextual"/>
             </w:rPr>
           </w:pPr>
-          <w:hyperlink w:anchor="_Toc243666866" w:history="1">
+          <w:hyperlink w:anchor="_Toc243666982" w:history="1">
             <w:r>
               <w:rPr>
                 <w:rStyle w:val="Hyperlink"/>
@@ -4136,7 +4252,7 @@
               <w:rPr>
                 <w:noProof/>
               </w:rPr>
-              <w:instrText xml:space="preserve"> PAGEREF _Toc243666866 \h </w:instrText>
+              <w:instrText xml:space="preserve"> PAGEREF _Toc243666982 \h </w:instrText>
             </w:r>
             <w:r>
               <w:rPr>
@@ -4179,7 +4295,7 @@
               <w14:ligatures w14:val="standardContextual"/>
             </w:rPr>
           </w:pPr>
-          <w:hyperlink w:anchor="_Toc243666867" w:history="1">
+          <w:hyperlink w:anchor="_Toc243666983" w:history="1">
             <w:r>
               <w:rPr>
                 <w:rStyle w:val="Hyperlink"/>
@@ -4203,7 +4319,7 @@
               <w:rPr>
                 <w:noProof/>
               </w:rPr>
-              <w:instrText xml:space="preserve"> PAGEREF _Toc243666867 \h </w:instrText>
+              <w:instrText xml:space="preserve"> PAGEREF _Toc243666983 \h </w:instrText>
             </w:r>
             <w:r>
               <w:rPr>
@@ -4246,7 +4362,7 @@
               <w14:ligatures w14:val="standardContextual"/>
             </w:rPr>
           </w:pPr>
-          <w:hyperlink w:anchor="_Toc243666868" w:history="1">
+          <w:hyperlink w:anchor="_Toc243666984" w:history="1">
             <w:r>
               <w:rPr>
                 <w:rStyle w:val="Hyperlink"/>
@@ -4270,7 +4386,7 @@
               <w:rPr>
                 <w:noProof/>
               </w:rPr>
-              <w:instrText xml:space="preserve"> PAGEREF _Toc243666868 \h </w:instrText>
+              <w:instrText xml:space="preserve"> PAGEREF _Toc243666984 \h </w:instrText>
             </w:r>
             <w:r>
               <w:rPr>
@@ -4313,7 +4429,7 @@
               <w14:ligatures w14:val="standardContextual"/>
             </w:rPr>
           </w:pPr>
-          <w:hyperlink w:anchor="_Toc243666869" w:history="1">
+          <w:hyperlink w:anchor="_Toc243666985" w:history="1">
             <w:r>
               <w:rPr>
                 <w:rStyle w:val="Hyperlink"/>
@@ -4337,7 +4453,7 @@
               <w:rPr>
                 <w:noProof/>
               </w:rPr>
-              <w:instrText xml:space="preserve"> PAGEREF _Toc243666869 \h </w:instrText>
+              <w:instrText xml:space="preserve"> PAGEREF _Toc243666985 \h </w:instrText>
             </w:r>
             <w:r>
               <w:rPr>
@@ -4380,7 +4496,7 @@
               <w14:ligatures w14:val="standardContextual"/>
             </w:rPr>
           </w:pPr>
-          <w:hyperlink w:anchor="_Toc243666870" w:history="1">
+          <w:hyperlink w:anchor="_Toc243666986" w:history="1">
             <w:r>
               <w:rPr>
                 <w:rStyle w:val="Hyperlink"/>
@@ -4404,7 +4520,7 @@
               <w:rPr>
                 <w:noProof/>
               </w:rPr>
-              <w:instrText xml:space="preserve"> PAGEREF _Toc243666870 \h </w:instrText>
+              <w:instrText xml:space="preserve"> PAGEREF _Toc243666986 \h </w:instrText>
             </w:r>
             <w:r>
               <w:rPr>
@@ -4447,7 +4563,7 @@
               <w14:ligatures w14:val="standardContextual"/>
             </w:rPr>
           </w:pPr>
-          <w:hyperlink w:anchor="_Toc243666871" w:history="1">
+          <w:hyperlink w:anchor="_Toc243666987" w:history="1">
             <w:r>
               <w:rPr>
                 <w:rStyle w:val="Hyperlink"/>
@@ -4471,7 +4587,7 @@
               <w:rPr>
                 <w:noProof/>
               </w:rPr>
-              <w:instrText xml:space="preserve"> PAGEREF _Toc243666871 \h </w:instrText>
+              <w:instrText xml:space="preserve"> PAGEREF _Toc243666987 \h </w:instrText>
             </w:r>
             <w:r>
               <w:rPr>
@@ -4514,7 +4630,7 @@
               <w14:ligatures w14:val="standardContextual"/>
             </w:rPr>
           </w:pPr>
-          <w:hyperlink w:anchor="_Toc243666872" w:history="1">
+          <w:hyperlink w:anchor="_Toc243666988" w:history="1">
             <w:r>
               <w:rPr>
                 <w:rStyle w:val="Hyperlink"/>
@@ -4538,7 +4654,7 @@
               <w:rPr>
                 <w:noProof/>
               </w:rPr>
-              <w:instrText xml:space="preserve"> PAGEREF _Toc243666872 \h </w:instrText>
+              <w:instrText xml:space="preserve"> PAGEREF _Toc243666988 \h </w:instrText>
             </w:r>
             <w:r>
               <w:rPr>
@@ -4584,7 +4700,7 @@
     <w:sdt>
       <w:sdtPr>
         <w:alias w:val="Tables"/>
-        <w:id w:val="1865554312"/>
+        <w:id w:val="468332332"/>
       </w:sdtPr>
       <w:sdtEndPr/>
       <w:sdtContent>
@@ -4613,7 +4729,7 @@
           <w:r>
             <w:fldChar w:fldCharType="separate"/>
           </w:r>
-          <w:hyperlink w:anchor="_Toc243666873" w:history="1">
+          <w:hyperlink w:anchor="_Toc243666989" w:history="1">
             <w:r>
               <w:rPr>
                 <w:rStyle w:val="Hyperlink"/>
@@ -4637,7 +4753,7 @@
               <w:rPr>
                 <w:noProof/>
               </w:rPr>
-              <w:instrText xml:space="preserve"> PAGEREF _Toc243666873 \h </w:instrText>
+              <w:instrText xml:space="preserve"> PAGEREF _Toc243666989 \h </w:instrText>
             </w:r>
             <w:r>
               <w:rPr>
@@ -4680,7 +4796,7 @@
               <w14:ligatures w14:val="standardContextual"/>
             </w:rPr>
           </w:pPr>
-          <w:hyperlink w:anchor="_Toc243666874" w:history="1">
+          <w:hyperlink w:anchor="_Toc243666990" w:history="1">
             <w:r>
               <w:rPr>
                 <w:rStyle w:val="Hyperlink"/>
@@ -4704,7 +4820,7 @@
               <w:rPr>
                 <w:noProof/>
               </w:rPr>
-              <w:instrText xml:space="preserve"> PAGEREF _Toc243666874 \h </w:instrText>
+              <w:instrText xml:space="preserve"> PAGEREF _Toc243666990 \h </w:instrText>
             </w:r>
             <w:r>
               <w:rPr>
@@ -4747,7 +4863,7 @@
               <w14:ligatures w14:val="standardContextual"/>
             </w:rPr>
           </w:pPr>
-          <w:hyperlink w:anchor="_Toc243666875" w:history="1">
+          <w:hyperlink w:anchor="_Toc243666991" w:history="1">
             <w:r>
               <w:rPr>
                 <w:rStyle w:val="Hyperlink"/>
@@ -4771,7 +4887,7 @@
               <w:rPr>
                 <w:noProof/>
               </w:rPr>
-              <w:instrText xml:space="preserve"> PAGEREF _Toc243666875 \h </w:instrText>
+              <w:instrText xml:space="preserve"> PAGEREF _Toc243666991 \h </w:instrText>
             </w:r>
             <w:r>
               <w:rPr>
@@ -4814,7 +4930,7 @@
               <w14:ligatures w14:val="standardContextual"/>
             </w:rPr>
           </w:pPr>
-          <w:hyperlink w:anchor="_Toc243666876" w:history="1">
+          <w:hyperlink w:anchor="_Toc243666992" w:history="1">
             <w:r>
               <w:rPr>
                 <w:rStyle w:val="Hyperlink"/>
@@ -4838,7 +4954,7 @@
               <w:rPr>
                 <w:noProof/>
               </w:rPr>
-              <w:instrText xml:space="preserve"> PAGEREF _Toc243666876 \h </w:instrText>
+              <w:instrText xml:space="preserve"> PAGEREF _Toc243666992 \h </w:instrText>
             </w:r>
             <w:r>
               <w:rPr>
@@ -4881,7 +4997,7 @@
               <w14:ligatures w14:val="standardContextual"/>
             </w:rPr>
           </w:pPr>
-          <w:hyperlink w:anchor="_Toc243666877" w:history="1">
+          <w:hyperlink w:anchor="_Toc243666993" w:history="1">
             <w:r>
               <w:rPr>
                 <w:rStyle w:val="Hyperlink"/>
@@ -4905,7 +5021,7 @@
               <w:rPr>
                 <w:noProof/>
               </w:rPr>
-              <w:instrText xml:space="preserve"> PAGEREF _Toc243666877 \h </w:instrText>
+              <w:instrText xml:space="preserve"> PAGEREF _Toc243666993 \h </w:instrText>
             </w:r>
             <w:r>
               <w:rPr>
@@ -4948,7 +5064,7 @@
               <w14:ligatures w14:val="standardContextual"/>
             </w:rPr>
           </w:pPr>
-          <w:hyperlink w:anchor="_Toc243666878" w:history="1">
+          <w:hyperlink w:anchor="_Toc243666994" w:history="1">
             <w:r>
               <w:rPr>
                 <w:rStyle w:val="Hyperlink"/>
@@ -4972,7 +5088,7 @@
               <w:rPr>
                 <w:noProof/>
               </w:rPr>
-              <w:instrText xml:space="preserve"> PAGEREF _Toc243666878 \h </w:instrText>
+              <w:instrText xml:space="preserve"> PAGEREF _Toc243666994 \h </w:instrText>
             </w:r>
             <w:r>
               <w:rPr>
@@ -5015,7 +5131,7 @@
               <w14:ligatures w14:val="standardContextual"/>
             </w:rPr>
           </w:pPr>
-          <w:hyperlink w:anchor="_Toc243666879" w:history="1">
+          <w:hyperlink w:anchor="_Toc243666995" w:history="1">
             <w:r>
               <w:rPr>
                 <w:rStyle w:val="Hyperlink"/>
@@ -5039,7 +5155,7 @@
               <w:rPr>
                 <w:noProof/>
               </w:rPr>
-              <w:instrText xml:space="preserve"> PAGEREF _Toc243666879 \h </w:instrText>
+              <w:instrText xml:space="preserve"> PAGEREF _Toc243666995 \h </w:instrText>
             </w:r>
             <w:r>
               <w:rPr>
@@ -5082,7 +5198,7 @@
               <w14:ligatures w14:val="standardContextual"/>
             </w:rPr>
           </w:pPr>
-          <w:hyperlink w:anchor="_Toc243666880" w:history="1">
+          <w:hyperlink w:anchor="_Toc243666996" w:history="1">
             <w:r>
               <w:rPr>
                 <w:rStyle w:val="Hyperlink"/>
@@ -5106,7 +5222,7 @@
               <w:rPr>
                 <w:noProof/>
               </w:rPr>
-              <w:instrText xml:space="preserve"> PAGEREF _Toc243666880 \h </w:instrText>
+              <w:instrText xml:space="preserve"> PAGEREF _Toc243666996 \h </w:instrText>
             </w:r>
             <w:r>
               <w:rPr>
@@ -5149,7 +5265,7 @@
               <w14:ligatures w14:val="standardContextual"/>
             </w:rPr>
           </w:pPr>
-          <w:hyperlink w:anchor="_Toc243666881" w:history="1">
+          <w:hyperlink w:anchor="_Toc243666997" w:history="1">
             <w:r>
               <w:rPr>
                 <w:rStyle w:val="Hyperlink"/>
@@ -5173,7 +5289,7 @@
               <w:rPr>
                 <w:noProof/>
               </w:rPr>
-              <w:instrText xml:space="preserve"> PAGEREF _Toc243666881 \h </w:instrText>
+              <w:instrText xml:space="preserve"> PAGEREF _Toc243666997 \h </w:instrText>
             </w:r>
             <w:r>
               <w:rPr>
@@ -5216,7 +5332,7 @@
               <w14:ligatures w14:val="standardContextual"/>
             </w:rPr>
           </w:pPr>
-          <w:hyperlink w:anchor="_Toc243666882" w:history="1">
+          <w:hyperlink w:anchor="_Toc243666998" w:history="1">
             <w:r>
               <w:rPr>
                 <w:rStyle w:val="Hyperlink"/>
@@ -5240,7 +5356,7 @@
               <w:rPr>
                 <w:noProof/>
               </w:rPr>
-              <w:instrText xml:space="preserve"> PAGEREF _Toc243666882 \h </w:instrText>
+              <w:instrText xml:space="preserve"> PAGEREF _Toc243666998 \h </w:instrText>
             </w:r>
             <w:r>
               <w:rPr>
@@ -5283,7 +5399,7 @@
               <w14:ligatures w14:val="standardContextual"/>
             </w:rPr>
           </w:pPr>
-          <w:hyperlink w:anchor="_Toc243666883" w:history="1">
+          <w:hyperlink w:anchor="_Toc243666999" w:history="1">
             <w:r>
               <w:rPr>
                 <w:rStyle w:val="Hyperlink"/>
@@ -5307,7 +5423,7 @@
               <w:rPr>
                 <w:noProof/>
               </w:rPr>
-              <w:instrText xml:space="preserve"> PAGEREF _Toc243666883 \h </w:instrText>
+              <w:instrText xml:space="preserve"> PAGEREF _Toc243666999 \h </w:instrText>
             </w:r>
             <w:r>
               <w:rPr>
@@ -5350,7 +5466,7 @@
               <w14:ligatures w14:val="standardContextual"/>
             </w:rPr>
           </w:pPr>
-          <w:hyperlink w:anchor="_Toc243666884" w:history="1">
+          <w:hyperlink w:anchor="_Toc243667000" w:history="1">
             <w:r>
               <w:rPr>
                 <w:rStyle w:val="Hyperlink"/>
@@ -5374,7 +5490,7 @@
               <w:rPr>
                 <w:noProof/>
               </w:rPr>
-              <w:instrText xml:space="preserve"> PAGEREF _Toc243666884 \h </w:instrText>
+              <w:instrText xml:space="preserve"> PAGEREF _Toc243667000 \h </w:instrText>
             </w:r>
             <w:r>
               <w:rPr>
@@ -5417,7 +5533,7 @@
               <w14:ligatures w14:val="standardContextual"/>
             </w:rPr>
           </w:pPr>
-          <w:hyperlink w:anchor="_Toc243666885" w:history="1">
+          <w:hyperlink w:anchor="_Toc243667001" w:history="1">
             <w:r>
               <w:rPr>
                 <w:rStyle w:val="Hyperlink"/>
@@ -5441,7 +5557,7 @@
               <w:rPr>
                 <w:noProof/>
               </w:rPr>
-              <w:instrText xml:space="preserve"> PAGEREF _Toc243666885 \h </w:instrText>
+              <w:instrText xml:space="preserve"> PAGEREF _Toc243667001 \h </w:instrText>
             </w:r>
             <w:r>
               <w:rPr>
@@ -5484,7 +5600,7 @@
               <w14:ligatures w14:val="standardContextual"/>
             </w:rPr>
           </w:pPr>
-          <w:hyperlink w:anchor="_Toc243666886" w:history="1">
+          <w:hyperlink w:anchor="_Toc243667002" w:history="1">
             <w:r>
               <w:rPr>
                 <w:rStyle w:val="Hyperlink"/>
@@ -5508,7 +5624,7 @@
               <w:rPr>
                 <w:noProof/>
               </w:rPr>
-              <w:instrText xml:space="preserve"> PAGEREF _Toc243666886 \h </w:instrText>
+              <w:instrText xml:space="preserve"> PAGEREF _Toc243667002 \h </w:instrText>
             </w:r>
             <w:r>
               <w:rPr>
@@ -5551,7 +5667,7 @@
               <w14:ligatures w14:val="standardContextual"/>
             </w:rPr>
           </w:pPr>
-          <w:hyperlink w:anchor="_Toc243666887" w:history="1">
+          <w:hyperlink w:anchor="_Toc243667003" w:history="1">
             <w:r>
               <w:rPr>
                 <w:rStyle w:val="Hyperlink"/>
@@ -5575,7 +5691,7 @@
               <w:rPr>
                 <w:noProof/>
               </w:rPr>
-              <w:instrText xml:space="preserve"> PAGEREF _Toc243666887 \h </w:instrText>
+              <w:instrText xml:space="preserve"> PAGEREF _Toc243667003 \h </w:instrText>
             </w:r>
             <w:r>
               <w:rPr>
@@ -5616,13 +5732,10 @@
         <w:keepLines/>
         <w:pageBreakBefore/>
       </w:pPr>
-      <w:bookmarkStart w:id="0" w:name="_Toc243666850"/>
+      <w:bookmarkStart w:id="0" w:name="_Toc243666966"/>
       <w:r>
         <w:lastRenderedPageBreak/>
-        <w:t>1 </w:t>
-      </w:r>
-      <w:r>
-        <w:t>Introduction</w:t>
+        <w:t>1 Introduction</w:t>
       </w:r>
       <w:bookmarkEnd w:id="0"/>
     </w:p>
@@ -5632,7 +5745,7 @@
         <w:keepNext/>
         <w:keepLines/>
       </w:pPr>
-      <w:bookmarkStart w:id="1" w:name="_Toc243666851"/>
+      <w:bookmarkStart w:id="1" w:name="_Toc243666967"/>
       <w:r>
         <w:t>1.1 Purpose</w:t>
       </w:r>
@@ -5652,7 +5765,7 @@
         <w:keepNext/>
         <w:keepLines/>
       </w:pPr>
-      <w:bookmarkStart w:id="2" w:name="_Toc243666852"/>
+      <w:bookmarkStart w:id="2" w:name="_Toc243666968"/>
       <w:r>
         <w:t>1.2 Scope</w:t>
       </w:r>
@@ -5663,10 +5776,10 @@
         <w:spacing w:after="120"/>
       </w:pPr>
       <w:r>
-        <w:t xml:space="preserve">All software of Releases R1 and R2 as live on 11 October 2026, and as built on 15 October 2026 (VR2 and CR-007 to </w:t>
+        <w:t xml:space="preserve">All software of Releases R1 and R2 as live on 11 October 2026, and as built on 15 October 2026 (VR2 and CR-007 to CR-010): the React single-page app, the Hono API in one Cloudflare Worker, the D1 database and its migrations 0001 to 0012, the group-room Durable Object, Ask ZedPath, and the project's safety tooling (deploy guard and leak scanner). Out of scope: features not yet built (results-photo reading, curator review queue, Gazette job, share card, teacher view) and third-party services </w:t>
       </w:r>
       <w:r>
-        <w:t>CR-010): the React single-page app, the Hono API in one Cloudflare Worker, the D1 database and its migrations 0001 to 0012, the group-room Durable Object, Ask ZedPath, and the project's safety tooling (deploy guard and leak scanner). Out of scope: features not yet built (results-photo reading, curator review queue, Gazette job, share card, teacher view) and third-party services themselves (Gemini, Cloudflare platform), which are tested only through ZedPath's handling of their answers.</w:t>
+        <w:t>themselves (Gemini, Cloudflare platform), which are tested only through ZedPath's handling of their answers.</w:t>
       </w:r>
     </w:p>
     <w:p>
@@ -5675,7 +5788,7 @@
         <w:keepNext/>
         <w:keepLines/>
       </w:pPr>
-      <w:bookmarkStart w:id="3" w:name="_Toc243666853"/>
+      <w:bookmarkStart w:id="3" w:name="_Toc243666969"/>
       <w:r>
         <w:t>1.3 Intended audience</w:t>
       </w:r>
@@ -5695,7 +5808,7 @@
         <w:keepNext/>
         <w:keepLines/>
       </w:pPr>
-      <w:bookmarkStart w:id="4" w:name="_Toc243666854"/>
+      <w:bookmarkStart w:id="4" w:name="_Toc243666970"/>
       <w:r>
         <w:t>1.4 Relationship to other documents</w:t>
       </w:r>
@@ -5706,7 +5819,7 @@
         <w:pStyle w:val="Caption"/>
         <w:keepNext/>
       </w:pPr>
-      <w:bookmarkStart w:id="5" w:name="_Toc243666873"/>
+      <w:bookmarkStart w:id="5" w:name="_Toc243666989"/>
       <w:r>
         <w:t xml:space="preserve">Table </w:t>
       </w:r>
@@ -5748,7 +5861,7 @@
           <w:left w:w="10" w:type="dxa"/>
           <w:right w:w="10" w:type="dxa"/>
         </w:tblCellMar>
-        <w:tblLook w:val="04A0" w:firstRow="1" w:lastRow="0" w:firstColumn="1" w:lastColumn="0" w:noHBand="0" w:noVBand="1"/>
+        <w:tblLook w:val="0000" w:firstRow="0" w:lastRow="0" w:firstColumn="0" w:lastColumn="0" w:noHBand="0" w:noVBand="0"/>
       </w:tblPr>
       <w:tblGrid>
         <w:gridCol w:w="3327"/>
@@ -6224,7 +6337,7 @@
         <w:keepLines/>
         <w:pageBreakBefore/>
       </w:pPr>
-      <w:bookmarkStart w:id="6" w:name="_Toc243666855"/>
+      <w:bookmarkStart w:id="6" w:name="_Toc243666971"/>
       <w:r>
         <w:lastRenderedPageBreak/>
         <w:t>2 Test strategy</w:t>
@@ -6237,7 +6350,7 @@
         <w:keepNext/>
         <w:keepLines/>
       </w:pPr>
-      <w:bookmarkStart w:id="7" w:name="_Toc243666856"/>
+      <w:bookmarkStart w:id="7" w:name="_Toc243666972"/>
       <w:r>
         <w:t>2.1 Test levels</w:t>
       </w:r>
@@ -6248,7 +6361,7 @@
         <w:pStyle w:val="Caption"/>
         <w:keepNext/>
       </w:pPr>
-      <w:bookmarkStart w:id="8" w:name="_Toc243666874"/>
+      <w:bookmarkStart w:id="8" w:name="_Toc243666990"/>
       <w:r>
         <w:t xml:space="preserve">Table </w:t>
       </w:r>
@@ -6290,7 +6403,7 @@
           <w:left w:w="10" w:type="dxa"/>
           <w:right w:w="10" w:type="dxa"/>
         </w:tblCellMar>
-        <w:tblLook w:val="04A0" w:firstRow="1" w:lastRow="0" w:firstColumn="1" w:lastColumn="0" w:noHBand="0" w:noVBand="1"/>
+        <w:tblLook w:val="0000" w:firstRow="0" w:lastRow="0" w:firstColumn="0" w:lastColumn="0" w:noHBand="0" w:noVBand="0"/>
       </w:tblPr>
       <w:tblGrid>
         <w:gridCol w:w="1967"/>
@@ -7490,7 +7603,7 @@
         <w:keepNext/>
         <w:keepLines/>
       </w:pPr>
-      <w:bookmarkStart w:id="9" w:name="_Toc243666857"/>
+      <w:bookmarkStart w:id="9" w:name="_Toc243666973"/>
       <w:r>
         <w:t>2.2 Test types</w:t>
       </w:r>
@@ -7501,7 +7614,7 @@
         <w:pStyle w:val="Caption"/>
         <w:keepNext/>
       </w:pPr>
-      <w:bookmarkStart w:id="10" w:name="_Toc243666875"/>
+      <w:bookmarkStart w:id="10" w:name="_Toc243666991"/>
       <w:r>
         <w:t xml:space="preserve">Table </w:t>
       </w:r>
@@ -7543,7 +7656,7 @@
           <w:left w:w="10" w:type="dxa"/>
           <w:right w:w="10" w:type="dxa"/>
         </w:tblCellMar>
-        <w:tblLook w:val="04A0" w:firstRow="1" w:lastRow="0" w:firstColumn="1" w:lastColumn="0" w:noHBand="0" w:noVBand="1"/>
+        <w:tblLook w:val="0000" w:firstRow="0" w:lastRow="0" w:firstColumn="0" w:lastColumn="0" w:noHBand="0" w:noVBand="0"/>
       </w:tblPr>
       <w:tblGrid>
         <w:gridCol w:w="3173"/>
@@ -8289,7 +8402,7 @@
         <w:keepNext/>
         <w:keepLines/>
       </w:pPr>
-      <w:bookmarkStart w:id="11" w:name="_Toc243666858"/>
+      <w:bookmarkStart w:id="11" w:name="_Toc243666974"/>
       <w:r>
         <w:t>2.3 Approach</w:t>
       </w:r>
@@ -8322,7 +8435,7 @@
         <w:keepLines/>
         <w:pageBreakBefore/>
       </w:pPr>
-      <w:bookmarkStart w:id="12" w:name="_Toc243666859"/>
+      <w:bookmarkStart w:id="12" w:name="_Toc243666975"/>
       <w:r>
         <w:lastRenderedPageBreak/>
         <w:t>3 Test environment</w:t>
@@ -8334,7 +8447,7 @@
         <w:pStyle w:val="Caption"/>
         <w:keepNext/>
       </w:pPr>
-      <w:bookmarkStart w:id="13" w:name="_Toc243666876"/>
+      <w:bookmarkStart w:id="13" w:name="_Toc243666992"/>
       <w:r>
         <w:t xml:space="preserve">Table </w:t>
       </w:r>
@@ -8376,7 +8489,7 @@
           <w:left w:w="10" w:type="dxa"/>
           <w:right w:w="10" w:type="dxa"/>
         </w:tblCellMar>
-        <w:tblLook w:val="04A0" w:firstRow="1" w:lastRow="0" w:firstColumn="1" w:lastColumn="0" w:noHBand="0" w:noVBand="1"/>
+        <w:tblLook w:val="0000" w:firstRow="0" w:lastRow="0" w:firstColumn="0" w:lastColumn="0" w:noHBand="0" w:noVBand="0"/>
       </w:tblPr>
       <w:tblGrid>
         <w:gridCol w:w="2276"/>
@@ -8997,7 +9110,7 @@
         <w:keepLines/>
         <w:pageBreakBefore/>
       </w:pPr>
-      <w:bookmarkStart w:id="14" w:name="_Toc243666860"/>
+      <w:bookmarkStart w:id="14" w:name="_Toc243666976"/>
       <w:r>
         <w:lastRenderedPageBreak/>
         <w:t>4 Entry and exit criteria</w:t>
@@ -9010,7 +9123,7 @@
         <w:keepNext/>
         <w:keepLines/>
       </w:pPr>
-      <w:bookmarkStart w:id="15" w:name="_Toc243666861"/>
+      <w:bookmarkStart w:id="15" w:name="_Toc243666977"/>
       <w:r>
         <w:t>4.1 Entry criteria</w:t>
       </w:r>
@@ -9030,7 +9143,7 @@
         <w:keepNext/>
         <w:keepLines/>
       </w:pPr>
-      <w:bookmarkStart w:id="16" w:name="_Toc243666862"/>
+      <w:bookmarkStart w:id="16" w:name="_Toc243666978"/>
       <w:r>
         <w:t>4.2 Exit criteria (Definition of Done)</w:t>
       </w:r>
@@ -9238,7 +9351,7 @@
         <w:keepNext/>
         <w:keepLines/>
       </w:pPr>
-      <w:bookmarkStart w:id="17" w:name="_Toc243666863"/>
+      <w:bookmarkStart w:id="17" w:name="_Toc243666979"/>
       <w:r>
         <w:t>4.3 </w:t>
       </w:r>
@@ -9262,7 +9375,7 @@
         <w:keepLines/>
         <w:pageBreakBefore/>
       </w:pPr>
-      <w:bookmarkStart w:id="18" w:name="_Toc243666864"/>
+      <w:bookmarkStart w:id="18" w:name="_Toc243666980"/>
       <w:r>
         <w:lastRenderedPageBreak/>
         <w:t>5 Test items and features</w:t>
@@ -9274,7 +9387,7 @@
         <w:pStyle w:val="Caption"/>
         <w:keepNext/>
       </w:pPr>
-      <w:bookmarkStart w:id="19" w:name="_Toc243666877"/>
+      <w:bookmarkStart w:id="19" w:name="_Toc243666993"/>
       <w:r>
         <w:t xml:space="preserve">Table </w:t>
       </w:r>
@@ -9316,7 +9429,7 @@
           <w:left w:w="10" w:type="dxa"/>
           <w:right w:w="10" w:type="dxa"/>
         </w:tblCellMar>
-        <w:tblLook w:val="04A0" w:firstRow="1" w:lastRow="0" w:firstColumn="1" w:lastColumn="0" w:noHBand="0" w:noVBand="1"/>
+        <w:tblLook w:val="0000" w:firstRow="0" w:lastRow="0" w:firstColumn="0" w:lastColumn="0" w:noHBand="0" w:noVBand="0"/>
       </w:tblPr>
       <w:tblGrid>
         <w:gridCol w:w="2742"/>
@@ -12131,7 +12244,7 @@
         <w:keepLines/>
         <w:pageBreakBefore/>
       </w:pPr>
-      <w:bookmarkStart w:id="20" w:name="_Toc243666865"/>
+      <w:bookmarkStart w:id="20" w:name="_Toc243666981"/>
       <w:r>
         <w:lastRenderedPageBreak/>
         <w:t>6 Test case catalogue</w:t>
@@ -12163,7 +12276,7 @@
         <w:pStyle w:val="Caption"/>
         <w:keepNext/>
       </w:pPr>
-      <w:bookmarkStart w:id="21" w:name="_Toc243666878"/>
+      <w:bookmarkStart w:id="21" w:name="_Toc243666994"/>
       <w:r>
         <w:t xml:space="preserve">Table </w:t>
       </w:r>
@@ -12205,7 +12318,7 @@
           <w:left w:w="10" w:type="dxa"/>
           <w:right w:w="10" w:type="dxa"/>
         </w:tblCellMar>
-        <w:tblLook w:val="04A0" w:firstRow="1" w:lastRow="0" w:firstColumn="1" w:lastColumn="0" w:noHBand="0" w:noVBand="1"/>
+        <w:tblLook w:val="0000" w:firstRow="0" w:lastRow="0" w:firstColumn="0" w:lastColumn="0" w:noHBand="0" w:noVBand="0"/>
       </w:tblPr>
       <w:tblGrid>
         <w:gridCol w:w="740"/>
@@ -20244,6 +20357,174 @@
           </w:p>
         </w:tc>
       </w:tr>
+      <w:tr>
+        <w:tblPrEx>
+          <w:tblCellMar>
+            <w:top w:w="0" w:type="dxa"/>
+            <w:bottom w:w="0" w:type="dxa"/>
+          </w:tblCellMar>
+        </w:tblPrEx>
+        <w:trPr>
+          <w:cantSplit/>
+        </w:trPr>
+        <w:tc>
+          <w:tcPr>
+            <w:tcW w:w="740" w:type="dxa"/>
+            <w:tcBorders>
+              <w:top w:val="single" w:sz="4" w:space="0" w:color="C9D3D0"/>
+              <w:left w:val="single" w:sz="4" w:space="0" w:color="C9D3D0"/>
+              <w:bottom w:val="single" w:sz="4" w:space="0" w:color="C9D3D0"/>
+              <w:right w:val="single" w:sz="4" w:space="0" w:color="C9D3D0"/>
+            </w:tcBorders>
+            <w:shd w:val="clear" w:color="auto" w:fill="F3F8F6"/>
+            <w:tcMar>
+              <w:top w:w="50" w:type="dxa"/>
+              <w:left w:w="100" w:type="dxa"/>
+              <w:bottom w:w="50" w:type="dxa"/>
+              <w:right w:w="100" w:type="dxa"/>
+            </w:tcMar>
+            <w:vAlign w:val="center"/>
+          </w:tcPr>
+          <w:p>
+            <w:pPr>
+              <w:spacing w:line="252" w:lineRule="auto"/>
+            </w:pPr>
+            <w:r>
+              <w:rPr>
+                <w:sz w:val="19"/>
+                <w:szCs w:val="19"/>
+              </w:rPr>
+              <w:t>TC-146</w:t>
+            </w:r>
+          </w:p>
+        </w:tc>
+        <w:tc>
+          <w:tcPr>
+            <w:tcW w:w="1370" w:type="dxa"/>
+            <w:tcBorders>
+              <w:top w:val="single" w:sz="4" w:space="0" w:color="C9D3D0"/>
+              <w:left w:val="single" w:sz="4" w:space="0" w:color="C9D3D0"/>
+              <w:bottom w:val="single" w:sz="4" w:space="0" w:color="C9D3D0"/>
+              <w:right w:val="single" w:sz="4" w:space="0" w:color="C9D3D0"/>
+            </w:tcBorders>
+            <w:shd w:val="clear" w:color="auto" w:fill="F3F8F6"/>
+            <w:tcMar>
+              <w:top w:w="50" w:type="dxa"/>
+              <w:left w:w="100" w:type="dxa"/>
+              <w:bottom w:w="50" w:type="dxa"/>
+              <w:right w:w="100" w:type="dxa"/>
+            </w:tcMar>
+            <w:vAlign w:val="center"/>
+          </w:tcPr>
+          <w:p>
+            <w:pPr>
+              <w:spacing w:line="252" w:lineRule="auto"/>
+            </w:pPr>
+            <w:r>
+              <w:rPr>
+                <w:sz w:val="19"/>
+                <w:szCs w:val="19"/>
+              </w:rPr>
+              <w:t>Search inside other paths</w:t>
+            </w:r>
+          </w:p>
+        </w:tc>
+        <w:tc>
+          <w:tcPr>
+            <w:tcW w:w="3098" w:type="dxa"/>
+            <w:tcBorders>
+              <w:top w:val="single" w:sz="4" w:space="0" w:color="C9D3D0"/>
+              <w:left w:val="single" w:sz="4" w:space="0" w:color="C9D3D0"/>
+              <w:bottom w:val="single" w:sz="4" w:space="0" w:color="C9D3D0"/>
+              <w:right w:val="single" w:sz="4" w:space="0" w:color="C9D3D0"/>
+            </w:tcBorders>
+            <w:shd w:val="clear" w:color="auto" w:fill="F3F8F6"/>
+            <w:tcMar>
+              <w:top w:w="50" w:type="dxa"/>
+              <w:left w:w="100" w:type="dxa"/>
+              <w:bottom w:w="50" w:type="dxa"/>
+              <w:right w:w="100" w:type="dxa"/>
+            </w:tcMar>
+            <w:vAlign w:val="center"/>
+          </w:tcPr>
+          <w:p>
+            <w:pPr>
+              <w:spacing w:line="252" w:lineRule="auto"/>
+            </w:pPr>
+            <w:r>
+              <w:rPr>
+                <w:rFonts w:ascii="Consolas" w:eastAsia="Consolas" w:hAnsi="Consolas" w:cs="Consolas"/>
+                <w:sz w:val="17"/>
+                <w:szCs w:val="17"/>
+                <w:shd w:val="clear" w:color="auto" w:fill="F2F4F3"/>
+              </w:rPr>
+              <w:t>shared/route-search.test.ts</w:t>
+            </w:r>
+            <w:r>
+              <w:rPr>
+                <w:sz w:val="19"/>
+                <w:szCs w:val="19"/>
+              </w:rPr>
+              <w:t xml:space="preserve"> (6)</w:t>
+            </w:r>
+          </w:p>
+        </w:tc>
+        <w:tc>
+          <w:tcPr>
+            <w:tcW w:w="2215" w:type="dxa"/>
+            <w:tcBorders>
+              <w:top w:val="single" w:sz="4" w:space="0" w:color="C9D3D0"/>
+              <w:left w:val="single" w:sz="4" w:space="0" w:color="C9D3D0"/>
+              <w:bottom w:val="single" w:sz="4" w:space="0" w:color="C9D3D0"/>
+              <w:right w:val="single" w:sz="4" w:space="0" w:color="C9D3D0"/>
+            </w:tcBorders>
+            <w:shd w:val="clear" w:color="auto" w:fill="F3F8F6"/>
+            <w:tcMar>
+              <w:top w:w="50" w:type="dxa"/>
+              <w:left w:w="100" w:type="dxa"/>
+              <w:bottom w:w="50" w:type="dxa"/>
+              <w:right w:w="100" w:type="dxa"/>
+            </w:tcMar>
+            <w:vAlign w:val="center"/>
+          </w:tcPr>
+          <w:p>
+            <w:pPr>
+              <w:spacing w:line="252" w:lineRule="auto"/>
+            </w:pPr>
+            <w:r>
+              <w:rPr>
+                <w:sz w:val="19"/>
+                <w:szCs w:val="19"/>
+              </w:rPr>
+              <w:t>Empty query keeps the list; institutes by name or short name (SLIIT, NSBM, ACCA); subjects found inside programme lists with the matching programmes named; name matches listed first; group words and short forms; nonsense finds nothing</w:t>
+            </w:r>
+          </w:p>
+        </w:tc>
+        <w:tc>
+          <w:tcPr>
+            <w:tcW w:w="2215" w:type="dxa"/>
+            <w:tcBorders>
+              <w:top w:val="single" w:sz="4" w:space="0" w:color="C9D3D0"/>
+              <w:left w:val="single" w:sz="4" w:space="0" w:color="C9D3D0"/>
+              <w:bottom w:val="single" w:sz="4" w:space="0" w:color="C9D3D0"/>
+              <w:right w:val="single" w:sz="4" w:space="0" w:color="C9D3D0"/>
+            </w:tcBorders>
+            <w:shd w:val="clear" w:color="auto" w:fill="F3F8F6"/>
+            <w:tcMar>
+              <w:top w:w="50" w:type="dxa"/>
+              <w:left w:w="100" w:type="dxa"/>
+              <w:bottom w:w="50" w:type="dxa"/>
+              <w:right w:w="100" w:type="dxa"/>
+            </w:tcMar>
+            <w:vAlign w:val="center"/>
+          </w:tcPr>
+          <w:p>
+            <w:pPr>
+              <w:spacing w:line="252" w:lineRule="auto"/>
+            </w:pPr>
+          </w:p>
+        </w:tc>
+      </w:tr>
     </w:tbl>
     <w:p>
       <w:pPr>
@@ -20257,7 +20538,7 @@
         <w:keepLines/>
         <w:pageBreakBefore/>
       </w:pPr>
-      <w:bookmarkStart w:id="22" w:name="_Toc243666866"/>
+      <w:bookmarkStart w:id="22" w:name="_Toc243666982"/>
       <w:r>
         <w:lastRenderedPageBreak/>
         <w:t>7 Security tests</w:t>
@@ -20269,7 +20550,7 @@
         <w:pStyle w:val="Caption"/>
         <w:keepNext/>
       </w:pPr>
-      <w:bookmarkStart w:id="23" w:name="_Toc243666879"/>
+      <w:bookmarkStart w:id="23" w:name="_Toc243666995"/>
       <w:r>
         <w:t xml:space="preserve">Table </w:t>
       </w:r>
@@ -20311,7 +20592,7 @@
           <w:left w:w="10" w:type="dxa"/>
           <w:right w:w="10" w:type="dxa"/>
         </w:tblCellMar>
-        <w:tblLook w:val="04A0" w:firstRow="1" w:lastRow="0" w:firstColumn="1" w:lastColumn="0" w:noHBand="0" w:noVBand="1"/>
+        <w:tblLook w:val="0000" w:firstRow="0" w:lastRow="0" w:firstColumn="0" w:lastColumn="0" w:noHBand="0" w:noVBand="0"/>
       </w:tblPr>
       <w:tblGrid>
         <w:gridCol w:w="3213"/>
@@ -22815,7 +23096,7 @@
         <w:keepLines/>
         <w:pageBreakBefore/>
       </w:pPr>
-      <w:bookmarkStart w:id="24" w:name="_Toc243666867"/>
+      <w:bookmarkStart w:id="24" w:name="_Toc243666983"/>
       <w:r>
         <w:lastRenderedPageBreak/>
         <w:t>8 Results summary</w:t>
@@ -22847,7 +23128,7 @@
         <w:pStyle w:val="Caption"/>
         <w:keepNext/>
       </w:pPr>
-      <w:bookmarkStart w:id="25" w:name="_Toc243666880"/>
+      <w:bookmarkStart w:id="25" w:name="_Toc243666996"/>
       <w:r>
         <w:t xml:space="preserve">Table </w:t>
       </w:r>
@@ -22889,7 +23170,7 @@
           <w:left w:w="10" w:type="dxa"/>
           <w:right w:w="10" w:type="dxa"/>
         </w:tblCellMar>
-        <w:tblLook w:val="04A0" w:firstRow="1" w:lastRow="0" w:firstColumn="1" w:lastColumn="0" w:noHBand="0" w:noVBand="1"/>
+        <w:tblLook w:val="0000" w:firstRow="0" w:lastRow="0" w:firstColumn="0" w:lastColumn="0" w:noHBand="0" w:noVBand="0"/>
       </w:tblPr>
       <w:tblGrid>
         <w:gridCol w:w="4337"/>
@@ -23637,7 +23918,10 @@
         <w:t xml:space="preserve">Automated test count over the build: 79 (5 October), 126, 152, 164, 179, 185 (11 October), 515 with 6 expected-fail and 21 opt-in (12 to 15 October, after the test campaign and CR-007 to CR-009), 532 with 0 expected-fail and 21 opt-in </w:t>
       </w:r>
       <w:r>
-        <w:t>(15 October, after the hardening of CR-010), 536 (21 October, after VR3 and the desktop side menu, TC-139), 539 (23 October, after VR4, TC-140), 543 (23 October, after CR-011, TC-141), 547 (23 October, after CR-012, TC-142), 549 (23 October, CR-012 revised to guides), 553 (23 October, other paths refreshed, TC-143), 554 (23 October, unknown cost never "Free"), 560 (23 October, other paths expanded, TC-144), 564 (23 October, real costs with their basis, TC-145).</w:t>
+        <w:t>(15 October, after the hardening of CR-010), 536 (21 October, after VR3 and the desktop side menu, TC-139), 539 (23 October, after VR4, TC-140), 543 (23 October, after CR-011, TC-141), 547 (23 October, after CR-012, TC-142), 549 (23 October, CR-012 revised to guides), 553 (23 October, other paths refreshed, TC-143), 554 (23 October, unknown cost never "Free"), 560 (23 October, other paths expanded, TC-144), 564 (23 October, real costs with their basis, TC-145), 570 (23 October, search inside other paths, TC</w:t>
+      </w:r>
+      <w:r>
+        <w:t>-146).</w:t>
       </w:r>
     </w:p>
     <w:p>
@@ -23645,7 +23929,7 @@
         <w:pStyle w:val="Caption"/>
         <w:keepNext/>
       </w:pPr>
-      <w:bookmarkStart w:id="26" w:name="_Toc243666881"/>
+      <w:bookmarkStart w:id="26" w:name="_Toc243666997"/>
       <w:r>
         <w:t xml:space="preserve">Table </w:t>
       </w:r>
@@ -23687,7 +23971,7 @@
           <w:left w:w="10" w:type="dxa"/>
           <w:right w:w="10" w:type="dxa"/>
         </w:tblCellMar>
-        <w:tblLook w:val="04A0" w:firstRow="1" w:lastRow="0" w:firstColumn="1" w:lastColumn="0" w:noHBand="0" w:noVBand="1"/>
+        <w:tblLook w:val="0000" w:firstRow="0" w:lastRow="0" w:firstColumn="0" w:lastColumn="0" w:noHBand="0" w:noVBand="0"/>
       </w:tblPr>
       <w:tblGrid>
         <w:gridCol w:w="4819"/>
@@ -24160,7 +24444,7 @@
         <w:pStyle w:val="Caption"/>
         <w:keepNext/>
       </w:pPr>
-      <w:bookmarkStart w:id="27" w:name="_Toc243666882"/>
+      <w:bookmarkStart w:id="27" w:name="_Toc243666998"/>
       <w:r>
         <w:lastRenderedPageBreak/>
         <w:t xml:space="preserve">Table </w:t>
@@ -24203,7 +24487,7 @@
           <w:left w:w="10" w:type="dxa"/>
           <w:right w:w="10" w:type="dxa"/>
         </w:tblCellMar>
-        <w:tblLook w:val="04A0" w:firstRow="1" w:lastRow="0" w:firstColumn="1" w:lastColumn="0" w:noHBand="0" w:noVBand="1"/>
+        <w:tblLook w:val="0000" w:firstRow="0" w:lastRow="0" w:firstColumn="0" w:lastColumn="0" w:noHBand="0" w:noVBand="0"/>
       </w:tblPr>
       <w:tblGrid>
         <w:gridCol w:w="4730"/>
@@ -24735,7 +25019,7 @@
         <w:keepLines/>
         <w:pageBreakBefore/>
       </w:pPr>
-      <w:bookmarkStart w:id="28" w:name="_Toc243666868"/>
+      <w:bookmarkStart w:id="28" w:name="_Toc243666984"/>
       <w:r>
         <w:lastRenderedPageBreak/>
         <w:t>9 Defects found and fixed</w:t>
@@ -24747,7 +25031,7 @@
         <w:pStyle w:val="Caption"/>
         <w:keepNext/>
       </w:pPr>
-      <w:bookmarkStart w:id="29" w:name="_Toc243666883"/>
+      <w:bookmarkStart w:id="29" w:name="_Toc243666999"/>
       <w:r>
         <w:t xml:space="preserve">Table </w:t>
       </w:r>
@@ -24789,7 +25073,7 @@
           <w:left w:w="10" w:type="dxa"/>
           <w:right w:w="10" w:type="dxa"/>
         </w:tblCellMar>
-        <w:tblLook w:val="04A0" w:firstRow="1" w:lastRow="0" w:firstColumn="1" w:lastColumn="0" w:noHBand="0" w:noVBand="1"/>
+        <w:tblLook w:val="0000" w:firstRow="0" w:lastRow="0" w:firstColumn="0" w:lastColumn="0" w:noHBand="0" w:noVBand="0"/>
       </w:tblPr>
       <w:tblGrid>
         <w:gridCol w:w="3558"/>
@@ -25905,7 +26189,7 @@
         <w:keepLines/>
         <w:pageBreakBefore/>
       </w:pPr>
-      <w:bookmarkStart w:id="30" w:name="_Toc243666869"/>
+      <w:bookmarkStart w:id="30" w:name="_Toc243666985"/>
       <w:r>
         <w:lastRenderedPageBreak/>
         <w:t>10 Known gaps and risks</w:t>
@@ -25917,7 +26201,7 @@
         <w:pStyle w:val="Caption"/>
         <w:keepNext/>
       </w:pPr>
-      <w:bookmarkStart w:id="31" w:name="_Toc243666884"/>
+      <w:bookmarkStart w:id="31" w:name="_Toc243667000"/>
       <w:r>
         <w:t xml:space="preserve">Table </w:t>
       </w:r>
@@ -25959,7 +26243,7 @@
           <w:left w:w="10" w:type="dxa"/>
           <w:right w:w="10" w:type="dxa"/>
         </w:tblCellMar>
-        <w:tblLook w:val="04A0" w:firstRow="1" w:lastRow="0" w:firstColumn="1" w:lastColumn="0" w:noHBand="0" w:noVBand="1"/>
+        <w:tblLook w:val="0000" w:firstRow="0" w:lastRow="0" w:firstColumn="0" w:lastColumn="0" w:noHBand="0" w:noVBand="0"/>
       </w:tblPr>
       <w:tblGrid>
         <w:gridCol w:w="3252"/>
@@ -27182,7 +27466,7 @@
         <w:keepLines/>
         <w:pageBreakBefore/>
       </w:pPr>
-      <w:bookmarkStart w:id="32" w:name="_Toc243666870"/>
+      <w:bookmarkStart w:id="32" w:name="_Toc243666986"/>
       <w:r>
         <w:lastRenderedPageBreak/>
         <w:t>11 Traceability</w:t>
@@ -27202,7 +27486,7 @@
         <w:pStyle w:val="Caption"/>
         <w:keepNext/>
       </w:pPr>
-      <w:bookmarkStart w:id="33" w:name="_Toc243666885"/>
+      <w:bookmarkStart w:id="33" w:name="_Toc243667001"/>
       <w:r>
         <w:t xml:space="preserve">Table </w:t>
       </w:r>
@@ -27244,7 +27528,7 @@
           <w:left w:w="10" w:type="dxa"/>
           <w:right w:w="10" w:type="dxa"/>
         </w:tblCellMar>
-        <w:tblLook w:val="04A0" w:firstRow="1" w:lastRow="0" w:firstColumn="1" w:lastColumn="0" w:noHBand="0" w:noVBand="1"/>
+        <w:tblLook w:val="0000" w:firstRow="0" w:lastRow="0" w:firstColumn="0" w:lastColumn="0" w:noHBand="0" w:noVBand="0"/>
       </w:tblPr>
       <w:tblGrid>
         <w:gridCol w:w="4819"/>
@@ -29071,7 +29355,7 @@
         <w:keepLines/>
         <w:pageBreakBefore/>
       </w:pPr>
-      <w:bookmarkStart w:id="34" w:name="_Toc243666871"/>
+      <w:bookmarkStart w:id="34" w:name="_Toc243666987"/>
       <w:r>
         <w:lastRenderedPageBreak/>
         <w:t>Appendix A: Glossary</w:t>
@@ -29083,7 +29367,7 @@
         <w:pStyle w:val="Caption"/>
         <w:keepNext/>
       </w:pPr>
-      <w:bookmarkStart w:id="35" w:name="_Toc243666886"/>
+      <w:bookmarkStart w:id="35" w:name="_Toc243667002"/>
       <w:r>
         <w:t xml:space="preserve">Table </w:t>
       </w:r>
@@ -29125,7 +29409,7 @@
           <w:left w:w="10" w:type="dxa"/>
           <w:right w:w="10" w:type="dxa"/>
         </w:tblCellMar>
-        <w:tblLook w:val="04A0" w:firstRow="1" w:lastRow="0" w:firstColumn="1" w:lastColumn="0" w:noHBand="0" w:noVBand="1"/>
+        <w:tblLook w:val="0000" w:firstRow="0" w:lastRow="0" w:firstColumn="0" w:lastColumn="0" w:noHBand="0" w:noVBand="0"/>
       </w:tblPr>
       <w:tblGrid>
         <w:gridCol w:w="2570"/>
@@ -30104,7 +30388,7 @@
         <w:keepLines/>
         <w:pageBreakBefore/>
       </w:pPr>
-      <w:bookmarkStart w:id="36" w:name="_Toc243666872"/>
+      <w:bookmarkStart w:id="36" w:name="_Toc243666988"/>
       <w:r>
         <w:lastRenderedPageBreak/>
         <w:t>Appendix B: References</w:t>
@@ -30116,7 +30400,7 @@
         <w:pStyle w:val="Caption"/>
         <w:keepNext/>
       </w:pPr>
-      <w:bookmarkStart w:id="37" w:name="_Toc243666887"/>
+      <w:bookmarkStart w:id="37" w:name="_Toc243667003"/>
       <w:r>
         <w:t xml:space="preserve">Table </w:t>
       </w:r>
@@ -30158,7 +30442,7 @@
           <w:left w:w="10" w:type="dxa"/>
           <w:right w:w="10" w:type="dxa"/>
         </w:tblCellMar>
-        <w:tblLook w:val="04A0" w:firstRow="1" w:lastRow="0" w:firstColumn="1" w:lastColumn="0" w:noHBand="0" w:noVBand="1"/>
+        <w:tblLook w:val="0000" w:firstRow="0" w:lastRow="0" w:firstColumn="0" w:lastColumn="0" w:noHBand="0" w:noVBand="0"/>
       </w:tblPr>
       <w:tblGrid>
         <w:gridCol w:w="803"/>
@@ -31033,10 +31317,134 @@
 <file path=word/numbering.xml><?xml version="1.0" encoding="utf-8"?>
 <w:numbering xmlns:wpc="http://schemas.microsoft.com/office/word/2010/wordprocessingCanvas" xmlns:cx="http://schemas.microsoft.com/office/drawing/2014/chartex" xmlns:cx1="http://schemas.microsoft.com/office/drawing/2015/9/8/chartex" xmlns:cx2="http://schemas.microsoft.com/office/drawing/2015/10/21/chartex" xmlns:cx3="http://schemas.microsoft.com/office/drawing/2016/5/9/chartex" xmlns:cx4="http://schemas.microsoft.com/office/drawing/2016/5/10/chartex" xmlns:cx5="http://schemas.microsoft.com/office/drawing/2016/5/11/chartex" xmlns:cx6="http://schemas.microsoft.com/office/drawing/2016/5/12/chartex" xmlns:cx7="http://schemas.microsoft.com/office/drawing/2016/5/13/chartex" xmlns:cx8="http://schemas.microsoft.com/office/drawing/2016/5/14/chartex" xmlns:mc="http://schemas.openxmlformats.org/markup-compatibility/2006" xmlns:aink="http://schemas.microsoft.com/office/drawing/2016/ink" xmlns:am3d="http://schemas.microsoft.com/office/drawing/2017/model3d" xmlns:o="urn:schemas-microsoft-com:office:office" xmlns:oel="http://schemas.microsoft.com/office/2019/extlst" xmlns:r="http://schemas.openxmlformats.org/officeDocument/2006/relationships" xmlns:m="http://schemas.openxmlformats.org/officeDocument/2006/math" xmlns:v="urn:schemas-microsoft-com:vml" xmlns:wp14="http://schemas.microsoft.com/office/word/2010/wordprocessingDrawing" xmlns:wp="http://schemas.openxmlformats.org/drawingml/2006/wordprocessingDrawing" xmlns:w10="urn:schemas-microsoft-com:office:word" xmlns:w="http://schemas.openxmlformats.org/wordprocessingml/2006/main" xmlns:w14="http://schemas.microsoft.com/office/word/2010/wordml" xmlns:w15="http://schemas.microsoft.com/office/word/2012/wordml" xmlns:w16cex="http://schemas.microsoft.com/office/word/2018/wordml/cex" xmlns:w16cid="http://schemas.microsoft.com/office/word/2016/wordml/cid" xmlns:w16="http://schemas.microsoft.com/office/word/2018/wordml" xmlns:w16du="http://schemas.microsoft.com/office/word/2023/wordml/word16du" xmlns:w16sdtdh="http://schemas.microsoft.com/office/word/2020/wordml/sdtdatahash" xmlns:w16sdtfl="http://schemas.microsoft.com/office/word/2024/wordml/sdtformatlock" xmlns:w16se="http://schemas.microsoft.com/office/word/2015/wordml/symex" xmlns:wpg="http://schemas.microsoft.com/office/word/2010/wordprocessingGroup" xmlns:wpi="http://schemas.microsoft.com/office/word/2010/wordprocessingInk" xmlns:wne="http://schemas.microsoft.com/office/word/2006/wordml" xmlns:wps="http://schemas.microsoft.com/office/word/2010/wordprocessingShape" mc:Ignorable="w14 w15 w16se w16cid w16 w16cex w16sdtdh w16sdtfl w16du wp14">
   <w:abstractNum w:abstractNumId="0" w15:restartNumberingAfterBreak="0">
-    <w:nsid w:val="099C4EDA"/>
+    <w:nsid w:val="11E64DA5"/>
     <w:multiLevelType w:val="hybridMultilevel"/>
-    <w:tmpl w:val="15E08344"/>
-    <w:lvl w:ilvl="0" w:tplc="69BA872A" w:tentative="1">
+    <w:tmpl w:val="DED40B22"/>
+    <w:lvl w:ilvl="0" w:tplc="85FED76A" w:tentative="1">
+      <w:start w:val="1"/>
+      <w:numFmt w:val="bullet"/>
+      <w:lvlText w:val="•"/>
+      <w:lvlJc w:val="left"/>
+      <w:pPr>
+        <w:ind w:left="720" w:hanging="280"/>
+      </w:pPr>
+    </w:lvl>
+    <w:lvl w:ilvl="1" w:tplc="7832BC5E" w:tentative="1">
+      <w:start w:val="1"/>
+      <w:numFmt w:val="bullet"/>
+      <w:lvlText w:val="–"/>
+      <w:lvlJc w:val="left"/>
+      <w:pPr>
+        <w:ind w:left="1080" w:hanging="280"/>
+      </w:pPr>
+    </w:lvl>
+    <w:lvl w:ilvl="2" w:tplc="EAFA1DC8" w:tentative="1">
+      <w:start w:val="1"/>
+      <w:numFmt w:val="bullet"/>
+      <w:lvlText w:val="▪"/>
+      <w:lvlJc w:val="left"/>
+      <w:pPr>
+        <w:ind w:left="1440" w:hanging="280"/>
+      </w:pPr>
+    </w:lvl>
+    <w:lvl w:ilvl="3" w:tplc="C5888302">
+      <w:numFmt w:val="decimal"/>
+      <w:lvlText w:val=""/>
+      <w:lvlJc w:val="left"/>
+    </w:lvl>
+    <w:lvl w:ilvl="4" w:tplc="5EA8D698">
+      <w:numFmt w:val="decimal"/>
+      <w:lvlText w:val=""/>
+      <w:lvlJc w:val="left"/>
+    </w:lvl>
+    <w:lvl w:ilvl="5" w:tplc="FCA4CAA6">
+      <w:numFmt w:val="decimal"/>
+      <w:lvlText w:val=""/>
+      <w:lvlJc w:val="left"/>
+    </w:lvl>
+    <w:lvl w:ilvl="6" w:tplc="F9AA8CB0">
+      <w:numFmt w:val="decimal"/>
+      <w:lvlText w:val=""/>
+      <w:lvlJc w:val="left"/>
+    </w:lvl>
+    <w:lvl w:ilvl="7" w:tplc="E0187E2A">
+      <w:numFmt w:val="decimal"/>
+      <w:lvlText w:val=""/>
+      <w:lvlJc w:val="left"/>
+    </w:lvl>
+    <w:lvl w:ilvl="8" w:tplc="A5DC8ABE">
+      <w:numFmt w:val="decimal"/>
+      <w:lvlText w:val=""/>
+      <w:lvlJc w:val="left"/>
+    </w:lvl>
+  </w:abstractNum>
+  <w:abstractNum w:abstractNumId="1" w15:restartNumberingAfterBreak="0">
+    <w:nsid w:val="170D10CC"/>
+    <w:multiLevelType w:val="hybridMultilevel"/>
+    <w:tmpl w:val="08342C50"/>
+    <w:lvl w:ilvl="0" w:tplc="42B48174">
+      <w:start w:val="1"/>
+      <w:numFmt w:val="decimal"/>
+      <w:lvlText w:val="%1."/>
+      <w:lvlJc w:val="left"/>
+      <w:pPr>
+        <w:ind w:left="720" w:hanging="360"/>
+      </w:pPr>
+    </w:lvl>
+    <w:lvl w:ilvl="1" w:tplc="BBCC3746" w:tentative="1">
+      <w:start w:val="1"/>
+      <w:numFmt w:val="lowerLetter"/>
+      <w:lvlText w:val="%2."/>
+      <w:lvlJc w:val="left"/>
+      <w:pPr>
+        <w:ind w:left="1080" w:hanging="360"/>
+      </w:pPr>
+    </w:lvl>
+    <w:lvl w:ilvl="2" w:tplc="FCA4D946" w:tentative="1">
+      <w:start w:val="1"/>
+      <w:numFmt w:val="lowerRoman"/>
+      <w:lvlText w:val="%3."/>
+      <w:lvlJc w:val="left"/>
+      <w:pPr>
+        <w:ind w:left="1440" w:hanging="360"/>
+      </w:pPr>
+    </w:lvl>
+    <w:lvl w:ilvl="3" w:tplc="07383696">
+      <w:numFmt w:val="decimal"/>
+      <w:lvlText w:val=""/>
+      <w:lvlJc w:val="left"/>
+    </w:lvl>
+    <w:lvl w:ilvl="4" w:tplc="73FC2EF6">
+      <w:numFmt w:val="decimal"/>
+      <w:lvlText w:val=""/>
+      <w:lvlJc w:val="left"/>
+    </w:lvl>
+    <w:lvl w:ilvl="5" w:tplc="FAC4E9B6">
+      <w:numFmt w:val="decimal"/>
+      <w:lvlText w:val=""/>
+      <w:lvlJc w:val="left"/>
+    </w:lvl>
+    <w:lvl w:ilvl="6" w:tplc="961E665E">
+      <w:numFmt w:val="decimal"/>
+      <w:lvlText w:val=""/>
+      <w:lvlJc w:val="left"/>
+    </w:lvl>
+    <w:lvl w:ilvl="7" w:tplc="9E80FD18">
+      <w:numFmt w:val="decimal"/>
+      <w:lvlText w:val=""/>
+      <w:lvlJc w:val="left"/>
+    </w:lvl>
+    <w:lvl w:ilvl="8" w:tplc="426E034A">
+      <w:numFmt w:val="decimal"/>
+      <w:lvlText w:val=""/>
+      <w:lvlJc w:val="left"/>
+    </w:lvl>
+  </w:abstractNum>
+  <w:abstractNum w:abstractNumId="2" w15:restartNumberingAfterBreak="0">
+    <w:nsid w:val="3D0D6C86"/>
+    <w:multiLevelType w:val="hybridMultilevel"/>
+    <w:tmpl w:val="9E9A0B7E"/>
+    <w:lvl w:ilvl="0" w:tplc="49C0A2D8" w:tentative="1">
       <w:start w:val="1"/>
       <w:numFmt w:val="bullet"/>
       <w:lvlText w:val="●"/>
@@ -31045,7 +31453,7 @@
         <w:ind w:left="720" w:hanging="360"/>
       </w:pPr>
     </w:lvl>
-    <w:lvl w:ilvl="1" w:tplc="CEEEFB3A" w:tentative="1">
+    <w:lvl w:ilvl="1" w:tplc="E4D44D76" w:tentative="1">
       <w:start w:val="1"/>
       <w:numFmt w:val="bullet"/>
       <w:lvlText w:val="○"/>
@@ -31054,7 +31462,7 @@
         <w:ind w:left="1440" w:hanging="360"/>
       </w:pPr>
     </w:lvl>
-    <w:lvl w:ilvl="2" w:tplc="884083E2" w:tentative="1">
+    <w:lvl w:ilvl="2" w:tplc="04AECC58" w:tentative="1">
       <w:start w:val="1"/>
       <w:numFmt w:val="bullet"/>
       <w:lvlText w:val="■"/>
@@ -31063,7 +31471,7 @@
         <w:ind w:left="2160" w:hanging="360"/>
       </w:pPr>
     </w:lvl>
-    <w:lvl w:ilvl="3" w:tplc="0A269EC6" w:tentative="1">
+    <w:lvl w:ilvl="3" w:tplc="05DC0EFE" w:tentative="1">
       <w:start w:val="1"/>
       <w:numFmt w:val="bullet"/>
       <w:lvlText w:val="●"/>
@@ -31072,7 +31480,7 @@
         <w:ind w:left="2880" w:hanging="360"/>
       </w:pPr>
     </w:lvl>
-    <w:lvl w:ilvl="4" w:tplc="A7B6A030" w:tentative="1">
+    <w:lvl w:ilvl="4" w:tplc="AB4404AC" w:tentative="1">
       <w:start w:val="1"/>
       <w:numFmt w:val="bullet"/>
       <w:lvlText w:val="○"/>
@@ -31081,7 +31489,7 @@
         <w:ind w:left="3600" w:hanging="360"/>
       </w:pPr>
     </w:lvl>
-    <w:lvl w:ilvl="5" w:tplc="FAC05100" w:tentative="1">
+    <w:lvl w:ilvl="5" w:tplc="7A06A622" w:tentative="1">
       <w:start w:val="1"/>
       <w:numFmt w:val="bullet"/>
       <w:lvlText w:val="■"/>
@@ -31090,7 +31498,7 @@
         <w:ind w:left="4320" w:hanging="360"/>
       </w:pPr>
     </w:lvl>
-    <w:lvl w:ilvl="6" w:tplc="F2787EFC" w:tentative="1">
+    <w:lvl w:ilvl="6" w:tplc="F126C410" w:tentative="1">
       <w:start w:val="1"/>
       <w:numFmt w:val="bullet"/>
       <w:lvlText w:val="●"/>
@@ -31099,7 +31507,7 @@
         <w:ind w:left="5040" w:hanging="360"/>
       </w:pPr>
     </w:lvl>
-    <w:lvl w:ilvl="7" w:tplc="1EFE5FAA" w:tentative="1">
+    <w:lvl w:ilvl="7" w:tplc="3E884AC8" w:tentative="1">
       <w:start w:val="1"/>
       <w:numFmt w:val="bullet"/>
       <w:lvlText w:val="●"/>
@@ -31108,7 +31516,7 @@
         <w:ind w:left="5760" w:hanging="360"/>
       </w:pPr>
     </w:lvl>
-    <w:lvl w:ilvl="8" w:tplc="527CB150" w:tentative="1">
+    <w:lvl w:ilvl="8" w:tplc="5BAEB144" w:tentative="1">
       <w:start w:val="1"/>
       <w:numFmt w:val="bullet"/>
       <w:lvlText w:val="●"/>
@@ -31118,138 +31526,14 @@
       </w:pPr>
     </w:lvl>
   </w:abstractNum>
-  <w:abstractNum w:abstractNumId="1" w15:restartNumberingAfterBreak="0">
-    <w:nsid w:val="2D80489E"/>
-    <w:multiLevelType w:val="hybridMultilevel"/>
-    <w:tmpl w:val="52D2CCD4"/>
-    <w:lvl w:ilvl="0" w:tplc="76FCFFD4" w:tentative="1">
-      <w:start w:val="1"/>
-      <w:numFmt w:val="bullet"/>
-      <w:lvlText w:val="•"/>
-      <w:lvlJc w:val="left"/>
-      <w:pPr>
-        <w:ind w:left="720" w:hanging="280"/>
-      </w:pPr>
-    </w:lvl>
-    <w:lvl w:ilvl="1" w:tplc="25EEA8EA" w:tentative="1">
-      <w:start w:val="1"/>
-      <w:numFmt w:val="bullet"/>
-      <w:lvlText w:val="–"/>
-      <w:lvlJc w:val="left"/>
-      <w:pPr>
-        <w:ind w:left="1080" w:hanging="280"/>
-      </w:pPr>
-    </w:lvl>
-    <w:lvl w:ilvl="2" w:tplc="BE0076C2" w:tentative="1">
-      <w:start w:val="1"/>
-      <w:numFmt w:val="bullet"/>
-      <w:lvlText w:val="▪"/>
-      <w:lvlJc w:val="left"/>
-      <w:pPr>
-        <w:ind w:left="1440" w:hanging="280"/>
-      </w:pPr>
-    </w:lvl>
-    <w:lvl w:ilvl="3" w:tplc="7E18C47A">
-      <w:numFmt w:val="decimal"/>
-      <w:lvlText w:val=""/>
-      <w:lvlJc w:val="left"/>
-    </w:lvl>
-    <w:lvl w:ilvl="4" w:tplc="1766EEDA">
-      <w:numFmt w:val="decimal"/>
-      <w:lvlText w:val=""/>
-      <w:lvlJc w:val="left"/>
-    </w:lvl>
-    <w:lvl w:ilvl="5" w:tplc="E00E2BD4">
-      <w:numFmt w:val="decimal"/>
-      <w:lvlText w:val=""/>
-      <w:lvlJc w:val="left"/>
-    </w:lvl>
-    <w:lvl w:ilvl="6" w:tplc="F142FD44">
-      <w:numFmt w:val="decimal"/>
-      <w:lvlText w:val=""/>
-      <w:lvlJc w:val="left"/>
-    </w:lvl>
-    <w:lvl w:ilvl="7" w:tplc="BCE89B0E">
-      <w:numFmt w:val="decimal"/>
-      <w:lvlText w:val=""/>
-      <w:lvlJc w:val="left"/>
-    </w:lvl>
-    <w:lvl w:ilvl="8" w:tplc="F8FEE34E">
-      <w:numFmt w:val="decimal"/>
-      <w:lvlText w:val=""/>
-      <w:lvlJc w:val="left"/>
-    </w:lvl>
-  </w:abstractNum>
-  <w:abstractNum w:abstractNumId="2" w15:restartNumberingAfterBreak="0">
-    <w:nsid w:val="49285A87"/>
-    <w:multiLevelType w:val="hybridMultilevel"/>
-    <w:tmpl w:val="560453F8"/>
-    <w:lvl w:ilvl="0" w:tplc="BD7CAD5C">
-      <w:start w:val="1"/>
-      <w:numFmt w:val="decimal"/>
-      <w:lvlText w:val="%1."/>
-      <w:lvlJc w:val="left"/>
-      <w:pPr>
-        <w:ind w:left="720" w:hanging="360"/>
-      </w:pPr>
-    </w:lvl>
-    <w:lvl w:ilvl="1" w:tplc="12C8D2BA" w:tentative="1">
-      <w:start w:val="1"/>
-      <w:numFmt w:val="lowerLetter"/>
-      <w:lvlText w:val="%2."/>
-      <w:lvlJc w:val="left"/>
-      <w:pPr>
-        <w:ind w:left="1080" w:hanging="360"/>
-      </w:pPr>
-    </w:lvl>
-    <w:lvl w:ilvl="2" w:tplc="CB923448" w:tentative="1">
-      <w:start w:val="1"/>
-      <w:numFmt w:val="lowerRoman"/>
-      <w:lvlText w:val="%3."/>
-      <w:lvlJc w:val="left"/>
-      <w:pPr>
-        <w:ind w:left="1440" w:hanging="360"/>
-      </w:pPr>
-    </w:lvl>
-    <w:lvl w:ilvl="3" w:tplc="16087A28">
-      <w:numFmt w:val="decimal"/>
-      <w:lvlText w:val=""/>
-      <w:lvlJc w:val="left"/>
-    </w:lvl>
-    <w:lvl w:ilvl="4" w:tplc="AC4A1D76">
-      <w:numFmt w:val="decimal"/>
-      <w:lvlText w:val=""/>
-      <w:lvlJc w:val="left"/>
-    </w:lvl>
-    <w:lvl w:ilvl="5" w:tplc="AA9250FC">
-      <w:numFmt w:val="decimal"/>
-      <w:lvlText w:val=""/>
-      <w:lvlJc w:val="left"/>
-    </w:lvl>
-    <w:lvl w:ilvl="6" w:tplc="2FB8EE38">
-      <w:numFmt w:val="decimal"/>
-      <w:lvlText w:val=""/>
-      <w:lvlJc w:val="left"/>
-    </w:lvl>
-    <w:lvl w:ilvl="7" w:tplc="744AD1EE">
-      <w:numFmt w:val="decimal"/>
-      <w:lvlText w:val=""/>
-      <w:lvlJc w:val="left"/>
-    </w:lvl>
-    <w:lvl w:ilvl="8" w:tplc="0DCE0AAE">
-      <w:numFmt w:val="decimal"/>
-      <w:lvlText w:val=""/>
-      <w:lvlJc w:val="left"/>
-    </w:lvl>
-  </w:abstractNum>
-  <w:num w:numId="1" w16cid:durableId="1530606993">
-    <w:abstractNumId w:val="0"/>
+  <w:num w:numId="1" w16cid:durableId="367604611">
+    <w:abstractNumId w:val="2"/>
     <w:lvlOverride w:ilvl="0">
       <w:startOverride w:val="1"/>
     </w:lvlOverride>
   </w:num>
-  <w:num w:numId="2" w16cid:durableId="1400639234">
-    <w:abstractNumId w:val="2"/>
+  <w:num w:numId="2" w16cid:durableId="99186652">
+    <w:abstractNumId w:val="1"/>
     <w:lvlOverride w:ilvl="0">
       <w:startOverride w:val="1"/>
     </w:lvlOverride>
@@ -31953,7 +32237,7 @@
     <w:autoRedefine/>
     <w:uiPriority w:val="39"/>
     <w:unhideWhenUsed/>
-    <w:rsid w:val="005B15C4"/>
+    <w:rsid w:val="000050D7"/>
     <w:pPr>
       <w:spacing w:after="100"/>
     </w:pPr>
@@ -31965,7 +32249,7 @@
     <w:autoRedefine/>
     <w:uiPriority w:val="39"/>
     <w:unhideWhenUsed/>
-    <w:rsid w:val="005B15C4"/>
+    <w:rsid w:val="000050D7"/>
     <w:pPr>
       <w:spacing w:after="100"/>
       <w:ind w:left="210"/>
@@ -31977,7 +32261,7 @@
     <w:next w:val="Normal"/>
     <w:uiPriority w:val="99"/>
     <w:unhideWhenUsed/>
-    <w:rsid w:val="005B15C4"/>
+    <w:rsid w:val="000050D7"/>
   </w:style>
 </w:styles>
 </file>

--- a/docs/08-test-plan/ZP-DOC-08_Test-Plan.docx
+++ b/docs/08-test-plan/ZP-DOC-08_Test-Plan.docx
@@ -2728,6 +2728,122 @@
           </w:p>
         </w:tc>
       </w:tr>
+      <w:tr>
+        <w:tblPrEx>
+          <w:tblCellMar>
+            <w:top w:w="0" w:type="dxa"/>
+            <w:bottom w:w="0" w:type="dxa"/>
+          </w:tblCellMar>
+        </w:tblPrEx>
+        <w:trPr>
+          <w:cantSplit/>
+          <w:trHeight w:val="420"/>
+        </w:trPr>
+        <w:tc>
+          <w:tcPr>
+            <w:tcW w:w="964" w:type="dxa"/>
+            <w:tcBorders>
+              <w:top w:val="single" w:sz="4" w:space="0" w:color="C9D3D0"/>
+              <w:left w:val="single" w:sz="4" w:space="0" w:color="C9D3D0"/>
+              <w:bottom w:val="single" w:sz="4" w:space="0" w:color="C9D3D0"/>
+              <w:right w:val="single" w:sz="4" w:space="0" w:color="C9D3D0"/>
+            </w:tcBorders>
+            <w:tcMar>
+              <w:top w:w="50" w:type="dxa"/>
+              <w:left w:w="100" w:type="dxa"/>
+              <w:bottom w:w="50" w:type="dxa"/>
+              <w:right w:w="100" w:type="dxa"/>
+            </w:tcMar>
+          </w:tcPr>
+          <w:p>
+            <w:r>
+              <w:rPr>
+                <w:sz w:val="19"/>
+                <w:szCs w:val="19"/>
+              </w:rPr>
+              <w:t>0.9</w:t>
+            </w:r>
+          </w:p>
+        </w:tc>
+        <w:tc>
+          <w:tcPr>
+            <w:tcW w:w="1542" w:type="dxa"/>
+            <w:tcBorders>
+              <w:top w:val="single" w:sz="4" w:space="0" w:color="C9D3D0"/>
+              <w:left w:val="single" w:sz="4" w:space="0" w:color="C9D3D0"/>
+              <w:bottom w:val="single" w:sz="4" w:space="0" w:color="C9D3D0"/>
+              <w:right w:val="single" w:sz="4" w:space="0" w:color="C9D3D0"/>
+            </w:tcBorders>
+            <w:tcMar>
+              <w:top w:w="50" w:type="dxa"/>
+              <w:left w:w="100" w:type="dxa"/>
+              <w:bottom w:w="50" w:type="dxa"/>
+              <w:right w:w="100" w:type="dxa"/>
+            </w:tcMar>
+          </w:tcPr>
+          <w:p>
+            <w:r>
+              <w:rPr>
+                <w:sz w:val="19"/>
+                <w:szCs w:val="19"/>
+              </w:rPr>
+              <w:t>23 Oct 2026</w:t>
+            </w:r>
+          </w:p>
+        </w:tc>
+        <w:tc>
+          <w:tcPr>
+            <w:tcW w:w="1928" w:type="dxa"/>
+            <w:tcBorders>
+              <w:top w:val="single" w:sz="4" w:space="0" w:color="C9D3D0"/>
+              <w:left w:val="single" w:sz="4" w:space="0" w:color="C9D3D0"/>
+              <w:bottom w:val="single" w:sz="4" w:space="0" w:color="C9D3D0"/>
+              <w:right w:val="single" w:sz="4" w:space="0" w:color="C9D3D0"/>
+            </w:tcBorders>
+            <w:tcMar>
+              <w:top w:w="50" w:type="dxa"/>
+              <w:left w:w="100" w:type="dxa"/>
+              <w:bottom w:w="50" w:type="dxa"/>
+              <w:right w:w="100" w:type="dxa"/>
+            </w:tcMar>
+          </w:tcPr>
+          <w:p>
+            <w:r>
+              <w:rPr>
+                <w:sz w:val="19"/>
+                <w:szCs w:val="19"/>
+              </w:rPr>
+              <w:t>Team Kestrel</w:t>
+            </w:r>
+          </w:p>
+        </w:tc>
+        <w:tc>
+          <w:tcPr>
+            <w:tcW w:w="5204" w:type="dxa"/>
+            <w:tcBorders>
+              <w:top w:val="single" w:sz="4" w:space="0" w:color="C9D3D0"/>
+              <w:left w:val="single" w:sz="4" w:space="0" w:color="C9D3D0"/>
+              <w:bottom w:val="single" w:sz="4" w:space="0" w:color="C9D3D0"/>
+              <w:right w:val="single" w:sz="4" w:space="0" w:color="C9D3D0"/>
+            </w:tcBorders>
+            <w:tcMar>
+              <w:top w:w="50" w:type="dxa"/>
+              <w:left w:w="100" w:type="dxa"/>
+              <w:bottom w:w="50" w:type="dxa"/>
+              <w:right w:w="100" w:type="dxa"/>
+            </w:tcMar>
+          </w:tcPr>
+          <w:p>
+            <w:r>
+              <w:rPr>
+                <w:sz w:val="19"/>
+                <w:szCs w:val="19"/>
+              </w:rPr>
+              <w:t>CR-013 career-first mode: TC-147 added; 577 passed</w:t>
+            </w:r>
+          </w:p>
+        </w:tc>
+      </w:tr>
     </w:tbl>
     <w:p>
       <w:pPr>
@@ -3127,7 +3243,7 @@
     <w:sdt>
       <w:sdtPr>
         <w:alias w:val="Contents"/>
-        <w:id w:val="-1916929811"/>
+        <w:id w:val="1338039116"/>
       </w:sdtPr>
       <w:sdtEndPr/>
       <w:sdtContent>
@@ -3156,7 +3272,7 @@
           <w:r>
             <w:fldChar w:fldCharType="separate"/>
           </w:r>
-          <w:hyperlink w:anchor="_Toc243666966" w:history="1">
+          <w:hyperlink w:anchor="_Toc243668332" w:history="1">
             <w:r>
               <w:rPr>
                 <w:rStyle w:val="Hyperlink"/>
@@ -3180,7 +3296,7 @@
               <w:rPr>
                 <w:noProof/>
               </w:rPr>
-              <w:instrText xml:space="preserve"> PAGEREF _Toc243666966 \h </w:instrText>
+              <w:instrText xml:space="preserve"> PAGEREF _Toc243668332 \h </w:instrText>
             </w:r>
             <w:r>
               <w:rPr>
@@ -3223,7 +3339,7 @@
               <w14:ligatures w14:val="standardContextual"/>
             </w:rPr>
           </w:pPr>
-          <w:hyperlink w:anchor="_Toc243666967" w:history="1">
+          <w:hyperlink w:anchor="_Toc243668333" w:history="1">
             <w:r>
               <w:rPr>
                 <w:rStyle w:val="Hyperlink"/>
@@ -3247,7 +3363,7 @@
               <w:rPr>
                 <w:noProof/>
               </w:rPr>
-              <w:instrText xml:space="preserve"> PAGEREF _Toc243666967 \h </w:instrText>
+              <w:instrText xml:space="preserve"> PAGEREF _Toc243668333 \h </w:instrText>
             </w:r>
             <w:r>
               <w:rPr>
@@ -3290,7 +3406,7 @@
               <w14:ligatures w14:val="standardContextual"/>
             </w:rPr>
           </w:pPr>
-          <w:hyperlink w:anchor="_Toc243666968" w:history="1">
+          <w:hyperlink w:anchor="_Toc243668334" w:history="1">
             <w:r>
               <w:rPr>
                 <w:rStyle w:val="Hyperlink"/>
@@ -3314,7 +3430,7 @@
               <w:rPr>
                 <w:noProof/>
               </w:rPr>
-              <w:instrText xml:space="preserve"> PAGEREF _Toc243666968 \h </w:instrText>
+              <w:instrText xml:space="preserve"> PAGEREF _Toc243668334 \h </w:instrText>
             </w:r>
             <w:r>
               <w:rPr>
@@ -3357,7 +3473,7 @@
               <w14:ligatures w14:val="standardContextual"/>
             </w:rPr>
           </w:pPr>
-          <w:hyperlink w:anchor="_Toc243666969" w:history="1">
+          <w:hyperlink w:anchor="_Toc243668335" w:history="1">
             <w:r>
               <w:rPr>
                 <w:rStyle w:val="Hyperlink"/>
@@ -3381,7 +3497,7 @@
               <w:rPr>
                 <w:noProof/>
               </w:rPr>
-              <w:instrText xml:space="preserve"> PAGEREF _Toc243666969 \h </w:instrText>
+              <w:instrText xml:space="preserve"> PAGEREF _Toc243668335 \h </w:instrText>
             </w:r>
             <w:r>
               <w:rPr>
@@ -3424,7 +3540,7 @@
               <w14:ligatures w14:val="standardContextual"/>
             </w:rPr>
           </w:pPr>
-          <w:hyperlink w:anchor="_Toc243666970" w:history="1">
+          <w:hyperlink w:anchor="_Toc243668336" w:history="1">
             <w:r>
               <w:rPr>
                 <w:rStyle w:val="Hyperlink"/>
@@ -3448,7 +3564,7 @@
               <w:rPr>
                 <w:noProof/>
               </w:rPr>
-              <w:instrText xml:space="preserve"> PAGEREF _Toc243666970 \h </w:instrText>
+              <w:instrText xml:space="preserve"> PAGEREF _Toc243668336 \h </w:instrText>
             </w:r>
             <w:r>
               <w:rPr>
@@ -3491,7 +3607,7 @@
               <w14:ligatures w14:val="standardContextual"/>
             </w:rPr>
           </w:pPr>
-          <w:hyperlink w:anchor="_Toc243666971" w:history="1">
+          <w:hyperlink w:anchor="_Toc243668337" w:history="1">
             <w:r>
               <w:rPr>
                 <w:rStyle w:val="Hyperlink"/>
@@ -3515,7 +3631,7 @@
               <w:rPr>
                 <w:noProof/>
               </w:rPr>
-              <w:instrText xml:space="preserve"> PAGEREF _Toc243666971 \h </w:instrText>
+              <w:instrText xml:space="preserve"> PAGEREF _Toc243668337 \h </w:instrText>
             </w:r>
             <w:r>
               <w:rPr>
@@ -3558,7 +3674,7 @@
               <w14:ligatures w14:val="standardContextual"/>
             </w:rPr>
           </w:pPr>
-          <w:hyperlink w:anchor="_Toc243666972" w:history="1">
+          <w:hyperlink w:anchor="_Toc243668338" w:history="1">
             <w:r>
               <w:rPr>
                 <w:rStyle w:val="Hyperlink"/>
@@ -3582,7 +3698,7 @@
               <w:rPr>
                 <w:noProof/>
               </w:rPr>
-              <w:instrText xml:space="preserve"> PAGEREF _Toc243666972 \h </w:instrText>
+              <w:instrText xml:space="preserve"> PAGEREF _Toc243668338 \h </w:instrText>
             </w:r>
             <w:r>
               <w:rPr>
@@ -3625,7 +3741,7 @@
               <w14:ligatures w14:val="standardContextual"/>
             </w:rPr>
           </w:pPr>
-          <w:hyperlink w:anchor="_Toc243666973" w:history="1">
+          <w:hyperlink w:anchor="_Toc243668339" w:history="1">
             <w:r>
               <w:rPr>
                 <w:rStyle w:val="Hyperlink"/>
@@ -3649,7 +3765,7 @@
               <w:rPr>
                 <w:noProof/>
               </w:rPr>
-              <w:instrText xml:space="preserve"> PAGEREF _Toc243666973 \h </w:instrText>
+              <w:instrText xml:space="preserve"> PAGEREF _Toc243668339 \h </w:instrText>
             </w:r>
             <w:r>
               <w:rPr>
@@ -3692,7 +3808,7 @@
               <w14:ligatures w14:val="standardContextual"/>
             </w:rPr>
           </w:pPr>
-          <w:hyperlink w:anchor="_Toc243666974" w:history="1">
+          <w:hyperlink w:anchor="_Toc243668340" w:history="1">
             <w:r>
               <w:rPr>
                 <w:rStyle w:val="Hyperlink"/>
@@ -3716,7 +3832,7 @@
               <w:rPr>
                 <w:noProof/>
               </w:rPr>
-              <w:instrText xml:space="preserve"> PAGEREF _Toc243666974 \h </w:instrText>
+              <w:instrText xml:space="preserve"> PAGEREF _Toc243668340 \h </w:instrText>
             </w:r>
             <w:r>
               <w:rPr>
@@ -3759,7 +3875,7 @@
               <w14:ligatures w14:val="standardContextual"/>
             </w:rPr>
           </w:pPr>
-          <w:hyperlink w:anchor="_Toc243666975" w:history="1">
+          <w:hyperlink w:anchor="_Toc243668341" w:history="1">
             <w:r>
               <w:rPr>
                 <w:rStyle w:val="Hyperlink"/>
@@ -3783,7 +3899,7 @@
               <w:rPr>
                 <w:noProof/>
               </w:rPr>
-              <w:instrText xml:space="preserve"> PAGEREF _Toc243666975 \h </w:instrText>
+              <w:instrText xml:space="preserve"> PAGEREF _Toc243668341 \h </w:instrText>
             </w:r>
             <w:r>
               <w:rPr>
@@ -3826,7 +3942,7 @@
               <w14:ligatures w14:val="standardContextual"/>
             </w:rPr>
           </w:pPr>
-          <w:hyperlink w:anchor="_Toc243666976" w:history="1">
+          <w:hyperlink w:anchor="_Toc243668342" w:history="1">
             <w:r>
               <w:rPr>
                 <w:rStyle w:val="Hyperlink"/>
@@ -3850,7 +3966,7 @@
               <w:rPr>
                 <w:noProof/>
               </w:rPr>
-              <w:instrText xml:space="preserve"> PAGEREF _Toc243666976 \h </w:instrText>
+              <w:instrText xml:space="preserve"> PAGEREF _Toc243668342 \h </w:instrText>
             </w:r>
             <w:r>
               <w:rPr>
@@ -3893,7 +4009,7 @@
               <w14:ligatures w14:val="standardContextual"/>
             </w:rPr>
           </w:pPr>
-          <w:hyperlink w:anchor="_Toc243666977" w:history="1">
+          <w:hyperlink w:anchor="_Toc243668343" w:history="1">
             <w:r>
               <w:rPr>
                 <w:rStyle w:val="Hyperlink"/>
@@ -3917,7 +4033,7 @@
               <w:rPr>
                 <w:noProof/>
               </w:rPr>
-              <w:instrText xml:space="preserve"> PAGEREF _Toc243666977 \h </w:instrText>
+              <w:instrText xml:space="preserve"> PAGEREF _Toc243668343 \h </w:instrText>
             </w:r>
             <w:r>
               <w:rPr>
@@ -3960,7 +4076,7 @@
               <w14:ligatures w14:val="standardContextual"/>
             </w:rPr>
           </w:pPr>
-          <w:hyperlink w:anchor="_Toc243666978" w:history="1">
+          <w:hyperlink w:anchor="_Toc243668344" w:history="1">
             <w:r>
               <w:rPr>
                 <w:rStyle w:val="Hyperlink"/>
@@ -3984,7 +4100,7 @@
               <w:rPr>
                 <w:noProof/>
               </w:rPr>
-              <w:instrText xml:space="preserve"> PAGEREF _Toc243666978 \h </w:instrText>
+              <w:instrText xml:space="preserve"> PAGEREF _Toc243668344 \h </w:instrText>
             </w:r>
             <w:r>
               <w:rPr>
@@ -4027,7 +4143,7 @@
               <w14:ligatures w14:val="standardContextual"/>
             </w:rPr>
           </w:pPr>
-          <w:hyperlink w:anchor="_Toc243666979" w:history="1">
+          <w:hyperlink w:anchor="_Toc243668345" w:history="1">
             <w:r>
               <w:rPr>
                 <w:rStyle w:val="Hyperlink"/>
@@ -4051,7 +4167,7 @@
               <w:rPr>
                 <w:noProof/>
               </w:rPr>
-              <w:instrText xml:space="preserve"> PAGEREF _Toc243666979 \h </w:instrText>
+              <w:instrText xml:space="preserve"> PAGEREF _Toc243668345 \h </w:instrText>
             </w:r>
             <w:r>
               <w:rPr>
@@ -4094,7 +4210,7 @@
               <w14:ligatures w14:val="standardContextual"/>
             </w:rPr>
           </w:pPr>
-          <w:hyperlink w:anchor="_Toc243666980" w:history="1">
+          <w:hyperlink w:anchor="_Toc243668346" w:history="1">
             <w:r>
               <w:rPr>
                 <w:rStyle w:val="Hyperlink"/>
@@ -4118,7 +4234,7 @@
               <w:rPr>
                 <w:noProof/>
               </w:rPr>
-              <w:instrText xml:space="preserve"> PAGEREF _Toc243666980 \h </w:instrText>
+              <w:instrText xml:space="preserve"> PAGEREF _Toc243668346 \h </w:instrText>
             </w:r>
             <w:r>
               <w:rPr>
@@ -4161,7 +4277,7 @@
               <w14:ligatures w14:val="standardContextual"/>
             </w:rPr>
           </w:pPr>
-          <w:hyperlink w:anchor="_Toc243666981" w:history="1">
+          <w:hyperlink w:anchor="_Toc243668347" w:history="1">
             <w:r>
               <w:rPr>
                 <w:rStyle w:val="Hyperlink"/>
@@ -4185,7 +4301,7 @@
               <w:rPr>
                 <w:noProof/>
               </w:rPr>
-              <w:instrText xml:space="preserve"> PAGEREF _Toc243666981 \h </w:instrText>
+              <w:instrText xml:space="preserve"> PAGEREF _Toc243668347 \h </w:instrText>
             </w:r>
             <w:r>
               <w:rPr>
@@ -4228,7 +4344,7 @@
               <w14:ligatures w14:val="standardContextual"/>
             </w:rPr>
           </w:pPr>
-          <w:hyperlink w:anchor="_Toc243666982" w:history="1">
+          <w:hyperlink w:anchor="_Toc243668348" w:history="1">
             <w:r>
               <w:rPr>
                 <w:rStyle w:val="Hyperlink"/>
@@ -4252,7 +4368,7 @@
               <w:rPr>
                 <w:noProof/>
               </w:rPr>
-              <w:instrText xml:space="preserve"> PAGEREF _Toc243666982 \h </w:instrText>
+              <w:instrText xml:space="preserve"> PAGEREF _Toc243668348 \h </w:instrText>
             </w:r>
             <w:r>
               <w:rPr>
@@ -4269,7 +4385,7 @@
               <w:rPr>
                 <w:noProof/>
               </w:rPr>
-              <w:t>20</w:t>
+              <w:t>21</w:t>
             </w:r>
             <w:r>
               <w:rPr>
@@ -4295,7 +4411,7 @@
               <w14:ligatures w14:val="standardContextual"/>
             </w:rPr>
           </w:pPr>
-          <w:hyperlink w:anchor="_Toc243666983" w:history="1">
+          <w:hyperlink w:anchor="_Toc243668349" w:history="1">
             <w:r>
               <w:rPr>
                 <w:rStyle w:val="Hyperlink"/>
@@ -4319,7 +4435,7 @@
               <w:rPr>
                 <w:noProof/>
               </w:rPr>
-              <w:instrText xml:space="preserve"> PAGEREF _Toc243666983 \h </w:instrText>
+              <w:instrText xml:space="preserve"> PAGEREF _Toc243668349 \h </w:instrText>
             </w:r>
             <w:r>
               <w:rPr>
@@ -4336,7 +4452,7 @@
               <w:rPr>
                 <w:noProof/>
               </w:rPr>
-              <w:t>22</w:t>
+              <w:t>23</w:t>
             </w:r>
             <w:r>
               <w:rPr>
@@ -4362,7 +4478,7 @@
               <w14:ligatures w14:val="standardContextual"/>
             </w:rPr>
           </w:pPr>
-          <w:hyperlink w:anchor="_Toc243666984" w:history="1">
+          <w:hyperlink w:anchor="_Toc243668350" w:history="1">
             <w:r>
               <w:rPr>
                 <w:rStyle w:val="Hyperlink"/>
@@ -4386,7 +4502,7 @@
               <w:rPr>
                 <w:noProof/>
               </w:rPr>
-              <w:instrText xml:space="preserve"> PAGEREF _Toc243666984 \h </w:instrText>
+              <w:instrText xml:space="preserve"> PAGEREF _Toc243668350 \h </w:instrText>
             </w:r>
             <w:r>
               <w:rPr>
@@ -4403,7 +4519,7 @@
               <w:rPr>
                 <w:noProof/>
               </w:rPr>
-              <w:t>24</w:t>
+              <w:t>25</w:t>
             </w:r>
             <w:r>
               <w:rPr>
@@ -4429,7 +4545,7 @@
               <w14:ligatures w14:val="standardContextual"/>
             </w:rPr>
           </w:pPr>
-          <w:hyperlink w:anchor="_Toc243666985" w:history="1">
+          <w:hyperlink w:anchor="_Toc243668351" w:history="1">
             <w:r>
               <w:rPr>
                 <w:rStyle w:val="Hyperlink"/>
@@ -4453,7 +4569,7 @@
               <w:rPr>
                 <w:noProof/>
               </w:rPr>
-              <w:instrText xml:space="preserve"> PAGEREF _Toc243666985 \h </w:instrText>
+              <w:instrText xml:space="preserve"> PAGEREF _Toc243668351 \h </w:instrText>
             </w:r>
             <w:r>
               <w:rPr>
@@ -4470,7 +4586,7 @@
               <w:rPr>
                 <w:noProof/>
               </w:rPr>
-              <w:t>25</w:t>
+              <w:t>26</w:t>
             </w:r>
             <w:r>
               <w:rPr>
@@ -4496,7 +4612,7 @@
               <w14:ligatures w14:val="standardContextual"/>
             </w:rPr>
           </w:pPr>
-          <w:hyperlink w:anchor="_Toc243666986" w:history="1">
+          <w:hyperlink w:anchor="_Toc243668352" w:history="1">
             <w:r>
               <w:rPr>
                 <w:rStyle w:val="Hyperlink"/>
@@ -4520,7 +4636,7 @@
               <w:rPr>
                 <w:noProof/>
               </w:rPr>
-              <w:instrText xml:space="preserve"> PAGEREF _Toc243666986 \h </w:instrText>
+              <w:instrText xml:space="preserve"> PAGEREF _Toc243668352 \h </w:instrText>
             </w:r>
             <w:r>
               <w:rPr>
@@ -4537,7 +4653,7 @@
               <w:rPr>
                 <w:noProof/>
               </w:rPr>
-              <w:t>26</w:t>
+              <w:t>27</w:t>
             </w:r>
             <w:r>
               <w:rPr>
@@ -4563,7 +4679,7 @@
               <w14:ligatures w14:val="standardContextual"/>
             </w:rPr>
           </w:pPr>
-          <w:hyperlink w:anchor="_Toc243666987" w:history="1">
+          <w:hyperlink w:anchor="_Toc243668353" w:history="1">
             <w:r>
               <w:rPr>
                 <w:rStyle w:val="Hyperlink"/>
@@ -4587,7 +4703,7 @@
               <w:rPr>
                 <w:noProof/>
               </w:rPr>
-              <w:instrText xml:space="preserve"> PAGEREF _Toc243666987 \h </w:instrText>
+              <w:instrText xml:space="preserve"> PAGEREF _Toc243668353 \h </w:instrText>
             </w:r>
             <w:r>
               <w:rPr>
@@ -4604,7 +4720,7 @@
               <w:rPr>
                 <w:noProof/>
               </w:rPr>
-              <w:t>27</w:t>
+              <w:t>28</w:t>
             </w:r>
             <w:r>
               <w:rPr>
@@ -4630,7 +4746,7 @@
               <w14:ligatures w14:val="standardContextual"/>
             </w:rPr>
           </w:pPr>
-          <w:hyperlink w:anchor="_Toc243666988" w:history="1">
+          <w:hyperlink w:anchor="_Toc243668354" w:history="1">
             <w:r>
               <w:rPr>
                 <w:rStyle w:val="Hyperlink"/>
@@ -4654,7 +4770,7 @@
               <w:rPr>
                 <w:noProof/>
               </w:rPr>
-              <w:instrText xml:space="preserve"> PAGEREF _Toc243666988 \h </w:instrText>
+              <w:instrText xml:space="preserve"> PAGEREF _Toc243668354 \h </w:instrText>
             </w:r>
             <w:r>
               <w:rPr>
@@ -4671,7 +4787,7 @@
               <w:rPr>
                 <w:noProof/>
               </w:rPr>
-              <w:t>28</w:t>
+              <w:t>29</w:t>
             </w:r>
             <w:r>
               <w:rPr>
@@ -4700,7 +4816,7 @@
     <w:sdt>
       <w:sdtPr>
         <w:alias w:val="Tables"/>
-        <w:id w:val="468332332"/>
+        <w:id w:val="1808122942"/>
       </w:sdtPr>
       <w:sdtEndPr/>
       <w:sdtContent>
@@ -4729,7 +4845,7 @@
           <w:r>
             <w:fldChar w:fldCharType="separate"/>
           </w:r>
-          <w:hyperlink w:anchor="_Toc243666989" w:history="1">
+          <w:hyperlink w:anchor="_Toc243668355" w:history="1">
             <w:r>
               <w:rPr>
                 <w:rStyle w:val="Hyperlink"/>
@@ -4753,7 +4869,7 @@
               <w:rPr>
                 <w:noProof/>
               </w:rPr>
-              <w:instrText xml:space="preserve"> PAGEREF _Toc243666989 \h </w:instrText>
+              <w:instrText xml:space="preserve"> PAGEREF _Toc243668355 \h </w:instrText>
             </w:r>
             <w:r>
               <w:rPr>
@@ -4796,7 +4912,7 @@
               <w14:ligatures w14:val="standardContextual"/>
             </w:rPr>
           </w:pPr>
-          <w:hyperlink w:anchor="_Toc243666990" w:history="1">
+          <w:hyperlink w:anchor="_Toc243668356" w:history="1">
             <w:r>
               <w:rPr>
                 <w:rStyle w:val="Hyperlink"/>
@@ -4820,7 +4936,7 @@
               <w:rPr>
                 <w:noProof/>
               </w:rPr>
-              <w:instrText xml:space="preserve"> PAGEREF _Toc243666990 \h </w:instrText>
+              <w:instrText xml:space="preserve"> PAGEREF _Toc243668356 \h </w:instrText>
             </w:r>
             <w:r>
               <w:rPr>
@@ -4863,7 +4979,7 @@
               <w14:ligatures w14:val="standardContextual"/>
             </w:rPr>
           </w:pPr>
-          <w:hyperlink w:anchor="_Toc243666991" w:history="1">
+          <w:hyperlink w:anchor="_Toc243668357" w:history="1">
             <w:r>
               <w:rPr>
                 <w:rStyle w:val="Hyperlink"/>
@@ -4887,7 +5003,7 @@
               <w:rPr>
                 <w:noProof/>
               </w:rPr>
-              <w:instrText xml:space="preserve"> PAGEREF _Toc243666991 \h </w:instrText>
+              <w:instrText xml:space="preserve"> PAGEREF _Toc243668357 \h </w:instrText>
             </w:r>
             <w:r>
               <w:rPr>
@@ -4930,7 +5046,7 @@
               <w14:ligatures w14:val="standardContextual"/>
             </w:rPr>
           </w:pPr>
-          <w:hyperlink w:anchor="_Toc243666992" w:history="1">
+          <w:hyperlink w:anchor="_Toc243668358" w:history="1">
             <w:r>
               <w:rPr>
                 <w:rStyle w:val="Hyperlink"/>
@@ -4954,7 +5070,7 @@
               <w:rPr>
                 <w:noProof/>
               </w:rPr>
-              <w:instrText xml:space="preserve"> PAGEREF _Toc243666992 \h </w:instrText>
+              <w:instrText xml:space="preserve"> PAGEREF _Toc243668358 \h </w:instrText>
             </w:r>
             <w:r>
               <w:rPr>
@@ -4997,7 +5113,7 @@
               <w14:ligatures w14:val="standardContextual"/>
             </w:rPr>
           </w:pPr>
-          <w:hyperlink w:anchor="_Toc243666993" w:history="1">
+          <w:hyperlink w:anchor="_Toc243668359" w:history="1">
             <w:r>
               <w:rPr>
                 <w:rStyle w:val="Hyperlink"/>
@@ -5021,7 +5137,7 @@
               <w:rPr>
                 <w:noProof/>
               </w:rPr>
-              <w:instrText xml:space="preserve"> PAGEREF _Toc243666993 \h </w:instrText>
+              <w:instrText xml:space="preserve"> PAGEREF _Toc243668359 \h </w:instrText>
             </w:r>
             <w:r>
               <w:rPr>
@@ -5064,7 +5180,7 @@
               <w14:ligatures w14:val="standardContextual"/>
             </w:rPr>
           </w:pPr>
-          <w:hyperlink w:anchor="_Toc243666994" w:history="1">
+          <w:hyperlink w:anchor="_Toc243668360" w:history="1">
             <w:r>
               <w:rPr>
                 <w:rStyle w:val="Hyperlink"/>
@@ -5088,7 +5204,7 @@
               <w:rPr>
                 <w:noProof/>
               </w:rPr>
-              <w:instrText xml:space="preserve"> PAGEREF _Toc243666994 \h </w:instrText>
+              <w:instrText xml:space="preserve"> PAGEREF _Toc243668360 \h </w:instrText>
             </w:r>
             <w:r>
               <w:rPr>
@@ -5131,7 +5247,7 @@
               <w14:ligatures w14:val="standardContextual"/>
             </w:rPr>
           </w:pPr>
-          <w:hyperlink w:anchor="_Toc243666995" w:history="1">
+          <w:hyperlink w:anchor="_Toc243668361" w:history="1">
             <w:r>
               <w:rPr>
                 <w:rStyle w:val="Hyperlink"/>
@@ -5155,7 +5271,7 @@
               <w:rPr>
                 <w:noProof/>
               </w:rPr>
-              <w:instrText xml:space="preserve"> PAGEREF _Toc243666995 \h </w:instrText>
+              <w:instrText xml:space="preserve"> PAGEREF _Toc243668361 \h </w:instrText>
             </w:r>
             <w:r>
               <w:rPr>
@@ -5172,7 +5288,7 @@
               <w:rPr>
                 <w:noProof/>
               </w:rPr>
-              <w:t>20</w:t>
+              <w:t>21</w:t>
             </w:r>
             <w:r>
               <w:rPr>
@@ -5198,7 +5314,7 @@
               <w14:ligatures w14:val="standardContextual"/>
             </w:rPr>
           </w:pPr>
-          <w:hyperlink w:anchor="_Toc243666996" w:history="1">
+          <w:hyperlink w:anchor="_Toc243668362" w:history="1">
             <w:r>
               <w:rPr>
                 <w:rStyle w:val="Hyperlink"/>
@@ -5222,7 +5338,7 @@
               <w:rPr>
                 <w:noProof/>
               </w:rPr>
-              <w:instrText xml:space="preserve"> PAGEREF _Toc243666996 \h </w:instrText>
+              <w:instrText xml:space="preserve"> PAGEREF _Toc243668362 \h </w:instrText>
             </w:r>
             <w:r>
               <w:rPr>
@@ -5239,7 +5355,7 @@
               <w:rPr>
                 <w:noProof/>
               </w:rPr>
-              <w:t>22</w:t>
+              <w:t>23</w:t>
             </w:r>
             <w:r>
               <w:rPr>
@@ -5265,7 +5381,7 @@
               <w14:ligatures w14:val="standardContextual"/>
             </w:rPr>
           </w:pPr>
-          <w:hyperlink w:anchor="_Toc243666997" w:history="1">
+          <w:hyperlink w:anchor="_Toc243668363" w:history="1">
             <w:r>
               <w:rPr>
                 <w:rStyle w:val="Hyperlink"/>
@@ -5289,7 +5405,7 @@
               <w:rPr>
                 <w:noProof/>
               </w:rPr>
-              <w:instrText xml:space="preserve"> PAGEREF _Toc243666997 \h </w:instrText>
+              <w:instrText xml:space="preserve"> PAGEREF _Toc243668363 \h </w:instrText>
             </w:r>
             <w:r>
               <w:rPr>
@@ -5306,7 +5422,7 @@
               <w:rPr>
                 <w:noProof/>
               </w:rPr>
-              <w:t>22</w:t>
+              <w:t>23</w:t>
             </w:r>
             <w:r>
               <w:rPr>
@@ -5332,7 +5448,7 @@
               <w14:ligatures w14:val="standardContextual"/>
             </w:rPr>
           </w:pPr>
-          <w:hyperlink w:anchor="_Toc243666998" w:history="1">
+          <w:hyperlink w:anchor="_Toc243668364" w:history="1">
             <w:r>
               <w:rPr>
                 <w:rStyle w:val="Hyperlink"/>
@@ -5356,7 +5472,7 @@
               <w:rPr>
                 <w:noProof/>
               </w:rPr>
-              <w:instrText xml:space="preserve"> PAGEREF _Toc243666998 \h </w:instrText>
+              <w:instrText xml:space="preserve"> PAGEREF _Toc243668364 \h </w:instrText>
             </w:r>
             <w:r>
               <w:rPr>
@@ -5373,7 +5489,7 @@
               <w:rPr>
                 <w:noProof/>
               </w:rPr>
-              <w:t>23</w:t>
+              <w:t>24</w:t>
             </w:r>
             <w:r>
               <w:rPr>
@@ -5399,7 +5515,7 @@
               <w14:ligatures w14:val="standardContextual"/>
             </w:rPr>
           </w:pPr>
-          <w:hyperlink w:anchor="_Toc243666999" w:history="1">
+          <w:hyperlink w:anchor="_Toc243668365" w:history="1">
             <w:r>
               <w:rPr>
                 <w:rStyle w:val="Hyperlink"/>
@@ -5423,7 +5539,7 @@
               <w:rPr>
                 <w:noProof/>
               </w:rPr>
-              <w:instrText xml:space="preserve"> PAGEREF _Toc243666999 \h </w:instrText>
+              <w:instrText xml:space="preserve"> PAGEREF _Toc243668365 \h </w:instrText>
             </w:r>
             <w:r>
               <w:rPr>
@@ -5440,7 +5556,7 @@
               <w:rPr>
                 <w:noProof/>
               </w:rPr>
-              <w:t>24</w:t>
+              <w:t>25</w:t>
             </w:r>
             <w:r>
               <w:rPr>
@@ -5466,7 +5582,7 @@
               <w14:ligatures w14:val="standardContextual"/>
             </w:rPr>
           </w:pPr>
-          <w:hyperlink w:anchor="_Toc243667000" w:history="1">
+          <w:hyperlink w:anchor="_Toc243668366" w:history="1">
             <w:r>
               <w:rPr>
                 <w:rStyle w:val="Hyperlink"/>
@@ -5490,7 +5606,7 @@
               <w:rPr>
                 <w:noProof/>
               </w:rPr>
-              <w:instrText xml:space="preserve"> PAGEREF _Toc243667000 \h </w:instrText>
+              <w:instrText xml:space="preserve"> PAGEREF _Toc243668366 \h </w:instrText>
             </w:r>
             <w:r>
               <w:rPr>
@@ -5507,7 +5623,7 @@
               <w:rPr>
                 <w:noProof/>
               </w:rPr>
-              <w:t>25</w:t>
+              <w:t>26</w:t>
             </w:r>
             <w:r>
               <w:rPr>
@@ -5533,7 +5649,7 @@
               <w14:ligatures w14:val="standardContextual"/>
             </w:rPr>
           </w:pPr>
-          <w:hyperlink w:anchor="_Toc243667001" w:history="1">
+          <w:hyperlink w:anchor="_Toc243668367" w:history="1">
             <w:r>
               <w:rPr>
                 <w:rStyle w:val="Hyperlink"/>
@@ -5557,7 +5673,7 @@
               <w:rPr>
                 <w:noProof/>
               </w:rPr>
-              <w:instrText xml:space="preserve"> PAGEREF _Toc243667001 \h </w:instrText>
+              <w:instrText xml:space="preserve"> PAGEREF _Toc243668367 \h </w:instrText>
             </w:r>
             <w:r>
               <w:rPr>
@@ -5574,7 +5690,7 @@
               <w:rPr>
                 <w:noProof/>
               </w:rPr>
-              <w:t>26</w:t>
+              <w:t>27</w:t>
             </w:r>
             <w:r>
               <w:rPr>
@@ -5600,7 +5716,7 @@
               <w14:ligatures w14:val="standardContextual"/>
             </w:rPr>
           </w:pPr>
-          <w:hyperlink w:anchor="_Toc243667002" w:history="1">
+          <w:hyperlink w:anchor="_Toc243668368" w:history="1">
             <w:r>
               <w:rPr>
                 <w:rStyle w:val="Hyperlink"/>
@@ -5624,7 +5740,7 @@
               <w:rPr>
                 <w:noProof/>
               </w:rPr>
-              <w:instrText xml:space="preserve"> PAGEREF _Toc243667002 \h </w:instrText>
+              <w:instrText xml:space="preserve"> PAGEREF _Toc243668368 \h </w:instrText>
             </w:r>
             <w:r>
               <w:rPr>
@@ -5641,7 +5757,7 @@
               <w:rPr>
                 <w:noProof/>
               </w:rPr>
-              <w:t>27</w:t>
+              <w:t>28</w:t>
             </w:r>
             <w:r>
               <w:rPr>
@@ -5667,7 +5783,7 @@
               <w14:ligatures w14:val="standardContextual"/>
             </w:rPr>
           </w:pPr>
-          <w:hyperlink w:anchor="_Toc243667003" w:history="1">
+          <w:hyperlink w:anchor="_Toc243668369" w:history="1">
             <w:r>
               <w:rPr>
                 <w:rStyle w:val="Hyperlink"/>
@@ -5691,7 +5807,7 @@
               <w:rPr>
                 <w:noProof/>
               </w:rPr>
-              <w:instrText xml:space="preserve"> PAGEREF _Toc243667003 \h </w:instrText>
+              <w:instrText xml:space="preserve"> PAGEREF _Toc243668369 \h </w:instrText>
             </w:r>
             <w:r>
               <w:rPr>
@@ -5708,7 +5824,7 @@
               <w:rPr>
                 <w:noProof/>
               </w:rPr>
-              <w:t>28</w:t>
+              <w:t>29</w:t>
             </w:r>
             <w:r>
               <w:rPr>
@@ -5732,7 +5848,7 @@
         <w:keepLines/>
         <w:pageBreakBefore/>
       </w:pPr>
-      <w:bookmarkStart w:id="0" w:name="_Toc243666966"/>
+      <w:bookmarkStart w:id="0" w:name="_Toc243668332"/>
       <w:r>
         <w:lastRenderedPageBreak/>
         <w:t>1 Introduction</w:t>
@@ -5745,7 +5861,7 @@
         <w:keepNext/>
         <w:keepLines/>
       </w:pPr>
-      <w:bookmarkStart w:id="1" w:name="_Toc243666967"/>
+      <w:bookmarkStart w:id="1" w:name="_Toc243668333"/>
       <w:r>
         <w:t>1.1 Purpose</w:t>
       </w:r>
@@ -5756,7 +5872,10 @@
         <w:spacing w:after="120"/>
       </w:pPr>
       <w:r>
-        <w:t>This document states how ZedPath is tested, what is tested, on what, and with what result. It follows the structure of IEEE 829 and ISO/IEC/IEEE 29119-3 (test plan and test summary content), scaled to a three-week buildathon product. It also gives the matrix from requirement to test case that ZP-DOC-00 requires of this document.</w:t>
+        <w:t xml:space="preserve">This document states how ZedPath is tested, what is tested, on what, and with what result. It follows the structure of IEEE 829 and ISO/IEC/IEEE 29119-3 (test plan and test summary content), scaled to a </w:t>
+      </w:r>
+      <w:r>
+        <w:t>three-week buildathon product. It also gives the matrix from requirement to test case that ZP-DOC-00 requires of this document.</w:t>
       </w:r>
     </w:p>
     <w:p>
@@ -5765,7 +5884,7 @@
         <w:keepNext/>
         <w:keepLines/>
       </w:pPr>
-      <w:bookmarkStart w:id="2" w:name="_Toc243666968"/>
+      <w:bookmarkStart w:id="2" w:name="_Toc243668334"/>
       <w:r>
         <w:t>1.2 Scope</w:t>
       </w:r>
@@ -5776,10 +5895,10 @@
         <w:spacing w:after="120"/>
       </w:pPr>
       <w:r>
-        <w:t xml:space="preserve">All software of Releases R1 and R2 as live on 11 October 2026, and as built on 15 October 2026 (VR2 and CR-007 to CR-010): the React single-page app, the Hono API in one Cloudflare Worker, the D1 database and its migrations 0001 to 0012, the group-room Durable Object, Ask ZedPath, and the project's safety tooling (deploy guard and leak scanner). Out of scope: features not yet built (results-photo reading, curator review queue, Gazette job, share card, teacher view) and third-party services </w:t>
+        <w:t xml:space="preserve">All software of Releases R1 and R2 as live on 11 October 2026, and as built on 15 October 2026 (VR2 and CR-007 to CR-010): the React single-page app, the Hono API in one Cloudflare Worker, the D1 database and its migrations 0001 to 0012, the group-room Durable Object, Ask ZedPath, </w:t>
       </w:r>
       <w:r>
-        <w:t>themselves (Gemini, Cloudflare platform), which are tested only through ZedPath's handling of their answers.</w:t>
+        <w:t>and the project's safety tooling (deploy guard and leak scanner). Out of scope: features not yet built (results-photo reading, curator review queue, Gazette job, share card, teacher view) and third-party services themselves (Gemini, Cloudflare platform), which are tested only through ZedPath's handling of their answers.</w:t>
       </w:r>
     </w:p>
     <w:p>
@@ -5788,7 +5907,7 @@
         <w:keepNext/>
         <w:keepLines/>
       </w:pPr>
-      <w:bookmarkStart w:id="3" w:name="_Toc243666969"/>
+      <w:bookmarkStart w:id="3" w:name="_Toc243668335"/>
       <w:r>
         <w:t>1.3 Intended audience</w:t>
       </w:r>
@@ -5808,7 +5927,7 @@
         <w:keepNext/>
         <w:keepLines/>
       </w:pPr>
-      <w:bookmarkStart w:id="4" w:name="_Toc243666970"/>
+      <w:bookmarkStart w:id="4" w:name="_Toc243668336"/>
       <w:r>
         <w:t>1.4 Relationship to other documents</w:t>
       </w:r>
@@ -5819,7 +5938,7 @@
         <w:pStyle w:val="Caption"/>
         <w:keepNext/>
       </w:pPr>
-      <w:bookmarkStart w:id="5" w:name="_Toc243666989"/>
+      <w:bookmarkStart w:id="5" w:name="_Toc243668355"/>
       <w:r>
         <w:t xml:space="preserve">Table </w:t>
       </w:r>
@@ -6337,7 +6456,7 @@
         <w:keepLines/>
         <w:pageBreakBefore/>
       </w:pPr>
-      <w:bookmarkStart w:id="6" w:name="_Toc243666971"/>
+      <w:bookmarkStart w:id="6" w:name="_Toc243668337"/>
       <w:r>
         <w:lastRenderedPageBreak/>
         <w:t>2 Test strategy</w:t>
@@ -6350,7 +6469,7 @@
         <w:keepNext/>
         <w:keepLines/>
       </w:pPr>
-      <w:bookmarkStart w:id="7" w:name="_Toc243666972"/>
+      <w:bookmarkStart w:id="7" w:name="_Toc243668338"/>
       <w:r>
         <w:t>2.1 Test levels</w:t>
       </w:r>
@@ -6361,7 +6480,7 @@
         <w:pStyle w:val="Caption"/>
         <w:keepNext/>
       </w:pPr>
-      <w:bookmarkStart w:id="8" w:name="_Toc243666990"/>
+      <w:bookmarkStart w:id="8" w:name="_Toc243668356"/>
       <w:r>
         <w:t xml:space="preserve">Table </w:t>
       </w:r>
@@ -7603,7 +7722,7 @@
         <w:keepNext/>
         <w:keepLines/>
       </w:pPr>
-      <w:bookmarkStart w:id="9" w:name="_Toc243666973"/>
+      <w:bookmarkStart w:id="9" w:name="_Toc243668339"/>
       <w:r>
         <w:t>2.2 Test types</w:t>
       </w:r>
@@ -7614,7 +7733,7 @@
         <w:pStyle w:val="Caption"/>
         <w:keepNext/>
       </w:pPr>
-      <w:bookmarkStart w:id="10" w:name="_Toc243666991"/>
+      <w:bookmarkStart w:id="10" w:name="_Toc243668357"/>
       <w:r>
         <w:t xml:space="preserve">Table </w:t>
       </w:r>
@@ -8402,7 +8521,7 @@
         <w:keepNext/>
         <w:keepLines/>
       </w:pPr>
-      <w:bookmarkStart w:id="11" w:name="_Toc243666974"/>
+      <w:bookmarkStart w:id="11" w:name="_Toc243668340"/>
       <w:r>
         <w:t>2.3 Approach</w:t>
       </w:r>
@@ -8425,7 +8544,10 @@
         <w:t>shared/</w:t>
       </w:r>
       <w:r>
-        <w:t xml:space="preserve"> (NFR-060), so they are tested without a server. Server rules are tested through the real HTTP routes on the real schema, never by calling internals. Each bug found by hand gets a test before or with its fix. Any change to a default value comes with a test that pins the default.</w:t>
+        <w:t xml:space="preserve"> (NFR-060), so they are tested without a server. Server rules are tested through the real HTTP routes on the real schema, never by calling internals. Each bug </w:t>
+      </w:r>
+      <w:r>
+        <w:t>found by hand gets a test before or with its fix. Any change to a default value comes with a test that pins the default.</w:t>
       </w:r>
     </w:p>
     <w:p>
@@ -8435,7 +8557,7 @@
         <w:keepLines/>
         <w:pageBreakBefore/>
       </w:pPr>
-      <w:bookmarkStart w:id="12" w:name="_Toc243666975"/>
+      <w:bookmarkStart w:id="12" w:name="_Toc243668341"/>
       <w:r>
         <w:lastRenderedPageBreak/>
         <w:t>3 Test environment</w:t>
@@ -8447,7 +8569,7 @@
         <w:pStyle w:val="Caption"/>
         <w:keepNext/>
       </w:pPr>
-      <w:bookmarkStart w:id="13" w:name="_Toc243666992"/>
+      <w:bookmarkStart w:id="13" w:name="_Toc243668358"/>
       <w:r>
         <w:t xml:space="preserve">Table </w:t>
       </w:r>
@@ -9110,10 +9232,13 @@
         <w:keepLines/>
         <w:pageBreakBefore/>
       </w:pPr>
-      <w:bookmarkStart w:id="14" w:name="_Toc243666976"/>
+      <w:bookmarkStart w:id="14" w:name="_Toc243668342"/>
       <w:r>
         <w:lastRenderedPageBreak/>
-        <w:t>4 Entry and exit criteria</w:t>
+        <w:t>4 </w:t>
+      </w:r>
+      <w:r>
+        <w:t>Entry and exit criteria</w:t>
       </w:r>
       <w:bookmarkEnd w:id="14"/>
     </w:p>
@@ -9123,7 +9248,7 @@
         <w:keepNext/>
         <w:keepLines/>
       </w:pPr>
-      <w:bookmarkStart w:id="15" w:name="_Toc243666977"/>
+      <w:bookmarkStart w:id="15" w:name="_Toc243668343"/>
       <w:r>
         <w:t>4.1 Entry criteria</w:t>
       </w:r>
@@ -9143,7 +9268,7 @@
         <w:keepNext/>
         <w:keepLines/>
       </w:pPr>
-      <w:bookmarkStart w:id="16" w:name="_Toc243666978"/>
+      <w:bookmarkStart w:id="16" w:name="_Toc243668344"/>
       <w:r>
         <w:t>4.2 Exit criteria (Definition of Done)</w:t>
       </w:r>
@@ -9351,12 +9476,9 @@
         <w:keepNext/>
         <w:keepLines/>
       </w:pPr>
-      <w:bookmarkStart w:id="17" w:name="_Toc243666979"/>
+      <w:bookmarkStart w:id="17" w:name="_Toc243668345"/>
       <w:r>
-        <w:t>4.3 </w:t>
-      </w:r>
-      <w:r>
-        <w:t>Suspension and resumption</w:t>
+        <w:t>4.3 Suspension and resumption</w:t>
       </w:r>
       <w:bookmarkEnd w:id="17"/>
     </w:p>
@@ -9365,7 +9487,10 @@
         <w:spacing w:after="120"/>
       </w:pPr>
       <w:r>
-        <w:t>Testing stops when the test channel itself fails (for example, a local server serving an old build); the channel is fixed first, then testing resumes. After one failed fix, the next step is instrumentation, not a second patch.</w:t>
+        <w:t xml:space="preserve">Testing stops when the test channel itself fails (for example, a local server serving an old build); the </w:t>
+      </w:r>
+      <w:r>
+        <w:t>channel is fixed first, then testing resumes. After one failed fix, the next step is instrumentation, not a second patch.</w:t>
       </w:r>
     </w:p>
     <w:p>
@@ -9375,7 +9500,7 @@
         <w:keepLines/>
         <w:pageBreakBefore/>
       </w:pPr>
-      <w:bookmarkStart w:id="18" w:name="_Toc243666980"/>
+      <w:bookmarkStart w:id="18" w:name="_Toc243668346"/>
       <w:r>
         <w:lastRenderedPageBreak/>
         <w:t>5 Test items and features</w:t>
@@ -9387,7 +9512,7 @@
         <w:pStyle w:val="Caption"/>
         <w:keepNext/>
       </w:pPr>
-      <w:bookmarkStart w:id="19" w:name="_Toc243666993"/>
+      <w:bookmarkStart w:id="19" w:name="_Toc243668359"/>
       <w:r>
         <w:t xml:space="preserve">Table </w:t>
       </w:r>
@@ -12244,7 +12369,7 @@
         <w:keepLines/>
         <w:pageBreakBefore/>
       </w:pPr>
-      <w:bookmarkStart w:id="20" w:name="_Toc243666981"/>
+      <w:bookmarkStart w:id="20" w:name="_Toc243668347"/>
       <w:r>
         <w:lastRenderedPageBreak/>
         <w:t>6 Test case catalogue</w:t>
@@ -12276,7 +12401,7 @@
         <w:pStyle w:val="Caption"/>
         <w:keepNext/>
       </w:pPr>
-      <w:bookmarkStart w:id="21" w:name="_Toc243666994"/>
+      <w:bookmarkStart w:id="21" w:name="_Toc243668360"/>
       <w:r>
         <w:t xml:space="preserve">Table </w:t>
       </w:r>
@@ -20525,6 +20650,170 @@
           </w:p>
         </w:tc>
       </w:tr>
+      <w:tr>
+        <w:tblPrEx>
+          <w:tblCellMar>
+            <w:top w:w="0" w:type="dxa"/>
+            <w:bottom w:w="0" w:type="dxa"/>
+          </w:tblCellMar>
+        </w:tblPrEx>
+        <w:trPr>
+          <w:cantSplit/>
+        </w:trPr>
+        <w:tc>
+          <w:tcPr>
+            <w:tcW w:w="740" w:type="dxa"/>
+            <w:tcBorders>
+              <w:top w:val="single" w:sz="4" w:space="0" w:color="C9D3D0"/>
+              <w:left w:val="single" w:sz="4" w:space="0" w:color="C9D3D0"/>
+              <w:bottom w:val="single" w:sz="4" w:space="0" w:color="C9D3D0"/>
+              <w:right w:val="single" w:sz="4" w:space="0" w:color="C9D3D0"/>
+            </w:tcBorders>
+            <w:tcMar>
+              <w:top w:w="50" w:type="dxa"/>
+              <w:left w:w="100" w:type="dxa"/>
+              <w:bottom w:w="50" w:type="dxa"/>
+              <w:right w:w="100" w:type="dxa"/>
+            </w:tcMar>
+            <w:vAlign w:val="center"/>
+          </w:tcPr>
+          <w:p>
+            <w:pPr>
+              <w:spacing w:line="252" w:lineRule="auto"/>
+            </w:pPr>
+            <w:r>
+              <w:rPr>
+                <w:sz w:val="19"/>
+                <w:szCs w:val="19"/>
+              </w:rPr>
+              <w:lastRenderedPageBreak/>
+              <w:t>TC-147</w:t>
+            </w:r>
+          </w:p>
+        </w:tc>
+        <w:tc>
+          <w:tcPr>
+            <w:tcW w:w="1370" w:type="dxa"/>
+            <w:tcBorders>
+              <w:top w:val="single" w:sz="4" w:space="0" w:color="C9D3D0"/>
+              <w:left w:val="single" w:sz="4" w:space="0" w:color="C9D3D0"/>
+              <w:bottom w:val="single" w:sz="4" w:space="0" w:color="C9D3D0"/>
+              <w:right w:val="single" w:sz="4" w:space="0" w:color="C9D3D0"/>
+            </w:tcBorders>
+            <w:tcMar>
+              <w:top w:w="50" w:type="dxa"/>
+              <w:left w:w="100" w:type="dxa"/>
+              <w:bottom w:w="50" w:type="dxa"/>
+              <w:right w:w="100" w:type="dxa"/>
+            </w:tcMar>
+            <w:vAlign w:val="center"/>
+          </w:tcPr>
+          <w:p>
+            <w:pPr>
+              <w:spacing w:line="252" w:lineRule="auto"/>
+            </w:pPr>
+            <w:r>
+              <w:rPr>
+                <w:sz w:val="19"/>
+                <w:szCs w:val="19"/>
+              </w:rPr>
+              <w:t>Career-first mode (CR-013)</w:t>
+            </w:r>
+          </w:p>
+        </w:tc>
+        <w:tc>
+          <w:tcPr>
+            <w:tcW w:w="3098" w:type="dxa"/>
+            <w:tcBorders>
+              <w:top w:val="single" w:sz="4" w:space="0" w:color="C9D3D0"/>
+              <w:left w:val="single" w:sz="4" w:space="0" w:color="C9D3D0"/>
+              <w:bottom w:val="single" w:sz="4" w:space="0" w:color="C9D3D0"/>
+              <w:right w:val="single" w:sz="4" w:space="0" w:color="C9D3D0"/>
+            </w:tcBorders>
+            <w:tcMar>
+              <w:top w:w="50" w:type="dxa"/>
+              <w:left w:w="100" w:type="dxa"/>
+              <w:bottom w:w="50" w:type="dxa"/>
+              <w:right w:w="100" w:type="dxa"/>
+            </w:tcMar>
+            <w:vAlign w:val="center"/>
+          </w:tcPr>
+          <w:p>
+            <w:pPr>
+              <w:spacing w:line="252" w:lineRule="auto"/>
+            </w:pPr>
+            <w:r>
+              <w:rPr>
+                <w:rFonts w:ascii="Consolas" w:eastAsia="Consolas" w:hAnsi="Consolas" w:cs="Consolas"/>
+                <w:sz w:val="17"/>
+                <w:szCs w:val="17"/>
+                <w:shd w:val="clear" w:color="auto" w:fill="F2F4F3"/>
+              </w:rPr>
+              <w:t>shared/careers.test.ts</w:t>
+            </w:r>
+            <w:r>
+              <w:rPr>
+                <w:sz w:val="19"/>
+                <w:szCs w:val="19"/>
+              </w:rPr>
+              <w:t xml:space="preserve"> (7)</w:t>
+            </w:r>
+          </w:p>
+        </w:tc>
+        <w:tc>
+          <w:tcPr>
+            <w:tcW w:w="2215" w:type="dxa"/>
+            <w:tcBorders>
+              <w:top w:val="single" w:sz="4" w:space="0" w:color="C9D3D0"/>
+              <w:left w:val="single" w:sz="4" w:space="0" w:color="C9D3D0"/>
+              <w:bottom w:val="single" w:sz="4" w:space="0" w:color="C9D3D0"/>
+              <w:right w:val="single" w:sz="4" w:space="0" w:color="C9D3D0"/>
+            </w:tcBorders>
+            <w:tcMar>
+              <w:top w:w="50" w:type="dxa"/>
+              <w:left w:w="100" w:type="dxa"/>
+              <w:bottom w:w="50" w:type="dxa"/>
+              <w:right w:w="100" w:type="dxa"/>
+            </w:tcMar>
+            <w:vAlign w:val="center"/>
+          </w:tcPr>
+          <w:p>
+            <w:pPr>
+              <w:spacing w:line="252" w:lineRule="auto"/>
+            </w:pPr>
+            <w:r>
+              <w:rPr>
+                <w:sz w:val="19"/>
+                <w:szCs w:val="19"/>
+              </w:rPr>
+              <w:t>Twelve careers named in three languages; every course a real UGC course with the rulebook's name; every path id exists; licence steps only from checked gov.lk pages, never a blocked host (doctor, dentist); the student's courses best chance first with closed courses and other paths; career search by name and student words; law degrees found inside programme lists</w:t>
+            </w:r>
+          </w:p>
+        </w:tc>
+        <w:tc>
+          <w:tcPr>
+            <w:tcW w:w="2215" w:type="dxa"/>
+            <w:tcBorders>
+              <w:top w:val="single" w:sz="4" w:space="0" w:color="C9D3D0"/>
+              <w:left w:val="single" w:sz="4" w:space="0" w:color="C9D3D0"/>
+              <w:bottom w:val="single" w:sz="4" w:space="0" w:color="C9D3D0"/>
+              <w:right w:val="single" w:sz="4" w:space="0" w:color="C9D3D0"/>
+            </w:tcBorders>
+            <w:tcMar>
+              <w:top w:w="50" w:type="dxa"/>
+              <w:left w:w="100" w:type="dxa"/>
+              <w:bottom w:w="50" w:type="dxa"/>
+              <w:right w:w="100" w:type="dxa"/>
+            </w:tcMar>
+            <w:vAlign w:val="center"/>
+          </w:tcPr>
+          <w:p>
+            <w:pPr>
+              <w:spacing w:line="252" w:lineRule="auto"/>
+            </w:pPr>
+          </w:p>
+        </w:tc>
+      </w:tr>
     </w:tbl>
     <w:p>
       <w:pPr>
@@ -20538,7 +20827,7 @@
         <w:keepLines/>
         <w:pageBreakBefore/>
       </w:pPr>
-      <w:bookmarkStart w:id="22" w:name="_Toc243666982"/>
+      <w:bookmarkStart w:id="22" w:name="_Toc243668348"/>
       <w:r>
         <w:lastRenderedPageBreak/>
         <w:t>7 Security tests</w:t>
@@ -20550,7 +20839,7 @@
         <w:pStyle w:val="Caption"/>
         <w:keepNext/>
       </w:pPr>
-      <w:bookmarkStart w:id="23" w:name="_Toc243666995"/>
+      <w:bookmarkStart w:id="23" w:name="_Toc243668361"/>
       <w:r>
         <w:t xml:space="preserve">Table </w:t>
       </w:r>
@@ -23083,10 +23372,10 @@
         <w:t>Security audit run-1 (15 October 2026).</w:t>
       </w:r>
       <w:r>
-        <w:t xml:space="preserve"> The Cloudflare security-audit skill (37 agents, report kept outside the public repository) produced 0 confirmed findings, 17 leads needing validation and 1 rejected lead. Every lead except lead 9 (accepted risk: the log-in limit stays per username because school laboratories share an address; a Turnstile </w:t>
+        <w:t xml:space="preserve"> The Cloudflare security-audit skill (37 agents, report kept outside the public repository) produced 0 confirmed findings, 17 leads needing validation and 1 rejected lead. Every lead except </w:t>
       </w:r>
       <w:r>
-        <w:t>human check is planned) was fixed on 15 October 2026. The method, each lead, its fix and its test are listed in the ZP-DOC-08 Test Summary Report.</w:t>
+        <w:t>lead 9 (accepted risk: the log-in limit stays per username because school laboratories share an address; a Turnstile human check is planned) was fixed on 15 October 2026. The method, each lead, its fix and its test are listed in the ZP-DOC-08 Test Summary Report.</w:t>
       </w:r>
     </w:p>
     <w:p>
@@ -23096,7 +23385,7 @@
         <w:keepLines/>
         <w:pageBreakBefore/>
       </w:pPr>
-      <w:bookmarkStart w:id="24" w:name="_Toc243666983"/>
+      <w:bookmarkStart w:id="24" w:name="_Toc243668349"/>
       <w:r>
         <w:lastRenderedPageBreak/>
         <w:t>8 Results summary</w:t>
@@ -23128,7 +23417,7 @@
         <w:pStyle w:val="Caption"/>
         <w:keepNext/>
       </w:pPr>
-      <w:bookmarkStart w:id="25" w:name="_Toc243666996"/>
+      <w:bookmarkStart w:id="25" w:name="_Toc243668362"/>
       <w:r>
         <w:t xml:space="preserve">Table </w:t>
       </w:r>
@@ -23921,7 +24210,7 @@
         <w:t>(15 October, after the hardening of CR-010), 536 (21 October, after VR3 and the desktop side menu, TC-139), 539 (23 October, after VR4, TC-140), 543 (23 October, after CR-011, TC-141), 547 (23 October, after CR-012, TC-142), 549 (23 October, CR-012 revised to guides), 553 (23 October, other paths refreshed, TC-143), 554 (23 October, unknown cost never "Free"), 560 (23 October, other paths expanded, TC-144), 564 (23 October, real costs with their basis, TC-145), 570 (23 October, search inside other paths, TC</w:t>
       </w:r>
       <w:r>
-        <w:t>-146).</w:t>
+        <w:t>-146), 577 (23 October, CR-013 career-first mode, TC-147).</w:t>
       </w:r>
     </w:p>
     <w:p>
@@ -23929,7 +24218,7 @@
         <w:pStyle w:val="Caption"/>
         <w:keepNext/>
       </w:pPr>
-      <w:bookmarkStart w:id="26" w:name="_Toc243666997"/>
+      <w:bookmarkStart w:id="26" w:name="_Toc243668363"/>
       <w:r>
         <w:t xml:space="preserve">Table </w:t>
       </w:r>
@@ -24444,9 +24733,8 @@
         <w:pStyle w:val="Caption"/>
         <w:keepNext/>
       </w:pPr>
-      <w:bookmarkStart w:id="27" w:name="_Toc243666998"/>
+      <w:bookmarkStart w:id="27" w:name="_Toc243668364"/>
       <w:r>
-        <w:lastRenderedPageBreak/>
         <w:t xml:space="preserve">Table </w:t>
       </w:r>
       <w:r>
@@ -25019,7 +25307,7 @@
         <w:keepLines/>
         <w:pageBreakBefore/>
       </w:pPr>
-      <w:bookmarkStart w:id="28" w:name="_Toc243666984"/>
+      <w:bookmarkStart w:id="28" w:name="_Toc243668350"/>
       <w:r>
         <w:lastRenderedPageBreak/>
         <w:t>9 Defects found and fixed</w:t>
@@ -25031,7 +25319,7 @@
         <w:pStyle w:val="Caption"/>
         <w:keepNext/>
       </w:pPr>
-      <w:bookmarkStart w:id="29" w:name="_Toc243666999"/>
+      <w:bookmarkStart w:id="29" w:name="_Toc243668365"/>
       <w:r>
         <w:t xml:space="preserve">Table </w:t>
       </w:r>
@@ -26189,7 +26477,7 @@
         <w:keepLines/>
         <w:pageBreakBefore/>
       </w:pPr>
-      <w:bookmarkStart w:id="30" w:name="_Toc243666985"/>
+      <w:bookmarkStart w:id="30" w:name="_Toc243668351"/>
       <w:r>
         <w:lastRenderedPageBreak/>
         <w:t>10 Known gaps and risks</w:t>
@@ -26201,7 +26489,7 @@
         <w:pStyle w:val="Caption"/>
         <w:keepNext/>
       </w:pPr>
-      <w:bookmarkStart w:id="31" w:name="_Toc243667000"/>
+      <w:bookmarkStart w:id="31" w:name="_Toc243668366"/>
       <w:r>
         <w:t xml:space="preserve">Table </w:t>
       </w:r>
@@ -27466,7 +27754,7 @@
         <w:keepLines/>
         <w:pageBreakBefore/>
       </w:pPr>
-      <w:bookmarkStart w:id="32" w:name="_Toc243666986"/>
+      <w:bookmarkStart w:id="32" w:name="_Toc243668352"/>
       <w:r>
         <w:lastRenderedPageBreak/>
         <w:t>11 Traceability</w:t>
@@ -27486,7 +27774,7 @@
         <w:pStyle w:val="Caption"/>
         <w:keepNext/>
       </w:pPr>
-      <w:bookmarkStart w:id="33" w:name="_Toc243667001"/>
+      <w:bookmarkStart w:id="33" w:name="_Toc243668367"/>
       <w:r>
         <w:t xml:space="preserve">Table </w:t>
       </w:r>
@@ -29355,7 +29643,7 @@
         <w:keepLines/>
         <w:pageBreakBefore/>
       </w:pPr>
-      <w:bookmarkStart w:id="34" w:name="_Toc243666987"/>
+      <w:bookmarkStart w:id="34" w:name="_Toc243668353"/>
       <w:r>
         <w:lastRenderedPageBreak/>
         <w:t>Appendix A: Glossary</w:t>
@@ -29367,7 +29655,7 @@
         <w:pStyle w:val="Caption"/>
         <w:keepNext/>
       </w:pPr>
-      <w:bookmarkStart w:id="35" w:name="_Toc243667002"/>
+      <w:bookmarkStart w:id="35" w:name="_Toc243668368"/>
       <w:r>
         <w:t xml:space="preserve">Table </w:t>
       </w:r>
@@ -30388,7 +30676,7 @@
         <w:keepLines/>
         <w:pageBreakBefore/>
       </w:pPr>
-      <w:bookmarkStart w:id="36" w:name="_Toc243666988"/>
+      <w:bookmarkStart w:id="36" w:name="_Toc243668354"/>
       <w:r>
         <w:lastRenderedPageBreak/>
         <w:t>Appendix B: References</w:t>
@@ -30400,7 +30688,7 @@
         <w:pStyle w:val="Caption"/>
         <w:keepNext/>
       </w:pPr>
-      <w:bookmarkStart w:id="37" w:name="_Toc243667003"/>
+      <w:bookmarkStart w:id="37" w:name="_Toc243668369"/>
       <w:r>
         <w:t xml:space="preserve">Table </w:t>
       </w:r>
@@ -31317,134 +31605,10 @@
 <file path=word/numbering.xml><?xml version="1.0" encoding="utf-8"?>
 <w:numbering xmlns:wpc="http://schemas.microsoft.com/office/word/2010/wordprocessingCanvas" xmlns:cx="http://schemas.microsoft.com/office/drawing/2014/chartex" xmlns:cx1="http://schemas.microsoft.com/office/drawing/2015/9/8/chartex" xmlns:cx2="http://schemas.microsoft.com/office/drawing/2015/10/21/chartex" xmlns:cx3="http://schemas.microsoft.com/office/drawing/2016/5/9/chartex" xmlns:cx4="http://schemas.microsoft.com/office/drawing/2016/5/10/chartex" xmlns:cx5="http://schemas.microsoft.com/office/drawing/2016/5/11/chartex" xmlns:cx6="http://schemas.microsoft.com/office/drawing/2016/5/12/chartex" xmlns:cx7="http://schemas.microsoft.com/office/drawing/2016/5/13/chartex" xmlns:cx8="http://schemas.microsoft.com/office/drawing/2016/5/14/chartex" xmlns:mc="http://schemas.openxmlformats.org/markup-compatibility/2006" xmlns:aink="http://schemas.microsoft.com/office/drawing/2016/ink" xmlns:am3d="http://schemas.microsoft.com/office/drawing/2017/model3d" xmlns:o="urn:schemas-microsoft-com:office:office" xmlns:oel="http://schemas.microsoft.com/office/2019/extlst" xmlns:r="http://schemas.openxmlformats.org/officeDocument/2006/relationships" xmlns:m="http://schemas.openxmlformats.org/officeDocument/2006/math" xmlns:v="urn:schemas-microsoft-com:vml" xmlns:wp14="http://schemas.microsoft.com/office/word/2010/wordprocessingDrawing" xmlns:wp="http://schemas.openxmlformats.org/drawingml/2006/wordprocessingDrawing" xmlns:w10="urn:schemas-microsoft-com:office:word" xmlns:w="http://schemas.openxmlformats.org/wordprocessingml/2006/main" xmlns:w14="http://schemas.microsoft.com/office/word/2010/wordml" xmlns:w15="http://schemas.microsoft.com/office/word/2012/wordml" xmlns:w16cex="http://schemas.microsoft.com/office/word/2018/wordml/cex" xmlns:w16cid="http://schemas.microsoft.com/office/word/2016/wordml/cid" xmlns:w16="http://schemas.microsoft.com/office/word/2018/wordml" xmlns:w16du="http://schemas.microsoft.com/office/word/2023/wordml/word16du" xmlns:w16sdtdh="http://schemas.microsoft.com/office/word/2020/wordml/sdtdatahash" xmlns:w16sdtfl="http://schemas.microsoft.com/office/word/2024/wordml/sdtformatlock" xmlns:w16se="http://schemas.microsoft.com/office/word/2015/wordml/symex" xmlns:wpg="http://schemas.microsoft.com/office/word/2010/wordprocessingGroup" xmlns:wpi="http://schemas.microsoft.com/office/word/2010/wordprocessingInk" xmlns:wne="http://schemas.microsoft.com/office/word/2006/wordml" xmlns:wps="http://schemas.microsoft.com/office/word/2010/wordprocessingShape" mc:Ignorable="w14 w15 w16se w16cid w16 w16cex w16sdtdh w16sdtfl w16du wp14">
   <w:abstractNum w:abstractNumId="0" w15:restartNumberingAfterBreak="0">
-    <w:nsid w:val="11E64DA5"/>
+    <w:nsid w:val="16B26E3B"/>
     <w:multiLevelType w:val="hybridMultilevel"/>
-    <w:tmpl w:val="DED40B22"/>
-    <w:lvl w:ilvl="0" w:tplc="85FED76A" w:tentative="1">
-      <w:start w:val="1"/>
-      <w:numFmt w:val="bullet"/>
-      <w:lvlText w:val="•"/>
-      <w:lvlJc w:val="left"/>
-      <w:pPr>
-        <w:ind w:left="720" w:hanging="280"/>
-      </w:pPr>
-    </w:lvl>
-    <w:lvl w:ilvl="1" w:tplc="7832BC5E" w:tentative="1">
-      <w:start w:val="1"/>
-      <w:numFmt w:val="bullet"/>
-      <w:lvlText w:val="–"/>
-      <w:lvlJc w:val="left"/>
-      <w:pPr>
-        <w:ind w:left="1080" w:hanging="280"/>
-      </w:pPr>
-    </w:lvl>
-    <w:lvl w:ilvl="2" w:tplc="EAFA1DC8" w:tentative="1">
-      <w:start w:val="1"/>
-      <w:numFmt w:val="bullet"/>
-      <w:lvlText w:val="▪"/>
-      <w:lvlJc w:val="left"/>
-      <w:pPr>
-        <w:ind w:left="1440" w:hanging="280"/>
-      </w:pPr>
-    </w:lvl>
-    <w:lvl w:ilvl="3" w:tplc="C5888302">
-      <w:numFmt w:val="decimal"/>
-      <w:lvlText w:val=""/>
-      <w:lvlJc w:val="left"/>
-    </w:lvl>
-    <w:lvl w:ilvl="4" w:tplc="5EA8D698">
-      <w:numFmt w:val="decimal"/>
-      <w:lvlText w:val=""/>
-      <w:lvlJc w:val="left"/>
-    </w:lvl>
-    <w:lvl w:ilvl="5" w:tplc="FCA4CAA6">
-      <w:numFmt w:val="decimal"/>
-      <w:lvlText w:val=""/>
-      <w:lvlJc w:val="left"/>
-    </w:lvl>
-    <w:lvl w:ilvl="6" w:tplc="F9AA8CB0">
-      <w:numFmt w:val="decimal"/>
-      <w:lvlText w:val=""/>
-      <w:lvlJc w:val="left"/>
-    </w:lvl>
-    <w:lvl w:ilvl="7" w:tplc="E0187E2A">
-      <w:numFmt w:val="decimal"/>
-      <w:lvlText w:val=""/>
-      <w:lvlJc w:val="left"/>
-    </w:lvl>
-    <w:lvl w:ilvl="8" w:tplc="A5DC8ABE">
-      <w:numFmt w:val="decimal"/>
-      <w:lvlText w:val=""/>
-      <w:lvlJc w:val="left"/>
-    </w:lvl>
-  </w:abstractNum>
-  <w:abstractNum w:abstractNumId="1" w15:restartNumberingAfterBreak="0">
-    <w:nsid w:val="170D10CC"/>
-    <w:multiLevelType w:val="hybridMultilevel"/>
-    <w:tmpl w:val="08342C50"/>
-    <w:lvl w:ilvl="0" w:tplc="42B48174">
-      <w:start w:val="1"/>
-      <w:numFmt w:val="decimal"/>
-      <w:lvlText w:val="%1."/>
-      <w:lvlJc w:val="left"/>
-      <w:pPr>
-        <w:ind w:left="720" w:hanging="360"/>
-      </w:pPr>
-    </w:lvl>
-    <w:lvl w:ilvl="1" w:tplc="BBCC3746" w:tentative="1">
-      <w:start w:val="1"/>
-      <w:numFmt w:val="lowerLetter"/>
-      <w:lvlText w:val="%2."/>
-      <w:lvlJc w:val="left"/>
-      <w:pPr>
-        <w:ind w:left="1080" w:hanging="360"/>
-      </w:pPr>
-    </w:lvl>
-    <w:lvl w:ilvl="2" w:tplc="FCA4D946" w:tentative="1">
-      <w:start w:val="1"/>
-      <w:numFmt w:val="lowerRoman"/>
-      <w:lvlText w:val="%3."/>
-      <w:lvlJc w:val="left"/>
-      <w:pPr>
-        <w:ind w:left="1440" w:hanging="360"/>
-      </w:pPr>
-    </w:lvl>
-    <w:lvl w:ilvl="3" w:tplc="07383696">
-      <w:numFmt w:val="decimal"/>
-      <w:lvlText w:val=""/>
-      <w:lvlJc w:val="left"/>
-    </w:lvl>
-    <w:lvl w:ilvl="4" w:tplc="73FC2EF6">
-      <w:numFmt w:val="decimal"/>
-      <w:lvlText w:val=""/>
-      <w:lvlJc w:val="left"/>
-    </w:lvl>
-    <w:lvl w:ilvl="5" w:tplc="FAC4E9B6">
-      <w:numFmt w:val="decimal"/>
-      <w:lvlText w:val=""/>
-      <w:lvlJc w:val="left"/>
-    </w:lvl>
-    <w:lvl w:ilvl="6" w:tplc="961E665E">
-      <w:numFmt w:val="decimal"/>
-      <w:lvlText w:val=""/>
-      <w:lvlJc w:val="left"/>
-    </w:lvl>
-    <w:lvl w:ilvl="7" w:tplc="9E80FD18">
-      <w:numFmt w:val="decimal"/>
-      <w:lvlText w:val=""/>
-      <w:lvlJc w:val="left"/>
-    </w:lvl>
-    <w:lvl w:ilvl="8" w:tplc="426E034A">
-      <w:numFmt w:val="decimal"/>
-      <w:lvlText w:val=""/>
-      <w:lvlJc w:val="left"/>
-    </w:lvl>
-  </w:abstractNum>
-  <w:abstractNum w:abstractNumId="2" w15:restartNumberingAfterBreak="0">
-    <w:nsid w:val="3D0D6C86"/>
-    <w:multiLevelType w:val="hybridMultilevel"/>
-    <w:tmpl w:val="9E9A0B7E"/>
-    <w:lvl w:ilvl="0" w:tplc="49C0A2D8" w:tentative="1">
+    <w:tmpl w:val="2EB06260"/>
+    <w:lvl w:ilvl="0" w:tplc="52E8261C" w:tentative="1">
       <w:start w:val="1"/>
       <w:numFmt w:val="bullet"/>
       <w:lvlText w:val="●"/>
@@ -31453,7 +31617,7 @@
         <w:ind w:left="720" w:hanging="360"/>
       </w:pPr>
     </w:lvl>
-    <w:lvl w:ilvl="1" w:tplc="E4D44D76" w:tentative="1">
+    <w:lvl w:ilvl="1" w:tplc="7B0C1848" w:tentative="1">
       <w:start w:val="1"/>
       <w:numFmt w:val="bullet"/>
       <w:lvlText w:val="○"/>
@@ -31462,7 +31626,7 @@
         <w:ind w:left="1440" w:hanging="360"/>
       </w:pPr>
     </w:lvl>
-    <w:lvl w:ilvl="2" w:tplc="04AECC58" w:tentative="1">
+    <w:lvl w:ilvl="2" w:tplc="F0E04554" w:tentative="1">
       <w:start w:val="1"/>
       <w:numFmt w:val="bullet"/>
       <w:lvlText w:val="■"/>
@@ -31471,7 +31635,7 @@
         <w:ind w:left="2160" w:hanging="360"/>
       </w:pPr>
     </w:lvl>
-    <w:lvl w:ilvl="3" w:tplc="05DC0EFE" w:tentative="1">
+    <w:lvl w:ilvl="3" w:tplc="1334F0C2" w:tentative="1">
       <w:start w:val="1"/>
       <w:numFmt w:val="bullet"/>
       <w:lvlText w:val="●"/>
@@ -31480,7 +31644,7 @@
         <w:ind w:left="2880" w:hanging="360"/>
       </w:pPr>
     </w:lvl>
-    <w:lvl w:ilvl="4" w:tplc="AB4404AC" w:tentative="1">
+    <w:lvl w:ilvl="4" w:tplc="F0884BA8" w:tentative="1">
       <w:start w:val="1"/>
       <w:numFmt w:val="bullet"/>
       <w:lvlText w:val="○"/>
@@ -31489,7 +31653,7 @@
         <w:ind w:left="3600" w:hanging="360"/>
       </w:pPr>
     </w:lvl>
-    <w:lvl w:ilvl="5" w:tplc="7A06A622" w:tentative="1">
+    <w:lvl w:ilvl="5" w:tplc="FED25972" w:tentative="1">
       <w:start w:val="1"/>
       <w:numFmt w:val="bullet"/>
       <w:lvlText w:val="■"/>
@@ -31498,7 +31662,7 @@
         <w:ind w:left="4320" w:hanging="360"/>
       </w:pPr>
     </w:lvl>
-    <w:lvl w:ilvl="6" w:tplc="F126C410" w:tentative="1">
+    <w:lvl w:ilvl="6" w:tplc="D0EEB598" w:tentative="1">
       <w:start w:val="1"/>
       <w:numFmt w:val="bullet"/>
       <w:lvlText w:val="●"/>
@@ -31507,7 +31671,7 @@
         <w:ind w:left="5040" w:hanging="360"/>
       </w:pPr>
     </w:lvl>
-    <w:lvl w:ilvl="7" w:tplc="3E884AC8" w:tentative="1">
+    <w:lvl w:ilvl="7" w:tplc="102CC496" w:tentative="1">
       <w:start w:val="1"/>
       <w:numFmt w:val="bullet"/>
       <w:lvlText w:val="●"/>
@@ -31516,7 +31680,7 @@
         <w:ind w:left="5760" w:hanging="360"/>
       </w:pPr>
     </w:lvl>
-    <w:lvl w:ilvl="8" w:tplc="5BAEB144" w:tentative="1">
+    <w:lvl w:ilvl="8" w:tplc="44028E04" w:tentative="1">
       <w:start w:val="1"/>
       <w:numFmt w:val="bullet"/>
       <w:lvlText w:val="●"/>
@@ -31526,14 +31690,138 @@
       </w:pPr>
     </w:lvl>
   </w:abstractNum>
-  <w:num w:numId="1" w16cid:durableId="367604611">
-    <w:abstractNumId w:val="2"/>
+  <w:abstractNum w:abstractNumId="1" w15:restartNumberingAfterBreak="0">
+    <w:nsid w:val="32331445"/>
+    <w:multiLevelType w:val="hybridMultilevel"/>
+    <w:tmpl w:val="7AB88520"/>
+    <w:lvl w:ilvl="0" w:tplc="BA96B782" w:tentative="1">
+      <w:start w:val="1"/>
+      <w:numFmt w:val="bullet"/>
+      <w:lvlText w:val="•"/>
+      <w:lvlJc w:val="left"/>
+      <w:pPr>
+        <w:ind w:left="720" w:hanging="280"/>
+      </w:pPr>
+    </w:lvl>
+    <w:lvl w:ilvl="1" w:tplc="9D8EFD44" w:tentative="1">
+      <w:start w:val="1"/>
+      <w:numFmt w:val="bullet"/>
+      <w:lvlText w:val="–"/>
+      <w:lvlJc w:val="left"/>
+      <w:pPr>
+        <w:ind w:left="1080" w:hanging="280"/>
+      </w:pPr>
+    </w:lvl>
+    <w:lvl w:ilvl="2" w:tplc="D3C49B3A" w:tentative="1">
+      <w:start w:val="1"/>
+      <w:numFmt w:val="bullet"/>
+      <w:lvlText w:val="▪"/>
+      <w:lvlJc w:val="left"/>
+      <w:pPr>
+        <w:ind w:left="1440" w:hanging="280"/>
+      </w:pPr>
+    </w:lvl>
+    <w:lvl w:ilvl="3" w:tplc="87EABFE0">
+      <w:numFmt w:val="decimal"/>
+      <w:lvlText w:val=""/>
+      <w:lvlJc w:val="left"/>
+    </w:lvl>
+    <w:lvl w:ilvl="4" w:tplc="84F881AE">
+      <w:numFmt w:val="decimal"/>
+      <w:lvlText w:val=""/>
+      <w:lvlJc w:val="left"/>
+    </w:lvl>
+    <w:lvl w:ilvl="5" w:tplc="870AF5D4">
+      <w:numFmt w:val="decimal"/>
+      <w:lvlText w:val=""/>
+      <w:lvlJc w:val="left"/>
+    </w:lvl>
+    <w:lvl w:ilvl="6" w:tplc="6ED68444">
+      <w:numFmt w:val="decimal"/>
+      <w:lvlText w:val=""/>
+      <w:lvlJc w:val="left"/>
+    </w:lvl>
+    <w:lvl w:ilvl="7" w:tplc="9EF49C96">
+      <w:numFmt w:val="decimal"/>
+      <w:lvlText w:val=""/>
+      <w:lvlJc w:val="left"/>
+    </w:lvl>
+    <w:lvl w:ilvl="8" w:tplc="C548EA28">
+      <w:numFmt w:val="decimal"/>
+      <w:lvlText w:val=""/>
+      <w:lvlJc w:val="left"/>
+    </w:lvl>
+  </w:abstractNum>
+  <w:abstractNum w:abstractNumId="2" w15:restartNumberingAfterBreak="0">
+    <w:nsid w:val="3E1568C2"/>
+    <w:multiLevelType w:val="hybridMultilevel"/>
+    <w:tmpl w:val="58B6B978"/>
+    <w:lvl w:ilvl="0" w:tplc="D898BE70">
+      <w:start w:val="1"/>
+      <w:numFmt w:val="decimal"/>
+      <w:lvlText w:val="%1."/>
+      <w:lvlJc w:val="left"/>
+      <w:pPr>
+        <w:ind w:left="720" w:hanging="360"/>
+      </w:pPr>
+    </w:lvl>
+    <w:lvl w:ilvl="1" w:tplc="4C4EE54E" w:tentative="1">
+      <w:start w:val="1"/>
+      <w:numFmt w:val="lowerLetter"/>
+      <w:lvlText w:val="%2."/>
+      <w:lvlJc w:val="left"/>
+      <w:pPr>
+        <w:ind w:left="1080" w:hanging="360"/>
+      </w:pPr>
+    </w:lvl>
+    <w:lvl w:ilvl="2" w:tplc="944CA73A" w:tentative="1">
+      <w:start w:val="1"/>
+      <w:numFmt w:val="lowerRoman"/>
+      <w:lvlText w:val="%3."/>
+      <w:lvlJc w:val="left"/>
+      <w:pPr>
+        <w:ind w:left="1440" w:hanging="360"/>
+      </w:pPr>
+    </w:lvl>
+    <w:lvl w:ilvl="3" w:tplc="D38A1382">
+      <w:numFmt w:val="decimal"/>
+      <w:lvlText w:val=""/>
+      <w:lvlJc w:val="left"/>
+    </w:lvl>
+    <w:lvl w:ilvl="4" w:tplc="E6888A90">
+      <w:numFmt w:val="decimal"/>
+      <w:lvlText w:val=""/>
+      <w:lvlJc w:val="left"/>
+    </w:lvl>
+    <w:lvl w:ilvl="5" w:tplc="26108238">
+      <w:numFmt w:val="decimal"/>
+      <w:lvlText w:val=""/>
+      <w:lvlJc w:val="left"/>
+    </w:lvl>
+    <w:lvl w:ilvl="6" w:tplc="303E31F0">
+      <w:numFmt w:val="decimal"/>
+      <w:lvlText w:val=""/>
+      <w:lvlJc w:val="left"/>
+    </w:lvl>
+    <w:lvl w:ilvl="7" w:tplc="2FE25DC6">
+      <w:numFmt w:val="decimal"/>
+      <w:lvlText w:val=""/>
+      <w:lvlJc w:val="left"/>
+    </w:lvl>
+    <w:lvl w:ilvl="8" w:tplc="E8F6CFDE">
+      <w:numFmt w:val="decimal"/>
+      <w:lvlText w:val=""/>
+      <w:lvlJc w:val="left"/>
+    </w:lvl>
+  </w:abstractNum>
+  <w:num w:numId="1" w16cid:durableId="1142312085">
+    <w:abstractNumId w:val="0"/>
     <w:lvlOverride w:ilvl="0">
       <w:startOverride w:val="1"/>
     </w:lvlOverride>
   </w:num>
-  <w:num w:numId="2" w16cid:durableId="99186652">
-    <w:abstractNumId w:val="1"/>
+  <w:num w:numId="2" w16cid:durableId="1046687615">
+    <w:abstractNumId w:val="2"/>
     <w:lvlOverride w:ilvl="0">
       <w:startOverride w:val="1"/>
     </w:lvlOverride>
@@ -32237,7 +32525,7 @@
     <w:autoRedefine/>
     <w:uiPriority w:val="39"/>
     <w:unhideWhenUsed/>
-    <w:rsid w:val="000050D7"/>
+    <w:rsid w:val="00962B1E"/>
     <w:pPr>
       <w:spacing w:after="100"/>
     </w:pPr>
@@ -32249,7 +32537,7 @@
     <w:autoRedefine/>
     <w:uiPriority w:val="39"/>
     <w:unhideWhenUsed/>
-    <w:rsid w:val="000050D7"/>
+    <w:rsid w:val="00962B1E"/>
     <w:pPr>
       <w:spacing w:after="100"/>
       <w:ind w:left="210"/>
@@ -32261,7 +32549,7 @@
     <w:next w:val="Normal"/>
     <w:uiPriority w:val="99"/>
     <w:unhideWhenUsed/>
-    <w:rsid w:val="000050D7"/>
+    <w:rsid w:val="00962B1E"/>
   </w:style>
 </w:styles>
 </file>

--- a/docs/08-test-plan/ZP-DOC-08_Test-Plan.docx
+++ b/docs/08-test-plan/ZP-DOC-08_Test-Plan.docx
@@ -3243,7 +3243,7 @@
     <w:sdt>
       <w:sdtPr>
         <w:alias w:val="Contents"/>
-        <w:id w:val="1338039116"/>
+        <w:id w:val="-1346783939"/>
       </w:sdtPr>
       <w:sdtEndPr/>
       <w:sdtContent>
@@ -3272,7 +3272,7 @@
           <w:r>
             <w:fldChar w:fldCharType="separate"/>
           </w:r>
-          <w:hyperlink w:anchor="_Toc243668332" w:history="1">
+          <w:hyperlink w:anchor="_Toc243669434" w:history="1">
             <w:r>
               <w:rPr>
                 <w:rStyle w:val="Hyperlink"/>
@@ -3296,7 +3296,7 @@
               <w:rPr>
                 <w:noProof/>
               </w:rPr>
-              <w:instrText xml:space="preserve"> PAGEREF _Toc243668332 \h </w:instrText>
+              <w:instrText xml:space="preserve"> PAGEREF _Toc243669434 \h </w:instrText>
             </w:r>
             <w:r>
               <w:rPr>
@@ -3339,7 +3339,7 @@
               <w14:ligatures w14:val="standardContextual"/>
             </w:rPr>
           </w:pPr>
-          <w:hyperlink w:anchor="_Toc243668333" w:history="1">
+          <w:hyperlink w:anchor="_Toc243669435" w:history="1">
             <w:r>
               <w:rPr>
                 <w:rStyle w:val="Hyperlink"/>
@@ -3363,7 +3363,7 @@
               <w:rPr>
                 <w:noProof/>
               </w:rPr>
-              <w:instrText xml:space="preserve"> PAGEREF _Toc243668333 \h </w:instrText>
+              <w:instrText xml:space="preserve"> PAGEREF _Toc243669435 \h </w:instrText>
             </w:r>
             <w:r>
               <w:rPr>
@@ -3406,7 +3406,7 @@
               <w14:ligatures w14:val="standardContextual"/>
             </w:rPr>
           </w:pPr>
-          <w:hyperlink w:anchor="_Toc243668334" w:history="1">
+          <w:hyperlink w:anchor="_Toc243669436" w:history="1">
             <w:r>
               <w:rPr>
                 <w:rStyle w:val="Hyperlink"/>
@@ -3430,7 +3430,7 @@
               <w:rPr>
                 <w:noProof/>
               </w:rPr>
-              <w:instrText xml:space="preserve"> PAGEREF _Toc243668334 \h </w:instrText>
+              <w:instrText xml:space="preserve"> PAGEREF _Toc243669436 \h </w:instrText>
             </w:r>
             <w:r>
               <w:rPr>
@@ -3473,7 +3473,7 @@
               <w14:ligatures w14:val="standardContextual"/>
             </w:rPr>
           </w:pPr>
-          <w:hyperlink w:anchor="_Toc243668335" w:history="1">
+          <w:hyperlink w:anchor="_Toc243669437" w:history="1">
             <w:r>
               <w:rPr>
                 <w:rStyle w:val="Hyperlink"/>
@@ -3497,7 +3497,7 @@
               <w:rPr>
                 <w:noProof/>
               </w:rPr>
-              <w:instrText xml:space="preserve"> PAGEREF _Toc243668335 \h </w:instrText>
+              <w:instrText xml:space="preserve"> PAGEREF _Toc243669437 \h </w:instrText>
             </w:r>
             <w:r>
               <w:rPr>
@@ -3540,7 +3540,7 @@
               <w14:ligatures w14:val="standardContextual"/>
             </w:rPr>
           </w:pPr>
-          <w:hyperlink w:anchor="_Toc243668336" w:history="1">
+          <w:hyperlink w:anchor="_Toc243669438" w:history="1">
             <w:r>
               <w:rPr>
                 <w:rStyle w:val="Hyperlink"/>
@@ -3564,7 +3564,7 @@
               <w:rPr>
                 <w:noProof/>
               </w:rPr>
-              <w:instrText xml:space="preserve"> PAGEREF _Toc243668336 \h </w:instrText>
+              <w:instrText xml:space="preserve"> PAGEREF _Toc243669438 \h </w:instrText>
             </w:r>
             <w:r>
               <w:rPr>
@@ -3607,7 +3607,7 @@
               <w14:ligatures w14:val="standardContextual"/>
             </w:rPr>
           </w:pPr>
-          <w:hyperlink w:anchor="_Toc243668337" w:history="1">
+          <w:hyperlink w:anchor="_Toc243669439" w:history="1">
             <w:r>
               <w:rPr>
                 <w:rStyle w:val="Hyperlink"/>
@@ -3631,7 +3631,7 @@
               <w:rPr>
                 <w:noProof/>
               </w:rPr>
-              <w:instrText xml:space="preserve"> PAGEREF _Toc243668337 \h </w:instrText>
+              <w:instrText xml:space="preserve"> PAGEREF _Toc243669439 \h </w:instrText>
             </w:r>
             <w:r>
               <w:rPr>
@@ -3674,7 +3674,7 @@
               <w14:ligatures w14:val="standardContextual"/>
             </w:rPr>
           </w:pPr>
-          <w:hyperlink w:anchor="_Toc243668338" w:history="1">
+          <w:hyperlink w:anchor="_Toc243669440" w:history="1">
             <w:r>
               <w:rPr>
                 <w:rStyle w:val="Hyperlink"/>
@@ -3698,7 +3698,7 @@
               <w:rPr>
                 <w:noProof/>
               </w:rPr>
-              <w:instrText xml:space="preserve"> PAGEREF _Toc243668338 \h </w:instrText>
+              <w:instrText xml:space="preserve"> PAGEREF _Toc243669440 \h </w:instrText>
             </w:r>
             <w:r>
               <w:rPr>
@@ -3741,7 +3741,7 @@
               <w14:ligatures w14:val="standardContextual"/>
             </w:rPr>
           </w:pPr>
-          <w:hyperlink w:anchor="_Toc243668339" w:history="1">
+          <w:hyperlink w:anchor="_Toc243669441" w:history="1">
             <w:r>
               <w:rPr>
                 <w:rStyle w:val="Hyperlink"/>
@@ -3765,7 +3765,7 @@
               <w:rPr>
                 <w:noProof/>
               </w:rPr>
-              <w:instrText xml:space="preserve"> PAGEREF _Toc243668339 \h </w:instrText>
+              <w:instrText xml:space="preserve"> PAGEREF _Toc243669441 \h </w:instrText>
             </w:r>
             <w:r>
               <w:rPr>
@@ -3808,7 +3808,7 @@
               <w14:ligatures w14:val="standardContextual"/>
             </w:rPr>
           </w:pPr>
-          <w:hyperlink w:anchor="_Toc243668340" w:history="1">
+          <w:hyperlink w:anchor="_Toc243669442" w:history="1">
             <w:r>
               <w:rPr>
                 <w:rStyle w:val="Hyperlink"/>
@@ -3832,7 +3832,7 @@
               <w:rPr>
                 <w:noProof/>
               </w:rPr>
-              <w:instrText xml:space="preserve"> PAGEREF _Toc243668340 \h </w:instrText>
+              <w:instrText xml:space="preserve"> PAGEREF _Toc243669442 \h </w:instrText>
             </w:r>
             <w:r>
               <w:rPr>
@@ -3875,7 +3875,7 @@
               <w14:ligatures w14:val="standardContextual"/>
             </w:rPr>
           </w:pPr>
-          <w:hyperlink w:anchor="_Toc243668341" w:history="1">
+          <w:hyperlink w:anchor="_Toc243669443" w:history="1">
             <w:r>
               <w:rPr>
                 <w:rStyle w:val="Hyperlink"/>
@@ -3899,7 +3899,7 @@
               <w:rPr>
                 <w:noProof/>
               </w:rPr>
-              <w:instrText xml:space="preserve"> PAGEREF _Toc243668341 \h </w:instrText>
+              <w:instrText xml:space="preserve"> PAGEREF _Toc243669443 \h </w:instrText>
             </w:r>
             <w:r>
               <w:rPr>
@@ -3942,7 +3942,7 @@
               <w14:ligatures w14:val="standardContextual"/>
             </w:rPr>
           </w:pPr>
-          <w:hyperlink w:anchor="_Toc243668342" w:history="1">
+          <w:hyperlink w:anchor="_Toc243669444" w:history="1">
             <w:r>
               <w:rPr>
                 <w:rStyle w:val="Hyperlink"/>
@@ -3966,7 +3966,7 @@
               <w:rPr>
                 <w:noProof/>
               </w:rPr>
-              <w:instrText xml:space="preserve"> PAGEREF _Toc243668342 \h </w:instrText>
+              <w:instrText xml:space="preserve"> PAGEREF _Toc243669444 \h </w:instrText>
             </w:r>
             <w:r>
               <w:rPr>
@@ -4009,7 +4009,7 @@
               <w14:ligatures w14:val="standardContextual"/>
             </w:rPr>
           </w:pPr>
-          <w:hyperlink w:anchor="_Toc243668343" w:history="1">
+          <w:hyperlink w:anchor="_Toc243669445" w:history="1">
             <w:r>
               <w:rPr>
                 <w:rStyle w:val="Hyperlink"/>
@@ -4033,7 +4033,7 @@
               <w:rPr>
                 <w:noProof/>
               </w:rPr>
-              <w:instrText xml:space="preserve"> PAGEREF _Toc243668343 \h </w:instrText>
+              <w:instrText xml:space="preserve"> PAGEREF _Toc243669445 \h </w:instrText>
             </w:r>
             <w:r>
               <w:rPr>
@@ -4076,7 +4076,7 @@
               <w14:ligatures w14:val="standardContextual"/>
             </w:rPr>
           </w:pPr>
-          <w:hyperlink w:anchor="_Toc243668344" w:history="1">
+          <w:hyperlink w:anchor="_Toc243669446" w:history="1">
             <w:r>
               <w:rPr>
                 <w:rStyle w:val="Hyperlink"/>
@@ -4100,7 +4100,7 @@
               <w:rPr>
                 <w:noProof/>
               </w:rPr>
-              <w:instrText xml:space="preserve"> PAGEREF _Toc243668344 \h </w:instrText>
+              <w:instrText xml:space="preserve"> PAGEREF _Toc243669446 \h </w:instrText>
             </w:r>
             <w:r>
               <w:rPr>
@@ -4143,7 +4143,7 @@
               <w14:ligatures w14:val="standardContextual"/>
             </w:rPr>
           </w:pPr>
-          <w:hyperlink w:anchor="_Toc243668345" w:history="1">
+          <w:hyperlink w:anchor="_Toc243669447" w:history="1">
             <w:r>
               <w:rPr>
                 <w:rStyle w:val="Hyperlink"/>
@@ -4167,7 +4167,7 @@
               <w:rPr>
                 <w:noProof/>
               </w:rPr>
-              <w:instrText xml:space="preserve"> PAGEREF _Toc243668345 \h </w:instrText>
+              <w:instrText xml:space="preserve"> PAGEREF _Toc243669447 \h </w:instrText>
             </w:r>
             <w:r>
               <w:rPr>
@@ -4210,7 +4210,7 @@
               <w14:ligatures w14:val="standardContextual"/>
             </w:rPr>
           </w:pPr>
-          <w:hyperlink w:anchor="_Toc243668346" w:history="1">
+          <w:hyperlink w:anchor="_Toc243669448" w:history="1">
             <w:r>
               <w:rPr>
                 <w:rStyle w:val="Hyperlink"/>
@@ -4234,7 +4234,7 @@
               <w:rPr>
                 <w:noProof/>
               </w:rPr>
-              <w:instrText xml:space="preserve"> PAGEREF _Toc243668346 \h </w:instrText>
+              <w:instrText xml:space="preserve"> PAGEREF _Toc243669448 \h </w:instrText>
             </w:r>
             <w:r>
               <w:rPr>
@@ -4277,7 +4277,7 @@
               <w14:ligatures w14:val="standardContextual"/>
             </w:rPr>
           </w:pPr>
-          <w:hyperlink w:anchor="_Toc243668347" w:history="1">
+          <w:hyperlink w:anchor="_Toc243669449" w:history="1">
             <w:r>
               <w:rPr>
                 <w:rStyle w:val="Hyperlink"/>
@@ -4301,7 +4301,7 @@
               <w:rPr>
                 <w:noProof/>
               </w:rPr>
-              <w:instrText xml:space="preserve"> PAGEREF _Toc243668347 \h </w:instrText>
+              <w:instrText xml:space="preserve"> PAGEREF _Toc243669449 \h </w:instrText>
             </w:r>
             <w:r>
               <w:rPr>
@@ -4344,7 +4344,7 @@
               <w14:ligatures w14:val="standardContextual"/>
             </w:rPr>
           </w:pPr>
-          <w:hyperlink w:anchor="_Toc243668348" w:history="1">
+          <w:hyperlink w:anchor="_Toc243669450" w:history="1">
             <w:r>
               <w:rPr>
                 <w:rStyle w:val="Hyperlink"/>
@@ -4368,7 +4368,7 @@
               <w:rPr>
                 <w:noProof/>
               </w:rPr>
-              <w:instrText xml:space="preserve"> PAGEREF _Toc243668348 \h </w:instrText>
+              <w:instrText xml:space="preserve"> PAGEREF _Toc243669450 \h </w:instrText>
             </w:r>
             <w:r>
               <w:rPr>
@@ -4411,7 +4411,7 @@
               <w14:ligatures w14:val="standardContextual"/>
             </w:rPr>
           </w:pPr>
-          <w:hyperlink w:anchor="_Toc243668349" w:history="1">
+          <w:hyperlink w:anchor="_Toc243669451" w:history="1">
             <w:r>
               <w:rPr>
                 <w:rStyle w:val="Hyperlink"/>
@@ -4435,7 +4435,7 @@
               <w:rPr>
                 <w:noProof/>
               </w:rPr>
-              <w:instrText xml:space="preserve"> PAGEREF _Toc243668349 \h </w:instrText>
+              <w:instrText xml:space="preserve"> PAGEREF _Toc243669451 \h </w:instrText>
             </w:r>
             <w:r>
               <w:rPr>
@@ -4478,7 +4478,7 @@
               <w14:ligatures w14:val="standardContextual"/>
             </w:rPr>
           </w:pPr>
-          <w:hyperlink w:anchor="_Toc243668350" w:history="1">
+          <w:hyperlink w:anchor="_Toc243669452" w:history="1">
             <w:r>
               <w:rPr>
                 <w:rStyle w:val="Hyperlink"/>
@@ -4502,7 +4502,7 @@
               <w:rPr>
                 <w:noProof/>
               </w:rPr>
-              <w:instrText xml:space="preserve"> PAGEREF _Toc243668350 \h </w:instrText>
+              <w:instrText xml:space="preserve"> PAGEREF _Toc243669452 \h </w:instrText>
             </w:r>
             <w:r>
               <w:rPr>
@@ -4545,7 +4545,7 @@
               <w14:ligatures w14:val="standardContextual"/>
             </w:rPr>
           </w:pPr>
-          <w:hyperlink w:anchor="_Toc243668351" w:history="1">
+          <w:hyperlink w:anchor="_Toc243669453" w:history="1">
             <w:r>
               <w:rPr>
                 <w:rStyle w:val="Hyperlink"/>
@@ -4569,7 +4569,7 @@
               <w:rPr>
                 <w:noProof/>
               </w:rPr>
-              <w:instrText xml:space="preserve"> PAGEREF _Toc243668351 \h </w:instrText>
+              <w:instrText xml:space="preserve"> PAGEREF _Toc243669453 \h </w:instrText>
             </w:r>
             <w:r>
               <w:rPr>
@@ -4612,7 +4612,7 @@
               <w14:ligatures w14:val="standardContextual"/>
             </w:rPr>
           </w:pPr>
-          <w:hyperlink w:anchor="_Toc243668352" w:history="1">
+          <w:hyperlink w:anchor="_Toc243669454" w:history="1">
             <w:r>
               <w:rPr>
                 <w:rStyle w:val="Hyperlink"/>
@@ -4636,7 +4636,7 @@
               <w:rPr>
                 <w:noProof/>
               </w:rPr>
-              <w:instrText xml:space="preserve"> PAGEREF _Toc243668352 \h </w:instrText>
+              <w:instrText xml:space="preserve"> PAGEREF _Toc243669454 \h </w:instrText>
             </w:r>
             <w:r>
               <w:rPr>
@@ -4679,7 +4679,7 @@
               <w14:ligatures w14:val="standardContextual"/>
             </w:rPr>
           </w:pPr>
-          <w:hyperlink w:anchor="_Toc243668353" w:history="1">
+          <w:hyperlink w:anchor="_Toc243669455" w:history="1">
             <w:r>
               <w:rPr>
                 <w:rStyle w:val="Hyperlink"/>
@@ -4703,7 +4703,7 @@
               <w:rPr>
                 <w:noProof/>
               </w:rPr>
-              <w:instrText xml:space="preserve"> PAGEREF _Toc243668353 \h </w:instrText>
+              <w:instrText xml:space="preserve"> PAGEREF _Toc243669455 \h </w:instrText>
             </w:r>
             <w:r>
               <w:rPr>
@@ -4746,7 +4746,7 @@
               <w14:ligatures w14:val="standardContextual"/>
             </w:rPr>
           </w:pPr>
-          <w:hyperlink w:anchor="_Toc243668354" w:history="1">
+          <w:hyperlink w:anchor="_Toc243669456" w:history="1">
             <w:r>
               <w:rPr>
                 <w:rStyle w:val="Hyperlink"/>
@@ -4770,7 +4770,7 @@
               <w:rPr>
                 <w:noProof/>
               </w:rPr>
-              <w:instrText xml:space="preserve"> PAGEREF _Toc243668354 \h </w:instrText>
+              <w:instrText xml:space="preserve"> PAGEREF _Toc243669456 \h </w:instrText>
             </w:r>
             <w:r>
               <w:rPr>
@@ -4816,7 +4816,7 @@
     <w:sdt>
       <w:sdtPr>
         <w:alias w:val="Tables"/>
-        <w:id w:val="1808122942"/>
+        <w:id w:val="1364630050"/>
       </w:sdtPr>
       <w:sdtEndPr/>
       <w:sdtContent>
@@ -4845,7 +4845,7 @@
           <w:r>
             <w:fldChar w:fldCharType="separate"/>
           </w:r>
-          <w:hyperlink w:anchor="_Toc243668355" w:history="1">
+          <w:hyperlink w:anchor="_Toc243669457" w:history="1">
             <w:r>
               <w:rPr>
                 <w:rStyle w:val="Hyperlink"/>
@@ -4869,7 +4869,7 @@
               <w:rPr>
                 <w:noProof/>
               </w:rPr>
-              <w:instrText xml:space="preserve"> PAGEREF _Toc243668355 \h </w:instrText>
+              <w:instrText xml:space="preserve"> PAGEREF _Toc243669457 \h </w:instrText>
             </w:r>
             <w:r>
               <w:rPr>
@@ -4912,7 +4912,7 @@
               <w14:ligatures w14:val="standardContextual"/>
             </w:rPr>
           </w:pPr>
-          <w:hyperlink w:anchor="_Toc243668356" w:history="1">
+          <w:hyperlink w:anchor="_Toc243669458" w:history="1">
             <w:r>
               <w:rPr>
                 <w:rStyle w:val="Hyperlink"/>
@@ -4936,7 +4936,7 @@
               <w:rPr>
                 <w:noProof/>
               </w:rPr>
-              <w:instrText xml:space="preserve"> PAGEREF _Toc243668356 \h </w:instrText>
+              <w:instrText xml:space="preserve"> PAGEREF _Toc243669458 \h </w:instrText>
             </w:r>
             <w:r>
               <w:rPr>
@@ -4979,7 +4979,7 @@
               <w14:ligatures w14:val="standardContextual"/>
             </w:rPr>
           </w:pPr>
-          <w:hyperlink w:anchor="_Toc243668357" w:history="1">
+          <w:hyperlink w:anchor="_Toc243669459" w:history="1">
             <w:r>
               <w:rPr>
                 <w:rStyle w:val="Hyperlink"/>
@@ -5003,7 +5003,7 @@
               <w:rPr>
                 <w:noProof/>
               </w:rPr>
-              <w:instrText xml:space="preserve"> PAGEREF _Toc243668357 \h </w:instrText>
+              <w:instrText xml:space="preserve"> PAGEREF _Toc243669459 \h </w:instrText>
             </w:r>
             <w:r>
               <w:rPr>
@@ -5046,7 +5046,7 @@
               <w14:ligatures w14:val="standardContextual"/>
             </w:rPr>
           </w:pPr>
-          <w:hyperlink w:anchor="_Toc243668358" w:history="1">
+          <w:hyperlink w:anchor="_Toc243669460" w:history="1">
             <w:r>
               <w:rPr>
                 <w:rStyle w:val="Hyperlink"/>
@@ -5070,7 +5070,7 @@
               <w:rPr>
                 <w:noProof/>
               </w:rPr>
-              <w:instrText xml:space="preserve"> PAGEREF _Toc243668358 \h </w:instrText>
+              <w:instrText xml:space="preserve"> PAGEREF _Toc243669460 \h </w:instrText>
             </w:r>
             <w:r>
               <w:rPr>
@@ -5113,7 +5113,7 @@
               <w14:ligatures w14:val="standardContextual"/>
             </w:rPr>
           </w:pPr>
-          <w:hyperlink w:anchor="_Toc243668359" w:history="1">
+          <w:hyperlink w:anchor="_Toc243669461" w:history="1">
             <w:r>
               <w:rPr>
                 <w:rStyle w:val="Hyperlink"/>
@@ -5137,7 +5137,7 @@
               <w:rPr>
                 <w:noProof/>
               </w:rPr>
-              <w:instrText xml:space="preserve"> PAGEREF _Toc243668359 \h </w:instrText>
+              <w:instrText xml:space="preserve"> PAGEREF _Toc243669461 \h </w:instrText>
             </w:r>
             <w:r>
               <w:rPr>
@@ -5180,7 +5180,7 @@
               <w14:ligatures w14:val="standardContextual"/>
             </w:rPr>
           </w:pPr>
-          <w:hyperlink w:anchor="_Toc243668360" w:history="1">
+          <w:hyperlink w:anchor="_Toc243669462" w:history="1">
             <w:r>
               <w:rPr>
                 <w:rStyle w:val="Hyperlink"/>
@@ -5204,7 +5204,7 @@
               <w:rPr>
                 <w:noProof/>
               </w:rPr>
-              <w:instrText xml:space="preserve"> PAGEREF _Toc243668360 \h </w:instrText>
+              <w:instrText xml:space="preserve"> PAGEREF _Toc243669462 \h </w:instrText>
             </w:r>
             <w:r>
               <w:rPr>
@@ -5247,7 +5247,7 @@
               <w14:ligatures w14:val="standardContextual"/>
             </w:rPr>
           </w:pPr>
-          <w:hyperlink w:anchor="_Toc243668361" w:history="1">
+          <w:hyperlink w:anchor="_Toc243669463" w:history="1">
             <w:r>
               <w:rPr>
                 <w:rStyle w:val="Hyperlink"/>
@@ -5271,7 +5271,7 @@
               <w:rPr>
                 <w:noProof/>
               </w:rPr>
-              <w:instrText xml:space="preserve"> PAGEREF _Toc243668361 \h </w:instrText>
+              <w:instrText xml:space="preserve"> PAGEREF _Toc243669463 \h </w:instrText>
             </w:r>
             <w:r>
               <w:rPr>
@@ -5314,7 +5314,7 @@
               <w14:ligatures w14:val="standardContextual"/>
             </w:rPr>
           </w:pPr>
-          <w:hyperlink w:anchor="_Toc243668362" w:history="1">
+          <w:hyperlink w:anchor="_Toc243669464" w:history="1">
             <w:r>
               <w:rPr>
                 <w:rStyle w:val="Hyperlink"/>
@@ -5338,7 +5338,7 @@
               <w:rPr>
                 <w:noProof/>
               </w:rPr>
-              <w:instrText xml:space="preserve"> PAGEREF _Toc243668362 \h </w:instrText>
+              <w:instrText xml:space="preserve"> PAGEREF _Toc243669464 \h </w:instrText>
             </w:r>
             <w:r>
               <w:rPr>
@@ -5381,7 +5381,7 @@
               <w14:ligatures w14:val="standardContextual"/>
             </w:rPr>
           </w:pPr>
-          <w:hyperlink w:anchor="_Toc243668363" w:history="1">
+          <w:hyperlink w:anchor="_Toc243669465" w:history="1">
             <w:r>
               <w:rPr>
                 <w:rStyle w:val="Hyperlink"/>
@@ -5405,7 +5405,7 @@
               <w:rPr>
                 <w:noProof/>
               </w:rPr>
-              <w:instrText xml:space="preserve"> PAGEREF _Toc243668363 \h </w:instrText>
+              <w:instrText xml:space="preserve"> PAGEREF _Toc243669465 \h </w:instrText>
             </w:r>
             <w:r>
               <w:rPr>
@@ -5448,7 +5448,7 @@
               <w14:ligatures w14:val="standardContextual"/>
             </w:rPr>
           </w:pPr>
-          <w:hyperlink w:anchor="_Toc243668364" w:history="1">
+          <w:hyperlink w:anchor="_Toc243669466" w:history="1">
             <w:r>
               <w:rPr>
                 <w:rStyle w:val="Hyperlink"/>
@@ -5472,7 +5472,7 @@
               <w:rPr>
                 <w:noProof/>
               </w:rPr>
-              <w:instrText xml:space="preserve"> PAGEREF _Toc243668364 \h </w:instrText>
+              <w:instrText xml:space="preserve"> PAGEREF _Toc243669466 \h </w:instrText>
             </w:r>
             <w:r>
               <w:rPr>
@@ -5515,7 +5515,7 @@
               <w14:ligatures w14:val="standardContextual"/>
             </w:rPr>
           </w:pPr>
-          <w:hyperlink w:anchor="_Toc243668365" w:history="1">
+          <w:hyperlink w:anchor="_Toc243669467" w:history="1">
             <w:r>
               <w:rPr>
                 <w:rStyle w:val="Hyperlink"/>
@@ -5539,7 +5539,7 @@
               <w:rPr>
                 <w:noProof/>
               </w:rPr>
-              <w:instrText xml:space="preserve"> PAGEREF _Toc243668365 \h </w:instrText>
+              <w:instrText xml:space="preserve"> PAGEREF _Toc243669467 \h </w:instrText>
             </w:r>
             <w:r>
               <w:rPr>
@@ -5582,7 +5582,7 @@
               <w14:ligatures w14:val="standardContextual"/>
             </w:rPr>
           </w:pPr>
-          <w:hyperlink w:anchor="_Toc243668366" w:history="1">
+          <w:hyperlink w:anchor="_Toc243669468" w:history="1">
             <w:r>
               <w:rPr>
                 <w:rStyle w:val="Hyperlink"/>
@@ -5606,7 +5606,7 @@
               <w:rPr>
                 <w:noProof/>
               </w:rPr>
-              <w:instrText xml:space="preserve"> PAGEREF _Toc243668366 \h </w:instrText>
+              <w:instrText xml:space="preserve"> PAGEREF _Toc243669468 \h </w:instrText>
             </w:r>
             <w:r>
               <w:rPr>
@@ -5649,7 +5649,7 @@
               <w14:ligatures w14:val="standardContextual"/>
             </w:rPr>
           </w:pPr>
-          <w:hyperlink w:anchor="_Toc243668367" w:history="1">
+          <w:hyperlink w:anchor="_Toc243669469" w:history="1">
             <w:r>
               <w:rPr>
                 <w:rStyle w:val="Hyperlink"/>
@@ -5673,7 +5673,7 @@
               <w:rPr>
                 <w:noProof/>
               </w:rPr>
-              <w:instrText xml:space="preserve"> PAGEREF _Toc243668367 \h </w:instrText>
+              <w:instrText xml:space="preserve"> PAGEREF _Toc243669469 \h </w:instrText>
             </w:r>
             <w:r>
               <w:rPr>
@@ -5716,7 +5716,7 @@
               <w14:ligatures w14:val="standardContextual"/>
             </w:rPr>
           </w:pPr>
-          <w:hyperlink w:anchor="_Toc243668368" w:history="1">
+          <w:hyperlink w:anchor="_Toc243669470" w:history="1">
             <w:r>
               <w:rPr>
                 <w:rStyle w:val="Hyperlink"/>
@@ -5740,7 +5740,7 @@
               <w:rPr>
                 <w:noProof/>
               </w:rPr>
-              <w:instrText xml:space="preserve"> PAGEREF _Toc243668368 \h </w:instrText>
+              <w:instrText xml:space="preserve"> PAGEREF _Toc243669470 \h </w:instrText>
             </w:r>
             <w:r>
               <w:rPr>
@@ -5783,7 +5783,7 @@
               <w14:ligatures w14:val="standardContextual"/>
             </w:rPr>
           </w:pPr>
-          <w:hyperlink w:anchor="_Toc243668369" w:history="1">
+          <w:hyperlink w:anchor="_Toc243669471" w:history="1">
             <w:r>
               <w:rPr>
                 <w:rStyle w:val="Hyperlink"/>
@@ -5807,7 +5807,7 @@
               <w:rPr>
                 <w:noProof/>
               </w:rPr>
-              <w:instrText xml:space="preserve"> PAGEREF _Toc243668369 \h </w:instrText>
+              <w:instrText xml:space="preserve"> PAGEREF _Toc243669471 \h </w:instrText>
             </w:r>
             <w:r>
               <w:rPr>
@@ -5848,7 +5848,7 @@
         <w:keepLines/>
         <w:pageBreakBefore/>
       </w:pPr>
-      <w:bookmarkStart w:id="0" w:name="_Toc243668332"/>
+      <w:bookmarkStart w:id="0" w:name="_Toc243669434"/>
       <w:r>
         <w:lastRenderedPageBreak/>
         <w:t>1 Introduction</w:t>
@@ -5861,7 +5861,7 @@
         <w:keepNext/>
         <w:keepLines/>
       </w:pPr>
-      <w:bookmarkStart w:id="1" w:name="_Toc243668333"/>
+      <w:bookmarkStart w:id="1" w:name="_Toc243669435"/>
       <w:r>
         <w:t>1.1 Purpose</w:t>
       </w:r>
@@ -5884,7 +5884,7 @@
         <w:keepNext/>
         <w:keepLines/>
       </w:pPr>
-      <w:bookmarkStart w:id="2" w:name="_Toc243668334"/>
+      <w:bookmarkStart w:id="2" w:name="_Toc243669436"/>
       <w:r>
         <w:t>1.2 Scope</w:t>
       </w:r>
@@ -5907,7 +5907,7 @@
         <w:keepNext/>
         <w:keepLines/>
       </w:pPr>
-      <w:bookmarkStart w:id="3" w:name="_Toc243668335"/>
+      <w:bookmarkStart w:id="3" w:name="_Toc243669437"/>
       <w:r>
         <w:t>1.3 Intended audience</w:t>
       </w:r>
@@ -5927,7 +5927,7 @@
         <w:keepNext/>
         <w:keepLines/>
       </w:pPr>
-      <w:bookmarkStart w:id="4" w:name="_Toc243668336"/>
+      <w:bookmarkStart w:id="4" w:name="_Toc243669438"/>
       <w:r>
         <w:t>1.4 Relationship to other documents</w:t>
       </w:r>
@@ -5938,7 +5938,7 @@
         <w:pStyle w:val="Caption"/>
         <w:keepNext/>
       </w:pPr>
-      <w:bookmarkStart w:id="5" w:name="_Toc243668355"/>
+      <w:bookmarkStart w:id="5" w:name="_Toc243669457"/>
       <w:r>
         <w:t xml:space="preserve">Table </w:t>
       </w:r>
@@ -6456,7 +6456,7 @@
         <w:keepLines/>
         <w:pageBreakBefore/>
       </w:pPr>
-      <w:bookmarkStart w:id="6" w:name="_Toc243668337"/>
+      <w:bookmarkStart w:id="6" w:name="_Toc243669439"/>
       <w:r>
         <w:lastRenderedPageBreak/>
         <w:t>2 Test strategy</w:t>
@@ -6469,7 +6469,7 @@
         <w:keepNext/>
         <w:keepLines/>
       </w:pPr>
-      <w:bookmarkStart w:id="7" w:name="_Toc243668338"/>
+      <w:bookmarkStart w:id="7" w:name="_Toc243669440"/>
       <w:r>
         <w:t>2.1 Test levels</w:t>
       </w:r>
@@ -6480,7 +6480,7 @@
         <w:pStyle w:val="Caption"/>
         <w:keepNext/>
       </w:pPr>
-      <w:bookmarkStart w:id="8" w:name="_Toc243668356"/>
+      <w:bookmarkStart w:id="8" w:name="_Toc243669458"/>
       <w:r>
         <w:t xml:space="preserve">Table </w:t>
       </w:r>
@@ -7722,7 +7722,7 @@
         <w:keepNext/>
         <w:keepLines/>
       </w:pPr>
-      <w:bookmarkStart w:id="9" w:name="_Toc243668339"/>
+      <w:bookmarkStart w:id="9" w:name="_Toc243669441"/>
       <w:r>
         <w:t>2.2 Test types</w:t>
       </w:r>
@@ -7733,7 +7733,7 @@
         <w:pStyle w:val="Caption"/>
         <w:keepNext/>
       </w:pPr>
-      <w:bookmarkStart w:id="10" w:name="_Toc243668357"/>
+      <w:bookmarkStart w:id="10" w:name="_Toc243669459"/>
       <w:r>
         <w:t xml:space="preserve">Table </w:t>
       </w:r>
@@ -8521,7 +8521,7 @@
         <w:keepNext/>
         <w:keepLines/>
       </w:pPr>
-      <w:bookmarkStart w:id="11" w:name="_Toc243668340"/>
+      <w:bookmarkStart w:id="11" w:name="_Toc243669442"/>
       <w:r>
         <w:t>2.3 Approach</w:t>
       </w:r>
@@ -8557,7 +8557,7 @@
         <w:keepLines/>
         <w:pageBreakBefore/>
       </w:pPr>
-      <w:bookmarkStart w:id="12" w:name="_Toc243668341"/>
+      <w:bookmarkStart w:id="12" w:name="_Toc243669443"/>
       <w:r>
         <w:lastRenderedPageBreak/>
         <w:t>3 Test environment</w:t>
@@ -8569,7 +8569,7 @@
         <w:pStyle w:val="Caption"/>
         <w:keepNext/>
       </w:pPr>
-      <w:bookmarkStart w:id="13" w:name="_Toc243668358"/>
+      <w:bookmarkStart w:id="13" w:name="_Toc243669460"/>
       <w:r>
         <w:t xml:space="preserve">Table </w:t>
       </w:r>
@@ -9232,7 +9232,7 @@
         <w:keepLines/>
         <w:pageBreakBefore/>
       </w:pPr>
-      <w:bookmarkStart w:id="14" w:name="_Toc243668342"/>
+      <w:bookmarkStart w:id="14" w:name="_Toc243669444"/>
       <w:r>
         <w:lastRenderedPageBreak/>
         <w:t>4 </w:t>
@@ -9248,7 +9248,7 @@
         <w:keepNext/>
         <w:keepLines/>
       </w:pPr>
-      <w:bookmarkStart w:id="15" w:name="_Toc243668343"/>
+      <w:bookmarkStart w:id="15" w:name="_Toc243669445"/>
       <w:r>
         <w:t>4.1 Entry criteria</w:t>
       </w:r>
@@ -9268,7 +9268,7 @@
         <w:keepNext/>
         <w:keepLines/>
       </w:pPr>
-      <w:bookmarkStart w:id="16" w:name="_Toc243668344"/>
+      <w:bookmarkStart w:id="16" w:name="_Toc243669446"/>
       <w:r>
         <w:t>4.2 Exit criteria (Definition of Done)</w:t>
       </w:r>
@@ -9476,7 +9476,7 @@
         <w:keepNext/>
         <w:keepLines/>
       </w:pPr>
-      <w:bookmarkStart w:id="17" w:name="_Toc243668345"/>
+      <w:bookmarkStart w:id="17" w:name="_Toc243669447"/>
       <w:r>
         <w:t>4.3 Suspension and resumption</w:t>
       </w:r>
@@ -9500,7 +9500,7 @@
         <w:keepLines/>
         <w:pageBreakBefore/>
       </w:pPr>
-      <w:bookmarkStart w:id="18" w:name="_Toc243668346"/>
+      <w:bookmarkStart w:id="18" w:name="_Toc243669448"/>
       <w:r>
         <w:lastRenderedPageBreak/>
         <w:t>5 Test items and features</w:t>
@@ -9512,7 +9512,7 @@
         <w:pStyle w:val="Caption"/>
         <w:keepNext/>
       </w:pPr>
-      <w:bookmarkStart w:id="19" w:name="_Toc243668359"/>
+      <w:bookmarkStart w:id="19" w:name="_Toc243669461"/>
       <w:r>
         <w:t xml:space="preserve">Table </w:t>
       </w:r>
@@ -12369,7 +12369,7 @@
         <w:keepLines/>
         <w:pageBreakBefore/>
       </w:pPr>
-      <w:bookmarkStart w:id="20" w:name="_Toc243668347"/>
+      <w:bookmarkStart w:id="20" w:name="_Toc243669449"/>
       <w:r>
         <w:lastRenderedPageBreak/>
         <w:t>6 Test case catalogue</w:t>
@@ -12401,7 +12401,7 @@
         <w:pStyle w:val="Caption"/>
         <w:keepNext/>
       </w:pPr>
-      <w:bookmarkStart w:id="21" w:name="_Toc243668360"/>
+      <w:bookmarkStart w:id="21" w:name="_Toc243669462"/>
       <w:r>
         <w:t xml:space="preserve">Table </w:t>
       </w:r>
@@ -20749,7 +20749,7 @@
                 <w:szCs w:val="17"/>
                 <w:shd w:val="clear" w:color="auto" w:fill="F2F4F3"/>
               </w:rPr>
-              <w:t>shared/careers.test.ts</w:t>
+              <w:t>worker/careers.test.ts</w:t>
             </w:r>
             <w:r>
               <w:rPr>
@@ -20827,7 +20827,7 @@
         <w:keepLines/>
         <w:pageBreakBefore/>
       </w:pPr>
-      <w:bookmarkStart w:id="22" w:name="_Toc243668348"/>
+      <w:bookmarkStart w:id="22" w:name="_Toc243669450"/>
       <w:r>
         <w:lastRenderedPageBreak/>
         <w:t>7 Security tests</w:t>
@@ -20839,7 +20839,7 @@
         <w:pStyle w:val="Caption"/>
         <w:keepNext/>
       </w:pPr>
-      <w:bookmarkStart w:id="23" w:name="_Toc243668361"/>
+      <w:bookmarkStart w:id="23" w:name="_Toc243669463"/>
       <w:r>
         <w:t xml:space="preserve">Table </w:t>
       </w:r>
@@ -23385,7 +23385,7 @@
         <w:keepLines/>
         <w:pageBreakBefore/>
       </w:pPr>
-      <w:bookmarkStart w:id="24" w:name="_Toc243668349"/>
+      <w:bookmarkStart w:id="24" w:name="_Toc243669451"/>
       <w:r>
         <w:lastRenderedPageBreak/>
         <w:t>8 Results summary</w:t>
@@ -23417,7 +23417,7 @@
         <w:pStyle w:val="Caption"/>
         <w:keepNext/>
       </w:pPr>
-      <w:bookmarkStart w:id="25" w:name="_Toc243668362"/>
+      <w:bookmarkStart w:id="25" w:name="_Toc243669464"/>
       <w:r>
         <w:t xml:space="preserve">Table </w:t>
       </w:r>
@@ -24218,7 +24218,7 @@
         <w:pStyle w:val="Caption"/>
         <w:keepNext/>
       </w:pPr>
-      <w:bookmarkStart w:id="26" w:name="_Toc243668363"/>
+      <w:bookmarkStart w:id="26" w:name="_Toc243669465"/>
       <w:r>
         <w:t xml:space="preserve">Table </w:t>
       </w:r>
@@ -24733,7 +24733,7 @@
         <w:pStyle w:val="Caption"/>
         <w:keepNext/>
       </w:pPr>
-      <w:bookmarkStart w:id="27" w:name="_Toc243668364"/>
+      <w:bookmarkStart w:id="27" w:name="_Toc243669466"/>
       <w:r>
         <w:t xml:space="preserve">Table </w:t>
       </w:r>
@@ -25307,7 +25307,7 @@
         <w:keepLines/>
         <w:pageBreakBefore/>
       </w:pPr>
-      <w:bookmarkStart w:id="28" w:name="_Toc243668350"/>
+      <w:bookmarkStart w:id="28" w:name="_Toc243669452"/>
       <w:r>
         <w:lastRenderedPageBreak/>
         <w:t>9 Defects found and fixed</w:t>
@@ -25319,7 +25319,7 @@
         <w:pStyle w:val="Caption"/>
         <w:keepNext/>
       </w:pPr>
-      <w:bookmarkStart w:id="29" w:name="_Toc243668365"/>
+      <w:bookmarkStart w:id="29" w:name="_Toc243669467"/>
       <w:r>
         <w:t xml:space="preserve">Table </w:t>
       </w:r>
@@ -26477,7 +26477,7 @@
         <w:keepLines/>
         <w:pageBreakBefore/>
       </w:pPr>
-      <w:bookmarkStart w:id="30" w:name="_Toc243668351"/>
+      <w:bookmarkStart w:id="30" w:name="_Toc243669453"/>
       <w:r>
         <w:lastRenderedPageBreak/>
         <w:t>10 Known gaps and risks</w:t>
@@ -26489,7 +26489,7 @@
         <w:pStyle w:val="Caption"/>
         <w:keepNext/>
       </w:pPr>
-      <w:bookmarkStart w:id="31" w:name="_Toc243668366"/>
+      <w:bookmarkStart w:id="31" w:name="_Toc243669468"/>
       <w:r>
         <w:t xml:space="preserve">Table </w:t>
       </w:r>
@@ -27754,7 +27754,7 @@
         <w:keepLines/>
         <w:pageBreakBefore/>
       </w:pPr>
-      <w:bookmarkStart w:id="32" w:name="_Toc243668352"/>
+      <w:bookmarkStart w:id="32" w:name="_Toc243669454"/>
       <w:r>
         <w:lastRenderedPageBreak/>
         <w:t>11 Traceability</w:t>
@@ -27774,7 +27774,7 @@
         <w:pStyle w:val="Caption"/>
         <w:keepNext/>
       </w:pPr>
-      <w:bookmarkStart w:id="33" w:name="_Toc243668367"/>
+      <w:bookmarkStart w:id="33" w:name="_Toc243669469"/>
       <w:r>
         <w:t xml:space="preserve">Table </w:t>
       </w:r>
@@ -29643,7 +29643,7 @@
         <w:keepLines/>
         <w:pageBreakBefore/>
       </w:pPr>
-      <w:bookmarkStart w:id="34" w:name="_Toc243668353"/>
+      <w:bookmarkStart w:id="34" w:name="_Toc243669455"/>
       <w:r>
         <w:lastRenderedPageBreak/>
         <w:t>Appendix A: Glossary</w:t>
@@ -29655,7 +29655,7 @@
         <w:pStyle w:val="Caption"/>
         <w:keepNext/>
       </w:pPr>
-      <w:bookmarkStart w:id="35" w:name="_Toc243668368"/>
+      <w:bookmarkStart w:id="35" w:name="_Toc243669470"/>
       <w:r>
         <w:t xml:space="preserve">Table </w:t>
       </w:r>
@@ -30676,7 +30676,7 @@
         <w:keepLines/>
         <w:pageBreakBefore/>
       </w:pPr>
-      <w:bookmarkStart w:id="36" w:name="_Toc243668354"/>
+      <w:bookmarkStart w:id="36" w:name="_Toc243669456"/>
       <w:r>
         <w:lastRenderedPageBreak/>
         <w:t>Appendix B: References</w:t>
@@ -30688,7 +30688,7 @@
         <w:pStyle w:val="Caption"/>
         <w:keepNext/>
       </w:pPr>
-      <w:bookmarkStart w:id="37" w:name="_Toc243668369"/>
+      <w:bookmarkStart w:id="37" w:name="_Toc243669471"/>
       <w:r>
         <w:t xml:space="preserve">Table </w:t>
       </w:r>
@@ -31605,10 +31605,72 @@
 <file path=word/numbering.xml><?xml version="1.0" encoding="utf-8"?>
 <w:numbering xmlns:wpc="http://schemas.microsoft.com/office/word/2010/wordprocessingCanvas" xmlns:cx="http://schemas.microsoft.com/office/drawing/2014/chartex" xmlns:cx1="http://schemas.microsoft.com/office/drawing/2015/9/8/chartex" xmlns:cx2="http://schemas.microsoft.com/office/drawing/2015/10/21/chartex" xmlns:cx3="http://schemas.microsoft.com/office/drawing/2016/5/9/chartex" xmlns:cx4="http://schemas.microsoft.com/office/drawing/2016/5/10/chartex" xmlns:cx5="http://schemas.microsoft.com/office/drawing/2016/5/11/chartex" xmlns:cx6="http://schemas.microsoft.com/office/drawing/2016/5/12/chartex" xmlns:cx7="http://schemas.microsoft.com/office/drawing/2016/5/13/chartex" xmlns:cx8="http://schemas.microsoft.com/office/drawing/2016/5/14/chartex" xmlns:mc="http://schemas.openxmlformats.org/markup-compatibility/2006" xmlns:aink="http://schemas.microsoft.com/office/drawing/2016/ink" xmlns:am3d="http://schemas.microsoft.com/office/drawing/2017/model3d" xmlns:o="urn:schemas-microsoft-com:office:office" xmlns:oel="http://schemas.microsoft.com/office/2019/extlst" xmlns:r="http://schemas.openxmlformats.org/officeDocument/2006/relationships" xmlns:m="http://schemas.openxmlformats.org/officeDocument/2006/math" xmlns:v="urn:schemas-microsoft-com:vml" xmlns:wp14="http://schemas.microsoft.com/office/word/2010/wordprocessingDrawing" xmlns:wp="http://schemas.openxmlformats.org/drawingml/2006/wordprocessingDrawing" xmlns:w10="urn:schemas-microsoft-com:office:word" xmlns:w="http://schemas.openxmlformats.org/wordprocessingml/2006/main" xmlns:w14="http://schemas.microsoft.com/office/word/2010/wordml" xmlns:w15="http://schemas.microsoft.com/office/word/2012/wordml" xmlns:w16cex="http://schemas.microsoft.com/office/word/2018/wordml/cex" xmlns:w16cid="http://schemas.microsoft.com/office/word/2016/wordml/cid" xmlns:w16="http://schemas.microsoft.com/office/word/2018/wordml" xmlns:w16du="http://schemas.microsoft.com/office/word/2023/wordml/word16du" xmlns:w16sdtdh="http://schemas.microsoft.com/office/word/2020/wordml/sdtdatahash" xmlns:w16sdtfl="http://schemas.microsoft.com/office/word/2024/wordml/sdtformatlock" xmlns:w16se="http://schemas.microsoft.com/office/word/2015/wordml/symex" xmlns:wpg="http://schemas.microsoft.com/office/word/2010/wordprocessingGroup" xmlns:wpi="http://schemas.microsoft.com/office/word/2010/wordprocessingInk" xmlns:wne="http://schemas.microsoft.com/office/word/2006/wordml" xmlns:wps="http://schemas.microsoft.com/office/word/2010/wordprocessingShape" mc:Ignorable="w14 w15 w16se w16cid w16 w16cex w16sdtdh w16sdtfl w16du wp14">
   <w:abstractNum w:abstractNumId="0" w15:restartNumberingAfterBreak="0">
-    <w:nsid w:val="16B26E3B"/>
+    <w:nsid w:val="17F662DE"/>
     <w:multiLevelType w:val="hybridMultilevel"/>
-    <w:tmpl w:val="2EB06260"/>
-    <w:lvl w:ilvl="0" w:tplc="52E8261C" w:tentative="1">
+    <w:tmpl w:val="76F4D226"/>
+    <w:lvl w:ilvl="0" w:tplc="9FB424FA">
+      <w:start w:val="1"/>
+      <w:numFmt w:val="decimal"/>
+      <w:lvlText w:val="%1."/>
+      <w:lvlJc w:val="left"/>
+      <w:pPr>
+        <w:ind w:left="720" w:hanging="360"/>
+      </w:pPr>
+    </w:lvl>
+    <w:lvl w:ilvl="1" w:tplc="0AE081D4" w:tentative="1">
+      <w:start w:val="1"/>
+      <w:numFmt w:val="lowerLetter"/>
+      <w:lvlText w:val="%2."/>
+      <w:lvlJc w:val="left"/>
+      <w:pPr>
+        <w:ind w:left="1080" w:hanging="360"/>
+      </w:pPr>
+    </w:lvl>
+    <w:lvl w:ilvl="2" w:tplc="31BED5D2" w:tentative="1">
+      <w:start w:val="1"/>
+      <w:numFmt w:val="lowerRoman"/>
+      <w:lvlText w:val="%3."/>
+      <w:lvlJc w:val="left"/>
+      <w:pPr>
+        <w:ind w:left="1440" w:hanging="360"/>
+      </w:pPr>
+    </w:lvl>
+    <w:lvl w:ilvl="3" w:tplc="63EA7C30">
+      <w:numFmt w:val="decimal"/>
+      <w:lvlText w:val=""/>
+      <w:lvlJc w:val="left"/>
+    </w:lvl>
+    <w:lvl w:ilvl="4" w:tplc="9D94B28C">
+      <w:numFmt w:val="decimal"/>
+      <w:lvlText w:val=""/>
+      <w:lvlJc w:val="left"/>
+    </w:lvl>
+    <w:lvl w:ilvl="5" w:tplc="2E8C004C">
+      <w:numFmt w:val="decimal"/>
+      <w:lvlText w:val=""/>
+      <w:lvlJc w:val="left"/>
+    </w:lvl>
+    <w:lvl w:ilvl="6" w:tplc="E5F690C6">
+      <w:numFmt w:val="decimal"/>
+      <w:lvlText w:val=""/>
+      <w:lvlJc w:val="left"/>
+    </w:lvl>
+    <w:lvl w:ilvl="7" w:tplc="964C5A44">
+      <w:numFmt w:val="decimal"/>
+      <w:lvlText w:val=""/>
+      <w:lvlJc w:val="left"/>
+    </w:lvl>
+    <w:lvl w:ilvl="8" w:tplc="3AB218EC">
+      <w:numFmt w:val="decimal"/>
+      <w:lvlText w:val=""/>
+      <w:lvlJc w:val="left"/>
+    </w:lvl>
+  </w:abstractNum>
+  <w:abstractNum w:abstractNumId="1" w15:restartNumberingAfterBreak="0">
+    <w:nsid w:val="51EF01E0"/>
+    <w:multiLevelType w:val="hybridMultilevel"/>
+    <w:tmpl w:val="718216C0"/>
+    <w:lvl w:ilvl="0" w:tplc="49300A50" w:tentative="1">
       <w:start w:val="1"/>
       <w:numFmt w:val="bullet"/>
       <w:lvlText w:val="●"/>
@@ -31617,7 +31679,7 @@
         <w:ind w:left="720" w:hanging="360"/>
       </w:pPr>
     </w:lvl>
-    <w:lvl w:ilvl="1" w:tplc="7B0C1848" w:tentative="1">
+    <w:lvl w:ilvl="1" w:tplc="1EDC2BF2" w:tentative="1">
       <w:start w:val="1"/>
       <w:numFmt w:val="bullet"/>
       <w:lvlText w:val="○"/>
@@ -31626,7 +31688,7 @@
         <w:ind w:left="1440" w:hanging="360"/>
       </w:pPr>
     </w:lvl>
-    <w:lvl w:ilvl="2" w:tplc="F0E04554" w:tentative="1">
+    <w:lvl w:ilvl="2" w:tplc="669011A0" w:tentative="1">
       <w:start w:val="1"/>
       <w:numFmt w:val="bullet"/>
       <w:lvlText w:val="■"/>
@@ -31635,7 +31697,7 @@
         <w:ind w:left="2160" w:hanging="360"/>
       </w:pPr>
     </w:lvl>
-    <w:lvl w:ilvl="3" w:tplc="1334F0C2" w:tentative="1">
+    <w:lvl w:ilvl="3" w:tplc="649E6622" w:tentative="1">
       <w:start w:val="1"/>
       <w:numFmt w:val="bullet"/>
       <w:lvlText w:val="●"/>
@@ -31644,7 +31706,7 @@
         <w:ind w:left="2880" w:hanging="360"/>
       </w:pPr>
     </w:lvl>
-    <w:lvl w:ilvl="4" w:tplc="F0884BA8" w:tentative="1">
+    <w:lvl w:ilvl="4" w:tplc="848421AA" w:tentative="1">
       <w:start w:val="1"/>
       <w:numFmt w:val="bullet"/>
       <w:lvlText w:val="○"/>
@@ -31653,7 +31715,7 @@
         <w:ind w:left="3600" w:hanging="360"/>
       </w:pPr>
     </w:lvl>
-    <w:lvl w:ilvl="5" w:tplc="FED25972" w:tentative="1">
+    <w:lvl w:ilvl="5" w:tplc="B76E8F9A" w:tentative="1">
       <w:start w:val="1"/>
       <w:numFmt w:val="bullet"/>
       <w:lvlText w:val="■"/>
@@ -31662,7 +31724,7 @@
         <w:ind w:left="4320" w:hanging="360"/>
       </w:pPr>
     </w:lvl>
-    <w:lvl w:ilvl="6" w:tplc="D0EEB598" w:tentative="1">
+    <w:lvl w:ilvl="6" w:tplc="A67C7060" w:tentative="1">
       <w:start w:val="1"/>
       <w:numFmt w:val="bullet"/>
       <w:lvlText w:val="●"/>
@@ -31671,7 +31733,7 @@
         <w:ind w:left="5040" w:hanging="360"/>
       </w:pPr>
     </w:lvl>
-    <w:lvl w:ilvl="7" w:tplc="102CC496" w:tentative="1">
+    <w:lvl w:ilvl="7" w:tplc="785E5242" w:tentative="1">
       <w:start w:val="1"/>
       <w:numFmt w:val="bullet"/>
       <w:lvlText w:val="●"/>
@@ -31680,7 +31742,7 @@
         <w:ind w:left="5760" w:hanging="360"/>
       </w:pPr>
     </w:lvl>
-    <w:lvl w:ilvl="8" w:tplc="44028E04" w:tentative="1">
+    <w:lvl w:ilvl="8" w:tplc="30D6DFD0" w:tentative="1">
       <w:start w:val="1"/>
       <w:numFmt w:val="bullet"/>
       <w:lvlText w:val="●"/>
@@ -31690,11 +31752,11 @@
       </w:pPr>
     </w:lvl>
   </w:abstractNum>
-  <w:abstractNum w:abstractNumId="1" w15:restartNumberingAfterBreak="0">
-    <w:nsid w:val="32331445"/>
+  <w:abstractNum w:abstractNumId="2" w15:restartNumberingAfterBreak="0">
+    <w:nsid w:val="5D4317B7"/>
     <w:multiLevelType w:val="hybridMultilevel"/>
-    <w:tmpl w:val="7AB88520"/>
-    <w:lvl w:ilvl="0" w:tplc="BA96B782" w:tentative="1">
+    <w:tmpl w:val="1868CB7E"/>
+    <w:lvl w:ilvl="0" w:tplc="339E81C8" w:tentative="1">
       <w:start w:val="1"/>
       <w:numFmt w:val="bullet"/>
       <w:lvlText w:val="•"/>
@@ -31703,7 +31765,7 @@
         <w:ind w:left="720" w:hanging="280"/>
       </w:pPr>
     </w:lvl>
-    <w:lvl w:ilvl="1" w:tplc="9D8EFD44" w:tentative="1">
+    <w:lvl w:ilvl="1" w:tplc="3F702D4A" w:tentative="1">
       <w:start w:val="1"/>
       <w:numFmt w:val="bullet"/>
       <w:lvlText w:val="–"/>
@@ -31712,7 +31774,7 @@
         <w:ind w:left="1080" w:hanging="280"/>
       </w:pPr>
     </w:lvl>
-    <w:lvl w:ilvl="2" w:tplc="D3C49B3A" w:tentative="1">
+    <w:lvl w:ilvl="2" w:tplc="F8DCB78A" w:tentative="1">
       <w:start w:val="1"/>
       <w:numFmt w:val="bullet"/>
       <w:lvlText w:val="▪"/>
@@ -31721,107 +31783,45 @@
         <w:ind w:left="1440" w:hanging="280"/>
       </w:pPr>
     </w:lvl>
-    <w:lvl w:ilvl="3" w:tplc="87EABFE0">
+    <w:lvl w:ilvl="3" w:tplc="B1C458CC">
       <w:numFmt w:val="decimal"/>
       <w:lvlText w:val=""/>
       <w:lvlJc w:val="left"/>
     </w:lvl>
-    <w:lvl w:ilvl="4" w:tplc="84F881AE">
+    <w:lvl w:ilvl="4" w:tplc="E9143266">
       <w:numFmt w:val="decimal"/>
       <w:lvlText w:val=""/>
       <w:lvlJc w:val="left"/>
     </w:lvl>
-    <w:lvl w:ilvl="5" w:tplc="870AF5D4">
+    <w:lvl w:ilvl="5" w:tplc="DEEEE772">
       <w:numFmt w:val="decimal"/>
       <w:lvlText w:val=""/>
       <w:lvlJc w:val="left"/>
     </w:lvl>
-    <w:lvl w:ilvl="6" w:tplc="6ED68444">
+    <w:lvl w:ilvl="6" w:tplc="7C24FBE2">
       <w:numFmt w:val="decimal"/>
       <w:lvlText w:val=""/>
       <w:lvlJc w:val="left"/>
     </w:lvl>
-    <w:lvl w:ilvl="7" w:tplc="9EF49C96">
+    <w:lvl w:ilvl="7" w:tplc="C0D071E6">
       <w:numFmt w:val="decimal"/>
       <w:lvlText w:val=""/>
       <w:lvlJc w:val="left"/>
     </w:lvl>
-    <w:lvl w:ilvl="8" w:tplc="C548EA28">
+    <w:lvl w:ilvl="8" w:tplc="2496D862">
       <w:numFmt w:val="decimal"/>
       <w:lvlText w:val=""/>
       <w:lvlJc w:val="left"/>
     </w:lvl>
   </w:abstractNum>
-  <w:abstractNum w:abstractNumId="2" w15:restartNumberingAfterBreak="0">
-    <w:nsid w:val="3E1568C2"/>
-    <w:multiLevelType w:val="hybridMultilevel"/>
-    <w:tmpl w:val="58B6B978"/>
-    <w:lvl w:ilvl="0" w:tplc="D898BE70">
-      <w:start w:val="1"/>
-      <w:numFmt w:val="decimal"/>
-      <w:lvlText w:val="%1."/>
-      <w:lvlJc w:val="left"/>
-      <w:pPr>
-        <w:ind w:left="720" w:hanging="360"/>
-      </w:pPr>
-    </w:lvl>
-    <w:lvl w:ilvl="1" w:tplc="4C4EE54E" w:tentative="1">
-      <w:start w:val="1"/>
-      <w:numFmt w:val="lowerLetter"/>
-      <w:lvlText w:val="%2."/>
-      <w:lvlJc w:val="left"/>
-      <w:pPr>
-        <w:ind w:left="1080" w:hanging="360"/>
-      </w:pPr>
-    </w:lvl>
-    <w:lvl w:ilvl="2" w:tplc="944CA73A" w:tentative="1">
-      <w:start w:val="1"/>
-      <w:numFmt w:val="lowerRoman"/>
-      <w:lvlText w:val="%3."/>
-      <w:lvlJc w:val="left"/>
-      <w:pPr>
-        <w:ind w:left="1440" w:hanging="360"/>
-      </w:pPr>
-    </w:lvl>
-    <w:lvl w:ilvl="3" w:tplc="D38A1382">
-      <w:numFmt w:val="decimal"/>
-      <w:lvlText w:val=""/>
-      <w:lvlJc w:val="left"/>
-    </w:lvl>
-    <w:lvl w:ilvl="4" w:tplc="E6888A90">
-      <w:numFmt w:val="decimal"/>
-      <w:lvlText w:val=""/>
-      <w:lvlJc w:val="left"/>
-    </w:lvl>
-    <w:lvl w:ilvl="5" w:tplc="26108238">
-      <w:numFmt w:val="decimal"/>
-      <w:lvlText w:val=""/>
-      <w:lvlJc w:val="left"/>
-    </w:lvl>
-    <w:lvl w:ilvl="6" w:tplc="303E31F0">
-      <w:numFmt w:val="decimal"/>
-      <w:lvlText w:val=""/>
-      <w:lvlJc w:val="left"/>
-    </w:lvl>
-    <w:lvl w:ilvl="7" w:tplc="2FE25DC6">
-      <w:numFmt w:val="decimal"/>
-      <w:lvlText w:val=""/>
-      <w:lvlJc w:val="left"/>
-    </w:lvl>
-    <w:lvl w:ilvl="8" w:tplc="E8F6CFDE">
-      <w:numFmt w:val="decimal"/>
-      <w:lvlText w:val=""/>
-      <w:lvlJc w:val="left"/>
-    </w:lvl>
-  </w:abstractNum>
-  <w:num w:numId="1" w16cid:durableId="1142312085">
-    <w:abstractNumId w:val="0"/>
+  <w:num w:numId="1" w16cid:durableId="1481195605">
+    <w:abstractNumId w:val="1"/>
     <w:lvlOverride w:ilvl="0">
       <w:startOverride w:val="1"/>
     </w:lvlOverride>
   </w:num>
-  <w:num w:numId="2" w16cid:durableId="1046687615">
-    <w:abstractNumId w:val="2"/>
+  <w:num w:numId="2" w16cid:durableId="1385449366">
+    <w:abstractNumId w:val="0"/>
     <w:lvlOverride w:ilvl="0">
       <w:startOverride w:val="1"/>
     </w:lvlOverride>
@@ -32525,7 +32525,7 @@
     <w:autoRedefine/>
     <w:uiPriority w:val="39"/>
     <w:unhideWhenUsed/>
-    <w:rsid w:val="00962B1E"/>
+    <w:rsid w:val="00D32E5D"/>
     <w:pPr>
       <w:spacing w:after="100"/>
     </w:pPr>
@@ -32537,7 +32537,7 @@
     <w:autoRedefine/>
     <w:uiPriority w:val="39"/>
     <w:unhideWhenUsed/>
-    <w:rsid w:val="00962B1E"/>
+    <w:rsid w:val="00D32E5D"/>
     <w:pPr>
       <w:spacing w:after="100"/>
       <w:ind w:left="210"/>
@@ -32549,7 +32549,7 @@
     <w:next w:val="Normal"/>
     <w:uiPriority w:val="99"/>
     <w:unhideWhenUsed/>
-    <w:rsid w:val="00962B1E"/>
+    <w:rsid w:val="00D32E5D"/>
   </w:style>
 </w:styles>
 </file>

--- a/docs/08-test-plan/ZP-DOC-08_Test-Plan.docx
+++ b/docs/08-test-plan/ZP-DOC-08_Test-Plan.docx
@@ -2844,6 +2844,122 @@
           </w:p>
         </w:tc>
       </w:tr>
+      <w:tr>
+        <w:tblPrEx>
+          <w:tblCellMar>
+            <w:top w:w="0" w:type="dxa"/>
+            <w:bottom w:w="0" w:type="dxa"/>
+          </w:tblCellMar>
+        </w:tblPrEx>
+        <w:trPr>
+          <w:cantSplit/>
+          <w:trHeight w:val="420"/>
+        </w:trPr>
+        <w:tc>
+          <w:tcPr>
+            <w:tcW w:w="964" w:type="dxa"/>
+            <w:tcBorders>
+              <w:top w:val="single" w:sz="4" w:space="0" w:color="C9D3D0"/>
+              <w:left w:val="single" w:sz="4" w:space="0" w:color="C9D3D0"/>
+              <w:bottom w:val="single" w:sz="4" w:space="0" w:color="C9D3D0"/>
+              <w:right w:val="single" w:sz="4" w:space="0" w:color="C9D3D0"/>
+            </w:tcBorders>
+            <w:tcMar>
+              <w:top w:w="50" w:type="dxa"/>
+              <w:left w:w="100" w:type="dxa"/>
+              <w:bottom w:w="50" w:type="dxa"/>
+              <w:right w:w="100" w:type="dxa"/>
+            </w:tcMar>
+          </w:tcPr>
+          <w:p>
+            <w:r>
+              <w:rPr>
+                <w:sz w:val="19"/>
+                <w:szCs w:val="19"/>
+              </w:rPr>
+              <w:t>0.9</w:t>
+            </w:r>
+          </w:p>
+        </w:tc>
+        <w:tc>
+          <w:tcPr>
+            <w:tcW w:w="1542" w:type="dxa"/>
+            <w:tcBorders>
+              <w:top w:val="single" w:sz="4" w:space="0" w:color="C9D3D0"/>
+              <w:left w:val="single" w:sz="4" w:space="0" w:color="C9D3D0"/>
+              <w:bottom w:val="single" w:sz="4" w:space="0" w:color="C9D3D0"/>
+              <w:right w:val="single" w:sz="4" w:space="0" w:color="C9D3D0"/>
+            </w:tcBorders>
+            <w:tcMar>
+              <w:top w:w="50" w:type="dxa"/>
+              <w:left w:w="100" w:type="dxa"/>
+              <w:bottom w:w="50" w:type="dxa"/>
+              <w:right w:w="100" w:type="dxa"/>
+            </w:tcMar>
+          </w:tcPr>
+          <w:p>
+            <w:r>
+              <w:rPr>
+                <w:sz w:val="19"/>
+                <w:szCs w:val="19"/>
+              </w:rPr>
+              <w:t>23 Oct 2026</w:t>
+            </w:r>
+          </w:p>
+        </w:tc>
+        <w:tc>
+          <w:tcPr>
+            <w:tcW w:w="1928" w:type="dxa"/>
+            <w:tcBorders>
+              <w:top w:val="single" w:sz="4" w:space="0" w:color="C9D3D0"/>
+              <w:left w:val="single" w:sz="4" w:space="0" w:color="C9D3D0"/>
+              <w:bottom w:val="single" w:sz="4" w:space="0" w:color="C9D3D0"/>
+              <w:right w:val="single" w:sz="4" w:space="0" w:color="C9D3D0"/>
+            </w:tcBorders>
+            <w:tcMar>
+              <w:top w:w="50" w:type="dxa"/>
+              <w:left w:w="100" w:type="dxa"/>
+              <w:bottom w:w="50" w:type="dxa"/>
+              <w:right w:w="100" w:type="dxa"/>
+            </w:tcMar>
+          </w:tcPr>
+          <w:p>
+            <w:r>
+              <w:rPr>
+                <w:sz w:val="19"/>
+                <w:szCs w:val="19"/>
+              </w:rPr>
+              <w:t>Team Kestrel</w:t>
+            </w:r>
+          </w:p>
+        </w:tc>
+        <w:tc>
+          <w:tcPr>
+            <w:tcW w:w="5204" w:type="dxa"/>
+            <w:tcBorders>
+              <w:top w:val="single" w:sz="4" w:space="0" w:color="C9D3D0"/>
+              <w:left w:val="single" w:sz="4" w:space="0" w:color="C9D3D0"/>
+              <w:bottom w:val="single" w:sz="4" w:space="0" w:color="C9D3D0"/>
+              <w:right w:val="single" w:sz="4" w:space="0" w:color="C9D3D0"/>
+            </w:tcBorders>
+            <w:tcMar>
+              <w:top w:w="50" w:type="dxa"/>
+              <w:left w:w="100" w:type="dxa"/>
+              <w:bottom w:w="50" w:type="dxa"/>
+              <w:right w:w="100" w:type="dxa"/>
+            </w:tcMar>
+          </w:tcPr>
+          <w:p>
+            <w:r>
+              <w:rPr>
+                <w:sz w:val="19"/>
+                <w:szCs w:val="19"/>
+              </w:rPr>
+              <w:t>CR-014 groups for other paths: TC-148 and MIG-030 added, MIG-017/027/028 updated; 582 passed</w:t>
+            </w:r>
+          </w:p>
+        </w:tc>
+      </w:tr>
     </w:tbl>
     <w:p>
       <w:pPr>
@@ -3243,7 +3359,7 @@
     <w:sdt>
       <w:sdtPr>
         <w:alias w:val="Contents"/>
-        <w:id w:val="-1346783939"/>
+        <w:id w:val="1225266935"/>
       </w:sdtPr>
       <w:sdtEndPr/>
       <w:sdtContent>
@@ -3272,7 +3388,7 @@
           <w:r>
             <w:fldChar w:fldCharType="separate"/>
           </w:r>
-          <w:hyperlink w:anchor="_Toc243669434" w:history="1">
+          <w:hyperlink w:anchor="_Toc243672199" w:history="1">
             <w:r>
               <w:rPr>
                 <w:rStyle w:val="Hyperlink"/>
@@ -3296,7 +3412,7 @@
               <w:rPr>
                 <w:noProof/>
               </w:rPr>
-              <w:instrText xml:space="preserve"> PAGEREF _Toc243669434 \h </w:instrText>
+              <w:instrText xml:space="preserve"> PAGEREF _Toc243672199 \h </w:instrText>
             </w:r>
             <w:r>
               <w:rPr>
@@ -3339,7 +3455,7 @@
               <w14:ligatures w14:val="standardContextual"/>
             </w:rPr>
           </w:pPr>
-          <w:hyperlink w:anchor="_Toc243669435" w:history="1">
+          <w:hyperlink w:anchor="_Toc243672200" w:history="1">
             <w:r>
               <w:rPr>
                 <w:rStyle w:val="Hyperlink"/>
@@ -3363,7 +3479,7 @@
               <w:rPr>
                 <w:noProof/>
               </w:rPr>
-              <w:instrText xml:space="preserve"> PAGEREF _Toc243669435 \h </w:instrText>
+              <w:instrText xml:space="preserve"> PAGEREF _Toc243672200 \h </w:instrText>
             </w:r>
             <w:r>
               <w:rPr>
@@ -3406,7 +3522,7 @@
               <w14:ligatures w14:val="standardContextual"/>
             </w:rPr>
           </w:pPr>
-          <w:hyperlink w:anchor="_Toc243669436" w:history="1">
+          <w:hyperlink w:anchor="_Toc243672201" w:history="1">
             <w:r>
               <w:rPr>
                 <w:rStyle w:val="Hyperlink"/>
@@ -3430,7 +3546,7 @@
               <w:rPr>
                 <w:noProof/>
               </w:rPr>
-              <w:instrText xml:space="preserve"> PAGEREF _Toc243669436 \h </w:instrText>
+              <w:instrText xml:space="preserve"> PAGEREF _Toc243672201 \h </w:instrText>
             </w:r>
             <w:r>
               <w:rPr>
@@ -3473,7 +3589,7 @@
               <w14:ligatures w14:val="standardContextual"/>
             </w:rPr>
           </w:pPr>
-          <w:hyperlink w:anchor="_Toc243669437" w:history="1">
+          <w:hyperlink w:anchor="_Toc243672202" w:history="1">
             <w:r>
               <w:rPr>
                 <w:rStyle w:val="Hyperlink"/>
@@ -3497,7 +3613,7 @@
               <w:rPr>
                 <w:noProof/>
               </w:rPr>
-              <w:instrText xml:space="preserve"> PAGEREF _Toc243669437 \h </w:instrText>
+              <w:instrText xml:space="preserve"> PAGEREF _Toc243672202 \h </w:instrText>
             </w:r>
             <w:r>
               <w:rPr>
@@ -3540,7 +3656,7 @@
               <w14:ligatures w14:val="standardContextual"/>
             </w:rPr>
           </w:pPr>
-          <w:hyperlink w:anchor="_Toc243669438" w:history="1">
+          <w:hyperlink w:anchor="_Toc243672203" w:history="1">
             <w:r>
               <w:rPr>
                 <w:rStyle w:val="Hyperlink"/>
@@ -3564,7 +3680,7 @@
               <w:rPr>
                 <w:noProof/>
               </w:rPr>
-              <w:instrText xml:space="preserve"> PAGEREF _Toc243669438 \h </w:instrText>
+              <w:instrText xml:space="preserve"> PAGEREF _Toc243672203 \h </w:instrText>
             </w:r>
             <w:r>
               <w:rPr>
@@ -3607,7 +3723,7 @@
               <w14:ligatures w14:val="standardContextual"/>
             </w:rPr>
           </w:pPr>
-          <w:hyperlink w:anchor="_Toc243669439" w:history="1">
+          <w:hyperlink w:anchor="_Toc243672204" w:history="1">
             <w:r>
               <w:rPr>
                 <w:rStyle w:val="Hyperlink"/>
@@ -3631,7 +3747,7 @@
               <w:rPr>
                 <w:noProof/>
               </w:rPr>
-              <w:instrText xml:space="preserve"> PAGEREF _Toc243669439 \h </w:instrText>
+              <w:instrText xml:space="preserve"> PAGEREF _Toc243672204 \h </w:instrText>
             </w:r>
             <w:r>
               <w:rPr>
@@ -3674,7 +3790,7 @@
               <w14:ligatures w14:val="standardContextual"/>
             </w:rPr>
           </w:pPr>
-          <w:hyperlink w:anchor="_Toc243669440" w:history="1">
+          <w:hyperlink w:anchor="_Toc243672205" w:history="1">
             <w:r>
               <w:rPr>
                 <w:rStyle w:val="Hyperlink"/>
@@ -3698,7 +3814,7 @@
               <w:rPr>
                 <w:noProof/>
               </w:rPr>
-              <w:instrText xml:space="preserve"> PAGEREF _Toc243669440 \h </w:instrText>
+              <w:instrText xml:space="preserve"> PAGEREF _Toc243672205 \h </w:instrText>
             </w:r>
             <w:r>
               <w:rPr>
@@ -3741,7 +3857,7 @@
               <w14:ligatures w14:val="standardContextual"/>
             </w:rPr>
           </w:pPr>
-          <w:hyperlink w:anchor="_Toc243669441" w:history="1">
+          <w:hyperlink w:anchor="_Toc243672206" w:history="1">
             <w:r>
               <w:rPr>
                 <w:rStyle w:val="Hyperlink"/>
@@ -3765,7 +3881,7 @@
               <w:rPr>
                 <w:noProof/>
               </w:rPr>
-              <w:instrText xml:space="preserve"> PAGEREF _Toc243669441 \h </w:instrText>
+              <w:instrText xml:space="preserve"> PAGEREF _Toc243672206 \h </w:instrText>
             </w:r>
             <w:r>
               <w:rPr>
@@ -3808,7 +3924,7 @@
               <w14:ligatures w14:val="standardContextual"/>
             </w:rPr>
           </w:pPr>
-          <w:hyperlink w:anchor="_Toc243669442" w:history="1">
+          <w:hyperlink w:anchor="_Toc243672207" w:history="1">
             <w:r>
               <w:rPr>
                 <w:rStyle w:val="Hyperlink"/>
@@ -3832,7 +3948,7 @@
               <w:rPr>
                 <w:noProof/>
               </w:rPr>
-              <w:instrText xml:space="preserve"> PAGEREF _Toc243669442 \h </w:instrText>
+              <w:instrText xml:space="preserve"> PAGEREF _Toc243672207 \h </w:instrText>
             </w:r>
             <w:r>
               <w:rPr>
@@ -3875,7 +3991,7 @@
               <w14:ligatures w14:val="standardContextual"/>
             </w:rPr>
           </w:pPr>
-          <w:hyperlink w:anchor="_Toc243669443" w:history="1">
+          <w:hyperlink w:anchor="_Toc243672208" w:history="1">
             <w:r>
               <w:rPr>
                 <w:rStyle w:val="Hyperlink"/>
@@ -3899,7 +4015,7 @@
               <w:rPr>
                 <w:noProof/>
               </w:rPr>
-              <w:instrText xml:space="preserve"> PAGEREF _Toc243669443 \h </w:instrText>
+              <w:instrText xml:space="preserve"> PAGEREF _Toc243672208 \h </w:instrText>
             </w:r>
             <w:r>
               <w:rPr>
@@ -3942,7 +4058,7 @@
               <w14:ligatures w14:val="standardContextual"/>
             </w:rPr>
           </w:pPr>
-          <w:hyperlink w:anchor="_Toc243669444" w:history="1">
+          <w:hyperlink w:anchor="_Toc243672209" w:history="1">
             <w:r>
               <w:rPr>
                 <w:rStyle w:val="Hyperlink"/>
@@ -3966,7 +4082,7 @@
               <w:rPr>
                 <w:noProof/>
               </w:rPr>
-              <w:instrText xml:space="preserve"> PAGEREF _Toc243669444 \h </w:instrText>
+              <w:instrText xml:space="preserve"> PAGEREF _Toc243672209 \h </w:instrText>
             </w:r>
             <w:r>
               <w:rPr>
@@ -4009,7 +4125,7 @@
               <w14:ligatures w14:val="standardContextual"/>
             </w:rPr>
           </w:pPr>
-          <w:hyperlink w:anchor="_Toc243669445" w:history="1">
+          <w:hyperlink w:anchor="_Toc243672210" w:history="1">
             <w:r>
               <w:rPr>
                 <w:rStyle w:val="Hyperlink"/>
@@ -4033,7 +4149,7 @@
               <w:rPr>
                 <w:noProof/>
               </w:rPr>
-              <w:instrText xml:space="preserve"> PAGEREF _Toc243669445 \h </w:instrText>
+              <w:instrText xml:space="preserve"> PAGEREF _Toc243672210 \h </w:instrText>
             </w:r>
             <w:r>
               <w:rPr>
@@ -4076,7 +4192,7 @@
               <w14:ligatures w14:val="standardContextual"/>
             </w:rPr>
           </w:pPr>
-          <w:hyperlink w:anchor="_Toc243669446" w:history="1">
+          <w:hyperlink w:anchor="_Toc243672211" w:history="1">
             <w:r>
               <w:rPr>
                 <w:rStyle w:val="Hyperlink"/>
@@ -4100,7 +4216,7 @@
               <w:rPr>
                 <w:noProof/>
               </w:rPr>
-              <w:instrText xml:space="preserve"> PAGEREF _Toc243669446 \h </w:instrText>
+              <w:instrText xml:space="preserve"> PAGEREF _Toc243672211 \h </w:instrText>
             </w:r>
             <w:r>
               <w:rPr>
@@ -4143,7 +4259,7 @@
               <w14:ligatures w14:val="standardContextual"/>
             </w:rPr>
           </w:pPr>
-          <w:hyperlink w:anchor="_Toc243669447" w:history="1">
+          <w:hyperlink w:anchor="_Toc243672212" w:history="1">
             <w:r>
               <w:rPr>
                 <w:rStyle w:val="Hyperlink"/>
@@ -4167,7 +4283,7 @@
               <w:rPr>
                 <w:noProof/>
               </w:rPr>
-              <w:instrText xml:space="preserve"> PAGEREF _Toc243669447 \h </w:instrText>
+              <w:instrText xml:space="preserve"> PAGEREF _Toc243672212 \h </w:instrText>
             </w:r>
             <w:r>
               <w:rPr>
@@ -4210,7 +4326,7 @@
               <w14:ligatures w14:val="standardContextual"/>
             </w:rPr>
           </w:pPr>
-          <w:hyperlink w:anchor="_Toc243669448" w:history="1">
+          <w:hyperlink w:anchor="_Toc243672213" w:history="1">
             <w:r>
               <w:rPr>
                 <w:rStyle w:val="Hyperlink"/>
@@ -4234,7 +4350,7 @@
               <w:rPr>
                 <w:noProof/>
               </w:rPr>
-              <w:instrText xml:space="preserve"> PAGEREF _Toc243669448 \h </w:instrText>
+              <w:instrText xml:space="preserve"> PAGEREF _Toc243672213 \h </w:instrText>
             </w:r>
             <w:r>
               <w:rPr>
@@ -4277,7 +4393,7 @@
               <w14:ligatures w14:val="standardContextual"/>
             </w:rPr>
           </w:pPr>
-          <w:hyperlink w:anchor="_Toc243669449" w:history="1">
+          <w:hyperlink w:anchor="_Toc243672214" w:history="1">
             <w:r>
               <w:rPr>
                 <w:rStyle w:val="Hyperlink"/>
@@ -4301,7 +4417,7 @@
               <w:rPr>
                 <w:noProof/>
               </w:rPr>
-              <w:instrText xml:space="preserve"> PAGEREF _Toc243669449 \h </w:instrText>
+              <w:instrText xml:space="preserve"> PAGEREF _Toc243672214 \h </w:instrText>
             </w:r>
             <w:r>
               <w:rPr>
@@ -4344,7 +4460,7 @@
               <w14:ligatures w14:val="standardContextual"/>
             </w:rPr>
           </w:pPr>
-          <w:hyperlink w:anchor="_Toc243669450" w:history="1">
+          <w:hyperlink w:anchor="_Toc243672215" w:history="1">
             <w:r>
               <w:rPr>
                 <w:rStyle w:val="Hyperlink"/>
@@ -4368,7 +4484,7 @@
               <w:rPr>
                 <w:noProof/>
               </w:rPr>
-              <w:instrText xml:space="preserve"> PAGEREF _Toc243669450 \h </w:instrText>
+              <w:instrText xml:space="preserve"> PAGEREF _Toc243672215 \h </w:instrText>
             </w:r>
             <w:r>
               <w:rPr>
@@ -4411,7 +4527,7 @@
               <w14:ligatures w14:val="standardContextual"/>
             </w:rPr>
           </w:pPr>
-          <w:hyperlink w:anchor="_Toc243669451" w:history="1">
+          <w:hyperlink w:anchor="_Toc243672216" w:history="1">
             <w:r>
               <w:rPr>
                 <w:rStyle w:val="Hyperlink"/>
@@ -4435,7 +4551,7 @@
               <w:rPr>
                 <w:noProof/>
               </w:rPr>
-              <w:instrText xml:space="preserve"> PAGEREF _Toc243669451 \h </w:instrText>
+              <w:instrText xml:space="preserve"> PAGEREF _Toc243672216 \h </w:instrText>
             </w:r>
             <w:r>
               <w:rPr>
@@ -4478,7 +4594,7 @@
               <w14:ligatures w14:val="standardContextual"/>
             </w:rPr>
           </w:pPr>
-          <w:hyperlink w:anchor="_Toc243669452" w:history="1">
+          <w:hyperlink w:anchor="_Toc243672217" w:history="1">
             <w:r>
               <w:rPr>
                 <w:rStyle w:val="Hyperlink"/>
@@ -4502,7 +4618,7 @@
               <w:rPr>
                 <w:noProof/>
               </w:rPr>
-              <w:instrText xml:space="preserve"> PAGEREF _Toc243669452 \h </w:instrText>
+              <w:instrText xml:space="preserve"> PAGEREF _Toc243672217 \h </w:instrText>
             </w:r>
             <w:r>
               <w:rPr>
@@ -4545,7 +4661,7 @@
               <w14:ligatures w14:val="standardContextual"/>
             </w:rPr>
           </w:pPr>
-          <w:hyperlink w:anchor="_Toc243669453" w:history="1">
+          <w:hyperlink w:anchor="_Toc243672218" w:history="1">
             <w:r>
               <w:rPr>
                 <w:rStyle w:val="Hyperlink"/>
@@ -4569,7 +4685,7 @@
               <w:rPr>
                 <w:noProof/>
               </w:rPr>
-              <w:instrText xml:space="preserve"> PAGEREF _Toc243669453 \h </w:instrText>
+              <w:instrText xml:space="preserve"> PAGEREF _Toc243672218 \h </w:instrText>
             </w:r>
             <w:r>
               <w:rPr>
@@ -4612,7 +4728,7 @@
               <w14:ligatures w14:val="standardContextual"/>
             </w:rPr>
           </w:pPr>
-          <w:hyperlink w:anchor="_Toc243669454" w:history="1">
+          <w:hyperlink w:anchor="_Toc243672219" w:history="1">
             <w:r>
               <w:rPr>
                 <w:rStyle w:val="Hyperlink"/>
@@ -4636,7 +4752,7 @@
               <w:rPr>
                 <w:noProof/>
               </w:rPr>
-              <w:instrText xml:space="preserve"> PAGEREF _Toc243669454 \h </w:instrText>
+              <w:instrText xml:space="preserve"> PAGEREF _Toc243672219 \h </w:instrText>
             </w:r>
             <w:r>
               <w:rPr>
@@ -4679,7 +4795,7 @@
               <w14:ligatures w14:val="standardContextual"/>
             </w:rPr>
           </w:pPr>
-          <w:hyperlink w:anchor="_Toc243669455" w:history="1">
+          <w:hyperlink w:anchor="_Toc243672220" w:history="1">
             <w:r>
               <w:rPr>
                 <w:rStyle w:val="Hyperlink"/>
@@ -4703,7 +4819,7 @@
               <w:rPr>
                 <w:noProof/>
               </w:rPr>
-              <w:instrText xml:space="preserve"> PAGEREF _Toc243669455 \h </w:instrText>
+              <w:instrText xml:space="preserve"> PAGEREF _Toc243672220 \h </w:instrText>
             </w:r>
             <w:r>
               <w:rPr>
@@ -4746,7 +4862,7 @@
               <w14:ligatures w14:val="standardContextual"/>
             </w:rPr>
           </w:pPr>
-          <w:hyperlink w:anchor="_Toc243669456" w:history="1">
+          <w:hyperlink w:anchor="_Toc243672221" w:history="1">
             <w:r>
               <w:rPr>
                 <w:rStyle w:val="Hyperlink"/>
@@ -4770,7 +4886,7 @@
               <w:rPr>
                 <w:noProof/>
               </w:rPr>
-              <w:instrText xml:space="preserve"> PAGEREF _Toc243669456 \h </w:instrText>
+              <w:instrText xml:space="preserve"> PAGEREF _Toc243672221 \h </w:instrText>
             </w:r>
             <w:r>
               <w:rPr>
@@ -4816,7 +4932,7 @@
     <w:sdt>
       <w:sdtPr>
         <w:alias w:val="Tables"/>
-        <w:id w:val="1364630050"/>
+        <w:id w:val="1486511240"/>
       </w:sdtPr>
       <w:sdtEndPr/>
       <w:sdtContent>
@@ -4845,7 +4961,7 @@
           <w:r>
             <w:fldChar w:fldCharType="separate"/>
           </w:r>
-          <w:hyperlink w:anchor="_Toc243669457" w:history="1">
+          <w:hyperlink w:anchor="_Toc243672222" w:history="1">
             <w:r>
               <w:rPr>
                 <w:rStyle w:val="Hyperlink"/>
@@ -4869,7 +4985,7 @@
               <w:rPr>
                 <w:noProof/>
               </w:rPr>
-              <w:instrText xml:space="preserve"> PAGEREF _Toc243669457 \h </w:instrText>
+              <w:instrText xml:space="preserve"> PAGEREF _Toc243672222 \h </w:instrText>
             </w:r>
             <w:r>
               <w:rPr>
@@ -4912,7 +5028,7 @@
               <w14:ligatures w14:val="standardContextual"/>
             </w:rPr>
           </w:pPr>
-          <w:hyperlink w:anchor="_Toc243669458" w:history="1">
+          <w:hyperlink w:anchor="_Toc243672223" w:history="1">
             <w:r>
               <w:rPr>
                 <w:rStyle w:val="Hyperlink"/>
@@ -4936,7 +5052,7 @@
               <w:rPr>
                 <w:noProof/>
               </w:rPr>
-              <w:instrText xml:space="preserve"> PAGEREF _Toc243669458 \h </w:instrText>
+              <w:instrText xml:space="preserve"> PAGEREF _Toc243672223 \h </w:instrText>
             </w:r>
             <w:r>
               <w:rPr>
@@ -4979,7 +5095,7 @@
               <w14:ligatures w14:val="standardContextual"/>
             </w:rPr>
           </w:pPr>
-          <w:hyperlink w:anchor="_Toc243669459" w:history="1">
+          <w:hyperlink w:anchor="_Toc243672224" w:history="1">
             <w:r>
               <w:rPr>
                 <w:rStyle w:val="Hyperlink"/>
@@ -5003,7 +5119,7 @@
               <w:rPr>
                 <w:noProof/>
               </w:rPr>
-              <w:instrText xml:space="preserve"> PAGEREF _Toc243669459 \h </w:instrText>
+              <w:instrText xml:space="preserve"> PAGEREF _Toc243672224 \h </w:instrText>
             </w:r>
             <w:r>
               <w:rPr>
@@ -5046,7 +5162,7 @@
               <w14:ligatures w14:val="standardContextual"/>
             </w:rPr>
           </w:pPr>
-          <w:hyperlink w:anchor="_Toc243669460" w:history="1">
+          <w:hyperlink w:anchor="_Toc243672225" w:history="1">
             <w:r>
               <w:rPr>
                 <w:rStyle w:val="Hyperlink"/>
@@ -5070,7 +5186,7 @@
               <w:rPr>
                 <w:noProof/>
               </w:rPr>
-              <w:instrText xml:space="preserve"> PAGEREF _Toc243669460 \h </w:instrText>
+              <w:instrText xml:space="preserve"> PAGEREF _Toc243672225 \h </w:instrText>
             </w:r>
             <w:r>
               <w:rPr>
@@ -5113,7 +5229,7 @@
               <w14:ligatures w14:val="standardContextual"/>
             </w:rPr>
           </w:pPr>
-          <w:hyperlink w:anchor="_Toc243669461" w:history="1">
+          <w:hyperlink w:anchor="_Toc243672226" w:history="1">
             <w:r>
               <w:rPr>
                 <w:rStyle w:val="Hyperlink"/>
@@ -5137,7 +5253,7 @@
               <w:rPr>
                 <w:noProof/>
               </w:rPr>
-              <w:instrText xml:space="preserve"> PAGEREF _Toc243669461 \h </w:instrText>
+              <w:instrText xml:space="preserve"> PAGEREF _Toc243672226 \h </w:instrText>
             </w:r>
             <w:r>
               <w:rPr>
@@ -5180,7 +5296,7 @@
               <w14:ligatures w14:val="standardContextual"/>
             </w:rPr>
           </w:pPr>
-          <w:hyperlink w:anchor="_Toc243669462" w:history="1">
+          <w:hyperlink w:anchor="_Toc243672227" w:history="1">
             <w:r>
               <w:rPr>
                 <w:rStyle w:val="Hyperlink"/>
@@ -5204,7 +5320,7 @@
               <w:rPr>
                 <w:noProof/>
               </w:rPr>
-              <w:instrText xml:space="preserve"> PAGEREF _Toc243669462 \h </w:instrText>
+              <w:instrText xml:space="preserve"> PAGEREF _Toc243672227 \h </w:instrText>
             </w:r>
             <w:r>
               <w:rPr>
@@ -5247,7 +5363,7 @@
               <w14:ligatures w14:val="standardContextual"/>
             </w:rPr>
           </w:pPr>
-          <w:hyperlink w:anchor="_Toc243669463" w:history="1">
+          <w:hyperlink w:anchor="_Toc243672228" w:history="1">
             <w:r>
               <w:rPr>
                 <w:rStyle w:val="Hyperlink"/>
@@ -5271,7 +5387,7 @@
               <w:rPr>
                 <w:noProof/>
               </w:rPr>
-              <w:instrText xml:space="preserve"> PAGEREF _Toc243669463 \h </w:instrText>
+              <w:instrText xml:space="preserve"> PAGEREF _Toc243672228 \h </w:instrText>
             </w:r>
             <w:r>
               <w:rPr>
@@ -5314,7 +5430,7 @@
               <w14:ligatures w14:val="standardContextual"/>
             </w:rPr>
           </w:pPr>
-          <w:hyperlink w:anchor="_Toc243669464" w:history="1">
+          <w:hyperlink w:anchor="_Toc243672229" w:history="1">
             <w:r>
               <w:rPr>
                 <w:rStyle w:val="Hyperlink"/>
@@ -5338,7 +5454,7 @@
               <w:rPr>
                 <w:noProof/>
               </w:rPr>
-              <w:instrText xml:space="preserve"> PAGEREF _Toc243669464 \h </w:instrText>
+              <w:instrText xml:space="preserve"> PAGEREF _Toc243672229 \h </w:instrText>
             </w:r>
             <w:r>
               <w:rPr>
@@ -5381,7 +5497,7 @@
               <w14:ligatures w14:val="standardContextual"/>
             </w:rPr>
           </w:pPr>
-          <w:hyperlink w:anchor="_Toc243669465" w:history="1">
+          <w:hyperlink w:anchor="_Toc243672230" w:history="1">
             <w:r>
               <w:rPr>
                 <w:rStyle w:val="Hyperlink"/>
@@ -5405,7 +5521,7 @@
               <w:rPr>
                 <w:noProof/>
               </w:rPr>
-              <w:instrText xml:space="preserve"> PAGEREF _Toc243669465 \h </w:instrText>
+              <w:instrText xml:space="preserve"> PAGEREF _Toc243672230 \h </w:instrText>
             </w:r>
             <w:r>
               <w:rPr>
@@ -5448,7 +5564,7 @@
               <w14:ligatures w14:val="standardContextual"/>
             </w:rPr>
           </w:pPr>
-          <w:hyperlink w:anchor="_Toc243669466" w:history="1">
+          <w:hyperlink w:anchor="_Toc243672231" w:history="1">
             <w:r>
               <w:rPr>
                 <w:rStyle w:val="Hyperlink"/>
@@ -5472,7 +5588,7 @@
               <w:rPr>
                 <w:noProof/>
               </w:rPr>
-              <w:instrText xml:space="preserve"> PAGEREF _Toc243669466 \h </w:instrText>
+              <w:instrText xml:space="preserve"> PAGEREF _Toc243672231 \h </w:instrText>
             </w:r>
             <w:r>
               <w:rPr>
@@ -5515,7 +5631,7 @@
               <w14:ligatures w14:val="standardContextual"/>
             </w:rPr>
           </w:pPr>
-          <w:hyperlink w:anchor="_Toc243669467" w:history="1">
+          <w:hyperlink w:anchor="_Toc243672232" w:history="1">
             <w:r>
               <w:rPr>
                 <w:rStyle w:val="Hyperlink"/>
@@ -5539,7 +5655,7 @@
               <w:rPr>
                 <w:noProof/>
               </w:rPr>
-              <w:instrText xml:space="preserve"> PAGEREF _Toc243669467 \h </w:instrText>
+              <w:instrText xml:space="preserve"> PAGEREF _Toc243672232 \h </w:instrText>
             </w:r>
             <w:r>
               <w:rPr>
@@ -5582,7 +5698,7 @@
               <w14:ligatures w14:val="standardContextual"/>
             </w:rPr>
           </w:pPr>
-          <w:hyperlink w:anchor="_Toc243669468" w:history="1">
+          <w:hyperlink w:anchor="_Toc243672233" w:history="1">
             <w:r>
               <w:rPr>
                 <w:rStyle w:val="Hyperlink"/>
@@ -5606,7 +5722,7 @@
               <w:rPr>
                 <w:noProof/>
               </w:rPr>
-              <w:instrText xml:space="preserve"> PAGEREF _Toc243669468 \h </w:instrText>
+              <w:instrText xml:space="preserve"> PAGEREF _Toc243672233 \h </w:instrText>
             </w:r>
             <w:r>
               <w:rPr>
@@ -5649,7 +5765,7 @@
               <w14:ligatures w14:val="standardContextual"/>
             </w:rPr>
           </w:pPr>
-          <w:hyperlink w:anchor="_Toc243669469" w:history="1">
+          <w:hyperlink w:anchor="_Toc243672234" w:history="1">
             <w:r>
               <w:rPr>
                 <w:rStyle w:val="Hyperlink"/>
@@ -5673,7 +5789,7 @@
               <w:rPr>
                 <w:noProof/>
               </w:rPr>
-              <w:instrText xml:space="preserve"> PAGEREF _Toc243669469 \h </w:instrText>
+              <w:instrText xml:space="preserve"> PAGEREF _Toc243672234 \h </w:instrText>
             </w:r>
             <w:r>
               <w:rPr>
@@ -5716,7 +5832,7 @@
               <w14:ligatures w14:val="standardContextual"/>
             </w:rPr>
           </w:pPr>
-          <w:hyperlink w:anchor="_Toc243669470" w:history="1">
+          <w:hyperlink w:anchor="_Toc243672235" w:history="1">
             <w:r>
               <w:rPr>
                 <w:rStyle w:val="Hyperlink"/>
@@ -5740,7 +5856,7 @@
               <w:rPr>
                 <w:noProof/>
               </w:rPr>
-              <w:instrText xml:space="preserve"> PAGEREF _Toc243669470 \h </w:instrText>
+              <w:instrText xml:space="preserve"> PAGEREF _Toc243672235 \h </w:instrText>
             </w:r>
             <w:r>
               <w:rPr>
@@ -5783,7 +5899,7 @@
               <w14:ligatures w14:val="standardContextual"/>
             </w:rPr>
           </w:pPr>
-          <w:hyperlink w:anchor="_Toc243669471" w:history="1">
+          <w:hyperlink w:anchor="_Toc243672236" w:history="1">
             <w:r>
               <w:rPr>
                 <w:rStyle w:val="Hyperlink"/>
@@ -5807,7 +5923,7 @@
               <w:rPr>
                 <w:noProof/>
               </w:rPr>
-              <w:instrText xml:space="preserve"> PAGEREF _Toc243669471 \h </w:instrText>
+              <w:instrText xml:space="preserve"> PAGEREF _Toc243672236 \h </w:instrText>
             </w:r>
             <w:r>
               <w:rPr>
@@ -5848,7 +5964,7 @@
         <w:keepLines/>
         <w:pageBreakBefore/>
       </w:pPr>
-      <w:bookmarkStart w:id="0" w:name="_Toc243669434"/>
+      <w:bookmarkStart w:id="0" w:name="_Toc243672199"/>
       <w:r>
         <w:lastRenderedPageBreak/>
         <w:t>1 Introduction</w:t>
@@ -5861,7 +5977,7 @@
         <w:keepNext/>
         <w:keepLines/>
       </w:pPr>
-      <w:bookmarkStart w:id="1" w:name="_Toc243669435"/>
+      <w:bookmarkStart w:id="1" w:name="_Toc243672200"/>
       <w:r>
         <w:t>1.1 Purpose</w:t>
       </w:r>
@@ -5872,10 +5988,10 @@
         <w:spacing w:after="120"/>
       </w:pPr>
       <w:r>
-        <w:t xml:space="preserve">This document states how ZedPath is tested, what is tested, on what, and with what result. It follows the structure of IEEE 829 and ISO/IEC/IEEE 29119-3 (test plan and test summary content), scaled to a </w:t>
+        <w:t xml:space="preserve">This document states how ZedPath is tested, what is tested, on what, and with what result. It follows the </w:t>
       </w:r>
       <w:r>
-        <w:t>three-week buildathon product. It also gives the matrix from requirement to test case that ZP-DOC-00 requires of this document.</w:t>
+        <w:t>structure of IEEE 829 and ISO/IEC/IEEE 29119-3 (test plan and test summary content), scaled to a three-week buildathon product. It also gives the matrix from requirement to test case that ZP-DOC-00 requires of this document.</w:t>
       </w:r>
     </w:p>
     <w:p>
@@ -5884,7 +6000,7 @@
         <w:keepNext/>
         <w:keepLines/>
       </w:pPr>
-      <w:bookmarkStart w:id="2" w:name="_Toc243669436"/>
+      <w:bookmarkStart w:id="2" w:name="_Toc243672201"/>
       <w:r>
         <w:t>1.2 Scope</w:t>
       </w:r>
@@ -5895,10 +6011,10 @@
         <w:spacing w:after="120"/>
       </w:pPr>
       <w:r>
-        <w:t xml:space="preserve">All software of Releases R1 and R2 as live on 11 October 2026, and as built on 15 October 2026 (VR2 and CR-007 to CR-010): the React single-page app, the Hono API in one Cloudflare Worker, the D1 database and its migrations 0001 to 0012, the group-room Durable Object, Ask ZedPath, </w:t>
+        <w:t xml:space="preserve">All software of Releases R1 and R2 as live on 11 October 2026, and as built on 15 October 2026 (VR2 and CR-007 to </w:t>
       </w:r>
       <w:r>
-        <w:t>and the project's safety tooling (deploy guard and leak scanner). Out of scope: features not yet built (results-photo reading, curator review queue, Gazette job, share card, teacher view) and third-party services themselves (Gemini, Cloudflare platform), which are tested only through ZedPath's handling of their answers.</w:t>
+        <w:t>CR-010): the React single-page app, the Hono API in one Cloudflare Worker, the D1 database and its migrations 0001 to 0012, the group-room Durable Object, Ask ZedPath, and the project's safety tooling (deploy guard and leak scanner). Out of scope: features not yet built (results-photo reading, curator review queue, Gazette job, share card, teacher view) and third-party services themselves (Gemini, Cloudflare platform), which are tested only through ZedPath's handling of their answers.</w:t>
       </w:r>
     </w:p>
     <w:p>
@@ -5907,7 +6023,7 @@
         <w:keepNext/>
         <w:keepLines/>
       </w:pPr>
-      <w:bookmarkStart w:id="3" w:name="_Toc243669437"/>
+      <w:bookmarkStart w:id="3" w:name="_Toc243672202"/>
       <w:r>
         <w:t>1.3 Intended audience</w:t>
       </w:r>
@@ -5927,7 +6043,7 @@
         <w:keepNext/>
         <w:keepLines/>
       </w:pPr>
-      <w:bookmarkStart w:id="4" w:name="_Toc243669438"/>
+      <w:bookmarkStart w:id="4" w:name="_Toc243672203"/>
       <w:r>
         <w:t>1.4 Relationship to other documents</w:t>
       </w:r>
@@ -5938,7 +6054,7 @@
         <w:pStyle w:val="Caption"/>
         <w:keepNext/>
       </w:pPr>
-      <w:bookmarkStart w:id="5" w:name="_Toc243669457"/>
+      <w:bookmarkStart w:id="5" w:name="_Toc243672222"/>
       <w:r>
         <w:t xml:space="preserve">Table </w:t>
       </w:r>
@@ -6456,7 +6572,7 @@
         <w:keepLines/>
         <w:pageBreakBefore/>
       </w:pPr>
-      <w:bookmarkStart w:id="6" w:name="_Toc243669439"/>
+      <w:bookmarkStart w:id="6" w:name="_Toc243672204"/>
       <w:r>
         <w:lastRenderedPageBreak/>
         <w:t>2 Test strategy</w:t>
@@ -6469,7 +6585,7 @@
         <w:keepNext/>
         <w:keepLines/>
       </w:pPr>
-      <w:bookmarkStart w:id="7" w:name="_Toc243669440"/>
+      <w:bookmarkStart w:id="7" w:name="_Toc243672205"/>
       <w:r>
         <w:t>2.1 Test levels</w:t>
       </w:r>
@@ -6480,7 +6596,7 @@
         <w:pStyle w:val="Caption"/>
         <w:keepNext/>
       </w:pPr>
-      <w:bookmarkStart w:id="8" w:name="_Toc243669458"/>
+      <w:bookmarkStart w:id="8" w:name="_Toc243672223"/>
       <w:r>
         <w:t xml:space="preserve">Table </w:t>
       </w:r>
@@ -7722,7 +7838,7 @@
         <w:keepNext/>
         <w:keepLines/>
       </w:pPr>
-      <w:bookmarkStart w:id="9" w:name="_Toc243669441"/>
+      <w:bookmarkStart w:id="9" w:name="_Toc243672206"/>
       <w:r>
         <w:t>2.2 Test types</w:t>
       </w:r>
@@ -7733,7 +7849,7 @@
         <w:pStyle w:val="Caption"/>
         <w:keepNext/>
       </w:pPr>
-      <w:bookmarkStart w:id="10" w:name="_Toc243669459"/>
+      <w:bookmarkStart w:id="10" w:name="_Toc243672224"/>
       <w:r>
         <w:t xml:space="preserve">Table </w:t>
       </w:r>
@@ -8521,7 +8637,7 @@
         <w:keepNext/>
         <w:keepLines/>
       </w:pPr>
-      <w:bookmarkStart w:id="11" w:name="_Toc243669442"/>
+      <w:bookmarkStart w:id="11" w:name="_Toc243672207"/>
       <w:r>
         <w:t>2.3 Approach</w:t>
       </w:r>
@@ -8544,10 +8660,7 @@
         <w:t>shared/</w:t>
       </w:r>
       <w:r>
-        <w:t xml:space="preserve"> (NFR-060), so they are tested without a server. Server rules are tested through the real HTTP routes on the real schema, never by calling internals. Each bug </w:t>
-      </w:r>
-      <w:r>
-        <w:t>found by hand gets a test before or with its fix. Any change to a default value comes with a test that pins the default.</w:t>
+        <w:t xml:space="preserve"> (NFR-060), so they are tested without a server. Server rules are tested through the real HTTP routes on the real schema, never by calling internals. Each bug found by hand gets a test before or with its fix. Any change to a default value comes with a test that pins the default.</w:t>
       </w:r>
     </w:p>
     <w:p>
@@ -8557,7 +8670,7 @@
         <w:keepLines/>
         <w:pageBreakBefore/>
       </w:pPr>
-      <w:bookmarkStart w:id="12" w:name="_Toc243669443"/>
+      <w:bookmarkStart w:id="12" w:name="_Toc243672208"/>
       <w:r>
         <w:lastRenderedPageBreak/>
         <w:t>3 Test environment</w:t>
@@ -8569,7 +8682,7 @@
         <w:pStyle w:val="Caption"/>
         <w:keepNext/>
       </w:pPr>
-      <w:bookmarkStart w:id="13" w:name="_Toc243669460"/>
+      <w:bookmarkStart w:id="13" w:name="_Toc243672225"/>
       <w:r>
         <w:t xml:space="preserve">Table </w:t>
       </w:r>
@@ -9232,13 +9345,10 @@
         <w:keepLines/>
         <w:pageBreakBefore/>
       </w:pPr>
-      <w:bookmarkStart w:id="14" w:name="_Toc243669444"/>
+      <w:bookmarkStart w:id="14" w:name="_Toc243672209"/>
       <w:r>
         <w:lastRenderedPageBreak/>
-        <w:t>4 </w:t>
-      </w:r>
-      <w:r>
-        <w:t>Entry and exit criteria</w:t>
+        <w:t>4 Entry and exit criteria</w:t>
       </w:r>
       <w:bookmarkEnd w:id="14"/>
     </w:p>
@@ -9248,7 +9358,7 @@
         <w:keepNext/>
         <w:keepLines/>
       </w:pPr>
-      <w:bookmarkStart w:id="15" w:name="_Toc243669445"/>
+      <w:bookmarkStart w:id="15" w:name="_Toc243672210"/>
       <w:r>
         <w:t>4.1 Entry criteria</w:t>
       </w:r>
@@ -9268,7 +9378,7 @@
         <w:keepNext/>
         <w:keepLines/>
       </w:pPr>
-      <w:bookmarkStart w:id="16" w:name="_Toc243669446"/>
+      <w:bookmarkStart w:id="16" w:name="_Toc243672211"/>
       <w:r>
         <w:t>4.2 Exit criteria (Definition of Done)</w:t>
       </w:r>
@@ -9476,9 +9586,12 @@
         <w:keepNext/>
         <w:keepLines/>
       </w:pPr>
-      <w:bookmarkStart w:id="17" w:name="_Toc243669447"/>
+      <w:bookmarkStart w:id="17" w:name="_Toc243672212"/>
       <w:r>
-        <w:t>4.3 Suspension and resumption</w:t>
+        <w:t>4.3 </w:t>
+      </w:r>
+      <w:r>
+        <w:t>Suspension and resumption</w:t>
       </w:r>
       <w:bookmarkEnd w:id="17"/>
     </w:p>
@@ -9487,10 +9600,7 @@
         <w:spacing w:after="120"/>
       </w:pPr>
       <w:r>
-        <w:t xml:space="preserve">Testing stops when the test channel itself fails (for example, a local server serving an old build); the </w:t>
-      </w:r>
-      <w:r>
-        <w:t>channel is fixed first, then testing resumes. After one failed fix, the next step is instrumentation, not a second patch.</w:t>
+        <w:t>Testing stops when the test channel itself fails (for example, a local server serving an old build); the channel is fixed first, then testing resumes. After one failed fix, the next step is instrumentation, not a second patch.</w:t>
       </w:r>
     </w:p>
     <w:p>
@@ -9500,7 +9610,7 @@
         <w:keepLines/>
         <w:pageBreakBefore/>
       </w:pPr>
-      <w:bookmarkStart w:id="18" w:name="_Toc243669448"/>
+      <w:bookmarkStart w:id="18" w:name="_Toc243672213"/>
       <w:r>
         <w:lastRenderedPageBreak/>
         <w:t>5 Test items and features</w:t>
@@ -9512,7 +9622,7 @@
         <w:pStyle w:val="Caption"/>
         <w:keepNext/>
       </w:pPr>
-      <w:bookmarkStart w:id="19" w:name="_Toc243669461"/>
+      <w:bookmarkStart w:id="19" w:name="_Toc243672226"/>
       <w:r>
         <w:t xml:space="preserve">Table </w:t>
       </w:r>
@@ -12369,7 +12479,7 @@
         <w:keepLines/>
         <w:pageBreakBefore/>
       </w:pPr>
-      <w:bookmarkStart w:id="20" w:name="_Toc243669449"/>
+      <w:bookmarkStart w:id="20" w:name="_Toc243672214"/>
       <w:r>
         <w:lastRenderedPageBreak/>
         <w:t>6 Test case catalogue</w:t>
@@ -12401,7 +12511,7 @@
         <w:pStyle w:val="Caption"/>
         <w:keepNext/>
       </w:pPr>
-      <w:bookmarkStart w:id="21" w:name="_Toc243669462"/>
+      <w:bookmarkStart w:id="21" w:name="_Toc243672227"/>
       <w:r>
         <w:t xml:space="preserve">Table </w:t>
       </w:r>
@@ -12446,11 +12556,11 @@
         <w:tblLook w:val="0000" w:firstRow="0" w:lastRow="0" w:firstColumn="0" w:lastColumn="0" w:noHBand="0" w:noVBand="0"/>
       </w:tblPr>
       <w:tblGrid>
-        <w:gridCol w:w="740"/>
-        <w:gridCol w:w="1370"/>
-        <w:gridCol w:w="3098"/>
-        <w:gridCol w:w="2215"/>
-        <w:gridCol w:w="2215"/>
+        <w:gridCol w:w="753"/>
+        <w:gridCol w:w="1353"/>
+        <w:gridCol w:w="3153"/>
+        <w:gridCol w:w="2189"/>
+        <w:gridCol w:w="2190"/>
       </w:tblGrid>
       <w:tr>
         <w:tblPrEx>
@@ -12465,7 +12575,7 @@
         </w:trPr>
         <w:tc>
           <w:tcPr>
-            <w:tcW w:w="740" w:type="dxa"/>
+            <w:tcW w:w="753" w:type="dxa"/>
             <w:tcBorders>
               <w:top w:val="single" w:sz="4" w:space="0" w:color="C9D3D0"/>
               <w:left w:val="single" w:sz="4" w:space="0" w:color="C9D3D0"/>
@@ -12499,7 +12609,7 @@
         </w:tc>
         <w:tc>
           <w:tcPr>
-            <w:tcW w:w="1370" w:type="dxa"/>
+            <w:tcW w:w="1353" w:type="dxa"/>
             <w:tcBorders>
               <w:top w:val="single" w:sz="4" w:space="0" w:color="C9D3D0"/>
               <w:left w:val="single" w:sz="4" w:space="0" w:color="C9D3D0"/>
@@ -12533,7 +12643,7 @@
         </w:tc>
         <w:tc>
           <w:tcPr>
-            <w:tcW w:w="3098" w:type="dxa"/>
+            <w:tcW w:w="3153" w:type="dxa"/>
             <w:tcBorders>
               <w:top w:val="single" w:sz="4" w:space="0" w:color="C9D3D0"/>
               <w:left w:val="single" w:sz="4" w:space="0" w:color="C9D3D0"/>
@@ -12567,7 +12677,7 @@
         </w:tc>
         <w:tc>
           <w:tcPr>
-            <w:tcW w:w="2215" w:type="dxa"/>
+            <w:tcW w:w="2189" w:type="dxa"/>
             <w:tcBorders>
               <w:top w:val="single" w:sz="4" w:space="0" w:color="C9D3D0"/>
               <w:left w:val="single" w:sz="4" w:space="0" w:color="C9D3D0"/>
@@ -12601,7 +12711,7 @@
         </w:tc>
         <w:tc>
           <w:tcPr>
-            <w:tcW w:w="2215" w:type="dxa"/>
+            <w:tcW w:w="2190" w:type="dxa"/>
             <w:tcBorders>
               <w:top w:val="single" w:sz="4" w:space="0" w:color="C9D3D0"/>
               <w:left w:val="single" w:sz="4" w:space="0" w:color="C9D3D0"/>
@@ -12646,7 +12756,7 @@
         </w:trPr>
         <w:tc>
           <w:tcPr>
-            <w:tcW w:w="740" w:type="dxa"/>
+            <w:tcW w:w="753" w:type="dxa"/>
             <w:tcBorders>
               <w:top w:val="single" w:sz="4" w:space="0" w:color="C9D3D0"/>
               <w:left w:val="single" w:sz="4" w:space="0" w:color="C9D3D0"/>
@@ -12676,7 +12786,7 @@
         </w:tc>
         <w:tc>
           <w:tcPr>
-            <w:tcW w:w="1370" w:type="dxa"/>
+            <w:tcW w:w="1353" w:type="dxa"/>
             <w:tcBorders>
               <w:top w:val="single" w:sz="4" w:space="0" w:color="C9D3D0"/>
               <w:left w:val="single" w:sz="4" w:space="0" w:color="C9D3D0"/>
@@ -12706,7 +12816,7 @@
         </w:tc>
         <w:tc>
           <w:tcPr>
-            <w:tcW w:w="3098" w:type="dxa"/>
+            <w:tcW w:w="3153" w:type="dxa"/>
             <w:tcBorders>
               <w:top w:val="single" w:sz="4" w:space="0" w:color="C9D3D0"/>
               <w:left w:val="single" w:sz="4" w:space="0" w:color="C9D3D0"/>
@@ -12745,7 +12855,7 @@
         </w:tc>
         <w:tc>
           <w:tcPr>
-            <w:tcW w:w="2215" w:type="dxa"/>
+            <w:tcW w:w="2189" w:type="dxa"/>
             <w:tcBorders>
               <w:top w:val="single" w:sz="4" w:space="0" w:color="C9D3D0"/>
               <w:left w:val="single" w:sz="4" w:space="0" w:color="C9D3D0"/>
@@ -12775,7 +12885,7 @@
         </w:tc>
         <w:tc>
           <w:tcPr>
-            <w:tcW w:w="2215" w:type="dxa"/>
+            <w:tcW w:w="2190" w:type="dxa"/>
             <w:tcBorders>
               <w:top w:val="single" w:sz="4" w:space="0" w:color="C9D3D0"/>
               <w:left w:val="single" w:sz="4" w:space="0" w:color="C9D3D0"/>
@@ -12816,7 +12926,7 @@
         </w:trPr>
         <w:tc>
           <w:tcPr>
-            <w:tcW w:w="740" w:type="dxa"/>
+            <w:tcW w:w="753" w:type="dxa"/>
             <w:tcBorders>
               <w:top w:val="single" w:sz="4" w:space="0" w:color="C9D3D0"/>
               <w:left w:val="single" w:sz="4" w:space="0" w:color="C9D3D0"/>
@@ -12847,7 +12957,7 @@
         </w:tc>
         <w:tc>
           <w:tcPr>
-            <w:tcW w:w="1370" w:type="dxa"/>
+            <w:tcW w:w="1353" w:type="dxa"/>
             <w:tcBorders>
               <w:top w:val="single" w:sz="4" w:space="0" w:color="C9D3D0"/>
               <w:left w:val="single" w:sz="4" w:space="0" w:color="C9D3D0"/>
@@ -12878,7 +12988,7 @@
         </w:tc>
         <w:tc>
           <w:tcPr>
-            <w:tcW w:w="3098" w:type="dxa"/>
+            <w:tcW w:w="3153" w:type="dxa"/>
             <w:tcBorders>
               <w:top w:val="single" w:sz="4" w:space="0" w:color="C9D3D0"/>
               <w:left w:val="single" w:sz="4" w:space="0" w:color="C9D3D0"/>
@@ -12918,7 +13028,7 @@
         </w:tc>
         <w:tc>
           <w:tcPr>
-            <w:tcW w:w="2215" w:type="dxa"/>
+            <w:tcW w:w="2189" w:type="dxa"/>
             <w:tcBorders>
               <w:top w:val="single" w:sz="4" w:space="0" w:color="C9D3D0"/>
               <w:left w:val="single" w:sz="4" w:space="0" w:color="C9D3D0"/>
@@ -12949,7 +13059,7 @@
         </w:tc>
         <w:tc>
           <w:tcPr>
-            <w:tcW w:w="2215" w:type="dxa"/>
+            <w:tcW w:w="2190" w:type="dxa"/>
             <w:tcBorders>
               <w:top w:val="single" w:sz="4" w:space="0" w:color="C9D3D0"/>
               <w:left w:val="single" w:sz="4" w:space="0" w:color="C9D3D0"/>
@@ -12991,7 +13101,7 @@
         </w:trPr>
         <w:tc>
           <w:tcPr>
-            <w:tcW w:w="740" w:type="dxa"/>
+            <w:tcW w:w="753" w:type="dxa"/>
             <w:tcBorders>
               <w:top w:val="single" w:sz="4" w:space="0" w:color="C9D3D0"/>
               <w:left w:val="single" w:sz="4" w:space="0" w:color="C9D3D0"/>
@@ -13021,7 +13131,7 @@
         </w:tc>
         <w:tc>
           <w:tcPr>
-            <w:tcW w:w="1370" w:type="dxa"/>
+            <w:tcW w:w="1353" w:type="dxa"/>
             <w:tcBorders>
               <w:top w:val="single" w:sz="4" w:space="0" w:color="C9D3D0"/>
               <w:left w:val="single" w:sz="4" w:space="0" w:color="C9D3D0"/>
@@ -13051,7 +13161,7 @@
         </w:tc>
         <w:tc>
           <w:tcPr>
-            <w:tcW w:w="3098" w:type="dxa"/>
+            <w:tcW w:w="3153" w:type="dxa"/>
             <w:tcBorders>
               <w:top w:val="single" w:sz="4" w:space="0" w:color="C9D3D0"/>
               <w:left w:val="single" w:sz="4" w:space="0" w:color="C9D3D0"/>
@@ -13090,7 +13200,7 @@
         </w:tc>
         <w:tc>
           <w:tcPr>
-            <w:tcW w:w="2215" w:type="dxa"/>
+            <w:tcW w:w="2189" w:type="dxa"/>
             <w:tcBorders>
               <w:top w:val="single" w:sz="4" w:space="0" w:color="C9D3D0"/>
               <w:left w:val="single" w:sz="4" w:space="0" w:color="C9D3D0"/>
@@ -13129,7 +13239,7 @@
         </w:tc>
         <w:tc>
           <w:tcPr>
-            <w:tcW w:w="2215" w:type="dxa"/>
+            <w:tcW w:w="2190" w:type="dxa"/>
             <w:tcBorders>
               <w:top w:val="single" w:sz="4" w:space="0" w:color="C9D3D0"/>
               <w:left w:val="single" w:sz="4" w:space="0" w:color="C9D3D0"/>
@@ -13170,7 +13280,7 @@
         </w:trPr>
         <w:tc>
           <w:tcPr>
-            <w:tcW w:w="740" w:type="dxa"/>
+            <w:tcW w:w="753" w:type="dxa"/>
             <w:tcBorders>
               <w:top w:val="single" w:sz="4" w:space="0" w:color="C9D3D0"/>
               <w:left w:val="single" w:sz="4" w:space="0" w:color="C9D3D0"/>
@@ -13201,7 +13311,7 @@
         </w:tc>
         <w:tc>
           <w:tcPr>
-            <w:tcW w:w="1370" w:type="dxa"/>
+            <w:tcW w:w="1353" w:type="dxa"/>
             <w:tcBorders>
               <w:top w:val="single" w:sz="4" w:space="0" w:color="C9D3D0"/>
               <w:left w:val="single" w:sz="4" w:space="0" w:color="C9D3D0"/>
@@ -13232,7 +13342,7 @@
         </w:tc>
         <w:tc>
           <w:tcPr>
-            <w:tcW w:w="3098" w:type="dxa"/>
+            <w:tcW w:w="3153" w:type="dxa"/>
             <w:tcBorders>
               <w:top w:val="single" w:sz="4" w:space="0" w:color="C9D3D0"/>
               <w:left w:val="single" w:sz="4" w:space="0" w:color="C9D3D0"/>
@@ -13272,7 +13382,7 @@
         </w:tc>
         <w:tc>
           <w:tcPr>
-            <w:tcW w:w="2215" w:type="dxa"/>
+            <w:tcW w:w="2189" w:type="dxa"/>
             <w:tcBorders>
               <w:top w:val="single" w:sz="4" w:space="0" w:color="C9D3D0"/>
               <w:left w:val="single" w:sz="4" w:space="0" w:color="C9D3D0"/>
@@ -13303,7 +13413,7 @@
         </w:tc>
         <w:tc>
           <w:tcPr>
-            <w:tcW w:w="2215" w:type="dxa"/>
+            <w:tcW w:w="2190" w:type="dxa"/>
             <w:tcBorders>
               <w:top w:val="single" w:sz="4" w:space="0" w:color="C9D3D0"/>
               <w:left w:val="single" w:sz="4" w:space="0" w:color="C9D3D0"/>
@@ -13345,7 +13455,7 @@
         </w:trPr>
         <w:tc>
           <w:tcPr>
-            <w:tcW w:w="740" w:type="dxa"/>
+            <w:tcW w:w="753" w:type="dxa"/>
             <w:tcBorders>
               <w:top w:val="single" w:sz="4" w:space="0" w:color="C9D3D0"/>
               <w:left w:val="single" w:sz="4" w:space="0" w:color="C9D3D0"/>
@@ -13375,7 +13485,7 @@
         </w:tc>
         <w:tc>
           <w:tcPr>
-            <w:tcW w:w="1370" w:type="dxa"/>
+            <w:tcW w:w="1353" w:type="dxa"/>
             <w:tcBorders>
               <w:top w:val="single" w:sz="4" w:space="0" w:color="C9D3D0"/>
               <w:left w:val="single" w:sz="4" w:space="0" w:color="C9D3D0"/>
@@ -13405,7 +13515,7 @@
         </w:tc>
         <w:tc>
           <w:tcPr>
-            <w:tcW w:w="3098" w:type="dxa"/>
+            <w:tcW w:w="3153" w:type="dxa"/>
             <w:tcBorders>
               <w:top w:val="single" w:sz="4" w:space="0" w:color="C9D3D0"/>
               <w:left w:val="single" w:sz="4" w:space="0" w:color="C9D3D0"/>
@@ -13444,7 +13554,7 @@
         </w:tc>
         <w:tc>
           <w:tcPr>
-            <w:tcW w:w="2215" w:type="dxa"/>
+            <w:tcW w:w="2189" w:type="dxa"/>
             <w:tcBorders>
               <w:top w:val="single" w:sz="4" w:space="0" w:color="C9D3D0"/>
               <w:left w:val="single" w:sz="4" w:space="0" w:color="C9D3D0"/>
@@ -13474,7 +13584,7 @@
         </w:tc>
         <w:tc>
           <w:tcPr>
-            <w:tcW w:w="2215" w:type="dxa"/>
+            <w:tcW w:w="2190" w:type="dxa"/>
             <w:tcBorders>
               <w:top w:val="single" w:sz="4" w:space="0" w:color="C9D3D0"/>
               <w:left w:val="single" w:sz="4" w:space="0" w:color="C9D3D0"/>
@@ -13515,7 +13625,7 @@
         </w:trPr>
         <w:tc>
           <w:tcPr>
-            <w:tcW w:w="740" w:type="dxa"/>
+            <w:tcW w:w="753" w:type="dxa"/>
             <w:tcBorders>
               <w:top w:val="single" w:sz="4" w:space="0" w:color="C9D3D0"/>
               <w:left w:val="single" w:sz="4" w:space="0" w:color="C9D3D0"/>
@@ -13546,7 +13656,7 @@
         </w:tc>
         <w:tc>
           <w:tcPr>
-            <w:tcW w:w="1370" w:type="dxa"/>
+            <w:tcW w:w="1353" w:type="dxa"/>
             <w:tcBorders>
               <w:top w:val="single" w:sz="4" w:space="0" w:color="C9D3D0"/>
               <w:left w:val="single" w:sz="4" w:space="0" w:color="C9D3D0"/>
@@ -13577,7 +13687,7 @@
         </w:tc>
         <w:tc>
           <w:tcPr>
-            <w:tcW w:w="3098" w:type="dxa"/>
+            <w:tcW w:w="3153" w:type="dxa"/>
             <w:tcBorders>
               <w:top w:val="single" w:sz="4" w:space="0" w:color="C9D3D0"/>
               <w:left w:val="single" w:sz="4" w:space="0" w:color="C9D3D0"/>
@@ -13617,7 +13727,7 @@
         </w:tc>
         <w:tc>
           <w:tcPr>
-            <w:tcW w:w="2215" w:type="dxa"/>
+            <w:tcW w:w="2189" w:type="dxa"/>
             <w:tcBorders>
               <w:top w:val="single" w:sz="4" w:space="0" w:color="C9D3D0"/>
               <w:left w:val="single" w:sz="4" w:space="0" w:color="C9D3D0"/>
@@ -13648,7 +13758,7 @@
         </w:tc>
         <w:tc>
           <w:tcPr>
-            <w:tcW w:w="2215" w:type="dxa"/>
+            <w:tcW w:w="2190" w:type="dxa"/>
             <w:tcBorders>
               <w:top w:val="single" w:sz="4" w:space="0" w:color="C9D3D0"/>
               <w:left w:val="single" w:sz="4" w:space="0" w:color="C9D3D0"/>
@@ -13690,7 +13800,7 @@
         </w:trPr>
         <w:tc>
           <w:tcPr>
-            <w:tcW w:w="740" w:type="dxa"/>
+            <w:tcW w:w="753" w:type="dxa"/>
             <w:tcBorders>
               <w:top w:val="single" w:sz="4" w:space="0" w:color="C9D3D0"/>
               <w:left w:val="single" w:sz="4" w:space="0" w:color="C9D3D0"/>
@@ -13720,7 +13830,7 @@
         </w:tc>
         <w:tc>
           <w:tcPr>
-            <w:tcW w:w="1370" w:type="dxa"/>
+            <w:tcW w:w="1353" w:type="dxa"/>
             <w:tcBorders>
               <w:top w:val="single" w:sz="4" w:space="0" w:color="C9D3D0"/>
               <w:left w:val="single" w:sz="4" w:space="0" w:color="C9D3D0"/>
@@ -13750,7 +13860,7 @@
         </w:tc>
         <w:tc>
           <w:tcPr>
-            <w:tcW w:w="3098" w:type="dxa"/>
+            <w:tcW w:w="3153" w:type="dxa"/>
             <w:tcBorders>
               <w:top w:val="single" w:sz="4" w:space="0" w:color="C9D3D0"/>
               <w:left w:val="single" w:sz="4" w:space="0" w:color="C9D3D0"/>
@@ -13789,7 +13899,7 @@
         </w:tc>
         <w:tc>
           <w:tcPr>
-            <w:tcW w:w="2215" w:type="dxa"/>
+            <w:tcW w:w="2189" w:type="dxa"/>
             <w:tcBorders>
               <w:top w:val="single" w:sz="4" w:space="0" w:color="C9D3D0"/>
               <w:left w:val="single" w:sz="4" w:space="0" w:color="C9D3D0"/>
@@ -13819,7 +13929,7 @@
         </w:tc>
         <w:tc>
           <w:tcPr>
-            <w:tcW w:w="2215" w:type="dxa"/>
+            <w:tcW w:w="2190" w:type="dxa"/>
             <w:tcBorders>
               <w:top w:val="single" w:sz="4" w:space="0" w:color="C9D3D0"/>
               <w:left w:val="single" w:sz="4" w:space="0" w:color="C9D3D0"/>
@@ -13860,7 +13970,7 @@
         </w:trPr>
         <w:tc>
           <w:tcPr>
-            <w:tcW w:w="740" w:type="dxa"/>
+            <w:tcW w:w="753" w:type="dxa"/>
             <w:tcBorders>
               <w:top w:val="single" w:sz="4" w:space="0" w:color="C9D3D0"/>
               <w:left w:val="single" w:sz="4" w:space="0" w:color="C9D3D0"/>
@@ -13892,7 +14002,7 @@
         </w:tc>
         <w:tc>
           <w:tcPr>
-            <w:tcW w:w="1370" w:type="dxa"/>
+            <w:tcW w:w="1353" w:type="dxa"/>
             <w:tcBorders>
               <w:top w:val="single" w:sz="4" w:space="0" w:color="C9D3D0"/>
               <w:left w:val="single" w:sz="4" w:space="0" w:color="C9D3D0"/>
@@ -13923,7 +14033,7 @@
         </w:tc>
         <w:tc>
           <w:tcPr>
-            <w:tcW w:w="3098" w:type="dxa"/>
+            <w:tcW w:w="3153" w:type="dxa"/>
             <w:tcBorders>
               <w:top w:val="single" w:sz="4" w:space="0" w:color="C9D3D0"/>
               <w:left w:val="single" w:sz="4" w:space="0" w:color="C9D3D0"/>
@@ -13963,7 +14073,7 @@
         </w:tc>
         <w:tc>
           <w:tcPr>
-            <w:tcW w:w="2215" w:type="dxa"/>
+            <w:tcW w:w="2189" w:type="dxa"/>
             <w:tcBorders>
               <w:top w:val="single" w:sz="4" w:space="0" w:color="C9D3D0"/>
               <w:left w:val="single" w:sz="4" w:space="0" w:color="C9D3D0"/>
@@ -13994,7 +14104,7 @@
         </w:tc>
         <w:tc>
           <w:tcPr>
-            <w:tcW w:w="2215" w:type="dxa"/>
+            <w:tcW w:w="2190" w:type="dxa"/>
             <w:tcBorders>
               <w:top w:val="single" w:sz="4" w:space="0" w:color="C9D3D0"/>
               <w:left w:val="single" w:sz="4" w:space="0" w:color="C9D3D0"/>
@@ -14036,7 +14146,7 @@
         </w:trPr>
         <w:tc>
           <w:tcPr>
-            <w:tcW w:w="740" w:type="dxa"/>
+            <w:tcW w:w="753" w:type="dxa"/>
             <w:tcBorders>
               <w:top w:val="single" w:sz="4" w:space="0" w:color="C9D3D0"/>
               <w:left w:val="single" w:sz="4" w:space="0" w:color="C9D3D0"/>
@@ -14066,7 +14176,7 @@
         </w:tc>
         <w:tc>
           <w:tcPr>
-            <w:tcW w:w="1370" w:type="dxa"/>
+            <w:tcW w:w="1353" w:type="dxa"/>
             <w:tcBorders>
               <w:top w:val="single" w:sz="4" w:space="0" w:color="C9D3D0"/>
               <w:left w:val="single" w:sz="4" w:space="0" w:color="C9D3D0"/>
@@ -14096,7 +14206,7 @@
         </w:tc>
         <w:tc>
           <w:tcPr>
-            <w:tcW w:w="3098" w:type="dxa"/>
+            <w:tcW w:w="3153" w:type="dxa"/>
             <w:tcBorders>
               <w:top w:val="single" w:sz="4" w:space="0" w:color="C9D3D0"/>
               <w:left w:val="single" w:sz="4" w:space="0" w:color="C9D3D0"/>
@@ -14135,7 +14245,7 @@
         </w:tc>
         <w:tc>
           <w:tcPr>
-            <w:tcW w:w="2215" w:type="dxa"/>
+            <w:tcW w:w="2189" w:type="dxa"/>
             <w:tcBorders>
               <w:top w:val="single" w:sz="4" w:space="0" w:color="C9D3D0"/>
               <w:left w:val="single" w:sz="4" w:space="0" w:color="C9D3D0"/>
@@ -14165,7 +14275,7 @@
         </w:tc>
         <w:tc>
           <w:tcPr>
-            <w:tcW w:w="2215" w:type="dxa"/>
+            <w:tcW w:w="2190" w:type="dxa"/>
             <w:tcBorders>
               <w:top w:val="single" w:sz="4" w:space="0" w:color="C9D3D0"/>
               <w:left w:val="single" w:sz="4" w:space="0" w:color="C9D3D0"/>
@@ -14206,7 +14316,7 @@
         </w:trPr>
         <w:tc>
           <w:tcPr>
-            <w:tcW w:w="740" w:type="dxa"/>
+            <w:tcW w:w="753" w:type="dxa"/>
             <w:tcBorders>
               <w:top w:val="single" w:sz="4" w:space="0" w:color="C9D3D0"/>
               <w:left w:val="single" w:sz="4" w:space="0" w:color="C9D3D0"/>
@@ -14237,7 +14347,7 @@
         </w:tc>
         <w:tc>
           <w:tcPr>
-            <w:tcW w:w="1370" w:type="dxa"/>
+            <w:tcW w:w="1353" w:type="dxa"/>
             <w:tcBorders>
               <w:top w:val="single" w:sz="4" w:space="0" w:color="C9D3D0"/>
               <w:left w:val="single" w:sz="4" w:space="0" w:color="C9D3D0"/>
@@ -14268,7 +14378,7 @@
         </w:tc>
         <w:tc>
           <w:tcPr>
-            <w:tcW w:w="3098" w:type="dxa"/>
+            <w:tcW w:w="3153" w:type="dxa"/>
             <w:tcBorders>
               <w:top w:val="single" w:sz="4" w:space="0" w:color="C9D3D0"/>
               <w:left w:val="single" w:sz="4" w:space="0" w:color="C9D3D0"/>
@@ -14308,7 +14418,7 @@
         </w:tc>
         <w:tc>
           <w:tcPr>
-            <w:tcW w:w="2215" w:type="dxa"/>
+            <w:tcW w:w="2189" w:type="dxa"/>
             <w:tcBorders>
               <w:top w:val="single" w:sz="4" w:space="0" w:color="C9D3D0"/>
               <w:left w:val="single" w:sz="4" w:space="0" w:color="C9D3D0"/>
@@ -14339,7 +14449,7 @@
         </w:tc>
         <w:tc>
           <w:tcPr>
-            <w:tcW w:w="2215" w:type="dxa"/>
+            <w:tcW w:w="2190" w:type="dxa"/>
             <w:tcBorders>
               <w:top w:val="single" w:sz="4" w:space="0" w:color="C9D3D0"/>
               <w:left w:val="single" w:sz="4" w:space="0" w:color="C9D3D0"/>
@@ -14381,7 +14491,7 @@
         </w:trPr>
         <w:tc>
           <w:tcPr>
-            <w:tcW w:w="740" w:type="dxa"/>
+            <w:tcW w:w="753" w:type="dxa"/>
             <w:tcBorders>
               <w:top w:val="single" w:sz="4" w:space="0" w:color="C9D3D0"/>
               <w:left w:val="single" w:sz="4" w:space="0" w:color="C9D3D0"/>
@@ -14411,7 +14521,7 @@
         </w:tc>
         <w:tc>
           <w:tcPr>
-            <w:tcW w:w="1370" w:type="dxa"/>
+            <w:tcW w:w="1353" w:type="dxa"/>
             <w:tcBorders>
               <w:top w:val="single" w:sz="4" w:space="0" w:color="C9D3D0"/>
               <w:left w:val="single" w:sz="4" w:space="0" w:color="C9D3D0"/>
@@ -14441,7 +14551,7 @@
         </w:tc>
         <w:tc>
           <w:tcPr>
-            <w:tcW w:w="3098" w:type="dxa"/>
+            <w:tcW w:w="3153" w:type="dxa"/>
             <w:tcBorders>
               <w:top w:val="single" w:sz="4" w:space="0" w:color="C9D3D0"/>
               <w:left w:val="single" w:sz="4" w:space="0" w:color="C9D3D0"/>
@@ -14480,7 +14590,7 @@
         </w:tc>
         <w:tc>
           <w:tcPr>
-            <w:tcW w:w="2215" w:type="dxa"/>
+            <w:tcW w:w="2189" w:type="dxa"/>
             <w:tcBorders>
               <w:top w:val="single" w:sz="4" w:space="0" w:color="C9D3D0"/>
               <w:left w:val="single" w:sz="4" w:space="0" w:color="C9D3D0"/>
@@ -14510,7 +14620,7 @@
         </w:tc>
         <w:tc>
           <w:tcPr>
-            <w:tcW w:w="2215" w:type="dxa"/>
+            <w:tcW w:w="2190" w:type="dxa"/>
             <w:tcBorders>
               <w:top w:val="single" w:sz="4" w:space="0" w:color="C9D3D0"/>
               <w:left w:val="single" w:sz="4" w:space="0" w:color="C9D3D0"/>
@@ -14551,7 +14661,7 @@
         </w:trPr>
         <w:tc>
           <w:tcPr>
-            <w:tcW w:w="740" w:type="dxa"/>
+            <w:tcW w:w="753" w:type="dxa"/>
             <w:tcBorders>
               <w:top w:val="single" w:sz="4" w:space="0" w:color="C9D3D0"/>
               <w:left w:val="single" w:sz="4" w:space="0" w:color="C9D3D0"/>
@@ -14582,7 +14692,7 @@
         </w:tc>
         <w:tc>
           <w:tcPr>
-            <w:tcW w:w="1370" w:type="dxa"/>
+            <w:tcW w:w="1353" w:type="dxa"/>
             <w:tcBorders>
               <w:top w:val="single" w:sz="4" w:space="0" w:color="C9D3D0"/>
               <w:left w:val="single" w:sz="4" w:space="0" w:color="C9D3D0"/>
@@ -14613,7 +14723,7 @@
         </w:tc>
         <w:tc>
           <w:tcPr>
-            <w:tcW w:w="3098" w:type="dxa"/>
+            <w:tcW w:w="3153" w:type="dxa"/>
             <w:tcBorders>
               <w:top w:val="single" w:sz="4" w:space="0" w:color="C9D3D0"/>
               <w:left w:val="single" w:sz="4" w:space="0" w:color="C9D3D0"/>
@@ -14653,7 +14763,7 @@
         </w:tc>
         <w:tc>
           <w:tcPr>
-            <w:tcW w:w="2215" w:type="dxa"/>
+            <w:tcW w:w="2189" w:type="dxa"/>
             <w:tcBorders>
               <w:top w:val="single" w:sz="4" w:space="0" w:color="C9D3D0"/>
               <w:left w:val="single" w:sz="4" w:space="0" w:color="C9D3D0"/>
@@ -14700,7 +14810,7 @@
         </w:tc>
         <w:tc>
           <w:tcPr>
-            <w:tcW w:w="2215" w:type="dxa"/>
+            <w:tcW w:w="2190" w:type="dxa"/>
             <w:tcBorders>
               <w:top w:val="single" w:sz="4" w:space="0" w:color="C9D3D0"/>
               <w:left w:val="single" w:sz="4" w:space="0" w:color="C9D3D0"/>
@@ -14742,7 +14852,7 @@
         </w:trPr>
         <w:tc>
           <w:tcPr>
-            <w:tcW w:w="740" w:type="dxa"/>
+            <w:tcW w:w="753" w:type="dxa"/>
             <w:tcBorders>
               <w:top w:val="single" w:sz="4" w:space="0" w:color="C9D3D0"/>
               <w:left w:val="single" w:sz="4" w:space="0" w:color="C9D3D0"/>
@@ -14772,7 +14882,7 @@
         </w:tc>
         <w:tc>
           <w:tcPr>
-            <w:tcW w:w="1370" w:type="dxa"/>
+            <w:tcW w:w="1353" w:type="dxa"/>
             <w:tcBorders>
               <w:top w:val="single" w:sz="4" w:space="0" w:color="C9D3D0"/>
               <w:left w:val="single" w:sz="4" w:space="0" w:color="C9D3D0"/>
@@ -14802,7 +14912,7 @@
         </w:tc>
         <w:tc>
           <w:tcPr>
-            <w:tcW w:w="3098" w:type="dxa"/>
+            <w:tcW w:w="3153" w:type="dxa"/>
             <w:tcBorders>
               <w:top w:val="single" w:sz="4" w:space="0" w:color="C9D3D0"/>
               <w:left w:val="single" w:sz="4" w:space="0" w:color="C9D3D0"/>
@@ -14841,7 +14951,7 @@
         </w:tc>
         <w:tc>
           <w:tcPr>
-            <w:tcW w:w="2215" w:type="dxa"/>
+            <w:tcW w:w="2189" w:type="dxa"/>
             <w:tcBorders>
               <w:top w:val="single" w:sz="4" w:space="0" w:color="C9D3D0"/>
               <w:left w:val="single" w:sz="4" w:space="0" w:color="C9D3D0"/>
@@ -14871,7 +14981,7 @@
         </w:tc>
         <w:tc>
           <w:tcPr>
-            <w:tcW w:w="2215" w:type="dxa"/>
+            <w:tcW w:w="2190" w:type="dxa"/>
             <w:tcBorders>
               <w:top w:val="single" w:sz="4" w:space="0" w:color="C9D3D0"/>
               <w:left w:val="single" w:sz="4" w:space="0" w:color="C9D3D0"/>
@@ -14912,7 +15022,7 @@
         </w:trPr>
         <w:tc>
           <w:tcPr>
-            <w:tcW w:w="740" w:type="dxa"/>
+            <w:tcW w:w="753" w:type="dxa"/>
             <w:tcBorders>
               <w:top w:val="single" w:sz="4" w:space="0" w:color="C9D3D0"/>
               <w:left w:val="single" w:sz="4" w:space="0" w:color="C9D3D0"/>
@@ -14943,7 +15053,7 @@
         </w:tc>
         <w:tc>
           <w:tcPr>
-            <w:tcW w:w="1370" w:type="dxa"/>
+            <w:tcW w:w="1353" w:type="dxa"/>
             <w:tcBorders>
               <w:top w:val="single" w:sz="4" w:space="0" w:color="C9D3D0"/>
               <w:left w:val="single" w:sz="4" w:space="0" w:color="C9D3D0"/>
@@ -14974,7 +15084,7 @@
         </w:tc>
         <w:tc>
           <w:tcPr>
-            <w:tcW w:w="3098" w:type="dxa"/>
+            <w:tcW w:w="3153" w:type="dxa"/>
             <w:tcBorders>
               <w:top w:val="single" w:sz="4" w:space="0" w:color="C9D3D0"/>
               <w:left w:val="single" w:sz="4" w:space="0" w:color="C9D3D0"/>
@@ -15014,7 +15124,7 @@
         </w:tc>
         <w:tc>
           <w:tcPr>
-            <w:tcW w:w="2215" w:type="dxa"/>
+            <w:tcW w:w="2189" w:type="dxa"/>
             <w:tcBorders>
               <w:top w:val="single" w:sz="4" w:space="0" w:color="C9D3D0"/>
               <w:left w:val="single" w:sz="4" w:space="0" w:color="C9D3D0"/>
@@ -15045,7 +15155,7 @@
         </w:tc>
         <w:tc>
           <w:tcPr>
-            <w:tcW w:w="2215" w:type="dxa"/>
+            <w:tcW w:w="2190" w:type="dxa"/>
             <w:tcBorders>
               <w:top w:val="single" w:sz="4" w:space="0" w:color="C9D3D0"/>
               <w:left w:val="single" w:sz="4" w:space="0" w:color="C9D3D0"/>
@@ -15087,7 +15197,7 @@
         </w:trPr>
         <w:tc>
           <w:tcPr>
-            <w:tcW w:w="740" w:type="dxa"/>
+            <w:tcW w:w="753" w:type="dxa"/>
             <w:tcBorders>
               <w:top w:val="single" w:sz="4" w:space="0" w:color="C9D3D0"/>
               <w:left w:val="single" w:sz="4" w:space="0" w:color="C9D3D0"/>
@@ -15118,7 +15228,7 @@
         </w:tc>
         <w:tc>
           <w:tcPr>
-            <w:tcW w:w="1370" w:type="dxa"/>
+            <w:tcW w:w="1353" w:type="dxa"/>
             <w:tcBorders>
               <w:top w:val="single" w:sz="4" w:space="0" w:color="C9D3D0"/>
               <w:left w:val="single" w:sz="4" w:space="0" w:color="C9D3D0"/>
@@ -15148,7 +15258,7 @@
         </w:tc>
         <w:tc>
           <w:tcPr>
-            <w:tcW w:w="3098" w:type="dxa"/>
+            <w:tcW w:w="3153" w:type="dxa"/>
             <w:tcBorders>
               <w:top w:val="single" w:sz="4" w:space="0" w:color="C9D3D0"/>
               <w:left w:val="single" w:sz="4" w:space="0" w:color="C9D3D0"/>
@@ -15187,7 +15297,7 @@
         </w:tc>
         <w:tc>
           <w:tcPr>
-            <w:tcW w:w="2215" w:type="dxa"/>
+            <w:tcW w:w="2189" w:type="dxa"/>
             <w:tcBorders>
               <w:top w:val="single" w:sz="4" w:space="0" w:color="C9D3D0"/>
               <w:left w:val="single" w:sz="4" w:space="0" w:color="C9D3D0"/>
@@ -15217,7 +15327,7 @@
         </w:tc>
         <w:tc>
           <w:tcPr>
-            <w:tcW w:w="2215" w:type="dxa"/>
+            <w:tcW w:w="2190" w:type="dxa"/>
             <w:tcBorders>
               <w:top w:val="single" w:sz="4" w:space="0" w:color="C9D3D0"/>
               <w:left w:val="single" w:sz="4" w:space="0" w:color="C9D3D0"/>
@@ -15258,7 +15368,7 @@
         </w:trPr>
         <w:tc>
           <w:tcPr>
-            <w:tcW w:w="740" w:type="dxa"/>
+            <w:tcW w:w="753" w:type="dxa"/>
             <w:tcBorders>
               <w:top w:val="single" w:sz="4" w:space="0" w:color="C9D3D0"/>
               <w:left w:val="single" w:sz="4" w:space="0" w:color="C9D3D0"/>
@@ -15289,7 +15399,7 @@
         </w:tc>
         <w:tc>
           <w:tcPr>
-            <w:tcW w:w="1370" w:type="dxa"/>
+            <w:tcW w:w="1353" w:type="dxa"/>
             <w:tcBorders>
               <w:top w:val="single" w:sz="4" w:space="0" w:color="C9D3D0"/>
               <w:left w:val="single" w:sz="4" w:space="0" w:color="C9D3D0"/>
@@ -15320,7 +15430,7 @@
         </w:tc>
         <w:tc>
           <w:tcPr>
-            <w:tcW w:w="3098" w:type="dxa"/>
+            <w:tcW w:w="3153" w:type="dxa"/>
             <w:tcBorders>
               <w:top w:val="single" w:sz="4" w:space="0" w:color="C9D3D0"/>
               <w:left w:val="single" w:sz="4" w:space="0" w:color="C9D3D0"/>
@@ -15360,7 +15470,7 @@
         </w:tc>
         <w:tc>
           <w:tcPr>
-            <w:tcW w:w="2215" w:type="dxa"/>
+            <w:tcW w:w="2189" w:type="dxa"/>
             <w:tcBorders>
               <w:top w:val="single" w:sz="4" w:space="0" w:color="C9D3D0"/>
               <w:left w:val="single" w:sz="4" w:space="0" w:color="C9D3D0"/>
@@ -15391,7 +15501,7 @@
         </w:tc>
         <w:tc>
           <w:tcPr>
-            <w:tcW w:w="2215" w:type="dxa"/>
+            <w:tcW w:w="2190" w:type="dxa"/>
             <w:tcBorders>
               <w:top w:val="single" w:sz="4" w:space="0" w:color="C9D3D0"/>
               <w:left w:val="single" w:sz="4" w:space="0" w:color="C9D3D0"/>
@@ -15433,7 +15543,7 @@
         </w:trPr>
         <w:tc>
           <w:tcPr>
-            <w:tcW w:w="740" w:type="dxa"/>
+            <w:tcW w:w="753" w:type="dxa"/>
             <w:tcBorders>
               <w:top w:val="single" w:sz="4" w:space="0" w:color="C9D3D0"/>
               <w:left w:val="single" w:sz="4" w:space="0" w:color="C9D3D0"/>
@@ -15463,7 +15573,7 @@
         </w:tc>
         <w:tc>
           <w:tcPr>
-            <w:tcW w:w="1370" w:type="dxa"/>
+            <w:tcW w:w="1353" w:type="dxa"/>
             <w:tcBorders>
               <w:top w:val="single" w:sz="4" w:space="0" w:color="C9D3D0"/>
               <w:left w:val="single" w:sz="4" w:space="0" w:color="C9D3D0"/>
@@ -15493,7 +15603,7 @@
         </w:tc>
         <w:tc>
           <w:tcPr>
-            <w:tcW w:w="3098" w:type="dxa"/>
+            <w:tcW w:w="3153" w:type="dxa"/>
             <w:tcBorders>
               <w:top w:val="single" w:sz="4" w:space="0" w:color="C9D3D0"/>
               <w:left w:val="single" w:sz="4" w:space="0" w:color="C9D3D0"/>
@@ -15532,7 +15642,7 @@
         </w:tc>
         <w:tc>
           <w:tcPr>
-            <w:tcW w:w="2215" w:type="dxa"/>
+            <w:tcW w:w="2189" w:type="dxa"/>
             <w:tcBorders>
               <w:top w:val="single" w:sz="4" w:space="0" w:color="C9D3D0"/>
               <w:left w:val="single" w:sz="4" w:space="0" w:color="C9D3D0"/>
@@ -15562,7 +15672,7 @@
         </w:tc>
         <w:tc>
           <w:tcPr>
-            <w:tcW w:w="2215" w:type="dxa"/>
+            <w:tcW w:w="2190" w:type="dxa"/>
             <w:tcBorders>
               <w:top w:val="single" w:sz="4" w:space="0" w:color="C9D3D0"/>
               <w:left w:val="single" w:sz="4" w:space="0" w:color="C9D3D0"/>
@@ -15603,7 +15713,7 @@
         </w:trPr>
         <w:tc>
           <w:tcPr>
-            <w:tcW w:w="740" w:type="dxa"/>
+            <w:tcW w:w="753" w:type="dxa"/>
             <w:tcBorders>
               <w:top w:val="single" w:sz="4" w:space="0" w:color="C9D3D0"/>
               <w:left w:val="single" w:sz="4" w:space="0" w:color="C9D3D0"/>
@@ -15634,7 +15744,7 @@
         </w:tc>
         <w:tc>
           <w:tcPr>
-            <w:tcW w:w="1370" w:type="dxa"/>
+            <w:tcW w:w="1353" w:type="dxa"/>
             <w:tcBorders>
               <w:top w:val="single" w:sz="4" w:space="0" w:color="C9D3D0"/>
               <w:left w:val="single" w:sz="4" w:space="0" w:color="C9D3D0"/>
@@ -15665,7 +15775,7 @@
         </w:tc>
         <w:tc>
           <w:tcPr>
-            <w:tcW w:w="3098" w:type="dxa"/>
+            <w:tcW w:w="3153" w:type="dxa"/>
             <w:tcBorders>
               <w:top w:val="single" w:sz="4" w:space="0" w:color="C9D3D0"/>
               <w:left w:val="single" w:sz="4" w:space="0" w:color="C9D3D0"/>
@@ -15705,7 +15815,7 @@
         </w:tc>
         <w:tc>
           <w:tcPr>
-            <w:tcW w:w="2215" w:type="dxa"/>
+            <w:tcW w:w="2189" w:type="dxa"/>
             <w:tcBorders>
               <w:top w:val="single" w:sz="4" w:space="0" w:color="C9D3D0"/>
               <w:left w:val="single" w:sz="4" w:space="0" w:color="C9D3D0"/>
@@ -15768,7 +15878,7 @@
         </w:tc>
         <w:tc>
           <w:tcPr>
-            <w:tcW w:w="2215" w:type="dxa"/>
+            <w:tcW w:w="2190" w:type="dxa"/>
             <w:tcBorders>
               <w:top w:val="single" w:sz="4" w:space="0" w:color="C9D3D0"/>
               <w:left w:val="single" w:sz="4" w:space="0" w:color="C9D3D0"/>
@@ -15810,7 +15920,7 @@
         </w:trPr>
         <w:tc>
           <w:tcPr>
-            <w:tcW w:w="740" w:type="dxa"/>
+            <w:tcW w:w="753" w:type="dxa"/>
             <w:tcBorders>
               <w:top w:val="single" w:sz="4" w:space="0" w:color="C9D3D0"/>
               <w:left w:val="single" w:sz="4" w:space="0" w:color="C9D3D0"/>
@@ -15840,7 +15950,7 @@
         </w:tc>
         <w:tc>
           <w:tcPr>
-            <w:tcW w:w="1370" w:type="dxa"/>
+            <w:tcW w:w="1353" w:type="dxa"/>
             <w:tcBorders>
               <w:top w:val="single" w:sz="4" w:space="0" w:color="C9D3D0"/>
               <w:left w:val="single" w:sz="4" w:space="0" w:color="C9D3D0"/>
@@ -15870,7 +15980,7 @@
         </w:tc>
         <w:tc>
           <w:tcPr>
-            <w:tcW w:w="3098" w:type="dxa"/>
+            <w:tcW w:w="3153" w:type="dxa"/>
             <w:tcBorders>
               <w:top w:val="single" w:sz="4" w:space="0" w:color="C9D3D0"/>
               <w:left w:val="single" w:sz="4" w:space="0" w:color="C9D3D0"/>
@@ -15909,7 +16019,7 @@
         </w:tc>
         <w:tc>
           <w:tcPr>
-            <w:tcW w:w="2215" w:type="dxa"/>
+            <w:tcW w:w="2189" w:type="dxa"/>
             <w:tcBorders>
               <w:top w:val="single" w:sz="4" w:space="0" w:color="C9D3D0"/>
               <w:left w:val="single" w:sz="4" w:space="0" w:color="C9D3D0"/>
@@ -15939,7 +16049,7 @@
         </w:tc>
         <w:tc>
           <w:tcPr>
-            <w:tcW w:w="2215" w:type="dxa"/>
+            <w:tcW w:w="2190" w:type="dxa"/>
             <w:tcBorders>
               <w:top w:val="single" w:sz="4" w:space="0" w:color="C9D3D0"/>
               <w:left w:val="single" w:sz="4" w:space="0" w:color="C9D3D0"/>
@@ -15980,7 +16090,7 @@
         </w:trPr>
         <w:tc>
           <w:tcPr>
-            <w:tcW w:w="740" w:type="dxa"/>
+            <w:tcW w:w="753" w:type="dxa"/>
             <w:tcBorders>
               <w:top w:val="single" w:sz="4" w:space="0" w:color="C9D3D0"/>
               <w:left w:val="single" w:sz="4" w:space="0" w:color="C9D3D0"/>
@@ -16011,7 +16121,7 @@
         </w:tc>
         <w:tc>
           <w:tcPr>
-            <w:tcW w:w="1370" w:type="dxa"/>
+            <w:tcW w:w="1353" w:type="dxa"/>
             <w:tcBorders>
               <w:top w:val="single" w:sz="4" w:space="0" w:color="C9D3D0"/>
               <w:left w:val="single" w:sz="4" w:space="0" w:color="C9D3D0"/>
@@ -16042,7 +16152,7 @@
         </w:tc>
         <w:tc>
           <w:tcPr>
-            <w:tcW w:w="3098" w:type="dxa"/>
+            <w:tcW w:w="3153" w:type="dxa"/>
             <w:tcBorders>
               <w:top w:val="single" w:sz="4" w:space="0" w:color="C9D3D0"/>
               <w:left w:val="single" w:sz="4" w:space="0" w:color="C9D3D0"/>
@@ -16082,7 +16192,7 @@
         </w:tc>
         <w:tc>
           <w:tcPr>
-            <w:tcW w:w="2215" w:type="dxa"/>
+            <w:tcW w:w="2189" w:type="dxa"/>
             <w:tcBorders>
               <w:top w:val="single" w:sz="4" w:space="0" w:color="C9D3D0"/>
               <w:left w:val="single" w:sz="4" w:space="0" w:color="C9D3D0"/>
@@ -16113,7 +16223,7 @@
         </w:tc>
         <w:tc>
           <w:tcPr>
-            <w:tcW w:w="2215" w:type="dxa"/>
+            <w:tcW w:w="2190" w:type="dxa"/>
             <w:tcBorders>
               <w:top w:val="single" w:sz="4" w:space="0" w:color="C9D3D0"/>
               <w:left w:val="single" w:sz="4" w:space="0" w:color="C9D3D0"/>
@@ -16155,7 +16265,7 @@
         </w:trPr>
         <w:tc>
           <w:tcPr>
-            <w:tcW w:w="740" w:type="dxa"/>
+            <w:tcW w:w="753" w:type="dxa"/>
             <w:tcBorders>
               <w:top w:val="single" w:sz="4" w:space="0" w:color="C9D3D0"/>
               <w:left w:val="single" w:sz="4" w:space="0" w:color="C9D3D0"/>
@@ -16185,7 +16295,7 @@
         </w:tc>
         <w:tc>
           <w:tcPr>
-            <w:tcW w:w="1370" w:type="dxa"/>
+            <w:tcW w:w="1353" w:type="dxa"/>
             <w:tcBorders>
               <w:top w:val="single" w:sz="4" w:space="0" w:color="C9D3D0"/>
               <w:left w:val="single" w:sz="4" w:space="0" w:color="C9D3D0"/>
@@ -16215,7 +16325,7 @@
         </w:tc>
         <w:tc>
           <w:tcPr>
-            <w:tcW w:w="3098" w:type="dxa"/>
+            <w:tcW w:w="3153" w:type="dxa"/>
             <w:tcBorders>
               <w:top w:val="single" w:sz="4" w:space="0" w:color="C9D3D0"/>
               <w:left w:val="single" w:sz="4" w:space="0" w:color="C9D3D0"/>
@@ -16254,7 +16364,7 @@
         </w:tc>
         <w:tc>
           <w:tcPr>
-            <w:tcW w:w="2215" w:type="dxa"/>
+            <w:tcW w:w="2189" w:type="dxa"/>
             <w:tcBorders>
               <w:top w:val="single" w:sz="4" w:space="0" w:color="C9D3D0"/>
               <w:left w:val="single" w:sz="4" w:space="0" w:color="C9D3D0"/>
@@ -16284,7 +16394,7 @@
         </w:tc>
         <w:tc>
           <w:tcPr>
-            <w:tcW w:w="2215" w:type="dxa"/>
+            <w:tcW w:w="2190" w:type="dxa"/>
             <w:tcBorders>
               <w:top w:val="single" w:sz="4" w:space="0" w:color="C9D3D0"/>
               <w:left w:val="single" w:sz="4" w:space="0" w:color="C9D3D0"/>
@@ -16325,7 +16435,7 @@
         </w:trPr>
         <w:tc>
           <w:tcPr>
-            <w:tcW w:w="740" w:type="dxa"/>
+            <w:tcW w:w="753" w:type="dxa"/>
             <w:tcBorders>
               <w:top w:val="single" w:sz="4" w:space="0" w:color="C9D3D0"/>
               <w:left w:val="single" w:sz="4" w:space="0" w:color="C9D3D0"/>
@@ -16356,7 +16466,7 @@
         </w:tc>
         <w:tc>
           <w:tcPr>
-            <w:tcW w:w="1370" w:type="dxa"/>
+            <w:tcW w:w="1353" w:type="dxa"/>
             <w:tcBorders>
               <w:top w:val="single" w:sz="4" w:space="0" w:color="C9D3D0"/>
               <w:left w:val="single" w:sz="4" w:space="0" w:color="C9D3D0"/>
@@ -16387,7 +16497,7 @@
         </w:tc>
         <w:tc>
           <w:tcPr>
-            <w:tcW w:w="3098" w:type="dxa"/>
+            <w:tcW w:w="3153" w:type="dxa"/>
             <w:tcBorders>
               <w:top w:val="single" w:sz="4" w:space="0" w:color="C9D3D0"/>
               <w:left w:val="single" w:sz="4" w:space="0" w:color="C9D3D0"/>
@@ -16418,7 +16528,7 @@
         </w:tc>
         <w:tc>
           <w:tcPr>
-            <w:tcW w:w="2215" w:type="dxa"/>
+            <w:tcW w:w="2189" w:type="dxa"/>
             <w:tcBorders>
               <w:top w:val="single" w:sz="4" w:space="0" w:color="C9D3D0"/>
               <w:left w:val="single" w:sz="4" w:space="0" w:color="C9D3D0"/>
@@ -16449,7 +16559,7 @@
         </w:tc>
         <w:tc>
           <w:tcPr>
-            <w:tcW w:w="2215" w:type="dxa"/>
+            <w:tcW w:w="2190" w:type="dxa"/>
             <w:tcBorders>
               <w:top w:val="single" w:sz="4" w:space="0" w:color="C9D3D0"/>
               <w:left w:val="single" w:sz="4" w:space="0" w:color="C9D3D0"/>
@@ -16491,7 +16601,7 @@
         </w:trPr>
         <w:tc>
           <w:tcPr>
-            <w:tcW w:w="740" w:type="dxa"/>
+            <w:tcW w:w="753" w:type="dxa"/>
             <w:tcBorders>
               <w:top w:val="single" w:sz="4" w:space="0" w:color="C9D3D0"/>
               <w:left w:val="single" w:sz="4" w:space="0" w:color="C9D3D0"/>
@@ -16521,7 +16631,7 @@
         </w:tc>
         <w:tc>
           <w:tcPr>
-            <w:tcW w:w="1370" w:type="dxa"/>
+            <w:tcW w:w="1353" w:type="dxa"/>
             <w:tcBorders>
               <w:top w:val="single" w:sz="4" w:space="0" w:color="C9D3D0"/>
               <w:left w:val="single" w:sz="4" w:space="0" w:color="C9D3D0"/>
@@ -16551,7 +16661,7 @@
         </w:tc>
         <w:tc>
           <w:tcPr>
-            <w:tcW w:w="3098" w:type="dxa"/>
+            <w:tcW w:w="3153" w:type="dxa"/>
             <w:tcBorders>
               <w:top w:val="single" w:sz="4" w:space="0" w:color="C9D3D0"/>
               <w:left w:val="single" w:sz="4" w:space="0" w:color="C9D3D0"/>
@@ -16581,7 +16691,7 @@
         </w:tc>
         <w:tc>
           <w:tcPr>
-            <w:tcW w:w="2215" w:type="dxa"/>
+            <w:tcW w:w="2189" w:type="dxa"/>
             <w:tcBorders>
               <w:top w:val="single" w:sz="4" w:space="0" w:color="C9D3D0"/>
               <w:left w:val="single" w:sz="4" w:space="0" w:color="C9D3D0"/>
@@ -16611,7 +16721,7 @@
         </w:tc>
         <w:tc>
           <w:tcPr>
-            <w:tcW w:w="2215" w:type="dxa"/>
+            <w:tcW w:w="2190" w:type="dxa"/>
             <w:tcBorders>
               <w:top w:val="single" w:sz="4" w:space="0" w:color="C9D3D0"/>
               <w:left w:val="single" w:sz="4" w:space="0" w:color="C9D3D0"/>
@@ -16652,7 +16762,7 @@
         </w:trPr>
         <w:tc>
           <w:tcPr>
-            <w:tcW w:w="740" w:type="dxa"/>
+            <w:tcW w:w="753" w:type="dxa"/>
             <w:tcBorders>
               <w:top w:val="single" w:sz="4" w:space="0" w:color="C9D3D0"/>
               <w:left w:val="single" w:sz="4" w:space="0" w:color="C9D3D0"/>
@@ -16683,7 +16793,7 @@
         </w:tc>
         <w:tc>
           <w:tcPr>
-            <w:tcW w:w="1370" w:type="dxa"/>
+            <w:tcW w:w="1353" w:type="dxa"/>
             <w:tcBorders>
               <w:top w:val="single" w:sz="4" w:space="0" w:color="C9D3D0"/>
               <w:left w:val="single" w:sz="4" w:space="0" w:color="C9D3D0"/>
@@ -16714,7 +16824,7 @@
         </w:tc>
         <w:tc>
           <w:tcPr>
-            <w:tcW w:w="3098" w:type="dxa"/>
+            <w:tcW w:w="3153" w:type="dxa"/>
             <w:tcBorders>
               <w:top w:val="single" w:sz="4" w:space="0" w:color="C9D3D0"/>
               <w:left w:val="single" w:sz="4" w:space="0" w:color="C9D3D0"/>
@@ -16754,7 +16864,7 @@
         </w:tc>
         <w:tc>
           <w:tcPr>
-            <w:tcW w:w="2215" w:type="dxa"/>
+            <w:tcW w:w="2189" w:type="dxa"/>
             <w:tcBorders>
               <w:top w:val="single" w:sz="4" w:space="0" w:color="C9D3D0"/>
               <w:left w:val="single" w:sz="4" w:space="0" w:color="C9D3D0"/>
@@ -16785,7 +16895,7 @@
         </w:tc>
         <w:tc>
           <w:tcPr>
-            <w:tcW w:w="2215" w:type="dxa"/>
+            <w:tcW w:w="2190" w:type="dxa"/>
             <w:tcBorders>
               <w:top w:val="single" w:sz="4" w:space="0" w:color="C9D3D0"/>
               <w:left w:val="single" w:sz="4" w:space="0" w:color="C9D3D0"/>
@@ -16827,7 +16937,7 @@
         </w:trPr>
         <w:tc>
           <w:tcPr>
-            <w:tcW w:w="740" w:type="dxa"/>
+            <w:tcW w:w="753" w:type="dxa"/>
             <w:tcBorders>
               <w:top w:val="single" w:sz="4" w:space="0" w:color="C9D3D0"/>
               <w:left w:val="single" w:sz="4" w:space="0" w:color="C9D3D0"/>
@@ -16857,7 +16967,7 @@
         </w:tc>
         <w:tc>
           <w:tcPr>
-            <w:tcW w:w="1370" w:type="dxa"/>
+            <w:tcW w:w="1353" w:type="dxa"/>
             <w:tcBorders>
               <w:top w:val="single" w:sz="4" w:space="0" w:color="C9D3D0"/>
               <w:left w:val="single" w:sz="4" w:space="0" w:color="C9D3D0"/>
@@ -16887,7 +16997,7 @@
         </w:tc>
         <w:tc>
           <w:tcPr>
-            <w:tcW w:w="3098" w:type="dxa"/>
+            <w:tcW w:w="3153" w:type="dxa"/>
             <w:tcBorders>
               <w:top w:val="single" w:sz="4" w:space="0" w:color="C9D3D0"/>
               <w:left w:val="single" w:sz="4" w:space="0" w:color="C9D3D0"/>
@@ -16926,7 +17036,7 @@
         </w:tc>
         <w:tc>
           <w:tcPr>
-            <w:tcW w:w="2215" w:type="dxa"/>
+            <w:tcW w:w="2189" w:type="dxa"/>
             <w:tcBorders>
               <w:top w:val="single" w:sz="4" w:space="0" w:color="C9D3D0"/>
               <w:left w:val="single" w:sz="4" w:space="0" w:color="C9D3D0"/>
@@ -16972,7 +17082,7 @@
         </w:tc>
         <w:tc>
           <w:tcPr>
-            <w:tcW w:w="2215" w:type="dxa"/>
+            <w:tcW w:w="2190" w:type="dxa"/>
             <w:tcBorders>
               <w:top w:val="single" w:sz="4" w:space="0" w:color="C9D3D0"/>
               <w:left w:val="single" w:sz="4" w:space="0" w:color="C9D3D0"/>
@@ -17013,7 +17123,7 @@
         </w:trPr>
         <w:tc>
           <w:tcPr>
-            <w:tcW w:w="740" w:type="dxa"/>
+            <w:tcW w:w="753" w:type="dxa"/>
             <w:tcBorders>
               <w:top w:val="single" w:sz="4" w:space="0" w:color="C9D3D0"/>
               <w:left w:val="single" w:sz="4" w:space="0" w:color="C9D3D0"/>
@@ -17045,7 +17155,7 @@
         </w:tc>
         <w:tc>
           <w:tcPr>
-            <w:tcW w:w="1370" w:type="dxa"/>
+            <w:tcW w:w="1353" w:type="dxa"/>
             <w:tcBorders>
               <w:top w:val="single" w:sz="4" w:space="0" w:color="C9D3D0"/>
               <w:left w:val="single" w:sz="4" w:space="0" w:color="C9D3D0"/>
@@ -17076,7 +17186,7 @@
         </w:tc>
         <w:tc>
           <w:tcPr>
-            <w:tcW w:w="3098" w:type="dxa"/>
+            <w:tcW w:w="3153" w:type="dxa"/>
             <w:tcBorders>
               <w:top w:val="single" w:sz="4" w:space="0" w:color="C9D3D0"/>
               <w:left w:val="single" w:sz="4" w:space="0" w:color="C9D3D0"/>
@@ -17116,7 +17226,7 @@
         </w:tc>
         <w:tc>
           <w:tcPr>
-            <w:tcW w:w="2215" w:type="dxa"/>
+            <w:tcW w:w="2189" w:type="dxa"/>
             <w:tcBorders>
               <w:top w:val="single" w:sz="4" w:space="0" w:color="C9D3D0"/>
               <w:left w:val="single" w:sz="4" w:space="0" w:color="C9D3D0"/>
@@ -17147,7 +17257,7 @@
         </w:tc>
         <w:tc>
           <w:tcPr>
-            <w:tcW w:w="2215" w:type="dxa"/>
+            <w:tcW w:w="2190" w:type="dxa"/>
             <w:tcBorders>
               <w:top w:val="single" w:sz="4" w:space="0" w:color="C9D3D0"/>
               <w:left w:val="single" w:sz="4" w:space="0" w:color="C9D3D0"/>
@@ -17189,7 +17299,7 @@
         </w:trPr>
         <w:tc>
           <w:tcPr>
-            <w:tcW w:w="740" w:type="dxa"/>
+            <w:tcW w:w="753" w:type="dxa"/>
             <w:tcBorders>
               <w:top w:val="single" w:sz="4" w:space="0" w:color="C9D3D0"/>
               <w:left w:val="single" w:sz="4" w:space="0" w:color="C9D3D0"/>
@@ -17219,7 +17329,7 @@
         </w:tc>
         <w:tc>
           <w:tcPr>
-            <w:tcW w:w="1370" w:type="dxa"/>
+            <w:tcW w:w="1353" w:type="dxa"/>
             <w:tcBorders>
               <w:top w:val="single" w:sz="4" w:space="0" w:color="C9D3D0"/>
               <w:left w:val="single" w:sz="4" w:space="0" w:color="C9D3D0"/>
@@ -17249,7 +17359,7 @@
         </w:tc>
         <w:tc>
           <w:tcPr>
-            <w:tcW w:w="3098" w:type="dxa"/>
+            <w:tcW w:w="3153" w:type="dxa"/>
             <w:tcBorders>
               <w:top w:val="single" w:sz="4" w:space="0" w:color="C9D3D0"/>
               <w:left w:val="single" w:sz="4" w:space="0" w:color="C9D3D0"/>
@@ -17288,7 +17398,7 @@
         </w:tc>
         <w:tc>
           <w:tcPr>
-            <w:tcW w:w="2215" w:type="dxa"/>
+            <w:tcW w:w="2189" w:type="dxa"/>
             <w:tcBorders>
               <w:top w:val="single" w:sz="4" w:space="0" w:color="C9D3D0"/>
               <w:left w:val="single" w:sz="4" w:space="0" w:color="C9D3D0"/>
@@ -17318,7 +17428,7 @@
         </w:tc>
         <w:tc>
           <w:tcPr>
-            <w:tcW w:w="2215" w:type="dxa"/>
+            <w:tcW w:w="2190" w:type="dxa"/>
             <w:tcBorders>
               <w:top w:val="single" w:sz="4" w:space="0" w:color="C9D3D0"/>
               <w:left w:val="single" w:sz="4" w:space="0" w:color="C9D3D0"/>
@@ -17359,7 +17469,7 @@
         </w:trPr>
         <w:tc>
           <w:tcPr>
-            <w:tcW w:w="740" w:type="dxa"/>
+            <w:tcW w:w="753" w:type="dxa"/>
             <w:tcBorders>
               <w:top w:val="single" w:sz="4" w:space="0" w:color="C9D3D0"/>
               <w:left w:val="single" w:sz="4" w:space="0" w:color="C9D3D0"/>
@@ -17390,7 +17500,7 @@
         </w:tc>
         <w:tc>
           <w:tcPr>
-            <w:tcW w:w="1370" w:type="dxa"/>
+            <w:tcW w:w="1353" w:type="dxa"/>
             <w:tcBorders>
               <w:top w:val="single" w:sz="4" w:space="0" w:color="C9D3D0"/>
               <w:left w:val="single" w:sz="4" w:space="0" w:color="C9D3D0"/>
@@ -17421,7 +17531,7 @@
         </w:tc>
         <w:tc>
           <w:tcPr>
-            <w:tcW w:w="3098" w:type="dxa"/>
+            <w:tcW w:w="3153" w:type="dxa"/>
             <w:tcBorders>
               <w:top w:val="single" w:sz="4" w:space="0" w:color="C9D3D0"/>
               <w:left w:val="single" w:sz="4" w:space="0" w:color="C9D3D0"/>
@@ -17461,7 +17571,7 @@
         </w:tc>
         <w:tc>
           <w:tcPr>
-            <w:tcW w:w="2215" w:type="dxa"/>
+            <w:tcW w:w="2189" w:type="dxa"/>
             <w:tcBorders>
               <w:top w:val="single" w:sz="4" w:space="0" w:color="C9D3D0"/>
               <w:left w:val="single" w:sz="4" w:space="0" w:color="C9D3D0"/>
@@ -17508,7 +17618,7 @@
         </w:tc>
         <w:tc>
           <w:tcPr>
-            <w:tcW w:w="2215" w:type="dxa"/>
+            <w:tcW w:w="2190" w:type="dxa"/>
             <w:tcBorders>
               <w:top w:val="single" w:sz="4" w:space="0" w:color="C9D3D0"/>
               <w:left w:val="single" w:sz="4" w:space="0" w:color="C9D3D0"/>
@@ -17550,7 +17660,7 @@
         </w:trPr>
         <w:tc>
           <w:tcPr>
-            <w:tcW w:w="740" w:type="dxa"/>
+            <w:tcW w:w="753" w:type="dxa"/>
             <w:tcBorders>
               <w:top w:val="single" w:sz="4" w:space="0" w:color="C9D3D0"/>
               <w:left w:val="single" w:sz="4" w:space="0" w:color="C9D3D0"/>
@@ -17580,7 +17690,7 @@
         </w:tc>
         <w:tc>
           <w:tcPr>
-            <w:tcW w:w="1370" w:type="dxa"/>
+            <w:tcW w:w="1353" w:type="dxa"/>
             <w:tcBorders>
               <w:top w:val="single" w:sz="4" w:space="0" w:color="C9D3D0"/>
               <w:left w:val="single" w:sz="4" w:space="0" w:color="C9D3D0"/>
@@ -17610,7 +17720,7 @@
         </w:tc>
         <w:tc>
           <w:tcPr>
-            <w:tcW w:w="3098" w:type="dxa"/>
+            <w:tcW w:w="3153" w:type="dxa"/>
             <w:tcBorders>
               <w:top w:val="single" w:sz="4" w:space="0" w:color="C9D3D0"/>
               <w:left w:val="single" w:sz="4" w:space="0" w:color="C9D3D0"/>
@@ -17649,7 +17759,7 @@
         </w:tc>
         <w:tc>
           <w:tcPr>
-            <w:tcW w:w="2215" w:type="dxa"/>
+            <w:tcW w:w="2189" w:type="dxa"/>
             <w:tcBorders>
               <w:top w:val="single" w:sz="4" w:space="0" w:color="C9D3D0"/>
               <w:left w:val="single" w:sz="4" w:space="0" w:color="C9D3D0"/>
@@ -17695,7 +17805,7 @@
         </w:tc>
         <w:tc>
           <w:tcPr>
-            <w:tcW w:w="2215" w:type="dxa"/>
+            <w:tcW w:w="2190" w:type="dxa"/>
             <w:tcBorders>
               <w:top w:val="single" w:sz="4" w:space="0" w:color="C9D3D0"/>
               <w:left w:val="single" w:sz="4" w:space="0" w:color="C9D3D0"/>
@@ -17736,7 +17846,7 @@
         </w:trPr>
         <w:tc>
           <w:tcPr>
-            <w:tcW w:w="740" w:type="dxa"/>
+            <w:tcW w:w="753" w:type="dxa"/>
             <w:tcBorders>
               <w:top w:val="single" w:sz="4" w:space="0" w:color="C9D3D0"/>
               <w:left w:val="single" w:sz="4" w:space="0" w:color="C9D3D0"/>
@@ -17767,7 +17877,7 @@
         </w:tc>
         <w:tc>
           <w:tcPr>
-            <w:tcW w:w="1370" w:type="dxa"/>
+            <w:tcW w:w="1353" w:type="dxa"/>
             <w:tcBorders>
               <w:top w:val="single" w:sz="4" w:space="0" w:color="C9D3D0"/>
               <w:left w:val="single" w:sz="4" w:space="0" w:color="C9D3D0"/>
@@ -17798,7 +17908,7 @@
         </w:tc>
         <w:tc>
           <w:tcPr>
-            <w:tcW w:w="3098" w:type="dxa"/>
+            <w:tcW w:w="3153" w:type="dxa"/>
             <w:tcBorders>
               <w:top w:val="single" w:sz="4" w:space="0" w:color="C9D3D0"/>
               <w:left w:val="single" w:sz="4" w:space="0" w:color="C9D3D0"/>
@@ -17838,7 +17948,7 @@
         </w:tc>
         <w:tc>
           <w:tcPr>
-            <w:tcW w:w="2215" w:type="dxa"/>
+            <w:tcW w:w="2189" w:type="dxa"/>
             <w:tcBorders>
               <w:top w:val="single" w:sz="4" w:space="0" w:color="C9D3D0"/>
               <w:left w:val="single" w:sz="4" w:space="0" w:color="C9D3D0"/>
@@ -17869,7 +17979,7 @@
         </w:tc>
         <w:tc>
           <w:tcPr>
-            <w:tcW w:w="2215" w:type="dxa"/>
+            <w:tcW w:w="2190" w:type="dxa"/>
             <w:tcBorders>
               <w:top w:val="single" w:sz="4" w:space="0" w:color="C9D3D0"/>
               <w:left w:val="single" w:sz="4" w:space="0" w:color="C9D3D0"/>
@@ -17911,7 +18021,7 @@
         </w:trPr>
         <w:tc>
           <w:tcPr>
-            <w:tcW w:w="740" w:type="dxa"/>
+            <w:tcW w:w="753" w:type="dxa"/>
             <w:tcBorders>
               <w:top w:val="single" w:sz="4" w:space="0" w:color="C9D3D0"/>
               <w:left w:val="single" w:sz="4" w:space="0" w:color="C9D3D0"/>
@@ -17941,7 +18051,7 @@
         </w:tc>
         <w:tc>
           <w:tcPr>
-            <w:tcW w:w="1370" w:type="dxa"/>
+            <w:tcW w:w="1353" w:type="dxa"/>
             <w:tcBorders>
               <w:top w:val="single" w:sz="4" w:space="0" w:color="C9D3D0"/>
               <w:left w:val="single" w:sz="4" w:space="0" w:color="C9D3D0"/>
@@ -17971,7 +18081,7 @@
         </w:tc>
         <w:tc>
           <w:tcPr>
-            <w:tcW w:w="3098" w:type="dxa"/>
+            <w:tcW w:w="3153" w:type="dxa"/>
             <w:tcBorders>
               <w:top w:val="single" w:sz="4" w:space="0" w:color="C9D3D0"/>
               <w:left w:val="single" w:sz="4" w:space="0" w:color="C9D3D0"/>
@@ -18026,7 +18136,7 @@
         </w:tc>
         <w:tc>
           <w:tcPr>
-            <w:tcW w:w="2215" w:type="dxa"/>
+            <w:tcW w:w="2189" w:type="dxa"/>
             <w:tcBorders>
               <w:top w:val="single" w:sz="4" w:space="0" w:color="C9D3D0"/>
               <w:left w:val="single" w:sz="4" w:space="0" w:color="C9D3D0"/>
@@ -18056,7 +18166,7 @@
         </w:tc>
         <w:tc>
           <w:tcPr>
-            <w:tcW w:w="2215" w:type="dxa"/>
+            <w:tcW w:w="2190" w:type="dxa"/>
             <w:tcBorders>
               <w:top w:val="single" w:sz="4" w:space="0" w:color="C9D3D0"/>
               <w:left w:val="single" w:sz="4" w:space="0" w:color="C9D3D0"/>
@@ -18097,7 +18207,7 @@
         </w:trPr>
         <w:tc>
           <w:tcPr>
-            <w:tcW w:w="740" w:type="dxa"/>
+            <w:tcW w:w="753" w:type="dxa"/>
             <w:tcBorders>
               <w:top w:val="single" w:sz="4" w:space="0" w:color="C9D3D0"/>
               <w:left w:val="single" w:sz="4" w:space="0" w:color="C9D3D0"/>
@@ -18128,7 +18238,7 @@
         </w:tc>
         <w:tc>
           <w:tcPr>
-            <w:tcW w:w="1370" w:type="dxa"/>
+            <w:tcW w:w="1353" w:type="dxa"/>
             <w:tcBorders>
               <w:top w:val="single" w:sz="4" w:space="0" w:color="C9D3D0"/>
               <w:left w:val="single" w:sz="4" w:space="0" w:color="C9D3D0"/>
@@ -18159,7 +18269,7 @@
         </w:tc>
         <w:tc>
           <w:tcPr>
-            <w:tcW w:w="3098" w:type="dxa"/>
+            <w:tcW w:w="3153" w:type="dxa"/>
             <w:tcBorders>
               <w:top w:val="single" w:sz="4" w:space="0" w:color="C9D3D0"/>
               <w:left w:val="single" w:sz="4" w:space="0" w:color="C9D3D0"/>
@@ -18199,7 +18309,7 @@
         </w:tc>
         <w:tc>
           <w:tcPr>
-            <w:tcW w:w="2215" w:type="dxa"/>
+            <w:tcW w:w="2189" w:type="dxa"/>
             <w:tcBorders>
               <w:top w:val="single" w:sz="4" w:space="0" w:color="C9D3D0"/>
               <w:left w:val="single" w:sz="4" w:space="0" w:color="C9D3D0"/>
@@ -18230,7 +18340,7 @@
         </w:tc>
         <w:tc>
           <w:tcPr>
-            <w:tcW w:w="2215" w:type="dxa"/>
+            <w:tcW w:w="2190" w:type="dxa"/>
             <w:tcBorders>
               <w:top w:val="single" w:sz="4" w:space="0" w:color="C9D3D0"/>
               <w:left w:val="single" w:sz="4" w:space="0" w:color="C9D3D0"/>
@@ -18272,7 +18382,7 @@
         </w:trPr>
         <w:tc>
           <w:tcPr>
-            <w:tcW w:w="740" w:type="dxa"/>
+            <w:tcW w:w="753" w:type="dxa"/>
             <w:tcBorders>
               <w:top w:val="single" w:sz="4" w:space="0" w:color="C9D3D0"/>
               <w:left w:val="single" w:sz="4" w:space="0" w:color="C9D3D0"/>
@@ -18303,7 +18413,7 @@
         </w:tc>
         <w:tc>
           <w:tcPr>
-            <w:tcW w:w="1370" w:type="dxa"/>
+            <w:tcW w:w="1353" w:type="dxa"/>
             <w:tcBorders>
               <w:top w:val="single" w:sz="4" w:space="0" w:color="C9D3D0"/>
               <w:left w:val="single" w:sz="4" w:space="0" w:color="C9D3D0"/>
@@ -18333,7 +18443,7 @@
         </w:tc>
         <w:tc>
           <w:tcPr>
-            <w:tcW w:w="3098" w:type="dxa"/>
+            <w:tcW w:w="3153" w:type="dxa"/>
             <w:tcBorders>
               <w:top w:val="single" w:sz="4" w:space="0" w:color="C9D3D0"/>
               <w:left w:val="single" w:sz="4" w:space="0" w:color="C9D3D0"/>
@@ -18372,7 +18482,7 @@
         </w:tc>
         <w:tc>
           <w:tcPr>
-            <w:tcW w:w="2215" w:type="dxa"/>
+            <w:tcW w:w="2189" w:type="dxa"/>
             <w:tcBorders>
               <w:top w:val="single" w:sz="4" w:space="0" w:color="C9D3D0"/>
               <w:left w:val="single" w:sz="4" w:space="0" w:color="C9D3D0"/>
@@ -18402,7 +18512,7 @@
         </w:tc>
         <w:tc>
           <w:tcPr>
-            <w:tcW w:w="2215" w:type="dxa"/>
+            <w:tcW w:w="2190" w:type="dxa"/>
             <w:tcBorders>
               <w:top w:val="single" w:sz="4" w:space="0" w:color="C9D3D0"/>
               <w:left w:val="single" w:sz="4" w:space="0" w:color="C9D3D0"/>
@@ -18443,7 +18553,7 @@
         </w:trPr>
         <w:tc>
           <w:tcPr>
-            <w:tcW w:w="740" w:type="dxa"/>
+            <w:tcW w:w="753" w:type="dxa"/>
             <w:tcBorders>
               <w:top w:val="single" w:sz="4" w:space="0" w:color="C9D3D0"/>
               <w:left w:val="single" w:sz="4" w:space="0" w:color="C9D3D0"/>
@@ -18474,7 +18584,7 @@
         </w:tc>
         <w:tc>
           <w:tcPr>
-            <w:tcW w:w="1370" w:type="dxa"/>
+            <w:tcW w:w="1353" w:type="dxa"/>
             <w:tcBorders>
               <w:top w:val="single" w:sz="4" w:space="0" w:color="C9D3D0"/>
               <w:left w:val="single" w:sz="4" w:space="0" w:color="C9D3D0"/>
@@ -18505,7 +18615,7 @@
         </w:tc>
         <w:tc>
           <w:tcPr>
-            <w:tcW w:w="3098" w:type="dxa"/>
+            <w:tcW w:w="3153" w:type="dxa"/>
             <w:tcBorders>
               <w:top w:val="single" w:sz="4" w:space="0" w:color="C9D3D0"/>
               <w:left w:val="single" w:sz="4" w:space="0" w:color="C9D3D0"/>
@@ -18545,7 +18655,7 @@
         </w:tc>
         <w:tc>
           <w:tcPr>
-            <w:tcW w:w="2215" w:type="dxa"/>
+            <w:tcW w:w="2189" w:type="dxa"/>
             <w:tcBorders>
               <w:top w:val="single" w:sz="4" w:space="0" w:color="C9D3D0"/>
               <w:left w:val="single" w:sz="4" w:space="0" w:color="C9D3D0"/>
@@ -18576,7 +18686,7 @@
         </w:tc>
         <w:tc>
           <w:tcPr>
-            <w:tcW w:w="2215" w:type="dxa"/>
+            <w:tcW w:w="2190" w:type="dxa"/>
             <w:tcBorders>
               <w:top w:val="single" w:sz="4" w:space="0" w:color="C9D3D0"/>
               <w:left w:val="single" w:sz="4" w:space="0" w:color="C9D3D0"/>
@@ -18618,7 +18728,7 @@
         </w:trPr>
         <w:tc>
           <w:tcPr>
-            <w:tcW w:w="740" w:type="dxa"/>
+            <w:tcW w:w="753" w:type="dxa"/>
             <w:tcBorders>
               <w:top w:val="single" w:sz="4" w:space="0" w:color="C9D3D0"/>
               <w:left w:val="single" w:sz="4" w:space="0" w:color="C9D3D0"/>
@@ -18648,7 +18758,7 @@
         </w:tc>
         <w:tc>
           <w:tcPr>
-            <w:tcW w:w="1370" w:type="dxa"/>
+            <w:tcW w:w="1353" w:type="dxa"/>
             <w:tcBorders>
               <w:top w:val="single" w:sz="4" w:space="0" w:color="C9D3D0"/>
               <w:left w:val="single" w:sz="4" w:space="0" w:color="C9D3D0"/>
@@ -18678,7 +18788,7 @@
         </w:tc>
         <w:tc>
           <w:tcPr>
-            <w:tcW w:w="3098" w:type="dxa"/>
+            <w:tcW w:w="3153" w:type="dxa"/>
             <w:tcBorders>
               <w:top w:val="single" w:sz="4" w:space="0" w:color="C9D3D0"/>
               <w:left w:val="single" w:sz="4" w:space="0" w:color="C9D3D0"/>
@@ -18717,7 +18827,7 @@
         </w:tc>
         <w:tc>
           <w:tcPr>
-            <w:tcW w:w="2215" w:type="dxa"/>
+            <w:tcW w:w="2189" w:type="dxa"/>
             <w:tcBorders>
               <w:top w:val="single" w:sz="4" w:space="0" w:color="C9D3D0"/>
               <w:left w:val="single" w:sz="4" w:space="0" w:color="C9D3D0"/>
@@ -18747,7 +18857,7 @@
         </w:tc>
         <w:tc>
           <w:tcPr>
-            <w:tcW w:w="2215" w:type="dxa"/>
+            <w:tcW w:w="2190" w:type="dxa"/>
             <w:tcBorders>
               <w:top w:val="single" w:sz="4" w:space="0" w:color="C9D3D0"/>
               <w:left w:val="single" w:sz="4" w:space="0" w:color="C9D3D0"/>
@@ -18788,7 +18898,7 @@
         </w:trPr>
         <w:tc>
           <w:tcPr>
-            <w:tcW w:w="740" w:type="dxa"/>
+            <w:tcW w:w="753" w:type="dxa"/>
             <w:tcBorders>
               <w:top w:val="single" w:sz="4" w:space="0" w:color="C9D3D0"/>
               <w:left w:val="single" w:sz="4" w:space="0" w:color="C9D3D0"/>
@@ -18819,7 +18929,7 @@
         </w:tc>
         <w:tc>
           <w:tcPr>
-            <w:tcW w:w="1370" w:type="dxa"/>
+            <w:tcW w:w="1353" w:type="dxa"/>
             <w:tcBorders>
               <w:top w:val="single" w:sz="4" w:space="0" w:color="C9D3D0"/>
               <w:left w:val="single" w:sz="4" w:space="0" w:color="C9D3D0"/>
@@ -18850,7 +18960,7 @@
         </w:tc>
         <w:tc>
           <w:tcPr>
-            <w:tcW w:w="3098" w:type="dxa"/>
+            <w:tcW w:w="3153" w:type="dxa"/>
             <w:tcBorders>
               <w:top w:val="single" w:sz="4" w:space="0" w:color="C9D3D0"/>
               <w:left w:val="single" w:sz="4" w:space="0" w:color="C9D3D0"/>
@@ -18890,7 +19000,7 @@
         </w:tc>
         <w:tc>
           <w:tcPr>
-            <w:tcW w:w="2215" w:type="dxa"/>
+            <w:tcW w:w="2189" w:type="dxa"/>
             <w:tcBorders>
               <w:top w:val="single" w:sz="4" w:space="0" w:color="C9D3D0"/>
               <w:left w:val="single" w:sz="4" w:space="0" w:color="C9D3D0"/>
@@ -18921,7 +19031,7 @@
         </w:tc>
         <w:tc>
           <w:tcPr>
-            <w:tcW w:w="2215" w:type="dxa"/>
+            <w:tcW w:w="2190" w:type="dxa"/>
             <w:tcBorders>
               <w:top w:val="single" w:sz="4" w:space="0" w:color="C9D3D0"/>
               <w:left w:val="single" w:sz="4" w:space="0" w:color="C9D3D0"/>
@@ -18963,7 +19073,7 @@
         </w:trPr>
         <w:tc>
           <w:tcPr>
-            <w:tcW w:w="740" w:type="dxa"/>
+            <w:tcW w:w="753" w:type="dxa"/>
             <w:tcBorders>
               <w:top w:val="single" w:sz="4" w:space="0" w:color="C9D3D0"/>
               <w:left w:val="single" w:sz="4" w:space="0" w:color="C9D3D0"/>
@@ -18994,7 +19104,7 @@
         </w:tc>
         <w:tc>
           <w:tcPr>
-            <w:tcW w:w="1370" w:type="dxa"/>
+            <w:tcW w:w="1353" w:type="dxa"/>
             <w:tcBorders>
               <w:top w:val="single" w:sz="4" w:space="0" w:color="C9D3D0"/>
               <w:left w:val="single" w:sz="4" w:space="0" w:color="C9D3D0"/>
@@ -19024,7 +19134,7 @@
         </w:tc>
         <w:tc>
           <w:tcPr>
-            <w:tcW w:w="3098" w:type="dxa"/>
+            <w:tcW w:w="3153" w:type="dxa"/>
             <w:tcBorders>
               <w:top w:val="single" w:sz="4" w:space="0" w:color="C9D3D0"/>
               <w:left w:val="single" w:sz="4" w:space="0" w:color="C9D3D0"/>
@@ -19063,7 +19173,7 @@
         </w:tc>
         <w:tc>
           <w:tcPr>
-            <w:tcW w:w="2215" w:type="dxa"/>
+            <w:tcW w:w="2189" w:type="dxa"/>
             <w:tcBorders>
               <w:top w:val="single" w:sz="4" w:space="0" w:color="C9D3D0"/>
               <w:left w:val="single" w:sz="4" w:space="0" w:color="C9D3D0"/>
@@ -19093,7 +19203,7 @@
         </w:tc>
         <w:tc>
           <w:tcPr>
-            <w:tcW w:w="2215" w:type="dxa"/>
+            <w:tcW w:w="2190" w:type="dxa"/>
             <w:tcBorders>
               <w:top w:val="single" w:sz="4" w:space="0" w:color="C9D3D0"/>
               <w:left w:val="single" w:sz="4" w:space="0" w:color="C9D3D0"/>
@@ -19134,7 +19244,7 @@
         </w:trPr>
         <w:tc>
           <w:tcPr>
-            <w:tcW w:w="740" w:type="dxa"/>
+            <w:tcW w:w="753" w:type="dxa"/>
             <w:tcBorders>
               <w:top w:val="single" w:sz="4" w:space="0" w:color="C9D3D0"/>
               <w:left w:val="single" w:sz="4" w:space="0" w:color="C9D3D0"/>
@@ -19165,7 +19275,7 @@
         </w:tc>
         <w:tc>
           <w:tcPr>
-            <w:tcW w:w="1370" w:type="dxa"/>
+            <w:tcW w:w="1353" w:type="dxa"/>
             <w:tcBorders>
               <w:top w:val="single" w:sz="4" w:space="0" w:color="C9D3D0"/>
               <w:left w:val="single" w:sz="4" w:space="0" w:color="C9D3D0"/>
@@ -19196,7 +19306,7 @@
         </w:tc>
         <w:tc>
           <w:tcPr>
-            <w:tcW w:w="3098" w:type="dxa"/>
+            <w:tcW w:w="3153" w:type="dxa"/>
             <w:tcBorders>
               <w:top w:val="single" w:sz="4" w:space="0" w:color="C9D3D0"/>
               <w:left w:val="single" w:sz="4" w:space="0" w:color="C9D3D0"/>
@@ -19236,7 +19346,7 @@
         </w:tc>
         <w:tc>
           <w:tcPr>
-            <w:tcW w:w="2215" w:type="dxa"/>
+            <w:tcW w:w="2189" w:type="dxa"/>
             <w:tcBorders>
               <w:top w:val="single" w:sz="4" w:space="0" w:color="C9D3D0"/>
               <w:left w:val="single" w:sz="4" w:space="0" w:color="C9D3D0"/>
@@ -19267,7 +19377,7 @@
         </w:tc>
         <w:tc>
           <w:tcPr>
-            <w:tcW w:w="2215" w:type="dxa"/>
+            <w:tcW w:w="2190" w:type="dxa"/>
             <w:tcBorders>
               <w:top w:val="single" w:sz="4" w:space="0" w:color="C9D3D0"/>
               <w:left w:val="single" w:sz="4" w:space="0" w:color="C9D3D0"/>
@@ -19309,7 +19419,7 @@
         </w:trPr>
         <w:tc>
           <w:tcPr>
-            <w:tcW w:w="740" w:type="dxa"/>
+            <w:tcW w:w="753" w:type="dxa"/>
             <w:tcBorders>
               <w:top w:val="single" w:sz="4" w:space="0" w:color="C9D3D0"/>
               <w:left w:val="single" w:sz="4" w:space="0" w:color="C9D3D0"/>
@@ -19339,7 +19449,7 @@
         </w:tc>
         <w:tc>
           <w:tcPr>
-            <w:tcW w:w="1370" w:type="dxa"/>
+            <w:tcW w:w="1353" w:type="dxa"/>
             <w:tcBorders>
               <w:top w:val="single" w:sz="4" w:space="0" w:color="C9D3D0"/>
               <w:left w:val="single" w:sz="4" w:space="0" w:color="C9D3D0"/>
@@ -19369,7 +19479,7 @@
         </w:tc>
         <w:tc>
           <w:tcPr>
-            <w:tcW w:w="3098" w:type="dxa"/>
+            <w:tcW w:w="3153" w:type="dxa"/>
             <w:tcBorders>
               <w:top w:val="single" w:sz="4" w:space="0" w:color="C9D3D0"/>
               <w:left w:val="single" w:sz="4" w:space="0" w:color="C9D3D0"/>
@@ -19408,7 +19518,7 @@
         </w:tc>
         <w:tc>
           <w:tcPr>
-            <w:tcW w:w="2215" w:type="dxa"/>
+            <w:tcW w:w="2189" w:type="dxa"/>
             <w:tcBorders>
               <w:top w:val="single" w:sz="4" w:space="0" w:color="C9D3D0"/>
               <w:left w:val="single" w:sz="4" w:space="0" w:color="C9D3D0"/>
@@ -19438,7 +19548,7 @@
         </w:tc>
         <w:tc>
           <w:tcPr>
-            <w:tcW w:w="2215" w:type="dxa"/>
+            <w:tcW w:w="2190" w:type="dxa"/>
             <w:tcBorders>
               <w:top w:val="single" w:sz="4" w:space="0" w:color="C9D3D0"/>
               <w:left w:val="single" w:sz="4" w:space="0" w:color="C9D3D0"/>
@@ -19479,7 +19589,7 @@
         </w:trPr>
         <w:tc>
           <w:tcPr>
-            <w:tcW w:w="740" w:type="dxa"/>
+            <w:tcW w:w="753" w:type="dxa"/>
             <w:tcBorders>
               <w:top w:val="single" w:sz="4" w:space="0" w:color="C9D3D0"/>
               <w:left w:val="single" w:sz="4" w:space="0" w:color="C9D3D0"/>
@@ -19510,7 +19620,7 @@
         </w:tc>
         <w:tc>
           <w:tcPr>
-            <w:tcW w:w="1370" w:type="dxa"/>
+            <w:tcW w:w="1353" w:type="dxa"/>
             <w:tcBorders>
               <w:top w:val="single" w:sz="4" w:space="0" w:color="C9D3D0"/>
               <w:left w:val="single" w:sz="4" w:space="0" w:color="C9D3D0"/>
@@ -19541,7 +19651,7 @@
         </w:tc>
         <w:tc>
           <w:tcPr>
-            <w:tcW w:w="3098" w:type="dxa"/>
+            <w:tcW w:w="3153" w:type="dxa"/>
             <w:tcBorders>
               <w:top w:val="single" w:sz="4" w:space="0" w:color="C9D3D0"/>
               <w:left w:val="single" w:sz="4" w:space="0" w:color="C9D3D0"/>
@@ -19581,7 +19691,7 @@
         </w:tc>
         <w:tc>
           <w:tcPr>
-            <w:tcW w:w="2215" w:type="dxa"/>
+            <w:tcW w:w="2189" w:type="dxa"/>
             <w:tcBorders>
               <w:top w:val="single" w:sz="4" w:space="0" w:color="C9D3D0"/>
               <w:left w:val="single" w:sz="4" w:space="0" w:color="C9D3D0"/>
@@ -19612,7 +19722,7 @@
         </w:tc>
         <w:tc>
           <w:tcPr>
-            <w:tcW w:w="2215" w:type="dxa"/>
+            <w:tcW w:w="2190" w:type="dxa"/>
             <w:tcBorders>
               <w:top w:val="single" w:sz="4" w:space="0" w:color="C9D3D0"/>
               <w:left w:val="single" w:sz="4" w:space="0" w:color="C9D3D0"/>
@@ -19654,7 +19764,7 @@
         </w:trPr>
         <w:tc>
           <w:tcPr>
-            <w:tcW w:w="740" w:type="dxa"/>
+            <w:tcW w:w="753" w:type="dxa"/>
             <w:tcBorders>
               <w:top w:val="single" w:sz="4" w:space="0" w:color="C9D3D0"/>
               <w:left w:val="single" w:sz="4" w:space="0" w:color="C9D3D0"/>
@@ -19684,7 +19794,7 @@
         </w:tc>
         <w:tc>
           <w:tcPr>
-            <w:tcW w:w="1370" w:type="dxa"/>
+            <w:tcW w:w="1353" w:type="dxa"/>
             <w:tcBorders>
               <w:top w:val="single" w:sz="4" w:space="0" w:color="C9D3D0"/>
               <w:left w:val="single" w:sz="4" w:space="0" w:color="C9D3D0"/>
@@ -19714,7 +19824,7 @@
         </w:tc>
         <w:tc>
           <w:tcPr>
-            <w:tcW w:w="3098" w:type="dxa"/>
+            <w:tcW w:w="3153" w:type="dxa"/>
             <w:tcBorders>
               <w:top w:val="single" w:sz="4" w:space="0" w:color="C9D3D0"/>
               <w:left w:val="single" w:sz="4" w:space="0" w:color="C9D3D0"/>
@@ -19753,7 +19863,7 @@
         </w:tc>
         <w:tc>
           <w:tcPr>
-            <w:tcW w:w="2215" w:type="dxa"/>
+            <w:tcW w:w="2189" w:type="dxa"/>
             <w:tcBorders>
               <w:top w:val="single" w:sz="4" w:space="0" w:color="C9D3D0"/>
               <w:left w:val="single" w:sz="4" w:space="0" w:color="C9D3D0"/>
@@ -19783,7 +19893,7 @@
         </w:tc>
         <w:tc>
           <w:tcPr>
-            <w:tcW w:w="2215" w:type="dxa"/>
+            <w:tcW w:w="2190" w:type="dxa"/>
             <w:tcBorders>
               <w:top w:val="single" w:sz="4" w:space="0" w:color="C9D3D0"/>
               <w:left w:val="single" w:sz="4" w:space="0" w:color="C9D3D0"/>
@@ -19824,7 +19934,7 @@
         </w:trPr>
         <w:tc>
           <w:tcPr>
-            <w:tcW w:w="740" w:type="dxa"/>
+            <w:tcW w:w="753" w:type="dxa"/>
             <w:tcBorders>
               <w:top w:val="single" w:sz="4" w:space="0" w:color="C9D3D0"/>
               <w:left w:val="single" w:sz="4" w:space="0" w:color="C9D3D0"/>
@@ -19855,7 +19965,7 @@
         </w:tc>
         <w:tc>
           <w:tcPr>
-            <w:tcW w:w="1370" w:type="dxa"/>
+            <w:tcW w:w="1353" w:type="dxa"/>
             <w:tcBorders>
               <w:top w:val="single" w:sz="4" w:space="0" w:color="C9D3D0"/>
               <w:left w:val="single" w:sz="4" w:space="0" w:color="C9D3D0"/>
@@ -19886,7 +19996,7 @@
         </w:tc>
         <w:tc>
           <w:tcPr>
-            <w:tcW w:w="3098" w:type="dxa"/>
+            <w:tcW w:w="3153" w:type="dxa"/>
             <w:tcBorders>
               <w:top w:val="single" w:sz="4" w:space="0" w:color="C9D3D0"/>
               <w:left w:val="single" w:sz="4" w:space="0" w:color="C9D3D0"/>
@@ -19926,7 +20036,7 @@
         </w:tc>
         <w:tc>
           <w:tcPr>
-            <w:tcW w:w="2215" w:type="dxa"/>
+            <w:tcW w:w="2189" w:type="dxa"/>
             <w:tcBorders>
               <w:top w:val="single" w:sz="4" w:space="0" w:color="C9D3D0"/>
               <w:left w:val="single" w:sz="4" w:space="0" w:color="C9D3D0"/>
@@ -19957,7 +20067,7 @@
         </w:tc>
         <w:tc>
           <w:tcPr>
-            <w:tcW w:w="2215" w:type="dxa"/>
+            <w:tcW w:w="2190" w:type="dxa"/>
             <w:tcBorders>
               <w:top w:val="single" w:sz="4" w:space="0" w:color="C9D3D0"/>
               <w:left w:val="single" w:sz="4" w:space="0" w:color="C9D3D0"/>
@@ -19999,7 +20109,7 @@
         </w:trPr>
         <w:tc>
           <w:tcPr>
-            <w:tcW w:w="740" w:type="dxa"/>
+            <w:tcW w:w="753" w:type="dxa"/>
             <w:tcBorders>
               <w:top w:val="single" w:sz="4" w:space="0" w:color="C9D3D0"/>
               <w:left w:val="single" w:sz="4" w:space="0" w:color="C9D3D0"/>
@@ -20030,7 +20140,7 @@
         </w:tc>
         <w:tc>
           <w:tcPr>
-            <w:tcW w:w="1370" w:type="dxa"/>
+            <w:tcW w:w="1353" w:type="dxa"/>
             <w:tcBorders>
               <w:top w:val="single" w:sz="4" w:space="0" w:color="C9D3D0"/>
               <w:left w:val="single" w:sz="4" w:space="0" w:color="C9D3D0"/>
@@ -20060,7 +20170,7 @@
         </w:tc>
         <w:tc>
           <w:tcPr>
-            <w:tcW w:w="3098" w:type="dxa"/>
+            <w:tcW w:w="3153" w:type="dxa"/>
             <w:tcBorders>
               <w:top w:val="single" w:sz="4" w:space="0" w:color="C9D3D0"/>
               <w:left w:val="single" w:sz="4" w:space="0" w:color="C9D3D0"/>
@@ -20099,7 +20209,7 @@
         </w:tc>
         <w:tc>
           <w:tcPr>
-            <w:tcW w:w="2215" w:type="dxa"/>
+            <w:tcW w:w="2189" w:type="dxa"/>
             <w:tcBorders>
               <w:top w:val="single" w:sz="4" w:space="0" w:color="C9D3D0"/>
               <w:left w:val="single" w:sz="4" w:space="0" w:color="C9D3D0"/>
@@ -20129,7 +20239,7 @@
         </w:tc>
         <w:tc>
           <w:tcPr>
-            <w:tcW w:w="2215" w:type="dxa"/>
+            <w:tcW w:w="2190" w:type="dxa"/>
             <w:tcBorders>
               <w:top w:val="single" w:sz="4" w:space="0" w:color="C9D3D0"/>
               <w:left w:val="single" w:sz="4" w:space="0" w:color="C9D3D0"/>
@@ -20163,7 +20273,7 @@
         </w:trPr>
         <w:tc>
           <w:tcPr>
-            <w:tcW w:w="740" w:type="dxa"/>
+            <w:tcW w:w="753" w:type="dxa"/>
             <w:tcBorders>
               <w:top w:val="single" w:sz="4" w:space="0" w:color="C9D3D0"/>
               <w:left w:val="single" w:sz="4" w:space="0" w:color="C9D3D0"/>
@@ -20194,7 +20304,7 @@
         </w:tc>
         <w:tc>
           <w:tcPr>
-            <w:tcW w:w="1370" w:type="dxa"/>
+            <w:tcW w:w="1353" w:type="dxa"/>
             <w:tcBorders>
               <w:top w:val="single" w:sz="4" w:space="0" w:color="C9D3D0"/>
               <w:left w:val="single" w:sz="4" w:space="0" w:color="C9D3D0"/>
@@ -20225,7 +20335,7 @@
         </w:tc>
         <w:tc>
           <w:tcPr>
-            <w:tcW w:w="3098" w:type="dxa"/>
+            <w:tcW w:w="3153" w:type="dxa"/>
             <w:tcBorders>
               <w:top w:val="single" w:sz="4" w:space="0" w:color="C9D3D0"/>
               <w:left w:val="single" w:sz="4" w:space="0" w:color="C9D3D0"/>
@@ -20265,7 +20375,7 @@
         </w:tc>
         <w:tc>
           <w:tcPr>
-            <w:tcW w:w="2215" w:type="dxa"/>
+            <w:tcW w:w="2189" w:type="dxa"/>
             <w:tcBorders>
               <w:top w:val="single" w:sz="4" w:space="0" w:color="C9D3D0"/>
               <w:left w:val="single" w:sz="4" w:space="0" w:color="C9D3D0"/>
@@ -20296,7 +20406,7 @@
         </w:tc>
         <w:tc>
           <w:tcPr>
-            <w:tcW w:w="2215" w:type="dxa"/>
+            <w:tcW w:w="2190" w:type="dxa"/>
             <w:tcBorders>
               <w:top w:val="single" w:sz="4" w:space="0" w:color="C9D3D0"/>
               <w:left w:val="single" w:sz="4" w:space="0" w:color="C9D3D0"/>
@@ -20331,7 +20441,7 @@
         </w:trPr>
         <w:tc>
           <w:tcPr>
-            <w:tcW w:w="740" w:type="dxa"/>
+            <w:tcW w:w="753" w:type="dxa"/>
             <w:tcBorders>
               <w:top w:val="single" w:sz="4" w:space="0" w:color="C9D3D0"/>
               <w:left w:val="single" w:sz="4" w:space="0" w:color="C9D3D0"/>
@@ -20361,7 +20471,7 @@
         </w:tc>
         <w:tc>
           <w:tcPr>
-            <w:tcW w:w="1370" w:type="dxa"/>
+            <w:tcW w:w="1353" w:type="dxa"/>
             <w:tcBorders>
               <w:top w:val="single" w:sz="4" w:space="0" w:color="C9D3D0"/>
               <w:left w:val="single" w:sz="4" w:space="0" w:color="C9D3D0"/>
@@ -20391,7 +20501,7 @@
         </w:tc>
         <w:tc>
           <w:tcPr>
-            <w:tcW w:w="3098" w:type="dxa"/>
+            <w:tcW w:w="3153" w:type="dxa"/>
             <w:tcBorders>
               <w:top w:val="single" w:sz="4" w:space="0" w:color="C9D3D0"/>
               <w:left w:val="single" w:sz="4" w:space="0" w:color="C9D3D0"/>
@@ -20430,7 +20540,7 @@
         </w:tc>
         <w:tc>
           <w:tcPr>
-            <w:tcW w:w="2215" w:type="dxa"/>
+            <w:tcW w:w="2189" w:type="dxa"/>
             <w:tcBorders>
               <w:top w:val="single" w:sz="4" w:space="0" w:color="C9D3D0"/>
               <w:left w:val="single" w:sz="4" w:space="0" w:color="C9D3D0"/>
@@ -20460,7 +20570,7 @@
         </w:tc>
         <w:tc>
           <w:tcPr>
-            <w:tcW w:w="2215" w:type="dxa"/>
+            <w:tcW w:w="2190" w:type="dxa"/>
             <w:tcBorders>
               <w:top w:val="single" w:sz="4" w:space="0" w:color="C9D3D0"/>
               <w:left w:val="single" w:sz="4" w:space="0" w:color="C9D3D0"/>
@@ -20494,7 +20604,7 @@
         </w:trPr>
         <w:tc>
           <w:tcPr>
-            <w:tcW w:w="740" w:type="dxa"/>
+            <w:tcW w:w="753" w:type="dxa"/>
             <w:tcBorders>
               <w:top w:val="single" w:sz="4" w:space="0" w:color="C9D3D0"/>
               <w:left w:val="single" w:sz="4" w:space="0" w:color="C9D3D0"/>
@@ -20525,7 +20635,7 @@
         </w:tc>
         <w:tc>
           <w:tcPr>
-            <w:tcW w:w="1370" w:type="dxa"/>
+            <w:tcW w:w="1353" w:type="dxa"/>
             <w:tcBorders>
               <w:top w:val="single" w:sz="4" w:space="0" w:color="C9D3D0"/>
               <w:left w:val="single" w:sz="4" w:space="0" w:color="C9D3D0"/>
@@ -20556,7 +20666,7 @@
         </w:tc>
         <w:tc>
           <w:tcPr>
-            <w:tcW w:w="3098" w:type="dxa"/>
+            <w:tcW w:w="3153" w:type="dxa"/>
             <w:tcBorders>
               <w:top w:val="single" w:sz="4" w:space="0" w:color="C9D3D0"/>
               <w:left w:val="single" w:sz="4" w:space="0" w:color="C9D3D0"/>
@@ -20596,7 +20706,7 @@
         </w:tc>
         <w:tc>
           <w:tcPr>
-            <w:tcW w:w="2215" w:type="dxa"/>
+            <w:tcW w:w="2189" w:type="dxa"/>
             <w:tcBorders>
               <w:top w:val="single" w:sz="4" w:space="0" w:color="C9D3D0"/>
               <w:left w:val="single" w:sz="4" w:space="0" w:color="C9D3D0"/>
@@ -20627,7 +20737,7 @@
         </w:tc>
         <w:tc>
           <w:tcPr>
-            <w:tcW w:w="2215" w:type="dxa"/>
+            <w:tcW w:w="2190" w:type="dxa"/>
             <w:tcBorders>
               <w:top w:val="single" w:sz="4" w:space="0" w:color="C9D3D0"/>
               <w:left w:val="single" w:sz="4" w:space="0" w:color="C9D3D0"/>
@@ -20662,7 +20772,7 @@
         </w:trPr>
         <w:tc>
           <w:tcPr>
-            <w:tcW w:w="740" w:type="dxa"/>
+            <w:tcW w:w="753" w:type="dxa"/>
             <w:tcBorders>
               <w:top w:val="single" w:sz="4" w:space="0" w:color="C9D3D0"/>
               <w:left w:val="single" w:sz="4" w:space="0" w:color="C9D3D0"/>
@@ -20693,7 +20803,7 @@
         </w:tc>
         <w:tc>
           <w:tcPr>
-            <w:tcW w:w="1370" w:type="dxa"/>
+            <w:tcW w:w="1353" w:type="dxa"/>
             <w:tcBorders>
               <w:top w:val="single" w:sz="4" w:space="0" w:color="C9D3D0"/>
               <w:left w:val="single" w:sz="4" w:space="0" w:color="C9D3D0"/>
@@ -20723,7 +20833,7 @@
         </w:tc>
         <w:tc>
           <w:tcPr>
-            <w:tcW w:w="3098" w:type="dxa"/>
+            <w:tcW w:w="3153" w:type="dxa"/>
             <w:tcBorders>
               <w:top w:val="single" w:sz="4" w:space="0" w:color="C9D3D0"/>
               <w:left w:val="single" w:sz="4" w:space="0" w:color="C9D3D0"/>
@@ -20762,7 +20872,7 @@
         </w:tc>
         <w:tc>
           <w:tcPr>
-            <w:tcW w:w="2215" w:type="dxa"/>
+            <w:tcW w:w="2189" w:type="dxa"/>
             <w:tcBorders>
               <w:top w:val="single" w:sz="4" w:space="0" w:color="C9D3D0"/>
               <w:left w:val="single" w:sz="4" w:space="0" w:color="C9D3D0"/>
@@ -20792,13 +20902,197 @@
         </w:tc>
         <w:tc>
           <w:tcPr>
-            <w:tcW w:w="2215" w:type="dxa"/>
-            <w:tcBorders>
-              <w:top w:val="single" w:sz="4" w:space="0" w:color="C9D3D0"/>
-              <w:left w:val="single" w:sz="4" w:space="0" w:color="C9D3D0"/>
-              <w:bottom w:val="single" w:sz="4" w:space="0" w:color="C9D3D0"/>
-              <w:right w:val="single" w:sz="4" w:space="0" w:color="C9D3D0"/>
-            </w:tcBorders>
+            <w:tcW w:w="2190" w:type="dxa"/>
+            <w:tcBorders>
+              <w:top w:val="single" w:sz="4" w:space="0" w:color="C9D3D0"/>
+              <w:left w:val="single" w:sz="4" w:space="0" w:color="C9D3D0"/>
+              <w:bottom w:val="single" w:sz="4" w:space="0" w:color="C9D3D0"/>
+              <w:right w:val="single" w:sz="4" w:space="0" w:color="C9D3D0"/>
+            </w:tcBorders>
+            <w:tcMar>
+              <w:top w:w="50" w:type="dxa"/>
+              <w:left w:w="100" w:type="dxa"/>
+              <w:bottom w:w="50" w:type="dxa"/>
+              <w:right w:w="100" w:type="dxa"/>
+            </w:tcMar>
+            <w:vAlign w:val="center"/>
+          </w:tcPr>
+          <w:p>
+            <w:pPr>
+              <w:spacing w:line="252" w:lineRule="auto"/>
+            </w:pPr>
+          </w:p>
+        </w:tc>
+      </w:tr>
+      <w:tr>
+        <w:tblPrEx>
+          <w:tblCellMar>
+            <w:top w:w="0" w:type="dxa"/>
+            <w:bottom w:w="0" w:type="dxa"/>
+          </w:tblCellMar>
+        </w:tblPrEx>
+        <w:trPr>
+          <w:cantSplit/>
+        </w:trPr>
+        <w:tc>
+          <w:tcPr>
+            <w:tcW w:w="753" w:type="dxa"/>
+            <w:tcBorders>
+              <w:top w:val="single" w:sz="4" w:space="0" w:color="C9D3D0"/>
+              <w:left w:val="single" w:sz="4" w:space="0" w:color="C9D3D0"/>
+              <w:bottom w:val="single" w:sz="4" w:space="0" w:color="C9D3D0"/>
+              <w:right w:val="single" w:sz="4" w:space="0" w:color="C9D3D0"/>
+            </w:tcBorders>
+            <w:shd w:val="clear" w:color="auto" w:fill="F3F8F6"/>
+            <w:tcMar>
+              <w:top w:w="50" w:type="dxa"/>
+              <w:left w:w="100" w:type="dxa"/>
+              <w:bottom w:w="50" w:type="dxa"/>
+              <w:right w:w="100" w:type="dxa"/>
+            </w:tcMar>
+            <w:vAlign w:val="center"/>
+          </w:tcPr>
+          <w:p>
+            <w:pPr>
+              <w:spacing w:line="252" w:lineRule="auto"/>
+            </w:pPr>
+            <w:r>
+              <w:rPr>
+                <w:sz w:val="19"/>
+                <w:szCs w:val="19"/>
+              </w:rPr>
+              <w:t>TC-148</w:t>
+            </w:r>
+          </w:p>
+        </w:tc>
+        <w:tc>
+          <w:tcPr>
+            <w:tcW w:w="1353" w:type="dxa"/>
+            <w:tcBorders>
+              <w:top w:val="single" w:sz="4" w:space="0" w:color="C9D3D0"/>
+              <w:left w:val="single" w:sz="4" w:space="0" w:color="C9D3D0"/>
+              <w:bottom w:val="single" w:sz="4" w:space="0" w:color="C9D3D0"/>
+              <w:right w:val="single" w:sz="4" w:space="0" w:color="C9D3D0"/>
+            </w:tcBorders>
+            <w:shd w:val="clear" w:color="auto" w:fill="F3F8F6"/>
+            <w:tcMar>
+              <w:top w:w="50" w:type="dxa"/>
+              <w:left w:w="100" w:type="dxa"/>
+              <w:bottom w:w="50" w:type="dxa"/>
+              <w:right w:w="100" w:type="dxa"/>
+            </w:tcMar>
+            <w:vAlign w:val="center"/>
+          </w:tcPr>
+          <w:p>
+            <w:pPr>
+              <w:spacing w:line="252" w:lineRule="auto"/>
+            </w:pPr>
+            <w:r>
+              <w:rPr>
+                <w:sz w:val="19"/>
+                <w:szCs w:val="19"/>
+              </w:rPr>
+              <w:t>Groups for other paths (CR-014)</w:t>
+            </w:r>
+          </w:p>
+        </w:tc>
+        <w:tc>
+          <w:tcPr>
+            <w:tcW w:w="3153" w:type="dxa"/>
+            <w:tcBorders>
+              <w:top w:val="single" w:sz="4" w:space="0" w:color="C9D3D0"/>
+              <w:left w:val="single" w:sz="4" w:space="0" w:color="C9D3D0"/>
+              <w:bottom w:val="single" w:sz="4" w:space="0" w:color="C9D3D0"/>
+              <w:right w:val="single" w:sz="4" w:space="0" w:color="C9D3D0"/>
+            </w:tcBorders>
+            <w:shd w:val="clear" w:color="auto" w:fill="F3F8F6"/>
+            <w:tcMar>
+              <w:top w:w="50" w:type="dxa"/>
+              <w:left w:w="100" w:type="dxa"/>
+              <w:bottom w:w="50" w:type="dxa"/>
+              <w:right w:w="100" w:type="dxa"/>
+            </w:tcMar>
+            <w:vAlign w:val="center"/>
+          </w:tcPr>
+          <w:p>
+            <w:pPr>
+              <w:spacing w:line="252" w:lineRule="auto"/>
+            </w:pPr>
+            <w:r>
+              <w:rPr>
+                <w:rFonts w:ascii="Consolas" w:eastAsia="Consolas" w:hAnsi="Consolas" w:cs="Consolas"/>
+                <w:sz w:val="17"/>
+                <w:szCs w:val="17"/>
+                <w:shd w:val="clear" w:color="auto" w:fill="F2F4F3"/>
+              </w:rPr>
+              <w:t>worker/groups.test.ts</w:t>
+            </w:r>
+            <w:r>
+              <w:rPr>
+                <w:sz w:val="19"/>
+                <w:szCs w:val="19"/>
+              </w:rPr>
+              <w:t xml:space="preserve"> (4), </w:t>
+            </w:r>
+            <w:r>
+              <w:rPr>
+                <w:rFonts w:ascii="Consolas" w:eastAsia="Consolas" w:hAnsi="Consolas" w:cs="Consolas"/>
+                <w:sz w:val="17"/>
+                <w:szCs w:val="17"/>
+                <w:shd w:val="clear" w:color="auto" w:fill="F2F4F3"/>
+              </w:rPr>
+              <w:t>worker/migrations.e2e.test.ts</w:t>
+            </w:r>
+            <w:r>
+              <w:rPr>
+                <w:sz w:val="19"/>
+                <w:szCs w:val="19"/>
+              </w:rPr>
+              <w:t xml:space="preserve"> (MIG-030)</w:t>
+            </w:r>
+          </w:p>
+        </w:tc>
+        <w:tc>
+          <w:tcPr>
+            <w:tcW w:w="2189" w:type="dxa"/>
+            <w:tcBorders>
+              <w:top w:val="single" w:sz="4" w:space="0" w:color="C9D3D0"/>
+              <w:left w:val="single" w:sz="4" w:space="0" w:color="C9D3D0"/>
+              <w:bottom w:val="single" w:sz="4" w:space="0" w:color="C9D3D0"/>
+              <w:right w:val="single" w:sz="4" w:space="0" w:color="C9D3D0"/>
+            </w:tcBorders>
+            <w:shd w:val="clear" w:color="auto" w:fill="F3F8F6"/>
+            <w:tcMar>
+              <w:top w:w="50" w:type="dxa"/>
+              <w:left w:w="100" w:type="dxa"/>
+              <w:bottom w:w="50" w:type="dxa"/>
+              <w:right w:w="100" w:type="dxa"/>
+            </w:tcMar>
+            <w:vAlign w:val="center"/>
+          </w:tcPr>
+          <w:p>
+            <w:pPr>
+              <w:spacing w:line="252" w:lineRule="auto"/>
+            </w:pPr>
+            <w:r>
+              <w:rPr>
+                <w:sz w:val="19"/>
+                <w:szCs w:val="19"/>
+              </w:rPr>
+              <w:t>Five path groups listed for everyone and already created, popular groups standing, listing twice creates nothing; joining a path group with the rules, unknown key refused; the demo sees only joinable groups and can join a path group but still cannot create one; every path group opens with its own labelled sample chat; 0013 keeps every group id, member, report and room-seen row, enforces the PATH CHECKs and cascades</w:t>
+            </w:r>
+          </w:p>
+        </w:tc>
+        <w:tc>
+          <w:tcPr>
+            <w:tcW w:w="2190" w:type="dxa"/>
+            <w:tcBorders>
+              <w:top w:val="single" w:sz="4" w:space="0" w:color="C9D3D0"/>
+              <w:left w:val="single" w:sz="4" w:space="0" w:color="C9D3D0"/>
+              <w:bottom w:val="single" w:sz="4" w:space="0" w:color="C9D3D0"/>
+              <w:right w:val="single" w:sz="4" w:space="0" w:color="C9D3D0"/>
+            </w:tcBorders>
+            <w:shd w:val="clear" w:color="auto" w:fill="F3F8F6"/>
             <w:tcMar>
               <w:top w:w="50" w:type="dxa"/>
               <w:left w:w="100" w:type="dxa"/>
@@ -20827,7 +21121,7 @@
         <w:keepLines/>
         <w:pageBreakBefore/>
       </w:pPr>
-      <w:bookmarkStart w:id="22" w:name="_Toc243669450"/>
+      <w:bookmarkStart w:id="22" w:name="_Toc243672215"/>
       <w:r>
         <w:lastRenderedPageBreak/>
         <w:t>7 Security tests</w:t>
@@ -20839,7 +21133,7 @@
         <w:pStyle w:val="Caption"/>
         <w:keepNext/>
       </w:pPr>
-      <w:bookmarkStart w:id="23" w:name="_Toc243669463"/>
+      <w:bookmarkStart w:id="23" w:name="_Toc243672228"/>
       <w:r>
         <w:t xml:space="preserve">Table </w:t>
       </w:r>
@@ -23385,7 +23679,7 @@
         <w:keepLines/>
         <w:pageBreakBefore/>
       </w:pPr>
-      <w:bookmarkStart w:id="24" w:name="_Toc243669451"/>
+      <w:bookmarkStart w:id="24" w:name="_Toc243672216"/>
       <w:r>
         <w:lastRenderedPageBreak/>
         <w:t>8 Results summary</w:t>
@@ -23417,7 +23711,7 @@
         <w:pStyle w:val="Caption"/>
         <w:keepNext/>
       </w:pPr>
-      <w:bookmarkStart w:id="25" w:name="_Toc243669464"/>
+      <w:bookmarkStart w:id="25" w:name="_Toc243672229"/>
       <w:r>
         <w:t xml:space="preserve">Table </w:t>
       </w:r>
@@ -24210,7 +24504,7 @@
         <w:t>(15 October, after the hardening of CR-010), 536 (21 October, after VR3 and the desktop side menu, TC-139), 539 (23 October, after VR4, TC-140), 543 (23 October, after CR-011, TC-141), 547 (23 October, after CR-012, TC-142), 549 (23 October, CR-012 revised to guides), 553 (23 October, other paths refreshed, TC-143), 554 (23 October, unknown cost never "Free"), 560 (23 October, other paths expanded, TC-144), 564 (23 October, real costs with their basis, TC-145), 570 (23 October, search inside other paths, TC</w:t>
       </w:r>
       <w:r>
-        <w:t>-146), 577 (23 October, CR-013 career-first mode, TC-147).</w:t>
+        <w:t>-146), 577 (23 October, CR-013 career-first mode, TC-147), 582 (23 October, CR-014 groups for other paths, TC-148, MIG-030).</w:t>
       </w:r>
     </w:p>
     <w:p>
@@ -24218,7 +24512,7 @@
         <w:pStyle w:val="Caption"/>
         <w:keepNext/>
       </w:pPr>
-      <w:bookmarkStart w:id="26" w:name="_Toc243669465"/>
+      <w:bookmarkStart w:id="26" w:name="_Toc243672230"/>
       <w:r>
         <w:t xml:space="preserve">Table </w:t>
       </w:r>
@@ -24733,7 +25027,7 @@
         <w:pStyle w:val="Caption"/>
         <w:keepNext/>
       </w:pPr>
-      <w:bookmarkStart w:id="27" w:name="_Toc243669466"/>
+      <w:bookmarkStart w:id="27" w:name="_Toc243672231"/>
       <w:r>
         <w:t xml:space="preserve">Table </w:t>
       </w:r>
@@ -25307,7 +25601,7 @@
         <w:keepLines/>
         <w:pageBreakBefore/>
       </w:pPr>
-      <w:bookmarkStart w:id="28" w:name="_Toc243669452"/>
+      <w:bookmarkStart w:id="28" w:name="_Toc243672217"/>
       <w:r>
         <w:lastRenderedPageBreak/>
         <w:t>9 Defects found and fixed</w:t>
@@ -25319,7 +25613,7 @@
         <w:pStyle w:val="Caption"/>
         <w:keepNext/>
       </w:pPr>
-      <w:bookmarkStart w:id="29" w:name="_Toc243669467"/>
+      <w:bookmarkStart w:id="29" w:name="_Toc243672232"/>
       <w:r>
         <w:t xml:space="preserve">Table </w:t>
       </w:r>
@@ -26477,7 +26771,7 @@
         <w:keepLines/>
         <w:pageBreakBefore/>
       </w:pPr>
-      <w:bookmarkStart w:id="30" w:name="_Toc243669453"/>
+      <w:bookmarkStart w:id="30" w:name="_Toc243672218"/>
       <w:r>
         <w:lastRenderedPageBreak/>
         <w:t>10 Known gaps and risks</w:t>
@@ -26489,7 +26783,7 @@
         <w:pStyle w:val="Caption"/>
         <w:keepNext/>
       </w:pPr>
-      <w:bookmarkStart w:id="31" w:name="_Toc243669468"/>
+      <w:bookmarkStart w:id="31" w:name="_Toc243672233"/>
       <w:r>
         <w:t xml:space="preserve">Table </w:t>
       </w:r>
@@ -27754,7 +28048,7 @@
         <w:keepLines/>
         <w:pageBreakBefore/>
       </w:pPr>
-      <w:bookmarkStart w:id="32" w:name="_Toc243669454"/>
+      <w:bookmarkStart w:id="32" w:name="_Toc243672219"/>
       <w:r>
         <w:lastRenderedPageBreak/>
         <w:t>11 Traceability</w:t>
@@ -27774,7 +28068,7 @@
         <w:pStyle w:val="Caption"/>
         <w:keepNext/>
       </w:pPr>
-      <w:bookmarkStart w:id="33" w:name="_Toc243669469"/>
+      <w:bookmarkStart w:id="33" w:name="_Toc243672234"/>
       <w:r>
         <w:t xml:space="preserve">Table </w:t>
       </w:r>
@@ -29643,7 +29937,7 @@
         <w:keepLines/>
         <w:pageBreakBefore/>
       </w:pPr>
-      <w:bookmarkStart w:id="34" w:name="_Toc243669455"/>
+      <w:bookmarkStart w:id="34" w:name="_Toc243672220"/>
       <w:r>
         <w:lastRenderedPageBreak/>
         <w:t>Appendix A: Glossary</w:t>
@@ -29655,7 +29949,7 @@
         <w:pStyle w:val="Caption"/>
         <w:keepNext/>
       </w:pPr>
-      <w:bookmarkStart w:id="35" w:name="_Toc243669470"/>
+      <w:bookmarkStart w:id="35" w:name="_Toc243672235"/>
       <w:r>
         <w:t xml:space="preserve">Table </w:t>
       </w:r>
@@ -30676,7 +30970,7 @@
         <w:keepLines/>
         <w:pageBreakBefore/>
       </w:pPr>
-      <w:bookmarkStart w:id="36" w:name="_Toc243669456"/>
+      <w:bookmarkStart w:id="36" w:name="_Toc243672221"/>
       <w:r>
         <w:lastRenderedPageBreak/>
         <w:t>Appendix B: References</w:t>
@@ -30688,7 +30982,7 @@
         <w:pStyle w:val="Caption"/>
         <w:keepNext/>
       </w:pPr>
-      <w:bookmarkStart w:id="37" w:name="_Toc243669471"/>
+      <w:bookmarkStart w:id="37" w:name="_Toc243672236"/>
       <w:r>
         <w:t xml:space="preserve">Table </w:t>
       </w:r>
@@ -31605,10 +31899,10 @@
 <file path=word/numbering.xml><?xml version="1.0" encoding="utf-8"?>
 <w:numbering xmlns:wpc="http://schemas.microsoft.com/office/word/2010/wordprocessingCanvas" xmlns:cx="http://schemas.microsoft.com/office/drawing/2014/chartex" xmlns:cx1="http://schemas.microsoft.com/office/drawing/2015/9/8/chartex" xmlns:cx2="http://schemas.microsoft.com/office/drawing/2015/10/21/chartex" xmlns:cx3="http://schemas.microsoft.com/office/drawing/2016/5/9/chartex" xmlns:cx4="http://schemas.microsoft.com/office/drawing/2016/5/10/chartex" xmlns:cx5="http://schemas.microsoft.com/office/drawing/2016/5/11/chartex" xmlns:cx6="http://schemas.microsoft.com/office/drawing/2016/5/12/chartex" xmlns:cx7="http://schemas.microsoft.com/office/drawing/2016/5/13/chartex" xmlns:cx8="http://schemas.microsoft.com/office/drawing/2016/5/14/chartex" xmlns:mc="http://schemas.openxmlformats.org/markup-compatibility/2006" xmlns:aink="http://schemas.microsoft.com/office/drawing/2016/ink" xmlns:am3d="http://schemas.microsoft.com/office/drawing/2017/model3d" xmlns:o="urn:schemas-microsoft-com:office:office" xmlns:oel="http://schemas.microsoft.com/office/2019/extlst" xmlns:r="http://schemas.openxmlformats.org/officeDocument/2006/relationships" xmlns:m="http://schemas.openxmlformats.org/officeDocument/2006/math" xmlns:v="urn:schemas-microsoft-com:vml" xmlns:wp14="http://schemas.microsoft.com/office/word/2010/wordprocessingDrawing" xmlns:wp="http://schemas.openxmlformats.org/drawingml/2006/wordprocessingDrawing" xmlns:w10="urn:schemas-microsoft-com:office:word" xmlns:w="http://schemas.openxmlformats.org/wordprocessingml/2006/main" xmlns:w14="http://schemas.microsoft.com/office/word/2010/wordml" xmlns:w15="http://schemas.microsoft.com/office/word/2012/wordml" xmlns:w16cex="http://schemas.microsoft.com/office/word/2018/wordml/cex" xmlns:w16cid="http://schemas.microsoft.com/office/word/2016/wordml/cid" xmlns:w16="http://schemas.microsoft.com/office/word/2018/wordml" xmlns:w16du="http://schemas.microsoft.com/office/word/2023/wordml/word16du" xmlns:w16sdtdh="http://schemas.microsoft.com/office/word/2020/wordml/sdtdatahash" xmlns:w16sdtfl="http://schemas.microsoft.com/office/word/2024/wordml/sdtformatlock" xmlns:w16se="http://schemas.microsoft.com/office/word/2015/wordml/symex" xmlns:wpg="http://schemas.microsoft.com/office/word/2010/wordprocessingGroup" xmlns:wpi="http://schemas.microsoft.com/office/word/2010/wordprocessingInk" xmlns:wne="http://schemas.microsoft.com/office/word/2006/wordml" xmlns:wps="http://schemas.microsoft.com/office/word/2010/wordprocessingShape" mc:Ignorable="w14 w15 w16se w16cid w16 w16cex w16sdtdh w16sdtfl w16du wp14">
   <w:abstractNum w:abstractNumId="0" w15:restartNumberingAfterBreak="0">
-    <w:nsid w:val="17F662DE"/>
+    <w:nsid w:val="21627727"/>
     <w:multiLevelType w:val="hybridMultilevel"/>
-    <w:tmpl w:val="76F4D226"/>
-    <w:lvl w:ilvl="0" w:tplc="9FB424FA">
+    <w:tmpl w:val="DA6CF186"/>
+    <w:lvl w:ilvl="0" w:tplc="3C363D50">
       <w:start w:val="1"/>
       <w:numFmt w:val="decimal"/>
       <w:lvlText w:val="%1."/>
@@ -31617,7 +31911,7 @@
         <w:ind w:left="720" w:hanging="360"/>
       </w:pPr>
     </w:lvl>
-    <w:lvl w:ilvl="1" w:tplc="0AE081D4" w:tentative="1">
+    <w:lvl w:ilvl="1" w:tplc="8D7660A6" w:tentative="1">
       <w:start w:val="1"/>
       <w:numFmt w:val="lowerLetter"/>
       <w:lvlText w:val="%2."/>
@@ -31626,7 +31920,7 @@
         <w:ind w:left="1080" w:hanging="360"/>
       </w:pPr>
     </w:lvl>
-    <w:lvl w:ilvl="2" w:tplc="31BED5D2" w:tentative="1">
+    <w:lvl w:ilvl="2" w:tplc="2CAC33D0" w:tentative="1">
       <w:start w:val="1"/>
       <w:numFmt w:val="lowerRoman"/>
       <w:lvlText w:val="%3."/>
@@ -31635,42 +31929,104 @@
         <w:ind w:left="1440" w:hanging="360"/>
       </w:pPr>
     </w:lvl>
-    <w:lvl w:ilvl="3" w:tplc="63EA7C30">
+    <w:lvl w:ilvl="3" w:tplc="2D18656A">
       <w:numFmt w:val="decimal"/>
       <w:lvlText w:val=""/>
       <w:lvlJc w:val="left"/>
     </w:lvl>
-    <w:lvl w:ilvl="4" w:tplc="9D94B28C">
+    <w:lvl w:ilvl="4" w:tplc="31E21C48">
       <w:numFmt w:val="decimal"/>
       <w:lvlText w:val=""/>
       <w:lvlJc w:val="left"/>
     </w:lvl>
-    <w:lvl w:ilvl="5" w:tplc="2E8C004C">
+    <w:lvl w:ilvl="5" w:tplc="43384758">
       <w:numFmt w:val="decimal"/>
       <w:lvlText w:val=""/>
       <w:lvlJc w:val="left"/>
     </w:lvl>
-    <w:lvl w:ilvl="6" w:tplc="E5F690C6">
+    <w:lvl w:ilvl="6" w:tplc="5F80344E">
       <w:numFmt w:val="decimal"/>
       <w:lvlText w:val=""/>
       <w:lvlJc w:val="left"/>
     </w:lvl>
-    <w:lvl w:ilvl="7" w:tplc="964C5A44">
+    <w:lvl w:ilvl="7" w:tplc="FE00D2DA">
       <w:numFmt w:val="decimal"/>
       <w:lvlText w:val=""/>
       <w:lvlJc w:val="left"/>
     </w:lvl>
-    <w:lvl w:ilvl="8" w:tplc="3AB218EC">
+    <w:lvl w:ilvl="8" w:tplc="88ACC920">
       <w:numFmt w:val="decimal"/>
       <w:lvlText w:val=""/>
       <w:lvlJc w:val="left"/>
     </w:lvl>
   </w:abstractNum>
   <w:abstractNum w:abstractNumId="1" w15:restartNumberingAfterBreak="0">
-    <w:nsid w:val="51EF01E0"/>
+    <w:nsid w:val="4F99677C"/>
     <w:multiLevelType w:val="hybridMultilevel"/>
-    <w:tmpl w:val="718216C0"/>
-    <w:lvl w:ilvl="0" w:tplc="49300A50" w:tentative="1">
+    <w:tmpl w:val="B0600306"/>
+    <w:lvl w:ilvl="0" w:tplc="521692BE" w:tentative="1">
+      <w:start w:val="1"/>
+      <w:numFmt w:val="bullet"/>
+      <w:lvlText w:val="•"/>
+      <w:lvlJc w:val="left"/>
+      <w:pPr>
+        <w:ind w:left="720" w:hanging="280"/>
+      </w:pPr>
+    </w:lvl>
+    <w:lvl w:ilvl="1" w:tplc="2FF42AFC" w:tentative="1">
+      <w:start w:val="1"/>
+      <w:numFmt w:val="bullet"/>
+      <w:lvlText w:val="–"/>
+      <w:lvlJc w:val="left"/>
+      <w:pPr>
+        <w:ind w:left="1080" w:hanging="280"/>
+      </w:pPr>
+    </w:lvl>
+    <w:lvl w:ilvl="2" w:tplc="6870F532" w:tentative="1">
+      <w:start w:val="1"/>
+      <w:numFmt w:val="bullet"/>
+      <w:lvlText w:val="▪"/>
+      <w:lvlJc w:val="left"/>
+      <w:pPr>
+        <w:ind w:left="1440" w:hanging="280"/>
+      </w:pPr>
+    </w:lvl>
+    <w:lvl w:ilvl="3" w:tplc="1062DE0C">
+      <w:numFmt w:val="decimal"/>
+      <w:lvlText w:val=""/>
+      <w:lvlJc w:val="left"/>
+    </w:lvl>
+    <w:lvl w:ilvl="4" w:tplc="EF341F4C">
+      <w:numFmt w:val="decimal"/>
+      <w:lvlText w:val=""/>
+      <w:lvlJc w:val="left"/>
+    </w:lvl>
+    <w:lvl w:ilvl="5" w:tplc="0F1A970A">
+      <w:numFmt w:val="decimal"/>
+      <w:lvlText w:val=""/>
+      <w:lvlJc w:val="left"/>
+    </w:lvl>
+    <w:lvl w:ilvl="6" w:tplc="CA6A036C">
+      <w:numFmt w:val="decimal"/>
+      <w:lvlText w:val=""/>
+      <w:lvlJc w:val="left"/>
+    </w:lvl>
+    <w:lvl w:ilvl="7" w:tplc="906AAE20">
+      <w:numFmt w:val="decimal"/>
+      <w:lvlText w:val=""/>
+      <w:lvlJc w:val="left"/>
+    </w:lvl>
+    <w:lvl w:ilvl="8" w:tplc="70944528">
+      <w:numFmt w:val="decimal"/>
+      <w:lvlText w:val=""/>
+      <w:lvlJc w:val="left"/>
+    </w:lvl>
+  </w:abstractNum>
+  <w:abstractNum w:abstractNumId="2" w15:restartNumberingAfterBreak="0">
+    <w:nsid w:val="7C5D5435"/>
+    <w:multiLevelType w:val="hybridMultilevel"/>
+    <w:tmpl w:val="D75462BE"/>
+    <w:lvl w:ilvl="0" w:tplc="A81236F0" w:tentative="1">
       <w:start w:val="1"/>
       <w:numFmt w:val="bullet"/>
       <w:lvlText w:val="●"/>
@@ -31679,7 +32035,7 @@
         <w:ind w:left="720" w:hanging="360"/>
       </w:pPr>
     </w:lvl>
-    <w:lvl w:ilvl="1" w:tplc="1EDC2BF2" w:tentative="1">
+    <w:lvl w:ilvl="1" w:tplc="18CCCC08" w:tentative="1">
       <w:start w:val="1"/>
       <w:numFmt w:val="bullet"/>
       <w:lvlText w:val="○"/>
@@ -31688,7 +32044,7 @@
         <w:ind w:left="1440" w:hanging="360"/>
       </w:pPr>
     </w:lvl>
-    <w:lvl w:ilvl="2" w:tplc="669011A0" w:tentative="1">
+    <w:lvl w:ilvl="2" w:tplc="D624C2E6" w:tentative="1">
       <w:start w:val="1"/>
       <w:numFmt w:val="bullet"/>
       <w:lvlText w:val="■"/>
@@ -31697,7 +32053,7 @@
         <w:ind w:left="2160" w:hanging="360"/>
       </w:pPr>
     </w:lvl>
-    <w:lvl w:ilvl="3" w:tplc="649E6622" w:tentative="1">
+    <w:lvl w:ilvl="3" w:tplc="8954FAE8" w:tentative="1">
       <w:start w:val="1"/>
       <w:numFmt w:val="bullet"/>
       <w:lvlText w:val="●"/>
@@ -31706,7 +32062,7 @@
         <w:ind w:left="2880" w:hanging="360"/>
       </w:pPr>
     </w:lvl>
-    <w:lvl w:ilvl="4" w:tplc="848421AA" w:tentative="1">
+    <w:lvl w:ilvl="4" w:tplc="5A5E3C00" w:tentative="1">
       <w:start w:val="1"/>
       <w:numFmt w:val="bullet"/>
       <w:lvlText w:val="○"/>
@@ -31715,7 +32071,7 @@
         <w:ind w:left="3600" w:hanging="360"/>
       </w:pPr>
     </w:lvl>
-    <w:lvl w:ilvl="5" w:tplc="B76E8F9A" w:tentative="1">
+    <w:lvl w:ilvl="5" w:tplc="3A808FB2" w:tentative="1">
       <w:start w:val="1"/>
       <w:numFmt w:val="bullet"/>
       <w:lvlText w:val="■"/>
@@ -31724,7 +32080,7 @@
         <w:ind w:left="4320" w:hanging="360"/>
       </w:pPr>
     </w:lvl>
-    <w:lvl w:ilvl="6" w:tplc="A67C7060" w:tentative="1">
+    <w:lvl w:ilvl="6" w:tplc="1FA6AA40" w:tentative="1">
       <w:start w:val="1"/>
       <w:numFmt w:val="bullet"/>
       <w:lvlText w:val="●"/>
@@ -31733,7 +32089,7 @@
         <w:ind w:left="5040" w:hanging="360"/>
       </w:pPr>
     </w:lvl>
-    <w:lvl w:ilvl="7" w:tplc="785E5242" w:tentative="1">
+    <w:lvl w:ilvl="7" w:tplc="C3A08100" w:tentative="1">
       <w:start w:val="1"/>
       <w:numFmt w:val="bullet"/>
       <w:lvlText w:val="●"/>
@@ -31742,7 +32098,7 @@
         <w:ind w:left="5760" w:hanging="360"/>
       </w:pPr>
     </w:lvl>
-    <w:lvl w:ilvl="8" w:tplc="30D6DFD0" w:tentative="1">
+    <w:lvl w:ilvl="8" w:tplc="4230AB88" w:tentative="1">
       <w:start w:val="1"/>
       <w:numFmt w:val="bullet"/>
       <w:lvlText w:val="●"/>
@@ -31752,75 +32108,13 @@
       </w:pPr>
     </w:lvl>
   </w:abstractNum>
-  <w:abstractNum w:abstractNumId="2" w15:restartNumberingAfterBreak="0">
-    <w:nsid w:val="5D4317B7"/>
-    <w:multiLevelType w:val="hybridMultilevel"/>
-    <w:tmpl w:val="1868CB7E"/>
-    <w:lvl w:ilvl="0" w:tplc="339E81C8" w:tentative="1">
-      <w:start w:val="1"/>
-      <w:numFmt w:val="bullet"/>
-      <w:lvlText w:val="•"/>
-      <w:lvlJc w:val="left"/>
-      <w:pPr>
-        <w:ind w:left="720" w:hanging="280"/>
-      </w:pPr>
-    </w:lvl>
-    <w:lvl w:ilvl="1" w:tplc="3F702D4A" w:tentative="1">
-      <w:start w:val="1"/>
-      <w:numFmt w:val="bullet"/>
-      <w:lvlText w:val="–"/>
-      <w:lvlJc w:val="left"/>
-      <w:pPr>
-        <w:ind w:left="1080" w:hanging="280"/>
-      </w:pPr>
-    </w:lvl>
-    <w:lvl w:ilvl="2" w:tplc="F8DCB78A" w:tentative="1">
-      <w:start w:val="1"/>
-      <w:numFmt w:val="bullet"/>
-      <w:lvlText w:val="▪"/>
-      <w:lvlJc w:val="left"/>
-      <w:pPr>
-        <w:ind w:left="1440" w:hanging="280"/>
-      </w:pPr>
-    </w:lvl>
-    <w:lvl w:ilvl="3" w:tplc="B1C458CC">
-      <w:numFmt w:val="decimal"/>
-      <w:lvlText w:val=""/>
-      <w:lvlJc w:val="left"/>
-    </w:lvl>
-    <w:lvl w:ilvl="4" w:tplc="E9143266">
-      <w:numFmt w:val="decimal"/>
-      <w:lvlText w:val=""/>
-      <w:lvlJc w:val="left"/>
-    </w:lvl>
-    <w:lvl w:ilvl="5" w:tplc="DEEEE772">
-      <w:numFmt w:val="decimal"/>
-      <w:lvlText w:val=""/>
-      <w:lvlJc w:val="left"/>
-    </w:lvl>
-    <w:lvl w:ilvl="6" w:tplc="7C24FBE2">
-      <w:numFmt w:val="decimal"/>
-      <w:lvlText w:val=""/>
-      <w:lvlJc w:val="left"/>
-    </w:lvl>
-    <w:lvl w:ilvl="7" w:tplc="C0D071E6">
-      <w:numFmt w:val="decimal"/>
-      <w:lvlText w:val=""/>
-      <w:lvlJc w:val="left"/>
-    </w:lvl>
-    <w:lvl w:ilvl="8" w:tplc="2496D862">
-      <w:numFmt w:val="decimal"/>
-      <w:lvlText w:val=""/>
-      <w:lvlJc w:val="left"/>
-    </w:lvl>
-  </w:abstractNum>
-  <w:num w:numId="1" w16cid:durableId="1481195605">
-    <w:abstractNumId w:val="1"/>
+  <w:num w:numId="1" w16cid:durableId="652759556">
+    <w:abstractNumId w:val="2"/>
     <w:lvlOverride w:ilvl="0">
       <w:startOverride w:val="1"/>
     </w:lvlOverride>
   </w:num>
-  <w:num w:numId="2" w16cid:durableId="1385449366">
+  <w:num w:numId="2" w16cid:durableId="606667001">
     <w:abstractNumId w:val="0"/>
     <w:lvlOverride w:ilvl="0">
       <w:startOverride w:val="1"/>
@@ -32525,7 +32819,7 @@
     <w:autoRedefine/>
     <w:uiPriority w:val="39"/>
     <w:unhideWhenUsed/>
-    <w:rsid w:val="00D32E5D"/>
+    <w:rsid w:val="009179E7"/>
     <w:pPr>
       <w:spacing w:after="100"/>
     </w:pPr>
@@ -32537,7 +32831,7 @@
     <w:autoRedefine/>
     <w:uiPriority w:val="39"/>
     <w:unhideWhenUsed/>
-    <w:rsid w:val="00D32E5D"/>
+    <w:rsid w:val="009179E7"/>
     <w:pPr>
       <w:spacing w:after="100"/>
       <w:ind w:left="210"/>
@@ -32549,7 +32843,7 @@
     <w:next w:val="Normal"/>
     <w:uiPriority w:val="99"/>
     <w:unhideWhenUsed/>
-    <w:rsid w:val="00D32E5D"/>
+    <w:rsid w:val="009179E7"/>
   </w:style>
 </w:styles>
 </file>

--- a/docs/08-test-plan/ZP-DOC-08_Test-Plan.docx
+++ b/docs/08-test-plan/ZP-DOC-08_Test-Plan.docx
@@ -2960,6 +2960,122 @@
           </w:p>
         </w:tc>
       </w:tr>
+      <w:tr>
+        <w:tblPrEx>
+          <w:tblCellMar>
+            <w:top w:w="0" w:type="dxa"/>
+            <w:bottom w:w="0" w:type="dxa"/>
+          </w:tblCellMar>
+        </w:tblPrEx>
+        <w:trPr>
+          <w:cantSplit/>
+          <w:trHeight w:val="420"/>
+        </w:trPr>
+        <w:tc>
+          <w:tcPr>
+            <w:tcW w:w="964" w:type="dxa"/>
+            <w:tcBorders>
+              <w:top w:val="single" w:sz="4" w:space="0" w:color="C9D3D0"/>
+              <w:left w:val="single" w:sz="4" w:space="0" w:color="C9D3D0"/>
+              <w:bottom w:val="single" w:sz="4" w:space="0" w:color="C9D3D0"/>
+              <w:right w:val="single" w:sz="4" w:space="0" w:color="C9D3D0"/>
+            </w:tcBorders>
+            <w:tcMar>
+              <w:top w:w="50" w:type="dxa"/>
+              <w:left w:w="100" w:type="dxa"/>
+              <w:bottom w:w="50" w:type="dxa"/>
+              <w:right w:w="100" w:type="dxa"/>
+            </w:tcMar>
+          </w:tcPr>
+          <w:p>
+            <w:r>
+              <w:rPr>
+                <w:sz w:val="19"/>
+                <w:szCs w:val="19"/>
+              </w:rPr>
+              <w:t>0.9</w:t>
+            </w:r>
+          </w:p>
+        </w:tc>
+        <w:tc>
+          <w:tcPr>
+            <w:tcW w:w="1542" w:type="dxa"/>
+            <w:tcBorders>
+              <w:top w:val="single" w:sz="4" w:space="0" w:color="C9D3D0"/>
+              <w:left w:val="single" w:sz="4" w:space="0" w:color="C9D3D0"/>
+              <w:bottom w:val="single" w:sz="4" w:space="0" w:color="C9D3D0"/>
+              <w:right w:val="single" w:sz="4" w:space="0" w:color="C9D3D0"/>
+            </w:tcBorders>
+            <w:tcMar>
+              <w:top w:w="50" w:type="dxa"/>
+              <w:left w:w="100" w:type="dxa"/>
+              <w:bottom w:w="50" w:type="dxa"/>
+              <w:right w:w="100" w:type="dxa"/>
+            </w:tcMar>
+          </w:tcPr>
+          <w:p>
+            <w:r>
+              <w:rPr>
+                <w:sz w:val="19"/>
+                <w:szCs w:val="19"/>
+              </w:rPr>
+              <w:t>23 Oct 2026</w:t>
+            </w:r>
+          </w:p>
+        </w:tc>
+        <w:tc>
+          <w:tcPr>
+            <w:tcW w:w="1928" w:type="dxa"/>
+            <w:tcBorders>
+              <w:top w:val="single" w:sz="4" w:space="0" w:color="C9D3D0"/>
+              <w:left w:val="single" w:sz="4" w:space="0" w:color="C9D3D0"/>
+              <w:bottom w:val="single" w:sz="4" w:space="0" w:color="C9D3D0"/>
+              <w:right w:val="single" w:sz="4" w:space="0" w:color="C9D3D0"/>
+            </w:tcBorders>
+            <w:tcMar>
+              <w:top w:w="50" w:type="dxa"/>
+              <w:left w:w="100" w:type="dxa"/>
+              <w:bottom w:w="50" w:type="dxa"/>
+              <w:right w:w="100" w:type="dxa"/>
+            </w:tcMar>
+          </w:tcPr>
+          <w:p>
+            <w:r>
+              <w:rPr>
+                <w:sz w:val="19"/>
+                <w:szCs w:val="19"/>
+              </w:rPr>
+              <w:t>Team Kestrel</w:t>
+            </w:r>
+          </w:p>
+        </w:tc>
+        <w:tc>
+          <w:tcPr>
+            <w:tcW w:w="5204" w:type="dxa"/>
+            <w:tcBorders>
+              <w:top w:val="single" w:sz="4" w:space="0" w:color="C9D3D0"/>
+              <w:left w:val="single" w:sz="4" w:space="0" w:color="C9D3D0"/>
+              <w:bottom w:val="single" w:sz="4" w:space="0" w:color="C9D3D0"/>
+              <w:right w:val="single" w:sz="4" w:space="0" w:color="C9D3D0"/>
+            </w:tcBorders>
+            <w:tcMar>
+              <w:top w:w="50" w:type="dxa"/>
+              <w:left w:w="100" w:type="dxa"/>
+              <w:bottom w:w="50" w:type="dxa"/>
+              <w:right w:w="100" w:type="dxa"/>
+            </w:tcMar>
+          </w:tcPr>
+          <w:p>
+            <w:r>
+              <w:rPr>
+                <w:sz w:val="19"/>
+                <w:szCs w:val="19"/>
+              </w:rPr>
+              <w:t>CR-015 scholarships and loans (R103 to R108, checked against their sources): TC-149 to TC-154 added, TC-144 count updated; 604 passed</w:t>
+            </w:r>
+          </w:p>
+        </w:tc>
+      </w:tr>
     </w:tbl>
     <w:p>
       <w:pPr>
@@ -3359,7 +3475,7 @@
     <w:sdt>
       <w:sdtPr>
         <w:alias w:val="Contents"/>
-        <w:id w:val="1225266935"/>
+        <w:id w:val="-649368958"/>
       </w:sdtPr>
       <w:sdtEndPr/>
       <w:sdtContent>
@@ -3388,7 +3504,7 @@
           <w:r>
             <w:fldChar w:fldCharType="separate"/>
           </w:r>
-          <w:hyperlink w:anchor="_Toc243672199" w:history="1">
+          <w:hyperlink w:anchor="_Toc243678800" w:history="1">
             <w:r>
               <w:rPr>
                 <w:rStyle w:val="Hyperlink"/>
@@ -3412,7 +3528,7 @@
               <w:rPr>
                 <w:noProof/>
               </w:rPr>
-              <w:instrText xml:space="preserve"> PAGEREF _Toc243672199 \h </w:instrText>
+              <w:instrText xml:space="preserve"> PAGEREF _Toc243678800 \h </w:instrText>
             </w:r>
             <w:r>
               <w:rPr>
@@ -3455,7 +3571,7 @@
               <w14:ligatures w14:val="standardContextual"/>
             </w:rPr>
           </w:pPr>
-          <w:hyperlink w:anchor="_Toc243672200" w:history="1">
+          <w:hyperlink w:anchor="_Toc243678801" w:history="1">
             <w:r>
               <w:rPr>
                 <w:rStyle w:val="Hyperlink"/>
@@ -3479,7 +3595,7 @@
               <w:rPr>
                 <w:noProof/>
               </w:rPr>
-              <w:instrText xml:space="preserve"> PAGEREF _Toc243672200 \h </w:instrText>
+              <w:instrText xml:space="preserve"> PAGEREF _Toc243678801 \h </w:instrText>
             </w:r>
             <w:r>
               <w:rPr>
@@ -3522,7 +3638,7 @@
               <w14:ligatures w14:val="standardContextual"/>
             </w:rPr>
           </w:pPr>
-          <w:hyperlink w:anchor="_Toc243672201" w:history="1">
+          <w:hyperlink w:anchor="_Toc243678802" w:history="1">
             <w:r>
               <w:rPr>
                 <w:rStyle w:val="Hyperlink"/>
@@ -3546,7 +3662,7 @@
               <w:rPr>
                 <w:noProof/>
               </w:rPr>
-              <w:instrText xml:space="preserve"> PAGEREF _Toc243672201 \h </w:instrText>
+              <w:instrText xml:space="preserve"> PAGEREF _Toc243678802 \h </w:instrText>
             </w:r>
             <w:r>
               <w:rPr>
@@ -3589,7 +3705,7 @@
               <w14:ligatures w14:val="standardContextual"/>
             </w:rPr>
           </w:pPr>
-          <w:hyperlink w:anchor="_Toc243672202" w:history="1">
+          <w:hyperlink w:anchor="_Toc243678803" w:history="1">
             <w:r>
               <w:rPr>
                 <w:rStyle w:val="Hyperlink"/>
@@ -3613,7 +3729,7 @@
               <w:rPr>
                 <w:noProof/>
               </w:rPr>
-              <w:instrText xml:space="preserve"> PAGEREF _Toc243672202 \h </w:instrText>
+              <w:instrText xml:space="preserve"> PAGEREF _Toc243678803 \h </w:instrText>
             </w:r>
             <w:r>
               <w:rPr>
@@ -3656,7 +3772,7 @@
               <w14:ligatures w14:val="standardContextual"/>
             </w:rPr>
           </w:pPr>
-          <w:hyperlink w:anchor="_Toc243672203" w:history="1">
+          <w:hyperlink w:anchor="_Toc243678804" w:history="1">
             <w:r>
               <w:rPr>
                 <w:rStyle w:val="Hyperlink"/>
@@ -3680,7 +3796,7 @@
               <w:rPr>
                 <w:noProof/>
               </w:rPr>
-              <w:instrText xml:space="preserve"> PAGEREF _Toc243672203 \h </w:instrText>
+              <w:instrText xml:space="preserve"> PAGEREF _Toc243678804 \h </w:instrText>
             </w:r>
             <w:r>
               <w:rPr>
@@ -3723,7 +3839,7 @@
               <w14:ligatures w14:val="standardContextual"/>
             </w:rPr>
           </w:pPr>
-          <w:hyperlink w:anchor="_Toc243672204" w:history="1">
+          <w:hyperlink w:anchor="_Toc243678805" w:history="1">
             <w:r>
               <w:rPr>
                 <w:rStyle w:val="Hyperlink"/>
@@ -3747,7 +3863,7 @@
               <w:rPr>
                 <w:noProof/>
               </w:rPr>
-              <w:instrText xml:space="preserve"> PAGEREF _Toc243672204 \h </w:instrText>
+              <w:instrText xml:space="preserve"> PAGEREF _Toc243678805 \h </w:instrText>
             </w:r>
             <w:r>
               <w:rPr>
@@ -3790,7 +3906,7 @@
               <w14:ligatures w14:val="standardContextual"/>
             </w:rPr>
           </w:pPr>
-          <w:hyperlink w:anchor="_Toc243672205" w:history="1">
+          <w:hyperlink w:anchor="_Toc243678806" w:history="1">
             <w:r>
               <w:rPr>
                 <w:rStyle w:val="Hyperlink"/>
@@ -3814,7 +3930,7 @@
               <w:rPr>
                 <w:noProof/>
               </w:rPr>
-              <w:instrText xml:space="preserve"> PAGEREF _Toc243672205 \h </w:instrText>
+              <w:instrText xml:space="preserve"> PAGEREF _Toc243678806 \h </w:instrText>
             </w:r>
             <w:r>
               <w:rPr>
@@ -3857,7 +3973,7 @@
               <w14:ligatures w14:val="standardContextual"/>
             </w:rPr>
           </w:pPr>
-          <w:hyperlink w:anchor="_Toc243672206" w:history="1">
+          <w:hyperlink w:anchor="_Toc243678807" w:history="1">
             <w:r>
               <w:rPr>
                 <w:rStyle w:val="Hyperlink"/>
@@ -3881,7 +3997,7 @@
               <w:rPr>
                 <w:noProof/>
               </w:rPr>
-              <w:instrText xml:space="preserve"> PAGEREF _Toc243672206 \h </w:instrText>
+              <w:instrText xml:space="preserve"> PAGEREF _Toc243678807 \h </w:instrText>
             </w:r>
             <w:r>
               <w:rPr>
@@ -3924,7 +4040,7 @@
               <w14:ligatures w14:val="standardContextual"/>
             </w:rPr>
           </w:pPr>
-          <w:hyperlink w:anchor="_Toc243672207" w:history="1">
+          <w:hyperlink w:anchor="_Toc243678808" w:history="1">
             <w:r>
               <w:rPr>
                 <w:rStyle w:val="Hyperlink"/>
@@ -3948,7 +4064,7 @@
               <w:rPr>
                 <w:noProof/>
               </w:rPr>
-              <w:instrText xml:space="preserve"> PAGEREF _Toc243672207 \h </w:instrText>
+              <w:instrText xml:space="preserve"> PAGEREF _Toc243678808 \h </w:instrText>
             </w:r>
             <w:r>
               <w:rPr>
@@ -3991,7 +4107,7 @@
               <w14:ligatures w14:val="standardContextual"/>
             </w:rPr>
           </w:pPr>
-          <w:hyperlink w:anchor="_Toc243672208" w:history="1">
+          <w:hyperlink w:anchor="_Toc243678809" w:history="1">
             <w:r>
               <w:rPr>
                 <w:rStyle w:val="Hyperlink"/>
@@ -4015,7 +4131,7 @@
               <w:rPr>
                 <w:noProof/>
               </w:rPr>
-              <w:instrText xml:space="preserve"> PAGEREF _Toc243672208 \h </w:instrText>
+              <w:instrText xml:space="preserve"> PAGEREF _Toc243678809 \h </w:instrText>
             </w:r>
             <w:r>
               <w:rPr>
@@ -4058,7 +4174,7 @@
               <w14:ligatures w14:val="standardContextual"/>
             </w:rPr>
           </w:pPr>
-          <w:hyperlink w:anchor="_Toc243672209" w:history="1">
+          <w:hyperlink w:anchor="_Toc243678810" w:history="1">
             <w:r>
               <w:rPr>
                 <w:rStyle w:val="Hyperlink"/>
@@ -4082,7 +4198,7 @@
               <w:rPr>
                 <w:noProof/>
               </w:rPr>
-              <w:instrText xml:space="preserve"> PAGEREF _Toc243672209 \h </w:instrText>
+              <w:instrText xml:space="preserve"> PAGEREF _Toc243678810 \h </w:instrText>
             </w:r>
             <w:r>
               <w:rPr>
@@ -4125,7 +4241,7 @@
               <w14:ligatures w14:val="standardContextual"/>
             </w:rPr>
           </w:pPr>
-          <w:hyperlink w:anchor="_Toc243672210" w:history="1">
+          <w:hyperlink w:anchor="_Toc243678811" w:history="1">
             <w:r>
               <w:rPr>
                 <w:rStyle w:val="Hyperlink"/>
@@ -4149,7 +4265,7 @@
               <w:rPr>
                 <w:noProof/>
               </w:rPr>
-              <w:instrText xml:space="preserve"> PAGEREF _Toc243672210 \h </w:instrText>
+              <w:instrText xml:space="preserve"> PAGEREF _Toc243678811 \h </w:instrText>
             </w:r>
             <w:r>
               <w:rPr>
@@ -4192,7 +4308,7 @@
               <w14:ligatures w14:val="standardContextual"/>
             </w:rPr>
           </w:pPr>
-          <w:hyperlink w:anchor="_Toc243672211" w:history="1">
+          <w:hyperlink w:anchor="_Toc243678812" w:history="1">
             <w:r>
               <w:rPr>
                 <w:rStyle w:val="Hyperlink"/>
@@ -4216,7 +4332,7 @@
               <w:rPr>
                 <w:noProof/>
               </w:rPr>
-              <w:instrText xml:space="preserve"> PAGEREF _Toc243672211 \h </w:instrText>
+              <w:instrText xml:space="preserve"> PAGEREF _Toc243678812 \h </w:instrText>
             </w:r>
             <w:r>
               <w:rPr>
@@ -4259,7 +4375,7 @@
               <w14:ligatures w14:val="standardContextual"/>
             </w:rPr>
           </w:pPr>
-          <w:hyperlink w:anchor="_Toc243672212" w:history="1">
+          <w:hyperlink w:anchor="_Toc243678813" w:history="1">
             <w:r>
               <w:rPr>
                 <w:rStyle w:val="Hyperlink"/>
@@ -4283,7 +4399,7 @@
               <w:rPr>
                 <w:noProof/>
               </w:rPr>
-              <w:instrText xml:space="preserve"> PAGEREF _Toc243672212 \h </w:instrText>
+              <w:instrText xml:space="preserve"> PAGEREF _Toc243678813 \h </w:instrText>
             </w:r>
             <w:r>
               <w:rPr>
@@ -4326,7 +4442,7 @@
               <w14:ligatures w14:val="standardContextual"/>
             </w:rPr>
           </w:pPr>
-          <w:hyperlink w:anchor="_Toc243672213" w:history="1">
+          <w:hyperlink w:anchor="_Toc243678814" w:history="1">
             <w:r>
               <w:rPr>
                 <w:rStyle w:val="Hyperlink"/>
@@ -4350,7 +4466,7 @@
               <w:rPr>
                 <w:noProof/>
               </w:rPr>
-              <w:instrText xml:space="preserve"> PAGEREF _Toc243672213 \h </w:instrText>
+              <w:instrText xml:space="preserve"> PAGEREF _Toc243678814 \h </w:instrText>
             </w:r>
             <w:r>
               <w:rPr>
@@ -4393,7 +4509,7 @@
               <w14:ligatures w14:val="standardContextual"/>
             </w:rPr>
           </w:pPr>
-          <w:hyperlink w:anchor="_Toc243672214" w:history="1">
+          <w:hyperlink w:anchor="_Toc243678815" w:history="1">
             <w:r>
               <w:rPr>
                 <w:rStyle w:val="Hyperlink"/>
@@ -4417,7 +4533,7 @@
               <w:rPr>
                 <w:noProof/>
               </w:rPr>
-              <w:instrText xml:space="preserve"> PAGEREF _Toc243672214 \h </w:instrText>
+              <w:instrText xml:space="preserve"> PAGEREF _Toc243678815 \h </w:instrText>
             </w:r>
             <w:r>
               <w:rPr>
@@ -4460,7 +4576,7 @@
               <w14:ligatures w14:val="standardContextual"/>
             </w:rPr>
           </w:pPr>
-          <w:hyperlink w:anchor="_Toc243672215" w:history="1">
+          <w:hyperlink w:anchor="_Toc243678816" w:history="1">
             <w:r>
               <w:rPr>
                 <w:rStyle w:val="Hyperlink"/>
@@ -4484,7 +4600,7 @@
               <w:rPr>
                 <w:noProof/>
               </w:rPr>
-              <w:instrText xml:space="preserve"> PAGEREF _Toc243672215 \h </w:instrText>
+              <w:instrText xml:space="preserve"> PAGEREF _Toc243678816 \h </w:instrText>
             </w:r>
             <w:r>
               <w:rPr>
@@ -4501,7 +4617,7 @@
               <w:rPr>
                 <w:noProof/>
               </w:rPr>
-              <w:t>21</w:t>
+              <w:t>22</w:t>
             </w:r>
             <w:r>
               <w:rPr>
@@ -4527,7 +4643,7 @@
               <w14:ligatures w14:val="standardContextual"/>
             </w:rPr>
           </w:pPr>
-          <w:hyperlink w:anchor="_Toc243672216" w:history="1">
+          <w:hyperlink w:anchor="_Toc243678817" w:history="1">
             <w:r>
               <w:rPr>
                 <w:rStyle w:val="Hyperlink"/>
@@ -4551,7 +4667,7 @@
               <w:rPr>
                 <w:noProof/>
               </w:rPr>
-              <w:instrText xml:space="preserve"> PAGEREF _Toc243672216 \h </w:instrText>
+              <w:instrText xml:space="preserve"> PAGEREF _Toc243678817 \h </w:instrText>
             </w:r>
             <w:r>
               <w:rPr>
@@ -4568,7 +4684,7 @@
               <w:rPr>
                 <w:noProof/>
               </w:rPr>
-              <w:t>23</w:t>
+              <w:t>24</w:t>
             </w:r>
             <w:r>
               <w:rPr>
@@ -4594,7 +4710,7 @@
               <w14:ligatures w14:val="standardContextual"/>
             </w:rPr>
           </w:pPr>
-          <w:hyperlink w:anchor="_Toc243672217" w:history="1">
+          <w:hyperlink w:anchor="_Toc243678818" w:history="1">
             <w:r>
               <w:rPr>
                 <w:rStyle w:val="Hyperlink"/>
@@ -4618,7 +4734,7 @@
               <w:rPr>
                 <w:noProof/>
               </w:rPr>
-              <w:instrText xml:space="preserve"> PAGEREF _Toc243672217 \h </w:instrText>
+              <w:instrText xml:space="preserve"> PAGEREF _Toc243678818 \h </w:instrText>
             </w:r>
             <w:r>
               <w:rPr>
@@ -4635,7 +4751,7 @@
               <w:rPr>
                 <w:noProof/>
               </w:rPr>
-              <w:t>25</w:t>
+              <w:t>26</w:t>
             </w:r>
             <w:r>
               <w:rPr>
@@ -4661,7 +4777,7 @@
               <w14:ligatures w14:val="standardContextual"/>
             </w:rPr>
           </w:pPr>
-          <w:hyperlink w:anchor="_Toc243672218" w:history="1">
+          <w:hyperlink w:anchor="_Toc243678819" w:history="1">
             <w:r>
               <w:rPr>
                 <w:rStyle w:val="Hyperlink"/>
@@ -4685,7 +4801,7 @@
               <w:rPr>
                 <w:noProof/>
               </w:rPr>
-              <w:instrText xml:space="preserve"> PAGEREF _Toc243672218 \h </w:instrText>
+              <w:instrText xml:space="preserve"> PAGEREF _Toc243678819 \h </w:instrText>
             </w:r>
             <w:r>
               <w:rPr>
@@ -4702,7 +4818,7 @@
               <w:rPr>
                 <w:noProof/>
               </w:rPr>
-              <w:t>26</w:t>
+              <w:t>27</w:t>
             </w:r>
             <w:r>
               <w:rPr>
@@ -4728,7 +4844,7 @@
               <w14:ligatures w14:val="standardContextual"/>
             </w:rPr>
           </w:pPr>
-          <w:hyperlink w:anchor="_Toc243672219" w:history="1">
+          <w:hyperlink w:anchor="_Toc243678820" w:history="1">
             <w:r>
               <w:rPr>
                 <w:rStyle w:val="Hyperlink"/>
@@ -4752,7 +4868,7 @@
               <w:rPr>
                 <w:noProof/>
               </w:rPr>
-              <w:instrText xml:space="preserve"> PAGEREF _Toc243672219 \h </w:instrText>
+              <w:instrText xml:space="preserve"> PAGEREF _Toc243678820 \h </w:instrText>
             </w:r>
             <w:r>
               <w:rPr>
@@ -4769,7 +4885,7 @@
               <w:rPr>
                 <w:noProof/>
               </w:rPr>
-              <w:t>27</w:t>
+              <w:t>28</w:t>
             </w:r>
             <w:r>
               <w:rPr>
@@ -4795,7 +4911,7 @@
               <w14:ligatures w14:val="standardContextual"/>
             </w:rPr>
           </w:pPr>
-          <w:hyperlink w:anchor="_Toc243672220" w:history="1">
+          <w:hyperlink w:anchor="_Toc243678821" w:history="1">
             <w:r>
               <w:rPr>
                 <w:rStyle w:val="Hyperlink"/>
@@ -4819,7 +4935,7 @@
               <w:rPr>
                 <w:noProof/>
               </w:rPr>
-              <w:instrText xml:space="preserve"> PAGEREF _Toc243672220 \h </w:instrText>
+              <w:instrText xml:space="preserve"> PAGEREF _Toc243678821 \h </w:instrText>
             </w:r>
             <w:r>
               <w:rPr>
@@ -4836,7 +4952,7 @@
               <w:rPr>
                 <w:noProof/>
               </w:rPr>
-              <w:t>28</w:t>
+              <w:t>29</w:t>
             </w:r>
             <w:r>
               <w:rPr>
@@ -4862,7 +4978,7 @@
               <w14:ligatures w14:val="standardContextual"/>
             </w:rPr>
           </w:pPr>
-          <w:hyperlink w:anchor="_Toc243672221" w:history="1">
+          <w:hyperlink w:anchor="_Toc243678822" w:history="1">
             <w:r>
               <w:rPr>
                 <w:rStyle w:val="Hyperlink"/>
@@ -4886,7 +5002,7 @@
               <w:rPr>
                 <w:noProof/>
               </w:rPr>
-              <w:instrText xml:space="preserve"> PAGEREF _Toc243672221 \h </w:instrText>
+              <w:instrText xml:space="preserve"> PAGEREF _Toc243678822 \h </w:instrText>
             </w:r>
             <w:r>
               <w:rPr>
@@ -4903,7 +5019,7 @@
               <w:rPr>
                 <w:noProof/>
               </w:rPr>
-              <w:t>29</w:t>
+              <w:t>30</w:t>
             </w:r>
             <w:r>
               <w:rPr>
@@ -4932,7 +5048,7 @@
     <w:sdt>
       <w:sdtPr>
         <w:alias w:val="Tables"/>
-        <w:id w:val="1486511240"/>
+        <w:id w:val="1131133289"/>
       </w:sdtPr>
       <w:sdtEndPr/>
       <w:sdtContent>
@@ -4961,7 +5077,7 @@
           <w:r>
             <w:fldChar w:fldCharType="separate"/>
           </w:r>
-          <w:hyperlink w:anchor="_Toc243672222" w:history="1">
+          <w:hyperlink w:anchor="_Toc243678823" w:history="1">
             <w:r>
               <w:rPr>
                 <w:rStyle w:val="Hyperlink"/>
@@ -4985,7 +5101,7 @@
               <w:rPr>
                 <w:noProof/>
               </w:rPr>
-              <w:instrText xml:space="preserve"> PAGEREF _Toc243672222 \h </w:instrText>
+              <w:instrText xml:space="preserve"> PAGEREF _Toc243678823 \h </w:instrText>
             </w:r>
             <w:r>
               <w:rPr>
@@ -5028,7 +5144,7 @@
               <w14:ligatures w14:val="standardContextual"/>
             </w:rPr>
           </w:pPr>
-          <w:hyperlink w:anchor="_Toc243672223" w:history="1">
+          <w:hyperlink w:anchor="_Toc243678824" w:history="1">
             <w:r>
               <w:rPr>
                 <w:rStyle w:val="Hyperlink"/>
@@ -5052,7 +5168,7 @@
               <w:rPr>
                 <w:noProof/>
               </w:rPr>
-              <w:instrText xml:space="preserve"> PAGEREF _Toc243672223 \h </w:instrText>
+              <w:instrText xml:space="preserve"> PAGEREF _Toc243678824 \h </w:instrText>
             </w:r>
             <w:r>
               <w:rPr>
@@ -5095,7 +5211,7 @@
               <w14:ligatures w14:val="standardContextual"/>
             </w:rPr>
           </w:pPr>
-          <w:hyperlink w:anchor="_Toc243672224" w:history="1">
+          <w:hyperlink w:anchor="_Toc243678825" w:history="1">
             <w:r>
               <w:rPr>
                 <w:rStyle w:val="Hyperlink"/>
@@ -5119,7 +5235,7 @@
               <w:rPr>
                 <w:noProof/>
               </w:rPr>
-              <w:instrText xml:space="preserve"> PAGEREF _Toc243672224 \h </w:instrText>
+              <w:instrText xml:space="preserve"> PAGEREF _Toc243678825 \h </w:instrText>
             </w:r>
             <w:r>
               <w:rPr>
@@ -5162,7 +5278,7 @@
               <w14:ligatures w14:val="standardContextual"/>
             </w:rPr>
           </w:pPr>
-          <w:hyperlink w:anchor="_Toc243672225" w:history="1">
+          <w:hyperlink w:anchor="_Toc243678826" w:history="1">
             <w:r>
               <w:rPr>
                 <w:rStyle w:val="Hyperlink"/>
@@ -5186,7 +5302,7 @@
               <w:rPr>
                 <w:noProof/>
               </w:rPr>
-              <w:instrText xml:space="preserve"> PAGEREF _Toc243672225 \h </w:instrText>
+              <w:instrText xml:space="preserve"> PAGEREF _Toc243678826 \h </w:instrText>
             </w:r>
             <w:r>
               <w:rPr>
@@ -5229,7 +5345,7 @@
               <w14:ligatures w14:val="standardContextual"/>
             </w:rPr>
           </w:pPr>
-          <w:hyperlink w:anchor="_Toc243672226" w:history="1">
+          <w:hyperlink w:anchor="_Toc243678827" w:history="1">
             <w:r>
               <w:rPr>
                 <w:rStyle w:val="Hyperlink"/>
@@ -5253,7 +5369,7 @@
               <w:rPr>
                 <w:noProof/>
               </w:rPr>
-              <w:instrText xml:space="preserve"> PAGEREF _Toc243672226 \h </w:instrText>
+              <w:instrText xml:space="preserve"> PAGEREF _Toc243678827 \h </w:instrText>
             </w:r>
             <w:r>
               <w:rPr>
@@ -5296,7 +5412,7 @@
               <w14:ligatures w14:val="standardContextual"/>
             </w:rPr>
           </w:pPr>
-          <w:hyperlink w:anchor="_Toc243672227" w:history="1">
+          <w:hyperlink w:anchor="_Toc243678828" w:history="1">
             <w:r>
               <w:rPr>
                 <w:rStyle w:val="Hyperlink"/>
@@ -5320,7 +5436,7 @@
               <w:rPr>
                 <w:noProof/>
               </w:rPr>
-              <w:instrText xml:space="preserve"> PAGEREF _Toc243672227 \h </w:instrText>
+              <w:instrText xml:space="preserve"> PAGEREF _Toc243678828 \h </w:instrText>
             </w:r>
             <w:r>
               <w:rPr>
@@ -5363,7 +5479,7 @@
               <w14:ligatures w14:val="standardContextual"/>
             </w:rPr>
           </w:pPr>
-          <w:hyperlink w:anchor="_Toc243672228" w:history="1">
+          <w:hyperlink w:anchor="_Toc243678829" w:history="1">
             <w:r>
               <w:rPr>
                 <w:rStyle w:val="Hyperlink"/>
@@ -5387,7 +5503,7 @@
               <w:rPr>
                 <w:noProof/>
               </w:rPr>
-              <w:instrText xml:space="preserve"> PAGEREF _Toc243672228 \h </w:instrText>
+              <w:instrText xml:space="preserve"> PAGEREF _Toc243678829 \h </w:instrText>
             </w:r>
             <w:r>
               <w:rPr>
@@ -5404,7 +5520,7 @@
               <w:rPr>
                 <w:noProof/>
               </w:rPr>
-              <w:t>21</w:t>
+              <w:t>22</w:t>
             </w:r>
             <w:r>
               <w:rPr>
@@ -5430,7 +5546,7 @@
               <w14:ligatures w14:val="standardContextual"/>
             </w:rPr>
           </w:pPr>
-          <w:hyperlink w:anchor="_Toc243672229" w:history="1">
+          <w:hyperlink w:anchor="_Toc243678830" w:history="1">
             <w:r>
               <w:rPr>
                 <w:rStyle w:val="Hyperlink"/>
@@ -5454,7 +5570,7 @@
               <w:rPr>
                 <w:noProof/>
               </w:rPr>
-              <w:instrText xml:space="preserve"> PAGEREF _Toc243672229 \h </w:instrText>
+              <w:instrText xml:space="preserve"> PAGEREF _Toc243678830 \h </w:instrText>
             </w:r>
             <w:r>
               <w:rPr>
@@ -5471,7 +5587,7 @@
               <w:rPr>
                 <w:noProof/>
               </w:rPr>
-              <w:t>23</w:t>
+              <w:t>24</w:t>
             </w:r>
             <w:r>
               <w:rPr>
@@ -5497,7 +5613,7 @@
               <w14:ligatures w14:val="standardContextual"/>
             </w:rPr>
           </w:pPr>
-          <w:hyperlink w:anchor="_Toc243672230" w:history="1">
+          <w:hyperlink w:anchor="_Toc243678831" w:history="1">
             <w:r>
               <w:rPr>
                 <w:rStyle w:val="Hyperlink"/>
@@ -5521,7 +5637,7 @@
               <w:rPr>
                 <w:noProof/>
               </w:rPr>
-              <w:instrText xml:space="preserve"> PAGEREF _Toc243672230 \h </w:instrText>
+              <w:instrText xml:space="preserve"> PAGEREF _Toc243678831 \h </w:instrText>
             </w:r>
             <w:r>
               <w:rPr>
@@ -5538,7 +5654,7 @@
               <w:rPr>
                 <w:noProof/>
               </w:rPr>
-              <w:t>23</w:t>
+              <w:t>24</w:t>
             </w:r>
             <w:r>
               <w:rPr>
@@ -5564,7 +5680,7 @@
               <w14:ligatures w14:val="standardContextual"/>
             </w:rPr>
           </w:pPr>
-          <w:hyperlink w:anchor="_Toc243672231" w:history="1">
+          <w:hyperlink w:anchor="_Toc243678832" w:history="1">
             <w:r>
               <w:rPr>
                 <w:rStyle w:val="Hyperlink"/>
@@ -5588,7 +5704,7 @@
               <w:rPr>
                 <w:noProof/>
               </w:rPr>
-              <w:instrText xml:space="preserve"> PAGEREF _Toc243672231 \h </w:instrText>
+              <w:instrText xml:space="preserve"> PAGEREF _Toc243678832 \h </w:instrText>
             </w:r>
             <w:r>
               <w:rPr>
@@ -5605,7 +5721,7 @@
               <w:rPr>
                 <w:noProof/>
               </w:rPr>
-              <w:t>24</w:t>
+              <w:t>25</w:t>
             </w:r>
             <w:r>
               <w:rPr>
@@ -5631,7 +5747,7 @@
               <w14:ligatures w14:val="standardContextual"/>
             </w:rPr>
           </w:pPr>
-          <w:hyperlink w:anchor="_Toc243672232" w:history="1">
+          <w:hyperlink w:anchor="_Toc243678833" w:history="1">
             <w:r>
               <w:rPr>
                 <w:rStyle w:val="Hyperlink"/>
@@ -5655,7 +5771,7 @@
               <w:rPr>
                 <w:noProof/>
               </w:rPr>
-              <w:instrText xml:space="preserve"> PAGEREF _Toc243672232 \h </w:instrText>
+              <w:instrText xml:space="preserve"> PAGEREF _Toc243678833 \h </w:instrText>
             </w:r>
             <w:r>
               <w:rPr>
@@ -5672,7 +5788,7 @@
               <w:rPr>
                 <w:noProof/>
               </w:rPr>
-              <w:t>25</w:t>
+              <w:t>26</w:t>
             </w:r>
             <w:r>
               <w:rPr>
@@ -5698,7 +5814,7 @@
               <w14:ligatures w14:val="standardContextual"/>
             </w:rPr>
           </w:pPr>
-          <w:hyperlink w:anchor="_Toc243672233" w:history="1">
+          <w:hyperlink w:anchor="_Toc243678834" w:history="1">
             <w:r>
               <w:rPr>
                 <w:rStyle w:val="Hyperlink"/>
@@ -5722,7 +5838,7 @@
               <w:rPr>
                 <w:noProof/>
               </w:rPr>
-              <w:instrText xml:space="preserve"> PAGEREF _Toc243672233 \h </w:instrText>
+              <w:instrText xml:space="preserve"> PAGEREF _Toc243678834 \h </w:instrText>
             </w:r>
             <w:r>
               <w:rPr>
@@ -5739,7 +5855,7 @@
               <w:rPr>
                 <w:noProof/>
               </w:rPr>
-              <w:t>26</w:t>
+              <w:t>27</w:t>
             </w:r>
             <w:r>
               <w:rPr>
@@ -5765,7 +5881,7 @@
               <w14:ligatures w14:val="standardContextual"/>
             </w:rPr>
           </w:pPr>
-          <w:hyperlink w:anchor="_Toc243672234" w:history="1">
+          <w:hyperlink w:anchor="_Toc243678835" w:history="1">
             <w:r>
               <w:rPr>
                 <w:rStyle w:val="Hyperlink"/>
@@ -5789,7 +5905,7 @@
               <w:rPr>
                 <w:noProof/>
               </w:rPr>
-              <w:instrText xml:space="preserve"> PAGEREF _Toc243672234 \h </w:instrText>
+              <w:instrText xml:space="preserve"> PAGEREF _Toc243678835 \h </w:instrText>
             </w:r>
             <w:r>
               <w:rPr>
@@ -5806,7 +5922,7 @@
               <w:rPr>
                 <w:noProof/>
               </w:rPr>
-              <w:t>27</w:t>
+              <w:t>28</w:t>
             </w:r>
             <w:r>
               <w:rPr>
@@ -5832,7 +5948,7 @@
               <w14:ligatures w14:val="standardContextual"/>
             </w:rPr>
           </w:pPr>
-          <w:hyperlink w:anchor="_Toc243672235" w:history="1">
+          <w:hyperlink w:anchor="_Toc243678836" w:history="1">
             <w:r>
               <w:rPr>
                 <w:rStyle w:val="Hyperlink"/>
@@ -5856,7 +5972,7 @@
               <w:rPr>
                 <w:noProof/>
               </w:rPr>
-              <w:instrText xml:space="preserve"> PAGEREF _Toc243672235 \h </w:instrText>
+              <w:instrText xml:space="preserve"> PAGEREF _Toc243678836 \h </w:instrText>
             </w:r>
             <w:r>
               <w:rPr>
@@ -5873,7 +5989,7 @@
               <w:rPr>
                 <w:noProof/>
               </w:rPr>
-              <w:t>28</w:t>
+              <w:t>29</w:t>
             </w:r>
             <w:r>
               <w:rPr>
@@ -5899,7 +6015,7 @@
               <w14:ligatures w14:val="standardContextual"/>
             </w:rPr>
           </w:pPr>
-          <w:hyperlink w:anchor="_Toc243672236" w:history="1">
+          <w:hyperlink w:anchor="_Toc243678837" w:history="1">
             <w:r>
               <w:rPr>
                 <w:rStyle w:val="Hyperlink"/>
@@ -5923,7 +6039,7 @@
               <w:rPr>
                 <w:noProof/>
               </w:rPr>
-              <w:instrText xml:space="preserve"> PAGEREF _Toc243672236 \h </w:instrText>
+              <w:instrText xml:space="preserve"> PAGEREF _Toc243678837 \h </w:instrText>
             </w:r>
             <w:r>
               <w:rPr>
@@ -5940,7 +6056,7 @@
               <w:rPr>
                 <w:noProof/>
               </w:rPr>
-              <w:t>29</w:t>
+              <w:t>30</w:t>
             </w:r>
             <w:r>
               <w:rPr>
@@ -5964,7 +6080,7 @@
         <w:keepLines/>
         <w:pageBreakBefore/>
       </w:pPr>
-      <w:bookmarkStart w:id="0" w:name="_Toc243672199"/>
+      <w:bookmarkStart w:id="0" w:name="_Toc243678800"/>
       <w:r>
         <w:lastRenderedPageBreak/>
         <w:t>1 Introduction</w:t>
@@ -5977,9 +6093,12 @@
         <w:keepNext/>
         <w:keepLines/>
       </w:pPr>
-      <w:bookmarkStart w:id="1" w:name="_Toc243672200"/>
+      <w:bookmarkStart w:id="1" w:name="_Toc243678801"/>
       <w:r>
-        <w:t>1.1 Purpose</w:t>
+        <w:t>1.1 </w:t>
+      </w:r>
+      <w:r>
+        <w:t>Purpose</w:t>
       </w:r>
       <w:bookmarkEnd w:id="1"/>
     </w:p>
@@ -5988,10 +6107,7 @@
         <w:spacing w:after="120"/>
       </w:pPr>
       <w:r>
-        <w:t xml:space="preserve">This document states how ZedPath is tested, what is tested, on what, and with what result. It follows the </w:t>
-      </w:r>
-      <w:r>
-        <w:t>structure of IEEE 829 and ISO/IEC/IEEE 29119-3 (test plan and test summary content), scaled to a three-week buildathon product. It also gives the matrix from requirement to test case that ZP-DOC-00 requires of this document.</w:t>
+        <w:t>This document states how ZedPath is tested, what is tested, on what, and with what result. It follows the structure of IEEE 829 and ISO/IEC/IEEE 29119-3 (test plan and test summary content), scaled to a three-week buildathon product. It also gives the matrix from requirement to test case that ZP-DOC-00 requires of this document.</w:t>
       </w:r>
     </w:p>
     <w:p>
@@ -6000,7 +6116,7 @@
         <w:keepNext/>
         <w:keepLines/>
       </w:pPr>
-      <w:bookmarkStart w:id="2" w:name="_Toc243672201"/>
+      <w:bookmarkStart w:id="2" w:name="_Toc243678802"/>
       <w:r>
         <w:t>1.2 Scope</w:t>
       </w:r>
@@ -6023,7 +6139,7 @@
         <w:keepNext/>
         <w:keepLines/>
       </w:pPr>
-      <w:bookmarkStart w:id="3" w:name="_Toc243672202"/>
+      <w:bookmarkStart w:id="3" w:name="_Toc243678803"/>
       <w:r>
         <w:t>1.3 Intended audience</w:t>
       </w:r>
@@ -6043,7 +6159,7 @@
         <w:keepNext/>
         <w:keepLines/>
       </w:pPr>
-      <w:bookmarkStart w:id="4" w:name="_Toc243672203"/>
+      <w:bookmarkStart w:id="4" w:name="_Toc243678804"/>
       <w:r>
         <w:t>1.4 Relationship to other documents</w:t>
       </w:r>
@@ -6054,7 +6170,7 @@
         <w:pStyle w:val="Caption"/>
         <w:keepNext/>
       </w:pPr>
-      <w:bookmarkStart w:id="5" w:name="_Toc243672222"/>
+      <w:bookmarkStart w:id="5" w:name="_Toc243678823"/>
       <w:r>
         <w:t xml:space="preserve">Table </w:t>
       </w:r>
@@ -6572,7 +6688,7 @@
         <w:keepLines/>
         <w:pageBreakBefore/>
       </w:pPr>
-      <w:bookmarkStart w:id="6" w:name="_Toc243672204"/>
+      <w:bookmarkStart w:id="6" w:name="_Toc243678805"/>
       <w:r>
         <w:lastRenderedPageBreak/>
         <w:t>2 Test strategy</w:t>
@@ -6585,7 +6701,7 @@
         <w:keepNext/>
         <w:keepLines/>
       </w:pPr>
-      <w:bookmarkStart w:id="7" w:name="_Toc243672205"/>
+      <w:bookmarkStart w:id="7" w:name="_Toc243678806"/>
       <w:r>
         <w:t>2.1 Test levels</w:t>
       </w:r>
@@ -6596,7 +6712,7 @@
         <w:pStyle w:val="Caption"/>
         <w:keepNext/>
       </w:pPr>
-      <w:bookmarkStart w:id="8" w:name="_Toc243672223"/>
+      <w:bookmarkStart w:id="8" w:name="_Toc243678824"/>
       <w:r>
         <w:t xml:space="preserve">Table </w:t>
       </w:r>
@@ -7838,7 +7954,7 @@
         <w:keepNext/>
         <w:keepLines/>
       </w:pPr>
-      <w:bookmarkStart w:id="9" w:name="_Toc243672206"/>
+      <w:bookmarkStart w:id="9" w:name="_Toc243678807"/>
       <w:r>
         <w:t>2.2 Test types</w:t>
       </w:r>
@@ -7849,7 +7965,7 @@
         <w:pStyle w:val="Caption"/>
         <w:keepNext/>
       </w:pPr>
-      <w:bookmarkStart w:id="10" w:name="_Toc243672224"/>
+      <w:bookmarkStart w:id="10" w:name="_Toc243678825"/>
       <w:r>
         <w:t xml:space="preserve">Table </w:t>
       </w:r>
@@ -8637,7 +8753,7 @@
         <w:keepNext/>
         <w:keepLines/>
       </w:pPr>
-      <w:bookmarkStart w:id="11" w:name="_Toc243672207"/>
+      <w:bookmarkStart w:id="11" w:name="_Toc243678808"/>
       <w:r>
         <w:t>2.3 Approach</w:t>
       </w:r>
@@ -8670,7 +8786,7 @@
         <w:keepLines/>
         <w:pageBreakBefore/>
       </w:pPr>
-      <w:bookmarkStart w:id="12" w:name="_Toc243672208"/>
+      <w:bookmarkStart w:id="12" w:name="_Toc243678809"/>
       <w:r>
         <w:lastRenderedPageBreak/>
         <w:t>3 Test environment</w:t>
@@ -8682,7 +8798,7 @@
         <w:pStyle w:val="Caption"/>
         <w:keepNext/>
       </w:pPr>
-      <w:bookmarkStart w:id="13" w:name="_Toc243672225"/>
+      <w:bookmarkStart w:id="13" w:name="_Toc243678826"/>
       <w:r>
         <w:t xml:space="preserve">Table </w:t>
       </w:r>
@@ -9345,7 +9461,7 @@
         <w:keepLines/>
         <w:pageBreakBefore/>
       </w:pPr>
-      <w:bookmarkStart w:id="14" w:name="_Toc243672209"/>
+      <w:bookmarkStart w:id="14" w:name="_Toc243678810"/>
       <w:r>
         <w:lastRenderedPageBreak/>
         <w:t>4 Entry and exit criteria</w:t>
@@ -9358,7 +9474,7 @@
         <w:keepNext/>
         <w:keepLines/>
       </w:pPr>
-      <w:bookmarkStart w:id="15" w:name="_Toc243672210"/>
+      <w:bookmarkStart w:id="15" w:name="_Toc243678811"/>
       <w:r>
         <w:t>4.1 Entry criteria</w:t>
       </w:r>
@@ -9378,7 +9494,7 @@
         <w:keepNext/>
         <w:keepLines/>
       </w:pPr>
-      <w:bookmarkStart w:id="16" w:name="_Toc243672211"/>
+      <w:bookmarkStart w:id="16" w:name="_Toc243678812"/>
       <w:r>
         <w:t>4.2 Exit criteria (Definition of Done)</w:t>
       </w:r>
@@ -9586,7 +9702,7 @@
         <w:keepNext/>
         <w:keepLines/>
       </w:pPr>
-      <w:bookmarkStart w:id="17" w:name="_Toc243672212"/>
+      <w:bookmarkStart w:id="17" w:name="_Toc243678813"/>
       <w:r>
         <w:t>4.3 </w:t>
       </w:r>
@@ -9610,7 +9726,7 @@
         <w:keepLines/>
         <w:pageBreakBefore/>
       </w:pPr>
-      <w:bookmarkStart w:id="18" w:name="_Toc243672213"/>
+      <w:bookmarkStart w:id="18" w:name="_Toc243678814"/>
       <w:r>
         <w:lastRenderedPageBreak/>
         <w:t>5 Test items and features</w:t>
@@ -9622,7 +9738,7 @@
         <w:pStyle w:val="Caption"/>
         <w:keepNext/>
       </w:pPr>
-      <w:bookmarkStart w:id="19" w:name="_Toc243672226"/>
+      <w:bookmarkStart w:id="19" w:name="_Toc243678827"/>
       <w:r>
         <w:t xml:space="preserve">Table </w:t>
       </w:r>
@@ -12479,7 +12595,7 @@
         <w:keepLines/>
         <w:pageBreakBefore/>
       </w:pPr>
-      <w:bookmarkStart w:id="20" w:name="_Toc243672214"/>
+      <w:bookmarkStart w:id="20" w:name="_Toc243678815"/>
       <w:r>
         <w:lastRenderedPageBreak/>
         <w:t>6 Test case catalogue</w:t>
@@ -12511,7 +12627,7 @@
         <w:pStyle w:val="Caption"/>
         <w:keepNext/>
       </w:pPr>
-      <w:bookmarkStart w:id="21" w:name="_Toc243672227"/>
+      <w:bookmarkStart w:id="21" w:name="_Toc243678828"/>
       <w:r>
         <w:t xml:space="preserve">Table </w:t>
       </w:r>
@@ -12556,11 +12672,11 @@
         <w:tblLook w:val="0000" w:firstRow="0" w:lastRow="0" w:firstColumn="0" w:lastColumn="0" w:noHBand="0" w:noVBand="0"/>
       </w:tblPr>
       <w:tblGrid>
-        <w:gridCol w:w="753"/>
-        <w:gridCol w:w="1353"/>
-        <w:gridCol w:w="3153"/>
-        <w:gridCol w:w="2189"/>
-        <w:gridCol w:w="2190"/>
+        <w:gridCol w:w="745"/>
+        <w:gridCol w:w="1650"/>
+        <w:gridCol w:w="3117"/>
+        <w:gridCol w:w="2063"/>
+        <w:gridCol w:w="2063"/>
       </w:tblGrid>
       <w:tr>
         <w:tblPrEx>
@@ -12575,7 +12691,7 @@
         </w:trPr>
         <w:tc>
           <w:tcPr>
-            <w:tcW w:w="753" w:type="dxa"/>
+            <w:tcW w:w="745" w:type="dxa"/>
             <w:tcBorders>
               <w:top w:val="single" w:sz="4" w:space="0" w:color="C9D3D0"/>
               <w:left w:val="single" w:sz="4" w:space="0" w:color="C9D3D0"/>
@@ -12609,7 +12725,7 @@
         </w:tc>
         <w:tc>
           <w:tcPr>
-            <w:tcW w:w="1353" w:type="dxa"/>
+            <w:tcW w:w="1650" w:type="dxa"/>
             <w:tcBorders>
               <w:top w:val="single" w:sz="4" w:space="0" w:color="C9D3D0"/>
               <w:left w:val="single" w:sz="4" w:space="0" w:color="C9D3D0"/>
@@ -12643,7 +12759,7 @@
         </w:tc>
         <w:tc>
           <w:tcPr>
-            <w:tcW w:w="3153" w:type="dxa"/>
+            <w:tcW w:w="3117" w:type="dxa"/>
             <w:tcBorders>
               <w:top w:val="single" w:sz="4" w:space="0" w:color="C9D3D0"/>
               <w:left w:val="single" w:sz="4" w:space="0" w:color="C9D3D0"/>
@@ -12677,7 +12793,7 @@
         </w:tc>
         <w:tc>
           <w:tcPr>
-            <w:tcW w:w="2189" w:type="dxa"/>
+            <w:tcW w:w="2063" w:type="dxa"/>
             <w:tcBorders>
               <w:top w:val="single" w:sz="4" w:space="0" w:color="C9D3D0"/>
               <w:left w:val="single" w:sz="4" w:space="0" w:color="C9D3D0"/>
@@ -12711,7 +12827,7 @@
         </w:tc>
         <w:tc>
           <w:tcPr>
-            <w:tcW w:w="2190" w:type="dxa"/>
+            <w:tcW w:w="2063" w:type="dxa"/>
             <w:tcBorders>
               <w:top w:val="single" w:sz="4" w:space="0" w:color="C9D3D0"/>
               <w:left w:val="single" w:sz="4" w:space="0" w:color="C9D3D0"/>
@@ -12756,7 +12872,7 @@
         </w:trPr>
         <w:tc>
           <w:tcPr>
-            <w:tcW w:w="753" w:type="dxa"/>
+            <w:tcW w:w="745" w:type="dxa"/>
             <w:tcBorders>
               <w:top w:val="single" w:sz="4" w:space="0" w:color="C9D3D0"/>
               <w:left w:val="single" w:sz="4" w:space="0" w:color="C9D3D0"/>
@@ -12786,7 +12902,7 @@
         </w:tc>
         <w:tc>
           <w:tcPr>
-            <w:tcW w:w="1353" w:type="dxa"/>
+            <w:tcW w:w="1650" w:type="dxa"/>
             <w:tcBorders>
               <w:top w:val="single" w:sz="4" w:space="0" w:color="C9D3D0"/>
               <w:left w:val="single" w:sz="4" w:space="0" w:color="C9D3D0"/>
@@ -12816,7 +12932,7 @@
         </w:tc>
         <w:tc>
           <w:tcPr>
-            <w:tcW w:w="3153" w:type="dxa"/>
+            <w:tcW w:w="3117" w:type="dxa"/>
             <w:tcBorders>
               <w:top w:val="single" w:sz="4" w:space="0" w:color="C9D3D0"/>
               <w:left w:val="single" w:sz="4" w:space="0" w:color="C9D3D0"/>
@@ -12855,7 +12971,7 @@
         </w:tc>
         <w:tc>
           <w:tcPr>
-            <w:tcW w:w="2189" w:type="dxa"/>
+            <w:tcW w:w="2063" w:type="dxa"/>
             <w:tcBorders>
               <w:top w:val="single" w:sz="4" w:space="0" w:color="C9D3D0"/>
               <w:left w:val="single" w:sz="4" w:space="0" w:color="C9D3D0"/>
@@ -12885,7 +13001,7 @@
         </w:tc>
         <w:tc>
           <w:tcPr>
-            <w:tcW w:w="2190" w:type="dxa"/>
+            <w:tcW w:w="2063" w:type="dxa"/>
             <w:tcBorders>
               <w:top w:val="single" w:sz="4" w:space="0" w:color="C9D3D0"/>
               <w:left w:val="single" w:sz="4" w:space="0" w:color="C9D3D0"/>
@@ -12926,7 +13042,7 @@
         </w:trPr>
         <w:tc>
           <w:tcPr>
-            <w:tcW w:w="753" w:type="dxa"/>
+            <w:tcW w:w="745" w:type="dxa"/>
             <w:tcBorders>
               <w:top w:val="single" w:sz="4" w:space="0" w:color="C9D3D0"/>
               <w:left w:val="single" w:sz="4" w:space="0" w:color="C9D3D0"/>
@@ -12957,7 +13073,7 @@
         </w:tc>
         <w:tc>
           <w:tcPr>
-            <w:tcW w:w="1353" w:type="dxa"/>
+            <w:tcW w:w="1650" w:type="dxa"/>
             <w:tcBorders>
               <w:top w:val="single" w:sz="4" w:space="0" w:color="C9D3D0"/>
               <w:left w:val="single" w:sz="4" w:space="0" w:color="C9D3D0"/>
@@ -12988,7 +13104,7 @@
         </w:tc>
         <w:tc>
           <w:tcPr>
-            <w:tcW w:w="3153" w:type="dxa"/>
+            <w:tcW w:w="3117" w:type="dxa"/>
             <w:tcBorders>
               <w:top w:val="single" w:sz="4" w:space="0" w:color="C9D3D0"/>
               <w:left w:val="single" w:sz="4" w:space="0" w:color="C9D3D0"/>
@@ -13028,7 +13144,7 @@
         </w:tc>
         <w:tc>
           <w:tcPr>
-            <w:tcW w:w="2189" w:type="dxa"/>
+            <w:tcW w:w="2063" w:type="dxa"/>
             <w:tcBorders>
               <w:top w:val="single" w:sz="4" w:space="0" w:color="C9D3D0"/>
               <w:left w:val="single" w:sz="4" w:space="0" w:color="C9D3D0"/>
@@ -13059,7 +13175,7 @@
         </w:tc>
         <w:tc>
           <w:tcPr>
-            <w:tcW w:w="2190" w:type="dxa"/>
+            <w:tcW w:w="2063" w:type="dxa"/>
             <w:tcBorders>
               <w:top w:val="single" w:sz="4" w:space="0" w:color="C9D3D0"/>
               <w:left w:val="single" w:sz="4" w:space="0" w:color="C9D3D0"/>
@@ -13101,7 +13217,7 @@
         </w:trPr>
         <w:tc>
           <w:tcPr>
-            <w:tcW w:w="753" w:type="dxa"/>
+            <w:tcW w:w="745" w:type="dxa"/>
             <w:tcBorders>
               <w:top w:val="single" w:sz="4" w:space="0" w:color="C9D3D0"/>
               <w:left w:val="single" w:sz="4" w:space="0" w:color="C9D3D0"/>
@@ -13131,7 +13247,7 @@
         </w:tc>
         <w:tc>
           <w:tcPr>
-            <w:tcW w:w="1353" w:type="dxa"/>
+            <w:tcW w:w="1650" w:type="dxa"/>
             <w:tcBorders>
               <w:top w:val="single" w:sz="4" w:space="0" w:color="C9D3D0"/>
               <w:left w:val="single" w:sz="4" w:space="0" w:color="C9D3D0"/>
@@ -13161,7 +13277,7 @@
         </w:tc>
         <w:tc>
           <w:tcPr>
-            <w:tcW w:w="3153" w:type="dxa"/>
+            <w:tcW w:w="3117" w:type="dxa"/>
             <w:tcBorders>
               <w:top w:val="single" w:sz="4" w:space="0" w:color="C9D3D0"/>
               <w:left w:val="single" w:sz="4" w:space="0" w:color="C9D3D0"/>
@@ -13200,7 +13316,7 @@
         </w:tc>
         <w:tc>
           <w:tcPr>
-            <w:tcW w:w="2189" w:type="dxa"/>
+            <w:tcW w:w="2063" w:type="dxa"/>
             <w:tcBorders>
               <w:top w:val="single" w:sz="4" w:space="0" w:color="C9D3D0"/>
               <w:left w:val="single" w:sz="4" w:space="0" w:color="C9D3D0"/>
@@ -13239,7 +13355,7 @@
         </w:tc>
         <w:tc>
           <w:tcPr>
-            <w:tcW w:w="2190" w:type="dxa"/>
+            <w:tcW w:w="2063" w:type="dxa"/>
             <w:tcBorders>
               <w:top w:val="single" w:sz="4" w:space="0" w:color="C9D3D0"/>
               <w:left w:val="single" w:sz="4" w:space="0" w:color="C9D3D0"/>
@@ -13280,7 +13396,7 @@
         </w:trPr>
         <w:tc>
           <w:tcPr>
-            <w:tcW w:w="753" w:type="dxa"/>
+            <w:tcW w:w="745" w:type="dxa"/>
             <w:tcBorders>
               <w:top w:val="single" w:sz="4" w:space="0" w:color="C9D3D0"/>
               <w:left w:val="single" w:sz="4" w:space="0" w:color="C9D3D0"/>
@@ -13311,7 +13427,7 @@
         </w:tc>
         <w:tc>
           <w:tcPr>
-            <w:tcW w:w="1353" w:type="dxa"/>
+            <w:tcW w:w="1650" w:type="dxa"/>
             <w:tcBorders>
               <w:top w:val="single" w:sz="4" w:space="0" w:color="C9D3D0"/>
               <w:left w:val="single" w:sz="4" w:space="0" w:color="C9D3D0"/>
@@ -13342,7 +13458,7 @@
         </w:tc>
         <w:tc>
           <w:tcPr>
-            <w:tcW w:w="3153" w:type="dxa"/>
+            <w:tcW w:w="3117" w:type="dxa"/>
             <w:tcBorders>
               <w:top w:val="single" w:sz="4" w:space="0" w:color="C9D3D0"/>
               <w:left w:val="single" w:sz="4" w:space="0" w:color="C9D3D0"/>
@@ -13382,7 +13498,7 @@
         </w:tc>
         <w:tc>
           <w:tcPr>
-            <w:tcW w:w="2189" w:type="dxa"/>
+            <w:tcW w:w="2063" w:type="dxa"/>
             <w:tcBorders>
               <w:top w:val="single" w:sz="4" w:space="0" w:color="C9D3D0"/>
               <w:left w:val="single" w:sz="4" w:space="0" w:color="C9D3D0"/>
@@ -13413,7 +13529,7 @@
         </w:tc>
         <w:tc>
           <w:tcPr>
-            <w:tcW w:w="2190" w:type="dxa"/>
+            <w:tcW w:w="2063" w:type="dxa"/>
             <w:tcBorders>
               <w:top w:val="single" w:sz="4" w:space="0" w:color="C9D3D0"/>
               <w:left w:val="single" w:sz="4" w:space="0" w:color="C9D3D0"/>
@@ -13455,7 +13571,7 @@
         </w:trPr>
         <w:tc>
           <w:tcPr>
-            <w:tcW w:w="753" w:type="dxa"/>
+            <w:tcW w:w="745" w:type="dxa"/>
             <w:tcBorders>
               <w:top w:val="single" w:sz="4" w:space="0" w:color="C9D3D0"/>
               <w:left w:val="single" w:sz="4" w:space="0" w:color="C9D3D0"/>
@@ -13485,7 +13601,7 @@
         </w:tc>
         <w:tc>
           <w:tcPr>
-            <w:tcW w:w="1353" w:type="dxa"/>
+            <w:tcW w:w="1650" w:type="dxa"/>
             <w:tcBorders>
               <w:top w:val="single" w:sz="4" w:space="0" w:color="C9D3D0"/>
               <w:left w:val="single" w:sz="4" w:space="0" w:color="C9D3D0"/>
@@ -13515,7 +13631,7 @@
         </w:tc>
         <w:tc>
           <w:tcPr>
-            <w:tcW w:w="3153" w:type="dxa"/>
+            <w:tcW w:w="3117" w:type="dxa"/>
             <w:tcBorders>
               <w:top w:val="single" w:sz="4" w:space="0" w:color="C9D3D0"/>
               <w:left w:val="single" w:sz="4" w:space="0" w:color="C9D3D0"/>
@@ -13554,7 +13670,7 @@
         </w:tc>
         <w:tc>
           <w:tcPr>
-            <w:tcW w:w="2189" w:type="dxa"/>
+            <w:tcW w:w="2063" w:type="dxa"/>
             <w:tcBorders>
               <w:top w:val="single" w:sz="4" w:space="0" w:color="C9D3D0"/>
               <w:left w:val="single" w:sz="4" w:space="0" w:color="C9D3D0"/>
@@ -13584,7 +13700,7 @@
         </w:tc>
         <w:tc>
           <w:tcPr>
-            <w:tcW w:w="2190" w:type="dxa"/>
+            <w:tcW w:w="2063" w:type="dxa"/>
             <w:tcBorders>
               <w:top w:val="single" w:sz="4" w:space="0" w:color="C9D3D0"/>
               <w:left w:val="single" w:sz="4" w:space="0" w:color="C9D3D0"/>
@@ -13625,7 +13741,7 @@
         </w:trPr>
         <w:tc>
           <w:tcPr>
-            <w:tcW w:w="753" w:type="dxa"/>
+            <w:tcW w:w="745" w:type="dxa"/>
             <w:tcBorders>
               <w:top w:val="single" w:sz="4" w:space="0" w:color="C9D3D0"/>
               <w:left w:val="single" w:sz="4" w:space="0" w:color="C9D3D0"/>
@@ -13656,7 +13772,7 @@
         </w:tc>
         <w:tc>
           <w:tcPr>
-            <w:tcW w:w="1353" w:type="dxa"/>
+            <w:tcW w:w="1650" w:type="dxa"/>
             <w:tcBorders>
               <w:top w:val="single" w:sz="4" w:space="0" w:color="C9D3D0"/>
               <w:left w:val="single" w:sz="4" w:space="0" w:color="C9D3D0"/>
@@ -13687,7 +13803,7 @@
         </w:tc>
         <w:tc>
           <w:tcPr>
-            <w:tcW w:w="3153" w:type="dxa"/>
+            <w:tcW w:w="3117" w:type="dxa"/>
             <w:tcBorders>
               <w:top w:val="single" w:sz="4" w:space="0" w:color="C9D3D0"/>
               <w:left w:val="single" w:sz="4" w:space="0" w:color="C9D3D0"/>
@@ -13727,7 +13843,7 @@
         </w:tc>
         <w:tc>
           <w:tcPr>
-            <w:tcW w:w="2189" w:type="dxa"/>
+            <w:tcW w:w="2063" w:type="dxa"/>
             <w:tcBorders>
               <w:top w:val="single" w:sz="4" w:space="0" w:color="C9D3D0"/>
               <w:left w:val="single" w:sz="4" w:space="0" w:color="C9D3D0"/>
@@ -13758,7 +13874,7 @@
         </w:tc>
         <w:tc>
           <w:tcPr>
-            <w:tcW w:w="2190" w:type="dxa"/>
+            <w:tcW w:w="2063" w:type="dxa"/>
             <w:tcBorders>
               <w:top w:val="single" w:sz="4" w:space="0" w:color="C9D3D0"/>
               <w:left w:val="single" w:sz="4" w:space="0" w:color="C9D3D0"/>
@@ -13800,7 +13916,7 @@
         </w:trPr>
         <w:tc>
           <w:tcPr>
-            <w:tcW w:w="753" w:type="dxa"/>
+            <w:tcW w:w="745" w:type="dxa"/>
             <w:tcBorders>
               <w:top w:val="single" w:sz="4" w:space="0" w:color="C9D3D0"/>
               <w:left w:val="single" w:sz="4" w:space="0" w:color="C9D3D0"/>
@@ -13830,7 +13946,7 @@
         </w:tc>
         <w:tc>
           <w:tcPr>
-            <w:tcW w:w="1353" w:type="dxa"/>
+            <w:tcW w:w="1650" w:type="dxa"/>
             <w:tcBorders>
               <w:top w:val="single" w:sz="4" w:space="0" w:color="C9D3D0"/>
               <w:left w:val="single" w:sz="4" w:space="0" w:color="C9D3D0"/>
@@ -13860,7 +13976,7 @@
         </w:tc>
         <w:tc>
           <w:tcPr>
-            <w:tcW w:w="3153" w:type="dxa"/>
+            <w:tcW w:w="3117" w:type="dxa"/>
             <w:tcBorders>
               <w:top w:val="single" w:sz="4" w:space="0" w:color="C9D3D0"/>
               <w:left w:val="single" w:sz="4" w:space="0" w:color="C9D3D0"/>
@@ -13899,7 +14015,7 @@
         </w:tc>
         <w:tc>
           <w:tcPr>
-            <w:tcW w:w="2189" w:type="dxa"/>
+            <w:tcW w:w="2063" w:type="dxa"/>
             <w:tcBorders>
               <w:top w:val="single" w:sz="4" w:space="0" w:color="C9D3D0"/>
               <w:left w:val="single" w:sz="4" w:space="0" w:color="C9D3D0"/>
@@ -13929,7 +14045,7 @@
         </w:tc>
         <w:tc>
           <w:tcPr>
-            <w:tcW w:w="2190" w:type="dxa"/>
+            <w:tcW w:w="2063" w:type="dxa"/>
             <w:tcBorders>
               <w:top w:val="single" w:sz="4" w:space="0" w:color="C9D3D0"/>
               <w:left w:val="single" w:sz="4" w:space="0" w:color="C9D3D0"/>
@@ -13970,7 +14086,7 @@
         </w:trPr>
         <w:tc>
           <w:tcPr>
-            <w:tcW w:w="753" w:type="dxa"/>
+            <w:tcW w:w="745" w:type="dxa"/>
             <w:tcBorders>
               <w:top w:val="single" w:sz="4" w:space="0" w:color="C9D3D0"/>
               <w:left w:val="single" w:sz="4" w:space="0" w:color="C9D3D0"/>
@@ -14002,7 +14118,7 @@
         </w:tc>
         <w:tc>
           <w:tcPr>
-            <w:tcW w:w="1353" w:type="dxa"/>
+            <w:tcW w:w="1650" w:type="dxa"/>
             <w:tcBorders>
               <w:top w:val="single" w:sz="4" w:space="0" w:color="C9D3D0"/>
               <w:left w:val="single" w:sz="4" w:space="0" w:color="C9D3D0"/>
@@ -14033,7 +14149,7 @@
         </w:tc>
         <w:tc>
           <w:tcPr>
-            <w:tcW w:w="3153" w:type="dxa"/>
+            <w:tcW w:w="3117" w:type="dxa"/>
             <w:tcBorders>
               <w:top w:val="single" w:sz="4" w:space="0" w:color="C9D3D0"/>
               <w:left w:val="single" w:sz="4" w:space="0" w:color="C9D3D0"/>
@@ -14073,7 +14189,7 @@
         </w:tc>
         <w:tc>
           <w:tcPr>
-            <w:tcW w:w="2189" w:type="dxa"/>
+            <w:tcW w:w="2063" w:type="dxa"/>
             <w:tcBorders>
               <w:top w:val="single" w:sz="4" w:space="0" w:color="C9D3D0"/>
               <w:left w:val="single" w:sz="4" w:space="0" w:color="C9D3D0"/>
@@ -14104,7 +14220,7 @@
         </w:tc>
         <w:tc>
           <w:tcPr>
-            <w:tcW w:w="2190" w:type="dxa"/>
+            <w:tcW w:w="2063" w:type="dxa"/>
             <w:tcBorders>
               <w:top w:val="single" w:sz="4" w:space="0" w:color="C9D3D0"/>
               <w:left w:val="single" w:sz="4" w:space="0" w:color="C9D3D0"/>
@@ -14146,7 +14262,7 @@
         </w:trPr>
         <w:tc>
           <w:tcPr>
-            <w:tcW w:w="753" w:type="dxa"/>
+            <w:tcW w:w="745" w:type="dxa"/>
             <w:tcBorders>
               <w:top w:val="single" w:sz="4" w:space="0" w:color="C9D3D0"/>
               <w:left w:val="single" w:sz="4" w:space="0" w:color="C9D3D0"/>
@@ -14176,7 +14292,7 @@
         </w:tc>
         <w:tc>
           <w:tcPr>
-            <w:tcW w:w="1353" w:type="dxa"/>
+            <w:tcW w:w="1650" w:type="dxa"/>
             <w:tcBorders>
               <w:top w:val="single" w:sz="4" w:space="0" w:color="C9D3D0"/>
               <w:left w:val="single" w:sz="4" w:space="0" w:color="C9D3D0"/>
@@ -14206,7 +14322,7 @@
         </w:tc>
         <w:tc>
           <w:tcPr>
-            <w:tcW w:w="3153" w:type="dxa"/>
+            <w:tcW w:w="3117" w:type="dxa"/>
             <w:tcBorders>
               <w:top w:val="single" w:sz="4" w:space="0" w:color="C9D3D0"/>
               <w:left w:val="single" w:sz="4" w:space="0" w:color="C9D3D0"/>
@@ -14245,7 +14361,7 @@
         </w:tc>
         <w:tc>
           <w:tcPr>
-            <w:tcW w:w="2189" w:type="dxa"/>
+            <w:tcW w:w="2063" w:type="dxa"/>
             <w:tcBorders>
               <w:top w:val="single" w:sz="4" w:space="0" w:color="C9D3D0"/>
               <w:left w:val="single" w:sz="4" w:space="0" w:color="C9D3D0"/>
@@ -14275,7 +14391,7 @@
         </w:tc>
         <w:tc>
           <w:tcPr>
-            <w:tcW w:w="2190" w:type="dxa"/>
+            <w:tcW w:w="2063" w:type="dxa"/>
             <w:tcBorders>
               <w:top w:val="single" w:sz="4" w:space="0" w:color="C9D3D0"/>
               <w:left w:val="single" w:sz="4" w:space="0" w:color="C9D3D0"/>
@@ -14316,7 +14432,7 @@
         </w:trPr>
         <w:tc>
           <w:tcPr>
-            <w:tcW w:w="753" w:type="dxa"/>
+            <w:tcW w:w="745" w:type="dxa"/>
             <w:tcBorders>
               <w:top w:val="single" w:sz="4" w:space="0" w:color="C9D3D0"/>
               <w:left w:val="single" w:sz="4" w:space="0" w:color="C9D3D0"/>
@@ -14347,7 +14463,7 @@
         </w:tc>
         <w:tc>
           <w:tcPr>
-            <w:tcW w:w="1353" w:type="dxa"/>
+            <w:tcW w:w="1650" w:type="dxa"/>
             <w:tcBorders>
               <w:top w:val="single" w:sz="4" w:space="0" w:color="C9D3D0"/>
               <w:left w:val="single" w:sz="4" w:space="0" w:color="C9D3D0"/>
@@ -14378,7 +14494,7 @@
         </w:tc>
         <w:tc>
           <w:tcPr>
-            <w:tcW w:w="3153" w:type="dxa"/>
+            <w:tcW w:w="3117" w:type="dxa"/>
             <w:tcBorders>
               <w:top w:val="single" w:sz="4" w:space="0" w:color="C9D3D0"/>
               <w:left w:val="single" w:sz="4" w:space="0" w:color="C9D3D0"/>
@@ -14418,7 +14534,7 @@
         </w:tc>
         <w:tc>
           <w:tcPr>
-            <w:tcW w:w="2189" w:type="dxa"/>
+            <w:tcW w:w="2063" w:type="dxa"/>
             <w:tcBorders>
               <w:top w:val="single" w:sz="4" w:space="0" w:color="C9D3D0"/>
               <w:left w:val="single" w:sz="4" w:space="0" w:color="C9D3D0"/>
@@ -14449,7 +14565,7 @@
         </w:tc>
         <w:tc>
           <w:tcPr>
-            <w:tcW w:w="2190" w:type="dxa"/>
+            <w:tcW w:w="2063" w:type="dxa"/>
             <w:tcBorders>
               <w:top w:val="single" w:sz="4" w:space="0" w:color="C9D3D0"/>
               <w:left w:val="single" w:sz="4" w:space="0" w:color="C9D3D0"/>
@@ -14491,7 +14607,7 @@
         </w:trPr>
         <w:tc>
           <w:tcPr>
-            <w:tcW w:w="753" w:type="dxa"/>
+            <w:tcW w:w="745" w:type="dxa"/>
             <w:tcBorders>
               <w:top w:val="single" w:sz="4" w:space="0" w:color="C9D3D0"/>
               <w:left w:val="single" w:sz="4" w:space="0" w:color="C9D3D0"/>
@@ -14521,7 +14637,7 @@
         </w:tc>
         <w:tc>
           <w:tcPr>
-            <w:tcW w:w="1353" w:type="dxa"/>
+            <w:tcW w:w="1650" w:type="dxa"/>
             <w:tcBorders>
               <w:top w:val="single" w:sz="4" w:space="0" w:color="C9D3D0"/>
               <w:left w:val="single" w:sz="4" w:space="0" w:color="C9D3D0"/>
@@ -14551,7 +14667,7 @@
         </w:tc>
         <w:tc>
           <w:tcPr>
-            <w:tcW w:w="3153" w:type="dxa"/>
+            <w:tcW w:w="3117" w:type="dxa"/>
             <w:tcBorders>
               <w:top w:val="single" w:sz="4" w:space="0" w:color="C9D3D0"/>
               <w:left w:val="single" w:sz="4" w:space="0" w:color="C9D3D0"/>
@@ -14590,7 +14706,7 @@
         </w:tc>
         <w:tc>
           <w:tcPr>
-            <w:tcW w:w="2189" w:type="dxa"/>
+            <w:tcW w:w="2063" w:type="dxa"/>
             <w:tcBorders>
               <w:top w:val="single" w:sz="4" w:space="0" w:color="C9D3D0"/>
               <w:left w:val="single" w:sz="4" w:space="0" w:color="C9D3D0"/>
@@ -14620,7 +14736,7 @@
         </w:tc>
         <w:tc>
           <w:tcPr>
-            <w:tcW w:w="2190" w:type="dxa"/>
+            <w:tcW w:w="2063" w:type="dxa"/>
             <w:tcBorders>
               <w:top w:val="single" w:sz="4" w:space="0" w:color="C9D3D0"/>
               <w:left w:val="single" w:sz="4" w:space="0" w:color="C9D3D0"/>
@@ -14661,7 +14777,7 @@
         </w:trPr>
         <w:tc>
           <w:tcPr>
-            <w:tcW w:w="753" w:type="dxa"/>
+            <w:tcW w:w="745" w:type="dxa"/>
             <w:tcBorders>
               <w:top w:val="single" w:sz="4" w:space="0" w:color="C9D3D0"/>
               <w:left w:val="single" w:sz="4" w:space="0" w:color="C9D3D0"/>
@@ -14692,7 +14808,7 @@
         </w:tc>
         <w:tc>
           <w:tcPr>
-            <w:tcW w:w="1353" w:type="dxa"/>
+            <w:tcW w:w="1650" w:type="dxa"/>
             <w:tcBorders>
               <w:top w:val="single" w:sz="4" w:space="0" w:color="C9D3D0"/>
               <w:left w:val="single" w:sz="4" w:space="0" w:color="C9D3D0"/>
@@ -14723,7 +14839,7 @@
         </w:tc>
         <w:tc>
           <w:tcPr>
-            <w:tcW w:w="3153" w:type="dxa"/>
+            <w:tcW w:w="3117" w:type="dxa"/>
             <w:tcBorders>
               <w:top w:val="single" w:sz="4" w:space="0" w:color="C9D3D0"/>
               <w:left w:val="single" w:sz="4" w:space="0" w:color="C9D3D0"/>
@@ -14763,7 +14879,7 @@
         </w:tc>
         <w:tc>
           <w:tcPr>
-            <w:tcW w:w="2189" w:type="dxa"/>
+            <w:tcW w:w="2063" w:type="dxa"/>
             <w:tcBorders>
               <w:top w:val="single" w:sz="4" w:space="0" w:color="C9D3D0"/>
               <w:left w:val="single" w:sz="4" w:space="0" w:color="C9D3D0"/>
@@ -14810,7 +14926,7 @@
         </w:tc>
         <w:tc>
           <w:tcPr>
-            <w:tcW w:w="2190" w:type="dxa"/>
+            <w:tcW w:w="2063" w:type="dxa"/>
             <w:tcBorders>
               <w:top w:val="single" w:sz="4" w:space="0" w:color="C9D3D0"/>
               <w:left w:val="single" w:sz="4" w:space="0" w:color="C9D3D0"/>
@@ -14852,7 +14968,7 @@
         </w:trPr>
         <w:tc>
           <w:tcPr>
-            <w:tcW w:w="753" w:type="dxa"/>
+            <w:tcW w:w="745" w:type="dxa"/>
             <w:tcBorders>
               <w:top w:val="single" w:sz="4" w:space="0" w:color="C9D3D0"/>
               <w:left w:val="single" w:sz="4" w:space="0" w:color="C9D3D0"/>
@@ -14882,7 +14998,7 @@
         </w:tc>
         <w:tc>
           <w:tcPr>
-            <w:tcW w:w="1353" w:type="dxa"/>
+            <w:tcW w:w="1650" w:type="dxa"/>
             <w:tcBorders>
               <w:top w:val="single" w:sz="4" w:space="0" w:color="C9D3D0"/>
               <w:left w:val="single" w:sz="4" w:space="0" w:color="C9D3D0"/>
@@ -14912,7 +15028,7 @@
         </w:tc>
         <w:tc>
           <w:tcPr>
-            <w:tcW w:w="3153" w:type="dxa"/>
+            <w:tcW w:w="3117" w:type="dxa"/>
             <w:tcBorders>
               <w:top w:val="single" w:sz="4" w:space="0" w:color="C9D3D0"/>
               <w:left w:val="single" w:sz="4" w:space="0" w:color="C9D3D0"/>
@@ -14951,7 +15067,7 @@
         </w:tc>
         <w:tc>
           <w:tcPr>
-            <w:tcW w:w="2189" w:type="dxa"/>
+            <w:tcW w:w="2063" w:type="dxa"/>
             <w:tcBorders>
               <w:top w:val="single" w:sz="4" w:space="0" w:color="C9D3D0"/>
               <w:left w:val="single" w:sz="4" w:space="0" w:color="C9D3D0"/>
@@ -14981,7 +15097,7 @@
         </w:tc>
         <w:tc>
           <w:tcPr>
-            <w:tcW w:w="2190" w:type="dxa"/>
+            <w:tcW w:w="2063" w:type="dxa"/>
             <w:tcBorders>
               <w:top w:val="single" w:sz="4" w:space="0" w:color="C9D3D0"/>
               <w:left w:val="single" w:sz="4" w:space="0" w:color="C9D3D0"/>
@@ -15022,7 +15138,7 @@
         </w:trPr>
         <w:tc>
           <w:tcPr>
-            <w:tcW w:w="753" w:type="dxa"/>
+            <w:tcW w:w="745" w:type="dxa"/>
             <w:tcBorders>
               <w:top w:val="single" w:sz="4" w:space="0" w:color="C9D3D0"/>
               <w:left w:val="single" w:sz="4" w:space="0" w:color="C9D3D0"/>
@@ -15047,13 +15163,14 @@
                 <w:sz w:val="19"/>
                 <w:szCs w:val="19"/>
               </w:rPr>
+              <w:lastRenderedPageBreak/>
               <w:t>TC-114</w:t>
             </w:r>
           </w:p>
         </w:tc>
         <w:tc>
           <w:tcPr>
-            <w:tcW w:w="1353" w:type="dxa"/>
+            <w:tcW w:w="1650" w:type="dxa"/>
             <w:tcBorders>
               <w:top w:val="single" w:sz="4" w:space="0" w:color="C9D3D0"/>
               <w:left w:val="single" w:sz="4" w:space="0" w:color="C9D3D0"/>
@@ -15084,7 +15201,7 @@
         </w:tc>
         <w:tc>
           <w:tcPr>
-            <w:tcW w:w="3153" w:type="dxa"/>
+            <w:tcW w:w="3117" w:type="dxa"/>
             <w:tcBorders>
               <w:top w:val="single" w:sz="4" w:space="0" w:color="C9D3D0"/>
               <w:left w:val="single" w:sz="4" w:space="0" w:color="C9D3D0"/>
@@ -15124,7 +15241,7 @@
         </w:tc>
         <w:tc>
           <w:tcPr>
-            <w:tcW w:w="2189" w:type="dxa"/>
+            <w:tcW w:w="2063" w:type="dxa"/>
             <w:tcBorders>
               <w:top w:val="single" w:sz="4" w:space="0" w:color="C9D3D0"/>
               <w:left w:val="single" w:sz="4" w:space="0" w:color="C9D3D0"/>
@@ -15155,7 +15272,7 @@
         </w:tc>
         <w:tc>
           <w:tcPr>
-            <w:tcW w:w="2190" w:type="dxa"/>
+            <w:tcW w:w="2063" w:type="dxa"/>
             <w:tcBorders>
               <w:top w:val="single" w:sz="4" w:space="0" w:color="C9D3D0"/>
               <w:left w:val="single" w:sz="4" w:space="0" w:color="C9D3D0"/>
@@ -15197,38 +15314,37 @@
         </w:trPr>
         <w:tc>
           <w:tcPr>
-            <w:tcW w:w="753" w:type="dxa"/>
-            <w:tcBorders>
-              <w:top w:val="single" w:sz="4" w:space="0" w:color="C9D3D0"/>
-              <w:left w:val="single" w:sz="4" w:space="0" w:color="C9D3D0"/>
-              <w:bottom w:val="single" w:sz="4" w:space="0" w:color="C9D3D0"/>
-              <w:right w:val="single" w:sz="4" w:space="0" w:color="C9D3D0"/>
-            </w:tcBorders>
-            <w:tcMar>
-              <w:top w:w="50" w:type="dxa"/>
-              <w:left w:w="100" w:type="dxa"/>
-              <w:bottom w:w="50" w:type="dxa"/>
-              <w:right w:w="100" w:type="dxa"/>
-            </w:tcMar>
-            <w:vAlign w:val="center"/>
-          </w:tcPr>
-          <w:p>
-            <w:pPr>
-              <w:spacing w:line="252" w:lineRule="auto"/>
-            </w:pPr>
-            <w:r>
-              <w:rPr>
-                <w:sz w:val="19"/>
-                <w:szCs w:val="19"/>
-              </w:rPr>
-              <w:lastRenderedPageBreak/>
+            <w:tcW w:w="745" w:type="dxa"/>
+            <w:tcBorders>
+              <w:top w:val="single" w:sz="4" w:space="0" w:color="C9D3D0"/>
+              <w:left w:val="single" w:sz="4" w:space="0" w:color="C9D3D0"/>
+              <w:bottom w:val="single" w:sz="4" w:space="0" w:color="C9D3D0"/>
+              <w:right w:val="single" w:sz="4" w:space="0" w:color="C9D3D0"/>
+            </w:tcBorders>
+            <w:tcMar>
+              <w:top w:w="50" w:type="dxa"/>
+              <w:left w:w="100" w:type="dxa"/>
+              <w:bottom w:w="50" w:type="dxa"/>
+              <w:right w:w="100" w:type="dxa"/>
+            </w:tcMar>
+            <w:vAlign w:val="center"/>
+          </w:tcPr>
+          <w:p>
+            <w:pPr>
+              <w:spacing w:line="252" w:lineRule="auto"/>
+            </w:pPr>
+            <w:r>
+              <w:rPr>
+                <w:sz w:val="19"/>
+                <w:szCs w:val="19"/>
+              </w:rPr>
               <w:t>TC-115</w:t>
             </w:r>
           </w:p>
         </w:tc>
         <w:tc>
           <w:tcPr>
-            <w:tcW w:w="1353" w:type="dxa"/>
+            <w:tcW w:w="1650" w:type="dxa"/>
             <w:tcBorders>
               <w:top w:val="single" w:sz="4" w:space="0" w:color="C9D3D0"/>
               <w:left w:val="single" w:sz="4" w:space="0" w:color="C9D3D0"/>
@@ -15258,7 +15374,7 @@
         </w:tc>
         <w:tc>
           <w:tcPr>
-            <w:tcW w:w="3153" w:type="dxa"/>
+            <w:tcW w:w="3117" w:type="dxa"/>
             <w:tcBorders>
               <w:top w:val="single" w:sz="4" w:space="0" w:color="C9D3D0"/>
               <w:left w:val="single" w:sz="4" w:space="0" w:color="C9D3D0"/>
@@ -15297,7 +15413,7 @@
         </w:tc>
         <w:tc>
           <w:tcPr>
-            <w:tcW w:w="2189" w:type="dxa"/>
+            <w:tcW w:w="2063" w:type="dxa"/>
             <w:tcBorders>
               <w:top w:val="single" w:sz="4" w:space="0" w:color="C9D3D0"/>
               <w:left w:val="single" w:sz="4" w:space="0" w:color="C9D3D0"/>
@@ -15327,7 +15443,7 @@
         </w:tc>
         <w:tc>
           <w:tcPr>
-            <w:tcW w:w="2190" w:type="dxa"/>
+            <w:tcW w:w="2063" w:type="dxa"/>
             <w:tcBorders>
               <w:top w:val="single" w:sz="4" w:space="0" w:color="C9D3D0"/>
               <w:left w:val="single" w:sz="4" w:space="0" w:color="C9D3D0"/>
@@ -15368,7 +15484,7 @@
         </w:trPr>
         <w:tc>
           <w:tcPr>
-            <w:tcW w:w="753" w:type="dxa"/>
+            <w:tcW w:w="745" w:type="dxa"/>
             <w:tcBorders>
               <w:top w:val="single" w:sz="4" w:space="0" w:color="C9D3D0"/>
               <w:left w:val="single" w:sz="4" w:space="0" w:color="C9D3D0"/>
@@ -15399,7 +15515,7 @@
         </w:tc>
         <w:tc>
           <w:tcPr>
-            <w:tcW w:w="1353" w:type="dxa"/>
+            <w:tcW w:w="1650" w:type="dxa"/>
             <w:tcBorders>
               <w:top w:val="single" w:sz="4" w:space="0" w:color="C9D3D0"/>
               <w:left w:val="single" w:sz="4" w:space="0" w:color="C9D3D0"/>
@@ -15430,7 +15546,7 @@
         </w:tc>
         <w:tc>
           <w:tcPr>
-            <w:tcW w:w="3153" w:type="dxa"/>
+            <w:tcW w:w="3117" w:type="dxa"/>
             <w:tcBorders>
               <w:top w:val="single" w:sz="4" w:space="0" w:color="C9D3D0"/>
               <w:left w:val="single" w:sz="4" w:space="0" w:color="C9D3D0"/>
@@ -15470,7 +15586,7 @@
         </w:tc>
         <w:tc>
           <w:tcPr>
-            <w:tcW w:w="2189" w:type="dxa"/>
+            <w:tcW w:w="2063" w:type="dxa"/>
             <w:tcBorders>
               <w:top w:val="single" w:sz="4" w:space="0" w:color="C9D3D0"/>
               <w:left w:val="single" w:sz="4" w:space="0" w:color="C9D3D0"/>
@@ -15501,7 +15617,7 @@
         </w:tc>
         <w:tc>
           <w:tcPr>
-            <w:tcW w:w="2190" w:type="dxa"/>
+            <w:tcW w:w="2063" w:type="dxa"/>
             <w:tcBorders>
               <w:top w:val="single" w:sz="4" w:space="0" w:color="C9D3D0"/>
               <w:left w:val="single" w:sz="4" w:space="0" w:color="C9D3D0"/>
@@ -15543,7 +15659,7 @@
         </w:trPr>
         <w:tc>
           <w:tcPr>
-            <w:tcW w:w="753" w:type="dxa"/>
+            <w:tcW w:w="745" w:type="dxa"/>
             <w:tcBorders>
               <w:top w:val="single" w:sz="4" w:space="0" w:color="C9D3D0"/>
               <w:left w:val="single" w:sz="4" w:space="0" w:color="C9D3D0"/>
@@ -15573,7 +15689,7 @@
         </w:tc>
         <w:tc>
           <w:tcPr>
-            <w:tcW w:w="1353" w:type="dxa"/>
+            <w:tcW w:w="1650" w:type="dxa"/>
             <w:tcBorders>
               <w:top w:val="single" w:sz="4" w:space="0" w:color="C9D3D0"/>
               <w:left w:val="single" w:sz="4" w:space="0" w:color="C9D3D0"/>
@@ -15603,7 +15719,7 @@
         </w:tc>
         <w:tc>
           <w:tcPr>
-            <w:tcW w:w="3153" w:type="dxa"/>
+            <w:tcW w:w="3117" w:type="dxa"/>
             <w:tcBorders>
               <w:top w:val="single" w:sz="4" w:space="0" w:color="C9D3D0"/>
               <w:left w:val="single" w:sz="4" w:space="0" w:color="C9D3D0"/>
@@ -15642,7 +15758,7 @@
         </w:tc>
         <w:tc>
           <w:tcPr>
-            <w:tcW w:w="2189" w:type="dxa"/>
+            <w:tcW w:w="2063" w:type="dxa"/>
             <w:tcBorders>
               <w:top w:val="single" w:sz="4" w:space="0" w:color="C9D3D0"/>
               <w:left w:val="single" w:sz="4" w:space="0" w:color="C9D3D0"/>
@@ -15672,7 +15788,7 @@
         </w:tc>
         <w:tc>
           <w:tcPr>
-            <w:tcW w:w="2190" w:type="dxa"/>
+            <w:tcW w:w="2063" w:type="dxa"/>
             <w:tcBorders>
               <w:top w:val="single" w:sz="4" w:space="0" w:color="C9D3D0"/>
               <w:left w:val="single" w:sz="4" w:space="0" w:color="C9D3D0"/>
@@ -15713,7 +15829,7 @@
         </w:trPr>
         <w:tc>
           <w:tcPr>
-            <w:tcW w:w="753" w:type="dxa"/>
+            <w:tcW w:w="745" w:type="dxa"/>
             <w:tcBorders>
               <w:top w:val="single" w:sz="4" w:space="0" w:color="C9D3D0"/>
               <w:left w:val="single" w:sz="4" w:space="0" w:color="C9D3D0"/>
@@ -15744,7 +15860,7 @@
         </w:tc>
         <w:tc>
           <w:tcPr>
-            <w:tcW w:w="1353" w:type="dxa"/>
+            <w:tcW w:w="1650" w:type="dxa"/>
             <w:tcBorders>
               <w:top w:val="single" w:sz="4" w:space="0" w:color="C9D3D0"/>
               <w:left w:val="single" w:sz="4" w:space="0" w:color="C9D3D0"/>
@@ -15775,7 +15891,7 @@
         </w:tc>
         <w:tc>
           <w:tcPr>
-            <w:tcW w:w="3153" w:type="dxa"/>
+            <w:tcW w:w="3117" w:type="dxa"/>
             <w:tcBorders>
               <w:top w:val="single" w:sz="4" w:space="0" w:color="C9D3D0"/>
               <w:left w:val="single" w:sz="4" w:space="0" w:color="C9D3D0"/>
@@ -15815,7 +15931,7 @@
         </w:tc>
         <w:tc>
           <w:tcPr>
-            <w:tcW w:w="2189" w:type="dxa"/>
+            <w:tcW w:w="2063" w:type="dxa"/>
             <w:tcBorders>
               <w:top w:val="single" w:sz="4" w:space="0" w:color="C9D3D0"/>
               <w:left w:val="single" w:sz="4" w:space="0" w:color="C9D3D0"/>
@@ -15878,7 +15994,7 @@
         </w:tc>
         <w:tc>
           <w:tcPr>
-            <w:tcW w:w="2190" w:type="dxa"/>
+            <w:tcW w:w="2063" w:type="dxa"/>
             <w:tcBorders>
               <w:top w:val="single" w:sz="4" w:space="0" w:color="C9D3D0"/>
               <w:left w:val="single" w:sz="4" w:space="0" w:color="C9D3D0"/>
@@ -15920,7 +16036,7 @@
         </w:trPr>
         <w:tc>
           <w:tcPr>
-            <w:tcW w:w="753" w:type="dxa"/>
+            <w:tcW w:w="745" w:type="dxa"/>
             <w:tcBorders>
               <w:top w:val="single" w:sz="4" w:space="0" w:color="C9D3D0"/>
               <w:left w:val="single" w:sz="4" w:space="0" w:color="C9D3D0"/>
@@ -15950,7 +16066,7 @@
         </w:tc>
         <w:tc>
           <w:tcPr>
-            <w:tcW w:w="1353" w:type="dxa"/>
+            <w:tcW w:w="1650" w:type="dxa"/>
             <w:tcBorders>
               <w:top w:val="single" w:sz="4" w:space="0" w:color="C9D3D0"/>
               <w:left w:val="single" w:sz="4" w:space="0" w:color="C9D3D0"/>
@@ -15980,7 +16096,7 @@
         </w:tc>
         <w:tc>
           <w:tcPr>
-            <w:tcW w:w="3153" w:type="dxa"/>
+            <w:tcW w:w="3117" w:type="dxa"/>
             <w:tcBorders>
               <w:top w:val="single" w:sz="4" w:space="0" w:color="C9D3D0"/>
               <w:left w:val="single" w:sz="4" w:space="0" w:color="C9D3D0"/>
@@ -16019,7 +16135,7 @@
         </w:tc>
         <w:tc>
           <w:tcPr>
-            <w:tcW w:w="2189" w:type="dxa"/>
+            <w:tcW w:w="2063" w:type="dxa"/>
             <w:tcBorders>
               <w:top w:val="single" w:sz="4" w:space="0" w:color="C9D3D0"/>
               <w:left w:val="single" w:sz="4" w:space="0" w:color="C9D3D0"/>
@@ -16049,7 +16165,7 @@
         </w:tc>
         <w:tc>
           <w:tcPr>
-            <w:tcW w:w="2190" w:type="dxa"/>
+            <w:tcW w:w="2063" w:type="dxa"/>
             <w:tcBorders>
               <w:top w:val="single" w:sz="4" w:space="0" w:color="C9D3D0"/>
               <w:left w:val="single" w:sz="4" w:space="0" w:color="C9D3D0"/>
@@ -16090,7 +16206,7 @@
         </w:trPr>
         <w:tc>
           <w:tcPr>
-            <w:tcW w:w="753" w:type="dxa"/>
+            <w:tcW w:w="745" w:type="dxa"/>
             <w:tcBorders>
               <w:top w:val="single" w:sz="4" w:space="0" w:color="C9D3D0"/>
               <w:left w:val="single" w:sz="4" w:space="0" w:color="C9D3D0"/>
@@ -16121,7 +16237,7 @@
         </w:tc>
         <w:tc>
           <w:tcPr>
-            <w:tcW w:w="1353" w:type="dxa"/>
+            <w:tcW w:w="1650" w:type="dxa"/>
             <w:tcBorders>
               <w:top w:val="single" w:sz="4" w:space="0" w:color="C9D3D0"/>
               <w:left w:val="single" w:sz="4" w:space="0" w:color="C9D3D0"/>
@@ -16152,7 +16268,7 @@
         </w:tc>
         <w:tc>
           <w:tcPr>
-            <w:tcW w:w="3153" w:type="dxa"/>
+            <w:tcW w:w="3117" w:type="dxa"/>
             <w:tcBorders>
               <w:top w:val="single" w:sz="4" w:space="0" w:color="C9D3D0"/>
               <w:left w:val="single" w:sz="4" w:space="0" w:color="C9D3D0"/>
@@ -16192,7 +16308,7 @@
         </w:tc>
         <w:tc>
           <w:tcPr>
-            <w:tcW w:w="2189" w:type="dxa"/>
+            <w:tcW w:w="2063" w:type="dxa"/>
             <w:tcBorders>
               <w:top w:val="single" w:sz="4" w:space="0" w:color="C9D3D0"/>
               <w:left w:val="single" w:sz="4" w:space="0" w:color="C9D3D0"/>
@@ -16223,7 +16339,7 @@
         </w:tc>
         <w:tc>
           <w:tcPr>
-            <w:tcW w:w="2190" w:type="dxa"/>
+            <w:tcW w:w="2063" w:type="dxa"/>
             <w:tcBorders>
               <w:top w:val="single" w:sz="4" w:space="0" w:color="C9D3D0"/>
               <w:left w:val="single" w:sz="4" w:space="0" w:color="C9D3D0"/>
@@ -16265,7 +16381,7 @@
         </w:trPr>
         <w:tc>
           <w:tcPr>
-            <w:tcW w:w="753" w:type="dxa"/>
+            <w:tcW w:w="745" w:type="dxa"/>
             <w:tcBorders>
               <w:top w:val="single" w:sz="4" w:space="0" w:color="C9D3D0"/>
               <w:left w:val="single" w:sz="4" w:space="0" w:color="C9D3D0"/>
@@ -16295,7 +16411,7 @@
         </w:tc>
         <w:tc>
           <w:tcPr>
-            <w:tcW w:w="1353" w:type="dxa"/>
+            <w:tcW w:w="1650" w:type="dxa"/>
             <w:tcBorders>
               <w:top w:val="single" w:sz="4" w:space="0" w:color="C9D3D0"/>
               <w:left w:val="single" w:sz="4" w:space="0" w:color="C9D3D0"/>
@@ -16325,7 +16441,7 @@
         </w:tc>
         <w:tc>
           <w:tcPr>
-            <w:tcW w:w="3153" w:type="dxa"/>
+            <w:tcW w:w="3117" w:type="dxa"/>
             <w:tcBorders>
               <w:top w:val="single" w:sz="4" w:space="0" w:color="C9D3D0"/>
               <w:left w:val="single" w:sz="4" w:space="0" w:color="C9D3D0"/>
@@ -16364,7 +16480,7 @@
         </w:tc>
         <w:tc>
           <w:tcPr>
-            <w:tcW w:w="2189" w:type="dxa"/>
+            <w:tcW w:w="2063" w:type="dxa"/>
             <w:tcBorders>
               <w:top w:val="single" w:sz="4" w:space="0" w:color="C9D3D0"/>
               <w:left w:val="single" w:sz="4" w:space="0" w:color="C9D3D0"/>
@@ -16394,7 +16510,7 @@
         </w:tc>
         <w:tc>
           <w:tcPr>
-            <w:tcW w:w="2190" w:type="dxa"/>
+            <w:tcW w:w="2063" w:type="dxa"/>
             <w:tcBorders>
               <w:top w:val="single" w:sz="4" w:space="0" w:color="C9D3D0"/>
               <w:left w:val="single" w:sz="4" w:space="0" w:color="C9D3D0"/>
@@ -16435,7 +16551,7 @@
         </w:trPr>
         <w:tc>
           <w:tcPr>
-            <w:tcW w:w="753" w:type="dxa"/>
+            <w:tcW w:w="745" w:type="dxa"/>
             <w:tcBorders>
               <w:top w:val="single" w:sz="4" w:space="0" w:color="C9D3D0"/>
               <w:left w:val="single" w:sz="4" w:space="0" w:color="C9D3D0"/>
@@ -16466,7 +16582,7 @@
         </w:tc>
         <w:tc>
           <w:tcPr>
-            <w:tcW w:w="1353" w:type="dxa"/>
+            <w:tcW w:w="1650" w:type="dxa"/>
             <w:tcBorders>
               <w:top w:val="single" w:sz="4" w:space="0" w:color="C9D3D0"/>
               <w:left w:val="single" w:sz="4" w:space="0" w:color="C9D3D0"/>
@@ -16497,7 +16613,7 @@
         </w:tc>
         <w:tc>
           <w:tcPr>
-            <w:tcW w:w="3153" w:type="dxa"/>
+            <w:tcW w:w="3117" w:type="dxa"/>
             <w:tcBorders>
               <w:top w:val="single" w:sz="4" w:space="0" w:color="C9D3D0"/>
               <w:left w:val="single" w:sz="4" w:space="0" w:color="C9D3D0"/>
@@ -16528,7 +16644,7 @@
         </w:tc>
         <w:tc>
           <w:tcPr>
-            <w:tcW w:w="2189" w:type="dxa"/>
+            <w:tcW w:w="2063" w:type="dxa"/>
             <w:tcBorders>
               <w:top w:val="single" w:sz="4" w:space="0" w:color="C9D3D0"/>
               <w:left w:val="single" w:sz="4" w:space="0" w:color="C9D3D0"/>
@@ -16559,7 +16675,7 @@
         </w:tc>
         <w:tc>
           <w:tcPr>
-            <w:tcW w:w="2190" w:type="dxa"/>
+            <w:tcW w:w="2063" w:type="dxa"/>
             <w:tcBorders>
               <w:top w:val="single" w:sz="4" w:space="0" w:color="C9D3D0"/>
               <w:left w:val="single" w:sz="4" w:space="0" w:color="C9D3D0"/>
@@ -16601,7 +16717,7 @@
         </w:trPr>
         <w:tc>
           <w:tcPr>
-            <w:tcW w:w="753" w:type="dxa"/>
+            <w:tcW w:w="745" w:type="dxa"/>
             <w:tcBorders>
               <w:top w:val="single" w:sz="4" w:space="0" w:color="C9D3D0"/>
               <w:left w:val="single" w:sz="4" w:space="0" w:color="C9D3D0"/>
@@ -16631,7 +16747,7 @@
         </w:tc>
         <w:tc>
           <w:tcPr>
-            <w:tcW w:w="1353" w:type="dxa"/>
+            <w:tcW w:w="1650" w:type="dxa"/>
             <w:tcBorders>
               <w:top w:val="single" w:sz="4" w:space="0" w:color="C9D3D0"/>
               <w:left w:val="single" w:sz="4" w:space="0" w:color="C9D3D0"/>
@@ -16661,7 +16777,7 @@
         </w:tc>
         <w:tc>
           <w:tcPr>
-            <w:tcW w:w="3153" w:type="dxa"/>
+            <w:tcW w:w="3117" w:type="dxa"/>
             <w:tcBorders>
               <w:top w:val="single" w:sz="4" w:space="0" w:color="C9D3D0"/>
               <w:left w:val="single" w:sz="4" w:space="0" w:color="C9D3D0"/>
@@ -16691,7 +16807,7 @@
         </w:tc>
         <w:tc>
           <w:tcPr>
-            <w:tcW w:w="2189" w:type="dxa"/>
+            <w:tcW w:w="2063" w:type="dxa"/>
             <w:tcBorders>
               <w:top w:val="single" w:sz="4" w:space="0" w:color="C9D3D0"/>
               <w:left w:val="single" w:sz="4" w:space="0" w:color="C9D3D0"/>
@@ -16721,7 +16837,7 @@
         </w:tc>
         <w:tc>
           <w:tcPr>
-            <w:tcW w:w="2190" w:type="dxa"/>
+            <w:tcW w:w="2063" w:type="dxa"/>
             <w:tcBorders>
               <w:top w:val="single" w:sz="4" w:space="0" w:color="C9D3D0"/>
               <w:left w:val="single" w:sz="4" w:space="0" w:color="C9D3D0"/>
@@ -16762,7 +16878,7 @@
         </w:trPr>
         <w:tc>
           <w:tcPr>
-            <w:tcW w:w="753" w:type="dxa"/>
+            <w:tcW w:w="745" w:type="dxa"/>
             <w:tcBorders>
               <w:top w:val="single" w:sz="4" w:space="0" w:color="C9D3D0"/>
               <w:left w:val="single" w:sz="4" w:space="0" w:color="C9D3D0"/>
@@ -16793,7 +16909,7 @@
         </w:tc>
         <w:tc>
           <w:tcPr>
-            <w:tcW w:w="1353" w:type="dxa"/>
+            <w:tcW w:w="1650" w:type="dxa"/>
             <w:tcBorders>
               <w:top w:val="single" w:sz="4" w:space="0" w:color="C9D3D0"/>
               <w:left w:val="single" w:sz="4" w:space="0" w:color="C9D3D0"/>
@@ -16824,7 +16940,7 @@
         </w:tc>
         <w:tc>
           <w:tcPr>
-            <w:tcW w:w="3153" w:type="dxa"/>
+            <w:tcW w:w="3117" w:type="dxa"/>
             <w:tcBorders>
               <w:top w:val="single" w:sz="4" w:space="0" w:color="C9D3D0"/>
               <w:left w:val="single" w:sz="4" w:space="0" w:color="C9D3D0"/>
@@ -16864,7 +16980,7 @@
         </w:tc>
         <w:tc>
           <w:tcPr>
-            <w:tcW w:w="2189" w:type="dxa"/>
+            <w:tcW w:w="2063" w:type="dxa"/>
             <w:tcBorders>
               <w:top w:val="single" w:sz="4" w:space="0" w:color="C9D3D0"/>
               <w:left w:val="single" w:sz="4" w:space="0" w:color="C9D3D0"/>
@@ -16895,7 +17011,7 @@
         </w:tc>
         <w:tc>
           <w:tcPr>
-            <w:tcW w:w="2190" w:type="dxa"/>
+            <w:tcW w:w="2063" w:type="dxa"/>
             <w:tcBorders>
               <w:top w:val="single" w:sz="4" w:space="0" w:color="C9D3D0"/>
               <w:left w:val="single" w:sz="4" w:space="0" w:color="C9D3D0"/>
@@ -16937,37 +17053,38 @@
         </w:trPr>
         <w:tc>
           <w:tcPr>
-            <w:tcW w:w="753" w:type="dxa"/>
-            <w:tcBorders>
-              <w:top w:val="single" w:sz="4" w:space="0" w:color="C9D3D0"/>
-              <w:left w:val="single" w:sz="4" w:space="0" w:color="C9D3D0"/>
-              <w:bottom w:val="single" w:sz="4" w:space="0" w:color="C9D3D0"/>
-              <w:right w:val="single" w:sz="4" w:space="0" w:color="C9D3D0"/>
-            </w:tcBorders>
-            <w:tcMar>
-              <w:top w:w="50" w:type="dxa"/>
-              <w:left w:w="100" w:type="dxa"/>
-              <w:bottom w:w="50" w:type="dxa"/>
-              <w:right w:w="100" w:type="dxa"/>
-            </w:tcMar>
-            <w:vAlign w:val="center"/>
-          </w:tcPr>
-          <w:p>
-            <w:pPr>
-              <w:spacing w:line="252" w:lineRule="auto"/>
-            </w:pPr>
-            <w:r>
-              <w:rPr>
-                <w:sz w:val="19"/>
-                <w:szCs w:val="19"/>
-              </w:rPr>
+            <w:tcW w:w="745" w:type="dxa"/>
+            <w:tcBorders>
+              <w:top w:val="single" w:sz="4" w:space="0" w:color="C9D3D0"/>
+              <w:left w:val="single" w:sz="4" w:space="0" w:color="C9D3D0"/>
+              <w:bottom w:val="single" w:sz="4" w:space="0" w:color="C9D3D0"/>
+              <w:right w:val="single" w:sz="4" w:space="0" w:color="C9D3D0"/>
+            </w:tcBorders>
+            <w:tcMar>
+              <w:top w:w="50" w:type="dxa"/>
+              <w:left w:w="100" w:type="dxa"/>
+              <w:bottom w:w="50" w:type="dxa"/>
+              <w:right w:w="100" w:type="dxa"/>
+            </w:tcMar>
+            <w:vAlign w:val="center"/>
+          </w:tcPr>
+          <w:p>
+            <w:pPr>
+              <w:spacing w:line="252" w:lineRule="auto"/>
+            </w:pPr>
+            <w:r>
+              <w:rPr>
+                <w:sz w:val="19"/>
+                <w:szCs w:val="19"/>
+              </w:rPr>
+              <w:lastRenderedPageBreak/>
               <w:t>TC-125</w:t>
             </w:r>
           </w:p>
         </w:tc>
         <w:tc>
           <w:tcPr>
-            <w:tcW w:w="1353" w:type="dxa"/>
+            <w:tcW w:w="1650" w:type="dxa"/>
             <w:tcBorders>
               <w:top w:val="single" w:sz="4" w:space="0" w:color="C9D3D0"/>
               <w:left w:val="single" w:sz="4" w:space="0" w:color="C9D3D0"/>
@@ -16997,7 +17114,7 @@
         </w:tc>
         <w:tc>
           <w:tcPr>
-            <w:tcW w:w="3153" w:type="dxa"/>
+            <w:tcW w:w="3117" w:type="dxa"/>
             <w:tcBorders>
               <w:top w:val="single" w:sz="4" w:space="0" w:color="C9D3D0"/>
               <w:left w:val="single" w:sz="4" w:space="0" w:color="C9D3D0"/>
@@ -17036,7 +17153,7 @@
         </w:tc>
         <w:tc>
           <w:tcPr>
-            <w:tcW w:w="2189" w:type="dxa"/>
+            <w:tcW w:w="2063" w:type="dxa"/>
             <w:tcBorders>
               <w:top w:val="single" w:sz="4" w:space="0" w:color="C9D3D0"/>
               <w:left w:val="single" w:sz="4" w:space="0" w:color="C9D3D0"/>
@@ -17082,7 +17199,7 @@
         </w:tc>
         <w:tc>
           <w:tcPr>
-            <w:tcW w:w="2190" w:type="dxa"/>
+            <w:tcW w:w="2063" w:type="dxa"/>
             <w:tcBorders>
               <w:top w:val="single" w:sz="4" w:space="0" w:color="C9D3D0"/>
               <w:left w:val="single" w:sz="4" w:space="0" w:color="C9D3D0"/>
@@ -17123,7 +17240,7 @@
         </w:trPr>
         <w:tc>
           <w:tcPr>
-            <w:tcW w:w="753" w:type="dxa"/>
+            <w:tcW w:w="745" w:type="dxa"/>
             <w:tcBorders>
               <w:top w:val="single" w:sz="4" w:space="0" w:color="C9D3D0"/>
               <w:left w:val="single" w:sz="4" w:space="0" w:color="C9D3D0"/>
@@ -17148,14 +17265,13 @@
                 <w:sz w:val="19"/>
                 <w:szCs w:val="19"/>
               </w:rPr>
-              <w:lastRenderedPageBreak/>
               <w:t>TC-126</w:t>
             </w:r>
           </w:p>
         </w:tc>
         <w:tc>
           <w:tcPr>
-            <w:tcW w:w="1353" w:type="dxa"/>
+            <w:tcW w:w="1650" w:type="dxa"/>
             <w:tcBorders>
               <w:top w:val="single" w:sz="4" w:space="0" w:color="C9D3D0"/>
               <w:left w:val="single" w:sz="4" w:space="0" w:color="C9D3D0"/>
@@ -17186,7 +17302,7 @@
         </w:tc>
         <w:tc>
           <w:tcPr>
-            <w:tcW w:w="3153" w:type="dxa"/>
+            <w:tcW w:w="3117" w:type="dxa"/>
             <w:tcBorders>
               <w:top w:val="single" w:sz="4" w:space="0" w:color="C9D3D0"/>
               <w:left w:val="single" w:sz="4" w:space="0" w:color="C9D3D0"/>
@@ -17226,7 +17342,7 @@
         </w:tc>
         <w:tc>
           <w:tcPr>
-            <w:tcW w:w="2189" w:type="dxa"/>
+            <w:tcW w:w="2063" w:type="dxa"/>
             <w:tcBorders>
               <w:top w:val="single" w:sz="4" w:space="0" w:color="C9D3D0"/>
               <w:left w:val="single" w:sz="4" w:space="0" w:color="C9D3D0"/>
@@ -17257,7 +17373,7 @@
         </w:tc>
         <w:tc>
           <w:tcPr>
-            <w:tcW w:w="2190" w:type="dxa"/>
+            <w:tcW w:w="2063" w:type="dxa"/>
             <w:tcBorders>
               <w:top w:val="single" w:sz="4" w:space="0" w:color="C9D3D0"/>
               <w:left w:val="single" w:sz="4" w:space="0" w:color="C9D3D0"/>
@@ -17299,7 +17415,7 @@
         </w:trPr>
         <w:tc>
           <w:tcPr>
-            <w:tcW w:w="753" w:type="dxa"/>
+            <w:tcW w:w="745" w:type="dxa"/>
             <w:tcBorders>
               <w:top w:val="single" w:sz="4" w:space="0" w:color="C9D3D0"/>
               <w:left w:val="single" w:sz="4" w:space="0" w:color="C9D3D0"/>
@@ -17329,7 +17445,7 @@
         </w:tc>
         <w:tc>
           <w:tcPr>
-            <w:tcW w:w="1353" w:type="dxa"/>
+            <w:tcW w:w="1650" w:type="dxa"/>
             <w:tcBorders>
               <w:top w:val="single" w:sz="4" w:space="0" w:color="C9D3D0"/>
               <w:left w:val="single" w:sz="4" w:space="0" w:color="C9D3D0"/>
@@ -17359,7 +17475,7 @@
         </w:tc>
         <w:tc>
           <w:tcPr>
-            <w:tcW w:w="3153" w:type="dxa"/>
+            <w:tcW w:w="3117" w:type="dxa"/>
             <w:tcBorders>
               <w:top w:val="single" w:sz="4" w:space="0" w:color="C9D3D0"/>
               <w:left w:val="single" w:sz="4" w:space="0" w:color="C9D3D0"/>
@@ -17398,7 +17514,7 @@
         </w:tc>
         <w:tc>
           <w:tcPr>
-            <w:tcW w:w="2189" w:type="dxa"/>
+            <w:tcW w:w="2063" w:type="dxa"/>
             <w:tcBorders>
               <w:top w:val="single" w:sz="4" w:space="0" w:color="C9D3D0"/>
               <w:left w:val="single" w:sz="4" w:space="0" w:color="C9D3D0"/>
@@ -17428,7 +17544,7 @@
         </w:tc>
         <w:tc>
           <w:tcPr>
-            <w:tcW w:w="2190" w:type="dxa"/>
+            <w:tcW w:w="2063" w:type="dxa"/>
             <w:tcBorders>
               <w:top w:val="single" w:sz="4" w:space="0" w:color="C9D3D0"/>
               <w:left w:val="single" w:sz="4" w:space="0" w:color="C9D3D0"/>
@@ -17469,7 +17585,7 @@
         </w:trPr>
         <w:tc>
           <w:tcPr>
-            <w:tcW w:w="753" w:type="dxa"/>
+            <w:tcW w:w="745" w:type="dxa"/>
             <w:tcBorders>
               <w:top w:val="single" w:sz="4" w:space="0" w:color="C9D3D0"/>
               <w:left w:val="single" w:sz="4" w:space="0" w:color="C9D3D0"/>
@@ -17500,7 +17616,7 @@
         </w:tc>
         <w:tc>
           <w:tcPr>
-            <w:tcW w:w="1353" w:type="dxa"/>
+            <w:tcW w:w="1650" w:type="dxa"/>
             <w:tcBorders>
               <w:top w:val="single" w:sz="4" w:space="0" w:color="C9D3D0"/>
               <w:left w:val="single" w:sz="4" w:space="0" w:color="C9D3D0"/>
@@ -17531,7 +17647,7 @@
         </w:tc>
         <w:tc>
           <w:tcPr>
-            <w:tcW w:w="3153" w:type="dxa"/>
+            <w:tcW w:w="3117" w:type="dxa"/>
             <w:tcBorders>
               <w:top w:val="single" w:sz="4" w:space="0" w:color="C9D3D0"/>
               <w:left w:val="single" w:sz="4" w:space="0" w:color="C9D3D0"/>
@@ -17571,7 +17687,7 @@
         </w:tc>
         <w:tc>
           <w:tcPr>
-            <w:tcW w:w="2189" w:type="dxa"/>
+            <w:tcW w:w="2063" w:type="dxa"/>
             <w:tcBorders>
               <w:top w:val="single" w:sz="4" w:space="0" w:color="C9D3D0"/>
               <w:left w:val="single" w:sz="4" w:space="0" w:color="C9D3D0"/>
@@ -17618,7 +17734,7 @@
         </w:tc>
         <w:tc>
           <w:tcPr>
-            <w:tcW w:w="2190" w:type="dxa"/>
+            <w:tcW w:w="2063" w:type="dxa"/>
             <w:tcBorders>
               <w:top w:val="single" w:sz="4" w:space="0" w:color="C9D3D0"/>
               <w:left w:val="single" w:sz="4" w:space="0" w:color="C9D3D0"/>
@@ -17660,7 +17776,7 @@
         </w:trPr>
         <w:tc>
           <w:tcPr>
-            <w:tcW w:w="753" w:type="dxa"/>
+            <w:tcW w:w="745" w:type="dxa"/>
             <w:tcBorders>
               <w:top w:val="single" w:sz="4" w:space="0" w:color="C9D3D0"/>
               <w:left w:val="single" w:sz="4" w:space="0" w:color="C9D3D0"/>
@@ -17690,7 +17806,7 @@
         </w:tc>
         <w:tc>
           <w:tcPr>
-            <w:tcW w:w="1353" w:type="dxa"/>
+            <w:tcW w:w="1650" w:type="dxa"/>
             <w:tcBorders>
               <w:top w:val="single" w:sz="4" w:space="0" w:color="C9D3D0"/>
               <w:left w:val="single" w:sz="4" w:space="0" w:color="C9D3D0"/>
@@ -17720,7 +17836,7 @@
         </w:tc>
         <w:tc>
           <w:tcPr>
-            <w:tcW w:w="3153" w:type="dxa"/>
+            <w:tcW w:w="3117" w:type="dxa"/>
             <w:tcBorders>
               <w:top w:val="single" w:sz="4" w:space="0" w:color="C9D3D0"/>
               <w:left w:val="single" w:sz="4" w:space="0" w:color="C9D3D0"/>
@@ -17759,7 +17875,7 @@
         </w:tc>
         <w:tc>
           <w:tcPr>
-            <w:tcW w:w="2189" w:type="dxa"/>
+            <w:tcW w:w="2063" w:type="dxa"/>
             <w:tcBorders>
               <w:top w:val="single" w:sz="4" w:space="0" w:color="C9D3D0"/>
               <w:left w:val="single" w:sz="4" w:space="0" w:color="C9D3D0"/>
@@ -17805,7 +17921,7 @@
         </w:tc>
         <w:tc>
           <w:tcPr>
-            <w:tcW w:w="2190" w:type="dxa"/>
+            <w:tcW w:w="2063" w:type="dxa"/>
             <w:tcBorders>
               <w:top w:val="single" w:sz="4" w:space="0" w:color="C9D3D0"/>
               <w:left w:val="single" w:sz="4" w:space="0" w:color="C9D3D0"/>
@@ -17846,7 +17962,7 @@
         </w:trPr>
         <w:tc>
           <w:tcPr>
-            <w:tcW w:w="753" w:type="dxa"/>
+            <w:tcW w:w="745" w:type="dxa"/>
             <w:tcBorders>
               <w:top w:val="single" w:sz="4" w:space="0" w:color="C9D3D0"/>
               <w:left w:val="single" w:sz="4" w:space="0" w:color="C9D3D0"/>
@@ -17877,7 +17993,7 @@
         </w:tc>
         <w:tc>
           <w:tcPr>
-            <w:tcW w:w="1353" w:type="dxa"/>
+            <w:tcW w:w="1650" w:type="dxa"/>
             <w:tcBorders>
               <w:top w:val="single" w:sz="4" w:space="0" w:color="C9D3D0"/>
               <w:left w:val="single" w:sz="4" w:space="0" w:color="C9D3D0"/>
@@ -17908,7 +18024,7 @@
         </w:tc>
         <w:tc>
           <w:tcPr>
-            <w:tcW w:w="3153" w:type="dxa"/>
+            <w:tcW w:w="3117" w:type="dxa"/>
             <w:tcBorders>
               <w:top w:val="single" w:sz="4" w:space="0" w:color="C9D3D0"/>
               <w:left w:val="single" w:sz="4" w:space="0" w:color="C9D3D0"/>
@@ -17948,7 +18064,7 @@
         </w:tc>
         <w:tc>
           <w:tcPr>
-            <w:tcW w:w="2189" w:type="dxa"/>
+            <w:tcW w:w="2063" w:type="dxa"/>
             <w:tcBorders>
               <w:top w:val="single" w:sz="4" w:space="0" w:color="C9D3D0"/>
               <w:left w:val="single" w:sz="4" w:space="0" w:color="C9D3D0"/>
@@ -17979,7 +18095,7 @@
         </w:tc>
         <w:tc>
           <w:tcPr>
-            <w:tcW w:w="2190" w:type="dxa"/>
+            <w:tcW w:w="2063" w:type="dxa"/>
             <w:tcBorders>
               <w:top w:val="single" w:sz="4" w:space="0" w:color="C9D3D0"/>
               <w:left w:val="single" w:sz="4" w:space="0" w:color="C9D3D0"/>
@@ -18021,37 +18137,38 @@
         </w:trPr>
         <w:tc>
           <w:tcPr>
-            <w:tcW w:w="753" w:type="dxa"/>
-            <w:tcBorders>
-              <w:top w:val="single" w:sz="4" w:space="0" w:color="C9D3D0"/>
-              <w:left w:val="single" w:sz="4" w:space="0" w:color="C9D3D0"/>
-              <w:bottom w:val="single" w:sz="4" w:space="0" w:color="C9D3D0"/>
-              <w:right w:val="single" w:sz="4" w:space="0" w:color="C9D3D0"/>
-            </w:tcBorders>
-            <w:tcMar>
-              <w:top w:w="50" w:type="dxa"/>
-              <w:left w:w="100" w:type="dxa"/>
-              <w:bottom w:w="50" w:type="dxa"/>
-              <w:right w:w="100" w:type="dxa"/>
-            </w:tcMar>
-            <w:vAlign w:val="center"/>
-          </w:tcPr>
-          <w:p>
-            <w:pPr>
-              <w:spacing w:line="252" w:lineRule="auto"/>
-            </w:pPr>
-            <w:r>
-              <w:rPr>
-                <w:sz w:val="19"/>
-                <w:szCs w:val="19"/>
-              </w:rPr>
+            <w:tcW w:w="745" w:type="dxa"/>
+            <w:tcBorders>
+              <w:top w:val="single" w:sz="4" w:space="0" w:color="C9D3D0"/>
+              <w:left w:val="single" w:sz="4" w:space="0" w:color="C9D3D0"/>
+              <w:bottom w:val="single" w:sz="4" w:space="0" w:color="C9D3D0"/>
+              <w:right w:val="single" w:sz="4" w:space="0" w:color="C9D3D0"/>
+            </w:tcBorders>
+            <w:tcMar>
+              <w:top w:w="50" w:type="dxa"/>
+              <w:left w:w="100" w:type="dxa"/>
+              <w:bottom w:w="50" w:type="dxa"/>
+              <w:right w:w="100" w:type="dxa"/>
+            </w:tcMar>
+            <w:vAlign w:val="center"/>
+          </w:tcPr>
+          <w:p>
+            <w:pPr>
+              <w:spacing w:line="252" w:lineRule="auto"/>
+            </w:pPr>
+            <w:r>
+              <w:rPr>
+                <w:sz w:val="19"/>
+                <w:szCs w:val="19"/>
+              </w:rPr>
+              <w:lastRenderedPageBreak/>
               <w:t>TC-131</w:t>
             </w:r>
           </w:p>
         </w:tc>
         <w:tc>
           <w:tcPr>
-            <w:tcW w:w="1353" w:type="dxa"/>
+            <w:tcW w:w="1650" w:type="dxa"/>
             <w:tcBorders>
               <w:top w:val="single" w:sz="4" w:space="0" w:color="C9D3D0"/>
               <w:left w:val="single" w:sz="4" w:space="0" w:color="C9D3D0"/>
@@ -18081,7 +18198,7 @@
         </w:tc>
         <w:tc>
           <w:tcPr>
-            <w:tcW w:w="3153" w:type="dxa"/>
+            <w:tcW w:w="3117" w:type="dxa"/>
             <w:tcBorders>
               <w:top w:val="single" w:sz="4" w:space="0" w:color="C9D3D0"/>
               <w:left w:val="single" w:sz="4" w:space="0" w:color="C9D3D0"/>
@@ -18136,7 +18253,7 @@
         </w:tc>
         <w:tc>
           <w:tcPr>
-            <w:tcW w:w="2189" w:type="dxa"/>
+            <w:tcW w:w="2063" w:type="dxa"/>
             <w:tcBorders>
               <w:top w:val="single" w:sz="4" w:space="0" w:color="C9D3D0"/>
               <w:left w:val="single" w:sz="4" w:space="0" w:color="C9D3D0"/>
@@ -18166,7 +18283,7 @@
         </w:tc>
         <w:tc>
           <w:tcPr>
-            <w:tcW w:w="2190" w:type="dxa"/>
+            <w:tcW w:w="2063" w:type="dxa"/>
             <w:tcBorders>
               <w:top w:val="single" w:sz="4" w:space="0" w:color="C9D3D0"/>
               <w:left w:val="single" w:sz="4" w:space="0" w:color="C9D3D0"/>
@@ -18207,7 +18324,7 @@
         </w:trPr>
         <w:tc>
           <w:tcPr>
-            <w:tcW w:w="753" w:type="dxa"/>
+            <w:tcW w:w="745" w:type="dxa"/>
             <w:tcBorders>
               <w:top w:val="single" w:sz="4" w:space="0" w:color="C9D3D0"/>
               <w:left w:val="single" w:sz="4" w:space="0" w:color="C9D3D0"/>
@@ -18238,7 +18355,7 @@
         </w:tc>
         <w:tc>
           <w:tcPr>
-            <w:tcW w:w="1353" w:type="dxa"/>
+            <w:tcW w:w="1650" w:type="dxa"/>
             <w:tcBorders>
               <w:top w:val="single" w:sz="4" w:space="0" w:color="C9D3D0"/>
               <w:left w:val="single" w:sz="4" w:space="0" w:color="C9D3D0"/>
@@ -18269,7 +18386,7 @@
         </w:tc>
         <w:tc>
           <w:tcPr>
-            <w:tcW w:w="3153" w:type="dxa"/>
+            <w:tcW w:w="3117" w:type="dxa"/>
             <w:tcBorders>
               <w:top w:val="single" w:sz="4" w:space="0" w:color="C9D3D0"/>
               <w:left w:val="single" w:sz="4" w:space="0" w:color="C9D3D0"/>
@@ -18309,7 +18426,7 @@
         </w:tc>
         <w:tc>
           <w:tcPr>
-            <w:tcW w:w="2189" w:type="dxa"/>
+            <w:tcW w:w="2063" w:type="dxa"/>
             <w:tcBorders>
               <w:top w:val="single" w:sz="4" w:space="0" w:color="C9D3D0"/>
               <w:left w:val="single" w:sz="4" w:space="0" w:color="C9D3D0"/>
@@ -18340,7 +18457,7 @@
         </w:tc>
         <w:tc>
           <w:tcPr>
-            <w:tcW w:w="2190" w:type="dxa"/>
+            <w:tcW w:w="2063" w:type="dxa"/>
             <w:tcBorders>
               <w:top w:val="single" w:sz="4" w:space="0" w:color="C9D3D0"/>
               <w:left w:val="single" w:sz="4" w:space="0" w:color="C9D3D0"/>
@@ -18382,38 +18499,37 @@
         </w:trPr>
         <w:tc>
           <w:tcPr>
-            <w:tcW w:w="753" w:type="dxa"/>
-            <w:tcBorders>
-              <w:top w:val="single" w:sz="4" w:space="0" w:color="C9D3D0"/>
-              <w:left w:val="single" w:sz="4" w:space="0" w:color="C9D3D0"/>
-              <w:bottom w:val="single" w:sz="4" w:space="0" w:color="C9D3D0"/>
-              <w:right w:val="single" w:sz="4" w:space="0" w:color="C9D3D0"/>
-            </w:tcBorders>
-            <w:tcMar>
-              <w:top w:w="50" w:type="dxa"/>
-              <w:left w:w="100" w:type="dxa"/>
-              <w:bottom w:w="50" w:type="dxa"/>
-              <w:right w:w="100" w:type="dxa"/>
-            </w:tcMar>
-            <w:vAlign w:val="center"/>
-          </w:tcPr>
-          <w:p>
-            <w:pPr>
-              <w:spacing w:line="252" w:lineRule="auto"/>
-            </w:pPr>
-            <w:r>
-              <w:rPr>
-                <w:sz w:val="19"/>
-                <w:szCs w:val="19"/>
-              </w:rPr>
-              <w:lastRenderedPageBreak/>
+            <w:tcW w:w="745" w:type="dxa"/>
+            <w:tcBorders>
+              <w:top w:val="single" w:sz="4" w:space="0" w:color="C9D3D0"/>
+              <w:left w:val="single" w:sz="4" w:space="0" w:color="C9D3D0"/>
+              <w:bottom w:val="single" w:sz="4" w:space="0" w:color="C9D3D0"/>
+              <w:right w:val="single" w:sz="4" w:space="0" w:color="C9D3D0"/>
+            </w:tcBorders>
+            <w:tcMar>
+              <w:top w:w="50" w:type="dxa"/>
+              <w:left w:w="100" w:type="dxa"/>
+              <w:bottom w:w="50" w:type="dxa"/>
+              <w:right w:w="100" w:type="dxa"/>
+            </w:tcMar>
+            <w:vAlign w:val="center"/>
+          </w:tcPr>
+          <w:p>
+            <w:pPr>
+              <w:spacing w:line="252" w:lineRule="auto"/>
+            </w:pPr>
+            <w:r>
+              <w:rPr>
+                <w:sz w:val="19"/>
+                <w:szCs w:val="19"/>
+              </w:rPr>
               <w:t>TC-133</w:t>
             </w:r>
           </w:p>
         </w:tc>
         <w:tc>
           <w:tcPr>
-            <w:tcW w:w="1353" w:type="dxa"/>
+            <w:tcW w:w="1650" w:type="dxa"/>
             <w:tcBorders>
               <w:top w:val="single" w:sz="4" w:space="0" w:color="C9D3D0"/>
               <w:left w:val="single" w:sz="4" w:space="0" w:color="C9D3D0"/>
@@ -18443,7 +18559,7 @@
         </w:tc>
         <w:tc>
           <w:tcPr>
-            <w:tcW w:w="3153" w:type="dxa"/>
+            <w:tcW w:w="3117" w:type="dxa"/>
             <w:tcBorders>
               <w:top w:val="single" w:sz="4" w:space="0" w:color="C9D3D0"/>
               <w:left w:val="single" w:sz="4" w:space="0" w:color="C9D3D0"/>
@@ -18482,7 +18598,7 @@
         </w:tc>
         <w:tc>
           <w:tcPr>
-            <w:tcW w:w="2189" w:type="dxa"/>
+            <w:tcW w:w="2063" w:type="dxa"/>
             <w:tcBorders>
               <w:top w:val="single" w:sz="4" w:space="0" w:color="C9D3D0"/>
               <w:left w:val="single" w:sz="4" w:space="0" w:color="C9D3D0"/>
@@ -18512,7 +18628,7 @@
         </w:tc>
         <w:tc>
           <w:tcPr>
-            <w:tcW w:w="2190" w:type="dxa"/>
+            <w:tcW w:w="2063" w:type="dxa"/>
             <w:tcBorders>
               <w:top w:val="single" w:sz="4" w:space="0" w:color="C9D3D0"/>
               <w:left w:val="single" w:sz="4" w:space="0" w:color="C9D3D0"/>
@@ -18553,7 +18669,7 @@
         </w:trPr>
         <w:tc>
           <w:tcPr>
-            <w:tcW w:w="753" w:type="dxa"/>
+            <w:tcW w:w="745" w:type="dxa"/>
             <w:tcBorders>
               <w:top w:val="single" w:sz="4" w:space="0" w:color="C9D3D0"/>
               <w:left w:val="single" w:sz="4" w:space="0" w:color="C9D3D0"/>
@@ -18584,7 +18700,7 @@
         </w:tc>
         <w:tc>
           <w:tcPr>
-            <w:tcW w:w="1353" w:type="dxa"/>
+            <w:tcW w:w="1650" w:type="dxa"/>
             <w:tcBorders>
               <w:top w:val="single" w:sz="4" w:space="0" w:color="C9D3D0"/>
               <w:left w:val="single" w:sz="4" w:space="0" w:color="C9D3D0"/>
@@ -18615,7 +18731,7 @@
         </w:tc>
         <w:tc>
           <w:tcPr>
-            <w:tcW w:w="3153" w:type="dxa"/>
+            <w:tcW w:w="3117" w:type="dxa"/>
             <w:tcBorders>
               <w:top w:val="single" w:sz="4" w:space="0" w:color="C9D3D0"/>
               <w:left w:val="single" w:sz="4" w:space="0" w:color="C9D3D0"/>
@@ -18655,7 +18771,7 @@
         </w:tc>
         <w:tc>
           <w:tcPr>
-            <w:tcW w:w="2189" w:type="dxa"/>
+            <w:tcW w:w="2063" w:type="dxa"/>
             <w:tcBorders>
               <w:top w:val="single" w:sz="4" w:space="0" w:color="C9D3D0"/>
               <w:left w:val="single" w:sz="4" w:space="0" w:color="C9D3D0"/>
@@ -18686,7 +18802,7 @@
         </w:tc>
         <w:tc>
           <w:tcPr>
-            <w:tcW w:w="2190" w:type="dxa"/>
+            <w:tcW w:w="2063" w:type="dxa"/>
             <w:tcBorders>
               <w:top w:val="single" w:sz="4" w:space="0" w:color="C9D3D0"/>
               <w:left w:val="single" w:sz="4" w:space="0" w:color="C9D3D0"/>
@@ -18728,7 +18844,7 @@
         </w:trPr>
         <w:tc>
           <w:tcPr>
-            <w:tcW w:w="753" w:type="dxa"/>
+            <w:tcW w:w="745" w:type="dxa"/>
             <w:tcBorders>
               <w:top w:val="single" w:sz="4" w:space="0" w:color="C9D3D0"/>
               <w:left w:val="single" w:sz="4" w:space="0" w:color="C9D3D0"/>
@@ -18758,7 +18874,7 @@
         </w:tc>
         <w:tc>
           <w:tcPr>
-            <w:tcW w:w="1353" w:type="dxa"/>
+            <w:tcW w:w="1650" w:type="dxa"/>
             <w:tcBorders>
               <w:top w:val="single" w:sz="4" w:space="0" w:color="C9D3D0"/>
               <w:left w:val="single" w:sz="4" w:space="0" w:color="C9D3D0"/>
@@ -18788,7 +18904,7 @@
         </w:tc>
         <w:tc>
           <w:tcPr>
-            <w:tcW w:w="3153" w:type="dxa"/>
+            <w:tcW w:w="3117" w:type="dxa"/>
             <w:tcBorders>
               <w:top w:val="single" w:sz="4" w:space="0" w:color="C9D3D0"/>
               <w:left w:val="single" w:sz="4" w:space="0" w:color="C9D3D0"/>
@@ -18827,7 +18943,7 @@
         </w:tc>
         <w:tc>
           <w:tcPr>
-            <w:tcW w:w="2189" w:type="dxa"/>
+            <w:tcW w:w="2063" w:type="dxa"/>
             <w:tcBorders>
               <w:top w:val="single" w:sz="4" w:space="0" w:color="C9D3D0"/>
               <w:left w:val="single" w:sz="4" w:space="0" w:color="C9D3D0"/>
@@ -18857,7 +18973,7 @@
         </w:tc>
         <w:tc>
           <w:tcPr>
-            <w:tcW w:w="2190" w:type="dxa"/>
+            <w:tcW w:w="2063" w:type="dxa"/>
             <w:tcBorders>
               <w:top w:val="single" w:sz="4" w:space="0" w:color="C9D3D0"/>
               <w:left w:val="single" w:sz="4" w:space="0" w:color="C9D3D0"/>
@@ -18898,7 +19014,7 @@
         </w:trPr>
         <w:tc>
           <w:tcPr>
-            <w:tcW w:w="753" w:type="dxa"/>
+            <w:tcW w:w="745" w:type="dxa"/>
             <w:tcBorders>
               <w:top w:val="single" w:sz="4" w:space="0" w:color="C9D3D0"/>
               <w:left w:val="single" w:sz="4" w:space="0" w:color="C9D3D0"/>
@@ -18923,13 +19039,14 @@
                 <w:sz w:val="19"/>
                 <w:szCs w:val="19"/>
               </w:rPr>
+              <w:lastRenderedPageBreak/>
               <w:t>TC-136</w:t>
             </w:r>
           </w:p>
         </w:tc>
         <w:tc>
           <w:tcPr>
-            <w:tcW w:w="1353" w:type="dxa"/>
+            <w:tcW w:w="1650" w:type="dxa"/>
             <w:tcBorders>
               <w:top w:val="single" w:sz="4" w:space="0" w:color="C9D3D0"/>
               <w:left w:val="single" w:sz="4" w:space="0" w:color="C9D3D0"/>
@@ -18960,7 +19077,7 @@
         </w:tc>
         <w:tc>
           <w:tcPr>
-            <w:tcW w:w="3153" w:type="dxa"/>
+            <w:tcW w:w="3117" w:type="dxa"/>
             <w:tcBorders>
               <w:top w:val="single" w:sz="4" w:space="0" w:color="C9D3D0"/>
               <w:left w:val="single" w:sz="4" w:space="0" w:color="C9D3D0"/>
@@ -19000,7 +19117,7 @@
         </w:tc>
         <w:tc>
           <w:tcPr>
-            <w:tcW w:w="2189" w:type="dxa"/>
+            <w:tcW w:w="2063" w:type="dxa"/>
             <w:tcBorders>
               <w:top w:val="single" w:sz="4" w:space="0" w:color="C9D3D0"/>
               <w:left w:val="single" w:sz="4" w:space="0" w:color="C9D3D0"/>
@@ -19031,7 +19148,7 @@
         </w:tc>
         <w:tc>
           <w:tcPr>
-            <w:tcW w:w="2190" w:type="dxa"/>
+            <w:tcW w:w="2063" w:type="dxa"/>
             <w:tcBorders>
               <w:top w:val="single" w:sz="4" w:space="0" w:color="C9D3D0"/>
               <w:left w:val="single" w:sz="4" w:space="0" w:color="C9D3D0"/>
@@ -19073,38 +19190,37 @@
         </w:trPr>
         <w:tc>
           <w:tcPr>
-            <w:tcW w:w="753" w:type="dxa"/>
-            <w:tcBorders>
-              <w:top w:val="single" w:sz="4" w:space="0" w:color="C9D3D0"/>
-              <w:left w:val="single" w:sz="4" w:space="0" w:color="C9D3D0"/>
-              <w:bottom w:val="single" w:sz="4" w:space="0" w:color="C9D3D0"/>
-              <w:right w:val="single" w:sz="4" w:space="0" w:color="C9D3D0"/>
-            </w:tcBorders>
-            <w:tcMar>
-              <w:top w:w="50" w:type="dxa"/>
-              <w:left w:w="100" w:type="dxa"/>
-              <w:bottom w:w="50" w:type="dxa"/>
-              <w:right w:w="100" w:type="dxa"/>
-            </w:tcMar>
-            <w:vAlign w:val="center"/>
-          </w:tcPr>
-          <w:p>
-            <w:pPr>
-              <w:spacing w:line="252" w:lineRule="auto"/>
-            </w:pPr>
-            <w:r>
-              <w:rPr>
-                <w:sz w:val="19"/>
-                <w:szCs w:val="19"/>
-              </w:rPr>
-              <w:lastRenderedPageBreak/>
+            <w:tcW w:w="745" w:type="dxa"/>
+            <w:tcBorders>
+              <w:top w:val="single" w:sz="4" w:space="0" w:color="C9D3D0"/>
+              <w:left w:val="single" w:sz="4" w:space="0" w:color="C9D3D0"/>
+              <w:bottom w:val="single" w:sz="4" w:space="0" w:color="C9D3D0"/>
+              <w:right w:val="single" w:sz="4" w:space="0" w:color="C9D3D0"/>
+            </w:tcBorders>
+            <w:tcMar>
+              <w:top w:w="50" w:type="dxa"/>
+              <w:left w:w="100" w:type="dxa"/>
+              <w:bottom w:w="50" w:type="dxa"/>
+              <w:right w:w="100" w:type="dxa"/>
+            </w:tcMar>
+            <w:vAlign w:val="center"/>
+          </w:tcPr>
+          <w:p>
+            <w:pPr>
+              <w:spacing w:line="252" w:lineRule="auto"/>
+            </w:pPr>
+            <w:r>
+              <w:rPr>
+                <w:sz w:val="19"/>
+                <w:szCs w:val="19"/>
+              </w:rPr>
               <w:t>TC-137</w:t>
             </w:r>
           </w:p>
         </w:tc>
         <w:tc>
           <w:tcPr>
-            <w:tcW w:w="1353" w:type="dxa"/>
+            <w:tcW w:w="1650" w:type="dxa"/>
             <w:tcBorders>
               <w:top w:val="single" w:sz="4" w:space="0" w:color="C9D3D0"/>
               <w:left w:val="single" w:sz="4" w:space="0" w:color="C9D3D0"/>
@@ -19134,7 +19250,7 @@
         </w:tc>
         <w:tc>
           <w:tcPr>
-            <w:tcW w:w="3153" w:type="dxa"/>
+            <w:tcW w:w="3117" w:type="dxa"/>
             <w:tcBorders>
               <w:top w:val="single" w:sz="4" w:space="0" w:color="C9D3D0"/>
               <w:left w:val="single" w:sz="4" w:space="0" w:color="C9D3D0"/>
@@ -19173,7 +19289,7 @@
         </w:tc>
         <w:tc>
           <w:tcPr>
-            <w:tcW w:w="2189" w:type="dxa"/>
+            <w:tcW w:w="2063" w:type="dxa"/>
             <w:tcBorders>
               <w:top w:val="single" w:sz="4" w:space="0" w:color="C9D3D0"/>
               <w:left w:val="single" w:sz="4" w:space="0" w:color="C9D3D0"/>
@@ -19203,7 +19319,7 @@
         </w:tc>
         <w:tc>
           <w:tcPr>
-            <w:tcW w:w="2190" w:type="dxa"/>
+            <w:tcW w:w="2063" w:type="dxa"/>
             <w:tcBorders>
               <w:top w:val="single" w:sz="4" w:space="0" w:color="C9D3D0"/>
               <w:left w:val="single" w:sz="4" w:space="0" w:color="C9D3D0"/>
@@ -19244,7 +19360,7 @@
         </w:trPr>
         <w:tc>
           <w:tcPr>
-            <w:tcW w:w="753" w:type="dxa"/>
+            <w:tcW w:w="745" w:type="dxa"/>
             <w:tcBorders>
               <w:top w:val="single" w:sz="4" w:space="0" w:color="C9D3D0"/>
               <w:left w:val="single" w:sz="4" w:space="0" w:color="C9D3D0"/>
@@ -19275,7 +19391,7 @@
         </w:tc>
         <w:tc>
           <w:tcPr>
-            <w:tcW w:w="1353" w:type="dxa"/>
+            <w:tcW w:w="1650" w:type="dxa"/>
             <w:tcBorders>
               <w:top w:val="single" w:sz="4" w:space="0" w:color="C9D3D0"/>
               <w:left w:val="single" w:sz="4" w:space="0" w:color="C9D3D0"/>
@@ -19306,7 +19422,7 @@
         </w:tc>
         <w:tc>
           <w:tcPr>
-            <w:tcW w:w="3153" w:type="dxa"/>
+            <w:tcW w:w="3117" w:type="dxa"/>
             <w:tcBorders>
               <w:top w:val="single" w:sz="4" w:space="0" w:color="C9D3D0"/>
               <w:left w:val="single" w:sz="4" w:space="0" w:color="C9D3D0"/>
@@ -19346,7 +19462,7 @@
         </w:tc>
         <w:tc>
           <w:tcPr>
-            <w:tcW w:w="2189" w:type="dxa"/>
+            <w:tcW w:w="2063" w:type="dxa"/>
             <w:tcBorders>
               <w:top w:val="single" w:sz="4" w:space="0" w:color="C9D3D0"/>
               <w:left w:val="single" w:sz="4" w:space="0" w:color="C9D3D0"/>
@@ -19377,7 +19493,7 @@
         </w:tc>
         <w:tc>
           <w:tcPr>
-            <w:tcW w:w="2190" w:type="dxa"/>
+            <w:tcW w:w="2063" w:type="dxa"/>
             <w:tcBorders>
               <w:top w:val="single" w:sz="4" w:space="0" w:color="C9D3D0"/>
               <w:left w:val="single" w:sz="4" w:space="0" w:color="C9D3D0"/>
@@ -19419,7 +19535,7 @@
         </w:trPr>
         <w:tc>
           <w:tcPr>
-            <w:tcW w:w="753" w:type="dxa"/>
+            <w:tcW w:w="745" w:type="dxa"/>
             <w:tcBorders>
               <w:top w:val="single" w:sz="4" w:space="0" w:color="C9D3D0"/>
               <w:left w:val="single" w:sz="4" w:space="0" w:color="C9D3D0"/>
@@ -19449,7 +19565,7 @@
         </w:tc>
         <w:tc>
           <w:tcPr>
-            <w:tcW w:w="1353" w:type="dxa"/>
+            <w:tcW w:w="1650" w:type="dxa"/>
             <w:tcBorders>
               <w:top w:val="single" w:sz="4" w:space="0" w:color="C9D3D0"/>
               <w:left w:val="single" w:sz="4" w:space="0" w:color="C9D3D0"/>
@@ -19479,7 +19595,7 @@
         </w:tc>
         <w:tc>
           <w:tcPr>
-            <w:tcW w:w="3153" w:type="dxa"/>
+            <w:tcW w:w="3117" w:type="dxa"/>
             <w:tcBorders>
               <w:top w:val="single" w:sz="4" w:space="0" w:color="C9D3D0"/>
               <w:left w:val="single" w:sz="4" w:space="0" w:color="C9D3D0"/>
@@ -19518,7 +19634,7 @@
         </w:tc>
         <w:tc>
           <w:tcPr>
-            <w:tcW w:w="2189" w:type="dxa"/>
+            <w:tcW w:w="2063" w:type="dxa"/>
             <w:tcBorders>
               <w:top w:val="single" w:sz="4" w:space="0" w:color="C9D3D0"/>
               <w:left w:val="single" w:sz="4" w:space="0" w:color="C9D3D0"/>
@@ -19548,7 +19664,7 @@
         </w:tc>
         <w:tc>
           <w:tcPr>
-            <w:tcW w:w="2190" w:type="dxa"/>
+            <w:tcW w:w="2063" w:type="dxa"/>
             <w:tcBorders>
               <w:top w:val="single" w:sz="4" w:space="0" w:color="C9D3D0"/>
               <w:left w:val="single" w:sz="4" w:space="0" w:color="C9D3D0"/>
@@ -19589,7 +19705,7 @@
         </w:trPr>
         <w:tc>
           <w:tcPr>
-            <w:tcW w:w="753" w:type="dxa"/>
+            <w:tcW w:w="745" w:type="dxa"/>
             <w:tcBorders>
               <w:top w:val="single" w:sz="4" w:space="0" w:color="C9D3D0"/>
               <w:left w:val="single" w:sz="4" w:space="0" w:color="C9D3D0"/>
@@ -19620,7 +19736,7 @@
         </w:tc>
         <w:tc>
           <w:tcPr>
-            <w:tcW w:w="1353" w:type="dxa"/>
+            <w:tcW w:w="1650" w:type="dxa"/>
             <w:tcBorders>
               <w:top w:val="single" w:sz="4" w:space="0" w:color="C9D3D0"/>
               <w:left w:val="single" w:sz="4" w:space="0" w:color="C9D3D0"/>
@@ -19651,7 +19767,7 @@
         </w:tc>
         <w:tc>
           <w:tcPr>
-            <w:tcW w:w="3153" w:type="dxa"/>
+            <w:tcW w:w="3117" w:type="dxa"/>
             <w:tcBorders>
               <w:top w:val="single" w:sz="4" w:space="0" w:color="C9D3D0"/>
               <w:left w:val="single" w:sz="4" w:space="0" w:color="C9D3D0"/>
@@ -19691,7 +19807,7 @@
         </w:tc>
         <w:tc>
           <w:tcPr>
-            <w:tcW w:w="2189" w:type="dxa"/>
+            <w:tcW w:w="2063" w:type="dxa"/>
             <w:tcBorders>
               <w:top w:val="single" w:sz="4" w:space="0" w:color="C9D3D0"/>
               <w:left w:val="single" w:sz="4" w:space="0" w:color="C9D3D0"/>
@@ -19722,7 +19838,7 @@
         </w:tc>
         <w:tc>
           <w:tcPr>
-            <w:tcW w:w="2190" w:type="dxa"/>
+            <w:tcW w:w="2063" w:type="dxa"/>
             <w:tcBorders>
               <w:top w:val="single" w:sz="4" w:space="0" w:color="C9D3D0"/>
               <w:left w:val="single" w:sz="4" w:space="0" w:color="C9D3D0"/>
@@ -19764,7 +19880,7 @@
         </w:trPr>
         <w:tc>
           <w:tcPr>
-            <w:tcW w:w="753" w:type="dxa"/>
+            <w:tcW w:w="745" w:type="dxa"/>
             <w:tcBorders>
               <w:top w:val="single" w:sz="4" w:space="0" w:color="C9D3D0"/>
               <w:left w:val="single" w:sz="4" w:space="0" w:color="C9D3D0"/>
@@ -19794,7 +19910,7 @@
         </w:tc>
         <w:tc>
           <w:tcPr>
-            <w:tcW w:w="1353" w:type="dxa"/>
+            <w:tcW w:w="1650" w:type="dxa"/>
             <w:tcBorders>
               <w:top w:val="single" w:sz="4" w:space="0" w:color="C9D3D0"/>
               <w:left w:val="single" w:sz="4" w:space="0" w:color="C9D3D0"/>
@@ -19824,7 +19940,7 @@
         </w:tc>
         <w:tc>
           <w:tcPr>
-            <w:tcW w:w="3153" w:type="dxa"/>
+            <w:tcW w:w="3117" w:type="dxa"/>
             <w:tcBorders>
               <w:top w:val="single" w:sz="4" w:space="0" w:color="C9D3D0"/>
               <w:left w:val="single" w:sz="4" w:space="0" w:color="C9D3D0"/>
@@ -19863,7 +19979,7 @@
         </w:tc>
         <w:tc>
           <w:tcPr>
-            <w:tcW w:w="2189" w:type="dxa"/>
+            <w:tcW w:w="2063" w:type="dxa"/>
             <w:tcBorders>
               <w:top w:val="single" w:sz="4" w:space="0" w:color="C9D3D0"/>
               <w:left w:val="single" w:sz="4" w:space="0" w:color="C9D3D0"/>
@@ -19893,7 +20009,7 @@
         </w:tc>
         <w:tc>
           <w:tcPr>
-            <w:tcW w:w="2190" w:type="dxa"/>
+            <w:tcW w:w="2063" w:type="dxa"/>
             <w:tcBorders>
               <w:top w:val="single" w:sz="4" w:space="0" w:color="C9D3D0"/>
               <w:left w:val="single" w:sz="4" w:space="0" w:color="C9D3D0"/>
@@ -19934,7 +20050,7 @@
         </w:trPr>
         <w:tc>
           <w:tcPr>
-            <w:tcW w:w="753" w:type="dxa"/>
+            <w:tcW w:w="745" w:type="dxa"/>
             <w:tcBorders>
               <w:top w:val="single" w:sz="4" w:space="0" w:color="C9D3D0"/>
               <w:left w:val="single" w:sz="4" w:space="0" w:color="C9D3D0"/>
@@ -19959,13 +20075,14 @@
                 <w:sz w:val="19"/>
                 <w:szCs w:val="19"/>
               </w:rPr>
+              <w:lastRenderedPageBreak/>
               <w:t>TC-142</w:t>
             </w:r>
           </w:p>
         </w:tc>
         <w:tc>
           <w:tcPr>
-            <w:tcW w:w="1353" w:type="dxa"/>
+            <w:tcW w:w="1650" w:type="dxa"/>
             <w:tcBorders>
               <w:top w:val="single" w:sz="4" w:space="0" w:color="C9D3D0"/>
               <w:left w:val="single" w:sz="4" w:space="0" w:color="C9D3D0"/>
@@ -19996,7 +20113,7 @@
         </w:tc>
         <w:tc>
           <w:tcPr>
-            <w:tcW w:w="3153" w:type="dxa"/>
+            <w:tcW w:w="3117" w:type="dxa"/>
             <w:tcBorders>
               <w:top w:val="single" w:sz="4" w:space="0" w:color="C9D3D0"/>
               <w:left w:val="single" w:sz="4" w:space="0" w:color="C9D3D0"/>
@@ -20036,7 +20153,7 @@
         </w:tc>
         <w:tc>
           <w:tcPr>
-            <w:tcW w:w="2189" w:type="dxa"/>
+            <w:tcW w:w="2063" w:type="dxa"/>
             <w:tcBorders>
               <w:top w:val="single" w:sz="4" w:space="0" w:color="C9D3D0"/>
               <w:left w:val="single" w:sz="4" w:space="0" w:color="C9D3D0"/>
@@ -20067,7 +20184,7 @@
         </w:tc>
         <w:tc>
           <w:tcPr>
-            <w:tcW w:w="2190" w:type="dxa"/>
+            <w:tcW w:w="2063" w:type="dxa"/>
             <w:tcBorders>
               <w:top w:val="single" w:sz="4" w:space="0" w:color="C9D3D0"/>
               <w:left w:val="single" w:sz="4" w:space="0" w:color="C9D3D0"/>
@@ -20109,38 +20226,37 @@
         </w:trPr>
         <w:tc>
           <w:tcPr>
-            <w:tcW w:w="753" w:type="dxa"/>
-            <w:tcBorders>
-              <w:top w:val="single" w:sz="4" w:space="0" w:color="C9D3D0"/>
-              <w:left w:val="single" w:sz="4" w:space="0" w:color="C9D3D0"/>
-              <w:bottom w:val="single" w:sz="4" w:space="0" w:color="C9D3D0"/>
-              <w:right w:val="single" w:sz="4" w:space="0" w:color="C9D3D0"/>
-            </w:tcBorders>
-            <w:tcMar>
-              <w:top w:w="50" w:type="dxa"/>
-              <w:left w:w="100" w:type="dxa"/>
-              <w:bottom w:w="50" w:type="dxa"/>
-              <w:right w:w="100" w:type="dxa"/>
-            </w:tcMar>
-            <w:vAlign w:val="center"/>
-          </w:tcPr>
-          <w:p>
-            <w:pPr>
-              <w:spacing w:line="252" w:lineRule="auto"/>
-            </w:pPr>
-            <w:r>
-              <w:rPr>
-                <w:sz w:val="19"/>
-                <w:szCs w:val="19"/>
-              </w:rPr>
-              <w:lastRenderedPageBreak/>
+            <w:tcW w:w="745" w:type="dxa"/>
+            <w:tcBorders>
+              <w:top w:val="single" w:sz="4" w:space="0" w:color="C9D3D0"/>
+              <w:left w:val="single" w:sz="4" w:space="0" w:color="C9D3D0"/>
+              <w:bottom w:val="single" w:sz="4" w:space="0" w:color="C9D3D0"/>
+              <w:right w:val="single" w:sz="4" w:space="0" w:color="C9D3D0"/>
+            </w:tcBorders>
+            <w:tcMar>
+              <w:top w:w="50" w:type="dxa"/>
+              <w:left w:w="100" w:type="dxa"/>
+              <w:bottom w:w="50" w:type="dxa"/>
+              <w:right w:w="100" w:type="dxa"/>
+            </w:tcMar>
+            <w:vAlign w:val="center"/>
+          </w:tcPr>
+          <w:p>
+            <w:pPr>
+              <w:spacing w:line="252" w:lineRule="auto"/>
+            </w:pPr>
+            <w:r>
+              <w:rPr>
+                <w:sz w:val="19"/>
+                <w:szCs w:val="19"/>
+              </w:rPr>
               <w:t>TC-143</w:t>
             </w:r>
           </w:p>
         </w:tc>
         <w:tc>
           <w:tcPr>
-            <w:tcW w:w="1353" w:type="dxa"/>
+            <w:tcW w:w="1650" w:type="dxa"/>
             <w:tcBorders>
               <w:top w:val="single" w:sz="4" w:space="0" w:color="C9D3D0"/>
               <w:left w:val="single" w:sz="4" w:space="0" w:color="C9D3D0"/>
@@ -20170,7 +20286,7 @@
         </w:tc>
         <w:tc>
           <w:tcPr>
-            <w:tcW w:w="3153" w:type="dxa"/>
+            <w:tcW w:w="3117" w:type="dxa"/>
             <w:tcBorders>
               <w:top w:val="single" w:sz="4" w:space="0" w:color="C9D3D0"/>
               <w:left w:val="single" w:sz="4" w:space="0" w:color="C9D3D0"/>
@@ -20209,7 +20325,7 @@
         </w:tc>
         <w:tc>
           <w:tcPr>
-            <w:tcW w:w="2189" w:type="dxa"/>
+            <w:tcW w:w="2063" w:type="dxa"/>
             <w:tcBorders>
               <w:top w:val="single" w:sz="4" w:space="0" w:color="C9D3D0"/>
               <w:left w:val="single" w:sz="4" w:space="0" w:color="C9D3D0"/>
@@ -20239,7 +20355,7 @@
         </w:tc>
         <w:tc>
           <w:tcPr>
-            <w:tcW w:w="2190" w:type="dxa"/>
+            <w:tcW w:w="2063" w:type="dxa"/>
             <w:tcBorders>
               <w:top w:val="single" w:sz="4" w:space="0" w:color="C9D3D0"/>
               <w:left w:val="single" w:sz="4" w:space="0" w:color="C9D3D0"/>
@@ -20273,7 +20389,7 @@
         </w:trPr>
         <w:tc>
           <w:tcPr>
-            <w:tcW w:w="753" w:type="dxa"/>
+            <w:tcW w:w="745" w:type="dxa"/>
             <w:tcBorders>
               <w:top w:val="single" w:sz="4" w:space="0" w:color="C9D3D0"/>
               <w:left w:val="single" w:sz="4" w:space="0" w:color="C9D3D0"/>
@@ -20304,7 +20420,7 @@
         </w:tc>
         <w:tc>
           <w:tcPr>
-            <w:tcW w:w="1353" w:type="dxa"/>
+            <w:tcW w:w="1650" w:type="dxa"/>
             <w:tcBorders>
               <w:top w:val="single" w:sz="4" w:space="0" w:color="C9D3D0"/>
               <w:left w:val="single" w:sz="4" w:space="0" w:color="C9D3D0"/>
@@ -20335,7 +20451,7 @@
         </w:tc>
         <w:tc>
           <w:tcPr>
-            <w:tcW w:w="3153" w:type="dxa"/>
+            <w:tcW w:w="3117" w:type="dxa"/>
             <w:tcBorders>
               <w:top w:val="single" w:sz="4" w:space="0" w:color="C9D3D0"/>
               <w:left w:val="single" w:sz="4" w:space="0" w:color="C9D3D0"/>
@@ -20375,7 +20491,7 @@
         </w:tc>
         <w:tc>
           <w:tcPr>
-            <w:tcW w:w="2189" w:type="dxa"/>
+            <w:tcW w:w="2063" w:type="dxa"/>
             <w:tcBorders>
               <w:top w:val="single" w:sz="4" w:space="0" w:color="C9D3D0"/>
               <w:left w:val="single" w:sz="4" w:space="0" w:color="C9D3D0"/>
@@ -20406,7 +20522,7 @@
         </w:tc>
         <w:tc>
           <w:tcPr>
-            <w:tcW w:w="2190" w:type="dxa"/>
+            <w:tcW w:w="2063" w:type="dxa"/>
             <w:tcBorders>
               <w:top w:val="single" w:sz="4" w:space="0" w:color="C9D3D0"/>
               <w:left w:val="single" w:sz="4" w:space="0" w:color="C9D3D0"/>
@@ -20441,7 +20557,7 @@
         </w:trPr>
         <w:tc>
           <w:tcPr>
-            <w:tcW w:w="753" w:type="dxa"/>
+            <w:tcW w:w="745" w:type="dxa"/>
             <w:tcBorders>
               <w:top w:val="single" w:sz="4" w:space="0" w:color="C9D3D0"/>
               <w:left w:val="single" w:sz="4" w:space="0" w:color="C9D3D0"/>
@@ -20471,7 +20587,7 @@
         </w:tc>
         <w:tc>
           <w:tcPr>
-            <w:tcW w:w="1353" w:type="dxa"/>
+            <w:tcW w:w="1650" w:type="dxa"/>
             <w:tcBorders>
               <w:top w:val="single" w:sz="4" w:space="0" w:color="C9D3D0"/>
               <w:left w:val="single" w:sz="4" w:space="0" w:color="C9D3D0"/>
@@ -20501,7 +20617,7 @@
         </w:tc>
         <w:tc>
           <w:tcPr>
-            <w:tcW w:w="3153" w:type="dxa"/>
+            <w:tcW w:w="3117" w:type="dxa"/>
             <w:tcBorders>
               <w:top w:val="single" w:sz="4" w:space="0" w:color="C9D3D0"/>
               <w:left w:val="single" w:sz="4" w:space="0" w:color="C9D3D0"/>
@@ -20540,7 +20656,7 @@
         </w:tc>
         <w:tc>
           <w:tcPr>
-            <w:tcW w:w="2189" w:type="dxa"/>
+            <w:tcW w:w="2063" w:type="dxa"/>
             <w:tcBorders>
               <w:top w:val="single" w:sz="4" w:space="0" w:color="C9D3D0"/>
               <w:left w:val="single" w:sz="4" w:space="0" w:color="C9D3D0"/>
@@ -20570,7 +20686,7 @@
         </w:tc>
         <w:tc>
           <w:tcPr>
-            <w:tcW w:w="2190" w:type="dxa"/>
+            <w:tcW w:w="2063" w:type="dxa"/>
             <w:tcBorders>
               <w:top w:val="single" w:sz="4" w:space="0" w:color="C9D3D0"/>
               <w:left w:val="single" w:sz="4" w:space="0" w:color="C9D3D0"/>
@@ -20604,7 +20720,7 @@
         </w:trPr>
         <w:tc>
           <w:tcPr>
-            <w:tcW w:w="753" w:type="dxa"/>
+            <w:tcW w:w="745" w:type="dxa"/>
             <w:tcBorders>
               <w:top w:val="single" w:sz="4" w:space="0" w:color="C9D3D0"/>
               <w:left w:val="single" w:sz="4" w:space="0" w:color="C9D3D0"/>
@@ -20629,13 +20745,14 @@
                 <w:sz w:val="19"/>
                 <w:szCs w:val="19"/>
               </w:rPr>
+              <w:lastRenderedPageBreak/>
               <w:t>TC-146</w:t>
             </w:r>
           </w:p>
         </w:tc>
         <w:tc>
           <w:tcPr>
-            <w:tcW w:w="1353" w:type="dxa"/>
+            <w:tcW w:w="1650" w:type="dxa"/>
             <w:tcBorders>
               <w:top w:val="single" w:sz="4" w:space="0" w:color="C9D3D0"/>
               <w:left w:val="single" w:sz="4" w:space="0" w:color="C9D3D0"/>
@@ -20666,7 +20783,7 @@
         </w:tc>
         <w:tc>
           <w:tcPr>
-            <w:tcW w:w="3153" w:type="dxa"/>
+            <w:tcW w:w="3117" w:type="dxa"/>
             <w:tcBorders>
               <w:top w:val="single" w:sz="4" w:space="0" w:color="C9D3D0"/>
               <w:left w:val="single" w:sz="4" w:space="0" w:color="C9D3D0"/>
@@ -20706,7 +20823,7 @@
         </w:tc>
         <w:tc>
           <w:tcPr>
-            <w:tcW w:w="2189" w:type="dxa"/>
+            <w:tcW w:w="2063" w:type="dxa"/>
             <w:tcBorders>
               <w:top w:val="single" w:sz="4" w:space="0" w:color="C9D3D0"/>
               <w:left w:val="single" w:sz="4" w:space="0" w:color="C9D3D0"/>
@@ -20737,7 +20854,7 @@
         </w:tc>
         <w:tc>
           <w:tcPr>
-            <w:tcW w:w="2190" w:type="dxa"/>
+            <w:tcW w:w="2063" w:type="dxa"/>
             <w:tcBorders>
               <w:top w:val="single" w:sz="4" w:space="0" w:color="C9D3D0"/>
               <w:left w:val="single" w:sz="4" w:space="0" w:color="C9D3D0"/>
@@ -20772,38 +20889,37 @@
         </w:trPr>
         <w:tc>
           <w:tcPr>
-            <w:tcW w:w="753" w:type="dxa"/>
-            <w:tcBorders>
-              <w:top w:val="single" w:sz="4" w:space="0" w:color="C9D3D0"/>
-              <w:left w:val="single" w:sz="4" w:space="0" w:color="C9D3D0"/>
-              <w:bottom w:val="single" w:sz="4" w:space="0" w:color="C9D3D0"/>
-              <w:right w:val="single" w:sz="4" w:space="0" w:color="C9D3D0"/>
-            </w:tcBorders>
-            <w:tcMar>
-              <w:top w:w="50" w:type="dxa"/>
-              <w:left w:w="100" w:type="dxa"/>
-              <w:bottom w:w="50" w:type="dxa"/>
-              <w:right w:w="100" w:type="dxa"/>
-            </w:tcMar>
-            <w:vAlign w:val="center"/>
-          </w:tcPr>
-          <w:p>
-            <w:pPr>
-              <w:spacing w:line="252" w:lineRule="auto"/>
-            </w:pPr>
-            <w:r>
-              <w:rPr>
-                <w:sz w:val="19"/>
-                <w:szCs w:val="19"/>
-              </w:rPr>
-              <w:lastRenderedPageBreak/>
+            <w:tcW w:w="745" w:type="dxa"/>
+            <w:tcBorders>
+              <w:top w:val="single" w:sz="4" w:space="0" w:color="C9D3D0"/>
+              <w:left w:val="single" w:sz="4" w:space="0" w:color="C9D3D0"/>
+              <w:bottom w:val="single" w:sz="4" w:space="0" w:color="C9D3D0"/>
+              <w:right w:val="single" w:sz="4" w:space="0" w:color="C9D3D0"/>
+            </w:tcBorders>
+            <w:tcMar>
+              <w:top w:w="50" w:type="dxa"/>
+              <w:left w:w="100" w:type="dxa"/>
+              <w:bottom w:w="50" w:type="dxa"/>
+              <w:right w:w="100" w:type="dxa"/>
+            </w:tcMar>
+            <w:vAlign w:val="center"/>
+          </w:tcPr>
+          <w:p>
+            <w:pPr>
+              <w:spacing w:line="252" w:lineRule="auto"/>
+            </w:pPr>
+            <w:r>
+              <w:rPr>
+                <w:sz w:val="19"/>
+                <w:szCs w:val="19"/>
+              </w:rPr>
               <w:t>TC-147</w:t>
             </w:r>
           </w:p>
         </w:tc>
         <w:tc>
           <w:tcPr>
-            <w:tcW w:w="1353" w:type="dxa"/>
+            <w:tcW w:w="1650" w:type="dxa"/>
             <w:tcBorders>
               <w:top w:val="single" w:sz="4" w:space="0" w:color="C9D3D0"/>
               <w:left w:val="single" w:sz="4" w:space="0" w:color="C9D3D0"/>
@@ -20833,7 +20949,7 @@
         </w:tc>
         <w:tc>
           <w:tcPr>
-            <w:tcW w:w="3153" w:type="dxa"/>
+            <w:tcW w:w="3117" w:type="dxa"/>
             <w:tcBorders>
               <w:top w:val="single" w:sz="4" w:space="0" w:color="C9D3D0"/>
               <w:left w:val="single" w:sz="4" w:space="0" w:color="C9D3D0"/>
@@ -20872,7 +20988,7 @@
         </w:tc>
         <w:tc>
           <w:tcPr>
-            <w:tcW w:w="2189" w:type="dxa"/>
+            <w:tcW w:w="2063" w:type="dxa"/>
             <w:tcBorders>
               <w:top w:val="single" w:sz="4" w:space="0" w:color="C9D3D0"/>
               <w:left w:val="single" w:sz="4" w:space="0" w:color="C9D3D0"/>
@@ -20902,7 +21018,7 @@
         </w:tc>
         <w:tc>
           <w:tcPr>
-            <w:tcW w:w="2190" w:type="dxa"/>
+            <w:tcW w:w="2063" w:type="dxa"/>
             <w:tcBorders>
               <w:top w:val="single" w:sz="4" w:space="0" w:color="C9D3D0"/>
               <w:left w:val="single" w:sz="4" w:space="0" w:color="C9D3D0"/>
@@ -20936,7 +21052,7 @@
         </w:trPr>
         <w:tc>
           <w:tcPr>
-            <w:tcW w:w="753" w:type="dxa"/>
+            <w:tcW w:w="745" w:type="dxa"/>
             <w:tcBorders>
               <w:top w:val="single" w:sz="4" w:space="0" w:color="C9D3D0"/>
               <w:left w:val="single" w:sz="4" w:space="0" w:color="C9D3D0"/>
@@ -20967,7 +21083,7 @@
         </w:tc>
         <w:tc>
           <w:tcPr>
-            <w:tcW w:w="1353" w:type="dxa"/>
+            <w:tcW w:w="1650" w:type="dxa"/>
             <w:tcBorders>
               <w:top w:val="single" w:sz="4" w:space="0" w:color="C9D3D0"/>
               <w:left w:val="single" w:sz="4" w:space="0" w:color="C9D3D0"/>
@@ -20998,7 +21114,7 @@
         </w:tc>
         <w:tc>
           <w:tcPr>
-            <w:tcW w:w="3153" w:type="dxa"/>
+            <w:tcW w:w="3117" w:type="dxa"/>
             <w:tcBorders>
               <w:top w:val="single" w:sz="4" w:space="0" w:color="C9D3D0"/>
               <w:left w:val="single" w:sz="4" w:space="0" w:color="C9D3D0"/>
@@ -21054,7 +21170,7 @@
         </w:tc>
         <w:tc>
           <w:tcPr>
-            <w:tcW w:w="2189" w:type="dxa"/>
+            <w:tcW w:w="2063" w:type="dxa"/>
             <w:tcBorders>
               <w:top w:val="single" w:sz="4" w:space="0" w:color="C9D3D0"/>
               <w:left w:val="single" w:sz="4" w:space="0" w:color="C9D3D0"/>
@@ -21085,7 +21201,975 @@
         </w:tc>
         <w:tc>
           <w:tcPr>
-            <w:tcW w:w="2190" w:type="dxa"/>
+            <w:tcW w:w="2063" w:type="dxa"/>
+            <w:tcBorders>
+              <w:top w:val="single" w:sz="4" w:space="0" w:color="C9D3D0"/>
+              <w:left w:val="single" w:sz="4" w:space="0" w:color="C9D3D0"/>
+              <w:bottom w:val="single" w:sz="4" w:space="0" w:color="C9D3D0"/>
+              <w:right w:val="single" w:sz="4" w:space="0" w:color="C9D3D0"/>
+            </w:tcBorders>
+            <w:shd w:val="clear" w:color="auto" w:fill="F3F8F6"/>
+            <w:tcMar>
+              <w:top w:w="50" w:type="dxa"/>
+              <w:left w:w="100" w:type="dxa"/>
+              <w:bottom w:w="50" w:type="dxa"/>
+              <w:right w:w="100" w:type="dxa"/>
+            </w:tcMar>
+            <w:vAlign w:val="center"/>
+          </w:tcPr>
+          <w:p>
+            <w:pPr>
+              <w:spacing w:line="252" w:lineRule="auto"/>
+            </w:pPr>
+          </w:p>
+        </w:tc>
+      </w:tr>
+      <w:tr>
+        <w:tblPrEx>
+          <w:tblCellMar>
+            <w:top w:w="0" w:type="dxa"/>
+            <w:bottom w:w="0" w:type="dxa"/>
+          </w:tblCellMar>
+        </w:tblPrEx>
+        <w:trPr>
+          <w:cantSplit/>
+        </w:trPr>
+        <w:tc>
+          <w:tcPr>
+            <w:tcW w:w="745" w:type="dxa"/>
+            <w:tcBorders>
+              <w:top w:val="single" w:sz="4" w:space="0" w:color="C9D3D0"/>
+              <w:left w:val="single" w:sz="4" w:space="0" w:color="C9D3D0"/>
+              <w:bottom w:val="single" w:sz="4" w:space="0" w:color="C9D3D0"/>
+              <w:right w:val="single" w:sz="4" w:space="0" w:color="C9D3D0"/>
+            </w:tcBorders>
+            <w:tcMar>
+              <w:top w:w="50" w:type="dxa"/>
+              <w:left w:w="100" w:type="dxa"/>
+              <w:bottom w:w="50" w:type="dxa"/>
+              <w:right w:w="100" w:type="dxa"/>
+            </w:tcMar>
+            <w:vAlign w:val="center"/>
+          </w:tcPr>
+          <w:p>
+            <w:pPr>
+              <w:spacing w:line="252" w:lineRule="auto"/>
+            </w:pPr>
+            <w:r>
+              <w:rPr>
+                <w:sz w:val="19"/>
+                <w:szCs w:val="19"/>
+              </w:rPr>
+              <w:lastRenderedPageBreak/>
+              <w:t>TC-149</w:t>
+            </w:r>
+          </w:p>
+        </w:tc>
+        <w:tc>
+          <w:tcPr>
+            <w:tcW w:w="1650" w:type="dxa"/>
+            <w:tcBorders>
+              <w:top w:val="single" w:sz="4" w:space="0" w:color="C9D3D0"/>
+              <w:left w:val="single" w:sz="4" w:space="0" w:color="C9D3D0"/>
+              <w:bottom w:val="single" w:sz="4" w:space="0" w:color="C9D3D0"/>
+              <w:right w:val="single" w:sz="4" w:space="0" w:color="C9D3D0"/>
+            </w:tcBorders>
+            <w:tcMar>
+              <w:top w:w="50" w:type="dxa"/>
+              <w:left w:w="100" w:type="dxa"/>
+              <w:bottom w:w="50" w:type="dxa"/>
+              <w:right w:w="100" w:type="dxa"/>
+            </w:tcMar>
+            <w:vAlign w:val="center"/>
+          </w:tcPr>
+          <w:p>
+            <w:pPr>
+              <w:spacing w:line="252" w:lineRule="auto"/>
+            </w:pPr>
+            <w:r>
+              <w:rPr>
+                <w:sz w:val="19"/>
+                <w:szCs w:val="19"/>
+              </w:rPr>
+              <w:t>Scholarships and loans group (CR-015)</w:t>
+            </w:r>
+          </w:p>
+        </w:tc>
+        <w:tc>
+          <w:tcPr>
+            <w:tcW w:w="3117" w:type="dxa"/>
+            <w:tcBorders>
+              <w:top w:val="single" w:sz="4" w:space="0" w:color="C9D3D0"/>
+              <w:left w:val="single" w:sz="4" w:space="0" w:color="C9D3D0"/>
+              <w:bottom w:val="single" w:sz="4" w:space="0" w:color="C9D3D0"/>
+              <w:right w:val="single" w:sz="4" w:space="0" w:color="C9D3D0"/>
+            </w:tcBorders>
+            <w:tcMar>
+              <w:top w:w="50" w:type="dxa"/>
+              <w:left w:w="100" w:type="dxa"/>
+              <w:bottom w:w="50" w:type="dxa"/>
+              <w:right w:w="100" w:type="dxa"/>
+            </w:tcMar>
+            <w:vAlign w:val="center"/>
+          </w:tcPr>
+          <w:p>
+            <w:pPr>
+              <w:spacing w:line="252" w:lineRule="auto"/>
+            </w:pPr>
+            <w:r>
+              <w:rPr>
+                <w:rFonts w:ascii="Consolas" w:eastAsia="Consolas" w:hAnsi="Consolas" w:cs="Consolas"/>
+                <w:sz w:val="17"/>
+                <w:szCs w:val="17"/>
+                <w:shd w:val="clear" w:color="auto" w:fill="F2F4F3"/>
+              </w:rPr>
+              <w:t>worker/scholarships.test.ts</w:t>
+            </w:r>
+          </w:p>
+        </w:tc>
+        <w:tc>
+          <w:tcPr>
+            <w:tcW w:w="2063" w:type="dxa"/>
+            <w:tcBorders>
+              <w:top w:val="single" w:sz="4" w:space="0" w:color="C9D3D0"/>
+              <w:left w:val="single" w:sz="4" w:space="0" w:color="C9D3D0"/>
+              <w:bottom w:val="single" w:sz="4" w:space="0" w:color="C9D3D0"/>
+              <w:right w:val="single" w:sz="4" w:space="0" w:color="C9D3D0"/>
+            </w:tcBorders>
+            <w:tcMar>
+              <w:top w:w="50" w:type="dxa"/>
+              <w:left w:w="100" w:type="dxa"/>
+              <w:bottom w:w="50" w:type="dxa"/>
+              <w:right w:w="100" w:type="dxa"/>
+            </w:tcMar>
+            <w:vAlign w:val="center"/>
+          </w:tcPr>
+          <w:p>
+            <w:pPr>
+              <w:spacing w:line="252" w:lineRule="auto"/>
+            </w:pPr>
+            <w:r>
+              <w:rPr>
+                <w:sz w:val="19"/>
+                <w:szCs w:val="19"/>
+              </w:rPr>
+              <w:t>The SCHOLARSHIP_LOAN group exists in three languages; its screen lists its own five entries (R103 to R107) and cross-lists the study-abroad scholarships (R046 to R051, R108) as the same records, not copies</w:t>
+            </w:r>
+          </w:p>
+        </w:tc>
+        <w:tc>
+          <w:tcPr>
+            <w:tcW w:w="2063" w:type="dxa"/>
+            <w:tcBorders>
+              <w:top w:val="single" w:sz="4" w:space="0" w:color="C9D3D0"/>
+              <w:left w:val="single" w:sz="4" w:space="0" w:color="C9D3D0"/>
+              <w:bottom w:val="single" w:sz="4" w:space="0" w:color="C9D3D0"/>
+              <w:right w:val="single" w:sz="4" w:space="0" w:color="C9D3D0"/>
+            </w:tcBorders>
+            <w:tcMar>
+              <w:top w:w="50" w:type="dxa"/>
+              <w:left w:w="100" w:type="dxa"/>
+              <w:bottom w:w="50" w:type="dxa"/>
+              <w:right w:w="100" w:type="dxa"/>
+            </w:tcMar>
+            <w:vAlign w:val="center"/>
+          </w:tcPr>
+          <w:p>
+            <w:pPr>
+              <w:spacing w:line="252" w:lineRule="auto"/>
+            </w:pPr>
+          </w:p>
+        </w:tc>
+      </w:tr>
+      <w:tr>
+        <w:tblPrEx>
+          <w:tblCellMar>
+            <w:top w:w="0" w:type="dxa"/>
+            <w:bottom w:w="0" w:type="dxa"/>
+          </w:tblCellMar>
+        </w:tblPrEx>
+        <w:trPr>
+          <w:cantSplit/>
+        </w:trPr>
+        <w:tc>
+          <w:tcPr>
+            <w:tcW w:w="745" w:type="dxa"/>
+            <w:tcBorders>
+              <w:top w:val="single" w:sz="4" w:space="0" w:color="C9D3D0"/>
+              <w:left w:val="single" w:sz="4" w:space="0" w:color="C9D3D0"/>
+              <w:bottom w:val="single" w:sz="4" w:space="0" w:color="C9D3D0"/>
+              <w:right w:val="single" w:sz="4" w:space="0" w:color="C9D3D0"/>
+            </w:tcBorders>
+            <w:shd w:val="clear" w:color="auto" w:fill="F3F8F6"/>
+            <w:tcMar>
+              <w:top w:w="50" w:type="dxa"/>
+              <w:left w:w="100" w:type="dxa"/>
+              <w:bottom w:w="50" w:type="dxa"/>
+              <w:right w:w="100" w:type="dxa"/>
+            </w:tcMar>
+            <w:vAlign w:val="center"/>
+          </w:tcPr>
+          <w:p>
+            <w:pPr>
+              <w:spacing w:line="252" w:lineRule="auto"/>
+            </w:pPr>
+            <w:r>
+              <w:rPr>
+                <w:sz w:val="19"/>
+                <w:szCs w:val="19"/>
+              </w:rPr>
+              <w:t>TC-150</w:t>
+            </w:r>
+          </w:p>
+        </w:tc>
+        <w:tc>
+          <w:tcPr>
+            <w:tcW w:w="1650" w:type="dxa"/>
+            <w:tcBorders>
+              <w:top w:val="single" w:sz="4" w:space="0" w:color="C9D3D0"/>
+              <w:left w:val="single" w:sz="4" w:space="0" w:color="C9D3D0"/>
+              <w:bottom w:val="single" w:sz="4" w:space="0" w:color="C9D3D0"/>
+              <w:right w:val="single" w:sz="4" w:space="0" w:color="C9D3D0"/>
+            </w:tcBorders>
+            <w:shd w:val="clear" w:color="auto" w:fill="F3F8F6"/>
+            <w:tcMar>
+              <w:top w:w="50" w:type="dxa"/>
+              <w:left w:w="100" w:type="dxa"/>
+              <w:bottom w:w="50" w:type="dxa"/>
+              <w:right w:w="100" w:type="dxa"/>
+            </w:tcMar>
+            <w:vAlign w:val="center"/>
+          </w:tcPr>
+          <w:p>
+            <w:pPr>
+              <w:spacing w:line="252" w:lineRule="auto"/>
+            </w:pPr>
+            <w:r>
+              <w:rPr>
+                <w:sz w:val="19"/>
+                <w:szCs w:val="19"/>
+              </w:rPr>
+              <w:t>for_routes checked in the build (CR-015)</w:t>
+            </w:r>
+          </w:p>
+        </w:tc>
+        <w:tc>
+          <w:tcPr>
+            <w:tcW w:w="3117" w:type="dxa"/>
+            <w:tcBorders>
+              <w:top w:val="single" w:sz="4" w:space="0" w:color="C9D3D0"/>
+              <w:left w:val="single" w:sz="4" w:space="0" w:color="C9D3D0"/>
+              <w:bottom w:val="single" w:sz="4" w:space="0" w:color="C9D3D0"/>
+              <w:right w:val="single" w:sz="4" w:space="0" w:color="C9D3D0"/>
+            </w:tcBorders>
+            <w:shd w:val="clear" w:color="auto" w:fill="F3F8F6"/>
+            <w:tcMar>
+              <w:top w:w="50" w:type="dxa"/>
+              <w:left w:w="100" w:type="dxa"/>
+              <w:bottom w:w="50" w:type="dxa"/>
+              <w:right w:w="100" w:type="dxa"/>
+            </w:tcMar>
+            <w:vAlign w:val="center"/>
+          </w:tcPr>
+          <w:p>
+            <w:pPr>
+              <w:spacing w:line="252" w:lineRule="auto"/>
+            </w:pPr>
+            <w:r>
+              <w:rPr>
+                <w:rFonts w:ascii="Consolas" w:eastAsia="Consolas" w:hAnsi="Consolas" w:cs="Consolas"/>
+                <w:sz w:val="17"/>
+                <w:szCs w:val="17"/>
+                <w:shd w:val="clear" w:color="auto" w:fill="F2F4F3"/>
+              </w:rPr>
+              <w:t>worker/scholarships.test.ts</w:t>
+            </w:r>
+          </w:p>
+        </w:tc>
+        <w:tc>
+          <w:tcPr>
+            <w:tcW w:w="2063" w:type="dxa"/>
+            <w:tcBorders>
+              <w:top w:val="single" w:sz="4" w:space="0" w:color="C9D3D0"/>
+              <w:left w:val="single" w:sz="4" w:space="0" w:color="C9D3D0"/>
+              <w:bottom w:val="single" w:sz="4" w:space="0" w:color="C9D3D0"/>
+              <w:right w:val="single" w:sz="4" w:space="0" w:color="C9D3D0"/>
+            </w:tcBorders>
+            <w:shd w:val="clear" w:color="auto" w:fill="F3F8F6"/>
+            <w:tcMar>
+              <w:top w:w="50" w:type="dxa"/>
+              <w:left w:w="100" w:type="dxa"/>
+              <w:bottom w:w="50" w:type="dxa"/>
+              <w:right w:w="100" w:type="dxa"/>
+            </w:tcMar>
+            <w:vAlign w:val="center"/>
+          </w:tcPr>
+          <w:p>
+            <w:pPr>
+              <w:spacing w:line="252" w:lineRule="auto"/>
+            </w:pPr>
+            <w:r>
+              <w:rPr>
+                <w:sz w:val="19"/>
+                <w:szCs w:val="19"/>
+              </w:rPr>
+              <w:t>Unknown group, unknown or repeated id, a route paying for itself or another scheme, for_routes outside the group, and any cost on a scheme all stop the rulebook build</w:t>
+            </w:r>
+          </w:p>
+        </w:tc>
+        <w:tc>
+          <w:tcPr>
+            <w:tcW w:w="2063" w:type="dxa"/>
+            <w:tcBorders>
+              <w:top w:val="single" w:sz="4" w:space="0" w:color="C9D3D0"/>
+              <w:left w:val="single" w:sz="4" w:space="0" w:color="C9D3D0"/>
+              <w:bottom w:val="single" w:sz="4" w:space="0" w:color="C9D3D0"/>
+              <w:right w:val="single" w:sz="4" w:space="0" w:color="C9D3D0"/>
+            </w:tcBorders>
+            <w:shd w:val="clear" w:color="auto" w:fill="F3F8F6"/>
+            <w:tcMar>
+              <w:top w:w="50" w:type="dxa"/>
+              <w:left w:w="100" w:type="dxa"/>
+              <w:bottom w:w="50" w:type="dxa"/>
+              <w:right w:w="100" w:type="dxa"/>
+            </w:tcMar>
+            <w:vAlign w:val="center"/>
+          </w:tcPr>
+          <w:p>
+            <w:pPr>
+              <w:spacing w:line="252" w:lineRule="auto"/>
+            </w:pPr>
+          </w:p>
+        </w:tc>
+      </w:tr>
+      <w:tr>
+        <w:tblPrEx>
+          <w:tblCellMar>
+            <w:top w:w="0" w:type="dxa"/>
+            <w:bottom w:w="0" w:type="dxa"/>
+          </w:tblCellMar>
+        </w:tblPrEx>
+        <w:trPr>
+          <w:cantSplit/>
+        </w:trPr>
+        <w:tc>
+          <w:tcPr>
+            <w:tcW w:w="745" w:type="dxa"/>
+            <w:tcBorders>
+              <w:top w:val="single" w:sz="4" w:space="0" w:color="C9D3D0"/>
+              <w:left w:val="single" w:sz="4" w:space="0" w:color="C9D3D0"/>
+              <w:bottom w:val="single" w:sz="4" w:space="0" w:color="C9D3D0"/>
+              <w:right w:val="single" w:sz="4" w:space="0" w:color="C9D3D0"/>
+            </w:tcBorders>
+            <w:tcMar>
+              <w:top w:w="50" w:type="dxa"/>
+              <w:left w:w="100" w:type="dxa"/>
+              <w:bottom w:w="50" w:type="dxa"/>
+              <w:right w:w="100" w:type="dxa"/>
+            </w:tcMar>
+            <w:vAlign w:val="center"/>
+          </w:tcPr>
+          <w:p>
+            <w:pPr>
+              <w:spacing w:line="252" w:lineRule="auto"/>
+            </w:pPr>
+            <w:r>
+              <w:rPr>
+                <w:sz w:val="19"/>
+                <w:szCs w:val="19"/>
+              </w:rPr>
+              <w:t>TC-151</w:t>
+            </w:r>
+          </w:p>
+        </w:tc>
+        <w:tc>
+          <w:tcPr>
+            <w:tcW w:w="1650" w:type="dxa"/>
+            <w:tcBorders>
+              <w:top w:val="single" w:sz="4" w:space="0" w:color="C9D3D0"/>
+              <w:left w:val="single" w:sz="4" w:space="0" w:color="C9D3D0"/>
+              <w:bottom w:val="single" w:sz="4" w:space="0" w:color="C9D3D0"/>
+              <w:right w:val="single" w:sz="4" w:space="0" w:color="C9D3D0"/>
+            </w:tcBorders>
+            <w:tcMar>
+              <w:top w:w="50" w:type="dxa"/>
+              <w:left w:w="100" w:type="dxa"/>
+              <w:bottom w:w="50" w:type="dxa"/>
+              <w:right w:w="100" w:type="dxa"/>
+            </w:tcMar>
+            <w:vAlign w:val="center"/>
+          </w:tcPr>
+          <w:p>
+            <w:pPr>
+              <w:spacing w:line="252" w:lineRule="auto"/>
+            </w:pPr>
+            <w:r>
+              <w:rPr>
+                <w:sz w:val="19"/>
+                <w:szCs w:val="19"/>
+              </w:rPr>
+              <w:t>Ways to pay on the route page (CR-015)</w:t>
+            </w:r>
+          </w:p>
+        </w:tc>
+        <w:tc>
+          <w:tcPr>
+            <w:tcW w:w="3117" w:type="dxa"/>
+            <w:tcBorders>
+              <w:top w:val="single" w:sz="4" w:space="0" w:color="C9D3D0"/>
+              <w:left w:val="single" w:sz="4" w:space="0" w:color="C9D3D0"/>
+              <w:bottom w:val="single" w:sz="4" w:space="0" w:color="C9D3D0"/>
+              <w:right w:val="single" w:sz="4" w:space="0" w:color="C9D3D0"/>
+            </w:tcBorders>
+            <w:tcMar>
+              <w:top w:w="50" w:type="dxa"/>
+              <w:left w:w="100" w:type="dxa"/>
+              <w:bottom w:w="50" w:type="dxa"/>
+              <w:right w:w="100" w:type="dxa"/>
+            </w:tcMar>
+            <w:vAlign w:val="center"/>
+          </w:tcPr>
+          <w:p>
+            <w:pPr>
+              <w:spacing w:line="252" w:lineRule="auto"/>
+            </w:pPr>
+            <w:r>
+              <w:rPr>
+                <w:rFonts w:ascii="Consolas" w:eastAsia="Consolas" w:hAnsi="Consolas" w:cs="Consolas"/>
+                <w:sz w:val="17"/>
+                <w:szCs w:val="17"/>
+                <w:shd w:val="clear" w:color="auto" w:fill="F2F4F3"/>
+              </w:rPr>
+              <w:t>worker/scholarships.test.ts</w:t>
+            </w:r>
+          </w:p>
+        </w:tc>
+        <w:tc>
+          <w:tcPr>
+            <w:tcW w:w="2063" w:type="dxa"/>
+            <w:tcBorders>
+              <w:top w:val="single" w:sz="4" w:space="0" w:color="C9D3D0"/>
+              <w:left w:val="single" w:sz="4" w:space="0" w:color="C9D3D0"/>
+              <w:bottom w:val="single" w:sz="4" w:space="0" w:color="C9D3D0"/>
+              <w:right w:val="single" w:sz="4" w:space="0" w:color="C9D3D0"/>
+            </w:tcBorders>
+            <w:tcMar>
+              <w:top w:w="50" w:type="dxa"/>
+              <w:left w:w="100" w:type="dxa"/>
+              <w:bottom w:w="50" w:type="dxa"/>
+              <w:right w:w="100" w:type="dxa"/>
+            </w:tcMar>
+            <w:vAlign w:val="center"/>
+          </w:tcPr>
+          <w:p>
+            <w:pPr>
+              <w:spacing w:line="252" w:lineRule="auto"/>
+            </w:pPr>
+            <w:r>
+              <w:rPr>
+                <w:sz w:val="19"/>
+                <w:szCs w:val="19"/>
+              </w:rPr>
+              <w:t>The reverse link is computed in the build: a paid route lists the schemes that pay for it, a scheme lists what it pays for</w:t>
+            </w:r>
+          </w:p>
+        </w:tc>
+        <w:tc>
+          <w:tcPr>
+            <w:tcW w:w="2063" w:type="dxa"/>
+            <w:tcBorders>
+              <w:top w:val="single" w:sz="4" w:space="0" w:color="C9D3D0"/>
+              <w:left w:val="single" w:sz="4" w:space="0" w:color="C9D3D0"/>
+              <w:bottom w:val="single" w:sz="4" w:space="0" w:color="C9D3D0"/>
+              <w:right w:val="single" w:sz="4" w:space="0" w:color="C9D3D0"/>
+            </w:tcBorders>
+            <w:tcMar>
+              <w:top w:w="50" w:type="dxa"/>
+              <w:left w:w="100" w:type="dxa"/>
+              <w:bottom w:w="50" w:type="dxa"/>
+              <w:right w:w="100" w:type="dxa"/>
+            </w:tcMar>
+            <w:vAlign w:val="center"/>
+          </w:tcPr>
+          <w:p>
+            <w:pPr>
+              <w:spacing w:line="252" w:lineRule="auto"/>
+            </w:pPr>
+          </w:p>
+        </w:tc>
+      </w:tr>
+      <w:tr>
+        <w:tblPrEx>
+          <w:tblCellMar>
+            <w:top w:w="0" w:type="dxa"/>
+            <w:bottom w:w="0" w:type="dxa"/>
+          </w:tblCellMar>
+        </w:tblPrEx>
+        <w:trPr>
+          <w:cantSplit/>
+        </w:trPr>
+        <w:tc>
+          <w:tcPr>
+            <w:tcW w:w="745" w:type="dxa"/>
+            <w:tcBorders>
+              <w:top w:val="single" w:sz="4" w:space="0" w:color="C9D3D0"/>
+              <w:left w:val="single" w:sz="4" w:space="0" w:color="C9D3D0"/>
+              <w:bottom w:val="single" w:sz="4" w:space="0" w:color="C9D3D0"/>
+              <w:right w:val="single" w:sz="4" w:space="0" w:color="C9D3D0"/>
+            </w:tcBorders>
+            <w:shd w:val="clear" w:color="auto" w:fill="F3F8F6"/>
+            <w:tcMar>
+              <w:top w:w="50" w:type="dxa"/>
+              <w:left w:w="100" w:type="dxa"/>
+              <w:bottom w:w="50" w:type="dxa"/>
+              <w:right w:w="100" w:type="dxa"/>
+            </w:tcMar>
+            <w:vAlign w:val="center"/>
+          </w:tcPr>
+          <w:p>
+            <w:pPr>
+              <w:spacing w:line="252" w:lineRule="auto"/>
+            </w:pPr>
+            <w:r>
+              <w:rPr>
+                <w:sz w:val="19"/>
+                <w:szCs w:val="19"/>
+              </w:rPr>
+              <w:t>TC-152</w:t>
+            </w:r>
+          </w:p>
+        </w:tc>
+        <w:tc>
+          <w:tcPr>
+            <w:tcW w:w="1650" w:type="dxa"/>
+            <w:tcBorders>
+              <w:top w:val="single" w:sz="4" w:space="0" w:color="C9D3D0"/>
+              <w:left w:val="single" w:sz="4" w:space="0" w:color="C9D3D0"/>
+              <w:bottom w:val="single" w:sz="4" w:space="0" w:color="C9D3D0"/>
+              <w:right w:val="single" w:sz="4" w:space="0" w:color="C9D3D0"/>
+            </w:tcBorders>
+            <w:shd w:val="clear" w:color="auto" w:fill="F3F8F6"/>
+            <w:tcMar>
+              <w:top w:w="50" w:type="dxa"/>
+              <w:left w:w="100" w:type="dxa"/>
+              <w:bottom w:w="50" w:type="dxa"/>
+              <w:right w:w="100" w:type="dxa"/>
+            </w:tcMar>
+            <w:vAlign w:val="center"/>
+          </w:tcPr>
+          <w:p>
+            <w:pPr>
+              <w:spacing w:line="252" w:lineRule="auto"/>
+            </w:pPr>
+            <w:r>
+              <w:rPr>
+                <w:sz w:val="19"/>
+                <w:szCs w:val="19"/>
+              </w:rPr>
+              <w:t>No cost or "Free" on a scheme (CR-015)</w:t>
+            </w:r>
+          </w:p>
+        </w:tc>
+        <w:tc>
+          <w:tcPr>
+            <w:tcW w:w="3117" w:type="dxa"/>
+            <w:tcBorders>
+              <w:top w:val="single" w:sz="4" w:space="0" w:color="C9D3D0"/>
+              <w:left w:val="single" w:sz="4" w:space="0" w:color="C9D3D0"/>
+              <w:bottom w:val="single" w:sz="4" w:space="0" w:color="C9D3D0"/>
+              <w:right w:val="single" w:sz="4" w:space="0" w:color="C9D3D0"/>
+            </w:tcBorders>
+            <w:shd w:val="clear" w:color="auto" w:fill="F3F8F6"/>
+            <w:tcMar>
+              <w:top w:w="50" w:type="dxa"/>
+              <w:left w:w="100" w:type="dxa"/>
+              <w:bottom w:w="50" w:type="dxa"/>
+              <w:right w:w="100" w:type="dxa"/>
+            </w:tcMar>
+            <w:vAlign w:val="center"/>
+          </w:tcPr>
+          <w:p>
+            <w:pPr>
+              <w:spacing w:line="252" w:lineRule="auto"/>
+            </w:pPr>
+            <w:r>
+              <w:rPr>
+                <w:rFonts w:ascii="Consolas" w:eastAsia="Consolas" w:hAnsi="Consolas" w:cs="Consolas"/>
+                <w:sz w:val="17"/>
+                <w:szCs w:val="17"/>
+                <w:shd w:val="clear" w:color="auto" w:fill="F2F4F3"/>
+              </w:rPr>
+              <w:t>worker/scholarships.test.ts</w:t>
+            </w:r>
+          </w:p>
+        </w:tc>
+        <w:tc>
+          <w:tcPr>
+            <w:tcW w:w="2063" w:type="dxa"/>
+            <w:tcBorders>
+              <w:top w:val="single" w:sz="4" w:space="0" w:color="C9D3D0"/>
+              <w:left w:val="single" w:sz="4" w:space="0" w:color="C9D3D0"/>
+              <w:bottom w:val="single" w:sz="4" w:space="0" w:color="C9D3D0"/>
+              <w:right w:val="single" w:sz="4" w:space="0" w:color="C9D3D0"/>
+            </w:tcBorders>
+            <w:shd w:val="clear" w:color="auto" w:fill="F3F8F6"/>
+            <w:tcMar>
+              <w:top w:w="50" w:type="dxa"/>
+              <w:left w:w="100" w:type="dxa"/>
+              <w:bottom w:w="50" w:type="dxa"/>
+              <w:right w:w="100" w:type="dxa"/>
+            </w:tcMar>
+            <w:vAlign w:val="center"/>
+          </w:tcPr>
+          <w:p>
+            <w:pPr>
+              <w:spacing w:line="252" w:lineRule="auto"/>
+            </w:pPr>
+            <w:r>
+              <w:rPr>
+                <w:sz w:val="19"/>
+                <w:szCs w:val="19"/>
+              </w:rPr>
+              <w:t>A scholarship or loan never shows a cost line or "Free"; its amount is shown from its cited notes</w:t>
+            </w:r>
+          </w:p>
+        </w:tc>
+        <w:tc>
+          <w:tcPr>
+            <w:tcW w:w="2063" w:type="dxa"/>
+            <w:tcBorders>
+              <w:top w:val="single" w:sz="4" w:space="0" w:color="C9D3D0"/>
+              <w:left w:val="single" w:sz="4" w:space="0" w:color="C9D3D0"/>
+              <w:bottom w:val="single" w:sz="4" w:space="0" w:color="C9D3D0"/>
+              <w:right w:val="single" w:sz="4" w:space="0" w:color="C9D3D0"/>
+            </w:tcBorders>
+            <w:shd w:val="clear" w:color="auto" w:fill="F3F8F6"/>
+            <w:tcMar>
+              <w:top w:w="50" w:type="dxa"/>
+              <w:left w:w="100" w:type="dxa"/>
+              <w:bottom w:w="50" w:type="dxa"/>
+              <w:right w:w="100" w:type="dxa"/>
+            </w:tcMar>
+            <w:vAlign w:val="center"/>
+          </w:tcPr>
+          <w:p>
+            <w:pPr>
+              <w:spacing w:line="252" w:lineRule="auto"/>
+            </w:pPr>
+          </w:p>
+        </w:tc>
+      </w:tr>
+      <w:tr>
+        <w:tblPrEx>
+          <w:tblCellMar>
+            <w:top w:w="0" w:type="dxa"/>
+            <w:bottom w:w="0" w:type="dxa"/>
+          </w:tblCellMar>
+        </w:tblPrEx>
+        <w:trPr>
+          <w:cantSplit/>
+        </w:trPr>
+        <w:tc>
+          <w:tcPr>
+            <w:tcW w:w="745" w:type="dxa"/>
+            <w:tcBorders>
+              <w:top w:val="single" w:sz="4" w:space="0" w:color="C9D3D0"/>
+              <w:left w:val="single" w:sz="4" w:space="0" w:color="C9D3D0"/>
+              <w:bottom w:val="single" w:sz="4" w:space="0" w:color="C9D3D0"/>
+              <w:right w:val="single" w:sz="4" w:space="0" w:color="C9D3D0"/>
+            </w:tcBorders>
+            <w:tcMar>
+              <w:top w:w="50" w:type="dxa"/>
+              <w:left w:w="100" w:type="dxa"/>
+              <w:bottom w:w="50" w:type="dxa"/>
+              <w:right w:w="100" w:type="dxa"/>
+            </w:tcMar>
+            <w:vAlign w:val="center"/>
+          </w:tcPr>
+          <w:p>
+            <w:pPr>
+              <w:spacing w:line="252" w:lineRule="auto"/>
+            </w:pPr>
+            <w:r>
+              <w:rPr>
+                <w:sz w:val="19"/>
+                <w:szCs w:val="19"/>
+              </w:rPr>
+              <w:t>TC-153</w:t>
+            </w:r>
+          </w:p>
+        </w:tc>
+        <w:tc>
+          <w:tcPr>
+            <w:tcW w:w="1650" w:type="dxa"/>
+            <w:tcBorders>
+              <w:top w:val="single" w:sz="4" w:space="0" w:color="C9D3D0"/>
+              <w:left w:val="single" w:sz="4" w:space="0" w:color="C9D3D0"/>
+              <w:bottom w:val="single" w:sz="4" w:space="0" w:color="C9D3D0"/>
+              <w:right w:val="single" w:sz="4" w:space="0" w:color="C9D3D0"/>
+            </w:tcBorders>
+            <w:tcMar>
+              <w:top w:w="50" w:type="dxa"/>
+              <w:left w:w="100" w:type="dxa"/>
+              <w:bottom w:w="50" w:type="dxa"/>
+              <w:right w:w="100" w:type="dxa"/>
+            </w:tcMar>
+            <w:vAlign w:val="center"/>
+          </w:tcPr>
+          <w:p>
+            <w:pPr>
+              <w:spacing w:line="252" w:lineRule="auto"/>
+            </w:pPr>
+            <w:r>
+              <w:rPr>
+                <w:sz w:val="19"/>
+                <w:szCs w:val="19"/>
+              </w:rPr>
+              <w:t>Search finds scholarships and loans (CR-015)</w:t>
+            </w:r>
+          </w:p>
+        </w:tc>
+        <w:tc>
+          <w:tcPr>
+            <w:tcW w:w="3117" w:type="dxa"/>
+            <w:tcBorders>
+              <w:top w:val="single" w:sz="4" w:space="0" w:color="C9D3D0"/>
+              <w:left w:val="single" w:sz="4" w:space="0" w:color="C9D3D0"/>
+              <w:bottom w:val="single" w:sz="4" w:space="0" w:color="C9D3D0"/>
+              <w:right w:val="single" w:sz="4" w:space="0" w:color="C9D3D0"/>
+            </w:tcBorders>
+            <w:tcMar>
+              <w:top w:w="50" w:type="dxa"/>
+              <w:left w:w="100" w:type="dxa"/>
+              <w:bottom w:w="50" w:type="dxa"/>
+              <w:right w:w="100" w:type="dxa"/>
+            </w:tcMar>
+            <w:vAlign w:val="center"/>
+          </w:tcPr>
+          <w:p>
+            <w:pPr>
+              <w:spacing w:line="252" w:lineRule="auto"/>
+            </w:pPr>
+            <w:r>
+              <w:rPr>
+                <w:rFonts w:ascii="Consolas" w:eastAsia="Consolas" w:hAnsi="Consolas" w:cs="Consolas"/>
+                <w:sz w:val="17"/>
+                <w:szCs w:val="17"/>
+                <w:shd w:val="clear" w:color="auto" w:fill="F2F4F3"/>
+              </w:rPr>
+              <w:t>worker/scholarships.test.ts</w:t>
+            </w:r>
+            <w:r>
+              <w:rPr>
+                <w:sz w:val="19"/>
+                <w:szCs w:val="19"/>
+              </w:rPr>
+              <w:t xml:space="preserve">, </w:t>
+            </w:r>
+            <w:r>
+              <w:rPr>
+                <w:rFonts w:ascii="Consolas" w:eastAsia="Consolas" w:hAnsi="Consolas" w:cs="Consolas"/>
+                <w:sz w:val="17"/>
+                <w:szCs w:val="17"/>
+                <w:shd w:val="clear" w:color="auto" w:fill="F2F4F3"/>
+              </w:rPr>
+              <w:t>shared/search.test.ts</w:t>
+            </w:r>
+          </w:p>
+        </w:tc>
+        <w:tc>
+          <w:tcPr>
+            <w:tcW w:w="2063" w:type="dxa"/>
+            <w:tcBorders>
+              <w:top w:val="single" w:sz="4" w:space="0" w:color="C9D3D0"/>
+              <w:left w:val="single" w:sz="4" w:space="0" w:color="C9D3D0"/>
+              <w:bottom w:val="single" w:sz="4" w:space="0" w:color="C9D3D0"/>
+              <w:right w:val="single" w:sz="4" w:space="0" w:color="C9D3D0"/>
+            </w:tcBorders>
+            <w:tcMar>
+              <w:top w:w="50" w:type="dxa"/>
+              <w:left w:w="100" w:type="dxa"/>
+              <w:bottom w:w="50" w:type="dxa"/>
+              <w:right w:w="100" w:type="dxa"/>
+            </w:tcMar>
+            <w:vAlign w:val="center"/>
+          </w:tcPr>
+          <w:p>
+            <w:pPr>
+              <w:spacing w:line="252" w:lineRule="auto"/>
+            </w:pPr>
+            <w:r>
+              <w:rPr>
+                <w:sz w:val="19"/>
+                <w:szCs w:val="19"/>
+              </w:rPr>
+              <w:t>Scholarship, Mahapola, bursary, loan, IFSLS, interest free and the Sinhala and Tamil words find the schemes; Sinhala and Tamil vowel signs stay inside a word</w:t>
+            </w:r>
+          </w:p>
+        </w:tc>
+        <w:tc>
+          <w:tcPr>
+            <w:tcW w:w="2063" w:type="dxa"/>
+            <w:tcBorders>
+              <w:top w:val="single" w:sz="4" w:space="0" w:color="C9D3D0"/>
+              <w:left w:val="single" w:sz="4" w:space="0" w:color="C9D3D0"/>
+              <w:bottom w:val="single" w:sz="4" w:space="0" w:color="C9D3D0"/>
+              <w:right w:val="single" w:sz="4" w:space="0" w:color="C9D3D0"/>
+            </w:tcBorders>
+            <w:tcMar>
+              <w:top w:w="50" w:type="dxa"/>
+              <w:left w:w="100" w:type="dxa"/>
+              <w:bottom w:w="50" w:type="dxa"/>
+              <w:right w:w="100" w:type="dxa"/>
+            </w:tcMar>
+            <w:vAlign w:val="center"/>
+          </w:tcPr>
+          <w:p>
+            <w:pPr>
+              <w:spacing w:line="252" w:lineRule="auto"/>
+            </w:pPr>
+          </w:p>
+        </w:tc>
+      </w:tr>
+      <w:tr>
+        <w:tblPrEx>
+          <w:tblCellMar>
+            <w:top w:w="0" w:type="dxa"/>
+            <w:bottom w:w="0" w:type="dxa"/>
+          </w:tblCellMar>
+        </w:tblPrEx>
+        <w:trPr>
+          <w:cantSplit/>
+        </w:trPr>
+        <w:tc>
+          <w:tcPr>
+            <w:tcW w:w="745" w:type="dxa"/>
+            <w:tcBorders>
+              <w:top w:val="single" w:sz="4" w:space="0" w:color="C9D3D0"/>
+              <w:left w:val="single" w:sz="4" w:space="0" w:color="C9D3D0"/>
+              <w:bottom w:val="single" w:sz="4" w:space="0" w:color="C9D3D0"/>
+              <w:right w:val="single" w:sz="4" w:space="0" w:color="C9D3D0"/>
+            </w:tcBorders>
+            <w:shd w:val="clear" w:color="auto" w:fill="F3F8F6"/>
+            <w:tcMar>
+              <w:top w:w="50" w:type="dxa"/>
+              <w:left w:w="100" w:type="dxa"/>
+              <w:bottom w:w="50" w:type="dxa"/>
+              <w:right w:w="100" w:type="dxa"/>
+            </w:tcMar>
+            <w:vAlign w:val="center"/>
+          </w:tcPr>
+          <w:p>
+            <w:pPr>
+              <w:spacing w:line="252" w:lineRule="auto"/>
+            </w:pPr>
+            <w:r>
+              <w:rPr>
+                <w:sz w:val="19"/>
+                <w:szCs w:val="19"/>
+              </w:rPr>
+              <w:t>TC-154</w:t>
+            </w:r>
+          </w:p>
+        </w:tc>
+        <w:tc>
+          <w:tcPr>
+            <w:tcW w:w="1650" w:type="dxa"/>
+            <w:tcBorders>
+              <w:top w:val="single" w:sz="4" w:space="0" w:color="C9D3D0"/>
+              <w:left w:val="single" w:sz="4" w:space="0" w:color="C9D3D0"/>
+              <w:bottom w:val="single" w:sz="4" w:space="0" w:color="C9D3D0"/>
+              <w:right w:val="single" w:sz="4" w:space="0" w:color="C9D3D0"/>
+            </w:tcBorders>
+            <w:shd w:val="clear" w:color="auto" w:fill="F3F8F6"/>
+            <w:tcMar>
+              <w:top w:w="50" w:type="dxa"/>
+              <w:left w:w="100" w:type="dxa"/>
+              <w:bottom w:w="50" w:type="dxa"/>
+              <w:right w:w="100" w:type="dxa"/>
+            </w:tcMar>
+            <w:vAlign w:val="center"/>
+          </w:tcPr>
+          <w:p>
+            <w:pPr>
+              <w:spacing w:line="252" w:lineRule="auto"/>
+            </w:pPr>
+            <w:r>
+              <w:rPr>
+                <w:sz w:val="19"/>
+                <w:szCs w:val="19"/>
+              </w:rPr>
+              <w:t>Ask corpus includes schemes (CR-015)</w:t>
+            </w:r>
+          </w:p>
+        </w:tc>
+        <w:tc>
+          <w:tcPr>
+            <w:tcW w:w="3117" w:type="dxa"/>
+            <w:tcBorders>
+              <w:top w:val="single" w:sz="4" w:space="0" w:color="C9D3D0"/>
+              <w:left w:val="single" w:sz="4" w:space="0" w:color="C9D3D0"/>
+              <w:bottom w:val="single" w:sz="4" w:space="0" w:color="C9D3D0"/>
+              <w:right w:val="single" w:sz="4" w:space="0" w:color="C9D3D0"/>
+            </w:tcBorders>
+            <w:shd w:val="clear" w:color="auto" w:fill="F3F8F6"/>
+            <w:tcMar>
+              <w:top w:w="50" w:type="dxa"/>
+              <w:left w:w="100" w:type="dxa"/>
+              <w:bottom w:w="50" w:type="dxa"/>
+              <w:right w:w="100" w:type="dxa"/>
+            </w:tcMar>
+            <w:vAlign w:val="center"/>
+          </w:tcPr>
+          <w:p>
+            <w:pPr>
+              <w:spacing w:line="252" w:lineRule="auto"/>
+            </w:pPr>
+            <w:r>
+              <w:rPr>
+                <w:rFonts w:ascii="Consolas" w:eastAsia="Consolas" w:hAnsi="Consolas" w:cs="Consolas"/>
+                <w:sz w:val="17"/>
+                <w:szCs w:val="17"/>
+                <w:shd w:val="clear" w:color="auto" w:fill="F2F4F3"/>
+              </w:rPr>
+              <w:t>worker/scholarships.test.ts</w:t>
+            </w:r>
+          </w:p>
+        </w:tc>
+        <w:tc>
+          <w:tcPr>
+            <w:tcW w:w="2063" w:type="dxa"/>
+            <w:tcBorders>
+              <w:top w:val="single" w:sz="4" w:space="0" w:color="C9D3D0"/>
+              <w:left w:val="single" w:sz="4" w:space="0" w:color="C9D3D0"/>
+              <w:bottom w:val="single" w:sz="4" w:space="0" w:color="C9D3D0"/>
+              <w:right w:val="single" w:sz="4" w:space="0" w:color="C9D3D0"/>
+            </w:tcBorders>
+            <w:shd w:val="clear" w:color="auto" w:fill="F3F8F6"/>
+            <w:tcMar>
+              <w:top w:w="50" w:type="dxa"/>
+              <w:left w:w="100" w:type="dxa"/>
+              <w:bottom w:w="50" w:type="dxa"/>
+              <w:right w:w="100" w:type="dxa"/>
+            </w:tcMar>
+            <w:vAlign w:val="center"/>
+          </w:tcPr>
+          <w:p>
+            <w:pPr>
+              <w:spacing w:line="252" w:lineRule="auto"/>
+            </w:pPr>
+            <w:r>
+              <w:rPr>
+                <w:sz w:val="19"/>
+                <w:szCs w:val="19"/>
+              </w:rPr>
+              <w:t>A scheme passage carries its notes and what it pays for; a paid route passage carries its ways to pay</w:t>
+            </w:r>
+          </w:p>
+        </w:tc>
+        <w:tc>
+          <w:tcPr>
+            <w:tcW w:w="2063" w:type="dxa"/>
             <w:tcBorders>
               <w:top w:val="single" w:sz="4" w:space="0" w:color="C9D3D0"/>
               <w:left w:val="single" w:sz="4" w:space="0" w:color="C9D3D0"/>
@@ -21121,7 +22205,7 @@
         <w:keepLines/>
         <w:pageBreakBefore/>
       </w:pPr>
-      <w:bookmarkStart w:id="22" w:name="_Toc243672215"/>
+      <w:bookmarkStart w:id="22" w:name="_Toc243678816"/>
       <w:r>
         <w:lastRenderedPageBreak/>
         <w:t>7 Security tests</w:t>
@@ -21133,7 +22217,7 @@
         <w:pStyle w:val="Caption"/>
         <w:keepNext/>
       </w:pPr>
-      <w:bookmarkStart w:id="23" w:name="_Toc243672228"/>
+      <w:bookmarkStart w:id="23" w:name="_Toc243678829"/>
       <w:r>
         <w:t xml:space="preserve">Table </w:t>
       </w:r>
@@ -23666,10 +24750,10 @@
         <w:t>Security audit run-1 (15 October 2026).</w:t>
       </w:r>
       <w:r>
-        <w:t xml:space="preserve"> The Cloudflare security-audit skill (37 agents, report kept outside the public repository) produced 0 confirmed findings, 17 leads needing validation and 1 rejected lead. Every lead except </w:t>
+        <w:t xml:space="preserve"> The Cloudflare security-audit skill (37 agents, report kept outside the public repository) produced 0 confirmed findings, 17 leads needing validation and 1 rejected lead. Every lead except lead 9 (accepted risk: the log-in limit stays per username because school laboratories share an address; a Turnstile </w:t>
       </w:r>
       <w:r>
-        <w:t>lead 9 (accepted risk: the log-in limit stays per username because school laboratories share an address; a Turnstile human check is planned) was fixed on 15 October 2026. The method, each lead, its fix and its test are listed in the ZP-DOC-08 Test Summary Report.</w:t>
+        <w:t>human check is planned) was fixed on 15 October 2026. The method, each lead, its fix and its test are listed in the ZP-DOC-08 Test Summary Report.</w:t>
       </w:r>
     </w:p>
     <w:p>
@@ -23679,7 +24763,7 @@
         <w:keepLines/>
         <w:pageBreakBefore/>
       </w:pPr>
-      <w:bookmarkStart w:id="24" w:name="_Toc243672216"/>
+      <w:bookmarkStart w:id="24" w:name="_Toc243678817"/>
       <w:r>
         <w:lastRenderedPageBreak/>
         <w:t>8 Results summary</w:t>
@@ -23711,7 +24795,7 @@
         <w:pStyle w:val="Caption"/>
         <w:keepNext/>
       </w:pPr>
-      <w:bookmarkStart w:id="25" w:name="_Toc243672229"/>
+      <w:bookmarkStart w:id="25" w:name="_Toc243678830"/>
       <w:r>
         <w:t xml:space="preserve">Table </w:t>
       </w:r>
@@ -24504,7 +25588,7 @@
         <w:t>(15 October, after the hardening of CR-010), 536 (21 October, after VR3 and the desktop side menu, TC-139), 539 (23 October, after VR4, TC-140), 543 (23 October, after CR-011, TC-141), 547 (23 October, after CR-012, TC-142), 549 (23 October, CR-012 revised to guides), 553 (23 October, other paths refreshed, TC-143), 554 (23 October, unknown cost never "Free"), 560 (23 October, other paths expanded, TC-144), 564 (23 October, real costs with their basis, TC-145), 570 (23 October, search inside other paths, TC</w:t>
       </w:r>
       <w:r>
-        <w:t>-146), 577 (23 October, CR-013 career-first mode, TC-147), 582 (23 October, CR-014 groups for other paths, TC-148, MIG-030).</w:t>
+        <w:t>-146), 577 (23 October, CR-013 career-first mode, TC-147), 582 (23 October, CR-014 groups for other paths, TC-148, MIG-030), 604 (23 October, CR-015 scholarships and loans, TC-149 to TC-154).</w:t>
       </w:r>
     </w:p>
     <w:p>
@@ -24512,7 +25596,7 @@
         <w:pStyle w:val="Caption"/>
         <w:keepNext/>
       </w:pPr>
-      <w:bookmarkStart w:id="26" w:name="_Toc243672230"/>
+      <w:bookmarkStart w:id="26" w:name="_Toc243678831"/>
       <w:r>
         <w:t xml:space="preserve">Table </w:t>
       </w:r>
@@ -24981,6 +26065,7 @@
                 <w:sz w:val="19"/>
                 <w:szCs w:val="19"/>
               </w:rPr>
+              <w:lastRenderedPageBreak/>
               <w:t>Live check, versions dd209eea, 709586ee and 209a0c04 (desktop layout)</w:t>
             </w:r>
           </w:p>
@@ -25027,7 +26112,7 @@
         <w:pStyle w:val="Caption"/>
         <w:keepNext/>
       </w:pPr>
-      <w:bookmarkStart w:id="27" w:name="_Toc243672231"/>
+      <w:bookmarkStart w:id="27" w:name="_Toc243678832"/>
       <w:r>
         <w:t xml:space="preserve">Table </w:t>
       </w:r>
@@ -25601,7 +26686,7 @@
         <w:keepLines/>
         <w:pageBreakBefore/>
       </w:pPr>
-      <w:bookmarkStart w:id="28" w:name="_Toc243672217"/>
+      <w:bookmarkStart w:id="28" w:name="_Toc243678818"/>
       <w:r>
         <w:lastRenderedPageBreak/>
         <w:t>9 Defects found and fixed</w:t>
@@ -25613,7 +26698,7 @@
         <w:pStyle w:val="Caption"/>
         <w:keepNext/>
       </w:pPr>
-      <w:bookmarkStart w:id="29" w:name="_Toc243672232"/>
+      <w:bookmarkStart w:id="29" w:name="_Toc243678833"/>
       <w:r>
         <w:t xml:space="preserve">Table </w:t>
       </w:r>
@@ -26771,7 +27856,7 @@
         <w:keepLines/>
         <w:pageBreakBefore/>
       </w:pPr>
-      <w:bookmarkStart w:id="30" w:name="_Toc243672218"/>
+      <w:bookmarkStart w:id="30" w:name="_Toc243678819"/>
       <w:r>
         <w:lastRenderedPageBreak/>
         <w:t>10 Known gaps and risks</w:t>
@@ -26783,7 +27868,7 @@
         <w:pStyle w:val="Caption"/>
         <w:keepNext/>
       </w:pPr>
-      <w:bookmarkStart w:id="31" w:name="_Toc243672233"/>
+      <w:bookmarkStart w:id="31" w:name="_Toc243678834"/>
       <w:r>
         <w:t xml:space="preserve">Table </w:t>
       </w:r>
@@ -28048,7 +29133,7 @@
         <w:keepLines/>
         <w:pageBreakBefore/>
       </w:pPr>
-      <w:bookmarkStart w:id="32" w:name="_Toc243672219"/>
+      <w:bookmarkStart w:id="32" w:name="_Toc243678820"/>
       <w:r>
         <w:lastRenderedPageBreak/>
         <w:t>11 Traceability</w:t>
@@ -28068,7 +29153,7 @@
         <w:pStyle w:val="Caption"/>
         <w:keepNext/>
       </w:pPr>
-      <w:bookmarkStart w:id="33" w:name="_Toc243672234"/>
+      <w:bookmarkStart w:id="33" w:name="_Toc243678835"/>
       <w:r>
         <w:t xml:space="preserve">Table </w:t>
       </w:r>
@@ -29937,7 +31022,7 @@
         <w:keepLines/>
         <w:pageBreakBefore/>
       </w:pPr>
-      <w:bookmarkStart w:id="34" w:name="_Toc243672220"/>
+      <w:bookmarkStart w:id="34" w:name="_Toc243678821"/>
       <w:r>
         <w:lastRenderedPageBreak/>
         <w:t>Appendix A: Glossary</w:t>
@@ -29949,7 +31034,7 @@
         <w:pStyle w:val="Caption"/>
         <w:keepNext/>
       </w:pPr>
-      <w:bookmarkStart w:id="35" w:name="_Toc243672235"/>
+      <w:bookmarkStart w:id="35" w:name="_Toc243678836"/>
       <w:r>
         <w:t xml:space="preserve">Table </w:t>
       </w:r>
@@ -30970,7 +32055,7 @@
         <w:keepLines/>
         <w:pageBreakBefore/>
       </w:pPr>
-      <w:bookmarkStart w:id="36" w:name="_Toc243672221"/>
+      <w:bookmarkStart w:id="36" w:name="_Toc243678822"/>
       <w:r>
         <w:lastRenderedPageBreak/>
         <w:t>Appendix B: References</w:t>
@@ -30982,7 +32067,7 @@
         <w:pStyle w:val="Caption"/>
         <w:keepNext/>
       </w:pPr>
-      <w:bookmarkStart w:id="37" w:name="_Toc243672236"/>
+      <w:bookmarkStart w:id="37" w:name="_Toc243678837"/>
       <w:r>
         <w:t xml:space="preserve">Table </w:t>
       </w:r>
@@ -31899,10 +32984,10 @@
 <file path=word/numbering.xml><?xml version="1.0" encoding="utf-8"?>
 <w:numbering xmlns:wpc="http://schemas.microsoft.com/office/word/2010/wordprocessingCanvas" xmlns:cx="http://schemas.microsoft.com/office/drawing/2014/chartex" xmlns:cx1="http://schemas.microsoft.com/office/drawing/2015/9/8/chartex" xmlns:cx2="http://schemas.microsoft.com/office/drawing/2015/10/21/chartex" xmlns:cx3="http://schemas.microsoft.com/office/drawing/2016/5/9/chartex" xmlns:cx4="http://schemas.microsoft.com/office/drawing/2016/5/10/chartex" xmlns:cx5="http://schemas.microsoft.com/office/drawing/2016/5/11/chartex" xmlns:cx6="http://schemas.microsoft.com/office/drawing/2016/5/12/chartex" xmlns:cx7="http://schemas.microsoft.com/office/drawing/2016/5/13/chartex" xmlns:cx8="http://schemas.microsoft.com/office/drawing/2016/5/14/chartex" xmlns:mc="http://schemas.openxmlformats.org/markup-compatibility/2006" xmlns:aink="http://schemas.microsoft.com/office/drawing/2016/ink" xmlns:am3d="http://schemas.microsoft.com/office/drawing/2017/model3d" xmlns:o="urn:schemas-microsoft-com:office:office" xmlns:oel="http://schemas.microsoft.com/office/2019/extlst" xmlns:r="http://schemas.openxmlformats.org/officeDocument/2006/relationships" xmlns:m="http://schemas.openxmlformats.org/officeDocument/2006/math" xmlns:v="urn:schemas-microsoft-com:vml" xmlns:wp14="http://schemas.microsoft.com/office/word/2010/wordprocessingDrawing" xmlns:wp="http://schemas.openxmlformats.org/drawingml/2006/wordprocessingDrawing" xmlns:w10="urn:schemas-microsoft-com:office:word" xmlns:w="http://schemas.openxmlformats.org/wordprocessingml/2006/main" xmlns:w14="http://schemas.microsoft.com/office/word/2010/wordml" xmlns:w15="http://schemas.microsoft.com/office/word/2012/wordml" xmlns:w16cex="http://schemas.microsoft.com/office/word/2018/wordml/cex" xmlns:w16cid="http://schemas.microsoft.com/office/word/2016/wordml/cid" xmlns:w16="http://schemas.microsoft.com/office/word/2018/wordml" xmlns:w16du="http://schemas.microsoft.com/office/word/2023/wordml/word16du" xmlns:w16sdtdh="http://schemas.microsoft.com/office/word/2020/wordml/sdtdatahash" xmlns:w16sdtfl="http://schemas.microsoft.com/office/word/2024/wordml/sdtformatlock" xmlns:w16se="http://schemas.microsoft.com/office/word/2015/wordml/symex" xmlns:wpg="http://schemas.microsoft.com/office/word/2010/wordprocessingGroup" xmlns:wpi="http://schemas.microsoft.com/office/word/2010/wordprocessingInk" xmlns:wne="http://schemas.microsoft.com/office/word/2006/wordml" xmlns:wps="http://schemas.microsoft.com/office/word/2010/wordprocessingShape" mc:Ignorable="w14 w15 w16se w16cid w16 w16cex w16sdtdh w16sdtfl w16du wp14">
   <w:abstractNum w:abstractNumId="0" w15:restartNumberingAfterBreak="0">
-    <w:nsid w:val="21627727"/>
+    <w:nsid w:val="520143D2"/>
     <w:multiLevelType w:val="hybridMultilevel"/>
-    <w:tmpl w:val="DA6CF186"/>
-    <w:lvl w:ilvl="0" w:tplc="3C363D50">
+    <w:tmpl w:val="4788B1A8"/>
+    <w:lvl w:ilvl="0" w:tplc="214EEDAA">
       <w:start w:val="1"/>
       <w:numFmt w:val="decimal"/>
       <w:lvlText w:val="%1."/>
@@ -31911,7 +32996,7 @@
         <w:ind w:left="720" w:hanging="360"/>
       </w:pPr>
     </w:lvl>
-    <w:lvl w:ilvl="1" w:tplc="8D7660A6" w:tentative="1">
+    <w:lvl w:ilvl="1" w:tplc="57E690F0" w:tentative="1">
       <w:start w:val="1"/>
       <w:numFmt w:val="lowerLetter"/>
       <w:lvlText w:val="%2."/>
@@ -31920,7 +33005,7 @@
         <w:ind w:left="1080" w:hanging="360"/>
       </w:pPr>
     </w:lvl>
-    <w:lvl w:ilvl="2" w:tplc="2CAC33D0" w:tentative="1">
+    <w:lvl w:ilvl="2" w:tplc="B5F86878" w:tentative="1">
       <w:start w:val="1"/>
       <w:numFmt w:val="lowerRoman"/>
       <w:lvlText w:val="%3."/>
@@ -31929,42 +33014,42 @@
         <w:ind w:left="1440" w:hanging="360"/>
       </w:pPr>
     </w:lvl>
-    <w:lvl w:ilvl="3" w:tplc="2D18656A">
+    <w:lvl w:ilvl="3" w:tplc="495CC314">
       <w:numFmt w:val="decimal"/>
       <w:lvlText w:val=""/>
       <w:lvlJc w:val="left"/>
     </w:lvl>
-    <w:lvl w:ilvl="4" w:tplc="31E21C48">
+    <w:lvl w:ilvl="4" w:tplc="613EF02C">
       <w:numFmt w:val="decimal"/>
       <w:lvlText w:val=""/>
       <w:lvlJc w:val="left"/>
     </w:lvl>
-    <w:lvl w:ilvl="5" w:tplc="43384758">
+    <w:lvl w:ilvl="5" w:tplc="8EE43D2C">
       <w:numFmt w:val="decimal"/>
       <w:lvlText w:val=""/>
       <w:lvlJc w:val="left"/>
     </w:lvl>
-    <w:lvl w:ilvl="6" w:tplc="5F80344E">
+    <w:lvl w:ilvl="6" w:tplc="4A4820F8">
       <w:numFmt w:val="decimal"/>
       <w:lvlText w:val=""/>
       <w:lvlJc w:val="left"/>
     </w:lvl>
-    <w:lvl w:ilvl="7" w:tplc="FE00D2DA">
+    <w:lvl w:ilvl="7" w:tplc="0FC4510A">
       <w:numFmt w:val="decimal"/>
       <w:lvlText w:val=""/>
       <w:lvlJc w:val="left"/>
     </w:lvl>
-    <w:lvl w:ilvl="8" w:tplc="88ACC920">
+    <w:lvl w:ilvl="8" w:tplc="6B1211FE">
       <w:numFmt w:val="decimal"/>
       <w:lvlText w:val=""/>
       <w:lvlJc w:val="left"/>
     </w:lvl>
   </w:abstractNum>
   <w:abstractNum w:abstractNumId="1" w15:restartNumberingAfterBreak="0">
-    <w:nsid w:val="4F99677C"/>
+    <w:nsid w:val="5A582BA2"/>
     <w:multiLevelType w:val="hybridMultilevel"/>
-    <w:tmpl w:val="B0600306"/>
-    <w:lvl w:ilvl="0" w:tplc="521692BE" w:tentative="1">
+    <w:tmpl w:val="44B68ACA"/>
+    <w:lvl w:ilvl="0" w:tplc="CF76702E" w:tentative="1">
       <w:start w:val="1"/>
       <w:numFmt w:val="bullet"/>
       <w:lvlText w:val="•"/>
@@ -31973,7 +33058,7 @@
         <w:ind w:left="720" w:hanging="280"/>
       </w:pPr>
     </w:lvl>
-    <w:lvl w:ilvl="1" w:tplc="2FF42AFC" w:tentative="1">
+    <w:lvl w:ilvl="1" w:tplc="FF782854" w:tentative="1">
       <w:start w:val="1"/>
       <w:numFmt w:val="bullet"/>
       <w:lvlText w:val="–"/>
@@ -31982,7 +33067,7 @@
         <w:ind w:left="1080" w:hanging="280"/>
       </w:pPr>
     </w:lvl>
-    <w:lvl w:ilvl="2" w:tplc="6870F532" w:tentative="1">
+    <w:lvl w:ilvl="2" w:tplc="7CBEE5C4" w:tentative="1">
       <w:start w:val="1"/>
       <w:numFmt w:val="bullet"/>
       <w:lvlText w:val="▪"/>
@@ -31991,42 +33076,42 @@
         <w:ind w:left="1440" w:hanging="280"/>
       </w:pPr>
     </w:lvl>
-    <w:lvl w:ilvl="3" w:tplc="1062DE0C">
+    <w:lvl w:ilvl="3" w:tplc="34E6CC88">
       <w:numFmt w:val="decimal"/>
       <w:lvlText w:val=""/>
       <w:lvlJc w:val="left"/>
     </w:lvl>
-    <w:lvl w:ilvl="4" w:tplc="EF341F4C">
+    <w:lvl w:ilvl="4" w:tplc="1AFE000A">
       <w:numFmt w:val="decimal"/>
       <w:lvlText w:val=""/>
       <w:lvlJc w:val="left"/>
     </w:lvl>
-    <w:lvl w:ilvl="5" w:tplc="0F1A970A">
+    <w:lvl w:ilvl="5" w:tplc="F64E9938">
       <w:numFmt w:val="decimal"/>
       <w:lvlText w:val=""/>
       <w:lvlJc w:val="left"/>
     </w:lvl>
-    <w:lvl w:ilvl="6" w:tplc="CA6A036C">
+    <w:lvl w:ilvl="6" w:tplc="A0EE42C2">
       <w:numFmt w:val="decimal"/>
       <w:lvlText w:val=""/>
       <w:lvlJc w:val="left"/>
     </w:lvl>
-    <w:lvl w:ilvl="7" w:tplc="906AAE20">
+    <w:lvl w:ilvl="7" w:tplc="945619FA">
       <w:numFmt w:val="decimal"/>
       <w:lvlText w:val=""/>
       <w:lvlJc w:val="left"/>
     </w:lvl>
-    <w:lvl w:ilvl="8" w:tplc="70944528">
+    <w:lvl w:ilvl="8" w:tplc="D1DEAF0C">
       <w:numFmt w:val="decimal"/>
       <w:lvlText w:val=""/>
       <w:lvlJc w:val="left"/>
     </w:lvl>
   </w:abstractNum>
   <w:abstractNum w:abstractNumId="2" w15:restartNumberingAfterBreak="0">
-    <w:nsid w:val="7C5D5435"/>
+    <w:nsid w:val="78BC0E42"/>
     <w:multiLevelType w:val="hybridMultilevel"/>
-    <w:tmpl w:val="D75462BE"/>
-    <w:lvl w:ilvl="0" w:tplc="A81236F0" w:tentative="1">
+    <w:tmpl w:val="91A87660"/>
+    <w:lvl w:ilvl="0" w:tplc="DC50874E" w:tentative="1">
       <w:start w:val="1"/>
       <w:numFmt w:val="bullet"/>
       <w:lvlText w:val="●"/>
@@ -32035,7 +33120,7 @@
         <w:ind w:left="720" w:hanging="360"/>
       </w:pPr>
     </w:lvl>
-    <w:lvl w:ilvl="1" w:tplc="18CCCC08" w:tentative="1">
+    <w:lvl w:ilvl="1" w:tplc="22243848" w:tentative="1">
       <w:start w:val="1"/>
       <w:numFmt w:val="bullet"/>
       <w:lvlText w:val="○"/>
@@ -32044,7 +33129,7 @@
         <w:ind w:left="1440" w:hanging="360"/>
       </w:pPr>
     </w:lvl>
-    <w:lvl w:ilvl="2" w:tplc="D624C2E6" w:tentative="1">
+    <w:lvl w:ilvl="2" w:tplc="6B52BDA6" w:tentative="1">
       <w:start w:val="1"/>
       <w:numFmt w:val="bullet"/>
       <w:lvlText w:val="■"/>
@@ -32053,7 +33138,7 @@
         <w:ind w:left="2160" w:hanging="360"/>
       </w:pPr>
     </w:lvl>
-    <w:lvl w:ilvl="3" w:tplc="8954FAE8" w:tentative="1">
+    <w:lvl w:ilvl="3" w:tplc="FCFA8610" w:tentative="1">
       <w:start w:val="1"/>
       <w:numFmt w:val="bullet"/>
       <w:lvlText w:val="●"/>
@@ -32062,7 +33147,7 @@
         <w:ind w:left="2880" w:hanging="360"/>
       </w:pPr>
     </w:lvl>
-    <w:lvl w:ilvl="4" w:tplc="5A5E3C00" w:tentative="1">
+    <w:lvl w:ilvl="4" w:tplc="87EE2DF6" w:tentative="1">
       <w:start w:val="1"/>
       <w:numFmt w:val="bullet"/>
       <w:lvlText w:val="○"/>
@@ -32071,7 +33156,7 @@
         <w:ind w:left="3600" w:hanging="360"/>
       </w:pPr>
     </w:lvl>
-    <w:lvl w:ilvl="5" w:tplc="3A808FB2" w:tentative="1">
+    <w:lvl w:ilvl="5" w:tplc="C6180894" w:tentative="1">
       <w:start w:val="1"/>
       <w:numFmt w:val="bullet"/>
       <w:lvlText w:val="■"/>
@@ -32080,7 +33165,7 @@
         <w:ind w:left="4320" w:hanging="360"/>
       </w:pPr>
     </w:lvl>
-    <w:lvl w:ilvl="6" w:tplc="1FA6AA40" w:tentative="1">
+    <w:lvl w:ilvl="6" w:tplc="4EF6B1B4" w:tentative="1">
       <w:start w:val="1"/>
       <w:numFmt w:val="bullet"/>
       <w:lvlText w:val="●"/>
@@ -32089,7 +33174,7 @@
         <w:ind w:left="5040" w:hanging="360"/>
       </w:pPr>
     </w:lvl>
-    <w:lvl w:ilvl="7" w:tplc="C3A08100" w:tentative="1">
+    <w:lvl w:ilvl="7" w:tplc="C8B8E1BC" w:tentative="1">
       <w:start w:val="1"/>
       <w:numFmt w:val="bullet"/>
       <w:lvlText w:val="●"/>
@@ -32098,7 +33183,7 @@
         <w:ind w:left="5760" w:hanging="360"/>
       </w:pPr>
     </w:lvl>
-    <w:lvl w:ilvl="8" w:tplc="4230AB88" w:tentative="1">
+    <w:lvl w:ilvl="8" w:tplc="A8A8C7A0" w:tentative="1">
       <w:start w:val="1"/>
       <w:numFmt w:val="bullet"/>
       <w:lvlText w:val="●"/>
@@ -32108,13 +33193,13 @@
       </w:pPr>
     </w:lvl>
   </w:abstractNum>
-  <w:num w:numId="1" w16cid:durableId="652759556">
+  <w:num w:numId="1" w16cid:durableId="121847475">
     <w:abstractNumId w:val="2"/>
     <w:lvlOverride w:ilvl="0">
       <w:startOverride w:val="1"/>
     </w:lvlOverride>
   </w:num>
-  <w:num w:numId="2" w16cid:durableId="606667001">
+  <w:num w:numId="2" w16cid:durableId="237177278">
     <w:abstractNumId w:val="0"/>
     <w:lvlOverride w:ilvl="0">
       <w:startOverride w:val="1"/>
@@ -32819,7 +33904,7 @@
     <w:autoRedefine/>
     <w:uiPriority w:val="39"/>
     <w:unhideWhenUsed/>
-    <w:rsid w:val="009179E7"/>
+    <w:rsid w:val="009F71EC"/>
     <w:pPr>
       <w:spacing w:after="100"/>
     </w:pPr>
@@ -32831,7 +33916,7 @@
     <w:autoRedefine/>
     <w:uiPriority w:val="39"/>
     <w:unhideWhenUsed/>
-    <w:rsid w:val="009179E7"/>
+    <w:rsid w:val="009F71EC"/>
     <w:pPr>
       <w:spacing w:after="100"/>
       <w:ind w:left="210"/>
@@ -32843,7 +33928,7 @@
     <w:next w:val="Normal"/>
     <w:uiPriority w:val="99"/>
     <w:unhideWhenUsed/>
-    <w:rsid w:val="009179E7"/>
+    <w:rsid w:val="009F71EC"/>
   </w:style>
 </w:styles>
 </file>
